--- a/legend-dynamics/western/Trails_of_Blood_Dust_Players_Guide.docx
+++ b/legend-dynamics/western/Trails_of_Blood_Dust_Players_Guide.docx
@@ -3863,6 +3863,46 @@
         <w:t xml:space="preserve">Anyone can owe allegiance to one of the setting’s powers. It’s a benefit paired with a burden; the burden works like a complication and earns Grit when it causes you a real problem.</w:t>
       </w:r>
     </w:p>
+    <w:p>
+      <w:pPr>
+        <w:pStyle w:val="BodyText"/>
+      </w:pPr>
+      <w:r>
+        <w:t xml:space="preserve">The GM can add others met in play (the creator’s GM view has a</w:t>
+      </w:r>
+      <w:r>
+        <w:t xml:space="preserve"> </w:t>
+      </w:r>
+      <w:r>
+        <w:rPr>
+          <w:bCs/>
+          <w:b/>
+        </w:rPr>
+        <w:t xml:space="preserve">Campaign allegiances</w:t>
+      </w:r>
+      <w:r>
+        <w:t xml:space="preserve"> </w:t>
+      </w:r>
+      <w:r>
+        <w:t xml:space="preserve">list), and a player can write one with the GM: choose</w:t>
+      </w:r>
+      <w:r>
+        <w:t xml:space="preserve"> </w:t>
+      </w:r>
+      <w:r>
+        <w:rPr>
+          <w:iCs/>
+          <w:i/>
+        </w:rPr>
+        <w:t xml:space="preserve">Another allegiance</w:t>
+      </w:r>
+      <w:r>
+        <w:t xml:space="preserve"> </w:t>
+      </w:r>
+      <w:r>
+        <w:t xml:space="preserve">and give it a name, a benefit and a burden.</w:t>
+      </w:r>
+    </w:p>
     <w:tbl>
       <w:tblPr>
         <w:tblStyle w:val="Table"/>
@@ -4034,6 +4074,198 @@
                 <w:sz w:val="19"/>
               </w:rPr>
               <w:t xml:space="preserve">Duty: the baron’s range wars become your fights.</w:t>
+            </w:r>
+          </w:p>
+        </w:tc>
+      </w:tr>
+      <w:tr>
+        <w:tc>
+          <w:tcPr/>
+          <w:p>
+            <w:pPr>
+              <w:pStyle w:val="Compact"/>
+              <w:jc w:val="left"/>
+            </w:pPr>
+            <w:r>
+              <w:rPr>
+                <w:b/>
+                <w:sz w:val="19"/>
+              </w:rPr>
+              <w:t xml:space="preserve">The U.S. Marshals</w:t>
+            </w:r>
+          </w:p>
+        </w:tc>
+        <w:tc>
+          <w:tcPr/>
+          <w:p>
+            <w:pPr>
+              <w:pStyle w:val="Compact"/>
+              <w:jc w:val="left"/>
+            </w:pPr>
+            <w:r>
+              <w:rPr>
+                <w:sz w:val="19"/>
+              </w:rPr>
+              <w:t xml:space="preserve">Once per job, a federal warrant, a posse sworn in on the spot, or a telegram to the district marshal.</w:t>
+            </w:r>
+          </w:p>
+        </w:tc>
+        <w:tc>
+          <w:tcPr/>
+          <w:p>
+            <w:pPr>
+              <w:pStyle w:val="Compact"/>
+              <w:jc w:val="left"/>
+            </w:pPr>
+            <w:r>
+              <w:rPr>
+                <w:sz w:val="19"/>
+              </w:rPr>
+              <w:t xml:space="preserve">Duty: the marshal sends you after federal fugitives, and the men you’ve jailed have friends.</w:t>
+            </w:r>
+          </w:p>
+        </w:tc>
+      </w:tr>
+      <w:tr>
+        <w:tc>
+          <w:tcPr/>
+          <w:p>
+            <w:pPr>
+              <w:pStyle w:val="Compact"/>
+              <w:jc w:val="left"/>
+            </w:pPr>
+            <w:r>
+              <w:rPr>
+                <w:b/>
+                <w:sz w:val="19"/>
+              </w:rPr>
+              <w:t xml:space="preserve">A County Sheriff’s Office</w:t>
+            </w:r>
+          </w:p>
+        </w:tc>
+        <w:tc>
+          <w:tcPr/>
+          <w:p>
+            <w:pPr>
+              <w:pStyle w:val="Compact"/>
+              <w:jc w:val="left"/>
+            </w:pPr>
+            <w:r>
+              <w:rPr>
+                <w:sz w:val="19"/>
+              </w:rPr>
+              <w:t xml:space="preserve">Once per job, a deputy’s help, the county jail, or the county records and wanted posters.</w:t>
+            </w:r>
+          </w:p>
+        </w:tc>
+        <w:tc>
+          <w:tcPr/>
+          <w:p>
+            <w:pPr>
+              <w:pStyle w:val="Compact"/>
+              <w:jc w:val="left"/>
+            </w:pPr>
+            <w:r>
+              <w:rPr>
+                <w:sz w:val="19"/>
+              </w:rPr>
+              <w:t xml:space="preserve">Duty: the sheriff calls on you, and the county’s feuds and elections become yours.</w:t>
+            </w:r>
+          </w:p>
+        </w:tc>
+      </w:tr>
+      <w:tr>
+        <w:tc>
+          <w:tcPr/>
+          <w:p>
+            <w:pPr>
+              <w:pStyle w:val="Compact"/>
+              <w:jc w:val="left"/>
+            </w:pPr>
+            <w:r>
+              <w:rPr>
+                <w:b/>
+                <w:sz w:val="19"/>
+              </w:rPr>
+              <w:t xml:space="preserve">A City Police Department</w:t>
+            </w:r>
+          </w:p>
+        </w:tc>
+        <w:tc>
+          <w:tcPr/>
+          <w:p>
+            <w:pPr>
+              <w:pStyle w:val="Compact"/>
+              <w:jc w:val="left"/>
+            </w:pPr>
+            <w:r>
+              <w:rPr>
+                <w:sz w:val="19"/>
+              </w:rPr>
+              <w:t xml:space="preserve">Once per job, a patrolman’s help, a night in the cells for someone, or the station’s files.</w:t>
+            </w:r>
+          </w:p>
+        </w:tc>
+        <w:tc>
+          <w:tcPr/>
+          <w:p>
+            <w:pPr>
+              <w:pStyle w:val="Compact"/>
+              <w:jc w:val="left"/>
+            </w:pPr>
+            <w:r>
+              <w:rPr>
+                <w:sz w:val="19"/>
+              </w:rPr>
+              <w:t xml:space="preserve">Duty: the captain gives the orders, and the department’s graft follows you.</w:t>
+            </w:r>
+          </w:p>
+        </w:tc>
+      </w:tr>
+      <w:tr>
+        <w:tc>
+          <w:tcPr/>
+          <w:p>
+            <w:pPr>
+              <w:pStyle w:val="Compact"/>
+              <w:jc w:val="left"/>
+            </w:pPr>
+            <w:r>
+              <w:rPr>
+                <w:b/>
+                <w:sz w:val="19"/>
+              </w:rPr>
+              <w:t xml:space="preserve">The Pinkerton National Detective Agency</w:t>
+            </w:r>
+          </w:p>
+        </w:tc>
+        <w:tc>
+          <w:tcPr/>
+          <w:p>
+            <w:pPr>
+              <w:pStyle w:val="Compact"/>
+              <w:jc w:val="left"/>
+            </w:pPr>
+            <w:r>
+              <w:rPr>
+                <w:sz w:val="19"/>
+              </w:rPr>
+              <w:t xml:space="preserve">Once per job, an agency file on someone, an operative’s help, or a client’s money for the work.</w:t>
+            </w:r>
+          </w:p>
+        </w:tc>
+        <w:tc>
+          <w:tcPr/>
+          <w:p>
+            <w:pPr>
+              <w:pStyle w:val="Compact"/>
+              <w:jc w:val="left"/>
+            </w:pPr>
+            <w:r>
+              <w:rPr>
+                <w:sz w:val="19"/>
+              </w:rPr>
+              <w:t xml:space="preserve">Duty: the client comes first, even a railroad or a mine owner breaking a strike, and working folk hate the name.</w:t>
             </w:r>
           </w:p>
         </w:tc>

--- a/legend-dynamics/western/Trails_of_Blood_Dust_Players_Guide.docx
+++ b/legend-dynamics/western/Trails_of_Blood_Dust_Players_Guide.docx
@@ -4122,6 +4122,54 @@
                 <w:sz w:val="19"/>
               </w:rPr>
               <w:t xml:space="preserve">Duty: the marshal sends you after federal fugitives, and the men you’ve jailed have friends.</w:t>
+            </w:r>
+          </w:p>
+        </w:tc>
+      </w:tr>
+      <w:tr>
+        <w:tc>
+          <w:tcPr/>
+          <w:p>
+            <w:pPr>
+              <w:pStyle w:val="Compact"/>
+              <w:jc w:val="left"/>
+            </w:pPr>
+            <w:r>
+              <w:rPr>
+                <w:b/>
+                <w:sz w:val="19"/>
+              </w:rPr>
+              <w:t xml:space="preserve">The Texas Rangers</w:t>
+            </w:r>
+          </w:p>
+        </w:tc>
+        <w:tc>
+          <w:tcPr/>
+          <w:p>
+            <w:pPr>
+              <w:pStyle w:val="Compact"/>
+              <w:jc w:val="left"/>
+            </w:pPr>
+            <w:r>
+              <w:rPr>
+                <w:sz w:val="19"/>
+              </w:rPr>
+              <w:t xml:space="preserve">Once per job, a Ranger company riding with you, a warrant good anywhere in Texas, or word from a frontier post.</w:t>
+            </w:r>
+          </w:p>
+        </w:tc>
+        <w:tc>
+          <w:tcPr/>
+          <w:p>
+            <w:pPr>
+              <w:pStyle w:val="Compact"/>
+              <w:jc w:val="left"/>
+            </w:pPr>
+            <w:r>
+              <w:rPr>
+                <w:sz w:val="19"/>
+              </w:rPr>
+              <w:t xml:space="preserve">Duty: the Captain sends you wherever Texas is in trouble, and the Rangers’ hard reputation rides with you.</w:t>
             </w:r>
           </w:p>
         </w:tc>

--- a/legend-dynamics/western/Trails_of_Blood_Dust_Players_Guide.docx
+++ b/legend-dynamics/western/Trails_of_Blood_Dust_Players_Guide.docx
@@ -389,7 +389,7 @@
                 <w:b/>
                 <w:sz w:val="19"/>
               </w:rPr>
-              <w:t xml:space="preserve">Marshal</w:t>
+              <w:t xml:space="preserve">Lawman</w:t>
             </w:r>
           </w:p>
         </w:tc>
@@ -419,148 +419,22 @@
               <w:rPr>
                 <w:sz w:val="19"/>
               </w:rPr>
-              <w:t xml:space="preserve">carries what authority there is (take a Badge advantage), with Leadership and a steady gun.</w:t>
-            </w:r>
-          </w:p>
-        </w:tc>
-        <w:tc>
-          <w:tcPr/>
-          <w:p>
-            <w:pPr>
-              <w:pStyle w:val="Compact"/>
-              <w:jc w:val="left"/>
-            </w:pPr>
-            <w:r>
-              <w:rPr>
-                <w:sz w:val="19"/>
-              </w:rPr>
-              <w:t xml:space="preserve">Leadership, Shooting, Law, Riding</w:t>
-            </w:r>
-          </w:p>
-        </w:tc>
-      </w:tr>
-      <w:tr>
-        <w:tc>
-          <w:tcPr/>
-          <w:p>
-            <w:pPr>
-              <w:pStyle w:val="Compact"/>
-              <w:jc w:val="left"/>
-            </w:pPr>
-            <w:r>
-              <w:rPr>
-                <w:b/>
-                <w:sz w:val="19"/>
-              </w:rPr>
-              <w:t xml:space="preserve">Deputy</w:t>
-            </w:r>
-          </w:p>
-        </w:tc>
-        <w:tc>
-          <w:tcPr/>
-          <w:p>
-            <w:pPr>
-              <w:pStyle w:val="Compact"/>
-              <w:jc w:val="left"/>
-            </w:pPr>
-            <w:r>
-              <w:rPr>
-                <w:sz w:val="19"/>
-              </w:rPr>
-              <w:t xml:space="preserve">The Law</w:t>
-            </w:r>
-          </w:p>
-        </w:tc>
-        <w:tc>
-          <w:tcPr/>
-          <w:p>
-            <w:pPr>
-              <w:pStyle w:val="Compact"/>
-              <w:jc w:val="left"/>
-            </w:pPr>
-            <w:r>
-              <w:rPr>
-                <w:sz w:val="19"/>
-              </w:rPr>
-              <w:t xml:space="preserve">keeps order, guards prisoners, and backs up the marshal when it comes to shooting.</w:t>
-            </w:r>
-          </w:p>
-        </w:tc>
-        <w:tc>
-          <w:tcPr/>
-          <w:p>
-            <w:pPr>
-              <w:pStyle w:val="Compact"/>
-              <w:jc w:val="left"/>
-            </w:pPr>
-            <w:r>
-              <w:rPr>
-                <w:sz w:val="19"/>
-              </w:rPr>
-              <w:t xml:space="preserve">Shooting, Brawling, Riding, Read People</w:t>
-            </w:r>
-          </w:p>
-        </w:tc>
-      </w:tr>
-      <w:tr>
-        <w:tc>
-          <w:tcPr/>
-          <w:p>
-            <w:pPr>
-              <w:pStyle w:val="Compact"/>
-              <w:jc w:val="left"/>
-            </w:pPr>
-            <w:r>
-              <w:rPr>
-                <w:b/>
-                <w:sz w:val="19"/>
-              </w:rPr>
-              <w:t xml:space="preserve">Detective</w:t>
-            </w:r>
-          </w:p>
-        </w:tc>
-        <w:tc>
-          <w:tcPr/>
-          <w:p>
-            <w:pPr>
-              <w:pStyle w:val="Compact"/>
-              <w:jc w:val="left"/>
-            </w:pPr>
-            <w:r>
-              <w:rPr>
-                <w:sz w:val="19"/>
-              </w:rPr>
-              <w:t xml:space="preserve">The Law</w:t>
-            </w:r>
-          </w:p>
-        </w:tc>
-        <w:tc>
-          <w:tcPr/>
-          <w:p>
-            <w:pPr>
-              <w:pStyle w:val="Compact"/>
-              <w:jc w:val="left"/>
-            </w:pPr>
-            <w:r>
-              <w:rPr>
-                <w:sz w:val="19"/>
-              </w:rPr>
-              <w:t xml:space="preserve">investigates crimes for the Pinkertons (take Pinkerton Credentials) or a private client, and follows the paper trail nobody else reads.</w:t>
-            </w:r>
-          </w:p>
-        </w:tc>
-        <w:tc>
-          <w:tcPr/>
-          <w:p>
-            <w:pPr>
-              <w:pStyle w:val="Compact"/>
-              <w:jc w:val="left"/>
-            </w:pPr>
-            <w:r>
-              <w:rPr>
-                <w:sz w:val="19"/>
-              </w:rPr>
-              <w:t xml:space="preserve">Investigation, Read People, Deception, Stealth</w:t>
+              <w:t xml:space="preserve">wears a badge or carries credentials, and brings the guilty in: a U.S. marshal, a Texas Ranger, a sheriff or deputy, a city policeman, or a Pinkerton detective. Your Allegiance says which force you serve; a Badge or Pinkerton Credentials advantage gives its authority.</w:t>
+            </w:r>
+          </w:p>
+        </w:tc>
+        <w:tc>
+          <w:tcPr/>
+          <w:p>
+            <w:pPr>
+              <w:pStyle w:val="Compact"/>
+              <w:jc w:val="left"/>
+            </w:pPr>
+            <w:r>
+              <w:rPr>
+                <w:sz w:val="19"/>
+              </w:rPr>
+              <w:t xml:space="preserve">Shooting, Investigation, Read People, Riding</w:t>
             </w:r>
           </w:p>
         </w:tc>
@@ -17337,7 +17211,7 @@
           <w:iCs/>
           <w:i/>
         </w:rPr>
-        <w:t xml:space="preserve">Deputy U.S. Marshal, Marshal. Sighted (tier 1).</w:t>
+        <w:t xml:space="preserve">Deputy U.S. Marshal, Lawman. Sighted (tier 1).</w:t>
       </w:r>
       <w:r>
         <w:t xml:space="preserve"> </w:t>

--- a/legend-dynamics/western/Trails_of_Blood_Dust_Players_Guide.docx
+++ b/legend-dynamics/western/Trails_of_Blood_Dust_Players_Guide.docx
@@ -10945,7 +10945,944 @@
         <w:pStyle w:val="FirstParagraph"/>
       </w:pPr>
       <w:r>
-        <w:t xml:space="preserve">After a significant job, a magical character can take one of these</w:t>
+        <w:t xml:space="preserve">A magical character can spend advancement points (see</w:t>
+      </w:r>
+      <w:r>
+        <w:t xml:space="preserve"> </w:t>
+      </w:r>
+      <w:r>
+        <w:rPr>
+          <w:iCs/>
+          <w:i/>
+        </w:rPr>
+        <w:t xml:space="preserve">Advancement</w:t>
+      </w:r>
+      <w:r>
+        <w:t xml:space="preserve">) on these, with the GM’s approval and a reason from the story.</w:t>
+      </w:r>
+    </w:p>
+    <w:tbl>
+      <w:tblPr>
+        <w:tblStyle w:val="Table"/>
+        <w:tblW w:type="pct" w:w="5000"/>
+        <w:tblLook w:firstRow="1" w:lastRow="0" w:firstColumn="0" w:lastColumn="0" w:noHBand="0" w:noVBand="0" w:val="0020"/>
+        <w:jc w:val="start"/>
+        <w:tblBorders>
+          <w:top w:val="single" w:sz="4" w:color="B8C2D3"/>
+          <w:left w:val="single" w:sz="4" w:color="B8C2D3"/>
+          <w:bottom w:val="single" w:sz="4" w:color="B8C2D3"/>
+          <w:right w:val="single" w:sz="4" w:color="B8C2D3"/>
+          <w:insideH w:val="single" w:sz="4" w:color="B8C2D3"/>
+          <w:insideV w:val="single" w:sz="4" w:color="B8C2D3"/>
+        </w:tblBorders>
+      </w:tblPr>
+      <w:tblGrid>
+        <w:gridCol w:w="1980"/>
+        <w:gridCol w:w="1980"/>
+        <w:gridCol w:w="1980"/>
+        <w:gridCol w:w="1980"/>
+      </w:tblGrid>
+      <w:tr>
+        <w:trPr>
+          <w:tblHeader w:val="true"/>
+        </w:trPr>
+        <w:tc>
+          <w:tcPr>
+            <w:shd w:val="clear" w:fill="E6E8E6"/>
+          </w:tcPr>
+          <w:p>
+            <w:pPr>
+              <w:pStyle w:val="Compact"/>
+              <w:jc w:val="left"/>
+            </w:pPr>
+            <w:r>
+              <w:rPr>
+                <w:b/>
+                <w:sz w:val="19"/>
+              </w:rPr>
+              <w:t xml:space="preserve">Option</w:t>
+            </w:r>
+          </w:p>
+        </w:tc>
+        <w:tc>
+          <w:tcPr>
+            <w:shd w:val="clear" w:fill="E6E8E6"/>
+          </w:tcPr>
+          <w:p>
+            <w:pPr>
+              <w:pStyle w:val="Compact"/>
+              <w:jc w:val="left"/>
+            </w:pPr>
+            <w:r>
+              <w:rPr>
+                <w:b/>
+                <w:sz w:val="19"/>
+              </w:rPr>
+              <w:t xml:space="preserve">Effect</w:t>
+            </w:r>
+          </w:p>
+        </w:tc>
+        <w:tc>
+          <w:tcPr>
+            <w:shd w:val="clear" w:fill="E6E8E6"/>
+          </w:tcPr>
+          <w:p>
+            <w:pPr>
+              <w:pStyle w:val="Compact"/>
+              <w:jc w:val="left"/>
+            </w:pPr>
+            <w:r>
+              <w:rPr>
+                <w:b/>
+                <w:sz w:val="19"/>
+              </w:rPr>
+              <w:t xml:space="preserve">Cost</w:t>
+            </w:r>
+          </w:p>
+        </w:tc>
+        <w:tc>
+          <w:tcPr>
+            <w:shd w:val="clear" w:fill="E6E8E6"/>
+          </w:tcPr>
+          <w:p>
+            <w:pPr>
+              <w:pStyle w:val="Compact"/>
+              <w:jc w:val="left"/>
+            </w:pPr>
+            <w:r>
+              <w:rPr>
+                <w:b/>
+                <w:sz w:val="19"/>
+              </w:rPr>
+              <w:t xml:space="preserve">Limit</w:t>
+            </w:r>
+          </w:p>
+        </w:tc>
+      </w:tr>
+      <w:tr>
+        <w:tc>
+          <w:tcPr/>
+          <w:p>
+            <w:pPr>
+              <w:pStyle w:val="Compact"/>
+              <w:jc w:val="left"/>
+            </w:pPr>
+            <w:r>
+              <w:rPr>
+                <w:b/>
+                <w:sz w:val="19"/>
+              </w:rPr>
+              <w:t xml:space="preserve">New hex</w:t>
+            </w:r>
+          </w:p>
+        </w:tc>
+        <w:tc>
+          <w:tcPr/>
+          <w:p>
+            <w:pPr>
+              <w:pStyle w:val="Compact"/>
+              <w:jc w:val="left"/>
+            </w:pPr>
+            <w:r>
+              <w:rPr>
+                <w:sz w:val="19"/>
+              </w:rPr>
+              <w:t xml:space="preserve">Learn one hex beyond your limit</w:t>
+            </w:r>
+          </w:p>
+        </w:tc>
+        <w:tc>
+          <w:tcPr/>
+          <w:p>
+            <w:pPr>
+              <w:pStyle w:val="Compact"/>
+              <w:jc w:val="left"/>
+            </w:pPr>
+            <w:r>
+              <w:rPr>
+                <w:sz w:val="19"/>
+              </w:rPr>
+              <w:t xml:space="preserve">1</w:t>
+            </w:r>
+          </w:p>
+        </w:tc>
+        <w:tc>
+          <w:tcPr/>
+          <w:p>
+            <w:pPr>
+              <w:pStyle w:val="Compact"/>
+              <w:jc w:val="left"/>
+            </w:pPr>
+            <w:r>
+              <w:rPr>
+                <w:sz w:val="19"/>
+              </w:rPr>
+              <w:t xml:space="preserve">Up to 2 extra</w:t>
+            </w:r>
+          </w:p>
+        </w:tc>
+      </w:tr>
+      <w:tr>
+        <w:tc>
+          <w:tcPr/>
+          <w:p>
+            <w:pPr>
+              <w:pStyle w:val="Compact"/>
+              <w:jc w:val="left"/>
+            </w:pPr>
+            <w:r>
+              <w:rPr>
+                <w:b/>
+                <w:sz w:val="19"/>
+              </w:rPr>
+              <w:t xml:space="preserve">Deeper step</w:t>
+            </w:r>
+          </w:p>
+        </w:tc>
+        <w:tc>
+          <w:tcPr/>
+          <w:p>
+            <w:pPr>
+              <w:pStyle w:val="Compact"/>
+              <w:jc w:val="left"/>
+            </w:pPr>
+            <w:r>
+              <w:rPr>
+                <w:sz w:val="19"/>
+              </w:rPr>
+              <w:t xml:space="preserve">One hex you know works one step deeper: one more Boost</w:t>
+            </w:r>
+          </w:p>
+        </w:tc>
+        <w:tc>
+          <w:tcPr/>
+          <w:p>
+            <w:pPr>
+              <w:pStyle w:val="Compact"/>
+              <w:jc w:val="left"/>
+            </w:pPr>
+            <w:r>
+              <w:rPr>
+                <w:sz w:val="19"/>
+              </w:rPr>
+              <w:t xml:space="preserve">2</w:t>
+            </w:r>
+          </w:p>
+        </w:tc>
+        <w:tc>
+          <w:tcPr/>
+          <w:p>
+            <w:pPr>
+              <w:pStyle w:val="Compact"/>
+              <w:jc w:val="left"/>
+            </w:pPr>
+            <w:r>
+              <w:rPr>
+                <w:sz w:val="19"/>
+              </w:rPr>
+              <w:t xml:space="preserve">Each hex once</w:t>
+            </w:r>
+          </w:p>
+        </w:tc>
+      </w:tr>
+      <w:tr>
+        <w:tc>
+          <w:tcPr/>
+          <w:p>
+            <w:pPr>
+              <w:pStyle w:val="Compact"/>
+              <w:jc w:val="left"/>
+            </w:pPr>
+            <w:r>
+              <w:rPr>
+                <w:b/>
+                <w:sz w:val="19"/>
+              </w:rPr>
+              <w:t xml:space="preserve">Another charm</w:t>
+            </w:r>
+          </w:p>
+        </w:tc>
+        <w:tc>
+          <w:tcPr/>
+          <w:p>
+            <w:pPr>
+              <w:pStyle w:val="Compact"/>
+              <w:jc w:val="left"/>
+            </w:pPr>
+            <w:r>
+              <w:rPr>
+                <w:sz w:val="19"/>
+              </w:rPr>
+              <w:t xml:space="preserve">Carry one more ready charm</w:t>
+            </w:r>
+          </w:p>
+        </w:tc>
+        <w:tc>
+          <w:tcPr/>
+          <w:p>
+            <w:pPr>
+              <w:pStyle w:val="Compact"/>
+              <w:jc w:val="left"/>
+            </w:pPr>
+            <w:r>
+              <w:rPr>
+                <w:sz w:val="19"/>
+              </w:rPr>
+              <w:t xml:space="preserve">1</w:t>
+            </w:r>
+          </w:p>
+        </w:tc>
+        <w:tc>
+          <w:tcPr/>
+          <w:p>
+            <w:pPr>
+              <w:pStyle w:val="Compact"/>
+              <w:jc w:val="left"/>
+            </w:pPr>
+            <w:r>
+              <w:rPr>
+                <w:sz w:val="19"/>
+              </w:rPr>
+              <w:t xml:space="preserve">Up to 2 extra</w:t>
+            </w:r>
+          </w:p>
+        </w:tc>
+      </w:tr>
+      <w:tr>
+        <w:tc>
+          <w:tcPr/>
+          <w:p>
+            <w:pPr>
+              <w:pStyle w:val="Compact"/>
+              <w:jc w:val="left"/>
+            </w:pPr>
+            <w:r>
+              <w:rPr>
+                <w:b/>
+                <w:sz w:val="19"/>
+              </w:rPr>
+              <w:t xml:space="preserve">By heart</w:t>
+            </w:r>
+          </w:p>
+        </w:tc>
+        <w:tc>
+          <w:tcPr/>
+          <w:p>
+            <w:pPr>
+              <w:pStyle w:val="Compact"/>
+              <w:jc w:val="left"/>
+            </w:pPr>
+            <w:r>
+              <w:rPr>
+                <w:sz w:val="19"/>
+              </w:rPr>
+              <w:t xml:space="preserve">One kind of ritual takes one fewer segment (minimum 1)</w:t>
+            </w:r>
+          </w:p>
+        </w:tc>
+        <w:tc>
+          <w:tcPr/>
+          <w:p>
+            <w:pPr>
+              <w:pStyle w:val="Compact"/>
+              <w:jc w:val="left"/>
+            </w:pPr>
+            <w:r>
+              <w:rPr>
+                <w:sz w:val="19"/>
+              </w:rPr>
+              <w:t xml:space="preserve">1</w:t>
+            </w:r>
+          </w:p>
+        </w:tc>
+        <w:tc>
+          <w:tcPr/>
+          <w:p>
+            <w:pPr>
+              <w:pStyle w:val="Compact"/>
+              <w:jc w:val="left"/>
+            </w:pPr>
+            <w:r>
+              <w:rPr>
+                <w:sz w:val="19"/>
+              </w:rPr>
+              <w:t xml:space="preserve">Each kind once</w:t>
+            </w:r>
+          </w:p>
+        </w:tc>
+      </w:tr>
+      <w:tr>
+        <w:tc>
+          <w:tcPr/>
+          <w:p>
+            <w:pPr>
+              <w:pStyle w:val="Compact"/>
+              <w:jc w:val="left"/>
+            </w:pPr>
+            <w:r>
+              <w:rPr>
+                <w:b/>
+                <w:sz w:val="19"/>
+              </w:rPr>
+              <w:t xml:space="preserve">Quicker hand</w:t>
+            </w:r>
+          </w:p>
+        </w:tc>
+        <w:tc>
+          <w:tcPr/>
+          <w:p>
+            <w:pPr>
+              <w:pStyle w:val="Compact"/>
+              <w:jc w:val="left"/>
+            </w:pPr>
+            <w:r>
+              <w:rPr>
+                <w:sz w:val="19"/>
+              </w:rPr>
+              <w:t xml:space="preserve">One ritual you know goes one pace faster: an hour becomes ten minutes, ten minutes one action</w:t>
+            </w:r>
+          </w:p>
+        </w:tc>
+        <w:tc>
+          <w:tcPr/>
+          <w:p>
+            <w:pPr>
+              <w:pStyle w:val="Compact"/>
+              <w:jc w:val="left"/>
+            </w:pPr>
+            <w:r>
+              <w:rPr>
+                <w:sz w:val="19"/>
+              </w:rPr>
+              <w:t xml:space="preserve">1</w:t>
+            </w:r>
+          </w:p>
+        </w:tc>
+        <w:tc>
+          <w:tcPr/>
+          <w:p>
+            <w:pPr>
+              <w:pStyle w:val="Compact"/>
+              <w:jc w:val="left"/>
+            </w:pPr>
+            <w:r>
+              <w:rPr>
+                <w:sz w:val="19"/>
+              </w:rPr>
+              <w:t xml:space="preserve">Each ritual once</w:t>
+            </w:r>
+          </w:p>
+        </w:tc>
+      </w:tr>
+      <w:tr>
+        <w:tc>
+          <w:tcPr/>
+          <w:p>
+            <w:pPr>
+              <w:pStyle w:val="Compact"/>
+              <w:jc w:val="left"/>
+            </w:pPr>
+            <w:r>
+              <w:rPr>
+                <w:b/>
+                <w:sz w:val="19"/>
+              </w:rPr>
+              <w:t xml:space="preserve">Master of the tradition</w:t>
+            </w:r>
+          </w:p>
+        </w:tc>
+        <w:tc>
+          <w:tcPr/>
+          <w:p>
+            <w:pPr>
+              <w:pStyle w:val="Compact"/>
+              <w:jc w:val="left"/>
+            </w:pPr>
+            <w:r>
+              <w:rPr>
+                <w:sz w:val="19"/>
+              </w:rPr>
+              <w:t xml:space="preserve">Occult becomes Expert (+5)</w:t>
+            </w:r>
+          </w:p>
+        </w:tc>
+        <w:tc>
+          <w:tcPr/>
+          <w:p>
+            <w:pPr>
+              <w:pStyle w:val="Compact"/>
+              <w:jc w:val="left"/>
+            </w:pPr>
+            <w:r>
+              <w:rPr>
+                <w:sz w:val="19"/>
+              </w:rPr>
+              <w:t xml:space="preserve">4</w:t>
+            </w:r>
+          </w:p>
+        </w:tc>
+        <w:tc>
+          <w:tcPr/>
+          <w:p>
+            <w:pPr>
+              <w:pStyle w:val="Compact"/>
+              <w:jc w:val="left"/>
+            </w:pPr>
+            <w:r>
+              <w:rPr>
+                <w:sz w:val="19"/>
+              </w:rPr>
+              <w:t xml:space="preserve">Once, at the end of a long campaign</w:t>
+            </w:r>
+          </w:p>
+        </w:tc>
+      </w:tr>
+    </w:tbl>
+    <w:bookmarkEnd w:id="67"/>
+    <w:bookmarkStart w:id="68" w:name="magic-in-trails-of-blood-dust"/>
+    <w:p>
+      <w:pPr>
+        <w:pStyle w:val="Heading2"/>
+      </w:pPr>
+      <w:r>
+        <w:t xml:space="preserve">Magic in Trails of Blood &amp; Dust</w:t>
+      </w:r>
+    </w:p>
+    <w:tbl>
+      <w:tblPr>
+        <w:tblStyle w:val="Table"/>
+        <w:tblW w:type="pct" w:w="5000"/>
+        <w:tblLook w:firstRow="1" w:lastRow="0" w:firstColumn="0" w:lastColumn="0" w:noHBand="0" w:noVBand="0" w:val="0020"/>
+        <w:jc w:val="start"/>
+        <w:tblBorders>
+          <w:top w:val="single" w:sz="4" w:color="B8C2D3"/>
+          <w:left w:val="single" w:sz="4" w:color="B8C2D3"/>
+          <w:bottom w:val="single" w:sz="4" w:color="B8C2D3"/>
+          <w:right w:val="single" w:sz="4" w:color="B8C2D3"/>
+          <w:insideH w:val="single" w:sz="4" w:color="B8C2D3"/>
+          <w:insideV w:val="single" w:sz="4" w:color="B8C2D3"/>
+        </w:tblBorders>
+      </w:tblPr>
+      <w:tblGrid>
+        <w:gridCol w:w="3960"/>
+        <w:gridCol w:w="3960"/>
+      </w:tblGrid>
+      <w:tr>
+        <w:trPr>
+          <w:tblHeader w:val="true"/>
+        </w:trPr>
+        <w:tc>
+          <w:tcPr>
+            <w:shd w:val="clear" w:fill="E6E8E6"/>
+          </w:tcPr>
+          <w:p>
+            <w:pPr>
+              <w:pStyle w:val="Compact"/>
+            </w:pPr>
+          </w:p>
+        </w:tc>
+        <w:tc>
+          <w:tcPr>
+            <w:shd w:val="clear" w:fill="E6E8E6"/>
+          </w:tcPr>
+          <w:p>
+            <w:pPr>
+              <w:pStyle w:val="Compact"/>
+              <w:jc w:val="left"/>
+            </w:pPr>
+            <w:r>
+              <w:rPr>
+                <w:b/>
+                <w:sz w:val="19"/>
+              </w:rPr>
+              <w:t xml:space="preserve">How it works here</w:t>
+            </w:r>
+          </w:p>
+        </w:tc>
+      </w:tr>
+      <w:tr>
+        <w:tc>
+          <w:tcPr/>
+          <w:p>
+            <w:pPr>
+              <w:pStyle w:val="Compact"/>
+              <w:jc w:val="left"/>
+            </w:pPr>
+            <w:r>
+              <w:rPr>
+                <w:bCs/>
+                <w:b/>
+                <w:sz w:val="19"/>
+              </w:rPr>
+              <w:t xml:space="preserve">Feel</w:t>
+            </w:r>
+          </w:p>
+        </w:tc>
+        <w:tc>
+          <w:tcPr/>
+          <w:p>
+            <w:pPr>
+              <w:pStyle w:val="Compact"/>
+              <w:jc w:val="left"/>
+            </w:pPr>
+            <w:r>
+              <w:rPr>
+                <w:sz w:val="19"/>
+              </w:rPr>
+              <w:t xml:space="preserve">Gothic western: magic is slow, folk and feared. A gunfight is won by the charm you made last night, not the spell you cast now.</w:t>
+            </w:r>
+          </w:p>
+        </w:tc>
+      </w:tr>
+      <w:tr>
+        <w:tc>
+          <w:tcPr/>
+          <w:p>
+            <w:pPr>
+              <w:pStyle w:val="Compact"/>
+              <w:jc w:val="left"/>
+            </w:pPr>
+            <w:r>
+              <w:rPr>
+                <w:bCs/>
+                <w:b/>
+                <w:sz w:val="19"/>
+              </w:rPr>
+              <w:t xml:space="preserve">Hexes</w:t>
+            </w:r>
+          </w:p>
+        </w:tc>
+        <w:tc>
+          <w:tcPr/>
+          <w:p>
+            <w:pPr>
+              <w:pStyle w:val="Compact"/>
+              <w:jc w:val="left"/>
+            </w:pPr>
+            <w:r>
+              <w:rPr>
+                <w:sz w:val="19"/>
+              </w:rPr>
+              <w:t xml:space="preserve">Sorcerers only: known Trained 2, Specialty 3, Expert 4.</w:t>
+            </w:r>
+          </w:p>
+        </w:tc>
+      </w:tr>
+      <w:tr>
+        <w:tc>
+          <w:tcPr/>
+          <w:p>
+            <w:pPr>
+              <w:pStyle w:val="Compact"/>
+              <w:jc w:val="left"/>
+            </w:pPr>
+            <w:r>
+              <w:rPr>
+                <w:bCs/>
+                <w:b/>
+                <w:sz w:val="19"/>
+              </w:rPr>
+              <w:t xml:space="preserve">Rituals</w:t>
+            </w:r>
+          </w:p>
+        </w:tc>
+        <w:tc>
+          <w:tcPr/>
+          <w:p>
+            <w:pPr>
+              <w:pStyle w:val="Compact"/>
+              <w:jc w:val="left"/>
+            </w:pPr>
+            <w:r>
+              <w:rPr>
+                <w:sz w:val="19"/>
+              </w:rPr>
+              <w:t xml:space="preserve">Every Practitioner, at their tradition’s pace: ten minutes a roll; an hour for a Hermeticist; a minute for a Braucher’s healing charm.</w:t>
+            </w:r>
+          </w:p>
+        </w:tc>
+      </w:tr>
+      <w:tr>
+        <w:tc>
+          <w:tcPr/>
+          <w:p>
+            <w:pPr>
+              <w:pStyle w:val="Compact"/>
+              <w:jc w:val="left"/>
+            </w:pPr>
+            <w:r>
+              <w:rPr>
+                <w:bCs/>
+                <w:b/>
+                <w:sz w:val="19"/>
+              </w:rPr>
+              <w:t xml:space="preserve">Charms</w:t>
+            </w:r>
+          </w:p>
+        </w:tc>
+        <w:tc>
+          <w:tcPr/>
+          <w:p>
+            <w:pPr>
+              <w:pStyle w:val="Compact"/>
+              <w:jc w:val="left"/>
+            </w:pPr>
+            <w:r>
+              <w:rPr>
+                <w:sz w:val="19"/>
+              </w:rPr>
+              <w:t xml:space="preserve">The heart of western magic. Practitioners carry Trained 2, Specialty 3, Expert 4; a Sorcerer, only one.</w:t>
+            </w:r>
+          </w:p>
+        </w:tc>
+      </w:tr>
+      <w:tr>
+        <w:tc>
+          <w:tcPr/>
+          <w:p>
+            <w:pPr>
+              <w:pStyle w:val="Compact"/>
+              <w:jc w:val="left"/>
+            </w:pPr>
+            <w:r>
+              <w:rPr>
+                <w:bCs/>
+                <w:b/>
+                <w:sz w:val="19"/>
+              </w:rPr>
+              <w:t xml:space="preserve">Price</w:t>
+            </w:r>
+          </w:p>
+        </w:tc>
+        <w:tc>
+          <w:tcPr/>
+          <w:p>
+            <w:pPr>
+              <w:pStyle w:val="Compact"/>
+              <w:jc w:val="left"/>
+            </w:pPr>
+            <w:r>
+              <w:rPr>
+                <w:sz w:val="19"/>
+              </w:rPr>
+              <w:t xml:space="preserve">The Dark: a failed hex marks a box, and magic worked openly can mark one too. The Order of the Iron Cross hunts known practitioners.</w:t>
+            </w:r>
+          </w:p>
+        </w:tc>
+      </w:tr>
+    </w:tbl>
+    <w:bookmarkEnd w:id="68"/>
+    <w:bookmarkEnd w:id="69"/>
+    <w:bookmarkStart w:id="73" w:name="grit-points-and-tracks"/>
+    <w:p>
+      <w:pPr>
+        <w:pStyle w:val="Heading1"/>
+      </w:pPr>
+      <w:r>
+        <w:t xml:space="preserve">Grit points and tracks</w:t>
+      </w:r>
+    </w:p>
+    <w:bookmarkStart w:id="70" w:name="using-grit-points"/>
+    <w:p>
+      <w:pPr>
+        <w:pStyle w:val="Heading2"/>
+      </w:pPr>
+      <w:r>
+        <w:t xml:space="preserve">Using Grit points</w:t>
+      </w:r>
+    </w:p>
+    <w:p>
+      <w:pPr>
+        <w:pStyle w:val="FirstParagraph"/>
+      </w:pPr>
+      <w:r>
+        <w:t xml:space="preserve">Begin each session with two Grit points (three with Extra Grit); unused points do not carry over. Spend no more than one point on a single roll or injury event.</w:t>
+      </w:r>
+    </w:p>
+    <w:tbl>
+      <w:tblPr>
+        <w:tblStyle w:val="Table"/>
+        <w:tblW w:type="pct" w:w="5000"/>
+        <w:tblLook w:firstRow="1" w:lastRow="0" w:firstColumn="0" w:lastColumn="0" w:noHBand="0" w:noVBand="0" w:val="0020"/>
+        <w:jc w:val="start"/>
+        <w:tblBorders>
+          <w:top w:val="single" w:sz="4" w:color="B8C2D3"/>
+          <w:left w:val="single" w:sz="4" w:color="B8C2D3"/>
+          <w:bottom w:val="single" w:sz="4" w:color="B8C2D3"/>
+          <w:right w:val="single" w:sz="4" w:color="B8C2D3"/>
+          <w:insideH w:val="single" w:sz="4" w:color="B8C2D3"/>
+          <w:insideV w:val="single" w:sz="4" w:color="B8C2D3"/>
+        </w:tblBorders>
+      </w:tblPr>
+      <w:tblGrid>
+        <w:gridCol w:w="3960"/>
+        <w:gridCol w:w="3960"/>
+      </w:tblGrid>
+      <w:tr>
+        <w:trPr>
+          <w:tblHeader w:val="true"/>
+        </w:trPr>
+        <w:tc>
+          <w:tcPr>
+            <w:shd w:val="clear" w:fill="E6E8E6"/>
+          </w:tcPr>
+          <w:p>
+            <w:pPr>
+              <w:pStyle w:val="Compact"/>
+              <w:jc w:val="left"/>
+            </w:pPr>
+            <w:r>
+              <w:rPr>
+                <w:b/>
+                <w:sz w:val="19"/>
+              </w:rPr>
+              <w:t xml:space="preserve">Spend one point to</w:t>
+            </w:r>
+          </w:p>
+        </w:tc>
+        <w:tc>
+          <w:tcPr>
+            <w:shd w:val="clear" w:fill="E6E8E6"/>
+          </w:tcPr>
+          <w:p>
+            <w:pPr>
+              <w:pStyle w:val="Compact"/>
+              <w:jc w:val="left"/>
+            </w:pPr>
+            <w:r>
+              <w:rPr>
+                <w:b/>
+                <w:sz w:val="19"/>
+              </w:rPr>
+              <w:t xml:space="preserve">Timing and limits</w:t>
+            </w:r>
+          </w:p>
+        </w:tc>
+      </w:tr>
+      <w:tr>
+        <w:tc>
+          <w:tcPr/>
+          <w:p>
+            <w:pPr>
+              <w:pStyle w:val="Compact"/>
+              <w:jc w:val="left"/>
+            </w:pPr>
+            <w:r>
+              <w:rPr>
+                <w:b/>
+                <w:sz w:val="19"/>
+              </w:rPr>
+              <w:t xml:space="preserve">Reroll your own roll</w:t>
+            </w:r>
+          </w:p>
+        </w:tc>
+        <w:tc>
+          <w:tcPr/>
+          <w:p>
+            <w:pPr>
+              <w:pStyle w:val="Compact"/>
+              <w:jc w:val="left"/>
+            </w:pPr>
+            <w:r>
+              <w:rPr>
+                <w:sz w:val="19"/>
+              </w:rPr>
+              <w:t xml:space="preserve">Declare after seeing the result but before its consequences. Keep the second result, even if worse.</w:t>
+            </w:r>
+          </w:p>
+        </w:tc>
+      </w:tr>
+      <w:tr>
+        <w:tc>
+          <w:tcPr/>
+          <w:p>
+            <w:pPr>
+              <w:pStyle w:val="Compact"/>
+              <w:jc w:val="left"/>
+            </w:pPr>
+            <w:r>
+              <w:rPr>
+                <w:b/>
+                <w:sz w:val="19"/>
+              </w:rPr>
+              <w:t xml:space="preserve">Reduce an injury by one box</w:t>
+            </w:r>
+          </w:p>
+        </w:tc>
+        <w:tc>
+          <w:tcPr/>
+          <w:p>
+            <w:pPr>
+              <w:pStyle w:val="Compact"/>
+              <w:jc w:val="left"/>
+            </w:pPr>
+            <w:r>
+              <w:rPr>
+                <w:sz w:val="19"/>
+              </w:rPr>
+              <w:t xml:space="preserve">Declare when a hit would mark boxes, before applying them. Does not prevent certain death.</w:t>
+            </w:r>
+          </w:p>
+        </w:tc>
+      </w:tr>
+      <w:tr>
+        <w:tc>
+          <w:tcPr/>
+          <w:p>
+            <w:pPr>
+              <w:pStyle w:val="Compact"/>
+              <w:jc w:val="left"/>
+            </w:pPr>
+            <w:r>
+              <w:rPr>
+                <w:b/>
+                <w:sz w:val="19"/>
+              </w:rPr>
+              <w:t xml:space="preserve">Establish a small preparation</w:t>
+            </w:r>
+          </w:p>
+        </w:tc>
+        <w:tc>
+          <w:tcPr/>
+          <w:p>
+            <w:pPr>
+              <w:pStyle w:val="Compact"/>
+              <w:jc w:val="left"/>
+            </w:pPr>
+            <w:r>
+              <w:rPr>
+                <w:sz w:val="19"/>
+              </w:rPr>
+              <w:t xml:space="preserve">Propose a plausible detail, such as having packed something useful. GM approval is required.</w:t>
+            </w:r>
+          </w:p>
+        </w:tc>
+      </w:tr>
+    </w:tbl>
+    <w:p>
+      <w:pPr>
+        <w:pStyle w:val="BodyText"/>
+      </w:pPr>
+      <w:r>
+        <w:t xml:space="preserve">Gain one point when one of your complications creates a meaningful problem you accept, including a companion complication. You can decline the proposed complication without penalty.</w:t>
+      </w:r>
+    </w:p>
+    <w:bookmarkEnd w:id="70"/>
+    <w:bookmarkStart w:id="71" w:name="trouble"/>
+    <w:p>
+      <w:pPr>
+        <w:pStyle w:val="Heading2"/>
+      </w:pPr>
+      <w:r>
+        <w:t xml:space="preserve">Trouble</w:t>
+      </w:r>
+    </w:p>
+    <w:p>
+      <w:pPr>
+        <w:pStyle w:val="FirstParagraph"/>
+      </w:pPr>
+      <w:r>
+        <w:t xml:space="preserve">The characters share three Trouble tracks.</w:t>
       </w:r>
       <w:r>
         <w:t xml:space="preserve"> </w:t>
@@ -10955,10 +11892,45 @@
           <w:bCs/>
           <w:b/>
         </w:rPr>
-        <w:t xml:space="preserve">instead of a skill step</w:t>
-      </w:r>
-      <w:r>
-        <w:t xml:space="preserve">, with the GM’s approval and a reason from the story.</w:t>
+        <w:t xml:space="preserve">Heat</w:t>
+      </w:r>
+      <w:r>
+        <w:t xml:space="preserve"> </w:t>
+      </w:r>
+      <w:r>
+        <w:t xml:space="preserve">is the law and the powerful taking notice;</w:t>
+      </w:r>
+      <w:r>
+        <w:t xml:space="preserve"> </w:t>
+      </w:r>
+      <w:r>
+        <w:rPr>
+          <w:bCs/>
+          <w:b/>
+        </w:rPr>
+        <w:t xml:space="preserve">Whispers</w:t>
+      </w:r>
+      <w:r>
+        <w:t xml:space="preserve"> </w:t>
+      </w:r>
+      <w:r>
+        <w:t xml:space="preserve">is the town talking about what it saw;</w:t>
+      </w:r>
+      <w:r>
+        <w:t xml:space="preserve"> </w:t>
+      </w:r>
+      <w:r>
+        <w:rPr>
+          <w:bCs/>
+          <w:b/>
+        </w:rPr>
+        <w:t xml:space="preserve">The Dark</w:t>
+      </w:r>
+      <w:r>
+        <w:t xml:space="preserve"> </w:t>
+      </w:r>
+      <w:r>
+        <w:t xml:space="preserve">is the things in the night learning your names. They fill as your deeds catch up with you; the GM narrates what each box means. A killing in the street, a monster seen in the open, a ritual worked carelessly, or a success at a cost can mark a box. Lying low between jobs, a good alibi (Deception) or doing the town a public good can clear one per job.</w:t>
       </w:r>
     </w:p>
     <w:tbl>
@@ -10999,7 +11971,7 @@
                 <w:b/>
                 <w:sz w:val="19"/>
               </w:rPr>
-              <w:t xml:space="preserve">Option</w:t>
+              <w:t xml:space="preserve">Track</w:t>
             </w:r>
           </w:p>
         </w:tc>
@@ -11017,7 +11989,7 @@
                 <w:b/>
                 <w:sz w:val="19"/>
               </w:rPr>
-              <w:t xml:space="preserve">Effect</w:t>
+              <w:t xml:space="preserve">Boxes</w:t>
             </w:r>
           </w:p>
         </w:tc>
@@ -11035,551 +12007,164 @@
                 <w:b/>
                 <w:sz w:val="19"/>
               </w:rPr>
-              <w:t xml:space="preserve">Limit</w:t>
-            </w:r>
-          </w:p>
-        </w:tc>
-      </w:tr>
-      <w:tr>
-        <w:tc>
-          <w:tcPr/>
-          <w:p>
-            <w:pPr>
-              <w:pStyle w:val="Compact"/>
-              <w:jc w:val="left"/>
-            </w:pPr>
-            <w:r>
-              <w:rPr>
-                <w:b/>
-                <w:sz w:val="19"/>
-              </w:rPr>
-              <w:t xml:space="preserve">New hex</w:t>
-            </w:r>
-          </w:p>
-        </w:tc>
-        <w:tc>
-          <w:tcPr/>
-          <w:p>
-            <w:pPr>
-              <w:pStyle w:val="Compact"/>
-              <w:jc w:val="left"/>
-            </w:pPr>
-            <w:r>
-              <w:rPr>
-                <w:sz w:val="19"/>
-              </w:rPr>
-              <w:t xml:space="preserve">Learn one hex beyond your limit</w:t>
-            </w:r>
-          </w:p>
-        </w:tc>
-        <w:tc>
-          <w:tcPr/>
-          <w:p>
-            <w:pPr>
-              <w:pStyle w:val="Compact"/>
-              <w:jc w:val="left"/>
-            </w:pPr>
-            <w:r>
-              <w:rPr>
-                <w:sz w:val="19"/>
-              </w:rPr>
-              <w:t xml:space="preserve">Up to 2 extra</w:t>
-            </w:r>
-          </w:p>
-        </w:tc>
-      </w:tr>
-      <w:tr>
-        <w:tc>
-          <w:tcPr/>
-          <w:p>
-            <w:pPr>
-              <w:pStyle w:val="Compact"/>
-              <w:jc w:val="left"/>
-            </w:pPr>
-            <w:r>
-              <w:rPr>
-                <w:b/>
-                <w:sz w:val="19"/>
-              </w:rPr>
-              <w:t xml:space="preserve">Deeper step</w:t>
-            </w:r>
-          </w:p>
-        </w:tc>
-        <w:tc>
-          <w:tcPr/>
-          <w:p>
-            <w:pPr>
-              <w:pStyle w:val="Compact"/>
-              <w:jc w:val="left"/>
-            </w:pPr>
-            <w:r>
-              <w:rPr>
-                <w:sz w:val="19"/>
-              </w:rPr>
-              <w:t xml:space="preserve">One hex you know works one step deeper: one more Boost</w:t>
-            </w:r>
-          </w:p>
-        </w:tc>
-        <w:tc>
-          <w:tcPr/>
-          <w:p>
-            <w:pPr>
-              <w:pStyle w:val="Compact"/>
-              <w:jc w:val="left"/>
-            </w:pPr>
-            <w:r>
-              <w:rPr>
-                <w:sz w:val="19"/>
-              </w:rPr>
-              <w:t xml:space="preserve">Each hex once</w:t>
-            </w:r>
-          </w:p>
-        </w:tc>
-      </w:tr>
-      <w:tr>
-        <w:tc>
-          <w:tcPr/>
-          <w:p>
-            <w:pPr>
-              <w:pStyle w:val="Compact"/>
-              <w:jc w:val="left"/>
-            </w:pPr>
-            <w:r>
-              <w:rPr>
-                <w:b/>
-                <w:sz w:val="19"/>
-              </w:rPr>
-              <w:t xml:space="preserve">Another charm</w:t>
-            </w:r>
-          </w:p>
-        </w:tc>
-        <w:tc>
-          <w:tcPr/>
-          <w:p>
-            <w:pPr>
-              <w:pStyle w:val="Compact"/>
-              <w:jc w:val="left"/>
-            </w:pPr>
-            <w:r>
-              <w:rPr>
-                <w:sz w:val="19"/>
-              </w:rPr>
-              <w:t xml:space="preserve">Carry one more ready charm</w:t>
-            </w:r>
-          </w:p>
-        </w:tc>
-        <w:tc>
-          <w:tcPr/>
-          <w:p>
-            <w:pPr>
-              <w:pStyle w:val="Compact"/>
-              <w:jc w:val="left"/>
-            </w:pPr>
-            <w:r>
-              <w:rPr>
-                <w:sz w:val="19"/>
-              </w:rPr>
-              <w:t xml:space="preserve">Up to 2 extra</w:t>
-            </w:r>
-          </w:p>
-        </w:tc>
-      </w:tr>
-      <w:tr>
-        <w:tc>
-          <w:tcPr/>
-          <w:p>
-            <w:pPr>
-              <w:pStyle w:val="Compact"/>
-              <w:jc w:val="left"/>
-            </w:pPr>
-            <w:r>
-              <w:rPr>
-                <w:b/>
-                <w:sz w:val="19"/>
-              </w:rPr>
-              <w:t xml:space="preserve">By heart</w:t>
-            </w:r>
-          </w:p>
-        </w:tc>
-        <w:tc>
-          <w:tcPr/>
-          <w:p>
-            <w:pPr>
-              <w:pStyle w:val="Compact"/>
-              <w:jc w:val="left"/>
-            </w:pPr>
-            <w:r>
-              <w:rPr>
-                <w:sz w:val="19"/>
-              </w:rPr>
-              <w:t xml:space="preserve">One kind of ritual takes one fewer segment (minimum 1)</w:t>
-            </w:r>
-          </w:p>
-        </w:tc>
-        <w:tc>
-          <w:tcPr/>
-          <w:p>
-            <w:pPr>
-              <w:pStyle w:val="Compact"/>
-              <w:jc w:val="left"/>
-            </w:pPr>
-            <w:r>
-              <w:rPr>
-                <w:sz w:val="19"/>
-              </w:rPr>
-              <w:t xml:space="preserve">Each kind once</w:t>
-            </w:r>
-          </w:p>
-        </w:tc>
-      </w:tr>
-      <w:tr>
-        <w:tc>
-          <w:tcPr/>
-          <w:p>
-            <w:pPr>
-              <w:pStyle w:val="Compact"/>
-              <w:jc w:val="left"/>
-            </w:pPr>
-            <w:r>
-              <w:rPr>
-                <w:b/>
-                <w:sz w:val="19"/>
-              </w:rPr>
-              <w:t xml:space="preserve">Quicker hand</w:t>
-            </w:r>
-          </w:p>
-        </w:tc>
-        <w:tc>
-          <w:tcPr/>
-          <w:p>
-            <w:pPr>
-              <w:pStyle w:val="Compact"/>
-              <w:jc w:val="left"/>
-            </w:pPr>
-            <w:r>
-              <w:rPr>
-                <w:sz w:val="19"/>
-              </w:rPr>
-              <w:t xml:space="preserve">One ritual you know goes one pace faster: an hour becomes ten minutes, ten minutes one action</w:t>
-            </w:r>
-          </w:p>
-        </w:tc>
-        <w:tc>
-          <w:tcPr/>
-          <w:p>
-            <w:pPr>
-              <w:pStyle w:val="Compact"/>
-              <w:jc w:val="left"/>
-            </w:pPr>
-            <w:r>
-              <w:rPr>
-                <w:sz w:val="19"/>
-              </w:rPr>
-              <w:t xml:space="preserve">Each ritual once</w:t>
-            </w:r>
-          </w:p>
-        </w:tc>
-      </w:tr>
-      <w:tr>
-        <w:tc>
-          <w:tcPr/>
-          <w:p>
-            <w:pPr>
-              <w:pStyle w:val="Compact"/>
-              <w:jc w:val="left"/>
-            </w:pPr>
-            <w:r>
-              <w:rPr>
-                <w:b/>
-                <w:sz w:val="19"/>
-              </w:rPr>
-              <w:t xml:space="preserve">Master of the tradition</w:t>
-            </w:r>
-          </w:p>
-        </w:tc>
-        <w:tc>
-          <w:tcPr/>
-          <w:p>
-            <w:pPr>
-              <w:pStyle w:val="Compact"/>
-              <w:jc w:val="left"/>
-            </w:pPr>
-            <w:r>
-              <w:rPr>
-                <w:sz w:val="19"/>
-              </w:rPr>
-              <w:t xml:space="preserve">Occult becomes Expert (+5)</w:t>
-            </w:r>
-          </w:p>
-        </w:tc>
-        <w:tc>
-          <w:tcPr/>
-          <w:p>
-            <w:pPr>
-              <w:pStyle w:val="Compact"/>
-              <w:jc w:val="left"/>
-            </w:pPr>
-            <w:r>
-              <w:rPr>
-                <w:sz w:val="19"/>
-              </w:rPr>
-              <w:t xml:space="preserve">Once, at the end of a long campaign</w:t>
+              <w:t xml:space="preserve">As boxes fill</w:t>
+            </w:r>
+          </w:p>
+        </w:tc>
+      </w:tr>
+      <w:tr>
+        <w:tc>
+          <w:tcPr/>
+          <w:p>
+            <w:pPr>
+              <w:pStyle w:val="Compact"/>
+              <w:jc w:val="left"/>
+            </w:pPr>
+            <w:r>
+              <w:rPr>
+                <w:b/>
+                <w:sz w:val="19"/>
+              </w:rPr>
+              <w:t xml:space="preserve">Heat</w:t>
+            </w:r>
+          </w:p>
+        </w:tc>
+        <w:tc>
+          <w:tcPr/>
+          <w:p>
+            <w:pPr>
+              <w:pStyle w:val="Compact"/>
+              <w:jc w:val="left"/>
+            </w:pPr>
+            <w:r>
+              <w:rPr>
+                <w:sz w:val="19"/>
+              </w:rPr>
+              <w:t xml:space="preserve">4</w:t>
+            </w:r>
+          </w:p>
+        </w:tc>
+        <w:tc>
+          <w:tcPr/>
+          <w:p>
+            <w:pPr>
+              <w:pStyle w:val="Compact"/>
+              <w:jc w:val="left"/>
+            </w:pPr>
+            <w:r>
+              <w:rPr>
+                <w:sz w:val="19"/>
+              </w:rPr>
+              <w:t xml:space="preserve">1: Questions at the sheriff’s office; 2: Wanted posters: −2 to Persuasion with lawmen; 3: A posse is out; 4: A warrant and a manhunt: start a Manhunt clock</w:t>
+            </w:r>
+          </w:p>
+        </w:tc>
+      </w:tr>
+      <w:tr>
+        <w:tc>
+          <w:tcPr/>
+          <w:p>
+            <w:pPr>
+              <w:pStyle w:val="Compact"/>
+              <w:jc w:val="left"/>
+            </w:pPr>
+            <w:r>
+              <w:rPr>
+                <w:b/>
+                <w:sz w:val="19"/>
+              </w:rPr>
+              <w:t xml:space="preserve">Whispers</w:t>
+            </w:r>
+          </w:p>
+        </w:tc>
+        <w:tc>
+          <w:tcPr/>
+          <w:p>
+            <w:pPr>
+              <w:pStyle w:val="Compact"/>
+              <w:jc w:val="left"/>
+            </w:pPr>
+            <w:r>
+              <w:rPr>
+                <w:sz w:val="19"/>
+              </w:rPr>
+              <w:t xml:space="preserve">4</w:t>
+            </w:r>
+          </w:p>
+        </w:tc>
+        <w:tc>
+          <w:tcPr/>
+          <w:p>
+            <w:pPr>
+              <w:pStyle w:val="Compact"/>
+              <w:jc w:val="left"/>
+            </w:pPr>
+            <w:r>
+              <w:rPr>
+                <w:sz w:val="19"/>
+              </w:rPr>
+              <w:t xml:space="preserve">1: Talk of strange things in the saloon; 2: The preacher names you from the pulpit: −2 to Persuasion with townsfolk; 3: Folk bar their doors; 4: A mob with torches: start a Mob clock</w:t>
+            </w:r>
+          </w:p>
+        </w:tc>
+      </w:tr>
+      <w:tr>
+        <w:tc>
+          <w:tcPr/>
+          <w:p>
+            <w:pPr>
+              <w:pStyle w:val="Compact"/>
+              <w:jc w:val="left"/>
+            </w:pPr>
+            <w:r>
+              <w:rPr>
+                <w:b/>
+                <w:sz w:val="19"/>
+              </w:rPr>
+              <w:t xml:space="preserve">The Dark</w:t>
+            </w:r>
+          </w:p>
+        </w:tc>
+        <w:tc>
+          <w:tcPr/>
+          <w:p>
+            <w:pPr>
+              <w:pStyle w:val="Compact"/>
+              <w:jc w:val="left"/>
+            </w:pPr>
+            <w:r>
+              <w:rPr>
+                <w:sz w:val="19"/>
+              </w:rPr>
+              <w:t xml:space="preserve">4</w:t>
+            </w:r>
+          </w:p>
+        </w:tc>
+        <w:tc>
+          <w:tcPr/>
+          <w:p>
+            <w:pPr>
+              <w:pStyle w:val="Compact"/>
+              <w:jc w:val="left"/>
+            </w:pPr>
+            <w:r>
+              <w:rPr>
+                <w:sz w:val="19"/>
+              </w:rPr>
+              <w:t xml:space="preserve">1: Dogs howl at your door; 2: Signs and warnings: a marked door, a dead bird; 3: Something follows you at night; 4: It comes: start a clock</w:t>
             </w:r>
           </w:p>
         </w:tc>
       </w:tr>
     </w:tbl>
-    <w:bookmarkEnd w:id="67"/>
-    <w:bookmarkStart w:id="68" w:name="magic-in-trails-of-blood-dust"/>
+    <w:bookmarkEnd w:id="71"/>
+    <w:bookmarkStart w:id="72" w:name="advancement"/>
     <w:p>
       <w:pPr>
         <w:pStyle w:val="Heading2"/>
       </w:pPr>
       <w:r>
-        <w:t xml:space="preserve">Magic in Trails of Blood &amp; Dust</w:t>
-      </w:r>
-    </w:p>
-    <w:tbl>
-      <w:tblPr>
-        <w:tblStyle w:val="Table"/>
-        <w:tblW w:type="pct" w:w="5000"/>
-        <w:tblLook w:firstRow="1" w:lastRow="0" w:firstColumn="0" w:lastColumn="0" w:noHBand="0" w:noVBand="0" w:val="0020"/>
-        <w:jc w:val="start"/>
-        <w:tblBorders>
-          <w:top w:val="single" w:sz="4" w:color="B8C2D3"/>
-          <w:left w:val="single" w:sz="4" w:color="B8C2D3"/>
-          <w:bottom w:val="single" w:sz="4" w:color="B8C2D3"/>
-          <w:right w:val="single" w:sz="4" w:color="B8C2D3"/>
-          <w:insideH w:val="single" w:sz="4" w:color="B8C2D3"/>
-          <w:insideV w:val="single" w:sz="4" w:color="B8C2D3"/>
-        </w:tblBorders>
-      </w:tblPr>
-      <w:tblGrid>
-        <w:gridCol w:w="3960"/>
-        <w:gridCol w:w="3960"/>
-      </w:tblGrid>
-      <w:tr>
-        <w:trPr>
-          <w:tblHeader w:val="true"/>
-        </w:trPr>
-        <w:tc>
-          <w:tcPr>
-            <w:shd w:val="clear" w:fill="E6E8E6"/>
-          </w:tcPr>
-          <w:p>
-            <w:pPr>
-              <w:pStyle w:val="Compact"/>
-            </w:pPr>
-          </w:p>
-        </w:tc>
-        <w:tc>
-          <w:tcPr>
-            <w:shd w:val="clear" w:fill="E6E8E6"/>
-          </w:tcPr>
-          <w:p>
-            <w:pPr>
-              <w:pStyle w:val="Compact"/>
-              <w:jc w:val="left"/>
-            </w:pPr>
-            <w:r>
-              <w:rPr>
-                <w:b/>
-                <w:sz w:val="19"/>
-              </w:rPr>
-              <w:t xml:space="preserve">How it works here</w:t>
-            </w:r>
-          </w:p>
-        </w:tc>
-      </w:tr>
-      <w:tr>
-        <w:tc>
-          <w:tcPr/>
-          <w:p>
-            <w:pPr>
-              <w:pStyle w:val="Compact"/>
-              <w:jc w:val="left"/>
-            </w:pPr>
-            <w:r>
-              <w:rPr>
-                <w:bCs/>
-                <w:b/>
-                <w:sz w:val="19"/>
-              </w:rPr>
-              <w:t xml:space="preserve">Feel</w:t>
-            </w:r>
-          </w:p>
-        </w:tc>
-        <w:tc>
-          <w:tcPr/>
-          <w:p>
-            <w:pPr>
-              <w:pStyle w:val="Compact"/>
-              <w:jc w:val="left"/>
-            </w:pPr>
-            <w:r>
-              <w:rPr>
-                <w:sz w:val="19"/>
-              </w:rPr>
-              <w:t xml:space="preserve">Gothic western: magic is slow, folk and feared. A gunfight is won by the charm you made last night, not the spell you cast now.</w:t>
-            </w:r>
-          </w:p>
-        </w:tc>
-      </w:tr>
-      <w:tr>
-        <w:tc>
-          <w:tcPr/>
-          <w:p>
-            <w:pPr>
-              <w:pStyle w:val="Compact"/>
-              <w:jc w:val="left"/>
-            </w:pPr>
-            <w:r>
-              <w:rPr>
-                <w:bCs/>
-                <w:b/>
-                <w:sz w:val="19"/>
-              </w:rPr>
-              <w:t xml:space="preserve">Hexes</w:t>
-            </w:r>
-          </w:p>
-        </w:tc>
-        <w:tc>
-          <w:tcPr/>
-          <w:p>
-            <w:pPr>
-              <w:pStyle w:val="Compact"/>
-              <w:jc w:val="left"/>
-            </w:pPr>
-            <w:r>
-              <w:rPr>
-                <w:sz w:val="19"/>
-              </w:rPr>
-              <w:t xml:space="preserve">Sorcerers only: known Trained 2, Specialty 3, Expert 4.</w:t>
-            </w:r>
-          </w:p>
-        </w:tc>
-      </w:tr>
-      <w:tr>
-        <w:tc>
-          <w:tcPr/>
-          <w:p>
-            <w:pPr>
-              <w:pStyle w:val="Compact"/>
-              <w:jc w:val="left"/>
-            </w:pPr>
-            <w:r>
-              <w:rPr>
-                <w:bCs/>
-                <w:b/>
-                <w:sz w:val="19"/>
-              </w:rPr>
-              <w:t xml:space="preserve">Rituals</w:t>
-            </w:r>
-          </w:p>
-        </w:tc>
-        <w:tc>
-          <w:tcPr/>
-          <w:p>
-            <w:pPr>
-              <w:pStyle w:val="Compact"/>
-              <w:jc w:val="left"/>
-            </w:pPr>
-            <w:r>
-              <w:rPr>
-                <w:sz w:val="19"/>
-              </w:rPr>
-              <w:t xml:space="preserve">Every Practitioner, at their tradition’s pace: ten minutes a roll; an hour for a Hermeticist; a minute for a Braucher’s healing charm.</w:t>
-            </w:r>
-          </w:p>
-        </w:tc>
-      </w:tr>
-      <w:tr>
-        <w:tc>
-          <w:tcPr/>
-          <w:p>
-            <w:pPr>
-              <w:pStyle w:val="Compact"/>
-              <w:jc w:val="left"/>
-            </w:pPr>
-            <w:r>
-              <w:rPr>
-                <w:bCs/>
-                <w:b/>
-                <w:sz w:val="19"/>
-              </w:rPr>
-              <w:t xml:space="preserve">Charms</w:t>
-            </w:r>
-          </w:p>
-        </w:tc>
-        <w:tc>
-          <w:tcPr/>
-          <w:p>
-            <w:pPr>
-              <w:pStyle w:val="Compact"/>
-              <w:jc w:val="left"/>
-            </w:pPr>
-            <w:r>
-              <w:rPr>
-                <w:sz w:val="19"/>
-              </w:rPr>
-              <w:t xml:space="preserve">The heart of western magic. Practitioners carry Trained 2, Specialty 3, Expert 4; a Sorcerer, only one.</w:t>
-            </w:r>
-          </w:p>
-        </w:tc>
-      </w:tr>
-      <w:tr>
-        <w:tc>
-          <w:tcPr/>
-          <w:p>
-            <w:pPr>
-              <w:pStyle w:val="Compact"/>
-              <w:jc w:val="left"/>
-            </w:pPr>
-            <w:r>
-              <w:rPr>
-                <w:bCs/>
-                <w:b/>
-                <w:sz w:val="19"/>
-              </w:rPr>
-              <w:t xml:space="preserve">Price</w:t>
-            </w:r>
-          </w:p>
-        </w:tc>
-        <w:tc>
-          <w:tcPr/>
-          <w:p>
-            <w:pPr>
-              <w:pStyle w:val="Compact"/>
-              <w:jc w:val="left"/>
-            </w:pPr>
-            <w:r>
-              <w:rPr>
-                <w:sz w:val="19"/>
-              </w:rPr>
-              <w:t xml:space="preserve">The Dark: a failed hex marks a box, and magic worked openly can mark one too. The Order of the Iron Cross hunts known practitioners.</w:t>
-            </w:r>
-          </w:p>
-        </w:tc>
-      </w:tr>
-    </w:tbl>
-    <w:bookmarkEnd w:id="68"/>
-    <w:bookmarkEnd w:id="69"/>
-    <w:bookmarkStart w:id="73" w:name="grit-points-and-tracks"/>
-    <w:p>
-      <w:pPr>
-        <w:pStyle w:val="Heading1"/>
-      </w:pPr>
-      <w:r>
-        <w:t xml:space="preserve">Grit points and tracks</w:t>
-      </w:r>
-    </w:p>
-    <w:bookmarkStart w:id="70" w:name="using-grit-points"/>
-    <w:p>
-      <w:pPr>
-        <w:pStyle w:val="Heading2"/>
-      </w:pPr>
-      <w:r>
-        <w:t xml:space="preserve">Using Grit points</w:t>
+        <w:t xml:space="preserve">Advancement</w:t>
       </w:r>
     </w:p>
     <w:p>
@@ -11587,193 +12172,7 @@
         <w:pStyle w:val="FirstParagraph"/>
       </w:pPr>
       <w:r>
-        <w:t xml:space="preserve">Begin each session with two Grit points (three with Extra Grit); unused points do not carry over. Spend no more than one point on a single roll or injury event.</w:t>
-      </w:r>
-    </w:p>
-    <w:tbl>
-      <w:tblPr>
-        <w:tblStyle w:val="Table"/>
-        <w:tblW w:type="pct" w:w="5000"/>
-        <w:tblLook w:firstRow="1" w:lastRow="0" w:firstColumn="0" w:lastColumn="0" w:noHBand="0" w:noVBand="0" w:val="0020"/>
-        <w:jc w:val="start"/>
-        <w:tblBorders>
-          <w:top w:val="single" w:sz="4" w:color="B8C2D3"/>
-          <w:left w:val="single" w:sz="4" w:color="B8C2D3"/>
-          <w:bottom w:val="single" w:sz="4" w:color="B8C2D3"/>
-          <w:right w:val="single" w:sz="4" w:color="B8C2D3"/>
-          <w:insideH w:val="single" w:sz="4" w:color="B8C2D3"/>
-          <w:insideV w:val="single" w:sz="4" w:color="B8C2D3"/>
-        </w:tblBorders>
-      </w:tblPr>
-      <w:tblGrid>
-        <w:gridCol w:w="3960"/>
-        <w:gridCol w:w="3960"/>
-      </w:tblGrid>
-      <w:tr>
-        <w:trPr>
-          <w:tblHeader w:val="true"/>
-        </w:trPr>
-        <w:tc>
-          <w:tcPr>
-            <w:shd w:val="clear" w:fill="E6E8E6"/>
-          </w:tcPr>
-          <w:p>
-            <w:pPr>
-              <w:pStyle w:val="Compact"/>
-              <w:jc w:val="left"/>
-            </w:pPr>
-            <w:r>
-              <w:rPr>
-                <w:b/>
-                <w:sz w:val="19"/>
-              </w:rPr>
-              <w:t xml:space="preserve">Spend one point to</w:t>
-            </w:r>
-          </w:p>
-        </w:tc>
-        <w:tc>
-          <w:tcPr>
-            <w:shd w:val="clear" w:fill="E6E8E6"/>
-          </w:tcPr>
-          <w:p>
-            <w:pPr>
-              <w:pStyle w:val="Compact"/>
-              <w:jc w:val="left"/>
-            </w:pPr>
-            <w:r>
-              <w:rPr>
-                <w:b/>
-                <w:sz w:val="19"/>
-              </w:rPr>
-              <w:t xml:space="preserve">Timing and limits</w:t>
-            </w:r>
-          </w:p>
-        </w:tc>
-      </w:tr>
-      <w:tr>
-        <w:tc>
-          <w:tcPr/>
-          <w:p>
-            <w:pPr>
-              <w:pStyle w:val="Compact"/>
-              <w:jc w:val="left"/>
-            </w:pPr>
-            <w:r>
-              <w:rPr>
-                <w:b/>
-                <w:sz w:val="19"/>
-              </w:rPr>
-              <w:t xml:space="preserve">Reroll your own roll</w:t>
-            </w:r>
-          </w:p>
-        </w:tc>
-        <w:tc>
-          <w:tcPr/>
-          <w:p>
-            <w:pPr>
-              <w:pStyle w:val="Compact"/>
-              <w:jc w:val="left"/>
-            </w:pPr>
-            <w:r>
-              <w:rPr>
-                <w:sz w:val="19"/>
-              </w:rPr>
-              <w:t xml:space="preserve">Declare after seeing the result but before its consequences. Keep the second result, even if worse.</w:t>
-            </w:r>
-          </w:p>
-        </w:tc>
-      </w:tr>
-      <w:tr>
-        <w:tc>
-          <w:tcPr/>
-          <w:p>
-            <w:pPr>
-              <w:pStyle w:val="Compact"/>
-              <w:jc w:val="left"/>
-            </w:pPr>
-            <w:r>
-              <w:rPr>
-                <w:b/>
-                <w:sz w:val="19"/>
-              </w:rPr>
-              <w:t xml:space="preserve">Reduce an injury by one box</w:t>
-            </w:r>
-          </w:p>
-        </w:tc>
-        <w:tc>
-          <w:tcPr/>
-          <w:p>
-            <w:pPr>
-              <w:pStyle w:val="Compact"/>
-              <w:jc w:val="left"/>
-            </w:pPr>
-            <w:r>
-              <w:rPr>
-                <w:sz w:val="19"/>
-              </w:rPr>
-              <w:t xml:space="preserve">Declare when a hit would mark boxes, before applying them. Does not prevent certain death.</w:t>
-            </w:r>
-          </w:p>
-        </w:tc>
-      </w:tr>
-      <w:tr>
-        <w:tc>
-          <w:tcPr/>
-          <w:p>
-            <w:pPr>
-              <w:pStyle w:val="Compact"/>
-              <w:jc w:val="left"/>
-            </w:pPr>
-            <w:r>
-              <w:rPr>
-                <w:b/>
-                <w:sz w:val="19"/>
-              </w:rPr>
-              <w:t xml:space="preserve">Establish a small preparation</w:t>
-            </w:r>
-          </w:p>
-        </w:tc>
-        <w:tc>
-          <w:tcPr/>
-          <w:p>
-            <w:pPr>
-              <w:pStyle w:val="Compact"/>
-              <w:jc w:val="left"/>
-            </w:pPr>
-            <w:r>
-              <w:rPr>
-                <w:sz w:val="19"/>
-              </w:rPr>
-              <w:t xml:space="preserve">Propose a plausible detail, such as having packed something useful. GM approval is required.</w:t>
-            </w:r>
-          </w:p>
-        </w:tc>
-      </w:tr>
-    </w:tbl>
-    <w:p>
-      <w:pPr>
-        <w:pStyle w:val="BodyText"/>
-      </w:pPr>
-      <w:r>
-        <w:t xml:space="preserve">Gain one point when one of your complications creates a meaningful problem you accept, including a companion complication. You can decline the proposed complication without penalty.</w:t>
-      </w:r>
-    </w:p>
-    <w:bookmarkEnd w:id="70"/>
-    <w:bookmarkStart w:id="71" w:name="trouble"/>
-    <w:p>
-      <w:pPr>
-        <w:pStyle w:val="Heading2"/>
-      </w:pPr>
-      <w:r>
-        <w:t xml:space="preserve">Trouble</w:t>
-      </w:r>
-    </w:p>
-    <w:p>
-      <w:pPr>
-        <w:pStyle w:val="FirstParagraph"/>
-      </w:pPr>
-      <w:r>
-        <w:t xml:space="preserve">The characters share three Trouble tracks.</w:t>
+        <w:t xml:space="preserve">Characters grow by earning</w:t>
       </w:r>
       <w:r>
         <w:t xml:space="preserve"> </w:t>
@@ -11783,29 +12182,35 @@
           <w:bCs/>
           <w:b/>
         </w:rPr>
-        <w:t xml:space="preserve">Heat</w:t>
-      </w:r>
-      <w:r>
-        <w:t xml:space="preserve"> </w:t>
-      </w:r>
-      <w:r>
-        <w:t xml:space="preserve">is the law and the powerful taking notice;</w:t>
-      </w:r>
-      <w:r>
-        <w:t xml:space="preserve"> </w:t>
-      </w:r>
+        <w:t xml:space="preserve">advancement points</w:t>
+      </w:r>
+      <w:r>
+        <w:t xml:space="preserve"> </w:t>
+      </w:r>
+      <w:r>
+        <w:t xml:space="preserve">and spending them.</w:t>
+      </w:r>
+    </w:p>
+    <w:p>
+      <w:pPr>
+        <w:numPr>
+          <w:ilvl w:val="0"/>
+          <w:numId w:val="1013"/>
+        </w:numPr>
+        <w:pStyle w:val="Compact"/>
+      </w:pPr>
       <w:r>
         <w:rPr>
           <w:bCs/>
           <w:b/>
         </w:rPr>
-        <w:t xml:space="preserve">Whispers</w:t>
-      </w:r>
-      <w:r>
-        <w:t xml:space="preserve"> </w:t>
-      </w:r>
-      <w:r>
-        <w:t xml:space="preserve">is the town talking about what it saw;</w:t>
+        <w:t xml:space="preserve">Earning.</w:t>
+      </w:r>
+      <w:r>
+        <w:t xml:space="preserve"> </w:t>
+      </w:r>
+      <w:r>
+        <w:t xml:space="preserve">After a significant job, the GM awards each character</w:t>
       </w:r>
       <w:r>
         <w:t xml:space="preserve"> </w:t>
@@ -11815,13 +12220,58 @@
           <w:bCs/>
           <w:b/>
         </w:rPr>
-        <w:t xml:space="preserve">The Dark</w:t>
-      </w:r>
-      <w:r>
-        <w:t xml:space="preserve"> </w:t>
-      </w:r>
-      <w:r>
-        <w:t xml:space="preserve">is the things in the night learning your names. They fill as your deeds catch up with you; the GM narrates what each box means. A killing in the street, a monster seen in the open, a ritual worked carelessly, or a success at a cost can mark a box. Lying low between jobs, a good alibi (Deception) or doing the town a public good can clear one per job.</w:t>
+        <w:t xml:space="preserve">1 point</w:t>
+      </w:r>
+      <w:r>
+        <w:t xml:space="preserve">. At a</w:t>
+      </w:r>
+      <w:r>
+        <w:t xml:space="preserve"> </w:t>
+      </w:r>
+      <w:r>
+        <w:rPr>
+          <w:bCs/>
+          <w:b/>
+        </w:rPr>
+        <w:t xml:space="preserve">milestone</w:t>
+      </w:r>
+      <w:r>
+        <w:t xml:space="preserve">, the end of a story arc, everyone earns</w:t>
+      </w:r>
+      <w:r>
+        <w:t xml:space="preserve"> </w:t>
+      </w:r>
+      <w:r>
+        <w:rPr>
+          <w:bCs/>
+          <w:b/>
+        </w:rPr>
+        <w:t xml:space="preserve">2 more</w:t>
+      </w:r>
+      <w:r>
+        <w:t xml:space="preserve">.</w:t>
+      </w:r>
+    </w:p>
+    <w:p>
+      <w:pPr>
+        <w:numPr>
+          <w:ilvl w:val="0"/>
+          <w:numId w:val="1013"/>
+        </w:numPr>
+        <w:pStyle w:val="Compact"/>
+      </w:pPr>
+      <w:r>
+        <w:rPr>
+          <w:bCs/>
+          <w:b/>
+        </w:rPr>
+        <w:t xml:space="preserve">Spending.</w:t>
+      </w:r>
+      <w:r>
+        <w:t xml:space="preserve"> </w:t>
+      </w:r>
+      <w:r>
+        <w:t xml:space="preserve">Spend points when you earn them, or bank them for something bigger. Each purchase needs the GM’s approval and a reason from the story: training with someone, something you lived through, a debt paid.</w:t>
       </w:r>
     </w:p>
     <w:tbl>
@@ -11862,7 +12312,7 @@
                 <w:b/>
                 <w:sz w:val="19"/>
               </w:rPr>
-              <w:t xml:space="preserve">Track</w:t>
+              <w:t xml:space="preserve">Purchase</w:t>
             </w:r>
           </w:p>
         </w:tc>
@@ -11880,7 +12330,7 @@
                 <w:b/>
                 <w:sz w:val="19"/>
               </w:rPr>
-              <w:t xml:space="preserve">Boxes</w:t>
+              <w:t xml:space="preserve">Cost</w:t>
             </w:r>
           </w:p>
         </w:tc>
@@ -11898,25 +12348,217 @@
                 <w:b/>
                 <w:sz w:val="19"/>
               </w:rPr>
-              <w:t xml:space="preserve">As boxes fill</w:t>
-            </w:r>
-          </w:p>
-        </w:tc>
-      </w:tr>
-      <w:tr>
-        <w:tc>
-          <w:tcPr/>
-          <w:p>
-            <w:pPr>
-              <w:pStyle w:val="Compact"/>
-              <w:jc w:val="left"/>
-            </w:pPr>
-            <w:r>
-              <w:rPr>
-                <w:b/>
-                <w:sz w:val="19"/>
-              </w:rPr>
-              <w:t xml:space="preserve">Heat</w:t>
+              <w:t xml:space="preserve">Limit</w:t>
+            </w:r>
+          </w:p>
+        </w:tc>
+      </w:tr>
+      <w:tr>
+        <w:tc>
+          <w:tcPr/>
+          <w:p>
+            <w:pPr>
+              <w:pStyle w:val="Compact"/>
+              <w:jc w:val="left"/>
+            </w:pPr>
+            <w:r>
+              <w:rPr>
+                <w:b/>
+                <w:sz w:val="19"/>
+              </w:rPr>
+              <w:t xml:space="preserve">A skill from Untrained to Trained</w:t>
+            </w:r>
+          </w:p>
+        </w:tc>
+        <w:tc>
+          <w:tcPr/>
+          <w:p>
+            <w:pPr>
+              <w:pStyle w:val="Compact"/>
+              <w:jc w:val="left"/>
+            </w:pPr>
+            <w:r>
+              <w:rPr>
+                <w:sz w:val="19"/>
+              </w:rPr>
+              <w:t xml:space="preserve">1</w:t>
+            </w:r>
+          </w:p>
+        </w:tc>
+        <w:tc>
+          <w:tcPr/>
+          <w:p>
+            <w:pPr>
+              <w:pStyle w:val="Compact"/>
+              <w:jc w:val="left"/>
+            </w:pPr>
+            <w:r>
+              <w:rPr>
+                <w:sz w:val="19"/>
+              </w:rPr>
+              <w:t xml:space="preserve">—</w:t>
+            </w:r>
+          </w:p>
+        </w:tc>
+      </w:tr>
+      <w:tr>
+        <w:tc>
+          <w:tcPr/>
+          <w:p>
+            <w:pPr>
+              <w:pStyle w:val="Compact"/>
+              <w:jc w:val="left"/>
+            </w:pPr>
+            <w:r>
+              <w:rPr>
+                <w:b/>
+                <w:sz w:val="19"/>
+              </w:rPr>
+              <w:t xml:space="preserve">A skill from Trained to Specialty</w:t>
+            </w:r>
+          </w:p>
+        </w:tc>
+        <w:tc>
+          <w:tcPr/>
+          <w:p>
+            <w:pPr>
+              <w:pStyle w:val="Compact"/>
+              <w:jc w:val="left"/>
+            </w:pPr>
+            <w:r>
+              <w:rPr>
+                <w:sz w:val="19"/>
+              </w:rPr>
+              <w:t xml:space="preserve">2</w:t>
+            </w:r>
+          </w:p>
+        </w:tc>
+        <w:tc>
+          <w:tcPr/>
+          <w:p>
+            <w:pPr>
+              <w:pStyle w:val="Compact"/>
+              <w:jc w:val="left"/>
+            </w:pPr>
+            <w:r>
+              <w:rPr>
+                <w:sz w:val="19"/>
+              </w:rPr>
+              <w:t xml:space="preserve">Specialty (+3) is the ceiling: only an Old hand’s starting skill is Expert, unless they broaden (see Step 3)</w:t>
+            </w:r>
+          </w:p>
+        </w:tc>
+      </w:tr>
+      <w:tr>
+        <w:tc>
+          <w:tcPr/>
+          <w:p>
+            <w:pPr>
+              <w:pStyle w:val="Compact"/>
+              <w:jc w:val="left"/>
+            </w:pPr>
+            <w:r>
+              <w:rPr>
+                <w:b/>
+                <w:sz w:val="19"/>
+              </w:rPr>
+              <w:t xml:space="preserve">Revise an advantage or complication</w:t>
+            </w:r>
+          </w:p>
+        </w:tc>
+        <w:tc>
+          <w:tcPr/>
+          <w:p>
+            <w:pPr>
+              <w:pStyle w:val="Compact"/>
+              <w:jc w:val="left"/>
+            </w:pPr>
+            <w:r>
+              <w:rPr>
+                <w:sz w:val="19"/>
+              </w:rPr>
+              <w:t xml:space="preserve">1</w:t>
+            </w:r>
+          </w:p>
+        </w:tc>
+        <w:tc>
+          <w:tcPr/>
+          <w:p>
+            <w:pPr>
+              <w:pStyle w:val="Compact"/>
+              <w:jc w:val="left"/>
+            </w:pPr>
+            <w:r>
+              <w:rPr>
+                <w:sz w:val="19"/>
+              </w:rPr>
+              <w:t xml:space="preserve">—</w:t>
+            </w:r>
+          </w:p>
+        </w:tc>
+      </w:tr>
+      <w:tr>
+        <w:tc>
+          <w:tcPr/>
+          <w:p>
+            <w:pPr>
+              <w:pStyle w:val="Compact"/>
+              <w:jc w:val="left"/>
+            </w:pPr>
+            <w:r>
+              <w:rPr>
+                <w:b/>
+                <w:sz w:val="19"/>
+              </w:rPr>
+              <w:t xml:space="preserve">A new Edge</w:t>
+            </w:r>
+          </w:p>
+        </w:tc>
+        <w:tc>
+          <w:tcPr/>
+          <w:p>
+            <w:pPr>
+              <w:pStyle w:val="Compact"/>
+              <w:jc w:val="left"/>
+            </w:pPr>
+            <w:r>
+              <w:rPr>
+                <w:sz w:val="19"/>
+              </w:rPr>
+              <w:t xml:space="preserve">3</w:t>
+            </w:r>
+          </w:p>
+        </w:tc>
+        <w:tc>
+          <w:tcPr/>
+          <w:p>
+            <w:pPr>
+              <w:pStyle w:val="Compact"/>
+              <w:jc w:val="left"/>
+            </w:pPr>
+            <w:r>
+              <w:rPr>
+                <w:sz w:val="19"/>
+              </w:rPr>
+              <w:t xml:space="preserve">Any Edge except the attribute and Trained-skill Edges, within its own limit</w:t>
+            </w:r>
+          </w:p>
+        </w:tc>
+      </w:tr>
+      <w:tr>
+        <w:tc>
+          <w:tcPr/>
+          <w:p>
+            <w:pPr>
+              <w:pStyle w:val="Compact"/>
+              <w:jc w:val="left"/>
+            </w:pPr>
+            <w:r>
+              <w:rPr>
+                <w:b/>
+                <w:sz w:val="19"/>
+              </w:rPr>
+              <w:t xml:space="preserve">+1 to an attribute</w:t>
             </w:r>
           </w:p>
         </w:tc>
@@ -11946,124 +12588,18 @@
               <w:rPr>
                 <w:sz w:val="19"/>
               </w:rPr>
-              <w:t xml:space="preserve">1: Questions at the sheriff’s office; 2: Wanted posters: −2 to Persuasion with lawmen; 3: A posse is out; 4: A warrant and a manhunt: start a Manhunt clock</w:t>
-            </w:r>
-          </w:p>
-        </w:tc>
-      </w:tr>
-      <w:tr>
-        <w:tc>
-          <w:tcPr/>
-          <w:p>
-            <w:pPr>
-              <w:pStyle w:val="Compact"/>
-              <w:jc w:val="left"/>
-            </w:pPr>
-            <w:r>
-              <w:rPr>
-                <w:b/>
-                <w:sz w:val="19"/>
-              </w:rPr>
-              <w:t xml:space="preserve">Whispers</w:t>
-            </w:r>
-          </w:p>
-        </w:tc>
-        <w:tc>
-          <w:tcPr/>
-          <w:p>
-            <w:pPr>
-              <w:pStyle w:val="Compact"/>
-              <w:jc w:val="left"/>
-            </w:pPr>
-            <w:r>
-              <w:rPr>
-                <w:sz w:val="19"/>
-              </w:rPr>
-              <w:t xml:space="preserve">4</w:t>
-            </w:r>
-          </w:p>
-        </w:tc>
-        <w:tc>
-          <w:tcPr/>
-          <w:p>
-            <w:pPr>
-              <w:pStyle w:val="Compact"/>
-              <w:jc w:val="left"/>
-            </w:pPr>
-            <w:r>
-              <w:rPr>
-                <w:sz w:val="19"/>
-              </w:rPr>
-              <w:t xml:space="preserve">1: Talk of strange things in the saloon; 2: The preacher names you from the pulpit: −2 to Persuasion with townsfolk; 3: Folk bar their doors; 4: A mob with torches: start a Mob clock</w:t>
-            </w:r>
-          </w:p>
-        </w:tc>
-      </w:tr>
-      <w:tr>
-        <w:tc>
-          <w:tcPr/>
-          <w:p>
-            <w:pPr>
-              <w:pStyle w:val="Compact"/>
-              <w:jc w:val="left"/>
-            </w:pPr>
-            <w:r>
-              <w:rPr>
-                <w:b/>
-                <w:sz w:val="19"/>
-              </w:rPr>
-              <w:t xml:space="preserve">The Dark</w:t>
-            </w:r>
-          </w:p>
-        </w:tc>
-        <w:tc>
-          <w:tcPr/>
-          <w:p>
-            <w:pPr>
-              <w:pStyle w:val="Compact"/>
-              <w:jc w:val="left"/>
-            </w:pPr>
-            <w:r>
-              <w:rPr>
-                <w:sz w:val="19"/>
-              </w:rPr>
-              <w:t xml:space="preserve">4</w:t>
-            </w:r>
-          </w:p>
-        </w:tc>
-        <w:tc>
-          <w:tcPr/>
-          <w:p>
-            <w:pPr>
-              <w:pStyle w:val="Compact"/>
-              <w:jc w:val="left"/>
-            </w:pPr>
-            <w:r>
-              <w:rPr>
-                <w:sz w:val="19"/>
-              </w:rPr>
-              <w:t xml:space="preserve">1: Dogs howl at your door; 2: Signs and warnings: a marked door, a dead bird; 3: Something follows you at night; 4: It comes: start a clock</w:t>
+              <w:t xml:space="preserve">Once per attribute; no higher than one above the starting maximum (14, plus any origin bonus)</w:t>
             </w:r>
           </w:p>
         </w:tc>
       </w:tr>
     </w:tbl>
-    <w:bookmarkEnd w:id="71"/>
-    <w:bookmarkStart w:id="72" w:name="advancement"/>
-    <w:p>
-      <w:pPr>
-        <w:pStyle w:val="Heading2"/>
-      </w:pPr>
-      <w:r>
-        <w:t xml:space="preserve">Advancement</w:t>
-      </w:r>
-    </w:p>
-    <w:p>
-      <w:pPr>
-        <w:pStyle w:val="FirstParagraph"/>
-      </w:pPr>
-      <w:r>
-        <w:t xml:space="preserve">After a significant job, the GM may authorize one relevant skill to advance from Untrained to Trained or from Trained to Specialty, or allow revision of an advantage or complication. Only an Old hand’s starting skill is Expert; a skill raised later tops out at Specialty (+3) unless they broaden (see Step 3).</w:t>
+    <w:p>
+      <w:pPr>
+        <w:pStyle w:val="BodyText"/>
+      </w:pPr>
+      <w:r>
+        <w:t xml:space="preserve">Magic and powers grow the same way, at the costs their chapters give.</w:t>
       </w:r>
     </w:p>
     <w:bookmarkEnd w:id="72"/>
@@ -14331,7 +14867,7 @@
       <w:pPr>
         <w:numPr>
           <w:ilvl w:val="0"/>
-          <w:numId w:val="1013"/>
+          <w:numId w:val="1014"/>
         </w:numPr>
         <w:pStyle w:val="Compact"/>
       </w:pPr>
@@ -14353,7 +14889,7 @@
       <w:pPr>
         <w:numPr>
           <w:ilvl w:val="0"/>
-          <w:numId w:val="1013"/>
+          <w:numId w:val="1014"/>
         </w:numPr>
         <w:pStyle w:val="Compact"/>
       </w:pPr>
@@ -14375,7 +14911,7 @@
       <w:pPr>
         <w:numPr>
           <w:ilvl w:val="0"/>
-          <w:numId w:val="1013"/>
+          <w:numId w:val="1014"/>
         </w:numPr>
         <w:pStyle w:val="Compact"/>
       </w:pPr>
@@ -14397,7 +14933,7 @@
       <w:pPr>
         <w:numPr>
           <w:ilvl w:val="0"/>
-          <w:numId w:val="1013"/>
+          <w:numId w:val="1014"/>
         </w:numPr>
         <w:pStyle w:val="Compact"/>
       </w:pPr>
@@ -14419,7 +14955,7 @@
       <w:pPr>
         <w:numPr>
           <w:ilvl w:val="0"/>
-          <w:numId w:val="1013"/>
+          <w:numId w:val="1014"/>
         </w:numPr>
         <w:pStyle w:val="Compact"/>
       </w:pPr>
@@ -14434,7 +14970,7 @@
         <w:t xml:space="preserve"> </w:t>
       </w:r>
       <w:r>
-        <w:t xml:space="preserve">After a significant job, the GM may authorize one skill step for each character.</w:t>
+        <w:t xml:space="preserve">After a significant job, each character earns 1 advancement point; at a milestone, 2 more.</w:t>
       </w:r>
     </w:p>
     <w:bookmarkEnd w:id="75"/>
@@ -14855,7 +15391,7 @@
       <w:pPr>
         <w:numPr>
           <w:ilvl w:val="0"/>
-          <w:numId w:val="1014"/>
+          <w:numId w:val="1015"/>
         </w:numPr>
         <w:pStyle w:val="Compact"/>
       </w:pPr>
@@ -14877,7 +15413,7 @@
       <w:pPr>
         <w:numPr>
           <w:ilvl w:val="0"/>
-          <w:numId w:val="1014"/>
+          <w:numId w:val="1015"/>
         </w:numPr>
         <w:pStyle w:val="Compact"/>
       </w:pPr>
@@ -14899,7 +15435,7 @@
       <w:pPr>
         <w:numPr>
           <w:ilvl w:val="0"/>
-          <w:numId w:val="1014"/>
+          <w:numId w:val="1015"/>
         </w:numPr>
         <w:pStyle w:val="Compact"/>
       </w:pPr>
@@ -14937,7 +15473,7 @@
       <w:pPr>
         <w:numPr>
           <w:ilvl w:val="0"/>
-          <w:numId w:val="1014"/>
+          <w:numId w:val="1015"/>
         </w:numPr>
         <w:pStyle w:val="Compact"/>
       </w:pPr>
@@ -15824,7 +16360,7 @@
       <w:pPr>
         <w:numPr>
           <w:ilvl w:val="0"/>
-          <w:numId w:val="1015"/>
+          <w:numId w:val="1016"/>
         </w:numPr>
         <w:pStyle w:val="Compact"/>
       </w:pPr>
@@ -15862,7 +16398,7 @@
       <w:pPr>
         <w:numPr>
           <w:ilvl w:val="0"/>
-          <w:numId w:val="1015"/>
+          <w:numId w:val="1016"/>
         </w:numPr>
         <w:pStyle w:val="Compact"/>
       </w:pPr>
@@ -15884,7 +16420,7 @@
       <w:pPr>
         <w:numPr>
           <w:ilvl w:val="0"/>
-          <w:numId w:val="1015"/>
+          <w:numId w:val="1016"/>
         </w:numPr>
         <w:pStyle w:val="Compact"/>
       </w:pPr>
@@ -17224,7 +17760,7 @@
       <w:pPr>
         <w:numPr>
           <w:ilvl w:val="0"/>
-          <w:numId w:val="1016"/>
+          <w:numId w:val="1017"/>
         </w:numPr>
         <w:pStyle w:val="Compact"/>
       </w:pPr>
@@ -17262,7 +17798,7 @@
       <w:pPr>
         <w:numPr>
           <w:ilvl w:val="0"/>
-          <w:numId w:val="1016"/>
+          <w:numId w:val="1017"/>
         </w:numPr>
         <w:pStyle w:val="Compact"/>
       </w:pPr>
@@ -17284,7 +17820,7 @@
       <w:pPr>
         <w:numPr>
           <w:ilvl w:val="0"/>
-          <w:numId w:val="1016"/>
+          <w:numId w:val="1017"/>
         </w:numPr>
         <w:pStyle w:val="Compact"/>
       </w:pPr>
@@ -17306,7 +17842,7 @@
       <w:pPr>
         <w:numPr>
           <w:ilvl w:val="0"/>
-          <w:numId w:val="1016"/>
+          <w:numId w:val="1017"/>
         </w:numPr>
         <w:pStyle w:val="Compact"/>
       </w:pPr>
@@ -17344,7 +17880,7 @@
       <w:pPr>
         <w:numPr>
           <w:ilvl w:val="0"/>
-          <w:numId w:val="1016"/>
+          <w:numId w:val="1017"/>
         </w:numPr>
         <w:pStyle w:val="Compact"/>
       </w:pPr>
@@ -17410,7 +17946,7 @@
       <w:pPr>
         <w:numPr>
           <w:ilvl w:val="0"/>
-          <w:numId w:val="1017"/>
+          <w:numId w:val="1018"/>
         </w:numPr>
         <w:pStyle w:val="Compact"/>
       </w:pPr>
@@ -17448,7 +17984,7 @@
       <w:pPr>
         <w:numPr>
           <w:ilvl w:val="0"/>
-          <w:numId w:val="1017"/>
+          <w:numId w:val="1018"/>
         </w:numPr>
         <w:pStyle w:val="Compact"/>
       </w:pPr>
@@ -17470,7 +18006,7 @@
       <w:pPr>
         <w:numPr>
           <w:ilvl w:val="0"/>
-          <w:numId w:val="1017"/>
+          <w:numId w:val="1018"/>
         </w:numPr>
         <w:pStyle w:val="Compact"/>
       </w:pPr>
@@ -17492,7 +18028,7 @@
       <w:pPr>
         <w:numPr>
           <w:ilvl w:val="0"/>
-          <w:numId w:val="1017"/>
+          <w:numId w:val="1018"/>
         </w:numPr>
         <w:pStyle w:val="Compact"/>
       </w:pPr>
@@ -17530,7 +18066,7 @@
       <w:pPr>
         <w:numPr>
           <w:ilvl w:val="0"/>
-          <w:numId w:val="1017"/>
+          <w:numId w:val="1018"/>
         </w:numPr>
         <w:pStyle w:val="Compact"/>
       </w:pPr>
@@ -17596,7 +18132,7 @@
       <w:pPr>
         <w:numPr>
           <w:ilvl w:val="0"/>
-          <w:numId w:val="1018"/>
+          <w:numId w:val="1019"/>
         </w:numPr>
         <w:pStyle w:val="Compact"/>
       </w:pPr>
@@ -17650,7 +18186,7 @@
       <w:pPr>
         <w:numPr>
           <w:ilvl w:val="0"/>
-          <w:numId w:val="1018"/>
+          <w:numId w:val="1019"/>
         </w:numPr>
         <w:pStyle w:val="Compact"/>
       </w:pPr>
@@ -17672,7 +18208,7 @@
       <w:pPr>
         <w:numPr>
           <w:ilvl w:val="0"/>
-          <w:numId w:val="1018"/>
+          <w:numId w:val="1019"/>
         </w:numPr>
         <w:pStyle w:val="Compact"/>
       </w:pPr>
@@ -17694,7 +18230,7 @@
       <w:pPr>
         <w:numPr>
           <w:ilvl w:val="0"/>
-          <w:numId w:val="1018"/>
+          <w:numId w:val="1019"/>
         </w:numPr>
         <w:pStyle w:val="Compact"/>
       </w:pPr>
@@ -17732,7 +18268,7 @@
       <w:pPr>
         <w:numPr>
           <w:ilvl w:val="0"/>
-          <w:numId w:val="1018"/>
+          <w:numId w:val="1019"/>
         </w:numPr>
         <w:pStyle w:val="Compact"/>
       </w:pPr>
@@ -17798,7 +18334,7 @@
       <w:pPr>
         <w:numPr>
           <w:ilvl w:val="0"/>
-          <w:numId w:val="1019"/>
+          <w:numId w:val="1020"/>
         </w:numPr>
         <w:pStyle w:val="Compact"/>
       </w:pPr>
@@ -17836,7 +18372,7 @@
       <w:pPr>
         <w:numPr>
           <w:ilvl w:val="0"/>
-          <w:numId w:val="1019"/>
+          <w:numId w:val="1020"/>
         </w:numPr>
         <w:pStyle w:val="Compact"/>
       </w:pPr>
@@ -17858,7 +18394,7 @@
       <w:pPr>
         <w:numPr>
           <w:ilvl w:val="0"/>
-          <w:numId w:val="1019"/>
+          <w:numId w:val="1020"/>
         </w:numPr>
         <w:pStyle w:val="Compact"/>
       </w:pPr>
@@ -17880,7 +18416,7 @@
       <w:pPr>
         <w:numPr>
           <w:ilvl w:val="0"/>
-          <w:numId w:val="1019"/>
+          <w:numId w:val="1020"/>
         </w:numPr>
         <w:pStyle w:val="Compact"/>
       </w:pPr>
@@ -17918,7 +18454,7 @@
       <w:pPr>
         <w:numPr>
           <w:ilvl w:val="0"/>
-          <w:numId w:val="1019"/>
+          <w:numId w:val="1020"/>
         </w:numPr>
         <w:pStyle w:val="Compact"/>
       </w:pPr>
@@ -17984,7 +18520,7 @@
       <w:pPr>
         <w:numPr>
           <w:ilvl w:val="0"/>
-          <w:numId w:val="1020"/>
+          <w:numId w:val="1021"/>
         </w:numPr>
         <w:pStyle w:val="Compact"/>
       </w:pPr>
@@ -18022,7 +18558,7 @@
       <w:pPr>
         <w:numPr>
           <w:ilvl w:val="0"/>
-          <w:numId w:val="1020"/>
+          <w:numId w:val="1021"/>
         </w:numPr>
         <w:pStyle w:val="Compact"/>
       </w:pPr>
@@ -18044,7 +18580,7 @@
       <w:pPr>
         <w:numPr>
           <w:ilvl w:val="0"/>
-          <w:numId w:val="1020"/>
+          <w:numId w:val="1021"/>
         </w:numPr>
         <w:pStyle w:val="Compact"/>
       </w:pPr>
@@ -18066,7 +18602,7 @@
       <w:pPr>
         <w:numPr>
           <w:ilvl w:val="0"/>
-          <w:numId w:val="1020"/>
+          <w:numId w:val="1021"/>
         </w:numPr>
         <w:pStyle w:val="Compact"/>
       </w:pPr>
@@ -18104,7 +18640,7 @@
       <w:pPr>
         <w:numPr>
           <w:ilvl w:val="0"/>
-          <w:numId w:val="1020"/>
+          <w:numId w:val="1021"/>
         </w:numPr>
         <w:pStyle w:val="Compact"/>
       </w:pPr>
@@ -18170,7 +18706,7 @@
       <w:pPr>
         <w:numPr>
           <w:ilvl w:val="0"/>
-          <w:numId w:val="1021"/>
+          <w:numId w:val="1022"/>
         </w:numPr>
         <w:pStyle w:val="Compact"/>
       </w:pPr>
@@ -18208,7 +18744,7 @@
       <w:pPr>
         <w:numPr>
           <w:ilvl w:val="0"/>
-          <w:numId w:val="1021"/>
+          <w:numId w:val="1022"/>
         </w:numPr>
         <w:pStyle w:val="Compact"/>
       </w:pPr>
@@ -18230,7 +18766,7 @@
       <w:pPr>
         <w:numPr>
           <w:ilvl w:val="0"/>
-          <w:numId w:val="1021"/>
+          <w:numId w:val="1022"/>
         </w:numPr>
         <w:pStyle w:val="Compact"/>
       </w:pPr>
@@ -18252,7 +18788,7 @@
       <w:pPr>
         <w:numPr>
           <w:ilvl w:val="0"/>
-          <w:numId w:val="1021"/>
+          <w:numId w:val="1022"/>
         </w:numPr>
         <w:pStyle w:val="Compact"/>
       </w:pPr>
@@ -18290,7 +18826,7 @@
       <w:pPr>
         <w:numPr>
           <w:ilvl w:val="0"/>
-          <w:numId w:val="1021"/>
+          <w:numId w:val="1022"/>
         </w:numPr>
         <w:pStyle w:val="Compact"/>
       </w:pPr>
@@ -22151,7 +22687,7 @@
       <w:pPr>
         <w:numPr>
           <w:ilvl w:val="0"/>
-          <w:numId w:val="1022"/>
+          <w:numId w:val="1023"/>
         </w:numPr>
         <w:pStyle w:val="Compact"/>
       </w:pPr>
@@ -22427,7 +22963,7 @@
       <w:pPr>
         <w:numPr>
           <w:ilvl w:val="0"/>
-          <w:numId w:val="1023"/>
+          <w:numId w:val="1024"/>
         </w:numPr>
         <w:pStyle w:val="Compact"/>
       </w:pPr>
@@ -22439,7 +22975,7 @@
       <w:pPr>
         <w:numPr>
           <w:ilvl w:val="0"/>
-          <w:numId w:val="1023"/>
+          <w:numId w:val="1024"/>
         </w:numPr>
         <w:pStyle w:val="Compact"/>
       </w:pPr>
@@ -22451,7 +22987,7 @@
       <w:pPr>
         <w:numPr>
           <w:ilvl w:val="0"/>
-          <w:numId w:val="1023"/>
+          <w:numId w:val="1024"/>
         </w:numPr>
         <w:pStyle w:val="Compact"/>
       </w:pPr>
@@ -22727,7 +23263,7 @@
       <w:pPr>
         <w:numPr>
           <w:ilvl w:val="0"/>
-          <w:numId w:val="1024"/>
+          <w:numId w:val="1025"/>
         </w:numPr>
         <w:pStyle w:val="Compact"/>
       </w:pPr>
@@ -22739,7 +23275,7 @@
       <w:pPr>
         <w:numPr>
           <w:ilvl w:val="0"/>
-          <w:numId w:val="1024"/>
+          <w:numId w:val="1025"/>
         </w:numPr>
         <w:pStyle w:val="Compact"/>
       </w:pPr>
@@ -22751,7 +23287,7 @@
       <w:pPr>
         <w:numPr>
           <w:ilvl w:val="0"/>
-          <w:numId w:val="1024"/>
+          <w:numId w:val="1025"/>
         </w:numPr>
         <w:pStyle w:val="Compact"/>
       </w:pPr>
@@ -23399,7 +23935,7 @@
       <w:pPr>
         <w:numPr>
           <w:ilvl w:val="0"/>
-          <w:numId w:val="1025"/>
+          <w:numId w:val="1026"/>
         </w:numPr>
         <w:pStyle w:val="Compact"/>
       </w:pPr>
@@ -23411,7 +23947,7 @@
       <w:pPr>
         <w:numPr>
           <w:ilvl w:val="0"/>
-          <w:numId w:val="1025"/>
+          <w:numId w:val="1026"/>
         </w:numPr>
         <w:pStyle w:val="Compact"/>
       </w:pPr>
@@ -23423,7 +23959,7 @@
       <w:pPr>
         <w:numPr>
           <w:ilvl w:val="0"/>
-          <w:numId w:val="1025"/>
+          <w:numId w:val="1026"/>
         </w:numPr>
         <w:pStyle w:val="Compact"/>
       </w:pPr>
@@ -23699,7 +24235,7 @@
       <w:pPr>
         <w:numPr>
           <w:ilvl w:val="0"/>
-          <w:numId w:val="1026"/>
+          <w:numId w:val="1027"/>
         </w:numPr>
         <w:pStyle w:val="Compact"/>
       </w:pPr>
@@ -23711,7 +24247,7 @@
       <w:pPr>
         <w:numPr>
           <w:ilvl w:val="0"/>
-          <w:numId w:val="1026"/>
+          <w:numId w:val="1027"/>
         </w:numPr>
         <w:pStyle w:val="Compact"/>
       </w:pPr>
@@ -23723,7 +24259,7 @@
       <w:pPr>
         <w:numPr>
           <w:ilvl w:val="0"/>
-          <w:numId w:val="1026"/>
+          <w:numId w:val="1027"/>
         </w:numPr>
         <w:pStyle w:val="Compact"/>
       </w:pPr>
@@ -24033,7 +24569,7 @@
       <w:pPr>
         <w:numPr>
           <w:ilvl w:val="0"/>
-          <w:numId w:val="1027"/>
+          <w:numId w:val="1028"/>
         </w:numPr>
         <w:pStyle w:val="Compact"/>
       </w:pPr>
@@ -24045,7 +24581,7 @@
       <w:pPr>
         <w:numPr>
           <w:ilvl w:val="0"/>
-          <w:numId w:val="1027"/>
+          <w:numId w:val="1028"/>
         </w:numPr>
         <w:pStyle w:val="Compact"/>
       </w:pPr>
@@ -24057,7 +24593,7 @@
       <w:pPr>
         <w:numPr>
           <w:ilvl w:val="0"/>
-          <w:numId w:val="1027"/>
+          <w:numId w:val="1028"/>
         </w:numPr>
         <w:pStyle w:val="Compact"/>
       </w:pPr>
@@ -24333,7 +24869,7 @@
       <w:pPr>
         <w:numPr>
           <w:ilvl w:val="0"/>
-          <w:numId w:val="1028"/>
+          <w:numId w:val="1029"/>
         </w:numPr>
         <w:pStyle w:val="Compact"/>
       </w:pPr>
@@ -24345,7 +24881,7 @@
       <w:pPr>
         <w:numPr>
           <w:ilvl w:val="0"/>
-          <w:numId w:val="1028"/>
+          <w:numId w:val="1029"/>
         </w:numPr>
         <w:pStyle w:val="Compact"/>
       </w:pPr>
@@ -24357,7 +24893,7 @@
       <w:pPr>
         <w:numPr>
           <w:ilvl w:val="0"/>
-          <w:numId w:val="1028"/>
+          <w:numId w:val="1029"/>
         </w:numPr>
         <w:pStyle w:val="Compact"/>
       </w:pPr>
@@ -24369,7 +24905,7 @@
       <w:pPr>
         <w:numPr>
           <w:ilvl w:val="0"/>
-          <w:numId w:val="1028"/>
+          <w:numId w:val="1029"/>
         </w:numPr>
         <w:pStyle w:val="Compact"/>
       </w:pPr>
@@ -24689,7 +25225,7 @@
       <w:pPr>
         <w:numPr>
           <w:ilvl w:val="0"/>
-          <w:numId w:val="1029"/>
+          <w:numId w:val="1030"/>
         </w:numPr>
         <w:pStyle w:val="Compact"/>
       </w:pPr>
@@ -24735,7 +25271,7 @@
       <w:pPr>
         <w:numPr>
           <w:ilvl w:val="0"/>
-          <w:numId w:val="1029"/>
+          <w:numId w:val="1030"/>
         </w:numPr>
         <w:pStyle w:val="Compact"/>
       </w:pPr>
@@ -24757,7 +25293,7 @@
       <w:pPr>
         <w:numPr>
           <w:ilvl w:val="0"/>
-          <w:numId w:val="1029"/>
+          <w:numId w:val="1030"/>
         </w:numPr>
         <w:pStyle w:val="Compact"/>
       </w:pPr>
@@ -24779,7 +25315,7 @@
       <w:pPr>
         <w:numPr>
           <w:ilvl w:val="0"/>
-          <w:numId w:val="1029"/>
+          <w:numId w:val="1030"/>
         </w:numPr>
         <w:pStyle w:val="Compact"/>
       </w:pPr>
@@ -25346,7 +25882,7 @@
       <w:pPr>
         <w:numPr>
           <w:ilvl w:val="0"/>
-          <w:numId w:val="1030"/>
+          <w:numId w:val="1031"/>
         </w:numPr>
         <w:pStyle w:val="Compact"/>
       </w:pPr>
@@ -25374,7 +25910,7 @@
       <w:pPr>
         <w:numPr>
           <w:ilvl w:val="0"/>
-          <w:numId w:val="1030"/>
+          <w:numId w:val="1031"/>
         </w:numPr>
         <w:pStyle w:val="Compact"/>
       </w:pPr>
@@ -25386,7 +25922,7 @@
       <w:pPr>
         <w:numPr>
           <w:ilvl w:val="0"/>
-          <w:numId w:val="1030"/>
+          <w:numId w:val="1031"/>
         </w:numPr>
         <w:pStyle w:val="Compact"/>
       </w:pPr>
@@ -25414,7 +25950,7 @@
       <w:pPr>
         <w:numPr>
           <w:ilvl w:val="0"/>
-          <w:numId w:val="1030"/>
+          <w:numId w:val="1031"/>
         </w:numPr>
         <w:pStyle w:val="Compact"/>
       </w:pPr>
@@ -26845,6 +27381,9 @@
     </w:lvlOverride>
   </w:num>
   <w:num w:numId="1013">
+    <w:abstractNumId w:val="991"/>
+  </w:num>
+  <w:num w:numId="1014">
     <w:abstractNumId w:val="99411"/>
     <w:lvlOverride w:ilvl="0">
       <w:startOverride w:val="1"/>
@@ -26873,9 +27412,6 @@
     <w:lvlOverride w:ilvl="8">
       <w:startOverride w:val="1"/>
     </w:lvlOverride>
-  </w:num>
-  <w:num w:numId="1014">
-    <w:abstractNumId w:val="991"/>
   </w:num>
   <w:num w:numId="1015">
     <w:abstractNumId w:val="991"/>
@@ -26920,6 +27456,9 @@
     <w:abstractNumId w:val="991"/>
   </w:num>
   <w:num w:numId="1029">
+    <w:abstractNumId w:val="991"/>
+  </w:num>
+  <w:num w:numId="1030">
     <w:abstractNumId w:val="99411"/>
     <w:lvlOverride w:ilvl="0">
       <w:startOverride w:val="1"/>
@@ -26949,7 +27488,7 @@
       <w:startOverride w:val="1"/>
     </w:lvlOverride>
   </w:num>
-  <w:num w:numId="1030">
+  <w:num w:numId="1031">
     <w:abstractNumId w:val="99411"/>
     <w:lvlOverride w:ilvl="0">
       <w:startOverride w:val="1"/>

--- a/legend-dynamics/western/Trails_of_Blood_Dust_Players_Guide.docx
+++ b/legend-dynamics/western/Trails_of_Blood_Dust_Players_Guide.docx
@@ -3054,6 +3054,74 @@
                 <w:b/>
                 <w:sz w:val="19"/>
               </w:rPr>
+              <w:t xml:space="preserve">Hard to put down</w:t>
+            </w:r>
+          </w:p>
+        </w:tc>
+        <w:tc>
+          <w:tcPr/>
+          <w:p>
+            <w:pPr>
+              <w:pStyle w:val="Compact"/>
+              <w:jc w:val="left"/>
+            </w:pPr>
+            <w:r>
+              <w:rPr>
+                <w:sz w:val="19"/>
+              </w:rPr>
+              <w:t xml:space="preserve">Once per fight, shrug off a telling hit’s effect: you still take its boxes (see</w:t>
+            </w:r>
+            <w:r>
+              <w:rPr>
+                <w:sz w:val="19"/>
+              </w:rPr>
+              <w:t xml:space="preserve"> </w:t>
+            </w:r>
+            <w:r>
+              <w:rPr>
+                <w:iCs/>
+                <w:i/>
+                <w:sz w:val="19"/>
+              </w:rPr>
+              <w:t xml:space="preserve">Telling hits</w:t>
+            </w:r>
+            <w:r>
+              <w:rPr>
+                <w:sz w:val="19"/>
+              </w:rPr>
+              <w:t xml:space="preserve">)</w:t>
+            </w:r>
+          </w:p>
+        </w:tc>
+        <w:tc>
+          <w:tcPr/>
+          <w:p>
+            <w:pPr>
+              <w:pStyle w:val="Compact"/>
+              <w:jc w:val="left"/>
+            </w:pPr>
+            <w:r>
+              <w:rPr>
+                <w:sz w:val="19"/>
+              </w:rPr>
+              <w:t xml:space="preserve">1</w:t>
+            </w:r>
+          </w:p>
+        </w:tc>
+      </w:tr>
+      <w:tr>
+        <w:tc>
+          <w:tcPr/>
+          <w:p>
+            <w:pPr>
+              <w:pStyle w:val="Compact"/>
+              <w:jc w:val="left"/>
+            </w:pPr>
+            <w:r>
+              <w:rPr>
+                <w:b/>
+                <w:sz w:val="19"/>
+              </w:rPr>
               <w:t xml:space="preserve">Talisman</w:t>
             </w:r>
           </w:p>
@@ -7064,7 +7132,7 @@
     </w:p>
     <w:bookmarkEnd w:id="48"/>
     <w:bookmarkEnd w:id="49"/>
-    <w:bookmarkStart w:id="58" w:name="personal-combat"/>
+    <w:bookmarkStart w:id="59" w:name="personal-combat"/>
     <w:p>
       <w:pPr>
         <w:pStyle w:val="Heading1"/>
@@ -7091,7 +7159,7 @@
       </w:r>
     </w:p>
     <w:bookmarkEnd w:id="50"/>
-    <w:bookmarkStart w:id="52" w:name="attacking-and-defending"/>
+    <w:bookmarkStart w:id="51" w:name="attacking-and-defending"/>
     <w:p>
       <w:pPr>
         <w:pStyle w:val="Heading2"/>
@@ -7274,16 +7342,33 @@
         <w:pStyle w:val="FirstParagraph"/>
       </w:pPr>
       <w:r>
-        <w:t xml:space="preserve">Solid cover blocks a shot. Partial cover imposes −2 on the attack. Weapon effects apply after a hit survives any defense. Success margin does not increase damage.</w:t>
-      </w:r>
-    </w:p>
-    <w:bookmarkStart w:id="51" w:name="fighting-in-trails-of-blood-dust"/>
-    <w:p>
-      <w:pPr>
-        <w:pStyle w:val="Heading3"/>
-      </w:pPr>
-      <w:r>
-        <w:t xml:space="preserve">Fighting in Trails of Blood &amp; Dust</w:t>
+        <w:t xml:space="preserve">Solid cover blocks a shot. Partial cover imposes −2 on the attack. Weapon effects apply after a hit survives any defense. Success margin does not increase damage: a great hit decides</w:t>
+      </w:r>
+      <w:r>
+        <w:t xml:space="preserve"> </w:t>
+      </w:r>
+      <w:r>
+        <w:rPr>
+          <w:iCs/>
+          <w:i/>
+        </w:rPr>
+        <w:t xml:space="preserve">what</w:t>
+      </w:r>
+      <w:r>
+        <w:t xml:space="preserve"> </w:t>
+      </w:r>
+      <w:r>
+        <w:t xml:space="preserve">happens instead.</w:t>
+      </w:r>
+    </w:p>
+    <w:bookmarkEnd w:id="51"/>
+    <w:bookmarkStart w:id="53" w:name="telling-hits"/>
+    <w:p>
+      <w:pPr>
+        <w:pStyle w:val="Heading2"/>
+      </w:pPr>
+      <w:r>
+        <w:t xml:space="preserve">Telling hits</w:t>
       </w:r>
     </w:p>
     <w:p>
@@ -7291,7 +7376,7 @@
         <w:pStyle w:val="FirstParagraph"/>
       </w:pPr>
       <w:r>
-        <w:t xml:space="preserve">Trails of Blood &amp; Dust adds these to the attack and defense rules above.</w:t>
+        <w:t xml:space="preserve">A really good shot, or a blow that lands exactly where it was meant to, lets the attacker say what it does.</w:t>
       </w:r>
     </w:p>
     <w:p>
@@ -7307,13 +7392,42 @@
           <w:bCs/>
           <w:b/>
         </w:rPr>
-        <w:t xml:space="preserve">Bare hands against claws.</w:t>
-      </w:r>
-      <w:r>
-        <w:t xml:space="preserve"> </w:t>
-      </w:r>
-      <w:r>
-        <w:t xml:space="preserve">Out West you can parry claws and fangs bare-handed too, not just fists: Brawling −3.</w:t>
+        <w:t xml:space="preserve">A telling hit</w:t>
+      </w:r>
+      <w:r>
+        <w:t xml:space="preserve"> </w:t>
+      </w:r>
+      <w:r>
+        <w:t xml:space="preserve">is an attack that succeeds by</w:t>
+      </w:r>
+      <w:r>
+        <w:t xml:space="preserve"> </w:t>
+      </w:r>
+      <w:r>
+        <w:rPr>
+          <w:bCs/>
+          <w:b/>
+        </w:rPr>
+        <w:t xml:space="preserve">5 or more</w:t>
+      </w:r>
+      <w:r>
+        <w:t xml:space="preserve">, or on a natural 3 or 4, and isn’t stopped by a defense. The attacker picks</w:t>
+      </w:r>
+      <w:r>
+        <w:t xml:space="preserve"> </w:t>
+      </w:r>
+      <w:r>
+        <w:rPr>
+          <w:bCs/>
+          <w:b/>
+        </w:rPr>
+        <w:t xml:space="preserve">one effect</w:t>
+      </w:r>
+      <w:r>
+        <w:t xml:space="preserve"> </w:t>
+      </w:r>
+      <w:r>
+        <w:t xml:space="preserve">below and describes it. The weapon still marks its usual boxes.</w:t>
       </w:r>
     </w:p>
     <w:p>
@@ -7329,13 +7443,13 @@
           <w:bCs/>
           <w:b/>
         </w:rPr>
-        <w:t xml:space="preserve">Shields.</w:t>
-      </w:r>
-      <w:r>
-        <w:t xml:space="preserve"> </w:t>
-      </w:r>
-      <w:r>
-        <w:t xml:space="preserve">A real shield is rare out West: a hide shield or an iron-bound buckler gives +1 to Block. Anything at hand stands in: a chair, a wooden slat, a crate lid, a saddle.</w:t>
+        <w:t xml:space="preserve">A called shot.</w:t>
+      </w:r>
+      <w:r>
+        <w:t xml:space="preserve"> </w:t>
+      </w:r>
+      <w:r>
+        <w:t xml:space="preserve">Before rolling, name the effect you want and take −2 on the attack, or −4 for a small target (a hand, an eye, a rope, a lock). If the attack hits at all, the effect happens, whatever the margin. An advantage that rewards aiming cuts this penalty by 1.</w:t>
       </w:r>
     </w:p>
     <w:p>
@@ -7351,20 +7465,447 @@
           <w:bCs/>
           <w:b/>
         </w:rPr>
-        <w:t xml:space="preserve">Careful Marksman.</w:t>
-      </w:r>
-      <w:r>
-        <w:t xml:space="preserve"> </w:t>
-      </w:r>
-      <w:r>
-        <w:t xml:space="preserve">Aiming with the advantage gives +3 in all: Aim’s +1 and the advantage’s +2.</w:t>
+        <w:t xml:space="preserve">Both ways.</w:t>
+      </w:r>
+      <w:r>
+        <w:t xml:space="preserve"> </w:t>
+      </w:r>
+      <w:r>
+        <w:t xml:space="preserve">Opponents land telling hits on characters too.</w:t>
+      </w:r>
+    </w:p>
+    <w:tbl>
+      <w:tblPr>
+        <w:tblStyle w:val="Table"/>
+        <w:tblW w:type="pct" w:w="5000"/>
+        <w:tblLook w:firstRow="1" w:lastRow="0" w:firstColumn="0" w:lastColumn="0" w:noHBand="0" w:noVBand="0" w:val="0020"/>
+        <w:jc w:val="start"/>
+        <w:tblBorders>
+          <w:top w:val="single" w:sz="4" w:color="B8C2D3"/>
+          <w:left w:val="single" w:sz="4" w:color="B8C2D3"/>
+          <w:bottom w:val="single" w:sz="4" w:color="B8C2D3"/>
+          <w:right w:val="single" w:sz="4" w:color="B8C2D3"/>
+          <w:insideH w:val="single" w:sz="4" w:color="B8C2D3"/>
+          <w:insideV w:val="single" w:sz="4" w:color="B8C2D3"/>
+        </w:tblBorders>
+      </w:tblPr>
+      <w:tblGrid>
+        <w:gridCol w:w="3960"/>
+        <w:gridCol w:w="3960"/>
+      </w:tblGrid>
+      <w:tr>
+        <w:trPr>
+          <w:tblHeader w:val="true"/>
+        </w:trPr>
+        <w:tc>
+          <w:tcPr>
+            <w:shd w:val="clear" w:fill="E6E8E6"/>
+          </w:tcPr>
+          <w:p>
+            <w:pPr>
+              <w:pStyle w:val="Compact"/>
+              <w:jc w:val="left"/>
+            </w:pPr>
+            <w:r>
+              <w:rPr>
+                <w:b/>
+                <w:sz w:val="19"/>
+              </w:rPr>
+              <w:t xml:space="preserve">Effect</w:t>
+            </w:r>
+          </w:p>
+        </w:tc>
+        <w:tc>
+          <w:tcPr>
+            <w:shd w:val="clear" w:fill="E6E8E6"/>
+          </w:tcPr>
+          <w:p>
+            <w:pPr>
+              <w:pStyle w:val="Compact"/>
+              <w:jc w:val="left"/>
+            </w:pPr>
+            <w:r>
+              <w:rPr>
+                <w:b/>
+                <w:sz w:val="19"/>
+              </w:rPr>
+              <w:t xml:space="preserve">What happens</w:t>
+            </w:r>
+          </w:p>
+        </w:tc>
+      </w:tr>
+      <w:tr>
+        <w:tc>
+          <w:tcPr/>
+          <w:p>
+            <w:pPr>
+              <w:pStyle w:val="Compact"/>
+              <w:jc w:val="left"/>
+            </w:pPr>
+            <w:r>
+              <w:rPr>
+                <w:b/>
+                <w:sz w:val="19"/>
+              </w:rPr>
+              <w:t xml:space="preserve">Disarm</w:t>
+            </w:r>
+          </w:p>
+        </w:tc>
+        <w:tc>
+          <w:tcPr/>
+          <w:p>
+            <w:pPr>
+              <w:pStyle w:val="Compact"/>
+              <w:jc w:val="left"/>
+            </w:pPr>
+            <w:r>
+              <w:rPr>
+                <w:sz w:val="19"/>
+              </w:rPr>
+              <w:t xml:space="preserve">The weapon or held item drops, or flies a few yards away</w:t>
+            </w:r>
+          </w:p>
+        </w:tc>
+      </w:tr>
+      <w:tr>
+        <w:tc>
+          <w:tcPr/>
+          <w:p>
+            <w:pPr>
+              <w:pStyle w:val="Compact"/>
+              <w:jc w:val="left"/>
+            </w:pPr>
+            <w:r>
+              <w:rPr>
+                <w:b/>
+                <w:sz w:val="19"/>
+              </w:rPr>
+              <w:t xml:space="preserve">Knock down</w:t>
+            </w:r>
+          </w:p>
+        </w:tc>
+        <w:tc>
+          <w:tcPr/>
+          <w:p>
+            <w:pPr>
+              <w:pStyle w:val="Compact"/>
+              <w:jc w:val="left"/>
+            </w:pPr>
+            <w:r>
+              <w:rPr>
+                <w:sz w:val="19"/>
+              </w:rPr>
+              <w:t xml:space="preserve">The target falls prone, or is driven back a few steps</w:t>
+            </w:r>
+          </w:p>
+        </w:tc>
+      </w:tr>
+      <w:tr>
+        <w:tc>
+          <w:tcPr/>
+          <w:p>
+            <w:pPr>
+              <w:pStyle w:val="Compact"/>
+              <w:jc w:val="left"/>
+            </w:pPr>
+            <w:r>
+              <w:rPr>
+                <w:b/>
+                <w:sz w:val="19"/>
+              </w:rPr>
+              <w:t xml:space="preserve">Pin</w:t>
+            </w:r>
+          </w:p>
+        </w:tc>
+        <w:tc>
+          <w:tcPr/>
+          <w:p>
+            <w:pPr>
+              <w:pStyle w:val="Compact"/>
+              <w:jc w:val="left"/>
+            </w:pPr>
+            <w:r>
+              <w:rPr>
+                <w:sz w:val="19"/>
+              </w:rPr>
+              <w:t xml:space="preserve">The target is held, tangled or pinned down: their next action goes to getting free</w:t>
+            </w:r>
+          </w:p>
+        </w:tc>
+      </w:tr>
+      <w:tr>
+        <w:tc>
+          <w:tcPr/>
+          <w:p>
+            <w:pPr>
+              <w:pStyle w:val="Compact"/>
+              <w:jc w:val="left"/>
+            </w:pPr>
+            <w:r>
+              <w:rPr>
+                <w:b/>
+                <w:sz w:val="19"/>
+              </w:rPr>
+              <w:t xml:space="preserve">Rattle</w:t>
+            </w:r>
+          </w:p>
+        </w:tc>
+        <w:tc>
+          <w:tcPr/>
+          <w:p>
+            <w:pPr>
+              <w:pStyle w:val="Compact"/>
+              <w:jc w:val="left"/>
+            </w:pPr>
+            <w:r>
+              <w:rPr>
+                <w:sz w:val="19"/>
+              </w:rPr>
+              <w:t xml:space="preserve">−2 to the target’s next roll</w:t>
+            </w:r>
+          </w:p>
+        </w:tc>
+      </w:tr>
+      <w:tr>
+        <w:tc>
+          <w:tcPr/>
+          <w:p>
+            <w:pPr>
+              <w:pStyle w:val="Compact"/>
+              <w:jc w:val="left"/>
+            </w:pPr>
+            <w:r>
+              <w:rPr>
+                <w:b/>
+                <w:sz w:val="19"/>
+              </w:rPr>
+              <w:t xml:space="preserve">Break gear</w:t>
+            </w:r>
+          </w:p>
+        </w:tc>
+        <w:tc>
+          <w:tcPr/>
+          <w:p>
+            <w:pPr>
+              <w:pStyle w:val="Compact"/>
+              <w:jc w:val="left"/>
+            </w:pPr>
+            <w:r>
+              <w:rPr>
+                <w:sz w:val="19"/>
+              </w:rPr>
+              <w:t xml:space="preserve">A shield, weapon or tool breaks; armor loses 1 protection until it’s repaired</w:t>
+            </w:r>
+          </w:p>
+        </w:tc>
+      </w:tr>
+      <w:tr>
+        <w:tc>
+          <w:tcPr/>
+          <w:p>
+            <w:pPr>
+              <w:pStyle w:val="Compact"/>
+              <w:jc w:val="left"/>
+            </w:pPr>
+            <w:r>
+              <w:rPr>
+                <w:b/>
+                <w:sz w:val="19"/>
+              </w:rPr>
+              <w:t xml:space="preserve">Open them up</w:t>
+            </w:r>
+          </w:p>
+        </w:tc>
+        <w:tc>
+          <w:tcPr/>
+          <w:p>
+            <w:pPr>
+              <w:pStyle w:val="Compact"/>
+              <w:jc w:val="left"/>
+            </w:pPr>
+            <w:r>
+              <w:rPr>
+                <w:sz w:val="19"/>
+              </w:rPr>
+              <w:t xml:space="preserve">The next attack on this target this round gets +2</w:t>
+            </w:r>
+          </w:p>
+        </w:tc>
+      </w:tr>
+      <w:tr>
+        <w:tc>
+          <w:tcPr/>
+          <w:p>
+            <w:pPr>
+              <w:pStyle w:val="Compact"/>
+              <w:jc w:val="left"/>
+            </w:pPr>
+            <w:r>
+              <w:rPr>
+                <w:b/>
+                <w:sz w:val="19"/>
+              </w:rPr>
+              <w:t xml:space="preserve">Precise</w:t>
+            </w:r>
+          </w:p>
+        </w:tc>
+        <w:tc>
+          <w:tcPr/>
+          <w:p>
+            <w:pPr>
+              <w:pStyle w:val="Compact"/>
+              <w:jc w:val="left"/>
+            </w:pPr>
+            <w:r>
+              <w:rPr>
+                <w:sz w:val="19"/>
+              </w:rPr>
+              <w:t xml:space="preserve">You hit exactly what you aimed at: the lantern, the rope, the tire, the hand on the trigger</w:t>
+            </w:r>
+          </w:p>
+        </w:tc>
+      </w:tr>
+    </w:tbl>
+    <w:p>
+      <w:pPr>
+        <w:pStyle w:val="BodyText"/>
+      </w:pPr>
+      <w:r>
+        <w:rPr>
+          <w:bCs/>
+          <w:b/>
+        </w:rPr>
+        <w:t xml:space="preserve">Limits.</w:t>
+      </w:r>
+      <w:r>
+        <w:t xml:space="preserve"> </w:t>
+      </w:r>
+      <w:r>
+        <w:t xml:space="preserve">A telling hit never adds boxes and never gets past a defense. The effect has to make sense: nobody disarms a bear or knocks down a train, and the GM can rule an effect out. Opponents who drop from one hit are already down, so a telling hit against them sets up what comes next, like sending one crashing into another.</w:t>
+      </w:r>
+    </w:p>
+    <w:p>
+      <w:pPr>
+        <w:pStyle w:val="BodyText"/>
+      </w:pPr>
+      <w:r>
+        <w:rPr>
+          <w:bCs/>
+          <w:b/>
+        </w:rPr>
+        <w:t xml:space="preserve">Staying alive.</w:t>
+      </w:r>
+      <w:r>
+        <w:t xml:space="preserve"> </w:t>
+      </w:r>
+      <w:r>
+        <w:t xml:space="preserve">A character on the receiving end can shrug off a telling hit’s effect with</w:t>
+      </w:r>
+      <w:r>
+        <w:t xml:space="preserve"> </w:t>
+      </w:r>
+      <w:r>
+        <w:rPr>
+          <w:bCs/>
+          <w:b/>
+        </w:rPr>
+        <w:t xml:space="preserve">Hard to put down</w:t>
+      </w:r>
+      <w:r>
+        <w:t xml:space="preserve"> </w:t>
+      </w:r>
+      <w:r>
+        <w:t xml:space="preserve">(once per fight) or by spending a Grit point. Either way, they still take the boxes.</w:t>
+      </w:r>
+    </w:p>
+    <w:bookmarkStart w:id="52" w:name="fighting-in-trails-of-blood-dust"/>
+    <w:p>
+      <w:pPr>
+        <w:pStyle w:val="Heading3"/>
+      </w:pPr>
+      <w:r>
+        <w:t xml:space="preserve">Fighting in Trails of Blood &amp; Dust</w:t>
+      </w:r>
+    </w:p>
+    <w:p>
+      <w:pPr>
+        <w:pStyle w:val="FirstParagraph"/>
+      </w:pPr>
+      <w:r>
+        <w:t xml:space="preserve">Trails of Blood &amp; Dust adds these to the attack and defense rules above.</w:t>
       </w:r>
     </w:p>
     <w:p>
       <w:pPr>
         <w:numPr>
           <w:ilvl w:val="0"/>
-          <w:numId w:val="1009"/>
+          <w:numId w:val="1010"/>
+        </w:numPr>
+        <w:pStyle w:val="Compact"/>
+      </w:pPr>
+      <w:r>
+        <w:rPr>
+          <w:bCs/>
+          <w:b/>
+        </w:rPr>
+        <w:t xml:space="preserve">Bare hands against claws.</w:t>
+      </w:r>
+      <w:r>
+        <w:t xml:space="preserve"> </w:t>
+      </w:r>
+      <w:r>
+        <w:t xml:space="preserve">Out West you can parry claws and fangs bare-handed too, not just fists: Brawling −3.</w:t>
+      </w:r>
+    </w:p>
+    <w:p>
+      <w:pPr>
+        <w:numPr>
+          <w:ilvl w:val="0"/>
+          <w:numId w:val="1010"/>
+        </w:numPr>
+        <w:pStyle w:val="Compact"/>
+      </w:pPr>
+      <w:r>
+        <w:rPr>
+          <w:bCs/>
+          <w:b/>
+        </w:rPr>
+        <w:t xml:space="preserve">Shields.</w:t>
+      </w:r>
+      <w:r>
+        <w:t xml:space="preserve"> </w:t>
+      </w:r>
+      <w:r>
+        <w:t xml:space="preserve">A real shield is rare out West: a hide shield or an iron-bound buckler gives +1 to Block. Anything at hand stands in: a chair, a wooden slat, a crate lid, a saddle.</w:t>
+      </w:r>
+    </w:p>
+    <w:p>
+      <w:pPr>
+        <w:numPr>
+          <w:ilvl w:val="0"/>
+          <w:numId w:val="1010"/>
+        </w:numPr>
+        <w:pStyle w:val="Compact"/>
+      </w:pPr>
+      <w:r>
+        <w:rPr>
+          <w:bCs/>
+          <w:b/>
+        </w:rPr>
+        <w:t xml:space="preserve">Careful Marksman.</w:t>
+      </w:r>
+      <w:r>
+        <w:t xml:space="preserve"> </w:t>
+      </w:r>
+      <w:r>
+        <w:t xml:space="preserve">Aiming with the advantage gives +3 in all: Aim’s +1 and the advantage’s +2.</w:t>
+      </w:r>
+    </w:p>
+    <w:p>
+      <w:pPr>
+        <w:numPr>
+          <w:ilvl w:val="0"/>
+          <w:numId w:val="1010"/>
         </w:numPr>
         <w:pStyle w:val="Compact"/>
       </w:pPr>
@@ -7400,9 +7941,9 @@
         <w:t xml:space="preserve">a werewolf’s claws succeed by 5 against Deputy Ames, who hasn’t defended yet this round. Dodge is 11, −2 for the clean hit: Ames needs a 9 or less. A parry with the saber would be Melee 14 −3 −2 = 9, no better, so Ames dodges. When the second wolf lunges before Ames’s next turn, there’s no defense left, unless Ames has Additional Defense.</w:t>
       </w:r>
     </w:p>
-    <w:bookmarkEnd w:id="51"/>
     <w:bookmarkEnd w:id="52"/>
-    <w:bookmarkStart w:id="53" w:name="range"/>
+    <w:bookmarkEnd w:id="53"/>
+    <w:bookmarkStart w:id="54" w:name="range"/>
     <w:p>
       <w:pPr>
         <w:pStyle w:val="Heading2"/>
@@ -7768,8 +8309,8 @@
         <w:t xml:space="preserve">Moving: your move each turn covers the Close band. Give up your action to run and you cover Short instead.</w:t>
       </w:r>
     </w:p>
-    <w:bookmarkEnd w:id="53"/>
-    <w:bookmarkStart w:id="55" w:name="injury"/>
+    <w:bookmarkEnd w:id="54"/>
+    <w:bookmarkStart w:id="56" w:name="injury"/>
     <w:p>
       <w:pPr>
         <w:pStyle w:val="Heading2"/>
@@ -8058,7 +8599,7 @@
         <w:t xml:space="preserve">Injury penalties replace each other rather than stacking. They apply to movement, attacks, Dodge, and other tasks the injury physically hinders.</w:t>
       </w:r>
     </w:p>
-    <w:bookmarkStart w:id="54" w:name="dying-and-death"/>
+    <w:bookmarkStart w:id="55" w:name="dying-and-death"/>
     <w:p>
       <w:pPr>
         <w:pStyle w:val="Heading3"/>
@@ -8071,7 +8612,7 @@
       <w:pPr>
         <w:numPr>
           <w:ilvl w:val="0"/>
-          <w:numId w:val="1010"/>
+          <w:numId w:val="1011"/>
         </w:numPr>
         <w:pStyle w:val="Compact"/>
       </w:pPr>
@@ -8122,7 +8663,7 @@
       <w:pPr>
         <w:numPr>
           <w:ilvl w:val="0"/>
-          <w:numId w:val="1010"/>
+          <w:numId w:val="1011"/>
         </w:numPr>
         <w:pStyle w:val="Compact"/>
       </w:pPr>
@@ -8144,7 +8685,7 @@
       <w:pPr>
         <w:numPr>
           <w:ilvl w:val="0"/>
-          <w:numId w:val="1010"/>
+          <w:numId w:val="1011"/>
         </w:numPr>
         <w:pStyle w:val="Compact"/>
       </w:pPr>
@@ -8170,9 +8711,9 @@
         <w:t xml:space="preserve">Your protection is avoiding the hit: a defense (Dodge, Parry or Block), cover, and a Grit point, which reduces a hit by one box.</w:t>
       </w:r>
     </w:p>
-    <w:bookmarkEnd w:id="54"/>
     <w:bookmarkEnd w:id="55"/>
-    <w:bookmarkStart w:id="56" w:name="weapons-and-damage"/>
+    <w:bookmarkEnd w:id="56"/>
+    <w:bookmarkStart w:id="57" w:name="weapons-and-damage"/>
     <w:p>
       <w:pPr>
         <w:pStyle w:val="Heading2"/>
@@ -9290,8 +9831,8 @@
         <w:t xml:space="preserve">To take someone down without killing them, use fists, a club, a grapple, or a lasso.</w:t>
       </w:r>
     </w:p>
-    <w:bookmarkEnd w:id="56"/>
-    <w:bookmarkStart w:id="57" w:name="gun-and-rounds"/>
+    <w:bookmarkEnd w:id="57"/>
+    <w:bookmarkStart w:id="58" w:name="gun-and-rounds"/>
     <w:p>
       <w:pPr>
         <w:pStyle w:val="Heading2"/>
@@ -9770,7 +10311,7 @@
       <w:pPr>
         <w:numPr>
           <w:ilvl w:val="0"/>
-          <w:numId w:val="1011"/>
+          <w:numId w:val="1012"/>
         </w:numPr>
         <w:pStyle w:val="Compact"/>
       </w:pPr>
@@ -9792,7 +10333,7 @@
       <w:pPr>
         <w:numPr>
           <w:ilvl w:val="0"/>
-          <w:numId w:val="1011"/>
+          <w:numId w:val="1012"/>
         </w:numPr>
         <w:pStyle w:val="Compact"/>
       </w:pPr>
@@ -9814,7 +10355,7 @@
       <w:pPr>
         <w:numPr>
           <w:ilvl w:val="0"/>
-          <w:numId w:val="1011"/>
+          <w:numId w:val="1012"/>
         </w:numPr>
         <w:pStyle w:val="Compact"/>
       </w:pPr>
@@ -9832,9 +10373,9 @@
         <w:t xml:space="preserve">A natural 18 with this weapon also jams it: clearing it takes an action.</w:t>
       </w:r>
     </w:p>
-    <w:bookmarkEnd w:id="57"/>
     <w:bookmarkEnd w:id="58"/>
-    <w:bookmarkStart w:id="63" w:name="medical-care"/>
+    <w:bookmarkEnd w:id="59"/>
+    <w:bookmarkStart w:id="64" w:name="medical-care"/>
     <w:p>
       <w:pPr>
         <w:pStyle w:val="Heading1"/>
@@ -9867,7 +10408,7 @@
         <w:t xml:space="preserve">below.</w:t>
       </w:r>
     </w:p>
-    <w:bookmarkStart w:id="59" w:name="diagnosis-and-stabilization"/>
+    <w:bookmarkStart w:id="60" w:name="diagnosis-and-stabilization"/>
     <w:p>
       <w:pPr>
         <w:pStyle w:val="Heading2"/>
@@ -9884,8 +10425,8 @@
         <w:t xml:space="preserve">Roll Medicine when the diagnosis is uncertain or an urgent treatment decision matters. Emergency stabilization takes one action and a successful Medicine roll with a doctor’s bag. It ends Dying and stops deterioration, but removes no boxes.</w:t>
       </w:r>
     </w:p>
-    <w:bookmarkEnd w:id="59"/>
-    <w:bookmarkStart w:id="60" w:name="field-treatment"/>
+    <w:bookmarkEnd w:id="60"/>
+    <w:bookmarkStart w:id="61" w:name="field-treatment"/>
     <w:p>
       <w:pPr>
         <w:pStyle w:val="Heading2"/>
@@ -9902,8 +10443,8 @@
         <w:t xml:space="preserve">With a doctor’s bag and several uninterrupted minutes, successful Medicine removes one injury box; success by 5 or more removes two. Each injury receives one field-treatment attempt; further attempts need changed circumstances.</w:t>
       </w:r>
     </w:p>
-    <w:bookmarkEnd w:id="60"/>
-    <w:bookmarkStart w:id="61" w:name="proper-care"/>
+    <w:bookmarkEnd w:id="61"/>
+    <w:bookmarkStart w:id="62" w:name="proper-care"/>
     <w:p>
       <w:pPr>
         <w:pStyle w:val="Heading2"/>
@@ -9920,8 +10461,8 @@
         <w:t xml:space="preserve">A doctor’s surgery with instruments, chloroform and a clean table grants +2 to Medicine. A successful treatment removes two boxes; success by 5 or more removes three. Allow the time the treatment requires.</w:t>
       </w:r>
     </w:p>
-    <w:bookmarkEnd w:id="61"/>
-    <w:bookmarkStart w:id="62" w:name="natural-recovery"/>
+    <w:bookmarkEnd w:id="62"/>
+    <w:bookmarkStart w:id="63" w:name="natural-recovery"/>
     <w:p>
       <w:pPr>
         <w:pStyle w:val="Heading2"/>
@@ -9954,9 +10495,9 @@
         <w:t xml:space="preserve">of rest clears one injury box. Rest means nothing strenuous. At three boxes, rest alone clears nothing: treatment must clear the first box.</w:t>
       </w:r>
     </w:p>
-    <w:bookmarkEnd w:id="62"/>
     <w:bookmarkEnd w:id="63"/>
-    <w:bookmarkStart w:id="69" w:name="magic"/>
+    <w:bookmarkEnd w:id="64"/>
+    <w:bookmarkStart w:id="70" w:name="magic"/>
     <w:p>
       <w:pPr>
         <w:pStyle w:val="Heading1"/>
@@ -10200,7 +10741,7 @@
         </w:tc>
       </w:tr>
     </w:tbl>
-    <w:bookmarkStart w:id="64" w:name="hexes"/>
+    <w:bookmarkStart w:id="65" w:name="hexes"/>
     <w:p>
       <w:pPr>
         <w:pStyle w:val="Heading2"/>
@@ -10581,8 +11122,8 @@
         <w:t xml:space="preserve">A failed hex marks a box of The Dark; a natural 18 marks two, or something answers that shouldn’t.</w:t>
       </w:r>
     </w:p>
-    <w:bookmarkEnd w:id="64"/>
-    <w:bookmarkStart w:id="65" w:name="rituals"/>
+    <w:bookmarkEnd w:id="65"/>
+    <w:bookmarkStart w:id="66" w:name="rituals"/>
     <w:p>
       <w:pPr>
         <w:pStyle w:val="Heading2"/>
@@ -10595,7 +11136,7 @@
       <w:pPr>
         <w:numPr>
           <w:ilvl w:val="0"/>
-          <w:numId w:val="1012"/>
+          <w:numId w:val="1013"/>
         </w:numPr>
         <w:pStyle w:val="Compact"/>
       </w:pPr>
@@ -10617,7 +11158,7 @@
       <w:pPr>
         <w:numPr>
           <w:ilvl w:val="0"/>
-          <w:numId w:val="1012"/>
+          <w:numId w:val="1013"/>
         </w:numPr>
         <w:pStyle w:val="Compact"/>
       </w:pPr>
@@ -10639,7 +11180,7 @@
       <w:pPr>
         <w:numPr>
           <w:ilvl w:val="0"/>
-          <w:numId w:val="1012"/>
+          <w:numId w:val="1013"/>
         </w:numPr>
         <w:pStyle w:val="Compact"/>
       </w:pPr>
@@ -10899,8 +11440,8 @@
         <w:t xml:space="preserve">The right materials, hour or place remove one segment.</w:t>
       </w:r>
     </w:p>
-    <w:bookmarkEnd w:id="65"/>
-    <w:bookmarkStart w:id="66" w:name="charms"/>
+    <w:bookmarkEnd w:id="66"/>
+    <w:bookmarkStart w:id="67" w:name="charms"/>
     <w:p>
       <w:pPr>
         <w:pStyle w:val="Heading2"/>
@@ -10930,8 +11471,8 @@
         <w:t xml:space="preserve">. Preparation is how slow magic wins a fast fight.</w:t>
       </w:r>
     </w:p>
-    <w:bookmarkEnd w:id="66"/>
-    <w:bookmarkStart w:id="67" w:name="magic-advancement"/>
+    <w:bookmarkEnd w:id="67"/>
+    <w:bookmarkStart w:id="68" w:name="magic-advancement"/>
     <w:p>
       <w:pPr>
         <w:pStyle w:val="Heading2"/>
@@ -11438,8 +11979,8 @@
         </w:tc>
       </w:tr>
     </w:tbl>
-    <w:bookmarkEnd w:id="67"/>
-    <w:bookmarkStart w:id="68" w:name="magic-in-trails-of-blood-dust"/>
+    <w:bookmarkEnd w:id="68"/>
+    <w:bookmarkStart w:id="69" w:name="magic-in-trails-of-blood-dust"/>
     <w:p>
       <w:pPr>
         <w:pStyle w:val="Heading2"/>
@@ -11671,9 +12212,9 @@
         </w:tc>
       </w:tr>
     </w:tbl>
-    <w:bookmarkEnd w:id="68"/>
     <w:bookmarkEnd w:id="69"/>
-    <w:bookmarkStart w:id="73" w:name="grit-points-and-tracks"/>
+    <w:bookmarkEnd w:id="70"/>
+    <w:bookmarkStart w:id="74" w:name="grit-points-and-tracks"/>
     <w:p>
       <w:pPr>
         <w:pStyle w:val="Heading1"/>
@@ -11682,7 +12223,7 @@
         <w:t xml:space="preserve">Grit points and tracks</w:t>
       </w:r>
     </w:p>
-    <w:bookmarkStart w:id="70" w:name="using-grit-points"/>
+    <w:bookmarkStart w:id="71" w:name="using-grit-points"/>
     <w:p>
       <w:pPr>
         <w:pStyle w:val="Heading2"/>
@@ -11838,6 +12379,39 @@
                 <w:b/>
                 <w:sz w:val="19"/>
               </w:rPr>
+              <w:t xml:space="preserve">Shrug off a telling hit</w:t>
+            </w:r>
+          </w:p>
+        </w:tc>
+        <w:tc>
+          <w:tcPr/>
+          <w:p>
+            <w:pPr>
+              <w:pStyle w:val="Compact"/>
+              <w:jc w:val="left"/>
+            </w:pPr>
+            <w:r>
+              <w:rPr>
+                <w:sz w:val="19"/>
+              </w:rPr>
+              <w:t xml:space="preserve">Cancel the effect an attacker picked against you; you still take the boxes.</w:t>
+            </w:r>
+          </w:p>
+        </w:tc>
+      </w:tr>
+      <w:tr>
+        <w:tc>
+          <w:tcPr/>
+          <w:p>
+            <w:pPr>
+              <w:pStyle w:val="Compact"/>
+              <w:jc w:val="left"/>
+            </w:pPr>
+            <w:r>
+              <w:rPr>
+                <w:b/>
+                <w:sz w:val="19"/>
+              </w:rPr>
               <w:t xml:space="preserve">Establish a small preparation</w:t>
             </w:r>
           </w:p>
@@ -11867,8 +12441,8 @@
         <w:t xml:space="preserve">Gain one point when one of your complications creates a meaningful problem you accept, including a companion complication. You can decline the proposed complication without penalty.</w:t>
       </w:r>
     </w:p>
-    <w:bookmarkEnd w:id="70"/>
-    <w:bookmarkStart w:id="71" w:name="trouble"/>
+    <w:bookmarkEnd w:id="71"/>
+    <w:bookmarkStart w:id="72" w:name="trouble"/>
     <w:p>
       <w:pPr>
         <w:pStyle w:val="Heading2"/>
@@ -12157,8 +12731,8 @@
         </w:tc>
       </w:tr>
     </w:tbl>
-    <w:bookmarkEnd w:id="71"/>
-    <w:bookmarkStart w:id="72" w:name="advancement"/>
+    <w:bookmarkEnd w:id="72"/>
+    <w:bookmarkStart w:id="73" w:name="advancement"/>
     <w:p>
       <w:pPr>
         <w:pStyle w:val="Heading2"/>
@@ -12195,7 +12769,7 @@
       <w:pPr>
         <w:numPr>
           <w:ilvl w:val="0"/>
-          <w:numId w:val="1013"/>
+          <w:numId w:val="1014"/>
         </w:numPr>
         <w:pStyle w:val="Compact"/>
       </w:pPr>
@@ -12256,7 +12830,7 @@
       <w:pPr>
         <w:numPr>
           <w:ilvl w:val="0"/>
-          <w:numId w:val="1013"/>
+          <w:numId w:val="1014"/>
         </w:numPr>
         <w:pStyle w:val="Compact"/>
       </w:pPr>
@@ -12602,9 +13176,9 @@
         <w:t xml:space="preserve">Magic and powers grow the same way, at the costs their chapters give.</w:t>
       </w:r>
     </w:p>
-    <w:bookmarkEnd w:id="72"/>
     <w:bookmarkEnd w:id="73"/>
-    <w:bookmarkStart w:id="76" w:name="running-jobs"/>
+    <w:bookmarkEnd w:id="74"/>
+    <w:bookmarkStart w:id="77" w:name="running-jobs"/>
     <w:p>
       <w:pPr>
         <w:pStyle w:val="Heading1"/>
@@ -12613,7 +13187,7 @@
         <w:t xml:space="preserve">Running jobs</w:t>
       </w:r>
     </w:p>
-    <w:bookmarkStart w:id="74" w:name="job-seeds"/>
+    <w:bookmarkStart w:id="75" w:name="job-seeds"/>
     <w:p>
       <w:pPr>
         <w:pStyle w:val="Heading2"/>
@@ -14845,8 +15419,8 @@
         </w:tc>
       </w:tr>
     </w:tbl>
-    <w:bookmarkEnd w:id="74"/>
-    <w:bookmarkStart w:id="75" w:name="the-trail-journal"/>
+    <w:bookmarkEnd w:id="75"/>
+    <w:bookmarkStart w:id="76" w:name="the-trail-journal"/>
     <w:p>
       <w:pPr>
         <w:pStyle w:val="Heading2"/>
@@ -14867,7 +15441,7 @@
       <w:pPr>
         <w:numPr>
           <w:ilvl w:val="0"/>
-          <w:numId w:val="1014"/>
+          <w:numId w:val="1015"/>
         </w:numPr>
         <w:pStyle w:val="Compact"/>
       </w:pPr>
@@ -14889,7 +15463,7 @@
       <w:pPr>
         <w:numPr>
           <w:ilvl w:val="0"/>
-          <w:numId w:val="1014"/>
+          <w:numId w:val="1015"/>
         </w:numPr>
         <w:pStyle w:val="Compact"/>
       </w:pPr>
@@ -14911,7 +15485,7 @@
       <w:pPr>
         <w:numPr>
           <w:ilvl w:val="0"/>
-          <w:numId w:val="1014"/>
+          <w:numId w:val="1015"/>
         </w:numPr>
         <w:pStyle w:val="Compact"/>
       </w:pPr>
@@ -14933,7 +15507,7 @@
       <w:pPr>
         <w:numPr>
           <w:ilvl w:val="0"/>
-          <w:numId w:val="1014"/>
+          <w:numId w:val="1015"/>
         </w:numPr>
         <w:pStyle w:val="Compact"/>
       </w:pPr>
@@ -14955,7 +15529,7 @@
       <w:pPr>
         <w:numPr>
           <w:ilvl w:val="0"/>
-          <w:numId w:val="1014"/>
+          <w:numId w:val="1015"/>
         </w:numPr>
         <w:pStyle w:val="Compact"/>
       </w:pPr>
@@ -14973,9 +15547,9 @@
         <w:t xml:space="preserve">After a significant job, each character earns 1 advancement point; at a milestone, 2 more.</w:t>
       </w:r>
     </w:p>
-    <w:bookmarkEnd w:id="75"/>
     <w:bookmarkEnd w:id="76"/>
-    <w:bookmarkStart w:id="83" w:name="monsters-and-magic"/>
+    <w:bookmarkEnd w:id="77"/>
+    <w:bookmarkStart w:id="84" w:name="monsters-and-magic"/>
     <w:p>
       <w:pPr>
         <w:pStyle w:val="Heading1"/>
@@ -14984,7 +15558,7 @@
         <w:t xml:space="preserve">Monsters and magic</w:t>
       </w:r>
     </w:p>
-    <w:bookmarkStart w:id="77" w:name="the-sight"/>
+    <w:bookmarkStart w:id="78" w:name="the-sight"/>
     <w:p>
       <w:pPr>
         <w:pStyle w:val="Heading2"/>
@@ -15014,8 +15588,8 @@
         <w:t xml:space="preserve">. They see ghosts, the true faces of monsters wearing human ones, and magic at work. To everyone else the darkness is a rumor, until it isn’t.</w:t>
       </w:r>
     </w:p>
-    <w:bookmarkEnd w:id="77"/>
-    <w:bookmarkStart w:id="78" w:name="monstrous-forms"/>
+    <w:bookmarkEnd w:id="78"/>
+    <w:bookmarkStart w:id="79" w:name="monstrous-forms"/>
     <w:p>
       <w:pPr>
         <w:pStyle w:val="Heading2"/>
@@ -15074,8 +15648,8 @@
         <w:t xml:space="preserve">.</w:t>
       </w:r>
     </w:p>
-    <w:bookmarkEnd w:id="78"/>
-    <w:bookmarkStart w:id="80" w:name="magic-1"/>
+    <w:bookmarkEnd w:id="79"/>
+    <w:bookmarkStart w:id="81" w:name="magic-1"/>
     <w:p>
       <w:pPr>
         <w:pStyle w:val="Heading2"/>
@@ -15391,7 +15965,7 @@
       <w:pPr>
         <w:numPr>
           <w:ilvl w:val="0"/>
-          <w:numId w:val="1015"/>
+          <w:numId w:val="1016"/>
         </w:numPr>
         <w:pStyle w:val="Compact"/>
       </w:pPr>
@@ -15413,7 +15987,7 @@
       <w:pPr>
         <w:numPr>
           <w:ilvl w:val="0"/>
-          <w:numId w:val="1015"/>
+          <w:numId w:val="1016"/>
         </w:numPr>
         <w:pStyle w:val="Compact"/>
       </w:pPr>
@@ -15435,7 +16009,7 @@
       <w:pPr>
         <w:numPr>
           <w:ilvl w:val="0"/>
-          <w:numId w:val="1015"/>
+          <w:numId w:val="1016"/>
         </w:numPr>
         <w:pStyle w:val="Compact"/>
       </w:pPr>
@@ -15473,7 +16047,7 @@
       <w:pPr>
         <w:numPr>
           <w:ilvl w:val="0"/>
-          <w:numId w:val="1015"/>
+          <w:numId w:val="1016"/>
         </w:numPr>
         <w:pStyle w:val="Compact"/>
       </w:pPr>
@@ -15596,7 +16170,7 @@
         <w:t xml:space="preserve">who will curse for money.</w:t>
       </w:r>
     </w:p>
-    <w:bookmarkStart w:id="79" w:name="hexes-1"/>
+    <w:bookmarkStart w:id="80" w:name="hexes-1"/>
     <w:p>
       <w:pPr>
         <w:pStyle w:val="Heading3"/>
@@ -16052,9 +16626,9 @@
         </w:tc>
       </w:tr>
     </w:tbl>
-    <w:bookmarkEnd w:id="79"/>
     <w:bookmarkEnd w:id="80"/>
-    <w:bookmarkStart w:id="81" w:name="weaknesses"/>
+    <w:bookmarkEnd w:id="81"/>
+    <w:bookmarkStart w:id="82" w:name="weaknesses"/>
     <w:p>
       <w:pPr>
         <w:pStyle w:val="Heading2"/>
@@ -16346,8 +16920,8 @@
         </w:tc>
       </w:tr>
     </w:tbl>
-    <w:bookmarkEnd w:id="81"/>
-    <w:bookmarkStart w:id="82" w:name="bites-and-curses"/>
+    <w:bookmarkEnd w:id="82"/>
+    <w:bookmarkStart w:id="83" w:name="bites-and-curses"/>
     <w:p>
       <w:pPr>
         <w:pStyle w:val="Heading2"/>
@@ -16360,7 +16934,7 @@
       <w:pPr>
         <w:numPr>
           <w:ilvl w:val="0"/>
-          <w:numId w:val="1016"/>
+          <w:numId w:val="1017"/>
         </w:numPr>
         <w:pStyle w:val="Compact"/>
       </w:pPr>
@@ -16398,7 +16972,7 @@
       <w:pPr>
         <w:numPr>
           <w:ilvl w:val="0"/>
-          <w:numId w:val="1016"/>
+          <w:numId w:val="1017"/>
         </w:numPr>
         <w:pStyle w:val="Compact"/>
       </w:pPr>
@@ -16420,7 +16994,7 @@
       <w:pPr>
         <w:numPr>
           <w:ilvl w:val="0"/>
-          <w:numId w:val="1016"/>
+          <w:numId w:val="1017"/>
         </w:numPr>
         <w:pStyle w:val="Compact"/>
       </w:pPr>
@@ -16438,9 +17012,9 @@
         <w:t xml:space="preserve">A vampire who drains a victim to Dying can choose to turn them.</w:t>
       </w:r>
     </w:p>
-    <w:bookmarkEnd w:id="82"/>
     <w:bookmarkEnd w:id="83"/>
-    <w:bookmarkStart w:id="84" w:name="threats"/>
+    <w:bookmarkEnd w:id="84"/>
+    <w:bookmarkStart w:id="85" w:name="threats"/>
     <w:p>
       <w:pPr>
         <w:pStyle w:val="Heading1"/>
@@ -17711,8 +18285,8 @@
         <w:t xml:space="preserve">For a tougher version, add +1 to its targets and one box; for a weaker one, subtract.</w:t>
       </w:r>
     </w:p>
-    <w:bookmarkEnd w:id="84"/>
-    <w:bookmarkStart w:id="91" w:name="ready-made-characters"/>
+    <w:bookmarkEnd w:id="85"/>
+    <w:bookmarkStart w:id="92" w:name="ready-made-characters"/>
     <w:p>
       <w:pPr>
         <w:pStyle w:val="Heading1"/>
@@ -17729,7 +18303,7 @@
         <w:t xml:space="preserve">Characters ready to play, for one-shots, new players, or a group in a hurry. Each follows the creation rules exactly, and their connections tie them together. In the creator, choose one from the ready-made list to open it and make it your own.</w:t>
       </w:r>
     </w:p>
-    <w:bookmarkStart w:id="85" w:name="ruth-calloway"/>
+    <w:bookmarkStart w:id="86" w:name="ruth-calloway"/>
     <w:p>
       <w:pPr>
         <w:pStyle w:val="Heading2"/>
@@ -17760,7 +18334,7 @@
       <w:pPr>
         <w:numPr>
           <w:ilvl w:val="0"/>
-          <w:numId w:val="1017"/>
+          <w:numId w:val="1018"/>
         </w:numPr>
         <w:pStyle w:val="Compact"/>
       </w:pPr>
@@ -17798,7 +18372,7 @@
       <w:pPr>
         <w:numPr>
           <w:ilvl w:val="0"/>
-          <w:numId w:val="1017"/>
+          <w:numId w:val="1018"/>
         </w:numPr>
         <w:pStyle w:val="Compact"/>
       </w:pPr>
@@ -17820,7 +18394,7 @@
       <w:pPr>
         <w:numPr>
           <w:ilvl w:val="0"/>
-          <w:numId w:val="1017"/>
+          <w:numId w:val="1018"/>
         </w:numPr>
         <w:pStyle w:val="Compact"/>
       </w:pPr>
@@ -17842,7 +18416,7 @@
       <w:pPr>
         <w:numPr>
           <w:ilvl w:val="0"/>
-          <w:numId w:val="1017"/>
+          <w:numId w:val="1018"/>
         </w:numPr>
         <w:pStyle w:val="Compact"/>
       </w:pPr>
@@ -17880,7 +18454,7 @@
       <w:pPr>
         <w:numPr>
           <w:ilvl w:val="0"/>
-          <w:numId w:val="1017"/>
+          <w:numId w:val="1018"/>
         </w:numPr>
         <w:pStyle w:val="Compact"/>
       </w:pPr>
@@ -17914,8 +18488,8 @@
         <w:t xml:space="preserve">Isaiah Booker brought in the man who killed her father, alive, when he could have collected either way.</w:t>
       </w:r>
     </w:p>
-    <w:bookmarkEnd w:id="85"/>
-    <w:bookmarkStart w:id="86" w:name="dr.-elias-webb"/>
+    <w:bookmarkEnd w:id="86"/>
+    <w:bookmarkStart w:id="87" w:name="dr.-elias-webb"/>
     <w:p>
       <w:pPr>
         <w:pStyle w:val="Heading2"/>
@@ -17946,7 +18520,7 @@
       <w:pPr>
         <w:numPr>
           <w:ilvl w:val="0"/>
-          <w:numId w:val="1018"/>
+          <w:numId w:val="1019"/>
         </w:numPr>
         <w:pStyle w:val="Compact"/>
       </w:pPr>
@@ -17984,7 +18558,7 @@
       <w:pPr>
         <w:numPr>
           <w:ilvl w:val="0"/>
-          <w:numId w:val="1018"/>
+          <w:numId w:val="1019"/>
         </w:numPr>
         <w:pStyle w:val="Compact"/>
       </w:pPr>
@@ -18006,7 +18580,7 @@
       <w:pPr>
         <w:numPr>
           <w:ilvl w:val="0"/>
-          <w:numId w:val="1018"/>
+          <w:numId w:val="1019"/>
         </w:numPr>
         <w:pStyle w:val="Compact"/>
       </w:pPr>
@@ -18028,7 +18602,7 @@
       <w:pPr>
         <w:numPr>
           <w:ilvl w:val="0"/>
-          <w:numId w:val="1018"/>
+          <w:numId w:val="1019"/>
         </w:numPr>
         <w:pStyle w:val="Compact"/>
       </w:pPr>
@@ -18066,7 +18640,7 @@
       <w:pPr>
         <w:numPr>
           <w:ilvl w:val="0"/>
-          <w:numId w:val="1018"/>
+          <w:numId w:val="1019"/>
         </w:numPr>
         <w:pStyle w:val="Compact"/>
       </w:pPr>
@@ -18100,8 +18674,8 @@
         <w:t xml:space="preserve">Reverend Stone is the only one who knows why he left Philadelphia.</w:t>
       </w:r>
     </w:p>
-    <w:bookmarkEnd w:id="86"/>
-    <w:bookmarkStart w:id="87" w:name="tom-feeney"/>
+    <w:bookmarkEnd w:id="87"/>
+    <w:bookmarkStart w:id="88" w:name="tom-feeney"/>
     <w:p>
       <w:pPr>
         <w:pStyle w:val="Heading2"/>
@@ -18132,7 +18706,7 @@
       <w:pPr>
         <w:numPr>
           <w:ilvl w:val="0"/>
-          <w:numId w:val="1019"/>
+          <w:numId w:val="1020"/>
         </w:numPr>
         <w:pStyle w:val="Compact"/>
       </w:pPr>
@@ -18186,7 +18760,7 @@
       <w:pPr>
         <w:numPr>
           <w:ilvl w:val="0"/>
-          <w:numId w:val="1019"/>
+          <w:numId w:val="1020"/>
         </w:numPr>
         <w:pStyle w:val="Compact"/>
       </w:pPr>
@@ -18208,7 +18782,7 @@
       <w:pPr>
         <w:numPr>
           <w:ilvl w:val="0"/>
-          <w:numId w:val="1019"/>
+          <w:numId w:val="1020"/>
         </w:numPr>
         <w:pStyle w:val="Compact"/>
       </w:pPr>
@@ -18230,7 +18804,7 @@
       <w:pPr>
         <w:numPr>
           <w:ilvl w:val="0"/>
-          <w:numId w:val="1019"/>
+          <w:numId w:val="1020"/>
         </w:numPr>
         <w:pStyle w:val="Compact"/>
       </w:pPr>
@@ -18268,7 +18842,7 @@
       <w:pPr>
         <w:numPr>
           <w:ilvl w:val="0"/>
-          <w:numId w:val="1019"/>
+          <w:numId w:val="1020"/>
         </w:numPr>
         <w:pStyle w:val="Compact"/>
       </w:pPr>
@@ -18302,8 +18876,8 @@
         <w:t xml:space="preserve">Plays cards with Lucinda Marsh every Saturday, and loses.</w:t>
       </w:r>
     </w:p>
-    <w:bookmarkEnd w:id="87"/>
-    <w:bookmarkStart w:id="88" w:name="lucinda-marsh"/>
+    <w:bookmarkEnd w:id="88"/>
+    <w:bookmarkStart w:id="89" w:name="lucinda-marsh"/>
     <w:p>
       <w:pPr>
         <w:pStyle w:val="Heading2"/>
@@ -18334,7 +18908,7 @@
       <w:pPr>
         <w:numPr>
           <w:ilvl w:val="0"/>
-          <w:numId w:val="1020"/>
+          <w:numId w:val="1021"/>
         </w:numPr>
         <w:pStyle w:val="Compact"/>
       </w:pPr>
@@ -18372,7 +18946,7 @@
       <w:pPr>
         <w:numPr>
           <w:ilvl w:val="0"/>
-          <w:numId w:val="1020"/>
+          <w:numId w:val="1021"/>
         </w:numPr>
         <w:pStyle w:val="Compact"/>
       </w:pPr>
@@ -18394,7 +18968,7 @@
       <w:pPr>
         <w:numPr>
           <w:ilvl w:val="0"/>
-          <w:numId w:val="1020"/>
+          <w:numId w:val="1021"/>
         </w:numPr>
         <w:pStyle w:val="Compact"/>
       </w:pPr>
@@ -18416,7 +18990,7 @@
       <w:pPr>
         <w:numPr>
           <w:ilvl w:val="0"/>
-          <w:numId w:val="1020"/>
+          <w:numId w:val="1021"/>
         </w:numPr>
         <w:pStyle w:val="Compact"/>
       </w:pPr>
@@ -18454,7 +19028,7 @@
       <w:pPr>
         <w:numPr>
           <w:ilvl w:val="0"/>
-          <w:numId w:val="1020"/>
+          <w:numId w:val="1021"/>
         </w:numPr>
         <w:pStyle w:val="Compact"/>
       </w:pPr>
@@ -18488,8 +19062,8 @@
         <w:t xml:space="preserve">Owes Ruth Calloway a favor for a warrant that went missing.</w:t>
       </w:r>
     </w:p>
-    <w:bookmarkEnd w:id="88"/>
-    <w:bookmarkStart w:id="89" w:name="isaiah-booker"/>
+    <w:bookmarkEnd w:id="89"/>
+    <w:bookmarkStart w:id="90" w:name="isaiah-booker"/>
     <w:p>
       <w:pPr>
         <w:pStyle w:val="Heading2"/>
@@ -18520,7 +19094,7 @@
       <w:pPr>
         <w:numPr>
           <w:ilvl w:val="0"/>
-          <w:numId w:val="1021"/>
+          <w:numId w:val="1022"/>
         </w:numPr>
         <w:pStyle w:val="Compact"/>
       </w:pPr>
@@ -18558,7 +19132,7 @@
       <w:pPr>
         <w:numPr>
           <w:ilvl w:val="0"/>
-          <w:numId w:val="1021"/>
+          <w:numId w:val="1022"/>
         </w:numPr>
         <w:pStyle w:val="Compact"/>
       </w:pPr>
@@ -18580,7 +19154,7 @@
       <w:pPr>
         <w:numPr>
           <w:ilvl w:val="0"/>
-          <w:numId w:val="1021"/>
+          <w:numId w:val="1022"/>
         </w:numPr>
         <w:pStyle w:val="Compact"/>
       </w:pPr>
@@ -18602,7 +19176,7 @@
       <w:pPr>
         <w:numPr>
           <w:ilvl w:val="0"/>
-          <w:numId w:val="1021"/>
+          <w:numId w:val="1022"/>
         </w:numPr>
         <w:pStyle w:val="Compact"/>
       </w:pPr>
@@ -18640,7 +19214,7 @@
       <w:pPr>
         <w:numPr>
           <w:ilvl w:val="0"/>
-          <w:numId w:val="1021"/>
+          <w:numId w:val="1022"/>
         </w:numPr>
         <w:pStyle w:val="Compact"/>
       </w:pPr>
@@ -18674,8 +19248,8 @@
         <w:t xml:space="preserve">Taught Tom Feeney to shoot straight, and still reminds him of it.</w:t>
       </w:r>
     </w:p>
-    <w:bookmarkEnd w:id="89"/>
-    <w:bookmarkStart w:id="90" w:name="rev.-abigail-stone"/>
+    <w:bookmarkEnd w:id="90"/>
+    <w:bookmarkStart w:id="91" w:name="rev.-abigail-stone"/>
     <w:p>
       <w:pPr>
         <w:pStyle w:val="Heading2"/>
@@ -18706,7 +19280,7 @@
       <w:pPr>
         <w:numPr>
           <w:ilvl w:val="0"/>
-          <w:numId w:val="1022"/>
+          <w:numId w:val="1023"/>
         </w:numPr>
         <w:pStyle w:val="Compact"/>
       </w:pPr>
@@ -18744,7 +19318,7 @@
       <w:pPr>
         <w:numPr>
           <w:ilvl w:val="0"/>
-          <w:numId w:val="1022"/>
+          <w:numId w:val="1023"/>
         </w:numPr>
         <w:pStyle w:val="Compact"/>
       </w:pPr>
@@ -18766,7 +19340,7 @@
       <w:pPr>
         <w:numPr>
           <w:ilvl w:val="0"/>
-          <w:numId w:val="1022"/>
+          <w:numId w:val="1023"/>
         </w:numPr>
         <w:pStyle w:val="Compact"/>
       </w:pPr>
@@ -18788,7 +19362,7 @@
       <w:pPr>
         <w:numPr>
           <w:ilvl w:val="0"/>
-          <w:numId w:val="1022"/>
+          <w:numId w:val="1023"/>
         </w:numPr>
         <w:pStyle w:val="Compact"/>
       </w:pPr>
@@ -18826,7 +19400,7 @@
       <w:pPr>
         <w:numPr>
           <w:ilvl w:val="0"/>
-          <w:numId w:val="1022"/>
+          <w:numId w:val="1023"/>
         </w:numPr>
         <w:pStyle w:val="Compact"/>
       </w:pPr>
@@ -18860,9 +19434,9 @@
         <w:t xml:space="preserve">Keeps Dr. Webb’s secret, and his whiskey hidden.</w:t>
       </w:r>
     </w:p>
-    <w:bookmarkEnd w:id="90"/>
     <w:bookmarkEnd w:id="91"/>
-    <w:bookmarkStart w:id="92" w:name="advantages"/>
+    <w:bookmarkEnd w:id="92"/>
+    <w:bookmarkStart w:id="93" w:name="advantages"/>
     <w:p>
       <w:pPr>
         <w:pStyle w:val="Heading1"/>
@@ -19684,8 +20258,8 @@
         <w:t xml:space="preserve">A badge is legal authority, not a magic word: outlaws and the powerful don’t always care about it, and it carries a duty. Your superiors can give you orders, and abusing the badge or failing in your duty can cost you it. Law callings (Marshal, Deputy) usually take one, as their advantage or as a second advantage Edge. A Pinkerton detective takes Pinkerton Credentials instead: the agency’s reach and files, but no badge.</w:t>
       </w:r>
     </w:p>
-    <w:bookmarkEnd w:id="92"/>
-    <w:bookmarkStart w:id="108" w:name="origins"/>
+    <w:bookmarkEnd w:id="93"/>
+    <w:bookmarkStart w:id="109" w:name="origins"/>
     <w:p>
       <w:pPr>
         <w:pStyle w:val="Heading1"/>
@@ -20675,7 +21249,7 @@
         </w:tc>
       </w:tr>
     </w:tbl>
-    <w:bookmarkStart w:id="93" w:name="shared-rules"/>
+    <w:bookmarkStart w:id="94" w:name="shared-rules"/>
     <w:p>
       <w:pPr>
         <w:pStyle w:val="Heading2"/>
@@ -20877,8 +21451,8 @@
         </w:tc>
       </w:tr>
     </w:tbl>
-    <w:bookmarkEnd w:id="93"/>
-    <w:bookmarkStart w:id="94" w:name="city-bred"/>
+    <w:bookmarkEnd w:id="94"/>
+    <w:bookmarkStart w:id="95" w:name="city-bred"/>
     <w:p>
       <w:pPr>
         <w:pStyle w:val="Heading2"/>
@@ -21129,8 +21703,8 @@
         </w:tc>
       </w:tr>
     </w:tbl>
-    <w:bookmarkEnd w:id="94"/>
-    <w:bookmarkStart w:id="95" w:name="drifter"/>
+    <w:bookmarkEnd w:id="95"/>
+    <w:bookmarkStart w:id="96" w:name="drifter"/>
     <w:p>
       <w:pPr>
         <w:pStyle w:val="Heading2"/>
@@ -21381,8 +21955,8 @@
         </w:tc>
       </w:tr>
     </w:tbl>
-    <w:bookmarkEnd w:id="95"/>
-    <w:bookmarkStart w:id="96" w:name="frontier-born"/>
+    <w:bookmarkEnd w:id="96"/>
+    <w:bookmarkStart w:id="97" w:name="frontier-born"/>
     <w:p>
       <w:pPr>
         <w:pStyle w:val="Heading2"/>
@@ -21633,8 +22207,8 @@
         </w:tc>
       </w:tr>
     </w:tbl>
-    <w:bookmarkEnd w:id="96"/>
-    <w:bookmarkStart w:id="97" w:name="immigrant"/>
+    <w:bookmarkEnd w:id="97"/>
+    <w:bookmarkStart w:id="98" w:name="immigrant"/>
     <w:p>
       <w:pPr>
         <w:pStyle w:val="Heading2"/>
@@ -21885,8 +22459,8 @@
         </w:tc>
       </w:tr>
     </w:tbl>
-    <w:bookmarkEnd w:id="97"/>
-    <w:bookmarkStart w:id="98" w:name="old-money"/>
+    <w:bookmarkEnd w:id="98"/>
+    <w:bookmarkStart w:id="99" w:name="old-money"/>
     <w:p>
       <w:pPr>
         <w:pStyle w:val="Heading2"/>
@@ -22137,8 +22711,8 @@
         </w:tc>
       </w:tr>
     </w:tbl>
-    <w:bookmarkEnd w:id="98"/>
-    <w:bookmarkStart w:id="99" w:name="railroad-hand"/>
+    <w:bookmarkEnd w:id="99"/>
+    <w:bookmarkStart w:id="100" w:name="railroad-hand"/>
     <w:p>
       <w:pPr>
         <w:pStyle w:val="Heading2"/>
@@ -22389,8 +22963,8 @@
         </w:tc>
       </w:tr>
     </w:tbl>
-    <w:bookmarkEnd w:id="99"/>
-    <w:bookmarkStart w:id="100" w:name="war-veteran"/>
+    <w:bookmarkEnd w:id="100"/>
+    <w:bookmarkStart w:id="101" w:name="war-veteran"/>
     <w:p>
       <w:pPr>
         <w:pStyle w:val="Heading2"/>
@@ -22641,8 +23215,8 @@
         </w:tc>
       </w:tr>
     </w:tbl>
-    <w:bookmarkEnd w:id="100"/>
-    <w:bookmarkStart w:id="101" w:name="sighted"/>
+    <w:bookmarkEnd w:id="101"/>
+    <w:bookmarkStart w:id="102" w:name="sighted"/>
     <w:p>
       <w:pPr>
         <w:pStyle w:val="Heading2"/>
@@ -22687,7 +23261,7 @@
       <w:pPr>
         <w:numPr>
           <w:ilvl w:val="0"/>
-          <w:numId w:val="1023"/>
+          <w:numId w:val="1024"/>
         </w:numPr>
         <w:pStyle w:val="Compact"/>
       </w:pPr>
@@ -22917,8 +23491,8 @@
         </w:tc>
       </w:tr>
     </w:tbl>
-    <w:bookmarkEnd w:id="101"/>
-    <w:bookmarkStart w:id="102" w:name="dhampir"/>
+    <w:bookmarkEnd w:id="102"/>
+    <w:bookmarkStart w:id="103" w:name="dhampir"/>
     <w:p>
       <w:pPr>
         <w:pStyle w:val="Heading2"/>
@@ -22963,7 +23537,7 @@
       <w:pPr>
         <w:numPr>
           <w:ilvl w:val="0"/>
-          <w:numId w:val="1024"/>
+          <w:numId w:val="1025"/>
         </w:numPr>
         <w:pStyle w:val="Compact"/>
       </w:pPr>
@@ -22975,7 +23549,7 @@
       <w:pPr>
         <w:numPr>
           <w:ilvl w:val="0"/>
-          <w:numId w:val="1024"/>
+          <w:numId w:val="1025"/>
         </w:numPr>
         <w:pStyle w:val="Compact"/>
       </w:pPr>
@@ -22987,7 +23561,7 @@
       <w:pPr>
         <w:numPr>
           <w:ilvl w:val="0"/>
-          <w:numId w:val="1024"/>
+          <w:numId w:val="1025"/>
         </w:numPr>
         <w:pStyle w:val="Compact"/>
       </w:pPr>
@@ -23217,8 +23791,8 @@
         </w:tc>
       </w:tr>
     </w:tbl>
-    <w:bookmarkEnd w:id="102"/>
-    <w:bookmarkStart w:id="103" w:name="practitioner"/>
+    <w:bookmarkEnd w:id="103"/>
+    <w:bookmarkStart w:id="104" w:name="practitioner"/>
     <w:p>
       <w:pPr>
         <w:pStyle w:val="Heading2"/>
@@ -23263,7 +23837,7 @@
       <w:pPr>
         <w:numPr>
           <w:ilvl w:val="0"/>
-          <w:numId w:val="1025"/>
+          <w:numId w:val="1026"/>
         </w:numPr>
         <w:pStyle w:val="Compact"/>
       </w:pPr>
@@ -23275,7 +23849,7 @@
       <w:pPr>
         <w:numPr>
           <w:ilvl w:val="0"/>
-          <w:numId w:val="1025"/>
+          <w:numId w:val="1026"/>
         </w:numPr>
         <w:pStyle w:val="Compact"/>
       </w:pPr>
@@ -23287,7 +23861,7 @@
       <w:pPr>
         <w:numPr>
           <w:ilvl w:val="0"/>
-          <w:numId w:val="1025"/>
+          <w:numId w:val="1026"/>
         </w:numPr>
         <w:pStyle w:val="Compact"/>
       </w:pPr>
@@ -23889,8 +24463,8 @@
         </w:tc>
       </w:tr>
     </w:tbl>
-    <w:bookmarkEnd w:id="103"/>
-    <w:bookmarkStart w:id="104" w:name="revenant"/>
+    <w:bookmarkEnd w:id="104"/>
+    <w:bookmarkStart w:id="105" w:name="revenant"/>
     <w:p>
       <w:pPr>
         <w:pStyle w:val="Heading2"/>
@@ -23935,7 +24509,7 @@
       <w:pPr>
         <w:numPr>
           <w:ilvl w:val="0"/>
-          <w:numId w:val="1026"/>
+          <w:numId w:val="1027"/>
         </w:numPr>
         <w:pStyle w:val="Compact"/>
       </w:pPr>
@@ -23947,7 +24521,7 @@
       <w:pPr>
         <w:numPr>
           <w:ilvl w:val="0"/>
-          <w:numId w:val="1026"/>
+          <w:numId w:val="1027"/>
         </w:numPr>
         <w:pStyle w:val="Compact"/>
       </w:pPr>
@@ -23959,7 +24533,7 @@
       <w:pPr>
         <w:numPr>
           <w:ilvl w:val="0"/>
-          <w:numId w:val="1026"/>
+          <w:numId w:val="1027"/>
         </w:numPr>
         <w:pStyle w:val="Compact"/>
       </w:pPr>
@@ -24189,8 +24763,8 @@
         </w:tc>
       </w:tr>
     </w:tbl>
-    <w:bookmarkEnd w:id="104"/>
-    <w:bookmarkStart w:id="105" w:name="werewolf"/>
+    <w:bookmarkEnd w:id="105"/>
+    <w:bookmarkStart w:id="106" w:name="werewolf"/>
     <w:p>
       <w:pPr>
         <w:pStyle w:val="Heading2"/>
@@ -24235,7 +24809,7 @@
       <w:pPr>
         <w:numPr>
           <w:ilvl w:val="0"/>
-          <w:numId w:val="1027"/>
+          <w:numId w:val="1028"/>
         </w:numPr>
         <w:pStyle w:val="Compact"/>
       </w:pPr>
@@ -24247,7 +24821,7 @@
       <w:pPr>
         <w:numPr>
           <w:ilvl w:val="0"/>
-          <w:numId w:val="1027"/>
+          <w:numId w:val="1028"/>
         </w:numPr>
         <w:pStyle w:val="Compact"/>
       </w:pPr>
@@ -24259,7 +24833,7 @@
       <w:pPr>
         <w:numPr>
           <w:ilvl w:val="0"/>
-          <w:numId w:val="1027"/>
+          <w:numId w:val="1028"/>
         </w:numPr>
         <w:pStyle w:val="Compact"/>
       </w:pPr>
@@ -24523,8 +25097,8 @@
         </w:tc>
       </w:tr>
     </w:tbl>
-    <w:bookmarkEnd w:id="105"/>
-    <w:bookmarkStart w:id="106" w:name="pact-bound"/>
+    <w:bookmarkEnd w:id="106"/>
+    <w:bookmarkStart w:id="107" w:name="pact-bound"/>
     <w:p>
       <w:pPr>
         <w:pStyle w:val="Heading2"/>
@@ -24569,7 +25143,7 @@
       <w:pPr>
         <w:numPr>
           <w:ilvl w:val="0"/>
-          <w:numId w:val="1028"/>
+          <w:numId w:val="1029"/>
         </w:numPr>
         <w:pStyle w:val="Compact"/>
       </w:pPr>
@@ -24581,7 +25155,7 @@
       <w:pPr>
         <w:numPr>
           <w:ilvl w:val="0"/>
-          <w:numId w:val="1028"/>
+          <w:numId w:val="1029"/>
         </w:numPr>
         <w:pStyle w:val="Compact"/>
       </w:pPr>
@@ -24593,7 +25167,7 @@
       <w:pPr>
         <w:numPr>
           <w:ilvl w:val="0"/>
-          <w:numId w:val="1028"/>
+          <w:numId w:val="1029"/>
         </w:numPr>
         <w:pStyle w:val="Compact"/>
       </w:pPr>
@@ -24823,8 +25397,8 @@
         </w:tc>
       </w:tr>
     </w:tbl>
-    <w:bookmarkEnd w:id="106"/>
-    <w:bookmarkStart w:id="107" w:name="vampire"/>
+    <w:bookmarkEnd w:id="107"/>
+    <w:bookmarkStart w:id="108" w:name="vampire"/>
     <w:p>
       <w:pPr>
         <w:pStyle w:val="Heading2"/>
@@ -24869,7 +25443,7 @@
       <w:pPr>
         <w:numPr>
           <w:ilvl w:val="0"/>
-          <w:numId w:val="1029"/>
+          <w:numId w:val="1030"/>
         </w:numPr>
         <w:pStyle w:val="Compact"/>
       </w:pPr>
@@ -24881,7 +25455,7 @@
       <w:pPr>
         <w:numPr>
           <w:ilvl w:val="0"/>
-          <w:numId w:val="1029"/>
+          <w:numId w:val="1030"/>
         </w:numPr>
         <w:pStyle w:val="Compact"/>
       </w:pPr>
@@ -24893,7 +25467,7 @@
       <w:pPr>
         <w:numPr>
           <w:ilvl w:val="0"/>
-          <w:numId w:val="1029"/>
+          <w:numId w:val="1030"/>
         </w:numPr>
         <w:pStyle w:val="Compact"/>
       </w:pPr>
@@ -24905,7 +25479,7 @@
       <w:pPr>
         <w:numPr>
           <w:ilvl w:val="0"/>
-          <w:numId w:val="1029"/>
+          <w:numId w:val="1030"/>
         </w:numPr>
         <w:pStyle w:val="Compact"/>
       </w:pPr>
@@ -25169,9 +25743,9 @@
         </w:tc>
       </w:tr>
     </w:tbl>
-    <w:bookmarkEnd w:id="107"/>
     <w:bookmarkEnd w:id="108"/>
-    <w:bookmarkStart w:id="119" w:name="making-your-own"/>
+    <w:bookmarkEnd w:id="109"/>
+    <w:bookmarkStart w:id="120" w:name="making-your-own"/>
     <w:p>
       <w:pPr>
         <w:pStyle w:val="Heading1"/>
@@ -25204,7 +25778,7 @@
         <w:t xml:space="preserve">option at the end of each list, and its checklist holds a custom choice to the same rules as everything else.</w:t>
       </w:r>
     </w:p>
-    <w:bookmarkStart w:id="109" w:name="a-custom-calling"/>
+    <w:bookmarkStart w:id="110" w:name="a-custom-calling"/>
     <w:p>
       <w:pPr>
         <w:pStyle w:val="Heading2"/>
@@ -25225,7 +25799,7 @@
       <w:pPr>
         <w:numPr>
           <w:ilvl w:val="0"/>
-          <w:numId w:val="1030"/>
+          <w:numId w:val="1031"/>
         </w:numPr>
         <w:pStyle w:val="Compact"/>
       </w:pPr>
@@ -25271,7 +25845,7 @@
       <w:pPr>
         <w:numPr>
           <w:ilvl w:val="0"/>
-          <w:numId w:val="1030"/>
+          <w:numId w:val="1031"/>
         </w:numPr>
         <w:pStyle w:val="Compact"/>
       </w:pPr>
@@ -25293,7 +25867,7 @@
       <w:pPr>
         <w:numPr>
           <w:ilvl w:val="0"/>
-          <w:numId w:val="1030"/>
+          <w:numId w:val="1031"/>
         </w:numPr>
         <w:pStyle w:val="Compact"/>
       </w:pPr>
@@ -25315,7 +25889,7 @@
       <w:pPr>
         <w:numPr>
           <w:ilvl w:val="0"/>
-          <w:numId w:val="1030"/>
+          <w:numId w:val="1031"/>
         </w:numPr>
         <w:pStyle w:val="Compact"/>
       </w:pPr>
@@ -25380,8 +25954,8 @@
         <w:t xml:space="preserve">.</w:t>
       </w:r>
     </w:p>
-    <w:bookmarkEnd w:id="109"/>
-    <w:bookmarkStart w:id="118" w:name="a-custom-origin"/>
+    <w:bookmarkEnd w:id="110"/>
+    <w:bookmarkStart w:id="119" w:name="a-custom-origin"/>
     <w:p>
       <w:pPr>
         <w:pStyle w:val="Heading2"/>
@@ -25398,7 +25972,7 @@
         <w:t xml:space="preserve">Build it with the GM, one step at a time.</w:t>
       </w:r>
     </w:p>
-    <w:bookmarkStart w:id="110" w:name="the-concept"/>
+    <w:bookmarkStart w:id="111" w:name="the-concept"/>
     <w:p>
       <w:pPr>
         <w:pStyle w:val="Heading3"/>
@@ -25415,8 +25989,8 @@
         <w:t xml:space="preserve">Two or three sentences: where they come from, what sets them apart, and how others see them. It should be something the origins in this book don’t already cover.</w:t>
       </w:r>
     </w:p>
-    <w:bookmarkEnd w:id="110"/>
-    <w:bookmarkStart w:id="111" w:name="the-tier"/>
+    <w:bookmarkEnd w:id="111"/>
+    <w:bookmarkStart w:id="112" w:name="the-tier"/>
     <w:p>
       <w:pPr>
         <w:pStyle w:val="Heading3"/>
@@ -25713,8 +26287,8 @@
         <w:t xml:space="preserve">When in doubt, choose the higher tier.</w:t>
       </w:r>
     </w:p>
-    <w:bookmarkEnd w:id="111"/>
-    <w:bookmarkStart w:id="112" w:name="attribute-adjustments"/>
+    <w:bookmarkEnd w:id="112"/>
+    <w:bookmarkStart w:id="113" w:name="attribute-adjustments"/>
     <w:p>
       <w:pPr>
         <w:pStyle w:val="Heading3"/>
@@ -25760,8 +26334,8 @@
         <w:t xml:space="preserve">: a +2 needs a −2 or two −1s. The adjustments move the attribute’s base (+1 starts it at 11) and raise its starting maximum (13 plus the bonus). Most origins change two to four attributes.</w:t>
       </w:r>
     </w:p>
-    <w:bookmarkEnd w:id="112"/>
-    <w:bookmarkStart w:id="113" w:name="core-rules-tier-1-and-up"/>
+    <w:bookmarkEnd w:id="113"/>
+    <w:bookmarkStart w:id="114" w:name="core-rules-tier-1-and-up"/>
     <w:p>
       <w:pPr>
         <w:pStyle w:val="Heading3"/>
@@ -25778,8 +26352,8 @@
         <w:t xml:space="preserve">One to three short rules that always apply: what they can do (see in the dark, resist cold, a free Trained skill) and what it costs (a weakness, a people’s distrust, a hazard they can’t abide). A strength with no drawback is worth more than it looks, so price it a tier higher.</w:t>
       </w:r>
     </w:p>
-    <w:bookmarkEnd w:id="113"/>
-    <w:bookmarkStart w:id="114" w:name="origin-advantages"/>
+    <w:bookmarkEnd w:id="114"/>
+    <w:bookmarkStart w:id="115" w:name="origin-advantages"/>
     <w:p>
       <w:pPr>
         <w:pStyle w:val="Heading3"/>
@@ -25834,8 +26408,8 @@
         <w:t xml:space="preserve">: a problem the trait causes, with a clear trigger and a real consequence, which earns a Grit point when it bites, like any complication. A character takes one advantage, general or origin, so make them distinct choices.</w:t>
       </w:r>
     </w:p>
-    <w:bookmarkEnd w:id="114"/>
-    <w:bookmarkStart w:id="115" w:name="an-alternate-form-optional-tier-2-or-3"/>
+    <w:bookmarkEnd w:id="115"/>
+    <w:bookmarkStart w:id="116" w:name="an-alternate-form-optional-tier-2-or-3"/>
     <w:p>
       <w:pPr>
         <w:pStyle w:val="Heading3"/>
@@ -25868,8 +26442,8 @@
         <w:t xml:space="preserve">apply.</w:t>
       </w:r>
     </w:p>
-    <w:bookmarkEnd w:id="115"/>
-    <w:bookmarkStart w:id="116" w:name="in-the-creator"/>
+    <w:bookmarkEnd w:id="116"/>
+    <w:bookmarkStart w:id="117" w:name="in-the-creator"/>
     <w:p>
       <w:pPr>
         <w:pStyle w:val="Heading3"/>
@@ -25882,7 +26456,7 @@
       <w:pPr>
         <w:numPr>
           <w:ilvl w:val="0"/>
-          <w:numId w:val="1031"/>
+          <w:numId w:val="1032"/>
         </w:numPr>
         <w:pStyle w:val="Compact"/>
       </w:pPr>
@@ -25910,7 +26484,7 @@
       <w:pPr>
         <w:numPr>
           <w:ilvl w:val="0"/>
-          <w:numId w:val="1031"/>
+          <w:numId w:val="1032"/>
         </w:numPr>
         <w:pStyle w:val="Compact"/>
       </w:pPr>
@@ -25922,7 +26496,7 @@
       <w:pPr>
         <w:numPr>
           <w:ilvl w:val="0"/>
-          <w:numId w:val="1031"/>
+          <w:numId w:val="1032"/>
         </w:numPr>
         <w:pStyle w:val="Compact"/>
       </w:pPr>
@@ -25950,7 +26524,7 @@
       <w:pPr>
         <w:numPr>
           <w:ilvl w:val="0"/>
-          <w:numId w:val="1031"/>
+          <w:numId w:val="1032"/>
         </w:numPr>
         <w:pStyle w:val="Compact"/>
       </w:pPr>
@@ -25974,8 +26548,8 @@
         <w:t xml:space="preserve">and enter the advantage and its companion complication.</w:t>
       </w:r>
     </w:p>
-    <w:bookmarkEnd w:id="116"/>
-    <w:bookmarkStart w:id="117" w:name="example"/>
+    <w:bookmarkEnd w:id="117"/>
+    <w:bookmarkStart w:id="118" w:name="example"/>
     <w:p>
       <w:pPr>
         <w:pStyle w:val="Heading3"/>
@@ -26080,10 +26654,10 @@
         <w:t xml:space="preserve">: something from the other side follows you; when it matters, accept the chill, the stopped clock or the panicked horse.</w:t>
       </w:r>
     </w:p>
-    <w:bookmarkEnd w:id="117"/>
     <w:bookmarkEnd w:id="118"/>
     <w:bookmarkEnd w:id="119"/>
-    <w:bookmarkStart w:id="120" w:name="complications"/>
+    <w:bookmarkEnd w:id="120"/>
+    <w:bookmarkStart w:id="121" w:name="complications"/>
     <w:p>
       <w:pPr>
         <w:pStyle w:val="Heading1"/>
@@ -26788,8 +27362,8 @@
         </w:tc>
       </w:tr>
     </w:tbl>
-    <w:bookmarkEnd w:id="120"/>
-    <w:bookmarkStart w:id="122" w:name="quick-reference"/>
+    <w:bookmarkEnd w:id="121"/>
+    <w:bookmarkStart w:id="123" w:name="quick-reference"/>
     <w:p>
       <w:pPr>
         <w:pStyle w:val="Heading1"/>
@@ -26921,7 +27495,7 @@
         <w:t xml:space="preserve"> </w:t>
       </w:r>
       <w:r>
-        <w:t xml:space="preserve">move plus one action. Hit → one defense a round (Dodge, Parry or Block; −1 to −3 against a clean hit) → weapon effect. Dodge = Agility −2 plus Athletics training (+0, +1, +2). Parry −3, Block −2 plus the shield. Aim: +1. A 2-box weapon that brings you to three boxes leaves you Dying; at three boxes, another 2-box hit kills.</w:t>
+        <w:t xml:space="preserve">move plus one action. Hit → one defense a round (Dodge, Parry or Block; −1 to −3 against a clean hit) → weapon effect. Dodge = Agility −2 plus Athletics training (+0, +1, +2). Parry −3, Block −2 plus the shield. Aim: +1. Telling hit (by 5+ or natural 3–4): the attacker picks an effect; called shot −2 (small target −4). A 2-box weapon that brings you to three boxes leaves you Dying; at three boxes, another 2-box hit kills.</w:t>
       </w:r>
     </w:p>
     <w:p>
@@ -26957,7 +27531,7 @@
         <w:t xml:space="preserve"> </w:t>
       </w:r>
       <w:r>
-        <w:t xml:space="preserve">start each session with two. Reroll, reduce an injury by one box, or establish a small preparation. Earn one from an accepted complication.</w:t>
+        <w:t xml:space="preserve">start each session with two. Reroll, reduce an injury by one box, shrug off a telling hit, or establish a small preparation. Earn one from an accepted complication.</w:t>
       </w:r>
     </w:p>
     <w:p>
@@ -26980,7 +27554,7 @@
       <w:r>
         <w:t xml:space="preserve"> </w:t>
       </w:r>
-      <w:hyperlink r:id="rId121">
+      <w:hyperlink r:id="rId122">
         <w:r>
           <w:rPr>
             <w:rStyle w:val="Hyperlink"/>
@@ -26992,7 +27566,7 @@
         <w:t xml:space="preserve">. You may share, adapt, and use it for any purpose, including commercially, as long as you give appropriate credit to the author.</w:t>
       </w:r>
     </w:p>
-    <w:bookmarkEnd w:id="122"/>
+    <w:bookmarkEnd w:id="123"/>
     <w:sectPr/>
   </w:body>
 </w:document>
@@ -27351,6 +27925,9 @@
     <w:abstractNumId w:val="991"/>
   </w:num>
   <w:num w:numId="1012">
+    <w:abstractNumId w:val="991"/>
+  </w:num>
+  <w:num w:numId="1013">
     <w:abstractNumId w:val="99411"/>
     <w:lvlOverride w:ilvl="0">
       <w:startOverride w:val="1"/>
@@ -27380,10 +27957,10 @@
       <w:startOverride w:val="1"/>
     </w:lvlOverride>
   </w:num>
-  <w:num w:numId="1013">
+  <w:num w:numId="1014">
     <w:abstractNumId w:val="991"/>
   </w:num>
-  <w:num w:numId="1014">
+  <w:num w:numId="1015">
     <w:abstractNumId w:val="99411"/>
     <w:lvlOverride w:ilvl="0">
       <w:startOverride w:val="1"/>
@@ -27412,9 +27989,6 @@
     <w:lvlOverride w:ilvl="8">
       <w:startOverride w:val="1"/>
     </w:lvlOverride>
-  </w:num>
-  <w:num w:numId="1015">
-    <w:abstractNumId w:val="991"/>
   </w:num>
   <w:num w:numId="1016">
     <w:abstractNumId w:val="991"/>
@@ -27459,6 +28033,9 @@
     <w:abstractNumId w:val="991"/>
   </w:num>
   <w:num w:numId="1030">
+    <w:abstractNumId w:val="991"/>
+  </w:num>
+  <w:num w:numId="1031">
     <w:abstractNumId w:val="99411"/>
     <w:lvlOverride w:ilvl="0">
       <w:startOverride w:val="1"/>
@@ -27488,7 +28065,7 @@
       <w:startOverride w:val="1"/>
     </w:lvlOverride>
   </w:num>
-  <w:num w:numId="1031">
+  <w:num w:numId="1032">
     <w:abstractNumId w:val="99411"/>
     <w:lvlOverride w:ilvl="0">
       <w:startOverride w:val="1"/>

--- a/legend-dynamics/western/Trails_of_Blood_Dust_Players_Guide.docx
+++ b/legend-dynamics/western/Trails_of_Blood_Dust_Players_Guide.docx
@@ -10476,23 +10476,175 @@
         <w:pStyle w:val="FirstParagraph"/>
       </w:pPr>
       <w:r>
-        <w:t xml:space="preserve">Each</w:t>
-      </w:r>
-      <w:r>
-        <w:t xml:space="preserve"> </w:t>
-      </w:r>
-      <w:r>
-        <w:rPr>
-          <w:bCs/>
-          <w:b/>
-        </w:rPr>
-        <w:t xml:space="preserve">two full days</w:t>
-      </w:r>
-      <w:r>
-        <w:t xml:space="preserve"> </w:t>
-      </w:r>
-      <w:r>
-        <w:t xml:space="preserve">of rest clears one injury box. Rest means nothing strenuous. At three boxes, rest alone clears nothing: treatment must clear the first box.</w:t>
+        <w:t xml:space="preserve">Rest clears injury one box at a time, and the worse you’re hurt, the longer each box takes. Rest means nothing strenuous: no fighting, no hard travel, no long days of work.</w:t>
+      </w:r>
+    </w:p>
+    <w:tbl>
+      <w:tblPr>
+        <w:tblStyle w:val="Table"/>
+        <w:tblW w:type="auto" w:w="0"/>
+        <w:tblLook w:firstRow="1" w:lastRow="0" w:firstColumn="0" w:lastColumn="0" w:noHBand="0" w:noVBand="0" w:val="0020"/>
+        <w:jc w:val="start"/>
+        <w:tblBorders>
+          <w:top w:val="single" w:sz="4" w:color="B8C2D3"/>
+          <w:left w:val="single" w:sz="4" w:color="B8C2D3"/>
+          <w:bottom w:val="single" w:sz="4" w:color="B8C2D3"/>
+          <w:right w:val="single" w:sz="4" w:color="B8C2D3"/>
+          <w:insideH w:val="single" w:sz="4" w:color="B8C2D3"/>
+          <w:insideV w:val="single" w:sz="4" w:color="B8C2D3"/>
+        </w:tblBorders>
+      </w:tblPr>
+      <w:tblGrid>
+        <w:gridCol w:w="3960"/>
+        <w:gridCol w:w="3960"/>
+      </w:tblGrid>
+      <w:tr>
+        <w:trPr>
+          <w:tblHeader w:val="true"/>
+        </w:trPr>
+        <w:tc>
+          <w:tcPr>
+            <w:shd w:val="clear" w:fill="E6E8E6"/>
+          </w:tcPr>
+          <w:p>
+            <w:pPr>
+              <w:pStyle w:val="Compact"/>
+              <w:jc w:val="left"/>
+            </w:pPr>
+            <w:r>
+              <w:rPr>
+                <w:b/>
+                <w:sz w:val="19"/>
+              </w:rPr>
+              <w:t xml:space="preserve">Boxes marked</w:t>
+            </w:r>
+          </w:p>
+        </w:tc>
+        <w:tc>
+          <w:tcPr>
+            <w:shd w:val="clear" w:fill="E6E8E6"/>
+          </w:tcPr>
+          <w:p>
+            <w:pPr>
+              <w:pStyle w:val="Compact"/>
+              <w:jc w:val="left"/>
+            </w:pPr>
+            <w:r>
+              <w:rPr>
+                <w:b/>
+                <w:sz w:val="19"/>
+              </w:rPr>
+              <w:t xml:space="preserve">Rest to clear one box</w:t>
+            </w:r>
+          </w:p>
+        </w:tc>
+      </w:tr>
+      <w:tr>
+        <w:tc>
+          <w:tcPr/>
+          <w:p>
+            <w:pPr>
+              <w:pStyle w:val="Compact"/>
+              <w:jc w:val="left"/>
+            </w:pPr>
+            <w:r>
+              <w:rPr>
+                <w:b/>
+                <w:sz w:val="19"/>
+              </w:rPr>
+              <w:t xml:space="preserve">1</w:t>
+            </w:r>
+          </w:p>
+        </w:tc>
+        <w:tc>
+          <w:tcPr/>
+          <w:p>
+            <w:pPr>
+              <w:pStyle w:val="Compact"/>
+              <w:jc w:val="left"/>
+            </w:pPr>
+            <w:r>
+              <w:rPr>
+                <w:sz w:val="19"/>
+              </w:rPr>
+              <w:t xml:space="preserve">A full day</w:t>
+            </w:r>
+          </w:p>
+        </w:tc>
+      </w:tr>
+      <w:tr>
+        <w:tc>
+          <w:tcPr/>
+          <w:p>
+            <w:pPr>
+              <w:pStyle w:val="Compact"/>
+              <w:jc w:val="left"/>
+            </w:pPr>
+            <w:r>
+              <w:rPr>
+                <w:b/>
+                <w:sz w:val="19"/>
+              </w:rPr>
+              <w:t xml:space="preserve">2</w:t>
+            </w:r>
+          </w:p>
+        </w:tc>
+        <w:tc>
+          <w:tcPr/>
+          <w:p>
+            <w:pPr>
+              <w:pStyle w:val="Compact"/>
+              <w:jc w:val="left"/>
+            </w:pPr>
+            <w:r>
+              <w:rPr>
+                <w:sz w:val="19"/>
+              </w:rPr>
+              <w:t xml:space="preserve">At least three days</w:t>
+            </w:r>
+          </w:p>
+        </w:tc>
+      </w:tr>
+      <w:tr>
+        <w:tc>
+          <w:tcPr/>
+          <w:p>
+            <w:pPr>
+              <w:pStyle w:val="Compact"/>
+              <w:jc w:val="left"/>
+            </w:pPr>
+            <w:r>
+              <w:rPr>
+                <w:b/>
+                <w:sz w:val="19"/>
+              </w:rPr>
+              <w:t xml:space="preserve">3</w:t>
+            </w:r>
+          </w:p>
+        </w:tc>
+        <w:tc>
+          <w:tcPr/>
+          <w:p>
+            <w:pPr>
+              <w:pStyle w:val="Compact"/>
+              <w:jc w:val="left"/>
+            </w:pPr>
+            <w:r>
+              <w:rPr>
+                <w:sz w:val="19"/>
+              </w:rPr>
+              <w:t xml:space="preserve">A week, and only in someone’s care</w:t>
+            </w:r>
+          </w:p>
+        </w:tc>
+      </w:tr>
+    </w:tbl>
+    <w:p>
+      <w:pPr>
+        <w:pStyle w:val="BodyText"/>
+      </w:pPr>
+      <w:r>
+        <w:t xml:space="preserve">At three boxes, rest alone does nothing until someone has stabilized or treated you; after that, a week of rest in their care clears the first box. A successful treatment is faster. The times add up: from three boxes, rest alone takes about a week and a half to heal completely (a week, then three days, then a day).</w:t>
       </w:r>
     </w:p>
     <w:bookmarkEnd w:id="63"/>
@@ -23554,7 +23706,7 @@
         <w:pStyle w:val="Compact"/>
       </w:pPr>
       <w:r>
-        <w:t xml:space="preserve">Fast healing: rest clears a box every day.</w:t>
+        <w:t xml:space="preserve">Fast healing: each day of rest clears a box, however hurt you are (at three boxes, once someone has stabilized or treated you).</w:t>
       </w:r>
     </w:p>
     <w:p>
@@ -27513,7 +27665,7 @@
         <w:t xml:space="preserve"> </w:t>
       </w:r>
       <w:r>
-        <w:t xml:space="preserve">stabilize in one action. Field care clears 1 box (2 on margin 5+). Proper care gives +2 and clears 2 (3 on margin 5+). Rest: one box per two full days, not from three.</w:t>
+        <w:t xml:space="preserve">stabilize in one action. Field care clears 1 box (2 on margin 5+). Proper care gives +2 and clears 2 (3 on margin 5+). Rest clears a box in a day at 1 box, three days at 2, a week at 3 (in someone’s care).</w:t>
       </w:r>
     </w:p>
     <w:p>

--- a/legend-dynamics/western/Trails_of_Blood_Dust_Players_Guide.docx
+++ b/legend-dynamics/western/Trails_of_Blood_Dust_Players_Guide.docx
@@ -7132,7 +7132,7 @@
     </w:p>
     <w:bookmarkEnd w:id="48"/>
     <w:bookmarkEnd w:id="49"/>
-    <w:bookmarkStart w:id="59" w:name="personal-combat"/>
+    <w:bookmarkStart w:id="60" w:name="personal-combat"/>
     <w:p>
       <w:pPr>
         <w:pStyle w:val="Heading1"/>
@@ -8310,7 +8310,7 @@
       </w:r>
     </w:p>
     <w:bookmarkEnd w:id="54"/>
-    <w:bookmarkStart w:id="56" w:name="injury"/>
+    <w:bookmarkStart w:id="57" w:name="injury"/>
     <w:p>
       <w:pPr>
         <w:pStyle w:val="Heading2"/>
@@ -8712,14 +8712,13 @@
       </w:r>
     </w:p>
     <w:bookmarkEnd w:id="55"/>
-    <w:bookmarkEnd w:id="56"/>
-    <w:bookmarkStart w:id="57" w:name="weapons-and-damage"/>
-    <w:p>
-      <w:pPr>
-        <w:pStyle w:val="Heading2"/>
-      </w:pPr>
-      <w:r>
-        <w:t xml:space="preserve">Weapons and damage</w:t>
+    <w:bookmarkStart w:id="56" w:name="optional-rule-gritty-combat"/>
+    <w:p>
+      <w:pPr>
+        <w:pStyle w:val="Heading3"/>
+      </w:pPr>
+      <w:r>
+        <w:t xml:space="preserve">Optional rule: gritty combat</w:t>
       </w:r>
     </w:p>
     <w:p>
@@ -8727,7 +8726,7 @@
         <w:pStyle w:val="FirstParagraph"/>
       </w:pPr>
       <w:r>
-        <w:t xml:space="preserve">How many boxes a hit marks depends on the</w:t>
+        <w:t xml:space="preserve">For a harder, bloodier game, the GM can turn on</w:t>
       </w:r>
       <w:r>
         <w:t xml:space="preserve"> </w:t>
@@ -8737,10 +8736,168 @@
           <w:bCs/>
           <w:b/>
         </w:rPr>
-        <w:t xml:space="preserve">weapon</w:t>
-      </w:r>
-      <w:r>
-        <w:t xml:space="preserve">, not on how well the attack succeeded.</w:t>
+        <w:t xml:space="preserve">gritty combat</w:t>
+      </w:r>
+      <w:r>
+        <w:t xml:space="preserve"> </w:t>
+      </w:r>
+      <w:r>
+        <w:t xml:space="preserve">for the campaign (the creator has a switch on the Condition card and in the GM view). The rest of the rules stay the same.</w:t>
+      </w:r>
+    </w:p>
+    <w:p>
+      <w:pPr>
+        <w:pStyle w:val="BodyText"/>
+      </w:pPr>
+      <w:r>
+        <w:rPr>
+          <w:bCs/>
+          <w:b/>
+        </w:rPr>
+        <w:t xml:space="preserve">Grievous hits.</w:t>
+      </w:r>
+      <w:r>
+        <w:t xml:space="preserve"> </w:t>
+      </w:r>
+      <w:r>
+        <w:t xml:space="preserve">A hit that marks</w:t>
+      </w:r>
+      <w:r>
+        <w:t xml:space="preserve"> </w:t>
+      </w:r>
+      <w:r>
+        <w:rPr>
+          <w:bCs/>
+          <w:b/>
+        </w:rPr>
+        <w:t xml:space="preserve">2 or more boxes</w:t>
+      </w:r>
+      <w:r>
+        <w:t xml:space="preserve"> </w:t>
+      </w:r>
+      <w:r>
+        <w:t xml:space="preserve">is</w:t>
+      </w:r>
+      <w:r>
+        <w:t xml:space="preserve"> </w:t>
+      </w:r>
+      <w:r>
+        <w:rPr>
+          <w:bCs/>
+          <w:b/>
+        </w:rPr>
+        <w:t xml:space="preserve">grievous</w:t>
+      </w:r>
+      <w:r>
+        <w:t xml:space="preserve"> </w:t>
+      </w:r>
+      <w:r>
+        <w:t xml:space="preserve">when the attack succeeded by</w:t>
+      </w:r>
+      <w:r>
+        <w:t xml:space="preserve"> </w:t>
+      </w:r>
+      <w:r>
+        <w:rPr>
+          <w:bCs/>
+          <w:b/>
+        </w:rPr>
+        <w:t xml:space="preserve">7 or more</w:t>
+      </w:r>
+      <w:r>
+        <w:t xml:space="preserve">, rolled a</w:t>
+      </w:r>
+      <w:r>
+        <w:t xml:space="preserve"> </w:t>
+      </w:r>
+      <w:r>
+        <w:rPr>
+          <w:bCs/>
+          <w:b/>
+        </w:rPr>
+        <w:t xml:space="preserve">natural 3 or 4</w:t>
+      </w:r>
+      <w:r>
+        <w:t xml:space="preserve">, or left the target</w:t>
+      </w:r>
+      <w:r>
+        <w:t xml:space="preserve"> </w:t>
+      </w:r>
+      <w:r>
+        <w:rPr>
+          <w:bCs/>
+          <w:b/>
+        </w:rPr>
+        <w:t xml:space="preserve">Dying</w:t>
+      </w:r>
+      <w:r>
+        <w:t xml:space="preserve">.</w:t>
+      </w:r>
+    </w:p>
+    <w:p>
+      <w:pPr>
+        <w:numPr>
+          <w:ilvl w:val="0"/>
+          <w:numId w:val="1012"/>
+        </w:numPr>
+        <w:pStyle w:val="Compact"/>
+      </w:pPr>
+      <w:r>
+        <w:rPr>
+          <w:bCs/>
+          <w:b/>
+        </w:rPr>
+        <w:t xml:space="preserve">A character</w:t>
+      </w:r>
+      <w:r>
+        <w:t xml:space="preserve"> </w:t>
+      </w:r>
+      <w:r>
+        <w:t xml:space="preserve">rolls 3d6 on the table below and suffers the result on top of the boxes.</w:t>
+      </w:r>
+    </w:p>
+    <w:p>
+      <w:pPr>
+        <w:numPr>
+          <w:ilvl w:val="0"/>
+          <w:numId w:val="1012"/>
+        </w:numPr>
+        <w:pStyle w:val="Compact"/>
+      </w:pPr>
+      <w:r>
+        <w:rPr>
+          <w:bCs/>
+          <w:b/>
+        </w:rPr>
+        <w:t xml:space="preserve">An opponent</w:t>
+      </w:r>
+      <w:r>
+        <w:t xml:space="preserve"> </w:t>
+      </w:r>
+      <w:r>
+        <w:t xml:space="preserve">is simply taken out: no roll, no boxes to count. Describe how, or let the GM view roll a description.</w:t>
+      </w:r>
+    </w:p>
+    <w:p>
+      <w:pPr>
+        <w:numPr>
+          <w:ilvl w:val="0"/>
+          <w:numId w:val="1012"/>
+        </w:numPr>
+        <w:pStyle w:val="Compact"/>
+      </w:pPr>
+      <w:r>
+        <w:rPr>
+          <w:bCs/>
+          <w:b/>
+        </w:rPr>
+        <w:t xml:space="preserve">With a telling hit,</w:t>
+      </w:r>
+      <w:r>
+        <w:t xml:space="preserve"> </w:t>
+      </w:r>
+      <w:r>
+        <w:t xml:space="preserve">the attacker also chooses which limb.</w:t>
       </w:r>
     </w:p>
     <w:tbl>
@@ -8782,7 +8939,7 @@
                 <w:b/>
                 <w:sz w:val="19"/>
               </w:rPr>
-              <w:t xml:space="preserve">Weapon</w:t>
+              <w:t xml:space="preserve">3d6</w:t>
             </w:r>
           </w:p>
         </w:tc>
@@ -8800,7 +8957,7 @@
                 <w:b/>
                 <w:sz w:val="19"/>
               </w:rPr>
-              <w:t xml:space="preserve">Range</w:t>
+              <w:t xml:space="preserve">Grievous wound</w:t>
             </w:r>
           </w:p>
         </w:tc>
@@ -8818,7 +8975,7 @@
                 <w:b/>
                 <w:sz w:val="19"/>
               </w:rPr>
-              <w:t xml:space="preserve">Boxes on a hit</w:t>
+              <w:t xml:space="preserve">Effect</w:t>
             </w:r>
           </w:p>
         </w:tc>
@@ -8836,952 +8993,385 @@
                 <w:b/>
                 <w:sz w:val="19"/>
               </w:rPr>
-              <w:t xml:space="preserve">What the injury looks like</w:t>
-            </w:r>
-          </w:p>
-        </w:tc>
-      </w:tr>
-      <w:tr>
-        <w:tc>
-          <w:tcPr/>
-          <w:p>
-            <w:pPr>
-              <w:pStyle w:val="Compact"/>
-              <w:jc w:val="left"/>
-            </w:pPr>
-            <w:r>
-              <w:rPr>
-                <w:b/>
-                <w:sz w:val="19"/>
-              </w:rPr>
-              <w:t xml:space="preserve">Punch, kick, headbutt</w:t>
-            </w:r>
-          </w:p>
-        </w:tc>
-        <w:tc>
-          <w:tcPr/>
-          <w:p>
-            <w:pPr>
-              <w:pStyle w:val="Compact"/>
-              <w:jc w:val="left"/>
-            </w:pPr>
-            <w:r>
-              <w:rPr>
-                <w:sz w:val="19"/>
-              </w:rPr>
-              <w:t xml:space="preserve">Melee</w:t>
-            </w:r>
-          </w:p>
-        </w:tc>
-        <w:tc>
-          <w:tcPr/>
-          <w:p>
-            <w:pPr>
-              <w:pStyle w:val="Compact"/>
-              <w:jc w:val="left"/>
-            </w:pPr>
-            <w:r>
-              <w:rPr>
-                <w:sz w:val="19"/>
-              </w:rPr>
-              <w:t xml:space="preserve">1</w:t>
-            </w:r>
-          </w:p>
-        </w:tc>
-        <w:tc>
-          <w:tcPr/>
-          <w:p>
-            <w:pPr>
-              <w:pStyle w:val="Compact"/>
-              <w:jc w:val="left"/>
-            </w:pPr>
-            <w:r>
-              <w:rPr>
-                <w:sz w:val="19"/>
-              </w:rPr>
-              <w:t xml:space="preserve">Bruises, a split lip, cracked ribs</w:t>
-            </w:r>
-          </w:p>
-        </w:tc>
-      </w:tr>
-      <w:tr>
-        <w:tc>
-          <w:tcPr/>
-          <w:p>
-            <w:pPr>
-              <w:pStyle w:val="Compact"/>
-              <w:jc w:val="left"/>
-            </w:pPr>
-            <w:r>
-              <w:rPr>
-                <w:b/>
-                <w:sz w:val="19"/>
-              </w:rPr>
-              <w:t xml:space="preserve">Club, bottle, pistol-whip</w:t>
-            </w:r>
-          </w:p>
-        </w:tc>
-        <w:tc>
-          <w:tcPr/>
-          <w:p>
-            <w:pPr>
-              <w:pStyle w:val="Compact"/>
-              <w:jc w:val="left"/>
-            </w:pPr>
-            <w:r>
-              <w:rPr>
-                <w:sz w:val="19"/>
-              </w:rPr>
-              <w:t xml:space="preserve">Melee</w:t>
-            </w:r>
-          </w:p>
-        </w:tc>
-        <w:tc>
-          <w:tcPr/>
-          <w:p>
-            <w:pPr>
-              <w:pStyle w:val="Compact"/>
-              <w:jc w:val="left"/>
-            </w:pPr>
-            <w:r>
-              <w:rPr>
-                <w:sz w:val="19"/>
-              </w:rPr>
-              <w:t xml:space="preserve">1</w:t>
-            </w:r>
-          </w:p>
-        </w:tc>
-        <w:tc>
-          <w:tcPr/>
-          <w:p>
-            <w:pPr>
-              <w:pStyle w:val="Compact"/>
-              <w:jc w:val="left"/>
-            </w:pPr>
-            <w:r>
-              <w:rPr>
-                <w:sz w:val="19"/>
-              </w:rPr>
-              <w:t xml:space="preserve">A concussion or a broken finger</w:t>
-            </w:r>
-          </w:p>
-        </w:tc>
-      </w:tr>
-      <w:tr>
-        <w:tc>
-          <w:tcPr/>
-          <w:p>
-            <w:pPr>
-              <w:pStyle w:val="Compact"/>
-              <w:jc w:val="left"/>
-            </w:pPr>
-            <w:r>
-              <w:rPr>
-                <w:b/>
-                <w:sz w:val="19"/>
-              </w:rPr>
-              <w:t xml:space="preserve">Knife or hatchet</w:t>
-            </w:r>
-          </w:p>
-        </w:tc>
-        <w:tc>
-          <w:tcPr/>
-          <w:p>
-            <w:pPr>
-              <w:pStyle w:val="Compact"/>
-              <w:jc w:val="left"/>
-            </w:pPr>
-            <w:r>
-              <w:rPr>
-                <w:sz w:val="19"/>
-              </w:rPr>
-              <w:t xml:space="preserve">Melee; Close thrown</w:t>
-            </w:r>
-          </w:p>
-        </w:tc>
-        <w:tc>
-          <w:tcPr/>
-          <w:p>
-            <w:pPr>
-              <w:pStyle w:val="Compact"/>
-              <w:jc w:val="left"/>
-            </w:pPr>
-            <w:r>
-              <w:rPr>
-                <w:sz w:val="19"/>
-              </w:rPr>
-              <w:t xml:space="preserve">1</w:t>
-            </w:r>
-          </w:p>
-        </w:tc>
-        <w:tc>
-          <w:tcPr/>
-          <w:p>
-            <w:pPr>
-              <w:pStyle w:val="Compact"/>
-              <w:jc w:val="left"/>
-            </w:pPr>
-            <w:r>
-              <w:rPr>
-                <w:sz w:val="19"/>
-              </w:rPr>
-              <w:t xml:space="preserve">A cut or stab wound that bleeds</w:t>
-            </w:r>
-          </w:p>
-        </w:tc>
-      </w:tr>
-      <w:tr>
-        <w:tc>
-          <w:tcPr/>
-          <w:p>
-            <w:pPr>
-              <w:pStyle w:val="Compact"/>
-              <w:jc w:val="left"/>
-            </w:pPr>
-            <w:r>
-              <w:rPr>
-                <w:b/>
-                <w:sz w:val="19"/>
-              </w:rPr>
-              <w:t xml:space="preserve">Arrow</w:t>
-            </w:r>
-          </w:p>
-        </w:tc>
-        <w:tc>
-          <w:tcPr/>
-          <w:p>
-            <w:pPr>
-              <w:pStyle w:val="Compact"/>
-              <w:jc w:val="left"/>
-            </w:pPr>
-            <w:r>
-              <w:rPr>
-                <w:sz w:val="19"/>
-              </w:rPr>
-              <w:t xml:space="preserve">Short</w:t>
-            </w:r>
-          </w:p>
-        </w:tc>
-        <w:tc>
-          <w:tcPr/>
-          <w:p>
-            <w:pPr>
-              <w:pStyle w:val="Compact"/>
-              <w:jc w:val="left"/>
-            </w:pPr>
-            <w:r>
-              <w:rPr>
-                <w:sz w:val="19"/>
-              </w:rPr>
-              <w:t xml:space="preserve">1</w:t>
-            </w:r>
-          </w:p>
-        </w:tc>
-        <w:tc>
-          <w:tcPr/>
-          <w:p>
-            <w:pPr>
-              <w:pStyle w:val="Compact"/>
-              <w:jc w:val="left"/>
-            </w:pPr>
-            <w:r>
-              <w:rPr>
-                <w:sz w:val="19"/>
-              </w:rPr>
-              <w:t xml:space="preserve">A cut or stab wound that bleeds</w:t>
-            </w:r>
-          </w:p>
-        </w:tc>
-      </w:tr>
-      <w:tr>
-        <w:tc>
-          <w:tcPr/>
-          <w:p>
-            <w:pPr>
-              <w:pStyle w:val="Compact"/>
-              <w:jc w:val="left"/>
-            </w:pPr>
-            <w:r>
-              <w:rPr>
-                <w:b/>
-                <w:sz w:val="19"/>
-              </w:rPr>
-              <w:t xml:space="preserve">Axe, saber or bowie knife used to kill</w:t>
-            </w:r>
-          </w:p>
-        </w:tc>
-        <w:tc>
-          <w:tcPr/>
-          <w:p>
-            <w:pPr>
-              <w:pStyle w:val="Compact"/>
-              <w:jc w:val="left"/>
-            </w:pPr>
-            <w:r>
-              <w:rPr>
-                <w:sz w:val="19"/>
-              </w:rPr>
-              <w:t xml:space="preserve">Melee</w:t>
-            </w:r>
-          </w:p>
-        </w:tc>
-        <w:tc>
-          <w:tcPr/>
-          <w:p>
-            <w:pPr>
-              <w:pStyle w:val="Compact"/>
-              <w:jc w:val="left"/>
-            </w:pPr>
-            <w:r>
-              <w:rPr>
-                <w:sz w:val="19"/>
-              </w:rPr>
-              <w:t xml:space="preserve">2</w:t>
-            </w:r>
-          </w:p>
-        </w:tc>
-        <w:tc>
-          <w:tcPr/>
-          <w:p>
-            <w:pPr>
-              <w:pStyle w:val="Compact"/>
-              <w:jc w:val="left"/>
-            </w:pPr>
-            <w:r>
-              <w:rPr>
-                <w:sz w:val="19"/>
-              </w:rPr>
-              <w:t xml:space="preserve">A deep wound or a broken bone</w:t>
-            </w:r>
-          </w:p>
-        </w:tc>
-      </w:tr>
-      <w:tr>
-        <w:tc>
-          <w:tcPr/>
-          <w:p>
-            <w:pPr>
-              <w:pStyle w:val="Compact"/>
-              <w:jc w:val="left"/>
-            </w:pPr>
-            <w:r>
-              <w:rPr>
-                <w:b/>
-                <w:sz w:val="19"/>
-              </w:rPr>
-              <w:t xml:space="preserve">Claws and fangs of a monster</w:t>
-            </w:r>
-          </w:p>
-        </w:tc>
-        <w:tc>
-          <w:tcPr/>
-          <w:p>
-            <w:pPr>
-              <w:pStyle w:val="Compact"/>
-              <w:jc w:val="left"/>
-            </w:pPr>
-            <w:r>
-              <w:rPr>
-                <w:sz w:val="19"/>
-              </w:rPr>
-              <w:t xml:space="preserve">Melee</w:t>
-            </w:r>
-          </w:p>
-        </w:tc>
-        <w:tc>
-          <w:tcPr/>
-          <w:p>
-            <w:pPr>
-              <w:pStyle w:val="Compact"/>
-              <w:jc w:val="left"/>
-            </w:pPr>
-            <w:r>
-              <w:rPr>
-                <w:sz w:val="19"/>
-              </w:rPr>
-              <w:t xml:space="preserve">2</w:t>
-            </w:r>
-          </w:p>
-        </w:tc>
-        <w:tc>
-          <w:tcPr/>
-          <w:p>
-            <w:pPr>
-              <w:pStyle w:val="Compact"/>
-              <w:jc w:val="left"/>
-            </w:pPr>
-            <w:r>
-              <w:rPr>
-                <w:sz w:val="19"/>
-              </w:rPr>
-              <w:t xml:space="preserve">Torn flesh</w:t>
-            </w:r>
-          </w:p>
-        </w:tc>
-      </w:tr>
-      <w:tr>
-        <w:tc>
-          <w:tcPr/>
-          <w:p>
-            <w:pPr>
-              <w:pStyle w:val="Compact"/>
-              <w:jc w:val="left"/>
-            </w:pPr>
-            <w:r>
-              <w:rPr>
-                <w:b/>
-                <w:sz w:val="19"/>
-              </w:rPr>
-              <w:t xml:space="preserve">Derringer</w:t>
-            </w:r>
-          </w:p>
-        </w:tc>
-        <w:tc>
-          <w:tcPr/>
-          <w:p>
-            <w:pPr>
-              <w:pStyle w:val="Compact"/>
-              <w:jc w:val="left"/>
-            </w:pPr>
-            <w:r>
-              <w:rPr>
-                <w:sz w:val="19"/>
-              </w:rPr>
-              <w:t xml:space="preserve">Close (out of range beyond Short)</w:t>
-            </w:r>
-          </w:p>
-        </w:tc>
-        <w:tc>
-          <w:tcPr/>
-          <w:p>
-            <w:pPr>
-              <w:pStyle w:val="Compact"/>
-              <w:jc w:val="left"/>
-            </w:pPr>
-            <w:r>
-              <w:rPr>
-                <w:sz w:val="19"/>
-              </w:rPr>
-              <w:t xml:space="preserve">2</w:t>
-            </w:r>
-          </w:p>
-        </w:tc>
-        <w:tc>
-          <w:tcPr/>
-          <w:p>
-            <w:pPr>
-              <w:pStyle w:val="Compact"/>
-              <w:jc w:val="left"/>
-            </w:pPr>
-            <w:r>
-              <w:rPr>
-                <w:sz w:val="19"/>
-              </w:rPr>
-              <w:t xml:space="preserve">A gunshot wound</w:t>
-            </w:r>
-          </w:p>
-        </w:tc>
-      </w:tr>
-      <w:tr>
-        <w:tc>
-          <w:tcPr/>
-          <w:p>
-            <w:pPr>
-              <w:pStyle w:val="Compact"/>
-              <w:jc w:val="left"/>
-            </w:pPr>
-            <w:r>
-              <w:rPr>
-                <w:b/>
-                <w:sz w:val="19"/>
-              </w:rPr>
-              <w:t xml:space="preserve">Revolver</w:t>
-            </w:r>
-          </w:p>
-        </w:tc>
-        <w:tc>
-          <w:tcPr/>
-          <w:p>
-            <w:pPr>
-              <w:pStyle w:val="Compact"/>
-              <w:jc w:val="left"/>
-            </w:pPr>
-            <w:r>
-              <w:rPr>
-                <w:sz w:val="19"/>
-              </w:rPr>
-              <w:t xml:space="preserve">Close</w:t>
-            </w:r>
-          </w:p>
-        </w:tc>
-        <w:tc>
-          <w:tcPr/>
-          <w:p>
-            <w:pPr>
-              <w:pStyle w:val="Compact"/>
-              <w:jc w:val="left"/>
-            </w:pPr>
-            <w:r>
-              <w:rPr>
-                <w:sz w:val="19"/>
-              </w:rPr>
-              <w:t xml:space="preserve">2</w:t>
-            </w:r>
-          </w:p>
-        </w:tc>
-        <w:tc>
-          <w:tcPr/>
-          <w:p>
-            <w:pPr>
-              <w:pStyle w:val="Compact"/>
-              <w:jc w:val="left"/>
-            </w:pPr>
-            <w:r>
-              <w:rPr>
-                <w:sz w:val="19"/>
-              </w:rPr>
-              <w:t xml:space="preserve">A gunshot wound</w:t>
-            </w:r>
-          </w:p>
-        </w:tc>
-      </w:tr>
-      <w:tr>
-        <w:tc>
-          <w:tcPr/>
-          <w:p>
-            <w:pPr>
-              <w:pStyle w:val="Compact"/>
-              <w:jc w:val="left"/>
-            </w:pPr>
-            <w:r>
-              <w:rPr>
-                <w:b/>
-                <w:sz w:val="19"/>
-              </w:rPr>
-              <w:t xml:space="preserve">Rifle</w:t>
-            </w:r>
-          </w:p>
-        </w:tc>
-        <w:tc>
-          <w:tcPr/>
-          <w:p>
-            <w:pPr>
-              <w:pStyle w:val="Compact"/>
-              <w:jc w:val="left"/>
-            </w:pPr>
-            <w:r>
-              <w:rPr>
-                <w:sz w:val="19"/>
-              </w:rPr>
-              <w:t xml:space="preserve">Medium</w:t>
-            </w:r>
-          </w:p>
-        </w:tc>
-        <w:tc>
-          <w:tcPr/>
-          <w:p>
-            <w:pPr>
-              <w:pStyle w:val="Compact"/>
-              <w:jc w:val="left"/>
-            </w:pPr>
-            <w:r>
-              <w:rPr>
-                <w:sz w:val="19"/>
-              </w:rPr>
-              <w:t xml:space="preserve">2</w:t>
-            </w:r>
-          </w:p>
-        </w:tc>
-        <w:tc>
-          <w:tcPr/>
-          <w:p>
-            <w:pPr>
-              <w:pStyle w:val="Compact"/>
-              <w:jc w:val="left"/>
-            </w:pPr>
-            <w:r>
-              <w:rPr>
-                <w:sz w:val="19"/>
-              </w:rPr>
-              <w:t xml:space="preserve">A gunshot wound</w:t>
-            </w:r>
-          </w:p>
-        </w:tc>
-      </w:tr>
-      <w:tr>
-        <w:tc>
-          <w:tcPr/>
-          <w:p>
-            <w:pPr>
-              <w:pStyle w:val="Compact"/>
-              <w:jc w:val="left"/>
-            </w:pPr>
-            <w:r>
-              <w:rPr>
-                <w:b/>
-                <w:sz w:val="19"/>
-              </w:rPr>
-              <w:t xml:space="preserve">Shotgun, at Close range</w:t>
-            </w:r>
-          </w:p>
-        </w:tc>
-        <w:tc>
-          <w:tcPr/>
-          <w:p>
-            <w:pPr>
-              <w:pStyle w:val="Compact"/>
-              <w:jc w:val="left"/>
-            </w:pPr>
-            <w:r>
-              <w:rPr>
-                <w:sz w:val="19"/>
-              </w:rPr>
-              <w:t xml:space="preserve">Close</w:t>
-            </w:r>
-          </w:p>
-        </w:tc>
-        <w:tc>
-          <w:tcPr/>
-          <w:p>
-            <w:pPr>
-              <w:pStyle w:val="Compact"/>
-              <w:jc w:val="left"/>
-            </w:pPr>
-            <w:r>
-              <w:rPr>
-                <w:sz w:val="19"/>
-              </w:rPr>
-              <w:t xml:space="preserve">3, and Dying</w:t>
-            </w:r>
-          </w:p>
-        </w:tc>
-        <w:tc>
-          <w:tcPr/>
-          <w:p>
-            <w:pPr>
-              <w:pStyle w:val="Compact"/>
-              <w:jc w:val="left"/>
-            </w:pPr>
-            <w:r>
-              <w:rPr>
-                <w:sz w:val="19"/>
-              </w:rPr>
-              <w:t xml:space="preserve">A ruinous wound</w:t>
-            </w:r>
-          </w:p>
-        </w:tc>
-      </w:tr>
-      <w:tr>
-        <w:tc>
-          <w:tcPr/>
-          <w:p>
-            <w:pPr>
-              <w:pStyle w:val="Compact"/>
-              <w:jc w:val="left"/>
-            </w:pPr>
-            <w:r>
-              <w:rPr>
-                <w:b/>
-                <w:sz w:val="19"/>
-              </w:rPr>
-              <w:t xml:space="preserve">Shotgun, at Short range</w:t>
-            </w:r>
-          </w:p>
-        </w:tc>
-        <w:tc>
-          <w:tcPr/>
-          <w:p>
-            <w:pPr>
-              <w:pStyle w:val="Compact"/>
-              <w:jc w:val="left"/>
-            </w:pPr>
-            <w:r>
-              <w:rPr>
-                <w:sz w:val="19"/>
-              </w:rPr>
-              <w:t xml:space="preserve">Short (no effect beyond)</w:t>
-            </w:r>
-          </w:p>
-        </w:tc>
-        <w:tc>
-          <w:tcPr/>
-          <w:p>
-            <w:pPr>
-              <w:pStyle w:val="Compact"/>
-              <w:jc w:val="left"/>
-            </w:pPr>
-            <w:r>
-              <w:rPr>
-                <w:sz w:val="19"/>
-              </w:rPr>
-              <w:t xml:space="preserve">1</w:t>
-            </w:r>
-          </w:p>
-        </w:tc>
-        <w:tc>
-          <w:tcPr/>
-          <w:p>
-            <w:pPr>
-              <w:pStyle w:val="Compact"/>
-              <w:jc w:val="left"/>
-            </w:pPr>
-            <w:r>
-              <w:rPr>
-                <w:sz w:val="19"/>
-              </w:rPr>
-              <w:t xml:space="preserve">Scattered pellets</w:t>
-            </w:r>
-          </w:p>
-        </w:tc>
-      </w:tr>
-      <w:tr>
-        <w:tc>
-          <w:tcPr/>
-          <w:p>
-            <w:pPr>
-              <w:pStyle w:val="Compact"/>
-              <w:jc w:val="left"/>
-            </w:pPr>
-            <w:r>
-              <w:rPr>
-                <w:b/>
-                <w:sz w:val="19"/>
-              </w:rPr>
-              <w:t xml:space="preserve">Buffalo rifle</w:t>
-            </w:r>
-          </w:p>
-        </w:tc>
-        <w:tc>
-          <w:tcPr/>
-          <w:p>
-            <w:pPr>
-              <w:pStyle w:val="Compact"/>
-              <w:jc w:val="left"/>
-            </w:pPr>
-            <w:r>
-              <w:rPr>
-                <w:sz w:val="19"/>
-              </w:rPr>
-              <w:t xml:space="preserve">Long</w:t>
-            </w:r>
-          </w:p>
-        </w:tc>
-        <w:tc>
-          <w:tcPr/>
-          <w:p>
-            <w:pPr>
-              <w:pStyle w:val="Compact"/>
-              <w:jc w:val="left"/>
-            </w:pPr>
-            <w:r>
-              <w:rPr>
-                <w:sz w:val="19"/>
-              </w:rPr>
-              <w:t xml:space="preserve">3, and Dying</w:t>
-            </w:r>
-          </w:p>
-        </w:tc>
-        <w:tc>
-          <w:tcPr/>
-          <w:p>
-            <w:pPr>
-              <w:pStyle w:val="Compact"/>
-              <w:jc w:val="left"/>
-            </w:pPr>
-            <w:r>
-              <w:rPr>
-                <w:sz w:val="19"/>
-              </w:rPr>
-              <w:t xml:space="preserve">A ruinous wound</w:t>
-            </w:r>
-          </w:p>
-        </w:tc>
-      </w:tr>
-      <w:tr>
-        <w:tc>
-          <w:tcPr/>
-          <w:p>
-            <w:pPr>
-              <w:pStyle w:val="Compact"/>
-              <w:jc w:val="left"/>
-            </w:pPr>
-            <w:r>
-              <w:rPr>
-                <w:b/>
-                <w:sz w:val="19"/>
-              </w:rPr>
-              <w:t xml:space="preserve">Dynamite</w:t>
-            </w:r>
-          </w:p>
-        </w:tc>
-        <w:tc>
-          <w:tcPr/>
-          <w:p>
-            <w:pPr>
-              <w:pStyle w:val="Compact"/>
-              <w:jc w:val="left"/>
-            </w:pPr>
-            <w:r>
-              <w:rPr>
-                <w:sz w:val="19"/>
-              </w:rPr>
-              <w:t xml:space="preserve">Close (thrown)</w:t>
-            </w:r>
-          </w:p>
-        </w:tc>
-        <w:tc>
-          <w:tcPr/>
-          <w:p>
-            <w:pPr>
-              <w:pStyle w:val="Compact"/>
-              <w:jc w:val="left"/>
-            </w:pPr>
-            <w:r>
-              <w:rPr>
-                <w:sz w:val="19"/>
-              </w:rPr>
-              <w:t xml:space="preserve">1 to everyone nearby, 3 and Dying at the centre</w:t>
-            </w:r>
-          </w:p>
-        </w:tc>
-        <w:tc>
-          <w:tcPr/>
-          <w:p>
-            <w:pPr>
-              <w:pStyle w:val="Compact"/>
-              <w:jc w:val="left"/>
-            </w:pPr>
-            <w:r>
-              <w:rPr>
-                <w:sz w:val="19"/>
-              </w:rPr>
-              <w:t xml:space="preserve">Blast and burns; Dodge means diving clear</w:t>
-            </w:r>
-          </w:p>
-        </w:tc>
-      </w:tr>
-      <w:tr>
-        <w:tc>
-          <w:tcPr/>
-          <w:p>
-            <w:pPr>
-              <w:pStyle w:val="Compact"/>
-              <w:jc w:val="left"/>
-            </w:pPr>
-            <w:r>
-              <w:rPr>
-                <w:b/>
-                <w:sz w:val="19"/>
-              </w:rPr>
-              <w:t xml:space="preserve">Fall</w:t>
-            </w:r>
-          </w:p>
-        </w:tc>
-        <w:tc>
-          <w:tcPr/>
-          <w:p>
-            <w:pPr>
-              <w:pStyle w:val="Compact"/>
-              <w:jc w:val="left"/>
-            </w:pPr>
-            <w:r>
-              <w:rPr>
-                <w:sz w:val="19"/>
-              </w:rPr>
-              <w:t xml:space="preserve">—</w:t>
-            </w:r>
-          </w:p>
-        </w:tc>
-        <w:tc>
-          <w:tcPr/>
-          <w:p>
-            <w:pPr>
-              <w:pStyle w:val="Compact"/>
-              <w:jc w:val="left"/>
-            </w:pPr>
-            <w:r>
-              <w:rPr>
-                <w:sz w:val="19"/>
-              </w:rPr>
-              <w:t xml:space="preserve">1 for a bad fall, 2 for a long one</w:t>
-            </w:r>
-          </w:p>
-        </w:tc>
-        <w:tc>
-          <w:tcPr/>
-          <w:p>
-            <w:pPr>
-              <w:pStyle w:val="Compact"/>
-              <w:jc w:val="left"/>
-            </w:pPr>
-            <w:r>
-              <w:rPr>
-                <w:sz w:val="19"/>
-              </w:rPr>
-              <w:t xml:space="preserve">A sprain or a fracture</w:t>
-            </w:r>
-          </w:p>
-        </w:tc>
-      </w:tr>
-      <w:tr>
-        <w:tc>
-          <w:tcPr/>
-          <w:p>
-            <w:pPr>
-              <w:pStyle w:val="Compact"/>
-              <w:jc w:val="left"/>
-            </w:pPr>
-            <w:r>
-              <w:rPr>
-                <w:b/>
-                <w:sz w:val="19"/>
-              </w:rPr>
-              <w:t xml:space="preserve">Fire</w:t>
-            </w:r>
-          </w:p>
-        </w:tc>
-        <w:tc>
-          <w:tcPr/>
-          <w:p>
-            <w:pPr>
-              <w:pStyle w:val="Compact"/>
-              <w:jc w:val="left"/>
-            </w:pPr>
-            <w:r>
-              <w:rPr>
-                <w:sz w:val="19"/>
-              </w:rPr>
-              <w:t xml:space="preserve">—</w:t>
-            </w:r>
-          </w:p>
-        </w:tc>
-        <w:tc>
-          <w:tcPr/>
-          <w:p>
-            <w:pPr>
-              <w:pStyle w:val="Compact"/>
-              <w:jc w:val="left"/>
-            </w:pPr>
-            <w:r>
-              <w:rPr>
-                <w:sz w:val="19"/>
-              </w:rPr>
-              <w:t xml:space="preserve">1 each round in the flames</w:t>
-            </w:r>
-          </w:p>
-        </w:tc>
-        <w:tc>
-          <w:tcPr/>
-          <w:p>
-            <w:pPr>
-              <w:pStyle w:val="Compact"/>
-              <w:jc w:val="left"/>
-            </w:pPr>
-            <w:r>
-              <w:rPr>
-                <w:sz w:val="19"/>
-              </w:rPr>
-              <w:t xml:space="preserve">Burns</w:t>
+              <w:t xml:space="preserve">Heals</w:t>
+            </w:r>
+          </w:p>
+        </w:tc>
+      </w:tr>
+      <w:tr>
+        <w:tc>
+          <w:tcPr/>
+          <w:p>
+            <w:pPr>
+              <w:pStyle w:val="Compact"/>
+              <w:jc w:val="left"/>
+            </w:pPr>
+            <w:r>
+              <w:rPr>
+                <w:b/>
+                <w:sz w:val="19"/>
+              </w:rPr>
+              <w:t xml:space="preserve">3–4</w:t>
+            </w:r>
+          </w:p>
+        </w:tc>
+        <w:tc>
+          <w:tcPr/>
+          <w:p>
+            <w:pPr>
+              <w:pStyle w:val="Compact"/>
+              <w:jc w:val="left"/>
+            </w:pPr>
+            <w:r>
+              <w:rPr>
+                <w:sz w:val="19"/>
+              </w:rPr>
+              <w:t xml:space="preserve">Lost limb</w:t>
+            </w:r>
+          </w:p>
+        </w:tc>
+        <w:tc>
+          <w:tcPr/>
+          <w:p>
+            <w:pPr>
+              <w:pStyle w:val="Compact"/>
+              <w:jc w:val="left"/>
+            </w:pPr>
+            <w:r>
+              <w:rPr>
+                <w:sz w:val="19"/>
+              </w:rPr>
+              <w:t xml:space="preserve">A hand, an arm or a leg is gone for good; the GM says which. −4 to tasks that need it, or impossible. Dying unless someone stops the bleeding.</w:t>
+            </w:r>
+          </w:p>
+        </w:tc>
+        <w:tc>
+          <w:tcPr/>
+          <w:p>
+            <w:pPr>
+              <w:pStyle w:val="Compact"/>
+              <w:jc w:val="left"/>
+            </w:pPr>
+            <w:r>
+              <w:rPr>
+                <w:sz w:val="19"/>
+              </w:rPr>
+              <w:t xml:space="preserve">Never: a complication</w:t>
+            </w:r>
+          </w:p>
+        </w:tc>
+      </w:tr>
+      <w:tr>
+        <w:tc>
+          <w:tcPr/>
+          <w:p>
+            <w:pPr>
+              <w:pStyle w:val="Compact"/>
+              <w:jc w:val="left"/>
+            </w:pPr>
+            <w:r>
+              <w:rPr>
+                <w:b/>
+                <w:sz w:val="19"/>
+              </w:rPr>
+              <w:t xml:space="preserve">5–6</w:t>
+            </w:r>
+          </w:p>
+        </w:tc>
+        <w:tc>
+          <w:tcPr/>
+          <w:p>
+            <w:pPr>
+              <w:pStyle w:val="Compact"/>
+              <w:jc w:val="left"/>
+            </w:pPr>
+            <w:r>
+              <w:rPr>
+                <w:sz w:val="19"/>
+              </w:rPr>
+              <w:t xml:space="preserve">Lost eye</w:t>
+            </w:r>
+          </w:p>
+        </w:tc>
+        <w:tc>
+          <w:tcPr/>
+          <w:p>
+            <w:pPr>
+              <w:pStyle w:val="Compact"/>
+              <w:jc w:val="left"/>
+            </w:pPr>
+            <w:r>
+              <w:rPr>
+                <w:sz w:val="19"/>
+              </w:rPr>
+              <w:t xml:space="preserve">−2 to Shooting and to spotting things, for good.</w:t>
+            </w:r>
+          </w:p>
+        </w:tc>
+        <w:tc>
+          <w:tcPr/>
+          <w:p>
+            <w:pPr>
+              <w:pStyle w:val="Compact"/>
+              <w:jc w:val="left"/>
+            </w:pPr>
+            <w:r>
+              <w:rPr>
+                <w:sz w:val="19"/>
+              </w:rPr>
+              <w:t xml:space="preserve">Never: a complication</w:t>
+            </w:r>
+          </w:p>
+        </w:tc>
+      </w:tr>
+      <w:tr>
+        <w:tc>
+          <w:tcPr/>
+          <w:p>
+            <w:pPr>
+              <w:pStyle w:val="Compact"/>
+              <w:jc w:val="left"/>
+            </w:pPr>
+            <w:r>
+              <w:rPr>
+                <w:b/>
+                <w:sz w:val="19"/>
+              </w:rPr>
+              <w:t xml:space="preserve">7–9</w:t>
+            </w:r>
+          </w:p>
+        </w:tc>
+        <w:tc>
+          <w:tcPr/>
+          <w:p>
+            <w:pPr>
+              <w:pStyle w:val="Compact"/>
+              <w:jc w:val="left"/>
+            </w:pPr>
+            <w:r>
+              <w:rPr>
+                <w:sz w:val="19"/>
+              </w:rPr>
+              <w:t xml:space="preserve">Broken bone</w:t>
+            </w:r>
+          </w:p>
+        </w:tc>
+        <w:tc>
+          <w:tcPr/>
+          <w:p>
+            <w:pPr>
+              <w:pStyle w:val="Compact"/>
+              <w:jc w:val="left"/>
+            </w:pPr>
+            <w:r>
+              <w:rPr>
+                <w:sz w:val="19"/>
+              </w:rPr>
+              <w:t xml:space="preserve">The limb is useless until it’s set with proper care.</w:t>
+            </w:r>
+          </w:p>
+        </w:tc>
+        <w:tc>
+          <w:tcPr/>
+          <w:p>
+            <w:pPr>
+              <w:pStyle w:val="Compact"/>
+              <w:jc w:val="left"/>
+            </w:pPr>
+            <w:r>
+              <w:rPr>
+                <w:sz w:val="19"/>
+              </w:rPr>
+              <w:t xml:space="preserve">Several weeks</w:t>
+            </w:r>
+          </w:p>
+        </w:tc>
+      </w:tr>
+      <w:tr>
+        <w:tc>
+          <w:tcPr/>
+          <w:p>
+            <w:pPr>
+              <w:pStyle w:val="Compact"/>
+              <w:jc w:val="left"/>
+            </w:pPr>
+            <w:r>
+              <w:rPr>
+                <w:b/>
+                <w:sz w:val="19"/>
+              </w:rPr>
+              <w:t xml:space="preserve">10–12</w:t>
+            </w:r>
+          </w:p>
+        </w:tc>
+        <w:tc>
+          <w:tcPr/>
+          <w:p>
+            <w:pPr>
+              <w:pStyle w:val="Compact"/>
+              <w:jc w:val="left"/>
+            </w:pPr>
+            <w:r>
+              <w:rPr>
+                <w:sz w:val="19"/>
+              </w:rPr>
+              <w:t xml:space="preserve">Torn muscle</w:t>
+            </w:r>
+          </w:p>
+        </w:tc>
+        <w:tc>
+          <w:tcPr/>
+          <w:p>
+            <w:pPr>
+              <w:pStyle w:val="Compact"/>
+              <w:jc w:val="left"/>
+            </w:pPr>
+            <w:r>
+              <w:rPr>
+                <w:sz w:val="19"/>
+              </w:rPr>
+              <w:t xml:space="preserve">−1 to physical tasks.</w:t>
+            </w:r>
+          </w:p>
+        </w:tc>
+        <w:tc>
+          <w:tcPr/>
+          <w:p>
+            <w:pPr>
+              <w:pStyle w:val="Compact"/>
+              <w:jc w:val="left"/>
+            </w:pPr>
+            <w:r>
+              <w:rPr>
+                <w:sz w:val="19"/>
+              </w:rPr>
+              <w:t xml:space="preserve">Several weeks</w:t>
+            </w:r>
+          </w:p>
+        </w:tc>
+      </w:tr>
+      <w:tr>
+        <w:tc>
+          <w:tcPr/>
+          <w:p>
+            <w:pPr>
+              <w:pStyle w:val="Compact"/>
+              <w:jc w:val="left"/>
+            </w:pPr>
+            <w:r>
+              <w:rPr>
+                <w:b/>
+                <w:sz w:val="19"/>
+              </w:rPr>
+              <w:t xml:space="preserve">13–15</w:t>
+            </w:r>
+          </w:p>
+        </w:tc>
+        <w:tc>
+          <w:tcPr/>
+          <w:p>
+            <w:pPr>
+              <w:pStyle w:val="Compact"/>
+              <w:jc w:val="left"/>
+            </w:pPr>
+            <w:r>
+              <w:rPr>
+                <w:sz w:val="19"/>
+              </w:rPr>
+              <w:t xml:space="preserve">Concussion</w:t>
+            </w:r>
+          </w:p>
+        </w:tc>
+        <w:tc>
+          <w:tcPr/>
+          <w:p>
+            <w:pPr>
+              <w:pStyle w:val="Compact"/>
+              <w:jc w:val="left"/>
+            </w:pPr>
+            <w:r>
+              <w:rPr>
+                <w:sz w:val="19"/>
+              </w:rPr>
+              <w:t xml:space="preserve">Dazed, and −2 to thinking tasks for the scene.</w:t>
+            </w:r>
+          </w:p>
+        </w:tc>
+        <w:tc>
+          <w:tcPr/>
+          <w:p>
+            <w:pPr>
+              <w:pStyle w:val="Compact"/>
+              <w:jc w:val="left"/>
+            </w:pPr>
+            <w:r>
+              <w:rPr>
+                <w:sz w:val="19"/>
+              </w:rPr>
+              <w:t xml:space="preserve">After the scene</w:t>
+            </w:r>
+          </w:p>
+        </w:tc>
+      </w:tr>
+      <w:tr>
+        <w:tc>
+          <w:tcPr/>
+          <w:p>
+            <w:pPr>
+              <w:pStyle w:val="Compact"/>
+              <w:jc w:val="left"/>
+            </w:pPr>
+            <w:r>
+              <w:rPr>
+                <w:b/>
+                <w:sz w:val="19"/>
+              </w:rPr>
+              <w:t xml:space="preserve">16–18</w:t>
+            </w:r>
+          </w:p>
+        </w:tc>
+        <w:tc>
+          <w:tcPr/>
+          <w:p>
+            <w:pPr>
+              <w:pStyle w:val="Compact"/>
+              <w:jc w:val="left"/>
+            </w:pPr>
+            <w:r>
+              <w:rPr>
+                <w:sz w:val="19"/>
+              </w:rPr>
+              <w:t xml:space="preserve">Internal injury</w:t>
+            </w:r>
+          </w:p>
+        </w:tc>
+        <w:tc>
+          <w:tcPr/>
+          <w:p>
+            <w:pPr>
+              <w:pStyle w:val="Compact"/>
+              <w:jc w:val="left"/>
+            </w:pPr>
+            <w:r>
+              <w:rPr>
+                <w:sz w:val="19"/>
+              </w:rPr>
+              <w:t xml:space="preserve">Dying even with boxes to spare; it needs a surgeon.</w:t>
+            </w:r>
+          </w:p>
+        </w:tc>
+        <w:tc>
+          <w:tcPr/>
+          <w:p>
+            <w:pPr>
+              <w:pStyle w:val="Compact"/>
+              <w:jc w:val="left"/>
+            </w:pPr>
+            <w:r>
+              <w:rPr>
+                <w:sz w:val="19"/>
+              </w:rPr>
+              <w:t xml:space="preserve">Several weeks after surgery</w:t>
             </w:r>
           </w:p>
         </w:tc>
@@ -9789,13 +9379,1184 @@
     </w:tbl>
     <w:p>
       <w:pPr>
-        <w:pStyle w:val="BodyText"/>
+        <w:numPr>
+          <w:ilvl w:val="0"/>
+          <w:numId w:val="1013"/>
+        </w:numPr>
+        <w:pStyle w:val="Compact"/>
       </w:pPr>
       <w:r>
         <w:rPr>
           <w:bCs/>
           <w:b/>
         </w:rPr>
+        <w:t xml:space="preserve">Grit.</w:t>
+      </w:r>
+      <w:r>
+        <w:t xml:space="preserve"> </w:t>
+      </w:r>
+      <w:r>
+        <w:t xml:space="preserve">Spend a Grit point to</w:t>
+      </w:r>
+      <w:r>
+        <w:t xml:space="preserve"> </w:t>
+      </w:r>
+      <w:r>
+        <w:rPr>
+          <w:bCs/>
+          <w:b/>
+        </w:rPr>
+        <w:t xml:space="preserve">downgrade</w:t>
+      </w:r>
+      <w:r>
+        <w:t xml:space="preserve"> </w:t>
+      </w:r>
+      <w:r>
+        <w:t xml:space="preserve">a grievous wound one step: lost limb becomes broken bone; lost eye becomes concussion; broken bone becomes torn muscle; torn muscle becomes nothing lasting; concussion becomes nothing lasting; internal injury becomes torn muscle.</w:t>
+      </w:r>
+    </w:p>
+    <w:p>
+      <w:pPr>
+        <w:numPr>
+          <w:ilvl w:val="0"/>
+          <w:numId w:val="1013"/>
+        </w:numPr>
+        <w:pStyle w:val="Compact"/>
+      </w:pPr>
+      <w:r>
+        <w:rPr>
+          <w:bCs/>
+          <w:b/>
+        </w:rPr>
+        <w:t xml:space="preserve">A limb for a life.</w:t>
+      </w:r>
+      <w:r>
+        <w:t xml:space="preserve"> </w:t>
+      </w:r>
+      <w:r>
+        <w:t xml:space="preserve">Once a fight, a character who would be left Dying or killed can</w:t>
+      </w:r>
+      <w:r>
+        <w:t xml:space="preserve"> </w:t>
+      </w:r>
+      <w:r>
+        <w:rPr>
+          <w:bCs/>
+          <w:b/>
+        </w:rPr>
+        <w:t xml:space="preserve">lose a limb, or the use of one</w:t>
+      </w:r>
+      <w:r>
+        <w:t xml:space="preserve">, instead. They live, Incapacitated but stable, and the limb becomes a complication. It replaces any grievous wound from the same hit.</w:t>
+      </w:r>
+    </w:p>
+    <w:p>
+      <w:pPr>
+        <w:numPr>
+          <w:ilvl w:val="0"/>
+          <w:numId w:val="1013"/>
+        </w:numPr>
+        <w:pStyle w:val="Compact"/>
+      </w:pPr>
+      <w:r>
+        <w:rPr>
+          <w:bCs/>
+          <w:b/>
+        </w:rPr>
+        <w:t xml:space="preserve">Healing.</w:t>
+      </w:r>
+      <w:r>
+        <w:t xml:space="preserve"> </w:t>
+      </w:r>
+      <w:r>
+        <w:t xml:space="preserve">Grievous wounds heal on their own clock, whatever the boxes say. A lost limb, a lost eye or a disfigurement never heals.</w:t>
+      </w:r>
+    </w:p>
+    <w:bookmarkEnd w:id="56"/>
+    <w:bookmarkEnd w:id="57"/>
+    <w:bookmarkStart w:id="58" w:name="weapons-and-damage"/>
+    <w:p>
+      <w:pPr>
+        <w:pStyle w:val="Heading2"/>
+      </w:pPr>
+      <w:r>
+        <w:t xml:space="preserve">Weapons and damage</w:t>
+      </w:r>
+    </w:p>
+    <w:p>
+      <w:pPr>
+        <w:pStyle w:val="FirstParagraph"/>
+      </w:pPr>
+      <w:r>
+        <w:t xml:space="preserve">How many boxes a hit marks depends on the</w:t>
+      </w:r>
+      <w:r>
+        <w:t xml:space="preserve"> </w:t>
+      </w:r>
+      <w:r>
+        <w:rPr>
+          <w:bCs/>
+          <w:b/>
+        </w:rPr>
+        <w:t xml:space="preserve">weapon</w:t>
+      </w:r>
+      <w:r>
+        <w:t xml:space="preserve">, not on how well the attack succeeded.</w:t>
+      </w:r>
+    </w:p>
+    <w:tbl>
+      <w:tblPr>
+        <w:tblStyle w:val="Table"/>
+        <w:tblW w:type="pct" w:w="5000"/>
+        <w:tblLook w:firstRow="1" w:lastRow="0" w:firstColumn="0" w:lastColumn="0" w:noHBand="0" w:noVBand="0" w:val="0020"/>
+        <w:jc w:val="start"/>
+        <w:tblBorders>
+          <w:top w:val="single" w:sz="4" w:color="B8C2D3"/>
+          <w:left w:val="single" w:sz="4" w:color="B8C2D3"/>
+          <w:bottom w:val="single" w:sz="4" w:color="B8C2D3"/>
+          <w:right w:val="single" w:sz="4" w:color="B8C2D3"/>
+          <w:insideH w:val="single" w:sz="4" w:color="B8C2D3"/>
+          <w:insideV w:val="single" w:sz="4" w:color="B8C2D3"/>
+        </w:tblBorders>
+      </w:tblPr>
+      <w:tblGrid>
+        <w:gridCol w:w="1980"/>
+        <w:gridCol w:w="1980"/>
+        <w:gridCol w:w="1980"/>
+        <w:gridCol w:w="1980"/>
+      </w:tblGrid>
+      <w:tr>
+        <w:trPr>
+          <w:tblHeader w:val="true"/>
+        </w:trPr>
+        <w:tc>
+          <w:tcPr>
+            <w:shd w:val="clear" w:fill="E6E8E6"/>
+          </w:tcPr>
+          <w:p>
+            <w:pPr>
+              <w:pStyle w:val="Compact"/>
+              <w:jc w:val="left"/>
+            </w:pPr>
+            <w:r>
+              <w:rPr>
+                <w:b/>
+                <w:sz w:val="19"/>
+              </w:rPr>
+              <w:t xml:space="preserve">Weapon</w:t>
+            </w:r>
+          </w:p>
+        </w:tc>
+        <w:tc>
+          <w:tcPr>
+            <w:shd w:val="clear" w:fill="E6E8E6"/>
+          </w:tcPr>
+          <w:p>
+            <w:pPr>
+              <w:pStyle w:val="Compact"/>
+              <w:jc w:val="left"/>
+            </w:pPr>
+            <w:r>
+              <w:rPr>
+                <w:b/>
+                <w:sz w:val="19"/>
+              </w:rPr>
+              <w:t xml:space="preserve">Range</w:t>
+            </w:r>
+          </w:p>
+        </w:tc>
+        <w:tc>
+          <w:tcPr>
+            <w:shd w:val="clear" w:fill="E6E8E6"/>
+          </w:tcPr>
+          <w:p>
+            <w:pPr>
+              <w:pStyle w:val="Compact"/>
+              <w:jc w:val="left"/>
+            </w:pPr>
+            <w:r>
+              <w:rPr>
+                <w:b/>
+                <w:sz w:val="19"/>
+              </w:rPr>
+              <w:t xml:space="preserve">Boxes on a hit</w:t>
+            </w:r>
+          </w:p>
+        </w:tc>
+        <w:tc>
+          <w:tcPr>
+            <w:shd w:val="clear" w:fill="E6E8E6"/>
+          </w:tcPr>
+          <w:p>
+            <w:pPr>
+              <w:pStyle w:val="Compact"/>
+              <w:jc w:val="left"/>
+            </w:pPr>
+            <w:r>
+              <w:rPr>
+                <w:b/>
+                <w:sz w:val="19"/>
+              </w:rPr>
+              <w:t xml:space="preserve">What the injury looks like</w:t>
+            </w:r>
+          </w:p>
+        </w:tc>
+      </w:tr>
+      <w:tr>
+        <w:tc>
+          <w:tcPr/>
+          <w:p>
+            <w:pPr>
+              <w:pStyle w:val="Compact"/>
+              <w:jc w:val="left"/>
+            </w:pPr>
+            <w:r>
+              <w:rPr>
+                <w:b/>
+                <w:sz w:val="19"/>
+              </w:rPr>
+              <w:t xml:space="preserve">Punch, kick, headbutt</w:t>
+            </w:r>
+          </w:p>
+        </w:tc>
+        <w:tc>
+          <w:tcPr/>
+          <w:p>
+            <w:pPr>
+              <w:pStyle w:val="Compact"/>
+              <w:jc w:val="left"/>
+            </w:pPr>
+            <w:r>
+              <w:rPr>
+                <w:sz w:val="19"/>
+              </w:rPr>
+              <w:t xml:space="preserve">Melee</w:t>
+            </w:r>
+          </w:p>
+        </w:tc>
+        <w:tc>
+          <w:tcPr/>
+          <w:p>
+            <w:pPr>
+              <w:pStyle w:val="Compact"/>
+              <w:jc w:val="left"/>
+            </w:pPr>
+            <w:r>
+              <w:rPr>
+                <w:sz w:val="19"/>
+              </w:rPr>
+              <w:t xml:space="preserve">1</w:t>
+            </w:r>
+          </w:p>
+        </w:tc>
+        <w:tc>
+          <w:tcPr/>
+          <w:p>
+            <w:pPr>
+              <w:pStyle w:val="Compact"/>
+              <w:jc w:val="left"/>
+            </w:pPr>
+            <w:r>
+              <w:rPr>
+                <w:sz w:val="19"/>
+              </w:rPr>
+              <w:t xml:space="preserve">Bruises, a split lip, cracked ribs</w:t>
+            </w:r>
+          </w:p>
+        </w:tc>
+      </w:tr>
+      <w:tr>
+        <w:tc>
+          <w:tcPr/>
+          <w:p>
+            <w:pPr>
+              <w:pStyle w:val="Compact"/>
+              <w:jc w:val="left"/>
+            </w:pPr>
+            <w:r>
+              <w:rPr>
+                <w:b/>
+                <w:sz w:val="19"/>
+              </w:rPr>
+              <w:t xml:space="preserve">Club, bottle, pistol-whip</w:t>
+            </w:r>
+          </w:p>
+        </w:tc>
+        <w:tc>
+          <w:tcPr/>
+          <w:p>
+            <w:pPr>
+              <w:pStyle w:val="Compact"/>
+              <w:jc w:val="left"/>
+            </w:pPr>
+            <w:r>
+              <w:rPr>
+                <w:sz w:val="19"/>
+              </w:rPr>
+              <w:t xml:space="preserve">Melee</w:t>
+            </w:r>
+          </w:p>
+        </w:tc>
+        <w:tc>
+          <w:tcPr/>
+          <w:p>
+            <w:pPr>
+              <w:pStyle w:val="Compact"/>
+              <w:jc w:val="left"/>
+            </w:pPr>
+            <w:r>
+              <w:rPr>
+                <w:sz w:val="19"/>
+              </w:rPr>
+              <w:t xml:space="preserve">1</w:t>
+            </w:r>
+          </w:p>
+        </w:tc>
+        <w:tc>
+          <w:tcPr/>
+          <w:p>
+            <w:pPr>
+              <w:pStyle w:val="Compact"/>
+              <w:jc w:val="left"/>
+            </w:pPr>
+            <w:r>
+              <w:rPr>
+                <w:sz w:val="19"/>
+              </w:rPr>
+              <w:t xml:space="preserve">A concussion or a broken finger</w:t>
+            </w:r>
+          </w:p>
+        </w:tc>
+      </w:tr>
+      <w:tr>
+        <w:tc>
+          <w:tcPr/>
+          <w:p>
+            <w:pPr>
+              <w:pStyle w:val="Compact"/>
+              <w:jc w:val="left"/>
+            </w:pPr>
+            <w:r>
+              <w:rPr>
+                <w:b/>
+                <w:sz w:val="19"/>
+              </w:rPr>
+              <w:t xml:space="preserve">Knife or hatchet</w:t>
+            </w:r>
+          </w:p>
+        </w:tc>
+        <w:tc>
+          <w:tcPr/>
+          <w:p>
+            <w:pPr>
+              <w:pStyle w:val="Compact"/>
+              <w:jc w:val="left"/>
+            </w:pPr>
+            <w:r>
+              <w:rPr>
+                <w:sz w:val="19"/>
+              </w:rPr>
+              <w:t xml:space="preserve">Melee; Close thrown</w:t>
+            </w:r>
+          </w:p>
+        </w:tc>
+        <w:tc>
+          <w:tcPr/>
+          <w:p>
+            <w:pPr>
+              <w:pStyle w:val="Compact"/>
+              <w:jc w:val="left"/>
+            </w:pPr>
+            <w:r>
+              <w:rPr>
+                <w:sz w:val="19"/>
+              </w:rPr>
+              <w:t xml:space="preserve">1</w:t>
+            </w:r>
+          </w:p>
+        </w:tc>
+        <w:tc>
+          <w:tcPr/>
+          <w:p>
+            <w:pPr>
+              <w:pStyle w:val="Compact"/>
+              <w:jc w:val="left"/>
+            </w:pPr>
+            <w:r>
+              <w:rPr>
+                <w:sz w:val="19"/>
+              </w:rPr>
+              <w:t xml:space="preserve">A cut or stab wound that bleeds</w:t>
+            </w:r>
+          </w:p>
+        </w:tc>
+      </w:tr>
+      <w:tr>
+        <w:tc>
+          <w:tcPr/>
+          <w:p>
+            <w:pPr>
+              <w:pStyle w:val="Compact"/>
+              <w:jc w:val="left"/>
+            </w:pPr>
+            <w:r>
+              <w:rPr>
+                <w:b/>
+                <w:sz w:val="19"/>
+              </w:rPr>
+              <w:t xml:space="preserve">Arrow</w:t>
+            </w:r>
+          </w:p>
+        </w:tc>
+        <w:tc>
+          <w:tcPr/>
+          <w:p>
+            <w:pPr>
+              <w:pStyle w:val="Compact"/>
+              <w:jc w:val="left"/>
+            </w:pPr>
+            <w:r>
+              <w:rPr>
+                <w:sz w:val="19"/>
+              </w:rPr>
+              <w:t xml:space="preserve">Short</w:t>
+            </w:r>
+          </w:p>
+        </w:tc>
+        <w:tc>
+          <w:tcPr/>
+          <w:p>
+            <w:pPr>
+              <w:pStyle w:val="Compact"/>
+              <w:jc w:val="left"/>
+            </w:pPr>
+            <w:r>
+              <w:rPr>
+                <w:sz w:val="19"/>
+              </w:rPr>
+              <w:t xml:space="preserve">1</w:t>
+            </w:r>
+          </w:p>
+        </w:tc>
+        <w:tc>
+          <w:tcPr/>
+          <w:p>
+            <w:pPr>
+              <w:pStyle w:val="Compact"/>
+              <w:jc w:val="left"/>
+            </w:pPr>
+            <w:r>
+              <w:rPr>
+                <w:sz w:val="19"/>
+              </w:rPr>
+              <w:t xml:space="preserve">A cut or stab wound that bleeds</w:t>
+            </w:r>
+          </w:p>
+        </w:tc>
+      </w:tr>
+      <w:tr>
+        <w:tc>
+          <w:tcPr/>
+          <w:p>
+            <w:pPr>
+              <w:pStyle w:val="Compact"/>
+              <w:jc w:val="left"/>
+            </w:pPr>
+            <w:r>
+              <w:rPr>
+                <w:b/>
+                <w:sz w:val="19"/>
+              </w:rPr>
+              <w:t xml:space="preserve">Axe, saber or bowie knife used to kill</w:t>
+            </w:r>
+          </w:p>
+        </w:tc>
+        <w:tc>
+          <w:tcPr/>
+          <w:p>
+            <w:pPr>
+              <w:pStyle w:val="Compact"/>
+              <w:jc w:val="left"/>
+            </w:pPr>
+            <w:r>
+              <w:rPr>
+                <w:sz w:val="19"/>
+              </w:rPr>
+              <w:t xml:space="preserve">Melee</w:t>
+            </w:r>
+          </w:p>
+        </w:tc>
+        <w:tc>
+          <w:tcPr/>
+          <w:p>
+            <w:pPr>
+              <w:pStyle w:val="Compact"/>
+              <w:jc w:val="left"/>
+            </w:pPr>
+            <w:r>
+              <w:rPr>
+                <w:sz w:val="19"/>
+              </w:rPr>
+              <w:t xml:space="preserve">2</w:t>
+            </w:r>
+          </w:p>
+        </w:tc>
+        <w:tc>
+          <w:tcPr/>
+          <w:p>
+            <w:pPr>
+              <w:pStyle w:val="Compact"/>
+              <w:jc w:val="left"/>
+            </w:pPr>
+            <w:r>
+              <w:rPr>
+                <w:sz w:val="19"/>
+              </w:rPr>
+              <w:t xml:space="preserve">A deep wound or a broken bone</w:t>
+            </w:r>
+          </w:p>
+        </w:tc>
+      </w:tr>
+      <w:tr>
+        <w:tc>
+          <w:tcPr/>
+          <w:p>
+            <w:pPr>
+              <w:pStyle w:val="Compact"/>
+              <w:jc w:val="left"/>
+            </w:pPr>
+            <w:r>
+              <w:rPr>
+                <w:b/>
+                <w:sz w:val="19"/>
+              </w:rPr>
+              <w:t xml:space="preserve">Claws and fangs of a monster</w:t>
+            </w:r>
+          </w:p>
+        </w:tc>
+        <w:tc>
+          <w:tcPr/>
+          <w:p>
+            <w:pPr>
+              <w:pStyle w:val="Compact"/>
+              <w:jc w:val="left"/>
+            </w:pPr>
+            <w:r>
+              <w:rPr>
+                <w:sz w:val="19"/>
+              </w:rPr>
+              <w:t xml:space="preserve">Melee</w:t>
+            </w:r>
+          </w:p>
+        </w:tc>
+        <w:tc>
+          <w:tcPr/>
+          <w:p>
+            <w:pPr>
+              <w:pStyle w:val="Compact"/>
+              <w:jc w:val="left"/>
+            </w:pPr>
+            <w:r>
+              <w:rPr>
+                <w:sz w:val="19"/>
+              </w:rPr>
+              <w:t xml:space="preserve">2</w:t>
+            </w:r>
+          </w:p>
+        </w:tc>
+        <w:tc>
+          <w:tcPr/>
+          <w:p>
+            <w:pPr>
+              <w:pStyle w:val="Compact"/>
+              <w:jc w:val="left"/>
+            </w:pPr>
+            <w:r>
+              <w:rPr>
+                <w:sz w:val="19"/>
+              </w:rPr>
+              <w:t xml:space="preserve">Torn flesh</w:t>
+            </w:r>
+          </w:p>
+        </w:tc>
+      </w:tr>
+      <w:tr>
+        <w:tc>
+          <w:tcPr/>
+          <w:p>
+            <w:pPr>
+              <w:pStyle w:val="Compact"/>
+              <w:jc w:val="left"/>
+            </w:pPr>
+            <w:r>
+              <w:rPr>
+                <w:b/>
+                <w:sz w:val="19"/>
+              </w:rPr>
+              <w:t xml:space="preserve">Derringer</w:t>
+            </w:r>
+          </w:p>
+        </w:tc>
+        <w:tc>
+          <w:tcPr/>
+          <w:p>
+            <w:pPr>
+              <w:pStyle w:val="Compact"/>
+              <w:jc w:val="left"/>
+            </w:pPr>
+            <w:r>
+              <w:rPr>
+                <w:sz w:val="19"/>
+              </w:rPr>
+              <w:t xml:space="preserve">Close (out of range beyond Short)</w:t>
+            </w:r>
+          </w:p>
+        </w:tc>
+        <w:tc>
+          <w:tcPr/>
+          <w:p>
+            <w:pPr>
+              <w:pStyle w:val="Compact"/>
+              <w:jc w:val="left"/>
+            </w:pPr>
+            <w:r>
+              <w:rPr>
+                <w:sz w:val="19"/>
+              </w:rPr>
+              <w:t xml:space="preserve">2</w:t>
+            </w:r>
+          </w:p>
+        </w:tc>
+        <w:tc>
+          <w:tcPr/>
+          <w:p>
+            <w:pPr>
+              <w:pStyle w:val="Compact"/>
+              <w:jc w:val="left"/>
+            </w:pPr>
+            <w:r>
+              <w:rPr>
+                <w:sz w:val="19"/>
+              </w:rPr>
+              <w:t xml:space="preserve">A gunshot wound</w:t>
+            </w:r>
+          </w:p>
+        </w:tc>
+      </w:tr>
+      <w:tr>
+        <w:tc>
+          <w:tcPr/>
+          <w:p>
+            <w:pPr>
+              <w:pStyle w:val="Compact"/>
+              <w:jc w:val="left"/>
+            </w:pPr>
+            <w:r>
+              <w:rPr>
+                <w:b/>
+                <w:sz w:val="19"/>
+              </w:rPr>
+              <w:t xml:space="preserve">Revolver</w:t>
+            </w:r>
+          </w:p>
+        </w:tc>
+        <w:tc>
+          <w:tcPr/>
+          <w:p>
+            <w:pPr>
+              <w:pStyle w:val="Compact"/>
+              <w:jc w:val="left"/>
+            </w:pPr>
+            <w:r>
+              <w:rPr>
+                <w:sz w:val="19"/>
+              </w:rPr>
+              <w:t xml:space="preserve">Close</w:t>
+            </w:r>
+          </w:p>
+        </w:tc>
+        <w:tc>
+          <w:tcPr/>
+          <w:p>
+            <w:pPr>
+              <w:pStyle w:val="Compact"/>
+              <w:jc w:val="left"/>
+            </w:pPr>
+            <w:r>
+              <w:rPr>
+                <w:sz w:val="19"/>
+              </w:rPr>
+              <w:t xml:space="preserve">2</w:t>
+            </w:r>
+          </w:p>
+        </w:tc>
+        <w:tc>
+          <w:tcPr/>
+          <w:p>
+            <w:pPr>
+              <w:pStyle w:val="Compact"/>
+              <w:jc w:val="left"/>
+            </w:pPr>
+            <w:r>
+              <w:rPr>
+                <w:sz w:val="19"/>
+              </w:rPr>
+              <w:t xml:space="preserve">A gunshot wound</w:t>
+            </w:r>
+          </w:p>
+        </w:tc>
+      </w:tr>
+      <w:tr>
+        <w:tc>
+          <w:tcPr/>
+          <w:p>
+            <w:pPr>
+              <w:pStyle w:val="Compact"/>
+              <w:jc w:val="left"/>
+            </w:pPr>
+            <w:r>
+              <w:rPr>
+                <w:b/>
+                <w:sz w:val="19"/>
+              </w:rPr>
+              <w:t xml:space="preserve">Rifle</w:t>
+            </w:r>
+          </w:p>
+        </w:tc>
+        <w:tc>
+          <w:tcPr/>
+          <w:p>
+            <w:pPr>
+              <w:pStyle w:val="Compact"/>
+              <w:jc w:val="left"/>
+            </w:pPr>
+            <w:r>
+              <w:rPr>
+                <w:sz w:val="19"/>
+              </w:rPr>
+              <w:t xml:space="preserve">Medium</w:t>
+            </w:r>
+          </w:p>
+        </w:tc>
+        <w:tc>
+          <w:tcPr/>
+          <w:p>
+            <w:pPr>
+              <w:pStyle w:val="Compact"/>
+              <w:jc w:val="left"/>
+            </w:pPr>
+            <w:r>
+              <w:rPr>
+                <w:sz w:val="19"/>
+              </w:rPr>
+              <w:t xml:space="preserve">2</w:t>
+            </w:r>
+          </w:p>
+        </w:tc>
+        <w:tc>
+          <w:tcPr/>
+          <w:p>
+            <w:pPr>
+              <w:pStyle w:val="Compact"/>
+              <w:jc w:val="left"/>
+            </w:pPr>
+            <w:r>
+              <w:rPr>
+                <w:sz w:val="19"/>
+              </w:rPr>
+              <w:t xml:space="preserve">A gunshot wound</w:t>
+            </w:r>
+          </w:p>
+        </w:tc>
+      </w:tr>
+      <w:tr>
+        <w:tc>
+          <w:tcPr/>
+          <w:p>
+            <w:pPr>
+              <w:pStyle w:val="Compact"/>
+              <w:jc w:val="left"/>
+            </w:pPr>
+            <w:r>
+              <w:rPr>
+                <w:b/>
+                <w:sz w:val="19"/>
+              </w:rPr>
+              <w:t xml:space="preserve">Shotgun, at Close range</w:t>
+            </w:r>
+          </w:p>
+        </w:tc>
+        <w:tc>
+          <w:tcPr/>
+          <w:p>
+            <w:pPr>
+              <w:pStyle w:val="Compact"/>
+              <w:jc w:val="left"/>
+            </w:pPr>
+            <w:r>
+              <w:rPr>
+                <w:sz w:val="19"/>
+              </w:rPr>
+              <w:t xml:space="preserve">Close</w:t>
+            </w:r>
+          </w:p>
+        </w:tc>
+        <w:tc>
+          <w:tcPr/>
+          <w:p>
+            <w:pPr>
+              <w:pStyle w:val="Compact"/>
+              <w:jc w:val="left"/>
+            </w:pPr>
+            <w:r>
+              <w:rPr>
+                <w:sz w:val="19"/>
+              </w:rPr>
+              <w:t xml:space="preserve">3, and Dying</w:t>
+            </w:r>
+          </w:p>
+        </w:tc>
+        <w:tc>
+          <w:tcPr/>
+          <w:p>
+            <w:pPr>
+              <w:pStyle w:val="Compact"/>
+              <w:jc w:val="left"/>
+            </w:pPr>
+            <w:r>
+              <w:rPr>
+                <w:sz w:val="19"/>
+              </w:rPr>
+              <w:t xml:space="preserve">A ruinous wound</w:t>
+            </w:r>
+          </w:p>
+        </w:tc>
+      </w:tr>
+      <w:tr>
+        <w:tc>
+          <w:tcPr/>
+          <w:p>
+            <w:pPr>
+              <w:pStyle w:val="Compact"/>
+              <w:jc w:val="left"/>
+            </w:pPr>
+            <w:r>
+              <w:rPr>
+                <w:b/>
+                <w:sz w:val="19"/>
+              </w:rPr>
+              <w:t xml:space="preserve">Shotgun, at Short range</w:t>
+            </w:r>
+          </w:p>
+        </w:tc>
+        <w:tc>
+          <w:tcPr/>
+          <w:p>
+            <w:pPr>
+              <w:pStyle w:val="Compact"/>
+              <w:jc w:val="left"/>
+            </w:pPr>
+            <w:r>
+              <w:rPr>
+                <w:sz w:val="19"/>
+              </w:rPr>
+              <w:t xml:space="preserve">Short (no effect beyond)</w:t>
+            </w:r>
+          </w:p>
+        </w:tc>
+        <w:tc>
+          <w:tcPr/>
+          <w:p>
+            <w:pPr>
+              <w:pStyle w:val="Compact"/>
+              <w:jc w:val="left"/>
+            </w:pPr>
+            <w:r>
+              <w:rPr>
+                <w:sz w:val="19"/>
+              </w:rPr>
+              <w:t xml:space="preserve">1</w:t>
+            </w:r>
+          </w:p>
+        </w:tc>
+        <w:tc>
+          <w:tcPr/>
+          <w:p>
+            <w:pPr>
+              <w:pStyle w:val="Compact"/>
+              <w:jc w:val="left"/>
+            </w:pPr>
+            <w:r>
+              <w:rPr>
+                <w:sz w:val="19"/>
+              </w:rPr>
+              <w:t xml:space="preserve">Scattered pellets</w:t>
+            </w:r>
+          </w:p>
+        </w:tc>
+      </w:tr>
+      <w:tr>
+        <w:tc>
+          <w:tcPr/>
+          <w:p>
+            <w:pPr>
+              <w:pStyle w:val="Compact"/>
+              <w:jc w:val="left"/>
+            </w:pPr>
+            <w:r>
+              <w:rPr>
+                <w:b/>
+                <w:sz w:val="19"/>
+              </w:rPr>
+              <w:t xml:space="preserve">Buffalo rifle</w:t>
+            </w:r>
+          </w:p>
+        </w:tc>
+        <w:tc>
+          <w:tcPr/>
+          <w:p>
+            <w:pPr>
+              <w:pStyle w:val="Compact"/>
+              <w:jc w:val="left"/>
+            </w:pPr>
+            <w:r>
+              <w:rPr>
+                <w:sz w:val="19"/>
+              </w:rPr>
+              <w:t xml:space="preserve">Long</w:t>
+            </w:r>
+          </w:p>
+        </w:tc>
+        <w:tc>
+          <w:tcPr/>
+          <w:p>
+            <w:pPr>
+              <w:pStyle w:val="Compact"/>
+              <w:jc w:val="left"/>
+            </w:pPr>
+            <w:r>
+              <w:rPr>
+                <w:sz w:val="19"/>
+              </w:rPr>
+              <w:t xml:space="preserve">3, and Dying</w:t>
+            </w:r>
+          </w:p>
+        </w:tc>
+        <w:tc>
+          <w:tcPr/>
+          <w:p>
+            <w:pPr>
+              <w:pStyle w:val="Compact"/>
+              <w:jc w:val="left"/>
+            </w:pPr>
+            <w:r>
+              <w:rPr>
+                <w:sz w:val="19"/>
+              </w:rPr>
+              <w:t xml:space="preserve">A ruinous wound</w:t>
+            </w:r>
+          </w:p>
+        </w:tc>
+      </w:tr>
+      <w:tr>
+        <w:tc>
+          <w:tcPr/>
+          <w:p>
+            <w:pPr>
+              <w:pStyle w:val="Compact"/>
+              <w:jc w:val="left"/>
+            </w:pPr>
+            <w:r>
+              <w:rPr>
+                <w:b/>
+                <w:sz w:val="19"/>
+              </w:rPr>
+              <w:t xml:space="preserve">Dynamite</w:t>
+            </w:r>
+          </w:p>
+        </w:tc>
+        <w:tc>
+          <w:tcPr/>
+          <w:p>
+            <w:pPr>
+              <w:pStyle w:val="Compact"/>
+              <w:jc w:val="left"/>
+            </w:pPr>
+            <w:r>
+              <w:rPr>
+                <w:sz w:val="19"/>
+              </w:rPr>
+              <w:t xml:space="preserve">Close (thrown)</w:t>
+            </w:r>
+          </w:p>
+        </w:tc>
+        <w:tc>
+          <w:tcPr/>
+          <w:p>
+            <w:pPr>
+              <w:pStyle w:val="Compact"/>
+              <w:jc w:val="left"/>
+            </w:pPr>
+            <w:r>
+              <w:rPr>
+                <w:sz w:val="19"/>
+              </w:rPr>
+              <w:t xml:space="preserve">1 to everyone nearby, 3 and Dying at the centre</w:t>
+            </w:r>
+          </w:p>
+        </w:tc>
+        <w:tc>
+          <w:tcPr/>
+          <w:p>
+            <w:pPr>
+              <w:pStyle w:val="Compact"/>
+              <w:jc w:val="left"/>
+            </w:pPr>
+            <w:r>
+              <w:rPr>
+                <w:sz w:val="19"/>
+              </w:rPr>
+              <w:t xml:space="preserve">Blast and burns; Dodge means diving clear</w:t>
+            </w:r>
+          </w:p>
+        </w:tc>
+      </w:tr>
+      <w:tr>
+        <w:tc>
+          <w:tcPr/>
+          <w:p>
+            <w:pPr>
+              <w:pStyle w:val="Compact"/>
+              <w:jc w:val="left"/>
+            </w:pPr>
+            <w:r>
+              <w:rPr>
+                <w:b/>
+                <w:sz w:val="19"/>
+              </w:rPr>
+              <w:t xml:space="preserve">Fall</w:t>
+            </w:r>
+          </w:p>
+        </w:tc>
+        <w:tc>
+          <w:tcPr/>
+          <w:p>
+            <w:pPr>
+              <w:pStyle w:val="Compact"/>
+              <w:jc w:val="left"/>
+            </w:pPr>
+            <w:r>
+              <w:rPr>
+                <w:sz w:val="19"/>
+              </w:rPr>
+              <w:t xml:space="preserve">—</w:t>
+            </w:r>
+          </w:p>
+        </w:tc>
+        <w:tc>
+          <w:tcPr/>
+          <w:p>
+            <w:pPr>
+              <w:pStyle w:val="Compact"/>
+              <w:jc w:val="left"/>
+            </w:pPr>
+            <w:r>
+              <w:rPr>
+                <w:sz w:val="19"/>
+              </w:rPr>
+              <w:t xml:space="preserve">1 for a bad fall, 2 for a long one</w:t>
+            </w:r>
+          </w:p>
+        </w:tc>
+        <w:tc>
+          <w:tcPr/>
+          <w:p>
+            <w:pPr>
+              <w:pStyle w:val="Compact"/>
+              <w:jc w:val="left"/>
+            </w:pPr>
+            <w:r>
+              <w:rPr>
+                <w:sz w:val="19"/>
+              </w:rPr>
+              <w:t xml:space="preserve">A sprain or a fracture</w:t>
+            </w:r>
+          </w:p>
+        </w:tc>
+      </w:tr>
+      <w:tr>
+        <w:tc>
+          <w:tcPr/>
+          <w:p>
+            <w:pPr>
+              <w:pStyle w:val="Compact"/>
+              <w:jc w:val="left"/>
+            </w:pPr>
+            <w:r>
+              <w:rPr>
+                <w:b/>
+                <w:sz w:val="19"/>
+              </w:rPr>
+              <w:t xml:space="preserve">Fire</w:t>
+            </w:r>
+          </w:p>
+        </w:tc>
+        <w:tc>
+          <w:tcPr/>
+          <w:p>
+            <w:pPr>
+              <w:pStyle w:val="Compact"/>
+              <w:jc w:val="left"/>
+            </w:pPr>
+            <w:r>
+              <w:rPr>
+                <w:sz w:val="19"/>
+              </w:rPr>
+              <w:t xml:space="preserve">—</w:t>
+            </w:r>
+          </w:p>
+        </w:tc>
+        <w:tc>
+          <w:tcPr/>
+          <w:p>
+            <w:pPr>
+              <w:pStyle w:val="Compact"/>
+              <w:jc w:val="left"/>
+            </w:pPr>
+            <w:r>
+              <w:rPr>
+                <w:sz w:val="19"/>
+              </w:rPr>
+              <w:t xml:space="preserve">1 each round in the flames</w:t>
+            </w:r>
+          </w:p>
+        </w:tc>
+        <w:tc>
+          <w:tcPr/>
+          <w:p>
+            <w:pPr>
+              <w:pStyle w:val="Compact"/>
+              <w:jc w:val="left"/>
+            </w:pPr>
+            <w:r>
+              <w:rPr>
+                <w:sz w:val="19"/>
+              </w:rPr>
+              <w:t xml:space="preserve">Burns</w:t>
+            </w:r>
+          </w:p>
+        </w:tc>
+      </w:tr>
+    </w:tbl>
+    <w:p>
+      <w:pPr>
+        <w:pStyle w:val="BodyText"/>
+      </w:pPr>
+      <w:r>
+        <w:rPr>
+          <w:bCs/>
+          <w:b/>
+        </w:rPr>
         <w:t xml:space="preserve">Period ranges.</w:t>
       </w:r>
       <w:r>
@@ -9831,8 +10592,8 @@
         <w:t xml:space="preserve">To take someone down without killing them, use fists, a club, a grapple, or a lasso.</w:t>
       </w:r>
     </w:p>
-    <w:bookmarkEnd w:id="57"/>
-    <w:bookmarkStart w:id="58" w:name="gun-and-rounds"/>
+    <w:bookmarkEnd w:id="58"/>
+    <w:bookmarkStart w:id="59" w:name="gun-and-rounds"/>
     <w:p>
       <w:pPr>
         <w:pStyle w:val="Heading2"/>
@@ -10311,7 +11072,7 @@
       <w:pPr>
         <w:numPr>
           <w:ilvl w:val="0"/>
-          <w:numId w:val="1012"/>
+          <w:numId w:val="1014"/>
         </w:numPr>
         <w:pStyle w:val="Compact"/>
       </w:pPr>
@@ -10333,7 +11094,7 @@
       <w:pPr>
         <w:numPr>
           <w:ilvl w:val="0"/>
-          <w:numId w:val="1012"/>
+          <w:numId w:val="1014"/>
         </w:numPr>
         <w:pStyle w:val="Compact"/>
       </w:pPr>
@@ -10355,7 +11116,7 @@
       <w:pPr>
         <w:numPr>
           <w:ilvl w:val="0"/>
-          <w:numId w:val="1012"/>
+          <w:numId w:val="1014"/>
         </w:numPr>
         <w:pStyle w:val="Compact"/>
       </w:pPr>
@@ -10373,9 +11134,9 @@
         <w:t xml:space="preserve">A natural 18 with this weapon also jams it: clearing it takes an action.</w:t>
       </w:r>
     </w:p>
-    <w:bookmarkEnd w:id="58"/>
     <w:bookmarkEnd w:id="59"/>
-    <w:bookmarkStart w:id="64" w:name="medical-care"/>
+    <w:bookmarkEnd w:id="60"/>
+    <w:bookmarkStart w:id="65" w:name="medical-care"/>
     <w:p>
       <w:pPr>
         <w:pStyle w:val="Heading1"/>
@@ -10408,7 +11169,7 @@
         <w:t xml:space="preserve">below.</w:t>
       </w:r>
     </w:p>
-    <w:bookmarkStart w:id="60" w:name="diagnosis-and-stabilization"/>
+    <w:bookmarkStart w:id="61" w:name="diagnosis-and-stabilization"/>
     <w:p>
       <w:pPr>
         <w:pStyle w:val="Heading2"/>
@@ -10425,8 +11186,8 @@
         <w:t xml:space="preserve">Roll Medicine when the diagnosis is uncertain or an urgent treatment decision matters. Emergency stabilization takes one action and a successful Medicine roll with a doctor’s bag. It ends Dying and stops deterioration, but removes no boxes.</w:t>
       </w:r>
     </w:p>
-    <w:bookmarkEnd w:id="60"/>
-    <w:bookmarkStart w:id="61" w:name="field-treatment"/>
+    <w:bookmarkEnd w:id="61"/>
+    <w:bookmarkStart w:id="62" w:name="field-treatment"/>
     <w:p>
       <w:pPr>
         <w:pStyle w:val="Heading2"/>
@@ -10443,8 +11204,8 @@
         <w:t xml:space="preserve">With a doctor’s bag and several uninterrupted minutes, successful Medicine removes one injury box; success by 5 or more removes two. Each injury receives one field-treatment attempt; further attempts need changed circumstances.</w:t>
       </w:r>
     </w:p>
-    <w:bookmarkEnd w:id="61"/>
-    <w:bookmarkStart w:id="62" w:name="proper-care"/>
+    <w:bookmarkEnd w:id="62"/>
+    <w:bookmarkStart w:id="63" w:name="proper-care"/>
     <w:p>
       <w:pPr>
         <w:pStyle w:val="Heading2"/>
@@ -10461,8 +11222,8 @@
         <w:t xml:space="preserve">A doctor’s surgery with instruments, chloroform and a clean table grants +2 to Medicine. A successful treatment removes two boxes; success by 5 or more removes three. Allow the time the treatment requires.</w:t>
       </w:r>
     </w:p>
-    <w:bookmarkEnd w:id="62"/>
-    <w:bookmarkStart w:id="63" w:name="natural-recovery"/>
+    <w:bookmarkEnd w:id="63"/>
+    <w:bookmarkStart w:id="64" w:name="natural-recovery"/>
     <w:p>
       <w:pPr>
         <w:pStyle w:val="Heading2"/>
@@ -10647,9 +11408,9 @@
         <w:t xml:space="preserve">At three boxes, rest alone does nothing until someone has stabilized or treated you; after that, a week of rest in their care clears the first box. A successful treatment is faster. The times add up: from three boxes, rest alone takes about a week and a half to heal completely (a week, then three days, then a day).</w:t>
       </w:r>
     </w:p>
-    <w:bookmarkEnd w:id="63"/>
     <w:bookmarkEnd w:id="64"/>
-    <w:bookmarkStart w:id="70" w:name="magic"/>
+    <w:bookmarkEnd w:id="65"/>
+    <w:bookmarkStart w:id="71" w:name="magic"/>
     <w:p>
       <w:pPr>
         <w:pStyle w:val="Heading1"/>
@@ -10893,7 +11654,7 @@
         </w:tc>
       </w:tr>
     </w:tbl>
-    <w:bookmarkStart w:id="65" w:name="hexes"/>
+    <w:bookmarkStart w:id="66" w:name="hexes"/>
     <w:p>
       <w:pPr>
         <w:pStyle w:val="Heading2"/>
@@ -11274,8 +12035,8 @@
         <w:t xml:space="preserve">A failed hex marks a box of The Dark; a natural 18 marks two, or something answers that shouldn’t.</w:t>
       </w:r>
     </w:p>
-    <w:bookmarkEnd w:id="65"/>
-    <w:bookmarkStart w:id="66" w:name="rituals"/>
+    <w:bookmarkEnd w:id="66"/>
+    <w:bookmarkStart w:id="67" w:name="rituals"/>
     <w:p>
       <w:pPr>
         <w:pStyle w:val="Heading2"/>
@@ -11288,7 +12049,7 @@
       <w:pPr>
         <w:numPr>
           <w:ilvl w:val="0"/>
-          <w:numId w:val="1013"/>
+          <w:numId w:val="1015"/>
         </w:numPr>
         <w:pStyle w:val="Compact"/>
       </w:pPr>
@@ -11310,7 +12071,7 @@
       <w:pPr>
         <w:numPr>
           <w:ilvl w:val="0"/>
-          <w:numId w:val="1013"/>
+          <w:numId w:val="1015"/>
         </w:numPr>
         <w:pStyle w:val="Compact"/>
       </w:pPr>
@@ -11332,7 +12093,7 @@
       <w:pPr>
         <w:numPr>
           <w:ilvl w:val="0"/>
-          <w:numId w:val="1013"/>
+          <w:numId w:val="1015"/>
         </w:numPr>
         <w:pStyle w:val="Compact"/>
       </w:pPr>
@@ -11592,8 +12353,8 @@
         <w:t xml:space="preserve">The right materials, hour or place remove one segment.</w:t>
       </w:r>
     </w:p>
-    <w:bookmarkEnd w:id="66"/>
-    <w:bookmarkStart w:id="67" w:name="charms"/>
+    <w:bookmarkEnd w:id="67"/>
+    <w:bookmarkStart w:id="68" w:name="charms"/>
     <w:p>
       <w:pPr>
         <w:pStyle w:val="Heading2"/>
@@ -11623,8 +12384,8 @@
         <w:t xml:space="preserve">. Preparation is how slow magic wins a fast fight.</w:t>
       </w:r>
     </w:p>
-    <w:bookmarkEnd w:id="67"/>
-    <w:bookmarkStart w:id="68" w:name="magic-advancement"/>
+    <w:bookmarkEnd w:id="68"/>
+    <w:bookmarkStart w:id="69" w:name="magic-advancement"/>
     <w:p>
       <w:pPr>
         <w:pStyle w:val="Heading2"/>
@@ -12131,8 +12892,8 @@
         </w:tc>
       </w:tr>
     </w:tbl>
-    <w:bookmarkEnd w:id="68"/>
-    <w:bookmarkStart w:id="69" w:name="magic-in-trails-of-blood-dust"/>
+    <w:bookmarkEnd w:id="69"/>
+    <w:bookmarkStart w:id="70" w:name="magic-in-trails-of-blood-dust"/>
     <w:p>
       <w:pPr>
         <w:pStyle w:val="Heading2"/>
@@ -12364,9 +13125,9 @@
         </w:tc>
       </w:tr>
     </w:tbl>
-    <w:bookmarkEnd w:id="69"/>
     <w:bookmarkEnd w:id="70"/>
-    <w:bookmarkStart w:id="74" w:name="grit-points-and-tracks"/>
+    <w:bookmarkEnd w:id="71"/>
+    <w:bookmarkStart w:id="75" w:name="grit-points-and-tracks"/>
     <w:p>
       <w:pPr>
         <w:pStyle w:val="Heading1"/>
@@ -12375,7 +13136,7 @@
         <w:t xml:space="preserve">Grit points and tracks</w:t>
       </w:r>
     </w:p>
-    <w:bookmarkStart w:id="71" w:name="using-grit-points"/>
+    <w:bookmarkStart w:id="72" w:name="using-grit-points"/>
     <w:p>
       <w:pPr>
         <w:pStyle w:val="Heading2"/>
@@ -12593,8 +13354,8 @@
         <w:t xml:space="preserve">Gain one point when one of your complications creates a meaningful problem you accept, including a companion complication. You can decline the proposed complication without penalty.</w:t>
       </w:r>
     </w:p>
-    <w:bookmarkEnd w:id="71"/>
-    <w:bookmarkStart w:id="72" w:name="trouble"/>
+    <w:bookmarkEnd w:id="72"/>
+    <w:bookmarkStart w:id="73" w:name="trouble"/>
     <w:p>
       <w:pPr>
         <w:pStyle w:val="Heading2"/>
@@ -12883,8 +13644,8 @@
         </w:tc>
       </w:tr>
     </w:tbl>
-    <w:bookmarkEnd w:id="72"/>
-    <w:bookmarkStart w:id="73" w:name="advancement"/>
+    <w:bookmarkEnd w:id="73"/>
+    <w:bookmarkStart w:id="74" w:name="advancement"/>
     <w:p>
       <w:pPr>
         <w:pStyle w:val="Heading2"/>
@@ -12921,7 +13682,7 @@
       <w:pPr>
         <w:numPr>
           <w:ilvl w:val="0"/>
-          <w:numId w:val="1014"/>
+          <w:numId w:val="1016"/>
         </w:numPr>
         <w:pStyle w:val="Compact"/>
       </w:pPr>
@@ -12982,7 +13743,7 @@
       <w:pPr>
         <w:numPr>
           <w:ilvl w:val="0"/>
-          <w:numId w:val="1014"/>
+          <w:numId w:val="1016"/>
         </w:numPr>
         <w:pStyle w:val="Compact"/>
       </w:pPr>
@@ -13328,9 +14089,9 @@
         <w:t xml:space="preserve">Magic and powers grow the same way, at the costs their chapters give.</w:t>
       </w:r>
     </w:p>
-    <w:bookmarkEnd w:id="73"/>
     <w:bookmarkEnd w:id="74"/>
-    <w:bookmarkStart w:id="77" w:name="running-jobs"/>
+    <w:bookmarkEnd w:id="75"/>
+    <w:bookmarkStart w:id="78" w:name="running-jobs"/>
     <w:p>
       <w:pPr>
         <w:pStyle w:val="Heading1"/>
@@ -13339,7 +14100,7 @@
         <w:t xml:space="preserve">Running jobs</w:t>
       </w:r>
     </w:p>
-    <w:bookmarkStart w:id="75" w:name="job-seeds"/>
+    <w:bookmarkStart w:id="76" w:name="job-seeds"/>
     <w:p>
       <w:pPr>
         <w:pStyle w:val="Heading2"/>
@@ -15571,8 +16332,8 @@
         </w:tc>
       </w:tr>
     </w:tbl>
-    <w:bookmarkEnd w:id="75"/>
-    <w:bookmarkStart w:id="76" w:name="the-trail-journal"/>
+    <w:bookmarkEnd w:id="76"/>
+    <w:bookmarkStart w:id="77" w:name="the-trail-journal"/>
     <w:p>
       <w:pPr>
         <w:pStyle w:val="Heading2"/>
@@ -15593,7 +16354,7 @@
       <w:pPr>
         <w:numPr>
           <w:ilvl w:val="0"/>
-          <w:numId w:val="1015"/>
+          <w:numId w:val="1017"/>
         </w:numPr>
         <w:pStyle w:val="Compact"/>
       </w:pPr>
@@ -15615,7 +16376,7 @@
       <w:pPr>
         <w:numPr>
           <w:ilvl w:val="0"/>
-          <w:numId w:val="1015"/>
+          <w:numId w:val="1017"/>
         </w:numPr>
         <w:pStyle w:val="Compact"/>
       </w:pPr>
@@ -15637,7 +16398,7 @@
       <w:pPr>
         <w:numPr>
           <w:ilvl w:val="0"/>
-          <w:numId w:val="1015"/>
+          <w:numId w:val="1017"/>
         </w:numPr>
         <w:pStyle w:val="Compact"/>
       </w:pPr>
@@ -15659,7 +16420,7 @@
       <w:pPr>
         <w:numPr>
           <w:ilvl w:val="0"/>
-          <w:numId w:val="1015"/>
+          <w:numId w:val="1017"/>
         </w:numPr>
         <w:pStyle w:val="Compact"/>
       </w:pPr>
@@ -15681,7 +16442,7 @@
       <w:pPr>
         <w:numPr>
           <w:ilvl w:val="0"/>
-          <w:numId w:val="1015"/>
+          <w:numId w:val="1017"/>
         </w:numPr>
         <w:pStyle w:val="Compact"/>
       </w:pPr>
@@ -15699,9 +16460,9 @@
         <w:t xml:space="preserve">After a significant job, each character earns 1 advancement point; at a milestone, 2 more.</w:t>
       </w:r>
     </w:p>
-    <w:bookmarkEnd w:id="76"/>
     <w:bookmarkEnd w:id="77"/>
-    <w:bookmarkStart w:id="84" w:name="monsters-and-magic"/>
+    <w:bookmarkEnd w:id="78"/>
+    <w:bookmarkStart w:id="85" w:name="monsters-and-magic"/>
     <w:p>
       <w:pPr>
         <w:pStyle w:val="Heading1"/>
@@ -15710,7 +16471,7 @@
         <w:t xml:space="preserve">Monsters and magic</w:t>
       </w:r>
     </w:p>
-    <w:bookmarkStart w:id="78" w:name="the-sight"/>
+    <w:bookmarkStart w:id="79" w:name="the-sight"/>
     <w:p>
       <w:pPr>
         <w:pStyle w:val="Heading2"/>
@@ -15740,8 +16501,8 @@
         <w:t xml:space="preserve">. They see ghosts, the true faces of monsters wearing human ones, and magic at work. To everyone else the darkness is a rumor, until it isn’t.</w:t>
       </w:r>
     </w:p>
-    <w:bookmarkEnd w:id="78"/>
-    <w:bookmarkStart w:id="79" w:name="monstrous-forms"/>
+    <w:bookmarkEnd w:id="79"/>
+    <w:bookmarkStart w:id="80" w:name="monstrous-forms"/>
     <w:p>
       <w:pPr>
         <w:pStyle w:val="Heading2"/>
@@ -15800,8 +16561,8 @@
         <w:t xml:space="preserve">.</w:t>
       </w:r>
     </w:p>
-    <w:bookmarkEnd w:id="79"/>
-    <w:bookmarkStart w:id="81" w:name="magic-1"/>
+    <w:bookmarkEnd w:id="80"/>
+    <w:bookmarkStart w:id="82" w:name="magic-1"/>
     <w:p>
       <w:pPr>
         <w:pStyle w:val="Heading2"/>
@@ -16117,7 +16878,7 @@
       <w:pPr>
         <w:numPr>
           <w:ilvl w:val="0"/>
-          <w:numId w:val="1016"/>
+          <w:numId w:val="1018"/>
         </w:numPr>
         <w:pStyle w:val="Compact"/>
       </w:pPr>
@@ -16139,7 +16900,7 @@
       <w:pPr>
         <w:numPr>
           <w:ilvl w:val="0"/>
-          <w:numId w:val="1016"/>
+          <w:numId w:val="1018"/>
         </w:numPr>
         <w:pStyle w:val="Compact"/>
       </w:pPr>
@@ -16161,7 +16922,7 @@
       <w:pPr>
         <w:numPr>
           <w:ilvl w:val="0"/>
-          <w:numId w:val="1016"/>
+          <w:numId w:val="1018"/>
         </w:numPr>
         <w:pStyle w:val="Compact"/>
       </w:pPr>
@@ -16199,7 +16960,7 @@
       <w:pPr>
         <w:numPr>
           <w:ilvl w:val="0"/>
-          <w:numId w:val="1016"/>
+          <w:numId w:val="1018"/>
         </w:numPr>
         <w:pStyle w:val="Compact"/>
       </w:pPr>
@@ -16322,7 +17083,7 @@
         <w:t xml:space="preserve">who will curse for money.</w:t>
       </w:r>
     </w:p>
-    <w:bookmarkStart w:id="80" w:name="hexes-1"/>
+    <w:bookmarkStart w:id="81" w:name="hexes-1"/>
     <w:p>
       <w:pPr>
         <w:pStyle w:val="Heading3"/>
@@ -16778,9 +17539,9 @@
         </w:tc>
       </w:tr>
     </w:tbl>
-    <w:bookmarkEnd w:id="80"/>
     <w:bookmarkEnd w:id="81"/>
-    <w:bookmarkStart w:id="82" w:name="weaknesses"/>
+    <w:bookmarkEnd w:id="82"/>
+    <w:bookmarkStart w:id="83" w:name="weaknesses"/>
     <w:p>
       <w:pPr>
         <w:pStyle w:val="Heading2"/>
@@ -17072,8 +17833,8 @@
         </w:tc>
       </w:tr>
     </w:tbl>
-    <w:bookmarkEnd w:id="82"/>
-    <w:bookmarkStart w:id="83" w:name="bites-and-curses"/>
+    <w:bookmarkEnd w:id="83"/>
+    <w:bookmarkStart w:id="84" w:name="bites-and-curses"/>
     <w:p>
       <w:pPr>
         <w:pStyle w:val="Heading2"/>
@@ -17086,7 +17847,7 @@
       <w:pPr>
         <w:numPr>
           <w:ilvl w:val="0"/>
-          <w:numId w:val="1017"/>
+          <w:numId w:val="1019"/>
         </w:numPr>
         <w:pStyle w:val="Compact"/>
       </w:pPr>
@@ -17124,7 +17885,7 @@
       <w:pPr>
         <w:numPr>
           <w:ilvl w:val="0"/>
-          <w:numId w:val="1017"/>
+          <w:numId w:val="1019"/>
         </w:numPr>
         <w:pStyle w:val="Compact"/>
       </w:pPr>
@@ -17146,7 +17907,7 @@
       <w:pPr>
         <w:numPr>
           <w:ilvl w:val="0"/>
-          <w:numId w:val="1017"/>
+          <w:numId w:val="1019"/>
         </w:numPr>
         <w:pStyle w:val="Compact"/>
       </w:pPr>
@@ -17164,9 +17925,9 @@
         <w:t xml:space="preserve">A vampire who drains a victim to Dying can choose to turn them.</w:t>
       </w:r>
     </w:p>
-    <w:bookmarkEnd w:id="83"/>
     <w:bookmarkEnd w:id="84"/>
-    <w:bookmarkStart w:id="85" w:name="threats"/>
+    <w:bookmarkEnd w:id="85"/>
+    <w:bookmarkStart w:id="86" w:name="threats"/>
     <w:p>
       <w:pPr>
         <w:pStyle w:val="Heading1"/>
@@ -18437,8 +19198,8 @@
         <w:t xml:space="preserve">For a tougher version, add +1 to its targets and one box; for a weaker one, subtract.</w:t>
       </w:r>
     </w:p>
-    <w:bookmarkEnd w:id="85"/>
-    <w:bookmarkStart w:id="92" w:name="ready-made-characters"/>
+    <w:bookmarkEnd w:id="86"/>
+    <w:bookmarkStart w:id="93" w:name="ready-made-characters"/>
     <w:p>
       <w:pPr>
         <w:pStyle w:val="Heading1"/>
@@ -18455,7 +19216,7 @@
         <w:t xml:space="preserve">Characters ready to play, for one-shots, new players, or a group in a hurry. Each follows the creation rules exactly, and their connections tie them together. In the creator, choose one from the ready-made list to open it and make it your own.</w:t>
       </w:r>
     </w:p>
-    <w:bookmarkStart w:id="86" w:name="ruth-calloway"/>
+    <w:bookmarkStart w:id="87" w:name="ruth-calloway"/>
     <w:p>
       <w:pPr>
         <w:pStyle w:val="Heading2"/>
@@ -18480,378 +19241,6 @@
       </w:r>
       <w:r>
         <w:t xml:space="preserve">Wears the badge in three counties, and sees what’s under the faces of the men she arrests.</w:t>
-      </w:r>
-    </w:p>
-    <w:p>
-      <w:pPr>
-        <w:numPr>
-          <w:ilvl w:val="0"/>
-          <w:numId w:val="1018"/>
-        </w:numPr>
-        <w:pStyle w:val="Compact"/>
-      </w:pPr>
-      <w:r>
-        <w:rPr>
-          <w:bCs/>
-          <w:b/>
-        </w:rPr>
-        <w:t xml:space="preserve">Attributes:</w:t>
-      </w:r>
-      <w:r>
-        <w:t xml:space="preserve"> </w:t>
-      </w:r>
-      <w:r>
-        <w:t xml:space="preserve">Body 12, Agility 13, Intellect 10, Presence 9, Will 11.</w:t>
-      </w:r>
-      <w:r>
-        <w:t xml:space="preserve"> </w:t>
-      </w:r>
-      <w:r>
-        <w:rPr>
-          <w:bCs/>
-          <w:b/>
-        </w:rPr>
-        <w:t xml:space="preserve">Dodge</w:t>
-      </w:r>
-      <w:r>
-        <w:t xml:space="preserve"> </w:t>
-      </w:r>
-      <w:r>
-        <w:t xml:space="preserve">12.</w:t>
-      </w:r>
-    </w:p>
-    <w:p>
-      <w:pPr>
-        <w:numPr>
-          <w:ilvl w:val="0"/>
-          <w:numId w:val="1018"/>
-        </w:numPr>
-        <w:pStyle w:val="Compact"/>
-      </w:pPr>
-      <w:r>
-        <w:rPr>
-          <w:bCs/>
-          <w:b/>
-        </w:rPr>
-        <w:t xml:space="preserve">Skills:</w:t>
-      </w:r>
-      <w:r>
-        <w:t xml:space="preserve"> </w:t>
-      </w:r>
-      <w:r>
-        <w:t xml:space="preserve">Shooting 16 (Specialty). Trained: Brawling 14, Riding 14, Athletics 13, Law 11, Occult 11, Read People 11, Survival 11, Tracking 11, Leadership 10.</w:t>
-      </w:r>
-    </w:p>
-    <w:p>
-      <w:pPr>
-        <w:numPr>
-          <w:ilvl w:val="0"/>
-          <w:numId w:val="1018"/>
-        </w:numPr>
-        <w:pStyle w:val="Compact"/>
-      </w:pPr>
-      <w:r>
-        <w:rPr>
-          <w:bCs/>
-          <w:b/>
-        </w:rPr>
-        <w:t xml:space="preserve">Edges:</w:t>
-      </w:r>
-      <w:r>
-        <w:t xml:space="preserve"> </w:t>
-      </w:r>
-      <w:r>
-        <w:t xml:space="preserve">Second advantage, Extra Grit; second advantage: Badge: Deputy U.S. Marshal.</w:t>
-      </w:r>
-    </w:p>
-    <w:p>
-      <w:pPr>
-        <w:numPr>
-          <w:ilvl w:val="0"/>
-          <w:numId w:val="1018"/>
-        </w:numPr>
-        <w:pStyle w:val="Compact"/>
-      </w:pPr>
-      <w:r>
-        <w:rPr>
-          <w:bCs/>
-          <w:b/>
-        </w:rPr>
-        <w:t xml:space="preserve">Advantage:</w:t>
-      </w:r>
-      <w:r>
-        <w:t xml:space="preserve"> </w:t>
-      </w:r>
-      <w:r>
-        <w:t xml:space="preserve">Monster’s Eye (origin; companion: Haunted).</w:t>
-      </w:r>
-      <w:r>
-        <w:t xml:space="preserve"> </w:t>
-      </w:r>
-      <w:r>
-        <w:rPr>
-          <w:bCs/>
-          <w:b/>
-        </w:rPr>
-        <w:t xml:space="preserve">Complication:</w:t>
-      </w:r>
-      <w:r>
-        <w:t xml:space="preserve"> </w:t>
-      </w:r>
-      <w:r>
-        <w:t xml:space="preserve">Law and Order; trigger: the town wants a hanging without a trial.</w:t>
-      </w:r>
-    </w:p>
-    <w:p>
-      <w:pPr>
-        <w:numPr>
-          <w:ilvl w:val="0"/>
-          <w:numId w:val="1018"/>
-        </w:numPr>
-        <w:pStyle w:val="Compact"/>
-      </w:pPr>
-      <w:r>
-        <w:rPr>
-          <w:bCs/>
-          <w:b/>
-        </w:rPr>
-        <w:t xml:space="preserve">Why I face the dark:</w:t>
-      </w:r>
-      <w:r>
-        <w:t xml:space="preserve"> </w:t>
-      </w:r>
-      <w:r>
-        <w:t xml:space="preserve">I took an oath, and I keep my word.</w:t>
-      </w:r>
-      <w:r>
-        <w:t xml:space="preserve"> </w:t>
-      </w:r>
-      <w:r>
-        <w:rPr>
-          <w:bCs/>
-          <w:b/>
-        </w:rPr>
-        <w:t xml:space="preserve">Connection:</w:t>
-      </w:r>
-      <w:r>
-        <w:t xml:space="preserve"> </w:t>
-      </w:r>
-      <w:r>
-        <w:t xml:space="preserve">Isaiah Booker brought in the man who killed her father, alive, when he could have collected either way.</w:t>
-      </w:r>
-    </w:p>
-    <w:bookmarkEnd w:id="86"/>
-    <w:bookmarkStart w:id="87" w:name="dr.-elias-webb"/>
-    <w:p>
-      <w:pPr>
-        <w:pStyle w:val="Heading2"/>
-      </w:pPr>
-      <w:r>
-        <w:t xml:space="preserve">Dr. Elias Webb</w:t>
-      </w:r>
-    </w:p>
-    <w:p>
-      <w:pPr>
-        <w:pStyle w:val="FirstParagraph"/>
-      </w:pPr>
-      <w:r>
-        <w:rPr>
-          <w:iCs/>
-          <w:i/>
-        </w:rPr>
-        <w:t xml:space="preserve">Town physician, Doctor. City-bred (tier 0).</w:t>
-      </w:r>
-      <w:r>
-        <w:t xml:space="preserve"> </w:t>
-      </w:r>
-      <w:r>
-        <w:t xml:space="preserve">Left a Philadelphia practice for reasons he won’t discuss, and patches up whoever comes through the door.</w:t>
-      </w:r>
-    </w:p>
-    <w:p>
-      <w:pPr>
-        <w:numPr>
-          <w:ilvl w:val="0"/>
-          <w:numId w:val="1019"/>
-        </w:numPr>
-        <w:pStyle w:val="Compact"/>
-      </w:pPr>
-      <w:r>
-        <w:rPr>
-          <w:bCs/>
-          <w:b/>
-        </w:rPr>
-        <w:t xml:space="preserve">Attributes:</w:t>
-      </w:r>
-      <w:r>
-        <w:t xml:space="preserve"> </w:t>
-      </w:r>
-      <w:r>
-        <w:t xml:space="preserve">Body 9, Agility 10, Intellect 13, Presence 12, Will 11.</w:t>
-      </w:r>
-      <w:r>
-        <w:t xml:space="preserve"> </w:t>
-      </w:r>
-      <w:r>
-        <w:rPr>
-          <w:bCs/>
-          <w:b/>
-        </w:rPr>
-        <w:t xml:space="preserve">Dodge</w:t>
-      </w:r>
-      <w:r>
-        <w:t xml:space="preserve"> </w:t>
-      </w:r>
-      <w:r>
-        <w:t xml:space="preserve">8.</w:t>
-      </w:r>
-    </w:p>
-    <w:p>
-      <w:pPr>
-        <w:numPr>
-          <w:ilvl w:val="0"/>
-          <w:numId w:val="1019"/>
-        </w:numPr>
-        <w:pStyle w:val="Compact"/>
-      </w:pPr>
-      <w:r>
-        <w:rPr>
-          <w:bCs/>
-          <w:b/>
-        </w:rPr>
-        <w:t xml:space="preserve">Skills:</w:t>
-      </w:r>
-      <w:r>
-        <w:t xml:space="preserve"> </w:t>
-      </w:r>
-      <w:r>
-        <w:t xml:space="preserve">Medicine 16 (Specialty). Trained: Gambling 14, Investigation 14, Law 14, Read People 14, Survival 14, Tinkering 14, Leadership 13, Persuasion 13, Riding 11.</w:t>
-      </w:r>
-    </w:p>
-    <w:p>
-      <w:pPr>
-        <w:numPr>
-          <w:ilvl w:val="0"/>
-          <w:numId w:val="1019"/>
-        </w:numPr>
-        <w:pStyle w:val="Compact"/>
-      </w:pPr>
-      <w:r>
-        <w:rPr>
-          <w:bCs/>
-          <w:b/>
-        </w:rPr>
-        <w:t xml:space="preserve">Edges:</w:t>
-      </w:r>
-      <w:r>
-        <w:t xml:space="preserve"> </w:t>
-      </w:r>
-      <w:r>
-        <w:t xml:space="preserve">Second advantage, A fine weapon or tool, A friend; second advantage: Battlefield Surgeon; a friend: the editor of the territorial newspaper, who owes him a life; a fine tool: his surgeon’s instruments (+2 Medicine).</w:t>
-      </w:r>
-    </w:p>
-    <w:p>
-      <w:pPr>
-        <w:numPr>
-          <w:ilvl w:val="0"/>
-          <w:numId w:val="1019"/>
-        </w:numPr>
-        <w:pStyle w:val="Compact"/>
-      </w:pPr>
-      <w:r>
-        <w:rPr>
-          <w:bCs/>
-          <w:b/>
-        </w:rPr>
-        <w:t xml:space="preserve">Advantage:</w:t>
-      </w:r>
-      <w:r>
-        <w:t xml:space="preserve"> </w:t>
-      </w:r>
-      <w:r>
-        <w:t xml:space="preserve">Steady Hands.</w:t>
-      </w:r>
-      <w:r>
-        <w:t xml:space="preserve"> </w:t>
-      </w:r>
-      <w:r>
-        <w:rPr>
-          <w:bCs/>
-          <w:b/>
-        </w:rPr>
-        <w:t xml:space="preserve">Complication:</w:t>
-      </w:r>
-      <w:r>
-        <w:t xml:space="preserve"> </w:t>
-      </w:r>
-      <w:r>
-        <w:t xml:space="preserve">The Bottle; trigger: pain that won’t quit.</w:t>
-      </w:r>
-    </w:p>
-    <w:p>
-      <w:pPr>
-        <w:numPr>
-          <w:ilvl w:val="0"/>
-          <w:numId w:val="1019"/>
-        </w:numPr>
-        <w:pStyle w:val="Compact"/>
-      </w:pPr>
-      <w:r>
-        <w:rPr>
-          <w:bCs/>
-          <w:b/>
-        </w:rPr>
-        <w:t xml:space="preserve">Why I face the dark:</w:t>
-      </w:r>
-      <w:r>
-        <w:t xml:space="preserve"> </w:t>
-      </w:r>
-      <w:r>
-        <w:t xml:space="preserve">Nobody out here knows what I did back east.</w:t>
-      </w:r>
-      <w:r>
-        <w:t xml:space="preserve"> </w:t>
-      </w:r>
-      <w:r>
-        <w:rPr>
-          <w:bCs/>
-          <w:b/>
-        </w:rPr>
-        <w:t xml:space="preserve">Connection:</w:t>
-      </w:r>
-      <w:r>
-        <w:t xml:space="preserve"> </w:t>
-      </w:r>
-      <w:r>
-        <w:t xml:space="preserve">Reverend Stone is the only one who knows why he left Philadelphia.</w:t>
-      </w:r>
-    </w:p>
-    <w:bookmarkEnd w:id="87"/>
-    <w:bookmarkStart w:id="88" w:name="tom-feeney"/>
-    <w:p>
-      <w:pPr>
-        <w:pStyle w:val="Heading2"/>
-      </w:pPr>
-      <w:r>
-        <w:t xml:space="preserve">Tom Feeney</w:t>
-      </w:r>
-    </w:p>
-    <w:p>
-      <w:pPr>
-        <w:pStyle w:val="FirstParagraph"/>
-      </w:pPr>
-      <w:r>
-        <w:rPr>
-          <w:iCs/>
-          <w:i/>
-        </w:rPr>
-        <w:t xml:space="preserve">Horse breaker, Wrangler. Werewolf (tier 2).</w:t>
-      </w:r>
-      <w:r>
-        <w:t xml:space="preserve"> </w:t>
-      </w:r>
-      <w:r>
-        <w:t xml:space="preserve">Came from County Clare with nothing but a curse, and chains himself in the root cellar every full moon.</w:t>
       </w:r>
     </w:p>
     <w:p>
@@ -18873,7 +19262,7 @@
         <w:t xml:space="preserve"> </w:t>
       </w:r>
       <w:r>
-        <w:t xml:space="preserve">Body 13, Agility 13, Intellect 9, Presence 11, Will 9.</w:t>
+        <w:t xml:space="preserve">Body 12, Agility 13, Intellect 10, Presence 9, Will 11.</w:t>
       </w:r>
       <w:r>
         <w:t xml:space="preserve"> </w:t>
@@ -18890,22 +19279,6 @@
       </w:r>
       <w:r>
         <w:t xml:space="preserve">12.</w:t>
-      </w:r>
-      <w:r>
-        <w:t xml:space="preserve"> </w:t>
-      </w:r>
-      <w:r>
-        <w:rPr>
-          <w:bCs/>
-          <w:b/>
-        </w:rPr>
-        <w:t xml:space="preserve">In monstrous form:</w:t>
-      </w:r>
-      <w:r>
-        <w:t xml:space="preserve"> </w:t>
-      </w:r>
-      <w:r>
-        <w:t xml:space="preserve">Body 15, Agility 14, Dodge 13.</w:t>
       </w:r>
     </w:p>
     <w:p>
@@ -18927,7 +19300,7 @@
         <w:t xml:space="preserve"> </w:t>
       </w:r>
       <w:r>
-        <w:t xml:space="preserve">Riding 16 (Specialty). Trained: Athletics 14, Brawling 14, Melee 14, Shooting 14, Stealth 14, Animal Handling 12, Gambling 10, Survival 10, Tinkering 10, Tracking 10.</w:t>
+        <w:t xml:space="preserve">Shooting 16 (Specialty). Trained: Brawling 14, Riding 14, Athletics 13, Law 11, Occult 11, Read People 11, Survival 11, Tracking 11, Leadership 10.</w:t>
       </w:r>
     </w:p>
     <w:p>
@@ -18949,7 +19322,7 @@
         <w:t xml:space="preserve"> </w:t>
       </w:r>
       <w:r>
-        <w:t xml:space="preserve">Extra Trained skill.</w:t>
+        <w:t xml:space="preserve">Second advantage, Extra Grit; second advantage: Badge: Deputy U.S. Marshal.</w:t>
       </w:r>
     </w:p>
     <w:p>
@@ -18971,7 +19344,7 @@
         <w:t xml:space="preserve"> </w:t>
       </w:r>
       <w:r>
-        <w:t xml:space="preserve">Wolf’s Nose (origin; companion: The Hunger).</w:t>
+        <w:t xml:space="preserve">Monster’s Eye (origin; companion: Haunted).</w:t>
       </w:r>
       <w:r>
         <w:t xml:space="preserve"> </w:t>
@@ -18987,7 +19360,7 @@
         <w:t xml:space="preserve"> </w:t>
       </w:r>
       <w:r>
-        <w:t xml:space="preserve">Short Fuse; trigger: someone insults you or yours.</w:t>
+        <w:t xml:space="preserve">Law and Order; trigger: the town wants a hanging without a trial.</w:t>
       </w:r>
     </w:p>
     <w:p>
@@ -19009,7 +19382,7 @@
         <w:t xml:space="preserve"> </w:t>
       </w:r>
       <w:r>
-        <w:t xml:space="preserve">Everything I do is for my family.</w:t>
+        <w:t xml:space="preserve">I took an oath, and I keep my word.</w:t>
       </w:r>
       <w:r>
         <w:t xml:space="preserve"> </w:t>
@@ -19025,17 +19398,17 @@
         <w:t xml:space="preserve"> </w:t>
       </w:r>
       <w:r>
-        <w:t xml:space="preserve">Plays cards with Lucinda Marsh every Saturday, and loses.</w:t>
-      </w:r>
-    </w:p>
-    <w:bookmarkEnd w:id="88"/>
-    <w:bookmarkStart w:id="89" w:name="lucinda-marsh"/>
+        <w:t xml:space="preserve">Isaiah Booker brought in the man who killed her father, alive, when he could have collected either way.</w:t>
+      </w:r>
+    </w:p>
+    <w:bookmarkEnd w:id="87"/>
+    <w:bookmarkStart w:id="88" w:name="dr.-elias-webb"/>
     <w:p>
       <w:pPr>
         <w:pStyle w:val="Heading2"/>
       </w:pPr>
       <w:r>
-        <w:t xml:space="preserve">Lucinda Marsh</w:t>
+        <w:t xml:space="preserve">Dr. Elias Webb</w:t>
       </w:r>
     </w:p>
     <w:p>
@@ -19047,13 +19420,13 @@
           <w:iCs/>
           <w:i/>
         </w:rPr>
-        <w:t xml:space="preserve">Professional gambler, Gambler. Practitioner (tier 2); Old hand.</w:t>
-      </w:r>
-      <w:r>
-        <w:t xml:space="preserve"> </w:t>
-      </w:r>
-      <w:r>
-        <w:t xml:space="preserve">Deals faro by night and reads the cards for anyone who’ll pay, and the cards are never wrong.</w:t>
+        <w:t xml:space="preserve">Town physician, Doctor. City-bred (tier 0).</w:t>
+      </w:r>
+      <w:r>
+        <w:t xml:space="preserve"> </w:t>
+      </w:r>
+      <w:r>
+        <w:t xml:space="preserve">Left a Philadelphia practice for reasons he won’t discuss, and patches up whoever comes through the door.</w:t>
       </w:r>
     </w:p>
     <w:p>
@@ -19113,7 +19486,7 @@
         <w:t xml:space="preserve"> </w:t>
       </w:r>
       <w:r>
-        <w:t xml:space="preserve">Gambling 18 (Expert). Trained: Investigation 14, Occult 14, Read People 14, Deception 13, Persuasion 13, Riding 11, Stealth 11.</w:t>
+        <w:t xml:space="preserve">Medicine 16 (Specialty). Trained: Gambling 14, Investigation 14, Law 14, Read People 14, Survival 14, Tinkering 14, Leadership 13, Persuasion 13, Riding 11.</w:t>
       </w:r>
     </w:p>
     <w:p>
@@ -19135,7 +19508,7 @@
         <w:t xml:space="preserve"> </w:t>
       </w:r>
       <w:r>
-        <w:t xml:space="preserve">A friend; a friend: Mae Lin, a faro dealer who hears everything said at her table.</w:t>
+        <w:t xml:space="preserve">Second advantage, A fine weapon or tool, A friend; second advantage: Battlefield Surgeon; a friend: the editor of the territorial newspaper, who owes him a life; a fine tool: his surgeon’s instruments (+2 Medicine).</w:t>
       </w:r>
     </w:p>
     <w:p>
@@ -19157,7 +19530,7 @@
         <w:t xml:space="preserve"> </w:t>
       </w:r>
       <w:r>
-        <w:t xml:space="preserve">Cunning Folk (origin; companion: Old Superstitions).</w:t>
+        <w:t xml:space="preserve">Steady Hands.</w:t>
       </w:r>
       <w:r>
         <w:t xml:space="preserve"> </w:t>
@@ -19173,7 +19546,7 @@
         <w:t xml:space="preserve"> </w:t>
       </w:r>
       <w:r>
-        <w:t xml:space="preserve">Owes the Wrong People; trigger: a collector arrives.</w:t>
+        <w:t xml:space="preserve">The Bottle; trigger: pain that won’t quit.</w:t>
       </w:r>
     </w:p>
     <w:p>
@@ -19195,7 +19568,7 @@
         <w:t xml:space="preserve"> </w:t>
       </w:r>
       <w:r>
-        <w:t xml:space="preserve">There’s money out here for anyone with nerve enough to take it.</w:t>
+        <w:t xml:space="preserve">Nobody out here knows what I did back east.</w:t>
       </w:r>
       <w:r>
         <w:t xml:space="preserve"> </w:t>
@@ -19211,17 +19584,17 @@
         <w:t xml:space="preserve"> </w:t>
       </w:r>
       <w:r>
-        <w:t xml:space="preserve">Owes Ruth Calloway a favor for a warrant that went missing.</w:t>
-      </w:r>
-    </w:p>
-    <w:bookmarkEnd w:id="89"/>
-    <w:bookmarkStart w:id="90" w:name="isaiah-booker"/>
+        <w:t xml:space="preserve">Reverend Stone is the only one who knows why he left Philadelphia.</w:t>
+      </w:r>
+    </w:p>
+    <w:bookmarkEnd w:id="88"/>
+    <w:bookmarkStart w:id="89" w:name="tom-feeney"/>
     <w:p>
       <w:pPr>
         <w:pStyle w:val="Heading2"/>
       </w:pPr>
       <w:r>
-        <w:t xml:space="preserve">Isaiah Booker</w:t>
+        <w:t xml:space="preserve">Tom Feeney</w:t>
       </w:r>
     </w:p>
     <w:p>
@@ -19233,13 +19606,13 @@
           <w:iCs/>
           <w:i/>
         </w:rPr>
-        <w:t xml:space="preserve">Bounty hunter, Bounty Hunter. Revenant (tier 2).</w:t>
-      </w:r>
-      <w:r>
-        <w:t xml:space="preserve"> </w:t>
-      </w:r>
-      <w:r>
-        <w:t xml:space="preserve">Shot in the back in ’69 by the gang he was hunting. He got up again, and he’s still hunting them.</w:t>
+        <w:t xml:space="preserve">Horse breaker, Wrangler. Werewolf (tier 2).</w:t>
+      </w:r>
+      <w:r>
+        <w:t xml:space="preserve"> </w:t>
+      </w:r>
+      <w:r>
+        <w:t xml:space="preserve">Came from County Clare with nothing but a curse, and chains himself in the root cellar every full moon.</w:t>
       </w:r>
     </w:p>
     <w:p>
@@ -19261,7 +19634,7 @@
         <w:t xml:space="preserve"> </w:t>
       </w:r>
       <w:r>
-        <w:t xml:space="preserve">Body 12, Agility 13, Intellect 11, Presence 8, Will 11.</w:t>
+        <w:t xml:space="preserve">Body 13, Agility 13, Intellect 9, Presence 11, Will 9.</w:t>
       </w:r>
       <w:r>
         <w:t xml:space="preserve"> </w:t>
@@ -19278,6 +19651,22 @@
       </w:r>
       <w:r>
         <w:t xml:space="preserve">12.</w:t>
+      </w:r>
+      <w:r>
+        <w:t xml:space="preserve"> </w:t>
+      </w:r>
+      <w:r>
+        <w:rPr>
+          <w:bCs/>
+          <w:b/>
+        </w:rPr>
+        <w:t xml:space="preserve">In monstrous form:</w:t>
+      </w:r>
+      <w:r>
+        <w:t xml:space="preserve"> </w:t>
+      </w:r>
+      <w:r>
+        <w:t xml:space="preserve">Body 15, Agility 14, Dodge 13.</w:t>
       </w:r>
     </w:p>
     <w:p>
@@ -19299,7 +19688,7 @@
         <w:t xml:space="preserve"> </w:t>
       </w:r>
       <w:r>
-        <w:t xml:space="preserve">Shooting 16 (Specialty). Trained: Brawling 14, Melee 14, Riding 14, Stealth 14, Athletics 13, Investigation 12, Read People 12, Survival 12, Tracking 12.</w:t>
+        <w:t xml:space="preserve">Riding 16 (Specialty). Trained: Athletics 14, Brawling 14, Melee 14, Shooting 14, Stealth 14, Animal Handling 12, Gambling 10, Survival 10, Tinkering 10, Tracking 10.</w:t>
       </w:r>
     </w:p>
     <w:p>
@@ -19321,7 +19710,7 @@
         <w:t xml:space="preserve"> </w:t>
       </w:r>
       <w:r>
-        <w:t xml:space="preserve">A fine weapon or tool; a fine tool: a Sharps rifle with a telescopic sight (+2 Shooting).</w:t>
+        <w:t xml:space="preserve">Extra Trained skill.</w:t>
       </w:r>
     </w:p>
     <w:p>
@@ -19343,7 +19732,7 @@
         <w:t xml:space="preserve"> </w:t>
       </w:r>
       <w:r>
-        <w:t xml:space="preserve">Unfeeling (origin; companion: Unfinished Business).</w:t>
+        <w:t xml:space="preserve">Wolf’s Nose (origin; companion: The Hunger).</w:t>
       </w:r>
       <w:r>
         <w:t xml:space="preserve"> </w:t>
@@ -19359,7 +19748,7 @@
         <w:t xml:space="preserve"> </w:t>
       </w:r>
       <w:r>
-        <w:t xml:space="preserve">Code of the West; trigger: the easy shot is in someone’s back.</w:t>
+        <w:t xml:space="preserve">Short Fuse; trigger: someone insults you or yours.</w:t>
       </w:r>
     </w:p>
     <w:p>
@@ -19381,7 +19770,7 @@
         <w:t xml:space="preserve"> </w:t>
       </w:r>
       <w:r>
-        <w:t xml:space="preserve">Someone did me wrong, and I mean to settle it.</w:t>
+        <w:t xml:space="preserve">Everything I do is for my family.</w:t>
       </w:r>
       <w:r>
         <w:t xml:space="preserve"> </w:t>
@@ -19397,17 +19786,17 @@
         <w:t xml:space="preserve"> </w:t>
       </w:r>
       <w:r>
-        <w:t xml:space="preserve">Taught Tom Feeney to shoot straight, and still reminds him of it.</w:t>
-      </w:r>
-    </w:p>
-    <w:bookmarkEnd w:id="90"/>
-    <w:bookmarkStart w:id="91" w:name="rev.-abigail-stone"/>
+        <w:t xml:space="preserve">Plays cards with Lucinda Marsh every Saturday, and loses.</w:t>
+      </w:r>
+    </w:p>
+    <w:bookmarkEnd w:id="89"/>
+    <w:bookmarkStart w:id="90" w:name="lucinda-marsh"/>
     <w:p>
       <w:pPr>
         <w:pStyle w:val="Heading2"/>
       </w:pPr>
       <w:r>
-        <w:t xml:space="preserve">Rev. Abigail Stone</w:t>
+        <w:t xml:space="preserve">Lucinda Marsh</w:t>
       </w:r>
     </w:p>
     <w:p>
@@ -19419,13 +19808,13 @@
           <w:iCs/>
           <w:i/>
         </w:rPr>
-        <w:t xml:space="preserve">Circuit preacher, Preacher. Old Money (tier 0).</w:t>
-      </w:r>
-      <w:r>
-        <w:t xml:space="preserve"> </w:t>
-      </w:r>
-      <w:r>
-        <w:t xml:space="preserve">Gave up a Boston fortune for a circuit of mining camps, and preaches with a shotgun across her knees.</w:t>
+        <w:t xml:space="preserve">Professional gambler, Gambler. Practitioner (tier 2); Old hand.</w:t>
+      </w:r>
+      <w:r>
+        <w:t xml:space="preserve"> </w:t>
+      </w:r>
+      <w:r>
+        <w:t xml:space="preserve">Deals faro by night and reads the cards for anyone who’ll pay, and the cards are never wrong.</w:t>
       </w:r>
     </w:p>
     <w:p>
@@ -19447,7 +19836,7 @@
         <w:t xml:space="preserve"> </w:t>
       </w:r>
       <w:r>
-        <w:t xml:space="preserve">Body 9, Agility 10, Intellect 11, Presence 14, Will 12.</w:t>
+        <w:t xml:space="preserve">Body 9, Agility 10, Intellect 13, Presence 12, Will 11.</w:t>
       </w:r>
       <w:r>
         <w:t xml:space="preserve"> </w:t>
@@ -19463,7 +19852,7 @@
         <w:t xml:space="preserve"> </w:t>
       </w:r>
       <w:r>
-        <w:t xml:space="preserve">9.</w:t>
+        <w:t xml:space="preserve">8.</w:t>
       </w:r>
     </w:p>
     <w:p>
@@ -19485,7 +19874,7 @@
         <w:t xml:space="preserve"> </w:t>
       </w:r>
       <w:r>
-        <w:t xml:space="preserve">Persuasion 17 (Specialty). Trained: Leadership 15, Investigation 12, Law 12, Medicine 12, Read People 12, Survival 12, Riding 11, Shooting 11, Athletics 10.</w:t>
+        <w:t xml:space="preserve">Gambling 18 (Expert). Trained: Investigation 14, Occult 14, Read People 14, Deception 13, Persuasion 13, Riding 11, Stealth 11.</w:t>
       </w:r>
     </w:p>
     <w:p>
@@ -19507,7 +19896,7 @@
         <w:t xml:space="preserve"> </w:t>
       </w:r>
       <w:r>
-        <w:t xml:space="preserve">+1 attribute point, Second advantage, A friend; second advantage: Unshakable Courage; a friend: Bishop Harrow, who answers her letters and asks no questions.</w:t>
+        <w:t xml:space="preserve">A friend; a friend: Mae Lin, a faro dealer who hears everything said at her table.</w:t>
       </w:r>
     </w:p>
     <w:p>
@@ -19529,7 +19918,7 @@
         <w:t xml:space="preserve"> </w:t>
       </w:r>
       <w:r>
-        <w:t xml:space="preserve">Hellfire Preacher.</w:t>
+        <w:t xml:space="preserve">Cunning Folk (origin; companion: Old Superstitions).</w:t>
       </w:r>
       <w:r>
         <w:t xml:space="preserve"> </w:t>
@@ -19545,7 +19934,7 @@
         <w:t xml:space="preserve"> </w:t>
       </w:r>
       <w:r>
-        <w:t xml:space="preserve">Protects Others at Personal Risk; trigger: townsfolk are caught in the crossfire.</w:t>
+        <w:t xml:space="preserve">Owes the Wrong People; trigger: a collector arrives.</w:t>
       </w:r>
     </w:p>
     <w:p>
@@ -19567,7 +19956,7 @@
         <w:t xml:space="preserve"> </w:t>
       </w:r>
       <w:r>
-        <w:t xml:space="preserve">The Lord sent me here for a reason, and I believe this is it.</w:t>
+        <w:t xml:space="preserve">There’s money out here for anyone with nerve enough to take it.</w:t>
       </w:r>
       <w:r>
         <w:t xml:space="preserve"> </w:t>
@@ -19583,12 +19972,384 @@
         <w:t xml:space="preserve"> </w:t>
       </w:r>
       <w:r>
+        <w:t xml:space="preserve">Owes Ruth Calloway a favor for a warrant that went missing.</w:t>
+      </w:r>
+    </w:p>
+    <w:bookmarkEnd w:id="90"/>
+    <w:bookmarkStart w:id="91" w:name="isaiah-booker"/>
+    <w:p>
+      <w:pPr>
+        <w:pStyle w:val="Heading2"/>
+      </w:pPr>
+      <w:r>
+        <w:t xml:space="preserve">Isaiah Booker</w:t>
+      </w:r>
+    </w:p>
+    <w:p>
+      <w:pPr>
+        <w:pStyle w:val="FirstParagraph"/>
+      </w:pPr>
+      <w:r>
+        <w:rPr>
+          <w:iCs/>
+          <w:i/>
+        </w:rPr>
+        <w:t xml:space="preserve">Bounty hunter, Bounty Hunter. Revenant (tier 2).</w:t>
+      </w:r>
+      <w:r>
+        <w:t xml:space="preserve"> </w:t>
+      </w:r>
+      <w:r>
+        <w:t xml:space="preserve">Shot in the back in ’69 by the gang he was hunting. He got up again, and he’s still hunting them.</w:t>
+      </w:r>
+    </w:p>
+    <w:p>
+      <w:pPr>
+        <w:numPr>
+          <w:ilvl w:val="0"/>
+          <w:numId w:val="1024"/>
+        </w:numPr>
+        <w:pStyle w:val="Compact"/>
+      </w:pPr>
+      <w:r>
+        <w:rPr>
+          <w:bCs/>
+          <w:b/>
+        </w:rPr>
+        <w:t xml:space="preserve">Attributes:</w:t>
+      </w:r>
+      <w:r>
+        <w:t xml:space="preserve"> </w:t>
+      </w:r>
+      <w:r>
+        <w:t xml:space="preserve">Body 12, Agility 13, Intellect 11, Presence 8, Will 11.</w:t>
+      </w:r>
+      <w:r>
+        <w:t xml:space="preserve"> </w:t>
+      </w:r>
+      <w:r>
+        <w:rPr>
+          <w:bCs/>
+          <w:b/>
+        </w:rPr>
+        <w:t xml:space="preserve">Dodge</w:t>
+      </w:r>
+      <w:r>
+        <w:t xml:space="preserve"> </w:t>
+      </w:r>
+      <w:r>
+        <w:t xml:space="preserve">12.</w:t>
+      </w:r>
+    </w:p>
+    <w:p>
+      <w:pPr>
+        <w:numPr>
+          <w:ilvl w:val="0"/>
+          <w:numId w:val="1024"/>
+        </w:numPr>
+        <w:pStyle w:val="Compact"/>
+      </w:pPr>
+      <w:r>
+        <w:rPr>
+          <w:bCs/>
+          <w:b/>
+        </w:rPr>
+        <w:t xml:space="preserve">Skills:</w:t>
+      </w:r>
+      <w:r>
+        <w:t xml:space="preserve"> </w:t>
+      </w:r>
+      <w:r>
+        <w:t xml:space="preserve">Shooting 16 (Specialty). Trained: Brawling 14, Melee 14, Riding 14, Stealth 14, Athletics 13, Investigation 12, Read People 12, Survival 12, Tracking 12.</w:t>
+      </w:r>
+    </w:p>
+    <w:p>
+      <w:pPr>
+        <w:numPr>
+          <w:ilvl w:val="0"/>
+          <w:numId w:val="1024"/>
+        </w:numPr>
+        <w:pStyle w:val="Compact"/>
+      </w:pPr>
+      <w:r>
+        <w:rPr>
+          <w:bCs/>
+          <w:b/>
+        </w:rPr>
+        <w:t xml:space="preserve">Edges:</w:t>
+      </w:r>
+      <w:r>
+        <w:t xml:space="preserve"> </w:t>
+      </w:r>
+      <w:r>
+        <w:t xml:space="preserve">A fine weapon or tool; a fine tool: a Sharps rifle with a telescopic sight (+2 Shooting).</w:t>
+      </w:r>
+    </w:p>
+    <w:p>
+      <w:pPr>
+        <w:numPr>
+          <w:ilvl w:val="0"/>
+          <w:numId w:val="1024"/>
+        </w:numPr>
+        <w:pStyle w:val="Compact"/>
+      </w:pPr>
+      <w:r>
+        <w:rPr>
+          <w:bCs/>
+          <w:b/>
+        </w:rPr>
+        <w:t xml:space="preserve">Advantage:</w:t>
+      </w:r>
+      <w:r>
+        <w:t xml:space="preserve"> </w:t>
+      </w:r>
+      <w:r>
+        <w:t xml:space="preserve">Unfeeling (origin; companion: Unfinished Business).</w:t>
+      </w:r>
+      <w:r>
+        <w:t xml:space="preserve"> </w:t>
+      </w:r>
+      <w:r>
+        <w:rPr>
+          <w:bCs/>
+          <w:b/>
+        </w:rPr>
+        <w:t xml:space="preserve">Complication:</w:t>
+      </w:r>
+      <w:r>
+        <w:t xml:space="preserve"> </w:t>
+      </w:r>
+      <w:r>
+        <w:t xml:space="preserve">Code of the West; trigger: the easy shot is in someone’s back.</w:t>
+      </w:r>
+    </w:p>
+    <w:p>
+      <w:pPr>
+        <w:numPr>
+          <w:ilvl w:val="0"/>
+          <w:numId w:val="1024"/>
+        </w:numPr>
+        <w:pStyle w:val="Compact"/>
+      </w:pPr>
+      <w:r>
+        <w:rPr>
+          <w:bCs/>
+          <w:b/>
+        </w:rPr>
+        <w:t xml:space="preserve">Why I face the dark:</w:t>
+      </w:r>
+      <w:r>
+        <w:t xml:space="preserve"> </w:t>
+      </w:r>
+      <w:r>
+        <w:t xml:space="preserve">Someone did me wrong, and I mean to settle it.</w:t>
+      </w:r>
+      <w:r>
+        <w:t xml:space="preserve"> </w:t>
+      </w:r>
+      <w:r>
+        <w:rPr>
+          <w:bCs/>
+          <w:b/>
+        </w:rPr>
+        <w:t xml:space="preserve">Connection:</w:t>
+      </w:r>
+      <w:r>
+        <w:t xml:space="preserve"> </w:t>
+      </w:r>
+      <w:r>
+        <w:t xml:space="preserve">Taught Tom Feeney to shoot straight, and still reminds him of it.</w:t>
+      </w:r>
+    </w:p>
+    <w:bookmarkEnd w:id="91"/>
+    <w:bookmarkStart w:id="92" w:name="rev.-abigail-stone"/>
+    <w:p>
+      <w:pPr>
+        <w:pStyle w:val="Heading2"/>
+      </w:pPr>
+      <w:r>
+        <w:t xml:space="preserve">Rev. Abigail Stone</w:t>
+      </w:r>
+    </w:p>
+    <w:p>
+      <w:pPr>
+        <w:pStyle w:val="FirstParagraph"/>
+      </w:pPr>
+      <w:r>
+        <w:rPr>
+          <w:iCs/>
+          <w:i/>
+        </w:rPr>
+        <w:t xml:space="preserve">Circuit preacher, Preacher. Old Money (tier 0).</w:t>
+      </w:r>
+      <w:r>
+        <w:t xml:space="preserve"> </w:t>
+      </w:r>
+      <w:r>
+        <w:t xml:space="preserve">Gave up a Boston fortune for a circuit of mining camps, and preaches with a shotgun across her knees.</w:t>
+      </w:r>
+    </w:p>
+    <w:p>
+      <w:pPr>
+        <w:numPr>
+          <w:ilvl w:val="0"/>
+          <w:numId w:val="1025"/>
+        </w:numPr>
+        <w:pStyle w:val="Compact"/>
+      </w:pPr>
+      <w:r>
+        <w:rPr>
+          <w:bCs/>
+          <w:b/>
+        </w:rPr>
+        <w:t xml:space="preserve">Attributes:</w:t>
+      </w:r>
+      <w:r>
+        <w:t xml:space="preserve"> </w:t>
+      </w:r>
+      <w:r>
+        <w:t xml:space="preserve">Body 9, Agility 10, Intellect 11, Presence 14, Will 12.</w:t>
+      </w:r>
+      <w:r>
+        <w:t xml:space="preserve"> </w:t>
+      </w:r>
+      <w:r>
+        <w:rPr>
+          <w:bCs/>
+          <w:b/>
+        </w:rPr>
+        <w:t xml:space="preserve">Dodge</w:t>
+      </w:r>
+      <w:r>
+        <w:t xml:space="preserve"> </w:t>
+      </w:r>
+      <w:r>
+        <w:t xml:space="preserve">9.</w:t>
+      </w:r>
+    </w:p>
+    <w:p>
+      <w:pPr>
+        <w:numPr>
+          <w:ilvl w:val="0"/>
+          <w:numId w:val="1025"/>
+        </w:numPr>
+        <w:pStyle w:val="Compact"/>
+      </w:pPr>
+      <w:r>
+        <w:rPr>
+          <w:bCs/>
+          <w:b/>
+        </w:rPr>
+        <w:t xml:space="preserve">Skills:</w:t>
+      </w:r>
+      <w:r>
+        <w:t xml:space="preserve"> </w:t>
+      </w:r>
+      <w:r>
+        <w:t xml:space="preserve">Persuasion 17 (Specialty). Trained: Leadership 15, Investigation 12, Law 12, Medicine 12, Read People 12, Survival 12, Riding 11, Shooting 11, Athletics 10.</w:t>
+      </w:r>
+    </w:p>
+    <w:p>
+      <w:pPr>
+        <w:numPr>
+          <w:ilvl w:val="0"/>
+          <w:numId w:val="1025"/>
+        </w:numPr>
+        <w:pStyle w:val="Compact"/>
+      </w:pPr>
+      <w:r>
+        <w:rPr>
+          <w:bCs/>
+          <w:b/>
+        </w:rPr>
+        <w:t xml:space="preserve">Edges:</w:t>
+      </w:r>
+      <w:r>
+        <w:t xml:space="preserve"> </w:t>
+      </w:r>
+      <w:r>
+        <w:t xml:space="preserve">+1 attribute point, Second advantage, A friend; second advantage: Unshakable Courage; a friend: Bishop Harrow, who answers her letters and asks no questions.</w:t>
+      </w:r>
+    </w:p>
+    <w:p>
+      <w:pPr>
+        <w:numPr>
+          <w:ilvl w:val="0"/>
+          <w:numId w:val="1025"/>
+        </w:numPr>
+        <w:pStyle w:val="Compact"/>
+      </w:pPr>
+      <w:r>
+        <w:rPr>
+          <w:bCs/>
+          <w:b/>
+        </w:rPr>
+        <w:t xml:space="preserve">Advantage:</w:t>
+      </w:r>
+      <w:r>
+        <w:t xml:space="preserve"> </w:t>
+      </w:r>
+      <w:r>
+        <w:t xml:space="preserve">Hellfire Preacher.</w:t>
+      </w:r>
+      <w:r>
+        <w:t xml:space="preserve"> </w:t>
+      </w:r>
+      <w:r>
+        <w:rPr>
+          <w:bCs/>
+          <w:b/>
+        </w:rPr>
+        <w:t xml:space="preserve">Complication:</w:t>
+      </w:r>
+      <w:r>
+        <w:t xml:space="preserve"> </w:t>
+      </w:r>
+      <w:r>
+        <w:t xml:space="preserve">Protects Others at Personal Risk; trigger: townsfolk are caught in the crossfire.</w:t>
+      </w:r>
+    </w:p>
+    <w:p>
+      <w:pPr>
+        <w:numPr>
+          <w:ilvl w:val="0"/>
+          <w:numId w:val="1025"/>
+        </w:numPr>
+        <w:pStyle w:val="Compact"/>
+      </w:pPr>
+      <w:r>
+        <w:rPr>
+          <w:bCs/>
+          <w:b/>
+        </w:rPr>
+        <w:t xml:space="preserve">Why I face the dark:</w:t>
+      </w:r>
+      <w:r>
+        <w:t xml:space="preserve"> </w:t>
+      </w:r>
+      <w:r>
+        <w:t xml:space="preserve">The Lord sent me here for a reason, and I believe this is it.</w:t>
+      </w:r>
+      <w:r>
+        <w:t xml:space="preserve"> </w:t>
+      </w:r>
+      <w:r>
+        <w:rPr>
+          <w:bCs/>
+          <w:b/>
+        </w:rPr>
+        <w:t xml:space="preserve">Connection:</w:t>
+      </w:r>
+      <w:r>
+        <w:t xml:space="preserve"> </w:t>
+      </w:r>
+      <w:r>
         <w:t xml:space="preserve">Keeps Dr. Webb’s secret, and his whiskey hidden.</w:t>
       </w:r>
     </w:p>
-    <w:bookmarkEnd w:id="91"/>
     <w:bookmarkEnd w:id="92"/>
-    <w:bookmarkStart w:id="93" w:name="advantages"/>
+    <w:bookmarkEnd w:id="93"/>
+    <w:bookmarkStart w:id="94" w:name="advantages"/>
     <w:p>
       <w:pPr>
         <w:pStyle w:val="Heading1"/>
@@ -20410,8 +21171,8 @@
         <w:t xml:space="preserve">A badge is legal authority, not a magic word: outlaws and the powerful don’t always care about it, and it carries a duty. Your superiors can give you orders, and abusing the badge or failing in your duty can cost you it. Law callings (Marshal, Deputy) usually take one, as their advantage or as a second advantage Edge. A Pinkerton detective takes Pinkerton Credentials instead: the agency’s reach and files, but no badge.</w:t>
       </w:r>
     </w:p>
-    <w:bookmarkEnd w:id="93"/>
-    <w:bookmarkStart w:id="109" w:name="origins"/>
+    <w:bookmarkEnd w:id="94"/>
+    <w:bookmarkStart w:id="110" w:name="origins"/>
     <w:p>
       <w:pPr>
         <w:pStyle w:val="Heading1"/>
@@ -21401,7 +22162,7 @@
         </w:tc>
       </w:tr>
     </w:tbl>
-    <w:bookmarkStart w:id="94" w:name="shared-rules"/>
+    <w:bookmarkStart w:id="95" w:name="shared-rules"/>
     <w:p>
       <w:pPr>
         <w:pStyle w:val="Heading2"/>
@@ -21603,8 +22364,8 @@
         </w:tc>
       </w:tr>
     </w:tbl>
-    <w:bookmarkEnd w:id="94"/>
-    <w:bookmarkStart w:id="95" w:name="city-bred"/>
+    <w:bookmarkEnd w:id="95"/>
+    <w:bookmarkStart w:id="96" w:name="city-bred"/>
     <w:p>
       <w:pPr>
         <w:pStyle w:val="Heading2"/>
@@ -21855,8 +22616,8 @@
         </w:tc>
       </w:tr>
     </w:tbl>
-    <w:bookmarkEnd w:id="95"/>
-    <w:bookmarkStart w:id="96" w:name="drifter"/>
+    <w:bookmarkEnd w:id="96"/>
+    <w:bookmarkStart w:id="97" w:name="drifter"/>
     <w:p>
       <w:pPr>
         <w:pStyle w:val="Heading2"/>
@@ -22107,8 +22868,8 @@
         </w:tc>
       </w:tr>
     </w:tbl>
-    <w:bookmarkEnd w:id="96"/>
-    <w:bookmarkStart w:id="97" w:name="frontier-born"/>
+    <w:bookmarkEnd w:id="97"/>
+    <w:bookmarkStart w:id="98" w:name="frontier-born"/>
     <w:p>
       <w:pPr>
         <w:pStyle w:val="Heading2"/>
@@ -22359,8 +23120,8 @@
         </w:tc>
       </w:tr>
     </w:tbl>
-    <w:bookmarkEnd w:id="97"/>
-    <w:bookmarkStart w:id="98" w:name="immigrant"/>
+    <w:bookmarkEnd w:id="98"/>
+    <w:bookmarkStart w:id="99" w:name="immigrant"/>
     <w:p>
       <w:pPr>
         <w:pStyle w:val="Heading2"/>
@@ -22611,8 +23372,8 @@
         </w:tc>
       </w:tr>
     </w:tbl>
-    <w:bookmarkEnd w:id="98"/>
-    <w:bookmarkStart w:id="99" w:name="old-money"/>
+    <w:bookmarkEnd w:id="99"/>
+    <w:bookmarkStart w:id="100" w:name="old-money"/>
     <w:p>
       <w:pPr>
         <w:pStyle w:val="Heading2"/>
@@ -22863,8 +23624,8 @@
         </w:tc>
       </w:tr>
     </w:tbl>
-    <w:bookmarkEnd w:id="99"/>
-    <w:bookmarkStart w:id="100" w:name="railroad-hand"/>
+    <w:bookmarkEnd w:id="100"/>
+    <w:bookmarkStart w:id="101" w:name="railroad-hand"/>
     <w:p>
       <w:pPr>
         <w:pStyle w:val="Heading2"/>
@@ -23115,8 +23876,8 @@
         </w:tc>
       </w:tr>
     </w:tbl>
-    <w:bookmarkEnd w:id="100"/>
-    <w:bookmarkStart w:id="101" w:name="war-veteran"/>
+    <w:bookmarkEnd w:id="101"/>
+    <w:bookmarkStart w:id="102" w:name="war-veteran"/>
     <w:p>
       <w:pPr>
         <w:pStyle w:val="Heading2"/>
@@ -23367,8 +24128,8 @@
         </w:tc>
       </w:tr>
     </w:tbl>
-    <w:bookmarkEnd w:id="101"/>
-    <w:bookmarkStart w:id="102" w:name="sighted"/>
+    <w:bookmarkEnd w:id="102"/>
+    <w:bookmarkStart w:id="103" w:name="sighted"/>
     <w:p>
       <w:pPr>
         <w:pStyle w:val="Heading2"/>
@@ -23413,7 +24174,7 @@
       <w:pPr>
         <w:numPr>
           <w:ilvl w:val="0"/>
-          <w:numId w:val="1024"/>
+          <w:numId w:val="1026"/>
         </w:numPr>
         <w:pStyle w:val="Compact"/>
       </w:pPr>
@@ -23643,8 +24404,8 @@
         </w:tc>
       </w:tr>
     </w:tbl>
-    <w:bookmarkEnd w:id="102"/>
-    <w:bookmarkStart w:id="103" w:name="dhampir"/>
+    <w:bookmarkEnd w:id="103"/>
+    <w:bookmarkStart w:id="104" w:name="dhampir"/>
     <w:p>
       <w:pPr>
         <w:pStyle w:val="Heading2"/>
@@ -23689,7 +24450,7 @@
       <w:pPr>
         <w:numPr>
           <w:ilvl w:val="0"/>
-          <w:numId w:val="1025"/>
+          <w:numId w:val="1027"/>
         </w:numPr>
         <w:pStyle w:val="Compact"/>
       </w:pPr>
@@ -23701,7 +24462,7 @@
       <w:pPr>
         <w:numPr>
           <w:ilvl w:val="0"/>
-          <w:numId w:val="1025"/>
+          <w:numId w:val="1027"/>
         </w:numPr>
         <w:pStyle w:val="Compact"/>
       </w:pPr>
@@ -23713,7 +24474,7 @@
       <w:pPr>
         <w:numPr>
           <w:ilvl w:val="0"/>
-          <w:numId w:val="1025"/>
+          <w:numId w:val="1027"/>
         </w:numPr>
         <w:pStyle w:val="Compact"/>
       </w:pPr>
@@ -23943,8 +24704,8 @@
         </w:tc>
       </w:tr>
     </w:tbl>
-    <w:bookmarkEnd w:id="103"/>
-    <w:bookmarkStart w:id="104" w:name="practitioner"/>
+    <w:bookmarkEnd w:id="104"/>
+    <w:bookmarkStart w:id="105" w:name="practitioner"/>
     <w:p>
       <w:pPr>
         <w:pStyle w:val="Heading2"/>
@@ -23989,7 +24750,7 @@
       <w:pPr>
         <w:numPr>
           <w:ilvl w:val="0"/>
-          <w:numId w:val="1026"/>
+          <w:numId w:val="1028"/>
         </w:numPr>
         <w:pStyle w:val="Compact"/>
       </w:pPr>
@@ -24001,7 +24762,7 @@
       <w:pPr>
         <w:numPr>
           <w:ilvl w:val="0"/>
-          <w:numId w:val="1026"/>
+          <w:numId w:val="1028"/>
         </w:numPr>
         <w:pStyle w:val="Compact"/>
       </w:pPr>
@@ -24013,7 +24774,7 @@
       <w:pPr>
         <w:numPr>
           <w:ilvl w:val="0"/>
-          <w:numId w:val="1026"/>
+          <w:numId w:val="1028"/>
         </w:numPr>
         <w:pStyle w:val="Compact"/>
       </w:pPr>
@@ -24615,8 +25376,8 @@
         </w:tc>
       </w:tr>
     </w:tbl>
-    <w:bookmarkEnd w:id="104"/>
-    <w:bookmarkStart w:id="105" w:name="revenant"/>
+    <w:bookmarkEnd w:id="105"/>
+    <w:bookmarkStart w:id="106" w:name="revenant"/>
     <w:p>
       <w:pPr>
         <w:pStyle w:val="Heading2"/>
@@ -24661,7 +25422,7 @@
       <w:pPr>
         <w:numPr>
           <w:ilvl w:val="0"/>
-          <w:numId w:val="1027"/>
+          <w:numId w:val="1029"/>
         </w:numPr>
         <w:pStyle w:val="Compact"/>
       </w:pPr>
@@ -24673,7 +25434,7 @@
       <w:pPr>
         <w:numPr>
           <w:ilvl w:val="0"/>
-          <w:numId w:val="1027"/>
+          <w:numId w:val="1029"/>
         </w:numPr>
         <w:pStyle w:val="Compact"/>
       </w:pPr>
@@ -24685,7 +25446,7 @@
       <w:pPr>
         <w:numPr>
           <w:ilvl w:val="0"/>
-          <w:numId w:val="1027"/>
+          <w:numId w:val="1029"/>
         </w:numPr>
         <w:pStyle w:val="Compact"/>
       </w:pPr>
@@ -24915,8 +25676,8 @@
         </w:tc>
       </w:tr>
     </w:tbl>
-    <w:bookmarkEnd w:id="105"/>
-    <w:bookmarkStart w:id="106" w:name="werewolf"/>
+    <w:bookmarkEnd w:id="106"/>
+    <w:bookmarkStart w:id="107" w:name="werewolf"/>
     <w:p>
       <w:pPr>
         <w:pStyle w:val="Heading2"/>
@@ -24961,7 +25722,7 @@
       <w:pPr>
         <w:numPr>
           <w:ilvl w:val="0"/>
-          <w:numId w:val="1028"/>
+          <w:numId w:val="1030"/>
         </w:numPr>
         <w:pStyle w:val="Compact"/>
       </w:pPr>
@@ -24973,7 +25734,7 @@
       <w:pPr>
         <w:numPr>
           <w:ilvl w:val="0"/>
-          <w:numId w:val="1028"/>
+          <w:numId w:val="1030"/>
         </w:numPr>
         <w:pStyle w:val="Compact"/>
       </w:pPr>
@@ -24985,7 +25746,7 @@
       <w:pPr>
         <w:numPr>
           <w:ilvl w:val="0"/>
-          <w:numId w:val="1028"/>
+          <w:numId w:val="1030"/>
         </w:numPr>
         <w:pStyle w:val="Compact"/>
       </w:pPr>
@@ -25249,8 +26010,8 @@
         </w:tc>
       </w:tr>
     </w:tbl>
-    <w:bookmarkEnd w:id="106"/>
-    <w:bookmarkStart w:id="107" w:name="pact-bound"/>
+    <w:bookmarkEnd w:id="107"/>
+    <w:bookmarkStart w:id="108" w:name="pact-bound"/>
     <w:p>
       <w:pPr>
         <w:pStyle w:val="Heading2"/>
@@ -25295,7 +26056,7 @@
       <w:pPr>
         <w:numPr>
           <w:ilvl w:val="0"/>
-          <w:numId w:val="1029"/>
+          <w:numId w:val="1031"/>
         </w:numPr>
         <w:pStyle w:val="Compact"/>
       </w:pPr>
@@ -25307,7 +26068,7 @@
       <w:pPr>
         <w:numPr>
           <w:ilvl w:val="0"/>
-          <w:numId w:val="1029"/>
+          <w:numId w:val="1031"/>
         </w:numPr>
         <w:pStyle w:val="Compact"/>
       </w:pPr>
@@ -25319,7 +26080,7 @@
       <w:pPr>
         <w:numPr>
           <w:ilvl w:val="0"/>
-          <w:numId w:val="1029"/>
+          <w:numId w:val="1031"/>
         </w:numPr>
         <w:pStyle w:val="Compact"/>
       </w:pPr>
@@ -25549,8 +26310,8 @@
         </w:tc>
       </w:tr>
     </w:tbl>
-    <w:bookmarkEnd w:id="107"/>
-    <w:bookmarkStart w:id="108" w:name="vampire"/>
+    <w:bookmarkEnd w:id="108"/>
+    <w:bookmarkStart w:id="109" w:name="vampire"/>
     <w:p>
       <w:pPr>
         <w:pStyle w:val="Heading2"/>
@@ -25595,7 +26356,7 @@
       <w:pPr>
         <w:numPr>
           <w:ilvl w:val="0"/>
-          <w:numId w:val="1030"/>
+          <w:numId w:val="1032"/>
         </w:numPr>
         <w:pStyle w:val="Compact"/>
       </w:pPr>
@@ -25607,7 +26368,7 @@
       <w:pPr>
         <w:numPr>
           <w:ilvl w:val="0"/>
-          <w:numId w:val="1030"/>
+          <w:numId w:val="1032"/>
         </w:numPr>
         <w:pStyle w:val="Compact"/>
       </w:pPr>
@@ -25619,7 +26380,7 @@
       <w:pPr>
         <w:numPr>
           <w:ilvl w:val="0"/>
-          <w:numId w:val="1030"/>
+          <w:numId w:val="1032"/>
         </w:numPr>
         <w:pStyle w:val="Compact"/>
       </w:pPr>
@@ -25631,7 +26392,7 @@
       <w:pPr>
         <w:numPr>
           <w:ilvl w:val="0"/>
-          <w:numId w:val="1030"/>
+          <w:numId w:val="1032"/>
         </w:numPr>
         <w:pStyle w:val="Compact"/>
       </w:pPr>
@@ -25895,9 +26656,9 @@
         </w:tc>
       </w:tr>
     </w:tbl>
-    <w:bookmarkEnd w:id="108"/>
     <w:bookmarkEnd w:id="109"/>
-    <w:bookmarkStart w:id="120" w:name="making-your-own"/>
+    <w:bookmarkEnd w:id="110"/>
+    <w:bookmarkStart w:id="121" w:name="making-your-own"/>
     <w:p>
       <w:pPr>
         <w:pStyle w:val="Heading1"/>
@@ -25930,7 +26691,7 @@
         <w:t xml:space="preserve">option at the end of each list, and its checklist holds a custom choice to the same rules as everything else.</w:t>
       </w:r>
     </w:p>
-    <w:bookmarkStart w:id="110" w:name="a-custom-calling"/>
+    <w:bookmarkStart w:id="111" w:name="a-custom-calling"/>
     <w:p>
       <w:pPr>
         <w:pStyle w:val="Heading2"/>
@@ -25951,7 +26712,7 @@
       <w:pPr>
         <w:numPr>
           <w:ilvl w:val="0"/>
-          <w:numId w:val="1031"/>
+          <w:numId w:val="1033"/>
         </w:numPr>
         <w:pStyle w:val="Compact"/>
       </w:pPr>
@@ -25997,7 +26758,7 @@
       <w:pPr>
         <w:numPr>
           <w:ilvl w:val="0"/>
-          <w:numId w:val="1031"/>
+          <w:numId w:val="1033"/>
         </w:numPr>
         <w:pStyle w:val="Compact"/>
       </w:pPr>
@@ -26019,7 +26780,7 @@
       <w:pPr>
         <w:numPr>
           <w:ilvl w:val="0"/>
-          <w:numId w:val="1031"/>
+          <w:numId w:val="1033"/>
         </w:numPr>
         <w:pStyle w:val="Compact"/>
       </w:pPr>
@@ -26041,7 +26802,7 @@
       <w:pPr>
         <w:numPr>
           <w:ilvl w:val="0"/>
-          <w:numId w:val="1031"/>
+          <w:numId w:val="1033"/>
         </w:numPr>
         <w:pStyle w:val="Compact"/>
       </w:pPr>
@@ -26106,8 +26867,8 @@
         <w:t xml:space="preserve">.</w:t>
       </w:r>
     </w:p>
-    <w:bookmarkEnd w:id="110"/>
-    <w:bookmarkStart w:id="119" w:name="a-custom-origin"/>
+    <w:bookmarkEnd w:id="111"/>
+    <w:bookmarkStart w:id="120" w:name="a-custom-origin"/>
     <w:p>
       <w:pPr>
         <w:pStyle w:val="Heading2"/>
@@ -26124,7 +26885,7 @@
         <w:t xml:space="preserve">Build it with the GM, one step at a time.</w:t>
       </w:r>
     </w:p>
-    <w:bookmarkStart w:id="111" w:name="the-concept"/>
+    <w:bookmarkStart w:id="112" w:name="the-concept"/>
     <w:p>
       <w:pPr>
         <w:pStyle w:val="Heading3"/>
@@ -26141,8 +26902,8 @@
         <w:t xml:space="preserve">Two or three sentences: where they come from, what sets them apart, and how others see them. It should be something the origins in this book don’t already cover.</w:t>
       </w:r>
     </w:p>
-    <w:bookmarkEnd w:id="111"/>
-    <w:bookmarkStart w:id="112" w:name="the-tier"/>
+    <w:bookmarkEnd w:id="112"/>
+    <w:bookmarkStart w:id="113" w:name="the-tier"/>
     <w:p>
       <w:pPr>
         <w:pStyle w:val="Heading3"/>
@@ -26439,8 +27200,8 @@
         <w:t xml:space="preserve">When in doubt, choose the higher tier.</w:t>
       </w:r>
     </w:p>
-    <w:bookmarkEnd w:id="112"/>
-    <w:bookmarkStart w:id="113" w:name="attribute-adjustments"/>
+    <w:bookmarkEnd w:id="113"/>
+    <w:bookmarkStart w:id="114" w:name="attribute-adjustments"/>
     <w:p>
       <w:pPr>
         <w:pStyle w:val="Heading3"/>
@@ -26486,8 +27247,8 @@
         <w:t xml:space="preserve">: a +2 needs a −2 or two −1s. The adjustments move the attribute’s base (+1 starts it at 11) and raise its starting maximum (13 plus the bonus). Most origins change two to four attributes.</w:t>
       </w:r>
     </w:p>
-    <w:bookmarkEnd w:id="113"/>
-    <w:bookmarkStart w:id="114" w:name="core-rules-tier-1-and-up"/>
+    <w:bookmarkEnd w:id="114"/>
+    <w:bookmarkStart w:id="115" w:name="core-rules-tier-1-and-up"/>
     <w:p>
       <w:pPr>
         <w:pStyle w:val="Heading3"/>
@@ -26504,8 +27265,8 @@
         <w:t xml:space="preserve">One to three short rules that always apply: what they can do (see in the dark, resist cold, a free Trained skill) and what it costs (a weakness, a people’s distrust, a hazard they can’t abide). A strength with no drawback is worth more than it looks, so price it a tier higher.</w:t>
       </w:r>
     </w:p>
-    <w:bookmarkEnd w:id="114"/>
-    <w:bookmarkStart w:id="115" w:name="origin-advantages"/>
+    <w:bookmarkEnd w:id="115"/>
+    <w:bookmarkStart w:id="116" w:name="origin-advantages"/>
     <w:p>
       <w:pPr>
         <w:pStyle w:val="Heading3"/>
@@ -26560,8 +27321,8 @@
         <w:t xml:space="preserve">: a problem the trait causes, with a clear trigger and a real consequence, which earns a Grit point when it bites, like any complication. A character takes one advantage, general or origin, so make them distinct choices.</w:t>
       </w:r>
     </w:p>
-    <w:bookmarkEnd w:id="115"/>
-    <w:bookmarkStart w:id="116" w:name="an-alternate-form-optional-tier-2-or-3"/>
+    <w:bookmarkEnd w:id="116"/>
+    <w:bookmarkStart w:id="117" w:name="an-alternate-form-optional-tier-2-or-3"/>
     <w:p>
       <w:pPr>
         <w:pStyle w:val="Heading3"/>
@@ -26594,8 +27355,8 @@
         <w:t xml:space="preserve">apply.</w:t>
       </w:r>
     </w:p>
-    <w:bookmarkEnd w:id="116"/>
-    <w:bookmarkStart w:id="117" w:name="in-the-creator"/>
+    <w:bookmarkEnd w:id="117"/>
+    <w:bookmarkStart w:id="118" w:name="in-the-creator"/>
     <w:p>
       <w:pPr>
         <w:pStyle w:val="Heading3"/>
@@ -26608,7 +27369,7 @@
       <w:pPr>
         <w:numPr>
           <w:ilvl w:val="0"/>
-          <w:numId w:val="1032"/>
+          <w:numId w:val="1034"/>
         </w:numPr>
         <w:pStyle w:val="Compact"/>
       </w:pPr>
@@ -26636,7 +27397,7 @@
       <w:pPr>
         <w:numPr>
           <w:ilvl w:val="0"/>
-          <w:numId w:val="1032"/>
+          <w:numId w:val="1034"/>
         </w:numPr>
         <w:pStyle w:val="Compact"/>
       </w:pPr>
@@ -26648,7 +27409,7 @@
       <w:pPr>
         <w:numPr>
           <w:ilvl w:val="0"/>
-          <w:numId w:val="1032"/>
+          <w:numId w:val="1034"/>
         </w:numPr>
         <w:pStyle w:val="Compact"/>
       </w:pPr>
@@ -26676,7 +27437,7 @@
       <w:pPr>
         <w:numPr>
           <w:ilvl w:val="0"/>
-          <w:numId w:val="1032"/>
+          <w:numId w:val="1034"/>
         </w:numPr>
         <w:pStyle w:val="Compact"/>
       </w:pPr>
@@ -26700,8 +27461,8 @@
         <w:t xml:space="preserve">and enter the advantage and its companion complication.</w:t>
       </w:r>
     </w:p>
-    <w:bookmarkEnd w:id="117"/>
-    <w:bookmarkStart w:id="118" w:name="example"/>
+    <w:bookmarkEnd w:id="118"/>
+    <w:bookmarkStart w:id="119" w:name="example"/>
     <w:p>
       <w:pPr>
         <w:pStyle w:val="Heading3"/>
@@ -26806,10 +27567,10 @@
         <w:t xml:space="preserve">: something from the other side follows you; when it matters, accept the chill, the stopped clock or the panicked horse.</w:t>
       </w:r>
     </w:p>
-    <w:bookmarkEnd w:id="118"/>
     <w:bookmarkEnd w:id="119"/>
     <w:bookmarkEnd w:id="120"/>
-    <w:bookmarkStart w:id="121" w:name="complications"/>
+    <w:bookmarkEnd w:id="121"/>
+    <w:bookmarkStart w:id="122" w:name="complications"/>
     <w:p>
       <w:pPr>
         <w:pStyle w:val="Heading1"/>
@@ -27514,8 +28275,8 @@
         </w:tc>
       </w:tr>
     </w:tbl>
-    <w:bookmarkEnd w:id="121"/>
-    <w:bookmarkStart w:id="123" w:name="quick-reference"/>
+    <w:bookmarkEnd w:id="122"/>
+    <w:bookmarkStart w:id="124" w:name="quick-reference"/>
     <w:p>
       <w:pPr>
         <w:pStyle w:val="Heading1"/>
@@ -27706,7 +28467,7 @@
       <w:r>
         <w:t xml:space="preserve"> </w:t>
       </w:r>
-      <w:hyperlink r:id="rId122">
+      <w:hyperlink r:id="rId123">
         <w:r>
           <w:rPr>
             <w:rStyle w:val="Hyperlink"/>
@@ -27718,7 +28479,7 @@
         <w:t xml:space="preserve">. You may share, adapt, and use it for any purpose, including commercially, as long as you give appropriate credit to the author.</w:t>
       </w:r>
     </w:p>
-    <w:bookmarkEnd w:id="123"/>
+    <w:bookmarkEnd w:id="124"/>
     <w:sectPr/>
   </w:body>
 </w:document>
@@ -28080,34 +28841,7 @@
     <w:abstractNumId w:val="991"/>
   </w:num>
   <w:num w:numId="1013">
-    <w:abstractNumId w:val="99411"/>
-    <w:lvlOverride w:ilvl="0">
-      <w:startOverride w:val="1"/>
-    </w:lvlOverride>
-    <w:lvlOverride w:ilvl="1">
-      <w:startOverride w:val="1"/>
-    </w:lvlOverride>
-    <w:lvlOverride w:ilvl="2">
-      <w:startOverride w:val="1"/>
-    </w:lvlOverride>
-    <w:lvlOverride w:ilvl="3">
-      <w:startOverride w:val="1"/>
-    </w:lvlOverride>
-    <w:lvlOverride w:ilvl="4">
-      <w:startOverride w:val="1"/>
-    </w:lvlOverride>
-    <w:lvlOverride w:ilvl="5">
-      <w:startOverride w:val="1"/>
-    </w:lvlOverride>
-    <w:lvlOverride w:ilvl="6">
-      <w:startOverride w:val="1"/>
-    </w:lvlOverride>
-    <w:lvlOverride w:ilvl="7">
-      <w:startOverride w:val="1"/>
-    </w:lvlOverride>
-    <w:lvlOverride w:ilvl="8">
-      <w:startOverride w:val="1"/>
-    </w:lvlOverride>
+    <w:abstractNumId w:val="991"/>
   </w:num>
   <w:num w:numId="1014">
     <w:abstractNumId w:val="991"/>
@@ -28146,7 +28880,34 @@
     <w:abstractNumId w:val="991"/>
   </w:num>
   <w:num w:numId="1017">
-    <w:abstractNumId w:val="991"/>
+    <w:abstractNumId w:val="99411"/>
+    <w:lvlOverride w:ilvl="0">
+      <w:startOverride w:val="1"/>
+    </w:lvlOverride>
+    <w:lvlOverride w:ilvl="1">
+      <w:startOverride w:val="1"/>
+    </w:lvlOverride>
+    <w:lvlOverride w:ilvl="2">
+      <w:startOverride w:val="1"/>
+    </w:lvlOverride>
+    <w:lvlOverride w:ilvl="3">
+      <w:startOverride w:val="1"/>
+    </w:lvlOverride>
+    <w:lvlOverride w:ilvl="4">
+      <w:startOverride w:val="1"/>
+    </w:lvlOverride>
+    <w:lvlOverride w:ilvl="5">
+      <w:startOverride w:val="1"/>
+    </w:lvlOverride>
+    <w:lvlOverride w:ilvl="6">
+      <w:startOverride w:val="1"/>
+    </w:lvlOverride>
+    <w:lvlOverride w:ilvl="7">
+      <w:startOverride w:val="1"/>
+    </w:lvlOverride>
+    <w:lvlOverride w:ilvl="8">
+      <w:startOverride w:val="1"/>
+    </w:lvlOverride>
   </w:num>
   <w:num w:numId="1018">
     <w:abstractNumId w:val="991"/>
@@ -28188,6 +28949,12 @@
     <w:abstractNumId w:val="991"/>
   </w:num>
   <w:num w:numId="1031">
+    <w:abstractNumId w:val="991"/>
+  </w:num>
+  <w:num w:numId="1032">
+    <w:abstractNumId w:val="991"/>
+  </w:num>
+  <w:num w:numId="1033">
     <w:abstractNumId w:val="99411"/>
     <w:lvlOverride w:ilvl="0">
       <w:startOverride w:val="1"/>
@@ -28217,7 +28984,7 @@
       <w:startOverride w:val="1"/>
     </w:lvlOverride>
   </w:num>
-  <w:num w:numId="1032">
+  <w:num w:numId="1034">
     <w:abstractNumId w:val="99411"/>
     <w:lvlOverride w:ilvl="0">
       <w:startOverride w:val="1"/>

--- a/legend-dynamics/western/Trails_of_Blood_Dust_Players_Guide.docx
+++ b/legend-dynamics/western/Trails_of_Blood_Dust_Players_Guide.docx
@@ -294,10 +294,11 @@
         </w:tblBorders>
       </w:tblPr>
       <w:tblGrid>
-        <w:gridCol w:w="1980"/>
-        <w:gridCol w:w="1980"/>
-        <w:gridCol w:w="1980"/>
-        <w:gridCol w:w="1980"/>
+        <w:gridCol w:w="1584"/>
+        <w:gridCol w:w="1584"/>
+        <w:gridCol w:w="1584"/>
+        <w:gridCol w:w="1584"/>
+        <w:gridCol w:w="1584"/>
       </w:tblGrid>
       <w:tr>
         <w:trPr>
@@ -375,6 +376,24 @@
             </w:r>
           </w:p>
         </w:tc>
+        <w:tc>
+          <w:tcPr>
+            <w:shd w:val="clear" w:fill="E6E8E6"/>
+          </w:tcPr>
+          <w:p>
+            <w:pPr>
+              <w:pStyle w:val="Compact"/>
+              <w:jc w:val="left"/>
+            </w:pPr>
+            <w:r>
+              <w:rPr>
+                <w:b/>
+                <w:sz w:val="19"/>
+              </w:rPr>
+              <w:t xml:space="preserve">Ability</w:t>
+            </w:r>
+          </w:p>
+        </w:tc>
       </w:tr>
       <w:tr>
         <w:tc>
@@ -434,7 +453,36 @@
               <w:rPr>
                 <w:sz w:val="19"/>
               </w:rPr>
-              <w:t xml:space="preserve">Shooting, Investigation, Read People, Riding</w:t>
+              <w:t xml:space="preserve">Shooting, Riding, Leadership, Law</w:t>
+            </w:r>
+          </w:p>
+        </w:tc>
+        <w:tc>
+          <w:tcPr/>
+          <w:p>
+            <w:pPr>
+              <w:pStyle w:val="Compact"/>
+              <w:jc w:val="left"/>
+            </w:pPr>
+            <w:r>
+              <w:rPr>
+                <w:bCs/>
+                <w:b/>
+                <w:sz w:val="19"/>
+              </w:rPr>
+              <w:t xml:space="preserve">The badge.</w:t>
+            </w:r>
+            <w:r>
+              <w:rPr>
+                <w:sz w:val="19"/>
+              </w:rPr>
+              <w:t xml:space="preserve"> </w:t>
+            </w:r>
+            <w:r>
+              <w:rPr>
+                <w:sz w:val="19"/>
+              </w:rPr>
+              <w:t xml:space="preserve">+2 to Leadership when you give orders in the law’s name: an arrest, raising a posse, clearing a street.</w:t>
             </w:r>
           </w:p>
         </w:tc>
@@ -497,7 +545,36 @@
               <w:rPr>
                 <w:sz w:val="19"/>
               </w:rPr>
-              <w:t xml:space="preserve">Tracking, Shooting, Riding, Survival</w:t>
+              <w:t xml:space="preserve">Shooting, Tracking, Read People, Investigation</w:t>
+            </w:r>
+          </w:p>
+        </w:tc>
+        <w:tc>
+          <w:tcPr/>
+          <w:p>
+            <w:pPr>
+              <w:pStyle w:val="Compact"/>
+              <w:jc w:val="left"/>
+            </w:pPr>
+            <w:r>
+              <w:rPr>
+                <w:bCs/>
+                <w:b/>
+                <w:sz w:val="19"/>
+              </w:rPr>
+              <w:t xml:space="preserve">Paper on them.</w:t>
+            </w:r>
+            <w:r>
+              <w:rPr>
+                <w:sz w:val="19"/>
+              </w:rPr>
+              <w:t xml:space="preserve"> </w:t>
+            </w:r>
+            <w:r>
+              <w:rPr>
+                <w:sz w:val="19"/>
+              </w:rPr>
+              <w:t xml:space="preserve">+2 to Tracking and Investigation to find someone with a price on their head or a warrant out.</w:t>
             </w:r>
           </w:p>
         </w:tc>
@@ -560,7 +637,36 @@
               <w:rPr>
                 <w:sz w:val="19"/>
               </w:rPr>
-              <w:t xml:space="preserve">Medicine, Investigation, Read People, Persuasion</w:t>
+              <w:t xml:space="preserve">Shooting, Riding, Persuasion, Medicine</w:t>
+            </w:r>
+          </w:p>
+        </w:tc>
+        <w:tc>
+          <w:tcPr/>
+          <w:p>
+            <w:pPr>
+              <w:pStyle w:val="Compact"/>
+              <w:jc w:val="left"/>
+            </w:pPr>
+            <w:r>
+              <w:rPr>
+                <w:bCs/>
+                <w:b/>
+                <w:sz w:val="19"/>
+              </w:rPr>
+              <w:t xml:space="preserve">Steady hands.</w:t>
+            </w:r>
+            <w:r>
+              <w:rPr>
+                <w:sz w:val="19"/>
+              </w:rPr>
+              <w:t xml:space="preserve"> </w:t>
+            </w:r>
+            <w:r>
+              <w:rPr>
+                <w:sz w:val="19"/>
+              </w:rPr>
+              <w:t xml:space="preserve">+2 to Medicine when stabilizing the Dying or working under fire.</w:t>
             </w:r>
           </w:p>
         </w:tc>
@@ -623,7 +729,36 @@
               <w:rPr>
                 <w:sz w:val="19"/>
               </w:rPr>
-              <w:t xml:space="preserve">Occult, Investigation, Persuasion, Read People</w:t>
+              <w:t xml:space="preserve">Melee, Stealth, Deception, Occult</w:t>
+            </w:r>
+          </w:p>
+        </w:tc>
+        <w:tc>
+          <w:tcPr/>
+          <w:p>
+            <w:pPr>
+              <w:pStyle w:val="Compact"/>
+              <w:jc w:val="left"/>
+            </w:pPr>
+            <w:r>
+              <w:rPr>
+                <w:bCs/>
+                <w:b/>
+                <w:sz w:val="19"/>
+              </w:rPr>
+              <w:t xml:space="preserve">Forbidden lore.</w:t>
+            </w:r>
+            <w:r>
+              <w:rPr>
+                <w:sz w:val="19"/>
+              </w:rPr>
+              <w:t xml:space="preserve"> </w:t>
+            </w:r>
+            <w:r>
+              <w:rPr>
+                <w:sz w:val="19"/>
+              </w:rPr>
+              <w:t xml:space="preserve">Once per job, ask the GM one question about a supernatural thing you’ve seen, and get a true answer.</w:t>
             </w:r>
           </w:p>
         </w:tc>
@@ -686,7 +821,36 @@
               <w:rPr>
                 <w:sz w:val="19"/>
               </w:rPr>
-              <w:t xml:space="preserve">Law, Persuasion, Read People, Investigation</w:t>
+              <w:t xml:space="preserve">Brawling, Athletics, Deception, Law</w:t>
+            </w:r>
+          </w:p>
+        </w:tc>
+        <w:tc>
+          <w:tcPr/>
+          <w:p>
+            <w:pPr>
+              <w:pStyle w:val="Compact"/>
+              <w:jc w:val="left"/>
+            </w:pPr>
+            <w:r>
+              <w:rPr>
+                <w:bCs/>
+                <w:b/>
+                <w:sz w:val="19"/>
+              </w:rPr>
+              <w:t xml:space="preserve">Due process.</w:t>
+            </w:r>
+            <w:r>
+              <w:rPr>
+                <w:sz w:val="19"/>
+              </w:rPr>
+              <w:t xml:space="preserve"> </w:t>
+            </w:r>
+            <w:r>
+              <w:rPr>
+                <w:sz w:val="19"/>
+              </w:rPr>
+              <w:t xml:space="preserve">Once per job, get someone out of jail, a warrant issued or quashed, or a deed or contract into your hands, wherever there’s law to work.</w:t>
             </w:r>
           </w:p>
         </w:tc>
@@ -749,7 +913,36 @@
               <w:rPr>
                 <w:sz w:val="19"/>
               </w:rPr>
-              <w:t xml:space="preserve">Investigation, Persuasion, Read People, Stealth</w:t>
+              <w:t xml:space="preserve">Brawling, Stealth, Read People, Investigation</w:t>
+            </w:r>
+          </w:p>
+        </w:tc>
+        <w:tc>
+          <w:tcPr/>
+          <w:p>
+            <w:pPr>
+              <w:pStyle w:val="Compact"/>
+              <w:jc w:val="left"/>
+            </w:pPr>
+            <w:r>
+              <w:rPr>
+                <w:bCs/>
+                <w:b/>
+                <w:sz w:val="19"/>
+              </w:rPr>
+              <w:t xml:space="preserve">The press.</w:t>
+            </w:r>
+            <w:r>
+              <w:rPr>
+                <w:sz w:val="19"/>
+              </w:rPr>
+              <w:t xml:space="preserve"> </w:t>
+            </w:r>
+            <w:r>
+              <w:rPr>
+                <w:sz w:val="19"/>
+              </w:rPr>
+              <w:t xml:space="preserve">Once per job, print a story; the town believes it until someone proves it false.</w:t>
             </w:r>
           </w:p>
         </w:tc>
@@ -812,7 +1005,36 @@
               <w:rPr>
                 <w:sz w:val="19"/>
               </w:rPr>
-              <w:t xml:space="preserve">Persuasion, Leadership, Occult, Shooting</w:t>
+              <w:t xml:space="preserve">Shooting, Riding, Leadership, Occult</w:t>
+            </w:r>
+          </w:p>
+        </w:tc>
+        <w:tc>
+          <w:tcPr/>
+          <w:p>
+            <w:pPr>
+              <w:pStyle w:val="Compact"/>
+              <w:jc w:val="left"/>
+            </w:pPr>
+            <w:r>
+              <w:rPr>
+                <w:bCs/>
+                <w:b/>
+                <w:sz w:val="19"/>
+              </w:rPr>
+              <w:t xml:space="preserve">Hold fast.</w:t>
+            </w:r>
+            <w:r>
+              <w:rPr>
+                <w:sz w:val="19"/>
+              </w:rPr>
+              <w:t xml:space="preserve"> </w:t>
+            </w:r>
+            <w:r>
+              <w:rPr>
+                <w:sz w:val="19"/>
+              </w:rPr>
+              <w:t xml:space="preserve">+2 to Will against fear, possession and temptation, and to Leadership to steady others against them.</w:t>
             </w:r>
           </w:p>
         </w:tc>
@@ -875,7 +1097,36 @@
               <w:rPr>
                 <w:sz w:val="19"/>
               </w:rPr>
-              <w:t xml:space="preserve">Occult, Tracking, Shooting, Melee</w:t>
+              <w:t xml:space="preserve">Melee, Tracking, Read People, Occult</w:t>
+            </w:r>
+          </w:p>
+        </w:tc>
+        <w:tc>
+          <w:tcPr/>
+          <w:p>
+            <w:pPr>
+              <w:pStyle w:val="Compact"/>
+              <w:jc w:val="left"/>
+            </w:pPr>
+            <w:r>
+              <w:rPr>
+                <w:bCs/>
+                <w:b/>
+                <w:sz w:val="19"/>
+              </w:rPr>
+              <w:t xml:space="preserve">Know its weakness.</w:t>
+            </w:r>
+            <w:r>
+              <w:rPr>
+                <w:sz w:val="19"/>
+              </w:rPr>
+              <w:t xml:space="preserve"> </w:t>
+            </w:r>
+            <w:r>
+              <w:rPr>
+                <w:sz w:val="19"/>
+              </w:rPr>
+              <w:t xml:space="preserve">Once you’ve identified a creature with an Occult roll, your called shots against it take no penalty.</w:t>
             </w:r>
           </w:p>
         </w:tc>
@@ -938,7 +1189,36 @@
               <w:rPr>
                 <w:sz w:val="19"/>
               </w:rPr>
-              <w:t xml:space="preserve">Shooting, Athletics, Read People, Riding</w:t>
+              <w:t xml:space="preserve">Shooting, Riding, Read People, Athletics</w:t>
+            </w:r>
+          </w:p>
+        </w:tc>
+        <w:tc>
+          <w:tcPr/>
+          <w:p>
+            <w:pPr>
+              <w:pStyle w:val="Compact"/>
+              <w:jc w:val="left"/>
+            </w:pPr>
+            <w:r>
+              <w:rPr>
+                <w:bCs/>
+                <w:b/>
+                <w:sz w:val="19"/>
+              </w:rPr>
+              <w:t xml:space="preserve">Quick draw.</w:t>
+            </w:r>
+            <w:r>
+              <w:rPr>
+                <w:sz w:val="19"/>
+              </w:rPr>
+              <w:t xml:space="preserve"> </w:t>
+            </w:r>
+            <w:r>
+              <w:rPr>
+                <w:sz w:val="19"/>
+              </w:rPr>
+              <w:t xml:space="preserve">In the first round of a gunfight, you act first, whatever your Agility.</w:t>
             </w:r>
           </w:p>
         </w:tc>
@@ -1001,7 +1281,36 @@
               <w:rPr>
                 <w:sz w:val="19"/>
               </w:rPr>
-              <w:t xml:space="preserve">Tracking, Survival, Riding, Stealth</w:t>
+              <w:t xml:space="preserve">Melee, Tracking, Persuasion, Survival</w:t>
+            </w:r>
+          </w:p>
+        </w:tc>
+        <w:tc>
+          <w:tcPr/>
+          <w:p>
+            <w:pPr>
+              <w:pStyle w:val="Compact"/>
+              <w:jc w:val="left"/>
+            </w:pPr>
+            <w:r>
+              <w:rPr>
+                <w:bCs/>
+                <w:b/>
+                <w:sz w:val="19"/>
+              </w:rPr>
+              <w:t xml:space="preserve">Lay of the land.</w:t>
+            </w:r>
+            <w:r>
+              <w:rPr>
+                <w:sz w:val="19"/>
+              </w:rPr>
+              <w:t xml:space="preserve"> </w:t>
+            </w:r>
+            <w:r>
+              <w:rPr>
+                <w:sz w:val="19"/>
+              </w:rPr>
+              <w:t xml:space="preserve">Once per job, you know a way: a hidden pass, a water hole, a shortcut that saves a day, or a place to make a stand.</w:t>
             </w:r>
           </w:p>
         </w:tc>
@@ -1064,7 +1373,36 @@
               <w:rPr>
                 <w:sz w:val="19"/>
               </w:rPr>
-              <w:t xml:space="preserve">Gambling, Read People, Deception, Shooting</w:t>
+              <w:t xml:space="preserve">Shooting, Stealth, Deception, Gambling</w:t>
+            </w:r>
+          </w:p>
+        </w:tc>
+        <w:tc>
+          <w:tcPr/>
+          <w:p>
+            <w:pPr>
+              <w:pStyle w:val="Compact"/>
+              <w:jc w:val="left"/>
+            </w:pPr>
+            <w:r>
+              <w:rPr>
+                <w:bCs/>
+                <w:b/>
+                <w:sz w:val="19"/>
+              </w:rPr>
+              <w:t xml:space="preserve">Markers.</w:t>
+            </w:r>
+            <w:r>
+              <w:rPr>
+                <w:sz w:val="19"/>
+              </w:rPr>
+              <w:t xml:space="preserve"> </w:t>
+            </w:r>
+            <w:r>
+              <w:rPr>
+                <w:sz w:val="19"/>
+              </w:rPr>
+              <w:t xml:space="preserve">Once per job, call in a debt: someone owes you a favor, a horse, a room or the truth.</w:t>
             </w:r>
           </w:p>
         </w:tc>
@@ -1127,7 +1465,36 @@
               <w:rPr>
                 <w:sz w:val="19"/>
               </w:rPr>
-              <w:t xml:space="preserve">Animal Handling, Riding, Survival, Brawling</w:t>
+              <w:t xml:space="preserve">Brawling, Animal Handling, Leadership, Tinkering</w:t>
+            </w:r>
+          </w:p>
+        </w:tc>
+        <w:tc>
+          <w:tcPr/>
+          <w:p>
+            <w:pPr>
+              <w:pStyle w:val="Compact"/>
+              <w:jc w:val="left"/>
+            </w:pPr>
+            <w:r>
+              <w:rPr>
+                <w:bCs/>
+                <w:b/>
+                <w:sz w:val="19"/>
+              </w:rPr>
+              <w:t xml:space="preserve">Horse sense.</w:t>
+            </w:r>
+            <w:r>
+              <w:rPr>
+                <w:sz w:val="19"/>
+              </w:rPr>
+              <w:t xml:space="preserve"> </w:t>
+            </w:r>
+            <w:r>
+              <w:rPr>
+                <w:sz w:val="19"/>
+              </w:rPr>
+              <w:t xml:space="preserve">+2 to Animal Handling, and to Riding to stay in the saddle in a stampede, a chase or a fall.</w:t>
             </w:r>
           </w:p>
         </w:tc>
@@ -1190,7 +1557,36 @@
               <w:rPr>
                 <w:sz w:val="19"/>
               </w:rPr>
-              <w:t xml:space="preserve">Occult, Medicine, Investigation, Melee</w:t>
+              <w:t xml:space="preserve">Melee, Stealth, Persuasion, Medicine</w:t>
+            </w:r>
+          </w:p>
+        </w:tc>
+        <w:tc>
+          <w:tcPr/>
+          <w:p>
+            <w:pPr>
+              <w:pStyle w:val="Compact"/>
+              <w:jc w:val="left"/>
+            </w:pPr>
+            <w:r>
+              <w:rPr>
+                <w:bCs/>
+                <w:b/>
+                <w:sz w:val="19"/>
+              </w:rPr>
+              <w:t xml:space="preserve">Ask the body.</w:t>
+            </w:r>
+            <w:r>
+              <w:rPr>
+                <w:sz w:val="19"/>
+              </w:rPr>
+              <w:t xml:space="preserve"> </w:t>
+            </w:r>
+            <w:r>
+              <w:rPr>
+                <w:sz w:val="19"/>
+              </w:rPr>
+              <w:t xml:space="preserve">Once per job, examine a corpse and learn how and when it died, and one thing about who did it.</w:t>
             </w:r>
           </w:p>
         </w:tc>

--- a/legend-dynamics/western/Trails_of_Blood_Dust_Players_Guide.docx
+++ b/legend-dynamics/western/Trails_of_Blood_Dust_Players_Guide.docx
@@ -592,6 +592,190 @@
                 <w:b/>
                 <w:sz w:val="19"/>
               </w:rPr>
+              <w:t xml:space="preserve">Lawyer</w:t>
+            </w:r>
+          </w:p>
+        </w:tc>
+        <w:tc>
+          <w:tcPr/>
+          <w:p>
+            <w:pPr>
+              <w:pStyle w:val="Compact"/>
+              <w:jc w:val="left"/>
+            </w:pPr>
+            <w:r>
+              <w:rPr>
+                <w:sz w:val="19"/>
+              </w:rPr>
+              <w:t xml:space="preserve">The Law</w:t>
+            </w:r>
+          </w:p>
+        </w:tc>
+        <w:tc>
+          <w:tcPr/>
+          <w:p>
+            <w:pPr>
+              <w:pStyle w:val="Compact"/>
+              <w:jc w:val="left"/>
+            </w:pPr>
+            <w:r>
+              <w:rPr>
+                <w:sz w:val="19"/>
+              </w:rPr>
+              <w:t xml:space="preserve">knows the law better than the men who wear the badges, and isn’t afraid to say so.</w:t>
+            </w:r>
+          </w:p>
+        </w:tc>
+        <w:tc>
+          <w:tcPr/>
+          <w:p>
+            <w:pPr>
+              <w:pStyle w:val="Compact"/>
+              <w:jc w:val="left"/>
+            </w:pPr>
+            <w:r>
+              <w:rPr>
+                <w:sz w:val="19"/>
+              </w:rPr>
+              <w:t xml:space="preserve">Brawling, Athletics, Deception, Law</w:t>
+            </w:r>
+          </w:p>
+        </w:tc>
+        <w:tc>
+          <w:tcPr/>
+          <w:p>
+            <w:pPr>
+              <w:pStyle w:val="Compact"/>
+              <w:jc w:val="left"/>
+            </w:pPr>
+            <w:r>
+              <w:rPr>
+                <w:bCs/>
+                <w:b/>
+                <w:sz w:val="19"/>
+              </w:rPr>
+              <w:t xml:space="preserve">Due process.</w:t>
+            </w:r>
+            <w:r>
+              <w:rPr>
+                <w:sz w:val="19"/>
+              </w:rPr>
+              <w:t xml:space="preserve"> </w:t>
+            </w:r>
+            <w:r>
+              <w:rPr>
+                <w:sz w:val="19"/>
+              </w:rPr>
+              <w:t xml:space="preserve">Once per job, get someone out of jail, a warrant issued or quashed, or a deed or contract into your hands, wherever there’s law to work.</w:t>
+            </w:r>
+          </w:p>
+        </w:tc>
+      </w:tr>
+      <w:tr>
+        <w:tc>
+          <w:tcPr/>
+          <w:p>
+            <w:pPr>
+              <w:pStyle w:val="Compact"/>
+              <w:jc w:val="left"/>
+            </w:pPr>
+            <w:r>
+              <w:rPr>
+                <w:b/>
+                <w:sz w:val="19"/>
+              </w:rPr>
+              <w:t xml:space="preserve">Circuit Judge</w:t>
+            </w:r>
+          </w:p>
+        </w:tc>
+        <w:tc>
+          <w:tcPr/>
+          <w:p>
+            <w:pPr>
+              <w:pStyle w:val="Compact"/>
+              <w:jc w:val="left"/>
+            </w:pPr>
+            <w:r>
+              <w:rPr>
+                <w:sz w:val="19"/>
+              </w:rPr>
+              <w:t xml:space="preserve">The Law</w:t>
+            </w:r>
+          </w:p>
+        </w:tc>
+        <w:tc>
+          <w:tcPr/>
+          <w:p>
+            <w:pPr>
+              <w:pStyle w:val="Compact"/>
+              <w:jc w:val="left"/>
+            </w:pPr>
+            <w:r>
+              <w:rPr>
+                <w:sz w:val="19"/>
+              </w:rPr>
+              <w:t xml:space="preserve">rides from town to town holding court, and not every town wants one.</w:t>
+            </w:r>
+          </w:p>
+        </w:tc>
+        <w:tc>
+          <w:tcPr/>
+          <w:p>
+            <w:pPr>
+              <w:pStyle w:val="Compact"/>
+              <w:jc w:val="left"/>
+            </w:pPr>
+            <w:r>
+              <w:rPr>
+                <w:sz w:val="19"/>
+              </w:rPr>
+              <w:t xml:space="preserve">Brawling, Survival, Leadership, Law</w:t>
+            </w:r>
+          </w:p>
+        </w:tc>
+        <w:tc>
+          <w:tcPr/>
+          <w:p>
+            <w:pPr>
+              <w:pStyle w:val="Compact"/>
+              <w:jc w:val="left"/>
+            </w:pPr>
+            <w:r>
+              <w:rPr>
+                <w:bCs/>
+                <w:b/>
+                <w:sz w:val="19"/>
+              </w:rPr>
+              <w:t xml:space="preserve">Heard it all before.</w:t>
+            </w:r>
+            <w:r>
+              <w:rPr>
+                <w:sz w:val="19"/>
+              </w:rPr>
+              <w:t xml:space="preserve"> </w:t>
+            </w:r>
+            <w:r>
+              <w:rPr>
+                <w:sz w:val="19"/>
+              </w:rPr>
+              <w:t xml:space="preserve">+2 to Read People to catch a lie told to your face.</w:t>
+            </w:r>
+          </w:p>
+        </w:tc>
+      </w:tr>
+      <w:tr>
+        <w:tc>
+          <w:tcPr/>
+          <w:p>
+            <w:pPr>
+              <w:pStyle w:val="Compact"/>
+              <w:jc w:val="left"/>
+            </w:pPr>
+            <w:r>
+              <w:rPr>
+                <w:b/>
+                <w:sz w:val="19"/>
+              </w:rPr>
               <w:t xml:space="preserve">Doctor</w:t>
             </w:r>
           </w:p>
@@ -776,7 +960,7 @@
                 <w:b/>
                 <w:sz w:val="19"/>
               </w:rPr>
-              <w:t xml:space="preserve">Lawyer</w:t>
+              <w:t xml:space="preserve">Journalist</w:t>
             </w:r>
           </w:p>
         </w:tc>
@@ -806,22 +990,22 @@
               <w:rPr>
                 <w:sz w:val="19"/>
               </w:rPr>
-              <w:t xml:space="preserve">knows the law better than the men who wear the badges, and isn’t afraid to say so.</w:t>
-            </w:r>
-          </w:p>
-        </w:tc>
-        <w:tc>
-          <w:tcPr/>
-          <w:p>
-            <w:pPr>
-              <w:pStyle w:val="Compact"/>
-              <w:jc w:val="left"/>
-            </w:pPr>
-            <w:r>
-              <w:rPr>
-                <w:sz w:val="19"/>
-              </w:rPr>
-              <w:t xml:space="preserve">Brawling, Athletics, Deception, Law</w:t>
+              <w:t xml:space="preserve">asks the questions no one wants asked, and prints the answers.</w:t>
+            </w:r>
+          </w:p>
+        </w:tc>
+        <w:tc>
+          <w:tcPr/>
+          <w:p>
+            <w:pPr>
+              <w:pStyle w:val="Compact"/>
+              <w:jc w:val="left"/>
+            </w:pPr>
+            <w:r>
+              <w:rPr>
+                <w:sz w:val="19"/>
+              </w:rPr>
+              <w:t xml:space="preserve">Brawling, Stealth, Read People, Investigation</w:t>
             </w:r>
           </w:p>
         </w:tc>
@@ -838,7 +1022,7 @@
                 <w:b/>
                 <w:sz w:val="19"/>
               </w:rPr>
-              <w:t xml:space="preserve">Due process.</w:t>
+              <w:t xml:space="preserve">The press.</w:t>
             </w:r>
             <w:r>
               <w:rPr>
@@ -850,25 +1034,25 @@
               <w:rPr>
                 <w:sz w:val="19"/>
               </w:rPr>
-              <w:t xml:space="preserve">Once per job, get someone out of jail, a warrant issued or quashed, or a deed or contract into your hands, wherever there’s law to work.</w:t>
-            </w:r>
-          </w:p>
-        </w:tc>
-      </w:tr>
-      <w:tr>
-        <w:tc>
-          <w:tcPr/>
-          <w:p>
-            <w:pPr>
-              <w:pStyle w:val="Compact"/>
-              <w:jc w:val="left"/>
-            </w:pPr>
-            <w:r>
-              <w:rPr>
-                <w:b/>
-                <w:sz w:val="19"/>
-              </w:rPr>
-              <w:t xml:space="preserve">Journalist</w:t>
+              <w:t xml:space="preserve">Once per job, print a story; the town believes it until someone proves it false.</w:t>
+            </w:r>
+          </w:p>
+        </w:tc>
+      </w:tr>
+      <w:tr>
+        <w:tc>
+          <w:tcPr/>
+          <w:p>
+            <w:pPr>
+              <w:pStyle w:val="Compact"/>
+              <w:jc w:val="left"/>
+            </w:pPr>
+            <w:r>
+              <w:rPr>
+                <w:b/>
+                <w:sz w:val="19"/>
+              </w:rPr>
+              <w:t xml:space="preserve">Preacher</w:t>
             </w:r>
           </w:p>
         </w:tc>
@@ -898,22 +1082,22 @@
               <w:rPr>
                 <w:sz w:val="19"/>
               </w:rPr>
-              <w:t xml:space="preserve">asks the questions no one wants asked, and prints the answers.</w:t>
-            </w:r>
-          </w:p>
-        </w:tc>
-        <w:tc>
-          <w:tcPr/>
-          <w:p>
-            <w:pPr>
-              <w:pStyle w:val="Compact"/>
-              <w:jc w:val="left"/>
-            </w:pPr>
-            <w:r>
-              <w:rPr>
-                <w:sz w:val="19"/>
-              </w:rPr>
-              <w:t xml:space="preserve">Brawling, Stealth, Read People, Investigation</w:t>
+              <w:t xml:space="preserve">comforts the frightened, counsels the troubled, and stands up to bad men with faith and a shotgun.</w:t>
+            </w:r>
+          </w:p>
+        </w:tc>
+        <w:tc>
+          <w:tcPr/>
+          <w:p>
+            <w:pPr>
+              <w:pStyle w:val="Compact"/>
+              <w:jc w:val="left"/>
+            </w:pPr>
+            <w:r>
+              <w:rPr>
+                <w:sz w:val="19"/>
+              </w:rPr>
+              <w:t xml:space="preserve">Shooting, Riding, Leadership, Occult</w:t>
             </w:r>
           </w:p>
         </w:tc>
@@ -930,7 +1114,7 @@
                 <w:b/>
                 <w:sz w:val="19"/>
               </w:rPr>
-              <w:t xml:space="preserve">The press.</w:t>
+              <w:t xml:space="preserve">Hold fast.</w:t>
             </w:r>
             <w:r>
               <w:rPr>
@@ -942,70 +1126,70 @@
               <w:rPr>
                 <w:sz w:val="19"/>
               </w:rPr>
-              <w:t xml:space="preserve">Once per job, print a story; the town believes it until someone proves it false.</w:t>
-            </w:r>
-          </w:p>
-        </w:tc>
-      </w:tr>
-      <w:tr>
-        <w:tc>
-          <w:tcPr/>
-          <w:p>
-            <w:pPr>
-              <w:pStyle w:val="Compact"/>
-              <w:jc w:val="left"/>
-            </w:pPr>
-            <w:r>
-              <w:rPr>
-                <w:b/>
-                <w:sz w:val="19"/>
-              </w:rPr>
-              <w:t xml:space="preserve">Preacher</w:t>
-            </w:r>
-          </w:p>
-        </w:tc>
-        <w:tc>
-          <w:tcPr/>
-          <w:p>
-            <w:pPr>
-              <w:pStyle w:val="Compact"/>
-              <w:jc w:val="left"/>
-            </w:pPr>
-            <w:r>
-              <w:rPr>
-                <w:sz w:val="19"/>
-              </w:rPr>
-              <w:t xml:space="preserve">The Learned</w:t>
-            </w:r>
-          </w:p>
-        </w:tc>
-        <w:tc>
-          <w:tcPr/>
-          <w:p>
-            <w:pPr>
-              <w:pStyle w:val="Compact"/>
-              <w:jc w:val="left"/>
-            </w:pPr>
-            <w:r>
-              <w:rPr>
-                <w:sz w:val="19"/>
-              </w:rPr>
-              <w:t xml:space="preserve">comforts the frightened, counsels the troubled, and stands up to bad men with faith and a shotgun.</w:t>
-            </w:r>
-          </w:p>
-        </w:tc>
-        <w:tc>
-          <w:tcPr/>
-          <w:p>
-            <w:pPr>
-              <w:pStyle w:val="Compact"/>
-              <w:jc w:val="left"/>
-            </w:pPr>
-            <w:r>
-              <w:rPr>
-                <w:sz w:val="19"/>
-              </w:rPr>
-              <w:t xml:space="preserve">Shooting, Riding, Leadership, Occult</w:t>
+              <w:t xml:space="preserve">+2 to Will against fear, possession and temptation, and to Leadership to steady others against them.</w:t>
+            </w:r>
+          </w:p>
+        </w:tc>
+      </w:tr>
+      <w:tr>
+        <w:tc>
+          <w:tcPr/>
+          <w:p>
+            <w:pPr>
+              <w:pStyle w:val="Compact"/>
+              <w:jc w:val="left"/>
+            </w:pPr>
+            <w:r>
+              <w:rPr>
+                <w:b/>
+                <w:sz w:val="19"/>
+              </w:rPr>
+              <w:t xml:space="preserve">Monster Hunter</w:t>
+            </w:r>
+          </w:p>
+        </w:tc>
+        <w:tc>
+          <w:tcPr/>
+          <w:p>
+            <w:pPr>
+              <w:pStyle w:val="Compact"/>
+              <w:jc w:val="left"/>
+            </w:pPr>
+            <w:r>
+              <w:rPr>
+                <w:sz w:val="19"/>
+              </w:rPr>
+              <w:t xml:space="preserve">The Frontier</w:t>
+            </w:r>
+          </w:p>
+        </w:tc>
+        <w:tc>
+          <w:tcPr/>
+          <w:p>
+            <w:pPr>
+              <w:pStyle w:val="Compact"/>
+              <w:jc w:val="left"/>
+            </w:pPr>
+            <w:r>
+              <w:rPr>
+                <w:sz w:val="19"/>
+              </w:rPr>
+              <w:t xml:space="preserve">hunts what the law can’t hang, and knows which things fear silver, salt or fire (take the Monster Hunter advantage).</w:t>
+            </w:r>
+          </w:p>
+        </w:tc>
+        <w:tc>
+          <w:tcPr/>
+          <w:p>
+            <w:pPr>
+              <w:pStyle w:val="Compact"/>
+              <w:jc w:val="left"/>
+            </w:pPr>
+            <w:r>
+              <w:rPr>
+                <w:sz w:val="19"/>
+              </w:rPr>
+              <w:t xml:space="preserve">Melee, Tracking, Read People, Occult</w:t>
             </w:r>
           </w:p>
         </w:tc>
@@ -1022,7 +1206,7 @@
                 <w:b/>
                 <w:sz w:val="19"/>
               </w:rPr>
-              <w:t xml:space="preserve">Hold fast.</w:t>
+              <w:t xml:space="preserve">Know its weakness.</w:t>
             </w:r>
             <w:r>
               <w:rPr>
@@ -1034,25 +1218,25 @@
               <w:rPr>
                 <w:sz w:val="19"/>
               </w:rPr>
-              <w:t xml:space="preserve">+2 to Will against fear, possession and temptation, and to Leadership to steady others against them.</w:t>
-            </w:r>
-          </w:p>
-        </w:tc>
-      </w:tr>
-      <w:tr>
-        <w:tc>
-          <w:tcPr/>
-          <w:p>
-            <w:pPr>
-              <w:pStyle w:val="Compact"/>
-              <w:jc w:val="left"/>
-            </w:pPr>
-            <w:r>
-              <w:rPr>
-                <w:b/>
-                <w:sz w:val="19"/>
-              </w:rPr>
-              <w:t xml:space="preserve">Monster Hunter</w:t>
+              <w:t xml:space="preserve">Once you’ve identified a creature with an Occult roll, your called shots against it take no penalty.</w:t>
+            </w:r>
+          </w:p>
+        </w:tc>
+      </w:tr>
+      <w:tr>
+        <w:tc>
+          <w:tcPr/>
+          <w:p>
+            <w:pPr>
+              <w:pStyle w:val="Compact"/>
+              <w:jc w:val="left"/>
+            </w:pPr>
+            <w:r>
+              <w:rPr>
+                <w:b/>
+                <w:sz w:val="19"/>
+              </w:rPr>
+              <w:t xml:space="preserve">Gunslinger</w:t>
             </w:r>
           </w:p>
         </w:tc>
@@ -1082,22 +1266,22 @@
               <w:rPr>
                 <w:sz w:val="19"/>
               </w:rPr>
-              <w:t xml:space="preserve">hunts what the law can’t hang, and knows which things fear silver, salt or fire (take the Monster Hunter advantage).</w:t>
-            </w:r>
-          </w:p>
-        </w:tc>
-        <w:tc>
-          <w:tcPr/>
-          <w:p>
-            <w:pPr>
-              <w:pStyle w:val="Compact"/>
-              <w:jc w:val="left"/>
-            </w:pPr>
-            <w:r>
-              <w:rPr>
-                <w:sz w:val="19"/>
-              </w:rPr>
-              <w:t xml:space="preserve">Melee, Tracking, Read People, Occult</w:t>
+              <w:t xml:space="preserve">the fastest and steadiest gun in the room, and the one who decides when it’s time to draw.</w:t>
+            </w:r>
+          </w:p>
+        </w:tc>
+        <w:tc>
+          <w:tcPr/>
+          <w:p>
+            <w:pPr>
+              <w:pStyle w:val="Compact"/>
+              <w:jc w:val="left"/>
+            </w:pPr>
+            <w:r>
+              <w:rPr>
+                <w:sz w:val="19"/>
+              </w:rPr>
+              <w:t xml:space="preserve">Shooting, Riding, Read People, Athletics</w:t>
             </w:r>
           </w:p>
         </w:tc>
@@ -1114,7 +1298,7 @@
                 <w:b/>
                 <w:sz w:val="19"/>
               </w:rPr>
-              <w:t xml:space="preserve">Know its weakness.</w:t>
+              <w:t xml:space="preserve">Quick draw.</w:t>
             </w:r>
             <w:r>
               <w:rPr>
@@ -1126,25 +1310,25 @@
               <w:rPr>
                 <w:sz w:val="19"/>
               </w:rPr>
-              <w:t xml:space="preserve">Once you’ve identified a creature with an Occult roll, your called shots against it take no penalty.</w:t>
-            </w:r>
-          </w:p>
-        </w:tc>
-      </w:tr>
-      <w:tr>
-        <w:tc>
-          <w:tcPr/>
-          <w:p>
-            <w:pPr>
-              <w:pStyle w:val="Compact"/>
-              <w:jc w:val="left"/>
-            </w:pPr>
-            <w:r>
-              <w:rPr>
-                <w:b/>
-                <w:sz w:val="19"/>
-              </w:rPr>
-              <w:t xml:space="preserve">Gunslinger</w:t>
+              <w:t xml:space="preserve">In the first round of a gunfight, you act first, whatever your Agility.</w:t>
+            </w:r>
+          </w:p>
+        </w:tc>
+      </w:tr>
+      <w:tr>
+        <w:tc>
+          <w:tcPr/>
+          <w:p>
+            <w:pPr>
+              <w:pStyle w:val="Compact"/>
+              <w:jc w:val="left"/>
+            </w:pPr>
+            <w:r>
+              <w:rPr>
+                <w:b/>
+                <w:sz w:val="19"/>
+              </w:rPr>
+              <w:t xml:space="preserve">Scout</w:t>
             </w:r>
           </w:p>
         </w:tc>
@@ -1174,22 +1358,22 @@
               <w:rPr>
                 <w:sz w:val="19"/>
               </w:rPr>
-              <w:t xml:space="preserve">the fastest and steadiest gun in the room, and the one who decides when it’s time to draw.</w:t>
-            </w:r>
-          </w:p>
-        </w:tc>
-        <w:tc>
-          <w:tcPr/>
-          <w:p>
-            <w:pPr>
-              <w:pStyle w:val="Compact"/>
-              <w:jc w:val="left"/>
-            </w:pPr>
-            <w:r>
-              <w:rPr>
-                <w:sz w:val="19"/>
-              </w:rPr>
-              <w:t xml:space="preserve">Shooting, Riding, Read People, Athletics</w:t>
+              <w:t xml:space="preserve">finds the trail, reads the land, and keeps everyone alive out in it.</w:t>
+            </w:r>
+          </w:p>
+        </w:tc>
+        <w:tc>
+          <w:tcPr/>
+          <w:p>
+            <w:pPr>
+              <w:pStyle w:val="Compact"/>
+              <w:jc w:val="left"/>
+            </w:pPr>
+            <w:r>
+              <w:rPr>
+                <w:sz w:val="19"/>
+              </w:rPr>
+              <w:t xml:space="preserve">Melee, Tracking, Persuasion, Survival</w:t>
             </w:r>
           </w:p>
         </w:tc>
@@ -1206,7 +1390,7 @@
                 <w:b/>
                 <w:sz w:val="19"/>
               </w:rPr>
-              <w:t xml:space="preserve">Quick draw.</w:t>
+              <w:t xml:space="preserve">Lay of the land.</w:t>
             </w:r>
             <w:r>
               <w:rPr>
@@ -1218,25 +1402,25 @@
               <w:rPr>
                 <w:sz w:val="19"/>
               </w:rPr>
-              <w:t xml:space="preserve">In the first round of a gunfight, you act first, whatever your Agility.</w:t>
-            </w:r>
-          </w:p>
-        </w:tc>
-      </w:tr>
-      <w:tr>
-        <w:tc>
-          <w:tcPr/>
-          <w:p>
-            <w:pPr>
-              <w:pStyle w:val="Compact"/>
-              <w:jc w:val="left"/>
-            </w:pPr>
-            <w:r>
-              <w:rPr>
-                <w:b/>
-                <w:sz w:val="19"/>
-              </w:rPr>
-              <w:t xml:space="preserve">Scout</w:t>
+              <w:t xml:space="preserve">Once per job, you know a way: a hidden pass, a water hole, a shortcut that saves a day, or a place to make a stand.</w:t>
+            </w:r>
+          </w:p>
+        </w:tc>
+      </w:tr>
+      <w:tr>
+        <w:tc>
+          <w:tcPr/>
+          <w:p>
+            <w:pPr>
+              <w:pStyle w:val="Compact"/>
+              <w:jc w:val="left"/>
+            </w:pPr>
+            <w:r>
+              <w:rPr>
+                <w:b/>
+                <w:sz w:val="19"/>
+              </w:rPr>
+              <w:t xml:space="preserve">Gambler</w:t>
             </w:r>
           </w:p>
         </w:tc>
@@ -1266,22 +1450,22 @@
               <w:rPr>
                 <w:sz w:val="19"/>
               </w:rPr>
-              <w:t xml:space="preserve">finds the trail, reads the land, and keeps everyone alive out in it.</w:t>
-            </w:r>
-          </w:p>
-        </w:tc>
-        <w:tc>
-          <w:tcPr/>
-          <w:p>
-            <w:pPr>
-              <w:pStyle w:val="Compact"/>
-              <w:jc w:val="left"/>
-            </w:pPr>
-            <w:r>
-              <w:rPr>
-                <w:sz w:val="19"/>
-              </w:rPr>
-              <w:t xml:space="preserve">Melee, Tracking, Persuasion, Survival</w:t>
+              <w:t xml:space="preserve">reads people, bluffs, and hears everything the saloon hears.</w:t>
+            </w:r>
+          </w:p>
+        </w:tc>
+        <w:tc>
+          <w:tcPr/>
+          <w:p>
+            <w:pPr>
+              <w:pStyle w:val="Compact"/>
+              <w:jc w:val="left"/>
+            </w:pPr>
+            <w:r>
+              <w:rPr>
+                <w:sz w:val="19"/>
+              </w:rPr>
+              <w:t xml:space="preserve">Shooting, Stealth, Deception, Gambling</w:t>
             </w:r>
           </w:p>
         </w:tc>
@@ -1298,7 +1482,7 @@
                 <w:b/>
                 <w:sz w:val="19"/>
               </w:rPr>
-              <w:t xml:space="preserve">Lay of the land.</w:t>
+              <w:t xml:space="preserve">Markers.</w:t>
             </w:r>
             <w:r>
               <w:rPr>
@@ -1310,25 +1494,25 @@
               <w:rPr>
                 <w:sz w:val="19"/>
               </w:rPr>
-              <w:t xml:space="preserve">Once per job, you know a way: a hidden pass, a water hole, a shortcut that saves a day, or a place to make a stand.</w:t>
-            </w:r>
-          </w:p>
-        </w:tc>
-      </w:tr>
-      <w:tr>
-        <w:tc>
-          <w:tcPr/>
-          <w:p>
-            <w:pPr>
-              <w:pStyle w:val="Compact"/>
-              <w:jc w:val="left"/>
-            </w:pPr>
-            <w:r>
-              <w:rPr>
-                <w:b/>
-                <w:sz w:val="19"/>
-              </w:rPr>
-              <w:t xml:space="preserve">Gambler</w:t>
+              <w:t xml:space="preserve">Once per job, call in a debt: someone owes you a favor, a horse, a room or the truth.</w:t>
+            </w:r>
+          </w:p>
+        </w:tc>
+      </w:tr>
+      <w:tr>
+        <w:tc>
+          <w:tcPr/>
+          <w:p>
+            <w:pPr>
+              <w:pStyle w:val="Compact"/>
+              <w:jc w:val="left"/>
+            </w:pPr>
+            <w:r>
+              <w:rPr>
+                <w:b/>
+                <w:sz w:val="19"/>
+              </w:rPr>
+              <w:t xml:space="preserve">Wrangler</w:t>
             </w:r>
           </w:p>
         </w:tc>
@@ -1358,22 +1542,22 @@
               <w:rPr>
                 <w:sz w:val="19"/>
               </w:rPr>
-              <w:t xml:space="preserve">reads people, bluffs, and hears everything the saloon hears.</w:t>
-            </w:r>
-          </w:p>
-        </w:tc>
-        <w:tc>
-          <w:tcPr/>
-          <w:p>
-            <w:pPr>
-              <w:pStyle w:val="Compact"/>
-              <w:jc w:val="left"/>
-            </w:pPr>
-            <w:r>
-              <w:rPr>
-                <w:sz w:val="19"/>
-              </w:rPr>
-              <w:t xml:space="preserve">Shooting, Stealth, Deception, Gambling</w:t>
+              <w:t xml:space="preserve">breaks horses, drives cattle, and can ride anything with four legs.</w:t>
+            </w:r>
+          </w:p>
+        </w:tc>
+        <w:tc>
+          <w:tcPr/>
+          <w:p>
+            <w:pPr>
+              <w:pStyle w:val="Compact"/>
+              <w:jc w:val="left"/>
+            </w:pPr>
+            <w:r>
+              <w:rPr>
+                <w:sz w:val="19"/>
+              </w:rPr>
+              <w:t xml:space="preserve">Brawling, Animal Handling, Leadership, Tinkering</w:t>
             </w:r>
           </w:p>
         </w:tc>
@@ -1390,7 +1574,7 @@
                 <w:b/>
                 <w:sz w:val="19"/>
               </w:rPr>
-              <w:t xml:space="preserve">Markers.</w:t>
+              <w:t xml:space="preserve">Horse sense.</w:t>
             </w:r>
             <w:r>
               <w:rPr>
@@ -1402,25 +1586,25 @@
               <w:rPr>
                 <w:sz w:val="19"/>
               </w:rPr>
-              <w:t xml:space="preserve">Once per job, call in a debt: someone owes you a favor, a horse, a room or the truth.</w:t>
-            </w:r>
-          </w:p>
-        </w:tc>
-      </w:tr>
-      <w:tr>
-        <w:tc>
-          <w:tcPr/>
-          <w:p>
-            <w:pPr>
-              <w:pStyle w:val="Compact"/>
-              <w:jc w:val="left"/>
-            </w:pPr>
-            <w:r>
-              <w:rPr>
-                <w:b/>
-                <w:sz w:val="19"/>
-              </w:rPr>
-              <w:t xml:space="preserve">Wrangler</w:t>
+              <w:t xml:space="preserve">+2 to Animal Handling, and to Riding to stay in the saddle in a stampede, a chase or a fall.</w:t>
+            </w:r>
+          </w:p>
+        </w:tc>
+      </w:tr>
+      <w:tr>
+        <w:tc>
+          <w:tcPr/>
+          <w:p>
+            <w:pPr>
+              <w:pStyle w:val="Compact"/>
+              <w:jc w:val="left"/>
+            </w:pPr>
+            <w:r>
+              <w:rPr>
+                <w:b/>
+                <w:sz w:val="19"/>
+              </w:rPr>
+              <w:t xml:space="preserve">Undertaker</w:t>
             </w:r>
           </w:p>
         </w:tc>
@@ -1450,22 +1634,22 @@
               <w:rPr>
                 <w:sz w:val="19"/>
               </w:rPr>
-              <w:t xml:space="preserve">breaks horses, drives cattle, and can ride anything with four legs.</w:t>
-            </w:r>
-          </w:p>
-        </w:tc>
-        <w:tc>
-          <w:tcPr/>
-          <w:p>
-            <w:pPr>
-              <w:pStyle w:val="Compact"/>
-              <w:jc w:val="left"/>
-            </w:pPr>
-            <w:r>
-              <w:rPr>
-                <w:sz w:val="19"/>
-              </w:rPr>
-              <w:t xml:space="preserve">Brawling, Animal Handling, Leadership, Tinkering</w:t>
+              <w:t xml:space="preserve">buries the dead, and makes sure they stay buried.</w:t>
+            </w:r>
+          </w:p>
+        </w:tc>
+        <w:tc>
+          <w:tcPr/>
+          <w:p>
+            <w:pPr>
+              <w:pStyle w:val="Compact"/>
+              <w:jc w:val="left"/>
+            </w:pPr>
+            <w:r>
+              <w:rPr>
+                <w:sz w:val="19"/>
+              </w:rPr>
+              <w:t xml:space="preserve">Melee, Stealth, Persuasion, Medicine</w:t>
             </w:r>
           </w:p>
         </w:tc>
@@ -1482,7 +1666,7 @@
                 <w:b/>
                 <w:sz w:val="19"/>
               </w:rPr>
-              <w:t xml:space="preserve">Horse sense.</w:t>
+              <w:t xml:space="preserve">Ask the body.</w:t>
             </w:r>
             <w:r>
               <w:rPr>
@@ -1494,25 +1678,25 @@
               <w:rPr>
                 <w:sz w:val="19"/>
               </w:rPr>
-              <w:t xml:space="preserve">+2 to Animal Handling, and to Riding to stay in the saddle in a stampede, a chase or a fall.</w:t>
-            </w:r>
-          </w:p>
-        </w:tc>
-      </w:tr>
-      <w:tr>
-        <w:tc>
-          <w:tcPr/>
-          <w:p>
-            <w:pPr>
-              <w:pStyle w:val="Compact"/>
-              <w:jc w:val="left"/>
-            </w:pPr>
-            <w:r>
-              <w:rPr>
-                <w:b/>
-                <w:sz w:val="19"/>
-              </w:rPr>
-              <w:t xml:space="preserve">Undertaker</w:t>
+              <w:t xml:space="preserve">Once per job, examine a corpse and learn how and when it died, and one thing about who did it.</w:t>
+            </w:r>
+          </w:p>
+        </w:tc>
+      </w:tr>
+      <w:tr>
+        <w:tc>
+          <w:tcPr/>
+          <w:p>
+            <w:pPr>
+              <w:pStyle w:val="Compact"/>
+              <w:jc w:val="left"/>
+            </w:pPr>
+            <w:r>
+              <w:rPr>
+                <w:b/>
+                <w:sz w:val="19"/>
+              </w:rPr>
+              <w:t xml:space="preserve">Shotgun Messenger</w:t>
             </w:r>
           </w:p>
         </w:tc>
@@ -1542,22 +1726,22 @@
               <w:rPr>
                 <w:sz w:val="19"/>
               </w:rPr>
-              <w:t xml:space="preserve">buries the dead, and makes sure they stay buried.</w:t>
-            </w:r>
-          </w:p>
-        </w:tc>
-        <w:tc>
-          <w:tcPr/>
-          <w:p>
-            <w:pPr>
-              <w:pStyle w:val="Compact"/>
-              <w:jc w:val="left"/>
-            </w:pPr>
-            <w:r>
-              <w:rPr>
-                <w:sz w:val="19"/>
-              </w:rPr>
-              <w:t xml:space="preserve">Melee, Stealth, Persuasion, Medicine</w:t>
+              <w:t xml:space="preserve">rides beside the driver guarding the mail, the strongbox and the passengers.</w:t>
+            </w:r>
+          </w:p>
+        </w:tc>
+        <w:tc>
+          <w:tcPr/>
+          <w:p>
+            <w:pPr>
+              <w:pStyle w:val="Compact"/>
+              <w:jc w:val="left"/>
+            </w:pPr>
+            <w:r>
+              <w:rPr>
+                <w:sz w:val="19"/>
+              </w:rPr>
+              <w:t xml:space="preserve">Shooting, Animal Handling, Persuasion, Survival</w:t>
             </w:r>
           </w:p>
         </w:tc>
@@ -1574,7 +1758,7 @@
                 <w:b/>
                 <w:sz w:val="19"/>
               </w:rPr>
-              <w:t xml:space="preserve">Ask the body.</w:t>
+              <w:t xml:space="preserve">Riding shotgun.</w:t>
             </w:r>
             <w:r>
               <w:rPr>
@@ -1586,7 +1770,7 @@
               <w:rPr>
                 <w:sz w:val="19"/>
               </w:rPr>
-              <w:t xml:space="preserve">Once per job, examine a corpse and learn how and when it died, and one thing about who did it.</w:t>
+              <w:t xml:space="preserve">Once per fight, when someone next to you is hit, you take the hit instead.</w:t>
             </w:r>
           </w:p>
         </w:tc>

--- a/legend-dynamics/western/Trails_of_Blood_Dust_Players_Guide.docx
+++ b/legend-dynamics/western/Trails_of_Blood_Dust_Players_Guide.docx
@@ -759,6 +759,98 @@
                 <w:sz w:val="19"/>
               </w:rPr>
               <w:t xml:space="preserve">+2 to Read People to catch a lie told to your face.</w:t>
+            </w:r>
+          </w:p>
+        </w:tc>
+      </w:tr>
+      <w:tr>
+        <w:tc>
+          <w:tcPr/>
+          <w:p>
+            <w:pPr>
+              <w:pStyle w:val="Compact"/>
+              <w:jc w:val="left"/>
+            </w:pPr>
+            <w:r>
+              <w:rPr>
+                <w:b/>
+                <w:sz w:val="19"/>
+              </w:rPr>
+              <w:t xml:space="preserve">Politician</w:t>
+            </w:r>
+          </w:p>
+        </w:tc>
+        <w:tc>
+          <w:tcPr/>
+          <w:p>
+            <w:pPr>
+              <w:pStyle w:val="Compact"/>
+              <w:jc w:val="left"/>
+            </w:pPr>
+            <w:r>
+              <w:rPr>
+                <w:sz w:val="19"/>
+              </w:rPr>
+              <w:t xml:space="preserve">The Law</w:t>
+            </w:r>
+          </w:p>
+        </w:tc>
+        <w:tc>
+          <w:tcPr/>
+          <w:p>
+            <w:pPr>
+              <w:pStyle w:val="Compact"/>
+              <w:jc w:val="left"/>
+            </w:pPr>
+            <w:r>
+              <w:rPr>
+                <w:sz w:val="19"/>
+              </w:rPr>
+              <w:t xml:space="preserve">holds office or wants it: a mayor, an alderman, a territorial delegate, a governor’s man, or a party boss with friends in the capital.</w:t>
+            </w:r>
+          </w:p>
+        </w:tc>
+        <w:tc>
+          <w:tcPr/>
+          <w:p>
+            <w:pPr>
+              <w:pStyle w:val="Compact"/>
+              <w:jc w:val="left"/>
+            </w:pPr>
+            <w:r>
+              <w:rPr>
+                <w:sz w:val="19"/>
+              </w:rPr>
+              <w:t xml:space="preserve">Investigation, Riding, Leadership, Law</w:t>
+            </w:r>
+          </w:p>
+        </w:tc>
+        <w:tc>
+          <w:tcPr/>
+          <w:p>
+            <w:pPr>
+              <w:pStyle w:val="Compact"/>
+              <w:jc w:val="left"/>
+            </w:pPr>
+            <w:r>
+              <w:rPr>
+                <w:bCs/>
+                <w:b/>
+                <w:sz w:val="19"/>
+              </w:rPr>
+              <w:t xml:space="preserve">Friends in office.</w:t>
+            </w:r>
+            <w:r>
+              <w:rPr>
+                <w:sz w:val="19"/>
+              </w:rPr>
+              <w:t xml:space="preserve"> </w:t>
+            </w:r>
+            <w:r>
+              <w:rPr>
+                <w:sz w:val="19"/>
+              </w:rPr>
+              <w:t xml:space="preserve">Once per job, the town or territory gives you what it can: rooms at the hotel, horses for a posse, the jail cells, the telegraph office, or the doctor’s time.</w:t>
             </w:r>
           </w:p>
         </w:tc>

--- a/legend-dynamics/western/Trails_of_Blood_Dust_Players_Guide.docx
+++ b/legend-dynamics/western/Trails_of_Blood_Dust_Players_Guide.docx
@@ -7804,7 +7804,7 @@
     </w:p>
     <w:bookmarkEnd w:id="48"/>
     <w:bookmarkEnd w:id="49"/>
-    <w:bookmarkStart w:id="60" w:name="personal-combat"/>
+    <w:bookmarkStart w:id="61" w:name="personal-combat"/>
     <w:p>
       <w:pPr>
         <w:pStyle w:val="Heading1"/>
@@ -11807,8 +11807,179 @@
       </w:r>
     </w:p>
     <w:bookmarkEnd w:id="59"/>
+    <w:bookmarkStart w:id="60" w:name="the-battle-map"/>
+    <w:p>
+      <w:pPr>
+        <w:pStyle w:val="Heading2"/>
+      </w:pPr>
+      <w:r>
+        <w:t xml:space="preserve">The battle map</w:t>
+      </w:r>
+    </w:p>
+    <w:p>
+      <w:pPr>
+        <w:pStyle w:val="FirstParagraph"/>
+      </w:pPr>
+      <w:r>
+        <w:t xml:space="preserve">The GM view of the character creator has a</w:t>
+      </w:r>
+      <w:r>
+        <w:t xml:space="preserve"> </w:t>
+      </w:r>
+      <w:r>
+        <w:rPr>
+          <w:bCs/>
+          <w:b/>
+        </w:rPr>
+        <w:t xml:space="preserve">battle map</w:t>
+      </w:r>
+      <w:r>
+        <w:t xml:space="preserve"> </w:t>
+      </w:r>
+      <w:r>
+        <w:t xml:space="preserve">for fights where it helps to see who is where. It is a tool, not a rule: everything on it follows the rules in this chapter, and a fight without it works the same way. Open</w:t>
+      </w:r>
+      <w:r>
+        <w:t xml:space="preserve"> </w:t>
+      </w:r>
+      <w:r>
+        <w:rPr>
+          <w:bCs/>
+          <w:b/>
+        </w:rPr>
+        <w:t xml:space="preserve">How to use the map</w:t>
+      </w:r>
+      <w:r>
+        <w:t xml:space="preserve"> </w:t>
+      </w:r>
+      <w:r>
+        <w:t xml:space="preserve">on the map itself for the buttons, step by step.</w:t>
+      </w:r>
+    </w:p>
+    <w:p>
+      <w:pPr>
+        <w:pStyle w:val="BodyText"/>
+      </w:pPr>
+      <w:r>
+        <w:rPr>
+          <w:bCs/>
+          <w:b/>
+        </w:rPr>
+        <w:t xml:space="preserve">Two kinds of map.</w:t>
+      </w:r>
+    </w:p>
+    <w:p>
+      <w:pPr>
+        <w:numPr>
+          <w:ilvl w:val="0"/>
+          <w:numId w:val="1015"/>
+        </w:numPr>
+        <w:pStyle w:val="Compact"/>
+      </w:pPr>
+      <w:r>
+        <w:rPr>
+          <w:bCs/>
+          <w:b/>
+        </w:rPr>
+        <w:t xml:space="preserve">A hex map</w:t>
+      </w:r>
+      <w:r>
+        <w:t xml:space="preserve"> </w:t>
+      </w:r>
+      <w:r>
+        <w:t xml:space="preserve">for fights where position matters: cover, doorways, who can reach whom. The GM chooses what one hex is: 1 yard for a brawl in a room, 5 or 10 yards for a street, 50 for open ground. Dragging a token or measuring shows the distance and its</w:t>
+      </w:r>
+      <w:r>
+        <w:t xml:space="preserve"> </w:t>
+      </w:r>
+      <w:r>
+        <w:rPr>
+          <w:bCs/>
+          <w:b/>
+        </w:rPr>
+        <w:t xml:space="preserve">range band</w:t>
+      </w:r>
+      <w:r>
+        <w:t xml:space="preserve">, so the GM can read the penalty from the Range table above.</w:t>
+      </w:r>
+    </w:p>
+    <w:p>
+      <w:pPr>
+        <w:numPr>
+          <w:ilvl w:val="0"/>
+          <w:numId w:val="1015"/>
+        </w:numPr>
+        <w:pStyle w:val="Compact"/>
+      </w:pPr>
+      <w:r>
+        <w:rPr>
+          <w:bCs/>
+          <w:b/>
+        </w:rPr>
+        <w:t xml:space="preserve">A range track</w:t>
+      </w:r>
+      <w:r>
+        <w:t xml:space="preserve"> </w:t>
+      </w:r>
+      <w:r>
+        <w:t xml:space="preserve">for fights where only distance matters: a chase, a running fight across open country. It has a lane for the party and one for each range band. Moving a token into the next lane moves it one band in or out.</w:t>
+      </w:r>
+    </w:p>
+    <w:p>
+      <w:pPr>
+        <w:pStyle w:val="FirstParagraph"/>
+      </w:pPr>
+      <w:r>
+        <w:rPr>
+          <w:bCs/>
+          <w:b/>
+        </w:rPr>
+        <w:t xml:space="preserve">Tokens.</w:t>
+      </w:r>
+      <w:r>
+        <w:t xml:space="preserve"> </w:t>
+      </w:r>
+      <w:r>
+        <w:t xml:space="preserve">The GM places the party with one button. Their tokens stay linked to the characters in the GM view: marking Injury, Dying, the stunned condition or a Grit point on a token marks it on the character, and the other way round. Opponents come from the setting’s threats with their boxes filled in. Their pips fill as they are hurt, and a token whose boxes are all marked is taken out.</w:t>
+      </w:r>
+    </w:p>
+    <w:p>
+      <w:pPr>
+        <w:pStyle w:val="BodyText"/>
+      </w:pPr>
+      <w:r>
+        <w:rPr>
+          <w:bCs/>
+          <w:b/>
+        </w:rPr>
+        <w:t xml:space="preserve">Keeping a map.</w:t>
+      </w:r>
+      <w:r>
+        <w:t xml:space="preserve"> </w:t>
+      </w:r>
+      <w:r>
+        <w:t xml:space="preserve">The map stays in the GM’s browser.</w:t>
+      </w:r>
+      <w:r>
+        <w:t xml:space="preserve"> </w:t>
+      </w:r>
+      <w:r>
+        <w:rPr>
+          <w:bCs/>
+          <w:b/>
+        </w:rPr>
+        <w:t xml:space="preserve">Save map to file</w:t>
+      </w:r>
+      <w:r>
+        <w:t xml:space="preserve"> </w:t>
+      </w:r>
+      <w:r>
+        <w:t xml:space="preserve">keeps both maps, their pictures and tokens in one file, to prepare a fight ahead of time or share it with another GM.</w:t>
+      </w:r>
+    </w:p>
     <w:bookmarkEnd w:id="60"/>
-    <w:bookmarkStart w:id="65" w:name="medical-care"/>
+    <w:bookmarkEnd w:id="61"/>
+    <w:bookmarkStart w:id="66" w:name="medical-care"/>
     <w:p>
       <w:pPr>
         <w:pStyle w:val="Heading1"/>
@@ -11841,7 +12012,7 @@
         <w:t xml:space="preserve">below.</w:t>
       </w:r>
     </w:p>
-    <w:bookmarkStart w:id="61" w:name="diagnosis-and-stabilization"/>
+    <w:bookmarkStart w:id="62" w:name="diagnosis-and-stabilization"/>
     <w:p>
       <w:pPr>
         <w:pStyle w:val="Heading2"/>
@@ -11858,8 +12029,8 @@
         <w:t xml:space="preserve">Roll Medicine when the diagnosis is uncertain or an urgent treatment decision matters. Emergency stabilization takes one action and a successful Medicine roll with a doctor’s bag. It ends Dying and stops deterioration, but removes no boxes.</w:t>
       </w:r>
     </w:p>
-    <w:bookmarkEnd w:id="61"/>
-    <w:bookmarkStart w:id="62" w:name="field-treatment"/>
+    <w:bookmarkEnd w:id="62"/>
+    <w:bookmarkStart w:id="63" w:name="field-treatment"/>
     <w:p>
       <w:pPr>
         <w:pStyle w:val="Heading2"/>
@@ -11876,8 +12047,8 @@
         <w:t xml:space="preserve">With a doctor’s bag and several uninterrupted minutes, successful Medicine removes one injury box; success by 5 or more removes two. Each injury receives one field-treatment attempt; further attempts need changed circumstances.</w:t>
       </w:r>
     </w:p>
-    <w:bookmarkEnd w:id="62"/>
-    <w:bookmarkStart w:id="63" w:name="proper-care"/>
+    <w:bookmarkEnd w:id="63"/>
+    <w:bookmarkStart w:id="64" w:name="proper-care"/>
     <w:p>
       <w:pPr>
         <w:pStyle w:val="Heading2"/>
@@ -11894,8 +12065,8 @@
         <w:t xml:space="preserve">A doctor’s surgery with instruments, chloroform and a clean table grants +2 to Medicine. A successful treatment removes two boxes; success by 5 or more removes three. Allow the time the treatment requires.</w:t>
       </w:r>
     </w:p>
-    <w:bookmarkEnd w:id="63"/>
-    <w:bookmarkStart w:id="64" w:name="natural-recovery"/>
+    <w:bookmarkEnd w:id="64"/>
+    <w:bookmarkStart w:id="65" w:name="natural-recovery"/>
     <w:p>
       <w:pPr>
         <w:pStyle w:val="Heading2"/>
@@ -12080,9 +12251,9 @@
         <w:t xml:space="preserve">At three boxes, rest alone does nothing until someone has stabilized or treated you; after that, a week of rest in their care clears the first box. A successful treatment is faster. The times add up: from three boxes, rest alone takes about a week and a half to heal completely (a week, then three days, then a day).</w:t>
       </w:r>
     </w:p>
-    <w:bookmarkEnd w:id="64"/>
     <w:bookmarkEnd w:id="65"/>
-    <w:bookmarkStart w:id="71" w:name="magic"/>
+    <w:bookmarkEnd w:id="66"/>
+    <w:bookmarkStart w:id="72" w:name="magic"/>
     <w:p>
       <w:pPr>
         <w:pStyle w:val="Heading1"/>
@@ -12326,7 +12497,7 @@
         </w:tc>
       </w:tr>
     </w:tbl>
-    <w:bookmarkStart w:id="66" w:name="hexes"/>
+    <w:bookmarkStart w:id="67" w:name="hexes"/>
     <w:p>
       <w:pPr>
         <w:pStyle w:val="Heading2"/>
@@ -12707,8 +12878,8 @@
         <w:t xml:space="preserve">A failed hex marks a box of The Dark; a natural 18 marks two, or something answers that shouldn’t.</w:t>
       </w:r>
     </w:p>
-    <w:bookmarkEnd w:id="66"/>
-    <w:bookmarkStart w:id="67" w:name="rituals"/>
+    <w:bookmarkEnd w:id="67"/>
+    <w:bookmarkStart w:id="68" w:name="rituals"/>
     <w:p>
       <w:pPr>
         <w:pStyle w:val="Heading2"/>
@@ -12721,7 +12892,7 @@
       <w:pPr>
         <w:numPr>
           <w:ilvl w:val="0"/>
-          <w:numId w:val="1015"/>
+          <w:numId w:val="1016"/>
         </w:numPr>
         <w:pStyle w:val="Compact"/>
       </w:pPr>
@@ -12743,7 +12914,7 @@
       <w:pPr>
         <w:numPr>
           <w:ilvl w:val="0"/>
-          <w:numId w:val="1015"/>
+          <w:numId w:val="1016"/>
         </w:numPr>
         <w:pStyle w:val="Compact"/>
       </w:pPr>
@@ -12765,7 +12936,7 @@
       <w:pPr>
         <w:numPr>
           <w:ilvl w:val="0"/>
-          <w:numId w:val="1015"/>
+          <w:numId w:val="1016"/>
         </w:numPr>
         <w:pStyle w:val="Compact"/>
       </w:pPr>
@@ -13025,8 +13196,8 @@
         <w:t xml:space="preserve">The right materials, hour or place remove one segment.</w:t>
       </w:r>
     </w:p>
-    <w:bookmarkEnd w:id="67"/>
-    <w:bookmarkStart w:id="68" w:name="charms"/>
+    <w:bookmarkEnd w:id="68"/>
+    <w:bookmarkStart w:id="69" w:name="charms"/>
     <w:p>
       <w:pPr>
         <w:pStyle w:val="Heading2"/>
@@ -13056,8 +13227,8 @@
         <w:t xml:space="preserve">. Preparation is how slow magic wins a fast fight.</w:t>
       </w:r>
     </w:p>
-    <w:bookmarkEnd w:id="68"/>
-    <w:bookmarkStart w:id="69" w:name="magic-advancement"/>
+    <w:bookmarkEnd w:id="69"/>
+    <w:bookmarkStart w:id="70" w:name="magic-advancement"/>
     <w:p>
       <w:pPr>
         <w:pStyle w:val="Heading2"/>
@@ -13564,8 +13735,8 @@
         </w:tc>
       </w:tr>
     </w:tbl>
-    <w:bookmarkEnd w:id="69"/>
-    <w:bookmarkStart w:id="70" w:name="magic-in-trails-of-blood-dust"/>
+    <w:bookmarkEnd w:id="70"/>
+    <w:bookmarkStart w:id="71" w:name="magic-in-trails-of-blood-dust"/>
     <w:p>
       <w:pPr>
         <w:pStyle w:val="Heading2"/>
@@ -13797,9 +13968,9 @@
         </w:tc>
       </w:tr>
     </w:tbl>
-    <w:bookmarkEnd w:id="70"/>
     <w:bookmarkEnd w:id="71"/>
-    <w:bookmarkStart w:id="75" w:name="grit-points-and-tracks"/>
+    <w:bookmarkEnd w:id="72"/>
+    <w:bookmarkStart w:id="76" w:name="grit-points-and-tracks"/>
     <w:p>
       <w:pPr>
         <w:pStyle w:val="Heading1"/>
@@ -13808,7 +13979,7 @@
         <w:t xml:space="preserve">Grit points and tracks</w:t>
       </w:r>
     </w:p>
-    <w:bookmarkStart w:id="72" w:name="using-grit-points"/>
+    <w:bookmarkStart w:id="73" w:name="using-grit-points"/>
     <w:p>
       <w:pPr>
         <w:pStyle w:val="Heading2"/>
@@ -14026,8 +14197,8 @@
         <w:t xml:space="preserve">Gain one point when one of your complications creates a meaningful problem you accept, including a companion complication. You can decline the proposed complication without penalty.</w:t>
       </w:r>
     </w:p>
-    <w:bookmarkEnd w:id="72"/>
-    <w:bookmarkStart w:id="73" w:name="trouble"/>
+    <w:bookmarkEnd w:id="73"/>
+    <w:bookmarkStart w:id="74" w:name="trouble"/>
     <w:p>
       <w:pPr>
         <w:pStyle w:val="Heading2"/>
@@ -14316,8 +14487,8 @@
         </w:tc>
       </w:tr>
     </w:tbl>
-    <w:bookmarkEnd w:id="73"/>
-    <w:bookmarkStart w:id="74" w:name="advancement"/>
+    <w:bookmarkEnd w:id="74"/>
+    <w:bookmarkStart w:id="75" w:name="advancement"/>
     <w:p>
       <w:pPr>
         <w:pStyle w:val="Heading2"/>
@@ -14354,7 +14525,7 @@
       <w:pPr>
         <w:numPr>
           <w:ilvl w:val="0"/>
-          <w:numId w:val="1016"/>
+          <w:numId w:val="1017"/>
         </w:numPr>
         <w:pStyle w:val="Compact"/>
       </w:pPr>
@@ -14415,7 +14586,7 @@
       <w:pPr>
         <w:numPr>
           <w:ilvl w:val="0"/>
-          <w:numId w:val="1016"/>
+          <w:numId w:val="1017"/>
         </w:numPr>
         <w:pStyle w:val="Compact"/>
       </w:pPr>
@@ -14761,9 +14932,9 @@
         <w:t xml:space="preserve">Magic and powers grow the same way, at the costs their chapters give.</w:t>
       </w:r>
     </w:p>
-    <w:bookmarkEnd w:id="74"/>
     <w:bookmarkEnd w:id="75"/>
-    <w:bookmarkStart w:id="78" w:name="running-jobs"/>
+    <w:bookmarkEnd w:id="76"/>
+    <w:bookmarkStart w:id="79" w:name="running-jobs"/>
     <w:p>
       <w:pPr>
         <w:pStyle w:val="Heading1"/>
@@ -14772,7 +14943,7 @@
         <w:t xml:space="preserve">Running jobs</w:t>
       </w:r>
     </w:p>
-    <w:bookmarkStart w:id="76" w:name="job-seeds"/>
+    <w:bookmarkStart w:id="77" w:name="job-seeds"/>
     <w:p>
       <w:pPr>
         <w:pStyle w:val="Heading2"/>
@@ -17004,8 +17175,8 @@
         </w:tc>
       </w:tr>
     </w:tbl>
-    <w:bookmarkEnd w:id="76"/>
-    <w:bookmarkStart w:id="77" w:name="the-trail-journal"/>
+    <w:bookmarkEnd w:id="77"/>
+    <w:bookmarkStart w:id="78" w:name="the-trail-journal"/>
     <w:p>
       <w:pPr>
         <w:pStyle w:val="Heading2"/>
@@ -17026,7 +17197,7 @@
       <w:pPr>
         <w:numPr>
           <w:ilvl w:val="0"/>
-          <w:numId w:val="1017"/>
+          <w:numId w:val="1018"/>
         </w:numPr>
         <w:pStyle w:val="Compact"/>
       </w:pPr>
@@ -17048,7 +17219,7 @@
       <w:pPr>
         <w:numPr>
           <w:ilvl w:val="0"/>
-          <w:numId w:val="1017"/>
+          <w:numId w:val="1018"/>
         </w:numPr>
         <w:pStyle w:val="Compact"/>
       </w:pPr>
@@ -17070,7 +17241,7 @@
       <w:pPr>
         <w:numPr>
           <w:ilvl w:val="0"/>
-          <w:numId w:val="1017"/>
+          <w:numId w:val="1018"/>
         </w:numPr>
         <w:pStyle w:val="Compact"/>
       </w:pPr>
@@ -17092,7 +17263,7 @@
       <w:pPr>
         <w:numPr>
           <w:ilvl w:val="0"/>
-          <w:numId w:val="1017"/>
+          <w:numId w:val="1018"/>
         </w:numPr>
         <w:pStyle w:val="Compact"/>
       </w:pPr>
@@ -17114,7 +17285,7 @@
       <w:pPr>
         <w:numPr>
           <w:ilvl w:val="0"/>
-          <w:numId w:val="1017"/>
+          <w:numId w:val="1018"/>
         </w:numPr>
         <w:pStyle w:val="Compact"/>
       </w:pPr>
@@ -17132,9 +17303,9 @@
         <w:t xml:space="preserve">After a significant job, each character earns 1 advancement point; at a milestone, 2 more.</w:t>
       </w:r>
     </w:p>
-    <w:bookmarkEnd w:id="77"/>
     <w:bookmarkEnd w:id="78"/>
-    <w:bookmarkStart w:id="85" w:name="monsters-and-magic"/>
+    <w:bookmarkEnd w:id="79"/>
+    <w:bookmarkStart w:id="86" w:name="monsters-and-magic"/>
     <w:p>
       <w:pPr>
         <w:pStyle w:val="Heading1"/>
@@ -17143,7 +17314,7 @@
         <w:t xml:space="preserve">Monsters and magic</w:t>
       </w:r>
     </w:p>
-    <w:bookmarkStart w:id="79" w:name="the-sight"/>
+    <w:bookmarkStart w:id="80" w:name="the-sight"/>
     <w:p>
       <w:pPr>
         <w:pStyle w:val="Heading2"/>
@@ -17173,8 +17344,8 @@
         <w:t xml:space="preserve">. They see ghosts, the true faces of monsters wearing human ones, and magic at work. To everyone else the darkness is a rumor, until it isn’t.</w:t>
       </w:r>
     </w:p>
-    <w:bookmarkEnd w:id="79"/>
-    <w:bookmarkStart w:id="80" w:name="monstrous-forms"/>
+    <w:bookmarkEnd w:id="80"/>
+    <w:bookmarkStart w:id="81" w:name="monstrous-forms"/>
     <w:p>
       <w:pPr>
         <w:pStyle w:val="Heading2"/>
@@ -17233,8 +17404,8 @@
         <w:t xml:space="preserve">.</w:t>
       </w:r>
     </w:p>
-    <w:bookmarkEnd w:id="80"/>
-    <w:bookmarkStart w:id="82" w:name="magic-1"/>
+    <w:bookmarkEnd w:id="81"/>
+    <w:bookmarkStart w:id="83" w:name="magic-1"/>
     <w:p>
       <w:pPr>
         <w:pStyle w:val="Heading2"/>
@@ -17550,7 +17721,7 @@
       <w:pPr>
         <w:numPr>
           <w:ilvl w:val="0"/>
-          <w:numId w:val="1018"/>
+          <w:numId w:val="1019"/>
         </w:numPr>
         <w:pStyle w:val="Compact"/>
       </w:pPr>
@@ -17572,7 +17743,7 @@
       <w:pPr>
         <w:numPr>
           <w:ilvl w:val="0"/>
-          <w:numId w:val="1018"/>
+          <w:numId w:val="1019"/>
         </w:numPr>
         <w:pStyle w:val="Compact"/>
       </w:pPr>
@@ -17594,7 +17765,7 @@
       <w:pPr>
         <w:numPr>
           <w:ilvl w:val="0"/>
-          <w:numId w:val="1018"/>
+          <w:numId w:val="1019"/>
         </w:numPr>
         <w:pStyle w:val="Compact"/>
       </w:pPr>
@@ -17632,7 +17803,7 @@
       <w:pPr>
         <w:numPr>
           <w:ilvl w:val="0"/>
-          <w:numId w:val="1018"/>
+          <w:numId w:val="1019"/>
         </w:numPr>
         <w:pStyle w:val="Compact"/>
       </w:pPr>
@@ -17755,7 +17926,7 @@
         <w:t xml:space="preserve">who will curse for money.</w:t>
       </w:r>
     </w:p>
-    <w:bookmarkStart w:id="81" w:name="hexes-1"/>
+    <w:bookmarkStart w:id="82" w:name="hexes-1"/>
     <w:p>
       <w:pPr>
         <w:pStyle w:val="Heading3"/>
@@ -18211,9 +18382,9 @@
         </w:tc>
       </w:tr>
     </w:tbl>
-    <w:bookmarkEnd w:id="81"/>
     <w:bookmarkEnd w:id="82"/>
-    <w:bookmarkStart w:id="83" w:name="weaknesses"/>
+    <w:bookmarkEnd w:id="83"/>
+    <w:bookmarkStart w:id="84" w:name="weaknesses"/>
     <w:p>
       <w:pPr>
         <w:pStyle w:val="Heading2"/>
@@ -18505,8 +18676,8 @@
         </w:tc>
       </w:tr>
     </w:tbl>
-    <w:bookmarkEnd w:id="83"/>
-    <w:bookmarkStart w:id="84" w:name="bites-and-curses"/>
+    <w:bookmarkEnd w:id="84"/>
+    <w:bookmarkStart w:id="85" w:name="bites-and-curses"/>
     <w:p>
       <w:pPr>
         <w:pStyle w:val="Heading2"/>
@@ -18519,7 +18690,7 @@
       <w:pPr>
         <w:numPr>
           <w:ilvl w:val="0"/>
-          <w:numId w:val="1019"/>
+          <w:numId w:val="1020"/>
         </w:numPr>
         <w:pStyle w:val="Compact"/>
       </w:pPr>
@@ -18557,7 +18728,7 @@
       <w:pPr>
         <w:numPr>
           <w:ilvl w:val="0"/>
-          <w:numId w:val="1019"/>
+          <w:numId w:val="1020"/>
         </w:numPr>
         <w:pStyle w:val="Compact"/>
       </w:pPr>
@@ -18579,7 +18750,7 @@
       <w:pPr>
         <w:numPr>
           <w:ilvl w:val="0"/>
-          <w:numId w:val="1019"/>
+          <w:numId w:val="1020"/>
         </w:numPr>
         <w:pStyle w:val="Compact"/>
       </w:pPr>
@@ -18597,9 +18768,9 @@
         <w:t xml:space="preserve">A vampire who drains a victim to Dying can choose to turn them.</w:t>
       </w:r>
     </w:p>
-    <w:bookmarkEnd w:id="84"/>
     <w:bookmarkEnd w:id="85"/>
-    <w:bookmarkStart w:id="86" w:name="threats"/>
+    <w:bookmarkEnd w:id="86"/>
+    <w:bookmarkStart w:id="87" w:name="threats"/>
     <w:p>
       <w:pPr>
         <w:pStyle w:val="Heading1"/>
@@ -19870,8 +20041,8 @@
         <w:t xml:space="preserve">For a tougher version, add +1 to its targets and one box; for a weaker one, subtract.</w:t>
       </w:r>
     </w:p>
-    <w:bookmarkEnd w:id="86"/>
-    <w:bookmarkStart w:id="93" w:name="ready-made-characters"/>
+    <w:bookmarkEnd w:id="87"/>
+    <w:bookmarkStart w:id="94" w:name="ready-made-characters"/>
     <w:p>
       <w:pPr>
         <w:pStyle w:val="Heading1"/>
@@ -19888,7 +20059,7 @@
         <w:t xml:space="preserve">Characters ready to play, for one-shots, new players, or a group in a hurry. Each follows the creation rules exactly, and their connections tie them together. In the creator, choose one from the ready-made list to open it and make it your own.</w:t>
       </w:r>
     </w:p>
-    <w:bookmarkStart w:id="87" w:name="ruth-calloway"/>
+    <w:bookmarkStart w:id="88" w:name="ruth-calloway"/>
     <w:p>
       <w:pPr>
         <w:pStyle w:val="Heading2"/>
@@ -19913,192 +20084,6 @@
       </w:r>
       <w:r>
         <w:t xml:space="preserve">Wears the badge in three counties, and sees what’s under the faces of the men she arrests.</w:t>
-      </w:r>
-    </w:p>
-    <w:p>
-      <w:pPr>
-        <w:numPr>
-          <w:ilvl w:val="0"/>
-          <w:numId w:val="1020"/>
-        </w:numPr>
-        <w:pStyle w:val="Compact"/>
-      </w:pPr>
-      <w:r>
-        <w:rPr>
-          <w:bCs/>
-          <w:b/>
-        </w:rPr>
-        <w:t xml:space="preserve">Attributes:</w:t>
-      </w:r>
-      <w:r>
-        <w:t xml:space="preserve"> </w:t>
-      </w:r>
-      <w:r>
-        <w:t xml:space="preserve">Body 12, Agility 13, Intellect 10, Presence 9, Will 11.</w:t>
-      </w:r>
-      <w:r>
-        <w:t xml:space="preserve"> </w:t>
-      </w:r>
-      <w:r>
-        <w:rPr>
-          <w:bCs/>
-          <w:b/>
-        </w:rPr>
-        <w:t xml:space="preserve">Dodge</w:t>
-      </w:r>
-      <w:r>
-        <w:t xml:space="preserve"> </w:t>
-      </w:r>
-      <w:r>
-        <w:t xml:space="preserve">12.</w:t>
-      </w:r>
-    </w:p>
-    <w:p>
-      <w:pPr>
-        <w:numPr>
-          <w:ilvl w:val="0"/>
-          <w:numId w:val="1020"/>
-        </w:numPr>
-        <w:pStyle w:val="Compact"/>
-      </w:pPr>
-      <w:r>
-        <w:rPr>
-          <w:bCs/>
-          <w:b/>
-        </w:rPr>
-        <w:t xml:space="preserve">Skills:</w:t>
-      </w:r>
-      <w:r>
-        <w:t xml:space="preserve"> </w:t>
-      </w:r>
-      <w:r>
-        <w:t xml:space="preserve">Shooting 16 (Specialty). Trained: Brawling 14, Riding 14, Athletics 13, Law 11, Occult 11, Read People 11, Survival 11, Tracking 11, Leadership 10.</w:t>
-      </w:r>
-    </w:p>
-    <w:p>
-      <w:pPr>
-        <w:numPr>
-          <w:ilvl w:val="0"/>
-          <w:numId w:val="1020"/>
-        </w:numPr>
-        <w:pStyle w:val="Compact"/>
-      </w:pPr>
-      <w:r>
-        <w:rPr>
-          <w:bCs/>
-          <w:b/>
-        </w:rPr>
-        <w:t xml:space="preserve">Edges:</w:t>
-      </w:r>
-      <w:r>
-        <w:t xml:space="preserve"> </w:t>
-      </w:r>
-      <w:r>
-        <w:t xml:space="preserve">Second advantage, Extra Grit; second advantage: Badge: Deputy U.S. Marshal.</w:t>
-      </w:r>
-    </w:p>
-    <w:p>
-      <w:pPr>
-        <w:numPr>
-          <w:ilvl w:val="0"/>
-          <w:numId w:val="1020"/>
-        </w:numPr>
-        <w:pStyle w:val="Compact"/>
-      </w:pPr>
-      <w:r>
-        <w:rPr>
-          <w:bCs/>
-          <w:b/>
-        </w:rPr>
-        <w:t xml:space="preserve">Advantage:</w:t>
-      </w:r>
-      <w:r>
-        <w:t xml:space="preserve"> </w:t>
-      </w:r>
-      <w:r>
-        <w:t xml:space="preserve">Monster’s Eye (origin; companion: Haunted).</w:t>
-      </w:r>
-      <w:r>
-        <w:t xml:space="preserve"> </w:t>
-      </w:r>
-      <w:r>
-        <w:rPr>
-          <w:bCs/>
-          <w:b/>
-        </w:rPr>
-        <w:t xml:space="preserve">Complication:</w:t>
-      </w:r>
-      <w:r>
-        <w:t xml:space="preserve"> </w:t>
-      </w:r>
-      <w:r>
-        <w:t xml:space="preserve">Law and Order; trigger: the town wants a hanging without a trial.</w:t>
-      </w:r>
-    </w:p>
-    <w:p>
-      <w:pPr>
-        <w:numPr>
-          <w:ilvl w:val="0"/>
-          <w:numId w:val="1020"/>
-        </w:numPr>
-        <w:pStyle w:val="Compact"/>
-      </w:pPr>
-      <w:r>
-        <w:rPr>
-          <w:bCs/>
-          <w:b/>
-        </w:rPr>
-        <w:t xml:space="preserve">Why I face the dark:</w:t>
-      </w:r>
-      <w:r>
-        <w:t xml:space="preserve"> </w:t>
-      </w:r>
-      <w:r>
-        <w:t xml:space="preserve">I took an oath, and I keep my word.</w:t>
-      </w:r>
-      <w:r>
-        <w:t xml:space="preserve"> </w:t>
-      </w:r>
-      <w:r>
-        <w:rPr>
-          <w:bCs/>
-          <w:b/>
-        </w:rPr>
-        <w:t xml:space="preserve">Connection:</w:t>
-      </w:r>
-      <w:r>
-        <w:t xml:space="preserve"> </w:t>
-      </w:r>
-      <w:r>
-        <w:t xml:space="preserve">Isaiah Booker brought in the man who killed her father, alive, when he could have collected either way.</w:t>
-      </w:r>
-    </w:p>
-    <w:bookmarkEnd w:id="87"/>
-    <w:bookmarkStart w:id="88" w:name="dr.-elias-webb"/>
-    <w:p>
-      <w:pPr>
-        <w:pStyle w:val="Heading2"/>
-      </w:pPr>
-      <w:r>
-        <w:t xml:space="preserve">Dr. Elias Webb</w:t>
-      </w:r>
-    </w:p>
-    <w:p>
-      <w:pPr>
-        <w:pStyle w:val="FirstParagraph"/>
-      </w:pPr>
-      <w:r>
-        <w:rPr>
-          <w:iCs/>
-          <w:i/>
-        </w:rPr>
-        <w:t xml:space="preserve">Town physician, Doctor. City-bred (tier 0).</w:t>
-      </w:r>
-      <w:r>
-        <w:t xml:space="preserve"> </w:t>
-      </w:r>
-      <w:r>
-        <w:t xml:space="preserve">Left a Philadelphia practice for reasons he won’t discuss, and patches up whoever comes through the door.</w:t>
       </w:r>
     </w:p>
     <w:p>
@@ -20120,7 +20105,7 @@
         <w:t xml:space="preserve"> </w:t>
       </w:r>
       <w:r>
-        <w:t xml:space="preserve">Body 9, Agility 10, Intellect 13, Presence 12, Will 11.</w:t>
+        <w:t xml:space="preserve">Body 12, Agility 13, Intellect 10, Presence 9, Will 11.</w:t>
       </w:r>
       <w:r>
         <w:t xml:space="preserve"> </w:t>
@@ -20136,7 +20121,7 @@
         <w:t xml:space="preserve"> </w:t>
       </w:r>
       <w:r>
-        <w:t xml:space="preserve">8.</w:t>
+        <w:t xml:space="preserve">12.</w:t>
       </w:r>
     </w:p>
     <w:p>
@@ -20158,7 +20143,7 @@
         <w:t xml:space="preserve"> </w:t>
       </w:r>
       <w:r>
-        <w:t xml:space="preserve">Medicine 16 (Specialty). Trained: Gambling 14, Investigation 14, Law 14, Read People 14, Survival 14, Tinkering 14, Leadership 13, Persuasion 13, Riding 11.</w:t>
+        <w:t xml:space="preserve">Shooting 16 (Specialty). Trained: Brawling 14, Riding 14, Athletics 13, Law 11, Occult 11, Read People 11, Survival 11, Tracking 11, Leadership 10.</w:t>
       </w:r>
     </w:p>
     <w:p>
@@ -20180,7 +20165,7 @@
         <w:t xml:space="preserve"> </w:t>
       </w:r>
       <w:r>
-        <w:t xml:space="preserve">Second advantage, A fine weapon or tool, A friend; second advantage: Battlefield Surgeon; a friend: the editor of the territorial newspaper, who owes him a life; a fine tool: his surgeon’s instruments (+2 Medicine).</w:t>
+        <w:t xml:space="preserve">Second advantage, Extra Grit; second advantage: Badge: Deputy U.S. Marshal.</w:t>
       </w:r>
     </w:p>
     <w:p>
@@ -20202,7 +20187,7 @@
         <w:t xml:space="preserve"> </w:t>
       </w:r>
       <w:r>
-        <w:t xml:space="preserve">Steady Hands.</w:t>
+        <w:t xml:space="preserve">Monster’s Eye (origin; companion: Haunted).</w:t>
       </w:r>
       <w:r>
         <w:t xml:space="preserve"> </w:t>
@@ -20218,7 +20203,7 @@
         <w:t xml:space="preserve"> </w:t>
       </w:r>
       <w:r>
-        <w:t xml:space="preserve">The Bottle; trigger: pain that won’t quit.</w:t>
+        <w:t xml:space="preserve">Law and Order; trigger: the town wants a hanging without a trial.</w:t>
       </w:r>
     </w:p>
     <w:p>
@@ -20240,7 +20225,7 @@
         <w:t xml:space="preserve"> </w:t>
       </w:r>
       <w:r>
-        <w:t xml:space="preserve">Nobody out here knows what I did back east.</w:t>
+        <w:t xml:space="preserve">I took an oath, and I keep my word.</w:t>
       </w:r>
       <w:r>
         <w:t xml:space="preserve"> </w:t>
@@ -20256,17 +20241,17 @@
         <w:t xml:space="preserve"> </w:t>
       </w:r>
       <w:r>
-        <w:t xml:space="preserve">Reverend Stone is the only one who knows why he left Philadelphia.</w:t>
+        <w:t xml:space="preserve">Isaiah Booker brought in the man who killed her father, alive, when he could have collected either way.</w:t>
       </w:r>
     </w:p>
     <w:bookmarkEnd w:id="88"/>
-    <w:bookmarkStart w:id="89" w:name="tom-feeney"/>
+    <w:bookmarkStart w:id="89" w:name="dr.-elias-webb"/>
     <w:p>
       <w:pPr>
         <w:pStyle w:val="Heading2"/>
       </w:pPr>
       <w:r>
-        <w:t xml:space="preserve">Tom Feeney</w:t>
+        <w:t xml:space="preserve">Dr. Elias Webb</w:t>
       </w:r>
     </w:p>
     <w:p>
@@ -20278,13 +20263,13 @@
           <w:iCs/>
           <w:i/>
         </w:rPr>
-        <w:t xml:space="preserve">Horse breaker, Wrangler. Werewolf (tier 2).</w:t>
-      </w:r>
-      <w:r>
-        <w:t xml:space="preserve"> </w:t>
-      </w:r>
-      <w:r>
-        <w:t xml:space="preserve">Came from County Clare with nothing but a curse, and chains himself in the root cellar every full moon.</w:t>
+        <w:t xml:space="preserve">Town physician, Doctor. City-bred (tier 0).</w:t>
+      </w:r>
+      <w:r>
+        <w:t xml:space="preserve"> </w:t>
+      </w:r>
+      <w:r>
+        <w:t xml:space="preserve">Left a Philadelphia practice for reasons he won’t discuss, and patches up whoever comes through the door.</w:t>
       </w:r>
     </w:p>
     <w:p>
@@ -20306,7 +20291,7 @@
         <w:t xml:space="preserve"> </w:t>
       </w:r>
       <w:r>
-        <w:t xml:space="preserve">Body 13, Agility 13, Intellect 9, Presence 11, Will 9.</w:t>
+        <w:t xml:space="preserve">Body 9, Agility 10, Intellect 13, Presence 12, Will 11.</w:t>
       </w:r>
       <w:r>
         <w:t xml:space="preserve"> </w:t>
@@ -20322,23 +20307,7 @@
         <w:t xml:space="preserve"> </w:t>
       </w:r>
       <w:r>
-        <w:t xml:space="preserve">12.</w:t>
-      </w:r>
-      <w:r>
-        <w:t xml:space="preserve"> </w:t>
-      </w:r>
-      <w:r>
-        <w:rPr>
-          <w:bCs/>
-          <w:b/>
-        </w:rPr>
-        <w:t xml:space="preserve">In monstrous form:</w:t>
-      </w:r>
-      <w:r>
-        <w:t xml:space="preserve"> </w:t>
-      </w:r>
-      <w:r>
-        <w:t xml:space="preserve">Body 15, Agility 14, Dodge 13.</w:t>
+        <w:t xml:space="preserve">8.</w:t>
       </w:r>
     </w:p>
     <w:p>
@@ -20360,7 +20329,7 @@
         <w:t xml:space="preserve"> </w:t>
       </w:r>
       <w:r>
-        <w:t xml:space="preserve">Riding 16 (Specialty). Trained: Athletics 14, Brawling 14, Melee 14, Shooting 14, Stealth 14, Animal Handling 12, Gambling 10, Survival 10, Tinkering 10, Tracking 10.</w:t>
+        <w:t xml:space="preserve">Medicine 16 (Specialty). Trained: Gambling 14, Investigation 14, Law 14, Read People 14, Survival 14, Tinkering 14, Leadership 13, Persuasion 13, Riding 11.</w:t>
       </w:r>
     </w:p>
     <w:p>
@@ -20382,7 +20351,7 @@
         <w:t xml:space="preserve"> </w:t>
       </w:r>
       <w:r>
-        <w:t xml:space="preserve">Extra Trained skill.</w:t>
+        <w:t xml:space="preserve">Second advantage, A fine weapon or tool, A friend; second advantage: Battlefield Surgeon; a friend: the editor of the territorial newspaper, who owes him a life; a fine tool: his surgeon’s instruments (+2 Medicine).</w:t>
       </w:r>
     </w:p>
     <w:p>
@@ -20404,7 +20373,7 @@
         <w:t xml:space="preserve"> </w:t>
       </w:r>
       <w:r>
-        <w:t xml:space="preserve">Wolf’s Nose (origin; companion: The Hunger).</w:t>
+        <w:t xml:space="preserve">Steady Hands.</w:t>
       </w:r>
       <w:r>
         <w:t xml:space="preserve"> </w:t>
@@ -20420,7 +20389,7 @@
         <w:t xml:space="preserve"> </w:t>
       </w:r>
       <w:r>
-        <w:t xml:space="preserve">Short Fuse; trigger: someone insults you or yours.</w:t>
+        <w:t xml:space="preserve">The Bottle; trigger: pain that won’t quit.</w:t>
       </w:r>
     </w:p>
     <w:p>
@@ -20442,7 +20411,7 @@
         <w:t xml:space="preserve"> </w:t>
       </w:r>
       <w:r>
-        <w:t xml:space="preserve">Everything I do is for my family.</w:t>
+        <w:t xml:space="preserve">Nobody out here knows what I did back east.</w:t>
       </w:r>
       <w:r>
         <w:t xml:space="preserve"> </w:t>
@@ -20458,17 +20427,17 @@
         <w:t xml:space="preserve"> </w:t>
       </w:r>
       <w:r>
-        <w:t xml:space="preserve">Plays cards with Lucinda Marsh every Saturday, and loses.</w:t>
+        <w:t xml:space="preserve">Reverend Stone is the only one who knows why he left Philadelphia.</w:t>
       </w:r>
     </w:p>
     <w:bookmarkEnd w:id="89"/>
-    <w:bookmarkStart w:id="90" w:name="lucinda-marsh"/>
+    <w:bookmarkStart w:id="90" w:name="tom-feeney"/>
     <w:p>
       <w:pPr>
         <w:pStyle w:val="Heading2"/>
       </w:pPr>
       <w:r>
-        <w:t xml:space="preserve">Lucinda Marsh</w:t>
+        <w:t xml:space="preserve">Tom Feeney</w:t>
       </w:r>
     </w:p>
     <w:p>
@@ -20480,13 +20449,13 @@
           <w:iCs/>
           <w:i/>
         </w:rPr>
-        <w:t xml:space="preserve">Professional gambler, Gambler. Practitioner (tier 2); Old hand.</w:t>
-      </w:r>
-      <w:r>
-        <w:t xml:space="preserve"> </w:t>
-      </w:r>
-      <w:r>
-        <w:t xml:space="preserve">Deals faro by night and reads the cards for anyone who’ll pay, and the cards are never wrong.</w:t>
+        <w:t xml:space="preserve">Horse breaker, Wrangler. Werewolf (tier 2).</w:t>
+      </w:r>
+      <w:r>
+        <w:t xml:space="preserve"> </w:t>
+      </w:r>
+      <w:r>
+        <w:t xml:space="preserve">Came from County Clare with nothing but a curse, and chains himself in the root cellar every full moon.</w:t>
       </w:r>
     </w:p>
     <w:p>
@@ -20508,7 +20477,7 @@
         <w:t xml:space="preserve"> </w:t>
       </w:r>
       <w:r>
-        <w:t xml:space="preserve">Body 9, Agility 10, Intellect 13, Presence 12, Will 11.</w:t>
+        <w:t xml:space="preserve">Body 13, Agility 13, Intellect 9, Presence 11, Will 9.</w:t>
       </w:r>
       <w:r>
         <w:t xml:space="preserve"> </w:t>
@@ -20524,7 +20493,23 @@
         <w:t xml:space="preserve"> </w:t>
       </w:r>
       <w:r>
-        <w:t xml:space="preserve">8.</w:t>
+        <w:t xml:space="preserve">12.</w:t>
+      </w:r>
+      <w:r>
+        <w:t xml:space="preserve"> </w:t>
+      </w:r>
+      <w:r>
+        <w:rPr>
+          <w:bCs/>
+          <w:b/>
+        </w:rPr>
+        <w:t xml:space="preserve">In monstrous form:</w:t>
+      </w:r>
+      <w:r>
+        <w:t xml:space="preserve"> </w:t>
+      </w:r>
+      <w:r>
+        <w:t xml:space="preserve">Body 15, Agility 14, Dodge 13.</w:t>
       </w:r>
     </w:p>
     <w:p>
@@ -20546,7 +20531,7 @@
         <w:t xml:space="preserve"> </w:t>
       </w:r>
       <w:r>
-        <w:t xml:space="preserve">Gambling 18 (Expert). Trained: Investigation 14, Occult 14, Read People 14, Deception 13, Persuasion 13, Riding 11, Stealth 11.</w:t>
+        <w:t xml:space="preserve">Riding 16 (Specialty). Trained: Athletics 14, Brawling 14, Melee 14, Shooting 14, Stealth 14, Animal Handling 12, Gambling 10, Survival 10, Tinkering 10, Tracking 10.</w:t>
       </w:r>
     </w:p>
     <w:p>
@@ -20568,7 +20553,7 @@
         <w:t xml:space="preserve"> </w:t>
       </w:r>
       <w:r>
-        <w:t xml:space="preserve">A friend; a friend: Mae Lin, a faro dealer who hears everything said at her table.</w:t>
+        <w:t xml:space="preserve">Extra Trained skill.</w:t>
       </w:r>
     </w:p>
     <w:p>
@@ -20590,7 +20575,7 @@
         <w:t xml:space="preserve"> </w:t>
       </w:r>
       <w:r>
-        <w:t xml:space="preserve">Cunning Folk (origin; companion: Old Superstitions).</w:t>
+        <w:t xml:space="preserve">Wolf’s Nose (origin; companion: The Hunger).</w:t>
       </w:r>
       <w:r>
         <w:t xml:space="preserve"> </w:t>
@@ -20606,7 +20591,7 @@
         <w:t xml:space="preserve"> </w:t>
       </w:r>
       <w:r>
-        <w:t xml:space="preserve">Owes the Wrong People; trigger: a collector arrives.</w:t>
+        <w:t xml:space="preserve">Short Fuse; trigger: someone insults you or yours.</w:t>
       </w:r>
     </w:p>
     <w:p>
@@ -20628,7 +20613,7 @@
         <w:t xml:space="preserve"> </w:t>
       </w:r>
       <w:r>
-        <w:t xml:space="preserve">There’s money out here for anyone with nerve enough to take it.</w:t>
+        <w:t xml:space="preserve">Everything I do is for my family.</w:t>
       </w:r>
       <w:r>
         <w:t xml:space="preserve"> </w:t>
@@ -20644,17 +20629,17 @@
         <w:t xml:space="preserve"> </w:t>
       </w:r>
       <w:r>
-        <w:t xml:space="preserve">Owes Ruth Calloway a favor for a warrant that went missing.</w:t>
+        <w:t xml:space="preserve">Plays cards with Lucinda Marsh every Saturday, and loses.</w:t>
       </w:r>
     </w:p>
     <w:bookmarkEnd w:id="90"/>
-    <w:bookmarkStart w:id="91" w:name="isaiah-booker"/>
+    <w:bookmarkStart w:id="91" w:name="lucinda-marsh"/>
     <w:p>
       <w:pPr>
         <w:pStyle w:val="Heading2"/>
       </w:pPr>
       <w:r>
-        <w:t xml:space="preserve">Isaiah Booker</w:t>
+        <w:t xml:space="preserve">Lucinda Marsh</w:t>
       </w:r>
     </w:p>
     <w:p>
@@ -20666,13 +20651,13 @@
           <w:iCs/>
           <w:i/>
         </w:rPr>
-        <w:t xml:space="preserve">Bounty hunter, Bounty Hunter. Revenant (tier 2).</w:t>
-      </w:r>
-      <w:r>
-        <w:t xml:space="preserve"> </w:t>
-      </w:r>
-      <w:r>
-        <w:t xml:space="preserve">Shot in the back in ’69 by the gang he was hunting. He got up again, and he’s still hunting them.</w:t>
+        <w:t xml:space="preserve">Professional gambler, Gambler. Practitioner (tier 2); Old hand.</w:t>
+      </w:r>
+      <w:r>
+        <w:t xml:space="preserve"> </w:t>
+      </w:r>
+      <w:r>
+        <w:t xml:space="preserve">Deals faro by night and reads the cards for anyone who’ll pay, and the cards are never wrong.</w:t>
       </w:r>
     </w:p>
     <w:p>
@@ -20694,7 +20679,7 @@
         <w:t xml:space="preserve"> </w:t>
       </w:r>
       <w:r>
-        <w:t xml:space="preserve">Body 12, Agility 13, Intellect 11, Presence 8, Will 11.</w:t>
+        <w:t xml:space="preserve">Body 9, Agility 10, Intellect 13, Presence 12, Will 11.</w:t>
       </w:r>
       <w:r>
         <w:t xml:space="preserve"> </w:t>
@@ -20710,7 +20695,7 @@
         <w:t xml:space="preserve"> </w:t>
       </w:r>
       <w:r>
-        <w:t xml:space="preserve">12.</w:t>
+        <w:t xml:space="preserve">8.</w:t>
       </w:r>
     </w:p>
     <w:p>
@@ -20732,7 +20717,7 @@
         <w:t xml:space="preserve"> </w:t>
       </w:r>
       <w:r>
-        <w:t xml:space="preserve">Shooting 16 (Specialty). Trained: Brawling 14, Melee 14, Riding 14, Stealth 14, Athletics 13, Investigation 12, Read People 12, Survival 12, Tracking 12.</w:t>
+        <w:t xml:space="preserve">Gambling 18 (Expert). Trained: Investigation 14, Occult 14, Read People 14, Deception 13, Persuasion 13, Riding 11, Stealth 11.</w:t>
       </w:r>
     </w:p>
     <w:p>
@@ -20754,7 +20739,7 @@
         <w:t xml:space="preserve"> </w:t>
       </w:r>
       <w:r>
-        <w:t xml:space="preserve">A fine weapon or tool; a fine tool: a Sharps rifle with a telescopic sight (+2 Shooting).</w:t>
+        <w:t xml:space="preserve">A friend; a friend: Mae Lin, a faro dealer who hears everything said at her table.</w:t>
       </w:r>
     </w:p>
     <w:p>
@@ -20776,7 +20761,7 @@
         <w:t xml:space="preserve"> </w:t>
       </w:r>
       <w:r>
-        <w:t xml:space="preserve">Unfeeling (origin; companion: Unfinished Business).</w:t>
+        <w:t xml:space="preserve">Cunning Folk (origin; companion: Old Superstitions).</w:t>
       </w:r>
       <w:r>
         <w:t xml:space="preserve"> </w:t>
@@ -20792,7 +20777,7 @@
         <w:t xml:space="preserve"> </w:t>
       </w:r>
       <w:r>
-        <w:t xml:space="preserve">Code of the West; trigger: the easy shot is in someone’s back.</w:t>
+        <w:t xml:space="preserve">Owes the Wrong People; trigger: a collector arrives.</w:t>
       </w:r>
     </w:p>
     <w:p>
@@ -20814,7 +20799,7 @@
         <w:t xml:space="preserve"> </w:t>
       </w:r>
       <w:r>
-        <w:t xml:space="preserve">Someone did me wrong, and I mean to settle it.</w:t>
+        <w:t xml:space="preserve">There’s money out here for anyone with nerve enough to take it.</w:t>
       </w:r>
       <w:r>
         <w:t xml:space="preserve"> </w:t>
@@ -20830,17 +20815,17 @@
         <w:t xml:space="preserve"> </w:t>
       </w:r>
       <w:r>
-        <w:t xml:space="preserve">Taught Tom Feeney to shoot straight, and still reminds him of it.</w:t>
+        <w:t xml:space="preserve">Owes Ruth Calloway a favor for a warrant that went missing.</w:t>
       </w:r>
     </w:p>
     <w:bookmarkEnd w:id="91"/>
-    <w:bookmarkStart w:id="92" w:name="rev.-abigail-stone"/>
+    <w:bookmarkStart w:id="92" w:name="isaiah-booker"/>
     <w:p>
       <w:pPr>
         <w:pStyle w:val="Heading2"/>
       </w:pPr>
       <w:r>
-        <w:t xml:space="preserve">Rev. Abigail Stone</w:t>
+        <w:t xml:space="preserve">Isaiah Booker</w:t>
       </w:r>
     </w:p>
     <w:p>
@@ -20852,13 +20837,13 @@
           <w:iCs/>
           <w:i/>
         </w:rPr>
-        <w:t xml:space="preserve">Circuit preacher, Preacher. Old Money (tier 0).</w:t>
-      </w:r>
-      <w:r>
-        <w:t xml:space="preserve"> </w:t>
-      </w:r>
-      <w:r>
-        <w:t xml:space="preserve">Gave up a Boston fortune for a circuit of mining camps, and preaches with a shotgun across her knees.</w:t>
+        <w:t xml:space="preserve">Bounty hunter, Bounty Hunter. Revenant (tier 2).</w:t>
+      </w:r>
+      <w:r>
+        <w:t xml:space="preserve"> </w:t>
+      </w:r>
+      <w:r>
+        <w:t xml:space="preserve">Shot in the back in ’69 by the gang he was hunting. He got up again, and he’s still hunting them.</w:t>
       </w:r>
     </w:p>
     <w:p>
@@ -20880,7 +20865,7 @@
         <w:t xml:space="preserve"> </w:t>
       </w:r>
       <w:r>
-        <w:t xml:space="preserve">Body 9, Agility 10, Intellect 11, Presence 14, Will 12.</w:t>
+        <w:t xml:space="preserve">Body 12, Agility 13, Intellect 11, Presence 8, Will 11.</w:t>
       </w:r>
       <w:r>
         <w:t xml:space="preserve"> </w:t>
@@ -20896,7 +20881,7 @@
         <w:t xml:space="preserve"> </w:t>
       </w:r>
       <w:r>
-        <w:t xml:space="preserve">9.</w:t>
+        <w:t xml:space="preserve">12.</w:t>
       </w:r>
     </w:p>
     <w:p>
@@ -20918,7 +20903,7 @@
         <w:t xml:space="preserve"> </w:t>
       </w:r>
       <w:r>
-        <w:t xml:space="preserve">Persuasion 17 (Specialty). Trained: Leadership 15, Investigation 12, Law 12, Medicine 12, Read People 12, Survival 12, Riding 11, Shooting 11, Athletics 10.</w:t>
+        <w:t xml:space="preserve">Shooting 16 (Specialty). Trained: Brawling 14, Melee 14, Riding 14, Stealth 14, Athletics 13, Investigation 12, Read People 12, Survival 12, Tracking 12.</w:t>
       </w:r>
     </w:p>
     <w:p>
@@ -20940,7 +20925,7 @@
         <w:t xml:space="preserve"> </w:t>
       </w:r>
       <w:r>
-        <w:t xml:space="preserve">+1 attribute point, Second advantage, A friend; second advantage: Unshakable Courage; a friend: Bishop Harrow, who answers her letters and asks no questions.</w:t>
+        <w:t xml:space="preserve">A fine weapon or tool; a fine tool: a Sharps rifle with a telescopic sight (+2 Shooting).</w:t>
       </w:r>
     </w:p>
     <w:p>
@@ -20962,7 +20947,7 @@
         <w:t xml:space="preserve"> </w:t>
       </w:r>
       <w:r>
-        <w:t xml:space="preserve">Hellfire Preacher.</w:t>
+        <w:t xml:space="preserve">Unfeeling (origin; companion: Unfinished Business).</w:t>
       </w:r>
       <w:r>
         <w:t xml:space="preserve"> </w:t>
@@ -20978,7 +20963,7 @@
         <w:t xml:space="preserve"> </w:t>
       </w:r>
       <w:r>
-        <w:t xml:space="preserve">Protects Others at Personal Risk; trigger: townsfolk are caught in the crossfire.</w:t>
+        <w:t xml:space="preserve">Code of the West; trigger: the easy shot is in someone’s back.</w:t>
       </w:r>
     </w:p>
     <w:p>
@@ -21000,7 +20985,7 @@
         <w:t xml:space="preserve"> </w:t>
       </w:r>
       <w:r>
-        <w:t xml:space="preserve">The Lord sent me here for a reason, and I believe this is it.</w:t>
+        <w:t xml:space="preserve">Someone did me wrong, and I mean to settle it.</w:t>
       </w:r>
       <w:r>
         <w:t xml:space="preserve"> </w:t>
@@ -21016,12 +21001,198 @@
         <w:t xml:space="preserve"> </w:t>
       </w:r>
       <w:r>
+        <w:t xml:space="preserve">Taught Tom Feeney to shoot straight, and still reminds him of it.</w:t>
+      </w:r>
+    </w:p>
+    <w:bookmarkEnd w:id="92"/>
+    <w:bookmarkStart w:id="93" w:name="rev.-abigail-stone"/>
+    <w:p>
+      <w:pPr>
+        <w:pStyle w:val="Heading2"/>
+      </w:pPr>
+      <w:r>
+        <w:t xml:space="preserve">Rev. Abigail Stone</w:t>
+      </w:r>
+    </w:p>
+    <w:p>
+      <w:pPr>
+        <w:pStyle w:val="FirstParagraph"/>
+      </w:pPr>
+      <w:r>
+        <w:rPr>
+          <w:iCs/>
+          <w:i/>
+        </w:rPr>
+        <w:t xml:space="preserve">Circuit preacher, Preacher. Old Money (tier 0).</w:t>
+      </w:r>
+      <w:r>
+        <w:t xml:space="preserve"> </w:t>
+      </w:r>
+      <w:r>
+        <w:t xml:space="preserve">Gave up a Boston fortune for a circuit of mining camps, and preaches with a shotgun across her knees.</w:t>
+      </w:r>
+    </w:p>
+    <w:p>
+      <w:pPr>
+        <w:numPr>
+          <w:ilvl w:val="0"/>
+          <w:numId w:val="1026"/>
+        </w:numPr>
+        <w:pStyle w:val="Compact"/>
+      </w:pPr>
+      <w:r>
+        <w:rPr>
+          <w:bCs/>
+          <w:b/>
+        </w:rPr>
+        <w:t xml:space="preserve">Attributes:</w:t>
+      </w:r>
+      <w:r>
+        <w:t xml:space="preserve"> </w:t>
+      </w:r>
+      <w:r>
+        <w:t xml:space="preserve">Body 9, Agility 10, Intellect 11, Presence 14, Will 12.</w:t>
+      </w:r>
+      <w:r>
+        <w:t xml:space="preserve"> </w:t>
+      </w:r>
+      <w:r>
+        <w:rPr>
+          <w:bCs/>
+          <w:b/>
+        </w:rPr>
+        <w:t xml:space="preserve">Dodge</w:t>
+      </w:r>
+      <w:r>
+        <w:t xml:space="preserve"> </w:t>
+      </w:r>
+      <w:r>
+        <w:t xml:space="preserve">9.</w:t>
+      </w:r>
+    </w:p>
+    <w:p>
+      <w:pPr>
+        <w:numPr>
+          <w:ilvl w:val="0"/>
+          <w:numId w:val="1026"/>
+        </w:numPr>
+        <w:pStyle w:val="Compact"/>
+      </w:pPr>
+      <w:r>
+        <w:rPr>
+          <w:bCs/>
+          <w:b/>
+        </w:rPr>
+        <w:t xml:space="preserve">Skills:</w:t>
+      </w:r>
+      <w:r>
+        <w:t xml:space="preserve"> </w:t>
+      </w:r>
+      <w:r>
+        <w:t xml:space="preserve">Persuasion 17 (Specialty). Trained: Leadership 15, Investigation 12, Law 12, Medicine 12, Read People 12, Survival 12, Riding 11, Shooting 11, Athletics 10.</w:t>
+      </w:r>
+    </w:p>
+    <w:p>
+      <w:pPr>
+        <w:numPr>
+          <w:ilvl w:val="0"/>
+          <w:numId w:val="1026"/>
+        </w:numPr>
+        <w:pStyle w:val="Compact"/>
+      </w:pPr>
+      <w:r>
+        <w:rPr>
+          <w:bCs/>
+          <w:b/>
+        </w:rPr>
+        <w:t xml:space="preserve">Edges:</w:t>
+      </w:r>
+      <w:r>
+        <w:t xml:space="preserve"> </w:t>
+      </w:r>
+      <w:r>
+        <w:t xml:space="preserve">+1 attribute point, Second advantage, A friend; second advantage: Unshakable Courage; a friend: Bishop Harrow, who answers her letters and asks no questions.</w:t>
+      </w:r>
+    </w:p>
+    <w:p>
+      <w:pPr>
+        <w:numPr>
+          <w:ilvl w:val="0"/>
+          <w:numId w:val="1026"/>
+        </w:numPr>
+        <w:pStyle w:val="Compact"/>
+      </w:pPr>
+      <w:r>
+        <w:rPr>
+          <w:bCs/>
+          <w:b/>
+        </w:rPr>
+        <w:t xml:space="preserve">Advantage:</w:t>
+      </w:r>
+      <w:r>
+        <w:t xml:space="preserve"> </w:t>
+      </w:r>
+      <w:r>
+        <w:t xml:space="preserve">Hellfire Preacher.</w:t>
+      </w:r>
+      <w:r>
+        <w:t xml:space="preserve"> </w:t>
+      </w:r>
+      <w:r>
+        <w:rPr>
+          <w:bCs/>
+          <w:b/>
+        </w:rPr>
+        <w:t xml:space="preserve">Complication:</w:t>
+      </w:r>
+      <w:r>
+        <w:t xml:space="preserve"> </w:t>
+      </w:r>
+      <w:r>
+        <w:t xml:space="preserve">Protects Others at Personal Risk; trigger: townsfolk are caught in the crossfire.</w:t>
+      </w:r>
+    </w:p>
+    <w:p>
+      <w:pPr>
+        <w:numPr>
+          <w:ilvl w:val="0"/>
+          <w:numId w:val="1026"/>
+        </w:numPr>
+        <w:pStyle w:val="Compact"/>
+      </w:pPr>
+      <w:r>
+        <w:rPr>
+          <w:bCs/>
+          <w:b/>
+        </w:rPr>
+        <w:t xml:space="preserve">Why I face the dark:</w:t>
+      </w:r>
+      <w:r>
+        <w:t xml:space="preserve"> </w:t>
+      </w:r>
+      <w:r>
+        <w:t xml:space="preserve">The Lord sent me here for a reason, and I believe this is it.</w:t>
+      </w:r>
+      <w:r>
+        <w:t xml:space="preserve"> </w:t>
+      </w:r>
+      <w:r>
+        <w:rPr>
+          <w:bCs/>
+          <w:b/>
+        </w:rPr>
+        <w:t xml:space="preserve">Connection:</w:t>
+      </w:r>
+      <w:r>
+        <w:t xml:space="preserve"> </w:t>
+      </w:r>
+      <w:r>
         <w:t xml:space="preserve">Keeps Dr. Webb’s secret, and his whiskey hidden.</w:t>
       </w:r>
     </w:p>
-    <w:bookmarkEnd w:id="92"/>
     <w:bookmarkEnd w:id="93"/>
-    <w:bookmarkStart w:id="94" w:name="advantages"/>
+    <w:bookmarkEnd w:id="94"/>
+    <w:bookmarkStart w:id="95" w:name="advantages"/>
     <w:p>
       <w:pPr>
         <w:pStyle w:val="Heading1"/>
@@ -21843,8 +22014,8 @@
         <w:t xml:space="preserve">A badge is legal authority, not a magic word: outlaws and the powerful don’t always care about it, and it carries a duty. Your superiors can give you orders, and abusing the badge or failing in your duty can cost you it. Law callings (Marshal, Deputy) usually take one, as their advantage or as a second advantage Edge. A Pinkerton detective takes Pinkerton Credentials instead: the agency’s reach and files, but no badge.</w:t>
       </w:r>
     </w:p>
-    <w:bookmarkEnd w:id="94"/>
-    <w:bookmarkStart w:id="110" w:name="origins"/>
+    <w:bookmarkEnd w:id="95"/>
+    <w:bookmarkStart w:id="111" w:name="origins"/>
     <w:p>
       <w:pPr>
         <w:pStyle w:val="Heading1"/>
@@ -22834,7 +23005,7 @@
         </w:tc>
       </w:tr>
     </w:tbl>
-    <w:bookmarkStart w:id="95" w:name="shared-rules"/>
+    <w:bookmarkStart w:id="96" w:name="shared-rules"/>
     <w:p>
       <w:pPr>
         <w:pStyle w:val="Heading2"/>
@@ -23036,8 +23207,8 @@
         </w:tc>
       </w:tr>
     </w:tbl>
-    <w:bookmarkEnd w:id="95"/>
-    <w:bookmarkStart w:id="96" w:name="city-bred"/>
+    <w:bookmarkEnd w:id="96"/>
+    <w:bookmarkStart w:id="97" w:name="city-bred"/>
     <w:p>
       <w:pPr>
         <w:pStyle w:val="Heading2"/>
@@ -23288,8 +23459,8 @@
         </w:tc>
       </w:tr>
     </w:tbl>
-    <w:bookmarkEnd w:id="96"/>
-    <w:bookmarkStart w:id="97" w:name="drifter"/>
+    <w:bookmarkEnd w:id="97"/>
+    <w:bookmarkStart w:id="98" w:name="drifter"/>
     <w:p>
       <w:pPr>
         <w:pStyle w:val="Heading2"/>
@@ -23540,8 +23711,8 @@
         </w:tc>
       </w:tr>
     </w:tbl>
-    <w:bookmarkEnd w:id="97"/>
-    <w:bookmarkStart w:id="98" w:name="frontier-born"/>
+    <w:bookmarkEnd w:id="98"/>
+    <w:bookmarkStart w:id="99" w:name="frontier-born"/>
     <w:p>
       <w:pPr>
         <w:pStyle w:val="Heading2"/>
@@ -23792,8 +23963,8 @@
         </w:tc>
       </w:tr>
     </w:tbl>
-    <w:bookmarkEnd w:id="98"/>
-    <w:bookmarkStart w:id="99" w:name="immigrant"/>
+    <w:bookmarkEnd w:id="99"/>
+    <w:bookmarkStart w:id="100" w:name="immigrant"/>
     <w:p>
       <w:pPr>
         <w:pStyle w:val="Heading2"/>
@@ -24044,8 +24215,8 @@
         </w:tc>
       </w:tr>
     </w:tbl>
-    <w:bookmarkEnd w:id="99"/>
-    <w:bookmarkStart w:id="100" w:name="old-money"/>
+    <w:bookmarkEnd w:id="100"/>
+    <w:bookmarkStart w:id="101" w:name="old-money"/>
     <w:p>
       <w:pPr>
         <w:pStyle w:val="Heading2"/>
@@ -24296,8 +24467,8 @@
         </w:tc>
       </w:tr>
     </w:tbl>
-    <w:bookmarkEnd w:id="100"/>
-    <w:bookmarkStart w:id="101" w:name="railroad-hand"/>
+    <w:bookmarkEnd w:id="101"/>
+    <w:bookmarkStart w:id="102" w:name="railroad-hand"/>
     <w:p>
       <w:pPr>
         <w:pStyle w:val="Heading2"/>
@@ -24548,8 +24719,8 @@
         </w:tc>
       </w:tr>
     </w:tbl>
-    <w:bookmarkEnd w:id="101"/>
-    <w:bookmarkStart w:id="102" w:name="war-veteran"/>
+    <w:bookmarkEnd w:id="102"/>
+    <w:bookmarkStart w:id="103" w:name="war-veteran"/>
     <w:p>
       <w:pPr>
         <w:pStyle w:val="Heading2"/>
@@ -24800,8 +24971,8 @@
         </w:tc>
       </w:tr>
     </w:tbl>
-    <w:bookmarkEnd w:id="102"/>
-    <w:bookmarkStart w:id="103" w:name="sighted"/>
+    <w:bookmarkEnd w:id="103"/>
+    <w:bookmarkStart w:id="104" w:name="sighted"/>
     <w:p>
       <w:pPr>
         <w:pStyle w:val="Heading2"/>
@@ -24846,7 +25017,7 @@
       <w:pPr>
         <w:numPr>
           <w:ilvl w:val="0"/>
-          <w:numId w:val="1026"/>
+          <w:numId w:val="1027"/>
         </w:numPr>
         <w:pStyle w:val="Compact"/>
       </w:pPr>
@@ -25076,8 +25247,8 @@
         </w:tc>
       </w:tr>
     </w:tbl>
-    <w:bookmarkEnd w:id="103"/>
-    <w:bookmarkStart w:id="104" w:name="dhampir"/>
+    <w:bookmarkEnd w:id="104"/>
+    <w:bookmarkStart w:id="105" w:name="dhampir"/>
     <w:p>
       <w:pPr>
         <w:pStyle w:val="Heading2"/>
@@ -25122,7 +25293,7 @@
       <w:pPr>
         <w:numPr>
           <w:ilvl w:val="0"/>
-          <w:numId w:val="1027"/>
+          <w:numId w:val="1028"/>
         </w:numPr>
         <w:pStyle w:val="Compact"/>
       </w:pPr>
@@ -25134,7 +25305,7 @@
       <w:pPr>
         <w:numPr>
           <w:ilvl w:val="0"/>
-          <w:numId w:val="1027"/>
+          <w:numId w:val="1028"/>
         </w:numPr>
         <w:pStyle w:val="Compact"/>
       </w:pPr>
@@ -25146,7 +25317,7 @@
       <w:pPr>
         <w:numPr>
           <w:ilvl w:val="0"/>
-          <w:numId w:val="1027"/>
+          <w:numId w:val="1028"/>
         </w:numPr>
         <w:pStyle w:val="Compact"/>
       </w:pPr>
@@ -25376,8 +25547,8 @@
         </w:tc>
       </w:tr>
     </w:tbl>
-    <w:bookmarkEnd w:id="104"/>
-    <w:bookmarkStart w:id="105" w:name="practitioner"/>
+    <w:bookmarkEnd w:id="105"/>
+    <w:bookmarkStart w:id="106" w:name="practitioner"/>
     <w:p>
       <w:pPr>
         <w:pStyle w:val="Heading2"/>
@@ -25422,7 +25593,7 @@
       <w:pPr>
         <w:numPr>
           <w:ilvl w:val="0"/>
-          <w:numId w:val="1028"/>
+          <w:numId w:val="1029"/>
         </w:numPr>
         <w:pStyle w:val="Compact"/>
       </w:pPr>
@@ -25434,7 +25605,7 @@
       <w:pPr>
         <w:numPr>
           <w:ilvl w:val="0"/>
-          <w:numId w:val="1028"/>
+          <w:numId w:val="1029"/>
         </w:numPr>
         <w:pStyle w:val="Compact"/>
       </w:pPr>
@@ -25446,7 +25617,7 @@
       <w:pPr>
         <w:numPr>
           <w:ilvl w:val="0"/>
-          <w:numId w:val="1028"/>
+          <w:numId w:val="1029"/>
         </w:numPr>
         <w:pStyle w:val="Compact"/>
       </w:pPr>
@@ -26048,8 +26219,8 @@
         </w:tc>
       </w:tr>
     </w:tbl>
-    <w:bookmarkEnd w:id="105"/>
-    <w:bookmarkStart w:id="106" w:name="revenant"/>
+    <w:bookmarkEnd w:id="106"/>
+    <w:bookmarkStart w:id="107" w:name="revenant"/>
     <w:p>
       <w:pPr>
         <w:pStyle w:val="Heading2"/>
@@ -26094,7 +26265,7 @@
       <w:pPr>
         <w:numPr>
           <w:ilvl w:val="0"/>
-          <w:numId w:val="1029"/>
+          <w:numId w:val="1030"/>
         </w:numPr>
         <w:pStyle w:val="Compact"/>
       </w:pPr>
@@ -26106,7 +26277,7 @@
       <w:pPr>
         <w:numPr>
           <w:ilvl w:val="0"/>
-          <w:numId w:val="1029"/>
+          <w:numId w:val="1030"/>
         </w:numPr>
         <w:pStyle w:val="Compact"/>
       </w:pPr>
@@ -26118,7 +26289,7 @@
       <w:pPr>
         <w:numPr>
           <w:ilvl w:val="0"/>
-          <w:numId w:val="1029"/>
+          <w:numId w:val="1030"/>
         </w:numPr>
         <w:pStyle w:val="Compact"/>
       </w:pPr>
@@ -26348,8 +26519,8 @@
         </w:tc>
       </w:tr>
     </w:tbl>
-    <w:bookmarkEnd w:id="106"/>
-    <w:bookmarkStart w:id="107" w:name="werewolf"/>
+    <w:bookmarkEnd w:id="107"/>
+    <w:bookmarkStart w:id="108" w:name="werewolf"/>
     <w:p>
       <w:pPr>
         <w:pStyle w:val="Heading2"/>
@@ -26394,7 +26565,7 @@
       <w:pPr>
         <w:numPr>
           <w:ilvl w:val="0"/>
-          <w:numId w:val="1030"/>
+          <w:numId w:val="1031"/>
         </w:numPr>
         <w:pStyle w:val="Compact"/>
       </w:pPr>
@@ -26406,7 +26577,7 @@
       <w:pPr>
         <w:numPr>
           <w:ilvl w:val="0"/>
-          <w:numId w:val="1030"/>
+          <w:numId w:val="1031"/>
         </w:numPr>
         <w:pStyle w:val="Compact"/>
       </w:pPr>
@@ -26418,7 +26589,7 @@
       <w:pPr>
         <w:numPr>
           <w:ilvl w:val="0"/>
-          <w:numId w:val="1030"/>
+          <w:numId w:val="1031"/>
         </w:numPr>
         <w:pStyle w:val="Compact"/>
       </w:pPr>
@@ -26682,8 +26853,8 @@
         </w:tc>
       </w:tr>
     </w:tbl>
-    <w:bookmarkEnd w:id="107"/>
-    <w:bookmarkStart w:id="108" w:name="pact-bound"/>
+    <w:bookmarkEnd w:id="108"/>
+    <w:bookmarkStart w:id="109" w:name="pact-bound"/>
     <w:p>
       <w:pPr>
         <w:pStyle w:val="Heading2"/>
@@ -26728,7 +26899,7 @@
       <w:pPr>
         <w:numPr>
           <w:ilvl w:val="0"/>
-          <w:numId w:val="1031"/>
+          <w:numId w:val="1032"/>
         </w:numPr>
         <w:pStyle w:val="Compact"/>
       </w:pPr>
@@ -26740,7 +26911,7 @@
       <w:pPr>
         <w:numPr>
           <w:ilvl w:val="0"/>
-          <w:numId w:val="1031"/>
+          <w:numId w:val="1032"/>
         </w:numPr>
         <w:pStyle w:val="Compact"/>
       </w:pPr>
@@ -26752,7 +26923,7 @@
       <w:pPr>
         <w:numPr>
           <w:ilvl w:val="0"/>
-          <w:numId w:val="1031"/>
+          <w:numId w:val="1032"/>
         </w:numPr>
         <w:pStyle w:val="Compact"/>
       </w:pPr>
@@ -26982,8 +27153,8 @@
         </w:tc>
       </w:tr>
     </w:tbl>
-    <w:bookmarkEnd w:id="108"/>
-    <w:bookmarkStart w:id="109" w:name="vampire"/>
+    <w:bookmarkEnd w:id="109"/>
+    <w:bookmarkStart w:id="110" w:name="vampire"/>
     <w:p>
       <w:pPr>
         <w:pStyle w:val="Heading2"/>
@@ -27028,7 +27199,7 @@
       <w:pPr>
         <w:numPr>
           <w:ilvl w:val="0"/>
-          <w:numId w:val="1032"/>
+          <w:numId w:val="1033"/>
         </w:numPr>
         <w:pStyle w:val="Compact"/>
       </w:pPr>
@@ -27040,7 +27211,7 @@
       <w:pPr>
         <w:numPr>
           <w:ilvl w:val="0"/>
-          <w:numId w:val="1032"/>
+          <w:numId w:val="1033"/>
         </w:numPr>
         <w:pStyle w:val="Compact"/>
       </w:pPr>
@@ -27052,7 +27223,7 @@
       <w:pPr>
         <w:numPr>
           <w:ilvl w:val="0"/>
-          <w:numId w:val="1032"/>
+          <w:numId w:val="1033"/>
         </w:numPr>
         <w:pStyle w:val="Compact"/>
       </w:pPr>
@@ -27064,7 +27235,7 @@
       <w:pPr>
         <w:numPr>
           <w:ilvl w:val="0"/>
-          <w:numId w:val="1032"/>
+          <w:numId w:val="1033"/>
         </w:numPr>
         <w:pStyle w:val="Compact"/>
       </w:pPr>
@@ -27328,9 +27499,9 @@
         </w:tc>
       </w:tr>
     </w:tbl>
-    <w:bookmarkEnd w:id="109"/>
     <w:bookmarkEnd w:id="110"/>
-    <w:bookmarkStart w:id="121" w:name="making-your-own"/>
+    <w:bookmarkEnd w:id="111"/>
+    <w:bookmarkStart w:id="122" w:name="making-your-own"/>
     <w:p>
       <w:pPr>
         <w:pStyle w:val="Heading1"/>
@@ -27363,7 +27534,7 @@
         <w:t xml:space="preserve">option at the end of each list, and its checklist holds a custom choice to the same rules as everything else.</w:t>
       </w:r>
     </w:p>
-    <w:bookmarkStart w:id="111" w:name="a-custom-calling"/>
+    <w:bookmarkStart w:id="112" w:name="a-custom-calling"/>
     <w:p>
       <w:pPr>
         <w:pStyle w:val="Heading2"/>
@@ -27384,7 +27555,7 @@
       <w:pPr>
         <w:numPr>
           <w:ilvl w:val="0"/>
-          <w:numId w:val="1033"/>
+          <w:numId w:val="1034"/>
         </w:numPr>
         <w:pStyle w:val="Compact"/>
       </w:pPr>
@@ -27430,7 +27601,7 @@
       <w:pPr>
         <w:numPr>
           <w:ilvl w:val="0"/>
-          <w:numId w:val="1033"/>
+          <w:numId w:val="1034"/>
         </w:numPr>
         <w:pStyle w:val="Compact"/>
       </w:pPr>
@@ -27452,7 +27623,7 @@
       <w:pPr>
         <w:numPr>
           <w:ilvl w:val="0"/>
-          <w:numId w:val="1033"/>
+          <w:numId w:val="1034"/>
         </w:numPr>
         <w:pStyle w:val="Compact"/>
       </w:pPr>
@@ -27474,7 +27645,7 @@
       <w:pPr>
         <w:numPr>
           <w:ilvl w:val="0"/>
-          <w:numId w:val="1033"/>
+          <w:numId w:val="1034"/>
         </w:numPr>
         <w:pStyle w:val="Compact"/>
       </w:pPr>
@@ -27539,8 +27710,8 @@
         <w:t xml:space="preserve">.</w:t>
       </w:r>
     </w:p>
-    <w:bookmarkEnd w:id="111"/>
-    <w:bookmarkStart w:id="120" w:name="a-custom-origin"/>
+    <w:bookmarkEnd w:id="112"/>
+    <w:bookmarkStart w:id="121" w:name="a-custom-origin"/>
     <w:p>
       <w:pPr>
         <w:pStyle w:val="Heading2"/>
@@ -27557,7 +27728,7 @@
         <w:t xml:space="preserve">Build it with the GM, one step at a time.</w:t>
       </w:r>
     </w:p>
-    <w:bookmarkStart w:id="112" w:name="the-concept"/>
+    <w:bookmarkStart w:id="113" w:name="the-concept"/>
     <w:p>
       <w:pPr>
         <w:pStyle w:val="Heading3"/>
@@ -27574,8 +27745,8 @@
         <w:t xml:space="preserve">Two or three sentences: where they come from, what sets them apart, and how others see them. It should be something the origins in this book don’t already cover.</w:t>
       </w:r>
     </w:p>
-    <w:bookmarkEnd w:id="112"/>
-    <w:bookmarkStart w:id="113" w:name="the-tier"/>
+    <w:bookmarkEnd w:id="113"/>
+    <w:bookmarkStart w:id="114" w:name="the-tier"/>
     <w:p>
       <w:pPr>
         <w:pStyle w:val="Heading3"/>
@@ -27872,8 +28043,8 @@
         <w:t xml:space="preserve">When in doubt, choose the higher tier.</w:t>
       </w:r>
     </w:p>
-    <w:bookmarkEnd w:id="113"/>
-    <w:bookmarkStart w:id="114" w:name="attribute-adjustments"/>
+    <w:bookmarkEnd w:id="114"/>
+    <w:bookmarkStart w:id="115" w:name="attribute-adjustments"/>
     <w:p>
       <w:pPr>
         <w:pStyle w:val="Heading3"/>
@@ -27919,8 +28090,8 @@
         <w:t xml:space="preserve">: a +2 needs a −2 or two −1s. The adjustments move the attribute’s base (+1 starts it at 11) and raise its starting maximum (13 plus the bonus). Most origins change two to four attributes.</w:t>
       </w:r>
     </w:p>
-    <w:bookmarkEnd w:id="114"/>
-    <w:bookmarkStart w:id="115" w:name="core-rules-tier-1-and-up"/>
+    <w:bookmarkEnd w:id="115"/>
+    <w:bookmarkStart w:id="116" w:name="core-rules-tier-1-and-up"/>
     <w:p>
       <w:pPr>
         <w:pStyle w:val="Heading3"/>
@@ -27937,8 +28108,8 @@
         <w:t xml:space="preserve">One to three short rules that always apply: what they can do (see in the dark, resist cold, a free Trained skill) and what it costs (a weakness, a people’s distrust, a hazard they can’t abide). A strength with no drawback is worth more than it looks, so price it a tier higher.</w:t>
       </w:r>
     </w:p>
-    <w:bookmarkEnd w:id="115"/>
-    <w:bookmarkStart w:id="116" w:name="origin-advantages"/>
+    <w:bookmarkEnd w:id="116"/>
+    <w:bookmarkStart w:id="117" w:name="origin-advantages"/>
     <w:p>
       <w:pPr>
         <w:pStyle w:val="Heading3"/>
@@ -27993,8 +28164,8 @@
         <w:t xml:space="preserve">: a problem the trait causes, with a clear trigger and a real consequence, which earns a Grit point when it bites, like any complication. A character takes one advantage, general or origin, so make them distinct choices.</w:t>
       </w:r>
     </w:p>
-    <w:bookmarkEnd w:id="116"/>
-    <w:bookmarkStart w:id="117" w:name="an-alternate-form-optional-tier-2-or-3"/>
+    <w:bookmarkEnd w:id="117"/>
+    <w:bookmarkStart w:id="118" w:name="an-alternate-form-optional-tier-2-or-3"/>
     <w:p>
       <w:pPr>
         <w:pStyle w:val="Heading3"/>
@@ -28027,8 +28198,8 @@
         <w:t xml:space="preserve">apply.</w:t>
       </w:r>
     </w:p>
-    <w:bookmarkEnd w:id="117"/>
-    <w:bookmarkStart w:id="118" w:name="in-the-creator"/>
+    <w:bookmarkEnd w:id="118"/>
+    <w:bookmarkStart w:id="119" w:name="in-the-creator"/>
     <w:p>
       <w:pPr>
         <w:pStyle w:val="Heading3"/>
@@ -28041,7 +28212,7 @@
       <w:pPr>
         <w:numPr>
           <w:ilvl w:val="0"/>
-          <w:numId w:val="1034"/>
+          <w:numId w:val="1035"/>
         </w:numPr>
         <w:pStyle w:val="Compact"/>
       </w:pPr>
@@ -28069,7 +28240,7 @@
       <w:pPr>
         <w:numPr>
           <w:ilvl w:val="0"/>
-          <w:numId w:val="1034"/>
+          <w:numId w:val="1035"/>
         </w:numPr>
         <w:pStyle w:val="Compact"/>
       </w:pPr>
@@ -28081,7 +28252,7 @@
       <w:pPr>
         <w:numPr>
           <w:ilvl w:val="0"/>
-          <w:numId w:val="1034"/>
+          <w:numId w:val="1035"/>
         </w:numPr>
         <w:pStyle w:val="Compact"/>
       </w:pPr>
@@ -28109,7 +28280,7 @@
       <w:pPr>
         <w:numPr>
           <w:ilvl w:val="0"/>
-          <w:numId w:val="1034"/>
+          <w:numId w:val="1035"/>
         </w:numPr>
         <w:pStyle w:val="Compact"/>
       </w:pPr>
@@ -28133,8 +28304,8 @@
         <w:t xml:space="preserve">and enter the advantage and its companion complication.</w:t>
       </w:r>
     </w:p>
-    <w:bookmarkEnd w:id="118"/>
-    <w:bookmarkStart w:id="119" w:name="example"/>
+    <w:bookmarkEnd w:id="119"/>
+    <w:bookmarkStart w:id="120" w:name="example"/>
     <w:p>
       <w:pPr>
         <w:pStyle w:val="Heading3"/>
@@ -28239,10 +28410,10 @@
         <w:t xml:space="preserve">: something from the other side follows you; when it matters, accept the chill, the stopped clock or the panicked horse.</w:t>
       </w:r>
     </w:p>
-    <w:bookmarkEnd w:id="119"/>
     <w:bookmarkEnd w:id="120"/>
     <w:bookmarkEnd w:id="121"/>
-    <w:bookmarkStart w:id="122" w:name="complications"/>
+    <w:bookmarkEnd w:id="122"/>
+    <w:bookmarkStart w:id="123" w:name="complications"/>
     <w:p>
       <w:pPr>
         <w:pStyle w:val="Heading1"/>
@@ -28947,8 +29118,8 @@
         </w:tc>
       </w:tr>
     </w:tbl>
-    <w:bookmarkEnd w:id="122"/>
-    <w:bookmarkStart w:id="124" w:name="quick-reference"/>
+    <w:bookmarkEnd w:id="123"/>
+    <w:bookmarkStart w:id="125" w:name="quick-reference"/>
     <w:p>
       <w:pPr>
         <w:pStyle w:val="Heading1"/>
@@ -29139,7 +29310,7 @@
       <w:r>
         <w:t xml:space="preserve"> </w:t>
       </w:r>
-      <w:hyperlink r:id="rId123">
+      <w:hyperlink r:id="rId124">
         <w:r>
           <w:rPr>
             <w:rStyle w:val="Hyperlink"/>
@@ -29151,7 +29322,7 @@
         <w:t xml:space="preserve">. You may share, adapt, and use it for any purpose, including commercially, as long as you give appropriate credit to the author.</w:t>
       </w:r>
     </w:p>
-    <w:bookmarkEnd w:id="124"/>
+    <w:bookmarkEnd w:id="125"/>
     <w:sectPr/>
   </w:body>
 </w:document>
@@ -29519,6 +29690,9 @@
     <w:abstractNumId w:val="991"/>
   </w:num>
   <w:num w:numId="1015">
+    <w:abstractNumId w:val="991"/>
+  </w:num>
+  <w:num w:numId="1016">
     <w:abstractNumId w:val="99411"/>
     <w:lvlOverride w:ilvl="0">
       <w:startOverride w:val="1"/>
@@ -29548,10 +29722,10 @@
       <w:startOverride w:val="1"/>
     </w:lvlOverride>
   </w:num>
-  <w:num w:numId="1016">
+  <w:num w:numId="1017">
     <w:abstractNumId w:val="991"/>
   </w:num>
-  <w:num w:numId="1017">
+  <w:num w:numId="1018">
     <w:abstractNumId w:val="99411"/>
     <w:lvlOverride w:ilvl="0">
       <w:startOverride w:val="1"/>
@@ -29580,9 +29754,6 @@
     <w:lvlOverride w:ilvl="8">
       <w:startOverride w:val="1"/>
     </w:lvlOverride>
-  </w:num>
-  <w:num w:numId="1018">
-    <w:abstractNumId w:val="991"/>
   </w:num>
   <w:num w:numId="1019">
     <w:abstractNumId w:val="991"/>
@@ -29627,6 +29798,9 @@
     <w:abstractNumId w:val="991"/>
   </w:num>
   <w:num w:numId="1033">
+    <w:abstractNumId w:val="991"/>
+  </w:num>
+  <w:num w:numId="1034">
     <w:abstractNumId w:val="99411"/>
     <w:lvlOverride w:ilvl="0">
       <w:startOverride w:val="1"/>
@@ -29656,7 +29830,7 @@
       <w:startOverride w:val="1"/>
     </w:lvlOverride>
   </w:num>
-  <w:num w:numId="1034">
+  <w:num w:numId="1035">
     <w:abstractNumId w:val="99411"/>
     <w:lvlOverride w:ilvl="0">
       <w:startOverride w:val="1"/>

--- a/legend-dynamics/western/Trails_of_Blood_Dust_Players_Guide.docx
+++ b/legend-dynamics/western/Trails_of_Blood_Dust_Players_Guide.docx
@@ -11922,7 +11922,7 @@
         <w:t xml:space="preserve"> </w:t>
       </w:r>
       <w:r>
-        <w:t xml:space="preserve">for fights where only distance matters: a chase, a running fight across open country. It has a lane for the party and one for each range band. Moving a token into the next lane moves it one band in or out.</w:t>
+        <w:t xml:space="preserve">for fights where only distance matters: a chase, a running fight across open country. It has a lane for the posse and one for each range band. Moving a token into the next lane moves it one band in or out.</w:t>
       </w:r>
     </w:p>
     <w:p>
@@ -11940,7 +11940,7 @@
         <w:t xml:space="preserve"> </w:t>
       </w:r>
       <w:r>
-        <w:t xml:space="preserve">The GM places the party with one button. Their tokens stay linked to the characters in the GM view: marking Injury, Dying, the stunned condition or a Grit point on a token marks it on the character, and the other way round. Opponents come from the setting’s threats with their boxes filled in. Their pips fill as they are hurt, and a token whose boxes are all marked is taken out.</w:t>
+        <w:t xml:space="preserve">The GM places the posse with one button. Their tokens stay linked to the characters in the GM view: marking Injury, Dying, the stunned condition or a Grit point on a token marks it on the character, and the other way round. Opponents come from the setting’s threats with their boxes filled in. Their pips fill as they are hurt, and a token whose boxes are all marked is taken out.</w:t>
       </w:r>
     </w:p>
     <w:p>

--- a/legend-dynamics/western/Trails_of_Blood_Dust_Players_Guide.docx
+++ b/legend-dynamics/western/Trails_of_Blood_Dust_Players_Guide.docx
@@ -7804,7 +7804,7 @@
     </w:p>
     <w:bookmarkEnd w:id="48"/>
     <w:bookmarkEnd w:id="49"/>
-    <w:bookmarkStart w:id="61" w:name="personal-combat"/>
+    <w:bookmarkStart w:id="62" w:name="personal-combat"/>
     <w:p>
       <w:pPr>
         <w:pStyle w:val="Heading1"/>
@@ -8034,7 +8034,7 @@
       </w:r>
     </w:p>
     <w:bookmarkEnd w:id="51"/>
-    <w:bookmarkStart w:id="53" w:name="telling-hits"/>
+    <w:bookmarkStart w:id="54" w:name="telling-hits"/>
     <w:p>
       <w:pPr>
         <w:pStyle w:val="Heading2"/>
@@ -8614,8 +8614,378 @@
       </w:r>
     </w:p>
     <w:bookmarkEnd w:id="52"/>
+    <w:bookmarkStart w:id="53" w:name="stagecoach-chases"/>
+    <w:p>
+      <w:pPr>
+        <w:pStyle w:val="Heading3"/>
+      </w:pPr>
+      <w:r>
+        <w:t xml:space="preserve">Stagecoach chases</w:t>
+      </w:r>
+    </w:p>
+    <w:p>
+      <w:pPr>
+        <w:pStyle w:val="FirstParagraph"/>
+      </w:pPr>
+      <w:r>
+        <w:t xml:space="preserve">A coach on the road with riders closing in is a chase where distance is everything. Run it on the battle map’s</w:t>
+      </w:r>
+      <w:r>
+        <w:t xml:space="preserve"> </w:t>
+      </w:r>
+      <w:r>
+        <w:rPr>
+          <w:bCs/>
+          <w:b/>
+        </w:rPr>
+        <w:t xml:space="preserve">Stagecoach chase</w:t>
+      </w:r>
+      <w:r>
+        <w:t xml:space="preserve"> </w:t>
+      </w:r>
+      <w:r>
+        <w:t xml:space="preserve">track, in the GM view, instead of the chase clocks.</w:t>
+      </w:r>
+    </w:p>
+    <w:p>
+      <w:pPr>
+        <w:numPr>
+          <w:ilvl w:val="0"/>
+          <w:numId w:val="1011"/>
+        </w:numPr>
+        <w:pStyle w:val="Compact"/>
+      </w:pPr>
+      <w:r>
+        <w:rPr>
+          <w:bCs/>
+          <w:b/>
+        </w:rPr>
+        <w:t xml:space="preserve">The lanes.</w:t>
+      </w:r>
+      <w:r>
+        <w:t xml:space="preserve"> </w:t>
+      </w:r>
+      <w:r>
+        <w:t xml:space="preserve">The stagecoach has its own lane, and each rider stands in a range band from it: Close (alongside), Short, Medium, Long or Extreme. Riders usually start at Medium or Long.</w:t>
+      </w:r>
+    </w:p>
+    <w:p>
+      <w:pPr>
+        <w:numPr>
+          <w:ilvl w:val="0"/>
+          <w:numId w:val="1011"/>
+        </w:numPr>
+        <w:pStyle w:val="Compact"/>
+      </w:pPr>
+      <w:r>
+        <w:rPr>
+          <w:bCs/>
+          <w:b/>
+        </w:rPr>
+        <w:t xml:space="preserve">Each exchange.</w:t>
+      </w:r>
+      <w:r>
+        <w:t xml:space="preserve"> </w:t>
+      </w:r>
+      <w:r>
+        <w:t xml:space="preserve">The driver rolls Riding against each rider’s Riding (11 for a threat without it). The winner moves that rider one band: closer if the rider won, farther if the driver did. A tie leaves it where it is, and a rider pushed past Extreme drops out of the chase. A fresh horse or a good road gives +2; rough ground or a tired team gives −2.</w:t>
+      </w:r>
+    </w:p>
+    <w:p>
+      <w:pPr>
+        <w:numPr>
+          <w:ilvl w:val="0"/>
+          <w:numId w:val="1011"/>
+        </w:numPr>
+        <w:pStyle w:val="Compact"/>
+      </w:pPr>
+      <w:r>
+        <w:rPr>
+          <w:bCs/>
+          <w:b/>
+        </w:rPr>
+        <w:t xml:space="preserve">Fighting on the move.</w:t>
+      </w:r>
+      <w:r>
+        <w:t xml:space="preserve"> </w:t>
+      </w:r>
+      <w:r>
+        <w:t xml:space="preserve">Everyone else acts as usual. Shooting from the box, the roof or the saddle is at −2, on top of the range penalty. At Close, a rider can board with an Athletics roll, and then it is fists, knives and shotguns at arm’s length. A passenger can climb out to the box or onto the roof as their move.</w:t>
+      </w:r>
+    </w:p>
+    <w:p>
+      <w:pPr>
+        <w:numPr>
+          <w:ilvl w:val="0"/>
+          <w:numId w:val="1011"/>
+        </w:numPr>
+        <w:pStyle w:val="Compact"/>
+      </w:pPr>
+      <w:r>
+        <w:rPr>
+          <w:bCs/>
+          <w:b/>
+        </w:rPr>
+        <w:t xml:space="preserve">Hurting the coach.</w:t>
+      </w:r>
+      <w:r>
+        <w:t xml:space="preserve"> </w:t>
+      </w:r>
+      <w:r>
+        <w:t xml:space="preserve">A hit aimed at the team or a wheel (a called shot, −2) marks one box on the coach’s track. Dynamite, a crash, or a driver who fails by 5 or more on rough ground marks one more.</w:t>
+      </w:r>
+    </w:p>
+    <w:p>
+      <w:pPr>
+        <w:numPr>
+          <w:ilvl w:val="0"/>
+          <w:numId w:val="1011"/>
+        </w:numPr>
+        <w:pStyle w:val="Compact"/>
+      </w:pPr>
+      <w:r>
+        <w:rPr>
+          <w:bCs/>
+          <w:b/>
+        </w:rPr>
+        <w:t xml:space="preserve">The driver goes down.</w:t>
+      </w:r>
+      <w:r>
+        <w:t xml:space="preserve"> </w:t>
+      </w:r>
+      <w:r>
+        <w:t xml:space="preserve">If the driver is Incapacitated or knocked from the box, the team bolts. Someone must reach the box and take the reins (Riding −2) before the next exchange, or the coach marks a box.</w:t>
+      </w:r>
+    </w:p>
+    <w:tbl>
+      <w:tblPr>
+        <w:tblStyle w:val="Table"/>
+        <w:tblW w:type="pct" w:w="5000"/>
+        <w:tblLook w:firstRow="1" w:lastRow="0" w:firstColumn="0" w:lastColumn="0" w:noHBand="0" w:noVBand="0" w:val="0020"/>
+        <w:jc w:val="start"/>
+        <w:tblBorders>
+          <w:top w:val="single" w:sz="4" w:color="B8C2D3"/>
+          <w:left w:val="single" w:sz="4" w:color="B8C2D3"/>
+          <w:bottom w:val="single" w:sz="4" w:color="B8C2D3"/>
+          <w:right w:val="single" w:sz="4" w:color="B8C2D3"/>
+          <w:insideH w:val="single" w:sz="4" w:color="B8C2D3"/>
+          <w:insideV w:val="single" w:sz="4" w:color="B8C2D3"/>
+        </w:tblBorders>
+      </w:tblPr>
+      <w:tblGrid>
+        <w:gridCol w:w="3960"/>
+        <w:gridCol w:w="3960"/>
+      </w:tblGrid>
+      <w:tr>
+        <w:trPr>
+          <w:tblHeader w:val="true"/>
+        </w:trPr>
+        <w:tc>
+          <w:tcPr>
+            <w:shd w:val="clear" w:fill="E6E8E6"/>
+          </w:tcPr>
+          <w:p>
+            <w:pPr>
+              <w:pStyle w:val="Compact"/>
+              <w:jc w:val="left"/>
+            </w:pPr>
+            <w:r>
+              <w:rPr>
+                <w:b/>
+                <w:sz w:val="19"/>
+              </w:rPr>
+              <w:t xml:space="preserve">Boxes</w:t>
+            </w:r>
+          </w:p>
+        </w:tc>
+        <w:tc>
+          <w:tcPr>
+            <w:shd w:val="clear" w:fill="E6E8E6"/>
+          </w:tcPr>
+          <w:p>
+            <w:pPr>
+              <w:pStyle w:val="Compact"/>
+              <w:jc w:val="left"/>
+            </w:pPr>
+            <w:r>
+              <w:rPr>
+                <w:b/>
+                <w:sz w:val="19"/>
+              </w:rPr>
+              <w:t xml:space="preserve">The coach</w:t>
+            </w:r>
+          </w:p>
+        </w:tc>
+      </w:tr>
+      <w:tr>
+        <w:tc>
+          <w:tcPr/>
+          <w:p>
+            <w:pPr>
+              <w:pStyle w:val="Compact"/>
+              <w:jc w:val="left"/>
+            </w:pPr>
+            <w:r>
+              <w:rPr>
+                <w:b/>
+                <w:sz w:val="19"/>
+              </w:rPr>
+              <w:t xml:space="preserve">0</w:t>
+            </w:r>
+          </w:p>
+        </w:tc>
+        <w:tc>
+          <w:tcPr/>
+          <w:p>
+            <w:pPr>
+              <w:pStyle w:val="Compact"/>
+              <w:jc w:val="left"/>
+            </w:pPr>
+            <w:r>
+              <w:rPr>
+                <w:sz w:val="19"/>
+              </w:rPr>
+              <w:t xml:space="preserve">Rolling: no damage</w:t>
+            </w:r>
+          </w:p>
+        </w:tc>
+      </w:tr>
+      <w:tr>
+        <w:tc>
+          <w:tcPr/>
+          <w:p>
+            <w:pPr>
+              <w:pStyle w:val="Compact"/>
+              <w:jc w:val="left"/>
+            </w:pPr>
+            <w:r>
+              <w:rPr>
+                <w:b/>
+                <w:sz w:val="19"/>
+              </w:rPr>
+              <w:t xml:space="preserve">1</w:t>
+            </w:r>
+          </w:p>
+        </w:tc>
+        <w:tc>
+          <w:tcPr/>
+          <w:p>
+            <w:pPr>
+              <w:pStyle w:val="Compact"/>
+              <w:jc w:val="left"/>
+            </w:pPr>
+            <w:r>
+              <w:rPr>
+                <w:sz w:val="19"/>
+              </w:rPr>
+              <w:t xml:space="preserve">Holed: splinters and bullet holes; no penalty yet</w:t>
+            </w:r>
+          </w:p>
+        </w:tc>
+      </w:tr>
+      <w:tr>
+        <w:tc>
+          <w:tcPr/>
+          <w:p>
+            <w:pPr>
+              <w:pStyle w:val="Compact"/>
+              <w:jc w:val="left"/>
+            </w:pPr>
+            <w:r>
+              <w:rPr>
+                <w:b/>
+                <w:sz w:val="19"/>
+              </w:rPr>
+              <w:t xml:space="preserve">2</w:t>
+            </w:r>
+          </w:p>
+        </w:tc>
+        <w:tc>
+          <w:tcPr/>
+          <w:p>
+            <w:pPr>
+              <w:pStyle w:val="Compact"/>
+              <w:jc w:val="left"/>
+            </w:pPr>
+            <w:r>
+              <w:rPr>
+                <w:sz w:val="19"/>
+              </w:rPr>
+              <w:t xml:space="preserve">A horse hit or a wheel cracked: −2 to the driver’s Riding</w:t>
+            </w:r>
+          </w:p>
+        </w:tc>
+      </w:tr>
+      <w:tr>
+        <w:tc>
+          <w:tcPr/>
+          <w:p>
+            <w:pPr>
+              <w:pStyle w:val="Compact"/>
+              <w:jc w:val="left"/>
+            </w:pPr>
+            <w:r>
+              <w:rPr>
+                <w:b/>
+                <w:sz w:val="19"/>
+              </w:rPr>
+              <w:t xml:space="preserve">3</w:t>
+            </w:r>
+          </w:p>
+        </w:tc>
+        <w:tc>
+          <w:tcPr/>
+          <w:p>
+            <w:pPr>
+              <w:pStyle w:val="Compact"/>
+              <w:jc w:val="left"/>
+            </w:pPr>
+            <w:r>
+              <w:rPr>
+                <w:sz w:val="19"/>
+              </w:rPr>
+              <w:t xml:space="preserve">Lamed: −4 to the driver’s Riding, and riders close on a tie</w:t>
+            </w:r>
+          </w:p>
+        </w:tc>
+      </w:tr>
+      <w:tr>
+        <w:tc>
+          <w:tcPr/>
+          <w:p>
+            <w:pPr>
+              <w:pStyle w:val="Compact"/>
+              <w:jc w:val="left"/>
+            </w:pPr>
+            <w:r>
+              <w:rPr>
+                <w:b/>
+                <w:sz w:val="19"/>
+              </w:rPr>
+              <w:t xml:space="preserve">4</w:t>
+            </w:r>
+          </w:p>
+        </w:tc>
+        <w:tc>
+          <w:tcPr/>
+          <w:p>
+            <w:pPr>
+              <w:pStyle w:val="Compact"/>
+              <w:jc w:val="left"/>
+            </w:pPr>
+            <w:r>
+              <w:rPr>
+                <w:sz w:val="19"/>
+              </w:rPr>
+              <w:t xml:space="preserve">Wrecked: the coach overturns or stops dead; everyone aboard rolls Athletics or marks a box of Injury</w:t>
+            </w:r>
+          </w:p>
+        </w:tc>
+      </w:tr>
+    </w:tbl>
     <w:bookmarkEnd w:id="53"/>
-    <w:bookmarkStart w:id="54" w:name="range"/>
+    <w:bookmarkEnd w:id="54"/>
+    <w:bookmarkStart w:id="55" w:name="range"/>
     <w:p>
       <w:pPr>
         <w:pStyle w:val="Heading2"/>
@@ -8981,8 +9351,8 @@
         <w:t xml:space="preserve">Moving: your move each turn covers the Close band. Give up your action to run and you cover Short instead.</w:t>
       </w:r>
     </w:p>
-    <w:bookmarkEnd w:id="54"/>
-    <w:bookmarkStart w:id="57" w:name="injury"/>
+    <w:bookmarkEnd w:id="55"/>
+    <w:bookmarkStart w:id="58" w:name="injury"/>
     <w:p>
       <w:pPr>
         <w:pStyle w:val="Heading2"/>
@@ -9271,239 +9641,13 @@
         <w:t xml:space="preserve">Injury penalties replace each other rather than stacking. They apply to movement, attacks, Dodge, and other tasks the injury physically hinders.</w:t>
       </w:r>
     </w:p>
-    <w:bookmarkStart w:id="55" w:name="dying-and-death"/>
+    <w:bookmarkStart w:id="56" w:name="dying-and-death"/>
     <w:p>
       <w:pPr>
         <w:pStyle w:val="Heading3"/>
       </w:pPr>
       <w:r>
         <w:t xml:space="preserve">Dying and death</w:t>
-      </w:r>
-    </w:p>
-    <w:p>
-      <w:pPr>
-        <w:numPr>
-          <w:ilvl w:val="0"/>
-          <w:numId w:val="1011"/>
-        </w:numPr>
-        <w:pStyle w:val="Compact"/>
-      </w:pPr>
-      <w:r>
-        <w:rPr>
-          <w:bCs/>
-          <w:b/>
-        </w:rPr>
-        <w:t xml:space="preserve">Dying.</w:t>
-      </w:r>
-      <w:r>
-        <w:t xml:space="preserve"> </w:t>
-      </w:r>
-      <w:r>
-        <w:t xml:space="preserve">A hit from a weapon that marks</w:t>
-      </w:r>
-      <w:r>
-        <w:t xml:space="preserve"> </w:t>
-      </w:r>
-      <w:r>
-        <w:rPr>
-          <w:bCs/>
-          <w:b/>
-        </w:rPr>
-        <w:t xml:space="preserve">2 or more boxes</w:t>
-      </w:r>
-      <w:r>
-        <w:t xml:space="preserve"> </w:t>
-      </w:r>
-      <w:r>
-        <w:t xml:space="preserve">and brings you to three boxes leaves you Incapacitated and</w:t>
-      </w:r>
-      <w:r>
-        <w:t xml:space="preserve"> </w:t>
-      </w:r>
-      <w:r>
-        <w:rPr>
-          <w:bCs/>
-          <w:b/>
-        </w:rPr>
-        <w:t xml:space="preserve">Dying</w:t>
-      </w:r>
-      <w:r>
-        <w:t xml:space="preserve">. A Dying character dies at the end of the scene unless someone stabilizes them: one action and a successful Medicine roll with a doctor’s bag.</w:t>
-      </w:r>
-    </w:p>
-    <w:p>
-      <w:pPr>
-        <w:numPr>
-          <w:ilvl w:val="0"/>
-          <w:numId w:val="1011"/>
-        </w:numPr>
-        <w:pStyle w:val="Compact"/>
-      </w:pPr>
-      <w:r>
-        <w:rPr>
-          <w:bCs/>
-          <w:b/>
-        </w:rPr>
-        <w:t xml:space="preserve">A further hit.</w:t>
-      </w:r>
-      <w:r>
-        <w:t xml:space="preserve"> </w:t>
-      </w:r>
-      <w:r>
-        <w:t xml:space="preserve">While you are at three boxes, any hit from a weapon that marks 2 or more boxes kills you. Fists, clubs and knives just keep you down.</w:t>
-      </w:r>
-    </w:p>
-    <w:p>
-      <w:pPr>
-        <w:numPr>
-          <w:ilvl w:val="0"/>
-          <w:numId w:val="1011"/>
-        </w:numPr>
-        <w:pStyle w:val="Compact"/>
-      </w:pPr>
-      <w:r>
-        <w:rPr>
-          <w:bCs/>
-          <w:b/>
-        </w:rPr>
-        <w:t xml:space="preserve">Certain death.</w:t>
-      </w:r>
-      <w:r>
-        <w:t xml:space="preserve"> </w:t>
-      </w:r>
-      <w:r>
-        <w:t xml:space="preserve">Some fates (a fall into a furnace, a beheading, disintegration) bypass the track entirely.</w:t>
-      </w:r>
-    </w:p>
-    <w:p>
-      <w:pPr>
-        <w:pStyle w:val="FirstParagraph"/>
-      </w:pPr>
-      <w:r>
-        <w:t xml:space="preserve">Your protection is avoiding the hit: a defense (Dodge, Parry or Block), cover, and a Grit point, which reduces a hit by one box.</w:t>
-      </w:r>
-    </w:p>
-    <w:bookmarkEnd w:id="55"/>
-    <w:bookmarkStart w:id="56" w:name="optional-rule-gritty-combat"/>
-    <w:p>
-      <w:pPr>
-        <w:pStyle w:val="Heading3"/>
-      </w:pPr>
-      <w:r>
-        <w:t xml:space="preserve">Optional rule: gritty combat</w:t>
-      </w:r>
-    </w:p>
-    <w:p>
-      <w:pPr>
-        <w:pStyle w:val="FirstParagraph"/>
-      </w:pPr>
-      <w:r>
-        <w:t xml:space="preserve">For a harder, bloodier game, the GM can turn on</w:t>
-      </w:r>
-      <w:r>
-        <w:t xml:space="preserve"> </w:t>
-      </w:r>
-      <w:r>
-        <w:rPr>
-          <w:bCs/>
-          <w:b/>
-        </w:rPr>
-        <w:t xml:space="preserve">gritty combat</w:t>
-      </w:r>
-      <w:r>
-        <w:t xml:space="preserve"> </w:t>
-      </w:r>
-      <w:r>
-        <w:t xml:space="preserve">for the campaign (the creator has a switch on the Condition card and in the GM view). The rest of the rules stay the same.</w:t>
-      </w:r>
-    </w:p>
-    <w:p>
-      <w:pPr>
-        <w:pStyle w:val="BodyText"/>
-      </w:pPr>
-      <w:r>
-        <w:rPr>
-          <w:bCs/>
-          <w:b/>
-        </w:rPr>
-        <w:t xml:space="preserve">Grievous hits.</w:t>
-      </w:r>
-      <w:r>
-        <w:t xml:space="preserve"> </w:t>
-      </w:r>
-      <w:r>
-        <w:t xml:space="preserve">A hit that marks</w:t>
-      </w:r>
-      <w:r>
-        <w:t xml:space="preserve"> </w:t>
-      </w:r>
-      <w:r>
-        <w:rPr>
-          <w:bCs/>
-          <w:b/>
-        </w:rPr>
-        <w:t xml:space="preserve">2 or more boxes</w:t>
-      </w:r>
-      <w:r>
-        <w:t xml:space="preserve"> </w:t>
-      </w:r>
-      <w:r>
-        <w:t xml:space="preserve">is</w:t>
-      </w:r>
-      <w:r>
-        <w:t xml:space="preserve"> </w:t>
-      </w:r>
-      <w:r>
-        <w:rPr>
-          <w:bCs/>
-          <w:b/>
-        </w:rPr>
-        <w:t xml:space="preserve">grievous</w:t>
-      </w:r>
-      <w:r>
-        <w:t xml:space="preserve"> </w:t>
-      </w:r>
-      <w:r>
-        <w:t xml:space="preserve">when the attack succeeded by</w:t>
-      </w:r>
-      <w:r>
-        <w:t xml:space="preserve"> </w:t>
-      </w:r>
-      <w:r>
-        <w:rPr>
-          <w:bCs/>
-          <w:b/>
-        </w:rPr>
-        <w:t xml:space="preserve">7 or more</w:t>
-      </w:r>
-      <w:r>
-        <w:t xml:space="preserve">, rolled a</w:t>
-      </w:r>
-      <w:r>
-        <w:t xml:space="preserve"> </w:t>
-      </w:r>
-      <w:r>
-        <w:rPr>
-          <w:bCs/>
-          <w:b/>
-        </w:rPr>
-        <w:t xml:space="preserve">natural 3 or 4</w:t>
-      </w:r>
-      <w:r>
-        <w:t xml:space="preserve">, or left the target</w:t>
-      </w:r>
-      <w:r>
-        <w:t xml:space="preserve"> </w:t>
-      </w:r>
-      <w:r>
-        <w:rPr>
-          <w:bCs/>
-          <w:b/>
-        </w:rPr>
-        <w:t xml:space="preserve">Dying</w:t>
-      </w:r>
-      <w:r>
-        <w:t xml:space="preserve">.</w:t>
       </w:r>
     </w:p>
     <w:p>
@@ -9519,13 +9663,42 @@
           <w:bCs/>
           <w:b/>
         </w:rPr>
-        <w:t xml:space="preserve">A character</w:t>
-      </w:r>
-      <w:r>
-        <w:t xml:space="preserve"> </w:t>
-      </w:r>
-      <w:r>
-        <w:t xml:space="preserve">rolls 3d6 on the table below and suffers the result on top of the boxes.</w:t>
+        <w:t xml:space="preserve">Dying.</w:t>
+      </w:r>
+      <w:r>
+        <w:t xml:space="preserve"> </w:t>
+      </w:r>
+      <w:r>
+        <w:t xml:space="preserve">A hit from a weapon that marks</w:t>
+      </w:r>
+      <w:r>
+        <w:t xml:space="preserve"> </w:t>
+      </w:r>
+      <w:r>
+        <w:rPr>
+          <w:bCs/>
+          <w:b/>
+        </w:rPr>
+        <w:t xml:space="preserve">2 or more boxes</w:t>
+      </w:r>
+      <w:r>
+        <w:t xml:space="preserve"> </w:t>
+      </w:r>
+      <w:r>
+        <w:t xml:space="preserve">and brings you to three boxes leaves you Incapacitated and</w:t>
+      </w:r>
+      <w:r>
+        <w:t xml:space="preserve"> </w:t>
+      </w:r>
+      <w:r>
+        <w:rPr>
+          <w:bCs/>
+          <w:b/>
+        </w:rPr>
+        <w:t xml:space="preserve">Dying</w:t>
+      </w:r>
+      <w:r>
+        <w:t xml:space="preserve">. A Dying character dies at the end of the scene unless someone stabilizes them: one action and a successful Medicine roll with a doctor’s bag.</w:t>
       </w:r>
     </w:p>
     <w:p>
@@ -9541,13 +9714,13 @@
           <w:bCs/>
           <w:b/>
         </w:rPr>
-        <w:t xml:space="preserve">An opponent</w:t>
-      </w:r>
-      <w:r>
-        <w:t xml:space="preserve"> </w:t>
-      </w:r>
-      <w:r>
-        <w:t xml:space="preserve">is simply taken out: no roll, no boxes to count. Describe how, or let the GM view roll a description.</w:t>
+        <w:t xml:space="preserve">A further hit.</w:t>
+      </w:r>
+      <w:r>
+        <w:t xml:space="preserve"> </w:t>
+      </w:r>
+      <w:r>
+        <w:t xml:space="preserve">While you are at three boxes, any hit from a weapon that marks 2 or more boxes kills you. Fists, clubs and knives just keep you down.</w:t>
       </w:r>
     </w:p>
     <w:p>
@@ -9555,6 +9728,203 @@
         <w:numPr>
           <w:ilvl w:val="0"/>
           <w:numId w:val="1012"/>
+        </w:numPr>
+        <w:pStyle w:val="Compact"/>
+      </w:pPr>
+      <w:r>
+        <w:rPr>
+          <w:bCs/>
+          <w:b/>
+        </w:rPr>
+        <w:t xml:space="preserve">Certain death.</w:t>
+      </w:r>
+      <w:r>
+        <w:t xml:space="preserve"> </w:t>
+      </w:r>
+      <w:r>
+        <w:t xml:space="preserve">Some fates (a fall into a furnace, a beheading, disintegration) bypass the track entirely.</w:t>
+      </w:r>
+    </w:p>
+    <w:p>
+      <w:pPr>
+        <w:pStyle w:val="FirstParagraph"/>
+      </w:pPr>
+      <w:r>
+        <w:t xml:space="preserve">Your protection is avoiding the hit: a defense (Dodge, Parry or Block), cover, and a Grit point, which reduces a hit by one box.</w:t>
+      </w:r>
+    </w:p>
+    <w:bookmarkEnd w:id="56"/>
+    <w:bookmarkStart w:id="57" w:name="optional-rule-gritty-combat"/>
+    <w:p>
+      <w:pPr>
+        <w:pStyle w:val="Heading3"/>
+      </w:pPr>
+      <w:r>
+        <w:t xml:space="preserve">Optional rule: gritty combat</w:t>
+      </w:r>
+    </w:p>
+    <w:p>
+      <w:pPr>
+        <w:pStyle w:val="FirstParagraph"/>
+      </w:pPr>
+      <w:r>
+        <w:t xml:space="preserve">For a harder, bloodier game, the GM can turn on</w:t>
+      </w:r>
+      <w:r>
+        <w:t xml:space="preserve"> </w:t>
+      </w:r>
+      <w:r>
+        <w:rPr>
+          <w:bCs/>
+          <w:b/>
+        </w:rPr>
+        <w:t xml:space="preserve">gritty combat</w:t>
+      </w:r>
+      <w:r>
+        <w:t xml:space="preserve"> </w:t>
+      </w:r>
+      <w:r>
+        <w:t xml:space="preserve">for the campaign (the creator has a switch on the Condition card and in the GM view). The rest of the rules stay the same.</w:t>
+      </w:r>
+    </w:p>
+    <w:p>
+      <w:pPr>
+        <w:pStyle w:val="BodyText"/>
+      </w:pPr>
+      <w:r>
+        <w:rPr>
+          <w:bCs/>
+          <w:b/>
+        </w:rPr>
+        <w:t xml:space="preserve">Grievous hits.</w:t>
+      </w:r>
+      <w:r>
+        <w:t xml:space="preserve"> </w:t>
+      </w:r>
+      <w:r>
+        <w:t xml:space="preserve">A hit that marks</w:t>
+      </w:r>
+      <w:r>
+        <w:t xml:space="preserve"> </w:t>
+      </w:r>
+      <w:r>
+        <w:rPr>
+          <w:bCs/>
+          <w:b/>
+        </w:rPr>
+        <w:t xml:space="preserve">2 or more boxes</w:t>
+      </w:r>
+      <w:r>
+        <w:t xml:space="preserve"> </w:t>
+      </w:r>
+      <w:r>
+        <w:t xml:space="preserve">is</w:t>
+      </w:r>
+      <w:r>
+        <w:t xml:space="preserve"> </w:t>
+      </w:r>
+      <w:r>
+        <w:rPr>
+          <w:bCs/>
+          <w:b/>
+        </w:rPr>
+        <w:t xml:space="preserve">grievous</w:t>
+      </w:r>
+      <w:r>
+        <w:t xml:space="preserve"> </w:t>
+      </w:r>
+      <w:r>
+        <w:t xml:space="preserve">when the attack succeeded by</w:t>
+      </w:r>
+      <w:r>
+        <w:t xml:space="preserve"> </w:t>
+      </w:r>
+      <w:r>
+        <w:rPr>
+          <w:bCs/>
+          <w:b/>
+        </w:rPr>
+        <w:t xml:space="preserve">7 or more</w:t>
+      </w:r>
+      <w:r>
+        <w:t xml:space="preserve">, rolled a</w:t>
+      </w:r>
+      <w:r>
+        <w:t xml:space="preserve"> </w:t>
+      </w:r>
+      <w:r>
+        <w:rPr>
+          <w:bCs/>
+          <w:b/>
+        </w:rPr>
+        <w:t xml:space="preserve">natural 3 or 4</w:t>
+      </w:r>
+      <w:r>
+        <w:t xml:space="preserve">, or left the target</w:t>
+      </w:r>
+      <w:r>
+        <w:t xml:space="preserve"> </w:t>
+      </w:r>
+      <w:r>
+        <w:rPr>
+          <w:bCs/>
+          <w:b/>
+        </w:rPr>
+        <w:t xml:space="preserve">Dying</w:t>
+      </w:r>
+      <w:r>
+        <w:t xml:space="preserve">.</w:t>
+      </w:r>
+    </w:p>
+    <w:p>
+      <w:pPr>
+        <w:numPr>
+          <w:ilvl w:val="0"/>
+          <w:numId w:val="1013"/>
+        </w:numPr>
+        <w:pStyle w:val="Compact"/>
+      </w:pPr>
+      <w:r>
+        <w:rPr>
+          <w:bCs/>
+          <w:b/>
+        </w:rPr>
+        <w:t xml:space="preserve">A character</w:t>
+      </w:r>
+      <w:r>
+        <w:t xml:space="preserve"> </w:t>
+      </w:r>
+      <w:r>
+        <w:t xml:space="preserve">rolls 3d6 on the table below and suffers the result on top of the boxes.</w:t>
+      </w:r>
+    </w:p>
+    <w:p>
+      <w:pPr>
+        <w:numPr>
+          <w:ilvl w:val="0"/>
+          <w:numId w:val="1013"/>
+        </w:numPr>
+        <w:pStyle w:val="Compact"/>
+      </w:pPr>
+      <w:r>
+        <w:rPr>
+          <w:bCs/>
+          <w:b/>
+        </w:rPr>
+        <w:t xml:space="preserve">An opponent</w:t>
+      </w:r>
+      <w:r>
+        <w:t xml:space="preserve"> </w:t>
+      </w:r>
+      <w:r>
+        <w:t xml:space="preserve">is simply taken out: no roll, no boxes to count. Describe how, or let the GM view roll a description.</w:t>
+      </w:r>
+    </w:p>
+    <w:p>
+      <w:pPr>
+        <w:numPr>
+          <w:ilvl w:val="0"/>
+          <w:numId w:val="1013"/>
         </w:numPr>
         <w:pStyle w:val="Compact"/>
       </w:pPr>
@@ -10053,7 +10423,7 @@
       <w:pPr>
         <w:numPr>
           <w:ilvl w:val="0"/>
-          <w:numId w:val="1013"/>
+          <w:numId w:val="1014"/>
         </w:numPr>
         <w:pStyle w:val="Compact"/>
       </w:pPr>
@@ -10091,7 +10461,7 @@
       <w:pPr>
         <w:numPr>
           <w:ilvl w:val="0"/>
-          <w:numId w:val="1013"/>
+          <w:numId w:val="1014"/>
         </w:numPr>
         <w:pStyle w:val="Compact"/>
       </w:pPr>
@@ -10126,7 +10496,7 @@
       <w:pPr>
         <w:numPr>
           <w:ilvl w:val="0"/>
-          <w:numId w:val="1013"/>
+          <w:numId w:val="1014"/>
         </w:numPr>
         <w:pStyle w:val="Compact"/>
       </w:pPr>
@@ -10144,9 +10514,9 @@
         <w:t xml:space="preserve">Grievous wounds heal on their own clock, whatever the boxes say. A lost limb, a lost eye or a disfigurement never heals.</w:t>
       </w:r>
     </w:p>
-    <w:bookmarkEnd w:id="56"/>
     <w:bookmarkEnd w:id="57"/>
-    <w:bookmarkStart w:id="58" w:name="weapons-and-damage"/>
+    <w:bookmarkEnd w:id="58"/>
+    <w:bookmarkStart w:id="59" w:name="weapons-and-damage"/>
     <w:p>
       <w:pPr>
         <w:pStyle w:val="Heading2"/>
@@ -11264,8 +11634,8 @@
         <w:t xml:space="preserve">To take someone down without killing them, use fists, a club, a grapple, or a lasso.</w:t>
       </w:r>
     </w:p>
-    <w:bookmarkEnd w:id="58"/>
-    <w:bookmarkStart w:id="59" w:name="gun-and-rounds"/>
+    <w:bookmarkEnd w:id="59"/>
+    <w:bookmarkStart w:id="60" w:name="gun-and-rounds"/>
     <w:p>
       <w:pPr>
         <w:pStyle w:val="Heading2"/>
@@ -11744,7 +12114,7 @@
       <w:pPr>
         <w:numPr>
           <w:ilvl w:val="0"/>
-          <w:numId w:val="1014"/>
+          <w:numId w:val="1015"/>
         </w:numPr>
         <w:pStyle w:val="Compact"/>
       </w:pPr>
@@ -11760,112 +12130,6 @@
       </w:r>
       <w:r>
         <w:t xml:space="preserve">A Grit reroll repeats the same shot and costs nothing extra.</w:t>
-      </w:r>
-    </w:p>
-    <w:p>
-      <w:pPr>
-        <w:numPr>
-          <w:ilvl w:val="0"/>
-          <w:numId w:val="1014"/>
-        </w:numPr>
-        <w:pStyle w:val="Compact"/>
-      </w:pPr>
-      <w:r>
-        <w:rPr>
-          <w:bCs/>
-          <w:b/>
-        </w:rPr>
-        <w:t xml:space="preserve">Empty means it won’t work.</w:t>
-      </w:r>
-      <w:r>
-        <w:t xml:space="preserve"> </w:t>
-      </w:r>
-      <w:r>
-        <w:t xml:space="preserve">Reload (one action): refills it from a spare. Restock in town: refills it fully between jobs. Packing a spare is a good use of a Grit point’s small preparation.</w:t>
-      </w:r>
-    </w:p>
-    <w:p>
-      <w:pPr>
-        <w:numPr>
-          <w:ilvl w:val="0"/>
-          <w:numId w:val="1014"/>
-        </w:numPr>
-        <w:pStyle w:val="Compact"/>
-      </w:pPr>
-      <w:r>
-        <w:rPr>
-          <w:bCs/>
-          <w:b/>
-        </w:rPr>
-        <w:t xml:space="preserve">Jams.</w:t>
-      </w:r>
-      <w:r>
-        <w:t xml:space="preserve"> </w:t>
-      </w:r>
-      <w:r>
-        <w:t xml:space="preserve">A natural 18 with this weapon also jams it: clearing it takes an action.</w:t>
-      </w:r>
-    </w:p>
-    <w:bookmarkEnd w:id="59"/>
-    <w:bookmarkStart w:id="60" w:name="the-battle-map"/>
-    <w:p>
-      <w:pPr>
-        <w:pStyle w:val="Heading2"/>
-      </w:pPr>
-      <w:r>
-        <w:t xml:space="preserve">The battle map</w:t>
-      </w:r>
-    </w:p>
-    <w:p>
-      <w:pPr>
-        <w:pStyle w:val="FirstParagraph"/>
-      </w:pPr>
-      <w:r>
-        <w:t xml:space="preserve">The GM view of the character creator has a</w:t>
-      </w:r>
-      <w:r>
-        <w:t xml:space="preserve"> </w:t>
-      </w:r>
-      <w:r>
-        <w:rPr>
-          <w:bCs/>
-          <w:b/>
-        </w:rPr>
-        <w:t xml:space="preserve">battle map</w:t>
-      </w:r>
-      <w:r>
-        <w:t xml:space="preserve"> </w:t>
-      </w:r>
-      <w:r>
-        <w:t xml:space="preserve">for fights where it helps to see who is where. It is a tool, not a rule: everything on it follows the rules in this chapter, and a fight without it works the same way. Open</w:t>
-      </w:r>
-      <w:r>
-        <w:t xml:space="preserve"> </w:t>
-      </w:r>
-      <w:r>
-        <w:rPr>
-          <w:bCs/>
-          <w:b/>
-        </w:rPr>
-        <w:t xml:space="preserve">How to use the map</w:t>
-      </w:r>
-      <w:r>
-        <w:t xml:space="preserve"> </w:t>
-      </w:r>
-      <w:r>
-        <w:t xml:space="preserve">on the map itself for the buttons, step by step.</w:t>
-      </w:r>
-    </w:p>
-    <w:p>
-      <w:pPr>
-        <w:pStyle w:val="BodyText"/>
-      </w:pPr>
-      <w:r>
-        <w:rPr>
-          <w:bCs/>
-          <w:b/>
-        </w:rPr>
-        <w:t xml:space="preserve">Two kinds of map.</w:t>
       </w:r>
     </w:p>
     <w:p>
@@ -11881,26 +12145,13 @@
           <w:bCs/>
           <w:b/>
         </w:rPr>
-        <w:t xml:space="preserve">A hex map</w:t>
-      </w:r>
-      <w:r>
-        <w:t xml:space="preserve"> </w:t>
-      </w:r>
-      <w:r>
-        <w:t xml:space="preserve">for fights where position matters: cover, doorways, who can reach whom. The GM chooses what one hex is: 1 yard for a brawl in a room, 5 or 10 yards for a street, 50 for open ground. Dragging a token or measuring shows the distance and its</w:t>
-      </w:r>
-      <w:r>
-        <w:t xml:space="preserve"> </w:t>
-      </w:r>
-      <w:r>
-        <w:rPr>
-          <w:bCs/>
-          <w:b/>
-        </w:rPr>
-        <w:t xml:space="preserve">range band</w:t>
-      </w:r>
-      <w:r>
-        <w:t xml:space="preserve">, so the GM can read the penalty from the Range table above.</w:t>
+        <w:t xml:space="preserve">Empty means it won’t work.</w:t>
+      </w:r>
+      <w:r>
+        <w:t xml:space="preserve"> </w:t>
+      </w:r>
+      <w:r>
+        <w:t xml:space="preserve">Reload (one action): refills it from a spare. Restock in town: refills it fully between jobs. Packing a spare is a good use of a Grit point’s small preparation.</w:t>
       </w:r>
     </w:p>
     <w:p>
@@ -11916,58 +12167,177 @@
           <w:bCs/>
           <w:b/>
         </w:rPr>
-        <w:t xml:space="preserve">A range track</w:t>
-      </w:r>
-      <w:r>
-        <w:t xml:space="preserve"> </w:t>
-      </w:r>
-      <w:r>
-        <w:t xml:space="preserve">for fights where only distance matters: a chase, a running fight across open country. It has a lane for the posse and one for each range band. Moving a token into the next lane moves it one band in or out.</w:t>
+        <w:t xml:space="preserve">Jams.</w:t>
+      </w:r>
+      <w:r>
+        <w:t xml:space="preserve"> </w:t>
+      </w:r>
+      <w:r>
+        <w:t xml:space="preserve">A natural 18 with this weapon also jams it: clearing it takes an action.</w:t>
+      </w:r>
+    </w:p>
+    <w:bookmarkEnd w:id="60"/>
+    <w:bookmarkStart w:id="61" w:name="the-battle-map"/>
+    <w:p>
+      <w:pPr>
+        <w:pStyle w:val="Heading2"/>
+      </w:pPr>
+      <w:r>
+        <w:t xml:space="preserve">The battle map</w:t>
       </w:r>
     </w:p>
     <w:p>
       <w:pPr>
         <w:pStyle w:val="FirstParagraph"/>
       </w:pPr>
+      <w:r>
+        <w:t xml:space="preserve">The GM view of the character creator has a</w:t>
+      </w:r>
+      <w:r>
+        <w:t xml:space="preserve"> </w:t>
+      </w:r>
       <w:r>
         <w:rPr>
           <w:bCs/>
           <w:b/>
         </w:rPr>
-        <w:t xml:space="preserve">Tokens.</w:t>
-      </w:r>
-      <w:r>
-        <w:t xml:space="preserve"> </w:t>
-      </w:r>
-      <w:r>
-        <w:t xml:space="preserve">The GM places the posse with one button. Their tokens stay linked to the characters in the GM view: marking Injury, Dying, the stunned condition or a Grit point on a token marks it on the character, and the other way round. Opponents come from the setting’s threats with their boxes filled in. Their pips fill as they are hurt, and a token whose boxes are all marked is taken out.</w:t>
-      </w:r>
-    </w:p>
-    <w:p>
-      <w:pPr>
-        <w:pStyle w:val="BodyText"/>
-      </w:pPr>
+        <w:t xml:space="preserve">battle map</w:t>
+      </w:r>
+      <w:r>
+        <w:t xml:space="preserve"> </w:t>
+      </w:r>
+      <w:r>
+        <w:t xml:space="preserve">for fights where it helps to see who is where. It is a tool, not a rule: everything on it follows the rules in this chapter, and a fight without it works the same way. Open</w:t>
+      </w:r>
+      <w:r>
+        <w:t xml:space="preserve"> </w:t>
+      </w:r>
       <w:r>
         <w:rPr>
           <w:bCs/>
           <w:b/>
         </w:rPr>
-        <w:t xml:space="preserve">Keeping a map.</w:t>
-      </w:r>
-      <w:r>
-        <w:t xml:space="preserve"> </w:t>
-      </w:r>
-      <w:r>
-        <w:t xml:space="preserve">The map stays in the GM’s browser.</w:t>
-      </w:r>
-      <w:r>
-        <w:t xml:space="preserve"> </w:t>
-      </w:r>
+        <w:t xml:space="preserve">How to use the map</w:t>
+      </w:r>
+      <w:r>
+        <w:t xml:space="preserve"> </w:t>
+      </w:r>
+      <w:r>
+        <w:t xml:space="preserve">on the map itself for the buttons, step by step.</w:t>
+      </w:r>
+    </w:p>
+    <w:p>
+      <w:pPr>
+        <w:pStyle w:val="BodyText"/>
+      </w:pPr>
       <w:r>
         <w:rPr>
           <w:bCs/>
           <w:b/>
         </w:rPr>
+        <w:t xml:space="preserve">Two kinds of map.</w:t>
+      </w:r>
+    </w:p>
+    <w:p>
+      <w:pPr>
+        <w:numPr>
+          <w:ilvl w:val="0"/>
+          <w:numId w:val="1016"/>
+        </w:numPr>
+        <w:pStyle w:val="Compact"/>
+      </w:pPr>
+      <w:r>
+        <w:rPr>
+          <w:bCs/>
+          <w:b/>
+        </w:rPr>
+        <w:t xml:space="preserve">A hex map</w:t>
+      </w:r>
+      <w:r>
+        <w:t xml:space="preserve"> </w:t>
+      </w:r>
+      <w:r>
+        <w:t xml:space="preserve">for fights where position matters: cover, doorways, who can reach whom. The GM chooses what one hex is: 1 yard for a brawl in a room, 5 or 10 yards for a street, 50 for open ground. Dragging a token or measuring shows the distance and its</w:t>
+      </w:r>
+      <w:r>
+        <w:t xml:space="preserve"> </w:t>
+      </w:r>
+      <w:r>
+        <w:rPr>
+          <w:bCs/>
+          <w:b/>
+        </w:rPr>
+        <w:t xml:space="preserve">range band</w:t>
+      </w:r>
+      <w:r>
+        <w:t xml:space="preserve">, so the GM can read the penalty from the Range table above.</w:t>
+      </w:r>
+    </w:p>
+    <w:p>
+      <w:pPr>
+        <w:numPr>
+          <w:ilvl w:val="0"/>
+          <w:numId w:val="1016"/>
+        </w:numPr>
+        <w:pStyle w:val="Compact"/>
+      </w:pPr>
+      <w:r>
+        <w:rPr>
+          <w:bCs/>
+          <w:b/>
+        </w:rPr>
+        <w:t xml:space="preserve">A range track</w:t>
+      </w:r>
+      <w:r>
+        <w:t xml:space="preserve"> </w:t>
+      </w:r>
+      <w:r>
+        <w:t xml:space="preserve">for fights where only distance matters: a chase, a running fight across open country. It has a lane for the posse and one for each range band. Moving a token into the next lane moves it one band in or out.</w:t>
+      </w:r>
+    </w:p>
+    <w:p>
+      <w:pPr>
+        <w:pStyle w:val="FirstParagraph"/>
+      </w:pPr>
+      <w:r>
+        <w:rPr>
+          <w:bCs/>
+          <w:b/>
+        </w:rPr>
+        <w:t xml:space="preserve">Tokens.</w:t>
+      </w:r>
+      <w:r>
+        <w:t xml:space="preserve"> </w:t>
+      </w:r>
+      <w:r>
+        <w:t xml:space="preserve">The GM places the posse with one button. Their tokens stay linked to the characters in the GM view: marking Injury, Dying, the stunned condition or a Grit point on a token marks it on the character, and the other way round. Opponents come from the setting’s threats with their boxes filled in. Their pips fill as they are hurt, and a token whose boxes are all marked is taken out.</w:t>
+      </w:r>
+    </w:p>
+    <w:p>
+      <w:pPr>
+        <w:pStyle w:val="BodyText"/>
+      </w:pPr>
+      <w:r>
+        <w:rPr>
+          <w:bCs/>
+          <w:b/>
+        </w:rPr>
+        <w:t xml:space="preserve">Keeping a map.</w:t>
+      </w:r>
+      <w:r>
+        <w:t xml:space="preserve"> </w:t>
+      </w:r>
+      <w:r>
+        <w:t xml:space="preserve">The map stays in the GM’s browser.</w:t>
+      </w:r>
+      <w:r>
+        <w:t xml:space="preserve"> </w:t>
+      </w:r>
+      <w:r>
+        <w:rPr>
+          <w:bCs/>
+          <w:b/>
+        </w:rPr>
         <w:t xml:space="preserve">Save map to file</w:t>
       </w:r>
       <w:r>
@@ -11977,23 +12347,54 @@
         <w:t xml:space="preserve">keeps both maps, their pictures and tokens in one file, to prepare a fight ahead of time or share it with another GM.</w:t>
       </w:r>
     </w:p>
-    <w:bookmarkEnd w:id="60"/>
-    <w:bookmarkEnd w:id="61"/>
-    <w:bookmarkStart w:id="66" w:name="medical-care"/>
-    <w:p>
-      <w:pPr>
-        <w:pStyle w:val="Heading1"/>
-      </w:pPr>
-      <w:r>
-        <w:t xml:space="preserve">Medical care</w:t>
-      </w:r>
-    </w:p>
-    <w:p>
-      <w:pPr>
-        <w:pStyle w:val="FirstParagraph"/>
-      </w:pPr>
-      <w:r>
-        <w:t xml:space="preserve">Frontier medicine has chloroform, carbolic acid, laudanum and steady hands, and not much else. Infection kills more men than bullets do, and no doctor’s bag holds a cure for a bite from something that should be dead. See</w:t>
+    <w:p>
+      <w:pPr>
+        <w:pStyle w:val="BodyText"/>
+      </w:pPr>
+      <w:r>
+        <w:rPr>
+          <w:bCs/>
+          <w:b/>
+        </w:rPr>
+        <w:t xml:space="preserve">Stagecoach chase.</w:t>
+      </w:r>
+      <w:r>
+        <w:t xml:space="preserve"> </w:t>
+      </w:r>
+      <w:r>
+        <w:t xml:space="preserve">Besides the plain range track, the map has a</w:t>
+      </w:r>
+      <w:r>
+        <w:t xml:space="preserve"> </w:t>
+      </w:r>
+      <w:r>
+        <w:rPr>
+          <w:bCs/>
+          <w:b/>
+        </w:rPr>
+        <w:t xml:space="preserve">Stagecoach chase</w:t>
+      </w:r>
+      <w:r>
+        <w:t xml:space="preserve"> </w:t>
+      </w:r>
+      <w:r>
+        <w:t xml:space="preserve">track.</w:t>
+      </w:r>
+      <w:r>
+        <w:t xml:space="preserve"> </w:t>
+      </w:r>
+      <w:r>
+        <w:rPr>
+          <w:bCs/>
+          <w:b/>
+        </w:rPr>
+        <w:t xml:space="preserve">Add the stagecoach</w:t>
+      </w:r>
+      <w:r>
+        <w:t xml:space="preserve"> </w:t>
+      </w:r>
+      <w:r>
+        <w:t xml:space="preserve">places the stagecoach in the first lane with its own Coach boxes; its panel shows what the damage does. The rules are under</w:t>
       </w:r>
       <w:r>
         <w:t xml:space="preserve"> </w:t>
@@ -12003,6 +12404,38 @@
           <w:iCs/>
           <w:i/>
         </w:rPr>
+        <w:t xml:space="preserve">Stagecoach chases</w:t>
+      </w:r>
+      <w:r>
+        <w:t xml:space="preserve">.</w:t>
+      </w:r>
+    </w:p>
+    <w:bookmarkEnd w:id="61"/>
+    <w:bookmarkEnd w:id="62"/>
+    <w:bookmarkStart w:id="67" w:name="medical-care"/>
+    <w:p>
+      <w:pPr>
+        <w:pStyle w:val="Heading1"/>
+      </w:pPr>
+      <w:r>
+        <w:t xml:space="preserve">Medical care</w:t>
+      </w:r>
+    </w:p>
+    <w:p>
+      <w:pPr>
+        <w:pStyle w:val="FirstParagraph"/>
+      </w:pPr>
+      <w:r>
+        <w:t xml:space="preserve">Frontier medicine has chloroform, carbolic acid, laudanum and steady hands, and not much else. Infection kills more men than bullets do, and no doctor’s bag holds a cure for a bite from something that should be dead. See</w:t>
+      </w:r>
+      <w:r>
+        <w:t xml:space="preserve"> </w:t>
+      </w:r>
+      <w:r>
+        <w:rPr>
+          <w:iCs/>
+          <w:i/>
+        </w:rPr>
         <w:t xml:space="preserve">Bites and curses</w:t>
       </w:r>
       <w:r>
@@ -12012,7 +12445,7 @@
         <w:t xml:space="preserve">below.</w:t>
       </w:r>
     </w:p>
-    <w:bookmarkStart w:id="62" w:name="diagnosis-and-stabilization"/>
+    <w:bookmarkStart w:id="63" w:name="diagnosis-and-stabilization"/>
     <w:p>
       <w:pPr>
         <w:pStyle w:val="Heading2"/>
@@ -12029,8 +12462,8 @@
         <w:t xml:space="preserve">Roll Medicine when the diagnosis is uncertain or an urgent treatment decision matters. Emergency stabilization takes one action and a successful Medicine roll with a doctor’s bag. It ends Dying and stops deterioration, but removes no boxes.</w:t>
       </w:r>
     </w:p>
-    <w:bookmarkEnd w:id="62"/>
-    <w:bookmarkStart w:id="63" w:name="field-treatment"/>
+    <w:bookmarkEnd w:id="63"/>
+    <w:bookmarkStart w:id="64" w:name="field-treatment"/>
     <w:p>
       <w:pPr>
         <w:pStyle w:val="Heading2"/>
@@ -12047,8 +12480,8 @@
         <w:t xml:space="preserve">With a doctor’s bag and several uninterrupted minutes, successful Medicine removes one injury box; success by 5 or more removes two. Each injury receives one field-treatment attempt; further attempts need changed circumstances.</w:t>
       </w:r>
     </w:p>
-    <w:bookmarkEnd w:id="63"/>
-    <w:bookmarkStart w:id="64" w:name="proper-care"/>
+    <w:bookmarkEnd w:id="64"/>
+    <w:bookmarkStart w:id="65" w:name="proper-care"/>
     <w:p>
       <w:pPr>
         <w:pStyle w:val="Heading2"/>
@@ -12065,8 +12498,8 @@
         <w:t xml:space="preserve">A doctor’s surgery with instruments, chloroform and a clean table grants +2 to Medicine. A successful treatment removes two boxes; success by 5 or more removes three. Allow the time the treatment requires.</w:t>
       </w:r>
     </w:p>
-    <w:bookmarkEnd w:id="64"/>
-    <w:bookmarkStart w:id="65" w:name="natural-recovery"/>
+    <w:bookmarkEnd w:id="65"/>
+    <w:bookmarkStart w:id="66" w:name="natural-recovery"/>
     <w:p>
       <w:pPr>
         <w:pStyle w:val="Heading2"/>
@@ -12251,9 +12684,9 @@
         <w:t xml:space="preserve">At three boxes, rest alone does nothing until someone has stabilized or treated you; after that, a week of rest in their care clears the first box. A successful treatment is faster. The times add up: from three boxes, rest alone takes about a week and a half to heal completely (a week, then three days, then a day).</w:t>
       </w:r>
     </w:p>
-    <w:bookmarkEnd w:id="65"/>
     <w:bookmarkEnd w:id="66"/>
-    <w:bookmarkStart w:id="72" w:name="magic"/>
+    <w:bookmarkEnd w:id="67"/>
+    <w:bookmarkStart w:id="73" w:name="magic"/>
     <w:p>
       <w:pPr>
         <w:pStyle w:val="Heading1"/>
@@ -12497,7 +12930,7 @@
         </w:tc>
       </w:tr>
     </w:tbl>
-    <w:bookmarkStart w:id="67" w:name="hexes"/>
+    <w:bookmarkStart w:id="68" w:name="hexes"/>
     <w:p>
       <w:pPr>
         <w:pStyle w:val="Heading2"/>
@@ -12878,8 +13311,8 @@
         <w:t xml:space="preserve">A failed hex marks a box of The Dark; a natural 18 marks two, or something answers that shouldn’t.</w:t>
       </w:r>
     </w:p>
-    <w:bookmarkEnd w:id="67"/>
-    <w:bookmarkStart w:id="68" w:name="rituals"/>
+    <w:bookmarkEnd w:id="68"/>
+    <w:bookmarkStart w:id="69" w:name="rituals"/>
     <w:p>
       <w:pPr>
         <w:pStyle w:val="Heading2"/>
@@ -12892,7 +13325,7 @@
       <w:pPr>
         <w:numPr>
           <w:ilvl w:val="0"/>
-          <w:numId w:val="1016"/>
+          <w:numId w:val="1017"/>
         </w:numPr>
         <w:pStyle w:val="Compact"/>
       </w:pPr>
@@ -12914,7 +13347,7 @@
       <w:pPr>
         <w:numPr>
           <w:ilvl w:val="0"/>
-          <w:numId w:val="1016"/>
+          <w:numId w:val="1017"/>
         </w:numPr>
         <w:pStyle w:val="Compact"/>
       </w:pPr>
@@ -12936,7 +13369,7 @@
       <w:pPr>
         <w:numPr>
           <w:ilvl w:val="0"/>
-          <w:numId w:val="1016"/>
+          <w:numId w:val="1017"/>
         </w:numPr>
         <w:pStyle w:val="Compact"/>
       </w:pPr>
@@ -13196,8 +13629,8 @@
         <w:t xml:space="preserve">The right materials, hour or place remove one segment.</w:t>
       </w:r>
     </w:p>
-    <w:bookmarkEnd w:id="68"/>
-    <w:bookmarkStart w:id="69" w:name="charms"/>
+    <w:bookmarkEnd w:id="69"/>
+    <w:bookmarkStart w:id="70" w:name="charms"/>
     <w:p>
       <w:pPr>
         <w:pStyle w:val="Heading2"/>
@@ -13227,8 +13660,8 @@
         <w:t xml:space="preserve">. Preparation is how slow magic wins a fast fight.</w:t>
       </w:r>
     </w:p>
-    <w:bookmarkEnd w:id="69"/>
-    <w:bookmarkStart w:id="70" w:name="magic-advancement"/>
+    <w:bookmarkEnd w:id="70"/>
+    <w:bookmarkStart w:id="71" w:name="magic-advancement"/>
     <w:p>
       <w:pPr>
         <w:pStyle w:val="Heading2"/>
@@ -13735,8 +14168,8 @@
         </w:tc>
       </w:tr>
     </w:tbl>
-    <w:bookmarkEnd w:id="70"/>
-    <w:bookmarkStart w:id="71" w:name="magic-in-trails-of-blood-dust"/>
+    <w:bookmarkEnd w:id="71"/>
+    <w:bookmarkStart w:id="72" w:name="magic-in-trails-of-blood-dust"/>
     <w:p>
       <w:pPr>
         <w:pStyle w:val="Heading2"/>
@@ -13968,9 +14401,9 @@
         </w:tc>
       </w:tr>
     </w:tbl>
-    <w:bookmarkEnd w:id="71"/>
     <w:bookmarkEnd w:id="72"/>
-    <w:bookmarkStart w:id="76" w:name="grit-points-and-tracks"/>
+    <w:bookmarkEnd w:id="73"/>
+    <w:bookmarkStart w:id="77" w:name="grit-points-and-tracks"/>
     <w:p>
       <w:pPr>
         <w:pStyle w:val="Heading1"/>
@@ -13979,7 +14412,7 @@
         <w:t xml:space="preserve">Grit points and tracks</w:t>
       </w:r>
     </w:p>
-    <w:bookmarkStart w:id="73" w:name="using-grit-points"/>
+    <w:bookmarkStart w:id="74" w:name="using-grit-points"/>
     <w:p>
       <w:pPr>
         <w:pStyle w:val="Heading2"/>
@@ -14197,8 +14630,8 @@
         <w:t xml:space="preserve">Gain one point when one of your complications creates a meaningful problem you accept, including a companion complication. You can decline the proposed complication without penalty.</w:t>
       </w:r>
     </w:p>
-    <w:bookmarkEnd w:id="73"/>
-    <w:bookmarkStart w:id="74" w:name="trouble"/>
+    <w:bookmarkEnd w:id="74"/>
+    <w:bookmarkStart w:id="75" w:name="trouble"/>
     <w:p>
       <w:pPr>
         <w:pStyle w:val="Heading2"/>
@@ -14487,8 +14920,8 @@
         </w:tc>
       </w:tr>
     </w:tbl>
-    <w:bookmarkEnd w:id="74"/>
-    <w:bookmarkStart w:id="75" w:name="advancement"/>
+    <w:bookmarkEnd w:id="75"/>
+    <w:bookmarkStart w:id="76" w:name="advancement"/>
     <w:p>
       <w:pPr>
         <w:pStyle w:val="Heading2"/>
@@ -14525,7 +14958,7 @@
       <w:pPr>
         <w:numPr>
           <w:ilvl w:val="0"/>
-          <w:numId w:val="1017"/>
+          <w:numId w:val="1018"/>
         </w:numPr>
         <w:pStyle w:val="Compact"/>
       </w:pPr>
@@ -14586,7 +15019,7 @@
       <w:pPr>
         <w:numPr>
           <w:ilvl w:val="0"/>
-          <w:numId w:val="1017"/>
+          <w:numId w:val="1018"/>
         </w:numPr>
         <w:pStyle w:val="Compact"/>
       </w:pPr>
@@ -14932,9 +15365,9 @@
         <w:t xml:space="preserve">Magic and powers grow the same way, at the costs their chapters give.</w:t>
       </w:r>
     </w:p>
-    <w:bookmarkEnd w:id="75"/>
     <w:bookmarkEnd w:id="76"/>
-    <w:bookmarkStart w:id="79" w:name="running-jobs"/>
+    <w:bookmarkEnd w:id="77"/>
+    <w:bookmarkStart w:id="80" w:name="running-jobs"/>
     <w:p>
       <w:pPr>
         <w:pStyle w:val="Heading1"/>
@@ -14943,7 +15376,7 @@
         <w:t xml:space="preserve">Running jobs</w:t>
       </w:r>
     </w:p>
-    <w:bookmarkStart w:id="77" w:name="job-seeds"/>
+    <w:bookmarkStart w:id="78" w:name="job-seeds"/>
     <w:p>
       <w:pPr>
         <w:pStyle w:val="Heading2"/>
@@ -17175,8 +17608,8 @@
         </w:tc>
       </w:tr>
     </w:tbl>
-    <w:bookmarkEnd w:id="77"/>
-    <w:bookmarkStart w:id="78" w:name="the-trail-journal"/>
+    <w:bookmarkEnd w:id="78"/>
+    <w:bookmarkStart w:id="79" w:name="the-trail-journal"/>
     <w:p>
       <w:pPr>
         <w:pStyle w:val="Heading2"/>
@@ -17197,7 +17630,7 @@
       <w:pPr>
         <w:numPr>
           <w:ilvl w:val="0"/>
-          <w:numId w:val="1018"/>
+          <w:numId w:val="1019"/>
         </w:numPr>
         <w:pStyle w:val="Compact"/>
       </w:pPr>
@@ -17219,7 +17652,7 @@
       <w:pPr>
         <w:numPr>
           <w:ilvl w:val="0"/>
-          <w:numId w:val="1018"/>
+          <w:numId w:val="1019"/>
         </w:numPr>
         <w:pStyle w:val="Compact"/>
       </w:pPr>
@@ -17241,7 +17674,7 @@
       <w:pPr>
         <w:numPr>
           <w:ilvl w:val="0"/>
-          <w:numId w:val="1018"/>
+          <w:numId w:val="1019"/>
         </w:numPr>
         <w:pStyle w:val="Compact"/>
       </w:pPr>
@@ -17263,7 +17696,7 @@
       <w:pPr>
         <w:numPr>
           <w:ilvl w:val="0"/>
-          <w:numId w:val="1018"/>
+          <w:numId w:val="1019"/>
         </w:numPr>
         <w:pStyle w:val="Compact"/>
       </w:pPr>
@@ -17285,7 +17718,7 @@
       <w:pPr>
         <w:numPr>
           <w:ilvl w:val="0"/>
-          <w:numId w:val="1018"/>
+          <w:numId w:val="1019"/>
         </w:numPr>
         <w:pStyle w:val="Compact"/>
       </w:pPr>
@@ -17303,9 +17736,9 @@
         <w:t xml:space="preserve">After a significant job, each character earns 1 advancement point; at a milestone, 2 more.</w:t>
       </w:r>
     </w:p>
-    <w:bookmarkEnd w:id="78"/>
     <w:bookmarkEnd w:id="79"/>
-    <w:bookmarkStart w:id="86" w:name="monsters-and-magic"/>
+    <w:bookmarkEnd w:id="80"/>
+    <w:bookmarkStart w:id="87" w:name="monsters-and-magic"/>
     <w:p>
       <w:pPr>
         <w:pStyle w:val="Heading1"/>
@@ -17314,7 +17747,7 @@
         <w:t xml:space="preserve">Monsters and magic</w:t>
       </w:r>
     </w:p>
-    <w:bookmarkStart w:id="80" w:name="the-sight"/>
+    <w:bookmarkStart w:id="81" w:name="the-sight"/>
     <w:p>
       <w:pPr>
         <w:pStyle w:val="Heading2"/>
@@ -17344,8 +17777,8 @@
         <w:t xml:space="preserve">. They see ghosts, the true faces of monsters wearing human ones, and magic at work. To everyone else the darkness is a rumor, until it isn’t.</w:t>
       </w:r>
     </w:p>
-    <w:bookmarkEnd w:id="80"/>
-    <w:bookmarkStart w:id="81" w:name="monstrous-forms"/>
+    <w:bookmarkEnd w:id="81"/>
+    <w:bookmarkStart w:id="82" w:name="monstrous-forms"/>
     <w:p>
       <w:pPr>
         <w:pStyle w:val="Heading2"/>
@@ -17404,8 +17837,8 @@
         <w:t xml:space="preserve">.</w:t>
       </w:r>
     </w:p>
-    <w:bookmarkEnd w:id="81"/>
-    <w:bookmarkStart w:id="83" w:name="magic-1"/>
+    <w:bookmarkEnd w:id="82"/>
+    <w:bookmarkStart w:id="84" w:name="magic-1"/>
     <w:p>
       <w:pPr>
         <w:pStyle w:val="Heading2"/>
@@ -17721,7 +18154,7 @@
       <w:pPr>
         <w:numPr>
           <w:ilvl w:val="0"/>
-          <w:numId w:val="1019"/>
+          <w:numId w:val="1020"/>
         </w:numPr>
         <w:pStyle w:val="Compact"/>
       </w:pPr>
@@ -17743,7 +18176,7 @@
       <w:pPr>
         <w:numPr>
           <w:ilvl w:val="0"/>
-          <w:numId w:val="1019"/>
+          <w:numId w:val="1020"/>
         </w:numPr>
         <w:pStyle w:val="Compact"/>
       </w:pPr>
@@ -17765,7 +18198,7 @@
       <w:pPr>
         <w:numPr>
           <w:ilvl w:val="0"/>
-          <w:numId w:val="1019"/>
+          <w:numId w:val="1020"/>
         </w:numPr>
         <w:pStyle w:val="Compact"/>
       </w:pPr>
@@ -17803,7 +18236,7 @@
       <w:pPr>
         <w:numPr>
           <w:ilvl w:val="0"/>
-          <w:numId w:val="1019"/>
+          <w:numId w:val="1020"/>
         </w:numPr>
         <w:pStyle w:val="Compact"/>
       </w:pPr>
@@ -17926,7 +18359,7 @@
         <w:t xml:space="preserve">who will curse for money.</w:t>
       </w:r>
     </w:p>
-    <w:bookmarkStart w:id="82" w:name="hexes-1"/>
+    <w:bookmarkStart w:id="83" w:name="hexes-1"/>
     <w:p>
       <w:pPr>
         <w:pStyle w:val="Heading3"/>
@@ -18382,9 +18815,9 @@
         </w:tc>
       </w:tr>
     </w:tbl>
-    <w:bookmarkEnd w:id="82"/>
     <w:bookmarkEnd w:id="83"/>
-    <w:bookmarkStart w:id="84" w:name="weaknesses"/>
+    <w:bookmarkEnd w:id="84"/>
+    <w:bookmarkStart w:id="85" w:name="weaknesses"/>
     <w:p>
       <w:pPr>
         <w:pStyle w:val="Heading2"/>
@@ -18676,8 +19109,8 @@
         </w:tc>
       </w:tr>
     </w:tbl>
-    <w:bookmarkEnd w:id="84"/>
-    <w:bookmarkStart w:id="85" w:name="bites-and-curses"/>
+    <w:bookmarkEnd w:id="85"/>
+    <w:bookmarkStart w:id="86" w:name="bites-and-curses"/>
     <w:p>
       <w:pPr>
         <w:pStyle w:val="Heading2"/>
@@ -18690,7 +19123,7 @@
       <w:pPr>
         <w:numPr>
           <w:ilvl w:val="0"/>
-          <w:numId w:val="1020"/>
+          <w:numId w:val="1021"/>
         </w:numPr>
         <w:pStyle w:val="Compact"/>
       </w:pPr>
@@ -18728,7 +19161,7 @@
       <w:pPr>
         <w:numPr>
           <w:ilvl w:val="0"/>
-          <w:numId w:val="1020"/>
+          <w:numId w:val="1021"/>
         </w:numPr>
         <w:pStyle w:val="Compact"/>
       </w:pPr>
@@ -18750,7 +19183,7 @@
       <w:pPr>
         <w:numPr>
           <w:ilvl w:val="0"/>
-          <w:numId w:val="1020"/>
+          <w:numId w:val="1021"/>
         </w:numPr>
         <w:pStyle w:val="Compact"/>
       </w:pPr>
@@ -18768,9 +19201,9 @@
         <w:t xml:space="preserve">A vampire who drains a victim to Dying can choose to turn them.</w:t>
       </w:r>
     </w:p>
-    <w:bookmarkEnd w:id="85"/>
     <w:bookmarkEnd w:id="86"/>
-    <w:bookmarkStart w:id="87" w:name="threats"/>
+    <w:bookmarkEnd w:id="87"/>
+    <w:bookmarkStart w:id="88" w:name="threats"/>
     <w:p>
       <w:pPr>
         <w:pStyle w:val="Heading1"/>
@@ -20041,8 +20474,8 @@
         <w:t xml:space="preserve">For a tougher version, add +1 to its targets and one box; for a weaker one, subtract.</w:t>
       </w:r>
     </w:p>
-    <w:bookmarkEnd w:id="87"/>
-    <w:bookmarkStart w:id="94" w:name="ready-made-characters"/>
+    <w:bookmarkEnd w:id="88"/>
+    <w:bookmarkStart w:id="95" w:name="ready-made-characters"/>
     <w:p>
       <w:pPr>
         <w:pStyle w:val="Heading1"/>
@@ -20059,7 +20492,7 @@
         <w:t xml:space="preserve">Characters ready to play, for one-shots, new players, or a group in a hurry. Each follows the creation rules exactly, and their connections tie them together. In the creator, choose one from the ready-made list to open it and make it your own.</w:t>
       </w:r>
     </w:p>
-    <w:bookmarkStart w:id="88" w:name="ruth-calloway"/>
+    <w:bookmarkStart w:id="89" w:name="ruth-calloway"/>
     <w:p>
       <w:pPr>
         <w:pStyle w:val="Heading2"/>
@@ -20084,192 +20517,6 @@
       </w:r>
       <w:r>
         <w:t xml:space="preserve">Wears the badge in three counties, and sees what’s under the faces of the men she arrests.</w:t>
-      </w:r>
-    </w:p>
-    <w:p>
-      <w:pPr>
-        <w:numPr>
-          <w:ilvl w:val="0"/>
-          <w:numId w:val="1021"/>
-        </w:numPr>
-        <w:pStyle w:val="Compact"/>
-      </w:pPr>
-      <w:r>
-        <w:rPr>
-          <w:bCs/>
-          <w:b/>
-        </w:rPr>
-        <w:t xml:space="preserve">Attributes:</w:t>
-      </w:r>
-      <w:r>
-        <w:t xml:space="preserve"> </w:t>
-      </w:r>
-      <w:r>
-        <w:t xml:space="preserve">Body 12, Agility 13, Intellect 10, Presence 9, Will 11.</w:t>
-      </w:r>
-      <w:r>
-        <w:t xml:space="preserve"> </w:t>
-      </w:r>
-      <w:r>
-        <w:rPr>
-          <w:bCs/>
-          <w:b/>
-        </w:rPr>
-        <w:t xml:space="preserve">Dodge</w:t>
-      </w:r>
-      <w:r>
-        <w:t xml:space="preserve"> </w:t>
-      </w:r>
-      <w:r>
-        <w:t xml:space="preserve">12.</w:t>
-      </w:r>
-    </w:p>
-    <w:p>
-      <w:pPr>
-        <w:numPr>
-          <w:ilvl w:val="0"/>
-          <w:numId w:val="1021"/>
-        </w:numPr>
-        <w:pStyle w:val="Compact"/>
-      </w:pPr>
-      <w:r>
-        <w:rPr>
-          <w:bCs/>
-          <w:b/>
-        </w:rPr>
-        <w:t xml:space="preserve">Skills:</w:t>
-      </w:r>
-      <w:r>
-        <w:t xml:space="preserve"> </w:t>
-      </w:r>
-      <w:r>
-        <w:t xml:space="preserve">Shooting 16 (Specialty). Trained: Brawling 14, Riding 14, Athletics 13, Law 11, Occult 11, Read People 11, Survival 11, Tracking 11, Leadership 10.</w:t>
-      </w:r>
-    </w:p>
-    <w:p>
-      <w:pPr>
-        <w:numPr>
-          <w:ilvl w:val="0"/>
-          <w:numId w:val="1021"/>
-        </w:numPr>
-        <w:pStyle w:val="Compact"/>
-      </w:pPr>
-      <w:r>
-        <w:rPr>
-          <w:bCs/>
-          <w:b/>
-        </w:rPr>
-        <w:t xml:space="preserve">Edges:</w:t>
-      </w:r>
-      <w:r>
-        <w:t xml:space="preserve"> </w:t>
-      </w:r>
-      <w:r>
-        <w:t xml:space="preserve">Second advantage, Extra Grit; second advantage: Badge: Deputy U.S. Marshal.</w:t>
-      </w:r>
-    </w:p>
-    <w:p>
-      <w:pPr>
-        <w:numPr>
-          <w:ilvl w:val="0"/>
-          <w:numId w:val="1021"/>
-        </w:numPr>
-        <w:pStyle w:val="Compact"/>
-      </w:pPr>
-      <w:r>
-        <w:rPr>
-          <w:bCs/>
-          <w:b/>
-        </w:rPr>
-        <w:t xml:space="preserve">Advantage:</w:t>
-      </w:r>
-      <w:r>
-        <w:t xml:space="preserve"> </w:t>
-      </w:r>
-      <w:r>
-        <w:t xml:space="preserve">Monster’s Eye (origin; companion: Haunted).</w:t>
-      </w:r>
-      <w:r>
-        <w:t xml:space="preserve"> </w:t>
-      </w:r>
-      <w:r>
-        <w:rPr>
-          <w:bCs/>
-          <w:b/>
-        </w:rPr>
-        <w:t xml:space="preserve">Complication:</w:t>
-      </w:r>
-      <w:r>
-        <w:t xml:space="preserve"> </w:t>
-      </w:r>
-      <w:r>
-        <w:t xml:space="preserve">Law and Order; trigger: the town wants a hanging without a trial.</w:t>
-      </w:r>
-    </w:p>
-    <w:p>
-      <w:pPr>
-        <w:numPr>
-          <w:ilvl w:val="0"/>
-          <w:numId w:val="1021"/>
-        </w:numPr>
-        <w:pStyle w:val="Compact"/>
-      </w:pPr>
-      <w:r>
-        <w:rPr>
-          <w:bCs/>
-          <w:b/>
-        </w:rPr>
-        <w:t xml:space="preserve">Why I face the dark:</w:t>
-      </w:r>
-      <w:r>
-        <w:t xml:space="preserve"> </w:t>
-      </w:r>
-      <w:r>
-        <w:t xml:space="preserve">I took an oath, and I keep my word.</w:t>
-      </w:r>
-      <w:r>
-        <w:t xml:space="preserve"> </w:t>
-      </w:r>
-      <w:r>
-        <w:rPr>
-          <w:bCs/>
-          <w:b/>
-        </w:rPr>
-        <w:t xml:space="preserve">Connection:</w:t>
-      </w:r>
-      <w:r>
-        <w:t xml:space="preserve"> </w:t>
-      </w:r>
-      <w:r>
-        <w:t xml:space="preserve">Isaiah Booker brought in the man who killed her father, alive, when he could have collected either way.</w:t>
-      </w:r>
-    </w:p>
-    <w:bookmarkEnd w:id="88"/>
-    <w:bookmarkStart w:id="89" w:name="dr.-elias-webb"/>
-    <w:p>
-      <w:pPr>
-        <w:pStyle w:val="Heading2"/>
-      </w:pPr>
-      <w:r>
-        <w:t xml:space="preserve">Dr. Elias Webb</w:t>
-      </w:r>
-    </w:p>
-    <w:p>
-      <w:pPr>
-        <w:pStyle w:val="FirstParagraph"/>
-      </w:pPr>
-      <w:r>
-        <w:rPr>
-          <w:iCs/>
-          <w:i/>
-        </w:rPr>
-        <w:t xml:space="preserve">Town physician, Doctor. City-bred (tier 0).</w:t>
-      </w:r>
-      <w:r>
-        <w:t xml:space="preserve"> </w:t>
-      </w:r>
-      <w:r>
-        <w:t xml:space="preserve">Left a Philadelphia practice for reasons he won’t discuss, and patches up whoever comes through the door.</w:t>
       </w:r>
     </w:p>
     <w:p>
@@ -20291,7 +20538,7 @@
         <w:t xml:space="preserve"> </w:t>
       </w:r>
       <w:r>
-        <w:t xml:space="preserve">Body 9, Agility 10, Intellect 13, Presence 12, Will 11.</w:t>
+        <w:t xml:space="preserve">Body 12, Agility 13, Intellect 10, Presence 9, Will 11.</w:t>
       </w:r>
       <w:r>
         <w:t xml:space="preserve"> </w:t>
@@ -20307,7 +20554,7 @@
         <w:t xml:space="preserve"> </w:t>
       </w:r>
       <w:r>
-        <w:t xml:space="preserve">8.</w:t>
+        <w:t xml:space="preserve">12.</w:t>
       </w:r>
     </w:p>
     <w:p>
@@ -20329,7 +20576,7 @@
         <w:t xml:space="preserve"> </w:t>
       </w:r>
       <w:r>
-        <w:t xml:space="preserve">Medicine 16 (Specialty). Trained: Gambling 14, Investigation 14, Law 14, Read People 14, Survival 14, Tinkering 14, Leadership 13, Persuasion 13, Riding 11.</w:t>
+        <w:t xml:space="preserve">Shooting 16 (Specialty). Trained: Brawling 14, Riding 14, Athletics 13, Law 11, Occult 11, Read People 11, Survival 11, Tracking 11, Leadership 10.</w:t>
       </w:r>
     </w:p>
     <w:p>
@@ -20351,7 +20598,7 @@
         <w:t xml:space="preserve"> </w:t>
       </w:r>
       <w:r>
-        <w:t xml:space="preserve">Second advantage, A fine weapon or tool, A friend; second advantage: Battlefield Surgeon; a friend: the editor of the territorial newspaper, who owes him a life; a fine tool: his surgeon’s instruments (+2 Medicine).</w:t>
+        <w:t xml:space="preserve">Second advantage, Extra Grit; second advantage: Badge: Deputy U.S. Marshal.</w:t>
       </w:r>
     </w:p>
     <w:p>
@@ -20373,7 +20620,7 @@
         <w:t xml:space="preserve"> </w:t>
       </w:r>
       <w:r>
-        <w:t xml:space="preserve">Steady Hands.</w:t>
+        <w:t xml:space="preserve">Monster’s Eye (origin; companion: Haunted).</w:t>
       </w:r>
       <w:r>
         <w:t xml:space="preserve"> </w:t>
@@ -20389,7 +20636,7 @@
         <w:t xml:space="preserve"> </w:t>
       </w:r>
       <w:r>
-        <w:t xml:space="preserve">The Bottle; trigger: pain that won’t quit.</w:t>
+        <w:t xml:space="preserve">Law and Order; trigger: the town wants a hanging without a trial.</w:t>
       </w:r>
     </w:p>
     <w:p>
@@ -20411,7 +20658,7 @@
         <w:t xml:space="preserve"> </w:t>
       </w:r>
       <w:r>
-        <w:t xml:space="preserve">Nobody out here knows what I did back east.</w:t>
+        <w:t xml:space="preserve">I took an oath, and I keep my word.</w:t>
       </w:r>
       <w:r>
         <w:t xml:space="preserve"> </w:t>
@@ -20427,17 +20674,17 @@
         <w:t xml:space="preserve"> </w:t>
       </w:r>
       <w:r>
-        <w:t xml:space="preserve">Reverend Stone is the only one who knows why he left Philadelphia.</w:t>
+        <w:t xml:space="preserve">Isaiah Booker brought in the man who killed her father, alive, when he could have collected either way.</w:t>
       </w:r>
     </w:p>
     <w:bookmarkEnd w:id="89"/>
-    <w:bookmarkStart w:id="90" w:name="tom-feeney"/>
+    <w:bookmarkStart w:id="90" w:name="dr.-elias-webb"/>
     <w:p>
       <w:pPr>
         <w:pStyle w:val="Heading2"/>
       </w:pPr>
       <w:r>
-        <w:t xml:space="preserve">Tom Feeney</w:t>
+        <w:t xml:space="preserve">Dr. Elias Webb</w:t>
       </w:r>
     </w:p>
     <w:p>
@@ -20449,13 +20696,13 @@
           <w:iCs/>
           <w:i/>
         </w:rPr>
-        <w:t xml:space="preserve">Horse breaker, Wrangler. Werewolf (tier 2).</w:t>
-      </w:r>
-      <w:r>
-        <w:t xml:space="preserve"> </w:t>
-      </w:r>
-      <w:r>
-        <w:t xml:space="preserve">Came from County Clare with nothing but a curse, and chains himself in the root cellar every full moon.</w:t>
+        <w:t xml:space="preserve">Town physician, Doctor. City-bred (tier 0).</w:t>
+      </w:r>
+      <w:r>
+        <w:t xml:space="preserve"> </w:t>
+      </w:r>
+      <w:r>
+        <w:t xml:space="preserve">Left a Philadelphia practice for reasons he won’t discuss, and patches up whoever comes through the door.</w:t>
       </w:r>
     </w:p>
     <w:p>
@@ -20477,7 +20724,7 @@
         <w:t xml:space="preserve"> </w:t>
       </w:r>
       <w:r>
-        <w:t xml:space="preserve">Body 13, Agility 13, Intellect 9, Presence 11, Will 9.</w:t>
+        <w:t xml:space="preserve">Body 9, Agility 10, Intellect 13, Presence 12, Will 11.</w:t>
       </w:r>
       <w:r>
         <w:t xml:space="preserve"> </w:t>
@@ -20493,23 +20740,7 @@
         <w:t xml:space="preserve"> </w:t>
       </w:r>
       <w:r>
-        <w:t xml:space="preserve">12.</w:t>
-      </w:r>
-      <w:r>
-        <w:t xml:space="preserve"> </w:t>
-      </w:r>
-      <w:r>
-        <w:rPr>
-          <w:bCs/>
-          <w:b/>
-        </w:rPr>
-        <w:t xml:space="preserve">In monstrous form:</w:t>
-      </w:r>
-      <w:r>
-        <w:t xml:space="preserve"> </w:t>
-      </w:r>
-      <w:r>
-        <w:t xml:space="preserve">Body 15, Agility 14, Dodge 13.</w:t>
+        <w:t xml:space="preserve">8.</w:t>
       </w:r>
     </w:p>
     <w:p>
@@ -20531,7 +20762,7 @@
         <w:t xml:space="preserve"> </w:t>
       </w:r>
       <w:r>
-        <w:t xml:space="preserve">Riding 16 (Specialty). Trained: Athletics 14, Brawling 14, Melee 14, Shooting 14, Stealth 14, Animal Handling 12, Gambling 10, Survival 10, Tinkering 10, Tracking 10.</w:t>
+        <w:t xml:space="preserve">Medicine 16 (Specialty). Trained: Gambling 14, Investigation 14, Law 14, Read People 14, Survival 14, Tinkering 14, Leadership 13, Persuasion 13, Riding 11.</w:t>
       </w:r>
     </w:p>
     <w:p>
@@ -20553,7 +20784,7 @@
         <w:t xml:space="preserve"> </w:t>
       </w:r>
       <w:r>
-        <w:t xml:space="preserve">Extra Trained skill.</w:t>
+        <w:t xml:space="preserve">Second advantage, A fine weapon or tool, A friend; second advantage: Battlefield Surgeon; a friend: the editor of the territorial newspaper, who owes him a life; a fine tool: his surgeon’s instruments (+2 Medicine).</w:t>
       </w:r>
     </w:p>
     <w:p>
@@ -20575,7 +20806,7 @@
         <w:t xml:space="preserve"> </w:t>
       </w:r>
       <w:r>
-        <w:t xml:space="preserve">Wolf’s Nose (origin; companion: The Hunger).</w:t>
+        <w:t xml:space="preserve">Steady Hands.</w:t>
       </w:r>
       <w:r>
         <w:t xml:space="preserve"> </w:t>
@@ -20591,7 +20822,7 @@
         <w:t xml:space="preserve"> </w:t>
       </w:r>
       <w:r>
-        <w:t xml:space="preserve">Short Fuse; trigger: someone insults you or yours.</w:t>
+        <w:t xml:space="preserve">The Bottle; trigger: pain that won’t quit.</w:t>
       </w:r>
     </w:p>
     <w:p>
@@ -20613,7 +20844,7 @@
         <w:t xml:space="preserve"> </w:t>
       </w:r>
       <w:r>
-        <w:t xml:space="preserve">Everything I do is for my family.</w:t>
+        <w:t xml:space="preserve">Nobody out here knows what I did back east.</w:t>
       </w:r>
       <w:r>
         <w:t xml:space="preserve"> </w:t>
@@ -20629,17 +20860,17 @@
         <w:t xml:space="preserve"> </w:t>
       </w:r>
       <w:r>
-        <w:t xml:space="preserve">Plays cards with Lucinda Marsh every Saturday, and loses.</w:t>
+        <w:t xml:space="preserve">Reverend Stone is the only one who knows why he left Philadelphia.</w:t>
       </w:r>
     </w:p>
     <w:bookmarkEnd w:id="90"/>
-    <w:bookmarkStart w:id="91" w:name="lucinda-marsh"/>
+    <w:bookmarkStart w:id="91" w:name="tom-feeney"/>
     <w:p>
       <w:pPr>
         <w:pStyle w:val="Heading2"/>
       </w:pPr>
       <w:r>
-        <w:t xml:space="preserve">Lucinda Marsh</w:t>
+        <w:t xml:space="preserve">Tom Feeney</w:t>
       </w:r>
     </w:p>
     <w:p>
@@ -20651,13 +20882,13 @@
           <w:iCs/>
           <w:i/>
         </w:rPr>
-        <w:t xml:space="preserve">Professional gambler, Gambler. Practitioner (tier 2); Old hand.</w:t>
-      </w:r>
-      <w:r>
-        <w:t xml:space="preserve"> </w:t>
-      </w:r>
-      <w:r>
-        <w:t xml:space="preserve">Deals faro by night and reads the cards for anyone who’ll pay, and the cards are never wrong.</w:t>
+        <w:t xml:space="preserve">Horse breaker, Wrangler. Werewolf (tier 2).</w:t>
+      </w:r>
+      <w:r>
+        <w:t xml:space="preserve"> </w:t>
+      </w:r>
+      <w:r>
+        <w:t xml:space="preserve">Came from County Clare with nothing but a curse, and chains himself in the root cellar every full moon.</w:t>
       </w:r>
     </w:p>
     <w:p>
@@ -20679,7 +20910,7 @@
         <w:t xml:space="preserve"> </w:t>
       </w:r>
       <w:r>
-        <w:t xml:space="preserve">Body 9, Agility 10, Intellect 13, Presence 12, Will 11.</w:t>
+        <w:t xml:space="preserve">Body 13, Agility 13, Intellect 9, Presence 11, Will 9.</w:t>
       </w:r>
       <w:r>
         <w:t xml:space="preserve"> </w:t>
@@ -20695,7 +20926,23 @@
         <w:t xml:space="preserve"> </w:t>
       </w:r>
       <w:r>
-        <w:t xml:space="preserve">8.</w:t>
+        <w:t xml:space="preserve">12.</w:t>
+      </w:r>
+      <w:r>
+        <w:t xml:space="preserve"> </w:t>
+      </w:r>
+      <w:r>
+        <w:rPr>
+          <w:bCs/>
+          <w:b/>
+        </w:rPr>
+        <w:t xml:space="preserve">In monstrous form:</w:t>
+      </w:r>
+      <w:r>
+        <w:t xml:space="preserve"> </w:t>
+      </w:r>
+      <w:r>
+        <w:t xml:space="preserve">Body 15, Agility 14, Dodge 13.</w:t>
       </w:r>
     </w:p>
     <w:p>
@@ -20717,7 +20964,7 @@
         <w:t xml:space="preserve"> </w:t>
       </w:r>
       <w:r>
-        <w:t xml:space="preserve">Gambling 18 (Expert). Trained: Investigation 14, Occult 14, Read People 14, Deception 13, Persuasion 13, Riding 11, Stealth 11.</w:t>
+        <w:t xml:space="preserve">Riding 16 (Specialty). Trained: Athletics 14, Brawling 14, Melee 14, Shooting 14, Stealth 14, Animal Handling 12, Gambling 10, Survival 10, Tinkering 10, Tracking 10.</w:t>
       </w:r>
     </w:p>
     <w:p>
@@ -20739,7 +20986,7 @@
         <w:t xml:space="preserve"> </w:t>
       </w:r>
       <w:r>
-        <w:t xml:space="preserve">A friend; a friend: Mae Lin, a faro dealer who hears everything said at her table.</w:t>
+        <w:t xml:space="preserve">Extra Trained skill.</w:t>
       </w:r>
     </w:p>
     <w:p>
@@ -20761,7 +21008,7 @@
         <w:t xml:space="preserve"> </w:t>
       </w:r>
       <w:r>
-        <w:t xml:space="preserve">Cunning Folk (origin; companion: Old Superstitions).</w:t>
+        <w:t xml:space="preserve">Wolf’s Nose (origin; companion: The Hunger).</w:t>
       </w:r>
       <w:r>
         <w:t xml:space="preserve"> </w:t>
@@ -20777,7 +21024,7 @@
         <w:t xml:space="preserve"> </w:t>
       </w:r>
       <w:r>
-        <w:t xml:space="preserve">Owes the Wrong People; trigger: a collector arrives.</w:t>
+        <w:t xml:space="preserve">Short Fuse; trigger: someone insults you or yours.</w:t>
       </w:r>
     </w:p>
     <w:p>
@@ -20799,7 +21046,7 @@
         <w:t xml:space="preserve"> </w:t>
       </w:r>
       <w:r>
-        <w:t xml:space="preserve">There’s money out here for anyone with nerve enough to take it.</w:t>
+        <w:t xml:space="preserve">Everything I do is for my family.</w:t>
       </w:r>
       <w:r>
         <w:t xml:space="preserve"> </w:t>
@@ -20815,17 +21062,17 @@
         <w:t xml:space="preserve"> </w:t>
       </w:r>
       <w:r>
-        <w:t xml:space="preserve">Owes Ruth Calloway a favor for a warrant that went missing.</w:t>
+        <w:t xml:space="preserve">Plays cards with Lucinda Marsh every Saturday, and loses.</w:t>
       </w:r>
     </w:p>
     <w:bookmarkEnd w:id="91"/>
-    <w:bookmarkStart w:id="92" w:name="isaiah-booker"/>
+    <w:bookmarkStart w:id="92" w:name="lucinda-marsh"/>
     <w:p>
       <w:pPr>
         <w:pStyle w:val="Heading2"/>
       </w:pPr>
       <w:r>
-        <w:t xml:space="preserve">Isaiah Booker</w:t>
+        <w:t xml:space="preserve">Lucinda Marsh</w:t>
       </w:r>
     </w:p>
     <w:p>
@@ -20837,13 +21084,13 @@
           <w:iCs/>
           <w:i/>
         </w:rPr>
-        <w:t xml:space="preserve">Bounty hunter, Bounty Hunter. Revenant (tier 2).</w:t>
-      </w:r>
-      <w:r>
-        <w:t xml:space="preserve"> </w:t>
-      </w:r>
-      <w:r>
-        <w:t xml:space="preserve">Shot in the back in ’69 by the gang he was hunting. He got up again, and he’s still hunting them.</w:t>
+        <w:t xml:space="preserve">Professional gambler, Gambler. Practitioner (tier 2); Old hand.</w:t>
+      </w:r>
+      <w:r>
+        <w:t xml:space="preserve"> </w:t>
+      </w:r>
+      <w:r>
+        <w:t xml:space="preserve">Deals faro by night and reads the cards for anyone who’ll pay, and the cards are never wrong.</w:t>
       </w:r>
     </w:p>
     <w:p>
@@ -20865,7 +21112,7 @@
         <w:t xml:space="preserve"> </w:t>
       </w:r>
       <w:r>
-        <w:t xml:space="preserve">Body 12, Agility 13, Intellect 11, Presence 8, Will 11.</w:t>
+        <w:t xml:space="preserve">Body 9, Agility 10, Intellect 13, Presence 12, Will 11.</w:t>
       </w:r>
       <w:r>
         <w:t xml:space="preserve"> </w:t>
@@ -20881,7 +21128,7 @@
         <w:t xml:space="preserve"> </w:t>
       </w:r>
       <w:r>
-        <w:t xml:space="preserve">12.</w:t>
+        <w:t xml:space="preserve">8.</w:t>
       </w:r>
     </w:p>
     <w:p>
@@ -20903,7 +21150,7 @@
         <w:t xml:space="preserve"> </w:t>
       </w:r>
       <w:r>
-        <w:t xml:space="preserve">Shooting 16 (Specialty). Trained: Brawling 14, Melee 14, Riding 14, Stealth 14, Athletics 13, Investigation 12, Read People 12, Survival 12, Tracking 12.</w:t>
+        <w:t xml:space="preserve">Gambling 18 (Expert). Trained: Investigation 14, Occult 14, Read People 14, Deception 13, Persuasion 13, Riding 11, Stealth 11.</w:t>
       </w:r>
     </w:p>
     <w:p>
@@ -20925,7 +21172,7 @@
         <w:t xml:space="preserve"> </w:t>
       </w:r>
       <w:r>
-        <w:t xml:space="preserve">A fine weapon or tool; a fine tool: a Sharps rifle with a telescopic sight (+2 Shooting).</w:t>
+        <w:t xml:space="preserve">A friend; a friend: Mae Lin, a faro dealer who hears everything said at her table.</w:t>
       </w:r>
     </w:p>
     <w:p>
@@ -20947,7 +21194,7 @@
         <w:t xml:space="preserve"> </w:t>
       </w:r>
       <w:r>
-        <w:t xml:space="preserve">Unfeeling (origin; companion: Unfinished Business).</w:t>
+        <w:t xml:space="preserve">Cunning Folk (origin; companion: Old Superstitions).</w:t>
       </w:r>
       <w:r>
         <w:t xml:space="preserve"> </w:t>
@@ -20963,7 +21210,7 @@
         <w:t xml:space="preserve"> </w:t>
       </w:r>
       <w:r>
-        <w:t xml:space="preserve">Code of the West; trigger: the easy shot is in someone’s back.</w:t>
+        <w:t xml:space="preserve">Owes the Wrong People; trigger: a collector arrives.</w:t>
       </w:r>
     </w:p>
     <w:p>
@@ -20985,7 +21232,7 @@
         <w:t xml:space="preserve"> </w:t>
       </w:r>
       <w:r>
-        <w:t xml:space="preserve">Someone did me wrong, and I mean to settle it.</w:t>
+        <w:t xml:space="preserve">There’s money out here for anyone with nerve enough to take it.</w:t>
       </w:r>
       <w:r>
         <w:t xml:space="preserve"> </w:t>
@@ -21001,17 +21248,17 @@
         <w:t xml:space="preserve"> </w:t>
       </w:r>
       <w:r>
-        <w:t xml:space="preserve">Taught Tom Feeney to shoot straight, and still reminds him of it.</w:t>
+        <w:t xml:space="preserve">Owes Ruth Calloway a favor for a warrant that went missing.</w:t>
       </w:r>
     </w:p>
     <w:bookmarkEnd w:id="92"/>
-    <w:bookmarkStart w:id="93" w:name="rev.-abigail-stone"/>
+    <w:bookmarkStart w:id="93" w:name="isaiah-booker"/>
     <w:p>
       <w:pPr>
         <w:pStyle w:val="Heading2"/>
       </w:pPr>
       <w:r>
-        <w:t xml:space="preserve">Rev. Abigail Stone</w:t>
+        <w:t xml:space="preserve">Isaiah Booker</w:t>
       </w:r>
     </w:p>
     <w:p>
@@ -21023,13 +21270,13 @@
           <w:iCs/>
           <w:i/>
         </w:rPr>
-        <w:t xml:space="preserve">Circuit preacher, Preacher. Old Money (tier 0).</w:t>
-      </w:r>
-      <w:r>
-        <w:t xml:space="preserve"> </w:t>
-      </w:r>
-      <w:r>
-        <w:t xml:space="preserve">Gave up a Boston fortune for a circuit of mining camps, and preaches with a shotgun across her knees.</w:t>
+        <w:t xml:space="preserve">Bounty hunter, Bounty Hunter. Revenant (tier 2).</w:t>
+      </w:r>
+      <w:r>
+        <w:t xml:space="preserve"> </w:t>
+      </w:r>
+      <w:r>
+        <w:t xml:space="preserve">Shot in the back in ’69 by the gang he was hunting. He got up again, and he’s still hunting them.</w:t>
       </w:r>
     </w:p>
     <w:p>
@@ -21051,7 +21298,7 @@
         <w:t xml:space="preserve"> </w:t>
       </w:r>
       <w:r>
-        <w:t xml:space="preserve">Body 9, Agility 10, Intellect 11, Presence 14, Will 12.</w:t>
+        <w:t xml:space="preserve">Body 12, Agility 13, Intellect 11, Presence 8, Will 11.</w:t>
       </w:r>
       <w:r>
         <w:t xml:space="preserve"> </w:t>
@@ -21067,7 +21314,7 @@
         <w:t xml:space="preserve"> </w:t>
       </w:r>
       <w:r>
-        <w:t xml:space="preserve">9.</w:t>
+        <w:t xml:space="preserve">12.</w:t>
       </w:r>
     </w:p>
     <w:p>
@@ -21089,7 +21336,7 @@
         <w:t xml:space="preserve"> </w:t>
       </w:r>
       <w:r>
-        <w:t xml:space="preserve">Persuasion 17 (Specialty). Trained: Leadership 15, Investigation 12, Law 12, Medicine 12, Read People 12, Survival 12, Riding 11, Shooting 11, Athletics 10.</w:t>
+        <w:t xml:space="preserve">Shooting 16 (Specialty). Trained: Brawling 14, Melee 14, Riding 14, Stealth 14, Athletics 13, Investigation 12, Read People 12, Survival 12, Tracking 12.</w:t>
       </w:r>
     </w:p>
     <w:p>
@@ -21111,7 +21358,7 @@
         <w:t xml:space="preserve"> </w:t>
       </w:r>
       <w:r>
-        <w:t xml:space="preserve">+1 attribute point, Second advantage, A friend; second advantage: Unshakable Courage; a friend: Bishop Harrow, who answers her letters and asks no questions.</w:t>
+        <w:t xml:space="preserve">A fine weapon or tool; a fine tool: a Sharps rifle with a telescopic sight (+2 Shooting).</w:t>
       </w:r>
     </w:p>
     <w:p>
@@ -21133,7 +21380,7 @@
         <w:t xml:space="preserve"> </w:t>
       </w:r>
       <w:r>
-        <w:t xml:space="preserve">Hellfire Preacher.</w:t>
+        <w:t xml:space="preserve">Unfeeling (origin; companion: Unfinished Business).</w:t>
       </w:r>
       <w:r>
         <w:t xml:space="preserve"> </w:t>
@@ -21149,7 +21396,7 @@
         <w:t xml:space="preserve"> </w:t>
       </w:r>
       <w:r>
-        <w:t xml:space="preserve">Protects Others at Personal Risk; trigger: townsfolk are caught in the crossfire.</w:t>
+        <w:t xml:space="preserve">Code of the West; trigger: the easy shot is in someone’s back.</w:t>
       </w:r>
     </w:p>
     <w:p>
@@ -21171,7 +21418,7 @@
         <w:t xml:space="preserve"> </w:t>
       </w:r>
       <w:r>
-        <w:t xml:space="preserve">The Lord sent me here for a reason, and I believe this is it.</w:t>
+        <w:t xml:space="preserve">Someone did me wrong, and I mean to settle it.</w:t>
       </w:r>
       <w:r>
         <w:t xml:space="preserve"> </w:t>
@@ -21187,12 +21434,198 @@
         <w:t xml:space="preserve"> </w:t>
       </w:r>
       <w:r>
+        <w:t xml:space="preserve">Taught Tom Feeney to shoot straight, and still reminds him of it.</w:t>
+      </w:r>
+    </w:p>
+    <w:bookmarkEnd w:id="93"/>
+    <w:bookmarkStart w:id="94" w:name="rev.-abigail-stone"/>
+    <w:p>
+      <w:pPr>
+        <w:pStyle w:val="Heading2"/>
+      </w:pPr>
+      <w:r>
+        <w:t xml:space="preserve">Rev. Abigail Stone</w:t>
+      </w:r>
+    </w:p>
+    <w:p>
+      <w:pPr>
+        <w:pStyle w:val="FirstParagraph"/>
+      </w:pPr>
+      <w:r>
+        <w:rPr>
+          <w:iCs/>
+          <w:i/>
+        </w:rPr>
+        <w:t xml:space="preserve">Circuit preacher, Preacher. Old Money (tier 0).</w:t>
+      </w:r>
+      <w:r>
+        <w:t xml:space="preserve"> </w:t>
+      </w:r>
+      <w:r>
+        <w:t xml:space="preserve">Gave up a Boston fortune for a circuit of mining camps, and preaches with a shotgun across her knees.</w:t>
+      </w:r>
+    </w:p>
+    <w:p>
+      <w:pPr>
+        <w:numPr>
+          <w:ilvl w:val="0"/>
+          <w:numId w:val="1027"/>
+        </w:numPr>
+        <w:pStyle w:val="Compact"/>
+      </w:pPr>
+      <w:r>
+        <w:rPr>
+          <w:bCs/>
+          <w:b/>
+        </w:rPr>
+        <w:t xml:space="preserve">Attributes:</w:t>
+      </w:r>
+      <w:r>
+        <w:t xml:space="preserve"> </w:t>
+      </w:r>
+      <w:r>
+        <w:t xml:space="preserve">Body 9, Agility 10, Intellect 11, Presence 14, Will 12.</w:t>
+      </w:r>
+      <w:r>
+        <w:t xml:space="preserve"> </w:t>
+      </w:r>
+      <w:r>
+        <w:rPr>
+          <w:bCs/>
+          <w:b/>
+        </w:rPr>
+        <w:t xml:space="preserve">Dodge</w:t>
+      </w:r>
+      <w:r>
+        <w:t xml:space="preserve"> </w:t>
+      </w:r>
+      <w:r>
+        <w:t xml:space="preserve">9.</w:t>
+      </w:r>
+    </w:p>
+    <w:p>
+      <w:pPr>
+        <w:numPr>
+          <w:ilvl w:val="0"/>
+          <w:numId w:val="1027"/>
+        </w:numPr>
+        <w:pStyle w:val="Compact"/>
+      </w:pPr>
+      <w:r>
+        <w:rPr>
+          <w:bCs/>
+          <w:b/>
+        </w:rPr>
+        <w:t xml:space="preserve">Skills:</w:t>
+      </w:r>
+      <w:r>
+        <w:t xml:space="preserve"> </w:t>
+      </w:r>
+      <w:r>
+        <w:t xml:space="preserve">Persuasion 17 (Specialty). Trained: Leadership 15, Investigation 12, Law 12, Medicine 12, Read People 12, Survival 12, Riding 11, Shooting 11, Athletics 10.</w:t>
+      </w:r>
+    </w:p>
+    <w:p>
+      <w:pPr>
+        <w:numPr>
+          <w:ilvl w:val="0"/>
+          <w:numId w:val="1027"/>
+        </w:numPr>
+        <w:pStyle w:val="Compact"/>
+      </w:pPr>
+      <w:r>
+        <w:rPr>
+          <w:bCs/>
+          <w:b/>
+        </w:rPr>
+        <w:t xml:space="preserve">Edges:</w:t>
+      </w:r>
+      <w:r>
+        <w:t xml:space="preserve"> </w:t>
+      </w:r>
+      <w:r>
+        <w:t xml:space="preserve">+1 attribute point, Second advantage, A friend; second advantage: Unshakable Courage; a friend: Bishop Harrow, who answers her letters and asks no questions.</w:t>
+      </w:r>
+    </w:p>
+    <w:p>
+      <w:pPr>
+        <w:numPr>
+          <w:ilvl w:val="0"/>
+          <w:numId w:val="1027"/>
+        </w:numPr>
+        <w:pStyle w:val="Compact"/>
+      </w:pPr>
+      <w:r>
+        <w:rPr>
+          <w:bCs/>
+          <w:b/>
+        </w:rPr>
+        <w:t xml:space="preserve">Advantage:</w:t>
+      </w:r>
+      <w:r>
+        <w:t xml:space="preserve"> </w:t>
+      </w:r>
+      <w:r>
+        <w:t xml:space="preserve">Hellfire Preacher.</w:t>
+      </w:r>
+      <w:r>
+        <w:t xml:space="preserve"> </w:t>
+      </w:r>
+      <w:r>
+        <w:rPr>
+          <w:bCs/>
+          <w:b/>
+        </w:rPr>
+        <w:t xml:space="preserve">Complication:</w:t>
+      </w:r>
+      <w:r>
+        <w:t xml:space="preserve"> </w:t>
+      </w:r>
+      <w:r>
+        <w:t xml:space="preserve">Protects Others at Personal Risk; trigger: townsfolk are caught in the crossfire.</w:t>
+      </w:r>
+    </w:p>
+    <w:p>
+      <w:pPr>
+        <w:numPr>
+          <w:ilvl w:val="0"/>
+          <w:numId w:val="1027"/>
+        </w:numPr>
+        <w:pStyle w:val="Compact"/>
+      </w:pPr>
+      <w:r>
+        <w:rPr>
+          <w:bCs/>
+          <w:b/>
+        </w:rPr>
+        <w:t xml:space="preserve">Why I face the dark:</w:t>
+      </w:r>
+      <w:r>
+        <w:t xml:space="preserve"> </w:t>
+      </w:r>
+      <w:r>
+        <w:t xml:space="preserve">The Lord sent me here for a reason, and I believe this is it.</w:t>
+      </w:r>
+      <w:r>
+        <w:t xml:space="preserve"> </w:t>
+      </w:r>
+      <w:r>
+        <w:rPr>
+          <w:bCs/>
+          <w:b/>
+        </w:rPr>
+        <w:t xml:space="preserve">Connection:</w:t>
+      </w:r>
+      <w:r>
+        <w:t xml:space="preserve"> </w:t>
+      </w:r>
+      <w:r>
         <w:t xml:space="preserve">Keeps Dr. Webb’s secret, and his whiskey hidden.</w:t>
       </w:r>
     </w:p>
-    <w:bookmarkEnd w:id="93"/>
     <w:bookmarkEnd w:id="94"/>
-    <w:bookmarkStart w:id="95" w:name="advantages"/>
+    <w:bookmarkEnd w:id="95"/>
+    <w:bookmarkStart w:id="96" w:name="advantages"/>
     <w:p>
       <w:pPr>
         <w:pStyle w:val="Heading1"/>
@@ -22014,8 +22447,8 @@
         <w:t xml:space="preserve">A badge is legal authority, not a magic word: outlaws and the powerful don’t always care about it, and it carries a duty. Your superiors can give you orders, and abusing the badge or failing in your duty can cost you it. Law callings (Marshal, Deputy) usually take one, as their advantage or as a second advantage Edge. A Pinkerton detective takes Pinkerton Credentials instead: the agency’s reach and files, but no badge.</w:t>
       </w:r>
     </w:p>
-    <w:bookmarkEnd w:id="95"/>
-    <w:bookmarkStart w:id="111" w:name="origins"/>
+    <w:bookmarkEnd w:id="96"/>
+    <w:bookmarkStart w:id="112" w:name="origins"/>
     <w:p>
       <w:pPr>
         <w:pStyle w:val="Heading1"/>
@@ -23005,7 +23438,7 @@
         </w:tc>
       </w:tr>
     </w:tbl>
-    <w:bookmarkStart w:id="96" w:name="shared-rules"/>
+    <w:bookmarkStart w:id="97" w:name="shared-rules"/>
     <w:p>
       <w:pPr>
         <w:pStyle w:val="Heading2"/>
@@ -23207,8 +23640,8 @@
         </w:tc>
       </w:tr>
     </w:tbl>
-    <w:bookmarkEnd w:id="96"/>
-    <w:bookmarkStart w:id="97" w:name="city-bred"/>
+    <w:bookmarkEnd w:id="97"/>
+    <w:bookmarkStart w:id="98" w:name="city-bred"/>
     <w:p>
       <w:pPr>
         <w:pStyle w:val="Heading2"/>
@@ -23459,8 +23892,8 @@
         </w:tc>
       </w:tr>
     </w:tbl>
-    <w:bookmarkEnd w:id="97"/>
-    <w:bookmarkStart w:id="98" w:name="drifter"/>
+    <w:bookmarkEnd w:id="98"/>
+    <w:bookmarkStart w:id="99" w:name="drifter"/>
     <w:p>
       <w:pPr>
         <w:pStyle w:val="Heading2"/>
@@ -23711,8 +24144,8 @@
         </w:tc>
       </w:tr>
     </w:tbl>
-    <w:bookmarkEnd w:id="98"/>
-    <w:bookmarkStart w:id="99" w:name="frontier-born"/>
+    <w:bookmarkEnd w:id="99"/>
+    <w:bookmarkStart w:id="100" w:name="frontier-born"/>
     <w:p>
       <w:pPr>
         <w:pStyle w:val="Heading2"/>
@@ -23963,8 +24396,8 @@
         </w:tc>
       </w:tr>
     </w:tbl>
-    <w:bookmarkEnd w:id="99"/>
-    <w:bookmarkStart w:id="100" w:name="immigrant"/>
+    <w:bookmarkEnd w:id="100"/>
+    <w:bookmarkStart w:id="101" w:name="immigrant"/>
     <w:p>
       <w:pPr>
         <w:pStyle w:val="Heading2"/>
@@ -24215,8 +24648,8 @@
         </w:tc>
       </w:tr>
     </w:tbl>
-    <w:bookmarkEnd w:id="100"/>
-    <w:bookmarkStart w:id="101" w:name="old-money"/>
+    <w:bookmarkEnd w:id="101"/>
+    <w:bookmarkStart w:id="102" w:name="old-money"/>
     <w:p>
       <w:pPr>
         <w:pStyle w:val="Heading2"/>
@@ -24467,8 +24900,8 @@
         </w:tc>
       </w:tr>
     </w:tbl>
-    <w:bookmarkEnd w:id="101"/>
-    <w:bookmarkStart w:id="102" w:name="railroad-hand"/>
+    <w:bookmarkEnd w:id="102"/>
+    <w:bookmarkStart w:id="103" w:name="railroad-hand"/>
     <w:p>
       <w:pPr>
         <w:pStyle w:val="Heading2"/>
@@ -24719,8 +25152,8 @@
         </w:tc>
       </w:tr>
     </w:tbl>
-    <w:bookmarkEnd w:id="102"/>
-    <w:bookmarkStart w:id="103" w:name="war-veteran"/>
+    <w:bookmarkEnd w:id="103"/>
+    <w:bookmarkStart w:id="104" w:name="war-veteran"/>
     <w:p>
       <w:pPr>
         <w:pStyle w:val="Heading2"/>
@@ -24971,8 +25404,8 @@
         </w:tc>
       </w:tr>
     </w:tbl>
-    <w:bookmarkEnd w:id="103"/>
-    <w:bookmarkStart w:id="104" w:name="sighted"/>
+    <w:bookmarkEnd w:id="104"/>
+    <w:bookmarkStart w:id="105" w:name="sighted"/>
     <w:p>
       <w:pPr>
         <w:pStyle w:val="Heading2"/>
@@ -25017,7 +25450,7 @@
       <w:pPr>
         <w:numPr>
           <w:ilvl w:val="0"/>
-          <w:numId w:val="1027"/>
+          <w:numId w:val="1028"/>
         </w:numPr>
         <w:pStyle w:val="Compact"/>
       </w:pPr>
@@ -25247,8 +25680,8 @@
         </w:tc>
       </w:tr>
     </w:tbl>
-    <w:bookmarkEnd w:id="104"/>
-    <w:bookmarkStart w:id="105" w:name="dhampir"/>
+    <w:bookmarkEnd w:id="105"/>
+    <w:bookmarkStart w:id="106" w:name="dhampir"/>
     <w:p>
       <w:pPr>
         <w:pStyle w:val="Heading2"/>
@@ -25293,7 +25726,7 @@
       <w:pPr>
         <w:numPr>
           <w:ilvl w:val="0"/>
-          <w:numId w:val="1028"/>
+          <w:numId w:val="1029"/>
         </w:numPr>
         <w:pStyle w:val="Compact"/>
       </w:pPr>
@@ -25305,7 +25738,7 @@
       <w:pPr>
         <w:numPr>
           <w:ilvl w:val="0"/>
-          <w:numId w:val="1028"/>
+          <w:numId w:val="1029"/>
         </w:numPr>
         <w:pStyle w:val="Compact"/>
       </w:pPr>
@@ -25317,7 +25750,7 @@
       <w:pPr>
         <w:numPr>
           <w:ilvl w:val="0"/>
-          <w:numId w:val="1028"/>
+          <w:numId w:val="1029"/>
         </w:numPr>
         <w:pStyle w:val="Compact"/>
       </w:pPr>
@@ -25547,8 +25980,8 @@
         </w:tc>
       </w:tr>
     </w:tbl>
-    <w:bookmarkEnd w:id="105"/>
-    <w:bookmarkStart w:id="106" w:name="practitioner"/>
+    <w:bookmarkEnd w:id="106"/>
+    <w:bookmarkStart w:id="107" w:name="practitioner"/>
     <w:p>
       <w:pPr>
         <w:pStyle w:val="Heading2"/>
@@ -25593,7 +26026,7 @@
       <w:pPr>
         <w:numPr>
           <w:ilvl w:val="0"/>
-          <w:numId w:val="1029"/>
+          <w:numId w:val="1030"/>
         </w:numPr>
         <w:pStyle w:val="Compact"/>
       </w:pPr>
@@ -25605,7 +26038,7 @@
       <w:pPr>
         <w:numPr>
           <w:ilvl w:val="0"/>
-          <w:numId w:val="1029"/>
+          <w:numId w:val="1030"/>
         </w:numPr>
         <w:pStyle w:val="Compact"/>
       </w:pPr>
@@ -25617,7 +26050,7 @@
       <w:pPr>
         <w:numPr>
           <w:ilvl w:val="0"/>
-          <w:numId w:val="1029"/>
+          <w:numId w:val="1030"/>
         </w:numPr>
         <w:pStyle w:val="Compact"/>
       </w:pPr>
@@ -26219,8 +26652,8 @@
         </w:tc>
       </w:tr>
     </w:tbl>
-    <w:bookmarkEnd w:id="106"/>
-    <w:bookmarkStart w:id="107" w:name="revenant"/>
+    <w:bookmarkEnd w:id="107"/>
+    <w:bookmarkStart w:id="108" w:name="revenant"/>
     <w:p>
       <w:pPr>
         <w:pStyle w:val="Heading2"/>
@@ -26265,7 +26698,7 @@
       <w:pPr>
         <w:numPr>
           <w:ilvl w:val="0"/>
-          <w:numId w:val="1030"/>
+          <w:numId w:val="1031"/>
         </w:numPr>
         <w:pStyle w:val="Compact"/>
       </w:pPr>
@@ -26277,7 +26710,7 @@
       <w:pPr>
         <w:numPr>
           <w:ilvl w:val="0"/>
-          <w:numId w:val="1030"/>
+          <w:numId w:val="1031"/>
         </w:numPr>
         <w:pStyle w:val="Compact"/>
       </w:pPr>
@@ -26289,7 +26722,7 @@
       <w:pPr>
         <w:numPr>
           <w:ilvl w:val="0"/>
-          <w:numId w:val="1030"/>
+          <w:numId w:val="1031"/>
         </w:numPr>
         <w:pStyle w:val="Compact"/>
       </w:pPr>
@@ -26519,8 +26952,8 @@
         </w:tc>
       </w:tr>
     </w:tbl>
-    <w:bookmarkEnd w:id="107"/>
-    <w:bookmarkStart w:id="108" w:name="werewolf"/>
+    <w:bookmarkEnd w:id="108"/>
+    <w:bookmarkStart w:id="109" w:name="werewolf"/>
     <w:p>
       <w:pPr>
         <w:pStyle w:val="Heading2"/>
@@ -26565,7 +26998,7 @@
       <w:pPr>
         <w:numPr>
           <w:ilvl w:val="0"/>
-          <w:numId w:val="1031"/>
+          <w:numId w:val="1032"/>
         </w:numPr>
         <w:pStyle w:val="Compact"/>
       </w:pPr>
@@ -26577,7 +27010,7 @@
       <w:pPr>
         <w:numPr>
           <w:ilvl w:val="0"/>
-          <w:numId w:val="1031"/>
+          <w:numId w:val="1032"/>
         </w:numPr>
         <w:pStyle w:val="Compact"/>
       </w:pPr>
@@ -26589,7 +27022,7 @@
       <w:pPr>
         <w:numPr>
           <w:ilvl w:val="0"/>
-          <w:numId w:val="1031"/>
+          <w:numId w:val="1032"/>
         </w:numPr>
         <w:pStyle w:val="Compact"/>
       </w:pPr>
@@ -26853,8 +27286,8 @@
         </w:tc>
       </w:tr>
     </w:tbl>
-    <w:bookmarkEnd w:id="108"/>
-    <w:bookmarkStart w:id="109" w:name="pact-bound"/>
+    <w:bookmarkEnd w:id="109"/>
+    <w:bookmarkStart w:id="110" w:name="pact-bound"/>
     <w:p>
       <w:pPr>
         <w:pStyle w:val="Heading2"/>
@@ -26899,7 +27332,7 @@
       <w:pPr>
         <w:numPr>
           <w:ilvl w:val="0"/>
-          <w:numId w:val="1032"/>
+          <w:numId w:val="1033"/>
         </w:numPr>
         <w:pStyle w:val="Compact"/>
       </w:pPr>
@@ -26911,7 +27344,7 @@
       <w:pPr>
         <w:numPr>
           <w:ilvl w:val="0"/>
-          <w:numId w:val="1032"/>
+          <w:numId w:val="1033"/>
         </w:numPr>
         <w:pStyle w:val="Compact"/>
       </w:pPr>
@@ -26923,7 +27356,7 @@
       <w:pPr>
         <w:numPr>
           <w:ilvl w:val="0"/>
-          <w:numId w:val="1032"/>
+          <w:numId w:val="1033"/>
         </w:numPr>
         <w:pStyle w:val="Compact"/>
       </w:pPr>
@@ -27153,8 +27586,8 @@
         </w:tc>
       </w:tr>
     </w:tbl>
-    <w:bookmarkEnd w:id="109"/>
-    <w:bookmarkStart w:id="110" w:name="vampire"/>
+    <w:bookmarkEnd w:id="110"/>
+    <w:bookmarkStart w:id="111" w:name="vampire"/>
     <w:p>
       <w:pPr>
         <w:pStyle w:val="Heading2"/>
@@ -27199,7 +27632,7 @@
       <w:pPr>
         <w:numPr>
           <w:ilvl w:val="0"/>
-          <w:numId w:val="1033"/>
+          <w:numId w:val="1034"/>
         </w:numPr>
         <w:pStyle w:val="Compact"/>
       </w:pPr>
@@ -27211,7 +27644,7 @@
       <w:pPr>
         <w:numPr>
           <w:ilvl w:val="0"/>
-          <w:numId w:val="1033"/>
+          <w:numId w:val="1034"/>
         </w:numPr>
         <w:pStyle w:val="Compact"/>
       </w:pPr>
@@ -27223,7 +27656,7 @@
       <w:pPr>
         <w:numPr>
           <w:ilvl w:val="0"/>
-          <w:numId w:val="1033"/>
+          <w:numId w:val="1034"/>
         </w:numPr>
         <w:pStyle w:val="Compact"/>
       </w:pPr>
@@ -27235,7 +27668,7 @@
       <w:pPr>
         <w:numPr>
           <w:ilvl w:val="0"/>
-          <w:numId w:val="1033"/>
+          <w:numId w:val="1034"/>
         </w:numPr>
         <w:pStyle w:val="Compact"/>
       </w:pPr>
@@ -27499,9 +27932,9 @@
         </w:tc>
       </w:tr>
     </w:tbl>
-    <w:bookmarkEnd w:id="110"/>
     <w:bookmarkEnd w:id="111"/>
-    <w:bookmarkStart w:id="122" w:name="making-your-own"/>
+    <w:bookmarkEnd w:id="112"/>
+    <w:bookmarkStart w:id="123" w:name="making-your-own"/>
     <w:p>
       <w:pPr>
         <w:pStyle w:val="Heading1"/>
@@ -27534,7 +27967,7 @@
         <w:t xml:space="preserve">option at the end of each list, and its checklist holds a custom choice to the same rules as everything else.</w:t>
       </w:r>
     </w:p>
-    <w:bookmarkStart w:id="112" w:name="a-custom-calling"/>
+    <w:bookmarkStart w:id="113" w:name="a-custom-calling"/>
     <w:p>
       <w:pPr>
         <w:pStyle w:val="Heading2"/>
@@ -27555,7 +27988,7 @@
       <w:pPr>
         <w:numPr>
           <w:ilvl w:val="0"/>
-          <w:numId w:val="1034"/>
+          <w:numId w:val="1035"/>
         </w:numPr>
         <w:pStyle w:val="Compact"/>
       </w:pPr>
@@ -27601,7 +28034,7 @@
       <w:pPr>
         <w:numPr>
           <w:ilvl w:val="0"/>
-          <w:numId w:val="1034"/>
+          <w:numId w:val="1035"/>
         </w:numPr>
         <w:pStyle w:val="Compact"/>
       </w:pPr>
@@ -27623,7 +28056,7 @@
       <w:pPr>
         <w:numPr>
           <w:ilvl w:val="0"/>
-          <w:numId w:val="1034"/>
+          <w:numId w:val="1035"/>
         </w:numPr>
         <w:pStyle w:val="Compact"/>
       </w:pPr>
@@ -27645,7 +28078,7 @@
       <w:pPr>
         <w:numPr>
           <w:ilvl w:val="0"/>
-          <w:numId w:val="1034"/>
+          <w:numId w:val="1035"/>
         </w:numPr>
         <w:pStyle w:val="Compact"/>
       </w:pPr>
@@ -27710,8 +28143,8 @@
         <w:t xml:space="preserve">.</w:t>
       </w:r>
     </w:p>
-    <w:bookmarkEnd w:id="112"/>
-    <w:bookmarkStart w:id="121" w:name="a-custom-origin"/>
+    <w:bookmarkEnd w:id="113"/>
+    <w:bookmarkStart w:id="122" w:name="a-custom-origin"/>
     <w:p>
       <w:pPr>
         <w:pStyle w:val="Heading2"/>
@@ -27728,7 +28161,7 @@
         <w:t xml:space="preserve">Build it with the GM, one step at a time.</w:t>
       </w:r>
     </w:p>
-    <w:bookmarkStart w:id="113" w:name="the-concept"/>
+    <w:bookmarkStart w:id="114" w:name="the-concept"/>
     <w:p>
       <w:pPr>
         <w:pStyle w:val="Heading3"/>
@@ -27745,8 +28178,8 @@
         <w:t xml:space="preserve">Two or three sentences: where they come from, what sets them apart, and how others see them. It should be something the origins in this book don’t already cover.</w:t>
       </w:r>
     </w:p>
-    <w:bookmarkEnd w:id="113"/>
-    <w:bookmarkStart w:id="114" w:name="the-tier"/>
+    <w:bookmarkEnd w:id="114"/>
+    <w:bookmarkStart w:id="115" w:name="the-tier"/>
     <w:p>
       <w:pPr>
         <w:pStyle w:val="Heading3"/>
@@ -28043,8 +28476,8 @@
         <w:t xml:space="preserve">When in doubt, choose the higher tier.</w:t>
       </w:r>
     </w:p>
-    <w:bookmarkEnd w:id="114"/>
-    <w:bookmarkStart w:id="115" w:name="attribute-adjustments"/>
+    <w:bookmarkEnd w:id="115"/>
+    <w:bookmarkStart w:id="116" w:name="attribute-adjustments"/>
     <w:p>
       <w:pPr>
         <w:pStyle w:val="Heading3"/>
@@ -28090,8 +28523,8 @@
         <w:t xml:space="preserve">: a +2 needs a −2 or two −1s. The adjustments move the attribute’s base (+1 starts it at 11) and raise its starting maximum (13 plus the bonus). Most origins change two to four attributes.</w:t>
       </w:r>
     </w:p>
-    <w:bookmarkEnd w:id="115"/>
-    <w:bookmarkStart w:id="116" w:name="core-rules-tier-1-and-up"/>
+    <w:bookmarkEnd w:id="116"/>
+    <w:bookmarkStart w:id="117" w:name="core-rules-tier-1-and-up"/>
     <w:p>
       <w:pPr>
         <w:pStyle w:val="Heading3"/>
@@ -28108,8 +28541,8 @@
         <w:t xml:space="preserve">One to three short rules that always apply: what they can do (see in the dark, resist cold, a free Trained skill) and what it costs (a weakness, a people’s distrust, a hazard they can’t abide). A strength with no drawback is worth more than it looks, so price it a tier higher.</w:t>
       </w:r>
     </w:p>
-    <w:bookmarkEnd w:id="116"/>
-    <w:bookmarkStart w:id="117" w:name="origin-advantages"/>
+    <w:bookmarkEnd w:id="117"/>
+    <w:bookmarkStart w:id="118" w:name="origin-advantages"/>
     <w:p>
       <w:pPr>
         <w:pStyle w:val="Heading3"/>
@@ -28164,8 +28597,8 @@
         <w:t xml:space="preserve">: a problem the trait causes, with a clear trigger and a real consequence, which earns a Grit point when it bites, like any complication. A character takes one advantage, general or origin, so make them distinct choices.</w:t>
       </w:r>
     </w:p>
-    <w:bookmarkEnd w:id="117"/>
-    <w:bookmarkStart w:id="118" w:name="an-alternate-form-optional-tier-2-or-3"/>
+    <w:bookmarkEnd w:id="118"/>
+    <w:bookmarkStart w:id="119" w:name="an-alternate-form-optional-tier-2-or-3"/>
     <w:p>
       <w:pPr>
         <w:pStyle w:val="Heading3"/>
@@ -28198,8 +28631,8 @@
         <w:t xml:space="preserve">apply.</w:t>
       </w:r>
     </w:p>
-    <w:bookmarkEnd w:id="118"/>
-    <w:bookmarkStart w:id="119" w:name="in-the-creator"/>
+    <w:bookmarkEnd w:id="119"/>
+    <w:bookmarkStart w:id="120" w:name="in-the-creator"/>
     <w:p>
       <w:pPr>
         <w:pStyle w:val="Heading3"/>
@@ -28212,7 +28645,7 @@
       <w:pPr>
         <w:numPr>
           <w:ilvl w:val="0"/>
-          <w:numId w:val="1035"/>
+          <w:numId w:val="1036"/>
         </w:numPr>
         <w:pStyle w:val="Compact"/>
       </w:pPr>
@@ -28240,7 +28673,7 @@
       <w:pPr>
         <w:numPr>
           <w:ilvl w:val="0"/>
-          <w:numId w:val="1035"/>
+          <w:numId w:val="1036"/>
         </w:numPr>
         <w:pStyle w:val="Compact"/>
       </w:pPr>
@@ -28252,7 +28685,7 @@
       <w:pPr>
         <w:numPr>
           <w:ilvl w:val="0"/>
-          <w:numId w:val="1035"/>
+          <w:numId w:val="1036"/>
         </w:numPr>
         <w:pStyle w:val="Compact"/>
       </w:pPr>
@@ -28280,7 +28713,7 @@
       <w:pPr>
         <w:numPr>
           <w:ilvl w:val="0"/>
-          <w:numId w:val="1035"/>
+          <w:numId w:val="1036"/>
         </w:numPr>
         <w:pStyle w:val="Compact"/>
       </w:pPr>
@@ -28304,8 +28737,8 @@
         <w:t xml:space="preserve">and enter the advantage and its companion complication.</w:t>
       </w:r>
     </w:p>
-    <w:bookmarkEnd w:id="119"/>
-    <w:bookmarkStart w:id="120" w:name="example"/>
+    <w:bookmarkEnd w:id="120"/>
+    <w:bookmarkStart w:id="121" w:name="example"/>
     <w:p>
       <w:pPr>
         <w:pStyle w:val="Heading3"/>
@@ -28410,10 +28843,10 @@
         <w:t xml:space="preserve">: something from the other side follows you; when it matters, accept the chill, the stopped clock or the panicked horse.</w:t>
       </w:r>
     </w:p>
-    <w:bookmarkEnd w:id="120"/>
     <w:bookmarkEnd w:id="121"/>
     <w:bookmarkEnd w:id="122"/>
-    <w:bookmarkStart w:id="123" w:name="complications"/>
+    <w:bookmarkEnd w:id="123"/>
+    <w:bookmarkStart w:id="124" w:name="complications"/>
     <w:p>
       <w:pPr>
         <w:pStyle w:val="Heading1"/>
@@ -29118,8 +29551,8 @@
         </w:tc>
       </w:tr>
     </w:tbl>
-    <w:bookmarkEnd w:id="123"/>
-    <w:bookmarkStart w:id="125" w:name="quick-reference"/>
+    <w:bookmarkEnd w:id="124"/>
+    <w:bookmarkStart w:id="126" w:name="quick-reference"/>
     <w:p>
       <w:pPr>
         <w:pStyle w:val="Heading1"/>
@@ -29310,7 +29743,7 @@
       <w:r>
         <w:t xml:space="preserve"> </w:t>
       </w:r>
-      <w:hyperlink r:id="rId124">
+      <w:hyperlink r:id="rId125">
         <w:r>
           <w:rPr>
             <w:rStyle w:val="Hyperlink"/>
@@ -29322,7 +29755,7 @@
         <w:t xml:space="preserve">. You may share, adapt, and use it for any purpose, including commercially, as long as you give appropriate credit to the author.</w:t>
       </w:r>
     </w:p>
-    <w:bookmarkEnd w:id="125"/>
+    <w:bookmarkEnd w:id="126"/>
     <w:sectPr/>
   </w:body>
 </w:document>
@@ -29693,6 +30126,9 @@
     <w:abstractNumId w:val="991"/>
   </w:num>
   <w:num w:numId="1016">
+    <w:abstractNumId w:val="991"/>
+  </w:num>
+  <w:num w:numId="1017">
     <w:abstractNumId w:val="99411"/>
     <w:lvlOverride w:ilvl="0">
       <w:startOverride w:val="1"/>
@@ -29722,10 +30158,10 @@
       <w:startOverride w:val="1"/>
     </w:lvlOverride>
   </w:num>
-  <w:num w:numId="1017">
+  <w:num w:numId="1018">
     <w:abstractNumId w:val="991"/>
   </w:num>
-  <w:num w:numId="1018">
+  <w:num w:numId="1019">
     <w:abstractNumId w:val="99411"/>
     <w:lvlOverride w:ilvl="0">
       <w:startOverride w:val="1"/>
@@ -29754,9 +30190,6 @@
     <w:lvlOverride w:ilvl="8">
       <w:startOverride w:val="1"/>
     </w:lvlOverride>
-  </w:num>
-  <w:num w:numId="1019">
-    <w:abstractNumId w:val="991"/>
   </w:num>
   <w:num w:numId="1020">
     <w:abstractNumId w:val="991"/>
@@ -29801,6 +30234,9 @@
     <w:abstractNumId w:val="991"/>
   </w:num>
   <w:num w:numId="1034">
+    <w:abstractNumId w:val="991"/>
+  </w:num>
+  <w:num w:numId="1035">
     <w:abstractNumId w:val="99411"/>
     <w:lvlOverride w:ilvl="0">
       <w:startOverride w:val="1"/>
@@ -29830,7 +30266,7 @@
       <w:startOverride w:val="1"/>
     </w:lvlOverride>
   </w:num>
-  <w:num w:numId="1035">
+  <w:num w:numId="1036">
     <w:abstractNumId w:val="99411"/>
     <w:lvlOverride w:ilvl="0">
       <w:startOverride w:val="1"/>

--- a/legend-dynamics/western/Trails_of_Blood_Dust_Players_Guide.docx
+++ b/legend-dynamics/western/Trails_of_Blood_Dust_Players_Guide.docx
@@ -19055,6 +19055,72 @@
                 <w:b/>
                 <w:sz w:val="19"/>
               </w:rPr>
+              <w:t xml:space="preserve">Wraith</w:t>
+            </w:r>
+          </w:p>
+        </w:tc>
+        <w:tc>
+          <w:tcPr/>
+          <w:p>
+            <w:pPr>
+              <w:pStyle w:val="Compact"/>
+              <w:jc w:val="left"/>
+            </w:pPr>
+            <w:r>
+              <w:rPr>
+                <w:sz w:val="19"/>
+              </w:rPr>
+              <w:t xml:space="preserve">Only silver, cold iron, salt and fire hurt it. It can’t cross a line of salt or iron filings. Destroyed for good only when its bones are found and burned.</w:t>
+            </w:r>
+          </w:p>
+        </w:tc>
+      </w:tr>
+      <w:tr>
+        <w:tc>
+          <w:tcPr/>
+          <w:p>
+            <w:pPr>
+              <w:pStyle w:val="Compact"/>
+              <w:jc w:val="left"/>
+            </w:pPr>
+            <w:r>
+              <w:rPr>
+                <w:b/>
+                <w:sz w:val="19"/>
+              </w:rPr>
+              <w:t xml:space="preserve">Banshee</w:t>
+            </w:r>
+          </w:p>
+        </w:tc>
+        <w:tc>
+          <w:tcPr/>
+          <w:p>
+            <w:pPr>
+              <w:pStyle w:val="Compact"/>
+              <w:jc w:val="left"/>
+            </w:pPr>
+            <w:r>
+              <w:rPr>
+                <w:sz w:val="19"/>
+              </w:rPr>
+              <w:t xml:space="preserve">Weapons don’t touch her. She leaves at dawn if the one she keens for is still alive. A hit with silver, or an iron bell rung at her, silences her for the scene.</w:t>
+            </w:r>
+          </w:p>
+        </w:tc>
+      </w:tr>
+      <w:tr>
+        <w:tc>
+          <w:tcPr/>
+          <w:p>
+            <w:pPr>
+              <w:pStyle w:val="Compact"/>
+              <w:jc w:val="left"/>
+            </w:pPr>
+            <w:r>
+              <w:rPr>
+                <w:b/>
+                <w:sz w:val="19"/>
+              </w:rPr>
               <w:t xml:space="preserve">Ghoul</w:t>
             </w:r>
           </w:p>
@@ -19104,6 +19170,39 @@
                 <w:sz w:val="19"/>
               </w:rPr>
               <w:t xml:space="preserve">Holy water burns it; a ritual banishes it. It must keep a bargain to the letter.</w:t>
+            </w:r>
+          </w:p>
+        </w:tc>
+      </w:tr>
+      <w:tr>
+        <w:tc>
+          <w:tcPr/>
+          <w:p>
+            <w:pPr>
+              <w:pStyle w:val="Compact"/>
+              <w:jc w:val="left"/>
+            </w:pPr>
+            <w:r>
+              <w:rPr>
+                <w:b/>
+                <w:sz w:val="19"/>
+              </w:rPr>
+              <w:t xml:space="preserve">Headless Rider</w:t>
+            </w:r>
+          </w:p>
+        </w:tc>
+        <w:tc>
+          <w:tcPr/>
+          <w:p>
+            <w:pPr>
+              <w:pStyle w:val="Compact"/>
+              <w:jc w:val="left"/>
+            </w:pPr>
+            <w:r>
+              <w:rPr>
+                <w:sz w:val="19"/>
+              </w:rPr>
+              <w:t xml:space="preserve">Its head, hidden near where it died: laid back in the grave, the rider rests for good. It can’t cross running water, so a bridge over a creek is safety.</w:t>
             </w:r>
           </w:p>
         </w:tc>
@@ -19199,6 +19298,50 @@
       </w:r>
       <w:r>
         <w:t xml:space="preserve">A vampire who drains a victim to Dying can choose to turn them.</w:t>
+      </w:r>
+    </w:p>
+    <w:p>
+      <w:pPr>
+        <w:numPr>
+          <w:ilvl w:val="0"/>
+          <w:numId w:val="1021"/>
+        </w:numPr>
+        <w:pStyle w:val="Compact"/>
+      </w:pPr>
+      <w:r>
+        <w:rPr>
+          <w:bCs/>
+          <w:b/>
+        </w:rPr>
+        <w:t xml:space="preserve">A wraith’s touch.</w:t>
+      </w:r>
+      <w:r>
+        <w:t xml:space="preserve"> </w:t>
+      </w:r>
+      <w:r>
+        <w:t xml:space="preserve">Someone killed by it rises as a wraith at the next new moon, unless they’re buried with salt in the coffin.</w:t>
+      </w:r>
+    </w:p>
+    <w:p>
+      <w:pPr>
+        <w:numPr>
+          <w:ilvl w:val="0"/>
+          <w:numId w:val="1021"/>
+        </w:numPr>
+        <w:pStyle w:val="Compact"/>
+      </w:pPr>
+      <w:r>
+        <w:rPr>
+          <w:bCs/>
+          <w:b/>
+        </w:rPr>
+        <w:t xml:space="preserve">A banshee’s keening.</w:t>
+      </w:r>
+      <w:r>
+        <w:t xml:space="preserve"> </w:t>
+      </w:r>
+      <w:r>
+        <w:t xml:space="preserve">She is tied to a family’s blood, not a place: once she has keened for one of a line, she can follow that family from town to town.</w:t>
       </w:r>
     </w:p>
     <w:bookmarkEnd w:id="86"/>
@@ -20147,6 +20290,220 @@
                 <w:b/>
                 <w:sz w:val="19"/>
               </w:rPr>
+              <w:t xml:space="preserve">Wraith</w:t>
+            </w:r>
+          </w:p>
+        </w:tc>
+        <w:tc>
+          <w:tcPr/>
+          <w:p>
+            <w:pPr>
+              <w:pStyle w:val="Compact"/>
+              <w:jc w:val="left"/>
+            </w:pPr>
+            <w:r>
+              <w:rPr>
+                <w:sz w:val="19"/>
+              </w:rPr>
+              <w:t xml:space="preserve">Brawling 13, Stealth 14</w:t>
+            </w:r>
+          </w:p>
+        </w:tc>
+        <w:tc>
+          <w:tcPr/>
+          <w:p>
+            <w:pPr>
+              <w:pStyle w:val="Compact"/>
+              <w:jc w:val="left"/>
+            </w:pPr>
+            <w:r>
+              <w:rPr>
+                <w:sz w:val="19"/>
+              </w:rPr>
+              <w:t xml:space="preserve">10</w:t>
+            </w:r>
+          </w:p>
+        </w:tc>
+        <w:tc>
+          <w:tcPr/>
+          <w:p>
+            <w:pPr>
+              <w:pStyle w:val="Compact"/>
+              <w:jc w:val="left"/>
+            </w:pPr>
+            <w:r>
+              <w:rPr>
+                <w:sz w:val="19"/>
+              </w:rPr>
+              <w:t xml:space="preserve">3</w:t>
+            </w:r>
+          </w:p>
+        </w:tc>
+        <w:tc>
+          <w:tcPr/>
+          <w:p>
+            <w:pPr>
+              <w:pStyle w:val="Compact"/>
+              <w:jc w:val="left"/>
+            </w:pPr>
+            <w:r>
+              <w:rPr>
+                <w:sz w:val="19"/>
+              </w:rPr>
+              <w:t xml:space="preserve">Grave touch (1)</w:t>
+            </w:r>
+          </w:p>
+        </w:tc>
+        <w:tc>
+          <w:tcPr/>
+          <w:p>
+            <w:pPr>
+              <w:pStyle w:val="Compact"/>
+              <w:jc w:val="left"/>
+            </w:pPr>
+            <w:r>
+              <w:rPr>
+                <w:bCs/>
+                <w:b/>
+                <w:sz w:val="19"/>
+              </w:rPr>
+              <w:t xml:space="preserve">Life-drinker.</w:t>
+            </w:r>
+            <w:r>
+              <w:rPr>
+                <w:sz w:val="19"/>
+              </w:rPr>
+              <w:t xml:space="preserve"> </w:t>
+            </w:r>
+            <w:r>
+              <w:rPr>
+                <w:sz w:val="19"/>
+              </w:rPr>
+              <w:t xml:space="preserve">Passes through walls; only silver, cold iron, salt or fire can hurt it. Each box its touch marks clears one of its own.</w:t>
+            </w:r>
+          </w:p>
+        </w:tc>
+      </w:tr>
+      <w:tr>
+        <w:tc>
+          <w:tcPr/>
+          <w:p>
+            <w:pPr>
+              <w:pStyle w:val="Compact"/>
+              <w:jc w:val="left"/>
+            </w:pPr>
+            <w:r>
+              <w:rPr>
+                <w:b/>
+                <w:sz w:val="19"/>
+              </w:rPr>
+              <w:t xml:space="preserve">Banshee</w:t>
+            </w:r>
+          </w:p>
+        </w:tc>
+        <w:tc>
+          <w:tcPr/>
+          <w:p>
+            <w:pPr>
+              <w:pStyle w:val="Compact"/>
+              <w:jc w:val="left"/>
+            </w:pPr>
+            <w:r>
+              <w:rPr>
+                <w:sz w:val="19"/>
+              </w:rPr>
+              <w:t xml:space="preserve">Will 15</w:t>
+            </w:r>
+          </w:p>
+        </w:tc>
+        <w:tc>
+          <w:tcPr/>
+          <w:p>
+            <w:pPr>
+              <w:pStyle w:val="Compact"/>
+              <w:jc w:val="left"/>
+            </w:pPr>
+            <w:r>
+              <w:rPr>
+                <w:sz w:val="19"/>
+              </w:rPr>
+              <w:t xml:space="preserve">—</w:t>
+            </w:r>
+          </w:p>
+        </w:tc>
+        <w:tc>
+          <w:tcPr/>
+          <w:p>
+            <w:pPr>
+              <w:pStyle w:val="Compact"/>
+              <w:jc w:val="left"/>
+            </w:pPr>
+            <w:r>
+              <w:rPr>
+                <w:sz w:val="19"/>
+              </w:rPr>
+              <w:t xml:space="preserve">—</w:t>
+            </w:r>
+          </w:p>
+        </w:tc>
+        <w:tc>
+          <w:tcPr/>
+          <w:p>
+            <w:pPr>
+              <w:pStyle w:val="Compact"/>
+              <w:jc w:val="left"/>
+            </w:pPr>
+            <w:r>
+              <w:rPr>
+                <w:sz w:val="19"/>
+              </w:rPr>
+              <w:t xml:space="preserve">The keen</w:t>
+            </w:r>
+          </w:p>
+        </w:tc>
+        <w:tc>
+          <w:tcPr/>
+          <w:p>
+            <w:pPr>
+              <w:pStyle w:val="Compact"/>
+              <w:jc w:val="left"/>
+            </w:pPr>
+            <w:r>
+              <w:rPr>
+                <w:bCs/>
+                <w:b/>
+                <w:sz w:val="19"/>
+              </w:rPr>
+              <w:t xml:space="preserve">Death-omen.</w:t>
+            </w:r>
+            <w:r>
+              <w:rPr>
+                <w:sz w:val="19"/>
+              </w:rPr>
+              <w:t xml:space="preserve"> </w:t>
+            </w:r>
+            <w:r>
+              <w:rPr>
+                <w:sz w:val="19"/>
+              </w:rPr>
+              <w:t xml:space="preserve">Can’t be hurt. Once per scene her keen makes everyone in earshot roll Will or be Dazed for a round. Until dawn, the one she keens for can’t shrug off a telling hit with Grit, and stabilizing them is at −2.</w:t>
+            </w:r>
+          </w:p>
+        </w:tc>
+      </w:tr>
+      <w:tr>
+        <w:tc>
+          <w:tcPr/>
+          <w:p>
+            <w:pPr>
+              <w:pStyle w:val="Compact"/>
+              <w:jc w:val="left"/>
+            </w:pPr>
+            <w:r>
+              <w:rPr>
+                <w:b/>
+                <w:sz w:val="19"/>
+              </w:rPr>
               <w:t xml:space="preserve">Witch</w:t>
             </w:r>
           </w:p>
@@ -20451,6 +20808,113 @@
                 <w:sz w:val="19"/>
               </w:rPr>
               <w:t xml:space="preserve">Rises at the next midnight unless its grave is salted and burned.</w:t>
+            </w:r>
+          </w:p>
+        </w:tc>
+      </w:tr>
+      <w:tr>
+        <w:tc>
+          <w:tcPr/>
+          <w:p>
+            <w:pPr>
+              <w:pStyle w:val="Compact"/>
+              <w:jc w:val="left"/>
+            </w:pPr>
+            <w:r>
+              <w:rPr>
+                <w:b/>
+                <w:sz w:val="19"/>
+              </w:rPr>
+              <w:t xml:space="preserve">Headless Rider</w:t>
+            </w:r>
+          </w:p>
+        </w:tc>
+        <w:tc>
+          <w:tcPr/>
+          <w:p>
+            <w:pPr>
+              <w:pStyle w:val="Compact"/>
+              <w:jc w:val="left"/>
+            </w:pPr>
+            <w:r>
+              <w:rPr>
+                <w:sz w:val="19"/>
+              </w:rPr>
+              <w:t xml:space="preserve">Melee 14, Shooting 13</w:t>
+            </w:r>
+          </w:p>
+        </w:tc>
+        <w:tc>
+          <w:tcPr/>
+          <w:p>
+            <w:pPr>
+              <w:pStyle w:val="Compact"/>
+              <w:jc w:val="left"/>
+            </w:pPr>
+            <w:r>
+              <w:rPr>
+                <w:sz w:val="19"/>
+              </w:rPr>
+              <w:t xml:space="preserve">10</w:t>
+            </w:r>
+          </w:p>
+        </w:tc>
+        <w:tc>
+          <w:tcPr/>
+          <w:p>
+            <w:pPr>
+              <w:pStyle w:val="Compact"/>
+              <w:jc w:val="left"/>
+            </w:pPr>
+            <w:r>
+              <w:rPr>
+                <w:sz w:val="19"/>
+              </w:rPr>
+              <w:t xml:space="preserve">4</w:t>
+            </w:r>
+          </w:p>
+        </w:tc>
+        <w:tc>
+          <w:tcPr/>
+          <w:p>
+            <w:pPr>
+              <w:pStyle w:val="Compact"/>
+              <w:jc w:val="left"/>
+            </w:pPr>
+            <w:r>
+              <w:rPr>
+                <w:sz w:val="19"/>
+              </w:rPr>
+              <w:t xml:space="preserve">Saber (2), revolver</w:t>
+            </w:r>
+          </w:p>
+        </w:tc>
+        <w:tc>
+          <w:tcPr/>
+          <w:p>
+            <w:pPr>
+              <w:pStyle w:val="Compact"/>
+              <w:jc w:val="left"/>
+            </w:pPr>
+            <w:r>
+              <w:rPr>
+                <w:bCs/>
+                <w:b/>
+                <w:sz w:val="19"/>
+              </w:rPr>
+              <w:t xml:space="preserve">Hell-ridden.</w:t>
+            </w:r>
+            <w:r>
+              <w:rPr>
+                <w:sz w:val="19"/>
+              </w:rPr>
+              <w:t xml:space="preserve"> </w:t>
+            </w:r>
+            <w:r>
+              <w:rPr>
+                <w:sz w:val="19"/>
+              </w:rPr>
+              <w:t xml:space="preserve">Its horse never tires: Riding 15 in a chase. No head to stun or aim at. Rises at the next midnight unless its head is laid back in its grave.</w:t>
             </w:r>
           </w:p>
         </w:tc>

--- a/legend-dynamics/western/Trails_of_Blood_Dust_Players_Guide.docx
+++ b/legend-dynamics/western/Trails_of_Blood_Dust_Players_Guide.docx
@@ -19187,6 +19187,72 @@
                 <w:b/>
                 <w:sz w:val="19"/>
               </w:rPr>
+              <w:t xml:space="preserve">Wendigo</w:t>
+            </w:r>
+          </w:p>
+        </w:tc>
+        <w:tc>
+          <w:tcPr/>
+          <w:p>
+            <w:pPr>
+              <w:pStyle w:val="Compact"/>
+              <w:jc w:val="left"/>
+            </w:pPr>
+            <w:r>
+              <w:rPr>
+                <w:sz w:val="19"/>
+              </w:rPr>
+              <w:t xml:space="preserve">Fire: the only thing that truly hurts it. It is destroyed for good only when its heart of ice is cut out and burned. It is strongest in deep winter and weakest in summer heat.</w:t>
+            </w:r>
+          </w:p>
+        </w:tc>
+      </w:tr>
+      <w:tr>
+        <w:tc>
+          <w:tcPr/>
+          <w:p>
+            <w:pPr>
+              <w:pStyle w:val="Compact"/>
+              <w:jc w:val="left"/>
+            </w:pPr>
+            <w:r>
+              <w:rPr>
+                <w:b/>
+                <w:sz w:val="19"/>
+              </w:rPr>
+              <w:t xml:space="preserve">Skinwalker</w:t>
+            </w:r>
+          </w:p>
+        </w:tc>
+        <w:tc>
+          <w:tcPr/>
+          <w:p>
+            <w:pPr>
+              <w:pStyle w:val="Compact"/>
+              <w:jc w:val="left"/>
+            </w:pPr>
+            <w:r>
+              <w:rPr>
+                <w:sz w:val="19"/>
+              </w:rPr>
+              <w:t xml:space="preserve">Underneath, it is a person. In a stolen shape, ordinary wounds mark only 1 box at a time; in its own shape, it is as mortal as anyone. Speak its true name to its face and it is forced back into its own shape for the scene.</w:t>
+            </w:r>
+          </w:p>
+        </w:tc>
+      </w:tr>
+      <w:tr>
+        <w:tc>
+          <w:tcPr/>
+          <w:p>
+            <w:pPr>
+              <w:pStyle w:val="Compact"/>
+              <w:jc w:val="left"/>
+            </w:pPr>
+            <w:r>
+              <w:rPr>
+                <w:b/>
+                <w:sz w:val="19"/>
+              </w:rPr>
               <w:t xml:space="preserve">Headless Rider</w:t>
             </w:r>
           </w:p>
@@ -19298,6 +19364,44 @@
       </w:r>
       <w:r>
         <w:t xml:space="preserve">A vampire who drains a victim to Dying can choose to turn them.</w:t>
+      </w:r>
+    </w:p>
+    <w:p>
+      <w:pPr>
+        <w:numPr>
+          <w:ilvl w:val="0"/>
+          <w:numId w:val="1021"/>
+        </w:numPr>
+        <w:pStyle w:val="Compact"/>
+      </w:pPr>
+      <w:r>
+        <w:rPr>
+          <w:bCs/>
+          <w:b/>
+        </w:rPr>
+        <w:t xml:space="preserve">The wendigo’s hunger.</w:t>
+      </w:r>
+      <w:r>
+        <w:t xml:space="preserve"> </w:t>
+      </w:r>
+      <w:r>
+        <w:t xml:space="preserve">It begins with someone who ate human flesh to survive a starving winter in the high passes. A character who does starts a 4-segment</w:t>
+      </w:r>
+      <w:r>
+        <w:t xml:space="preserve"> </w:t>
+      </w:r>
+      <w:r>
+        <w:rPr>
+          <w:bCs/>
+          <w:b/>
+        </w:rPr>
+        <w:t xml:space="preserve">Hunger</w:t>
+      </w:r>
+      <w:r>
+        <w:t xml:space="preserve"> </w:t>
+      </w:r>
+      <w:r>
+        <w:t xml:space="preserve">clock, ticking each week they go without it again; when it fills, they belong to the wendigo. Only a major ritual lifts it.</w:t>
       </w:r>
     </w:p>
     <w:p>
@@ -20611,6 +20715,113 @@
                 <w:b/>
                 <w:sz w:val="19"/>
               </w:rPr>
+              <w:t xml:space="preserve">Skinwalker</w:t>
+            </w:r>
+          </w:p>
+        </w:tc>
+        <w:tc>
+          <w:tcPr/>
+          <w:p>
+            <w:pPr>
+              <w:pStyle w:val="Compact"/>
+              <w:jc w:val="left"/>
+            </w:pPr>
+            <w:r>
+              <w:rPr>
+                <w:sz w:val="19"/>
+              </w:rPr>
+              <w:t xml:space="preserve">Brawling 14, Deception 14, Stealth 14</w:t>
+            </w:r>
+          </w:p>
+        </w:tc>
+        <w:tc>
+          <w:tcPr/>
+          <w:p>
+            <w:pPr>
+              <w:pStyle w:val="Compact"/>
+              <w:jc w:val="left"/>
+            </w:pPr>
+            <w:r>
+              <w:rPr>
+                <w:sz w:val="19"/>
+              </w:rPr>
+              <w:t xml:space="preserve">11</w:t>
+            </w:r>
+          </w:p>
+        </w:tc>
+        <w:tc>
+          <w:tcPr/>
+          <w:p>
+            <w:pPr>
+              <w:pStyle w:val="Compact"/>
+              <w:jc w:val="left"/>
+            </w:pPr>
+            <w:r>
+              <w:rPr>
+                <w:sz w:val="19"/>
+              </w:rPr>
+              <w:t xml:space="preserve">3</w:t>
+            </w:r>
+          </w:p>
+        </w:tc>
+        <w:tc>
+          <w:tcPr/>
+          <w:p>
+            <w:pPr>
+              <w:pStyle w:val="Compact"/>
+              <w:jc w:val="left"/>
+            </w:pPr>
+            <w:r>
+              <w:rPr>
+                <w:sz w:val="19"/>
+              </w:rPr>
+              <w:t xml:space="preserve">Claws (2)</w:t>
+            </w:r>
+          </w:p>
+        </w:tc>
+        <w:tc>
+          <w:tcPr/>
+          <w:p>
+            <w:pPr>
+              <w:pStyle w:val="Compact"/>
+              <w:jc w:val="left"/>
+            </w:pPr>
+            <w:r>
+              <w:rPr>
+                <w:bCs/>
+                <w:b/>
+                <w:sz w:val="19"/>
+              </w:rPr>
+              <w:t xml:space="preserve">Stolen shapes.</w:t>
+            </w:r>
+            <w:r>
+              <w:rPr>
+                <w:sz w:val="19"/>
+              </w:rPr>
+              <w:t xml:space="preserve"> </w:t>
+            </w:r>
+            <w:r>
+              <w:rPr>
+                <w:sz w:val="19"/>
+              </w:rPr>
+              <w:t xml:space="preserve">Wears the shape of a coyote, a wolf, an owl or a person it has seen, and mimics voices. Once per scene, meeting its eyes means a Will roll or being Dazed for a round.</w:t>
+            </w:r>
+          </w:p>
+        </w:tc>
+      </w:tr>
+      <w:tr>
+        <w:tc>
+          <w:tcPr/>
+          <w:p>
+            <w:pPr>
+              <w:pStyle w:val="Compact"/>
+              <w:jc w:val="left"/>
+            </w:pPr>
+            <w:r>
+              <w:rPr>
+                <w:b/>
+                <w:sz w:val="19"/>
+              </w:rPr>
               <w:t xml:space="preserve">Hellhound</w:t>
             </w:r>
           </w:p>
@@ -20701,6 +20912,113 @@
                 <w:sz w:val="19"/>
               </w:rPr>
               <w:t xml:space="preserve">Always finds its quarry; holy water drives it off.</w:t>
+            </w:r>
+          </w:p>
+        </w:tc>
+      </w:tr>
+      <w:tr>
+        <w:tc>
+          <w:tcPr/>
+          <w:p>
+            <w:pPr>
+              <w:pStyle w:val="Compact"/>
+              <w:jc w:val="left"/>
+            </w:pPr>
+            <w:r>
+              <w:rPr>
+                <w:b/>
+                <w:sz w:val="19"/>
+              </w:rPr>
+              <w:t xml:space="preserve">Wendigo</w:t>
+            </w:r>
+          </w:p>
+        </w:tc>
+        <w:tc>
+          <w:tcPr/>
+          <w:p>
+            <w:pPr>
+              <w:pStyle w:val="Compact"/>
+              <w:jc w:val="left"/>
+            </w:pPr>
+            <w:r>
+              <w:rPr>
+                <w:sz w:val="19"/>
+              </w:rPr>
+              <w:t xml:space="preserve">Brawling 15, Tracking 15</w:t>
+            </w:r>
+          </w:p>
+        </w:tc>
+        <w:tc>
+          <w:tcPr/>
+          <w:p>
+            <w:pPr>
+              <w:pStyle w:val="Compact"/>
+              <w:jc w:val="left"/>
+            </w:pPr>
+            <w:r>
+              <w:rPr>
+                <w:sz w:val="19"/>
+              </w:rPr>
+              <w:t xml:space="preserve">11</w:t>
+            </w:r>
+          </w:p>
+        </w:tc>
+        <w:tc>
+          <w:tcPr/>
+          <w:p>
+            <w:pPr>
+              <w:pStyle w:val="Compact"/>
+              <w:jc w:val="left"/>
+            </w:pPr>
+            <w:r>
+              <w:rPr>
+                <w:sz w:val="19"/>
+              </w:rPr>
+              <w:t xml:space="preserve">4</w:t>
+            </w:r>
+          </w:p>
+        </w:tc>
+        <w:tc>
+          <w:tcPr/>
+          <w:p>
+            <w:pPr>
+              <w:pStyle w:val="Compact"/>
+              <w:jc w:val="left"/>
+            </w:pPr>
+            <w:r>
+              <w:rPr>
+                <w:sz w:val="19"/>
+              </w:rPr>
+              <w:t xml:space="preserve">Claws and teeth (2)</w:t>
+            </w:r>
+          </w:p>
+        </w:tc>
+        <w:tc>
+          <w:tcPr/>
+          <w:p>
+            <w:pPr>
+              <w:pStyle w:val="Compact"/>
+              <w:jc w:val="left"/>
+            </w:pPr>
+            <w:r>
+              <w:rPr>
+                <w:bCs/>
+                <w:b/>
+                <w:sz w:val="19"/>
+              </w:rPr>
+              <w:t xml:space="preserve">Endless hunger.</w:t>
+            </w:r>
+            <w:r>
+              <w:rPr>
+                <w:sz w:val="19"/>
+              </w:rPr>
+              <w:t xml:space="preserve"> </w:t>
+            </w:r>
+            <w:r>
+              <w:rPr>
+                <w:sz w:val="19"/>
+              </w:rPr>
+              <w:t xml:space="preserve">Calls out in the voices of the lost to lure prey; ignores the Wounded penalty. Only fire marks more than 1 box at a time, and it rises again unless its heart of ice is burned.</w:t>
             </w:r>
           </w:p>
         </w:tc>

--- a/legend-dynamics/western/Trails_of_Blood_Dust_Players_Guide.docx
+++ b/legend-dynamics/western/Trails_of_Blood_Dust_Players_Guide.docx
@@ -16116,7 +16116,7 @@
               <w:rPr>
                 <w:sz w:val="19"/>
               </w:rPr>
-              <w:t xml:space="preserve">A necromancer raising an army</w:t>
+              <w:t xml:space="preserve">A wendigo stalking a snowbound camp</w:t>
             </w:r>
           </w:p>
         </w:tc>
@@ -16368,7 +16368,7 @@
               <w:rPr>
                 <w:sz w:val="19"/>
               </w:rPr>
-              <w:t xml:space="preserve">A sorcerer’s working gone wrong</w:t>
+              <w:t xml:space="preserve">A skinwalker wearing a neighbor’s face</w:t>
             </w:r>
           </w:p>
         </w:tc>

--- a/legend-dynamics/western/Trails_of_Blood_Dust_Players_Guide.docx
+++ b/legend-dynamics/western/Trails_of_Blood_Dust_Players_Guide.docx
@@ -15612,7 +15612,7 @@
               <w:rPr>
                 <w:sz w:val="19"/>
               </w:rPr>
-              <w:t xml:space="preserve">A hunter turned monster</w:t>
+              <w:t xml:space="preserve">A wraith feeding on a boarding house</w:t>
             </w:r>
           </w:p>
         </w:tc>
@@ -16179,7 +16179,7 @@
               <w:rPr>
                 <w:sz w:val="19"/>
               </w:rPr>
-              <w:t xml:space="preserve">A revenant gunslinger</w:t>
+              <w:t xml:space="preserve">A headless rider on the stage road</w:t>
             </w:r>
           </w:p>
         </w:tc>
@@ -17068,7 +17068,7 @@
               <w:rPr>
                 <w:sz w:val="19"/>
               </w:rPr>
-              <w:t xml:space="preserve">A character’s complication comes into play</w:t>
+              <w:t xml:space="preserve">A banshee keens for one of the characters</w:t>
             </w:r>
           </w:p>
         </w:tc>

--- a/legend-dynamics/western/Trails_of_Blood_Dust_Players_Guide.docx
+++ b/legend-dynamics/western/Trails_of_Blood_Dust_Players_Guide.docx
@@ -7804,7 +7804,7 @@
     </w:p>
     <w:bookmarkEnd w:id="48"/>
     <w:bookmarkEnd w:id="49"/>
-    <w:bookmarkStart w:id="62" w:name="personal-combat"/>
+    <w:bookmarkStart w:id="63" w:name="personal-combat"/>
     <w:p>
       <w:pPr>
         <w:pStyle w:val="Heading1"/>
@@ -12411,8 +12411,42 @@
       </w:r>
     </w:p>
     <w:bookmarkEnd w:id="61"/>
+    <w:bookmarkStart w:id="62" w:name="the-encounter-panel"/>
+    <w:p>
+      <w:pPr>
+        <w:pStyle w:val="Heading2"/>
+      </w:pPr>
+      <w:r>
+        <w:t xml:space="preserve">The Encounter panel</w:t>
+      </w:r>
+    </w:p>
+    <w:p>
+      <w:pPr>
+        <w:pStyle w:val="FirstParagraph"/>
+      </w:pPr>
+      <w:r>
+        <w:t xml:space="preserve">The GM view also has an</w:t>
+      </w:r>
+      <w:r>
+        <w:t xml:space="preserve"> </w:t>
+      </w:r>
+      <w:r>
+        <w:rPr>
+          <w:bCs/>
+          <w:b/>
+        </w:rPr>
+        <w:t xml:space="preserve">Encounter</w:t>
+      </w:r>
+      <w:r>
+        <w:t xml:space="preserve"> </w:t>
+      </w:r>
+      <w:r>
+        <w:t xml:space="preserve">panel that runs a fight by these rules and shows every roll. Add characters from the GM view and opponents from the Threats table (or make one up on the spot), then start: it keeps the turn order by Agility, and for each attack works out the range, the defense (Dodge, Parry or Block, one a round), the boxes marked and any telling hit, offering a Grit point choices at the moment they apply. Hits land on the character cards and the battle map, and with gritty combat on, grievous wounds are rolled and kept. The panel keeps a log and a summary of the fight, which can be saved to a file. It’s a helper, not a rule: the GM can rule any result differently, and the log says so.</w:t>
+      </w:r>
+    </w:p>
     <w:bookmarkEnd w:id="62"/>
-    <w:bookmarkStart w:id="67" w:name="medical-care"/>
+    <w:bookmarkEnd w:id="63"/>
+    <w:bookmarkStart w:id="68" w:name="medical-care"/>
     <w:p>
       <w:pPr>
         <w:pStyle w:val="Heading1"/>
@@ -12445,7 +12479,7 @@
         <w:t xml:space="preserve">below.</w:t>
       </w:r>
     </w:p>
-    <w:bookmarkStart w:id="63" w:name="diagnosis-and-stabilization"/>
+    <w:bookmarkStart w:id="64" w:name="diagnosis-and-stabilization"/>
     <w:p>
       <w:pPr>
         <w:pStyle w:val="Heading2"/>
@@ -12462,8 +12496,8 @@
         <w:t xml:space="preserve">Roll Medicine when the diagnosis is uncertain or an urgent treatment decision matters. Emergency stabilization takes one action and a successful Medicine roll with a doctor’s bag. It ends Dying and stops deterioration, but removes no boxes.</w:t>
       </w:r>
     </w:p>
-    <w:bookmarkEnd w:id="63"/>
-    <w:bookmarkStart w:id="64" w:name="field-treatment"/>
+    <w:bookmarkEnd w:id="64"/>
+    <w:bookmarkStart w:id="65" w:name="field-treatment"/>
     <w:p>
       <w:pPr>
         <w:pStyle w:val="Heading2"/>
@@ -12480,8 +12514,8 @@
         <w:t xml:space="preserve">With a doctor’s bag and several uninterrupted minutes, successful Medicine removes one injury box; success by 5 or more removes two. Each injury receives one field-treatment attempt; further attempts need changed circumstances.</w:t>
       </w:r>
     </w:p>
-    <w:bookmarkEnd w:id="64"/>
-    <w:bookmarkStart w:id="65" w:name="proper-care"/>
+    <w:bookmarkEnd w:id="65"/>
+    <w:bookmarkStart w:id="66" w:name="proper-care"/>
     <w:p>
       <w:pPr>
         <w:pStyle w:val="Heading2"/>
@@ -12498,8 +12532,8 @@
         <w:t xml:space="preserve">A doctor’s surgery with instruments, chloroform and a clean table grants +2 to Medicine. A successful treatment removes two boxes; success by 5 or more removes three. Allow the time the treatment requires.</w:t>
       </w:r>
     </w:p>
-    <w:bookmarkEnd w:id="65"/>
-    <w:bookmarkStart w:id="66" w:name="natural-recovery"/>
+    <w:bookmarkEnd w:id="66"/>
+    <w:bookmarkStart w:id="67" w:name="natural-recovery"/>
     <w:p>
       <w:pPr>
         <w:pStyle w:val="Heading2"/>
@@ -12684,9 +12718,9 @@
         <w:t xml:space="preserve">At three boxes, rest alone does nothing until someone has stabilized or treated you; after that, a week of rest in their care clears the first box. A successful treatment is faster. The times add up: from three boxes, rest alone takes about a week and a half to heal completely (a week, then three days, then a day).</w:t>
       </w:r>
     </w:p>
-    <w:bookmarkEnd w:id="66"/>
     <w:bookmarkEnd w:id="67"/>
-    <w:bookmarkStart w:id="73" w:name="magic"/>
+    <w:bookmarkEnd w:id="68"/>
+    <w:bookmarkStart w:id="74" w:name="magic"/>
     <w:p>
       <w:pPr>
         <w:pStyle w:val="Heading1"/>
@@ -12930,7 +12964,7 @@
         </w:tc>
       </w:tr>
     </w:tbl>
-    <w:bookmarkStart w:id="68" w:name="hexes"/>
+    <w:bookmarkStart w:id="69" w:name="hexes"/>
     <w:p>
       <w:pPr>
         <w:pStyle w:val="Heading2"/>
@@ -13311,8 +13345,8 @@
         <w:t xml:space="preserve">A failed hex marks a box of The Dark; a natural 18 marks two, or something answers that shouldn’t.</w:t>
       </w:r>
     </w:p>
-    <w:bookmarkEnd w:id="68"/>
-    <w:bookmarkStart w:id="69" w:name="rituals"/>
+    <w:bookmarkEnd w:id="69"/>
+    <w:bookmarkStart w:id="70" w:name="rituals"/>
     <w:p>
       <w:pPr>
         <w:pStyle w:val="Heading2"/>
@@ -13629,8 +13663,8 @@
         <w:t xml:space="preserve">The right materials, hour or place remove one segment.</w:t>
       </w:r>
     </w:p>
-    <w:bookmarkEnd w:id="69"/>
-    <w:bookmarkStart w:id="70" w:name="charms"/>
+    <w:bookmarkEnd w:id="70"/>
+    <w:bookmarkStart w:id="71" w:name="charms"/>
     <w:p>
       <w:pPr>
         <w:pStyle w:val="Heading2"/>
@@ -13660,8 +13694,8 @@
         <w:t xml:space="preserve">. Preparation is how slow magic wins a fast fight.</w:t>
       </w:r>
     </w:p>
-    <w:bookmarkEnd w:id="70"/>
-    <w:bookmarkStart w:id="71" w:name="magic-advancement"/>
+    <w:bookmarkEnd w:id="71"/>
+    <w:bookmarkStart w:id="72" w:name="magic-advancement"/>
     <w:p>
       <w:pPr>
         <w:pStyle w:val="Heading2"/>
@@ -14168,8 +14202,8 @@
         </w:tc>
       </w:tr>
     </w:tbl>
-    <w:bookmarkEnd w:id="71"/>
-    <w:bookmarkStart w:id="72" w:name="magic-in-trails-of-blood-dust"/>
+    <w:bookmarkEnd w:id="72"/>
+    <w:bookmarkStart w:id="73" w:name="magic-in-trails-of-blood-dust"/>
     <w:p>
       <w:pPr>
         <w:pStyle w:val="Heading2"/>
@@ -14401,9 +14435,9 @@
         </w:tc>
       </w:tr>
     </w:tbl>
-    <w:bookmarkEnd w:id="72"/>
     <w:bookmarkEnd w:id="73"/>
-    <w:bookmarkStart w:id="77" w:name="grit-points-and-tracks"/>
+    <w:bookmarkEnd w:id="74"/>
+    <w:bookmarkStart w:id="78" w:name="grit-points-and-tracks"/>
     <w:p>
       <w:pPr>
         <w:pStyle w:val="Heading1"/>
@@ -14412,7 +14446,7 @@
         <w:t xml:space="preserve">Grit points and tracks</w:t>
       </w:r>
     </w:p>
-    <w:bookmarkStart w:id="74" w:name="using-grit-points"/>
+    <w:bookmarkStart w:id="75" w:name="using-grit-points"/>
     <w:p>
       <w:pPr>
         <w:pStyle w:val="Heading2"/>
@@ -14630,8 +14664,8 @@
         <w:t xml:space="preserve">Gain one point when one of your complications creates a meaningful problem you accept, including a companion complication. You can decline the proposed complication without penalty.</w:t>
       </w:r>
     </w:p>
-    <w:bookmarkEnd w:id="74"/>
-    <w:bookmarkStart w:id="75" w:name="trouble"/>
+    <w:bookmarkEnd w:id="75"/>
+    <w:bookmarkStart w:id="76" w:name="trouble"/>
     <w:p>
       <w:pPr>
         <w:pStyle w:val="Heading2"/>
@@ -14920,8 +14954,8 @@
         </w:tc>
       </w:tr>
     </w:tbl>
-    <w:bookmarkEnd w:id="75"/>
-    <w:bookmarkStart w:id="76" w:name="advancement"/>
+    <w:bookmarkEnd w:id="76"/>
+    <w:bookmarkStart w:id="77" w:name="advancement"/>
     <w:p>
       <w:pPr>
         <w:pStyle w:val="Heading2"/>
@@ -15365,9 +15399,9 @@
         <w:t xml:space="preserve">Magic and powers grow the same way, at the costs their chapters give.</w:t>
       </w:r>
     </w:p>
-    <w:bookmarkEnd w:id="76"/>
     <w:bookmarkEnd w:id="77"/>
-    <w:bookmarkStart w:id="80" w:name="running-jobs"/>
+    <w:bookmarkEnd w:id="78"/>
+    <w:bookmarkStart w:id="81" w:name="running-jobs"/>
     <w:p>
       <w:pPr>
         <w:pStyle w:val="Heading1"/>
@@ -15376,7 +15410,7 @@
         <w:t xml:space="preserve">Running jobs</w:t>
       </w:r>
     </w:p>
-    <w:bookmarkStart w:id="78" w:name="job-seeds"/>
+    <w:bookmarkStart w:id="79" w:name="job-seeds"/>
     <w:p>
       <w:pPr>
         <w:pStyle w:val="Heading2"/>
@@ -17608,8 +17642,8 @@
         </w:tc>
       </w:tr>
     </w:tbl>
-    <w:bookmarkEnd w:id="78"/>
-    <w:bookmarkStart w:id="79" w:name="the-trail-journal"/>
+    <w:bookmarkEnd w:id="79"/>
+    <w:bookmarkStart w:id="80" w:name="the-trail-journal"/>
     <w:p>
       <w:pPr>
         <w:pStyle w:val="Heading2"/>
@@ -17736,9 +17770,9 @@
         <w:t xml:space="preserve">After a significant job, each character earns 1 advancement point; at a milestone, 2 more.</w:t>
       </w:r>
     </w:p>
-    <w:bookmarkEnd w:id="79"/>
     <w:bookmarkEnd w:id="80"/>
-    <w:bookmarkStart w:id="87" w:name="monsters-and-magic"/>
+    <w:bookmarkEnd w:id="81"/>
+    <w:bookmarkStart w:id="88" w:name="monsters-and-magic"/>
     <w:p>
       <w:pPr>
         <w:pStyle w:val="Heading1"/>
@@ -17747,7 +17781,7 @@
         <w:t xml:space="preserve">Monsters and magic</w:t>
       </w:r>
     </w:p>
-    <w:bookmarkStart w:id="81" w:name="the-sight"/>
+    <w:bookmarkStart w:id="82" w:name="the-sight"/>
     <w:p>
       <w:pPr>
         <w:pStyle w:val="Heading2"/>
@@ -17777,8 +17811,8 @@
         <w:t xml:space="preserve">. They see ghosts, the true faces of monsters wearing human ones, and magic at work. To everyone else the darkness is a rumor, until it isn’t.</w:t>
       </w:r>
     </w:p>
-    <w:bookmarkEnd w:id="81"/>
-    <w:bookmarkStart w:id="82" w:name="monstrous-forms"/>
+    <w:bookmarkEnd w:id="82"/>
+    <w:bookmarkStart w:id="83" w:name="monstrous-forms"/>
     <w:p>
       <w:pPr>
         <w:pStyle w:val="Heading2"/>
@@ -17837,8 +17871,8 @@
         <w:t xml:space="preserve">.</w:t>
       </w:r>
     </w:p>
-    <w:bookmarkEnd w:id="82"/>
-    <w:bookmarkStart w:id="84" w:name="magic-1"/>
+    <w:bookmarkEnd w:id="83"/>
+    <w:bookmarkStart w:id="85" w:name="magic-1"/>
     <w:p>
       <w:pPr>
         <w:pStyle w:val="Heading2"/>
@@ -18359,7 +18393,7 @@
         <w:t xml:space="preserve">who will curse for money.</w:t>
       </w:r>
     </w:p>
-    <w:bookmarkStart w:id="83" w:name="hexes-1"/>
+    <w:bookmarkStart w:id="84" w:name="hexes-1"/>
     <w:p>
       <w:pPr>
         <w:pStyle w:val="Heading3"/>
@@ -18815,9 +18849,9 @@
         </w:tc>
       </w:tr>
     </w:tbl>
-    <w:bookmarkEnd w:id="83"/>
     <w:bookmarkEnd w:id="84"/>
-    <w:bookmarkStart w:id="85" w:name="weaknesses"/>
+    <w:bookmarkEnd w:id="85"/>
+    <w:bookmarkStart w:id="86" w:name="weaknesses"/>
     <w:p>
       <w:pPr>
         <w:pStyle w:val="Heading2"/>
@@ -19274,8 +19308,8 @@
         </w:tc>
       </w:tr>
     </w:tbl>
-    <w:bookmarkEnd w:id="85"/>
-    <w:bookmarkStart w:id="86" w:name="bites-and-curses"/>
+    <w:bookmarkEnd w:id="86"/>
+    <w:bookmarkStart w:id="87" w:name="bites-and-curses"/>
     <w:p>
       <w:pPr>
         <w:pStyle w:val="Heading2"/>
@@ -19448,9 +19482,9 @@
         <w:t xml:space="preserve">She is tied to a family’s blood, not a place: once she has keened for one of a line, she can follow that family from town to town.</w:t>
       </w:r>
     </w:p>
-    <w:bookmarkEnd w:id="86"/>
     <w:bookmarkEnd w:id="87"/>
-    <w:bookmarkStart w:id="88" w:name="threats"/>
+    <w:bookmarkEnd w:id="88"/>
+    <w:bookmarkStart w:id="89" w:name="threats"/>
     <w:p>
       <w:pPr>
         <w:pStyle w:val="Heading1"/>
@@ -21256,8 +21290,8 @@
         <w:t xml:space="preserve">For a tougher version, add +1 to its targets and one box; for a weaker one, subtract.</w:t>
       </w:r>
     </w:p>
-    <w:bookmarkEnd w:id="88"/>
-    <w:bookmarkStart w:id="95" w:name="ready-made-characters"/>
+    <w:bookmarkEnd w:id="89"/>
+    <w:bookmarkStart w:id="96" w:name="ready-made-characters"/>
     <w:p>
       <w:pPr>
         <w:pStyle w:val="Heading1"/>
@@ -21274,7 +21308,7 @@
         <w:t xml:space="preserve">Characters ready to play, for one-shots, new players, or a group in a hurry. Each follows the creation rules exactly, and their connections tie them together. In the creator, choose one from the ready-made list to open it and make it your own.</w:t>
       </w:r>
     </w:p>
-    <w:bookmarkStart w:id="89" w:name="ruth-calloway"/>
+    <w:bookmarkStart w:id="90" w:name="ruth-calloway"/>
     <w:p>
       <w:pPr>
         <w:pStyle w:val="Heading2"/>
@@ -21459,8 +21493,8 @@
         <w:t xml:space="preserve">Isaiah Booker brought in the man who killed her father, alive, when he could have collected either way.</w:t>
       </w:r>
     </w:p>
-    <w:bookmarkEnd w:id="89"/>
-    <w:bookmarkStart w:id="90" w:name="dr.-elias-webb"/>
+    <w:bookmarkEnd w:id="90"/>
+    <w:bookmarkStart w:id="91" w:name="dr.-elias-webb"/>
     <w:p>
       <w:pPr>
         <w:pStyle w:val="Heading2"/>
@@ -21645,8 +21679,8 @@
         <w:t xml:space="preserve">Reverend Stone is the only one who knows why he left Philadelphia.</w:t>
       </w:r>
     </w:p>
-    <w:bookmarkEnd w:id="90"/>
-    <w:bookmarkStart w:id="91" w:name="tom-feeney"/>
+    <w:bookmarkEnd w:id="91"/>
+    <w:bookmarkStart w:id="92" w:name="tom-feeney"/>
     <w:p>
       <w:pPr>
         <w:pStyle w:val="Heading2"/>
@@ -21847,8 +21881,8 @@
         <w:t xml:space="preserve">Plays cards with Lucinda Marsh every Saturday, and loses.</w:t>
       </w:r>
     </w:p>
-    <w:bookmarkEnd w:id="91"/>
-    <w:bookmarkStart w:id="92" w:name="lucinda-marsh"/>
+    <w:bookmarkEnd w:id="92"/>
+    <w:bookmarkStart w:id="93" w:name="lucinda-marsh"/>
     <w:p>
       <w:pPr>
         <w:pStyle w:val="Heading2"/>
@@ -22033,8 +22067,8 @@
         <w:t xml:space="preserve">Owes Ruth Calloway a favor for a warrant that went missing.</w:t>
       </w:r>
     </w:p>
-    <w:bookmarkEnd w:id="92"/>
-    <w:bookmarkStart w:id="93" w:name="isaiah-booker"/>
+    <w:bookmarkEnd w:id="93"/>
+    <w:bookmarkStart w:id="94" w:name="isaiah-booker"/>
     <w:p>
       <w:pPr>
         <w:pStyle w:val="Heading2"/>
@@ -22219,8 +22253,8 @@
         <w:t xml:space="preserve">Taught Tom Feeney to shoot straight, and still reminds him of it.</w:t>
       </w:r>
     </w:p>
-    <w:bookmarkEnd w:id="93"/>
-    <w:bookmarkStart w:id="94" w:name="rev.-abigail-stone"/>
+    <w:bookmarkEnd w:id="94"/>
+    <w:bookmarkStart w:id="95" w:name="rev.-abigail-stone"/>
     <w:p>
       <w:pPr>
         <w:pStyle w:val="Heading2"/>
@@ -22405,9 +22439,9 @@
         <w:t xml:space="preserve">Keeps Dr. Webb’s secret, and his whiskey hidden.</w:t>
       </w:r>
     </w:p>
-    <w:bookmarkEnd w:id="94"/>
     <w:bookmarkEnd w:id="95"/>
-    <w:bookmarkStart w:id="96" w:name="advantages"/>
+    <w:bookmarkEnd w:id="96"/>
+    <w:bookmarkStart w:id="97" w:name="advantages"/>
     <w:p>
       <w:pPr>
         <w:pStyle w:val="Heading1"/>
@@ -23229,8 +23263,8 @@
         <w:t xml:space="preserve">A badge is legal authority, not a magic word: outlaws and the powerful don’t always care about it, and it carries a duty. Your superiors can give you orders, and abusing the badge or failing in your duty can cost you it. Law callings (Marshal, Deputy) usually take one, as their advantage or as a second advantage Edge. A Pinkerton detective takes Pinkerton Credentials instead: the agency’s reach and files, but no badge.</w:t>
       </w:r>
     </w:p>
-    <w:bookmarkEnd w:id="96"/>
-    <w:bookmarkStart w:id="112" w:name="origins"/>
+    <w:bookmarkEnd w:id="97"/>
+    <w:bookmarkStart w:id="113" w:name="origins"/>
     <w:p>
       <w:pPr>
         <w:pStyle w:val="Heading1"/>
@@ -24220,7 +24254,7 @@
         </w:tc>
       </w:tr>
     </w:tbl>
-    <w:bookmarkStart w:id="97" w:name="shared-rules"/>
+    <w:bookmarkStart w:id="98" w:name="shared-rules"/>
     <w:p>
       <w:pPr>
         <w:pStyle w:val="Heading2"/>
@@ -24422,8 +24456,8 @@
         </w:tc>
       </w:tr>
     </w:tbl>
-    <w:bookmarkEnd w:id="97"/>
-    <w:bookmarkStart w:id="98" w:name="city-bred"/>
+    <w:bookmarkEnd w:id="98"/>
+    <w:bookmarkStart w:id="99" w:name="city-bred"/>
     <w:p>
       <w:pPr>
         <w:pStyle w:val="Heading2"/>
@@ -24674,8 +24708,8 @@
         </w:tc>
       </w:tr>
     </w:tbl>
-    <w:bookmarkEnd w:id="98"/>
-    <w:bookmarkStart w:id="99" w:name="drifter"/>
+    <w:bookmarkEnd w:id="99"/>
+    <w:bookmarkStart w:id="100" w:name="drifter"/>
     <w:p>
       <w:pPr>
         <w:pStyle w:val="Heading2"/>
@@ -24926,8 +24960,8 @@
         </w:tc>
       </w:tr>
     </w:tbl>
-    <w:bookmarkEnd w:id="99"/>
-    <w:bookmarkStart w:id="100" w:name="frontier-born"/>
+    <w:bookmarkEnd w:id="100"/>
+    <w:bookmarkStart w:id="101" w:name="frontier-born"/>
     <w:p>
       <w:pPr>
         <w:pStyle w:val="Heading2"/>
@@ -25178,8 +25212,8 @@
         </w:tc>
       </w:tr>
     </w:tbl>
-    <w:bookmarkEnd w:id="100"/>
-    <w:bookmarkStart w:id="101" w:name="immigrant"/>
+    <w:bookmarkEnd w:id="101"/>
+    <w:bookmarkStart w:id="102" w:name="immigrant"/>
     <w:p>
       <w:pPr>
         <w:pStyle w:val="Heading2"/>
@@ -25430,8 +25464,8 @@
         </w:tc>
       </w:tr>
     </w:tbl>
-    <w:bookmarkEnd w:id="101"/>
-    <w:bookmarkStart w:id="102" w:name="old-money"/>
+    <w:bookmarkEnd w:id="102"/>
+    <w:bookmarkStart w:id="103" w:name="old-money"/>
     <w:p>
       <w:pPr>
         <w:pStyle w:val="Heading2"/>
@@ -25682,8 +25716,8 @@
         </w:tc>
       </w:tr>
     </w:tbl>
-    <w:bookmarkEnd w:id="102"/>
-    <w:bookmarkStart w:id="103" w:name="railroad-hand"/>
+    <w:bookmarkEnd w:id="103"/>
+    <w:bookmarkStart w:id="104" w:name="railroad-hand"/>
     <w:p>
       <w:pPr>
         <w:pStyle w:val="Heading2"/>
@@ -25934,8 +25968,8 @@
         </w:tc>
       </w:tr>
     </w:tbl>
-    <w:bookmarkEnd w:id="103"/>
-    <w:bookmarkStart w:id="104" w:name="war-veteran"/>
+    <w:bookmarkEnd w:id="104"/>
+    <w:bookmarkStart w:id="105" w:name="war-veteran"/>
     <w:p>
       <w:pPr>
         <w:pStyle w:val="Heading2"/>
@@ -26186,8 +26220,8 @@
         </w:tc>
       </w:tr>
     </w:tbl>
-    <w:bookmarkEnd w:id="104"/>
-    <w:bookmarkStart w:id="105" w:name="sighted"/>
+    <w:bookmarkEnd w:id="105"/>
+    <w:bookmarkStart w:id="106" w:name="sighted"/>
     <w:p>
       <w:pPr>
         <w:pStyle w:val="Heading2"/>
@@ -26462,8 +26496,8 @@
         </w:tc>
       </w:tr>
     </w:tbl>
-    <w:bookmarkEnd w:id="105"/>
-    <w:bookmarkStart w:id="106" w:name="dhampir"/>
+    <w:bookmarkEnd w:id="106"/>
+    <w:bookmarkStart w:id="107" w:name="dhampir"/>
     <w:p>
       <w:pPr>
         <w:pStyle w:val="Heading2"/>
@@ -26762,8 +26796,8 @@
         </w:tc>
       </w:tr>
     </w:tbl>
-    <w:bookmarkEnd w:id="106"/>
-    <w:bookmarkStart w:id="107" w:name="practitioner"/>
+    <w:bookmarkEnd w:id="107"/>
+    <w:bookmarkStart w:id="108" w:name="practitioner"/>
     <w:p>
       <w:pPr>
         <w:pStyle w:val="Heading2"/>
@@ -27434,8 +27468,8 @@
         </w:tc>
       </w:tr>
     </w:tbl>
-    <w:bookmarkEnd w:id="107"/>
-    <w:bookmarkStart w:id="108" w:name="revenant"/>
+    <w:bookmarkEnd w:id="108"/>
+    <w:bookmarkStart w:id="109" w:name="revenant"/>
     <w:p>
       <w:pPr>
         <w:pStyle w:val="Heading2"/>
@@ -27734,8 +27768,8 @@
         </w:tc>
       </w:tr>
     </w:tbl>
-    <w:bookmarkEnd w:id="108"/>
-    <w:bookmarkStart w:id="109" w:name="werewolf"/>
+    <w:bookmarkEnd w:id="109"/>
+    <w:bookmarkStart w:id="110" w:name="werewolf"/>
     <w:p>
       <w:pPr>
         <w:pStyle w:val="Heading2"/>
@@ -28068,8 +28102,8 @@
         </w:tc>
       </w:tr>
     </w:tbl>
-    <w:bookmarkEnd w:id="109"/>
-    <w:bookmarkStart w:id="110" w:name="pact-bound"/>
+    <w:bookmarkEnd w:id="110"/>
+    <w:bookmarkStart w:id="111" w:name="pact-bound"/>
     <w:p>
       <w:pPr>
         <w:pStyle w:val="Heading2"/>
@@ -28368,8 +28402,8 @@
         </w:tc>
       </w:tr>
     </w:tbl>
-    <w:bookmarkEnd w:id="110"/>
-    <w:bookmarkStart w:id="111" w:name="vampire"/>
+    <w:bookmarkEnd w:id="111"/>
+    <w:bookmarkStart w:id="112" w:name="vampire"/>
     <w:p>
       <w:pPr>
         <w:pStyle w:val="Heading2"/>
@@ -28714,9 +28748,9 @@
         </w:tc>
       </w:tr>
     </w:tbl>
-    <w:bookmarkEnd w:id="111"/>
     <w:bookmarkEnd w:id="112"/>
-    <w:bookmarkStart w:id="123" w:name="making-your-own"/>
+    <w:bookmarkEnd w:id="113"/>
+    <w:bookmarkStart w:id="124" w:name="making-your-own"/>
     <w:p>
       <w:pPr>
         <w:pStyle w:val="Heading1"/>
@@ -28749,7 +28783,7 @@
         <w:t xml:space="preserve">option at the end of each list, and its checklist holds a custom choice to the same rules as everything else.</w:t>
       </w:r>
     </w:p>
-    <w:bookmarkStart w:id="113" w:name="a-custom-calling"/>
+    <w:bookmarkStart w:id="114" w:name="a-custom-calling"/>
     <w:p>
       <w:pPr>
         <w:pStyle w:val="Heading2"/>
@@ -28925,8 +28959,8 @@
         <w:t xml:space="preserve">.</w:t>
       </w:r>
     </w:p>
-    <w:bookmarkEnd w:id="113"/>
-    <w:bookmarkStart w:id="122" w:name="a-custom-origin"/>
+    <w:bookmarkEnd w:id="114"/>
+    <w:bookmarkStart w:id="123" w:name="a-custom-origin"/>
     <w:p>
       <w:pPr>
         <w:pStyle w:val="Heading2"/>
@@ -28943,7 +28977,7 @@
         <w:t xml:space="preserve">Build it with the GM, one step at a time.</w:t>
       </w:r>
     </w:p>
-    <w:bookmarkStart w:id="114" w:name="the-concept"/>
+    <w:bookmarkStart w:id="115" w:name="the-concept"/>
     <w:p>
       <w:pPr>
         <w:pStyle w:val="Heading3"/>
@@ -28960,8 +28994,8 @@
         <w:t xml:space="preserve">Two or three sentences: where they come from, what sets them apart, and how others see them. It should be something the origins in this book don’t already cover.</w:t>
       </w:r>
     </w:p>
-    <w:bookmarkEnd w:id="114"/>
-    <w:bookmarkStart w:id="115" w:name="the-tier"/>
+    <w:bookmarkEnd w:id="115"/>
+    <w:bookmarkStart w:id="116" w:name="the-tier"/>
     <w:p>
       <w:pPr>
         <w:pStyle w:val="Heading3"/>
@@ -29258,8 +29292,8 @@
         <w:t xml:space="preserve">When in doubt, choose the higher tier.</w:t>
       </w:r>
     </w:p>
-    <w:bookmarkEnd w:id="115"/>
-    <w:bookmarkStart w:id="116" w:name="attribute-adjustments"/>
+    <w:bookmarkEnd w:id="116"/>
+    <w:bookmarkStart w:id="117" w:name="attribute-adjustments"/>
     <w:p>
       <w:pPr>
         <w:pStyle w:val="Heading3"/>
@@ -29305,8 +29339,8 @@
         <w:t xml:space="preserve">: a +2 needs a −2 or two −1s. The adjustments move the attribute’s base (+1 starts it at 11) and raise its starting maximum (13 plus the bonus). Most origins change two to four attributes.</w:t>
       </w:r>
     </w:p>
-    <w:bookmarkEnd w:id="116"/>
-    <w:bookmarkStart w:id="117" w:name="core-rules-tier-1-and-up"/>
+    <w:bookmarkEnd w:id="117"/>
+    <w:bookmarkStart w:id="118" w:name="core-rules-tier-1-and-up"/>
     <w:p>
       <w:pPr>
         <w:pStyle w:val="Heading3"/>
@@ -29323,8 +29357,8 @@
         <w:t xml:space="preserve">One to three short rules that always apply: what they can do (see in the dark, resist cold, a free Trained skill) and what it costs (a weakness, a people’s distrust, a hazard they can’t abide). A strength with no drawback is worth more than it looks, so price it a tier higher.</w:t>
       </w:r>
     </w:p>
-    <w:bookmarkEnd w:id="117"/>
-    <w:bookmarkStart w:id="118" w:name="origin-advantages"/>
+    <w:bookmarkEnd w:id="118"/>
+    <w:bookmarkStart w:id="119" w:name="origin-advantages"/>
     <w:p>
       <w:pPr>
         <w:pStyle w:val="Heading3"/>
@@ -29379,8 +29413,8 @@
         <w:t xml:space="preserve">: a problem the trait causes, with a clear trigger and a real consequence, which earns a Grit point when it bites, like any complication. A character takes one advantage, general or origin, so make them distinct choices.</w:t>
       </w:r>
     </w:p>
-    <w:bookmarkEnd w:id="118"/>
-    <w:bookmarkStart w:id="119" w:name="an-alternate-form-optional-tier-2-or-3"/>
+    <w:bookmarkEnd w:id="119"/>
+    <w:bookmarkStart w:id="120" w:name="an-alternate-form-optional-tier-2-or-3"/>
     <w:p>
       <w:pPr>
         <w:pStyle w:val="Heading3"/>
@@ -29413,8 +29447,8 @@
         <w:t xml:space="preserve">apply.</w:t>
       </w:r>
     </w:p>
-    <w:bookmarkEnd w:id="119"/>
-    <w:bookmarkStart w:id="120" w:name="in-the-creator"/>
+    <w:bookmarkEnd w:id="120"/>
+    <w:bookmarkStart w:id="121" w:name="in-the-creator"/>
     <w:p>
       <w:pPr>
         <w:pStyle w:val="Heading3"/>
@@ -29519,8 +29553,8 @@
         <w:t xml:space="preserve">and enter the advantage and its companion complication.</w:t>
       </w:r>
     </w:p>
-    <w:bookmarkEnd w:id="120"/>
-    <w:bookmarkStart w:id="121" w:name="example"/>
+    <w:bookmarkEnd w:id="121"/>
+    <w:bookmarkStart w:id="122" w:name="example"/>
     <w:p>
       <w:pPr>
         <w:pStyle w:val="Heading3"/>
@@ -29625,10 +29659,10 @@
         <w:t xml:space="preserve">: something from the other side follows you; when it matters, accept the chill, the stopped clock or the panicked horse.</w:t>
       </w:r>
     </w:p>
-    <w:bookmarkEnd w:id="121"/>
     <w:bookmarkEnd w:id="122"/>
     <w:bookmarkEnd w:id="123"/>
-    <w:bookmarkStart w:id="124" w:name="complications"/>
+    <w:bookmarkEnd w:id="124"/>
+    <w:bookmarkStart w:id="125" w:name="complications"/>
     <w:p>
       <w:pPr>
         <w:pStyle w:val="Heading1"/>
@@ -30333,8 +30367,8 @@
         </w:tc>
       </w:tr>
     </w:tbl>
-    <w:bookmarkEnd w:id="124"/>
-    <w:bookmarkStart w:id="126" w:name="quick-reference"/>
+    <w:bookmarkEnd w:id="125"/>
+    <w:bookmarkStart w:id="127" w:name="quick-reference"/>
     <w:p>
       <w:pPr>
         <w:pStyle w:val="Heading1"/>
@@ -30525,7 +30559,7 @@
       <w:r>
         <w:t xml:space="preserve"> </w:t>
       </w:r>
-      <w:hyperlink r:id="rId125">
+      <w:hyperlink r:id="rId126">
         <w:r>
           <w:rPr>
             <w:rStyle w:val="Hyperlink"/>
@@ -30537,7 +30571,7 @@
         <w:t xml:space="preserve">. You may share, adapt, and use it for any purpose, including commercially, as long as you give appropriate credit to the author.</w:t>
       </w:r>
     </w:p>
-    <w:bookmarkEnd w:id="126"/>
+    <w:bookmarkEnd w:id="127"/>
     <w:sectPr/>
   </w:body>
 </w:document>

--- a/legend-dynamics/western/Trails_of_Blood_Dust_Players_Guide.docx
+++ b/legend-dynamics/western/Trails_of_Blood_Dust_Players_Guide.docx
@@ -7940,7 +7940,7 @@
         <w:t xml:space="preserve"> </w:t>
       </w:r>
       <w:r>
-        <w:t xml:space="preserve">Against a weapon in hand or fists, roll Melee −3 with a weapon in hand, or Brawling −3 bare-handed against fists. A second parry in the same round (with Additional Defense) is a further −2. Nobody parries a shot or a missile.</w:t>
+        <w:t xml:space="preserve">Against a weapon in hand or fists, roll Melee −3 with a weapon in hand, or Brawling −3 bare-handed against fists. An open hand can’t parry a blade, claws or fangs. A second parry in the same round (with Additional Defense) is a further −2. Nobody parries a shot or a missile.</w:t>
       </w:r>
     </w:p>
     <w:p>
@@ -8505,28 +8505,6 @@
       </w:pPr>
       <w:r>
         <w:t xml:space="preserve">Trails of Blood &amp; Dust adds these to the attack and defense rules above.</w:t>
-      </w:r>
-    </w:p>
-    <w:p>
-      <w:pPr>
-        <w:numPr>
-          <w:ilvl w:val="0"/>
-          <w:numId w:val="1010"/>
-        </w:numPr>
-        <w:pStyle w:val="Compact"/>
-      </w:pPr>
-      <w:r>
-        <w:rPr>
-          <w:bCs/>
-          <w:b/>
-        </w:rPr>
-        <w:t xml:space="preserve">Bare hands against claws.</w:t>
-      </w:r>
-      <w:r>
-        <w:t xml:space="preserve"> </w:t>
-      </w:r>
-      <w:r>
-        <w:t xml:space="preserve">Out West you can parry claws and fangs bare-handed too, not just fists: Brawling −3.</w:t>
       </w:r>
     </w:p>
     <w:p>

--- a/legend-dynamics/western/Trails_of_Blood_Dust_Players_Guide.docx
+++ b/legend-dynamics/western/Trails_of_Blood_Dust_Players_Guide.docx
@@ -240,7 +240,7 @@
         <w:t xml:space="preserve">Grit points</w:t>
       </w:r>
       <w:r>
-        <w:t xml:space="preserve">. What the GM keeps to themselves (job seeds, the monsters’ weaknesses and curses, the threats, and the GM’s tools) is in a separate book, the</w:t>
+        <w:t xml:space="preserve">. The material for running the game (job seeds, the monsters’ weaknesses and curses, the threats, and the GM’s tools) is in a companion book, the</w:t>
       </w:r>
       <w:r>
         <w:t xml:space="preserve"> </w:t>
@@ -16371,7 +16371,23 @@
         <w:t xml:space="preserve"> </w:t>
       </w:r>
       <w:r>
-        <w:t xml:space="preserve">identifies a creature and its weakness; the Monster Hunter advantage and the Sighted’s Monster’s Eye help. A bite or a curse can follow you off the trail, too. The GM knows what each one does; you find out by asking around, by an Occult roll, or the hard way.</w:t>
+        <w:t xml:space="preserve">identifies a creature and its weakness; the Monster Hunter advantage and the Sighted’s Monster’s Eye help. Each monster’s weakness, and what its bite or curse does, is in the</w:t>
+      </w:r>
+      <w:r>
+        <w:t xml:space="preserve"> </w:t>
+      </w:r>
+      <w:r>
+        <w:rPr>
+          <w:iCs/>
+          <w:i/>
+        </w:rPr>
+        <w:t xml:space="preserve">Monsters</w:t>
+      </w:r>
+      <w:r>
+        <w:t xml:space="preserve"> </w:t>
+      </w:r>
+      <w:r>
+        <w:t xml:space="preserve">chapter of the GM’s Guide.</w:t>
       </w:r>
     </w:p>
     <w:bookmarkEnd w:id="83"/>

--- a/legend-dynamics/western/Trails_of_Blood_Dust_Players_Guide.docx
+++ b/legend-dynamics/western/Trails_of_Blood_Dust_Players_Guide.docx
@@ -1279,7 +1279,7 @@
               <w:rPr>
                 <w:sz w:val="19"/>
               </w:rPr>
-              <w:t xml:space="preserve">hunts what the law can’t hang, and knows which things fear silver, salt or fire (take the Monster Hunter advantage).</w:t>
+              <w:t xml:space="preserve">hunts what the law can’t hang, and knows which things fear silver, salt or fire (take the Hunter’s Almanac advantage: three lore cards to start).</w:t>
             </w:r>
           </w:p>
         </w:tc>
@@ -7315,7 +7315,7 @@
     </w:tbl>
     <w:bookmarkEnd w:id="39"/>
     <w:bookmarkEnd w:id="40"/>
-    <w:bookmarkStart w:id="49" w:name="actions-and-teamwork"/>
+    <w:bookmarkStart w:id="54" w:name="actions-and-teamwork"/>
     <w:p>
       <w:pPr>
         <w:pStyle w:val="Heading1"/>
@@ -7798,13 +7798,13 @@
       </w:r>
     </w:p>
     <w:bookmarkEnd w:id="47"/>
-    <w:bookmarkStart w:id="48" w:name="chases"/>
+    <w:bookmarkStart w:id="52" w:name="discovery-clocks-and-lore-cards"/>
     <w:p>
       <w:pPr>
         <w:pStyle w:val="Heading2"/>
       </w:pPr>
       <w:r>
-        <w:t xml:space="preserve">Chases</w:t>
+        <w:t xml:space="preserve">Discovery clocks and lore cards</w:t>
       </w:r>
     </w:p>
     <w:p>
@@ -7812,53 +7812,7 @@
         <w:pStyle w:val="FirstParagraph"/>
       </w:pPr>
       <w:r>
-        <w:t xml:space="preserve">Run a chase as a progress clock for the pursuers against a danger clock for the quarry’s escape. Each exchange, the characters roll the skill that moves them (Riding, or Athletics on foot): success ticks the pursuers’ clock, failure ticks the escape. Terrain, a tired mount or a damaged engine, and attacks made on the move (at −2) adjust the rolls.</w:t>
-      </w:r>
-    </w:p>
-    <w:bookmarkEnd w:id="48"/>
-    <w:bookmarkEnd w:id="49"/>
-    <w:bookmarkStart w:id="61" w:name="personal-combat"/>
-    <w:p>
-      <w:pPr>
-        <w:pStyle w:val="Heading1"/>
-      </w:pPr>
-      <w:r>
-        <w:t xml:space="preserve">Personal combat</w:t>
-      </w:r>
-    </w:p>
-    <w:bookmarkStart w:id="50" w:name="turn-order-and-actions"/>
-    <w:p>
-      <w:pPr>
-        <w:pStyle w:val="Heading2"/>
-      </w:pPr>
-      <w:r>
-        <w:t xml:space="preserve">Turn order and actions</w:t>
-      </w:r>
-    </w:p>
-    <w:p>
-      <w:pPr>
-        <w:pStyle w:val="FirstParagraph"/>
-      </w:pPr>
-      <w:r>
-        <w:t xml:space="preserve">Act in descending Agility order. Players choose the order of tied characters; the GM resolves other ties. A round lasts a few seconds. On your turn, move a short distance (up to 10 yards: the Close band below) and take one meaningful action, such as attacking, reloading, helping, or attempting a task.</w:t>
-      </w:r>
-    </w:p>
-    <w:bookmarkEnd w:id="50"/>
-    <w:bookmarkStart w:id="51" w:name="attacking-and-defending"/>
-    <w:p>
-      <w:pPr>
-        <w:pStyle w:val="Heading2"/>
-      </w:pPr>
-      <w:r>
-        <w:t xml:space="preserve">Attacking and defending</w:t>
-      </w:r>
-    </w:p>
-    <w:p>
-      <w:pPr>
-        <w:pStyle w:val="FirstParagraph"/>
-      </w:pPr>
-      <w:r>
-        <w:t xml:space="preserve">Roll Shooting for a ranged attack, Melee for a weapon in hand, or Brawling for fists and grappling. If the attack succeeds, an aware target able to move may</w:t>
+        <w:t xml:space="preserve">When a job turns on an unknown subject (a supernatural creature and its weakness), the GM sets up a</w:t>
       </w:r>
       <w:r>
         <w:t xml:space="preserve"> </w:t>
@@ -7868,32 +7822,23 @@
           <w:bCs/>
           <w:b/>
         </w:rPr>
-        <w:t xml:space="preserve">defend</w:t>
-      </w:r>
-      <w:r>
-        <w:t xml:space="preserve">: Dodge, Parry or Block. A successful defense cancels the hit. Apply injury penalties to every defense.</w:t>
-      </w:r>
-    </w:p>
-    <w:p>
-      <w:pPr>
-        <w:numPr>
-          <w:ilvl w:val="0"/>
-          <w:numId w:val="1008"/>
-        </w:numPr>
-        <w:pStyle w:val="Compact"/>
-      </w:pPr>
+        <w:t xml:space="preserve">discovery clock</w:t>
+      </w:r>
+      <w:r>
+        <w:t xml:space="preserve">. It fills in three phases, and filling it mints a</w:t>
+      </w:r>
+      <w:r>
+        <w:t xml:space="preserve"> </w:t>
+      </w:r>
       <w:r>
         <w:rPr>
           <w:bCs/>
           <w:b/>
         </w:rPr>
-        <w:t xml:space="preserve">One defense a round.</w:t>
-      </w:r>
-      <w:r>
-        <w:t xml:space="preserve"> </w:t>
-      </w:r>
-      <w:r>
-        <w:t xml:space="preserve">A target gets one defense a round, between its turns, and chooses which when an attack hits. The</w:t>
+        <w:t xml:space="preserve">lore card</w:t>
+      </w:r>
+      <w:r>
+        <w:t xml:space="preserve">: what the characters learned, kept for good. A character’s lore cards are their</w:t>
       </w:r>
       <w:r>
         <w:t xml:space="preserve"> </w:t>
@@ -7903,260 +7848,10 @@
           <w:bCs/>
           <w:b/>
         </w:rPr>
-        <w:t xml:space="preserve">Additional Defense</w:t>
-      </w:r>
-      <w:r>
-        <w:t xml:space="preserve"> </w:t>
-      </w:r>
-      <w:r>
-        <w:t xml:space="preserve">Edge gives a second.</w:t>
-      </w:r>
-    </w:p>
-    <w:p>
-      <w:pPr>
-        <w:numPr>
-          <w:ilvl w:val="0"/>
-          <w:numId w:val="1008"/>
-        </w:numPr>
-        <w:pStyle w:val="Compact"/>
-      </w:pPr>
-      <w:r>
-        <w:rPr>
-          <w:bCs/>
-          <w:b/>
-        </w:rPr>
-        <w:t xml:space="preserve">Dodge</w:t>
-      </w:r>
-      <w:r>
-        <w:t xml:space="preserve"> </w:t>
-      </w:r>
-      <w:r>
-        <w:t xml:space="preserve">is Agility −2, with +1 for Trained Athletics or +2 for Athletics as a Specialty or Expert.</w:t>
-      </w:r>
-    </w:p>
-    <w:p>
-      <w:pPr>
-        <w:numPr>
-          <w:ilvl w:val="0"/>
-          <w:numId w:val="1008"/>
-        </w:numPr>
-        <w:pStyle w:val="Compact"/>
-      </w:pPr>
-      <w:r>
-        <w:rPr>
-          <w:bCs/>
-          <w:b/>
-        </w:rPr>
-        <w:t xml:space="preserve">Parry.</w:t>
-      </w:r>
-      <w:r>
-        <w:t xml:space="preserve"> </w:t>
-      </w:r>
-      <w:r>
-        <w:t xml:space="preserve">Against a weapon in hand or fists, roll Melee −3 with a weapon in hand, or Brawling −3 bare-handed against fists. An open hand can’t parry a blade, claws or fangs. A second parry in the same round (with Additional Defense) is a further −2. Nobody parries a shot or a missile.</w:t>
-      </w:r>
-    </w:p>
-    <w:p>
-      <w:pPr>
-        <w:numPr>
-          <w:ilvl w:val="0"/>
-          <w:numId w:val="1008"/>
-        </w:numPr>
-        <w:pStyle w:val="Compact"/>
-      </w:pPr>
-      <w:r>
-        <w:rPr>
-          <w:bCs/>
-          <w:b/>
-        </w:rPr>
-        <w:t xml:space="preserve">Block.</w:t>
-      </w:r>
-      <w:r>
-        <w:t xml:space="preserve"> </w:t>
-      </w:r>
-      <w:r>
-        <w:t xml:space="preserve">With a shield, or anything that can stand in for one (a chair, a plank, a crate lid), you can block a weapon in hand, fists, or a thrown or loosed missile: roll Melee −2, plus the shield’s bonus. Nothing you can lift blocks a gunshot or a blast. An improvised shield breaks the first time it blocks a hit of 2 or more boxes.</w:t>
-      </w:r>
-    </w:p>
-    <w:p>
-      <w:pPr>
-        <w:numPr>
-          <w:ilvl w:val="0"/>
-          <w:numId w:val="1008"/>
-        </w:numPr>
-        <w:pStyle w:val="Compact"/>
-      </w:pPr>
-      <w:r>
-        <w:rPr>
-          <w:bCs/>
-          <w:b/>
-        </w:rPr>
-        <w:t xml:space="preserve">Attack quality.</w:t>
-      </w:r>
-      <w:r>
-        <w:t xml:space="preserve"> </w:t>
-      </w:r>
-      <w:r>
-        <w:t xml:space="preserve">A clean hit is harder to escape. When an attack succeeds by 3 or 4, the defense is at −1; by 5 or 6, −2; by 7 or more, −3.</w:t>
-      </w:r>
-    </w:p>
-    <w:p>
-      <w:pPr>
-        <w:numPr>
-          <w:ilvl w:val="0"/>
-          <w:numId w:val="1008"/>
-        </w:numPr>
-        <w:pStyle w:val="Compact"/>
-      </w:pPr>
-      <w:r>
-        <w:rPr>
-          <w:bCs/>
-          <w:b/>
-        </w:rPr>
-        <w:t xml:space="preserve">Aim.</w:t>
-      </w:r>
-      <w:r>
-        <w:t xml:space="preserve"> </w:t>
-      </w:r>
-      <w:r>
-        <w:t xml:space="preserve">Spend your action aiming at a target you can see: +1 to your next attack against it. An advantage that rewards aiming adds its bonus to this.</w:t>
-      </w:r>
-    </w:p>
-    <w:p>
-      <w:pPr>
-        <w:pStyle w:val="FirstParagraph"/>
-      </w:pPr>
-      <w:r>
-        <w:t xml:space="preserve">Solid cover blocks a shot. Partial cover imposes −2 on the attack. Weapon effects apply after a hit survives any defense. Success margin does not increase damage: a great hit decides</w:t>
-      </w:r>
-      <w:r>
-        <w:t xml:space="preserve"> </w:t>
-      </w:r>
-      <w:r>
-        <w:rPr>
-          <w:iCs/>
-          <w:i/>
-        </w:rPr>
-        <w:t xml:space="preserve">what</w:t>
-      </w:r>
-      <w:r>
-        <w:t xml:space="preserve"> </w:t>
-      </w:r>
-      <w:r>
-        <w:t xml:space="preserve">happens instead.</w:t>
-      </w:r>
-    </w:p>
-    <w:bookmarkEnd w:id="51"/>
-    <w:bookmarkStart w:id="54" w:name="telling-hits"/>
-    <w:p>
-      <w:pPr>
-        <w:pStyle w:val="Heading2"/>
-      </w:pPr>
-      <w:r>
-        <w:t xml:space="preserve">Telling hits</w:t>
-      </w:r>
-    </w:p>
-    <w:p>
-      <w:pPr>
-        <w:pStyle w:val="FirstParagraph"/>
-      </w:pPr>
-      <w:r>
-        <w:t xml:space="preserve">A really good shot, or a blow that lands exactly where it was meant to, lets the attacker say what it does.</w:t>
-      </w:r>
-    </w:p>
-    <w:p>
-      <w:pPr>
-        <w:numPr>
-          <w:ilvl w:val="0"/>
-          <w:numId w:val="1009"/>
-        </w:numPr>
-        <w:pStyle w:val="Compact"/>
-      </w:pPr>
-      <w:r>
-        <w:rPr>
-          <w:bCs/>
-          <w:b/>
-        </w:rPr>
-        <w:t xml:space="preserve">A telling hit</w:t>
-      </w:r>
-      <w:r>
-        <w:t xml:space="preserve"> </w:t>
-      </w:r>
-      <w:r>
-        <w:t xml:space="preserve">is an attack that succeeds by</w:t>
-      </w:r>
-      <w:r>
-        <w:t xml:space="preserve"> </w:t>
-      </w:r>
-      <w:r>
-        <w:rPr>
-          <w:bCs/>
-          <w:b/>
-        </w:rPr>
-        <w:t xml:space="preserve">5 or more</w:t>
-      </w:r>
-      <w:r>
-        <w:t xml:space="preserve">, or on a natural 3 or 4, and isn’t stopped by a defense. The attacker picks</w:t>
-      </w:r>
-      <w:r>
-        <w:t xml:space="preserve"> </w:t>
-      </w:r>
-      <w:r>
-        <w:rPr>
-          <w:bCs/>
-          <w:b/>
-        </w:rPr>
-        <w:t xml:space="preserve">one effect</w:t>
-      </w:r>
-      <w:r>
-        <w:t xml:space="preserve"> </w:t>
-      </w:r>
-      <w:r>
-        <w:t xml:space="preserve">below and describes it. The weapon still marks its usual boxes.</w:t>
-      </w:r>
-    </w:p>
-    <w:p>
-      <w:pPr>
-        <w:numPr>
-          <w:ilvl w:val="0"/>
-          <w:numId w:val="1009"/>
-        </w:numPr>
-        <w:pStyle w:val="Compact"/>
-      </w:pPr>
-      <w:r>
-        <w:rPr>
-          <w:bCs/>
-          <w:b/>
-        </w:rPr>
-        <w:t xml:space="preserve">A called shot.</w:t>
-      </w:r>
-      <w:r>
-        <w:t xml:space="preserve"> </w:t>
-      </w:r>
-      <w:r>
-        <w:t xml:space="preserve">Before rolling, name the effect you want and take −2 on the attack, or −4 for a small target (a hand, an eye, a rope, a lock). If the attack hits at all, the effect happens, whatever the margin. An advantage that rewards aiming cuts this penalty by 1.</w:t>
-      </w:r>
-    </w:p>
-    <w:p>
-      <w:pPr>
-        <w:numPr>
-          <w:ilvl w:val="0"/>
-          <w:numId w:val="1009"/>
-        </w:numPr>
-        <w:pStyle w:val="Compact"/>
-      </w:pPr>
-      <w:r>
-        <w:rPr>
-          <w:bCs/>
-          <w:b/>
-        </w:rPr>
-        <w:t xml:space="preserve">Both ways.</w:t>
-      </w:r>
-      <w:r>
-        <w:t xml:space="preserve"> </w:t>
-      </w:r>
-      <w:r>
-        <w:t xml:space="preserve">Opponents land telling hits on characters too.</w:t>
+        <w:t xml:space="preserve">hunter’s almanac</w:t>
+      </w:r>
+      <w:r>
+        <w:t xml:space="preserve">.</w:t>
       </w:r>
     </w:p>
     <w:tbl>
@@ -8196,7 +7891,7 @@
                 <w:b/>
                 <w:sz w:val="19"/>
               </w:rPr>
-              <w:t xml:space="preserve">Effect</w:t>
+              <w:t xml:space="preserve">Phase</w:t>
             </w:r>
           </w:p>
         </w:tc>
@@ -8214,238 +7909,106 @@
                 <w:b/>
                 <w:sz w:val="19"/>
               </w:rPr>
-              <w:t xml:space="preserve">What happens</w:t>
-            </w:r>
-          </w:p>
-        </w:tc>
-      </w:tr>
-      <w:tr>
-        <w:tc>
-          <w:tcPr/>
-          <w:p>
-            <w:pPr>
-              <w:pStyle w:val="Compact"/>
-              <w:jc w:val="left"/>
-            </w:pPr>
-            <w:r>
-              <w:rPr>
-                <w:b/>
-                <w:sz w:val="19"/>
-              </w:rPr>
-              <w:t xml:space="preserve">Disarm</w:t>
-            </w:r>
-          </w:p>
-        </w:tc>
-        <w:tc>
-          <w:tcPr/>
-          <w:p>
-            <w:pPr>
-              <w:pStyle w:val="Compact"/>
-              <w:jc w:val="left"/>
-            </w:pPr>
-            <w:r>
-              <w:rPr>
-                <w:sz w:val="19"/>
-              </w:rPr>
-              <w:t xml:space="preserve">The weapon or held item drops, or flies a few yards away</w:t>
-            </w:r>
-          </w:p>
-        </w:tc>
-      </w:tr>
-      <w:tr>
-        <w:tc>
-          <w:tcPr/>
-          <w:p>
-            <w:pPr>
-              <w:pStyle w:val="Compact"/>
-              <w:jc w:val="left"/>
-            </w:pPr>
-            <w:r>
-              <w:rPr>
-                <w:b/>
-                <w:sz w:val="19"/>
-              </w:rPr>
-              <w:t xml:space="preserve">Knock down</w:t>
-            </w:r>
-          </w:p>
-        </w:tc>
-        <w:tc>
-          <w:tcPr/>
-          <w:p>
-            <w:pPr>
-              <w:pStyle w:val="Compact"/>
-              <w:jc w:val="left"/>
-            </w:pPr>
-            <w:r>
-              <w:rPr>
-                <w:sz w:val="19"/>
-              </w:rPr>
-              <w:t xml:space="preserve">The target falls prone, or is driven back a few steps</w:t>
-            </w:r>
-          </w:p>
-        </w:tc>
-      </w:tr>
-      <w:tr>
-        <w:tc>
-          <w:tcPr/>
-          <w:p>
-            <w:pPr>
-              <w:pStyle w:val="Compact"/>
-              <w:jc w:val="left"/>
-            </w:pPr>
-            <w:r>
-              <w:rPr>
-                <w:b/>
-                <w:sz w:val="19"/>
-              </w:rPr>
-              <w:t xml:space="preserve">Pin</w:t>
-            </w:r>
-          </w:p>
-        </w:tc>
-        <w:tc>
-          <w:tcPr/>
-          <w:p>
-            <w:pPr>
-              <w:pStyle w:val="Compact"/>
-              <w:jc w:val="left"/>
-            </w:pPr>
-            <w:r>
-              <w:rPr>
-                <w:sz w:val="19"/>
-              </w:rPr>
-              <w:t xml:space="preserve">The target is held, tangled or pinned down: their next action goes to getting free</w:t>
-            </w:r>
-          </w:p>
-        </w:tc>
-      </w:tr>
-      <w:tr>
-        <w:tc>
-          <w:tcPr/>
-          <w:p>
-            <w:pPr>
-              <w:pStyle w:val="Compact"/>
-              <w:jc w:val="left"/>
-            </w:pPr>
-            <w:r>
-              <w:rPr>
-                <w:b/>
-                <w:sz w:val="19"/>
-              </w:rPr>
-              <w:t xml:space="preserve">Rattle</w:t>
-            </w:r>
-          </w:p>
-        </w:tc>
-        <w:tc>
-          <w:tcPr/>
-          <w:p>
-            <w:pPr>
-              <w:pStyle w:val="Compact"/>
-              <w:jc w:val="left"/>
-            </w:pPr>
-            <w:r>
-              <w:rPr>
-                <w:sz w:val="19"/>
-              </w:rPr>
-              <w:t xml:space="preserve">−2 to the target’s next roll</w:t>
-            </w:r>
-          </w:p>
-        </w:tc>
-      </w:tr>
-      <w:tr>
-        <w:tc>
-          <w:tcPr/>
-          <w:p>
-            <w:pPr>
-              <w:pStyle w:val="Compact"/>
-              <w:jc w:val="left"/>
-            </w:pPr>
-            <w:r>
-              <w:rPr>
-                <w:b/>
-                <w:sz w:val="19"/>
-              </w:rPr>
-              <w:t xml:space="preserve">Break gear</w:t>
-            </w:r>
-          </w:p>
-        </w:tc>
-        <w:tc>
-          <w:tcPr/>
-          <w:p>
-            <w:pPr>
-              <w:pStyle w:val="Compact"/>
-              <w:jc w:val="left"/>
-            </w:pPr>
-            <w:r>
-              <w:rPr>
-                <w:sz w:val="19"/>
-              </w:rPr>
-              <w:t xml:space="preserve">A shield, weapon or tool breaks; armor loses 1 protection until it’s repaired</w:t>
-            </w:r>
-          </w:p>
-        </w:tc>
-      </w:tr>
-      <w:tr>
-        <w:tc>
-          <w:tcPr/>
-          <w:p>
-            <w:pPr>
-              <w:pStyle w:val="Compact"/>
-              <w:jc w:val="left"/>
-            </w:pPr>
-            <w:r>
-              <w:rPr>
-                <w:b/>
-                <w:sz w:val="19"/>
-              </w:rPr>
-              <w:t xml:space="preserve">Open them up</w:t>
-            </w:r>
-          </w:p>
-        </w:tc>
-        <w:tc>
-          <w:tcPr/>
-          <w:p>
-            <w:pPr>
-              <w:pStyle w:val="Compact"/>
-              <w:jc w:val="left"/>
-            </w:pPr>
-            <w:r>
-              <w:rPr>
-                <w:sz w:val="19"/>
-              </w:rPr>
-              <w:t xml:space="preserve">The next attack on this target this round gets +2</w:t>
-            </w:r>
-          </w:p>
-        </w:tc>
-      </w:tr>
-      <w:tr>
-        <w:tc>
-          <w:tcPr/>
-          <w:p>
-            <w:pPr>
-              <w:pStyle w:val="Compact"/>
-              <w:jc w:val="left"/>
-            </w:pPr>
-            <w:r>
-              <w:rPr>
-                <w:b/>
-                <w:sz w:val="19"/>
-              </w:rPr>
-              <w:t xml:space="preserve">Precise</w:t>
-            </w:r>
-          </w:p>
-        </w:tc>
-        <w:tc>
-          <w:tcPr/>
-          <w:p>
-            <w:pPr>
-              <w:pStyle w:val="Compact"/>
-              <w:jc w:val="left"/>
-            </w:pPr>
-            <w:r>
-              <w:rPr>
-                <w:sz w:val="19"/>
-              </w:rPr>
-              <w:t xml:space="preserve">You hit exactly what you aimed at: the lantern, the rope, the tire, the hand on the trigger</w:t>
+              <w:t xml:space="preserve">What it means</w:t>
+            </w:r>
+          </w:p>
+        </w:tc>
+      </w:tr>
+      <w:tr>
+        <w:tc>
+          <w:tcPr/>
+          <w:p>
+            <w:pPr>
+              <w:pStyle w:val="Compact"/>
+              <w:jc w:val="left"/>
+            </w:pPr>
+            <w:r>
+              <w:rPr>
+                <w:b/>
+                <w:sz w:val="19"/>
+              </w:rPr>
+              <w:t xml:space="preserve">1. Confront the unknown</w:t>
+            </w:r>
+          </w:p>
+        </w:tc>
+        <w:tc>
+          <w:tcPr/>
+          <w:p>
+            <w:pPr>
+              <w:pStyle w:val="Compact"/>
+              <w:jc w:val="left"/>
+            </w:pPr>
+            <w:r>
+              <w:rPr>
+                <w:sz w:val="19"/>
+              </w:rPr>
+              <w:t xml:space="preserve">Effects without a cause: a body drained white, cattle torn open, a town gone too quiet. You may suspect, but nothing is confirmed.</w:t>
+            </w:r>
+          </w:p>
+        </w:tc>
+      </w:tr>
+      <w:tr>
+        <w:tc>
+          <w:tcPr/>
+          <w:p>
+            <w:pPr>
+              <w:pStyle w:val="Compact"/>
+              <w:jc w:val="left"/>
+            </w:pPr>
+            <w:r>
+              <w:rPr>
+                <w:b/>
+                <w:sz w:val="19"/>
+              </w:rPr>
+              <w:t xml:space="preserve">2. Identify</w:t>
+            </w:r>
+          </w:p>
+        </w:tc>
+        <w:tc>
+          <w:tcPr/>
+          <w:p>
+            <w:pPr>
+              <w:pStyle w:val="Compact"/>
+              <w:jc w:val="left"/>
+            </w:pPr>
+            <w:r>
+              <w:rPr>
+                <w:sz w:val="19"/>
+              </w:rPr>
+              <w:t xml:space="preserve">Name the creature. This is the gate: until its identity is confirmed, no lore card applies, and the GM treats your theories as suspicion only.</w:t>
+            </w:r>
+          </w:p>
+        </w:tc>
+      </w:tr>
+      <w:tr>
+        <w:tc>
+          <w:tcPr/>
+          <w:p>
+            <w:pPr>
+              <w:pStyle w:val="Compact"/>
+              <w:jc w:val="left"/>
+            </w:pPr>
+            <w:r>
+              <w:rPr>
+                <w:b/>
+                <w:sz w:val="19"/>
+              </w:rPr>
+              <w:t xml:space="preserve">3. Uncover</w:t>
+            </w:r>
+          </w:p>
+        </w:tc>
+        <w:tc>
+          <w:tcPr/>
+          <w:p>
+            <w:pPr>
+              <w:pStyle w:val="Compact"/>
+              <w:jc w:val="left"/>
+            </w:pPr>
+            <w:r>
+              <w:rPr>
+                <w:sz w:val="19"/>
+              </w:rPr>
+              <w:t xml:space="preserve">Learn how it is beaten. Filling this phase fills the clock and mints a lore card.</w:t>
             </w:r>
           </w:p>
         </w:tc>
@@ -8453,38 +8016,46 @@
     </w:tbl>
     <w:p>
       <w:pPr>
-        <w:pStyle w:val="BodyText"/>
+        <w:numPr>
+          <w:ilvl w:val="0"/>
+          <w:numId w:val="1008"/>
+        </w:numPr>
+        <w:pStyle w:val="Compact"/>
       </w:pPr>
       <w:r>
         <w:rPr>
           <w:bCs/>
           <w:b/>
         </w:rPr>
-        <w:t xml:space="preserve">Limits.</w:t>
-      </w:r>
-      <w:r>
-        <w:t xml:space="preserve"> </w:t>
-      </w:r>
-      <w:r>
-        <w:t xml:space="preserve">A telling hit never adds boxes and never gets past a defense. The effect has to make sense: nobody disarms a bear or knocks down a train, and the GM can rule an effect out. Opponents who drop from one hit are already down, so a telling hit against them sets up what comes next, like sending one crashing into another.</w:t>
-      </w:r>
-    </w:p>
-    <w:p>
-      <w:pPr>
-        <w:pStyle w:val="BodyText"/>
+        <w:t xml:space="preserve">Sizing.</w:t>
+      </w:r>
+      <w:r>
+        <w:t xml:space="preserve"> </w:t>
+      </w:r>
+      <w:r>
+        <w:t xml:space="preserve">The GM decides how many segments each phase needs (usually 1–2 to Confront, 2–3 to Identify, 2–3 to Uncover) and which methods can advance it, and shows the clock to the players.</w:t>
+      </w:r>
+    </w:p>
+    <w:p>
+      <w:pPr>
+        <w:numPr>
+          <w:ilvl w:val="0"/>
+          <w:numId w:val="1008"/>
+        </w:numPr>
+        <w:pStyle w:val="Compact"/>
       </w:pPr>
       <w:r>
         <w:rPr>
           <w:bCs/>
           <w:b/>
         </w:rPr>
-        <w:t xml:space="preserve">Staying alive.</w:t>
-      </w:r>
-      <w:r>
-        <w:t xml:space="preserve"> </w:t>
-      </w:r>
-      <w:r>
-        <w:t xml:space="preserve">A character on the receiving end can shrug off a telling hit’s effect with</w:t>
+        <w:t xml:space="preserve">Advancing.</w:t>
+      </w:r>
+      <w:r>
+        <w:t xml:space="preserve"> </w:t>
+      </w:r>
+      <w:r>
+        <w:t xml:space="preserve">Each roll that advances the clock uses a concrete</w:t>
       </w:r>
       <w:r>
         <w:t xml:space="preserve"> </w:t>
@@ -8494,37 +8065,20 @@
           <w:bCs/>
           <w:b/>
         </w:rPr>
-        <w:t xml:space="preserve">Hard to put down</w:t>
-      </w:r>
-      <w:r>
-        <w:t xml:space="preserve"> </w:t>
-      </w:r>
-      <w:r>
-        <w:t xml:space="preserve">(once per fight) or by spending a Grit point. Either way, they still take the boxes.</w:t>
-      </w:r>
-    </w:p>
-    <w:bookmarkStart w:id="52" w:name="fighting-in-trails-of-blood-dust"/>
-    <w:p>
-      <w:pPr>
-        <w:pStyle w:val="Heading3"/>
-      </w:pPr>
-      <w:r>
-        <w:t xml:space="preserve">Fighting in Trails of Blood &amp; Dust</w:t>
-      </w:r>
-    </w:p>
-    <w:p>
-      <w:pPr>
-        <w:pStyle w:val="FirstParagraph"/>
-      </w:pPr>
-      <w:r>
-        <w:t xml:space="preserve">Trails of Blood &amp; Dust adds these to the attack and defense rules above.</w:t>
+        <w:t xml:space="preserve">method</w:t>
+      </w:r>
+      <w:r>
+        <w:t xml:space="preserve"> </w:t>
+      </w:r>
+      <w:r>
+        <w:t xml:space="preserve">tied to a skill (below): one segment for a success, two for success by 5 or more. The clock stops at the end of Identify until the subject is confirmed: segments never spill past the gate.</w:t>
       </w:r>
     </w:p>
     <w:p>
       <w:pPr>
         <w:numPr>
           <w:ilvl w:val="0"/>
-          <w:numId w:val="1010"/>
+          <w:numId w:val="1008"/>
         </w:numPr>
         <w:pStyle w:val="Compact"/>
       </w:pPr>
@@ -8533,20 +8087,36 @@
           <w:bCs/>
           <w:b/>
         </w:rPr>
-        <w:t xml:space="preserve">Shields.</w:t>
-      </w:r>
-      <w:r>
-        <w:t xml:space="preserve"> </w:t>
-      </w:r>
-      <w:r>
-        <w:t xml:space="preserve">A real shield is rare out West: a hide shield or an iron-bound buckler gives +1 to Block. Anything at hand stands in: a chair, a wooden slat, a crate lid, a saddle.</w:t>
+        <w:t xml:space="preserve">The primary investigator.</w:t>
+      </w:r>
+      <w:r>
+        <w:t xml:space="preserve"> </w:t>
+      </w:r>
+      <w:r>
+        <w:t xml:space="preserve">One character leads and owns the lore card. Others</w:t>
+      </w:r>
+      <w:r>
+        <w:t xml:space="preserve"> </w:t>
+      </w:r>
+      <w:r>
+        <w:rPr>
+          <w:bCs/>
+          <w:b/>
+        </w:rPr>
+        <w:t xml:space="preserve">assist</w:t>
+      </w:r>
+      <w:r>
+        <w:t xml:space="preserve"> </w:t>
+      </w:r>
+      <w:r>
+        <w:t xml:space="preserve">under the usual assistance rules, rolling a relevant skill. A character who holds a relevant lore card can assist with a method they couldn’t otherwise bring (the lore card is why they’re qualified); it adds nothing beyond the normal assistance.</w:t>
       </w:r>
     </w:p>
     <w:p>
       <w:pPr>
         <w:numPr>
           <w:ilvl w:val="0"/>
-          <w:numId w:val="1010"/>
+          <w:numId w:val="1008"/>
         </w:numPr>
         <w:pStyle w:val="Compact"/>
       </w:pPr>
@@ -8555,63 +8125,125 @@
           <w:bCs/>
           <w:b/>
         </w:rPr>
-        <w:t xml:space="preserve">Careful Marksman.</w:t>
-      </w:r>
-      <w:r>
-        <w:t xml:space="preserve"> </w:t>
-      </w:r>
-      <w:r>
-        <w:t xml:space="preserve">Aiming with the advantage gives +3 in all: Aim’s +1 and the advantage’s +2.</w:t>
+        <w:t xml:space="preserve">Pushing.</w:t>
+      </w:r>
+      <w:r>
+        <w:t xml:space="preserve"> </w:t>
+      </w:r>
+      <w:r>
+        <w:t xml:space="preserve">A player can push to dig faster or harder: a success advances one extra segment, but a track ticks (below) whatever the roll.</w:t>
+      </w:r>
+    </w:p>
+    <w:bookmarkStart w:id="48" w:name="the-lore-card"/>
+    <w:p>
+      <w:pPr>
+        <w:pStyle w:val="Heading3"/>
+      </w:pPr>
+      <w:r>
+        <w:t xml:space="preserve">The lore card</w:t>
+      </w:r>
+    </w:p>
+    <w:p>
+      <w:pPr>
+        <w:pStyle w:val="FirstParagraph"/>
+      </w:pPr>
+      <w:r>
+        <w:t xml:space="preserve">A lore card grants</w:t>
+      </w:r>
+      <w:r>
+        <w:t xml:space="preserve"> </w:t>
+      </w:r>
+      <w:r>
+        <w:rPr>
+          <w:bCs/>
+          <w:b/>
+        </w:rPr>
+        <w:t xml:space="preserve">no bonus</w:t>
+      </w:r>
+      <w:r>
+        <w:t xml:space="preserve"> </w:t>
+      </w:r>
+      <w:r>
+        <w:t xml:space="preserve">to any roll. It is an earned permission: knowledge that makes possible an action otherwise forbidden or unavailable against that subject. Without it, the GM can rule that the action isn’t possible: you can’t aim for a heart you don’t know is the weakness, or speak a name you never learned. A lore card can authorize a called shot or a telling-hit effect that would otherwise be unavailable.</w:t>
       </w:r>
     </w:p>
     <w:p>
       <w:pPr>
         <w:numPr>
           <w:ilvl w:val="0"/>
-          <w:numId w:val="1010"/>
+          <w:numId w:val="1009"/>
         </w:numPr>
         <w:pStyle w:val="Compact"/>
       </w:pPr>
       <w:r>
+        <w:t xml:space="preserve">A lore card never helps confirm its own subject: holding one doesn’t prove this is that. It applies once the Identify phase has confirmed it.</w:t>
+      </w:r>
+    </w:p>
+    <w:p>
+      <w:pPr>
+        <w:numPr>
+          <w:ilvl w:val="0"/>
+          <w:numId w:val="1009"/>
+        </w:numPr>
+        <w:pStyle w:val="Compact"/>
+      </w:pPr>
+      <w:r>
         <w:rPr>
           <w:bCs/>
           <w:b/>
         </w:rPr>
-        <w:t xml:space="preserve">A heavy coat.</w:t>
-      </w:r>
-      <w:r>
-        <w:t xml:space="preserve"> </w:t>
-      </w:r>
-      <w:r>
-        <w:t xml:space="preserve">A buffalo coat or a canvas duster turns a blade, a claw or an arrow, but not a bullet. Once per fight, a hit of 2 or more boxes from a blade, claw, fang or missile marks one fewer.</w:t>
-      </w:r>
-    </w:p>
-    <w:p>
-      <w:pPr>
-        <w:pStyle w:val="FirstParagraph"/>
-      </w:pPr>
+        <w:t xml:space="preserve">Shared copies.</w:t>
+      </w:r>
+      <w:r>
+        <w:t xml:space="preserve"> </w:t>
+      </w:r>
+      <w:r>
+        <w:t xml:space="preserve">Every character present when the lore card is minted (the climactic confrontation or the breakthrough) gets a shared copy; the primary investigator is recorded as its owner. An absent character doesn’t, though a holder can teach it to them later with the GM’s agreement.</w:t>
+      </w:r>
+    </w:p>
+    <w:p>
+      <w:pPr>
+        <w:numPr>
+          <w:ilvl w:val="0"/>
+          <w:numId w:val="1009"/>
+        </w:numPr>
+        <w:pStyle w:val="Compact"/>
+      </w:pPr>
+      <w:r>
+        <w:rPr>
+          <w:bCs/>
+          <w:b/>
+        </w:rPr>
+        <w:t xml:space="preserve">What it records.</w:t>
+      </w:r>
+      <w:r>
+        <w:t xml:space="preserve"> </w:t>
+      </w:r>
+      <w:r>
+        <w:t xml:space="preserve">The subject (its tag), what was learned, what it permits, the job where it was earned, its owner, and who was there. It’s kept on the character sheet, under</w:t>
+      </w:r>
+      <w:r>
+        <w:t xml:space="preserve"> </w:t>
+      </w:r>
       <w:r>
         <w:rPr>
           <w:iCs/>
           <w:i/>
         </w:rPr>
-        <w:t xml:space="preserve">Example:</w:t>
-      </w:r>
-      <w:r>
-        <w:t xml:space="preserve"> </w:t>
-      </w:r>
-      <w:r>
-        <w:t xml:space="preserve">a werewolf’s claws succeed by 5 against Deputy Ames, who hasn’t defended yet this round. Dodge is 11, −2 for the clean hit: Ames needs a 9 or less. A parry with the saber would be Melee 14 −3 −2 = 9, no better, so Ames dodges. When the second wolf lunges before Ames’s next turn, there’s no defense left, unless Ames has Additional Defense.</w:t>
-      </w:r>
-    </w:p>
-    <w:bookmarkEnd w:id="52"/>
-    <w:bookmarkStart w:id="53" w:name="stagecoach-chases"/>
+        <w:t xml:space="preserve">Learned in play</w:t>
+      </w:r>
+      <w:r>
+        <w:t xml:space="preserve">.</w:t>
+      </w:r>
+    </w:p>
+    <w:bookmarkEnd w:id="48"/>
+    <w:bookmarkStart w:id="49" w:name="the-harvest"/>
     <w:p>
       <w:pPr>
         <w:pStyle w:val="Heading3"/>
       </w:pPr>
       <w:r>
-        <w:t xml:space="preserve">Stagecoach chases</w:t>
+        <w:t xml:space="preserve">The Harvest</w:t>
       </w:r>
     </w:p>
     <w:p>
@@ -8619,370 +8251,17 @@
         <w:pStyle w:val="FirstParagraph"/>
       </w:pPr>
       <w:r>
-        <w:t xml:space="preserve">A coach on the road with riders closing in is a chase where distance is everything. Run it on the battle map’s</w:t>
-      </w:r>
-      <w:r>
-        <w:t xml:space="preserve"> </w:t>
-      </w:r>
-      <w:r>
-        <w:rPr>
-          <w:bCs/>
-          <w:b/>
-        </w:rPr>
-        <w:t xml:space="preserve">Stagecoach chase</w:t>
-      </w:r>
-      <w:r>
-        <w:t xml:space="preserve"> </w:t>
-      </w:r>
-      <w:r>
-        <w:t xml:space="preserve">track, in the GM view, instead of the chase clocks.</w:t>
-      </w:r>
-    </w:p>
-    <w:p>
-      <w:pPr>
-        <w:numPr>
-          <w:ilvl w:val="0"/>
-          <w:numId w:val="1011"/>
-        </w:numPr>
-        <w:pStyle w:val="Compact"/>
-      </w:pPr>
-      <w:r>
-        <w:rPr>
-          <w:bCs/>
-          <w:b/>
-        </w:rPr>
-        <w:t xml:space="preserve">The lanes.</w:t>
-      </w:r>
-      <w:r>
-        <w:t xml:space="preserve"> </w:t>
-      </w:r>
-      <w:r>
-        <w:t xml:space="preserve">The stagecoach has its own lane, and each rider stands in a range band from it: Close (alongside), Short, Medium, Long or Extreme. Riders usually start at Medium or Long.</w:t>
-      </w:r>
-    </w:p>
-    <w:p>
-      <w:pPr>
-        <w:numPr>
-          <w:ilvl w:val="0"/>
-          <w:numId w:val="1011"/>
-        </w:numPr>
-        <w:pStyle w:val="Compact"/>
-      </w:pPr>
-      <w:r>
-        <w:rPr>
-          <w:bCs/>
-          <w:b/>
-        </w:rPr>
-        <w:t xml:space="preserve">Each exchange.</w:t>
-      </w:r>
-      <w:r>
-        <w:t xml:space="preserve"> </w:t>
-      </w:r>
-      <w:r>
-        <w:t xml:space="preserve">The driver rolls Riding against each rider’s Riding (11 for a threat without it). The winner moves that rider one band: closer if the rider won, farther if the driver did. A tie leaves it where it is, and a rider pushed past Extreme drops out of the chase. A fresh horse or a good road gives +2; rough ground or a tired team gives −2.</w:t>
-      </w:r>
-    </w:p>
-    <w:p>
-      <w:pPr>
-        <w:numPr>
-          <w:ilvl w:val="0"/>
-          <w:numId w:val="1011"/>
-        </w:numPr>
-        <w:pStyle w:val="Compact"/>
-      </w:pPr>
-      <w:r>
-        <w:rPr>
-          <w:bCs/>
-          <w:b/>
-        </w:rPr>
-        <w:t xml:space="preserve">Fighting on the move.</w:t>
-      </w:r>
-      <w:r>
-        <w:t xml:space="preserve"> </w:t>
-      </w:r>
-      <w:r>
-        <w:t xml:space="preserve">Everyone else acts as usual. Shooting from the box, the roof or the saddle is at −2, on top of the range penalty. At Close, a rider can board with an Athletics roll, and then it is fists, knives and shotguns at arm’s length. A passenger can climb out to the box or onto the roof as their move.</w:t>
-      </w:r>
-    </w:p>
-    <w:p>
-      <w:pPr>
-        <w:numPr>
-          <w:ilvl w:val="0"/>
-          <w:numId w:val="1011"/>
-        </w:numPr>
-        <w:pStyle w:val="Compact"/>
-      </w:pPr>
-      <w:r>
-        <w:rPr>
-          <w:bCs/>
-          <w:b/>
-        </w:rPr>
-        <w:t xml:space="preserve">Hurting the coach.</w:t>
-      </w:r>
-      <w:r>
-        <w:t xml:space="preserve"> </w:t>
-      </w:r>
-      <w:r>
-        <w:t xml:space="preserve">A hit aimed at the team or a wheel (a called shot, −2) marks one box on the coach’s track. Dynamite, a crash, or a driver who fails by 5 or more on rough ground marks one more.</w:t>
-      </w:r>
-    </w:p>
-    <w:p>
-      <w:pPr>
-        <w:numPr>
-          <w:ilvl w:val="0"/>
-          <w:numId w:val="1011"/>
-        </w:numPr>
-        <w:pStyle w:val="Compact"/>
-      </w:pPr>
-      <w:r>
-        <w:rPr>
-          <w:bCs/>
-          <w:b/>
-        </w:rPr>
-        <w:t xml:space="preserve">The driver goes down.</w:t>
-      </w:r>
-      <w:r>
-        <w:t xml:space="preserve"> </w:t>
-      </w:r>
-      <w:r>
-        <w:t xml:space="preserve">If the driver is Incapacitated or knocked from the box, the team bolts. Someone must reach the box and take the reins (Riding −2) before the next exchange, or the coach marks a box.</w:t>
-      </w:r>
-    </w:p>
-    <w:tbl>
-      <w:tblPr>
-        <w:tblStyle w:val="Table"/>
-        <w:tblW w:type="pct" w:w="5000"/>
-        <w:tblLook w:firstRow="1" w:lastRow="0" w:firstColumn="0" w:lastColumn="0" w:noHBand="0" w:noVBand="0" w:val="0020"/>
-        <w:jc w:val="start"/>
-        <w:tblBorders>
-          <w:top w:val="single" w:sz="4" w:color="B8C2D3"/>
-          <w:left w:val="single" w:sz="4" w:color="B8C2D3"/>
-          <w:bottom w:val="single" w:sz="4" w:color="B8C2D3"/>
-          <w:right w:val="single" w:sz="4" w:color="B8C2D3"/>
-          <w:insideH w:val="single" w:sz="4" w:color="B8C2D3"/>
-          <w:insideV w:val="single" w:sz="4" w:color="B8C2D3"/>
-        </w:tblBorders>
-      </w:tblPr>
-      <w:tblGrid>
-        <w:gridCol w:w="3960"/>
-        <w:gridCol w:w="3960"/>
-      </w:tblGrid>
-      <w:tr>
-        <w:trPr>
-          <w:tblHeader w:val="true"/>
-        </w:trPr>
-        <w:tc>
-          <w:tcPr>
-            <w:shd w:val="clear" w:fill="E6E8E6"/>
-          </w:tcPr>
-          <w:p>
-            <w:pPr>
-              <w:pStyle w:val="Compact"/>
-              <w:jc w:val="left"/>
-            </w:pPr>
-            <w:r>
-              <w:rPr>
-                <w:b/>
-                <w:sz w:val="19"/>
-              </w:rPr>
-              <w:t xml:space="preserve">Boxes</w:t>
-            </w:r>
-          </w:p>
-        </w:tc>
-        <w:tc>
-          <w:tcPr>
-            <w:shd w:val="clear" w:fill="E6E8E6"/>
-          </w:tcPr>
-          <w:p>
-            <w:pPr>
-              <w:pStyle w:val="Compact"/>
-              <w:jc w:val="left"/>
-            </w:pPr>
-            <w:r>
-              <w:rPr>
-                <w:b/>
-                <w:sz w:val="19"/>
-              </w:rPr>
-              <w:t xml:space="preserve">The coach</w:t>
-            </w:r>
-          </w:p>
-        </w:tc>
-      </w:tr>
-      <w:tr>
-        <w:tc>
-          <w:tcPr/>
-          <w:p>
-            <w:pPr>
-              <w:pStyle w:val="Compact"/>
-              <w:jc w:val="left"/>
-            </w:pPr>
-            <w:r>
-              <w:rPr>
-                <w:b/>
-                <w:sz w:val="19"/>
-              </w:rPr>
-              <w:t xml:space="preserve">0</w:t>
-            </w:r>
-          </w:p>
-        </w:tc>
-        <w:tc>
-          <w:tcPr/>
-          <w:p>
-            <w:pPr>
-              <w:pStyle w:val="Compact"/>
-              <w:jc w:val="left"/>
-            </w:pPr>
-            <w:r>
-              <w:rPr>
-                <w:sz w:val="19"/>
-              </w:rPr>
-              <w:t xml:space="preserve">Rolling: no damage</w:t>
-            </w:r>
-          </w:p>
-        </w:tc>
-      </w:tr>
-      <w:tr>
-        <w:tc>
-          <w:tcPr/>
-          <w:p>
-            <w:pPr>
-              <w:pStyle w:val="Compact"/>
-              <w:jc w:val="left"/>
-            </w:pPr>
-            <w:r>
-              <w:rPr>
-                <w:b/>
-                <w:sz w:val="19"/>
-              </w:rPr>
-              <w:t xml:space="preserve">1</w:t>
-            </w:r>
-          </w:p>
-        </w:tc>
-        <w:tc>
-          <w:tcPr/>
-          <w:p>
-            <w:pPr>
-              <w:pStyle w:val="Compact"/>
-              <w:jc w:val="left"/>
-            </w:pPr>
-            <w:r>
-              <w:rPr>
-                <w:sz w:val="19"/>
-              </w:rPr>
-              <w:t xml:space="preserve">Holed: splinters and bullet holes; no penalty yet</w:t>
-            </w:r>
-          </w:p>
-        </w:tc>
-      </w:tr>
-      <w:tr>
-        <w:tc>
-          <w:tcPr/>
-          <w:p>
-            <w:pPr>
-              <w:pStyle w:val="Compact"/>
-              <w:jc w:val="left"/>
-            </w:pPr>
-            <w:r>
-              <w:rPr>
-                <w:b/>
-                <w:sz w:val="19"/>
-              </w:rPr>
-              <w:t xml:space="preserve">2</w:t>
-            </w:r>
-          </w:p>
-        </w:tc>
-        <w:tc>
-          <w:tcPr/>
-          <w:p>
-            <w:pPr>
-              <w:pStyle w:val="Compact"/>
-              <w:jc w:val="left"/>
-            </w:pPr>
-            <w:r>
-              <w:rPr>
-                <w:sz w:val="19"/>
-              </w:rPr>
-              <w:t xml:space="preserve">A horse hit or a wheel cracked: −2 to the driver’s Riding</w:t>
-            </w:r>
-          </w:p>
-        </w:tc>
-      </w:tr>
-      <w:tr>
-        <w:tc>
-          <w:tcPr/>
-          <w:p>
-            <w:pPr>
-              <w:pStyle w:val="Compact"/>
-              <w:jc w:val="left"/>
-            </w:pPr>
-            <w:r>
-              <w:rPr>
-                <w:b/>
-                <w:sz w:val="19"/>
-              </w:rPr>
-              <w:t xml:space="preserve">3</w:t>
-            </w:r>
-          </w:p>
-        </w:tc>
-        <w:tc>
-          <w:tcPr/>
-          <w:p>
-            <w:pPr>
-              <w:pStyle w:val="Compact"/>
-              <w:jc w:val="left"/>
-            </w:pPr>
-            <w:r>
-              <w:rPr>
-                <w:sz w:val="19"/>
-              </w:rPr>
-              <w:t xml:space="preserve">Lamed: −4 to the driver’s Riding, and riders close on a tie</w:t>
-            </w:r>
-          </w:p>
-        </w:tc>
-      </w:tr>
-      <w:tr>
-        <w:tc>
-          <w:tcPr/>
-          <w:p>
-            <w:pPr>
-              <w:pStyle w:val="Compact"/>
-              <w:jc w:val="left"/>
-            </w:pPr>
-            <w:r>
-              <w:rPr>
-                <w:b/>
-                <w:sz w:val="19"/>
-              </w:rPr>
-              <w:t xml:space="preserve">4</w:t>
-            </w:r>
-          </w:p>
-        </w:tc>
-        <w:tc>
-          <w:tcPr/>
-          <w:p>
-            <w:pPr>
-              <w:pStyle w:val="Compact"/>
-              <w:jc w:val="left"/>
-            </w:pPr>
-            <w:r>
-              <w:rPr>
-                <w:sz w:val="19"/>
-              </w:rPr>
-              <w:t xml:space="preserve">Wrecked: the coach overturns or stops dead; everyone aboard rolls Athletics or marks a box of Injury</w:t>
-            </w:r>
-          </w:p>
-        </w:tc>
-      </w:tr>
-    </w:tbl>
-    <w:bookmarkEnd w:id="53"/>
-    <w:bookmarkEnd w:id="54"/>
-    <w:bookmarkStart w:id="55" w:name="range"/>
-    <w:p>
-      <w:pPr>
-        <w:pStyle w:val="Heading2"/>
-      </w:pPr>
-      <w:r>
-        <w:t xml:space="preserve">Range</w:t>
+        <w:t xml:space="preserve">A discovery clock always races a threat clock. While you dig, the creature is still hunting. The Harvest clock (4 or 6 segments, one per job) ticks once for each scene spent investigating and once for each failed investigation roll. Each time it fills, the creature claims another victim, and the clock starts again. The dread is the race: learn its weakness before it takes someone you were protecting.</w:t>
+      </w:r>
+    </w:p>
+    <w:bookmarkEnd w:id="49"/>
+    <w:bookmarkStart w:id="50" w:name="what-investigating-costs"/>
+    <w:p>
+      <w:pPr>
+        <w:pStyle w:val="Heading3"/>
+      </w:pPr>
+      <w:r>
+        <w:t xml:space="preserve">What investigating costs</w:t>
       </w:r>
     </w:p>
     <w:p>
@@ -8990,7 +8269,7 @@
         <w:pStyle w:val="FirstParagraph"/>
       </w:pPr>
       <w:r>
-        <w:t xml:space="preserve">Distances fall into five bands:</w:t>
+        <w:t xml:space="preserve">When an investigation roll fails, or a player pushes, one of the shared tracks ticks up by one, chosen by how the party is digging. A failed roll can still turn up a lead when the story allows it, but the track still ticks.</w:t>
       </w:r>
     </w:p>
     <w:tbl>
@@ -9031,7 +8310,7 @@
                 <w:b/>
                 <w:sz w:val="19"/>
               </w:rPr>
-              <w:t xml:space="preserve">Band</w:t>
+              <w:t xml:space="preserve">Track</w:t>
             </w:r>
           </w:p>
         </w:tc>
@@ -9049,7 +8328,7 @@
                 <w:b/>
                 <w:sz w:val="19"/>
               </w:rPr>
-              <w:t xml:space="preserve">Distance</w:t>
+              <w:t xml:space="preserve">Ticks for</w:t>
             </w:r>
           </w:p>
         </w:tc>
@@ -9082,252 +8361,2416 @@
             </w:pPr>
             <w:r>
               <w:rPr>
-                <w:b/>
-                <w:sz w:val="19"/>
-              </w:rPr>
-              <w:t xml:space="preserve">Close</w:t>
-            </w:r>
-          </w:p>
-        </w:tc>
-        <w:tc>
-          <w:tcPr/>
-          <w:p>
-            <w:pPr>
-              <w:pStyle w:val="Compact"/>
-              <w:jc w:val="left"/>
-            </w:pPr>
-            <w:r>
-              <w:rPr>
-                <w:sz w:val="19"/>
-              </w:rPr>
-              <w:t xml:space="preserve">Up to 10 yards</w:t>
-            </w:r>
-          </w:p>
-        </w:tc>
-        <w:tc>
-          <w:tcPr/>
-          <w:p>
-            <w:pPr>
-              <w:pStyle w:val="Compact"/>
-              <w:jc w:val="left"/>
-            </w:pPr>
-            <w:r>
-              <w:rPr>
-                <w:sz w:val="19"/>
-              </w:rPr>
-              <w:t xml:space="preserve">Across a room; one move covers it</w:t>
-            </w:r>
-          </w:p>
-        </w:tc>
-      </w:tr>
-      <w:tr>
-        <w:tc>
-          <w:tcPr/>
-          <w:p>
-            <w:pPr>
-              <w:pStyle w:val="Compact"/>
-              <w:jc w:val="left"/>
-            </w:pPr>
-            <w:r>
-              <w:rPr>
-                <w:b/>
-                <w:sz w:val="19"/>
-              </w:rPr>
-              <w:t xml:space="preserve">Short</w:t>
-            </w:r>
-          </w:p>
-        </w:tc>
-        <w:tc>
-          <w:tcPr/>
-          <w:p>
-            <w:pPr>
-              <w:pStyle w:val="Compact"/>
-              <w:jc w:val="left"/>
-            </w:pPr>
-            <w:r>
-              <w:rPr>
-                <w:sz w:val="19"/>
-              </w:rPr>
-              <w:t xml:space="preserve">Up to 50 yards</w:t>
-            </w:r>
-          </w:p>
-        </w:tc>
-        <w:tc>
-          <w:tcPr/>
-          <w:p>
-            <w:pPr>
-              <w:pStyle w:val="Compact"/>
-              <w:jc w:val="left"/>
-            </w:pPr>
-            <w:r>
-              <w:rPr>
-                <w:sz w:val="19"/>
-              </w:rPr>
-              <w:t xml:space="preserve">Across a street or a courtyard</w:t>
-            </w:r>
-          </w:p>
-        </w:tc>
-      </w:tr>
-      <w:tr>
-        <w:tc>
-          <w:tcPr/>
-          <w:p>
-            <w:pPr>
-              <w:pStyle w:val="Compact"/>
-              <w:jc w:val="left"/>
-            </w:pPr>
-            <w:r>
-              <w:rPr>
-                <w:b/>
-                <w:sz w:val="19"/>
-              </w:rPr>
-              <w:t xml:space="preserve">Medium</w:t>
-            </w:r>
-          </w:p>
-        </w:tc>
-        <w:tc>
-          <w:tcPr/>
-          <w:p>
-            <w:pPr>
-              <w:pStyle w:val="Compact"/>
-              <w:jc w:val="left"/>
-            </w:pPr>
-            <w:r>
-              <w:rPr>
-                <w:sz w:val="19"/>
-              </w:rPr>
-              <w:t xml:space="preserve">Up to 150 yards</w:t>
-            </w:r>
-          </w:p>
-        </w:tc>
-        <w:tc>
-          <w:tcPr/>
-          <w:p>
-            <w:pPr>
-              <w:pStyle w:val="Compact"/>
-              <w:jc w:val="left"/>
-            </w:pPr>
-            <w:r>
-              <w:rPr>
-                <w:sz w:val="19"/>
-              </w:rPr>
-              <w:t xml:space="preserve">A city block, a long field</w:t>
-            </w:r>
-          </w:p>
-        </w:tc>
-      </w:tr>
-      <w:tr>
-        <w:tc>
-          <w:tcPr/>
-          <w:p>
-            <w:pPr>
-              <w:pStyle w:val="Compact"/>
-              <w:jc w:val="left"/>
-            </w:pPr>
-            <w:r>
-              <w:rPr>
-                <w:b/>
-                <w:sz w:val="19"/>
-              </w:rPr>
-              <w:t xml:space="preserve">Long</w:t>
-            </w:r>
-          </w:p>
-        </w:tc>
-        <w:tc>
-          <w:tcPr/>
-          <w:p>
-            <w:pPr>
-              <w:pStyle w:val="Compact"/>
-              <w:jc w:val="left"/>
-            </w:pPr>
-            <w:r>
-              <w:rPr>
-                <w:sz w:val="19"/>
-              </w:rPr>
-              <w:t xml:space="preserve">Up to 500 yards</w:t>
-            </w:r>
-          </w:p>
-        </w:tc>
-        <w:tc>
-          <w:tcPr/>
-          <w:p>
-            <w:pPr>
-              <w:pStyle w:val="Compact"/>
-              <w:jc w:val="left"/>
-            </w:pPr>
-            <w:r>
-              <w:rPr>
-                <w:sz w:val="19"/>
-              </w:rPr>
-              <w:t xml:space="preserve">Across a valley, a park or a harbor</w:t>
-            </w:r>
-          </w:p>
-        </w:tc>
-      </w:tr>
-      <w:tr>
-        <w:tc>
-          <w:tcPr/>
-          <w:p>
-            <w:pPr>
-              <w:pStyle w:val="Compact"/>
-              <w:jc w:val="left"/>
-            </w:pPr>
-            <w:r>
-              <w:rPr>
-                <w:b/>
-                <w:sz w:val="19"/>
-              </w:rPr>
-              <w:t xml:space="preserve">Extreme</w:t>
-            </w:r>
-          </w:p>
-        </w:tc>
-        <w:tc>
-          <w:tcPr/>
-          <w:p>
-            <w:pPr>
-              <w:pStyle w:val="Compact"/>
-              <w:jc w:val="left"/>
-            </w:pPr>
-            <w:r>
-              <w:rPr>
-                <w:sz w:val="19"/>
-              </w:rPr>
-              <w:t xml:space="preserve">Up to a mile, in line of sight</w:t>
-            </w:r>
-          </w:p>
-        </w:tc>
-        <w:tc>
-          <w:tcPr/>
-          <w:p>
-            <w:pPr>
-              <w:pStyle w:val="Compact"/>
-              <w:jc w:val="left"/>
-            </w:pPr>
-            <w:r>
-              <w:rPr>
-                <w:sz w:val="19"/>
-              </w:rPr>
-              <w:t xml:space="preserve">Rooftop to rooftop across a town</w:t>
+                <w:bCs/>
+                <w:b/>
+                <w:sz w:val="19"/>
+              </w:rPr>
+              <w:t xml:space="preserve">Heat</w:t>
+            </w:r>
+          </w:p>
+        </w:tc>
+        <w:tc>
+          <w:tcPr/>
+          <w:p>
+            <w:pPr>
+              <w:pStyle w:val="Compact"/>
+              <w:jc w:val="left"/>
+            </w:pPr>
+            <w:r>
+              <w:rPr>
+                <w:sz w:val="19"/>
+              </w:rPr>
+              <w:t xml:space="preserve">provoking the law and authority</w:t>
+            </w:r>
+          </w:p>
+        </w:tc>
+        <w:tc>
+          <w:tcPr/>
+          <w:p>
+            <w:pPr>
+              <w:pStyle w:val="Compact"/>
+              <w:jc w:val="left"/>
+            </w:pPr>
+            <w:r>
+              <w:rPr>
+                <w:sz w:val="19"/>
+              </w:rPr>
+              <w:t xml:space="preserve">searching private property, leaning on officials, aggressive questioning</w:t>
+            </w:r>
+          </w:p>
+        </w:tc>
+      </w:tr>
+      <w:tr>
+        <w:tc>
+          <w:tcPr/>
+          <w:p>
+            <w:pPr>
+              <w:pStyle w:val="Compact"/>
+              <w:jc w:val="left"/>
+            </w:pPr>
+            <w:r>
+              <w:rPr>
+                <w:bCs/>
+                <w:b/>
+                <w:sz w:val="19"/>
+              </w:rPr>
+              <w:t xml:space="preserve">Whispers</w:t>
+            </w:r>
+          </w:p>
+        </w:tc>
+        <w:tc>
+          <w:tcPr/>
+          <w:p>
+            <w:pPr>
+              <w:pStyle w:val="Compact"/>
+              <w:jc w:val="left"/>
+            </w:pPr>
+            <w:r>
+              <w:rPr>
+                <w:sz w:val="19"/>
+              </w:rPr>
+              <w:t xml:space="preserve">spreading word and alarming the town</w:t>
+            </w:r>
+          </w:p>
+        </w:tc>
+        <w:tc>
+          <w:tcPr/>
+          <w:p>
+            <w:pPr>
+              <w:pStyle w:val="Compact"/>
+              <w:jc w:val="left"/>
+            </w:pPr>
+            <w:r>
+              <w:rPr>
+                <w:sz w:val="19"/>
+              </w:rPr>
+              <w:t xml:space="preserve">asking around openly, interviewing many people, visibly poking at the uncanny</w:t>
+            </w:r>
+          </w:p>
+        </w:tc>
+      </w:tr>
+      <w:tr>
+        <w:tc>
+          <w:tcPr/>
+          <w:p>
+            <w:pPr>
+              <w:pStyle w:val="Compact"/>
+              <w:jc w:val="left"/>
+            </w:pPr>
+            <w:r>
+              <w:rPr>
+                <w:bCs/>
+                <w:b/>
+                <w:sz w:val="19"/>
+              </w:rPr>
+              <w:t xml:space="preserve">The Dark</w:t>
+            </w:r>
+          </w:p>
+        </w:tc>
+        <w:tc>
+          <w:tcPr/>
+          <w:p>
+            <w:pPr>
+              <w:pStyle w:val="Compact"/>
+              <w:jc w:val="left"/>
+            </w:pPr>
+            <w:r>
+              <w:rPr>
+                <w:sz w:val="19"/>
+              </w:rPr>
+              <w:t xml:space="preserve">touching the supernatural directly</w:t>
+            </w:r>
+          </w:p>
+        </w:tc>
+        <w:tc>
+          <w:tcPr/>
+          <w:p>
+            <w:pPr>
+              <w:pStyle w:val="Compact"/>
+              <w:jc w:val="left"/>
+            </w:pPr>
+            <w:r>
+              <w:rPr>
+                <w:sz w:val="19"/>
+              </w:rPr>
+              <w:t xml:space="preserve">forbidden texts, cursed evidence, occult research, getting close to the threat</w:t>
             </w:r>
           </w:p>
         </w:tc>
       </w:tr>
     </w:tbl>
-    <w:p>
-      <w:pPr>
-        <w:pStyle w:val="BodyText"/>
-      </w:pPr>
-      <w:r>
-        <w:t xml:space="preserve">Every ranged weapon has an</w:t>
-      </w:r>
-      <w:r>
-        <w:t xml:space="preserve"> </w:t>
-      </w:r>
+    <w:bookmarkEnd w:id="50"/>
+    <w:bookmarkStart w:id="51" w:name="methods"/>
+    <w:p>
+      <w:pPr>
+        <w:pStyle w:val="Heading3"/>
+      </w:pPr>
+      <w:r>
+        <w:t xml:space="preserve">Methods</w:t>
+      </w:r>
+    </w:p>
+    <w:p>
+      <w:pPr>
+        <w:pStyle w:val="FirstParagraph"/>
+      </w:pPr>
+      <w:r>
+        <w:t xml:space="preserve">Which methods suit a character depends on their calling, origin and skills. The GM says which methods can advance each phase.</w:t>
+      </w:r>
+    </w:p>
+    <w:tbl>
+      <w:tblPr>
+        <w:tblStyle w:val="Table"/>
+        <w:tblW w:type="pct" w:w="5000"/>
+        <w:tblLook w:firstRow="1" w:lastRow="0" w:firstColumn="0" w:lastColumn="0" w:noHBand="0" w:noVBand="0" w:val="0020"/>
+        <w:jc w:val="start"/>
+        <w:tblBorders>
+          <w:top w:val="single" w:sz="4" w:color="B8C2D3"/>
+          <w:left w:val="single" w:sz="4" w:color="B8C2D3"/>
+          <w:bottom w:val="single" w:sz="4" w:color="B8C2D3"/>
+          <w:right w:val="single" w:sz="4" w:color="B8C2D3"/>
+          <w:insideH w:val="single" w:sz="4" w:color="B8C2D3"/>
+          <w:insideV w:val="single" w:sz="4" w:color="B8C2D3"/>
+        </w:tblBorders>
+      </w:tblPr>
+      <w:tblGrid>
+        <w:gridCol w:w="1584"/>
+        <w:gridCol w:w="1584"/>
+        <w:gridCol w:w="1584"/>
+        <w:gridCol w:w="1584"/>
+        <w:gridCol w:w="1584"/>
+      </w:tblGrid>
+      <w:tr>
+        <w:trPr>
+          <w:tblHeader w:val="true"/>
+        </w:trPr>
+        <w:tc>
+          <w:tcPr>
+            <w:shd w:val="clear" w:fill="E6E8E6"/>
+          </w:tcPr>
+          <w:p>
+            <w:pPr>
+              <w:pStyle w:val="Compact"/>
+              <w:jc w:val="left"/>
+            </w:pPr>
+            <w:r>
+              <w:rPr>
+                <w:b/>
+                <w:sz w:val="19"/>
+              </w:rPr>
+              <w:t xml:space="preserve">Method</w:t>
+            </w:r>
+          </w:p>
+        </w:tc>
+        <w:tc>
+          <w:tcPr>
+            <w:shd w:val="clear" w:fill="E6E8E6"/>
+          </w:tcPr>
+          <w:p>
+            <w:pPr>
+              <w:pStyle w:val="Compact"/>
+              <w:jc w:val="left"/>
+            </w:pPr>
+            <w:r>
+              <w:rPr>
+                <w:b/>
+                <w:sz w:val="19"/>
+              </w:rPr>
+              <w:t xml:space="preserve">Skills</w:t>
+            </w:r>
+          </w:p>
+        </w:tc>
+        <w:tc>
+          <w:tcPr>
+            <w:shd w:val="clear" w:fill="E6E8E6"/>
+          </w:tcPr>
+          <w:p>
+            <w:pPr>
+              <w:pStyle w:val="Compact"/>
+              <w:jc w:val="left"/>
+            </w:pPr>
+            <w:r>
+              <w:rPr>
+                <w:b/>
+                <w:sz w:val="19"/>
+              </w:rPr>
+              <w:t xml:space="preserve">Suits</w:t>
+            </w:r>
+          </w:p>
+        </w:tc>
+        <w:tc>
+          <w:tcPr>
+            <w:shd w:val="clear" w:fill="E6E8E6"/>
+          </w:tcPr>
+          <w:p>
+            <w:pPr>
+              <w:pStyle w:val="Compact"/>
+              <w:jc w:val="left"/>
+            </w:pPr>
+            <w:r>
+              <w:rPr>
+                <w:b/>
+                <w:sz w:val="19"/>
+              </w:rPr>
+              <w:t xml:space="preserve">Phases</w:t>
+            </w:r>
+          </w:p>
+        </w:tc>
+        <w:tc>
+          <w:tcPr>
+            <w:shd w:val="clear" w:fill="E6E8E6"/>
+          </w:tcPr>
+          <w:p>
+            <w:pPr>
+              <w:pStyle w:val="Compact"/>
+              <w:jc w:val="left"/>
+            </w:pPr>
+            <w:r>
+              <w:rPr>
+                <w:b/>
+                <w:sz w:val="19"/>
+              </w:rPr>
+              <w:t xml:space="preserve">For example</w:t>
+            </w:r>
+          </w:p>
+        </w:tc>
+      </w:tr>
+      <w:tr>
+        <w:tc>
+          <w:tcPr/>
+          <w:p>
+            <w:pPr>
+              <w:pStyle w:val="Compact"/>
+              <w:jc w:val="left"/>
+            </w:pPr>
+            <w:r>
+              <w:rPr>
+                <w:b/>
+                <w:sz w:val="19"/>
+              </w:rPr>
+              <w:t xml:space="preserve">Examine the evidence</w:t>
+            </w:r>
+          </w:p>
+        </w:tc>
+        <w:tc>
+          <w:tcPr/>
+          <w:p>
+            <w:pPr>
+              <w:pStyle w:val="Compact"/>
+              <w:jc w:val="left"/>
+            </w:pPr>
+            <w:r>
+              <w:rPr>
+                <w:sz w:val="19"/>
+              </w:rPr>
+              <w:t xml:space="preserve">Investigation, Medicine</w:t>
+            </w:r>
+          </w:p>
+        </w:tc>
+        <w:tc>
+          <w:tcPr/>
+          <w:p>
+            <w:pPr>
+              <w:pStyle w:val="Compact"/>
+              <w:jc w:val="left"/>
+            </w:pPr>
+            <w:r>
+              <w:rPr>
+                <w:sz w:val="19"/>
+              </w:rPr>
+              <w:t xml:space="preserve">The Frontier, The Learned</w:t>
+            </w:r>
+          </w:p>
+        </w:tc>
+        <w:tc>
+          <w:tcPr/>
+          <w:p>
+            <w:pPr>
+              <w:pStyle w:val="Compact"/>
+              <w:jc w:val="left"/>
+            </w:pPr>
+            <w:r>
+              <w:rPr>
+                <w:sz w:val="19"/>
+              </w:rPr>
+              <w:t xml:space="preserve">Confront, Identify</w:t>
+            </w:r>
+          </w:p>
+        </w:tc>
+        <w:tc>
+          <w:tcPr/>
+          <w:p>
+            <w:pPr>
+              <w:pStyle w:val="Compact"/>
+              <w:jc w:val="left"/>
+            </w:pPr>
+            <w:r>
+              <w:rPr>
+                <w:sz w:val="19"/>
+              </w:rPr>
+              <w:t xml:space="preserve">A body, a wound, a scorched doorframe, what the creature left behind.</w:t>
+            </w:r>
+          </w:p>
+        </w:tc>
+      </w:tr>
+      <w:tr>
+        <w:tc>
+          <w:tcPr/>
+          <w:p>
+            <w:pPr>
+              <w:pStyle w:val="Compact"/>
+              <w:jc w:val="left"/>
+            </w:pPr>
+            <w:r>
+              <w:rPr>
+                <w:b/>
+                <w:sz w:val="19"/>
+              </w:rPr>
+              <w:t xml:space="preserve">Track it</w:t>
+            </w:r>
+          </w:p>
+        </w:tc>
+        <w:tc>
+          <w:tcPr/>
+          <w:p>
+            <w:pPr>
+              <w:pStyle w:val="Compact"/>
+              <w:jc w:val="left"/>
+            </w:pPr>
+            <w:r>
+              <w:rPr>
+                <w:sz w:val="19"/>
+              </w:rPr>
+              <w:t xml:space="preserve">Tracking, Survival</w:t>
+            </w:r>
+          </w:p>
+        </w:tc>
+        <w:tc>
+          <w:tcPr/>
+          <w:p>
+            <w:pPr>
+              <w:pStyle w:val="Compact"/>
+              <w:jc w:val="left"/>
+            </w:pPr>
+            <w:r>
+              <w:rPr>
+                <w:sz w:val="19"/>
+              </w:rPr>
+              <w:t xml:space="preserve">The Frontier</w:t>
+            </w:r>
+          </w:p>
+        </w:tc>
+        <w:tc>
+          <w:tcPr/>
+          <w:p>
+            <w:pPr>
+              <w:pStyle w:val="Compact"/>
+              <w:jc w:val="left"/>
+            </w:pPr>
+            <w:r>
+              <w:rPr>
+                <w:sz w:val="19"/>
+              </w:rPr>
+              <w:t xml:space="preserve">Confront, Identify</w:t>
+            </w:r>
+          </w:p>
+        </w:tc>
+        <w:tc>
+          <w:tcPr/>
+          <w:p>
+            <w:pPr>
+              <w:pStyle w:val="Compact"/>
+              <w:jc w:val="left"/>
+            </w:pPr>
+            <w:r>
+              <w:rPr>
+                <w:sz w:val="19"/>
+              </w:rPr>
+              <w:t xml:space="preserve">Prints, broken brush, where the dogs won’t go.</w:t>
+            </w:r>
+          </w:p>
+        </w:tc>
+      </w:tr>
+      <w:tr>
+        <w:tc>
+          <w:tcPr/>
+          <w:p>
+            <w:pPr>
+              <w:pStyle w:val="Compact"/>
+              <w:jc w:val="left"/>
+            </w:pPr>
+            <w:r>
+              <w:rPr>
+                <w:b/>
+                <w:sz w:val="19"/>
+              </w:rPr>
+              <w:t xml:space="preserve">Question witnesses</w:t>
+            </w:r>
+          </w:p>
+        </w:tc>
+        <w:tc>
+          <w:tcPr/>
+          <w:p>
+            <w:pPr>
+              <w:pStyle w:val="Compact"/>
+              <w:jc w:val="left"/>
+            </w:pPr>
+            <w:r>
+              <w:rPr>
+                <w:sz w:val="19"/>
+              </w:rPr>
+              <w:t xml:space="preserve">Read People, Persuasion</w:t>
+            </w:r>
+          </w:p>
+        </w:tc>
+        <w:tc>
+          <w:tcPr/>
+          <w:p>
+            <w:pPr>
+              <w:pStyle w:val="Compact"/>
+              <w:jc w:val="left"/>
+            </w:pPr>
+            <w:r>
+              <w:rPr>
+                <w:sz w:val="19"/>
+              </w:rPr>
+              <w:t xml:space="preserve">The Law</w:t>
+            </w:r>
+          </w:p>
+        </w:tc>
+        <w:tc>
+          <w:tcPr/>
+          <w:p>
+            <w:pPr>
+              <w:pStyle w:val="Compact"/>
+              <w:jc w:val="left"/>
+            </w:pPr>
+            <w:r>
+              <w:rPr>
+                <w:sz w:val="19"/>
+              </w:rPr>
+              <w:t xml:space="preserve">Confront, Identify</w:t>
+            </w:r>
+          </w:p>
+        </w:tc>
+        <w:tc>
+          <w:tcPr/>
+          <w:p>
+            <w:pPr>
+              <w:pStyle w:val="Compact"/>
+              <w:jc w:val="left"/>
+            </w:pPr>
+            <w:r>
+              <w:rPr>
+                <w:sz w:val="19"/>
+              </w:rPr>
+              <w:t xml:space="preserve">Survivors, neighbors, the drunk who saw something.</w:t>
+            </w:r>
+          </w:p>
+        </w:tc>
+      </w:tr>
+      <w:tr>
+        <w:tc>
+          <w:tcPr/>
+          <w:p>
+            <w:pPr>
+              <w:pStyle w:val="Compact"/>
+              <w:jc w:val="left"/>
+            </w:pPr>
+            <w:r>
+              <w:rPr>
+                <w:b/>
+                <w:sz w:val="19"/>
+              </w:rPr>
+              <w:t xml:space="preserve">Consult the records</w:t>
+            </w:r>
+          </w:p>
+        </w:tc>
+        <w:tc>
+          <w:tcPr/>
+          <w:p>
+            <w:pPr>
+              <w:pStyle w:val="Compact"/>
+              <w:jc w:val="left"/>
+            </w:pPr>
+            <w:r>
+              <w:rPr>
+                <w:sz w:val="19"/>
+              </w:rPr>
+              <w:t xml:space="preserve">Law, Investigation</w:t>
+            </w:r>
+          </w:p>
+        </w:tc>
+        <w:tc>
+          <w:tcPr/>
+          <w:p>
+            <w:pPr>
+              <w:pStyle w:val="Compact"/>
+              <w:jc w:val="left"/>
+            </w:pPr>
+            <w:r>
+              <w:rPr>
+                <w:sz w:val="19"/>
+              </w:rPr>
+              <w:t xml:space="preserve">The Law, The Learned</w:t>
+            </w:r>
+          </w:p>
+        </w:tc>
+        <w:tc>
+          <w:tcPr/>
+          <w:p>
+            <w:pPr>
+              <w:pStyle w:val="Compact"/>
+              <w:jc w:val="left"/>
+            </w:pPr>
+            <w:r>
+              <w:rPr>
+                <w:sz w:val="19"/>
+              </w:rPr>
+              <w:t xml:space="preserve">Identify, Uncover</w:t>
+            </w:r>
+          </w:p>
+        </w:tc>
+        <w:tc>
+          <w:tcPr/>
+          <w:p>
+            <w:pPr>
+              <w:pStyle w:val="Compact"/>
+              <w:jc w:val="left"/>
+            </w:pPr>
+            <w:r>
+              <w:rPr>
+                <w:sz w:val="19"/>
+              </w:rPr>
+              <w:t xml:space="preserve">Court files, old newspapers, land deeds, the parish register.</w:t>
+            </w:r>
+          </w:p>
+        </w:tc>
+      </w:tr>
+      <w:tr>
+        <w:tc>
+          <w:tcPr/>
+          <w:p>
+            <w:pPr>
+              <w:pStyle w:val="Compact"/>
+              <w:jc w:val="left"/>
+            </w:pPr>
+            <w:r>
+              <w:rPr>
+                <w:b/>
+                <w:sz w:val="19"/>
+              </w:rPr>
+              <w:t xml:space="preserve">Research the lore</w:t>
+            </w:r>
+          </w:p>
+        </w:tc>
+        <w:tc>
+          <w:tcPr/>
+          <w:p>
+            <w:pPr>
+              <w:pStyle w:val="Compact"/>
+              <w:jc w:val="left"/>
+            </w:pPr>
+            <w:r>
+              <w:rPr>
+                <w:sz w:val="19"/>
+              </w:rPr>
+              <w:t xml:space="preserve">Occult</w:t>
+            </w:r>
+          </w:p>
+        </w:tc>
+        <w:tc>
+          <w:tcPr/>
+          <w:p>
+            <w:pPr>
+              <w:pStyle w:val="Compact"/>
+              <w:jc w:val="left"/>
+            </w:pPr>
+            <w:r>
+              <w:rPr>
+                <w:sz w:val="19"/>
+              </w:rPr>
+              <w:t xml:space="preserve">The Learned</w:t>
+            </w:r>
+          </w:p>
+        </w:tc>
+        <w:tc>
+          <w:tcPr/>
+          <w:p>
+            <w:pPr>
+              <w:pStyle w:val="Compact"/>
+              <w:jc w:val="left"/>
+            </w:pPr>
+            <w:r>
+              <w:rPr>
+                <w:sz w:val="19"/>
+              </w:rPr>
+              <w:t xml:space="preserve">Identify, Uncover</w:t>
+            </w:r>
+          </w:p>
+        </w:tc>
+        <w:tc>
+          <w:tcPr/>
+          <w:p>
+            <w:pPr>
+              <w:pStyle w:val="Compact"/>
+              <w:jc w:val="left"/>
+            </w:pPr>
+            <w:r>
+              <w:rPr>
+                <w:sz w:val="19"/>
+              </w:rPr>
+              <w:t xml:space="preserve">Grimoires, folk tales, a letter from a hunter long dead.</w:t>
+            </w:r>
+          </w:p>
+        </w:tc>
+      </w:tr>
+      <w:tr>
+        <w:tc>
+          <w:tcPr/>
+          <w:p>
+            <w:pPr>
+              <w:pStyle w:val="Compact"/>
+              <w:jc w:val="left"/>
+            </w:pPr>
+            <w:r>
+              <w:rPr>
+                <w:b/>
+                <w:sz w:val="19"/>
+              </w:rPr>
+              <w:t xml:space="preserve">Lean on someone</w:t>
+            </w:r>
+          </w:p>
+        </w:tc>
+        <w:tc>
+          <w:tcPr/>
+          <w:p>
+            <w:pPr>
+              <w:pStyle w:val="Compact"/>
+              <w:jc w:val="left"/>
+            </w:pPr>
+            <w:r>
+              <w:rPr>
+                <w:sz w:val="19"/>
+              </w:rPr>
+              <w:t xml:space="preserve">Persuasion, Leadership, Deception</w:t>
+            </w:r>
+          </w:p>
+        </w:tc>
+        <w:tc>
+          <w:tcPr/>
+          <w:p>
+            <w:pPr>
+              <w:pStyle w:val="Compact"/>
+              <w:jc w:val="left"/>
+            </w:pPr>
+            <w:r>
+              <w:rPr>
+                <w:sz w:val="19"/>
+              </w:rPr>
+              <w:t xml:space="preserve">The Law</w:t>
+            </w:r>
+          </w:p>
+        </w:tc>
+        <w:tc>
+          <w:tcPr/>
+          <w:p>
+            <w:pPr>
+              <w:pStyle w:val="Compact"/>
+              <w:jc w:val="left"/>
+            </w:pPr>
+            <w:r>
+              <w:rPr>
+                <w:sz w:val="19"/>
+              </w:rPr>
+              <w:t xml:space="preserve">Any</w:t>
+            </w:r>
+          </w:p>
+        </w:tc>
+        <w:tc>
+          <w:tcPr/>
+          <w:p>
+            <w:pPr>
+              <w:pStyle w:val="Compact"/>
+              <w:jc w:val="left"/>
+            </w:pPr>
+            <w:r>
+              <w:rPr>
+                <w:sz w:val="19"/>
+              </w:rPr>
+              <w:t xml:space="preserve">The man who knows more than he says. Always ticks Heat on a failure.</w:t>
+            </w:r>
+          </w:p>
+        </w:tc>
+      </w:tr>
+    </w:tbl>
+    <w:p>
+      <w:pPr>
+        <w:numPr>
+          <w:ilvl w:val="0"/>
+          <w:numId w:val="1010"/>
+        </w:numPr>
+        <w:pStyle w:val="Compact"/>
+      </w:pPr>
       <w:r>
         <w:rPr>
           <w:bCs/>
           <w:b/>
         </w:rPr>
+        <w:t xml:space="preserve">The Learned:</w:t>
+      </w:r>
+      <w:r>
+        <w:t xml:space="preserve"> </w:t>
+      </w:r>
+      <w:r>
+        <w:t xml:space="preserve">natural identifiers: Occult, Medicine and the archives;</w:t>
+      </w:r>
+      <w:r>
+        <w:t xml:space="preserve"> </w:t>
+      </w:r>
+      <w:r>
+        <w:rPr>
+          <w:bCs/>
+          <w:b/>
+        </w:rPr>
+        <w:t xml:space="preserve">The Frontier:</w:t>
+      </w:r>
+      <w:r>
+        <w:t xml:space="preserve"> </w:t>
+      </w:r>
+      <w:r>
+        <w:t xml:space="preserve">physical evidence and tracking;</w:t>
+      </w:r>
+      <w:r>
+        <w:t xml:space="preserve"> </w:t>
+      </w:r>
+      <w:r>
+        <w:rPr>
+          <w:bCs/>
+          <w:b/>
+        </w:rPr>
+        <w:t xml:space="preserve">The Law:</w:t>
+      </w:r>
+      <w:r>
+        <w:t xml:space="preserve"> </w:t>
+      </w:r>
+      <w:r>
+        <w:t xml:space="preserve">witnesses and records.</w:t>
+      </w:r>
+    </w:p>
+    <w:p>
+      <w:pPr>
+        <w:numPr>
+          <w:ilvl w:val="0"/>
+          <w:numId w:val="1010"/>
+        </w:numPr>
+        <w:pStyle w:val="Compact"/>
+      </w:pPr>
+      <w:r>
+        <w:t xml:space="preserve">A</w:t>
+      </w:r>
+      <w:r>
+        <w:t xml:space="preserve"> </w:t>
+      </w:r>
+      <w:r>
+        <w:rPr>
+          <w:bCs/>
+          <w:b/>
+        </w:rPr>
+        <w:t xml:space="preserve">Sighted</w:t>
+      </w:r>
+      <w:r>
+        <w:t xml:space="preserve"> </w:t>
+      </w:r>
+      <w:r>
+        <w:t xml:space="preserve">character sees what others can’t: looking with Occult can advance Confront or Identify where nothing else would. A</w:t>
+      </w:r>
+      <w:r>
+        <w:t xml:space="preserve"> </w:t>
+      </w:r>
+      <w:r>
+        <w:rPr>
+          <w:bCs/>
+          <w:b/>
+        </w:rPr>
+        <w:t xml:space="preserve">Practitioner</w:t>
+      </w:r>
+      <w:r>
+        <w:t xml:space="preserve"> </w:t>
+      </w:r>
+      <w:r>
+        <w:t xml:space="preserve">can work a ritual of seeing (Witch-sight, a question asked of the dead) as a method.</w:t>
+      </w:r>
+    </w:p>
+    <w:p>
+      <w:pPr>
+        <w:numPr>
+          <w:ilvl w:val="0"/>
+          <w:numId w:val="1010"/>
+        </w:numPr>
+        <w:pStyle w:val="Compact"/>
+      </w:pPr>
+      <w:r>
+        <w:rPr>
+          <w:bCs/>
+          <w:b/>
+        </w:rPr>
+        <w:t xml:space="preserve">A hunter’s almanac at creation.</w:t>
+      </w:r>
+      <w:r>
+        <w:t xml:space="preserve"> </w:t>
+      </w:r>
+      <w:r>
+        <w:t xml:space="preserve">A character who already knows the dark (a Monster Hunter, most often) can take the</w:t>
+      </w:r>
+      <w:r>
+        <w:t xml:space="preserve"> </w:t>
+      </w:r>
+      <w:r>
+        <w:rPr>
+          <w:bCs/>
+          <w:b/>
+        </w:rPr>
+        <w:t xml:space="preserve">Hunter’s Almanac</w:t>
+      </w:r>
+      <w:r>
+        <w:t xml:space="preserve"> </w:t>
+      </w:r>
+      <w:r>
+        <w:t xml:space="preserve">advantage: three lore cards, for creatures they’ve faced or studied, chosen at creation. Pick them from the creatures in the GM’s Guide; each says what you know and what it permits.</w:t>
+      </w:r>
+    </w:p>
+    <w:bookmarkEnd w:id="51"/>
+    <w:bookmarkEnd w:id="52"/>
+    <w:bookmarkStart w:id="53" w:name="chases"/>
+    <w:p>
+      <w:pPr>
+        <w:pStyle w:val="Heading2"/>
+      </w:pPr>
+      <w:r>
+        <w:t xml:space="preserve">Chases</w:t>
+      </w:r>
+    </w:p>
+    <w:p>
+      <w:pPr>
+        <w:pStyle w:val="FirstParagraph"/>
+      </w:pPr>
+      <w:r>
+        <w:t xml:space="preserve">Run a chase as a progress clock for the pursuers against a danger clock for the quarry’s escape. Each exchange, the characters roll the skill that moves them (Riding, or Athletics on foot): success ticks the pursuers’ clock, failure ticks the escape. Terrain, a tired mount or a damaged engine, and attacks made on the move (at −2) adjust the rolls.</w:t>
+      </w:r>
+    </w:p>
+    <w:bookmarkEnd w:id="53"/>
+    <w:bookmarkEnd w:id="54"/>
+    <w:bookmarkStart w:id="66" w:name="personal-combat"/>
+    <w:p>
+      <w:pPr>
+        <w:pStyle w:val="Heading1"/>
+      </w:pPr>
+      <w:r>
+        <w:t xml:space="preserve">Personal combat</w:t>
+      </w:r>
+    </w:p>
+    <w:bookmarkStart w:id="55" w:name="turn-order-and-actions"/>
+    <w:p>
+      <w:pPr>
+        <w:pStyle w:val="Heading2"/>
+      </w:pPr>
+      <w:r>
+        <w:t xml:space="preserve">Turn order and actions</w:t>
+      </w:r>
+    </w:p>
+    <w:p>
+      <w:pPr>
+        <w:pStyle w:val="FirstParagraph"/>
+      </w:pPr>
+      <w:r>
+        <w:t xml:space="preserve">Act in descending Agility order. Players choose the order of tied characters; the GM resolves other ties. A round lasts a few seconds. On your turn, move a short distance (up to 10 yards: the Close band below) and take one meaningful action, such as attacking, reloading, helping, or attempting a task.</w:t>
+      </w:r>
+    </w:p>
+    <w:bookmarkEnd w:id="55"/>
+    <w:bookmarkStart w:id="56" w:name="attacking-and-defending"/>
+    <w:p>
+      <w:pPr>
+        <w:pStyle w:val="Heading2"/>
+      </w:pPr>
+      <w:r>
+        <w:t xml:space="preserve">Attacking and defending</w:t>
+      </w:r>
+    </w:p>
+    <w:p>
+      <w:pPr>
+        <w:pStyle w:val="FirstParagraph"/>
+      </w:pPr>
+      <w:r>
+        <w:t xml:space="preserve">Roll Shooting for a ranged attack, Melee for a weapon in hand, or Brawling for fists and grappling. If the attack succeeds, an aware target able to move may</w:t>
+      </w:r>
+      <w:r>
+        <w:t xml:space="preserve"> </w:t>
+      </w:r>
+      <w:r>
+        <w:rPr>
+          <w:bCs/>
+          <w:b/>
+        </w:rPr>
+        <w:t xml:space="preserve">defend</w:t>
+      </w:r>
+      <w:r>
+        <w:t xml:space="preserve">: Dodge, Parry or Block. A successful defense cancels the hit. Apply injury penalties to every defense.</w:t>
+      </w:r>
+    </w:p>
+    <w:p>
+      <w:pPr>
+        <w:numPr>
+          <w:ilvl w:val="0"/>
+          <w:numId w:val="1011"/>
+        </w:numPr>
+        <w:pStyle w:val="Compact"/>
+      </w:pPr>
+      <w:r>
+        <w:rPr>
+          <w:bCs/>
+          <w:b/>
+        </w:rPr>
+        <w:t xml:space="preserve">One defense a round.</w:t>
+      </w:r>
+      <w:r>
+        <w:t xml:space="preserve"> </w:t>
+      </w:r>
+      <w:r>
+        <w:t xml:space="preserve">A target gets one defense a round, between its turns, and chooses which when an attack hits. The</w:t>
+      </w:r>
+      <w:r>
+        <w:t xml:space="preserve"> </w:t>
+      </w:r>
+      <w:r>
+        <w:rPr>
+          <w:bCs/>
+          <w:b/>
+        </w:rPr>
+        <w:t xml:space="preserve">Additional Defense</w:t>
+      </w:r>
+      <w:r>
+        <w:t xml:space="preserve"> </w:t>
+      </w:r>
+      <w:r>
+        <w:t xml:space="preserve">Edge gives a second.</w:t>
+      </w:r>
+    </w:p>
+    <w:p>
+      <w:pPr>
+        <w:numPr>
+          <w:ilvl w:val="0"/>
+          <w:numId w:val="1011"/>
+        </w:numPr>
+        <w:pStyle w:val="Compact"/>
+      </w:pPr>
+      <w:r>
+        <w:rPr>
+          <w:bCs/>
+          <w:b/>
+        </w:rPr>
+        <w:t xml:space="preserve">Dodge</w:t>
+      </w:r>
+      <w:r>
+        <w:t xml:space="preserve"> </w:t>
+      </w:r>
+      <w:r>
+        <w:t xml:space="preserve">is Agility −2, with +1 for Trained Athletics or +2 for Athletics as a Specialty or Expert.</w:t>
+      </w:r>
+    </w:p>
+    <w:p>
+      <w:pPr>
+        <w:numPr>
+          <w:ilvl w:val="0"/>
+          <w:numId w:val="1011"/>
+        </w:numPr>
+        <w:pStyle w:val="Compact"/>
+      </w:pPr>
+      <w:r>
+        <w:rPr>
+          <w:bCs/>
+          <w:b/>
+        </w:rPr>
+        <w:t xml:space="preserve">Parry.</w:t>
+      </w:r>
+      <w:r>
+        <w:t xml:space="preserve"> </w:t>
+      </w:r>
+      <w:r>
+        <w:t xml:space="preserve">Against a weapon in hand or fists, roll Melee −3 with a weapon in hand, or Brawling −3 bare-handed against fists. An open hand can’t parry a blade, claws or fangs. A second parry in the same round (with Additional Defense) is a further −2. Nobody parries a shot or a missile.</w:t>
+      </w:r>
+    </w:p>
+    <w:p>
+      <w:pPr>
+        <w:numPr>
+          <w:ilvl w:val="0"/>
+          <w:numId w:val="1011"/>
+        </w:numPr>
+        <w:pStyle w:val="Compact"/>
+      </w:pPr>
+      <w:r>
+        <w:rPr>
+          <w:bCs/>
+          <w:b/>
+        </w:rPr>
+        <w:t xml:space="preserve">Block.</w:t>
+      </w:r>
+      <w:r>
+        <w:t xml:space="preserve"> </w:t>
+      </w:r>
+      <w:r>
+        <w:t xml:space="preserve">With a shield, or anything that can stand in for one (a chair, a plank, a crate lid), you can block a weapon in hand, fists, or a thrown or loosed missile: roll Melee −2, plus the shield’s bonus. Nothing you can lift blocks a gunshot or a blast. An improvised shield breaks the first time it blocks a hit of 2 or more boxes.</w:t>
+      </w:r>
+    </w:p>
+    <w:p>
+      <w:pPr>
+        <w:numPr>
+          <w:ilvl w:val="0"/>
+          <w:numId w:val="1011"/>
+        </w:numPr>
+        <w:pStyle w:val="Compact"/>
+      </w:pPr>
+      <w:r>
+        <w:rPr>
+          <w:bCs/>
+          <w:b/>
+        </w:rPr>
+        <w:t xml:space="preserve">Attack quality.</w:t>
+      </w:r>
+      <w:r>
+        <w:t xml:space="preserve"> </w:t>
+      </w:r>
+      <w:r>
+        <w:t xml:space="preserve">A clean hit is harder to escape. When an attack succeeds by 3 or 4, the defense is at −1; by 5 or 6, −2; by 7 or more, −3.</w:t>
+      </w:r>
+    </w:p>
+    <w:p>
+      <w:pPr>
+        <w:numPr>
+          <w:ilvl w:val="0"/>
+          <w:numId w:val="1011"/>
+        </w:numPr>
+        <w:pStyle w:val="Compact"/>
+      </w:pPr>
+      <w:r>
+        <w:rPr>
+          <w:bCs/>
+          <w:b/>
+        </w:rPr>
+        <w:t xml:space="preserve">Aim.</w:t>
+      </w:r>
+      <w:r>
+        <w:t xml:space="preserve"> </w:t>
+      </w:r>
+      <w:r>
+        <w:t xml:space="preserve">Spend your action aiming at a target you can see: +1 to your next attack against it. An advantage that rewards aiming adds its bonus to this.</w:t>
+      </w:r>
+    </w:p>
+    <w:p>
+      <w:pPr>
+        <w:pStyle w:val="FirstParagraph"/>
+      </w:pPr>
+      <w:r>
+        <w:t xml:space="preserve">Solid cover blocks a shot. Partial cover imposes −2 on the attack. Weapon effects apply after a hit survives any defense. Success margin does not increase damage: a great hit decides</w:t>
+      </w:r>
+      <w:r>
+        <w:t xml:space="preserve"> </w:t>
+      </w:r>
+      <w:r>
+        <w:rPr>
+          <w:iCs/>
+          <w:i/>
+        </w:rPr>
+        <w:t xml:space="preserve">what</w:t>
+      </w:r>
+      <w:r>
+        <w:t xml:space="preserve"> </w:t>
+      </w:r>
+      <w:r>
+        <w:t xml:space="preserve">happens instead.</w:t>
+      </w:r>
+    </w:p>
+    <w:bookmarkEnd w:id="56"/>
+    <w:bookmarkStart w:id="59" w:name="telling-hits"/>
+    <w:p>
+      <w:pPr>
+        <w:pStyle w:val="Heading2"/>
+      </w:pPr>
+      <w:r>
+        <w:t xml:space="preserve">Telling hits</w:t>
+      </w:r>
+    </w:p>
+    <w:p>
+      <w:pPr>
+        <w:pStyle w:val="FirstParagraph"/>
+      </w:pPr>
+      <w:r>
+        <w:t xml:space="preserve">A really good shot, or a blow that lands exactly where it was meant to, lets the attacker say what it does.</w:t>
+      </w:r>
+    </w:p>
+    <w:p>
+      <w:pPr>
+        <w:numPr>
+          <w:ilvl w:val="0"/>
+          <w:numId w:val="1012"/>
+        </w:numPr>
+        <w:pStyle w:val="Compact"/>
+      </w:pPr>
+      <w:r>
+        <w:rPr>
+          <w:bCs/>
+          <w:b/>
+        </w:rPr>
+        <w:t xml:space="preserve">A telling hit</w:t>
+      </w:r>
+      <w:r>
+        <w:t xml:space="preserve"> </w:t>
+      </w:r>
+      <w:r>
+        <w:t xml:space="preserve">is an attack that succeeds by</w:t>
+      </w:r>
+      <w:r>
+        <w:t xml:space="preserve"> </w:t>
+      </w:r>
+      <w:r>
+        <w:rPr>
+          <w:bCs/>
+          <w:b/>
+        </w:rPr>
+        <w:t xml:space="preserve">5 or more</w:t>
+      </w:r>
+      <w:r>
+        <w:t xml:space="preserve">, or on a natural 3 or 4, and isn’t stopped by a defense. The attacker picks</w:t>
+      </w:r>
+      <w:r>
+        <w:t xml:space="preserve"> </w:t>
+      </w:r>
+      <w:r>
+        <w:rPr>
+          <w:bCs/>
+          <w:b/>
+        </w:rPr>
+        <w:t xml:space="preserve">one effect</w:t>
+      </w:r>
+      <w:r>
+        <w:t xml:space="preserve"> </w:t>
+      </w:r>
+      <w:r>
+        <w:t xml:space="preserve">below and describes it. The weapon still marks its usual boxes.</w:t>
+      </w:r>
+    </w:p>
+    <w:p>
+      <w:pPr>
+        <w:numPr>
+          <w:ilvl w:val="0"/>
+          <w:numId w:val="1012"/>
+        </w:numPr>
+        <w:pStyle w:val="Compact"/>
+      </w:pPr>
+      <w:r>
+        <w:rPr>
+          <w:bCs/>
+          <w:b/>
+        </w:rPr>
+        <w:t xml:space="preserve">A called shot.</w:t>
+      </w:r>
+      <w:r>
+        <w:t xml:space="preserve"> </w:t>
+      </w:r>
+      <w:r>
+        <w:t xml:space="preserve">Before rolling, name the effect you want and take −2 on the attack, or −4 for a small target (a hand, an eye, a rope, a lock). If the attack hits at all, the effect happens, whatever the margin. An advantage that rewards aiming cuts this penalty by 1.</w:t>
+      </w:r>
+    </w:p>
+    <w:p>
+      <w:pPr>
+        <w:numPr>
+          <w:ilvl w:val="0"/>
+          <w:numId w:val="1012"/>
+        </w:numPr>
+        <w:pStyle w:val="Compact"/>
+      </w:pPr>
+      <w:r>
+        <w:rPr>
+          <w:bCs/>
+          <w:b/>
+        </w:rPr>
+        <w:t xml:space="preserve">Both ways.</w:t>
+      </w:r>
+      <w:r>
+        <w:t xml:space="preserve"> </w:t>
+      </w:r>
+      <w:r>
+        <w:t xml:space="preserve">Opponents land telling hits on characters too.</w:t>
+      </w:r>
+    </w:p>
+    <w:tbl>
+      <w:tblPr>
+        <w:tblStyle w:val="Table"/>
+        <w:tblW w:type="pct" w:w="5000"/>
+        <w:tblLook w:firstRow="1" w:lastRow="0" w:firstColumn="0" w:lastColumn="0" w:noHBand="0" w:noVBand="0" w:val="0020"/>
+        <w:jc w:val="start"/>
+        <w:tblBorders>
+          <w:top w:val="single" w:sz="4" w:color="B8C2D3"/>
+          <w:left w:val="single" w:sz="4" w:color="B8C2D3"/>
+          <w:bottom w:val="single" w:sz="4" w:color="B8C2D3"/>
+          <w:right w:val="single" w:sz="4" w:color="B8C2D3"/>
+          <w:insideH w:val="single" w:sz="4" w:color="B8C2D3"/>
+          <w:insideV w:val="single" w:sz="4" w:color="B8C2D3"/>
+        </w:tblBorders>
+      </w:tblPr>
+      <w:tblGrid>
+        <w:gridCol w:w="3960"/>
+        <w:gridCol w:w="3960"/>
+      </w:tblGrid>
+      <w:tr>
+        <w:trPr>
+          <w:tblHeader w:val="true"/>
+        </w:trPr>
+        <w:tc>
+          <w:tcPr>
+            <w:shd w:val="clear" w:fill="E6E8E6"/>
+          </w:tcPr>
+          <w:p>
+            <w:pPr>
+              <w:pStyle w:val="Compact"/>
+              <w:jc w:val="left"/>
+            </w:pPr>
+            <w:r>
+              <w:rPr>
+                <w:b/>
+                <w:sz w:val="19"/>
+              </w:rPr>
+              <w:t xml:space="preserve">Effect</w:t>
+            </w:r>
+          </w:p>
+        </w:tc>
+        <w:tc>
+          <w:tcPr>
+            <w:shd w:val="clear" w:fill="E6E8E6"/>
+          </w:tcPr>
+          <w:p>
+            <w:pPr>
+              <w:pStyle w:val="Compact"/>
+              <w:jc w:val="left"/>
+            </w:pPr>
+            <w:r>
+              <w:rPr>
+                <w:b/>
+                <w:sz w:val="19"/>
+              </w:rPr>
+              <w:t xml:space="preserve">What happens</w:t>
+            </w:r>
+          </w:p>
+        </w:tc>
+      </w:tr>
+      <w:tr>
+        <w:tc>
+          <w:tcPr/>
+          <w:p>
+            <w:pPr>
+              <w:pStyle w:val="Compact"/>
+              <w:jc w:val="left"/>
+            </w:pPr>
+            <w:r>
+              <w:rPr>
+                <w:b/>
+                <w:sz w:val="19"/>
+              </w:rPr>
+              <w:t xml:space="preserve">Disarm</w:t>
+            </w:r>
+          </w:p>
+        </w:tc>
+        <w:tc>
+          <w:tcPr/>
+          <w:p>
+            <w:pPr>
+              <w:pStyle w:val="Compact"/>
+              <w:jc w:val="left"/>
+            </w:pPr>
+            <w:r>
+              <w:rPr>
+                <w:sz w:val="19"/>
+              </w:rPr>
+              <w:t xml:space="preserve">The weapon or held item drops, or flies a few yards away</w:t>
+            </w:r>
+          </w:p>
+        </w:tc>
+      </w:tr>
+      <w:tr>
+        <w:tc>
+          <w:tcPr/>
+          <w:p>
+            <w:pPr>
+              <w:pStyle w:val="Compact"/>
+              <w:jc w:val="left"/>
+            </w:pPr>
+            <w:r>
+              <w:rPr>
+                <w:b/>
+                <w:sz w:val="19"/>
+              </w:rPr>
+              <w:t xml:space="preserve">Knock down</w:t>
+            </w:r>
+          </w:p>
+        </w:tc>
+        <w:tc>
+          <w:tcPr/>
+          <w:p>
+            <w:pPr>
+              <w:pStyle w:val="Compact"/>
+              <w:jc w:val="left"/>
+            </w:pPr>
+            <w:r>
+              <w:rPr>
+                <w:sz w:val="19"/>
+              </w:rPr>
+              <w:t xml:space="preserve">The target falls prone, or is driven back a few steps</w:t>
+            </w:r>
+          </w:p>
+        </w:tc>
+      </w:tr>
+      <w:tr>
+        <w:tc>
+          <w:tcPr/>
+          <w:p>
+            <w:pPr>
+              <w:pStyle w:val="Compact"/>
+              <w:jc w:val="left"/>
+            </w:pPr>
+            <w:r>
+              <w:rPr>
+                <w:b/>
+                <w:sz w:val="19"/>
+              </w:rPr>
+              <w:t xml:space="preserve">Pin</w:t>
+            </w:r>
+          </w:p>
+        </w:tc>
+        <w:tc>
+          <w:tcPr/>
+          <w:p>
+            <w:pPr>
+              <w:pStyle w:val="Compact"/>
+              <w:jc w:val="left"/>
+            </w:pPr>
+            <w:r>
+              <w:rPr>
+                <w:sz w:val="19"/>
+              </w:rPr>
+              <w:t xml:space="preserve">The target is held, tangled or pinned down: their next action goes to getting free</w:t>
+            </w:r>
+          </w:p>
+        </w:tc>
+      </w:tr>
+      <w:tr>
+        <w:tc>
+          <w:tcPr/>
+          <w:p>
+            <w:pPr>
+              <w:pStyle w:val="Compact"/>
+              <w:jc w:val="left"/>
+            </w:pPr>
+            <w:r>
+              <w:rPr>
+                <w:b/>
+                <w:sz w:val="19"/>
+              </w:rPr>
+              <w:t xml:space="preserve">Rattle</w:t>
+            </w:r>
+          </w:p>
+        </w:tc>
+        <w:tc>
+          <w:tcPr/>
+          <w:p>
+            <w:pPr>
+              <w:pStyle w:val="Compact"/>
+              <w:jc w:val="left"/>
+            </w:pPr>
+            <w:r>
+              <w:rPr>
+                <w:sz w:val="19"/>
+              </w:rPr>
+              <w:t xml:space="preserve">−2 to the target’s next roll</w:t>
+            </w:r>
+          </w:p>
+        </w:tc>
+      </w:tr>
+      <w:tr>
+        <w:tc>
+          <w:tcPr/>
+          <w:p>
+            <w:pPr>
+              <w:pStyle w:val="Compact"/>
+              <w:jc w:val="left"/>
+            </w:pPr>
+            <w:r>
+              <w:rPr>
+                <w:b/>
+                <w:sz w:val="19"/>
+              </w:rPr>
+              <w:t xml:space="preserve">Break gear</w:t>
+            </w:r>
+          </w:p>
+        </w:tc>
+        <w:tc>
+          <w:tcPr/>
+          <w:p>
+            <w:pPr>
+              <w:pStyle w:val="Compact"/>
+              <w:jc w:val="left"/>
+            </w:pPr>
+            <w:r>
+              <w:rPr>
+                <w:sz w:val="19"/>
+              </w:rPr>
+              <w:t xml:space="preserve">A shield, weapon or tool breaks; armor loses 1 protection until it’s repaired</w:t>
+            </w:r>
+          </w:p>
+        </w:tc>
+      </w:tr>
+      <w:tr>
+        <w:tc>
+          <w:tcPr/>
+          <w:p>
+            <w:pPr>
+              <w:pStyle w:val="Compact"/>
+              <w:jc w:val="left"/>
+            </w:pPr>
+            <w:r>
+              <w:rPr>
+                <w:b/>
+                <w:sz w:val="19"/>
+              </w:rPr>
+              <w:t xml:space="preserve">Open them up</w:t>
+            </w:r>
+          </w:p>
+        </w:tc>
+        <w:tc>
+          <w:tcPr/>
+          <w:p>
+            <w:pPr>
+              <w:pStyle w:val="Compact"/>
+              <w:jc w:val="left"/>
+            </w:pPr>
+            <w:r>
+              <w:rPr>
+                <w:sz w:val="19"/>
+              </w:rPr>
+              <w:t xml:space="preserve">The next attack on this target this round gets +2</w:t>
+            </w:r>
+          </w:p>
+        </w:tc>
+      </w:tr>
+      <w:tr>
+        <w:tc>
+          <w:tcPr/>
+          <w:p>
+            <w:pPr>
+              <w:pStyle w:val="Compact"/>
+              <w:jc w:val="left"/>
+            </w:pPr>
+            <w:r>
+              <w:rPr>
+                <w:b/>
+                <w:sz w:val="19"/>
+              </w:rPr>
+              <w:t xml:space="preserve">Precise</w:t>
+            </w:r>
+          </w:p>
+        </w:tc>
+        <w:tc>
+          <w:tcPr/>
+          <w:p>
+            <w:pPr>
+              <w:pStyle w:val="Compact"/>
+              <w:jc w:val="left"/>
+            </w:pPr>
+            <w:r>
+              <w:rPr>
+                <w:sz w:val="19"/>
+              </w:rPr>
+              <w:t xml:space="preserve">You hit exactly what you aimed at: the lantern, the rope, the tire, the hand on the trigger</w:t>
+            </w:r>
+          </w:p>
+        </w:tc>
+      </w:tr>
+    </w:tbl>
+    <w:p>
+      <w:pPr>
+        <w:pStyle w:val="BodyText"/>
+      </w:pPr>
+      <w:r>
+        <w:rPr>
+          <w:bCs/>
+          <w:b/>
+        </w:rPr>
+        <w:t xml:space="preserve">Limits.</w:t>
+      </w:r>
+      <w:r>
+        <w:t xml:space="preserve"> </w:t>
+      </w:r>
+      <w:r>
+        <w:t xml:space="preserve">A telling hit never adds boxes and never gets past a defense. The effect has to make sense: nobody disarms a bear or knocks down a train, and the GM can rule an effect out. Opponents who drop from one hit are already down, so a telling hit against them sets up what comes next, like sending one crashing into another.</w:t>
+      </w:r>
+    </w:p>
+    <w:p>
+      <w:pPr>
+        <w:pStyle w:val="BodyText"/>
+      </w:pPr>
+      <w:r>
+        <w:rPr>
+          <w:bCs/>
+          <w:b/>
+        </w:rPr>
+        <w:t xml:space="preserve">Staying alive.</w:t>
+      </w:r>
+      <w:r>
+        <w:t xml:space="preserve"> </w:t>
+      </w:r>
+      <w:r>
+        <w:t xml:space="preserve">A character on the receiving end can shrug off a telling hit’s effect with</w:t>
+      </w:r>
+      <w:r>
+        <w:t xml:space="preserve"> </w:t>
+      </w:r>
+      <w:r>
+        <w:rPr>
+          <w:bCs/>
+          <w:b/>
+        </w:rPr>
+        <w:t xml:space="preserve">Hard to put down</w:t>
+      </w:r>
+      <w:r>
+        <w:t xml:space="preserve"> </w:t>
+      </w:r>
+      <w:r>
+        <w:t xml:space="preserve">(once per fight) or by spending a Grit point. Either way, they still take the boxes.</w:t>
+      </w:r>
+    </w:p>
+    <w:bookmarkStart w:id="57" w:name="fighting-in-trails-of-blood-dust"/>
+    <w:p>
+      <w:pPr>
+        <w:pStyle w:val="Heading3"/>
+      </w:pPr>
+      <w:r>
+        <w:t xml:space="preserve">Fighting in Trails of Blood &amp; Dust</w:t>
+      </w:r>
+    </w:p>
+    <w:p>
+      <w:pPr>
+        <w:pStyle w:val="FirstParagraph"/>
+      </w:pPr>
+      <w:r>
+        <w:t xml:space="preserve">Trails of Blood &amp; Dust adds these to the attack and defense rules above.</w:t>
+      </w:r>
+    </w:p>
+    <w:p>
+      <w:pPr>
+        <w:numPr>
+          <w:ilvl w:val="0"/>
+          <w:numId w:val="1013"/>
+        </w:numPr>
+        <w:pStyle w:val="Compact"/>
+      </w:pPr>
+      <w:r>
+        <w:rPr>
+          <w:bCs/>
+          <w:b/>
+        </w:rPr>
+        <w:t xml:space="preserve">Shields.</w:t>
+      </w:r>
+      <w:r>
+        <w:t xml:space="preserve"> </w:t>
+      </w:r>
+      <w:r>
+        <w:t xml:space="preserve">A real shield is rare out West: a hide shield or an iron-bound buckler gives +1 to Block. Anything at hand stands in: a chair, a wooden slat, a crate lid, a saddle.</w:t>
+      </w:r>
+    </w:p>
+    <w:p>
+      <w:pPr>
+        <w:numPr>
+          <w:ilvl w:val="0"/>
+          <w:numId w:val="1013"/>
+        </w:numPr>
+        <w:pStyle w:val="Compact"/>
+      </w:pPr>
+      <w:r>
+        <w:rPr>
+          <w:bCs/>
+          <w:b/>
+        </w:rPr>
+        <w:t xml:space="preserve">Careful Marksman.</w:t>
+      </w:r>
+      <w:r>
+        <w:t xml:space="preserve"> </w:t>
+      </w:r>
+      <w:r>
+        <w:t xml:space="preserve">Aiming with the advantage gives +3 in all: Aim’s +1 and the advantage’s +2.</w:t>
+      </w:r>
+    </w:p>
+    <w:p>
+      <w:pPr>
+        <w:numPr>
+          <w:ilvl w:val="0"/>
+          <w:numId w:val="1013"/>
+        </w:numPr>
+        <w:pStyle w:val="Compact"/>
+      </w:pPr>
+      <w:r>
+        <w:rPr>
+          <w:bCs/>
+          <w:b/>
+        </w:rPr>
+        <w:t xml:space="preserve">A heavy coat.</w:t>
+      </w:r>
+      <w:r>
+        <w:t xml:space="preserve"> </w:t>
+      </w:r>
+      <w:r>
+        <w:t xml:space="preserve">A buffalo coat or a canvas duster turns a blade, a claw or an arrow, but not a bullet. Once per fight, a hit of 2 or more boxes from a blade, claw, fang or missile marks one fewer.</w:t>
+      </w:r>
+    </w:p>
+    <w:p>
+      <w:pPr>
+        <w:pStyle w:val="FirstParagraph"/>
+      </w:pPr>
+      <w:r>
+        <w:rPr>
+          <w:iCs/>
+          <w:i/>
+        </w:rPr>
+        <w:t xml:space="preserve">Example:</w:t>
+      </w:r>
+      <w:r>
+        <w:t xml:space="preserve"> </w:t>
+      </w:r>
+      <w:r>
+        <w:t xml:space="preserve">a werewolf’s claws succeed by 5 against Deputy Ames, who hasn’t defended yet this round. Dodge is 11, −2 for the clean hit: Ames needs a 9 or less. A parry with the saber would be Melee 14 −3 −2 = 9, no better, so Ames dodges. When the second wolf lunges before Ames’s next turn, there’s no defense left, unless Ames has Additional Defense.</w:t>
+      </w:r>
+    </w:p>
+    <w:bookmarkEnd w:id="57"/>
+    <w:bookmarkStart w:id="58" w:name="stagecoach-chases"/>
+    <w:p>
+      <w:pPr>
+        <w:pStyle w:val="Heading3"/>
+      </w:pPr>
+      <w:r>
+        <w:t xml:space="preserve">Stagecoach chases</w:t>
+      </w:r>
+    </w:p>
+    <w:p>
+      <w:pPr>
+        <w:pStyle w:val="FirstParagraph"/>
+      </w:pPr>
+      <w:r>
+        <w:t xml:space="preserve">A coach on the road with riders closing in is a chase where distance is everything. Run it on the battle map’s</w:t>
+      </w:r>
+      <w:r>
+        <w:t xml:space="preserve"> </w:t>
+      </w:r>
+      <w:r>
+        <w:rPr>
+          <w:bCs/>
+          <w:b/>
+        </w:rPr>
+        <w:t xml:space="preserve">Stagecoach chase</w:t>
+      </w:r>
+      <w:r>
+        <w:t xml:space="preserve"> </w:t>
+      </w:r>
+      <w:r>
+        <w:t xml:space="preserve">track, in the GM view, instead of the chase clocks.</w:t>
+      </w:r>
+    </w:p>
+    <w:p>
+      <w:pPr>
+        <w:numPr>
+          <w:ilvl w:val="0"/>
+          <w:numId w:val="1014"/>
+        </w:numPr>
+        <w:pStyle w:val="Compact"/>
+      </w:pPr>
+      <w:r>
+        <w:rPr>
+          <w:bCs/>
+          <w:b/>
+        </w:rPr>
+        <w:t xml:space="preserve">The lanes.</w:t>
+      </w:r>
+      <w:r>
+        <w:t xml:space="preserve"> </w:t>
+      </w:r>
+      <w:r>
+        <w:t xml:space="preserve">The stagecoach has its own lane, and each rider stands in a range band from it: Close (alongside), Short, Medium, Long or Extreme. Riders usually start at Medium or Long.</w:t>
+      </w:r>
+    </w:p>
+    <w:p>
+      <w:pPr>
+        <w:numPr>
+          <w:ilvl w:val="0"/>
+          <w:numId w:val="1014"/>
+        </w:numPr>
+        <w:pStyle w:val="Compact"/>
+      </w:pPr>
+      <w:r>
+        <w:rPr>
+          <w:bCs/>
+          <w:b/>
+        </w:rPr>
+        <w:t xml:space="preserve">Each exchange.</w:t>
+      </w:r>
+      <w:r>
+        <w:t xml:space="preserve"> </w:t>
+      </w:r>
+      <w:r>
+        <w:t xml:space="preserve">The driver rolls Riding against each rider’s Riding (11 for a threat without it). The winner moves that rider one band: closer if the rider won, farther if the driver did. A tie leaves it where it is, and a rider pushed past Extreme drops out of the chase. A fresh horse or a good road gives +2; rough ground or a tired team gives −2.</w:t>
+      </w:r>
+    </w:p>
+    <w:p>
+      <w:pPr>
+        <w:numPr>
+          <w:ilvl w:val="0"/>
+          <w:numId w:val="1014"/>
+        </w:numPr>
+        <w:pStyle w:val="Compact"/>
+      </w:pPr>
+      <w:r>
+        <w:rPr>
+          <w:bCs/>
+          <w:b/>
+        </w:rPr>
+        <w:t xml:space="preserve">Fighting on the move.</w:t>
+      </w:r>
+      <w:r>
+        <w:t xml:space="preserve"> </w:t>
+      </w:r>
+      <w:r>
+        <w:t xml:space="preserve">Everyone else acts as usual. Shooting from the box, the roof or the saddle is at −2, on top of the range penalty. At Close, a rider can board with an Athletics roll, and then it is fists, knives and shotguns at arm’s length. A passenger can climb out to the box or onto the roof as their move.</w:t>
+      </w:r>
+    </w:p>
+    <w:p>
+      <w:pPr>
+        <w:numPr>
+          <w:ilvl w:val="0"/>
+          <w:numId w:val="1014"/>
+        </w:numPr>
+        <w:pStyle w:val="Compact"/>
+      </w:pPr>
+      <w:r>
+        <w:rPr>
+          <w:bCs/>
+          <w:b/>
+        </w:rPr>
+        <w:t xml:space="preserve">Hurting the coach.</w:t>
+      </w:r>
+      <w:r>
+        <w:t xml:space="preserve"> </w:t>
+      </w:r>
+      <w:r>
+        <w:t xml:space="preserve">A hit aimed at the team or a wheel (a called shot, −2) marks one box on the coach’s track. Dynamite, a crash, or a driver who fails by 5 or more on rough ground marks one more.</w:t>
+      </w:r>
+    </w:p>
+    <w:p>
+      <w:pPr>
+        <w:numPr>
+          <w:ilvl w:val="0"/>
+          <w:numId w:val="1014"/>
+        </w:numPr>
+        <w:pStyle w:val="Compact"/>
+      </w:pPr>
+      <w:r>
+        <w:rPr>
+          <w:bCs/>
+          <w:b/>
+        </w:rPr>
+        <w:t xml:space="preserve">The driver goes down.</w:t>
+      </w:r>
+      <w:r>
+        <w:t xml:space="preserve"> </w:t>
+      </w:r>
+      <w:r>
+        <w:t xml:space="preserve">If the driver is Incapacitated or knocked from the box, the team bolts. Someone must reach the box and take the reins (Riding −2) before the next exchange, or the coach marks a box.</w:t>
+      </w:r>
+    </w:p>
+    <w:tbl>
+      <w:tblPr>
+        <w:tblStyle w:val="Table"/>
+        <w:tblW w:type="pct" w:w="5000"/>
+        <w:tblLook w:firstRow="1" w:lastRow="0" w:firstColumn="0" w:lastColumn="0" w:noHBand="0" w:noVBand="0" w:val="0020"/>
+        <w:jc w:val="start"/>
+        <w:tblBorders>
+          <w:top w:val="single" w:sz="4" w:color="B8C2D3"/>
+          <w:left w:val="single" w:sz="4" w:color="B8C2D3"/>
+          <w:bottom w:val="single" w:sz="4" w:color="B8C2D3"/>
+          <w:right w:val="single" w:sz="4" w:color="B8C2D3"/>
+          <w:insideH w:val="single" w:sz="4" w:color="B8C2D3"/>
+          <w:insideV w:val="single" w:sz="4" w:color="B8C2D3"/>
+        </w:tblBorders>
+      </w:tblPr>
+      <w:tblGrid>
+        <w:gridCol w:w="3960"/>
+        <w:gridCol w:w="3960"/>
+      </w:tblGrid>
+      <w:tr>
+        <w:trPr>
+          <w:tblHeader w:val="true"/>
+        </w:trPr>
+        <w:tc>
+          <w:tcPr>
+            <w:shd w:val="clear" w:fill="E6E8E6"/>
+          </w:tcPr>
+          <w:p>
+            <w:pPr>
+              <w:pStyle w:val="Compact"/>
+              <w:jc w:val="left"/>
+            </w:pPr>
+            <w:r>
+              <w:rPr>
+                <w:b/>
+                <w:sz w:val="19"/>
+              </w:rPr>
+              <w:t xml:space="preserve">Boxes</w:t>
+            </w:r>
+          </w:p>
+        </w:tc>
+        <w:tc>
+          <w:tcPr>
+            <w:shd w:val="clear" w:fill="E6E8E6"/>
+          </w:tcPr>
+          <w:p>
+            <w:pPr>
+              <w:pStyle w:val="Compact"/>
+              <w:jc w:val="left"/>
+            </w:pPr>
+            <w:r>
+              <w:rPr>
+                <w:b/>
+                <w:sz w:val="19"/>
+              </w:rPr>
+              <w:t xml:space="preserve">The coach</w:t>
+            </w:r>
+          </w:p>
+        </w:tc>
+      </w:tr>
+      <w:tr>
+        <w:tc>
+          <w:tcPr/>
+          <w:p>
+            <w:pPr>
+              <w:pStyle w:val="Compact"/>
+              <w:jc w:val="left"/>
+            </w:pPr>
+            <w:r>
+              <w:rPr>
+                <w:b/>
+                <w:sz w:val="19"/>
+              </w:rPr>
+              <w:t xml:space="preserve">0</w:t>
+            </w:r>
+          </w:p>
+        </w:tc>
+        <w:tc>
+          <w:tcPr/>
+          <w:p>
+            <w:pPr>
+              <w:pStyle w:val="Compact"/>
+              <w:jc w:val="left"/>
+            </w:pPr>
+            <w:r>
+              <w:rPr>
+                <w:sz w:val="19"/>
+              </w:rPr>
+              <w:t xml:space="preserve">Rolling: no damage</w:t>
+            </w:r>
+          </w:p>
+        </w:tc>
+      </w:tr>
+      <w:tr>
+        <w:tc>
+          <w:tcPr/>
+          <w:p>
+            <w:pPr>
+              <w:pStyle w:val="Compact"/>
+              <w:jc w:val="left"/>
+            </w:pPr>
+            <w:r>
+              <w:rPr>
+                <w:b/>
+                <w:sz w:val="19"/>
+              </w:rPr>
+              <w:t xml:space="preserve">1</w:t>
+            </w:r>
+          </w:p>
+        </w:tc>
+        <w:tc>
+          <w:tcPr/>
+          <w:p>
+            <w:pPr>
+              <w:pStyle w:val="Compact"/>
+              <w:jc w:val="left"/>
+            </w:pPr>
+            <w:r>
+              <w:rPr>
+                <w:sz w:val="19"/>
+              </w:rPr>
+              <w:t xml:space="preserve">Holed: splinters and bullet holes; no penalty yet</w:t>
+            </w:r>
+          </w:p>
+        </w:tc>
+      </w:tr>
+      <w:tr>
+        <w:tc>
+          <w:tcPr/>
+          <w:p>
+            <w:pPr>
+              <w:pStyle w:val="Compact"/>
+              <w:jc w:val="left"/>
+            </w:pPr>
+            <w:r>
+              <w:rPr>
+                <w:b/>
+                <w:sz w:val="19"/>
+              </w:rPr>
+              <w:t xml:space="preserve">2</w:t>
+            </w:r>
+          </w:p>
+        </w:tc>
+        <w:tc>
+          <w:tcPr/>
+          <w:p>
+            <w:pPr>
+              <w:pStyle w:val="Compact"/>
+              <w:jc w:val="left"/>
+            </w:pPr>
+            <w:r>
+              <w:rPr>
+                <w:sz w:val="19"/>
+              </w:rPr>
+              <w:t xml:space="preserve">A horse hit or a wheel cracked: −2 to the driver’s Riding</w:t>
+            </w:r>
+          </w:p>
+        </w:tc>
+      </w:tr>
+      <w:tr>
+        <w:tc>
+          <w:tcPr/>
+          <w:p>
+            <w:pPr>
+              <w:pStyle w:val="Compact"/>
+              <w:jc w:val="left"/>
+            </w:pPr>
+            <w:r>
+              <w:rPr>
+                <w:b/>
+                <w:sz w:val="19"/>
+              </w:rPr>
+              <w:t xml:space="preserve">3</w:t>
+            </w:r>
+          </w:p>
+        </w:tc>
+        <w:tc>
+          <w:tcPr/>
+          <w:p>
+            <w:pPr>
+              <w:pStyle w:val="Compact"/>
+              <w:jc w:val="left"/>
+            </w:pPr>
+            <w:r>
+              <w:rPr>
+                <w:sz w:val="19"/>
+              </w:rPr>
+              <w:t xml:space="preserve">Lamed: −4 to the driver’s Riding, and riders close on a tie</w:t>
+            </w:r>
+          </w:p>
+        </w:tc>
+      </w:tr>
+      <w:tr>
+        <w:tc>
+          <w:tcPr/>
+          <w:p>
+            <w:pPr>
+              <w:pStyle w:val="Compact"/>
+              <w:jc w:val="left"/>
+            </w:pPr>
+            <w:r>
+              <w:rPr>
+                <w:b/>
+                <w:sz w:val="19"/>
+              </w:rPr>
+              <w:t xml:space="preserve">4</w:t>
+            </w:r>
+          </w:p>
+        </w:tc>
+        <w:tc>
+          <w:tcPr/>
+          <w:p>
+            <w:pPr>
+              <w:pStyle w:val="Compact"/>
+              <w:jc w:val="left"/>
+            </w:pPr>
+            <w:r>
+              <w:rPr>
+                <w:sz w:val="19"/>
+              </w:rPr>
+              <w:t xml:space="preserve">Wrecked: the coach overturns or stops dead; everyone aboard rolls Athletics or marks a box of Injury</w:t>
+            </w:r>
+          </w:p>
+        </w:tc>
+      </w:tr>
+    </w:tbl>
+    <w:bookmarkEnd w:id="58"/>
+    <w:bookmarkEnd w:id="59"/>
+    <w:bookmarkStart w:id="60" w:name="range"/>
+    <w:p>
+      <w:pPr>
+        <w:pStyle w:val="Heading2"/>
+      </w:pPr>
+      <w:r>
+        <w:t xml:space="preserve">Range</w:t>
+      </w:r>
+    </w:p>
+    <w:p>
+      <w:pPr>
+        <w:pStyle w:val="FirstParagraph"/>
+      </w:pPr>
+      <w:r>
+        <w:t xml:space="preserve">Distances fall into five bands:</w:t>
+      </w:r>
+    </w:p>
+    <w:tbl>
+      <w:tblPr>
+        <w:tblStyle w:val="Table"/>
+        <w:tblW w:type="pct" w:w="5000"/>
+        <w:tblLook w:firstRow="1" w:lastRow="0" w:firstColumn="0" w:lastColumn="0" w:noHBand="0" w:noVBand="0" w:val="0020"/>
+        <w:jc w:val="start"/>
+        <w:tblBorders>
+          <w:top w:val="single" w:sz="4" w:color="B8C2D3"/>
+          <w:left w:val="single" w:sz="4" w:color="B8C2D3"/>
+          <w:bottom w:val="single" w:sz="4" w:color="B8C2D3"/>
+          <w:right w:val="single" w:sz="4" w:color="B8C2D3"/>
+          <w:insideH w:val="single" w:sz="4" w:color="B8C2D3"/>
+          <w:insideV w:val="single" w:sz="4" w:color="B8C2D3"/>
+        </w:tblBorders>
+      </w:tblPr>
+      <w:tblGrid>
+        <w:gridCol w:w="2640"/>
+        <w:gridCol w:w="2640"/>
+        <w:gridCol w:w="2640"/>
+      </w:tblGrid>
+      <w:tr>
+        <w:trPr>
+          <w:tblHeader w:val="true"/>
+        </w:trPr>
+        <w:tc>
+          <w:tcPr>
+            <w:shd w:val="clear" w:fill="E6E8E6"/>
+          </w:tcPr>
+          <w:p>
+            <w:pPr>
+              <w:pStyle w:val="Compact"/>
+              <w:jc w:val="left"/>
+            </w:pPr>
+            <w:r>
+              <w:rPr>
+                <w:b/>
+                <w:sz w:val="19"/>
+              </w:rPr>
+              <w:t xml:space="preserve">Band</w:t>
+            </w:r>
+          </w:p>
+        </w:tc>
+        <w:tc>
+          <w:tcPr>
+            <w:shd w:val="clear" w:fill="E6E8E6"/>
+          </w:tcPr>
+          <w:p>
+            <w:pPr>
+              <w:pStyle w:val="Compact"/>
+              <w:jc w:val="left"/>
+            </w:pPr>
+            <w:r>
+              <w:rPr>
+                <w:b/>
+                <w:sz w:val="19"/>
+              </w:rPr>
+              <w:t xml:space="preserve">Distance</w:t>
+            </w:r>
+          </w:p>
+        </w:tc>
+        <w:tc>
+          <w:tcPr>
+            <w:shd w:val="clear" w:fill="E6E8E6"/>
+          </w:tcPr>
+          <w:p>
+            <w:pPr>
+              <w:pStyle w:val="Compact"/>
+              <w:jc w:val="left"/>
+            </w:pPr>
+            <w:r>
+              <w:rPr>
+                <w:b/>
+                <w:sz w:val="19"/>
+              </w:rPr>
+              <w:t xml:space="preserve">For example</w:t>
+            </w:r>
+          </w:p>
+        </w:tc>
+      </w:tr>
+      <w:tr>
+        <w:tc>
+          <w:tcPr/>
+          <w:p>
+            <w:pPr>
+              <w:pStyle w:val="Compact"/>
+              <w:jc w:val="left"/>
+            </w:pPr>
+            <w:r>
+              <w:rPr>
+                <w:b/>
+                <w:sz w:val="19"/>
+              </w:rPr>
+              <w:t xml:space="preserve">Close</w:t>
+            </w:r>
+          </w:p>
+        </w:tc>
+        <w:tc>
+          <w:tcPr/>
+          <w:p>
+            <w:pPr>
+              <w:pStyle w:val="Compact"/>
+              <w:jc w:val="left"/>
+            </w:pPr>
+            <w:r>
+              <w:rPr>
+                <w:sz w:val="19"/>
+              </w:rPr>
+              <w:t xml:space="preserve">Up to 10 yards</w:t>
+            </w:r>
+          </w:p>
+        </w:tc>
+        <w:tc>
+          <w:tcPr/>
+          <w:p>
+            <w:pPr>
+              <w:pStyle w:val="Compact"/>
+              <w:jc w:val="left"/>
+            </w:pPr>
+            <w:r>
+              <w:rPr>
+                <w:sz w:val="19"/>
+              </w:rPr>
+              <w:t xml:space="preserve">Across a room; one move covers it</w:t>
+            </w:r>
+          </w:p>
+        </w:tc>
+      </w:tr>
+      <w:tr>
+        <w:tc>
+          <w:tcPr/>
+          <w:p>
+            <w:pPr>
+              <w:pStyle w:val="Compact"/>
+              <w:jc w:val="left"/>
+            </w:pPr>
+            <w:r>
+              <w:rPr>
+                <w:b/>
+                <w:sz w:val="19"/>
+              </w:rPr>
+              <w:t xml:space="preserve">Short</w:t>
+            </w:r>
+          </w:p>
+        </w:tc>
+        <w:tc>
+          <w:tcPr/>
+          <w:p>
+            <w:pPr>
+              <w:pStyle w:val="Compact"/>
+              <w:jc w:val="left"/>
+            </w:pPr>
+            <w:r>
+              <w:rPr>
+                <w:sz w:val="19"/>
+              </w:rPr>
+              <w:t xml:space="preserve">Up to 50 yards</w:t>
+            </w:r>
+          </w:p>
+        </w:tc>
+        <w:tc>
+          <w:tcPr/>
+          <w:p>
+            <w:pPr>
+              <w:pStyle w:val="Compact"/>
+              <w:jc w:val="left"/>
+            </w:pPr>
+            <w:r>
+              <w:rPr>
+                <w:sz w:val="19"/>
+              </w:rPr>
+              <w:t xml:space="preserve">Across a street or a courtyard</w:t>
+            </w:r>
+          </w:p>
+        </w:tc>
+      </w:tr>
+      <w:tr>
+        <w:tc>
+          <w:tcPr/>
+          <w:p>
+            <w:pPr>
+              <w:pStyle w:val="Compact"/>
+              <w:jc w:val="left"/>
+            </w:pPr>
+            <w:r>
+              <w:rPr>
+                <w:b/>
+                <w:sz w:val="19"/>
+              </w:rPr>
+              <w:t xml:space="preserve">Medium</w:t>
+            </w:r>
+          </w:p>
+        </w:tc>
+        <w:tc>
+          <w:tcPr/>
+          <w:p>
+            <w:pPr>
+              <w:pStyle w:val="Compact"/>
+              <w:jc w:val="left"/>
+            </w:pPr>
+            <w:r>
+              <w:rPr>
+                <w:sz w:val="19"/>
+              </w:rPr>
+              <w:t xml:space="preserve">Up to 150 yards</w:t>
+            </w:r>
+          </w:p>
+        </w:tc>
+        <w:tc>
+          <w:tcPr/>
+          <w:p>
+            <w:pPr>
+              <w:pStyle w:val="Compact"/>
+              <w:jc w:val="left"/>
+            </w:pPr>
+            <w:r>
+              <w:rPr>
+                <w:sz w:val="19"/>
+              </w:rPr>
+              <w:t xml:space="preserve">A city block, a long field</w:t>
+            </w:r>
+          </w:p>
+        </w:tc>
+      </w:tr>
+      <w:tr>
+        <w:tc>
+          <w:tcPr/>
+          <w:p>
+            <w:pPr>
+              <w:pStyle w:val="Compact"/>
+              <w:jc w:val="left"/>
+            </w:pPr>
+            <w:r>
+              <w:rPr>
+                <w:b/>
+                <w:sz w:val="19"/>
+              </w:rPr>
+              <w:t xml:space="preserve">Long</w:t>
+            </w:r>
+          </w:p>
+        </w:tc>
+        <w:tc>
+          <w:tcPr/>
+          <w:p>
+            <w:pPr>
+              <w:pStyle w:val="Compact"/>
+              <w:jc w:val="left"/>
+            </w:pPr>
+            <w:r>
+              <w:rPr>
+                <w:sz w:val="19"/>
+              </w:rPr>
+              <w:t xml:space="preserve">Up to 500 yards</w:t>
+            </w:r>
+          </w:p>
+        </w:tc>
+        <w:tc>
+          <w:tcPr/>
+          <w:p>
+            <w:pPr>
+              <w:pStyle w:val="Compact"/>
+              <w:jc w:val="left"/>
+            </w:pPr>
+            <w:r>
+              <w:rPr>
+                <w:sz w:val="19"/>
+              </w:rPr>
+              <w:t xml:space="preserve">Across a valley, a park or a harbor</w:t>
+            </w:r>
+          </w:p>
+        </w:tc>
+      </w:tr>
+      <w:tr>
+        <w:tc>
+          <w:tcPr/>
+          <w:p>
+            <w:pPr>
+              <w:pStyle w:val="Compact"/>
+              <w:jc w:val="left"/>
+            </w:pPr>
+            <w:r>
+              <w:rPr>
+                <w:b/>
+                <w:sz w:val="19"/>
+              </w:rPr>
+              <w:t xml:space="preserve">Extreme</w:t>
+            </w:r>
+          </w:p>
+        </w:tc>
+        <w:tc>
+          <w:tcPr/>
+          <w:p>
+            <w:pPr>
+              <w:pStyle w:val="Compact"/>
+              <w:jc w:val="left"/>
+            </w:pPr>
+            <w:r>
+              <w:rPr>
+                <w:sz w:val="19"/>
+              </w:rPr>
+              <w:t xml:space="preserve">Up to a mile, in line of sight</w:t>
+            </w:r>
+          </w:p>
+        </w:tc>
+        <w:tc>
+          <w:tcPr/>
+          <w:p>
+            <w:pPr>
+              <w:pStyle w:val="Compact"/>
+              <w:jc w:val="left"/>
+            </w:pPr>
+            <w:r>
+              <w:rPr>
+                <w:sz w:val="19"/>
+              </w:rPr>
+              <w:t xml:space="preserve">Rooftop to rooftop across a town</w:t>
+            </w:r>
+          </w:p>
+        </w:tc>
+      </w:tr>
+    </w:tbl>
+    <w:p>
+      <w:pPr>
+        <w:pStyle w:val="BodyText"/>
+      </w:pPr>
+      <w:r>
+        <w:t xml:space="preserve">Every ranged weapon has an</w:t>
+      </w:r>
+      <w:r>
+        <w:t xml:space="preserve"> </w:t>
+      </w:r>
+      <w:r>
+        <w:rPr>
+          <w:bCs/>
+          <w:b/>
+        </w:rPr>
         <w:t xml:space="preserve">effective band</w:t>
       </w:r>
       <w:r>
@@ -9342,8 +10785,8 @@
         <w:t xml:space="preserve">Moving: your move each turn covers the Close band. Give up your action to run and you cover Short instead.</w:t>
       </w:r>
     </w:p>
-    <w:bookmarkEnd w:id="55"/>
-    <w:bookmarkStart w:id="58" w:name="injury"/>
+    <w:bookmarkEnd w:id="60"/>
+    <w:bookmarkStart w:id="63" w:name="injury"/>
     <w:p>
       <w:pPr>
         <w:pStyle w:val="Heading2"/>
@@ -9632,7 +11075,7 @@
         <w:t xml:space="preserve">Injury penalties replace each other rather than stacking. They apply to movement, attacks, Dodge, and other tasks the injury physically hinders.</w:t>
       </w:r>
     </w:p>
-    <w:bookmarkStart w:id="56" w:name="dying-and-death"/>
+    <w:bookmarkStart w:id="61" w:name="dying-and-death"/>
     <w:p>
       <w:pPr>
         <w:pStyle w:val="Heading3"/>
@@ -9645,7 +11088,7 @@
       <w:pPr>
         <w:numPr>
           <w:ilvl w:val="0"/>
-          <w:numId w:val="1012"/>
+          <w:numId w:val="1015"/>
         </w:numPr>
         <w:pStyle w:val="Compact"/>
       </w:pPr>
@@ -9696,7 +11139,7 @@
       <w:pPr>
         <w:numPr>
           <w:ilvl w:val="0"/>
-          <w:numId w:val="1012"/>
+          <w:numId w:val="1015"/>
         </w:numPr>
         <w:pStyle w:val="Compact"/>
       </w:pPr>
@@ -9718,7 +11161,7 @@
       <w:pPr>
         <w:numPr>
           <w:ilvl w:val="0"/>
-          <w:numId w:val="1012"/>
+          <w:numId w:val="1015"/>
         </w:numPr>
         <w:pStyle w:val="Compact"/>
       </w:pPr>
@@ -9744,8 +11187,8 @@
         <w:t xml:space="preserve">Your protection is avoiding the hit: a defense (Dodge, Parry or Block), cover, and a Grit point, which reduces a hit by one box.</w:t>
       </w:r>
     </w:p>
-    <w:bookmarkEnd w:id="56"/>
-    <w:bookmarkStart w:id="57" w:name="optional-rule-gritty-combat"/>
+    <w:bookmarkEnd w:id="61"/>
+    <w:bookmarkStart w:id="62" w:name="optional-rule-gritty-combat"/>
     <w:p>
       <w:pPr>
         <w:pStyle w:val="Heading3"/>
@@ -9871,7 +11314,7 @@
       <w:pPr>
         <w:numPr>
           <w:ilvl w:val="0"/>
-          <w:numId w:val="1013"/>
+          <w:numId w:val="1016"/>
         </w:numPr>
         <w:pStyle w:val="Compact"/>
       </w:pPr>
@@ -9893,7 +11336,7 @@
       <w:pPr>
         <w:numPr>
           <w:ilvl w:val="0"/>
-          <w:numId w:val="1013"/>
+          <w:numId w:val="1016"/>
         </w:numPr>
         <w:pStyle w:val="Compact"/>
       </w:pPr>
@@ -9915,7 +11358,7 @@
       <w:pPr>
         <w:numPr>
           <w:ilvl w:val="0"/>
-          <w:numId w:val="1013"/>
+          <w:numId w:val="1016"/>
         </w:numPr>
         <w:pStyle w:val="Compact"/>
       </w:pPr>
@@ -10414,7 +11857,7 @@
       <w:pPr>
         <w:numPr>
           <w:ilvl w:val="0"/>
-          <w:numId w:val="1014"/>
+          <w:numId w:val="1017"/>
         </w:numPr>
         <w:pStyle w:val="Compact"/>
       </w:pPr>
@@ -10452,7 +11895,7 @@
       <w:pPr>
         <w:numPr>
           <w:ilvl w:val="0"/>
-          <w:numId w:val="1014"/>
+          <w:numId w:val="1017"/>
         </w:numPr>
         <w:pStyle w:val="Compact"/>
       </w:pPr>
@@ -10487,7 +11930,7 @@
       <w:pPr>
         <w:numPr>
           <w:ilvl w:val="0"/>
-          <w:numId w:val="1014"/>
+          <w:numId w:val="1017"/>
         </w:numPr>
         <w:pStyle w:val="Compact"/>
       </w:pPr>
@@ -10505,9 +11948,9 @@
         <w:t xml:space="preserve">Grievous wounds heal on their own clock, whatever the boxes say. A lost limb, a lost eye or a disfigurement never heals.</w:t>
       </w:r>
     </w:p>
-    <w:bookmarkEnd w:id="57"/>
-    <w:bookmarkEnd w:id="58"/>
-    <w:bookmarkStart w:id="59" w:name="weapons-and-damage"/>
+    <w:bookmarkEnd w:id="62"/>
+    <w:bookmarkEnd w:id="63"/>
+    <w:bookmarkStart w:id="64" w:name="weapons-and-damage"/>
     <w:p>
       <w:pPr>
         <w:pStyle w:val="Heading2"/>
@@ -11625,8 +13068,8 @@
         <w:t xml:space="preserve">To take someone down without killing them, use fists, a club, a grapple, or a lasso.</w:t>
       </w:r>
     </w:p>
-    <w:bookmarkEnd w:id="59"/>
-    <w:bookmarkStart w:id="60" w:name="gun-and-rounds"/>
+    <w:bookmarkEnd w:id="64"/>
+    <w:bookmarkStart w:id="65" w:name="gun-and-rounds"/>
     <w:p>
       <w:pPr>
         <w:pStyle w:val="Heading2"/>
@@ -12105,7 +13548,7 @@
       <w:pPr>
         <w:numPr>
           <w:ilvl w:val="0"/>
-          <w:numId w:val="1015"/>
+          <w:numId w:val="1018"/>
         </w:numPr>
         <w:pStyle w:val="Compact"/>
       </w:pPr>
@@ -12127,7 +13570,7 @@
       <w:pPr>
         <w:numPr>
           <w:ilvl w:val="0"/>
-          <w:numId w:val="1015"/>
+          <w:numId w:val="1018"/>
         </w:numPr>
         <w:pStyle w:val="Compact"/>
       </w:pPr>
@@ -12149,7 +13592,7 @@
       <w:pPr>
         <w:numPr>
           <w:ilvl w:val="0"/>
-          <w:numId w:val="1015"/>
+          <w:numId w:val="1018"/>
         </w:numPr>
         <w:pStyle w:val="Compact"/>
       </w:pPr>
@@ -12167,9 +13610,9 @@
         <w:t xml:space="preserve">A natural 18 with this weapon also jams it: clearing it takes an action.</w:t>
       </w:r>
     </w:p>
-    <w:bookmarkEnd w:id="60"/>
-    <w:bookmarkEnd w:id="61"/>
-    <w:bookmarkStart w:id="66" w:name="medical-care"/>
+    <w:bookmarkEnd w:id="65"/>
+    <w:bookmarkEnd w:id="66"/>
+    <w:bookmarkStart w:id="71" w:name="medical-care"/>
     <w:p>
       <w:pPr>
         <w:pStyle w:val="Heading1"/>
@@ -12202,7 +13645,7 @@
         <w:t xml:space="preserve">below.</w:t>
       </w:r>
     </w:p>
-    <w:bookmarkStart w:id="62" w:name="diagnosis-and-stabilization"/>
+    <w:bookmarkStart w:id="67" w:name="diagnosis-and-stabilization"/>
     <w:p>
       <w:pPr>
         <w:pStyle w:val="Heading2"/>
@@ -12219,8 +13662,8 @@
         <w:t xml:space="preserve">Roll Medicine when the diagnosis is uncertain or an urgent treatment decision matters. Emergency stabilization takes one action and a successful Medicine roll with a doctor’s bag. It ends Dying and stops deterioration, but removes no boxes.</w:t>
       </w:r>
     </w:p>
-    <w:bookmarkEnd w:id="62"/>
-    <w:bookmarkStart w:id="63" w:name="field-treatment"/>
+    <w:bookmarkEnd w:id="67"/>
+    <w:bookmarkStart w:id="68" w:name="field-treatment"/>
     <w:p>
       <w:pPr>
         <w:pStyle w:val="Heading2"/>
@@ -12237,8 +13680,8 @@
         <w:t xml:space="preserve">With a doctor’s bag and several uninterrupted minutes, successful Medicine removes one injury box; success by 5 or more removes two. Each injury receives one field-treatment attempt; further attempts need changed circumstances.</w:t>
       </w:r>
     </w:p>
-    <w:bookmarkEnd w:id="63"/>
-    <w:bookmarkStart w:id="64" w:name="proper-care"/>
+    <w:bookmarkEnd w:id="68"/>
+    <w:bookmarkStart w:id="69" w:name="proper-care"/>
     <w:p>
       <w:pPr>
         <w:pStyle w:val="Heading2"/>
@@ -12255,8 +13698,8 @@
         <w:t xml:space="preserve">A doctor’s surgery with instruments, chloroform and a clean table grants +2 to Medicine. A successful treatment removes two boxes; success by 5 or more removes three. Allow the time the treatment requires.</w:t>
       </w:r>
     </w:p>
-    <w:bookmarkEnd w:id="64"/>
-    <w:bookmarkStart w:id="65" w:name="natural-recovery"/>
+    <w:bookmarkEnd w:id="69"/>
+    <w:bookmarkStart w:id="70" w:name="natural-recovery"/>
     <w:p>
       <w:pPr>
         <w:pStyle w:val="Heading2"/>
@@ -12441,9 +13884,9 @@
         <w:t xml:space="preserve">At three boxes, rest alone does nothing until someone has stabilized or treated you; after that, a week of rest in their care clears the first box. A successful treatment is faster. The times add up: from three boxes, rest alone takes about a week and a half to heal completely (a week, then three days, then a day).</w:t>
       </w:r>
     </w:p>
-    <w:bookmarkEnd w:id="65"/>
-    <w:bookmarkEnd w:id="66"/>
-    <w:bookmarkStart w:id="72" w:name="magic"/>
+    <w:bookmarkEnd w:id="70"/>
+    <w:bookmarkEnd w:id="71"/>
+    <w:bookmarkStart w:id="77" w:name="magic"/>
     <w:p>
       <w:pPr>
         <w:pStyle w:val="Heading1"/>
@@ -12687,7 +14130,7 @@
         </w:tc>
       </w:tr>
     </w:tbl>
-    <w:bookmarkStart w:id="67" w:name="hexes"/>
+    <w:bookmarkStart w:id="72" w:name="hexes"/>
     <w:p>
       <w:pPr>
         <w:pStyle w:val="Heading2"/>
@@ -13068,8 +14511,8 @@
         <w:t xml:space="preserve">A failed hex marks a box of The Dark; a natural 18 marks two, or something answers that shouldn’t.</w:t>
       </w:r>
     </w:p>
-    <w:bookmarkEnd w:id="67"/>
-    <w:bookmarkStart w:id="68" w:name="rituals"/>
+    <w:bookmarkEnd w:id="72"/>
+    <w:bookmarkStart w:id="73" w:name="rituals"/>
     <w:p>
       <w:pPr>
         <w:pStyle w:val="Heading2"/>
@@ -13082,7 +14525,7 @@
       <w:pPr>
         <w:numPr>
           <w:ilvl w:val="0"/>
-          <w:numId w:val="1016"/>
+          <w:numId w:val="1019"/>
         </w:numPr>
         <w:pStyle w:val="Compact"/>
       </w:pPr>
@@ -13104,7 +14547,7 @@
       <w:pPr>
         <w:numPr>
           <w:ilvl w:val="0"/>
-          <w:numId w:val="1016"/>
+          <w:numId w:val="1019"/>
         </w:numPr>
         <w:pStyle w:val="Compact"/>
       </w:pPr>
@@ -13126,7 +14569,7 @@
       <w:pPr>
         <w:numPr>
           <w:ilvl w:val="0"/>
-          <w:numId w:val="1016"/>
+          <w:numId w:val="1019"/>
         </w:numPr>
         <w:pStyle w:val="Compact"/>
       </w:pPr>
@@ -13386,8 +14829,8 @@
         <w:t xml:space="preserve">The right materials, hour or place remove one segment.</w:t>
       </w:r>
     </w:p>
-    <w:bookmarkEnd w:id="68"/>
-    <w:bookmarkStart w:id="69" w:name="charms"/>
+    <w:bookmarkEnd w:id="73"/>
+    <w:bookmarkStart w:id="74" w:name="charms"/>
     <w:p>
       <w:pPr>
         <w:pStyle w:val="Heading2"/>
@@ -13417,8 +14860,8 @@
         <w:t xml:space="preserve">. Preparation is how slow magic wins a fast fight.</w:t>
       </w:r>
     </w:p>
-    <w:bookmarkEnd w:id="69"/>
-    <w:bookmarkStart w:id="70" w:name="magic-advancement"/>
+    <w:bookmarkEnd w:id="74"/>
+    <w:bookmarkStart w:id="75" w:name="magic-advancement"/>
     <w:p>
       <w:pPr>
         <w:pStyle w:val="Heading2"/>
@@ -13925,8 +15368,8 @@
         </w:tc>
       </w:tr>
     </w:tbl>
-    <w:bookmarkEnd w:id="70"/>
-    <w:bookmarkStart w:id="71" w:name="magic-in-trails-of-blood-dust"/>
+    <w:bookmarkEnd w:id="75"/>
+    <w:bookmarkStart w:id="76" w:name="magic-in-trails-of-blood-dust"/>
     <w:p>
       <w:pPr>
         <w:pStyle w:val="Heading2"/>
@@ -14158,9 +15601,9 @@
         </w:tc>
       </w:tr>
     </w:tbl>
-    <w:bookmarkEnd w:id="71"/>
-    <w:bookmarkEnd w:id="72"/>
-    <w:bookmarkStart w:id="76" w:name="grit-points-and-tracks"/>
+    <w:bookmarkEnd w:id="76"/>
+    <w:bookmarkEnd w:id="77"/>
+    <w:bookmarkStart w:id="81" w:name="grit-points-and-tracks"/>
     <w:p>
       <w:pPr>
         <w:pStyle w:val="Heading1"/>
@@ -14169,7 +15612,7 @@
         <w:t xml:space="preserve">Grit points and tracks</w:t>
       </w:r>
     </w:p>
-    <w:bookmarkStart w:id="73" w:name="using-grit-points"/>
+    <w:bookmarkStart w:id="78" w:name="using-grit-points"/>
     <w:p>
       <w:pPr>
         <w:pStyle w:val="Heading2"/>
@@ -14387,8 +15830,8 @@
         <w:t xml:space="preserve">Gain one point when one of your complications creates a meaningful problem you accept, including a companion complication. You can decline the proposed complication without penalty.</w:t>
       </w:r>
     </w:p>
-    <w:bookmarkEnd w:id="73"/>
-    <w:bookmarkStart w:id="74" w:name="trouble"/>
+    <w:bookmarkEnd w:id="78"/>
+    <w:bookmarkStart w:id="79" w:name="trouble"/>
     <w:p>
       <w:pPr>
         <w:pStyle w:val="Heading2"/>
@@ -14677,8 +16120,8 @@
         </w:tc>
       </w:tr>
     </w:tbl>
-    <w:bookmarkEnd w:id="74"/>
-    <w:bookmarkStart w:id="75" w:name="advancement"/>
+    <w:bookmarkEnd w:id="79"/>
+    <w:bookmarkStart w:id="80" w:name="advancement"/>
     <w:p>
       <w:pPr>
         <w:pStyle w:val="Heading2"/>
@@ -14715,7 +16158,7 @@
       <w:pPr>
         <w:numPr>
           <w:ilvl w:val="0"/>
-          <w:numId w:val="1017"/>
+          <w:numId w:val="1020"/>
         </w:numPr>
         <w:pStyle w:val="Compact"/>
       </w:pPr>
@@ -14776,7 +16219,7 @@
       <w:pPr>
         <w:numPr>
           <w:ilvl w:val="0"/>
-          <w:numId w:val="1017"/>
+          <w:numId w:val="1020"/>
         </w:numPr>
         <w:pStyle w:val="Compact"/>
       </w:pPr>
@@ -15122,9 +16565,9 @@
         <w:t xml:space="preserve">Magic and powers grow the same way, at the costs their chapters give.</w:t>
       </w:r>
     </w:p>
-    <w:bookmarkEnd w:id="75"/>
-    <w:bookmarkEnd w:id="76"/>
-    <w:bookmarkStart w:id="78" w:name="running-jobs"/>
+    <w:bookmarkEnd w:id="80"/>
+    <w:bookmarkEnd w:id="81"/>
+    <w:bookmarkStart w:id="83" w:name="running-jobs"/>
     <w:p>
       <w:pPr>
         <w:pStyle w:val="Heading1"/>
@@ -15133,7 +16576,7 @@
         <w:t xml:space="preserve">Running jobs</w:t>
       </w:r>
     </w:p>
-    <w:bookmarkStart w:id="77" w:name="the-trail-journal"/>
+    <w:bookmarkStart w:id="82" w:name="the-trail-journal"/>
     <w:p>
       <w:pPr>
         <w:pStyle w:val="Heading2"/>
@@ -15154,7 +16597,7 @@
       <w:pPr>
         <w:numPr>
           <w:ilvl w:val="0"/>
-          <w:numId w:val="1018"/>
+          <w:numId w:val="1021"/>
         </w:numPr>
         <w:pStyle w:val="Compact"/>
       </w:pPr>
@@ -15176,7 +16619,7 @@
       <w:pPr>
         <w:numPr>
           <w:ilvl w:val="0"/>
-          <w:numId w:val="1018"/>
+          <w:numId w:val="1021"/>
         </w:numPr>
         <w:pStyle w:val="Compact"/>
       </w:pPr>
@@ -15198,7 +16641,7 @@
       <w:pPr>
         <w:numPr>
           <w:ilvl w:val="0"/>
-          <w:numId w:val="1018"/>
+          <w:numId w:val="1021"/>
         </w:numPr>
         <w:pStyle w:val="Compact"/>
       </w:pPr>
@@ -15220,7 +16663,7 @@
       <w:pPr>
         <w:numPr>
           <w:ilvl w:val="0"/>
-          <w:numId w:val="1018"/>
+          <w:numId w:val="1021"/>
         </w:numPr>
         <w:pStyle w:val="Compact"/>
       </w:pPr>
@@ -15242,7 +16685,7 @@
       <w:pPr>
         <w:numPr>
           <w:ilvl w:val="0"/>
-          <w:numId w:val="1018"/>
+          <w:numId w:val="1021"/>
         </w:numPr>
         <w:pStyle w:val="Compact"/>
       </w:pPr>
@@ -15260,9 +16703,9 @@
         <w:t xml:space="preserve">After a significant job, each character earns 1 advancement point; at a milestone, 2 more.</w:t>
       </w:r>
     </w:p>
-    <w:bookmarkEnd w:id="77"/>
-    <w:bookmarkEnd w:id="78"/>
-    <w:bookmarkStart w:id="84" w:name="monsters-and-magic"/>
+    <w:bookmarkEnd w:id="82"/>
+    <w:bookmarkEnd w:id="83"/>
+    <w:bookmarkStart w:id="89" w:name="monsters-and-magic"/>
     <w:p>
       <w:pPr>
         <w:pStyle w:val="Heading1"/>
@@ -15271,7 +16714,7 @@
         <w:t xml:space="preserve">Monsters and magic</w:t>
       </w:r>
     </w:p>
-    <w:bookmarkStart w:id="79" w:name="the-sight"/>
+    <w:bookmarkStart w:id="84" w:name="the-sight"/>
     <w:p>
       <w:pPr>
         <w:pStyle w:val="Heading2"/>
@@ -15301,8 +16744,8 @@
         <w:t xml:space="preserve">. They see ghosts, the true faces of monsters wearing human ones, and magic at work. To everyone else the darkness is a rumor, until it isn’t.</w:t>
       </w:r>
     </w:p>
-    <w:bookmarkEnd w:id="79"/>
-    <w:bookmarkStart w:id="80" w:name="monstrous-forms"/>
+    <w:bookmarkEnd w:id="84"/>
+    <w:bookmarkStart w:id="85" w:name="monstrous-forms"/>
     <w:p>
       <w:pPr>
         <w:pStyle w:val="Heading2"/>
@@ -15361,8 +16804,8 @@
         <w:t xml:space="preserve">.</w:t>
       </w:r>
     </w:p>
-    <w:bookmarkEnd w:id="80"/>
-    <w:bookmarkStart w:id="82" w:name="magic-1"/>
+    <w:bookmarkEnd w:id="85"/>
+    <w:bookmarkStart w:id="87" w:name="magic-1"/>
     <w:p>
       <w:pPr>
         <w:pStyle w:val="Heading2"/>
@@ -15678,7 +17121,7 @@
       <w:pPr>
         <w:numPr>
           <w:ilvl w:val="0"/>
-          <w:numId w:val="1019"/>
+          <w:numId w:val="1022"/>
         </w:numPr>
         <w:pStyle w:val="Compact"/>
       </w:pPr>
@@ -15700,7 +17143,7 @@
       <w:pPr>
         <w:numPr>
           <w:ilvl w:val="0"/>
-          <w:numId w:val="1019"/>
+          <w:numId w:val="1022"/>
         </w:numPr>
         <w:pStyle w:val="Compact"/>
       </w:pPr>
@@ -15722,7 +17165,7 @@
       <w:pPr>
         <w:numPr>
           <w:ilvl w:val="0"/>
-          <w:numId w:val="1019"/>
+          <w:numId w:val="1022"/>
         </w:numPr>
         <w:pStyle w:val="Compact"/>
       </w:pPr>
@@ -15760,7 +17203,7 @@
       <w:pPr>
         <w:numPr>
           <w:ilvl w:val="0"/>
-          <w:numId w:val="1019"/>
+          <w:numId w:val="1022"/>
         </w:numPr>
         <w:pStyle w:val="Compact"/>
       </w:pPr>
@@ -15883,7 +17326,7 @@
         <w:t xml:space="preserve">who will curse for money.</w:t>
       </w:r>
     </w:p>
-    <w:bookmarkStart w:id="81" w:name="hexes-1"/>
+    <w:bookmarkStart w:id="86" w:name="hexes-1"/>
     <w:p>
       <w:pPr>
         <w:pStyle w:val="Heading3"/>
@@ -16339,9 +17782,9 @@
         </w:tc>
       </w:tr>
     </w:tbl>
-    <w:bookmarkEnd w:id="81"/>
-    <w:bookmarkEnd w:id="82"/>
-    <w:bookmarkStart w:id="83" w:name="weaknesses"/>
+    <w:bookmarkEnd w:id="86"/>
+    <w:bookmarkEnd w:id="87"/>
+    <w:bookmarkStart w:id="88" w:name="weaknesses"/>
     <w:p>
       <w:pPr>
         <w:pStyle w:val="Heading2"/>
@@ -16355,23 +17798,7 @@
         <w:pStyle w:val="FirstParagraph"/>
       </w:pPr>
       <w:r>
-        <w:t xml:space="preserve">Every monster has a weakness, and finding it is often the whole job.</w:t>
-      </w:r>
-      <w:r>
-        <w:t xml:space="preserve"> </w:t>
-      </w:r>
-      <w:r>
-        <w:rPr>
-          <w:bCs/>
-          <w:b/>
-        </w:rPr>
-        <w:t xml:space="preserve">Occult</w:t>
-      </w:r>
-      <w:r>
-        <w:t xml:space="preserve"> </w:t>
-      </w:r>
-      <w:r>
-        <w:t xml:space="preserve">identifies a creature and its weakness; the Monster Hunter advantage and the Sighted’s Monster’s Eye help. Each monster’s weakness, and what its bite or curse does, is in the</w:t>
+        <w:t xml:space="preserve">Every monster has a weakness, and finding it is often the whole job: a discovery clock that ends in a lore card (see</w:t>
       </w:r>
       <w:r>
         <w:t xml:space="preserve"> </w:t>
@@ -16381,227 +17808,54 @@
           <w:iCs/>
           <w:i/>
         </w:rPr>
-        <w:t xml:space="preserve">Monsters</w:t>
-      </w:r>
-      <w:r>
-        <w:t xml:space="preserve"> </w:t>
-      </w:r>
-      <w:r>
-        <w:t xml:space="preserve">chapter of the GM’s Guide.</w:t>
-      </w:r>
-    </w:p>
-    <w:bookmarkEnd w:id="83"/>
-    <w:bookmarkEnd w:id="84"/>
-    <w:bookmarkStart w:id="91" w:name="ready-made-characters"/>
-    <w:p>
-      <w:pPr>
-        <w:pStyle w:val="Heading1"/>
-      </w:pPr>
-      <w:r>
-        <w:t xml:space="preserve">Ready-made characters</w:t>
-      </w:r>
-    </w:p>
-    <w:p>
-      <w:pPr>
-        <w:pStyle w:val="FirstParagraph"/>
-      </w:pPr>
-      <w:r>
-        <w:t xml:space="preserve">Characters ready to play, for one-shots, new players, or a group in a hurry. Each follows the creation rules exactly, and their connections tie them together. In the creator, choose one from the ready-made list to open it and make it your own.</w:t>
-      </w:r>
-    </w:p>
-    <w:bookmarkStart w:id="85" w:name="ruth-calloway"/>
-    <w:p>
-      <w:pPr>
-        <w:pStyle w:val="Heading2"/>
-      </w:pPr>
-      <w:r>
-        <w:t xml:space="preserve">Ruth Calloway</w:t>
-      </w:r>
-    </w:p>
-    <w:p>
-      <w:pPr>
-        <w:pStyle w:val="FirstParagraph"/>
-      </w:pPr>
+        <w:t xml:space="preserve">Discovery clocks and lore cards</w:t>
+      </w:r>
+      <w:r>
+        <w:t xml:space="preserve">). The Monster Hunter advantage and the Sighted’s Monster’s Eye help with the Identify rolls. A weakness works whoever stumbles on it; a lore card is what lets a hunter use it on purpose. Each monster’s weakness, what its lore card permits, and what its bite or curse does are in the</w:t>
+      </w:r>
+      <w:r>
+        <w:t xml:space="preserve"> </w:t>
+      </w:r>
       <w:r>
         <w:rPr>
           <w:iCs/>
           <w:i/>
         </w:rPr>
-        <w:t xml:space="preserve">Deputy U.S. Marshal, Lawman. Sighted (tier 1).</w:t>
-      </w:r>
-      <w:r>
-        <w:t xml:space="preserve"> </w:t>
-      </w:r>
-      <w:r>
-        <w:t xml:space="preserve">Wears the badge in three counties, and sees what’s under the faces of the men she arrests.</w:t>
-      </w:r>
-    </w:p>
-    <w:p>
-      <w:pPr>
-        <w:numPr>
-          <w:ilvl w:val="0"/>
-          <w:numId w:val="1020"/>
-        </w:numPr>
-        <w:pStyle w:val="Compact"/>
-      </w:pPr>
-      <w:r>
-        <w:rPr>
-          <w:bCs/>
-          <w:b/>
-        </w:rPr>
-        <w:t xml:space="preserve">Attributes:</w:t>
-      </w:r>
-      <w:r>
-        <w:t xml:space="preserve"> </w:t>
-      </w:r>
-      <w:r>
-        <w:t xml:space="preserve">Body 12, Agility 13, Intellect 10, Presence 9, Will 11.</w:t>
-      </w:r>
-      <w:r>
-        <w:t xml:space="preserve"> </w:t>
-      </w:r>
-      <w:r>
-        <w:rPr>
-          <w:bCs/>
-          <w:b/>
-        </w:rPr>
-        <w:t xml:space="preserve">Dodge</w:t>
-      </w:r>
-      <w:r>
-        <w:t xml:space="preserve"> </w:t>
-      </w:r>
-      <w:r>
-        <w:t xml:space="preserve">12.</w:t>
-      </w:r>
-    </w:p>
-    <w:p>
-      <w:pPr>
-        <w:numPr>
-          <w:ilvl w:val="0"/>
-          <w:numId w:val="1020"/>
-        </w:numPr>
-        <w:pStyle w:val="Compact"/>
-      </w:pPr>
-      <w:r>
-        <w:rPr>
-          <w:bCs/>
-          <w:b/>
-        </w:rPr>
-        <w:t xml:space="preserve">Skills:</w:t>
-      </w:r>
-      <w:r>
-        <w:t xml:space="preserve"> </w:t>
-      </w:r>
-      <w:r>
-        <w:t xml:space="preserve">Shooting 16 (Specialty). Trained: Brawling 14, Riding 14, Athletics 13, Law 11, Occult 11, Read People 11, Survival 11, Tracking 11, Leadership 10.</w:t>
-      </w:r>
-    </w:p>
-    <w:p>
-      <w:pPr>
-        <w:numPr>
-          <w:ilvl w:val="0"/>
-          <w:numId w:val="1020"/>
-        </w:numPr>
-        <w:pStyle w:val="Compact"/>
-      </w:pPr>
-      <w:r>
-        <w:rPr>
-          <w:bCs/>
-          <w:b/>
-        </w:rPr>
-        <w:t xml:space="preserve">Edges:</w:t>
-      </w:r>
-      <w:r>
-        <w:t xml:space="preserve"> </w:t>
-      </w:r>
-      <w:r>
-        <w:t xml:space="preserve">Second advantage, Extra Grit; second advantage: Badge: Deputy U.S. Marshal.</w:t>
-      </w:r>
-    </w:p>
-    <w:p>
-      <w:pPr>
-        <w:numPr>
-          <w:ilvl w:val="0"/>
-          <w:numId w:val="1020"/>
-        </w:numPr>
-        <w:pStyle w:val="Compact"/>
-      </w:pPr>
-      <w:r>
-        <w:rPr>
-          <w:bCs/>
-          <w:b/>
-        </w:rPr>
-        <w:t xml:space="preserve">Advantage:</w:t>
-      </w:r>
-      <w:r>
-        <w:t xml:space="preserve"> </w:t>
-      </w:r>
-      <w:r>
-        <w:t xml:space="preserve">Monster’s Eye (origin; companion: Haunted).</w:t>
-      </w:r>
-      <w:r>
-        <w:t xml:space="preserve"> </w:t>
-      </w:r>
-      <w:r>
-        <w:rPr>
-          <w:bCs/>
-          <w:b/>
-        </w:rPr>
-        <w:t xml:space="preserve">Complication:</w:t>
-      </w:r>
-      <w:r>
-        <w:t xml:space="preserve"> </w:t>
-      </w:r>
-      <w:r>
-        <w:t xml:space="preserve">Law and Order; trigger: the town wants a hanging without a trial.</w:t>
-      </w:r>
-    </w:p>
-    <w:p>
-      <w:pPr>
-        <w:numPr>
-          <w:ilvl w:val="0"/>
-          <w:numId w:val="1020"/>
-        </w:numPr>
-        <w:pStyle w:val="Compact"/>
-      </w:pPr>
-      <w:r>
-        <w:rPr>
-          <w:bCs/>
-          <w:b/>
-        </w:rPr>
-        <w:t xml:space="preserve">Why I face the dark:</w:t>
-      </w:r>
-      <w:r>
-        <w:t xml:space="preserve"> </w:t>
-      </w:r>
-      <w:r>
-        <w:t xml:space="preserve">I took an oath, and I keep my word.</w:t>
-      </w:r>
-      <w:r>
-        <w:t xml:space="preserve"> </w:t>
-      </w:r>
-      <w:r>
-        <w:rPr>
-          <w:bCs/>
-          <w:b/>
-        </w:rPr>
-        <w:t xml:space="preserve">Connection:</w:t>
-      </w:r>
-      <w:r>
-        <w:t xml:space="preserve"> </w:t>
-      </w:r>
-      <w:r>
-        <w:t xml:space="preserve">Isaiah Booker brought in the man who killed her father, alive, when he could have collected either way.</w:t>
-      </w:r>
-    </w:p>
-    <w:bookmarkEnd w:id="85"/>
-    <w:bookmarkStart w:id="86" w:name="dr.-elias-webb"/>
+        <w:t xml:space="preserve">Monsters</w:t>
+      </w:r>
+      <w:r>
+        <w:t xml:space="preserve"> </w:t>
+      </w:r>
+      <w:r>
+        <w:t xml:space="preserve">chapter of the GM’s Guide.</w:t>
+      </w:r>
+    </w:p>
+    <w:bookmarkEnd w:id="88"/>
+    <w:bookmarkEnd w:id="89"/>
+    <w:bookmarkStart w:id="96" w:name="ready-made-characters"/>
+    <w:p>
+      <w:pPr>
+        <w:pStyle w:val="Heading1"/>
+      </w:pPr>
+      <w:r>
+        <w:t xml:space="preserve">Ready-made characters</w:t>
+      </w:r>
+    </w:p>
+    <w:p>
+      <w:pPr>
+        <w:pStyle w:val="FirstParagraph"/>
+      </w:pPr>
+      <w:r>
+        <w:t xml:space="preserve">Characters ready to play, for one-shots, new players, or a group in a hurry. Each follows the creation rules exactly, and their connections tie them together. In the creator, choose one from the ready-made list to open it and make it your own.</w:t>
+      </w:r>
+    </w:p>
+    <w:bookmarkStart w:id="90" w:name="ruth-calloway"/>
     <w:p>
       <w:pPr>
         <w:pStyle w:val="Heading2"/>
       </w:pPr>
       <w:r>
-        <w:t xml:space="preserve">Dr. Elias Webb</w:t>
+        <w:t xml:space="preserve">Ruth Calloway</w:t>
       </w:r>
     </w:p>
     <w:p>
@@ -16613,401 +17867,13 @@
           <w:iCs/>
           <w:i/>
         </w:rPr>
-        <w:t xml:space="preserve">Town physician, Doctor. City-bred (tier 0).</w:t>
-      </w:r>
-      <w:r>
-        <w:t xml:space="preserve"> </w:t>
-      </w:r>
-      <w:r>
-        <w:t xml:space="preserve">Left a Philadelphia practice for reasons he won’t discuss, and patches up whoever comes through the door.</w:t>
-      </w:r>
-    </w:p>
-    <w:p>
-      <w:pPr>
-        <w:numPr>
-          <w:ilvl w:val="0"/>
-          <w:numId w:val="1021"/>
-        </w:numPr>
-        <w:pStyle w:val="Compact"/>
-      </w:pPr>
-      <w:r>
-        <w:rPr>
-          <w:bCs/>
-          <w:b/>
-        </w:rPr>
-        <w:t xml:space="preserve">Attributes:</w:t>
-      </w:r>
-      <w:r>
-        <w:t xml:space="preserve"> </w:t>
-      </w:r>
-      <w:r>
-        <w:t xml:space="preserve">Body 9, Agility 10, Intellect 13, Presence 12, Will 11.</w:t>
-      </w:r>
-      <w:r>
-        <w:t xml:space="preserve"> </w:t>
-      </w:r>
-      <w:r>
-        <w:rPr>
-          <w:bCs/>
-          <w:b/>
-        </w:rPr>
-        <w:t xml:space="preserve">Dodge</w:t>
-      </w:r>
-      <w:r>
-        <w:t xml:space="preserve"> </w:t>
-      </w:r>
-      <w:r>
-        <w:t xml:space="preserve">8.</w:t>
-      </w:r>
-    </w:p>
-    <w:p>
-      <w:pPr>
-        <w:numPr>
-          <w:ilvl w:val="0"/>
-          <w:numId w:val="1021"/>
-        </w:numPr>
-        <w:pStyle w:val="Compact"/>
-      </w:pPr>
-      <w:r>
-        <w:rPr>
-          <w:bCs/>
-          <w:b/>
-        </w:rPr>
-        <w:t xml:space="preserve">Skills:</w:t>
-      </w:r>
-      <w:r>
-        <w:t xml:space="preserve"> </w:t>
-      </w:r>
-      <w:r>
-        <w:t xml:space="preserve">Medicine 16 (Specialty). Trained: Gambling 14, Investigation 14, Law 14, Read People 14, Survival 14, Tinkering 14, Leadership 13, Persuasion 13, Riding 11.</w:t>
-      </w:r>
-    </w:p>
-    <w:p>
-      <w:pPr>
-        <w:numPr>
-          <w:ilvl w:val="0"/>
-          <w:numId w:val="1021"/>
-        </w:numPr>
-        <w:pStyle w:val="Compact"/>
-      </w:pPr>
-      <w:r>
-        <w:rPr>
-          <w:bCs/>
-          <w:b/>
-        </w:rPr>
-        <w:t xml:space="preserve">Edges:</w:t>
-      </w:r>
-      <w:r>
-        <w:t xml:space="preserve"> </w:t>
-      </w:r>
-      <w:r>
-        <w:t xml:space="preserve">Second advantage, A fine weapon or tool, A friend; second advantage: Battlefield Surgeon; a friend: the editor of the territorial newspaper, who owes him a life; a fine tool: his surgeon’s instruments (+2 Medicine).</w:t>
-      </w:r>
-    </w:p>
-    <w:p>
-      <w:pPr>
-        <w:numPr>
-          <w:ilvl w:val="0"/>
-          <w:numId w:val="1021"/>
-        </w:numPr>
-        <w:pStyle w:val="Compact"/>
-      </w:pPr>
-      <w:r>
-        <w:rPr>
-          <w:bCs/>
-          <w:b/>
-        </w:rPr>
-        <w:t xml:space="preserve">Advantage:</w:t>
-      </w:r>
-      <w:r>
-        <w:t xml:space="preserve"> </w:t>
-      </w:r>
-      <w:r>
-        <w:t xml:space="preserve">Steady Hands.</w:t>
-      </w:r>
-      <w:r>
-        <w:t xml:space="preserve"> </w:t>
-      </w:r>
-      <w:r>
-        <w:rPr>
-          <w:bCs/>
-          <w:b/>
-        </w:rPr>
-        <w:t xml:space="preserve">Complication:</w:t>
-      </w:r>
-      <w:r>
-        <w:t xml:space="preserve"> </w:t>
-      </w:r>
-      <w:r>
-        <w:t xml:space="preserve">The Bottle; trigger: pain that won’t quit.</w:t>
-      </w:r>
-    </w:p>
-    <w:p>
-      <w:pPr>
-        <w:numPr>
-          <w:ilvl w:val="0"/>
-          <w:numId w:val="1021"/>
-        </w:numPr>
-        <w:pStyle w:val="Compact"/>
-      </w:pPr>
-      <w:r>
-        <w:rPr>
-          <w:bCs/>
-          <w:b/>
-        </w:rPr>
-        <w:t xml:space="preserve">Why I face the dark:</w:t>
-      </w:r>
-      <w:r>
-        <w:t xml:space="preserve"> </w:t>
-      </w:r>
-      <w:r>
-        <w:t xml:space="preserve">Nobody out here knows what I did back east.</w:t>
-      </w:r>
-      <w:r>
-        <w:t xml:space="preserve"> </w:t>
-      </w:r>
-      <w:r>
-        <w:rPr>
-          <w:bCs/>
-          <w:b/>
-        </w:rPr>
-        <w:t xml:space="preserve">Connection:</w:t>
-      </w:r>
-      <w:r>
-        <w:t xml:space="preserve"> </w:t>
-      </w:r>
-      <w:r>
-        <w:t xml:space="preserve">Reverend Stone is the only one who knows why he left Philadelphia.</w:t>
-      </w:r>
-    </w:p>
-    <w:bookmarkEnd w:id="86"/>
-    <w:bookmarkStart w:id="87" w:name="tom-feeney"/>
-    <w:p>
-      <w:pPr>
-        <w:pStyle w:val="Heading2"/>
-      </w:pPr>
-      <w:r>
-        <w:t xml:space="preserve">Tom Feeney</w:t>
-      </w:r>
-    </w:p>
-    <w:p>
-      <w:pPr>
-        <w:pStyle w:val="FirstParagraph"/>
-      </w:pPr>
-      <w:r>
-        <w:rPr>
-          <w:iCs/>
-          <w:i/>
-        </w:rPr>
-        <w:t xml:space="preserve">Horse breaker, Wrangler. Werewolf (tier 2).</w:t>
-      </w:r>
-      <w:r>
-        <w:t xml:space="preserve"> </w:t>
-      </w:r>
-      <w:r>
-        <w:t xml:space="preserve">Came from County Clare with nothing but a curse, and chains himself in the root cellar every full moon.</w:t>
-      </w:r>
-    </w:p>
-    <w:p>
-      <w:pPr>
-        <w:numPr>
-          <w:ilvl w:val="0"/>
-          <w:numId w:val="1022"/>
-        </w:numPr>
-        <w:pStyle w:val="Compact"/>
-      </w:pPr>
-      <w:r>
-        <w:rPr>
-          <w:bCs/>
-          <w:b/>
-        </w:rPr>
-        <w:t xml:space="preserve">Attributes:</w:t>
-      </w:r>
-      <w:r>
-        <w:t xml:space="preserve"> </w:t>
-      </w:r>
-      <w:r>
-        <w:t xml:space="preserve">Body 13, Agility 13, Intellect 9, Presence 11, Will 9.</w:t>
-      </w:r>
-      <w:r>
-        <w:t xml:space="preserve"> </w:t>
-      </w:r>
-      <w:r>
-        <w:rPr>
-          <w:bCs/>
-          <w:b/>
-        </w:rPr>
-        <w:t xml:space="preserve">Dodge</w:t>
-      </w:r>
-      <w:r>
-        <w:t xml:space="preserve"> </w:t>
-      </w:r>
-      <w:r>
-        <w:t xml:space="preserve">12.</w:t>
-      </w:r>
-      <w:r>
-        <w:t xml:space="preserve"> </w:t>
-      </w:r>
-      <w:r>
-        <w:rPr>
-          <w:bCs/>
-          <w:b/>
-        </w:rPr>
-        <w:t xml:space="preserve">In monstrous form:</w:t>
-      </w:r>
-      <w:r>
-        <w:t xml:space="preserve"> </w:t>
-      </w:r>
-      <w:r>
-        <w:t xml:space="preserve">Body 15, Agility 14, Dodge 13.</w:t>
-      </w:r>
-    </w:p>
-    <w:p>
-      <w:pPr>
-        <w:numPr>
-          <w:ilvl w:val="0"/>
-          <w:numId w:val="1022"/>
-        </w:numPr>
-        <w:pStyle w:val="Compact"/>
-      </w:pPr>
-      <w:r>
-        <w:rPr>
-          <w:bCs/>
-          <w:b/>
-        </w:rPr>
-        <w:t xml:space="preserve">Skills:</w:t>
-      </w:r>
-      <w:r>
-        <w:t xml:space="preserve"> </w:t>
-      </w:r>
-      <w:r>
-        <w:t xml:space="preserve">Riding 16 (Specialty). Trained: Athletics 14, Brawling 14, Melee 14, Shooting 14, Stealth 14, Animal Handling 12, Gambling 10, Survival 10, Tinkering 10, Tracking 10.</w:t>
-      </w:r>
-    </w:p>
-    <w:p>
-      <w:pPr>
-        <w:numPr>
-          <w:ilvl w:val="0"/>
-          <w:numId w:val="1022"/>
-        </w:numPr>
-        <w:pStyle w:val="Compact"/>
-      </w:pPr>
-      <w:r>
-        <w:rPr>
-          <w:bCs/>
-          <w:b/>
-        </w:rPr>
-        <w:t xml:space="preserve">Edges:</w:t>
-      </w:r>
-      <w:r>
-        <w:t xml:space="preserve"> </w:t>
-      </w:r>
-      <w:r>
-        <w:t xml:space="preserve">Extra Trained skill.</w:t>
-      </w:r>
-    </w:p>
-    <w:p>
-      <w:pPr>
-        <w:numPr>
-          <w:ilvl w:val="0"/>
-          <w:numId w:val="1022"/>
-        </w:numPr>
-        <w:pStyle w:val="Compact"/>
-      </w:pPr>
-      <w:r>
-        <w:rPr>
-          <w:bCs/>
-          <w:b/>
-        </w:rPr>
-        <w:t xml:space="preserve">Advantage:</w:t>
-      </w:r>
-      <w:r>
-        <w:t xml:space="preserve"> </w:t>
-      </w:r>
-      <w:r>
-        <w:t xml:space="preserve">Wolf’s Nose (origin; companion: The Hunger).</w:t>
-      </w:r>
-      <w:r>
-        <w:t xml:space="preserve"> </w:t>
-      </w:r>
-      <w:r>
-        <w:rPr>
-          <w:bCs/>
-          <w:b/>
-        </w:rPr>
-        <w:t xml:space="preserve">Complication:</w:t>
-      </w:r>
-      <w:r>
-        <w:t xml:space="preserve"> </w:t>
-      </w:r>
-      <w:r>
-        <w:t xml:space="preserve">Short Fuse; trigger: someone insults you or yours.</w:t>
-      </w:r>
-    </w:p>
-    <w:p>
-      <w:pPr>
-        <w:numPr>
-          <w:ilvl w:val="0"/>
-          <w:numId w:val="1022"/>
-        </w:numPr>
-        <w:pStyle w:val="Compact"/>
-      </w:pPr>
-      <w:r>
-        <w:rPr>
-          <w:bCs/>
-          <w:b/>
-        </w:rPr>
-        <w:t xml:space="preserve">Why I face the dark:</w:t>
-      </w:r>
-      <w:r>
-        <w:t xml:space="preserve"> </w:t>
-      </w:r>
-      <w:r>
-        <w:t xml:space="preserve">Everything I do is for my family.</w:t>
-      </w:r>
-      <w:r>
-        <w:t xml:space="preserve"> </w:t>
-      </w:r>
-      <w:r>
-        <w:rPr>
-          <w:bCs/>
-          <w:b/>
-        </w:rPr>
-        <w:t xml:space="preserve">Connection:</w:t>
-      </w:r>
-      <w:r>
-        <w:t xml:space="preserve"> </w:t>
-      </w:r>
-      <w:r>
-        <w:t xml:space="preserve">Plays cards with Lucinda Marsh every Saturday, and loses.</w:t>
-      </w:r>
-    </w:p>
-    <w:bookmarkEnd w:id="87"/>
-    <w:bookmarkStart w:id="88" w:name="lucinda-marsh"/>
-    <w:p>
-      <w:pPr>
-        <w:pStyle w:val="Heading2"/>
-      </w:pPr>
-      <w:r>
-        <w:t xml:space="preserve">Lucinda Marsh</w:t>
-      </w:r>
-    </w:p>
-    <w:p>
-      <w:pPr>
-        <w:pStyle w:val="FirstParagraph"/>
-      </w:pPr>
-      <w:r>
-        <w:rPr>
-          <w:iCs/>
-          <w:i/>
-        </w:rPr>
-        <w:t xml:space="preserve">Professional gambler, Gambler. Practitioner (tier 2); Old hand.</w:t>
-      </w:r>
-      <w:r>
-        <w:t xml:space="preserve"> </w:t>
-      </w:r>
-      <w:r>
-        <w:t xml:space="preserve">Deals faro by night and reads the cards for anyone who’ll pay, and the cards are never wrong.</w:t>
+        <w:t xml:space="preserve">Deputy U.S. Marshal, Lawman. Sighted (tier 1).</w:t>
+      </w:r>
+      <w:r>
+        <w:t xml:space="preserve"> </w:t>
+      </w:r>
+      <w:r>
+        <w:t xml:space="preserve">Wears the badge in three counties, and sees what’s under the faces of the men she arrests.</w:t>
       </w:r>
     </w:p>
     <w:p>
@@ -17029,7 +17895,7 @@
         <w:t xml:space="preserve"> </w:t>
       </w:r>
       <w:r>
-        <w:t xml:space="preserve">Body 9, Agility 10, Intellect 13, Presence 12, Will 11.</w:t>
+        <w:t xml:space="preserve">Body 12, Agility 13, Intellect 10, Presence 9, Will 11.</w:t>
       </w:r>
       <w:r>
         <w:t xml:space="preserve"> </w:t>
@@ -17045,7 +17911,7 @@
         <w:t xml:space="preserve"> </w:t>
       </w:r>
       <w:r>
-        <w:t xml:space="preserve">8.</w:t>
+        <w:t xml:space="preserve">12.</w:t>
       </w:r>
     </w:p>
     <w:p>
@@ -17067,7 +17933,7 @@
         <w:t xml:space="preserve"> </w:t>
       </w:r>
       <w:r>
-        <w:t xml:space="preserve">Gambling 18 (Expert). Trained: Investigation 14, Occult 14, Read People 14, Deception 13, Persuasion 13, Riding 11, Stealth 11.</w:t>
+        <w:t xml:space="preserve">Shooting 16 (Specialty). Trained: Brawling 14, Riding 14, Athletics 13, Law 11, Occult 11, Read People 11, Survival 11, Tracking 11, Leadership 10.</w:t>
       </w:r>
     </w:p>
     <w:p>
@@ -17089,7 +17955,7 @@
         <w:t xml:space="preserve"> </w:t>
       </w:r>
       <w:r>
-        <w:t xml:space="preserve">A friend; a friend: Mae Lin, a faro dealer who hears everything said at her table.</w:t>
+        <w:t xml:space="preserve">Second advantage, Extra Grit; second advantage: Badge: Deputy U.S. Marshal.</w:t>
       </w:r>
     </w:p>
     <w:p>
@@ -17111,7 +17977,7 @@
         <w:t xml:space="preserve"> </w:t>
       </w:r>
       <w:r>
-        <w:t xml:space="preserve">Cunning Folk (origin; companion: Old Superstitions).</w:t>
+        <w:t xml:space="preserve">Monster’s Eye (origin; companion: Haunted).</w:t>
       </w:r>
       <w:r>
         <w:t xml:space="preserve"> </w:t>
@@ -17127,7 +17993,7 @@
         <w:t xml:space="preserve"> </w:t>
       </w:r>
       <w:r>
-        <w:t xml:space="preserve">Owes the Wrong People; trigger: a collector arrives.</w:t>
+        <w:t xml:space="preserve">Law and Order; trigger: the town wants a hanging without a trial.</w:t>
       </w:r>
     </w:p>
     <w:p>
@@ -17149,7 +18015,7 @@
         <w:t xml:space="preserve"> </w:t>
       </w:r>
       <w:r>
-        <w:t xml:space="preserve">There’s money out here for anyone with nerve enough to take it.</w:t>
+        <w:t xml:space="preserve">I took an oath, and I keep my word.</w:t>
       </w:r>
       <w:r>
         <w:t xml:space="preserve"> </w:t>
@@ -17165,17 +18031,17 @@
         <w:t xml:space="preserve"> </w:t>
       </w:r>
       <w:r>
-        <w:t xml:space="preserve">Owes Ruth Calloway a favor for a warrant that went missing.</w:t>
-      </w:r>
-    </w:p>
-    <w:bookmarkEnd w:id="88"/>
-    <w:bookmarkStart w:id="89" w:name="isaiah-booker"/>
+        <w:t xml:space="preserve">Isaiah Booker brought in the man who killed her father, alive, when he could have collected either way.</w:t>
+      </w:r>
+    </w:p>
+    <w:bookmarkEnd w:id="90"/>
+    <w:bookmarkStart w:id="91" w:name="dr.-elias-webb"/>
     <w:p>
       <w:pPr>
         <w:pStyle w:val="Heading2"/>
       </w:pPr>
       <w:r>
-        <w:t xml:space="preserve">Isaiah Booker</w:t>
+        <w:t xml:space="preserve">Dr. Elias Webb</w:t>
       </w:r>
     </w:p>
     <w:p>
@@ -17187,13 +18053,13 @@
           <w:iCs/>
           <w:i/>
         </w:rPr>
-        <w:t xml:space="preserve">Bounty hunter, Bounty Hunter. Revenant (tier 2).</w:t>
-      </w:r>
-      <w:r>
-        <w:t xml:space="preserve"> </w:t>
-      </w:r>
-      <w:r>
-        <w:t xml:space="preserve">Shot in the back in ’69 by the gang he was hunting. He got up again, and he’s still hunting them.</w:t>
+        <w:t xml:space="preserve">Town physician, Doctor. City-bred (tier 0).</w:t>
+      </w:r>
+      <w:r>
+        <w:t xml:space="preserve"> </w:t>
+      </w:r>
+      <w:r>
+        <w:t xml:space="preserve">Left a Philadelphia practice for reasons he won’t discuss, and patches up whoever comes through the door.</w:t>
       </w:r>
     </w:p>
     <w:p>
@@ -17215,7 +18081,7 @@
         <w:t xml:space="preserve"> </w:t>
       </w:r>
       <w:r>
-        <w:t xml:space="preserve">Body 12, Agility 13, Intellect 11, Presence 8, Will 11.</w:t>
+        <w:t xml:space="preserve">Body 9, Agility 10, Intellect 13, Presence 12, Will 11.</w:t>
       </w:r>
       <w:r>
         <w:t xml:space="preserve"> </w:t>
@@ -17231,7 +18097,7 @@
         <w:t xml:space="preserve"> </w:t>
       </w:r>
       <w:r>
-        <w:t xml:space="preserve">12.</w:t>
+        <w:t xml:space="preserve">8.</w:t>
       </w:r>
     </w:p>
     <w:p>
@@ -17253,7 +18119,7 @@
         <w:t xml:space="preserve"> </w:t>
       </w:r>
       <w:r>
-        <w:t xml:space="preserve">Shooting 16 (Specialty). Trained: Brawling 14, Melee 14, Riding 14, Stealth 14, Athletics 13, Investigation 12, Read People 12, Survival 12, Tracking 12.</w:t>
+        <w:t xml:space="preserve">Medicine 16 (Specialty). Trained: Gambling 14, Investigation 14, Law 14, Read People 14, Survival 14, Tinkering 14, Leadership 13, Persuasion 13, Riding 11.</w:t>
       </w:r>
     </w:p>
     <w:p>
@@ -17275,7 +18141,7 @@
         <w:t xml:space="preserve"> </w:t>
       </w:r>
       <w:r>
-        <w:t xml:space="preserve">A fine weapon or tool; a fine tool: a Sharps rifle with a telescopic sight (+2 Shooting).</w:t>
+        <w:t xml:space="preserve">Second advantage, A fine weapon or tool, A friend; second advantage: Battlefield Surgeon; a friend: the editor of the territorial newspaper, who owes him a life; a fine tool: his surgeon’s instruments (+2 Medicine).</w:t>
       </w:r>
     </w:p>
     <w:p>
@@ -17297,7 +18163,7 @@
         <w:t xml:space="preserve"> </w:t>
       </w:r>
       <w:r>
-        <w:t xml:space="preserve">Unfeeling (origin; companion: Unfinished Business).</w:t>
+        <w:t xml:space="preserve">Steady Hands.</w:t>
       </w:r>
       <w:r>
         <w:t xml:space="preserve"> </w:t>
@@ -17313,7 +18179,7 @@
         <w:t xml:space="preserve"> </w:t>
       </w:r>
       <w:r>
-        <w:t xml:space="preserve">Code of the West; trigger: the easy shot is in someone’s back.</w:t>
+        <w:t xml:space="preserve">The Bottle; trigger: pain that won’t quit.</w:t>
       </w:r>
     </w:p>
     <w:p>
@@ -17335,7 +18201,7 @@
         <w:t xml:space="preserve"> </w:t>
       </w:r>
       <w:r>
-        <w:t xml:space="preserve">Someone did me wrong, and I mean to settle it.</w:t>
+        <w:t xml:space="preserve">Nobody out here knows what I did back east.</w:t>
       </w:r>
       <w:r>
         <w:t xml:space="preserve"> </w:t>
@@ -17351,17 +18217,17 @@
         <w:t xml:space="preserve"> </w:t>
       </w:r>
       <w:r>
-        <w:t xml:space="preserve">Taught Tom Feeney to shoot straight, and still reminds him of it.</w:t>
-      </w:r>
-    </w:p>
-    <w:bookmarkEnd w:id="89"/>
-    <w:bookmarkStart w:id="90" w:name="rev.-abigail-stone"/>
+        <w:t xml:space="preserve">Reverend Stone is the only one who knows why he left Philadelphia.</w:t>
+      </w:r>
+    </w:p>
+    <w:bookmarkEnd w:id="91"/>
+    <w:bookmarkStart w:id="92" w:name="tom-feeney"/>
     <w:p>
       <w:pPr>
         <w:pStyle w:val="Heading2"/>
       </w:pPr>
       <w:r>
-        <w:t xml:space="preserve">Rev. Abigail Stone</w:t>
+        <w:t xml:space="preserve">Tom Feeney</w:t>
       </w:r>
     </w:p>
     <w:p>
@@ -17373,13 +18239,13 @@
           <w:iCs/>
           <w:i/>
         </w:rPr>
-        <w:t xml:space="preserve">Circuit preacher, Preacher. Old Money (tier 0).</w:t>
-      </w:r>
-      <w:r>
-        <w:t xml:space="preserve"> </w:t>
-      </w:r>
-      <w:r>
-        <w:t xml:space="preserve">Gave up a Boston fortune for a circuit of mining camps, and preaches with a shotgun across her knees.</w:t>
+        <w:t xml:space="preserve">Horse breaker, Wrangler. Werewolf (tier 2).</w:t>
+      </w:r>
+      <w:r>
+        <w:t xml:space="preserve"> </w:t>
+      </w:r>
+      <w:r>
+        <w:t xml:space="preserve">Came from County Clare with nothing but a curse, and chains himself in the root cellar every full moon.</w:t>
       </w:r>
     </w:p>
     <w:p>
@@ -17401,7 +18267,7 @@
         <w:t xml:space="preserve"> </w:t>
       </w:r>
       <w:r>
-        <w:t xml:space="preserve">Body 9, Agility 10, Intellect 11, Presence 14, Will 12.</w:t>
+        <w:t xml:space="preserve">Body 13, Agility 13, Intellect 9, Presence 11, Will 9.</w:t>
       </w:r>
       <w:r>
         <w:t xml:space="preserve"> </w:t>
@@ -17417,7 +18283,23 @@
         <w:t xml:space="preserve"> </w:t>
       </w:r>
       <w:r>
-        <w:t xml:space="preserve">9.</w:t>
+        <w:t xml:space="preserve">12.</w:t>
+      </w:r>
+      <w:r>
+        <w:t xml:space="preserve"> </w:t>
+      </w:r>
+      <w:r>
+        <w:rPr>
+          <w:bCs/>
+          <w:b/>
+        </w:rPr>
+        <w:t xml:space="preserve">In monstrous form:</w:t>
+      </w:r>
+      <w:r>
+        <w:t xml:space="preserve"> </w:t>
+      </w:r>
+      <w:r>
+        <w:t xml:space="preserve">Body 15, Agility 14, Dodge 13.</w:t>
       </w:r>
     </w:p>
     <w:p>
@@ -17439,7 +18321,7 @@
         <w:t xml:space="preserve"> </w:t>
       </w:r>
       <w:r>
-        <w:t xml:space="preserve">Persuasion 17 (Specialty). Trained: Leadership 15, Investigation 12, Law 12, Medicine 12, Read People 12, Survival 12, Riding 11, Shooting 11, Athletics 10.</w:t>
+        <w:t xml:space="preserve">Riding 16 (Specialty). Trained: Athletics 14, Brawling 14, Melee 14, Shooting 14, Stealth 14, Animal Handling 12, Gambling 10, Survival 10, Tinkering 10, Tracking 10.</w:t>
       </w:r>
     </w:p>
     <w:p>
@@ -17461,7 +18343,7 @@
         <w:t xml:space="preserve"> </w:t>
       </w:r>
       <w:r>
-        <w:t xml:space="preserve">+1 attribute point, Second advantage, A friend; second advantage: Unshakable Courage; a friend: Bishop Harrow, who answers her letters and asks no questions.</w:t>
+        <w:t xml:space="preserve">Extra Trained skill.</w:t>
       </w:r>
     </w:p>
     <w:p>
@@ -17483,7 +18365,7 @@
         <w:t xml:space="preserve"> </w:t>
       </w:r>
       <w:r>
-        <w:t xml:space="preserve">Hellfire Preacher.</w:t>
+        <w:t xml:space="preserve">Wolf’s Nose (origin; companion: The Hunger).</w:t>
       </w:r>
       <w:r>
         <w:t xml:space="preserve"> </w:t>
@@ -17499,7 +18381,7 @@
         <w:t xml:space="preserve"> </w:t>
       </w:r>
       <w:r>
-        <w:t xml:space="preserve">Protects Others at Personal Risk; trigger: townsfolk are caught in the crossfire.</w:t>
+        <w:t xml:space="preserve">Short Fuse; trigger: someone insults you or yours.</w:t>
       </w:r>
     </w:p>
     <w:p>
@@ -17521,7 +18403,7 @@
         <w:t xml:space="preserve"> </w:t>
       </w:r>
       <w:r>
-        <w:t xml:space="preserve">The Lord sent me here for a reason, and I believe this is it.</w:t>
+        <w:t xml:space="preserve">Everything I do is for my family.</w:t>
       </w:r>
       <w:r>
         <w:t xml:space="preserve"> </w:t>
@@ -17537,12 +18419,570 @@
         <w:t xml:space="preserve"> </w:t>
       </w:r>
       <w:r>
+        <w:t xml:space="preserve">Plays cards with Lucinda Marsh every Saturday, and loses.</w:t>
+      </w:r>
+    </w:p>
+    <w:bookmarkEnd w:id="92"/>
+    <w:bookmarkStart w:id="93" w:name="lucinda-marsh"/>
+    <w:p>
+      <w:pPr>
+        <w:pStyle w:val="Heading2"/>
+      </w:pPr>
+      <w:r>
+        <w:t xml:space="preserve">Lucinda Marsh</w:t>
+      </w:r>
+    </w:p>
+    <w:p>
+      <w:pPr>
+        <w:pStyle w:val="FirstParagraph"/>
+      </w:pPr>
+      <w:r>
+        <w:rPr>
+          <w:iCs/>
+          <w:i/>
+        </w:rPr>
+        <w:t xml:space="preserve">Professional gambler, Gambler. Practitioner (tier 2); Old hand.</w:t>
+      </w:r>
+      <w:r>
+        <w:t xml:space="preserve"> </w:t>
+      </w:r>
+      <w:r>
+        <w:t xml:space="preserve">Deals faro by night and reads the cards for anyone who’ll pay, and the cards are never wrong.</w:t>
+      </w:r>
+    </w:p>
+    <w:p>
+      <w:pPr>
+        <w:numPr>
+          <w:ilvl w:val="0"/>
+          <w:numId w:val="1026"/>
+        </w:numPr>
+        <w:pStyle w:val="Compact"/>
+      </w:pPr>
+      <w:r>
+        <w:rPr>
+          <w:bCs/>
+          <w:b/>
+        </w:rPr>
+        <w:t xml:space="preserve">Attributes:</w:t>
+      </w:r>
+      <w:r>
+        <w:t xml:space="preserve"> </w:t>
+      </w:r>
+      <w:r>
+        <w:t xml:space="preserve">Body 9, Agility 10, Intellect 13, Presence 12, Will 11.</w:t>
+      </w:r>
+      <w:r>
+        <w:t xml:space="preserve"> </w:t>
+      </w:r>
+      <w:r>
+        <w:rPr>
+          <w:bCs/>
+          <w:b/>
+        </w:rPr>
+        <w:t xml:space="preserve">Dodge</w:t>
+      </w:r>
+      <w:r>
+        <w:t xml:space="preserve"> </w:t>
+      </w:r>
+      <w:r>
+        <w:t xml:space="preserve">8.</w:t>
+      </w:r>
+    </w:p>
+    <w:p>
+      <w:pPr>
+        <w:numPr>
+          <w:ilvl w:val="0"/>
+          <w:numId w:val="1026"/>
+        </w:numPr>
+        <w:pStyle w:val="Compact"/>
+      </w:pPr>
+      <w:r>
+        <w:rPr>
+          <w:bCs/>
+          <w:b/>
+        </w:rPr>
+        <w:t xml:space="preserve">Skills:</w:t>
+      </w:r>
+      <w:r>
+        <w:t xml:space="preserve"> </w:t>
+      </w:r>
+      <w:r>
+        <w:t xml:space="preserve">Gambling 18 (Expert). Trained: Investigation 14, Occult 14, Read People 14, Deception 13, Persuasion 13, Riding 11, Stealth 11.</w:t>
+      </w:r>
+    </w:p>
+    <w:p>
+      <w:pPr>
+        <w:numPr>
+          <w:ilvl w:val="0"/>
+          <w:numId w:val="1026"/>
+        </w:numPr>
+        <w:pStyle w:val="Compact"/>
+      </w:pPr>
+      <w:r>
+        <w:rPr>
+          <w:bCs/>
+          <w:b/>
+        </w:rPr>
+        <w:t xml:space="preserve">Edges:</w:t>
+      </w:r>
+      <w:r>
+        <w:t xml:space="preserve"> </w:t>
+      </w:r>
+      <w:r>
+        <w:t xml:space="preserve">A friend; a friend: Mae Lin, a faro dealer who hears everything said at her table.</w:t>
+      </w:r>
+    </w:p>
+    <w:p>
+      <w:pPr>
+        <w:numPr>
+          <w:ilvl w:val="0"/>
+          <w:numId w:val="1026"/>
+        </w:numPr>
+        <w:pStyle w:val="Compact"/>
+      </w:pPr>
+      <w:r>
+        <w:rPr>
+          <w:bCs/>
+          <w:b/>
+        </w:rPr>
+        <w:t xml:space="preserve">Advantage:</w:t>
+      </w:r>
+      <w:r>
+        <w:t xml:space="preserve"> </w:t>
+      </w:r>
+      <w:r>
+        <w:t xml:space="preserve">Cunning Folk (origin; companion: Old Superstitions).</w:t>
+      </w:r>
+      <w:r>
+        <w:t xml:space="preserve"> </w:t>
+      </w:r>
+      <w:r>
+        <w:rPr>
+          <w:bCs/>
+          <w:b/>
+        </w:rPr>
+        <w:t xml:space="preserve">Complication:</w:t>
+      </w:r>
+      <w:r>
+        <w:t xml:space="preserve"> </w:t>
+      </w:r>
+      <w:r>
+        <w:t xml:space="preserve">Owes the Wrong People; trigger: a collector arrives.</w:t>
+      </w:r>
+    </w:p>
+    <w:p>
+      <w:pPr>
+        <w:numPr>
+          <w:ilvl w:val="0"/>
+          <w:numId w:val="1026"/>
+        </w:numPr>
+        <w:pStyle w:val="Compact"/>
+      </w:pPr>
+      <w:r>
+        <w:rPr>
+          <w:bCs/>
+          <w:b/>
+        </w:rPr>
+        <w:t xml:space="preserve">Why I face the dark:</w:t>
+      </w:r>
+      <w:r>
+        <w:t xml:space="preserve"> </w:t>
+      </w:r>
+      <w:r>
+        <w:t xml:space="preserve">There’s money out here for anyone with nerve enough to take it.</w:t>
+      </w:r>
+      <w:r>
+        <w:t xml:space="preserve"> </w:t>
+      </w:r>
+      <w:r>
+        <w:rPr>
+          <w:bCs/>
+          <w:b/>
+        </w:rPr>
+        <w:t xml:space="preserve">Connection:</w:t>
+      </w:r>
+      <w:r>
+        <w:t xml:space="preserve"> </w:t>
+      </w:r>
+      <w:r>
+        <w:t xml:space="preserve">Owes Ruth Calloway a favor for a warrant that went missing.</w:t>
+      </w:r>
+    </w:p>
+    <w:bookmarkEnd w:id="93"/>
+    <w:bookmarkStart w:id="94" w:name="isaiah-booker"/>
+    <w:p>
+      <w:pPr>
+        <w:pStyle w:val="Heading2"/>
+      </w:pPr>
+      <w:r>
+        <w:t xml:space="preserve">Isaiah Booker</w:t>
+      </w:r>
+    </w:p>
+    <w:p>
+      <w:pPr>
+        <w:pStyle w:val="FirstParagraph"/>
+      </w:pPr>
+      <w:r>
+        <w:rPr>
+          <w:iCs/>
+          <w:i/>
+        </w:rPr>
+        <w:t xml:space="preserve">Bounty hunter, Bounty Hunter. Revenant (tier 2).</w:t>
+      </w:r>
+      <w:r>
+        <w:t xml:space="preserve"> </w:t>
+      </w:r>
+      <w:r>
+        <w:t xml:space="preserve">Shot in the back in ’69 by the gang he was hunting. He got up again, and he’s still hunting them.</w:t>
+      </w:r>
+    </w:p>
+    <w:p>
+      <w:pPr>
+        <w:numPr>
+          <w:ilvl w:val="0"/>
+          <w:numId w:val="1027"/>
+        </w:numPr>
+        <w:pStyle w:val="Compact"/>
+      </w:pPr>
+      <w:r>
+        <w:rPr>
+          <w:bCs/>
+          <w:b/>
+        </w:rPr>
+        <w:t xml:space="preserve">Attributes:</w:t>
+      </w:r>
+      <w:r>
+        <w:t xml:space="preserve"> </w:t>
+      </w:r>
+      <w:r>
+        <w:t xml:space="preserve">Body 12, Agility 13, Intellect 11, Presence 8, Will 11.</w:t>
+      </w:r>
+      <w:r>
+        <w:t xml:space="preserve"> </w:t>
+      </w:r>
+      <w:r>
+        <w:rPr>
+          <w:bCs/>
+          <w:b/>
+        </w:rPr>
+        <w:t xml:space="preserve">Dodge</w:t>
+      </w:r>
+      <w:r>
+        <w:t xml:space="preserve"> </w:t>
+      </w:r>
+      <w:r>
+        <w:t xml:space="preserve">12.</w:t>
+      </w:r>
+    </w:p>
+    <w:p>
+      <w:pPr>
+        <w:numPr>
+          <w:ilvl w:val="0"/>
+          <w:numId w:val="1027"/>
+        </w:numPr>
+        <w:pStyle w:val="Compact"/>
+      </w:pPr>
+      <w:r>
+        <w:rPr>
+          <w:bCs/>
+          <w:b/>
+        </w:rPr>
+        <w:t xml:space="preserve">Skills:</w:t>
+      </w:r>
+      <w:r>
+        <w:t xml:space="preserve"> </w:t>
+      </w:r>
+      <w:r>
+        <w:t xml:space="preserve">Shooting 16 (Specialty). Trained: Brawling 14, Melee 14, Riding 14, Stealth 14, Athletics 13, Investigation 12, Read People 12, Survival 12, Tracking 12.</w:t>
+      </w:r>
+    </w:p>
+    <w:p>
+      <w:pPr>
+        <w:numPr>
+          <w:ilvl w:val="0"/>
+          <w:numId w:val="1027"/>
+        </w:numPr>
+        <w:pStyle w:val="Compact"/>
+      </w:pPr>
+      <w:r>
+        <w:rPr>
+          <w:bCs/>
+          <w:b/>
+        </w:rPr>
+        <w:t xml:space="preserve">Edges:</w:t>
+      </w:r>
+      <w:r>
+        <w:t xml:space="preserve"> </w:t>
+      </w:r>
+      <w:r>
+        <w:t xml:space="preserve">A fine weapon or tool; a fine tool: a Sharps rifle with a telescopic sight (+2 Shooting).</w:t>
+      </w:r>
+    </w:p>
+    <w:p>
+      <w:pPr>
+        <w:numPr>
+          <w:ilvl w:val="0"/>
+          <w:numId w:val="1027"/>
+        </w:numPr>
+        <w:pStyle w:val="Compact"/>
+      </w:pPr>
+      <w:r>
+        <w:rPr>
+          <w:bCs/>
+          <w:b/>
+        </w:rPr>
+        <w:t xml:space="preserve">Advantage:</w:t>
+      </w:r>
+      <w:r>
+        <w:t xml:space="preserve"> </w:t>
+      </w:r>
+      <w:r>
+        <w:t xml:space="preserve">Unfeeling (origin; companion: Unfinished Business).</w:t>
+      </w:r>
+      <w:r>
+        <w:t xml:space="preserve"> </w:t>
+      </w:r>
+      <w:r>
+        <w:rPr>
+          <w:bCs/>
+          <w:b/>
+        </w:rPr>
+        <w:t xml:space="preserve">Complication:</w:t>
+      </w:r>
+      <w:r>
+        <w:t xml:space="preserve"> </w:t>
+      </w:r>
+      <w:r>
+        <w:t xml:space="preserve">Code of the West; trigger: the easy shot is in someone’s back.</w:t>
+      </w:r>
+    </w:p>
+    <w:p>
+      <w:pPr>
+        <w:numPr>
+          <w:ilvl w:val="0"/>
+          <w:numId w:val="1027"/>
+        </w:numPr>
+        <w:pStyle w:val="Compact"/>
+      </w:pPr>
+      <w:r>
+        <w:rPr>
+          <w:bCs/>
+          <w:b/>
+        </w:rPr>
+        <w:t xml:space="preserve">Why I face the dark:</w:t>
+      </w:r>
+      <w:r>
+        <w:t xml:space="preserve"> </w:t>
+      </w:r>
+      <w:r>
+        <w:t xml:space="preserve">Someone did me wrong, and I mean to settle it.</w:t>
+      </w:r>
+      <w:r>
+        <w:t xml:space="preserve"> </w:t>
+      </w:r>
+      <w:r>
+        <w:rPr>
+          <w:bCs/>
+          <w:b/>
+        </w:rPr>
+        <w:t xml:space="preserve">Connection:</w:t>
+      </w:r>
+      <w:r>
+        <w:t xml:space="preserve"> </w:t>
+      </w:r>
+      <w:r>
+        <w:t xml:space="preserve">Taught Tom Feeney to shoot straight, and still reminds him of it.</w:t>
+      </w:r>
+    </w:p>
+    <w:bookmarkEnd w:id="94"/>
+    <w:bookmarkStart w:id="95" w:name="rev.-abigail-stone"/>
+    <w:p>
+      <w:pPr>
+        <w:pStyle w:val="Heading2"/>
+      </w:pPr>
+      <w:r>
+        <w:t xml:space="preserve">Rev. Abigail Stone</w:t>
+      </w:r>
+    </w:p>
+    <w:p>
+      <w:pPr>
+        <w:pStyle w:val="FirstParagraph"/>
+      </w:pPr>
+      <w:r>
+        <w:rPr>
+          <w:iCs/>
+          <w:i/>
+        </w:rPr>
+        <w:t xml:space="preserve">Circuit preacher, Preacher. Old Money (tier 0).</w:t>
+      </w:r>
+      <w:r>
+        <w:t xml:space="preserve"> </w:t>
+      </w:r>
+      <w:r>
+        <w:t xml:space="preserve">Gave up a Boston fortune for a circuit of mining camps, and preaches with a shotgun across her knees.</w:t>
+      </w:r>
+    </w:p>
+    <w:p>
+      <w:pPr>
+        <w:numPr>
+          <w:ilvl w:val="0"/>
+          <w:numId w:val="1028"/>
+        </w:numPr>
+        <w:pStyle w:val="Compact"/>
+      </w:pPr>
+      <w:r>
+        <w:rPr>
+          <w:bCs/>
+          <w:b/>
+        </w:rPr>
+        <w:t xml:space="preserve">Attributes:</w:t>
+      </w:r>
+      <w:r>
+        <w:t xml:space="preserve"> </w:t>
+      </w:r>
+      <w:r>
+        <w:t xml:space="preserve">Body 9, Agility 10, Intellect 11, Presence 14, Will 12.</w:t>
+      </w:r>
+      <w:r>
+        <w:t xml:space="preserve"> </w:t>
+      </w:r>
+      <w:r>
+        <w:rPr>
+          <w:bCs/>
+          <w:b/>
+        </w:rPr>
+        <w:t xml:space="preserve">Dodge</w:t>
+      </w:r>
+      <w:r>
+        <w:t xml:space="preserve"> </w:t>
+      </w:r>
+      <w:r>
+        <w:t xml:space="preserve">9.</w:t>
+      </w:r>
+    </w:p>
+    <w:p>
+      <w:pPr>
+        <w:numPr>
+          <w:ilvl w:val="0"/>
+          <w:numId w:val="1028"/>
+        </w:numPr>
+        <w:pStyle w:val="Compact"/>
+      </w:pPr>
+      <w:r>
+        <w:rPr>
+          <w:bCs/>
+          <w:b/>
+        </w:rPr>
+        <w:t xml:space="preserve">Skills:</w:t>
+      </w:r>
+      <w:r>
+        <w:t xml:space="preserve"> </w:t>
+      </w:r>
+      <w:r>
+        <w:t xml:space="preserve">Persuasion 17 (Specialty). Trained: Leadership 15, Investigation 12, Law 12, Medicine 12, Read People 12, Survival 12, Riding 11, Shooting 11, Athletics 10.</w:t>
+      </w:r>
+    </w:p>
+    <w:p>
+      <w:pPr>
+        <w:numPr>
+          <w:ilvl w:val="0"/>
+          <w:numId w:val="1028"/>
+        </w:numPr>
+        <w:pStyle w:val="Compact"/>
+      </w:pPr>
+      <w:r>
+        <w:rPr>
+          <w:bCs/>
+          <w:b/>
+        </w:rPr>
+        <w:t xml:space="preserve">Edges:</w:t>
+      </w:r>
+      <w:r>
+        <w:t xml:space="preserve"> </w:t>
+      </w:r>
+      <w:r>
+        <w:t xml:space="preserve">+1 attribute point, Second advantage, A friend; second advantage: Unshakable Courage; a friend: Bishop Harrow, who answers her letters and asks no questions.</w:t>
+      </w:r>
+    </w:p>
+    <w:p>
+      <w:pPr>
+        <w:numPr>
+          <w:ilvl w:val="0"/>
+          <w:numId w:val="1028"/>
+        </w:numPr>
+        <w:pStyle w:val="Compact"/>
+      </w:pPr>
+      <w:r>
+        <w:rPr>
+          <w:bCs/>
+          <w:b/>
+        </w:rPr>
+        <w:t xml:space="preserve">Advantage:</w:t>
+      </w:r>
+      <w:r>
+        <w:t xml:space="preserve"> </w:t>
+      </w:r>
+      <w:r>
+        <w:t xml:space="preserve">Hellfire Preacher.</w:t>
+      </w:r>
+      <w:r>
+        <w:t xml:space="preserve"> </w:t>
+      </w:r>
+      <w:r>
+        <w:rPr>
+          <w:bCs/>
+          <w:b/>
+        </w:rPr>
+        <w:t xml:space="preserve">Complication:</w:t>
+      </w:r>
+      <w:r>
+        <w:t xml:space="preserve"> </w:t>
+      </w:r>
+      <w:r>
+        <w:t xml:space="preserve">Protects Others at Personal Risk; trigger: townsfolk are caught in the crossfire.</w:t>
+      </w:r>
+    </w:p>
+    <w:p>
+      <w:pPr>
+        <w:numPr>
+          <w:ilvl w:val="0"/>
+          <w:numId w:val="1028"/>
+        </w:numPr>
+        <w:pStyle w:val="Compact"/>
+      </w:pPr>
+      <w:r>
+        <w:rPr>
+          <w:bCs/>
+          <w:b/>
+        </w:rPr>
+        <w:t xml:space="preserve">Why I face the dark:</w:t>
+      </w:r>
+      <w:r>
+        <w:t xml:space="preserve"> </w:t>
+      </w:r>
+      <w:r>
+        <w:t xml:space="preserve">The Lord sent me here for a reason, and I believe this is it.</w:t>
+      </w:r>
+      <w:r>
+        <w:t xml:space="preserve"> </w:t>
+      </w:r>
+      <w:r>
+        <w:rPr>
+          <w:bCs/>
+          <w:b/>
+        </w:rPr>
+        <w:t xml:space="preserve">Connection:</w:t>
+      </w:r>
+      <w:r>
+        <w:t xml:space="preserve"> </w:t>
+      </w:r>
+      <w:r>
         <w:t xml:space="preserve">Keeps Dr. Webb’s secret, and his whiskey hidden.</w:t>
       </w:r>
     </w:p>
-    <w:bookmarkEnd w:id="90"/>
-    <w:bookmarkEnd w:id="91"/>
-    <w:bookmarkStart w:id="92" w:name="advantages"/>
+    <w:bookmarkEnd w:id="95"/>
+    <w:bookmarkEnd w:id="96"/>
+    <w:bookmarkStart w:id="97" w:name="advantages"/>
     <w:p>
       <w:pPr>
         <w:pStyle w:val="Heading1"/>
@@ -18307,7 +19747,7 @@
               <w:rPr>
                 <w:sz w:val="19"/>
               </w:rPr>
-              <w:t xml:space="preserve">+2 to Occult to identify a creature from what it left behind: tracks, wounds, a body.</w:t>
+              <w:t xml:space="preserve">+2 to Occult to identify a creature from what it left behind (tracks, wounds, a body): Identify rolls on a discovery clock.</w:t>
             </w:r>
           </w:p>
         </w:tc>
@@ -18341,6 +19781,39 @@
                 <w:sz w:val="19"/>
               </w:rPr>
               <w:t xml:space="preserve">+2 to Will against magic, possession and the undead’s influence.</w:t>
+            </w:r>
+          </w:p>
+        </w:tc>
+      </w:tr>
+      <w:tr>
+        <w:tc>
+          <w:tcPr/>
+          <w:p>
+            <w:pPr>
+              <w:pStyle w:val="Compact"/>
+              <w:jc w:val="left"/>
+            </w:pPr>
+            <w:r>
+              <w:rPr>
+                <w:b/>
+                <w:sz w:val="19"/>
+              </w:rPr>
+              <w:t xml:space="preserve">Hunter’s Almanac</w:t>
+            </w:r>
+          </w:p>
+        </w:tc>
+        <w:tc>
+          <w:tcPr/>
+          <w:p>
+            <w:pPr>
+              <w:pStyle w:val="Compact"/>
+              <w:jc w:val="left"/>
+            </w:pPr>
+            <w:r>
+              <w:rPr>
+                <w:sz w:val="19"/>
+              </w:rPr>
+              <w:t xml:space="preserve">You start play with a hunter’s almanac of three lore cards, for creatures you’ve faced or studied, chosen at creation. They grant no bonus: they let you act on what you know.</w:t>
             </w:r>
           </w:p>
         </w:tc>
@@ -18364,8 +19837,8 @@
         <w:t xml:space="preserve">A badge is legal authority, not a magic word: outlaws and the powerful don’t always care about it, and it carries a duty. Your superiors can give you orders, and abusing the badge or failing in your duty can cost you it. Law callings (Marshal, Deputy) usually take one, as their advantage or as a second advantage Edge. A Pinkerton detective takes Pinkerton Credentials instead: the agency’s reach and files, but no badge.</w:t>
       </w:r>
     </w:p>
-    <w:bookmarkEnd w:id="92"/>
-    <w:bookmarkStart w:id="108" w:name="origins"/>
+    <w:bookmarkEnd w:id="97"/>
+    <w:bookmarkStart w:id="113" w:name="origins"/>
     <w:p>
       <w:pPr>
         <w:pStyle w:val="Heading1"/>
@@ -19355,7 +20828,7 @@
         </w:tc>
       </w:tr>
     </w:tbl>
-    <w:bookmarkStart w:id="93" w:name="shared-rules"/>
+    <w:bookmarkStart w:id="98" w:name="shared-rules"/>
     <w:p>
       <w:pPr>
         <w:pStyle w:val="Heading2"/>
@@ -19557,8 +21030,8 @@
         </w:tc>
       </w:tr>
     </w:tbl>
-    <w:bookmarkEnd w:id="93"/>
-    <w:bookmarkStart w:id="94" w:name="city-bred"/>
+    <w:bookmarkEnd w:id="98"/>
+    <w:bookmarkStart w:id="99" w:name="city-bred"/>
     <w:p>
       <w:pPr>
         <w:pStyle w:val="Heading2"/>
@@ -19809,8 +21282,8 @@
         </w:tc>
       </w:tr>
     </w:tbl>
-    <w:bookmarkEnd w:id="94"/>
-    <w:bookmarkStart w:id="95" w:name="drifter"/>
+    <w:bookmarkEnd w:id="99"/>
+    <w:bookmarkStart w:id="100" w:name="drifter"/>
     <w:p>
       <w:pPr>
         <w:pStyle w:val="Heading2"/>
@@ -20061,8 +21534,8 @@
         </w:tc>
       </w:tr>
     </w:tbl>
-    <w:bookmarkEnd w:id="95"/>
-    <w:bookmarkStart w:id="96" w:name="frontier-born"/>
+    <w:bookmarkEnd w:id="100"/>
+    <w:bookmarkStart w:id="101" w:name="frontier-born"/>
     <w:p>
       <w:pPr>
         <w:pStyle w:val="Heading2"/>
@@ -20313,8 +21786,8 @@
         </w:tc>
       </w:tr>
     </w:tbl>
-    <w:bookmarkEnd w:id="96"/>
-    <w:bookmarkStart w:id="97" w:name="immigrant"/>
+    <w:bookmarkEnd w:id="101"/>
+    <w:bookmarkStart w:id="102" w:name="immigrant"/>
     <w:p>
       <w:pPr>
         <w:pStyle w:val="Heading2"/>
@@ -20565,8 +22038,8 @@
         </w:tc>
       </w:tr>
     </w:tbl>
-    <w:bookmarkEnd w:id="97"/>
-    <w:bookmarkStart w:id="98" w:name="old-money"/>
+    <w:bookmarkEnd w:id="102"/>
+    <w:bookmarkStart w:id="103" w:name="old-money"/>
     <w:p>
       <w:pPr>
         <w:pStyle w:val="Heading2"/>
@@ -20817,8 +22290,8 @@
         </w:tc>
       </w:tr>
     </w:tbl>
-    <w:bookmarkEnd w:id="98"/>
-    <w:bookmarkStart w:id="99" w:name="railroad-hand"/>
+    <w:bookmarkEnd w:id="103"/>
+    <w:bookmarkStart w:id="104" w:name="railroad-hand"/>
     <w:p>
       <w:pPr>
         <w:pStyle w:val="Heading2"/>
@@ -21069,8 +22542,8 @@
         </w:tc>
       </w:tr>
     </w:tbl>
-    <w:bookmarkEnd w:id="99"/>
-    <w:bookmarkStart w:id="100" w:name="war-veteran"/>
+    <w:bookmarkEnd w:id="104"/>
+    <w:bookmarkStart w:id="105" w:name="war-veteran"/>
     <w:p>
       <w:pPr>
         <w:pStyle w:val="Heading2"/>
@@ -21321,8 +22794,8 @@
         </w:tc>
       </w:tr>
     </w:tbl>
-    <w:bookmarkEnd w:id="100"/>
-    <w:bookmarkStart w:id="101" w:name="sighted"/>
+    <w:bookmarkEnd w:id="105"/>
+    <w:bookmarkStart w:id="106" w:name="sighted"/>
     <w:p>
       <w:pPr>
         <w:pStyle w:val="Heading2"/>
@@ -21367,7 +22840,7 @@
       <w:pPr>
         <w:numPr>
           <w:ilvl w:val="0"/>
-          <w:numId w:val="1026"/>
+          <w:numId w:val="1029"/>
         </w:numPr>
         <w:pStyle w:val="Compact"/>
       </w:pPr>
@@ -21500,7 +22973,7 @@
               <w:rPr>
                 <w:sz w:val="19"/>
               </w:rPr>
-              <w:t xml:space="preserve">+2 to Occult to identify a creature and its weakness from what you’ve seen or what it left behind.</w:t>
+              <w:t xml:space="preserve">+2 to Occult to identify a creature and its weakness from what you’ve seen or what it left behind: Identify and Uncover rolls on a discovery clock.</w:t>
             </w:r>
           </w:p>
         </w:tc>
@@ -21597,8 +23070,8 @@
         </w:tc>
       </w:tr>
     </w:tbl>
-    <w:bookmarkEnd w:id="101"/>
-    <w:bookmarkStart w:id="102" w:name="dhampir"/>
+    <w:bookmarkEnd w:id="106"/>
+    <w:bookmarkStart w:id="107" w:name="dhampir"/>
     <w:p>
       <w:pPr>
         <w:pStyle w:val="Heading2"/>
@@ -21643,7 +23116,7 @@
       <w:pPr>
         <w:numPr>
           <w:ilvl w:val="0"/>
-          <w:numId w:val="1027"/>
+          <w:numId w:val="1030"/>
         </w:numPr>
         <w:pStyle w:val="Compact"/>
       </w:pPr>
@@ -21655,7 +23128,7 @@
       <w:pPr>
         <w:numPr>
           <w:ilvl w:val="0"/>
-          <w:numId w:val="1027"/>
+          <w:numId w:val="1030"/>
         </w:numPr>
         <w:pStyle w:val="Compact"/>
       </w:pPr>
@@ -21667,7 +23140,7 @@
       <w:pPr>
         <w:numPr>
           <w:ilvl w:val="0"/>
-          <w:numId w:val="1027"/>
+          <w:numId w:val="1030"/>
         </w:numPr>
         <w:pStyle w:val="Compact"/>
       </w:pPr>
@@ -21897,8 +23370,8 @@
         </w:tc>
       </w:tr>
     </w:tbl>
-    <w:bookmarkEnd w:id="102"/>
-    <w:bookmarkStart w:id="103" w:name="practitioner"/>
+    <w:bookmarkEnd w:id="107"/>
+    <w:bookmarkStart w:id="108" w:name="practitioner"/>
     <w:p>
       <w:pPr>
         <w:pStyle w:val="Heading2"/>
@@ -21943,7 +23416,7 @@
       <w:pPr>
         <w:numPr>
           <w:ilvl w:val="0"/>
-          <w:numId w:val="1028"/>
+          <w:numId w:val="1031"/>
         </w:numPr>
         <w:pStyle w:val="Compact"/>
       </w:pPr>
@@ -21955,7 +23428,7 @@
       <w:pPr>
         <w:numPr>
           <w:ilvl w:val="0"/>
-          <w:numId w:val="1028"/>
+          <w:numId w:val="1031"/>
         </w:numPr>
         <w:pStyle w:val="Compact"/>
       </w:pPr>
@@ -21967,7 +23440,7 @@
       <w:pPr>
         <w:numPr>
           <w:ilvl w:val="0"/>
-          <w:numId w:val="1028"/>
+          <w:numId w:val="1031"/>
         </w:numPr>
         <w:pStyle w:val="Compact"/>
       </w:pPr>
@@ -22569,8 +24042,8 @@
         </w:tc>
       </w:tr>
     </w:tbl>
-    <w:bookmarkEnd w:id="103"/>
-    <w:bookmarkStart w:id="104" w:name="revenant"/>
+    <w:bookmarkEnd w:id="108"/>
+    <w:bookmarkStart w:id="109" w:name="revenant"/>
     <w:p>
       <w:pPr>
         <w:pStyle w:val="Heading2"/>
@@ -22615,7 +24088,7 @@
       <w:pPr>
         <w:numPr>
           <w:ilvl w:val="0"/>
-          <w:numId w:val="1029"/>
+          <w:numId w:val="1032"/>
         </w:numPr>
         <w:pStyle w:val="Compact"/>
       </w:pPr>
@@ -22627,7 +24100,7 @@
       <w:pPr>
         <w:numPr>
           <w:ilvl w:val="0"/>
-          <w:numId w:val="1029"/>
+          <w:numId w:val="1032"/>
         </w:numPr>
         <w:pStyle w:val="Compact"/>
       </w:pPr>
@@ -22639,7 +24112,7 @@
       <w:pPr>
         <w:numPr>
           <w:ilvl w:val="0"/>
-          <w:numId w:val="1029"/>
+          <w:numId w:val="1032"/>
         </w:numPr>
         <w:pStyle w:val="Compact"/>
       </w:pPr>
@@ -22869,8 +24342,8 @@
         </w:tc>
       </w:tr>
     </w:tbl>
-    <w:bookmarkEnd w:id="104"/>
-    <w:bookmarkStart w:id="105" w:name="werewolf"/>
+    <w:bookmarkEnd w:id="109"/>
+    <w:bookmarkStart w:id="110" w:name="werewolf"/>
     <w:p>
       <w:pPr>
         <w:pStyle w:val="Heading2"/>
@@ -22915,7 +24388,7 @@
       <w:pPr>
         <w:numPr>
           <w:ilvl w:val="0"/>
-          <w:numId w:val="1030"/>
+          <w:numId w:val="1033"/>
         </w:numPr>
         <w:pStyle w:val="Compact"/>
       </w:pPr>
@@ -22927,7 +24400,7 @@
       <w:pPr>
         <w:numPr>
           <w:ilvl w:val="0"/>
-          <w:numId w:val="1030"/>
+          <w:numId w:val="1033"/>
         </w:numPr>
         <w:pStyle w:val="Compact"/>
       </w:pPr>
@@ -22939,7 +24412,7 @@
       <w:pPr>
         <w:numPr>
           <w:ilvl w:val="0"/>
-          <w:numId w:val="1030"/>
+          <w:numId w:val="1033"/>
         </w:numPr>
         <w:pStyle w:val="Compact"/>
       </w:pPr>
@@ -23203,8 +24676,8 @@
         </w:tc>
       </w:tr>
     </w:tbl>
-    <w:bookmarkEnd w:id="105"/>
-    <w:bookmarkStart w:id="106" w:name="pact-bound"/>
+    <w:bookmarkEnd w:id="110"/>
+    <w:bookmarkStart w:id="111" w:name="pact-bound"/>
     <w:p>
       <w:pPr>
         <w:pStyle w:val="Heading2"/>
@@ -23249,7 +24722,7 @@
       <w:pPr>
         <w:numPr>
           <w:ilvl w:val="0"/>
-          <w:numId w:val="1031"/>
+          <w:numId w:val="1034"/>
         </w:numPr>
         <w:pStyle w:val="Compact"/>
       </w:pPr>
@@ -23261,7 +24734,7 @@
       <w:pPr>
         <w:numPr>
           <w:ilvl w:val="0"/>
-          <w:numId w:val="1031"/>
+          <w:numId w:val="1034"/>
         </w:numPr>
         <w:pStyle w:val="Compact"/>
       </w:pPr>
@@ -23273,7 +24746,7 @@
       <w:pPr>
         <w:numPr>
           <w:ilvl w:val="0"/>
-          <w:numId w:val="1031"/>
+          <w:numId w:val="1034"/>
         </w:numPr>
         <w:pStyle w:val="Compact"/>
       </w:pPr>
@@ -23503,8 +24976,8 @@
         </w:tc>
       </w:tr>
     </w:tbl>
-    <w:bookmarkEnd w:id="106"/>
-    <w:bookmarkStart w:id="107" w:name="vampire"/>
+    <w:bookmarkEnd w:id="111"/>
+    <w:bookmarkStart w:id="112" w:name="vampire"/>
     <w:p>
       <w:pPr>
         <w:pStyle w:val="Heading2"/>
@@ -23549,7 +25022,7 @@
       <w:pPr>
         <w:numPr>
           <w:ilvl w:val="0"/>
-          <w:numId w:val="1032"/>
+          <w:numId w:val="1035"/>
         </w:numPr>
         <w:pStyle w:val="Compact"/>
       </w:pPr>
@@ -23561,7 +25034,7 @@
       <w:pPr>
         <w:numPr>
           <w:ilvl w:val="0"/>
-          <w:numId w:val="1032"/>
+          <w:numId w:val="1035"/>
         </w:numPr>
         <w:pStyle w:val="Compact"/>
       </w:pPr>
@@ -23573,7 +25046,7 @@
       <w:pPr>
         <w:numPr>
           <w:ilvl w:val="0"/>
-          <w:numId w:val="1032"/>
+          <w:numId w:val="1035"/>
         </w:numPr>
         <w:pStyle w:val="Compact"/>
       </w:pPr>
@@ -23585,7 +25058,7 @@
       <w:pPr>
         <w:numPr>
           <w:ilvl w:val="0"/>
-          <w:numId w:val="1032"/>
+          <w:numId w:val="1035"/>
         </w:numPr>
         <w:pStyle w:val="Compact"/>
       </w:pPr>
@@ -23849,9 +25322,9 @@
         </w:tc>
       </w:tr>
     </w:tbl>
-    <w:bookmarkEnd w:id="107"/>
-    <w:bookmarkEnd w:id="108"/>
-    <w:bookmarkStart w:id="119" w:name="making-your-own"/>
+    <w:bookmarkEnd w:id="112"/>
+    <w:bookmarkEnd w:id="113"/>
+    <w:bookmarkStart w:id="124" w:name="making-your-own"/>
     <w:p>
       <w:pPr>
         <w:pStyle w:val="Heading1"/>
@@ -23884,7 +25357,7 @@
         <w:t xml:space="preserve">option at the end of each list, and its checklist holds a custom choice to the same rules as everything else.</w:t>
       </w:r>
     </w:p>
-    <w:bookmarkStart w:id="109" w:name="a-custom-calling"/>
+    <w:bookmarkStart w:id="114" w:name="a-custom-calling"/>
     <w:p>
       <w:pPr>
         <w:pStyle w:val="Heading2"/>
@@ -23905,7 +25378,7 @@
       <w:pPr>
         <w:numPr>
           <w:ilvl w:val="0"/>
-          <w:numId w:val="1033"/>
+          <w:numId w:val="1036"/>
         </w:numPr>
         <w:pStyle w:val="Compact"/>
       </w:pPr>
@@ -23951,7 +25424,7 @@
       <w:pPr>
         <w:numPr>
           <w:ilvl w:val="0"/>
-          <w:numId w:val="1033"/>
+          <w:numId w:val="1036"/>
         </w:numPr>
         <w:pStyle w:val="Compact"/>
       </w:pPr>
@@ -23973,7 +25446,7 @@
       <w:pPr>
         <w:numPr>
           <w:ilvl w:val="0"/>
-          <w:numId w:val="1033"/>
+          <w:numId w:val="1036"/>
         </w:numPr>
         <w:pStyle w:val="Compact"/>
       </w:pPr>
@@ -23995,7 +25468,7 @@
       <w:pPr>
         <w:numPr>
           <w:ilvl w:val="0"/>
-          <w:numId w:val="1033"/>
+          <w:numId w:val="1036"/>
         </w:numPr>
         <w:pStyle w:val="Compact"/>
       </w:pPr>
@@ -24060,8 +25533,8 @@
         <w:t xml:space="preserve">.</w:t>
       </w:r>
     </w:p>
-    <w:bookmarkEnd w:id="109"/>
-    <w:bookmarkStart w:id="118" w:name="a-custom-origin"/>
+    <w:bookmarkEnd w:id="114"/>
+    <w:bookmarkStart w:id="123" w:name="a-custom-origin"/>
     <w:p>
       <w:pPr>
         <w:pStyle w:val="Heading2"/>
@@ -24078,7 +25551,7 @@
         <w:t xml:space="preserve">Build it with the GM, one step at a time.</w:t>
       </w:r>
     </w:p>
-    <w:bookmarkStart w:id="110" w:name="the-concept"/>
+    <w:bookmarkStart w:id="115" w:name="the-concept"/>
     <w:p>
       <w:pPr>
         <w:pStyle w:val="Heading3"/>
@@ -24095,8 +25568,8 @@
         <w:t xml:space="preserve">Two or three sentences: where they come from, what sets them apart, and how others see them. It should be something the origins in this book don’t already cover.</w:t>
       </w:r>
     </w:p>
-    <w:bookmarkEnd w:id="110"/>
-    <w:bookmarkStart w:id="111" w:name="the-tier"/>
+    <w:bookmarkEnd w:id="115"/>
+    <w:bookmarkStart w:id="116" w:name="the-tier"/>
     <w:p>
       <w:pPr>
         <w:pStyle w:val="Heading3"/>
@@ -24393,8 +25866,8 @@
         <w:t xml:space="preserve">When in doubt, choose the higher tier.</w:t>
       </w:r>
     </w:p>
-    <w:bookmarkEnd w:id="111"/>
-    <w:bookmarkStart w:id="112" w:name="attribute-adjustments"/>
+    <w:bookmarkEnd w:id="116"/>
+    <w:bookmarkStart w:id="117" w:name="attribute-adjustments"/>
     <w:p>
       <w:pPr>
         <w:pStyle w:val="Heading3"/>
@@ -24440,8 +25913,8 @@
         <w:t xml:space="preserve">: a +2 needs a −2 or two −1s. The adjustments move the attribute’s base (+1 starts it at 11) and raise its starting maximum (13 plus the bonus). Most origins change two to four attributes.</w:t>
       </w:r>
     </w:p>
-    <w:bookmarkEnd w:id="112"/>
-    <w:bookmarkStart w:id="113" w:name="core-rules-tier-1-and-up"/>
+    <w:bookmarkEnd w:id="117"/>
+    <w:bookmarkStart w:id="118" w:name="core-rules-tier-1-and-up"/>
     <w:p>
       <w:pPr>
         <w:pStyle w:val="Heading3"/>
@@ -24458,8 +25931,8 @@
         <w:t xml:space="preserve">One to three short rules that always apply: what they can do (see in the dark, resist cold, a free Trained skill) and what it costs (a weakness, a people’s distrust, a hazard they can’t abide). A strength with no drawback is worth more than it looks, so price it a tier higher.</w:t>
       </w:r>
     </w:p>
-    <w:bookmarkEnd w:id="113"/>
-    <w:bookmarkStart w:id="114" w:name="origin-advantages"/>
+    <w:bookmarkEnd w:id="118"/>
+    <w:bookmarkStart w:id="119" w:name="origin-advantages"/>
     <w:p>
       <w:pPr>
         <w:pStyle w:val="Heading3"/>
@@ -24514,8 +25987,8 @@
         <w:t xml:space="preserve">: a problem the trait causes, with a clear trigger and a real consequence, which earns a Grit point when it bites, like any complication. A character takes one advantage, general or origin, so make them distinct choices.</w:t>
       </w:r>
     </w:p>
-    <w:bookmarkEnd w:id="114"/>
-    <w:bookmarkStart w:id="115" w:name="an-alternate-form-optional-tier-2-or-3"/>
+    <w:bookmarkEnd w:id="119"/>
+    <w:bookmarkStart w:id="120" w:name="an-alternate-form-optional-tier-2-or-3"/>
     <w:p>
       <w:pPr>
         <w:pStyle w:val="Heading3"/>
@@ -24548,8 +26021,8 @@
         <w:t xml:space="preserve">apply.</w:t>
       </w:r>
     </w:p>
-    <w:bookmarkEnd w:id="115"/>
-    <w:bookmarkStart w:id="116" w:name="in-the-creator"/>
+    <w:bookmarkEnd w:id="120"/>
+    <w:bookmarkStart w:id="121" w:name="in-the-creator"/>
     <w:p>
       <w:pPr>
         <w:pStyle w:val="Heading3"/>
@@ -24562,7 +26035,7 @@
       <w:pPr>
         <w:numPr>
           <w:ilvl w:val="0"/>
-          <w:numId w:val="1034"/>
+          <w:numId w:val="1037"/>
         </w:numPr>
         <w:pStyle w:val="Compact"/>
       </w:pPr>
@@ -24590,7 +26063,7 @@
       <w:pPr>
         <w:numPr>
           <w:ilvl w:val="0"/>
-          <w:numId w:val="1034"/>
+          <w:numId w:val="1037"/>
         </w:numPr>
         <w:pStyle w:val="Compact"/>
       </w:pPr>
@@ -24602,7 +26075,7 @@
       <w:pPr>
         <w:numPr>
           <w:ilvl w:val="0"/>
-          <w:numId w:val="1034"/>
+          <w:numId w:val="1037"/>
         </w:numPr>
         <w:pStyle w:val="Compact"/>
       </w:pPr>
@@ -24630,7 +26103,7 @@
       <w:pPr>
         <w:numPr>
           <w:ilvl w:val="0"/>
-          <w:numId w:val="1034"/>
+          <w:numId w:val="1037"/>
         </w:numPr>
         <w:pStyle w:val="Compact"/>
       </w:pPr>
@@ -24654,8 +26127,8 @@
         <w:t xml:space="preserve">and enter the advantage and its companion complication.</w:t>
       </w:r>
     </w:p>
-    <w:bookmarkEnd w:id="116"/>
-    <w:bookmarkStart w:id="117" w:name="example"/>
+    <w:bookmarkEnd w:id="121"/>
+    <w:bookmarkStart w:id="122" w:name="example"/>
     <w:p>
       <w:pPr>
         <w:pStyle w:val="Heading3"/>
@@ -24760,10 +26233,10 @@
         <w:t xml:space="preserve">: something from the other side follows you; when it matters, accept the chill, the stopped clock or the panicked horse.</w:t>
       </w:r>
     </w:p>
-    <w:bookmarkEnd w:id="117"/>
-    <w:bookmarkEnd w:id="118"/>
-    <w:bookmarkEnd w:id="119"/>
-    <w:bookmarkStart w:id="120" w:name="complications"/>
+    <w:bookmarkEnd w:id="122"/>
+    <w:bookmarkEnd w:id="123"/>
+    <w:bookmarkEnd w:id="124"/>
+    <w:bookmarkStart w:id="125" w:name="complications"/>
     <w:p>
       <w:pPr>
         <w:pStyle w:val="Heading1"/>
@@ -25468,8 +26941,8 @@
         </w:tc>
       </w:tr>
     </w:tbl>
-    <w:bookmarkEnd w:id="120"/>
-    <w:bookmarkStart w:id="122" w:name="quick-reference"/>
+    <w:bookmarkEnd w:id="125"/>
+    <w:bookmarkStart w:id="127" w:name="quick-reference"/>
     <w:p>
       <w:pPr>
         <w:pStyle w:val="Heading1"/>
@@ -25660,7 +27133,7 @@
       <w:r>
         <w:t xml:space="preserve"> </w:t>
       </w:r>
-      <w:hyperlink r:id="rId121">
+      <w:hyperlink r:id="rId126">
         <w:r>
           <w:rPr>
             <w:rStyle w:val="Hyperlink"/>
@@ -25672,7 +27145,7 @@
         <w:t xml:space="preserve">. You may share, adapt, and use it for any purpose, including commercially, as long as you give appropriate credit to the author.</w:t>
       </w:r>
     </w:p>
-    <w:bookmarkEnd w:id="122"/>
+    <w:bookmarkEnd w:id="127"/>
     <w:sectPr/>
   </w:body>
 </w:document>
@@ -26043,6 +27516,15 @@
     <w:abstractNumId w:val="991"/>
   </w:num>
   <w:num w:numId="1016">
+    <w:abstractNumId w:val="991"/>
+  </w:num>
+  <w:num w:numId="1017">
+    <w:abstractNumId w:val="991"/>
+  </w:num>
+  <w:num w:numId="1018">
+    <w:abstractNumId w:val="991"/>
+  </w:num>
+  <w:num w:numId="1019">
     <w:abstractNumId w:val="99411"/>
     <w:lvlOverride w:ilvl="0">
       <w:startOverride w:val="1"/>
@@ -26072,10 +27554,10 @@
       <w:startOverride w:val="1"/>
     </w:lvlOverride>
   </w:num>
-  <w:num w:numId="1017">
+  <w:num w:numId="1020">
     <w:abstractNumId w:val="991"/>
   </w:num>
-  <w:num w:numId="1018">
+  <w:num w:numId="1021">
     <w:abstractNumId w:val="99411"/>
     <w:lvlOverride w:ilvl="0">
       <w:startOverride w:val="1"/>
@@ -26104,15 +27586,6 @@
     <w:lvlOverride w:ilvl="8">
       <w:startOverride w:val="1"/>
     </w:lvlOverride>
-  </w:num>
-  <w:num w:numId="1019">
-    <w:abstractNumId w:val="991"/>
-  </w:num>
-  <w:num w:numId="1020">
-    <w:abstractNumId w:val="991"/>
-  </w:num>
-  <w:num w:numId="1021">
-    <w:abstractNumId w:val="991"/>
   </w:num>
   <w:num w:numId="1022">
     <w:abstractNumId w:val="991"/>
@@ -26148,6 +27621,15 @@
     <w:abstractNumId w:val="991"/>
   </w:num>
   <w:num w:numId="1033">
+    <w:abstractNumId w:val="991"/>
+  </w:num>
+  <w:num w:numId="1034">
+    <w:abstractNumId w:val="991"/>
+  </w:num>
+  <w:num w:numId="1035">
+    <w:abstractNumId w:val="991"/>
+  </w:num>
+  <w:num w:numId="1036">
     <w:abstractNumId w:val="99411"/>
     <w:lvlOverride w:ilvl="0">
       <w:startOverride w:val="1"/>
@@ -26177,7 +27659,7 @@
       <w:startOverride w:val="1"/>
     </w:lvlOverride>
   </w:num>
-  <w:num w:numId="1034">
+  <w:num w:numId="1037">
     <w:abstractNumId w:val="99411"/>
     <w:lvlOverride w:ilvl="0">
       <w:startOverride w:val="1"/>

--- a/legend-dynamics/western/Trails_of_Blood_Dust_Players_Guide.docx
+++ b/legend-dynamics/western/Trails_of_Blood_Dust_Players_Guide.docx
@@ -16772,7 +16772,7 @@
         <w:t xml:space="preserve">monstrous form</w:t>
       </w:r>
       <w:r>
-        <w:t xml:space="preserve">: the wolf, or the feral face. Changing is a free action, but fury, terror or pain can force it (a Will roll), and a werewolf has no choice at moonrise under the full moon. While changed, the form’s profile applies: the creator’s</w:t>
+        <w:t xml:space="preserve">: the wolf, or the feral face. Changing is a free action, but fury, terror or pain can force it (a Will roll), and a werewolf has no choice at moonrise under the full moon. While changed, the form’s profile applies, and only then. Your sheet has a</w:t>
       </w:r>
       <w:r>
         <w:t xml:space="preserve"> </w:t>
@@ -16782,13 +16782,13 @@
           <w:bCs/>
           <w:b/>
         </w:rPr>
-        <w:t xml:space="preserve">In monstrous form</w:t>
-      </w:r>
-      <w:r>
-        <w:t xml:space="preserve"> </w:t>
-      </w:r>
-      <w:r>
-        <w:t xml:space="preserve">box adds its bonuses to your rolls. Horses bolt (−2 to Riding), and a monstrous form seen by townsfolk marks a box of</w:t>
+        <w:t xml:space="preserve">Human form / Monstrous form</w:t>
+      </w:r>
+      <w:r>
+        <w:t xml:space="preserve"> </w:t>
+      </w:r>
+      <w:r>
+        <w:t xml:space="preserve">switch: it shows the numbers of the form you’re in (the human ones beside them), and the dice roller and the GM’s Encounter panel follow it. Horses bolt (−2 to Riding), and a monstrous form seen by townsfolk marks a box of</w:t>
       </w:r>
       <w:r>
         <w:t xml:space="preserve"> </w:t>
@@ -20991,7 +20991,7 @@
               <w:rPr>
                 <w:sz w:val="19"/>
               </w:rPr>
-              <w:t xml:space="preserve">While changed, your form’s attribute bonuses apply to rolls on those attributes and their skills, even above the starting maximum; its traits and drawbacks apply too.</w:t>
+              <w:t xml:space="preserve">While changed, your form’s attribute bonuses apply to rolls on those attributes and their skills, even above the starting maximum; its traits and drawbacks apply too. In human form, none of it does: the sheet’s form switch shows both sets of numbers.</w:t>
             </w:r>
           </w:p>
         </w:tc>
@@ -26018,7 +26018,7 @@
         <w:t xml:space="preserve"> </w:t>
       </w:r>
       <w:r>
-        <w:t xml:space="preserve">apply.</w:t>
+        <w:t xml:space="preserve">apply. The bonuses count only while the character is in that form: the sheet’s form switch shows both sets of numbers.</w:t>
       </w:r>
     </w:p>
     <w:bookmarkEnd w:id="120"/>

--- a/legend-dynamics/western/Trails_of_Blood_Dust_Players_Guide.docx
+++ b/legend-dynamics/western/Trails_of_Blood_Dust_Players_Guide.docx
@@ -3658,7 +3658,27 @@
               <w:rPr>
                 <w:sz w:val="19"/>
               </w:rPr>
-              <w:t xml:space="preserve">An heirloom weapon, a master’s instruments or a fine kit: +2 to one named skill when it’s used</w:t>
+              <w:t xml:space="preserve">An heirloom weapon, a master’s instruments or a fine kit: +2 to one narrowly defined use of a named skill (see</w:t>
+            </w:r>
+            <w:r>
+              <w:rPr>
+                <w:sz w:val="19"/>
+              </w:rPr>
+              <w:t xml:space="preserve"> </w:t>
+            </w:r>
+            <w:r>
+              <w:rPr>
+                <w:iCs/>
+                <w:i/>
+                <w:sz w:val="19"/>
+              </w:rPr>
+              <w:t xml:space="preserve">Gear</w:t>
+            </w:r>
+            <w:r>
+              <w:rPr>
+                <w:sz w:val="19"/>
+              </w:rPr>
+              <w:t xml:space="preserve">)</w:t>
             </w:r>
           </w:p>
         </w:tc>
@@ -3706,7 +3726,27 @@
               <w:rPr>
                 <w:sz w:val="19"/>
               </w:rPr>
-              <w:t xml:space="preserve">A second defense each round: Dodge, Parry or Block, in any mix</w:t>
+              <w:t xml:space="preserve">A second defense each round, at −2: Dodge, Parry or Block, in any mix (see</w:t>
+            </w:r>
+            <w:r>
+              <w:rPr>
+                <w:sz w:val="19"/>
+              </w:rPr>
+              <w:t xml:space="preserve"> </w:t>
+            </w:r>
+            <w:r>
+              <w:rPr>
+                <w:iCs/>
+                <w:i/>
+                <w:sz w:val="19"/>
+              </w:rPr>
+              <w:t xml:space="preserve">Attacking and defending</w:t>
+            </w:r>
+            <w:r>
+              <w:rPr>
+                <w:sz w:val="19"/>
+              </w:rPr>
+              <w:t xml:space="preserve">)</w:t>
             </w:r>
           </w:p>
         </w:tc>
@@ -5202,7 +5242,7 @@
         <w:pStyle w:val="FirstParagraph"/>
       </w:pPr>
       <w:r>
-        <w:t xml:space="preserve">Your Dodge is Agility −2, plus your Athletics training bonus: +0 if Untrained, +1 if Trained, or +2 if a Specialty or Expert. Begin uninjured, with two Grit points (three with Extra Grit) and your gear. Name your friend or your fine weapon or tool, if you took those Edges. Describe one connection to another player’s character.</w:t>
+        <w:t xml:space="preserve">Your Dodge is Agility −2, plus your Athletics training bonus: +0 if Untrained, +1 if Trained, or +2 if a Specialty or Expert. Begin uninjured, with two Grit points (three with Extra Grit) and your gear. Name your friend, or your fine weapon or tool and the one narrow use it improves, if you took those Edges. Describe one connection to another player’s character.</w:t>
       </w:r>
     </w:p>
     <w:bookmarkStart w:id="34" w:name="top-10-connections-to-another-character"/>
@@ -5581,7 +5621,7 @@
     </w:p>
     <w:bookmarkEnd w:id="36"/>
     <w:bookmarkEnd w:id="37"/>
-    <w:bookmarkStart w:id="40" w:name="skills-and-gear"/>
+    <w:bookmarkStart w:id="41" w:name="skills-and-gear"/>
     <w:p>
       <w:pPr>
         <w:pStyle w:val="Heading1"/>
@@ -6608,7 +6648,7 @@
       </w:r>
     </w:p>
     <w:bookmarkEnd w:id="38"/>
-    <w:bookmarkStart w:id="39" w:name="gear"/>
+    <w:bookmarkStart w:id="40" w:name="gear"/>
     <w:p>
       <w:pPr>
         <w:pStyle w:val="Heading2"/>
@@ -6622,715 +6662,16 @@
         <w:pStyle w:val="FirstParagraph"/>
       </w:pPr>
       <w:r>
-        <w:t xml:space="preserve">Gear makes tasks possible rather than easier. Ordinary gear grants no blanket bonus; exceptional tools may justify +2. Missing essential tools can make a task impossible, or very difficult (−4) when the GM finds an attempt plausible.</w:t>
-      </w:r>
-    </w:p>
-    <w:tbl>
-      <w:tblPr>
-        <w:tblStyle w:val="Table"/>
-        <w:tblW w:type="pct" w:w="5000"/>
-        <w:tblLook w:firstRow="1" w:lastRow="0" w:firstColumn="0" w:lastColumn="0" w:noHBand="0" w:noVBand="0" w:val="0020"/>
-        <w:jc w:val="start"/>
-        <w:tblBorders>
-          <w:top w:val="single" w:sz="4" w:color="B8C2D3"/>
-          <w:left w:val="single" w:sz="4" w:color="B8C2D3"/>
-          <w:bottom w:val="single" w:sz="4" w:color="B8C2D3"/>
-          <w:right w:val="single" w:sz="4" w:color="B8C2D3"/>
-          <w:insideH w:val="single" w:sz="4" w:color="B8C2D3"/>
-          <w:insideV w:val="single" w:sz="4" w:color="B8C2D3"/>
-        </w:tblBorders>
-      </w:tblPr>
-      <w:tblGrid>
-        <w:gridCol w:w="3960"/>
-        <w:gridCol w:w="3960"/>
-      </w:tblGrid>
-      <w:tr>
-        <w:trPr>
-          <w:tblHeader w:val="true"/>
-        </w:trPr>
-        <w:tc>
-          <w:tcPr>
-            <w:shd w:val="clear" w:fill="E6E8E6"/>
-          </w:tcPr>
-          <w:p>
-            <w:pPr>
-              <w:pStyle w:val="Compact"/>
-              <w:jc w:val="left"/>
-            </w:pPr>
-            <w:r>
-              <w:rPr>
-                <w:b/>
-                <w:sz w:val="19"/>
-              </w:rPr>
-              <w:t xml:space="preserve">Item</w:t>
-            </w:r>
-          </w:p>
-        </w:tc>
-        <w:tc>
-          <w:tcPr>
-            <w:shd w:val="clear" w:fill="E6E8E6"/>
-          </w:tcPr>
-          <w:p>
-            <w:pPr>
-              <w:pStyle w:val="Compact"/>
-              <w:jc w:val="left"/>
-            </w:pPr>
-            <w:r>
-              <w:rPr>
-                <w:b/>
-                <w:sz w:val="19"/>
-              </w:rPr>
-              <w:t xml:space="preserve">What it does</w:t>
-            </w:r>
-          </w:p>
-        </w:tc>
-      </w:tr>
-      <w:tr>
-        <w:tc>
-          <w:tcPr/>
-          <w:p>
-            <w:pPr>
-              <w:pStyle w:val="Compact"/>
-              <w:jc w:val="left"/>
-            </w:pPr>
-            <w:r>
-              <w:rPr>
-                <w:b/>
-                <w:sz w:val="19"/>
-              </w:rPr>
-              <w:t xml:space="preserve">Revolver</w:t>
-            </w:r>
-          </w:p>
-        </w:tc>
-        <w:tc>
-          <w:tcPr/>
-          <w:p>
-            <w:pPr>
-              <w:pStyle w:val="Compact"/>
-              <w:jc w:val="left"/>
-            </w:pPr>
-            <w:r>
-              <w:rPr>
-                <w:sz w:val="19"/>
-              </w:rPr>
-              <w:t xml:space="preserve">Six shots; reloading takes an action. Hits mark 2 boxes. Close range.</w:t>
-            </w:r>
-          </w:p>
-        </w:tc>
-      </w:tr>
-      <w:tr>
-        <w:tc>
-          <w:tcPr/>
-          <w:p>
-            <w:pPr>
-              <w:pStyle w:val="Compact"/>
-              <w:jc w:val="left"/>
-            </w:pPr>
-            <w:r>
-              <w:rPr>
-                <w:b/>
-                <w:sz w:val="19"/>
-              </w:rPr>
-              <w:t xml:space="preserve">Rifle</w:t>
-            </w:r>
-          </w:p>
-        </w:tc>
-        <w:tc>
-          <w:tcPr/>
-          <w:p>
-            <w:pPr>
-              <w:pStyle w:val="Compact"/>
-              <w:jc w:val="left"/>
-            </w:pPr>
-            <w:r>
-              <w:rPr>
-                <w:sz w:val="19"/>
-              </w:rPr>
-              <w:t xml:space="preserve">A lever-action repeater with fifteen shots. Hits mark 2 boxes. Medium range.</w:t>
-            </w:r>
-          </w:p>
-        </w:tc>
-      </w:tr>
-      <w:tr>
-        <w:tc>
-          <w:tcPr/>
-          <w:p>
-            <w:pPr>
-              <w:pStyle w:val="Compact"/>
-              <w:jc w:val="left"/>
-            </w:pPr>
-            <w:r>
-              <w:rPr>
-                <w:b/>
-                <w:sz w:val="19"/>
-              </w:rPr>
-              <w:t xml:space="preserve">Shotgun</w:t>
-            </w:r>
-          </w:p>
-        </w:tc>
-        <w:tc>
-          <w:tcPr/>
-          <w:p>
-            <w:pPr>
-              <w:pStyle w:val="Compact"/>
-              <w:jc w:val="left"/>
-            </w:pPr>
-            <w:r>
-              <w:rPr>
-                <w:sz w:val="19"/>
-              </w:rPr>
-              <w:t xml:space="preserve">Two barrels. Devastating close up (3 boxes and Dying), weak beyond a few paces (1 box). Close range (Short for 1 box).</w:t>
-            </w:r>
-          </w:p>
-        </w:tc>
-      </w:tr>
-      <w:tr>
-        <w:tc>
-          <w:tcPr/>
-          <w:p>
-            <w:pPr>
-              <w:pStyle w:val="Compact"/>
-              <w:jc w:val="left"/>
-            </w:pPr>
-            <w:r>
-              <w:rPr>
-                <w:b/>
-                <w:sz w:val="19"/>
-              </w:rPr>
-              <w:t xml:space="preserve">Knife</w:t>
-            </w:r>
-          </w:p>
-        </w:tc>
-        <w:tc>
-          <w:tcPr/>
-          <w:p>
-            <w:pPr>
-              <w:pStyle w:val="Compact"/>
-              <w:jc w:val="left"/>
-            </w:pPr>
-            <w:r>
-              <w:rPr>
-                <w:sz w:val="19"/>
-              </w:rPr>
-              <w:t xml:space="preserve">A tool and a weapon; hits mark 1 box.</w:t>
-            </w:r>
-          </w:p>
-        </w:tc>
-      </w:tr>
-      <w:tr>
-        <w:tc>
-          <w:tcPr/>
-          <w:p>
-            <w:pPr>
-              <w:pStyle w:val="Compact"/>
-              <w:jc w:val="left"/>
-            </w:pPr>
-            <w:r>
-              <w:rPr>
-                <w:b/>
-                <w:sz w:val="19"/>
-              </w:rPr>
-              <w:t xml:space="preserve">Doctor’s bag</w:t>
-            </w:r>
-          </w:p>
-        </w:tc>
-        <w:tc>
-          <w:tcPr/>
-          <w:p>
-            <w:pPr>
-              <w:pStyle w:val="Compact"/>
-              <w:jc w:val="left"/>
-            </w:pPr>
-            <w:r>
-              <w:rPr>
-                <w:sz w:val="19"/>
-              </w:rPr>
-              <w:t xml:space="preserve">Instruments, laudanum, carbolic and bandages. Needed to stabilize a patient and give field treatment.</w:t>
-            </w:r>
-          </w:p>
-        </w:tc>
-      </w:tr>
-      <w:tr>
-        <w:tc>
-          <w:tcPr/>
-          <w:p>
-            <w:pPr>
-              <w:pStyle w:val="Compact"/>
-              <w:jc w:val="left"/>
-            </w:pPr>
-            <w:r>
-              <w:rPr>
-                <w:b/>
-                <w:sz w:val="19"/>
-              </w:rPr>
-              <w:t xml:space="preserve">Tool roll</w:t>
-            </w:r>
-          </w:p>
-        </w:tc>
-        <w:tc>
-          <w:tcPr/>
-          <w:p>
-            <w:pPr>
-              <w:pStyle w:val="Compact"/>
-              <w:jc w:val="left"/>
-            </w:pPr>
-            <w:r>
-              <w:rPr>
-                <w:sz w:val="19"/>
-              </w:rPr>
-              <w:t xml:space="preserve">Gunsmith’s and carpenter’s tools. Needed for most Tinkering in the field.</w:t>
-            </w:r>
-          </w:p>
-        </w:tc>
-      </w:tr>
-      <w:tr>
-        <w:tc>
-          <w:tcPr/>
-          <w:p>
-            <w:pPr>
-              <w:pStyle w:val="Compact"/>
-              <w:jc w:val="left"/>
-            </w:pPr>
-            <w:r>
-              <w:rPr>
-                <w:b/>
-                <w:sz w:val="19"/>
-              </w:rPr>
-              <w:t xml:space="preserve">Horse and tack</w:t>
-            </w:r>
-          </w:p>
-        </w:tc>
-        <w:tc>
-          <w:tcPr/>
-          <w:p>
-            <w:pPr>
-              <w:pStyle w:val="Compact"/>
-              <w:jc w:val="left"/>
-            </w:pPr>
-            <w:r>
-              <w:rPr>
-                <w:sz w:val="19"/>
-              </w:rPr>
-              <w:t xml:space="preserve">Carries you across the territory. Riding in a chase needs one.</w:t>
-            </w:r>
-          </w:p>
-        </w:tc>
-      </w:tr>
-      <w:tr>
-        <w:tc>
-          <w:tcPr/>
-          <w:p>
-            <w:pPr>
-              <w:pStyle w:val="Compact"/>
-              <w:jc w:val="left"/>
-            </w:pPr>
-            <w:r>
-              <w:rPr>
-                <w:b/>
-                <w:sz w:val="19"/>
-              </w:rPr>
-              <w:t xml:space="preserve">Trail kit</w:t>
-            </w:r>
-          </w:p>
-        </w:tc>
-        <w:tc>
-          <w:tcPr/>
-          <w:p>
-            <w:pPr>
-              <w:pStyle w:val="Compact"/>
-              <w:jc w:val="left"/>
-            </w:pPr>
-            <w:r>
-              <w:rPr>
-                <w:sz w:val="19"/>
-              </w:rPr>
-              <w:t xml:space="preserve">Bedroll, canteen, rations, rope and flint for a few days. Turns impossible survival and climbing tasks into ordinary ones.</w:t>
-            </w:r>
-          </w:p>
-        </w:tc>
-      </w:tr>
-      <w:tr>
-        <w:tc>
-          <w:tcPr/>
-          <w:p>
-            <w:pPr>
-              <w:pStyle w:val="Compact"/>
-              <w:jc w:val="left"/>
-            </w:pPr>
-            <w:r>
-              <w:rPr>
-                <w:b/>
-                <w:sz w:val="19"/>
-              </w:rPr>
-              <w:t xml:space="preserve">Heavy coat</w:t>
-            </w:r>
-          </w:p>
-        </w:tc>
-        <w:tc>
-          <w:tcPr/>
-          <w:p>
-            <w:pPr>
-              <w:pStyle w:val="Compact"/>
-              <w:jc w:val="left"/>
-            </w:pPr>
-            <w:r>
-              <w:rPr>
-                <w:sz w:val="19"/>
-              </w:rPr>
-              <w:t xml:space="preserve">A buffalo coat or a canvas duster: it turns a blade, a claw or an arrow, but not a bullet. Once per fight, a hit of 2 or more boxes from a blade, claw, fang or missile marks one fewer.</w:t>
-            </w:r>
-          </w:p>
-        </w:tc>
-      </w:tr>
-      <w:tr>
-        <w:tc>
-          <w:tcPr/>
-          <w:p>
-            <w:pPr>
-              <w:pStyle w:val="Compact"/>
-              <w:jc w:val="left"/>
-            </w:pPr>
-            <w:r>
-              <w:rPr>
-                <w:b/>
-                <w:sz w:val="19"/>
-              </w:rPr>
-              <w:t xml:space="preserve">Shield</w:t>
-            </w:r>
-          </w:p>
-        </w:tc>
-        <w:tc>
-          <w:tcPr/>
-          <w:p>
-            <w:pPr>
-              <w:pStyle w:val="Compact"/>
-              <w:jc w:val="left"/>
-            </w:pPr>
-            <w:r>
-              <w:rPr>
-                <w:sz w:val="19"/>
-              </w:rPr>
-              <w:t xml:space="preserve">A hide shield or an iron-bound buckler, rare out West: you Block at +1.</w:t>
-            </w:r>
-          </w:p>
-        </w:tc>
-      </w:tr>
-      <w:tr>
-        <w:tc>
-          <w:tcPr/>
-          <w:p>
-            <w:pPr>
-              <w:pStyle w:val="Compact"/>
-              <w:jc w:val="left"/>
-            </w:pPr>
-            <w:r>
-              <w:rPr>
-                <w:b/>
-                <w:sz w:val="19"/>
-              </w:rPr>
-              <w:t xml:space="preserve">Lantern and matches</w:t>
-            </w:r>
-          </w:p>
-        </w:tc>
-        <w:tc>
-          <w:tcPr/>
-          <w:p>
-            <w:pPr>
-              <w:pStyle w:val="Compact"/>
-              <w:jc w:val="left"/>
-            </w:pPr>
-            <w:r>
-              <w:rPr>
-                <w:sz w:val="19"/>
-              </w:rPr>
-              <w:t xml:space="preserve">Light for a few hours. Searching in the dark without light is very difficult (−4) or impossible.</w:t>
-            </w:r>
-          </w:p>
-        </w:tc>
-      </w:tr>
-      <w:tr>
-        <w:tc>
-          <w:tcPr/>
-          <w:p>
-            <w:pPr>
-              <w:pStyle w:val="Compact"/>
-              <w:jc w:val="left"/>
-            </w:pPr>
-            <w:r>
-              <w:rPr>
-                <w:b/>
-                <w:sz w:val="19"/>
-              </w:rPr>
-              <w:t xml:space="preserve">Field glasses</w:t>
-            </w:r>
-          </w:p>
-        </w:tc>
-        <w:tc>
-          <w:tcPr/>
-          <w:p>
-            <w:pPr>
-              <w:pStyle w:val="Compact"/>
-              <w:jc w:val="left"/>
-            </w:pPr>
-            <w:r>
-              <w:rPr>
-                <w:sz w:val="19"/>
-              </w:rPr>
-              <w:t xml:space="preserve">See detail at a distance. Spotting something far off without them is very difficult (−4) or impossible.</w:t>
-            </w:r>
-          </w:p>
-        </w:tc>
-      </w:tr>
-      <w:tr>
-        <w:tc>
-          <w:tcPr/>
-          <w:p>
-            <w:pPr>
-              <w:pStyle w:val="Compact"/>
-              <w:jc w:val="left"/>
-            </w:pPr>
-            <w:r>
-              <w:rPr>
-                <w:b/>
-                <w:sz w:val="19"/>
-              </w:rPr>
-              <w:t xml:space="preserve">Law books and blank warrants</w:t>
-            </w:r>
-          </w:p>
-        </w:tc>
-        <w:tc>
-          <w:tcPr/>
-          <w:p>
-            <w:pPr>
-              <w:pStyle w:val="Compact"/>
-              <w:jc w:val="left"/>
-            </w:pPr>
-            <w:r>
-              <w:rPr>
-                <w:sz w:val="19"/>
-              </w:rPr>
-              <w:t xml:space="preserve">Needed to draw up papers, check a statute or argue a point of law away from a courthouse.</w:t>
-            </w:r>
-          </w:p>
-        </w:tc>
-      </w:tr>
-      <w:tr>
-        <w:tc>
-          <w:tcPr/>
-          <w:p>
-            <w:pPr>
-              <w:pStyle w:val="Compact"/>
-              <w:jc w:val="left"/>
-            </w:pPr>
-            <w:r>
-              <w:rPr>
-                <w:b/>
-                <w:sz w:val="19"/>
-              </w:rPr>
-              <w:t xml:space="preserve">Dynamite</w:t>
-            </w:r>
-          </w:p>
-        </w:tc>
-        <w:tc>
-          <w:tcPr/>
-          <w:p>
-            <w:pPr>
-              <w:pStyle w:val="Compact"/>
-              <w:jc w:val="left"/>
-            </w:pPr>
-            <w:r>
-              <w:rPr>
-                <w:sz w:val="19"/>
-              </w:rPr>
-              <w:t xml:space="preserve">Three sticks. Throw with Athletics; the fuse burns for a round. 1 box nearby, 3 and Dying at the centre. Close range (thrown).</w:t>
-            </w:r>
-          </w:p>
-        </w:tc>
-      </w:tr>
-      <w:tr>
-        <w:tc>
-          <w:tcPr/>
-          <w:p>
-            <w:pPr>
-              <w:pStyle w:val="Compact"/>
-              <w:jc w:val="left"/>
-            </w:pPr>
-            <w:r>
-              <w:rPr>
-                <w:b/>
-                <w:sz w:val="19"/>
-              </w:rPr>
-              <w:t xml:space="preserve">Silver bullets</w:t>
-            </w:r>
-          </w:p>
-        </w:tc>
-        <w:tc>
-          <w:tcPr/>
-          <w:p>
-            <w:pPr>
-              <w:pStyle w:val="Compact"/>
-              <w:jc w:val="left"/>
-            </w:pPr>
-            <w:r>
-              <w:rPr>
-                <w:sz w:val="19"/>
-              </w:rPr>
-              <w:t xml:space="preserve">One reload of silver rounds. Silver marks an extra box on werewolves and similar creatures, and ignores their toughness.</w:t>
-            </w:r>
-          </w:p>
-        </w:tc>
-      </w:tr>
-      <w:tr>
-        <w:tc>
-          <w:tcPr/>
-          <w:p>
-            <w:pPr>
-              <w:pStyle w:val="Compact"/>
-              <w:jc w:val="left"/>
-            </w:pPr>
-            <w:r>
-              <w:rPr>
-                <w:b/>
-                <w:sz w:val="19"/>
-              </w:rPr>
-              <w:t xml:space="preserve">Holy water</w:t>
-            </w:r>
-          </w:p>
-        </w:tc>
-        <w:tc>
-          <w:tcPr/>
-          <w:p>
-            <w:pPr>
-              <w:pStyle w:val="Compact"/>
-              <w:jc w:val="left"/>
-            </w:pPr>
-            <w:r>
-              <w:rPr>
-                <w:sz w:val="19"/>
-              </w:rPr>
-              <w:t xml:space="preserve">Three flasks. Thrown or splashed, it burns undead and demons (1 box) and breaks minor hexes. Close range (thrown).</w:t>
-            </w:r>
-          </w:p>
-        </w:tc>
-      </w:tr>
-      <w:tr>
-        <w:tc>
-          <w:tcPr/>
-          <w:p>
-            <w:pPr>
-              <w:pStyle w:val="Compact"/>
-              <w:jc w:val="left"/>
-            </w:pPr>
-            <w:r>
-              <w:rPr>
-                <w:b/>
-                <w:sz w:val="19"/>
-              </w:rPr>
-              <w:t xml:space="preserve">Stakes and mallet</w:t>
-            </w:r>
-          </w:p>
-        </w:tc>
-        <w:tc>
-          <w:tcPr/>
-          <w:p>
-            <w:pPr>
-              <w:pStyle w:val="Compact"/>
-              <w:jc w:val="left"/>
-            </w:pPr>
-            <w:r>
-              <w:rPr>
-                <w:sz w:val="19"/>
-              </w:rPr>
-              <w:t xml:space="preserve">A wooden stake through a helpless vampire’s heart incapacitates it.</w:t>
-            </w:r>
-          </w:p>
-        </w:tc>
-      </w:tr>
-      <w:tr>
-        <w:tc>
-          <w:tcPr/>
-          <w:p>
-            <w:pPr>
-              <w:pStyle w:val="Compact"/>
-              <w:jc w:val="left"/>
-            </w:pPr>
-            <w:r>
-              <w:rPr>
-                <w:b/>
-                <w:sz w:val="19"/>
-              </w:rPr>
-              <w:t xml:space="preserve">Ritual kit</w:t>
-            </w:r>
-          </w:p>
-        </w:tc>
-        <w:tc>
-          <w:tcPr/>
-          <w:p>
-            <w:pPr>
-              <w:pStyle w:val="Compact"/>
-              <w:jc w:val="left"/>
-            </w:pPr>
-            <w:r>
-              <w:rPr>
-                <w:sz w:val="19"/>
-              </w:rPr>
-              <w:t xml:space="preserve">Chalk, candles, herbs, bones and old books. Needed for rituals away from a prepared place.</w:t>
-            </w:r>
-          </w:p>
-        </w:tc>
-      </w:tr>
-      <w:tr>
-        <w:tc>
-          <w:tcPr/>
-          <w:p>
-            <w:pPr>
-              <w:pStyle w:val="Compact"/>
-              <w:jc w:val="left"/>
-            </w:pPr>
-            <w:r>
-              <w:rPr>
-                <w:b/>
-                <w:sz w:val="19"/>
-              </w:rPr>
-              <w:t xml:space="preserve">Holy symbol</w:t>
-            </w:r>
-          </w:p>
-        </w:tc>
-        <w:tc>
-          <w:tcPr/>
-          <w:p>
-            <w:pPr>
-              <w:pStyle w:val="Compact"/>
-              <w:jc w:val="left"/>
-            </w:pPr>
-            <w:r>
-              <w:rPr>
-                <w:sz w:val="19"/>
-              </w:rPr>
-              <w:t xml:space="preserve">Held up against undead and demons: −2 to their actions against you, if your faith is real.</w:t>
-            </w:r>
-          </w:p>
-        </w:tc>
-      </w:tr>
-    </w:tbl>
-    <w:bookmarkEnd w:id="39"/>
-    <w:bookmarkEnd w:id="40"/>
-    <w:bookmarkStart w:id="54" w:name="actions-and-teamwork"/>
-    <w:p>
-      <w:pPr>
-        <w:pStyle w:val="Heading1"/>
-      </w:pPr>
-      <w:r>
-        <w:t xml:space="preserve">Actions and teamwork</w:t>
-      </w:r>
-    </w:p>
-    <w:bookmarkStart w:id="41" w:name="when-to-roll"/>
-    <w:p>
-      <w:pPr>
-        <w:pStyle w:val="Heading2"/>
-      </w:pPr>
-      <w:r>
-        <w:t xml:space="preserve">When to roll</w:t>
+        <w:t xml:space="preserve">Gear makes tasks possible rather than easier. Ordinary gear grants no blanket bonus. Missing essential tools can make a task impossible, or very difficult (−4) when the GM finds an attempt plausible.</w:t>
+      </w:r>
+    </w:p>
+    <w:bookmarkStart w:id="39" w:name="fine-weapons-and-tools"/>
+    <w:p>
+      <w:pPr>
+        <w:pStyle w:val="Heading3"/>
+      </w:pPr>
+      <w:r>
+        <w:t xml:space="preserve">Fine weapons and tools</w:t>
       </w:r>
     </w:p>
     <w:p>
@@ -7338,889 +6679,15 @@
         <w:pStyle w:val="FirstParagraph"/>
       </w:pPr>
       <w:r>
-        <w:t xml:space="preserve">Routine work succeeds automatically when you have appropriate training, gear and time. Roll when failure could change the situation. Before rolling, establish your goal, the relevant skill, any modifiers, and what is at stake.</w:t>
-      </w:r>
-    </w:p>
-    <w:tbl>
-      <w:tblPr>
-        <w:tblStyle w:val="Table"/>
-        <w:tblW w:type="auto" w:w="0"/>
-        <w:tblLook w:firstRow="1" w:lastRow="0" w:firstColumn="0" w:lastColumn="0" w:noHBand="0" w:noVBand="0" w:val="0020"/>
-        <w:jc w:val="start"/>
-        <w:tblBorders>
-          <w:top w:val="single" w:sz="4" w:color="B8C2D3"/>
-          <w:left w:val="single" w:sz="4" w:color="B8C2D3"/>
-          <w:bottom w:val="single" w:sz="4" w:color="B8C2D3"/>
-          <w:right w:val="single" w:sz="4" w:color="B8C2D3"/>
-          <w:insideH w:val="single" w:sz="4" w:color="B8C2D3"/>
-          <w:insideV w:val="single" w:sz="4" w:color="B8C2D3"/>
-        </w:tblBorders>
-      </w:tblPr>
-      <w:tblGrid>
-        <w:gridCol w:w="3960"/>
-        <w:gridCol w:w="3960"/>
-      </w:tblGrid>
-      <w:tr>
-        <w:trPr>
-          <w:tblHeader w:val="true"/>
-        </w:trPr>
-        <w:tc>
-          <w:tcPr>
-            <w:shd w:val="clear" w:fill="E6E8E6"/>
-          </w:tcPr>
-          <w:p>
-            <w:pPr>
-              <w:pStyle w:val="Compact"/>
-              <w:jc w:val="left"/>
-            </w:pPr>
-            <w:r>
-              <w:rPr>
-                <w:b/>
-                <w:sz w:val="19"/>
-              </w:rPr>
-              <w:t xml:space="preserve">Circumstances</w:t>
-            </w:r>
-          </w:p>
-        </w:tc>
-        <w:tc>
-          <w:tcPr>
-            <w:shd w:val="clear" w:fill="E6E8E6"/>
-          </w:tcPr>
-          <w:p>
-            <w:pPr>
-              <w:pStyle w:val="Compact"/>
-              <w:jc w:val="left"/>
-            </w:pPr>
-            <w:r>
-              <w:rPr>
-                <w:b/>
-                <w:sz w:val="19"/>
-              </w:rPr>
-              <w:t xml:space="preserve">Modifier</w:t>
-            </w:r>
-          </w:p>
-        </w:tc>
-      </w:tr>
-      <w:tr>
-        <w:tc>
-          <w:tcPr/>
-          <w:p>
-            <w:pPr>
-              <w:pStyle w:val="Compact"/>
-              <w:jc w:val="left"/>
-            </w:pPr>
-            <w:r>
-              <w:rPr>
-                <w:b/>
-                <w:sz w:val="19"/>
-              </w:rPr>
-              <w:t xml:space="preserve">Favorable conditions or excellent preparation</w:t>
-            </w:r>
-          </w:p>
-        </w:tc>
-        <w:tc>
-          <w:tcPr/>
-          <w:p>
-            <w:pPr>
-              <w:pStyle w:val="Compact"/>
-              <w:jc w:val="left"/>
-            </w:pPr>
-            <w:r>
-              <w:rPr>
-                <w:sz w:val="19"/>
-              </w:rPr>
-              <w:t xml:space="preserve">+2</w:t>
-            </w:r>
-          </w:p>
-        </w:tc>
-      </w:tr>
-      <w:tr>
-        <w:tc>
-          <w:tcPr/>
-          <w:p>
-            <w:pPr>
-              <w:pStyle w:val="Compact"/>
-              <w:jc w:val="left"/>
-            </w:pPr>
-            <w:r>
-              <w:rPr>
-                <w:b/>
-                <w:sz w:val="19"/>
-              </w:rPr>
-              <w:t xml:space="preserve">Ordinary challenge under pressure</w:t>
-            </w:r>
-          </w:p>
-        </w:tc>
-        <w:tc>
-          <w:tcPr/>
-          <w:p>
-            <w:pPr>
-              <w:pStyle w:val="Compact"/>
-              <w:jc w:val="left"/>
-            </w:pPr>
-            <w:r>
-              <w:rPr>
-                <w:sz w:val="19"/>
-              </w:rPr>
-              <w:t xml:space="preserve">0</w:t>
-            </w:r>
-          </w:p>
-        </w:tc>
-      </w:tr>
-      <w:tr>
-        <w:tc>
-          <w:tcPr/>
-          <w:p>
-            <w:pPr>
-              <w:pStyle w:val="Compact"/>
-              <w:jc w:val="left"/>
-            </w:pPr>
-            <w:r>
-              <w:rPr>
-                <w:b/>
-                <w:sz w:val="19"/>
-              </w:rPr>
-              <w:t xml:space="preserve">Difficult</w:t>
-            </w:r>
-          </w:p>
-        </w:tc>
-        <w:tc>
-          <w:tcPr/>
-          <w:p>
-            <w:pPr>
-              <w:pStyle w:val="Compact"/>
-              <w:jc w:val="left"/>
-            </w:pPr>
-            <w:r>
-              <w:rPr>
-                <w:sz w:val="19"/>
-              </w:rPr>
-              <w:t xml:space="preserve">−2</w:t>
-            </w:r>
-          </w:p>
-        </w:tc>
-      </w:tr>
-      <w:tr>
-        <w:tc>
-          <w:tcPr/>
-          <w:p>
-            <w:pPr>
-              <w:pStyle w:val="Compact"/>
-              <w:jc w:val="left"/>
-            </w:pPr>
-            <w:r>
-              <w:rPr>
-                <w:b/>
-                <w:sz w:val="19"/>
-              </w:rPr>
-              <w:t xml:space="preserve">Very difficult</w:t>
-            </w:r>
-          </w:p>
-        </w:tc>
-        <w:tc>
-          <w:tcPr/>
-          <w:p>
-            <w:pPr>
-              <w:pStyle w:val="Compact"/>
-              <w:jc w:val="left"/>
-            </w:pPr>
-            <w:r>
-              <w:rPr>
-                <w:sz w:val="19"/>
-              </w:rPr>
-              <w:t xml:space="preserve">−4</w:t>
-            </w:r>
-          </w:p>
-        </w:tc>
-      </w:tr>
-      <w:tr>
-        <w:tc>
-          <w:tcPr/>
-          <w:p>
-            <w:pPr>
-              <w:pStyle w:val="Compact"/>
-              <w:jc w:val="left"/>
-            </w:pPr>
-            <w:r>
-              <w:rPr>
-                <w:b/>
-                <w:sz w:val="19"/>
-              </w:rPr>
-              <w:t xml:space="preserve">Extreme</w:t>
-            </w:r>
-          </w:p>
-        </w:tc>
-        <w:tc>
-          <w:tcPr/>
-          <w:p>
-            <w:pPr>
-              <w:pStyle w:val="Compact"/>
-              <w:jc w:val="left"/>
-            </w:pPr>
-            <w:r>
-              <w:rPr>
-                <w:sz w:val="19"/>
-              </w:rPr>
-              <w:t xml:space="preserve">−6</w:t>
-            </w:r>
-          </w:p>
-        </w:tc>
-      </w:tr>
-    </w:tbl>
+        <w:t xml:space="preserve">A fine weapon or tool grants +2 to one narrowly defined use of a named skill, agreed when chosen. It does not stack with an advantage bonus on the same roll and never improves Dodge, Parry, or Block.</w:t>
+      </w:r>
+    </w:p>
     <w:p>
       <w:pPr>
         <w:pStyle w:val="BodyText"/>
       </w:pPr>
       <w:r>
-        <w:t xml:space="preserve">Apply the main circumstance modifier once. Add separately specified effects such as assistance or injury when they apply. The GM avoids charging twice for the same obstacle.</w:t>
-      </w:r>
-    </w:p>
-    <w:bookmarkEnd w:id="41"/>
-    <w:bookmarkStart w:id="42" w:name="results-and-margins"/>
-    <w:p>
-      <w:pPr>
-        <w:pStyle w:val="Heading2"/>
-      </w:pPr>
-      <w:r>
-        <w:t xml:space="preserve">Results and margins</w:t>
-      </w:r>
-    </w:p>
-    <w:p>
-      <w:pPr>
-        <w:pStyle w:val="FirstParagraph"/>
-      </w:pPr>
-      <w:r>
-        <w:t xml:space="preserve">Add the three dice. A total at or below the adjusted skill succeeds. Margin of success equals the adjusted skill minus the roll. A larger margin may mean better information, more precise work, or a stronger position.</w:t>
-      </w:r>
-    </w:p>
-    <w:p>
-      <w:pPr>
-        <w:pStyle w:val="BodyText"/>
-      </w:pPr>
-      <w:r>
-        <w:t xml:space="preserve">A natural 3 or 4 always succeeds. A natural 17 or 18 always fails. An impossible action receives no roll.</w:t>
-      </w:r>
-    </w:p>
-    <w:p>
-      <w:pPr>
-        <w:pStyle w:val="BodyText"/>
-      </w:pPr>
-      <w:r>
-        <w:t xml:space="preserve">In an opposed contest, each side rolls its relevant skill. One success beats one failure. If both succeed, the larger success margin wins. A tie, or two failures, favors the defender or preserves the situation. For an automatic success above its target, count its contest margin as zero.</w:t>
-      </w:r>
-    </w:p>
-    <w:bookmarkEnd w:id="42"/>
-    <w:bookmarkStart w:id="43" w:name="assistance"/>
-    <w:p>
-      <w:pPr>
-        <w:pStyle w:val="Heading2"/>
-      </w:pPr>
-      <w:r>
-        <w:t xml:space="preserve">Assistance</w:t>
-      </w:r>
-    </w:p>
-    <w:p>
-      <w:pPr>
-        <w:pStyle w:val="FirstParagraph"/>
-      </w:pPr>
-      <w:r>
-        <w:t xml:space="preserve">One qualified assistant can roll a relevant skill before the lead character rolls. Success grants +1 to the lead roll; success by 5 or more grants +2. Failure gives no bonus. An 18 introduces a complication described by the GM. Other characters can do other tasks but cannot stack assistance bonuses on the same roll.</w:t>
-      </w:r>
-    </w:p>
-    <w:bookmarkEnd w:id="43"/>
-    <w:bookmarkStart w:id="44" w:name="failure-and-another-attempt"/>
-    <w:p>
-      <w:pPr>
-        <w:pStyle w:val="Heading2"/>
-      </w:pPr>
-      <w:r>
-        <w:t xml:space="preserve">Failure and another attempt</w:t>
-      </w:r>
-    </w:p>
-    <w:p>
-      <w:pPr>
-        <w:pStyle w:val="FirstParagraph"/>
-      </w:pPr>
-      <w:r>
-        <w:t xml:space="preserve">Failure changes the situation: time passes, the trail goes cold, supplies run out, or danger grows. Do not repeat an unchanged roll until it succeeds. A new approach, new evidence, better tools, or more time may justify another attempt.</w:t>
-      </w:r>
-    </w:p>
-    <w:bookmarkEnd w:id="44"/>
-    <w:bookmarkStart w:id="45" w:name="success-at-a-cost"/>
-    <w:p>
-      <w:pPr>
-        <w:pStyle w:val="Heading2"/>
-      </w:pPr>
-      <w:r>
-        <w:t xml:space="preserve">Success at a cost</w:t>
-      </w:r>
-    </w:p>
-    <w:p>
-      <w:pPr>
-        <w:pStyle w:val="FirstParagraph"/>
-      </w:pPr>
-      <w:r>
-        <w:t xml:space="preserve">When a roll fails by only</w:t>
-      </w:r>
-      <w:r>
-        <w:t xml:space="preserve"> </w:t>
-      </w:r>
-      <w:r>
-        <w:rPr>
-          <w:bCs/>
-          <w:b/>
-        </w:rPr>
-        <w:t xml:space="preserve">1 or 2</w:t>
-      </w:r>
-      <w:r>
-        <w:t xml:space="preserve">, the GM may offer</w:t>
-      </w:r>
-      <w:r>
-        <w:t xml:space="preserve"> </w:t>
-      </w:r>
-      <w:r>
-        <w:rPr>
-          <w:bCs/>
-          <w:b/>
-        </w:rPr>
-        <w:t xml:space="preserve">success at a cost</w:t>
-      </w:r>
-      <w:r>
-        <w:t xml:space="preserve">: you get what you were after, but something else goes wrong. Typical costs are an injury box, broken gear, lost time (tick a clock), a box on a track, or someone noticing. The GM names the cost before you accept; you can always take the plain failure instead. A natural 17 or 18 is never a success at a cost.</w:t>
-      </w:r>
-    </w:p>
-    <w:bookmarkEnd w:id="45"/>
-    <w:bookmarkStart w:id="46" w:name="progress-clocks"/>
-    <w:p>
-      <w:pPr>
-        <w:pStyle w:val="Heading2"/>
-      </w:pPr>
-      <w:r>
-        <w:t xml:space="preserve">Progress clocks</w:t>
-      </w:r>
-    </w:p>
-    <w:p>
-      <w:pPr>
-        <w:pStyle w:val="FirstParagraph"/>
-      </w:pPr>
-      <w:r>
-        <w:t xml:space="preserve">A</w:t>
-      </w:r>
-      <w:r>
-        <w:t xml:space="preserve"> </w:t>
-      </w:r>
-      <w:r>
-        <w:rPr>
-          <w:bCs/>
-          <w:b/>
-        </w:rPr>
-        <w:t xml:space="preserve">clock</w:t>
-      </w:r>
-      <w:r>
-        <w:t xml:space="preserve"> </w:t>
-      </w:r>
-      <w:r>
-        <w:t xml:space="preserve">is a circle cut into 2, 4, 6 or 8 segments that tracks something that takes time or builds toward disaster.</w:t>
-      </w:r>
-    </w:p>
-    <w:p>
-      <w:pPr>
-        <w:numPr>
-          <w:ilvl w:val="0"/>
-          <w:numId w:val="1007"/>
-        </w:numPr>
-        <w:pStyle w:val="Compact"/>
-      </w:pPr>
-      <w:r>
-        <w:rPr>
-          <w:bCs/>
-          <w:b/>
-        </w:rPr>
-        <w:t xml:space="preserve">Danger clocks</w:t>
-      </w:r>
-      <w:r>
-        <w:t xml:space="preserve"> </w:t>
-      </w:r>
-      <w:r>
-        <w:t xml:space="preserve">fill when things go wrong: a failed roll, a success at a cost, or time passing. When one fills, the danger happens.</w:t>
-      </w:r>
-    </w:p>
-    <w:p>
-      <w:pPr>
-        <w:numPr>
-          <w:ilvl w:val="0"/>
-          <w:numId w:val="1007"/>
-        </w:numPr>
-        <w:pStyle w:val="Compact"/>
-      </w:pPr>
-      <w:r>
-        <w:rPr>
-          <w:bCs/>
-          <w:b/>
-        </w:rPr>
-        <w:t xml:space="preserve">Progress clocks</w:t>
-      </w:r>
-      <w:r>
-        <w:t xml:space="preserve"> </w:t>
-      </w:r>
-      <w:r>
-        <w:t xml:space="preserve">fill as the characters succeed: one segment for a success, two for success by 5 or more. When one fills, the goal is achieved.</w:t>
-      </w:r>
-    </w:p>
-    <w:p>
-      <w:pPr>
-        <w:numPr>
-          <w:ilvl w:val="0"/>
-          <w:numId w:val="1007"/>
-        </w:numPr>
-        <w:pStyle w:val="Compact"/>
-      </w:pPr>
-      <w:r>
-        <w:t xml:space="preserve">The GM sizes the clock (2 = quick, 4 = urgent or simple, 6 = substantial, 8 = long or complex) and shows it to the players.</w:t>
-      </w:r>
-    </w:p>
-    <w:bookmarkEnd w:id="46"/>
-    <w:bookmarkStart w:id="47" w:name="investigation-and-social-scenes"/>
-    <w:p>
-      <w:pPr>
-        <w:pStyle w:val="Heading2"/>
-      </w:pPr>
-      <w:r>
-        <w:t xml:space="preserve">Investigation and social scenes</w:t>
-      </w:r>
-    </w:p>
-    <w:p>
-      <w:pPr>
-        <w:pStyle w:val="FirstParagraph"/>
-      </w:pPr>
-      <w:r>
-        <w:t xml:space="preserve">Ask concrete questions and explain your approach. Evidence may require several different tasks. A successful roll does not force someone to abandon a core belief or reveal what they do not know.</w:t>
-      </w:r>
-    </w:p>
-    <w:bookmarkEnd w:id="47"/>
-    <w:bookmarkStart w:id="52" w:name="discovery-clocks-and-lore-cards"/>
-    <w:p>
-      <w:pPr>
-        <w:pStyle w:val="Heading2"/>
-      </w:pPr>
-      <w:r>
-        <w:t xml:space="preserve">Discovery clocks and lore cards</w:t>
-      </w:r>
-    </w:p>
-    <w:p>
-      <w:pPr>
-        <w:pStyle w:val="FirstParagraph"/>
-      </w:pPr>
-      <w:r>
-        <w:t xml:space="preserve">When a job turns on an unknown subject (a supernatural creature and its weakness), the GM sets up a</w:t>
-      </w:r>
-      <w:r>
-        <w:t xml:space="preserve"> </w:t>
-      </w:r>
-      <w:r>
-        <w:rPr>
-          <w:bCs/>
-          <w:b/>
-        </w:rPr>
-        <w:t xml:space="preserve">discovery clock</w:t>
-      </w:r>
-      <w:r>
-        <w:t xml:space="preserve">. It fills in three phases, and filling it mints a</w:t>
-      </w:r>
-      <w:r>
-        <w:t xml:space="preserve"> </w:t>
-      </w:r>
-      <w:r>
-        <w:rPr>
-          <w:bCs/>
-          <w:b/>
-        </w:rPr>
-        <w:t xml:space="preserve">lore card</w:t>
-      </w:r>
-      <w:r>
-        <w:t xml:space="preserve">: what the characters learned, kept for good. A character’s lore cards are their</w:t>
-      </w:r>
-      <w:r>
-        <w:t xml:space="preserve"> </w:t>
-      </w:r>
-      <w:r>
-        <w:rPr>
-          <w:bCs/>
-          <w:b/>
-        </w:rPr>
-        <w:t xml:space="preserve">hunter’s almanac</w:t>
-      </w:r>
-      <w:r>
-        <w:t xml:space="preserve">.</w:t>
-      </w:r>
-    </w:p>
-    <w:tbl>
-      <w:tblPr>
-        <w:tblStyle w:val="Table"/>
-        <w:tblW w:type="pct" w:w="5000"/>
-        <w:tblLook w:firstRow="1" w:lastRow="0" w:firstColumn="0" w:lastColumn="0" w:noHBand="0" w:noVBand="0" w:val="0020"/>
-        <w:jc w:val="start"/>
-        <w:tblBorders>
-          <w:top w:val="single" w:sz="4" w:color="B8C2D3"/>
-          <w:left w:val="single" w:sz="4" w:color="B8C2D3"/>
-          <w:bottom w:val="single" w:sz="4" w:color="B8C2D3"/>
-          <w:right w:val="single" w:sz="4" w:color="B8C2D3"/>
-          <w:insideH w:val="single" w:sz="4" w:color="B8C2D3"/>
-          <w:insideV w:val="single" w:sz="4" w:color="B8C2D3"/>
-        </w:tblBorders>
-      </w:tblPr>
-      <w:tblGrid>
-        <w:gridCol w:w="3960"/>
-        <w:gridCol w:w="3960"/>
-      </w:tblGrid>
-      <w:tr>
-        <w:trPr>
-          <w:tblHeader w:val="true"/>
-        </w:trPr>
-        <w:tc>
-          <w:tcPr>
-            <w:shd w:val="clear" w:fill="E6E8E6"/>
-          </w:tcPr>
-          <w:p>
-            <w:pPr>
-              <w:pStyle w:val="Compact"/>
-              <w:jc w:val="left"/>
-            </w:pPr>
-            <w:r>
-              <w:rPr>
-                <w:b/>
-                <w:sz w:val="19"/>
-              </w:rPr>
-              <w:t xml:space="preserve">Phase</w:t>
-            </w:r>
-          </w:p>
-        </w:tc>
-        <w:tc>
-          <w:tcPr>
-            <w:shd w:val="clear" w:fill="E6E8E6"/>
-          </w:tcPr>
-          <w:p>
-            <w:pPr>
-              <w:pStyle w:val="Compact"/>
-              <w:jc w:val="left"/>
-            </w:pPr>
-            <w:r>
-              <w:rPr>
-                <w:b/>
-                <w:sz w:val="19"/>
-              </w:rPr>
-              <w:t xml:space="preserve">What it means</w:t>
-            </w:r>
-          </w:p>
-        </w:tc>
-      </w:tr>
-      <w:tr>
-        <w:tc>
-          <w:tcPr/>
-          <w:p>
-            <w:pPr>
-              <w:pStyle w:val="Compact"/>
-              <w:jc w:val="left"/>
-            </w:pPr>
-            <w:r>
-              <w:rPr>
-                <w:b/>
-                <w:sz w:val="19"/>
-              </w:rPr>
-              <w:t xml:space="preserve">1. Confront the unknown</w:t>
-            </w:r>
-          </w:p>
-        </w:tc>
-        <w:tc>
-          <w:tcPr/>
-          <w:p>
-            <w:pPr>
-              <w:pStyle w:val="Compact"/>
-              <w:jc w:val="left"/>
-            </w:pPr>
-            <w:r>
-              <w:rPr>
-                <w:sz w:val="19"/>
-              </w:rPr>
-              <w:t xml:space="preserve">Effects without a cause: a body drained white, cattle torn open, a town gone too quiet. You may suspect, but nothing is confirmed.</w:t>
-            </w:r>
-          </w:p>
-        </w:tc>
-      </w:tr>
-      <w:tr>
-        <w:tc>
-          <w:tcPr/>
-          <w:p>
-            <w:pPr>
-              <w:pStyle w:val="Compact"/>
-              <w:jc w:val="left"/>
-            </w:pPr>
-            <w:r>
-              <w:rPr>
-                <w:b/>
-                <w:sz w:val="19"/>
-              </w:rPr>
-              <w:t xml:space="preserve">2. Identify</w:t>
-            </w:r>
-          </w:p>
-        </w:tc>
-        <w:tc>
-          <w:tcPr/>
-          <w:p>
-            <w:pPr>
-              <w:pStyle w:val="Compact"/>
-              <w:jc w:val="left"/>
-            </w:pPr>
-            <w:r>
-              <w:rPr>
-                <w:sz w:val="19"/>
-              </w:rPr>
-              <w:t xml:space="preserve">Name the creature. This is the gate: until its identity is confirmed, no lore card applies, and the GM treats your theories as suspicion only.</w:t>
-            </w:r>
-          </w:p>
-        </w:tc>
-      </w:tr>
-      <w:tr>
-        <w:tc>
-          <w:tcPr/>
-          <w:p>
-            <w:pPr>
-              <w:pStyle w:val="Compact"/>
-              <w:jc w:val="left"/>
-            </w:pPr>
-            <w:r>
-              <w:rPr>
-                <w:b/>
-                <w:sz w:val="19"/>
-              </w:rPr>
-              <w:t xml:space="preserve">3. Uncover</w:t>
-            </w:r>
-          </w:p>
-        </w:tc>
-        <w:tc>
-          <w:tcPr/>
-          <w:p>
-            <w:pPr>
-              <w:pStyle w:val="Compact"/>
-              <w:jc w:val="left"/>
-            </w:pPr>
-            <w:r>
-              <w:rPr>
-                <w:sz w:val="19"/>
-              </w:rPr>
-              <w:t xml:space="preserve">Learn how it is beaten. Filling this phase fills the clock and mints a lore card.</w:t>
-            </w:r>
-          </w:p>
-        </w:tc>
-      </w:tr>
-    </w:tbl>
-    <w:p>
-      <w:pPr>
-        <w:numPr>
-          <w:ilvl w:val="0"/>
-          <w:numId w:val="1008"/>
-        </w:numPr>
-        <w:pStyle w:val="Compact"/>
-      </w:pPr>
-      <w:r>
-        <w:rPr>
-          <w:bCs/>
-          <w:b/>
-        </w:rPr>
-        <w:t xml:space="preserve">Sizing.</w:t>
-      </w:r>
-      <w:r>
-        <w:t xml:space="preserve"> </w:t>
-      </w:r>
-      <w:r>
-        <w:t xml:space="preserve">The GM decides how many segments each phase needs (usually 1–2 to Confront, 2–3 to Identify, 2–3 to Uncover) and which methods can advance it, and shows the clock to the players.</w:t>
-      </w:r>
-    </w:p>
-    <w:p>
-      <w:pPr>
-        <w:numPr>
-          <w:ilvl w:val="0"/>
-          <w:numId w:val="1008"/>
-        </w:numPr>
-        <w:pStyle w:val="Compact"/>
-      </w:pPr>
-      <w:r>
-        <w:rPr>
-          <w:bCs/>
-          <w:b/>
-        </w:rPr>
-        <w:t xml:space="preserve">Advancing.</w:t>
-      </w:r>
-      <w:r>
-        <w:t xml:space="preserve"> </w:t>
-      </w:r>
-      <w:r>
-        <w:t xml:space="preserve">Each roll that advances the clock uses a concrete</w:t>
-      </w:r>
-      <w:r>
-        <w:t xml:space="preserve"> </w:t>
-      </w:r>
-      <w:r>
-        <w:rPr>
-          <w:bCs/>
-          <w:b/>
-        </w:rPr>
-        <w:t xml:space="preserve">method</w:t>
-      </w:r>
-      <w:r>
-        <w:t xml:space="preserve"> </w:t>
-      </w:r>
-      <w:r>
-        <w:t xml:space="preserve">tied to a skill (below): one segment for a success, two for success by 5 or more. The clock stops at the end of Identify until the subject is confirmed: segments never spill past the gate.</w:t>
-      </w:r>
-    </w:p>
-    <w:p>
-      <w:pPr>
-        <w:numPr>
-          <w:ilvl w:val="0"/>
-          <w:numId w:val="1008"/>
-        </w:numPr>
-        <w:pStyle w:val="Compact"/>
-      </w:pPr>
-      <w:r>
-        <w:rPr>
-          <w:bCs/>
-          <w:b/>
-        </w:rPr>
-        <w:t xml:space="preserve">The primary investigator.</w:t>
-      </w:r>
-      <w:r>
-        <w:t xml:space="preserve"> </w:t>
-      </w:r>
-      <w:r>
-        <w:t xml:space="preserve">One character leads and owns the lore card. Others</w:t>
-      </w:r>
-      <w:r>
-        <w:t xml:space="preserve"> </w:t>
-      </w:r>
-      <w:r>
-        <w:rPr>
-          <w:bCs/>
-          <w:b/>
-        </w:rPr>
-        <w:t xml:space="preserve">assist</w:t>
-      </w:r>
-      <w:r>
-        <w:t xml:space="preserve"> </w:t>
-      </w:r>
-      <w:r>
-        <w:t xml:space="preserve">under the usual assistance rules, rolling a relevant skill. A character who holds a relevant lore card can assist with a method they couldn’t otherwise bring (the lore card is why they’re qualified); it adds nothing beyond the normal assistance.</w:t>
-      </w:r>
-    </w:p>
-    <w:p>
-      <w:pPr>
-        <w:numPr>
-          <w:ilvl w:val="0"/>
-          <w:numId w:val="1008"/>
-        </w:numPr>
-        <w:pStyle w:val="Compact"/>
-      </w:pPr>
-      <w:r>
-        <w:rPr>
-          <w:bCs/>
-          <w:b/>
-        </w:rPr>
-        <w:t xml:space="preserve">Pushing.</w:t>
-      </w:r>
-      <w:r>
-        <w:t xml:space="preserve"> </w:t>
-      </w:r>
-      <w:r>
-        <w:t xml:space="preserve">A player can push to dig faster or harder: a success advances one extra segment, but a track ticks (below) whatever the roll.</w:t>
-      </w:r>
-    </w:p>
-    <w:bookmarkStart w:id="48" w:name="the-lore-card"/>
-    <w:p>
-      <w:pPr>
-        <w:pStyle w:val="Heading3"/>
-      </w:pPr>
-      <w:r>
-        <w:t xml:space="preserve">The lore card</w:t>
-      </w:r>
-    </w:p>
-    <w:p>
-      <w:pPr>
-        <w:pStyle w:val="FirstParagraph"/>
-      </w:pPr>
-      <w:r>
-        <w:t xml:space="preserve">A lore card grants</w:t>
-      </w:r>
-      <w:r>
-        <w:t xml:space="preserve"> </w:t>
-      </w:r>
-      <w:r>
-        <w:rPr>
-          <w:bCs/>
-          <w:b/>
-        </w:rPr>
-        <w:t xml:space="preserve">no bonus</w:t>
-      </w:r>
-      <w:r>
-        <w:t xml:space="preserve"> </w:t>
-      </w:r>
-      <w:r>
-        <w:t xml:space="preserve">to any roll. It is an earned permission: knowledge that makes possible an action otherwise forbidden or unavailable against that subject. Without it, the GM can rule that the action isn’t possible: you can’t aim for a heart you don’t know is the weakness, or speak a name you never learned. A lore card can authorize a called shot or a telling-hit effect that would otherwise be unavailable.</w:t>
-      </w:r>
-    </w:p>
-    <w:p>
-      <w:pPr>
-        <w:numPr>
-          <w:ilvl w:val="0"/>
-          <w:numId w:val="1009"/>
-        </w:numPr>
-        <w:pStyle w:val="Compact"/>
-      </w:pPr>
-      <w:r>
-        <w:t xml:space="preserve">A lore card never helps confirm its own subject: holding one doesn’t prove this is that. It applies once the Identify phase has confirmed it.</w:t>
-      </w:r>
-    </w:p>
-    <w:p>
-      <w:pPr>
-        <w:numPr>
-          <w:ilvl w:val="0"/>
-          <w:numId w:val="1009"/>
-        </w:numPr>
-        <w:pStyle w:val="Compact"/>
-      </w:pPr>
-      <w:r>
-        <w:rPr>
-          <w:bCs/>
-          <w:b/>
-        </w:rPr>
-        <w:t xml:space="preserve">Shared copies.</w:t>
-      </w:r>
-      <w:r>
-        <w:t xml:space="preserve"> </w:t>
-      </w:r>
-      <w:r>
-        <w:t xml:space="preserve">Every character present when the lore card is minted (the climactic confrontation or the breakthrough) gets a shared copy; the primary investigator is recorded as its owner. An absent character doesn’t, though a holder can teach it to them later with the GM’s agreement.</w:t>
-      </w:r>
-    </w:p>
-    <w:p>
-      <w:pPr>
-        <w:numPr>
-          <w:ilvl w:val="0"/>
-          <w:numId w:val="1009"/>
-        </w:numPr>
-        <w:pStyle w:val="Compact"/>
-      </w:pPr>
-      <w:r>
-        <w:rPr>
-          <w:bCs/>
-          <w:b/>
-        </w:rPr>
-        <w:t xml:space="preserve">What it records.</w:t>
-      </w:r>
-      <w:r>
-        <w:t xml:space="preserve"> </w:t>
-      </w:r>
-      <w:r>
-        <w:t xml:space="preserve">The subject (its tag), what was learned, what it permits, the job where it was earned, its owner, and who was there. It’s kept on the character sheet, under</w:t>
+        <w:t xml:space="preserve">The use is narrower than the skill: the item is fine</w:t>
       </w:r>
       <w:r>
         <w:t xml:space="preserve"> </w:t>
@@ -8230,46 +6697,10 @@
           <w:iCs/>
           <w:i/>
         </w:rPr>
-        <w:t xml:space="preserve">Learned in play</w:t>
-      </w:r>
-      <w:r>
-        <w:t xml:space="preserve">.</w:t>
-      </w:r>
-    </w:p>
-    <w:bookmarkEnd w:id="48"/>
-    <w:bookmarkStart w:id="49" w:name="the-harvest"/>
-    <w:p>
-      <w:pPr>
-        <w:pStyle w:val="Heading3"/>
-      </w:pPr>
-      <w:r>
-        <w:t xml:space="preserve">The Harvest</w:t>
-      </w:r>
-    </w:p>
-    <w:p>
-      <w:pPr>
-        <w:pStyle w:val="FirstParagraph"/>
-      </w:pPr>
-      <w:r>
-        <w:t xml:space="preserve">A discovery clock always races a threat clock. While you dig, the creature is still hunting. The Harvest clock (4 or 6 segments, one per job) ticks once for each scene spent investigating and once for each failed investigation roll. Each time it fills, the creature claims another victim, and the clock starts again. The dread is the race: learn its weakness before it takes someone you were protecting.</w:t>
-      </w:r>
-    </w:p>
-    <w:bookmarkEnd w:id="49"/>
-    <w:bookmarkStart w:id="50" w:name="what-investigating-costs"/>
-    <w:p>
-      <w:pPr>
-        <w:pStyle w:val="Heading3"/>
-      </w:pPr>
-      <w:r>
-        <w:t xml:space="preserve">What investigating costs</w:t>
-      </w:r>
-    </w:p>
-    <w:p>
-      <w:pPr>
-        <w:pStyle w:val="FirstParagraph"/>
-      </w:pPr>
-      <w:r>
-        <w:t xml:space="preserve">When an investigation roll fails, or a player pushes, one of the shared tracks ticks up by one, chosen by how the party is digging. A failed roll can still turn up a lead when the story allows it, but the track still ticks.</w:t>
+        <w:t xml:space="preserve">at something</w:t>
+      </w:r>
+      <w:r>
+        <w:t xml:space="preserve">. A use that would apply to almost every roll made with the item is too broad.</w:t>
       </w:r>
     </w:p>
     <w:tbl>
@@ -8310,7 +6741,7 @@
                 <w:b/>
                 <w:sz w:val="19"/>
               </w:rPr>
-              <w:t xml:space="preserve">Track</w:t>
+              <w:t xml:space="preserve">Fine item</w:t>
             </w:r>
           </w:p>
         </w:tc>
@@ -8328,7 +6759,7 @@
                 <w:b/>
                 <w:sz w:val="19"/>
               </w:rPr>
-              <w:t xml:space="preserve">Ticks for</w:t>
+              <w:t xml:space="preserve">Narrow use (+2)</w:t>
             </w:r>
           </w:p>
         </w:tc>
@@ -8346,6 +6777,2032 @@
                 <w:b/>
                 <w:sz w:val="19"/>
               </w:rPr>
+              <w:t xml:space="preserve">Not covered</w:t>
+            </w:r>
+          </w:p>
+        </w:tc>
+      </w:tr>
+      <w:tr>
+        <w:tc>
+          <w:tcPr/>
+          <w:p>
+            <w:pPr>
+              <w:pStyle w:val="Compact"/>
+              <w:jc w:val="left"/>
+            </w:pPr>
+            <w:r>
+              <w:rPr>
+                <w:b/>
+                <w:sz w:val="19"/>
+              </w:rPr>
+              <w:t xml:space="preserve">A rifle with a telescopic sight</w:t>
+            </w:r>
+          </w:p>
+        </w:tc>
+        <w:tc>
+          <w:tcPr/>
+          <w:p>
+            <w:pPr>
+              <w:pStyle w:val="Compact"/>
+              <w:jc w:val="left"/>
+            </w:pPr>
+            <w:r>
+              <w:rPr>
+                <w:sz w:val="19"/>
+              </w:rPr>
+              <w:t xml:space="preserve">Aimed shots at Long range or farther</w:t>
+            </w:r>
+          </w:p>
+        </w:tc>
+        <w:tc>
+          <w:tcPr/>
+          <w:p>
+            <w:pPr>
+              <w:pStyle w:val="Compact"/>
+              <w:jc w:val="left"/>
+            </w:pPr>
+            <w:r>
+              <w:rPr>
+                <w:sz w:val="19"/>
+              </w:rPr>
+              <w:t xml:space="preserve">Snap shots, anything at Close or Short</w:t>
+            </w:r>
+          </w:p>
+        </w:tc>
+      </w:tr>
+      <w:tr>
+        <w:tc>
+          <w:tcPr/>
+          <w:p>
+            <w:pPr>
+              <w:pStyle w:val="Compact"/>
+              <w:jc w:val="left"/>
+            </w:pPr>
+            <w:r>
+              <w:rPr>
+                <w:b/>
+                <w:sz w:val="19"/>
+              </w:rPr>
+              <w:t xml:space="preserve">A watchmaker’s instruments</w:t>
+            </w:r>
+          </w:p>
+        </w:tc>
+        <w:tc>
+          <w:tcPr/>
+          <w:p>
+            <w:pPr>
+              <w:pStyle w:val="Compact"/>
+              <w:jc w:val="left"/>
+            </w:pPr>
+            <w:r>
+              <w:rPr>
+                <w:sz w:val="19"/>
+              </w:rPr>
+              <w:t xml:space="preserve">Delicate repairs: clockwork, locks, small mechanisms</w:t>
+            </w:r>
+          </w:p>
+        </w:tc>
+        <w:tc>
+          <w:tcPr/>
+          <w:p>
+            <w:pPr>
+              <w:pStyle w:val="Compact"/>
+              <w:jc w:val="left"/>
+            </w:pPr>
+            <w:r>
+              <w:rPr>
+                <w:sz w:val="19"/>
+              </w:rPr>
+              <w:t xml:space="preserve">Forcing, breaking or building anything large</w:t>
+            </w:r>
+          </w:p>
+        </w:tc>
+      </w:tr>
+      <w:tr>
+        <w:tc>
+          <w:tcPr/>
+          <w:p>
+            <w:pPr>
+              <w:pStyle w:val="Compact"/>
+              <w:jc w:val="left"/>
+            </w:pPr>
+            <w:r>
+              <w:rPr>
+                <w:b/>
+                <w:sz w:val="19"/>
+              </w:rPr>
+              <w:t xml:space="preserve">A surgeon’s instruments</w:t>
+            </w:r>
+          </w:p>
+        </w:tc>
+        <w:tc>
+          <w:tcPr/>
+          <w:p>
+            <w:pPr>
+              <w:pStyle w:val="Compact"/>
+              <w:jc w:val="left"/>
+            </w:pPr>
+            <w:r>
+              <w:rPr>
+                <w:sz w:val="19"/>
+              </w:rPr>
+              <w:t xml:space="preserve">Field treatment of a wound: stitching, dressing, setting</w:t>
+            </w:r>
+          </w:p>
+        </w:tc>
+        <w:tc>
+          <w:tcPr/>
+          <w:p>
+            <w:pPr>
+              <w:pStyle w:val="Compact"/>
+              <w:jc w:val="left"/>
+            </w:pPr>
+            <w:r>
+              <w:rPr>
+                <w:sz w:val="19"/>
+              </w:rPr>
+              <w:t xml:space="preserve">Diagnosis, emergency stabilization</w:t>
+            </w:r>
+          </w:p>
+        </w:tc>
+      </w:tr>
+      <w:tr>
+        <w:tc>
+          <w:tcPr/>
+          <w:p>
+            <w:pPr>
+              <w:pStyle w:val="Compact"/>
+              <w:jc w:val="left"/>
+            </w:pPr>
+            <w:r>
+              <w:rPr>
+                <w:b/>
+                <w:sz w:val="19"/>
+              </w:rPr>
+              <w:t xml:space="preserve">A great axe of old make</w:t>
+            </w:r>
+          </w:p>
+        </w:tc>
+        <w:tc>
+          <w:tcPr/>
+          <w:p>
+            <w:pPr>
+              <w:pStyle w:val="Compact"/>
+              <w:jc w:val="left"/>
+            </w:pPr>
+            <w:r>
+              <w:rPr>
+                <w:sz w:val="19"/>
+              </w:rPr>
+              <w:t xml:space="preserve">Breaking a shield, a door or a weapon</w:t>
+            </w:r>
+          </w:p>
+        </w:tc>
+        <w:tc>
+          <w:tcPr/>
+          <w:p>
+            <w:pPr>
+              <w:pStyle w:val="Compact"/>
+              <w:jc w:val="left"/>
+            </w:pPr>
+            <w:r>
+              <w:rPr>
+                <w:sz w:val="19"/>
+              </w:rPr>
+              <w:t xml:space="preserve">Ordinary attacks</w:t>
+            </w:r>
+          </w:p>
+        </w:tc>
+      </w:tr>
+      <w:tr>
+        <w:tc>
+          <w:tcPr/>
+          <w:p>
+            <w:pPr>
+              <w:pStyle w:val="Compact"/>
+              <w:jc w:val="left"/>
+            </w:pPr>
+            <w:r>
+              <w:rPr>
+                <w:bCs/>
+                <w:b/>
+                <w:sz w:val="19"/>
+              </w:rPr>
+              <w:t xml:space="preserve">Too broad:</w:t>
+            </w:r>
+            <w:r>
+              <w:rPr>
+                <w:b/>
+                <w:sz w:val="19"/>
+              </w:rPr>
+              <w:t xml:space="preserve"> </w:t>
+            </w:r>
+            <w:r>
+              <w:rPr>
+                <w:b/>
+                <w:sz w:val="19"/>
+              </w:rPr>
+              <w:t xml:space="preserve">“</w:t>
+            </w:r>
+            <w:r>
+              <w:rPr>
+                <w:b/>
+                <w:sz w:val="19"/>
+              </w:rPr>
+              <w:t xml:space="preserve">my rifle: +2 to Shooting</w:t>
+            </w:r>
+            <w:r>
+              <w:rPr>
+                <w:b/>
+                <w:sz w:val="19"/>
+              </w:rPr>
+              <w:t xml:space="preserve">”</w:t>
+            </w:r>
+            <w:r>
+              <w:rPr>
+                <w:b/>
+                <w:sz w:val="19"/>
+              </w:rPr>
+              <w:t xml:space="preserve">,</w:t>
+            </w:r>
+            <w:r>
+              <w:rPr>
+                <w:b/>
+                <w:sz w:val="19"/>
+              </w:rPr>
+              <w:t xml:space="preserve"> </w:t>
+            </w:r>
+            <w:r>
+              <w:rPr>
+                <w:b/>
+                <w:sz w:val="19"/>
+              </w:rPr>
+              <w:t xml:space="preserve">“</w:t>
+            </w:r>
+            <w:r>
+              <w:rPr>
+                <w:b/>
+                <w:sz w:val="19"/>
+              </w:rPr>
+              <w:t xml:space="preserve">my kit: +2 to Medicine</w:t>
+            </w:r>
+            <w:r>
+              <w:rPr>
+                <w:b/>
+                <w:sz w:val="19"/>
+              </w:rPr>
+              <w:t xml:space="preserve">”</w:t>
+            </w:r>
+          </w:p>
+        </w:tc>
+        <w:tc>
+          <w:tcPr/>
+          <w:p>
+            <w:pPr>
+              <w:pStyle w:val="Compact"/>
+            </w:pPr>
+          </w:p>
+        </w:tc>
+        <w:tc>
+          <w:tcPr/>
+          <w:p>
+            <w:pPr>
+              <w:pStyle w:val="Compact"/>
+            </w:pPr>
+          </w:p>
+        </w:tc>
+      </w:tr>
+    </w:tbl>
+    <w:p>
+      <w:pPr>
+        <w:pStyle w:val="BodyText"/>
+      </w:pPr>
+      <w:r>
+        <w:t xml:space="preserve">When a roll qualifies for both the fine item and an advantage, take +2 once.</w:t>
+      </w:r>
+    </w:p>
+    <w:tbl>
+      <w:tblPr>
+        <w:tblStyle w:val="Table"/>
+        <w:tblW w:type="pct" w:w="5000"/>
+        <w:tblLook w:firstRow="1" w:lastRow="0" w:firstColumn="0" w:lastColumn="0" w:noHBand="0" w:noVBand="0" w:val="0020"/>
+        <w:jc w:val="start"/>
+        <w:tblBorders>
+          <w:top w:val="single" w:sz="4" w:color="B8C2D3"/>
+          <w:left w:val="single" w:sz="4" w:color="B8C2D3"/>
+          <w:bottom w:val="single" w:sz="4" w:color="B8C2D3"/>
+          <w:right w:val="single" w:sz="4" w:color="B8C2D3"/>
+          <w:insideH w:val="single" w:sz="4" w:color="B8C2D3"/>
+          <w:insideV w:val="single" w:sz="4" w:color="B8C2D3"/>
+        </w:tblBorders>
+      </w:tblPr>
+      <w:tblGrid>
+        <w:gridCol w:w="3960"/>
+        <w:gridCol w:w="3960"/>
+      </w:tblGrid>
+      <w:tr>
+        <w:trPr>
+          <w:tblHeader w:val="true"/>
+        </w:trPr>
+        <w:tc>
+          <w:tcPr>
+            <w:shd w:val="clear" w:fill="E6E8E6"/>
+          </w:tcPr>
+          <w:p>
+            <w:pPr>
+              <w:pStyle w:val="Compact"/>
+              <w:jc w:val="left"/>
+            </w:pPr>
+            <w:r>
+              <w:rPr>
+                <w:b/>
+                <w:sz w:val="19"/>
+              </w:rPr>
+              <w:t xml:space="preserve">Item</w:t>
+            </w:r>
+          </w:p>
+        </w:tc>
+        <w:tc>
+          <w:tcPr>
+            <w:shd w:val="clear" w:fill="E6E8E6"/>
+          </w:tcPr>
+          <w:p>
+            <w:pPr>
+              <w:pStyle w:val="Compact"/>
+              <w:jc w:val="left"/>
+            </w:pPr>
+            <w:r>
+              <w:rPr>
+                <w:b/>
+                <w:sz w:val="19"/>
+              </w:rPr>
+              <w:t xml:space="preserve">What it does</w:t>
+            </w:r>
+          </w:p>
+        </w:tc>
+      </w:tr>
+      <w:tr>
+        <w:tc>
+          <w:tcPr/>
+          <w:p>
+            <w:pPr>
+              <w:pStyle w:val="Compact"/>
+              <w:jc w:val="left"/>
+            </w:pPr>
+            <w:r>
+              <w:rPr>
+                <w:b/>
+                <w:sz w:val="19"/>
+              </w:rPr>
+              <w:t xml:space="preserve">Revolver</w:t>
+            </w:r>
+          </w:p>
+        </w:tc>
+        <w:tc>
+          <w:tcPr/>
+          <w:p>
+            <w:pPr>
+              <w:pStyle w:val="Compact"/>
+              <w:jc w:val="left"/>
+            </w:pPr>
+            <w:r>
+              <w:rPr>
+                <w:sz w:val="19"/>
+              </w:rPr>
+              <w:t xml:space="preserve">Six shots; reloading takes an action. Hits mark 2 boxes. Close range.</w:t>
+            </w:r>
+          </w:p>
+        </w:tc>
+      </w:tr>
+      <w:tr>
+        <w:tc>
+          <w:tcPr/>
+          <w:p>
+            <w:pPr>
+              <w:pStyle w:val="Compact"/>
+              <w:jc w:val="left"/>
+            </w:pPr>
+            <w:r>
+              <w:rPr>
+                <w:b/>
+                <w:sz w:val="19"/>
+              </w:rPr>
+              <w:t xml:space="preserve">Rifle</w:t>
+            </w:r>
+          </w:p>
+        </w:tc>
+        <w:tc>
+          <w:tcPr/>
+          <w:p>
+            <w:pPr>
+              <w:pStyle w:val="Compact"/>
+              <w:jc w:val="left"/>
+            </w:pPr>
+            <w:r>
+              <w:rPr>
+                <w:sz w:val="19"/>
+              </w:rPr>
+              <w:t xml:space="preserve">A lever-action repeater with fifteen shots. Hits mark 2 boxes. Medium range.</w:t>
+            </w:r>
+          </w:p>
+        </w:tc>
+      </w:tr>
+      <w:tr>
+        <w:tc>
+          <w:tcPr/>
+          <w:p>
+            <w:pPr>
+              <w:pStyle w:val="Compact"/>
+              <w:jc w:val="left"/>
+            </w:pPr>
+            <w:r>
+              <w:rPr>
+                <w:b/>
+                <w:sz w:val="19"/>
+              </w:rPr>
+              <w:t xml:space="preserve">Shotgun</w:t>
+            </w:r>
+          </w:p>
+        </w:tc>
+        <w:tc>
+          <w:tcPr/>
+          <w:p>
+            <w:pPr>
+              <w:pStyle w:val="Compact"/>
+              <w:jc w:val="left"/>
+            </w:pPr>
+            <w:r>
+              <w:rPr>
+                <w:sz w:val="19"/>
+              </w:rPr>
+              <w:t xml:space="preserve">Two barrels. Devastating close up (3 boxes and Dying), weak beyond a few paces (1 box). Close range (Short for 1 box).</w:t>
+            </w:r>
+          </w:p>
+        </w:tc>
+      </w:tr>
+      <w:tr>
+        <w:tc>
+          <w:tcPr/>
+          <w:p>
+            <w:pPr>
+              <w:pStyle w:val="Compact"/>
+              <w:jc w:val="left"/>
+            </w:pPr>
+            <w:r>
+              <w:rPr>
+                <w:b/>
+                <w:sz w:val="19"/>
+              </w:rPr>
+              <w:t xml:space="preserve">Knife</w:t>
+            </w:r>
+          </w:p>
+        </w:tc>
+        <w:tc>
+          <w:tcPr/>
+          <w:p>
+            <w:pPr>
+              <w:pStyle w:val="Compact"/>
+              <w:jc w:val="left"/>
+            </w:pPr>
+            <w:r>
+              <w:rPr>
+                <w:sz w:val="19"/>
+              </w:rPr>
+              <w:t xml:space="preserve">A tool and a weapon; hits mark 1 box.</w:t>
+            </w:r>
+          </w:p>
+        </w:tc>
+      </w:tr>
+      <w:tr>
+        <w:tc>
+          <w:tcPr/>
+          <w:p>
+            <w:pPr>
+              <w:pStyle w:val="Compact"/>
+              <w:jc w:val="left"/>
+            </w:pPr>
+            <w:r>
+              <w:rPr>
+                <w:b/>
+                <w:sz w:val="19"/>
+              </w:rPr>
+              <w:t xml:space="preserve">Doctor’s bag</w:t>
+            </w:r>
+          </w:p>
+        </w:tc>
+        <w:tc>
+          <w:tcPr/>
+          <w:p>
+            <w:pPr>
+              <w:pStyle w:val="Compact"/>
+              <w:jc w:val="left"/>
+            </w:pPr>
+            <w:r>
+              <w:rPr>
+                <w:sz w:val="19"/>
+              </w:rPr>
+              <w:t xml:space="preserve">Instruments, laudanum, carbolic and bandages. Needed to stabilize a patient and give field treatment.</w:t>
+            </w:r>
+          </w:p>
+        </w:tc>
+      </w:tr>
+      <w:tr>
+        <w:tc>
+          <w:tcPr/>
+          <w:p>
+            <w:pPr>
+              <w:pStyle w:val="Compact"/>
+              <w:jc w:val="left"/>
+            </w:pPr>
+            <w:r>
+              <w:rPr>
+                <w:b/>
+                <w:sz w:val="19"/>
+              </w:rPr>
+              <w:t xml:space="preserve">Tool roll</w:t>
+            </w:r>
+          </w:p>
+        </w:tc>
+        <w:tc>
+          <w:tcPr/>
+          <w:p>
+            <w:pPr>
+              <w:pStyle w:val="Compact"/>
+              <w:jc w:val="left"/>
+            </w:pPr>
+            <w:r>
+              <w:rPr>
+                <w:sz w:val="19"/>
+              </w:rPr>
+              <w:t xml:space="preserve">Gunsmith’s and carpenter’s tools. Needed for most Tinkering in the field.</w:t>
+            </w:r>
+          </w:p>
+        </w:tc>
+      </w:tr>
+      <w:tr>
+        <w:tc>
+          <w:tcPr/>
+          <w:p>
+            <w:pPr>
+              <w:pStyle w:val="Compact"/>
+              <w:jc w:val="left"/>
+            </w:pPr>
+            <w:r>
+              <w:rPr>
+                <w:b/>
+                <w:sz w:val="19"/>
+              </w:rPr>
+              <w:t xml:space="preserve">Horse and tack</w:t>
+            </w:r>
+          </w:p>
+        </w:tc>
+        <w:tc>
+          <w:tcPr/>
+          <w:p>
+            <w:pPr>
+              <w:pStyle w:val="Compact"/>
+              <w:jc w:val="left"/>
+            </w:pPr>
+            <w:r>
+              <w:rPr>
+                <w:sz w:val="19"/>
+              </w:rPr>
+              <w:t xml:space="preserve">Carries you across the territory. Riding in a chase needs one.</w:t>
+            </w:r>
+          </w:p>
+        </w:tc>
+      </w:tr>
+      <w:tr>
+        <w:tc>
+          <w:tcPr/>
+          <w:p>
+            <w:pPr>
+              <w:pStyle w:val="Compact"/>
+              <w:jc w:val="left"/>
+            </w:pPr>
+            <w:r>
+              <w:rPr>
+                <w:b/>
+                <w:sz w:val="19"/>
+              </w:rPr>
+              <w:t xml:space="preserve">Trail kit</w:t>
+            </w:r>
+          </w:p>
+        </w:tc>
+        <w:tc>
+          <w:tcPr/>
+          <w:p>
+            <w:pPr>
+              <w:pStyle w:val="Compact"/>
+              <w:jc w:val="left"/>
+            </w:pPr>
+            <w:r>
+              <w:rPr>
+                <w:sz w:val="19"/>
+              </w:rPr>
+              <w:t xml:space="preserve">Bedroll, canteen, rations, rope and flint for a few days. Turns impossible survival and climbing tasks into ordinary ones.</w:t>
+            </w:r>
+          </w:p>
+        </w:tc>
+      </w:tr>
+      <w:tr>
+        <w:tc>
+          <w:tcPr/>
+          <w:p>
+            <w:pPr>
+              <w:pStyle w:val="Compact"/>
+              <w:jc w:val="left"/>
+            </w:pPr>
+            <w:r>
+              <w:rPr>
+                <w:b/>
+                <w:sz w:val="19"/>
+              </w:rPr>
+              <w:t xml:space="preserve">Heavy coat</w:t>
+            </w:r>
+          </w:p>
+        </w:tc>
+        <w:tc>
+          <w:tcPr/>
+          <w:p>
+            <w:pPr>
+              <w:pStyle w:val="Compact"/>
+              <w:jc w:val="left"/>
+            </w:pPr>
+            <w:r>
+              <w:rPr>
+                <w:sz w:val="19"/>
+              </w:rPr>
+              <w:t xml:space="preserve">A buffalo coat or a canvas duster: it turns a blade, a claw or an arrow, but not a bullet. Once per fight, a hit of 2 or more boxes from a blade, claw, fang or missile marks one fewer.</w:t>
+            </w:r>
+          </w:p>
+        </w:tc>
+      </w:tr>
+      <w:tr>
+        <w:tc>
+          <w:tcPr/>
+          <w:p>
+            <w:pPr>
+              <w:pStyle w:val="Compact"/>
+              <w:jc w:val="left"/>
+            </w:pPr>
+            <w:r>
+              <w:rPr>
+                <w:b/>
+                <w:sz w:val="19"/>
+              </w:rPr>
+              <w:t xml:space="preserve">Shield</w:t>
+            </w:r>
+          </w:p>
+        </w:tc>
+        <w:tc>
+          <w:tcPr/>
+          <w:p>
+            <w:pPr>
+              <w:pStyle w:val="Compact"/>
+              <w:jc w:val="left"/>
+            </w:pPr>
+            <w:r>
+              <w:rPr>
+                <w:sz w:val="19"/>
+              </w:rPr>
+              <w:t xml:space="preserve">A hide shield or an iron-bound buckler, rare out West: you Block at +1.</w:t>
+            </w:r>
+          </w:p>
+        </w:tc>
+      </w:tr>
+      <w:tr>
+        <w:tc>
+          <w:tcPr/>
+          <w:p>
+            <w:pPr>
+              <w:pStyle w:val="Compact"/>
+              <w:jc w:val="left"/>
+            </w:pPr>
+            <w:r>
+              <w:rPr>
+                <w:b/>
+                <w:sz w:val="19"/>
+              </w:rPr>
+              <w:t xml:space="preserve">Lantern and matches</w:t>
+            </w:r>
+          </w:p>
+        </w:tc>
+        <w:tc>
+          <w:tcPr/>
+          <w:p>
+            <w:pPr>
+              <w:pStyle w:val="Compact"/>
+              <w:jc w:val="left"/>
+            </w:pPr>
+            <w:r>
+              <w:rPr>
+                <w:sz w:val="19"/>
+              </w:rPr>
+              <w:t xml:space="preserve">Light for a few hours. Searching in the dark without light is very difficult (−4) or impossible.</w:t>
+            </w:r>
+          </w:p>
+        </w:tc>
+      </w:tr>
+      <w:tr>
+        <w:tc>
+          <w:tcPr/>
+          <w:p>
+            <w:pPr>
+              <w:pStyle w:val="Compact"/>
+              <w:jc w:val="left"/>
+            </w:pPr>
+            <w:r>
+              <w:rPr>
+                <w:b/>
+                <w:sz w:val="19"/>
+              </w:rPr>
+              <w:t xml:space="preserve">Field glasses</w:t>
+            </w:r>
+          </w:p>
+        </w:tc>
+        <w:tc>
+          <w:tcPr/>
+          <w:p>
+            <w:pPr>
+              <w:pStyle w:val="Compact"/>
+              <w:jc w:val="left"/>
+            </w:pPr>
+            <w:r>
+              <w:rPr>
+                <w:sz w:val="19"/>
+              </w:rPr>
+              <w:t xml:space="preserve">See detail at a distance. Spotting something far off without them is very difficult (−4) or impossible.</w:t>
+            </w:r>
+          </w:p>
+        </w:tc>
+      </w:tr>
+      <w:tr>
+        <w:tc>
+          <w:tcPr/>
+          <w:p>
+            <w:pPr>
+              <w:pStyle w:val="Compact"/>
+              <w:jc w:val="left"/>
+            </w:pPr>
+            <w:r>
+              <w:rPr>
+                <w:b/>
+                <w:sz w:val="19"/>
+              </w:rPr>
+              <w:t xml:space="preserve">Law books and blank warrants</w:t>
+            </w:r>
+          </w:p>
+        </w:tc>
+        <w:tc>
+          <w:tcPr/>
+          <w:p>
+            <w:pPr>
+              <w:pStyle w:val="Compact"/>
+              <w:jc w:val="left"/>
+            </w:pPr>
+            <w:r>
+              <w:rPr>
+                <w:sz w:val="19"/>
+              </w:rPr>
+              <w:t xml:space="preserve">Needed to draw up papers, check a statute or argue a point of law away from a courthouse.</w:t>
+            </w:r>
+          </w:p>
+        </w:tc>
+      </w:tr>
+      <w:tr>
+        <w:tc>
+          <w:tcPr/>
+          <w:p>
+            <w:pPr>
+              <w:pStyle w:val="Compact"/>
+              <w:jc w:val="left"/>
+            </w:pPr>
+            <w:r>
+              <w:rPr>
+                <w:b/>
+                <w:sz w:val="19"/>
+              </w:rPr>
+              <w:t xml:space="preserve">Dynamite</w:t>
+            </w:r>
+          </w:p>
+        </w:tc>
+        <w:tc>
+          <w:tcPr/>
+          <w:p>
+            <w:pPr>
+              <w:pStyle w:val="Compact"/>
+              <w:jc w:val="left"/>
+            </w:pPr>
+            <w:r>
+              <w:rPr>
+                <w:sz w:val="19"/>
+              </w:rPr>
+              <w:t xml:space="preserve">Three sticks. Throw with Athletics; the fuse burns for a round. 1 box nearby, 3 and Dying at the centre. Close range (thrown).</w:t>
+            </w:r>
+          </w:p>
+        </w:tc>
+      </w:tr>
+      <w:tr>
+        <w:tc>
+          <w:tcPr/>
+          <w:p>
+            <w:pPr>
+              <w:pStyle w:val="Compact"/>
+              <w:jc w:val="left"/>
+            </w:pPr>
+            <w:r>
+              <w:rPr>
+                <w:b/>
+                <w:sz w:val="19"/>
+              </w:rPr>
+              <w:t xml:space="preserve">Silver bullets</w:t>
+            </w:r>
+          </w:p>
+        </w:tc>
+        <w:tc>
+          <w:tcPr/>
+          <w:p>
+            <w:pPr>
+              <w:pStyle w:val="Compact"/>
+              <w:jc w:val="left"/>
+            </w:pPr>
+            <w:r>
+              <w:rPr>
+                <w:sz w:val="19"/>
+              </w:rPr>
+              <w:t xml:space="preserve">One reload of silver rounds. Silver marks an extra box on werewolves and similar creatures, and ignores their toughness.</w:t>
+            </w:r>
+          </w:p>
+        </w:tc>
+      </w:tr>
+      <w:tr>
+        <w:tc>
+          <w:tcPr/>
+          <w:p>
+            <w:pPr>
+              <w:pStyle w:val="Compact"/>
+              <w:jc w:val="left"/>
+            </w:pPr>
+            <w:r>
+              <w:rPr>
+                <w:b/>
+                <w:sz w:val="19"/>
+              </w:rPr>
+              <w:t xml:space="preserve">Holy water</w:t>
+            </w:r>
+          </w:p>
+        </w:tc>
+        <w:tc>
+          <w:tcPr/>
+          <w:p>
+            <w:pPr>
+              <w:pStyle w:val="Compact"/>
+              <w:jc w:val="left"/>
+            </w:pPr>
+            <w:r>
+              <w:rPr>
+                <w:sz w:val="19"/>
+              </w:rPr>
+              <w:t xml:space="preserve">Three flasks. Thrown or splashed, it burns undead and demons (1 box) and breaks minor hexes. Close range (thrown).</w:t>
+            </w:r>
+          </w:p>
+        </w:tc>
+      </w:tr>
+      <w:tr>
+        <w:tc>
+          <w:tcPr/>
+          <w:p>
+            <w:pPr>
+              <w:pStyle w:val="Compact"/>
+              <w:jc w:val="left"/>
+            </w:pPr>
+            <w:r>
+              <w:rPr>
+                <w:b/>
+                <w:sz w:val="19"/>
+              </w:rPr>
+              <w:t xml:space="preserve">Stakes and mallet</w:t>
+            </w:r>
+          </w:p>
+        </w:tc>
+        <w:tc>
+          <w:tcPr/>
+          <w:p>
+            <w:pPr>
+              <w:pStyle w:val="Compact"/>
+              <w:jc w:val="left"/>
+            </w:pPr>
+            <w:r>
+              <w:rPr>
+                <w:sz w:val="19"/>
+              </w:rPr>
+              <w:t xml:space="preserve">A wooden stake through a helpless vampire’s heart incapacitates it.</w:t>
+            </w:r>
+          </w:p>
+        </w:tc>
+      </w:tr>
+      <w:tr>
+        <w:tc>
+          <w:tcPr/>
+          <w:p>
+            <w:pPr>
+              <w:pStyle w:val="Compact"/>
+              <w:jc w:val="left"/>
+            </w:pPr>
+            <w:r>
+              <w:rPr>
+                <w:b/>
+                <w:sz w:val="19"/>
+              </w:rPr>
+              <w:t xml:space="preserve">Ritual kit</w:t>
+            </w:r>
+          </w:p>
+        </w:tc>
+        <w:tc>
+          <w:tcPr/>
+          <w:p>
+            <w:pPr>
+              <w:pStyle w:val="Compact"/>
+              <w:jc w:val="left"/>
+            </w:pPr>
+            <w:r>
+              <w:rPr>
+                <w:sz w:val="19"/>
+              </w:rPr>
+              <w:t xml:space="preserve">Chalk, candles, herbs, bones and old books. Needed for rituals away from a prepared place.</w:t>
+            </w:r>
+          </w:p>
+        </w:tc>
+      </w:tr>
+      <w:tr>
+        <w:tc>
+          <w:tcPr/>
+          <w:p>
+            <w:pPr>
+              <w:pStyle w:val="Compact"/>
+              <w:jc w:val="left"/>
+            </w:pPr>
+            <w:r>
+              <w:rPr>
+                <w:b/>
+                <w:sz w:val="19"/>
+              </w:rPr>
+              <w:t xml:space="preserve">Holy symbol</w:t>
+            </w:r>
+          </w:p>
+        </w:tc>
+        <w:tc>
+          <w:tcPr/>
+          <w:p>
+            <w:pPr>
+              <w:pStyle w:val="Compact"/>
+              <w:jc w:val="left"/>
+            </w:pPr>
+            <w:r>
+              <w:rPr>
+                <w:sz w:val="19"/>
+              </w:rPr>
+              <w:t xml:space="preserve">Held up against undead and demons: −2 to their actions against you, if your faith is real.</w:t>
+            </w:r>
+          </w:p>
+        </w:tc>
+      </w:tr>
+    </w:tbl>
+    <w:bookmarkEnd w:id="39"/>
+    <w:bookmarkEnd w:id="40"/>
+    <w:bookmarkEnd w:id="41"/>
+    <w:bookmarkStart w:id="55" w:name="actions-and-teamwork"/>
+    <w:p>
+      <w:pPr>
+        <w:pStyle w:val="Heading1"/>
+      </w:pPr>
+      <w:r>
+        <w:t xml:space="preserve">Actions and teamwork</w:t>
+      </w:r>
+    </w:p>
+    <w:bookmarkStart w:id="42" w:name="when-to-roll"/>
+    <w:p>
+      <w:pPr>
+        <w:pStyle w:val="Heading2"/>
+      </w:pPr>
+      <w:r>
+        <w:t xml:space="preserve">When to roll</w:t>
+      </w:r>
+    </w:p>
+    <w:p>
+      <w:pPr>
+        <w:pStyle w:val="FirstParagraph"/>
+      </w:pPr>
+      <w:r>
+        <w:t xml:space="preserve">Routine work succeeds automatically when you have appropriate training, gear and time. Roll when failure could change the situation. Before rolling, establish your goal, the relevant skill, any modifiers, and what is at stake.</w:t>
+      </w:r>
+    </w:p>
+    <w:tbl>
+      <w:tblPr>
+        <w:tblStyle w:val="Table"/>
+        <w:tblW w:type="auto" w:w="0"/>
+        <w:tblLook w:firstRow="1" w:lastRow="0" w:firstColumn="0" w:lastColumn="0" w:noHBand="0" w:noVBand="0" w:val="0020"/>
+        <w:jc w:val="start"/>
+        <w:tblBorders>
+          <w:top w:val="single" w:sz="4" w:color="B8C2D3"/>
+          <w:left w:val="single" w:sz="4" w:color="B8C2D3"/>
+          <w:bottom w:val="single" w:sz="4" w:color="B8C2D3"/>
+          <w:right w:val="single" w:sz="4" w:color="B8C2D3"/>
+          <w:insideH w:val="single" w:sz="4" w:color="B8C2D3"/>
+          <w:insideV w:val="single" w:sz="4" w:color="B8C2D3"/>
+        </w:tblBorders>
+      </w:tblPr>
+      <w:tblGrid>
+        <w:gridCol w:w="3960"/>
+        <w:gridCol w:w="3960"/>
+      </w:tblGrid>
+      <w:tr>
+        <w:trPr>
+          <w:tblHeader w:val="true"/>
+        </w:trPr>
+        <w:tc>
+          <w:tcPr>
+            <w:shd w:val="clear" w:fill="E6E8E6"/>
+          </w:tcPr>
+          <w:p>
+            <w:pPr>
+              <w:pStyle w:val="Compact"/>
+              <w:jc w:val="left"/>
+            </w:pPr>
+            <w:r>
+              <w:rPr>
+                <w:b/>
+                <w:sz w:val="19"/>
+              </w:rPr>
+              <w:t xml:space="preserve">Circumstances</w:t>
+            </w:r>
+          </w:p>
+        </w:tc>
+        <w:tc>
+          <w:tcPr>
+            <w:shd w:val="clear" w:fill="E6E8E6"/>
+          </w:tcPr>
+          <w:p>
+            <w:pPr>
+              <w:pStyle w:val="Compact"/>
+              <w:jc w:val="left"/>
+            </w:pPr>
+            <w:r>
+              <w:rPr>
+                <w:b/>
+                <w:sz w:val="19"/>
+              </w:rPr>
+              <w:t xml:space="preserve">Modifier</w:t>
+            </w:r>
+          </w:p>
+        </w:tc>
+      </w:tr>
+      <w:tr>
+        <w:tc>
+          <w:tcPr/>
+          <w:p>
+            <w:pPr>
+              <w:pStyle w:val="Compact"/>
+              <w:jc w:val="left"/>
+            </w:pPr>
+            <w:r>
+              <w:rPr>
+                <w:b/>
+                <w:sz w:val="19"/>
+              </w:rPr>
+              <w:t xml:space="preserve">Favorable conditions or excellent preparation</w:t>
+            </w:r>
+          </w:p>
+        </w:tc>
+        <w:tc>
+          <w:tcPr/>
+          <w:p>
+            <w:pPr>
+              <w:pStyle w:val="Compact"/>
+              <w:jc w:val="left"/>
+            </w:pPr>
+            <w:r>
+              <w:rPr>
+                <w:sz w:val="19"/>
+              </w:rPr>
+              <w:t xml:space="preserve">+2</w:t>
+            </w:r>
+          </w:p>
+        </w:tc>
+      </w:tr>
+      <w:tr>
+        <w:tc>
+          <w:tcPr/>
+          <w:p>
+            <w:pPr>
+              <w:pStyle w:val="Compact"/>
+              <w:jc w:val="left"/>
+            </w:pPr>
+            <w:r>
+              <w:rPr>
+                <w:b/>
+                <w:sz w:val="19"/>
+              </w:rPr>
+              <w:t xml:space="preserve">Ordinary challenge under pressure</w:t>
+            </w:r>
+          </w:p>
+        </w:tc>
+        <w:tc>
+          <w:tcPr/>
+          <w:p>
+            <w:pPr>
+              <w:pStyle w:val="Compact"/>
+              <w:jc w:val="left"/>
+            </w:pPr>
+            <w:r>
+              <w:rPr>
+                <w:sz w:val="19"/>
+              </w:rPr>
+              <w:t xml:space="preserve">0</w:t>
+            </w:r>
+          </w:p>
+        </w:tc>
+      </w:tr>
+      <w:tr>
+        <w:tc>
+          <w:tcPr/>
+          <w:p>
+            <w:pPr>
+              <w:pStyle w:val="Compact"/>
+              <w:jc w:val="left"/>
+            </w:pPr>
+            <w:r>
+              <w:rPr>
+                <w:b/>
+                <w:sz w:val="19"/>
+              </w:rPr>
+              <w:t xml:space="preserve">Difficult</w:t>
+            </w:r>
+          </w:p>
+        </w:tc>
+        <w:tc>
+          <w:tcPr/>
+          <w:p>
+            <w:pPr>
+              <w:pStyle w:val="Compact"/>
+              <w:jc w:val="left"/>
+            </w:pPr>
+            <w:r>
+              <w:rPr>
+                <w:sz w:val="19"/>
+              </w:rPr>
+              <w:t xml:space="preserve">−2</w:t>
+            </w:r>
+          </w:p>
+        </w:tc>
+      </w:tr>
+      <w:tr>
+        <w:tc>
+          <w:tcPr/>
+          <w:p>
+            <w:pPr>
+              <w:pStyle w:val="Compact"/>
+              <w:jc w:val="left"/>
+            </w:pPr>
+            <w:r>
+              <w:rPr>
+                <w:b/>
+                <w:sz w:val="19"/>
+              </w:rPr>
+              <w:t xml:space="preserve">Very difficult</w:t>
+            </w:r>
+          </w:p>
+        </w:tc>
+        <w:tc>
+          <w:tcPr/>
+          <w:p>
+            <w:pPr>
+              <w:pStyle w:val="Compact"/>
+              <w:jc w:val="left"/>
+            </w:pPr>
+            <w:r>
+              <w:rPr>
+                <w:sz w:val="19"/>
+              </w:rPr>
+              <w:t xml:space="preserve">−4</w:t>
+            </w:r>
+          </w:p>
+        </w:tc>
+      </w:tr>
+      <w:tr>
+        <w:tc>
+          <w:tcPr/>
+          <w:p>
+            <w:pPr>
+              <w:pStyle w:val="Compact"/>
+              <w:jc w:val="left"/>
+            </w:pPr>
+            <w:r>
+              <w:rPr>
+                <w:b/>
+                <w:sz w:val="19"/>
+              </w:rPr>
+              <w:t xml:space="preserve">Extreme</w:t>
+            </w:r>
+          </w:p>
+        </w:tc>
+        <w:tc>
+          <w:tcPr/>
+          <w:p>
+            <w:pPr>
+              <w:pStyle w:val="Compact"/>
+              <w:jc w:val="left"/>
+            </w:pPr>
+            <w:r>
+              <w:rPr>
+                <w:sz w:val="19"/>
+              </w:rPr>
+              <w:t xml:space="preserve">−6</w:t>
+            </w:r>
+          </w:p>
+        </w:tc>
+      </w:tr>
+    </w:tbl>
+    <w:p>
+      <w:pPr>
+        <w:pStyle w:val="BodyText"/>
+      </w:pPr>
+      <w:r>
+        <w:t xml:space="preserve">Apply the main circumstance modifier once. Add separately specified effects such as assistance or injury when they apply. The GM avoids charging twice for the same obstacle.</w:t>
+      </w:r>
+    </w:p>
+    <w:bookmarkEnd w:id="42"/>
+    <w:bookmarkStart w:id="43" w:name="results-and-margins"/>
+    <w:p>
+      <w:pPr>
+        <w:pStyle w:val="Heading2"/>
+      </w:pPr>
+      <w:r>
+        <w:t xml:space="preserve">Results and margins</w:t>
+      </w:r>
+    </w:p>
+    <w:p>
+      <w:pPr>
+        <w:pStyle w:val="FirstParagraph"/>
+      </w:pPr>
+      <w:r>
+        <w:t xml:space="preserve">Add the three dice. A total at or below the adjusted skill succeeds. Margin of success equals the adjusted skill minus the roll. A larger margin may mean better information, more precise work, or a stronger position.</w:t>
+      </w:r>
+    </w:p>
+    <w:p>
+      <w:pPr>
+        <w:pStyle w:val="BodyText"/>
+      </w:pPr>
+      <w:r>
+        <w:t xml:space="preserve">A natural 3 or 4 always succeeds. A natural 17 or 18 always fails. An impossible action receives no roll.</w:t>
+      </w:r>
+    </w:p>
+    <w:p>
+      <w:pPr>
+        <w:pStyle w:val="BodyText"/>
+      </w:pPr>
+      <w:r>
+        <w:t xml:space="preserve">In an opposed contest, each side rolls its relevant skill. One success beats one failure. If both succeed, the larger success margin wins. A tie, or two failures, favors the defender or preserves the situation. For an automatic success above its target, count its contest margin as zero.</w:t>
+      </w:r>
+    </w:p>
+    <w:bookmarkEnd w:id="43"/>
+    <w:bookmarkStart w:id="44" w:name="assistance"/>
+    <w:p>
+      <w:pPr>
+        <w:pStyle w:val="Heading2"/>
+      </w:pPr>
+      <w:r>
+        <w:t xml:space="preserve">Assistance</w:t>
+      </w:r>
+    </w:p>
+    <w:p>
+      <w:pPr>
+        <w:pStyle w:val="FirstParagraph"/>
+      </w:pPr>
+      <w:r>
+        <w:t xml:space="preserve">One qualified assistant can roll a relevant skill before the lead character rolls. Success grants +1 to the lead roll; success by 5 or more grants +2. Failure gives no bonus. An 18 introduces a complication described by the GM. Other characters can do other tasks but cannot stack assistance bonuses on the same roll.</w:t>
+      </w:r>
+    </w:p>
+    <w:bookmarkEnd w:id="44"/>
+    <w:bookmarkStart w:id="45" w:name="failure-and-another-attempt"/>
+    <w:p>
+      <w:pPr>
+        <w:pStyle w:val="Heading2"/>
+      </w:pPr>
+      <w:r>
+        <w:t xml:space="preserve">Failure and another attempt</w:t>
+      </w:r>
+    </w:p>
+    <w:p>
+      <w:pPr>
+        <w:pStyle w:val="FirstParagraph"/>
+      </w:pPr>
+      <w:r>
+        <w:t xml:space="preserve">Failure changes the situation: time passes, the trail goes cold, supplies run out, or danger grows. Do not repeat an unchanged roll until it succeeds. A new approach, new evidence, better tools, or more time may justify another attempt.</w:t>
+      </w:r>
+    </w:p>
+    <w:bookmarkEnd w:id="45"/>
+    <w:bookmarkStart w:id="46" w:name="success-at-a-cost"/>
+    <w:p>
+      <w:pPr>
+        <w:pStyle w:val="Heading2"/>
+      </w:pPr>
+      <w:r>
+        <w:t xml:space="preserve">Success at a cost</w:t>
+      </w:r>
+    </w:p>
+    <w:p>
+      <w:pPr>
+        <w:pStyle w:val="FirstParagraph"/>
+      </w:pPr>
+      <w:r>
+        <w:t xml:space="preserve">When a roll fails by only</w:t>
+      </w:r>
+      <w:r>
+        <w:t xml:space="preserve"> </w:t>
+      </w:r>
+      <w:r>
+        <w:rPr>
+          <w:bCs/>
+          <w:b/>
+        </w:rPr>
+        <w:t xml:space="preserve">1 or 2</w:t>
+      </w:r>
+      <w:r>
+        <w:t xml:space="preserve">, the GM may offer</w:t>
+      </w:r>
+      <w:r>
+        <w:t xml:space="preserve"> </w:t>
+      </w:r>
+      <w:r>
+        <w:rPr>
+          <w:bCs/>
+          <w:b/>
+        </w:rPr>
+        <w:t xml:space="preserve">success at a cost</w:t>
+      </w:r>
+      <w:r>
+        <w:t xml:space="preserve">: you get what you were after, but something else goes wrong. Typical costs are an injury box, broken gear, lost time (tick a clock), a box on a track, or someone noticing. The GM names the cost before you accept; you can always take the plain failure instead. A natural 17 or 18 is never a success at a cost.</w:t>
+      </w:r>
+    </w:p>
+    <w:bookmarkEnd w:id="46"/>
+    <w:bookmarkStart w:id="47" w:name="progress-clocks"/>
+    <w:p>
+      <w:pPr>
+        <w:pStyle w:val="Heading2"/>
+      </w:pPr>
+      <w:r>
+        <w:t xml:space="preserve">Progress clocks</w:t>
+      </w:r>
+    </w:p>
+    <w:p>
+      <w:pPr>
+        <w:pStyle w:val="FirstParagraph"/>
+      </w:pPr>
+      <w:r>
+        <w:t xml:space="preserve">A</w:t>
+      </w:r>
+      <w:r>
+        <w:t xml:space="preserve"> </w:t>
+      </w:r>
+      <w:r>
+        <w:rPr>
+          <w:bCs/>
+          <w:b/>
+        </w:rPr>
+        <w:t xml:space="preserve">clock</w:t>
+      </w:r>
+      <w:r>
+        <w:t xml:space="preserve"> </w:t>
+      </w:r>
+      <w:r>
+        <w:t xml:space="preserve">is a circle cut into 2, 4, 6 or 8 segments that tracks something that takes time or builds toward disaster.</w:t>
+      </w:r>
+    </w:p>
+    <w:p>
+      <w:pPr>
+        <w:numPr>
+          <w:ilvl w:val="0"/>
+          <w:numId w:val="1007"/>
+        </w:numPr>
+        <w:pStyle w:val="Compact"/>
+      </w:pPr>
+      <w:r>
+        <w:rPr>
+          <w:bCs/>
+          <w:b/>
+        </w:rPr>
+        <w:t xml:space="preserve">Danger clocks</w:t>
+      </w:r>
+      <w:r>
+        <w:t xml:space="preserve"> </w:t>
+      </w:r>
+      <w:r>
+        <w:t xml:space="preserve">fill when things go wrong: a failed roll, a success at a cost, or time passing. When one fills, the danger happens.</w:t>
+      </w:r>
+    </w:p>
+    <w:p>
+      <w:pPr>
+        <w:numPr>
+          <w:ilvl w:val="0"/>
+          <w:numId w:val="1007"/>
+        </w:numPr>
+        <w:pStyle w:val="Compact"/>
+      </w:pPr>
+      <w:r>
+        <w:rPr>
+          <w:bCs/>
+          <w:b/>
+        </w:rPr>
+        <w:t xml:space="preserve">Progress clocks</w:t>
+      </w:r>
+      <w:r>
+        <w:t xml:space="preserve"> </w:t>
+      </w:r>
+      <w:r>
+        <w:t xml:space="preserve">fill as the characters succeed: one segment for a success, two for success by 5 or more. When one fills, the goal is achieved.</w:t>
+      </w:r>
+    </w:p>
+    <w:p>
+      <w:pPr>
+        <w:numPr>
+          <w:ilvl w:val="0"/>
+          <w:numId w:val="1007"/>
+        </w:numPr>
+        <w:pStyle w:val="Compact"/>
+      </w:pPr>
+      <w:r>
+        <w:t xml:space="preserve">The GM sizes the clock (2 = quick, 4 = urgent or simple, 6 = substantial, 8 = long or complex) and shows it to the players.</w:t>
+      </w:r>
+    </w:p>
+    <w:bookmarkEnd w:id="47"/>
+    <w:bookmarkStart w:id="48" w:name="investigation-and-social-scenes"/>
+    <w:p>
+      <w:pPr>
+        <w:pStyle w:val="Heading2"/>
+      </w:pPr>
+      <w:r>
+        <w:t xml:space="preserve">Investigation and social scenes</w:t>
+      </w:r>
+    </w:p>
+    <w:p>
+      <w:pPr>
+        <w:pStyle w:val="FirstParagraph"/>
+      </w:pPr>
+      <w:r>
+        <w:t xml:space="preserve">Ask concrete questions and explain your approach. Evidence may require several different tasks. A successful roll does not force someone to abandon a core belief or reveal what they do not know.</w:t>
+      </w:r>
+    </w:p>
+    <w:bookmarkEnd w:id="48"/>
+    <w:bookmarkStart w:id="53" w:name="discovery-clocks-and-lore-cards"/>
+    <w:p>
+      <w:pPr>
+        <w:pStyle w:val="Heading2"/>
+      </w:pPr>
+      <w:r>
+        <w:t xml:space="preserve">Discovery clocks and lore cards</w:t>
+      </w:r>
+    </w:p>
+    <w:p>
+      <w:pPr>
+        <w:pStyle w:val="FirstParagraph"/>
+      </w:pPr>
+      <w:r>
+        <w:t xml:space="preserve">When a job turns on an unknown subject (a supernatural creature and its weakness), the GM sets up a</w:t>
+      </w:r>
+      <w:r>
+        <w:t xml:space="preserve"> </w:t>
+      </w:r>
+      <w:r>
+        <w:rPr>
+          <w:bCs/>
+          <w:b/>
+        </w:rPr>
+        <w:t xml:space="preserve">discovery clock</w:t>
+      </w:r>
+      <w:r>
+        <w:t xml:space="preserve">. It fills in three phases, and filling it mints a</w:t>
+      </w:r>
+      <w:r>
+        <w:t xml:space="preserve"> </w:t>
+      </w:r>
+      <w:r>
+        <w:rPr>
+          <w:bCs/>
+          <w:b/>
+        </w:rPr>
+        <w:t xml:space="preserve">lore card</w:t>
+      </w:r>
+      <w:r>
+        <w:t xml:space="preserve">: what the characters learned, kept for good. A character’s lore cards are their</w:t>
+      </w:r>
+      <w:r>
+        <w:t xml:space="preserve"> </w:t>
+      </w:r>
+      <w:r>
+        <w:rPr>
+          <w:bCs/>
+          <w:b/>
+        </w:rPr>
+        <w:t xml:space="preserve">hunter’s almanac</w:t>
+      </w:r>
+      <w:r>
+        <w:t xml:space="preserve">.</w:t>
+      </w:r>
+    </w:p>
+    <w:tbl>
+      <w:tblPr>
+        <w:tblStyle w:val="Table"/>
+        <w:tblW w:type="pct" w:w="5000"/>
+        <w:tblLook w:firstRow="1" w:lastRow="0" w:firstColumn="0" w:lastColumn="0" w:noHBand="0" w:noVBand="0" w:val="0020"/>
+        <w:jc w:val="start"/>
+        <w:tblBorders>
+          <w:top w:val="single" w:sz="4" w:color="B8C2D3"/>
+          <w:left w:val="single" w:sz="4" w:color="B8C2D3"/>
+          <w:bottom w:val="single" w:sz="4" w:color="B8C2D3"/>
+          <w:right w:val="single" w:sz="4" w:color="B8C2D3"/>
+          <w:insideH w:val="single" w:sz="4" w:color="B8C2D3"/>
+          <w:insideV w:val="single" w:sz="4" w:color="B8C2D3"/>
+        </w:tblBorders>
+      </w:tblPr>
+      <w:tblGrid>
+        <w:gridCol w:w="3960"/>
+        <w:gridCol w:w="3960"/>
+      </w:tblGrid>
+      <w:tr>
+        <w:trPr>
+          <w:tblHeader w:val="true"/>
+        </w:trPr>
+        <w:tc>
+          <w:tcPr>
+            <w:shd w:val="clear" w:fill="E6E8E6"/>
+          </w:tcPr>
+          <w:p>
+            <w:pPr>
+              <w:pStyle w:val="Compact"/>
+              <w:jc w:val="left"/>
+            </w:pPr>
+            <w:r>
+              <w:rPr>
+                <w:b/>
+                <w:sz w:val="19"/>
+              </w:rPr>
+              <w:t xml:space="preserve">Phase</w:t>
+            </w:r>
+          </w:p>
+        </w:tc>
+        <w:tc>
+          <w:tcPr>
+            <w:shd w:val="clear" w:fill="E6E8E6"/>
+          </w:tcPr>
+          <w:p>
+            <w:pPr>
+              <w:pStyle w:val="Compact"/>
+              <w:jc w:val="left"/>
+            </w:pPr>
+            <w:r>
+              <w:rPr>
+                <w:b/>
+                <w:sz w:val="19"/>
+              </w:rPr>
+              <w:t xml:space="preserve">What it means</w:t>
+            </w:r>
+          </w:p>
+        </w:tc>
+      </w:tr>
+      <w:tr>
+        <w:tc>
+          <w:tcPr/>
+          <w:p>
+            <w:pPr>
+              <w:pStyle w:val="Compact"/>
+              <w:jc w:val="left"/>
+            </w:pPr>
+            <w:r>
+              <w:rPr>
+                <w:b/>
+                <w:sz w:val="19"/>
+              </w:rPr>
+              <w:t xml:space="preserve">1. Confront the unknown</w:t>
+            </w:r>
+          </w:p>
+        </w:tc>
+        <w:tc>
+          <w:tcPr/>
+          <w:p>
+            <w:pPr>
+              <w:pStyle w:val="Compact"/>
+              <w:jc w:val="left"/>
+            </w:pPr>
+            <w:r>
+              <w:rPr>
+                <w:sz w:val="19"/>
+              </w:rPr>
+              <w:t xml:space="preserve">Effects without a cause: a body drained white, cattle torn open, a town gone too quiet. You may suspect, but nothing is confirmed.</w:t>
+            </w:r>
+          </w:p>
+        </w:tc>
+      </w:tr>
+      <w:tr>
+        <w:tc>
+          <w:tcPr/>
+          <w:p>
+            <w:pPr>
+              <w:pStyle w:val="Compact"/>
+              <w:jc w:val="left"/>
+            </w:pPr>
+            <w:r>
+              <w:rPr>
+                <w:b/>
+                <w:sz w:val="19"/>
+              </w:rPr>
+              <w:t xml:space="preserve">2. Identify</w:t>
+            </w:r>
+          </w:p>
+        </w:tc>
+        <w:tc>
+          <w:tcPr/>
+          <w:p>
+            <w:pPr>
+              <w:pStyle w:val="Compact"/>
+              <w:jc w:val="left"/>
+            </w:pPr>
+            <w:r>
+              <w:rPr>
+                <w:sz w:val="19"/>
+              </w:rPr>
+              <w:t xml:space="preserve">Name the creature. This is the gate: until its identity is confirmed, no lore card applies, and the GM treats your theories as suspicion only.</w:t>
+            </w:r>
+          </w:p>
+        </w:tc>
+      </w:tr>
+      <w:tr>
+        <w:tc>
+          <w:tcPr/>
+          <w:p>
+            <w:pPr>
+              <w:pStyle w:val="Compact"/>
+              <w:jc w:val="left"/>
+            </w:pPr>
+            <w:r>
+              <w:rPr>
+                <w:b/>
+                <w:sz w:val="19"/>
+              </w:rPr>
+              <w:t xml:space="preserve">3. Uncover</w:t>
+            </w:r>
+          </w:p>
+        </w:tc>
+        <w:tc>
+          <w:tcPr/>
+          <w:p>
+            <w:pPr>
+              <w:pStyle w:val="Compact"/>
+              <w:jc w:val="left"/>
+            </w:pPr>
+            <w:r>
+              <w:rPr>
+                <w:sz w:val="19"/>
+              </w:rPr>
+              <w:t xml:space="preserve">Learn how it is beaten. Filling this phase fills the clock and mints a lore card.</w:t>
+            </w:r>
+          </w:p>
+        </w:tc>
+      </w:tr>
+    </w:tbl>
+    <w:p>
+      <w:pPr>
+        <w:numPr>
+          <w:ilvl w:val="0"/>
+          <w:numId w:val="1008"/>
+        </w:numPr>
+        <w:pStyle w:val="Compact"/>
+      </w:pPr>
+      <w:r>
+        <w:rPr>
+          <w:bCs/>
+          <w:b/>
+        </w:rPr>
+        <w:t xml:space="preserve">Sizing.</w:t>
+      </w:r>
+      <w:r>
+        <w:t xml:space="preserve"> </w:t>
+      </w:r>
+      <w:r>
+        <w:t xml:space="preserve">The GM decides how many segments each phase needs (usually 1–2 to Confront, 2–3 to Identify, 2–3 to Uncover) and which methods can advance it, and shows the clock to the players.</w:t>
+      </w:r>
+    </w:p>
+    <w:p>
+      <w:pPr>
+        <w:numPr>
+          <w:ilvl w:val="0"/>
+          <w:numId w:val="1008"/>
+        </w:numPr>
+        <w:pStyle w:val="Compact"/>
+      </w:pPr>
+      <w:r>
+        <w:rPr>
+          <w:bCs/>
+          <w:b/>
+        </w:rPr>
+        <w:t xml:space="preserve">Advancing.</w:t>
+      </w:r>
+      <w:r>
+        <w:t xml:space="preserve"> </w:t>
+      </w:r>
+      <w:r>
+        <w:t xml:space="preserve">Each roll that advances the clock uses a concrete</w:t>
+      </w:r>
+      <w:r>
+        <w:t xml:space="preserve"> </w:t>
+      </w:r>
+      <w:r>
+        <w:rPr>
+          <w:bCs/>
+          <w:b/>
+        </w:rPr>
+        <w:t xml:space="preserve">method</w:t>
+      </w:r>
+      <w:r>
+        <w:t xml:space="preserve"> </w:t>
+      </w:r>
+      <w:r>
+        <w:t xml:space="preserve">tied to a skill (below): one segment for a success, two for success by 5 or more. The clock stops at the end of Identify until the subject is confirmed: segments never spill past the gate.</w:t>
+      </w:r>
+    </w:p>
+    <w:p>
+      <w:pPr>
+        <w:numPr>
+          <w:ilvl w:val="0"/>
+          <w:numId w:val="1008"/>
+        </w:numPr>
+        <w:pStyle w:val="Compact"/>
+      </w:pPr>
+      <w:r>
+        <w:rPr>
+          <w:bCs/>
+          <w:b/>
+        </w:rPr>
+        <w:t xml:space="preserve">The primary investigator.</w:t>
+      </w:r>
+      <w:r>
+        <w:t xml:space="preserve"> </w:t>
+      </w:r>
+      <w:r>
+        <w:t xml:space="preserve">One character leads and owns the lore card. Others</w:t>
+      </w:r>
+      <w:r>
+        <w:t xml:space="preserve"> </w:t>
+      </w:r>
+      <w:r>
+        <w:rPr>
+          <w:bCs/>
+          <w:b/>
+        </w:rPr>
+        <w:t xml:space="preserve">assist</w:t>
+      </w:r>
+      <w:r>
+        <w:t xml:space="preserve"> </w:t>
+      </w:r>
+      <w:r>
+        <w:t xml:space="preserve">under the usual assistance rules, rolling a relevant skill. A character who holds a relevant lore card can assist with a method they couldn’t otherwise bring (the lore card is why they’re qualified); it adds nothing beyond the normal assistance.</w:t>
+      </w:r>
+    </w:p>
+    <w:p>
+      <w:pPr>
+        <w:numPr>
+          <w:ilvl w:val="0"/>
+          <w:numId w:val="1008"/>
+        </w:numPr>
+        <w:pStyle w:val="Compact"/>
+      </w:pPr>
+      <w:r>
+        <w:rPr>
+          <w:bCs/>
+          <w:b/>
+        </w:rPr>
+        <w:t xml:space="preserve">Pushing.</w:t>
+      </w:r>
+      <w:r>
+        <w:t xml:space="preserve"> </w:t>
+      </w:r>
+      <w:r>
+        <w:t xml:space="preserve">A player can push to dig faster or harder: a success advances one extra segment, but a track ticks (below) whatever the roll.</w:t>
+      </w:r>
+    </w:p>
+    <w:bookmarkStart w:id="49" w:name="the-lore-card"/>
+    <w:p>
+      <w:pPr>
+        <w:pStyle w:val="Heading3"/>
+      </w:pPr>
+      <w:r>
+        <w:t xml:space="preserve">The lore card</w:t>
+      </w:r>
+    </w:p>
+    <w:p>
+      <w:pPr>
+        <w:pStyle w:val="FirstParagraph"/>
+      </w:pPr>
+      <w:r>
+        <w:t xml:space="preserve">A lore card grants</w:t>
+      </w:r>
+      <w:r>
+        <w:t xml:space="preserve"> </w:t>
+      </w:r>
+      <w:r>
+        <w:rPr>
+          <w:bCs/>
+          <w:b/>
+        </w:rPr>
+        <w:t xml:space="preserve">no bonus</w:t>
+      </w:r>
+      <w:r>
+        <w:t xml:space="preserve"> </w:t>
+      </w:r>
+      <w:r>
+        <w:t xml:space="preserve">to any roll. It is an earned permission: knowledge that makes possible an action otherwise forbidden or unavailable against that subject. Without it, the GM can rule that the action isn’t possible: you can’t aim for a heart you don’t know is the weakness, or speak a name you never learned. A lore card can authorize a called shot or a telling-hit effect that would otherwise be unavailable.</w:t>
+      </w:r>
+    </w:p>
+    <w:p>
+      <w:pPr>
+        <w:numPr>
+          <w:ilvl w:val="0"/>
+          <w:numId w:val="1009"/>
+        </w:numPr>
+        <w:pStyle w:val="Compact"/>
+      </w:pPr>
+      <w:r>
+        <w:t xml:space="preserve">A lore card never helps confirm its own subject: holding one doesn’t prove this is that. It applies once the Identify phase has confirmed it.</w:t>
+      </w:r>
+    </w:p>
+    <w:p>
+      <w:pPr>
+        <w:numPr>
+          <w:ilvl w:val="0"/>
+          <w:numId w:val="1009"/>
+        </w:numPr>
+        <w:pStyle w:val="Compact"/>
+      </w:pPr>
+      <w:r>
+        <w:rPr>
+          <w:bCs/>
+          <w:b/>
+        </w:rPr>
+        <w:t xml:space="preserve">Shared copies.</w:t>
+      </w:r>
+      <w:r>
+        <w:t xml:space="preserve"> </w:t>
+      </w:r>
+      <w:r>
+        <w:t xml:space="preserve">Every character present when the lore card is minted (the climactic confrontation or the breakthrough) gets a shared copy; the primary investigator is recorded as its owner. An absent character doesn’t, though a holder can teach it to them later with the GM’s agreement.</w:t>
+      </w:r>
+    </w:p>
+    <w:p>
+      <w:pPr>
+        <w:numPr>
+          <w:ilvl w:val="0"/>
+          <w:numId w:val="1009"/>
+        </w:numPr>
+        <w:pStyle w:val="Compact"/>
+      </w:pPr>
+      <w:r>
+        <w:rPr>
+          <w:bCs/>
+          <w:b/>
+        </w:rPr>
+        <w:t xml:space="preserve">What it records.</w:t>
+      </w:r>
+      <w:r>
+        <w:t xml:space="preserve"> </w:t>
+      </w:r>
+      <w:r>
+        <w:t xml:space="preserve">The subject (its tag), what was learned, what it permits, the job where it was earned, its owner, and who was there. It’s kept on the character sheet, under</w:t>
+      </w:r>
+      <w:r>
+        <w:t xml:space="preserve"> </w:t>
+      </w:r>
+      <w:r>
+        <w:rPr>
+          <w:iCs/>
+          <w:i/>
+        </w:rPr>
+        <w:t xml:space="preserve">Learned in play</w:t>
+      </w:r>
+      <w:r>
+        <w:t xml:space="preserve">.</w:t>
+      </w:r>
+    </w:p>
+    <w:bookmarkEnd w:id="49"/>
+    <w:bookmarkStart w:id="50" w:name="the-harvest"/>
+    <w:p>
+      <w:pPr>
+        <w:pStyle w:val="Heading3"/>
+      </w:pPr>
+      <w:r>
+        <w:t xml:space="preserve">The Harvest</w:t>
+      </w:r>
+    </w:p>
+    <w:p>
+      <w:pPr>
+        <w:pStyle w:val="FirstParagraph"/>
+      </w:pPr>
+      <w:r>
+        <w:t xml:space="preserve">A discovery clock always races a threat clock. While you dig, the creature is still hunting. The Harvest clock (4 or 6 segments, one per job) ticks once for each scene spent investigating and once for each failed investigation roll. Each time it fills, the creature claims another victim, and the clock starts again. The dread is the race: learn its weakness before it takes someone you were protecting.</w:t>
+      </w:r>
+    </w:p>
+    <w:bookmarkEnd w:id="50"/>
+    <w:bookmarkStart w:id="51" w:name="what-investigating-costs"/>
+    <w:p>
+      <w:pPr>
+        <w:pStyle w:val="Heading3"/>
+      </w:pPr>
+      <w:r>
+        <w:t xml:space="preserve">What investigating costs</w:t>
+      </w:r>
+    </w:p>
+    <w:p>
+      <w:pPr>
+        <w:pStyle w:val="FirstParagraph"/>
+      </w:pPr>
+      <w:r>
+        <w:t xml:space="preserve">When an investigation roll fails, or a player pushes, one of the shared tracks ticks up by one, chosen by how the party is digging. A failed roll can still turn up a lead when the story allows it, but the track still ticks.</w:t>
+      </w:r>
+    </w:p>
+    <w:tbl>
+      <w:tblPr>
+        <w:tblStyle w:val="Table"/>
+        <w:tblW w:type="pct" w:w="5000"/>
+        <w:tblLook w:firstRow="1" w:lastRow="0" w:firstColumn="0" w:lastColumn="0" w:noHBand="0" w:noVBand="0" w:val="0020"/>
+        <w:jc w:val="start"/>
+        <w:tblBorders>
+          <w:top w:val="single" w:sz="4" w:color="B8C2D3"/>
+          <w:left w:val="single" w:sz="4" w:color="B8C2D3"/>
+          <w:bottom w:val="single" w:sz="4" w:color="B8C2D3"/>
+          <w:right w:val="single" w:sz="4" w:color="B8C2D3"/>
+          <w:insideH w:val="single" w:sz="4" w:color="B8C2D3"/>
+          <w:insideV w:val="single" w:sz="4" w:color="B8C2D3"/>
+        </w:tblBorders>
+      </w:tblPr>
+      <w:tblGrid>
+        <w:gridCol w:w="2640"/>
+        <w:gridCol w:w="2640"/>
+        <w:gridCol w:w="2640"/>
+      </w:tblGrid>
+      <w:tr>
+        <w:trPr>
+          <w:tblHeader w:val="true"/>
+        </w:trPr>
+        <w:tc>
+          <w:tcPr>
+            <w:shd w:val="clear" w:fill="E6E8E6"/>
+          </w:tcPr>
+          <w:p>
+            <w:pPr>
+              <w:pStyle w:val="Compact"/>
+              <w:jc w:val="left"/>
+            </w:pPr>
+            <w:r>
+              <w:rPr>
+                <w:b/>
+                <w:sz w:val="19"/>
+              </w:rPr>
+              <w:t xml:space="preserve">Track</w:t>
+            </w:r>
+          </w:p>
+        </w:tc>
+        <w:tc>
+          <w:tcPr>
+            <w:shd w:val="clear" w:fill="E6E8E6"/>
+          </w:tcPr>
+          <w:p>
+            <w:pPr>
+              <w:pStyle w:val="Compact"/>
+              <w:jc w:val="left"/>
+            </w:pPr>
+            <w:r>
+              <w:rPr>
+                <w:b/>
+                <w:sz w:val="19"/>
+              </w:rPr>
+              <w:t xml:space="preserve">Ticks for</w:t>
+            </w:r>
+          </w:p>
+        </w:tc>
+        <w:tc>
+          <w:tcPr>
+            <w:shd w:val="clear" w:fill="E6E8E6"/>
+          </w:tcPr>
+          <w:p>
+            <w:pPr>
+              <w:pStyle w:val="Compact"/>
+              <w:jc w:val="left"/>
+            </w:pPr>
+            <w:r>
+              <w:rPr>
+                <w:b/>
+                <w:sz w:val="19"/>
+              </w:rPr>
               <w:t xml:space="preserve">For example</w:t>
             </w:r>
           </w:p>
@@ -8499,8 +8956,8 @@
         </w:tc>
       </w:tr>
     </w:tbl>
-    <w:bookmarkEnd w:id="50"/>
-    <w:bookmarkStart w:id="51" w:name="methods"/>
+    <w:bookmarkEnd w:id="51"/>
+    <w:bookmarkStart w:id="52" w:name="methods"/>
     <w:p>
       <w:pPr>
         <w:pStyle w:val="Heading3"/>
@@ -9239,9 +9696,9 @@
         <w:t xml:space="preserve">advantage: three lore cards, for creatures they’ve faced or studied, chosen at creation. Pick them from the creatures in the GM’s Guide; each says what you know and what it permits.</w:t>
       </w:r>
     </w:p>
-    <w:bookmarkEnd w:id="51"/>
     <w:bookmarkEnd w:id="52"/>
-    <w:bookmarkStart w:id="53" w:name="chases"/>
+    <w:bookmarkEnd w:id="53"/>
+    <w:bookmarkStart w:id="54" w:name="chases"/>
     <w:p>
       <w:pPr>
         <w:pStyle w:val="Heading2"/>
@@ -9258,9 +9715,9 @@
         <w:t xml:space="preserve">Run a chase as a progress clock for the pursuers against a danger clock for the quarry’s escape. Each exchange, the characters roll the skill that moves them (Riding, or Athletics on foot): success ticks the pursuers’ clock, failure ticks the escape. Terrain, a tired mount or a damaged engine, and attacks made on the move (at −2) adjust the rolls.</w:t>
       </w:r>
     </w:p>
-    <w:bookmarkEnd w:id="53"/>
     <w:bookmarkEnd w:id="54"/>
-    <w:bookmarkStart w:id="66" w:name="personal-combat"/>
+    <w:bookmarkEnd w:id="55"/>
+    <w:bookmarkStart w:id="67" w:name="personal-combat"/>
     <w:p>
       <w:pPr>
         <w:pStyle w:val="Heading1"/>
@@ -9269,7 +9726,7 @@
         <w:t xml:space="preserve">Personal combat</w:t>
       </w:r>
     </w:p>
-    <w:bookmarkStart w:id="55" w:name="turn-order-and-actions"/>
+    <w:bookmarkStart w:id="56" w:name="turn-order-and-actions"/>
     <w:p>
       <w:pPr>
         <w:pStyle w:val="Heading2"/>
@@ -9286,8 +9743,8 @@
         <w:t xml:space="preserve">Act in descending Agility order. Players choose the order of tied characters; the GM resolves other ties. A round lasts a few seconds. On your turn, move a short distance (up to 10 yards: the Close band below) and take one meaningful action, such as attacking, reloading, helping, or attempting a task.</w:t>
       </w:r>
     </w:p>
-    <w:bookmarkEnd w:id="55"/>
-    <w:bookmarkStart w:id="56" w:name="attacking-and-defending"/>
+    <w:bookmarkEnd w:id="56"/>
+    <w:bookmarkStart w:id="57" w:name="attacking-and-defending"/>
     <w:p>
       <w:pPr>
         <w:pStyle w:val="Heading2"/>
@@ -9336,23 +9793,7 @@
         <w:t xml:space="preserve"> </w:t>
       </w:r>
       <w:r>
-        <w:t xml:space="preserve">A target gets one defense a round, between its turns, and chooses which when an attack hits. The</w:t>
-      </w:r>
-      <w:r>
-        <w:t xml:space="preserve"> </w:t>
-      </w:r>
-      <w:r>
-        <w:rPr>
-          <w:bCs/>
-          <w:b/>
-        </w:rPr>
-        <w:t xml:space="preserve">Additional Defense</w:t>
-      </w:r>
-      <w:r>
-        <w:t xml:space="preserve"> </w:t>
-      </w:r>
-      <w:r>
-        <w:t xml:space="preserve">Edge gives a second.</w:t>
+        <w:t xml:space="preserve">A target gets one defense a round, between its turns, and chooses which when an attack hits.</w:t>
       </w:r>
     </w:p>
     <w:p>
@@ -9368,13 +9809,13 @@
           <w:bCs/>
           <w:b/>
         </w:rPr>
-        <w:t xml:space="preserve">Dodge</w:t>
-      </w:r>
-      <w:r>
-        <w:t xml:space="preserve"> </w:t>
-      </w:r>
-      <w:r>
-        <w:t xml:space="preserve">is Agility −2, with +1 for Trained Athletics or +2 for Athletics as a Specialty or Expert.</w:t>
+        <w:t xml:space="preserve">Additional Defense.</w:t>
+      </w:r>
+      <w:r>
+        <w:t xml:space="preserve"> </w:t>
+      </w:r>
+      <w:r>
+        <w:t xml:space="preserve">With this Edge you may attempt a second defense each round at −2, in addition to attack-quality and injury penalties. You cannot defend twice against the same attack.</w:t>
       </w:r>
     </w:p>
     <w:p>
@@ -9390,13 +9831,13 @@
           <w:bCs/>
           <w:b/>
         </w:rPr>
-        <w:t xml:space="preserve">Parry.</w:t>
-      </w:r>
-      <w:r>
-        <w:t xml:space="preserve"> </w:t>
-      </w:r>
-      <w:r>
-        <w:t xml:space="preserve">Against a weapon in hand or fists, roll Melee −3 with a weapon in hand, or Brawling −3 bare-handed against fists. An open hand can’t parry a blade, claws or fangs. A second parry in the same round (with Additional Defense) is a further −2. Nobody parries a shot or a missile.</w:t>
+        <w:t xml:space="preserve">Dodge</w:t>
+      </w:r>
+      <w:r>
+        <w:t xml:space="preserve"> </w:t>
+      </w:r>
+      <w:r>
+        <w:t xml:space="preserve">is Agility −2, with +1 for Trained Athletics or +2 for Athletics as a Specialty or Expert.</w:t>
       </w:r>
     </w:p>
     <w:p>
@@ -9412,13 +9853,13 @@
           <w:bCs/>
           <w:b/>
         </w:rPr>
-        <w:t xml:space="preserve">Block.</w:t>
-      </w:r>
-      <w:r>
-        <w:t xml:space="preserve"> </w:t>
-      </w:r>
-      <w:r>
-        <w:t xml:space="preserve">With a shield, or anything that can stand in for one (a chair, a plank, a crate lid), you can block a weapon in hand, fists, or a thrown or loosed missile: roll Melee −2, plus the shield’s bonus. Nothing you can lift blocks a gunshot or a blast. An improvised shield breaks the first time it blocks a hit of 2 or more boxes.</w:t>
+        <w:t xml:space="preserve">Parry.</w:t>
+      </w:r>
+      <w:r>
+        <w:t xml:space="preserve"> </w:t>
+      </w:r>
+      <w:r>
+        <w:t xml:space="preserve">Against a weapon in hand or fists, roll Melee −3 with a weapon in hand, or Brawling −3 bare-handed against fists. An open hand can’t parry a blade, claws or fangs. Nobody parries a shot or a missile.</w:t>
       </w:r>
     </w:p>
     <w:p>
@@ -9434,13 +9875,13 @@
           <w:bCs/>
           <w:b/>
         </w:rPr>
-        <w:t xml:space="preserve">Attack quality.</w:t>
-      </w:r>
-      <w:r>
-        <w:t xml:space="preserve"> </w:t>
-      </w:r>
-      <w:r>
-        <w:t xml:space="preserve">A clean hit is harder to escape. When an attack succeeds by 3 or 4, the defense is at −1; by 5 or 6, −2; by 7 or more, −3.</w:t>
+        <w:t xml:space="preserve">Block.</w:t>
+      </w:r>
+      <w:r>
+        <w:t xml:space="preserve"> </w:t>
+      </w:r>
+      <w:r>
+        <w:t xml:space="preserve">With a shield, or anything that can stand in for one (a chair, a plank, a crate lid), you can block a weapon in hand, fists, or a thrown or loosed missile: roll Melee −2, plus the shield’s bonus. Nothing you can lift blocks a gunshot or a blast. An improvised shield breaks the first time it blocks a hit of 2 or more boxes.</w:t>
       </w:r>
     </w:p>
     <w:p>
@@ -9456,6 +9897,28 @@
           <w:bCs/>
           <w:b/>
         </w:rPr>
+        <w:t xml:space="preserve">Attack quality.</w:t>
+      </w:r>
+      <w:r>
+        <w:t xml:space="preserve"> </w:t>
+      </w:r>
+      <w:r>
+        <w:t xml:space="preserve">A clean hit is harder to escape. When an attack succeeds by 3 or 4, the defense is at −1; by 5 or 6, −2; by 7 or more, −3.</w:t>
+      </w:r>
+    </w:p>
+    <w:p>
+      <w:pPr>
+        <w:numPr>
+          <w:ilvl w:val="0"/>
+          <w:numId w:val="1011"/>
+        </w:numPr>
+        <w:pStyle w:val="Compact"/>
+      </w:pPr>
+      <w:r>
+        <w:rPr>
+          <w:bCs/>
+          <w:b/>
+        </w:rPr>
         <w:t xml:space="preserve">Aim.</w:t>
       </w:r>
       <w:r>
@@ -9489,8 +9952,8 @@
         <w:t xml:space="preserve">happens instead.</w:t>
       </w:r>
     </w:p>
-    <w:bookmarkEnd w:id="56"/>
-    <w:bookmarkStart w:id="59" w:name="telling-hits"/>
+    <w:bookmarkEnd w:id="57"/>
+    <w:bookmarkStart w:id="60" w:name="telling-hits"/>
     <w:p>
       <w:pPr>
         <w:pStyle w:val="Heading2"/>
@@ -9723,7 +10186,7 @@
               <w:rPr>
                 <w:sz w:val="19"/>
               </w:rPr>
-              <w:t xml:space="preserve">The target falls prone, or is driven back a few steps</w:t>
+              <w:t xml:space="preserve">The target falls prone, or is driven back a few steps. Standing up uses the target’s move on their next turn; they still take their action</w:t>
             </w:r>
           </w:p>
         </w:tc>
@@ -9756,7 +10219,7 @@
               <w:rPr>
                 <w:sz w:val="19"/>
               </w:rPr>
-              <w:t xml:space="preserve">The target is held, tangled or pinned down: their next action goes to getting free</w:t>
+              <w:t xml:space="preserve">The target is held, tangled or pinned down. Their next action goes to getting free, and then they are free: no roll needed. Keeping them pinned takes another successful attack</w:t>
             </w:r>
           </w:p>
         </w:tc>
@@ -9822,7 +10285,7 @@
               <w:rPr>
                 <w:sz w:val="19"/>
               </w:rPr>
-              <w:t xml:space="preserve">A shield, weapon or tool breaks; armor loses 1 protection until it’s repaired</w:t>
+              <w:t xml:space="preserve">A weapon, shield or tool is knocked out of use (jammed, bent, unstrung, cracked) until its owner spends an action putting it right. It’s destroyed for good only if it was already vulnerable (a rotten haft, an improvised shield) or the attacker has a weakness to exploit. Armor loses 1 protection until it’s repaired</w:t>
             </w:r>
           </w:p>
         </w:tc>
@@ -9888,7 +10351,7 @@
               <w:rPr>
                 <w:sz w:val="19"/>
               </w:rPr>
-              <w:t xml:space="preserve">You hit exactly what you aimed at: the lantern, the rope, the tire, the hand on the trigger</w:t>
+              <w:t xml:space="preserve">You hit exactly what you aimed at: the lantern, the rope, the tire, the hand on the trigger. It changes the situation, never the rules: no extra boxes, no getting past a defense, no instant death</w:t>
             </w:r>
           </w:p>
         </w:tc>
@@ -9909,7 +10372,23 @@
         <w:t xml:space="preserve"> </w:t>
       </w:r>
       <w:r>
-        <w:t xml:space="preserve">A telling hit never adds boxes and never gets past a defense. The effect has to make sense: nobody disarms a bear or knocks down a train, and the GM can rule an effect out. Opponents who drop from one hit are already down, so a telling hit against them sets up what comes next, like sending one crashing into another.</w:t>
+        <w:t xml:space="preserve">A telling hit never adds boxes and never gets past a defense. It never kills outright, disables a character for good, or destroys exceptional equipment: those come only from injury, from the</w:t>
+      </w:r>
+      <w:r>
+        <w:t xml:space="preserve"> </w:t>
+      </w:r>
+      <w:r>
+        <w:rPr>
+          <w:iCs/>
+          <w:i/>
+        </w:rPr>
+        <w:t xml:space="preserve">Dying and death</w:t>
+      </w:r>
+      <w:r>
+        <w:t xml:space="preserve"> </w:t>
+      </w:r>
+      <w:r>
+        <w:t xml:space="preserve">rules, or from an established weakness. The effect has to make sense: nobody disarms a bear or knocks down a train, and the GM can rule an effect out. Opponents who drop from one hit are already down, so a telling hit against them sets up what comes next, like sending one crashing into another.</w:t>
       </w:r>
     </w:p>
     <w:p>
@@ -9946,7 +10425,7 @@
         <w:t xml:space="preserve">(once per fight) or by spending a Grit point. Either way, they still take the boxes.</w:t>
       </w:r>
     </w:p>
-    <w:bookmarkStart w:id="57" w:name="fighting-in-trails-of-blood-dust"/>
+    <w:bookmarkStart w:id="58" w:name="fighting-in-trails-of-blood-dust"/>
     <w:p>
       <w:pPr>
         <w:pStyle w:val="Heading3"/>
@@ -10044,11 +10523,11 @@
         <w:t xml:space="preserve"> </w:t>
       </w:r>
       <w:r>
-        <w:t xml:space="preserve">a werewolf’s claws succeed by 5 against Deputy Ames, who hasn’t defended yet this round. Dodge is 11, −2 for the clean hit: Ames needs a 9 or less. A parry with the saber would be Melee 14 −3 −2 = 9, no better, so Ames dodges. When the second wolf lunges before Ames’s next turn, there’s no defense left, unless Ames has Additional Defense.</w:t>
-      </w:r>
-    </w:p>
-    <w:bookmarkEnd w:id="57"/>
-    <w:bookmarkStart w:id="58" w:name="stagecoach-chases"/>
+        <w:t xml:space="preserve">a werewolf’s claws succeed by 5 against Deputy Ames, who hasn’t defended yet this round. Dodge is 11, −2 for the clean hit: Ames needs a 9 or less. A parry with the saber would be Melee 14 −3 −2 = 9, no better, so Ames dodges. When the second wolf lunges before Ames’s next turn, there’s no defense left, unless Ames has Additional Defense: a second defense at −2, on top of the attack-quality penalty.</w:t>
+      </w:r>
+    </w:p>
+    <w:bookmarkEnd w:id="58"/>
+    <w:bookmarkStart w:id="59" w:name="stagecoach-chases"/>
     <w:p>
       <w:pPr>
         <w:pStyle w:val="Heading3"/>
@@ -10417,9 +10896,9 @@
         </w:tc>
       </w:tr>
     </w:tbl>
-    <w:bookmarkEnd w:id="58"/>
     <w:bookmarkEnd w:id="59"/>
-    <w:bookmarkStart w:id="60" w:name="range"/>
+    <w:bookmarkEnd w:id="60"/>
+    <w:bookmarkStart w:id="61" w:name="range"/>
     <w:p>
       <w:pPr>
         <w:pStyle w:val="Heading2"/>
@@ -10785,8 +11264,8 @@
         <w:t xml:space="preserve">Moving: your move each turn covers the Close band. Give up your action to run and you cover Short instead.</w:t>
       </w:r>
     </w:p>
-    <w:bookmarkEnd w:id="60"/>
-    <w:bookmarkStart w:id="63" w:name="injury"/>
+    <w:bookmarkEnd w:id="61"/>
+    <w:bookmarkStart w:id="64" w:name="injury"/>
     <w:p>
       <w:pPr>
         <w:pStyle w:val="Heading2"/>
@@ -11075,7 +11554,7 @@
         <w:t xml:space="preserve">Injury penalties replace each other rather than stacking. They apply to movement, attacks, Dodge, and other tasks the injury physically hinders.</w:t>
       </w:r>
     </w:p>
-    <w:bookmarkStart w:id="61" w:name="dying-and-death"/>
+    <w:bookmarkStart w:id="62" w:name="dying-and-death"/>
     <w:p>
       <w:pPr>
         <w:pStyle w:val="Heading3"/>
@@ -11187,8 +11666,8 @@
         <w:t xml:space="preserve">Your protection is avoiding the hit: a defense (Dodge, Parry or Block), cover, and a Grit point, which reduces a hit by one box.</w:t>
       </w:r>
     </w:p>
-    <w:bookmarkEnd w:id="61"/>
-    <w:bookmarkStart w:id="62" w:name="optional-rule-gritty-combat"/>
+    <w:bookmarkEnd w:id="62"/>
+    <w:bookmarkStart w:id="63" w:name="optional-rule-gritty-combat"/>
     <w:p>
       <w:pPr>
         <w:pStyle w:val="Heading3"/>
@@ -11948,9 +12427,9 @@
         <w:t xml:space="preserve">Grievous wounds heal on their own clock, whatever the boxes say. A lost limb, a lost eye or a disfigurement never heals.</w:t>
       </w:r>
     </w:p>
-    <w:bookmarkEnd w:id="62"/>
     <w:bookmarkEnd w:id="63"/>
-    <w:bookmarkStart w:id="64" w:name="weapons-and-damage"/>
+    <w:bookmarkEnd w:id="64"/>
+    <w:bookmarkStart w:id="65" w:name="weapons-and-damage"/>
     <w:p>
       <w:pPr>
         <w:pStyle w:val="Heading2"/>
@@ -13068,8 +13547,8 @@
         <w:t xml:space="preserve">To take someone down without killing them, use fists, a club, a grapple, or a lasso.</w:t>
       </w:r>
     </w:p>
-    <w:bookmarkEnd w:id="64"/>
-    <w:bookmarkStart w:id="65" w:name="gun-and-rounds"/>
+    <w:bookmarkEnd w:id="65"/>
+    <w:bookmarkStart w:id="66" w:name="gun-and-rounds"/>
     <w:p>
       <w:pPr>
         <w:pStyle w:val="Heading2"/>
@@ -13610,9 +14089,9 @@
         <w:t xml:space="preserve">A natural 18 with this weapon also jams it: clearing it takes an action.</w:t>
       </w:r>
     </w:p>
-    <w:bookmarkEnd w:id="65"/>
     <w:bookmarkEnd w:id="66"/>
-    <w:bookmarkStart w:id="71" w:name="medical-care"/>
+    <w:bookmarkEnd w:id="67"/>
+    <w:bookmarkStart w:id="73" w:name="medical-care"/>
     <w:p>
       <w:pPr>
         <w:pStyle w:val="Heading1"/>
@@ -13645,7 +14124,7 @@
         <w:t xml:space="preserve">below.</w:t>
       </w:r>
     </w:p>
-    <w:bookmarkStart w:id="67" w:name="diagnosis-and-stabilization"/>
+    <w:bookmarkStart w:id="68" w:name="diagnosis-and-stabilization"/>
     <w:p>
       <w:pPr>
         <w:pStyle w:val="Heading2"/>
@@ -13662,8 +14141,8 @@
         <w:t xml:space="preserve">Roll Medicine when the diagnosis is uncertain or an urgent treatment decision matters. Emergency stabilization takes one action and a successful Medicine roll with a doctor’s bag. It ends Dying and stops deterioration, but removes no boxes.</w:t>
       </w:r>
     </w:p>
-    <w:bookmarkEnd w:id="67"/>
-    <w:bookmarkStart w:id="68" w:name="field-treatment"/>
+    <w:bookmarkEnd w:id="68"/>
+    <w:bookmarkStart w:id="69" w:name="field-treatment"/>
     <w:p>
       <w:pPr>
         <w:pStyle w:val="Heading2"/>
@@ -13677,11 +14156,11 @@
         <w:pStyle w:val="FirstParagraph"/>
       </w:pPr>
       <w:r>
-        <w:t xml:space="preserve">With a doctor’s bag and several uninterrupted minutes, successful Medicine removes one injury box; success by 5 or more removes two. Each injury receives one field-treatment attempt; further attempts need changed circumstances.</w:t>
-      </w:r>
-    </w:p>
-    <w:bookmarkEnd w:id="68"/>
-    <w:bookmarkStart w:id="69" w:name="proper-care"/>
+        <w:t xml:space="preserve">With a doctor’s bag and several uninterrupted minutes, successful Medicine removes one injury box; success by 5 or more removes two.</w:t>
+      </w:r>
+    </w:p>
+    <w:bookmarkEnd w:id="69"/>
+    <w:bookmarkStart w:id="70" w:name="proper-care"/>
     <w:p>
       <w:pPr>
         <w:pStyle w:val="Heading2"/>
@@ -13698,8 +14177,114 @@
         <w:t xml:space="preserve">A doctor’s surgery with instruments, chloroform and a clean table grants +2 to Medicine. A successful treatment removes two boxes; success by 5 or more removes three. Allow the time the treatment requires.</w:t>
       </w:r>
     </w:p>
-    <w:bookmarkEnd w:id="69"/>
-    <w:bookmarkStart w:id="70" w:name="natural-recovery"/>
+    <w:bookmarkEnd w:id="70"/>
+    <w:bookmarkStart w:id="71" w:name="treatment-attempts"/>
+    <w:p>
+      <w:pPr>
+        <w:pStyle w:val="Heading2"/>
+      </w:pPr>
+      <w:r>
+        <w:t xml:space="preserve">Treatment attempts</w:t>
+      </w:r>
+    </w:p>
+    <w:p>
+      <w:pPr>
+        <w:pStyle w:val="FirstParagraph"/>
+      </w:pPr>
+      <w:r>
+        <w:t xml:space="preserve">Each set of injuries permits one field-treatment attempt and one proper-care attempt. Further rolls require a meaningful improvement in care, a new treatment, or recovery time. Simply waiting and trying again is insufficient.</w:t>
+      </w:r>
+    </w:p>
+    <w:p>
+      <w:pPr>
+        <w:numPr>
+          <w:ilvl w:val="0"/>
+          <w:numId w:val="1019"/>
+        </w:numPr>
+        <w:pStyle w:val="Compact"/>
+      </w:pPr>
+      <w:r>
+        <w:rPr>
+          <w:bCs/>
+          <w:b/>
+        </w:rPr>
+        <w:t xml:space="preserve">A set of injuries</w:t>
+      </w:r>
+      <w:r>
+        <w:t xml:space="preserve"> </w:t>
+      </w:r>
+      <w:r>
+        <w:t xml:space="preserve">is the injury boxes from one encounter or one harmful incident: a fight, a fall, a fire, a night of exposure.</w:t>
+      </w:r>
+    </w:p>
+    <w:p>
+      <w:pPr>
+        <w:numPr>
+          <w:ilvl w:val="0"/>
+          <w:numId w:val="1019"/>
+        </w:numPr>
+        <w:pStyle w:val="Compact"/>
+      </w:pPr>
+      <w:r>
+        <w:rPr>
+          <w:bCs/>
+          <w:b/>
+        </w:rPr>
+        <w:t xml:space="preserve">Later injuries start a new set.</w:t>
+      </w:r>
+      <w:r>
+        <w:t xml:space="preserve"> </w:t>
+      </w:r>
+      <w:r>
+        <w:t xml:space="preserve">Its attempts can remove only its own boxes. A fresh scratch doesn’t reopen the wounds you already treated: those boxes stay until their own set allows another roll, or rest clears them.</w:t>
+      </w:r>
+    </w:p>
+    <w:p>
+      <w:pPr>
+        <w:numPr>
+          <w:ilvl w:val="0"/>
+          <w:numId w:val="1019"/>
+        </w:numPr>
+        <w:pStyle w:val="Compact"/>
+      </w:pPr>
+      <w:r>
+        <w:rPr>
+          <w:bCs/>
+          <w:b/>
+        </w:rPr>
+        <w:t xml:space="preserve">What allows another roll:</w:t>
+      </w:r>
+      <w:r>
+        <w:t xml:space="preserve"> </w:t>
+      </w:r>
+      <w:r>
+        <w:t xml:space="preserve">a meaningful improvement (moving from the field to A doctor’s surgery with instruments, chloroform and a clean table, a better healer taking over), a new treatment (surgery, a remedy, healing magic), or recovery time (rest that has already cleared a box from that set). The GM decides whether a change is meaningful.</w:t>
+      </w:r>
+    </w:p>
+    <w:p>
+      <w:pPr>
+        <w:numPr>
+          <w:ilvl w:val="0"/>
+          <w:numId w:val="1019"/>
+        </w:numPr>
+        <w:pStyle w:val="Compact"/>
+      </w:pPr>
+      <w:r>
+        <w:rPr>
+          <w:bCs/>
+          <w:b/>
+        </w:rPr>
+        <w:t xml:space="preserve">Stabilization is separate.</w:t>
+      </w:r>
+      <w:r>
+        <w:t xml:space="preserve"> </w:t>
+      </w:r>
+      <w:r>
+        <w:t xml:space="preserve">Stopping someone Dying is never limited by these attempts and never removes boxes; a treatment roll that removes boxes also stabilizes.</w:t>
+      </w:r>
+    </w:p>
+    <w:bookmarkEnd w:id="71"/>
+    <w:bookmarkStart w:id="72" w:name="natural-recovery"/>
     <w:p>
       <w:pPr>
         <w:pStyle w:val="Heading2"/>
@@ -13884,9 +14469,9 @@
         <w:t xml:space="preserve">At three boxes, rest alone does nothing until someone has stabilized or treated you; after that, a week of rest in their care clears the first box. A successful treatment is faster. The times add up: from three boxes, rest alone takes about a week and a half to heal completely (a week, then three days, then a day).</w:t>
       </w:r>
     </w:p>
-    <w:bookmarkEnd w:id="70"/>
-    <w:bookmarkEnd w:id="71"/>
-    <w:bookmarkStart w:id="77" w:name="magic"/>
+    <w:bookmarkEnd w:id="72"/>
+    <w:bookmarkEnd w:id="73"/>
+    <w:bookmarkStart w:id="79" w:name="magic"/>
     <w:p>
       <w:pPr>
         <w:pStyle w:val="Heading1"/>
@@ -14130,7 +14715,7 @@
         </w:tc>
       </w:tr>
     </w:tbl>
-    <w:bookmarkStart w:id="72" w:name="hexes"/>
+    <w:bookmarkStart w:id="74" w:name="hexes"/>
     <w:p>
       <w:pPr>
         <w:pStyle w:val="Heading2"/>
@@ -14157,7 +14742,7 @@
         <w:t xml:space="preserve">base effect</w:t>
       </w:r>
       <w:r>
-        <w:t xml:space="preserve">: one target, for one scene, at Close or Short range. Harm marks 2 boxes; a penalty is −2; the target resists with an attribute where it makes sense.</w:t>
+        <w:t xml:space="preserve">: one target, for one scene, at Close or Short range. Harm marks 2 boxes; a penalty is −2.</w:t>
       </w:r>
     </w:p>
     <w:p>
@@ -14169,13 +14754,13 @@
           <w:bCs/>
           <w:b/>
         </w:rPr>
-        <w:t xml:space="preserve">Boosts.</w:t>
-      </w:r>
-      <w:r>
-        <w:t xml:space="preserve"> </w:t>
-      </w:r>
-      <w:r>
-        <w:t xml:space="preserve">Your step sets your power (your Occult training: Trained, Specialty, Expert). Each step above the first gives</w:t>
+        <w:t xml:space="preserve">Defense or resistance.</w:t>
+      </w:r>
+      <w:r>
+        <w:t xml:space="preserve"> </w:t>
+      </w:r>
+      <w:r>
+        <w:t xml:space="preserve">A hostile hex says in its description how its target avoids it:</w:t>
       </w:r>
       <w:r>
         <w:t xml:space="preserve"> </w:t>
@@ -14185,10 +14770,13 @@
           <w:bCs/>
           <w:b/>
         </w:rPr>
-        <w:t xml:space="preserve">one Boost</w:t>
-      </w:r>
-      <w:r>
-        <w:t xml:space="preserve">, chosen</w:t>
+        <w:t xml:space="preserve">a defense</w:t>
+      </w:r>
+      <w:r>
+        <w:t xml:space="preserve"> </w:t>
+      </w:r>
+      <w:r>
+        <w:t xml:space="preserve">or</w:t>
       </w:r>
       <w:r>
         <w:t xml:space="preserve"> </w:t>
@@ -14198,23 +14786,608 @@
           <w:bCs/>
           <w:b/>
         </w:rPr>
-        <w:t xml:space="preserve">as you cast</w:t>
-      </w:r>
-      <w:r>
-        <w:t xml:space="preserve">. Each Boost you spend is</w:t>
-      </w:r>
-      <w:r>
-        <w:t xml:space="preserve"> </w:t>
-      </w:r>
+        <w:t xml:space="preserve">a resistance</w:t>
+      </w:r>
+      <w:r>
+        <w:t xml:space="preserve">, never both, and never chosen at the moment of casting.</w:t>
+      </w:r>
+    </w:p>
+    <w:p>
+      <w:pPr>
+        <w:numPr>
+          <w:ilvl w:val="0"/>
+          <w:numId w:val="1020"/>
+        </w:numPr>
+        <w:pStyle w:val="Compact"/>
+      </w:pPr>
       <w:r>
         <w:rPr>
           <w:bCs/>
           <w:b/>
         </w:rPr>
+        <w:t xml:space="preserve">A defense</w:t>
+      </w:r>
+      <w:r>
+        <w:t xml:space="preserve"> </w:t>
+      </w:r>
+      <w:r>
+        <w:t xml:space="preserve">(</w:t>
+      </w:r>
+      <w:r>
+        <w:t xml:space="preserve">“</w:t>
+      </w:r>
+      <w:r>
+        <w:t xml:space="preserve">Dodge applies</w:t>
+      </w:r>
+      <w:r>
+        <w:t xml:space="preserve">”</w:t>
+      </w:r>
+      <w:r>
+        <w:t xml:space="preserve">): the hex is an attack, and the casting roll is the attack roll. If it succeeds, the target may defend as against any attack, using their one defense a round, and</w:t>
+      </w:r>
+      <w:r>
+        <w:t xml:space="preserve"> </w:t>
+      </w:r>
+      <w:r>
+        <w:rPr>
+          <w:bCs/>
+          <w:b/>
+        </w:rPr>
+        <w:t xml:space="preserve">attack quality applies</w:t>
+      </w:r>
+      <w:r>
+        <w:t xml:space="preserve"> </w:t>
+      </w:r>
+      <w:r>
+        <w:t xml:space="preserve">from the casting margin: succeeded by 3–4, the defense is at −1; by 5–6, −2; by 7 or more, −3.</w:t>
+      </w:r>
+    </w:p>
+    <w:p>
+      <w:pPr>
+        <w:numPr>
+          <w:ilvl w:val="0"/>
+          <w:numId w:val="1020"/>
+        </w:numPr>
+        <w:pStyle w:val="Compact"/>
+      </w:pPr>
+      <w:r>
+        <w:rPr>
+          <w:bCs/>
+          <w:b/>
+        </w:rPr>
+        <w:t xml:space="preserve">A resistance</w:t>
+      </w:r>
+      <w:r>
+        <w:t xml:space="preserve"> </w:t>
+      </w:r>
+      <w:r>
+        <w:t xml:space="preserve">(</w:t>
+      </w:r>
+      <w:r>
+        <w:t xml:space="preserve">“</w:t>
+      </w:r>
+      <w:r>
+        <w:t xml:space="preserve">Will resists</w:t>
+      </w:r>
+      <w:r>
+        <w:t xml:space="preserve">”</w:t>
+      </w:r>
+      <w:r>
+        <w:t xml:space="preserve">,</w:t>
+      </w:r>
+      <w:r>
+        <w:t xml:space="preserve"> </w:t>
+      </w:r>
+      <w:r>
+        <w:t xml:space="preserve">“</w:t>
+      </w:r>
+      <w:r>
+        <w:t xml:space="preserve">Body resists</w:t>
+      </w:r>
+      <w:r>
+        <w:t xml:space="preserve">”</w:t>
+      </w:r>
+      <w:r>
+        <w:t xml:space="preserve">): a contest between the casting roll and the target’s roll on that attribute, by the usual contest rules (a success beats a failure; if both succeed, the larger margin wins; ties go to the target). Attack quality doesn’t apply: the casting margin already counts in the contest. The target’s injury penalty applies only when the resistance is physical (Body).</w:t>
+      </w:r>
+    </w:p>
+    <w:p>
+      <w:pPr>
+        <w:numPr>
+          <w:ilvl w:val="0"/>
+          <w:numId w:val="1020"/>
+        </w:numPr>
+        <w:pStyle w:val="Compact"/>
+      </w:pPr>
+      <w:r>
+        <w:rPr>
+          <w:bCs/>
+          <w:b/>
+        </w:rPr>
+        <w:t xml:space="preserve">Neither</w:t>
+      </w:r>
+      <w:r>
+        <w:t xml:space="preserve"> </w:t>
+      </w:r>
+      <w:r>
+        <w:t xml:space="preserve">(a hex on an object, or on a willing target): it simply works on a success.</w:t>
+      </w:r>
+    </w:p>
+    <w:p>
+      <w:pPr>
+        <w:pStyle w:val="FirstParagraph"/>
+      </w:pPr>
+      <w:r>
+        <w:rPr>
+          <w:bCs/>
+          <w:b/>
+        </w:rPr>
+        <w:t xml:space="preserve">Harm limit.</w:t>
+      </w:r>
+      <w:r>
+        <w:t xml:space="preserve"> </w:t>
+      </w:r>
+      <w:r>
+        <w:t xml:space="preserve">Magic at personal scale marks</w:t>
+      </w:r>
+      <w:r>
+        <w:t xml:space="preserve"> </w:t>
+      </w:r>
+      <w:r>
+        <w:rPr>
+          <w:bCs/>
+          <w:b/>
+        </w:rPr>
+        <w:t xml:space="preserve">at most 3 boxes</w:t>
+      </w:r>
+      <w:r>
+        <w:t xml:space="preserve"> </w:t>
+      </w:r>
+      <w:r>
+        <w:t xml:space="preserve">on any one target from one hex, ritual or charm, whatever its Boosts. Magical harm follows the</w:t>
+      </w:r>
+      <w:r>
+        <w:t xml:space="preserve"> </w:t>
+      </w:r>
+      <w:r>
+        <w:rPr>
+          <w:iCs/>
+          <w:i/>
+        </w:rPr>
+        <w:t xml:space="preserve">Injury</w:t>
+      </w:r>
+      <w:r>
+        <w:t xml:space="preserve"> </w:t>
+      </w:r>
+      <w:r>
+        <w:t xml:space="preserve">rules like a weapon’s: a hit of 2 or more boxes that brings someone to three boxes leaves them Dying. Boosts beyond the limit go to the other dimensions: range, duration, or more targets.</w:t>
+      </w:r>
+    </w:p>
+    <w:p>
+      <w:pPr>
+        <w:pStyle w:val="BodyText"/>
+      </w:pPr>
+      <w:r>
+        <w:rPr>
+          <w:bCs/>
+          <w:b/>
+        </w:rPr>
+        <w:t xml:space="preserve">Boosts.</w:t>
+      </w:r>
+      <w:r>
+        <w:t xml:space="preserve"> </w:t>
+      </w:r>
+      <w:r>
+        <w:t xml:space="preserve">Your step sets your power (your Occult training: Trained, Specialty, Expert). Each step above the first gives</w:t>
+      </w:r>
+      <w:r>
+        <w:t xml:space="preserve"> </w:t>
+      </w:r>
+      <w:r>
+        <w:rPr>
+          <w:bCs/>
+          <w:b/>
+        </w:rPr>
+        <w:t xml:space="preserve">one Boost</w:t>
+      </w:r>
+      <w:r>
+        <w:t xml:space="preserve">, chosen</w:t>
+      </w:r>
+      <w:r>
+        <w:t xml:space="preserve"> </w:t>
+      </w:r>
+      <w:r>
+        <w:rPr>
+          <w:bCs/>
+          <w:b/>
+        </w:rPr>
+        <w:t xml:space="preserve">as you cast</w:t>
+      </w:r>
+      <w:r>
+        <w:t xml:space="preserve">. Each Boost you spend is</w:t>
+      </w:r>
+      <w:r>
+        <w:t xml:space="preserve"> </w:t>
+      </w:r>
+      <w:r>
+        <w:rPr>
+          <w:bCs/>
+          <w:b/>
+        </w:rPr>
         <w:t xml:space="preserve">−1 to the roll</w:t>
       </w:r>
       <w:r>
         <w:t xml:space="preserve">, so you can always hold back.</w:t>
+      </w:r>
+    </w:p>
+    <w:tbl>
+      <w:tblPr>
+        <w:tblStyle w:val="Table"/>
+        <w:tblW w:type="pct" w:w="5000"/>
+        <w:tblLook w:firstRow="1" w:lastRow="0" w:firstColumn="0" w:lastColumn="0" w:noHBand="0" w:noVBand="0" w:val="0020"/>
+        <w:jc w:val="start"/>
+        <w:tblBorders>
+          <w:top w:val="single" w:sz="4" w:color="B8C2D3"/>
+          <w:left w:val="single" w:sz="4" w:color="B8C2D3"/>
+          <w:bottom w:val="single" w:sz="4" w:color="B8C2D3"/>
+          <w:right w:val="single" w:sz="4" w:color="B8C2D3"/>
+          <w:insideH w:val="single" w:sz="4" w:color="B8C2D3"/>
+          <w:insideV w:val="single" w:sz="4" w:color="B8C2D3"/>
+        </w:tblBorders>
+      </w:tblPr>
+      <w:tblGrid>
+        <w:gridCol w:w="2640"/>
+        <w:gridCol w:w="2640"/>
+        <w:gridCol w:w="2640"/>
+      </w:tblGrid>
+      <w:tr>
+        <w:trPr>
+          <w:tblHeader w:val="true"/>
+        </w:trPr>
+        <w:tc>
+          <w:tcPr>
+            <w:shd w:val="clear" w:fill="E6E8E6"/>
+          </w:tcPr>
+          <w:p>
+            <w:pPr>
+              <w:pStyle w:val="Compact"/>
+              <w:jc w:val="left"/>
+            </w:pPr>
+            <w:r>
+              <w:rPr>
+                <w:b/>
+                <w:sz w:val="19"/>
+              </w:rPr>
+              <w:t xml:space="preserve">Boost</w:t>
+            </w:r>
+          </w:p>
+        </w:tc>
+        <w:tc>
+          <w:tcPr>
+            <w:shd w:val="clear" w:fill="E6E8E6"/>
+          </w:tcPr>
+          <w:p>
+            <w:pPr>
+              <w:pStyle w:val="Compact"/>
+              <w:jc w:val="left"/>
+            </w:pPr>
+            <w:r>
+              <w:rPr>
+                <w:b/>
+                <w:sz w:val="19"/>
+              </w:rPr>
+              <w:t xml:space="preserve">One Boost</w:t>
+            </w:r>
+          </w:p>
+        </w:tc>
+        <w:tc>
+          <w:tcPr>
+            <w:shd w:val="clear" w:fill="E6E8E6"/>
+          </w:tcPr>
+          <w:p>
+            <w:pPr>
+              <w:pStyle w:val="Compact"/>
+              <w:jc w:val="left"/>
+            </w:pPr>
+            <w:r>
+              <w:rPr>
+                <w:b/>
+                <w:sz w:val="19"/>
+              </w:rPr>
+              <w:t xml:space="preserve">Two Boosts</w:t>
+            </w:r>
+          </w:p>
+        </w:tc>
+      </w:tr>
+      <w:tr>
+        <w:tc>
+          <w:tcPr/>
+          <w:p>
+            <w:pPr>
+              <w:pStyle w:val="Compact"/>
+              <w:jc w:val="left"/>
+            </w:pPr>
+            <w:r>
+              <w:rPr>
+                <w:bCs/>
+                <w:b/>
+                <w:sz w:val="19"/>
+              </w:rPr>
+              <w:t xml:space="preserve">Harder</w:t>
+            </w:r>
+          </w:p>
+        </w:tc>
+        <w:tc>
+          <w:tcPr/>
+          <w:p>
+            <w:pPr>
+              <w:pStyle w:val="Compact"/>
+              <w:jc w:val="left"/>
+            </w:pPr>
+            <w:r>
+              <w:rPr>
+                <w:sz w:val="19"/>
+              </w:rPr>
+              <w:t xml:space="preserve">+1 box (3 at most), or the penalty becomes −3</w:t>
+            </w:r>
+          </w:p>
+        </w:tc>
+        <w:tc>
+          <w:tcPr/>
+          <w:p>
+            <w:pPr>
+              <w:pStyle w:val="Compact"/>
+              <w:jc w:val="left"/>
+            </w:pPr>
+            <w:r>
+              <w:rPr>
+                <w:sz w:val="19"/>
+              </w:rPr>
+              <w:t xml:space="preserve">+2 boxes (3 at most), or −4</w:t>
+            </w:r>
+          </w:p>
+        </w:tc>
+      </w:tr>
+      <w:tr>
+        <w:tc>
+          <w:tcPr/>
+          <w:p>
+            <w:pPr>
+              <w:pStyle w:val="Compact"/>
+              <w:jc w:val="left"/>
+            </w:pPr>
+            <w:r>
+              <w:rPr>
+                <w:bCs/>
+                <w:b/>
+                <w:sz w:val="19"/>
+              </w:rPr>
+              <w:t xml:space="preserve">Wider</w:t>
+            </w:r>
+          </w:p>
+        </w:tc>
+        <w:tc>
+          <w:tcPr/>
+          <w:p>
+            <w:pPr>
+              <w:pStyle w:val="Compact"/>
+              <w:jc w:val="left"/>
+            </w:pPr>
+            <w:r>
+              <w:rPr>
+                <w:sz w:val="19"/>
+              </w:rPr>
+              <w:t xml:space="preserve">A handful of targets</w:t>
+            </w:r>
+          </w:p>
+        </w:tc>
+        <w:tc>
+          <w:tcPr/>
+          <w:p>
+            <w:pPr>
+              <w:pStyle w:val="Compact"/>
+              <w:jc w:val="left"/>
+            </w:pPr>
+            <w:r>
+              <w:rPr>
+                <w:sz w:val="19"/>
+              </w:rPr>
+              <w:t xml:space="preserve">A crowd, or an area</w:t>
+            </w:r>
+          </w:p>
+        </w:tc>
+      </w:tr>
+      <w:tr>
+        <w:tc>
+          <w:tcPr/>
+          <w:p>
+            <w:pPr>
+              <w:pStyle w:val="Compact"/>
+              <w:jc w:val="left"/>
+            </w:pPr>
+            <w:r>
+              <w:rPr>
+                <w:bCs/>
+                <w:b/>
+                <w:sz w:val="19"/>
+              </w:rPr>
+              <w:t xml:space="preserve">Longer</w:t>
+            </w:r>
+          </w:p>
+        </w:tc>
+        <w:tc>
+          <w:tcPr/>
+          <w:p>
+            <w:pPr>
+              <w:pStyle w:val="Compact"/>
+              <w:jc w:val="left"/>
+            </w:pPr>
+            <w:r>
+              <w:rPr>
+                <w:sz w:val="19"/>
+              </w:rPr>
+              <w:t xml:space="preserve">A day</w:t>
+            </w:r>
+          </w:p>
+        </w:tc>
+        <w:tc>
+          <w:tcPr/>
+          <w:p>
+            <w:pPr>
+              <w:pStyle w:val="Compact"/>
+              <w:jc w:val="left"/>
+            </w:pPr>
+            <w:r>
+              <w:rPr>
+                <w:sz w:val="19"/>
+              </w:rPr>
+              <w:t xml:space="preserve">Until it’s lifted</w:t>
+            </w:r>
+          </w:p>
+        </w:tc>
+      </w:tr>
+      <w:tr>
+        <w:tc>
+          <w:tcPr/>
+          <w:p>
+            <w:pPr>
+              <w:pStyle w:val="Compact"/>
+              <w:jc w:val="left"/>
+            </w:pPr>
+            <w:r>
+              <w:rPr>
+                <w:bCs/>
+                <w:b/>
+                <w:sz w:val="19"/>
+              </w:rPr>
+              <w:t xml:space="preserve">Farther</w:t>
+            </w:r>
+          </w:p>
+        </w:tc>
+        <w:tc>
+          <w:tcPr/>
+          <w:p>
+            <w:pPr>
+              <w:pStyle w:val="Compact"/>
+              <w:jc w:val="left"/>
+            </w:pPr>
+            <w:r>
+              <w:rPr>
+                <w:sz w:val="19"/>
+              </w:rPr>
+              <w:t xml:space="preserve">One range band farther</w:t>
+            </w:r>
+          </w:p>
+        </w:tc>
+        <w:tc>
+          <w:tcPr/>
+          <w:p>
+            <w:pPr>
+              <w:pStyle w:val="Compact"/>
+              <w:jc w:val="left"/>
+            </w:pPr>
+            <w:r>
+              <w:rPr>
+                <w:sz w:val="19"/>
+              </w:rPr>
+              <w:t xml:space="preserve">Two bands farther</w:t>
+            </w:r>
+          </w:p>
+        </w:tc>
+      </w:tr>
+    </w:tbl>
+    <w:p>
+      <w:pPr>
+        <w:pStyle w:val="BodyText"/>
+      </w:pPr>
+      <w:r>
+        <w:rPr>
+          <w:bCs/>
+          <w:b/>
+        </w:rPr>
+        <w:t xml:space="preserve">The price.</w:t>
+      </w:r>
+      <w:r>
+        <w:t xml:space="preserve"> </w:t>
+      </w:r>
+      <w:r>
+        <w:t xml:space="preserve">A failed hex marks a box of The Dark; a natural 18 marks two, or something answers that shouldn’t.</w:t>
+      </w:r>
+    </w:p>
+    <w:bookmarkEnd w:id="74"/>
+    <w:bookmarkStart w:id="75" w:name="rituals"/>
+    <w:p>
+      <w:pPr>
+        <w:pStyle w:val="Heading2"/>
+      </w:pPr>
+      <w:r>
+        <w:t xml:space="preserve">Rituals</w:t>
+      </w:r>
+    </w:p>
+    <w:p>
+      <w:pPr>
+        <w:numPr>
+          <w:ilvl w:val="0"/>
+          <w:numId w:val="1021"/>
+        </w:numPr>
+        <w:pStyle w:val="Compact"/>
+      </w:pPr>
+      <w:r>
+        <w:rPr>
+          <w:bCs/>
+          <w:b/>
+        </w:rPr>
+        <w:t xml:space="preserve">Describe the effect.</w:t>
+      </w:r>
+      <w:r>
+        <w:t xml:space="preserve"> </w:t>
+      </w:r>
+      <w:r>
+        <w:t xml:space="preserve">The GM sets its weight and says what it can and can’t do before you start.</w:t>
+      </w:r>
+    </w:p>
+    <w:p>
+      <w:pPr>
+        <w:numPr>
+          <w:ilvl w:val="0"/>
+          <w:numId w:val="1021"/>
+        </w:numPr>
+        <w:pStyle w:val="Compact"/>
+      </w:pPr>
+      <w:r>
+        <w:rPr>
+          <w:bCs/>
+          <w:b/>
+        </w:rPr>
+        <w:t xml:space="preserve">Fill the clock</w:t>
+      </w:r>
+      <w:r>
+        <w:t xml:space="preserve"> </w:t>
+      </w:r>
+      <w:r>
+        <w:t xml:space="preserve">with Occult rolls at your pace (usually ten minutes a roll). Success fills one segment, success by 5 or more two. A failure costs time or ticks a danger clock.</w:t>
+      </w:r>
+    </w:p>
+    <w:p>
+      <w:pPr>
+        <w:numPr>
+          <w:ilvl w:val="0"/>
+          <w:numId w:val="1021"/>
+        </w:numPr>
+        <w:pStyle w:val="Compact"/>
+      </w:pPr>
+      <w:r>
+        <w:rPr>
+          <w:bCs/>
+          <w:b/>
+        </w:rPr>
+        <w:t xml:space="preserve">It happens</w:t>
+      </w:r>
+      <w:r>
+        <w:t xml:space="preserve"> </w:t>
+      </w:r>
+      <w:r>
+        <w:t xml:space="preserve">when the clock is full. A ritual interrupted with energy gathered may go wrong.</w:t>
       </w:r>
     </w:p>
     <w:tbl>
@@ -14255,7 +15428,7 @@
                 <w:b/>
                 <w:sz w:val="19"/>
               </w:rPr>
-              <w:t xml:space="preserve">Boost</w:t>
+              <w:t xml:space="preserve">Weight</w:t>
             </w:r>
           </w:p>
         </w:tc>
@@ -14273,7 +15446,7 @@
                 <w:b/>
                 <w:sz w:val="19"/>
               </w:rPr>
-              <w:t xml:space="preserve">One Boost</w:t>
+              <w:t xml:space="preserve">Segments</w:t>
             </w:r>
           </w:p>
         </w:tc>
@@ -14291,203 +15464,151 @@
                 <w:b/>
                 <w:sz w:val="19"/>
               </w:rPr>
-              <w:t xml:space="preserve">Two Boosts</w:t>
-            </w:r>
-          </w:p>
-        </w:tc>
-      </w:tr>
-      <w:tr>
-        <w:tc>
-          <w:tcPr/>
-          <w:p>
-            <w:pPr>
-              <w:pStyle w:val="Compact"/>
-              <w:jc w:val="left"/>
-            </w:pPr>
-            <w:r>
-              <w:rPr>
-                <w:bCs/>
-                <w:b/>
-                <w:sz w:val="19"/>
-              </w:rPr>
-              <w:t xml:space="preserve">Harder</w:t>
-            </w:r>
-          </w:p>
-        </w:tc>
-        <w:tc>
-          <w:tcPr/>
-          <w:p>
-            <w:pPr>
-              <w:pStyle w:val="Compact"/>
-              <w:jc w:val="left"/>
-            </w:pPr>
-            <w:r>
-              <w:rPr>
-                <w:sz w:val="19"/>
-              </w:rPr>
-              <w:t xml:space="preserve">+1 box, or the penalty becomes −3</w:t>
-            </w:r>
-          </w:p>
-        </w:tc>
-        <w:tc>
-          <w:tcPr/>
-          <w:p>
-            <w:pPr>
-              <w:pStyle w:val="Compact"/>
-              <w:jc w:val="left"/>
-            </w:pPr>
-            <w:r>
-              <w:rPr>
-                <w:sz w:val="19"/>
-              </w:rPr>
-              <w:t xml:space="preserve">+2 boxes, or −4</w:t>
-            </w:r>
-          </w:p>
-        </w:tc>
-      </w:tr>
-      <w:tr>
-        <w:tc>
-          <w:tcPr/>
-          <w:p>
-            <w:pPr>
-              <w:pStyle w:val="Compact"/>
-              <w:jc w:val="left"/>
-            </w:pPr>
-            <w:r>
-              <w:rPr>
-                <w:bCs/>
-                <w:b/>
-                <w:sz w:val="19"/>
-              </w:rPr>
-              <w:t xml:space="preserve">Wider</w:t>
-            </w:r>
-          </w:p>
-        </w:tc>
-        <w:tc>
-          <w:tcPr/>
-          <w:p>
-            <w:pPr>
-              <w:pStyle w:val="Compact"/>
-              <w:jc w:val="left"/>
-            </w:pPr>
-            <w:r>
-              <w:rPr>
-                <w:sz w:val="19"/>
-              </w:rPr>
-              <w:t xml:space="preserve">A handful of targets</w:t>
-            </w:r>
-          </w:p>
-        </w:tc>
-        <w:tc>
-          <w:tcPr/>
-          <w:p>
-            <w:pPr>
-              <w:pStyle w:val="Compact"/>
-              <w:jc w:val="left"/>
-            </w:pPr>
-            <w:r>
-              <w:rPr>
-                <w:sz w:val="19"/>
-              </w:rPr>
-              <w:t xml:space="preserve">A crowd, or an area</w:t>
-            </w:r>
-          </w:p>
-        </w:tc>
-      </w:tr>
-      <w:tr>
-        <w:tc>
-          <w:tcPr/>
-          <w:p>
-            <w:pPr>
-              <w:pStyle w:val="Compact"/>
-              <w:jc w:val="left"/>
-            </w:pPr>
-            <w:r>
-              <w:rPr>
-                <w:bCs/>
-                <w:b/>
-                <w:sz w:val="19"/>
-              </w:rPr>
-              <w:t xml:space="preserve">Longer</w:t>
-            </w:r>
-          </w:p>
-        </w:tc>
-        <w:tc>
-          <w:tcPr/>
-          <w:p>
-            <w:pPr>
-              <w:pStyle w:val="Compact"/>
-              <w:jc w:val="left"/>
-            </w:pPr>
-            <w:r>
-              <w:rPr>
-                <w:sz w:val="19"/>
-              </w:rPr>
-              <w:t xml:space="preserve">A day</w:t>
-            </w:r>
-          </w:p>
-        </w:tc>
-        <w:tc>
-          <w:tcPr/>
-          <w:p>
-            <w:pPr>
-              <w:pStyle w:val="Compact"/>
-              <w:jc w:val="left"/>
-            </w:pPr>
-            <w:r>
-              <w:rPr>
-                <w:sz w:val="19"/>
-              </w:rPr>
-              <w:t xml:space="preserve">Until it’s lifted</w:t>
-            </w:r>
-          </w:p>
-        </w:tc>
-      </w:tr>
-      <w:tr>
-        <w:tc>
-          <w:tcPr/>
-          <w:p>
-            <w:pPr>
-              <w:pStyle w:val="Compact"/>
-              <w:jc w:val="left"/>
-            </w:pPr>
-            <w:r>
-              <w:rPr>
-                <w:bCs/>
-                <w:b/>
-                <w:sz w:val="19"/>
-              </w:rPr>
-              <w:t xml:space="preserve">Farther</w:t>
-            </w:r>
-          </w:p>
-        </w:tc>
-        <w:tc>
-          <w:tcPr/>
-          <w:p>
-            <w:pPr>
-              <w:pStyle w:val="Compact"/>
-              <w:jc w:val="left"/>
-            </w:pPr>
-            <w:r>
-              <w:rPr>
-                <w:sz w:val="19"/>
-              </w:rPr>
-              <w:t xml:space="preserve">One range band farther</w:t>
-            </w:r>
-          </w:p>
-        </w:tc>
-        <w:tc>
-          <w:tcPr/>
-          <w:p>
-            <w:pPr>
-              <w:pStyle w:val="Compact"/>
-              <w:jc w:val="left"/>
-            </w:pPr>
-            <w:r>
-              <w:rPr>
-                <w:sz w:val="19"/>
-              </w:rPr>
-              <w:t xml:space="preserve">Two bands farther</w:t>
+              <w:t xml:space="preserve">Scale</w:t>
+            </w:r>
+          </w:p>
+        </w:tc>
+      </w:tr>
+      <w:tr>
+        <w:tc>
+          <w:tcPr/>
+          <w:p>
+            <w:pPr>
+              <w:pStyle w:val="Compact"/>
+              <w:jc w:val="left"/>
+            </w:pPr>
+            <w:r>
+              <w:rPr>
+                <w:b/>
+                <w:sz w:val="19"/>
+              </w:rPr>
+              <w:t xml:space="preserve">Minor</w:t>
+            </w:r>
+          </w:p>
+        </w:tc>
+        <w:tc>
+          <w:tcPr/>
+          <w:p>
+            <w:pPr>
+              <w:pStyle w:val="Compact"/>
+              <w:jc w:val="left"/>
+            </w:pPr>
+            <w:r>
+              <w:rPr>
+                <w:sz w:val="19"/>
+              </w:rPr>
+              <w:t xml:space="preserve">2</w:t>
+            </w:r>
+          </w:p>
+        </w:tc>
+        <w:tc>
+          <w:tcPr/>
+          <w:p>
+            <w:pPr>
+              <w:pStyle w:val="Compact"/>
+              <w:jc w:val="left"/>
+            </w:pPr>
+            <w:r>
+              <w:rPr>
+                <w:sz w:val="19"/>
+              </w:rPr>
+              <w:t xml:space="preserve">One person, one night, one small thing</w:t>
+            </w:r>
+          </w:p>
+        </w:tc>
+      </w:tr>
+      <w:tr>
+        <w:tc>
+          <w:tcPr/>
+          <w:p>
+            <w:pPr>
+              <w:pStyle w:val="Compact"/>
+              <w:jc w:val="left"/>
+            </w:pPr>
+            <w:r>
+              <w:rPr>
+                <w:b/>
+                <w:sz w:val="19"/>
+              </w:rPr>
+              <w:t xml:space="preserve">Significant</w:t>
+            </w:r>
+          </w:p>
+        </w:tc>
+        <w:tc>
+          <w:tcPr/>
+          <w:p>
+            <w:pPr>
+              <w:pStyle w:val="Compact"/>
+              <w:jc w:val="left"/>
+            </w:pPr>
+            <w:r>
+              <w:rPr>
+                <w:sz w:val="19"/>
+              </w:rPr>
+              <w:t xml:space="preserve">4</w:t>
+            </w:r>
+          </w:p>
+        </w:tc>
+        <w:tc>
+          <w:tcPr/>
+          <w:p>
+            <w:pPr>
+              <w:pStyle w:val="Compact"/>
+              <w:jc w:val="left"/>
+            </w:pPr>
+            <w:r>
+              <w:rPr>
+                <w:sz w:val="19"/>
+              </w:rPr>
+              <w:t xml:space="preserve">A household, a building, a question answered</w:t>
+            </w:r>
+          </w:p>
+        </w:tc>
+      </w:tr>
+      <w:tr>
+        <w:tc>
+          <w:tcPr/>
+          <w:p>
+            <w:pPr>
+              <w:pStyle w:val="Compact"/>
+              <w:jc w:val="left"/>
+            </w:pPr>
+            <w:r>
+              <w:rPr>
+                <w:b/>
+                <w:sz w:val="19"/>
+              </w:rPr>
+              <w:t xml:space="preserve">Major</w:t>
+            </w:r>
+          </w:p>
+        </w:tc>
+        <w:tc>
+          <w:tcPr/>
+          <w:p>
+            <w:pPr>
+              <w:pStyle w:val="Compact"/>
+              <w:jc w:val="left"/>
+            </w:pPr>
+            <w:r>
+              <w:rPr>
+                <w:sz w:val="19"/>
+              </w:rPr>
+              <w:t xml:space="preserve">6</w:t>
+            </w:r>
+          </w:p>
+        </w:tc>
+        <w:tc>
+          <w:tcPr/>
+          <w:p>
+            <w:pPr>
+              <w:pStyle w:val="Compact"/>
+              <w:jc w:val="left"/>
+            </w:pPr>
+            <w:r>
+              <w:rPr>
+                <w:sz w:val="19"/>
+              </w:rPr>
+              <w:t xml:space="preserve">A bloodline, a town, a demon bound</w:t>
             </w:r>
           </w:p>
         </w:tc>
@@ -14502,366 +15623,97 @@
           <w:bCs/>
           <w:b/>
         </w:rPr>
-        <w:t xml:space="preserve">The price.</w:t>
-      </w:r>
-      <w:r>
-        <w:t xml:space="preserve"> </w:t>
-      </w:r>
-      <w:r>
-        <w:t xml:space="preserve">A failed hex marks a box of The Dark; a natural 18 marks two, or something answers that shouldn’t.</w:t>
-      </w:r>
-    </w:p>
-    <w:bookmarkEnd w:id="72"/>
-    <w:bookmarkStart w:id="73" w:name="rituals"/>
-    <w:p>
-      <w:pPr>
-        <w:pStyle w:val="Heading2"/>
-      </w:pPr>
-      <w:r>
-        <w:t xml:space="preserve">Rituals</w:t>
-      </w:r>
-    </w:p>
-    <w:p>
-      <w:pPr>
-        <w:numPr>
-          <w:ilvl w:val="0"/>
-          <w:numId w:val="1019"/>
-        </w:numPr>
-        <w:pStyle w:val="Compact"/>
+        <w:t xml:space="preserve">Trappings.</w:t>
+      </w:r>
+      <w:r>
+        <w:t xml:space="preserve"> </w:t>
+      </w:r>
+      <w:r>
+        <w:t xml:space="preserve">The right materials, hour or place remove one segment.</w:t>
+      </w:r>
+    </w:p>
+    <w:p>
+      <w:pPr>
+        <w:pStyle w:val="BodyText"/>
       </w:pPr>
       <w:r>
         <w:rPr>
           <w:bCs/>
           <w:b/>
         </w:rPr>
-        <w:t xml:space="preserve">Describe the effect.</w:t>
-      </w:r>
-      <w:r>
-        <w:t xml:space="preserve"> </w:t>
-      </w:r>
-      <w:r>
-        <w:t xml:space="preserve">The GM sets its weight and says what it can and can’t do before you start.</w:t>
-      </w:r>
-    </w:p>
-    <w:p>
-      <w:pPr>
-        <w:numPr>
-          <w:ilvl w:val="0"/>
-          <w:numId w:val="1019"/>
-        </w:numPr>
-        <w:pStyle w:val="Compact"/>
-      </w:pPr>
+        <w:t xml:space="preserve">Too slow for a fight.</w:t>
+      </w:r>
+      <w:r>
+        <w:t xml:space="preserve"> </w:t>
+      </w:r>
+      <w:r>
+        <w:t xml:space="preserve">A ritual takes a minute a roll at the very fastest. To use one in combat, finish it beforehand and store it in a charm.</w:t>
+      </w:r>
+    </w:p>
+    <w:bookmarkEnd w:id="75"/>
+    <w:bookmarkStart w:id="76" w:name="charms"/>
+    <w:p>
+      <w:pPr>
+        <w:pStyle w:val="Heading2"/>
+      </w:pPr>
+      <w:r>
+        <w:t xml:space="preserve">Charms</w:t>
+      </w:r>
+    </w:p>
+    <w:p>
+      <w:pPr>
+        <w:pStyle w:val="FirstParagraph"/>
+      </w:pPr>
+      <w:r>
+        <w:t xml:space="preserve">Work a ritual in advance and store it in an object; break it (one action, no roll) to release it. Carry as many ready charms as your Occult training allows:</w:t>
+      </w:r>
+      <w:r>
+        <w:t xml:space="preserve"> </w:t>
+      </w:r>
       <w:r>
         <w:rPr>
           <w:bCs/>
           <w:b/>
         </w:rPr>
-        <w:t xml:space="preserve">Fill the clock</w:t>
-      </w:r>
-      <w:r>
-        <w:t xml:space="preserve"> </w:t>
-      </w:r>
-      <w:r>
-        <w:t xml:space="preserve">with Occult rolls at your pace (usually ten minutes a roll). Success fills one segment, success by 5 or more two. A failure costs time or ticks a danger clock.</w:t>
-      </w:r>
-    </w:p>
-    <w:p>
-      <w:pPr>
-        <w:numPr>
-          <w:ilvl w:val="0"/>
-          <w:numId w:val="1019"/>
-        </w:numPr>
-        <w:pStyle w:val="Compact"/>
+        <w:t xml:space="preserve">Trained 2, Specialty 3, Expert 4</w:t>
+      </w:r>
+      <w:r>
+        <w:t xml:space="preserve">. Preparation is how slow magic wins a fast fight.</w:t>
+      </w:r>
+    </w:p>
+    <w:p>
+      <w:pPr>
+        <w:pStyle w:val="BodyText"/>
       </w:pPr>
       <w:r>
         <w:rPr>
           <w:bCs/>
           <w:b/>
         </w:rPr>
-        <w:t xml:space="preserve">It happens</w:t>
-      </w:r>
-      <w:r>
-        <w:t xml:space="preserve"> </w:t>
-      </w:r>
-      <w:r>
-        <w:t xml:space="preserve">when the clock is full. A ritual interrupted with energy gathered may go wrong.</w:t>
-      </w:r>
-    </w:p>
-    <w:tbl>
-      <w:tblPr>
-        <w:tblStyle w:val="Table"/>
-        <w:tblW w:type="auto" w:w="0"/>
-        <w:tblLook w:firstRow="1" w:lastRow="0" w:firstColumn="0" w:lastColumn="0" w:noHBand="0" w:noVBand="0" w:val="0020"/>
-        <w:jc w:val="start"/>
-        <w:tblBorders>
-          <w:top w:val="single" w:sz="4" w:color="B8C2D3"/>
-          <w:left w:val="single" w:sz="4" w:color="B8C2D3"/>
-          <w:bottom w:val="single" w:sz="4" w:color="B8C2D3"/>
-          <w:right w:val="single" w:sz="4" w:color="B8C2D3"/>
-          <w:insideH w:val="single" w:sz="4" w:color="B8C2D3"/>
-          <w:insideV w:val="single" w:sz="4" w:color="B8C2D3"/>
-        </w:tblBorders>
-      </w:tblPr>
-      <w:tblGrid>
-        <w:gridCol w:w="2640"/>
-        <w:gridCol w:w="2640"/>
-        <w:gridCol w:w="2640"/>
-      </w:tblGrid>
-      <w:tr>
-        <w:trPr>
-          <w:tblHeader w:val="true"/>
-        </w:trPr>
-        <w:tc>
-          <w:tcPr>
-            <w:shd w:val="clear" w:fill="E6E8E6"/>
-          </w:tcPr>
-          <w:p>
-            <w:pPr>
-              <w:pStyle w:val="Compact"/>
-              <w:jc w:val="left"/>
-            </w:pPr>
-            <w:r>
-              <w:rPr>
-                <w:b/>
-                <w:sz w:val="19"/>
-              </w:rPr>
-              <w:t xml:space="preserve">Weight</w:t>
-            </w:r>
-          </w:p>
-        </w:tc>
-        <w:tc>
-          <w:tcPr>
-            <w:shd w:val="clear" w:fill="E6E8E6"/>
-          </w:tcPr>
-          <w:p>
-            <w:pPr>
-              <w:pStyle w:val="Compact"/>
-              <w:jc w:val="left"/>
-            </w:pPr>
-            <w:r>
-              <w:rPr>
-                <w:b/>
-                <w:sz w:val="19"/>
-              </w:rPr>
-              <w:t xml:space="preserve">Segments</w:t>
-            </w:r>
-          </w:p>
-        </w:tc>
-        <w:tc>
-          <w:tcPr>
-            <w:shd w:val="clear" w:fill="E6E8E6"/>
-          </w:tcPr>
-          <w:p>
-            <w:pPr>
-              <w:pStyle w:val="Compact"/>
-              <w:jc w:val="left"/>
-            </w:pPr>
-            <w:r>
-              <w:rPr>
-                <w:b/>
-                <w:sz w:val="19"/>
-              </w:rPr>
-              <w:t xml:space="preserve">Scale</w:t>
-            </w:r>
-          </w:p>
-        </w:tc>
-      </w:tr>
-      <w:tr>
-        <w:tc>
-          <w:tcPr/>
-          <w:p>
-            <w:pPr>
-              <w:pStyle w:val="Compact"/>
-              <w:jc w:val="left"/>
-            </w:pPr>
-            <w:r>
-              <w:rPr>
-                <w:b/>
-                <w:sz w:val="19"/>
-              </w:rPr>
-              <w:t xml:space="preserve">Minor</w:t>
-            </w:r>
-          </w:p>
-        </w:tc>
-        <w:tc>
-          <w:tcPr/>
-          <w:p>
-            <w:pPr>
-              <w:pStyle w:val="Compact"/>
-              <w:jc w:val="left"/>
-            </w:pPr>
-            <w:r>
-              <w:rPr>
-                <w:sz w:val="19"/>
-              </w:rPr>
-              <w:t xml:space="preserve">2</w:t>
-            </w:r>
-          </w:p>
-        </w:tc>
-        <w:tc>
-          <w:tcPr/>
-          <w:p>
-            <w:pPr>
-              <w:pStyle w:val="Compact"/>
-              <w:jc w:val="left"/>
-            </w:pPr>
-            <w:r>
-              <w:rPr>
-                <w:sz w:val="19"/>
-              </w:rPr>
-              <w:t xml:space="preserve">One person, one night, one small thing</w:t>
-            </w:r>
-          </w:p>
-        </w:tc>
-      </w:tr>
-      <w:tr>
-        <w:tc>
-          <w:tcPr/>
-          <w:p>
-            <w:pPr>
-              <w:pStyle w:val="Compact"/>
-              <w:jc w:val="left"/>
-            </w:pPr>
-            <w:r>
-              <w:rPr>
-                <w:b/>
-                <w:sz w:val="19"/>
-              </w:rPr>
-              <w:t xml:space="preserve">Significant</w:t>
-            </w:r>
-          </w:p>
-        </w:tc>
-        <w:tc>
-          <w:tcPr/>
-          <w:p>
-            <w:pPr>
-              <w:pStyle w:val="Compact"/>
-              <w:jc w:val="left"/>
-            </w:pPr>
-            <w:r>
-              <w:rPr>
-                <w:sz w:val="19"/>
-              </w:rPr>
-              <w:t xml:space="preserve">4</w:t>
-            </w:r>
-          </w:p>
-        </w:tc>
-        <w:tc>
-          <w:tcPr/>
-          <w:p>
-            <w:pPr>
-              <w:pStyle w:val="Compact"/>
-              <w:jc w:val="left"/>
-            </w:pPr>
-            <w:r>
-              <w:rPr>
-                <w:sz w:val="19"/>
-              </w:rPr>
-              <w:t xml:space="preserve">A household, a building, a question answered</w:t>
-            </w:r>
-          </w:p>
-        </w:tc>
-      </w:tr>
-      <w:tr>
-        <w:tc>
-          <w:tcPr/>
-          <w:p>
-            <w:pPr>
-              <w:pStyle w:val="Compact"/>
-              <w:jc w:val="left"/>
-            </w:pPr>
-            <w:r>
-              <w:rPr>
-                <w:b/>
-                <w:sz w:val="19"/>
-              </w:rPr>
-              <w:t xml:space="preserve">Major</w:t>
-            </w:r>
-          </w:p>
-        </w:tc>
-        <w:tc>
-          <w:tcPr/>
-          <w:p>
-            <w:pPr>
-              <w:pStyle w:val="Compact"/>
-              <w:jc w:val="left"/>
-            </w:pPr>
-            <w:r>
-              <w:rPr>
-                <w:sz w:val="19"/>
-              </w:rPr>
-              <w:t xml:space="preserve">6</w:t>
-            </w:r>
-          </w:p>
-        </w:tc>
-        <w:tc>
-          <w:tcPr/>
-          <w:p>
-            <w:pPr>
-              <w:pStyle w:val="Compact"/>
-              <w:jc w:val="left"/>
-            </w:pPr>
-            <w:r>
-              <w:rPr>
-                <w:sz w:val="19"/>
-              </w:rPr>
-              <w:t xml:space="preserve">A bloodline, a town, a demon bound</w:t>
-            </w:r>
-          </w:p>
-        </w:tc>
-      </w:tr>
-    </w:tbl>
-    <w:p>
-      <w:pPr>
-        <w:pStyle w:val="BodyText"/>
-      </w:pPr>
+        <w:t xml:space="preserve">A charm skips the casting roll, not the target’s chance.</w:t>
+      </w:r>
+      <w:r>
+        <w:t xml:space="preserve"> </w:t>
+      </w:r>
+      <w:r>
+        <w:t xml:space="preserve">Whatever a target could dodge or resist when the magic is cast, they can dodge or resist when it comes from a charm. With no casting roll, a charm counts as</w:t>
+      </w:r>
+      <w:r>
+        <w:t xml:space="preserve"> </w:t>
+      </w:r>
       <w:r>
         <w:rPr>
           <w:bCs/>
           <w:b/>
         </w:rPr>
-        <w:t xml:space="preserve">Trappings.</w:t>
-      </w:r>
-      <w:r>
-        <w:t xml:space="preserve"> </w:t>
-      </w:r>
-      <w:r>
-        <w:t xml:space="preserve">The right materials, hour or place remove one segment.</w:t>
-      </w:r>
-    </w:p>
-    <w:bookmarkEnd w:id="73"/>
-    <w:bookmarkStart w:id="74" w:name="charms"/>
-    <w:p>
-      <w:pPr>
-        <w:pStyle w:val="Heading2"/>
-      </w:pPr>
-      <w:r>
-        <w:t xml:space="preserve">Charms</w:t>
-      </w:r>
-    </w:p>
-    <w:p>
-      <w:pPr>
-        <w:pStyle w:val="FirstParagraph"/>
-      </w:pPr>
-      <w:r>
-        <w:t xml:space="preserve">Work a ritual in advance and store it in an object; break it (one action, no roll) to release it. Carry as many ready charms as your Occult training allows:</w:t>
-      </w:r>
-      <w:r>
-        <w:t xml:space="preserve"> </w:t>
-      </w:r>
-      <w:r>
-        <w:rPr>
-          <w:bCs/>
-          <w:b/>
-        </w:rPr>
-        <w:t xml:space="preserve">Trained 2, Specialty 3, Expert 4</w:t>
-      </w:r>
-      <w:r>
-        <w:t xml:space="preserve">. Preparation is how slow magic wins a fast fight.</w:t>
-      </w:r>
-    </w:p>
-    <w:bookmarkEnd w:id="74"/>
-    <w:bookmarkStart w:id="75" w:name="magic-advancement"/>
+        <w:t xml:space="preserve">a success by 0</w:t>
+      </w:r>
+      <w:r>
+        <w:t xml:space="preserve">: against a defense, the target defends with no attack-quality penalty; against a resistance, the target resists by succeeding on their roll (a tie goes to the target, as in any contest). A charm never marks more than 3 boxes on one target.</w:t>
+      </w:r>
+    </w:p>
+    <w:bookmarkEnd w:id="76"/>
+    <w:bookmarkStart w:id="77" w:name="magic-advancement"/>
     <w:p>
       <w:pPr>
         <w:pStyle w:val="Heading2"/>
@@ -15269,7 +16121,7 @@
               <w:rPr>
                 <w:sz w:val="19"/>
               </w:rPr>
-              <w:t xml:space="preserve">One ritual you know goes one pace faster: an hour becomes ten minutes, ten minutes one action</w:t>
+              <w:t xml:space="preserve">Reduce the interval between rolls for one specific ritual by one step (an hour to ten minutes, ten minutes to one minute), to a minimum of one minute. Its clock and required rolls remain unchanged. Combat release requires a charm.</w:t>
             </w:r>
           </w:p>
         </w:tc>
@@ -15368,8 +16220,8 @@
         </w:tc>
       </w:tr>
     </w:tbl>
-    <w:bookmarkEnd w:id="75"/>
-    <w:bookmarkStart w:id="76" w:name="magic-in-trails-of-blood-dust"/>
+    <w:bookmarkEnd w:id="77"/>
+    <w:bookmarkStart w:id="78" w:name="magic-in-trails-of-blood-dust"/>
     <w:p>
       <w:pPr>
         <w:pStyle w:val="Heading2"/>
@@ -15601,9 +16453,9 @@
         </w:tc>
       </w:tr>
     </w:tbl>
-    <w:bookmarkEnd w:id="76"/>
-    <w:bookmarkEnd w:id="77"/>
-    <w:bookmarkStart w:id="81" w:name="grit-points-and-tracks"/>
+    <w:bookmarkEnd w:id="78"/>
+    <w:bookmarkEnd w:id="79"/>
+    <w:bookmarkStart w:id="83" w:name="grit-points-and-tracks"/>
     <w:p>
       <w:pPr>
         <w:pStyle w:val="Heading1"/>
@@ -15612,7 +16464,7 @@
         <w:t xml:space="preserve">Grit points and tracks</w:t>
       </w:r>
     </w:p>
-    <w:bookmarkStart w:id="78" w:name="using-grit-points"/>
+    <w:bookmarkStart w:id="80" w:name="using-grit-points"/>
     <w:p>
       <w:pPr>
         <w:pStyle w:val="Heading2"/>
@@ -15830,8 +16682,8 @@
         <w:t xml:space="preserve">Gain one point when one of your complications creates a meaningful problem you accept, including a companion complication. You can decline the proposed complication without penalty.</w:t>
       </w:r>
     </w:p>
-    <w:bookmarkEnd w:id="78"/>
-    <w:bookmarkStart w:id="79" w:name="trouble"/>
+    <w:bookmarkEnd w:id="80"/>
+    <w:bookmarkStart w:id="81" w:name="trouble"/>
     <w:p>
       <w:pPr>
         <w:pStyle w:val="Heading2"/>
@@ -16120,8 +16972,8 @@
         </w:tc>
       </w:tr>
     </w:tbl>
-    <w:bookmarkEnd w:id="79"/>
-    <w:bookmarkStart w:id="80" w:name="advancement"/>
+    <w:bookmarkEnd w:id="81"/>
+    <w:bookmarkStart w:id="82" w:name="advancement"/>
     <w:p>
       <w:pPr>
         <w:pStyle w:val="Heading2"/>
@@ -16158,7 +17010,7 @@
       <w:pPr>
         <w:numPr>
           <w:ilvl w:val="0"/>
-          <w:numId w:val="1020"/>
+          <w:numId w:val="1022"/>
         </w:numPr>
         <w:pStyle w:val="Compact"/>
       </w:pPr>
@@ -16219,7 +17071,7 @@
       <w:pPr>
         <w:numPr>
           <w:ilvl w:val="0"/>
-          <w:numId w:val="1020"/>
+          <w:numId w:val="1022"/>
         </w:numPr>
         <w:pStyle w:val="Compact"/>
       </w:pPr>
@@ -16565,9 +17417,9 @@
         <w:t xml:space="preserve">Magic and powers grow the same way, at the costs their chapters give.</w:t>
       </w:r>
     </w:p>
-    <w:bookmarkEnd w:id="80"/>
-    <w:bookmarkEnd w:id="81"/>
-    <w:bookmarkStart w:id="83" w:name="running-jobs"/>
+    <w:bookmarkEnd w:id="82"/>
+    <w:bookmarkEnd w:id="83"/>
+    <w:bookmarkStart w:id="85" w:name="running-jobs"/>
     <w:p>
       <w:pPr>
         <w:pStyle w:val="Heading1"/>
@@ -16576,7 +17428,7 @@
         <w:t xml:space="preserve">Running jobs</w:t>
       </w:r>
     </w:p>
-    <w:bookmarkStart w:id="82" w:name="the-trail-journal"/>
+    <w:bookmarkStart w:id="84" w:name="the-trail-journal"/>
     <w:p>
       <w:pPr>
         <w:pStyle w:val="Heading2"/>
@@ -16597,7 +17449,7 @@
       <w:pPr>
         <w:numPr>
           <w:ilvl w:val="0"/>
-          <w:numId w:val="1021"/>
+          <w:numId w:val="1023"/>
         </w:numPr>
         <w:pStyle w:val="Compact"/>
       </w:pPr>
@@ -16619,7 +17471,7 @@
       <w:pPr>
         <w:numPr>
           <w:ilvl w:val="0"/>
-          <w:numId w:val="1021"/>
+          <w:numId w:val="1023"/>
         </w:numPr>
         <w:pStyle w:val="Compact"/>
       </w:pPr>
@@ -16641,7 +17493,7 @@
       <w:pPr>
         <w:numPr>
           <w:ilvl w:val="0"/>
-          <w:numId w:val="1021"/>
+          <w:numId w:val="1023"/>
         </w:numPr>
         <w:pStyle w:val="Compact"/>
       </w:pPr>
@@ -16663,7 +17515,7 @@
       <w:pPr>
         <w:numPr>
           <w:ilvl w:val="0"/>
-          <w:numId w:val="1021"/>
+          <w:numId w:val="1023"/>
         </w:numPr>
         <w:pStyle w:val="Compact"/>
       </w:pPr>
@@ -16685,7 +17537,7 @@
       <w:pPr>
         <w:numPr>
           <w:ilvl w:val="0"/>
-          <w:numId w:val="1021"/>
+          <w:numId w:val="1023"/>
         </w:numPr>
         <w:pStyle w:val="Compact"/>
       </w:pPr>
@@ -16703,9 +17555,9 @@
         <w:t xml:space="preserve">After a significant job, each character earns 1 advancement point; at a milestone, 2 more.</w:t>
       </w:r>
     </w:p>
-    <w:bookmarkEnd w:id="82"/>
-    <w:bookmarkEnd w:id="83"/>
-    <w:bookmarkStart w:id="89" w:name="monsters-and-magic"/>
+    <w:bookmarkEnd w:id="84"/>
+    <w:bookmarkEnd w:id="85"/>
+    <w:bookmarkStart w:id="91" w:name="monsters-and-magic"/>
     <w:p>
       <w:pPr>
         <w:pStyle w:val="Heading1"/>
@@ -16714,7 +17566,7 @@
         <w:t xml:space="preserve">Monsters and magic</w:t>
       </w:r>
     </w:p>
-    <w:bookmarkStart w:id="84" w:name="the-sight"/>
+    <w:bookmarkStart w:id="86" w:name="the-sight"/>
     <w:p>
       <w:pPr>
         <w:pStyle w:val="Heading2"/>
@@ -16744,8 +17596,8 @@
         <w:t xml:space="preserve">. They see ghosts, the true faces of monsters wearing human ones, and magic at work. To everyone else the darkness is a rumor, until it isn’t.</w:t>
       </w:r>
     </w:p>
-    <w:bookmarkEnd w:id="84"/>
-    <w:bookmarkStart w:id="85" w:name="monstrous-forms"/>
+    <w:bookmarkEnd w:id="86"/>
+    <w:bookmarkStart w:id="87" w:name="monstrous-forms"/>
     <w:p>
       <w:pPr>
         <w:pStyle w:val="Heading2"/>
@@ -16804,8 +17656,8 @@
         <w:t xml:space="preserve">.</w:t>
       </w:r>
     </w:p>
-    <w:bookmarkEnd w:id="85"/>
-    <w:bookmarkStart w:id="87" w:name="magic-1"/>
+    <w:bookmarkEnd w:id="87"/>
+    <w:bookmarkStart w:id="89" w:name="magic-1"/>
     <w:p>
       <w:pPr>
         <w:pStyle w:val="Heading2"/>
@@ -17121,7 +17973,7 @@
       <w:pPr>
         <w:numPr>
           <w:ilvl w:val="0"/>
-          <w:numId w:val="1022"/>
+          <w:numId w:val="1024"/>
         </w:numPr>
         <w:pStyle w:val="Compact"/>
       </w:pPr>
@@ -17143,7 +17995,7 @@
       <w:pPr>
         <w:numPr>
           <w:ilvl w:val="0"/>
-          <w:numId w:val="1022"/>
+          <w:numId w:val="1024"/>
         </w:numPr>
         <w:pStyle w:val="Compact"/>
       </w:pPr>
@@ -17165,7 +18017,7 @@
       <w:pPr>
         <w:numPr>
           <w:ilvl w:val="0"/>
-          <w:numId w:val="1022"/>
+          <w:numId w:val="1024"/>
         </w:numPr>
         <w:pStyle w:val="Compact"/>
       </w:pPr>
@@ -17203,7 +18055,7 @@
       <w:pPr>
         <w:numPr>
           <w:ilvl w:val="0"/>
-          <w:numId w:val="1022"/>
+          <w:numId w:val="1024"/>
         </w:numPr>
         <w:pStyle w:val="Compact"/>
       </w:pPr>
@@ -17326,7 +18178,7 @@
         <w:t xml:space="preserve">who will curse for money.</w:t>
       </w:r>
     </w:p>
-    <w:bookmarkStart w:id="86" w:name="hexes-1"/>
+    <w:bookmarkStart w:id="88" w:name="hexes-1"/>
     <w:p>
       <w:pPr>
         <w:pStyle w:val="Heading3"/>
@@ -17421,7 +18273,36 @@
         <w:t xml:space="preserve">2</w:t>
       </w:r>
       <w:r>
-        <w:t xml:space="preserve">; each Boost spent is −1 to the roll. A failed hex marks a box of The Dark.</w:t>
+        <w:t xml:space="preserve">; each Boost spent is −1 to the roll. Each hex below says whether Dodge applies or which attribute resists, never both (see</w:t>
+      </w:r>
+      <w:r>
+        <w:t xml:space="preserve"> </w:t>
+      </w:r>
+      <w:r>
+        <w:rPr>
+          <w:iCs/>
+          <w:i/>
+        </w:rPr>
+        <w:t xml:space="preserve">Defense or resistance</w:t>
+      </w:r>
+      <w:r>
+        <w:t xml:space="preserve"> </w:t>
+      </w:r>
+      <w:r>
+        <w:t xml:space="preserve">in</w:t>
+      </w:r>
+      <w:r>
+        <w:t xml:space="preserve"> </w:t>
+      </w:r>
+      <w:r>
+        <w:rPr>
+          <w:iCs/>
+          <w:i/>
+        </w:rPr>
+        <w:t xml:space="preserve">Magic</w:t>
+      </w:r>
+      <w:r>
+        <w:t xml:space="preserve">). A failed hex marks a box of The Dark.</w:t>
       </w:r>
     </w:p>
     <w:tbl>
@@ -17611,7 +18492,7 @@
               <w:rPr>
                 <w:sz w:val="19"/>
               </w:rPr>
-              <w:t xml:space="preserve">The target rolls Will or flees or freezes.</w:t>
+              <w:t xml:space="preserve">The target flees or freezes (Will resists).</w:t>
             </w:r>
           </w:p>
         </w:tc>
@@ -17677,7 +18558,7 @@
               <w:rPr>
                 <w:sz w:val="19"/>
               </w:rPr>
-              <w:t xml:space="preserve">One gun jams or one lamp gutters out; clearing a jam takes an action.</w:t>
+              <w:t xml:space="preserve">One gun jams or one lamp gutters out; clearing a jam takes an action. No defense or resistance: it works on the gun or the lamp, not the person.</w:t>
             </w:r>
           </w:p>
         </w:tc>
@@ -17776,15 +18657,15 @@
               <w:rPr>
                 <w:sz w:val="19"/>
               </w:rPr>
-              <w:t xml:space="preserve">Stop the bleeding: clear one injury box, once per wound.</w:t>
+              <w:t xml:space="preserve">Stop the bleeding: clear one injury box, once per set of injuries.</w:t>
             </w:r>
           </w:p>
         </w:tc>
       </w:tr>
     </w:tbl>
-    <w:bookmarkEnd w:id="86"/>
-    <w:bookmarkEnd w:id="87"/>
-    <w:bookmarkStart w:id="88" w:name="weaknesses"/>
+    <w:bookmarkEnd w:id="88"/>
+    <w:bookmarkEnd w:id="89"/>
+    <w:bookmarkStart w:id="90" w:name="weaknesses"/>
     <w:p>
       <w:pPr>
         <w:pStyle w:val="Heading2"/>
@@ -17830,9 +18711,9 @@
         <w:t xml:space="preserve">chapter of the GM’s Guide.</w:t>
       </w:r>
     </w:p>
-    <w:bookmarkEnd w:id="88"/>
-    <w:bookmarkEnd w:id="89"/>
-    <w:bookmarkStart w:id="96" w:name="ready-made-characters"/>
+    <w:bookmarkEnd w:id="90"/>
+    <w:bookmarkEnd w:id="91"/>
+    <w:bookmarkStart w:id="98" w:name="ready-made-characters"/>
     <w:p>
       <w:pPr>
         <w:pStyle w:val="Heading1"/>
@@ -17849,7 +18730,7 @@
         <w:t xml:space="preserve">Characters ready to play, for one-shots, new players, or a group in a hurry. Each follows the creation rules exactly, and their connections tie them together. In the creator, choose one from the ready-made list to open it and make it your own.</w:t>
       </w:r>
     </w:p>
-    <w:bookmarkStart w:id="90" w:name="ruth-calloway"/>
+    <w:bookmarkStart w:id="92" w:name="ruth-calloway"/>
     <w:p>
       <w:pPr>
         <w:pStyle w:val="Heading2"/>
@@ -17874,378 +18755,6 @@
       </w:r>
       <w:r>
         <w:t xml:space="preserve">Wears the badge in three counties, and sees what’s under the faces of the men she arrests.</w:t>
-      </w:r>
-    </w:p>
-    <w:p>
-      <w:pPr>
-        <w:numPr>
-          <w:ilvl w:val="0"/>
-          <w:numId w:val="1023"/>
-        </w:numPr>
-        <w:pStyle w:val="Compact"/>
-      </w:pPr>
-      <w:r>
-        <w:rPr>
-          <w:bCs/>
-          <w:b/>
-        </w:rPr>
-        <w:t xml:space="preserve">Attributes:</w:t>
-      </w:r>
-      <w:r>
-        <w:t xml:space="preserve"> </w:t>
-      </w:r>
-      <w:r>
-        <w:t xml:space="preserve">Body 12, Agility 13, Intellect 10, Presence 9, Will 11.</w:t>
-      </w:r>
-      <w:r>
-        <w:t xml:space="preserve"> </w:t>
-      </w:r>
-      <w:r>
-        <w:rPr>
-          <w:bCs/>
-          <w:b/>
-        </w:rPr>
-        <w:t xml:space="preserve">Dodge</w:t>
-      </w:r>
-      <w:r>
-        <w:t xml:space="preserve"> </w:t>
-      </w:r>
-      <w:r>
-        <w:t xml:space="preserve">12.</w:t>
-      </w:r>
-    </w:p>
-    <w:p>
-      <w:pPr>
-        <w:numPr>
-          <w:ilvl w:val="0"/>
-          <w:numId w:val="1023"/>
-        </w:numPr>
-        <w:pStyle w:val="Compact"/>
-      </w:pPr>
-      <w:r>
-        <w:rPr>
-          <w:bCs/>
-          <w:b/>
-        </w:rPr>
-        <w:t xml:space="preserve">Skills:</w:t>
-      </w:r>
-      <w:r>
-        <w:t xml:space="preserve"> </w:t>
-      </w:r>
-      <w:r>
-        <w:t xml:space="preserve">Shooting 16 (Specialty). Trained: Brawling 14, Riding 14, Athletics 13, Law 11, Occult 11, Read People 11, Survival 11, Tracking 11, Leadership 10.</w:t>
-      </w:r>
-    </w:p>
-    <w:p>
-      <w:pPr>
-        <w:numPr>
-          <w:ilvl w:val="0"/>
-          <w:numId w:val="1023"/>
-        </w:numPr>
-        <w:pStyle w:val="Compact"/>
-      </w:pPr>
-      <w:r>
-        <w:rPr>
-          <w:bCs/>
-          <w:b/>
-        </w:rPr>
-        <w:t xml:space="preserve">Edges:</w:t>
-      </w:r>
-      <w:r>
-        <w:t xml:space="preserve"> </w:t>
-      </w:r>
-      <w:r>
-        <w:t xml:space="preserve">Second advantage, Extra Grit; second advantage: Badge: Deputy U.S. Marshal.</w:t>
-      </w:r>
-    </w:p>
-    <w:p>
-      <w:pPr>
-        <w:numPr>
-          <w:ilvl w:val="0"/>
-          <w:numId w:val="1023"/>
-        </w:numPr>
-        <w:pStyle w:val="Compact"/>
-      </w:pPr>
-      <w:r>
-        <w:rPr>
-          <w:bCs/>
-          <w:b/>
-        </w:rPr>
-        <w:t xml:space="preserve">Advantage:</w:t>
-      </w:r>
-      <w:r>
-        <w:t xml:space="preserve"> </w:t>
-      </w:r>
-      <w:r>
-        <w:t xml:space="preserve">Monster’s Eye (origin; companion: Haunted).</w:t>
-      </w:r>
-      <w:r>
-        <w:t xml:space="preserve"> </w:t>
-      </w:r>
-      <w:r>
-        <w:rPr>
-          <w:bCs/>
-          <w:b/>
-        </w:rPr>
-        <w:t xml:space="preserve">Complication:</w:t>
-      </w:r>
-      <w:r>
-        <w:t xml:space="preserve"> </w:t>
-      </w:r>
-      <w:r>
-        <w:t xml:space="preserve">Law and Order; trigger: the town wants a hanging without a trial.</w:t>
-      </w:r>
-    </w:p>
-    <w:p>
-      <w:pPr>
-        <w:numPr>
-          <w:ilvl w:val="0"/>
-          <w:numId w:val="1023"/>
-        </w:numPr>
-        <w:pStyle w:val="Compact"/>
-      </w:pPr>
-      <w:r>
-        <w:rPr>
-          <w:bCs/>
-          <w:b/>
-        </w:rPr>
-        <w:t xml:space="preserve">Why I face the dark:</w:t>
-      </w:r>
-      <w:r>
-        <w:t xml:space="preserve"> </w:t>
-      </w:r>
-      <w:r>
-        <w:t xml:space="preserve">I took an oath, and I keep my word.</w:t>
-      </w:r>
-      <w:r>
-        <w:t xml:space="preserve"> </w:t>
-      </w:r>
-      <w:r>
-        <w:rPr>
-          <w:bCs/>
-          <w:b/>
-        </w:rPr>
-        <w:t xml:space="preserve">Connection:</w:t>
-      </w:r>
-      <w:r>
-        <w:t xml:space="preserve"> </w:t>
-      </w:r>
-      <w:r>
-        <w:t xml:space="preserve">Isaiah Booker brought in the man who killed her father, alive, when he could have collected either way.</w:t>
-      </w:r>
-    </w:p>
-    <w:bookmarkEnd w:id="90"/>
-    <w:bookmarkStart w:id="91" w:name="dr.-elias-webb"/>
-    <w:p>
-      <w:pPr>
-        <w:pStyle w:val="Heading2"/>
-      </w:pPr>
-      <w:r>
-        <w:t xml:space="preserve">Dr. Elias Webb</w:t>
-      </w:r>
-    </w:p>
-    <w:p>
-      <w:pPr>
-        <w:pStyle w:val="FirstParagraph"/>
-      </w:pPr>
-      <w:r>
-        <w:rPr>
-          <w:iCs/>
-          <w:i/>
-        </w:rPr>
-        <w:t xml:space="preserve">Town physician, Doctor. City-bred (tier 0).</w:t>
-      </w:r>
-      <w:r>
-        <w:t xml:space="preserve"> </w:t>
-      </w:r>
-      <w:r>
-        <w:t xml:space="preserve">Left a Philadelphia practice for reasons he won’t discuss, and patches up whoever comes through the door.</w:t>
-      </w:r>
-    </w:p>
-    <w:p>
-      <w:pPr>
-        <w:numPr>
-          <w:ilvl w:val="0"/>
-          <w:numId w:val="1024"/>
-        </w:numPr>
-        <w:pStyle w:val="Compact"/>
-      </w:pPr>
-      <w:r>
-        <w:rPr>
-          <w:bCs/>
-          <w:b/>
-        </w:rPr>
-        <w:t xml:space="preserve">Attributes:</w:t>
-      </w:r>
-      <w:r>
-        <w:t xml:space="preserve"> </w:t>
-      </w:r>
-      <w:r>
-        <w:t xml:space="preserve">Body 9, Agility 10, Intellect 13, Presence 12, Will 11.</w:t>
-      </w:r>
-      <w:r>
-        <w:t xml:space="preserve"> </w:t>
-      </w:r>
-      <w:r>
-        <w:rPr>
-          <w:bCs/>
-          <w:b/>
-        </w:rPr>
-        <w:t xml:space="preserve">Dodge</w:t>
-      </w:r>
-      <w:r>
-        <w:t xml:space="preserve"> </w:t>
-      </w:r>
-      <w:r>
-        <w:t xml:space="preserve">8.</w:t>
-      </w:r>
-    </w:p>
-    <w:p>
-      <w:pPr>
-        <w:numPr>
-          <w:ilvl w:val="0"/>
-          <w:numId w:val="1024"/>
-        </w:numPr>
-        <w:pStyle w:val="Compact"/>
-      </w:pPr>
-      <w:r>
-        <w:rPr>
-          <w:bCs/>
-          <w:b/>
-        </w:rPr>
-        <w:t xml:space="preserve">Skills:</w:t>
-      </w:r>
-      <w:r>
-        <w:t xml:space="preserve"> </w:t>
-      </w:r>
-      <w:r>
-        <w:t xml:space="preserve">Medicine 16 (Specialty). Trained: Gambling 14, Investigation 14, Law 14, Read People 14, Survival 14, Tinkering 14, Leadership 13, Persuasion 13, Riding 11.</w:t>
-      </w:r>
-    </w:p>
-    <w:p>
-      <w:pPr>
-        <w:numPr>
-          <w:ilvl w:val="0"/>
-          <w:numId w:val="1024"/>
-        </w:numPr>
-        <w:pStyle w:val="Compact"/>
-      </w:pPr>
-      <w:r>
-        <w:rPr>
-          <w:bCs/>
-          <w:b/>
-        </w:rPr>
-        <w:t xml:space="preserve">Edges:</w:t>
-      </w:r>
-      <w:r>
-        <w:t xml:space="preserve"> </w:t>
-      </w:r>
-      <w:r>
-        <w:t xml:space="preserve">Second advantage, A fine weapon or tool, A friend; second advantage: Battlefield Surgeon; a friend: the editor of the territorial newspaper, who owes him a life; a fine tool: his surgeon’s instruments (+2 Medicine).</w:t>
-      </w:r>
-    </w:p>
-    <w:p>
-      <w:pPr>
-        <w:numPr>
-          <w:ilvl w:val="0"/>
-          <w:numId w:val="1024"/>
-        </w:numPr>
-        <w:pStyle w:val="Compact"/>
-      </w:pPr>
-      <w:r>
-        <w:rPr>
-          <w:bCs/>
-          <w:b/>
-        </w:rPr>
-        <w:t xml:space="preserve">Advantage:</w:t>
-      </w:r>
-      <w:r>
-        <w:t xml:space="preserve"> </w:t>
-      </w:r>
-      <w:r>
-        <w:t xml:space="preserve">Steady Hands.</w:t>
-      </w:r>
-      <w:r>
-        <w:t xml:space="preserve"> </w:t>
-      </w:r>
-      <w:r>
-        <w:rPr>
-          <w:bCs/>
-          <w:b/>
-        </w:rPr>
-        <w:t xml:space="preserve">Complication:</w:t>
-      </w:r>
-      <w:r>
-        <w:t xml:space="preserve"> </w:t>
-      </w:r>
-      <w:r>
-        <w:t xml:space="preserve">The Bottle; trigger: pain that won’t quit.</w:t>
-      </w:r>
-    </w:p>
-    <w:p>
-      <w:pPr>
-        <w:numPr>
-          <w:ilvl w:val="0"/>
-          <w:numId w:val="1024"/>
-        </w:numPr>
-        <w:pStyle w:val="Compact"/>
-      </w:pPr>
-      <w:r>
-        <w:rPr>
-          <w:bCs/>
-          <w:b/>
-        </w:rPr>
-        <w:t xml:space="preserve">Why I face the dark:</w:t>
-      </w:r>
-      <w:r>
-        <w:t xml:space="preserve"> </w:t>
-      </w:r>
-      <w:r>
-        <w:t xml:space="preserve">Nobody out here knows what I did back east.</w:t>
-      </w:r>
-      <w:r>
-        <w:t xml:space="preserve"> </w:t>
-      </w:r>
-      <w:r>
-        <w:rPr>
-          <w:bCs/>
-          <w:b/>
-        </w:rPr>
-        <w:t xml:space="preserve">Connection:</w:t>
-      </w:r>
-      <w:r>
-        <w:t xml:space="preserve"> </w:t>
-      </w:r>
-      <w:r>
-        <w:t xml:space="preserve">Reverend Stone is the only one who knows why he left Philadelphia.</w:t>
-      </w:r>
-    </w:p>
-    <w:bookmarkEnd w:id="91"/>
-    <w:bookmarkStart w:id="92" w:name="tom-feeney"/>
-    <w:p>
-      <w:pPr>
-        <w:pStyle w:val="Heading2"/>
-      </w:pPr>
-      <w:r>
-        <w:t xml:space="preserve">Tom Feeney</w:t>
-      </w:r>
-    </w:p>
-    <w:p>
-      <w:pPr>
-        <w:pStyle w:val="FirstParagraph"/>
-      </w:pPr>
-      <w:r>
-        <w:rPr>
-          <w:iCs/>
-          <w:i/>
-        </w:rPr>
-        <w:t xml:space="preserve">Horse breaker, Wrangler. Werewolf (tier 2).</w:t>
-      </w:r>
-      <w:r>
-        <w:t xml:space="preserve"> </w:t>
-      </w:r>
-      <w:r>
-        <w:t xml:space="preserve">Came from County Clare with nothing but a curse, and chains himself in the root cellar every full moon.</w:t>
       </w:r>
     </w:p>
     <w:p>
@@ -18267,7 +18776,7 @@
         <w:t xml:space="preserve"> </w:t>
       </w:r>
       <w:r>
-        <w:t xml:space="preserve">Body 13, Agility 13, Intellect 9, Presence 11, Will 9.</w:t>
+        <w:t xml:space="preserve">Body 12, Agility 13, Intellect 10, Presence 9, Will 11.</w:t>
       </w:r>
       <w:r>
         <w:t xml:space="preserve"> </w:t>
@@ -18284,22 +18793,6 @@
       </w:r>
       <w:r>
         <w:t xml:space="preserve">12.</w:t>
-      </w:r>
-      <w:r>
-        <w:t xml:space="preserve"> </w:t>
-      </w:r>
-      <w:r>
-        <w:rPr>
-          <w:bCs/>
-          <w:b/>
-        </w:rPr>
-        <w:t xml:space="preserve">In monstrous form:</w:t>
-      </w:r>
-      <w:r>
-        <w:t xml:space="preserve"> </w:t>
-      </w:r>
-      <w:r>
-        <w:t xml:space="preserve">Body 15, Agility 14, Dodge 13.</w:t>
       </w:r>
     </w:p>
     <w:p>
@@ -18321,7 +18814,7 @@
         <w:t xml:space="preserve"> </w:t>
       </w:r>
       <w:r>
-        <w:t xml:space="preserve">Riding 16 (Specialty). Trained: Athletics 14, Brawling 14, Melee 14, Shooting 14, Stealth 14, Animal Handling 12, Gambling 10, Survival 10, Tinkering 10, Tracking 10.</w:t>
+        <w:t xml:space="preserve">Shooting 16 (Specialty). Trained: Brawling 14, Riding 14, Athletics 13, Law 11, Occult 11, Read People 11, Survival 11, Tracking 11, Leadership 10.</w:t>
       </w:r>
     </w:p>
     <w:p>
@@ -18343,7 +18836,7 @@
         <w:t xml:space="preserve"> </w:t>
       </w:r>
       <w:r>
-        <w:t xml:space="preserve">Extra Trained skill.</w:t>
+        <w:t xml:space="preserve">Second advantage, Extra Grit; second advantage: Badge: Deputy U.S. Marshal.</w:t>
       </w:r>
     </w:p>
     <w:p>
@@ -18365,7 +18858,7 @@
         <w:t xml:space="preserve"> </w:t>
       </w:r>
       <w:r>
-        <w:t xml:space="preserve">Wolf’s Nose (origin; companion: The Hunger).</w:t>
+        <w:t xml:space="preserve">Monster’s Eye (origin; companion: Haunted).</w:t>
       </w:r>
       <w:r>
         <w:t xml:space="preserve"> </w:t>
@@ -18381,7 +18874,7 @@
         <w:t xml:space="preserve"> </w:t>
       </w:r>
       <w:r>
-        <w:t xml:space="preserve">Short Fuse; trigger: someone insults you or yours.</w:t>
+        <w:t xml:space="preserve">Law and Order; trigger: the town wants a hanging without a trial.</w:t>
       </w:r>
     </w:p>
     <w:p>
@@ -18403,7 +18896,7 @@
         <w:t xml:space="preserve"> </w:t>
       </w:r>
       <w:r>
-        <w:t xml:space="preserve">Everything I do is for my family.</w:t>
+        <w:t xml:space="preserve">I took an oath, and I keep my word.</w:t>
       </w:r>
       <w:r>
         <w:t xml:space="preserve"> </w:t>
@@ -18419,17 +18912,17 @@
         <w:t xml:space="preserve"> </w:t>
       </w:r>
       <w:r>
-        <w:t xml:space="preserve">Plays cards with Lucinda Marsh every Saturday, and loses.</w:t>
+        <w:t xml:space="preserve">Isaiah Booker brought in the man who killed her father, alive, when he could have collected either way.</w:t>
       </w:r>
     </w:p>
     <w:bookmarkEnd w:id="92"/>
-    <w:bookmarkStart w:id="93" w:name="lucinda-marsh"/>
+    <w:bookmarkStart w:id="93" w:name="dr.-elias-webb"/>
     <w:p>
       <w:pPr>
         <w:pStyle w:val="Heading2"/>
       </w:pPr>
       <w:r>
-        <w:t xml:space="preserve">Lucinda Marsh</w:t>
+        <w:t xml:space="preserve">Dr. Elias Webb</w:t>
       </w:r>
     </w:p>
     <w:p>
@@ -18441,13 +18934,13 @@
           <w:iCs/>
           <w:i/>
         </w:rPr>
-        <w:t xml:space="preserve">Professional gambler, Gambler. Practitioner (tier 2); Old hand.</w:t>
-      </w:r>
-      <w:r>
-        <w:t xml:space="preserve"> </w:t>
-      </w:r>
-      <w:r>
-        <w:t xml:space="preserve">Deals faro by night and reads the cards for anyone who’ll pay, and the cards are never wrong.</w:t>
+        <w:t xml:space="preserve">Town physician, Doctor. City-bred (tier 0).</w:t>
+      </w:r>
+      <w:r>
+        <w:t xml:space="preserve"> </w:t>
+      </w:r>
+      <w:r>
+        <w:t xml:space="preserve">Left a Philadelphia practice for reasons he won’t discuss, and patches up whoever comes through the door.</w:t>
       </w:r>
     </w:p>
     <w:p>
@@ -18507,7 +19000,7 @@
         <w:t xml:space="preserve"> </w:t>
       </w:r>
       <w:r>
-        <w:t xml:space="preserve">Gambling 18 (Expert). Trained: Investigation 14, Occult 14, Read People 14, Deception 13, Persuasion 13, Riding 11, Stealth 11.</w:t>
+        <w:t xml:space="preserve">Medicine 16 (Specialty). Trained: Gambling 14, Investigation 14, Law 14, Read People 14, Survival 14, Tinkering 14, Leadership 13, Persuasion 13, Riding 11.</w:t>
       </w:r>
     </w:p>
     <w:p>
@@ -18529,7 +19022,7 @@
         <w:t xml:space="preserve"> </w:t>
       </w:r>
       <w:r>
-        <w:t xml:space="preserve">A friend; a friend: Mae Lin, a faro dealer who hears everything said at her table.</w:t>
+        <w:t xml:space="preserve">Second advantage, A fine weapon or tool, A friend; second advantage: Battlefield Surgeon; a friend: the editor of the territorial newspaper, who owes him a life; a fine tool: his surgeon’s instruments (+2 to Medicine for field treatment of a wound: stitching, dressing, setting a bone).</w:t>
       </w:r>
     </w:p>
     <w:p>
@@ -18551,7 +19044,7 @@
         <w:t xml:space="preserve"> </w:t>
       </w:r>
       <w:r>
-        <w:t xml:space="preserve">Cunning Folk (origin; companion: Old Superstitions).</w:t>
+        <w:t xml:space="preserve">Steady Hands.</w:t>
       </w:r>
       <w:r>
         <w:t xml:space="preserve"> </w:t>
@@ -18567,7 +19060,7 @@
         <w:t xml:space="preserve"> </w:t>
       </w:r>
       <w:r>
-        <w:t xml:space="preserve">Owes the Wrong People; trigger: a collector arrives.</w:t>
+        <w:t xml:space="preserve">The Bottle; trigger: pain that won’t quit.</w:t>
       </w:r>
     </w:p>
     <w:p>
@@ -18589,7 +19082,7 @@
         <w:t xml:space="preserve"> </w:t>
       </w:r>
       <w:r>
-        <w:t xml:space="preserve">There’s money out here for anyone with nerve enough to take it.</w:t>
+        <w:t xml:space="preserve">Nobody out here knows what I did back east.</w:t>
       </w:r>
       <w:r>
         <w:t xml:space="preserve"> </w:t>
@@ -18605,17 +19098,17 @@
         <w:t xml:space="preserve"> </w:t>
       </w:r>
       <w:r>
-        <w:t xml:space="preserve">Owes Ruth Calloway a favor for a warrant that went missing.</w:t>
+        <w:t xml:space="preserve">Reverend Stone is the only one who knows why he left Philadelphia.</w:t>
       </w:r>
     </w:p>
     <w:bookmarkEnd w:id="93"/>
-    <w:bookmarkStart w:id="94" w:name="isaiah-booker"/>
+    <w:bookmarkStart w:id="94" w:name="tom-feeney"/>
     <w:p>
       <w:pPr>
         <w:pStyle w:val="Heading2"/>
       </w:pPr>
       <w:r>
-        <w:t xml:space="preserve">Isaiah Booker</w:t>
+        <w:t xml:space="preserve">Tom Feeney</w:t>
       </w:r>
     </w:p>
     <w:p>
@@ -18627,13 +19120,13 @@
           <w:iCs/>
           <w:i/>
         </w:rPr>
-        <w:t xml:space="preserve">Bounty hunter, Bounty Hunter. Revenant (tier 2).</w:t>
-      </w:r>
-      <w:r>
-        <w:t xml:space="preserve"> </w:t>
-      </w:r>
-      <w:r>
-        <w:t xml:space="preserve">Shot in the back in ’69 by the gang he was hunting. He got up again, and he’s still hunting them.</w:t>
+        <w:t xml:space="preserve">Horse breaker, Wrangler. Werewolf (tier 2).</w:t>
+      </w:r>
+      <w:r>
+        <w:t xml:space="preserve"> </w:t>
+      </w:r>
+      <w:r>
+        <w:t xml:space="preserve">Came from County Clare with nothing but a curse, and chains himself in the root cellar every full moon.</w:t>
       </w:r>
     </w:p>
     <w:p>
@@ -18655,7 +19148,7 @@
         <w:t xml:space="preserve"> </w:t>
       </w:r>
       <w:r>
-        <w:t xml:space="preserve">Body 12, Agility 13, Intellect 11, Presence 8, Will 11.</w:t>
+        <w:t xml:space="preserve">Body 13, Agility 13, Intellect 9, Presence 11, Will 9.</w:t>
       </w:r>
       <w:r>
         <w:t xml:space="preserve"> </w:t>
@@ -18672,6 +19165,22 @@
       </w:r>
       <w:r>
         <w:t xml:space="preserve">12.</w:t>
+      </w:r>
+      <w:r>
+        <w:t xml:space="preserve"> </w:t>
+      </w:r>
+      <w:r>
+        <w:rPr>
+          <w:bCs/>
+          <w:b/>
+        </w:rPr>
+        <w:t xml:space="preserve">In monstrous form:</w:t>
+      </w:r>
+      <w:r>
+        <w:t xml:space="preserve"> </w:t>
+      </w:r>
+      <w:r>
+        <w:t xml:space="preserve">Body 15, Agility 14, Dodge 13.</w:t>
       </w:r>
     </w:p>
     <w:p>
@@ -18693,7 +19202,7 @@
         <w:t xml:space="preserve"> </w:t>
       </w:r>
       <w:r>
-        <w:t xml:space="preserve">Shooting 16 (Specialty). Trained: Brawling 14, Melee 14, Riding 14, Stealth 14, Athletics 13, Investigation 12, Read People 12, Survival 12, Tracking 12.</w:t>
+        <w:t xml:space="preserve">Riding 16 (Specialty). Trained: Athletics 14, Brawling 14, Melee 14, Shooting 14, Stealth 14, Animal Handling 12, Gambling 10, Survival 10, Tinkering 10, Tracking 10.</w:t>
       </w:r>
     </w:p>
     <w:p>
@@ -18715,7 +19224,7 @@
         <w:t xml:space="preserve"> </w:t>
       </w:r>
       <w:r>
-        <w:t xml:space="preserve">A fine weapon or tool; a fine tool: a Sharps rifle with a telescopic sight (+2 Shooting).</w:t>
+        <w:t xml:space="preserve">Extra Trained skill.</w:t>
       </w:r>
     </w:p>
     <w:p>
@@ -18737,7 +19246,7 @@
         <w:t xml:space="preserve"> </w:t>
       </w:r>
       <w:r>
-        <w:t xml:space="preserve">Unfeeling (origin; companion: Unfinished Business).</w:t>
+        <w:t xml:space="preserve">Wolf’s Nose (origin; companion: The Hunger).</w:t>
       </w:r>
       <w:r>
         <w:t xml:space="preserve"> </w:t>
@@ -18753,7 +19262,7 @@
         <w:t xml:space="preserve"> </w:t>
       </w:r>
       <w:r>
-        <w:t xml:space="preserve">Code of the West; trigger: the easy shot is in someone’s back.</w:t>
+        <w:t xml:space="preserve">Short Fuse; trigger: someone insults you or yours.</w:t>
       </w:r>
     </w:p>
     <w:p>
@@ -18775,7 +19284,7 @@
         <w:t xml:space="preserve"> </w:t>
       </w:r>
       <w:r>
-        <w:t xml:space="preserve">Someone did me wrong, and I mean to settle it.</w:t>
+        <w:t xml:space="preserve">Everything I do is for my family.</w:t>
       </w:r>
       <w:r>
         <w:t xml:space="preserve"> </w:t>
@@ -18791,17 +19300,17 @@
         <w:t xml:space="preserve"> </w:t>
       </w:r>
       <w:r>
-        <w:t xml:space="preserve">Taught Tom Feeney to shoot straight, and still reminds him of it.</w:t>
+        <w:t xml:space="preserve">Plays cards with Lucinda Marsh every Saturday, and loses.</w:t>
       </w:r>
     </w:p>
     <w:bookmarkEnd w:id="94"/>
-    <w:bookmarkStart w:id="95" w:name="rev.-abigail-stone"/>
+    <w:bookmarkStart w:id="95" w:name="lucinda-marsh"/>
     <w:p>
       <w:pPr>
         <w:pStyle w:val="Heading2"/>
       </w:pPr>
       <w:r>
-        <w:t xml:space="preserve">Rev. Abigail Stone</w:t>
+        <w:t xml:space="preserve">Lucinda Marsh</w:t>
       </w:r>
     </w:p>
     <w:p>
@@ -18813,13 +19322,13 @@
           <w:iCs/>
           <w:i/>
         </w:rPr>
-        <w:t xml:space="preserve">Circuit preacher, Preacher. Old Money (tier 0).</w:t>
-      </w:r>
-      <w:r>
-        <w:t xml:space="preserve"> </w:t>
-      </w:r>
-      <w:r>
-        <w:t xml:space="preserve">Gave up a Boston fortune for a circuit of mining camps, and preaches with a shotgun across her knees.</w:t>
+        <w:t xml:space="preserve">Professional gambler, Gambler. Practitioner (tier 2); Old hand.</w:t>
+      </w:r>
+      <w:r>
+        <w:t xml:space="preserve"> </w:t>
+      </w:r>
+      <w:r>
+        <w:t xml:space="preserve">Deals faro by night and reads the cards for anyone who’ll pay, and the cards are never wrong.</w:t>
       </w:r>
     </w:p>
     <w:p>
@@ -18841,7 +19350,7 @@
         <w:t xml:space="preserve"> </w:t>
       </w:r>
       <w:r>
-        <w:t xml:space="preserve">Body 9, Agility 10, Intellect 11, Presence 14, Will 12.</w:t>
+        <w:t xml:space="preserve">Body 9, Agility 10, Intellect 13, Presence 12, Will 11.</w:t>
       </w:r>
       <w:r>
         <w:t xml:space="preserve"> </w:t>
@@ -18857,7 +19366,7 @@
         <w:t xml:space="preserve"> </w:t>
       </w:r>
       <w:r>
-        <w:t xml:space="preserve">9.</w:t>
+        <w:t xml:space="preserve">8.</w:t>
       </w:r>
     </w:p>
     <w:p>
@@ -18879,7 +19388,7 @@
         <w:t xml:space="preserve"> </w:t>
       </w:r>
       <w:r>
-        <w:t xml:space="preserve">Persuasion 17 (Specialty). Trained: Leadership 15, Investigation 12, Law 12, Medicine 12, Read People 12, Survival 12, Riding 11, Shooting 11, Athletics 10.</w:t>
+        <w:t xml:space="preserve">Gambling 18 (Expert). Trained: Investigation 14, Occult 14, Read People 14, Deception 13, Persuasion 13, Riding 11, Stealth 11.</w:t>
       </w:r>
     </w:p>
     <w:p>
@@ -18901,7 +19410,7 @@
         <w:t xml:space="preserve"> </w:t>
       </w:r>
       <w:r>
-        <w:t xml:space="preserve">+1 attribute point, Second advantage, A friend; second advantage: Unshakable Courage; a friend: Bishop Harrow, who answers her letters and asks no questions.</w:t>
+        <w:t xml:space="preserve">A friend; a friend: Mae Lin, a faro dealer who hears everything said at her table.</w:t>
       </w:r>
     </w:p>
     <w:p>
@@ -18923,7 +19432,7 @@
         <w:t xml:space="preserve"> </w:t>
       </w:r>
       <w:r>
-        <w:t xml:space="preserve">Hellfire Preacher.</w:t>
+        <w:t xml:space="preserve">Cunning Folk (origin; companion: Old Superstitions).</w:t>
       </w:r>
       <w:r>
         <w:t xml:space="preserve"> </w:t>
@@ -18939,7 +19448,7 @@
         <w:t xml:space="preserve"> </w:t>
       </w:r>
       <w:r>
-        <w:t xml:space="preserve">Protects Others at Personal Risk; trigger: townsfolk are caught in the crossfire.</w:t>
+        <w:t xml:space="preserve">Owes the Wrong People; trigger: a collector arrives.</w:t>
       </w:r>
     </w:p>
     <w:p>
@@ -18961,7 +19470,7 @@
         <w:t xml:space="preserve"> </w:t>
       </w:r>
       <w:r>
-        <w:t xml:space="preserve">The Lord sent me here for a reason, and I believe this is it.</w:t>
+        <w:t xml:space="preserve">There’s money out here for anyone with nerve enough to take it.</w:t>
       </w:r>
       <w:r>
         <w:t xml:space="preserve"> </w:t>
@@ -18977,12 +19486,384 @@
         <w:t xml:space="preserve"> </w:t>
       </w:r>
       <w:r>
+        <w:t xml:space="preserve">Owes Ruth Calloway a favor for a warrant that went missing.</w:t>
+      </w:r>
+    </w:p>
+    <w:bookmarkEnd w:id="95"/>
+    <w:bookmarkStart w:id="96" w:name="isaiah-booker"/>
+    <w:p>
+      <w:pPr>
+        <w:pStyle w:val="Heading2"/>
+      </w:pPr>
+      <w:r>
+        <w:t xml:space="preserve">Isaiah Booker</w:t>
+      </w:r>
+    </w:p>
+    <w:p>
+      <w:pPr>
+        <w:pStyle w:val="FirstParagraph"/>
+      </w:pPr>
+      <w:r>
+        <w:rPr>
+          <w:iCs/>
+          <w:i/>
+        </w:rPr>
+        <w:t xml:space="preserve">Bounty hunter, Bounty Hunter. Revenant (tier 2).</w:t>
+      </w:r>
+      <w:r>
+        <w:t xml:space="preserve"> </w:t>
+      </w:r>
+      <w:r>
+        <w:t xml:space="preserve">Shot in the back in ’69 by the gang he was hunting. He got up again, and he’s still hunting them.</w:t>
+      </w:r>
+    </w:p>
+    <w:p>
+      <w:pPr>
+        <w:numPr>
+          <w:ilvl w:val="0"/>
+          <w:numId w:val="1029"/>
+        </w:numPr>
+        <w:pStyle w:val="Compact"/>
+      </w:pPr>
+      <w:r>
+        <w:rPr>
+          <w:bCs/>
+          <w:b/>
+        </w:rPr>
+        <w:t xml:space="preserve">Attributes:</w:t>
+      </w:r>
+      <w:r>
+        <w:t xml:space="preserve"> </w:t>
+      </w:r>
+      <w:r>
+        <w:t xml:space="preserve">Body 12, Agility 13, Intellect 11, Presence 8, Will 11.</w:t>
+      </w:r>
+      <w:r>
+        <w:t xml:space="preserve"> </w:t>
+      </w:r>
+      <w:r>
+        <w:rPr>
+          <w:bCs/>
+          <w:b/>
+        </w:rPr>
+        <w:t xml:space="preserve">Dodge</w:t>
+      </w:r>
+      <w:r>
+        <w:t xml:space="preserve"> </w:t>
+      </w:r>
+      <w:r>
+        <w:t xml:space="preserve">12.</w:t>
+      </w:r>
+    </w:p>
+    <w:p>
+      <w:pPr>
+        <w:numPr>
+          <w:ilvl w:val="0"/>
+          <w:numId w:val="1029"/>
+        </w:numPr>
+        <w:pStyle w:val="Compact"/>
+      </w:pPr>
+      <w:r>
+        <w:rPr>
+          <w:bCs/>
+          <w:b/>
+        </w:rPr>
+        <w:t xml:space="preserve">Skills:</w:t>
+      </w:r>
+      <w:r>
+        <w:t xml:space="preserve"> </w:t>
+      </w:r>
+      <w:r>
+        <w:t xml:space="preserve">Shooting 16 (Specialty). Trained: Brawling 14, Melee 14, Riding 14, Stealth 14, Athletics 13, Investigation 12, Read People 12, Survival 12, Tracking 12.</w:t>
+      </w:r>
+    </w:p>
+    <w:p>
+      <w:pPr>
+        <w:numPr>
+          <w:ilvl w:val="0"/>
+          <w:numId w:val="1029"/>
+        </w:numPr>
+        <w:pStyle w:val="Compact"/>
+      </w:pPr>
+      <w:r>
+        <w:rPr>
+          <w:bCs/>
+          <w:b/>
+        </w:rPr>
+        <w:t xml:space="preserve">Edges:</w:t>
+      </w:r>
+      <w:r>
+        <w:t xml:space="preserve"> </w:t>
+      </w:r>
+      <w:r>
+        <w:t xml:space="preserve">A fine weapon or tool; a fine tool: a Sharps rifle with a telescopic sight (+2 to Shooting for aimed shots at Long range or farther).</w:t>
+      </w:r>
+    </w:p>
+    <w:p>
+      <w:pPr>
+        <w:numPr>
+          <w:ilvl w:val="0"/>
+          <w:numId w:val="1029"/>
+        </w:numPr>
+        <w:pStyle w:val="Compact"/>
+      </w:pPr>
+      <w:r>
+        <w:rPr>
+          <w:bCs/>
+          <w:b/>
+        </w:rPr>
+        <w:t xml:space="preserve">Advantage:</w:t>
+      </w:r>
+      <w:r>
+        <w:t xml:space="preserve"> </w:t>
+      </w:r>
+      <w:r>
+        <w:t xml:space="preserve">Unfeeling (origin; companion: Unfinished Business).</w:t>
+      </w:r>
+      <w:r>
+        <w:t xml:space="preserve"> </w:t>
+      </w:r>
+      <w:r>
+        <w:rPr>
+          <w:bCs/>
+          <w:b/>
+        </w:rPr>
+        <w:t xml:space="preserve">Complication:</w:t>
+      </w:r>
+      <w:r>
+        <w:t xml:space="preserve"> </w:t>
+      </w:r>
+      <w:r>
+        <w:t xml:space="preserve">Code of the West; trigger: the easy shot is in someone’s back.</w:t>
+      </w:r>
+    </w:p>
+    <w:p>
+      <w:pPr>
+        <w:numPr>
+          <w:ilvl w:val="0"/>
+          <w:numId w:val="1029"/>
+        </w:numPr>
+        <w:pStyle w:val="Compact"/>
+      </w:pPr>
+      <w:r>
+        <w:rPr>
+          <w:bCs/>
+          <w:b/>
+        </w:rPr>
+        <w:t xml:space="preserve">Why I face the dark:</w:t>
+      </w:r>
+      <w:r>
+        <w:t xml:space="preserve"> </w:t>
+      </w:r>
+      <w:r>
+        <w:t xml:space="preserve">Someone did me wrong, and I mean to settle it.</w:t>
+      </w:r>
+      <w:r>
+        <w:t xml:space="preserve"> </w:t>
+      </w:r>
+      <w:r>
+        <w:rPr>
+          <w:bCs/>
+          <w:b/>
+        </w:rPr>
+        <w:t xml:space="preserve">Connection:</w:t>
+      </w:r>
+      <w:r>
+        <w:t xml:space="preserve"> </w:t>
+      </w:r>
+      <w:r>
+        <w:t xml:space="preserve">Taught Tom Feeney to shoot straight, and still reminds him of it.</w:t>
+      </w:r>
+    </w:p>
+    <w:bookmarkEnd w:id="96"/>
+    <w:bookmarkStart w:id="97" w:name="rev.-abigail-stone"/>
+    <w:p>
+      <w:pPr>
+        <w:pStyle w:val="Heading2"/>
+      </w:pPr>
+      <w:r>
+        <w:t xml:space="preserve">Rev. Abigail Stone</w:t>
+      </w:r>
+    </w:p>
+    <w:p>
+      <w:pPr>
+        <w:pStyle w:val="FirstParagraph"/>
+      </w:pPr>
+      <w:r>
+        <w:rPr>
+          <w:iCs/>
+          <w:i/>
+        </w:rPr>
+        <w:t xml:space="preserve">Circuit preacher, Preacher. Old Money (tier 0).</w:t>
+      </w:r>
+      <w:r>
+        <w:t xml:space="preserve"> </w:t>
+      </w:r>
+      <w:r>
+        <w:t xml:space="preserve">Gave up a Boston fortune for a circuit of mining camps, and preaches with a shotgun across her knees.</w:t>
+      </w:r>
+    </w:p>
+    <w:p>
+      <w:pPr>
+        <w:numPr>
+          <w:ilvl w:val="0"/>
+          <w:numId w:val="1030"/>
+        </w:numPr>
+        <w:pStyle w:val="Compact"/>
+      </w:pPr>
+      <w:r>
+        <w:rPr>
+          <w:bCs/>
+          <w:b/>
+        </w:rPr>
+        <w:t xml:space="preserve">Attributes:</w:t>
+      </w:r>
+      <w:r>
+        <w:t xml:space="preserve"> </w:t>
+      </w:r>
+      <w:r>
+        <w:t xml:space="preserve">Body 9, Agility 10, Intellect 11, Presence 14, Will 12.</w:t>
+      </w:r>
+      <w:r>
+        <w:t xml:space="preserve"> </w:t>
+      </w:r>
+      <w:r>
+        <w:rPr>
+          <w:bCs/>
+          <w:b/>
+        </w:rPr>
+        <w:t xml:space="preserve">Dodge</w:t>
+      </w:r>
+      <w:r>
+        <w:t xml:space="preserve"> </w:t>
+      </w:r>
+      <w:r>
+        <w:t xml:space="preserve">9.</w:t>
+      </w:r>
+    </w:p>
+    <w:p>
+      <w:pPr>
+        <w:numPr>
+          <w:ilvl w:val="0"/>
+          <w:numId w:val="1030"/>
+        </w:numPr>
+        <w:pStyle w:val="Compact"/>
+      </w:pPr>
+      <w:r>
+        <w:rPr>
+          <w:bCs/>
+          <w:b/>
+        </w:rPr>
+        <w:t xml:space="preserve">Skills:</w:t>
+      </w:r>
+      <w:r>
+        <w:t xml:space="preserve"> </w:t>
+      </w:r>
+      <w:r>
+        <w:t xml:space="preserve">Persuasion 17 (Specialty). Trained: Leadership 15, Investigation 12, Law 12, Medicine 12, Read People 12, Survival 12, Riding 11, Shooting 11, Athletics 10.</w:t>
+      </w:r>
+    </w:p>
+    <w:p>
+      <w:pPr>
+        <w:numPr>
+          <w:ilvl w:val="0"/>
+          <w:numId w:val="1030"/>
+        </w:numPr>
+        <w:pStyle w:val="Compact"/>
+      </w:pPr>
+      <w:r>
+        <w:rPr>
+          <w:bCs/>
+          <w:b/>
+        </w:rPr>
+        <w:t xml:space="preserve">Edges:</w:t>
+      </w:r>
+      <w:r>
+        <w:t xml:space="preserve"> </w:t>
+      </w:r>
+      <w:r>
+        <w:t xml:space="preserve">+1 attribute point, Second advantage, A friend; second advantage: Unshakable Courage; a friend: Bishop Harrow, who answers her letters and asks no questions.</w:t>
+      </w:r>
+    </w:p>
+    <w:p>
+      <w:pPr>
+        <w:numPr>
+          <w:ilvl w:val="0"/>
+          <w:numId w:val="1030"/>
+        </w:numPr>
+        <w:pStyle w:val="Compact"/>
+      </w:pPr>
+      <w:r>
+        <w:rPr>
+          <w:bCs/>
+          <w:b/>
+        </w:rPr>
+        <w:t xml:space="preserve">Advantage:</w:t>
+      </w:r>
+      <w:r>
+        <w:t xml:space="preserve"> </w:t>
+      </w:r>
+      <w:r>
+        <w:t xml:space="preserve">Hellfire Preacher.</w:t>
+      </w:r>
+      <w:r>
+        <w:t xml:space="preserve"> </w:t>
+      </w:r>
+      <w:r>
+        <w:rPr>
+          <w:bCs/>
+          <w:b/>
+        </w:rPr>
+        <w:t xml:space="preserve">Complication:</w:t>
+      </w:r>
+      <w:r>
+        <w:t xml:space="preserve"> </w:t>
+      </w:r>
+      <w:r>
+        <w:t xml:space="preserve">Protects Others at Personal Risk; trigger: townsfolk are caught in the crossfire.</w:t>
+      </w:r>
+    </w:p>
+    <w:p>
+      <w:pPr>
+        <w:numPr>
+          <w:ilvl w:val="0"/>
+          <w:numId w:val="1030"/>
+        </w:numPr>
+        <w:pStyle w:val="Compact"/>
+      </w:pPr>
+      <w:r>
+        <w:rPr>
+          <w:bCs/>
+          <w:b/>
+        </w:rPr>
+        <w:t xml:space="preserve">Why I face the dark:</w:t>
+      </w:r>
+      <w:r>
+        <w:t xml:space="preserve"> </w:t>
+      </w:r>
+      <w:r>
+        <w:t xml:space="preserve">The Lord sent me here for a reason, and I believe this is it.</w:t>
+      </w:r>
+      <w:r>
+        <w:t xml:space="preserve"> </w:t>
+      </w:r>
+      <w:r>
+        <w:rPr>
+          <w:bCs/>
+          <w:b/>
+        </w:rPr>
+        <w:t xml:space="preserve">Connection:</w:t>
+      </w:r>
+      <w:r>
+        <w:t xml:space="preserve"> </w:t>
+      </w:r>
+      <w:r>
         <w:t xml:space="preserve">Keeps Dr. Webb’s secret, and his whiskey hidden.</w:t>
       </w:r>
     </w:p>
-    <w:bookmarkEnd w:id="95"/>
-    <w:bookmarkEnd w:id="96"/>
-    <w:bookmarkStart w:id="97" w:name="advantages"/>
+    <w:bookmarkEnd w:id="97"/>
+    <w:bookmarkEnd w:id="98"/>
+    <w:bookmarkStart w:id="99" w:name="advantages"/>
     <w:p>
       <w:pPr>
         <w:pStyle w:val="Heading1"/>
@@ -19837,8 +20718,8 @@
         <w:t xml:space="preserve">A badge is legal authority, not a magic word: outlaws and the powerful don’t always care about it, and it carries a duty. Your superiors can give you orders, and abusing the badge or failing in your duty can cost you it. Law callings (Marshal, Deputy) usually take one, as their advantage or as a second advantage Edge. A Pinkerton detective takes Pinkerton Credentials instead: the agency’s reach and files, but no badge.</w:t>
       </w:r>
     </w:p>
-    <w:bookmarkEnd w:id="97"/>
-    <w:bookmarkStart w:id="113" w:name="origins"/>
+    <w:bookmarkEnd w:id="99"/>
+    <w:bookmarkStart w:id="115" w:name="origins"/>
     <w:p>
       <w:pPr>
         <w:pStyle w:val="Heading1"/>
@@ -20828,7 +21709,7 @@
         </w:tc>
       </w:tr>
     </w:tbl>
-    <w:bookmarkStart w:id="98" w:name="shared-rules"/>
+    <w:bookmarkStart w:id="100" w:name="shared-rules"/>
     <w:p>
       <w:pPr>
         <w:pStyle w:val="Heading2"/>
@@ -21030,8 +21911,8 @@
         </w:tc>
       </w:tr>
     </w:tbl>
-    <w:bookmarkEnd w:id="98"/>
-    <w:bookmarkStart w:id="99" w:name="city-bred"/>
+    <w:bookmarkEnd w:id="100"/>
+    <w:bookmarkStart w:id="101" w:name="city-bred"/>
     <w:p>
       <w:pPr>
         <w:pStyle w:val="Heading2"/>
@@ -21282,8 +22163,8 @@
         </w:tc>
       </w:tr>
     </w:tbl>
-    <w:bookmarkEnd w:id="99"/>
-    <w:bookmarkStart w:id="100" w:name="drifter"/>
+    <w:bookmarkEnd w:id="101"/>
+    <w:bookmarkStart w:id="102" w:name="drifter"/>
     <w:p>
       <w:pPr>
         <w:pStyle w:val="Heading2"/>
@@ -21534,8 +22415,8 @@
         </w:tc>
       </w:tr>
     </w:tbl>
-    <w:bookmarkEnd w:id="100"/>
-    <w:bookmarkStart w:id="101" w:name="frontier-born"/>
+    <w:bookmarkEnd w:id="102"/>
+    <w:bookmarkStart w:id="103" w:name="frontier-born"/>
     <w:p>
       <w:pPr>
         <w:pStyle w:val="Heading2"/>
@@ -21786,8 +22667,8 @@
         </w:tc>
       </w:tr>
     </w:tbl>
-    <w:bookmarkEnd w:id="101"/>
-    <w:bookmarkStart w:id="102" w:name="immigrant"/>
+    <w:bookmarkEnd w:id="103"/>
+    <w:bookmarkStart w:id="104" w:name="immigrant"/>
     <w:p>
       <w:pPr>
         <w:pStyle w:val="Heading2"/>
@@ -22038,8 +22919,8 @@
         </w:tc>
       </w:tr>
     </w:tbl>
-    <w:bookmarkEnd w:id="102"/>
-    <w:bookmarkStart w:id="103" w:name="old-money"/>
+    <w:bookmarkEnd w:id="104"/>
+    <w:bookmarkStart w:id="105" w:name="old-money"/>
     <w:p>
       <w:pPr>
         <w:pStyle w:val="Heading2"/>
@@ -22290,8 +23171,8 @@
         </w:tc>
       </w:tr>
     </w:tbl>
-    <w:bookmarkEnd w:id="103"/>
-    <w:bookmarkStart w:id="104" w:name="railroad-hand"/>
+    <w:bookmarkEnd w:id="105"/>
+    <w:bookmarkStart w:id="106" w:name="railroad-hand"/>
     <w:p>
       <w:pPr>
         <w:pStyle w:val="Heading2"/>
@@ -22542,8 +23423,8 @@
         </w:tc>
       </w:tr>
     </w:tbl>
-    <w:bookmarkEnd w:id="104"/>
-    <w:bookmarkStart w:id="105" w:name="war-veteran"/>
+    <w:bookmarkEnd w:id="106"/>
+    <w:bookmarkStart w:id="107" w:name="war-veteran"/>
     <w:p>
       <w:pPr>
         <w:pStyle w:val="Heading2"/>
@@ -22794,8 +23675,8 @@
         </w:tc>
       </w:tr>
     </w:tbl>
-    <w:bookmarkEnd w:id="105"/>
-    <w:bookmarkStart w:id="106" w:name="sighted"/>
+    <w:bookmarkEnd w:id="107"/>
+    <w:bookmarkStart w:id="108" w:name="sighted"/>
     <w:p>
       <w:pPr>
         <w:pStyle w:val="Heading2"/>
@@ -22840,7 +23721,7 @@
       <w:pPr>
         <w:numPr>
           <w:ilvl w:val="0"/>
-          <w:numId w:val="1029"/>
+          <w:numId w:val="1031"/>
         </w:numPr>
         <w:pStyle w:val="Compact"/>
       </w:pPr>
@@ -23070,8 +23951,8 @@
         </w:tc>
       </w:tr>
     </w:tbl>
-    <w:bookmarkEnd w:id="106"/>
-    <w:bookmarkStart w:id="107" w:name="dhampir"/>
+    <w:bookmarkEnd w:id="108"/>
+    <w:bookmarkStart w:id="109" w:name="dhampir"/>
     <w:p>
       <w:pPr>
         <w:pStyle w:val="Heading2"/>
@@ -23116,7 +23997,7 @@
       <w:pPr>
         <w:numPr>
           <w:ilvl w:val="0"/>
-          <w:numId w:val="1030"/>
+          <w:numId w:val="1032"/>
         </w:numPr>
         <w:pStyle w:val="Compact"/>
       </w:pPr>
@@ -23128,7 +24009,7 @@
       <w:pPr>
         <w:numPr>
           <w:ilvl w:val="0"/>
-          <w:numId w:val="1030"/>
+          <w:numId w:val="1032"/>
         </w:numPr>
         <w:pStyle w:val="Compact"/>
       </w:pPr>
@@ -23140,7 +24021,7 @@
       <w:pPr>
         <w:numPr>
           <w:ilvl w:val="0"/>
-          <w:numId w:val="1030"/>
+          <w:numId w:val="1032"/>
         </w:numPr>
         <w:pStyle w:val="Compact"/>
       </w:pPr>
@@ -23370,8 +24251,8 @@
         </w:tc>
       </w:tr>
     </w:tbl>
-    <w:bookmarkEnd w:id="107"/>
-    <w:bookmarkStart w:id="108" w:name="practitioner"/>
+    <w:bookmarkEnd w:id="109"/>
+    <w:bookmarkStart w:id="110" w:name="practitioner"/>
     <w:p>
       <w:pPr>
         <w:pStyle w:val="Heading2"/>
@@ -23416,7 +24297,7 @@
       <w:pPr>
         <w:numPr>
           <w:ilvl w:val="0"/>
-          <w:numId w:val="1031"/>
+          <w:numId w:val="1033"/>
         </w:numPr>
         <w:pStyle w:val="Compact"/>
       </w:pPr>
@@ -23428,7 +24309,7 @@
       <w:pPr>
         <w:numPr>
           <w:ilvl w:val="0"/>
-          <w:numId w:val="1031"/>
+          <w:numId w:val="1033"/>
         </w:numPr>
         <w:pStyle w:val="Compact"/>
       </w:pPr>
@@ -23440,7 +24321,7 @@
       <w:pPr>
         <w:numPr>
           <w:ilvl w:val="0"/>
-          <w:numId w:val="1031"/>
+          <w:numId w:val="1033"/>
         </w:numPr>
         <w:pStyle w:val="Compact"/>
       </w:pPr>
@@ -24042,8 +24923,8 @@
         </w:tc>
       </w:tr>
     </w:tbl>
-    <w:bookmarkEnd w:id="108"/>
-    <w:bookmarkStart w:id="109" w:name="revenant"/>
+    <w:bookmarkEnd w:id="110"/>
+    <w:bookmarkStart w:id="111" w:name="revenant"/>
     <w:p>
       <w:pPr>
         <w:pStyle w:val="Heading2"/>
@@ -24088,7 +24969,7 @@
       <w:pPr>
         <w:numPr>
           <w:ilvl w:val="0"/>
-          <w:numId w:val="1032"/>
+          <w:numId w:val="1034"/>
         </w:numPr>
         <w:pStyle w:val="Compact"/>
       </w:pPr>
@@ -24100,7 +24981,7 @@
       <w:pPr>
         <w:numPr>
           <w:ilvl w:val="0"/>
-          <w:numId w:val="1032"/>
+          <w:numId w:val="1034"/>
         </w:numPr>
         <w:pStyle w:val="Compact"/>
       </w:pPr>
@@ -24112,7 +24993,7 @@
       <w:pPr>
         <w:numPr>
           <w:ilvl w:val="0"/>
-          <w:numId w:val="1032"/>
+          <w:numId w:val="1034"/>
         </w:numPr>
         <w:pStyle w:val="Compact"/>
       </w:pPr>
@@ -24342,8 +25223,8 @@
         </w:tc>
       </w:tr>
     </w:tbl>
-    <w:bookmarkEnd w:id="109"/>
-    <w:bookmarkStart w:id="110" w:name="werewolf"/>
+    <w:bookmarkEnd w:id="111"/>
+    <w:bookmarkStart w:id="112" w:name="werewolf"/>
     <w:p>
       <w:pPr>
         <w:pStyle w:val="Heading2"/>
@@ -24388,7 +25269,7 @@
       <w:pPr>
         <w:numPr>
           <w:ilvl w:val="0"/>
-          <w:numId w:val="1033"/>
+          <w:numId w:val="1035"/>
         </w:numPr>
         <w:pStyle w:val="Compact"/>
       </w:pPr>
@@ -24400,7 +25281,7 @@
       <w:pPr>
         <w:numPr>
           <w:ilvl w:val="0"/>
-          <w:numId w:val="1033"/>
+          <w:numId w:val="1035"/>
         </w:numPr>
         <w:pStyle w:val="Compact"/>
       </w:pPr>
@@ -24412,7 +25293,7 @@
       <w:pPr>
         <w:numPr>
           <w:ilvl w:val="0"/>
-          <w:numId w:val="1033"/>
+          <w:numId w:val="1035"/>
         </w:numPr>
         <w:pStyle w:val="Compact"/>
       </w:pPr>
@@ -24676,8 +25557,8 @@
         </w:tc>
       </w:tr>
     </w:tbl>
-    <w:bookmarkEnd w:id="110"/>
-    <w:bookmarkStart w:id="111" w:name="pact-bound"/>
+    <w:bookmarkEnd w:id="112"/>
+    <w:bookmarkStart w:id="113" w:name="pact-bound"/>
     <w:p>
       <w:pPr>
         <w:pStyle w:val="Heading2"/>
@@ -24722,7 +25603,7 @@
       <w:pPr>
         <w:numPr>
           <w:ilvl w:val="0"/>
-          <w:numId w:val="1034"/>
+          <w:numId w:val="1036"/>
         </w:numPr>
         <w:pStyle w:val="Compact"/>
       </w:pPr>
@@ -24734,7 +25615,7 @@
       <w:pPr>
         <w:numPr>
           <w:ilvl w:val="0"/>
-          <w:numId w:val="1034"/>
+          <w:numId w:val="1036"/>
         </w:numPr>
         <w:pStyle w:val="Compact"/>
       </w:pPr>
@@ -24746,7 +25627,7 @@
       <w:pPr>
         <w:numPr>
           <w:ilvl w:val="0"/>
-          <w:numId w:val="1034"/>
+          <w:numId w:val="1036"/>
         </w:numPr>
         <w:pStyle w:val="Compact"/>
       </w:pPr>
@@ -24976,8 +25857,8 @@
         </w:tc>
       </w:tr>
     </w:tbl>
-    <w:bookmarkEnd w:id="111"/>
-    <w:bookmarkStart w:id="112" w:name="vampire"/>
+    <w:bookmarkEnd w:id="113"/>
+    <w:bookmarkStart w:id="114" w:name="vampire"/>
     <w:p>
       <w:pPr>
         <w:pStyle w:val="Heading2"/>
@@ -25022,7 +25903,7 @@
       <w:pPr>
         <w:numPr>
           <w:ilvl w:val="0"/>
-          <w:numId w:val="1035"/>
+          <w:numId w:val="1037"/>
         </w:numPr>
         <w:pStyle w:val="Compact"/>
       </w:pPr>
@@ -25034,7 +25915,7 @@
       <w:pPr>
         <w:numPr>
           <w:ilvl w:val="0"/>
-          <w:numId w:val="1035"/>
+          <w:numId w:val="1037"/>
         </w:numPr>
         <w:pStyle w:val="Compact"/>
       </w:pPr>
@@ -25046,7 +25927,7 @@
       <w:pPr>
         <w:numPr>
           <w:ilvl w:val="0"/>
-          <w:numId w:val="1035"/>
+          <w:numId w:val="1037"/>
         </w:numPr>
         <w:pStyle w:val="Compact"/>
       </w:pPr>
@@ -25058,7 +25939,7 @@
       <w:pPr>
         <w:numPr>
           <w:ilvl w:val="0"/>
-          <w:numId w:val="1035"/>
+          <w:numId w:val="1037"/>
         </w:numPr>
         <w:pStyle w:val="Compact"/>
       </w:pPr>
@@ -25322,9 +26203,9 @@
         </w:tc>
       </w:tr>
     </w:tbl>
-    <w:bookmarkEnd w:id="112"/>
-    <w:bookmarkEnd w:id="113"/>
-    <w:bookmarkStart w:id="124" w:name="making-your-own"/>
+    <w:bookmarkEnd w:id="114"/>
+    <w:bookmarkEnd w:id="115"/>
+    <w:bookmarkStart w:id="126" w:name="making-your-own"/>
     <w:p>
       <w:pPr>
         <w:pStyle w:val="Heading1"/>
@@ -25357,7 +26238,7 @@
         <w:t xml:space="preserve">option at the end of each list, and its checklist holds a custom choice to the same rules as everything else.</w:t>
       </w:r>
     </w:p>
-    <w:bookmarkStart w:id="114" w:name="a-custom-calling"/>
+    <w:bookmarkStart w:id="116" w:name="a-custom-calling"/>
     <w:p>
       <w:pPr>
         <w:pStyle w:val="Heading2"/>
@@ -25378,7 +26259,7 @@
       <w:pPr>
         <w:numPr>
           <w:ilvl w:val="0"/>
-          <w:numId w:val="1036"/>
+          <w:numId w:val="1038"/>
         </w:numPr>
         <w:pStyle w:val="Compact"/>
       </w:pPr>
@@ -25424,7 +26305,7 @@
       <w:pPr>
         <w:numPr>
           <w:ilvl w:val="0"/>
-          <w:numId w:val="1036"/>
+          <w:numId w:val="1038"/>
         </w:numPr>
         <w:pStyle w:val="Compact"/>
       </w:pPr>
@@ -25446,7 +26327,7 @@
       <w:pPr>
         <w:numPr>
           <w:ilvl w:val="0"/>
-          <w:numId w:val="1036"/>
+          <w:numId w:val="1038"/>
         </w:numPr>
         <w:pStyle w:val="Compact"/>
       </w:pPr>
@@ -25468,7 +26349,7 @@
       <w:pPr>
         <w:numPr>
           <w:ilvl w:val="0"/>
-          <w:numId w:val="1036"/>
+          <w:numId w:val="1038"/>
         </w:numPr>
         <w:pStyle w:val="Compact"/>
       </w:pPr>
@@ -25533,8 +26414,8 @@
         <w:t xml:space="preserve">.</w:t>
       </w:r>
     </w:p>
-    <w:bookmarkEnd w:id="114"/>
-    <w:bookmarkStart w:id="123" w:name="a-custom-origin"/>
+    <w:bookmarkEnd w:id="116"/>
+    <w:bookmarkStart w:id="125" w:name="a-custom-origin"/>
     <w:p>
       <w:pPr>
         <w:pStyle w:val="Heading2"/>
@@ -25551,7 +26432,7 @@
         <w:t xml:space="preserve">Build it with the GM, one step at a time.</w:t>
       </w:r>
     </w:p>
-    <w:bookmarkStart w:id="115" w:name="the-concept"/>
+    <w:bookmarkStart w:id="117" w:name="the-concept"/>
     <w:p>
       <w:pPr>
         <w:pStyle w:val="Heading3"/>
@@ -25568,8 +26449,8 @@
         <w:t xml:space="preserve">Two or three sentences: where they come from, what sets them apart, and how others see them. It should be something the origins in this book don’t already cover.</w:t>
       </w:r>
     </w:p>
-    <w:bookmarkEnd w:id="115"/>
-    <w:bookmarkStart w:id="116" w:name="the-tier"/>
+    <w:bookmarkEnd w:id="117"/>
+    <w:bookmarkStart w:id="118" w:name="the-tier"/>
     <w:p>
       <w:pPr>
         <w:pStyle w:val="Heading3"/>
@@ -25866,8 +26747,8 @@
         <w:t xml:space="preserve">When in doubt, choose the higher tier.</w:t>
       </w:r>
     </w:p>
-    <w:bookmarkEnd w:id="116"/>
-    <w:bookmarkStart w:id="117" w:name="attribute-adjustments"/>
+    <w:bookmarkEnd w:id="118"/>
+    <w:bookmarkStart w:id="119" w:name="attribute-adjustments"/>
     <w:p>
       <w:pPr>
         <w:pStyle w:val="Heading3"/>
@@ -25913,8 +26794,8 @@
         <w:t xml:space="preserve">: a +2 needs a −2 or two −1s. The adjustments move the attribute’s base (+1 starts it at 11) and raise its starting maximum (13 plus the bonus). Most origins change two to four attributes.</w:t>
       </w:r>
     </w:p>
-    <w:bookmarkEnd w:id="117"/>
-    <w:bookmarkStart w:id="118" w:name="core-rules-tier-1-and-up"/>
+    <w:bookmarkEnd w:id="119"/>
+    <w:bookmarkStart w:id="120" w:name="core-rules-tier-1-and-up"/>
     <w:p>
       <w:pPr>
         <w:pStyle w:val="Heading3"/>
@@ -25931,8 +26812,8 @@
         <w:t xml:space="preserve">One to three short rules that always apply: what they can do (see in the dark, resist cold, a free Trained skill) and what it costs (a weakness, a people’s distrust, a hazard they can’t abide). A strength with no drawback is worth more than it looks, so price it a tier higher.</w:t>
       </w:r>
     </w:p>
-    <w:bookmarkEnd w:id="118"/>
-    <w:bookmarkStart w:id="119" w:name="origin-advantages"/>
+    <w:bookmarkEnd w:id="120"/>
+    <w:bookmarkStart w:id="121" w:name="origin-advantages"/>
     <w:p>
       <w:pPr>
         <w:pStyle w:val="Heading3"/>
@@ -25987,8 +26868,8 @@
         <w:t xml:space="preserve">: a problem the trait causes, with a clear trigger and a real consequence, which earns a Grit point when it bites, like any complication. A character takes one advantage, general or origin, so make them distinct choices.</w:t>
       </w:r>
     </w:p>
-    <w:bookmarkEnd w:id="119"/>
-    <w:bookmarkStart w:id="120" w:name="an-alternate-form-optional-tier-2-or-3"/>
+    <w:bookmarkEnd w:id="121"/>
+    <w:bookmarkStart w:id="122" w:name="an-alternate-form-optional-tier-2-or-3"/>
     <w:p>
       <w:pPr>
         <w:pStyle w:val="Heading3"/>
@@ -26021,8 +26902,8 @@
         <w:t xml:space="preserve">apply. The bonuses count only while the character is in that form: the sheet’s form switch shows both sets of numbers.</w:t>
       </w:r>
     </w:p>
-    <w:bookmarkEnd w:id="120"/>
-    <w:bookmarkStart w:id="121" w:name="in-the-creator"/>
+    <w:bookmarkEnd w:id="122"/>
+    <w:bookmarkStart w:id="123" w:name="in-the-creator"/>
     <w:p>
       <w:pPr>
         <w:pStyle w:val="Heading3"/>
@@ -26035,7 +26916,7 @@
       <w:pPr>
         <w:numPr>
           <w:ilvl w:val="0"/>
-          <w:numId w:val="1037"/>
+          <w:numId w:val="1039"/>
         </w:numPr>
         <w:pStyle w:val="Compact"/>
       </w:pPr>
@@ -26063,7 +26944,7 @@
       <w:pPr>
         <w:numPr>
           <w:ilvl w:val="0"/>
-          <w:numId w:val="1037"/>
+          <w:numId w:val="1039"/>
         </w:numPr>
         <w:pStyle w:val="Compact"/>
       </w:pPr>
@@ -26075,7 +26956,7 @@
       <w:pPr>
         <w:numPr>
           <w:ilvl w:val="0"/>
-          <w:numId w:val="1037"/>
+          <w:numId w:val="1039"/>
         </w:numPr>
         <w:pStyle w:val="Compact"/>
       </w:pPr>
@@ -26103,7 +26984,7 @@
       <w:pPr>
         <w:numPr>
           <w:ilvl w:val="0"/>
-          <w:numId w:val="1037"/>
+          <w:numId w:val="1039"/>
         </w:numPr>
         <w:pStyle w:val="Compact"/>
       </w:pPr>
@@ -26127,8 +27008,8 @@
         <w:t xml:space="preserve">and enter the advantage and its companion complication.</w:t>
       </w:r>
     </w:p>
-    <w:bookmarkEnd w:id="121"/>
-    <w:bookmarkStart w:id="122" w:name="example"/>
+    <w:bookmarkEnd w:id="123"/>
+    <w:bookmarkStart w:id="124" w:name="example"/>
     <w:p>
       <w:pPr>
         <w:pStyle w:val="Heading3"/>
@@ -26233,10 +27114,10 @@
         <w:t xml:space="preserve">: something from the other side follows you; when it matters, accept the chill, the stopped clock or the panicked horse.</w:t>
       </w:r>
     </w:p>
-    <w:bookmarkEnd w:id="122"/>
-    <w:bookmarkEnd w:id="123"/>
     <w:bookmarkEnd w:id="124"/>
-    <w:bookmarkStart w:id="125" w:name="complications"/>
+    <w:bookmarkEnd w:id="125"/>
+    <w:bookmarkEnd w:id="126"/>
+    <w:bookmarkStart w:id="127" w:name="complications"/>
     <w:p>
       <w:pPr>
         <w:pStyle w:val="Heading1"/>
@@ -26941,8 +27822,8 @@
         </w:tc>
       </w:tr>
     </w:tbl>
-    <w:bookmarkEnd w:id="125"/>
-    <w:bookmarkStart w:id="127" w:name="quick-reference"/>
+    <w:bookmarkEnd w:id="127"/>
+    <w:bookmarkStart w:id="129" w:name="quick-reference"/>
     <w:p>
       <w:pPr>
         <w:pStyle w:val="Heading1"/>
@@ -26960,13 +27841,13 @@
           <w:bCs/>
           <w:b/>
         </w:rPr>
-        <w:t xml:space="preserve">Creation:</w:t>
-      </w:r>
-      <w:r>
-        <w:t xml:space="preserve"> </w:t>
-      </w:r>
-      <w:r>
-        <w:t xml:space="preserve">attributes start at 10, adjusted by origin (always totaling zero), plus 5 points; maximum 13 plus any origin bonus. 3 points split between origin tier and Edges. Well-rounded: one Specialty and nine Trained. Old hand: one Expert at +5 and seven Trained. One advantage (general or origin) and one complication; an optional Allegiance.</w:t>
+        <w:t xml:space="preserve">Fine weapon or tool:</w:t>
+      </w:r>
+      <w:r>
+        <w:t xml:space="preserve"> </w:t>
+      </w:r>
+      <w:r>
+        <w:t xml:space="preserve">+2 to one narrow, agreed use of a skill; never with an advantage on the same roll; never to Dodge, Parry or Block.</w:t>
       </w:r>
     </w:p>
     <w:p>
@@ -26978,13 +27859,13 @@
           <w:bCs/>
           <w:b/>
         </w:rPr>
-        <w:t xml:space="preserve">Skills:</w:t>
-      </w:r>
-      <w:r>
-        <w:t xml:space="preserve"> </w:t>
-      </w:r>
-      <w:r>
-        <w:t xml:space="preserve">Untrained = attribute −4; Trained = attribute +1; Specialty = attribute +3; Expert (Old hand) = attribute +5.</w:t>
+        <w:t xml:space="preserve">Creation:</w:t>
+      </w:r>
+      <w:r>
+        <w:t xml:space="preserve"> </w:t>
+      </w:r>
+      <w:r>
+        <w:t xml:space="preserve">attributes start at 10, adjusted by origin (always totaling zero), plus 5 points; maximum 13 plus any origin bonus. 3 points split between origin tier and Edges. Well-rounded: one Specialty and nine Trained. Old hand: one Expert at +5 and seven Trained. One advantage (general or origin) and one complication; an optional Allegiance.</w:t>
       </w:r>
     </w:p>
     <w:p>
@@ -26996,13 +27877,13 @@
           <w:bCs/>
           <w:b/>
         </w:rPr>
-        <w:t xml:space="preserve">Modifiers:</w:t>
-      </w:r>
-      <w:r>
-        <w:t xml:space="preserve"> </w:t>
-      </w:r>
-      <w:r>
-        <w:t xml:space="preserve">favorable +2; ordinary 0; difficult −2; very difficult −4; extreme −6. Natural 3–4 succeeds; natural 17–18 fails.</w:t>
+        <w:t xml:space="preserve">Skills:</w:t>
+      </w:r>
+      <w:r>
+        <w:t xml:space="preserve"> </w:t>
+      </w:r>
+      <w:r>
+        <w:t xml:space="preserve">Untrained = attribute −4; Trained = attribute +1; Specialty = attribute +3; Expert (Old hand) = attribute +5.</w:t>
       </w:r>
     </w:p>
     <w:p>
@@ -27014,13 +27895,13 @@
           <w:bCs/>
           <w:b/>
         </w:rPr>
-        <w:t xml:space="preserve">Assistance:</w:t>
-      </w:r>
-      <w:r>
-        <w:t xml:space="preserve"> </w:t>
-      </w:r>
-      <w:r>
-        <w:t xml:space="preserve">success +1; success by 5 or more +2; 18 causes a complication. One assistant per roll.</w:t>
+        <w:t xml:space="preserve">Modifiers:</w:t>
+      </w:r>
+      <w:r>
+        <w:t xml:space="preserve"> </w:t>
+      </w:r>
+      <w:r>
+        <w:t xml:space="preserve">favorable +2; ordinary 0; difficult −2; very difficult −4; extreme −6. Natural 3–4 succeeds; natural 17–18 fails.</w:t>
       </w:r>
     </w:p>
     <w:p>
@@ -27032,13 +27913,13 @@
           <w:bCs/>
           <w:b/>
         </w:rPr>
-        <w:t xml:space="preserve">Near misses:</w:t>
-      </w:r>
-      <w:r>
-        <w:t xml:space="preserve"> </w:t>
-      </w:r>
-      <w:r>
-        <w:t xml:space="preserve">fail by 1–2 and the GM may offer success at a cost; never on a natural 17–18.</w:t>
+        <w:t xml:space="preserve">Assistance:</w:t>
+      </w:r>
+      <w:r>
+        <w:t xml:space="preserve"> </w:t>
+      </w:r>
+      <w:r>
+        <w:t xml:space="preserve">success +1; success by 5 or more +2; 18 causes a complication. One assistant per roll.</w:t>
       </w:r>
     </w:p>
     <w:p>
@@ -27050,13 +27931,13 @@
           <w:bCs/>
           <w:b/>
         </w:rPr>
-        <w:t xml:space="preserve">Clocks:</w:t>
-      </w:r>
-      <w:r>
-        <w:t xml:space="preserve"> </w:t>
-      </w:r>
-      <w:r>
-        <w:t xml:space="preserve">2, 4, 6 or 8 segments. Danger clocks fill on failures and time; progress clocks fill on successes (2 segments on success by 5).</w:t>
+        <w:t xml:space="preserve">Near misses:</w:t>
+      </w:r>
+      <w:r>
+        <w:t xml:space="preserve"> </w:t>
+      </w:r>
+      <w:r>
+        <w:t xml:space="preserve">fail by 1–2 and the GM may offer success at a cost; never on a natural 17–18.</w:t>
       </w:r>
     </w:p>
     <w:p>
@@ -27068,13 +27949,13 @@
           <w:bCs/>
           <w:b/>
         </w:rPr>
-        <w:t xml:space="preserve">Combat:</w:t>
-      </w:r>
-      <w:r>
-        <w:t xml:space="preserve"> </w:t>
-      </w:r>
-      <w:r>
-        <w:t xml:space="preserve">move plus one action. Hit → one defense a round (Dodge, Parry or Block; −1 to −3 against a clean hit) → weapon effect. Dodge = Agility −2 plus Athletics training (+0, +1, +2). Parry −3, Block −2 plus the shield. Aim: +1. Telling hit (by 5+ or natural 3–4): the attacker picks an effect; called shot −2 (small target −4). A 2-box weapon that brings you to three boxes leaves you Dying; at three boxes, another 2-box hit kills.</w:t>
+        <w:t xml:space="preserve">Clocks:</w:t>
+      </w:r>
+      <w:r>
+        <w:t xml:space="preserve"> </w:t>
+      </w:r>
+      <w:r>
+        <w:t xml:space="preserve">2, 4, 6 or 8 segments. Danger clocks fill on failures and time; progress clocks fill on successes (2 segments on success by 5).</w:t>
       </w:r>
     </w:p>
     <w:p>
@@ -27086,13 +27967,13 @@
           <w:bCs/>
           <w:b/>
         </w:rPr>
-        <w:t xml:space="preserve">Medicine:</w:t>
-      </w:r>
-      <w:r>
-        <w:t xml:space="preserve"> </w:t>
-      </w:r>
-      <w:r>
-        <w:t xml:space="preserve">stabilize in one action. Field care clears 1 box (2 on margin 5+). Proper care gives +2 and clears 2 (3 on margin 5+). Rest clears a box in a day at 1 box, three days at 2, a week at 3 (in someone’s care).</w:t>
+        <w:t xml:space="preserve">Combat:</w:t>
+      </w:r>
+      <w:r>
+        <w:t xml:space="preserve"> </w:t>
+      </w:r>
+      <w:r>
+        <w:t xml:space="preserve">move plus one action. Hit → one defense a round (Dodge, Parry or Block; −1 to −3 against a clean hit; Additional Defense: a second, at −2) → weapon effect. Dodge = Agility −2 plus Athletics training (+0, +1, +2). Parry −3, Block −2 plus the shield. Aim: +1. Telling hit (by 5+ or natural 3–4): the attacker picks an effect, which never adds boxes or kills outright; called shot −2 (small target −4). A 2-box weapon that brings you to three boxes leaves you Dying; at three boxes, another 2-box hit kills.</w:t>
       </w:r>
     </w:p>
     <w:p>
@@ -27104,6 +27985,24 @@
           <w:bCs/>
           <w:b/>
         </w:rPr>
+        <w:t xml:space="preserve">Medicine:</w:t>
+      </w:r>
+      <w:r>
+        <w:t xml:space="preserve"> </w:t>
+      </w:r>
+      <w:r>
+        <w:t xml:space="preserve">stabilize in one action. Field care clears 1 box (2 on margin 5+). Proper care gives +2 and clears 2 (3 on margin 5+). Each set of injuries (one fight or incident) gets one field and one proper-care attempt; more need better care, a new treatment or recovery time. Rest clears a box in a day at 1 box, three days at 2, a week at 3 (in someone’s care).</w:t>
+      </w:r>
+    </w:p>
+    <w:p>
+      <w:pPr>
+        <w:pStyle w:val="BodyText"/>
+      </w:pPr>
+      <w:r>
+        <w:rPr>
+          <w:bCs/>
+          <w:b/>
+        </w:rPr>
         <w:t xml:space="preserve">Grit:</w:t>
       </w:r>
       <w:r>
@@ -27133,7 +28032,7 @@
       <w:r>
         <w:t xml:space="preserve"> </w:t>
       </w:r>
-      <w:hyperlink r:id="rId126">
+      <w:hyperlink r:id="rId128">
         <w:r>
           <w:rPr>
             <w:rStyle w:val="Hyperlink"/>
@@ -27145,7 +28044,7 @@
         <w:t xml:space="preserve">. You may share, adapt, and use it for any purpose, including commercially, as long as you give appropriate credit to the author.</w:t>
       </w:r>
     </w:p>
-    <w:bookmarkEnd w:id="127"/>
+    <w:bookmarkEnd w:id="129"/>
     <w:sectPr/>
   </w:body>
 </w:document>
@@ -27525,34 +28424,7 @@
     <w:abstractNumId w:val="991"/>
   </w:num>
   <w:num w:numId="1019">
-    <w:abstractNumId w:val="99411"/>
-    <w:lvlOverride w:ilvl="0">
-      <w:startOverride w:val="1"/>
-    </w:lvlOverride>
-    <w:lvlOverride w:ilvl="1">
-      <w:startOverride w:val="1"/>
-    </w:lvlOverride>
-    <w:lvlOverride w:ilvl="2">
-      <w:startOverride w:val="1"/>
-    </w:lvlOverride>
-    <w:lvlOverride w:ilvl="3">
-      <w:startOverride w:val="1"/>
-    </w:lvlOverride>
-    <w:lvlOverride w:ilvl="4">
-      <w:startOverride w:val="1"/>
-    </w:lvlOverride>
-    <w:lvlOverride w:ilvl="5">
-      <w:startOverride w:val="1"/>
-    </w:lvlOverride>
-    <w:lvlOverride w:ilvl="6">
-      <w:startOverride w:val="1"/>
-    </w:lvlOverride>
-    <w:lvlOverride w:ilvl="7">
-      <w:startOverride w:val="1"/>
-    </w:lvlOverride>
-    <w:lvlOverride w:ilvl="8">
-      <w:startOverride w:val="1"/>
-    </w:lvlOverride>
+    <w:abstractNumId w:val="991"/>
   </w:num>
   <w:num w:numId="1020">
     <w:abstractNumId w:val="991"/>
@@ -27591,7 +28463,34 @@
     <w:abstractNumId w:val="991"/>
   </w:num>
   <w:num w:numId="1023">
-    <w:abstractNumId w:val="991"/>
+    <w:abstractNumId w:val="99411"/>
+    <w:lvlOverride w:ilvl="0">
+      <w:startOverride w:val="1"/>
+    </w:lvlOverride>
+    <w:lvlOverride w:ilvl="1">
+      <w:startOverride w:val="1"/>
+    </w:lvlOverride>
+    <w:lvlOverride w:ilvl="2">
+      <w:startOverride w:val="1"/>
+    </w:lvlOverride>
+    <w:lvlOverride w:ilvl="3">
+      <w:startOverride w:val="1"/>
+    </w:lvlOverride>
+    <w:lvlOverride w:ilvl="4">
+      <w:startOverride w:val="1"/>
+    </w:lvlOverride>
+    <w:lvlOverride w:ilvl="5">
+      <w:startOverride w:val="1"/>
+    </w:lvlOverride>
+    <w:lvlOverride w:ilvl="6">
+      <w:startOverride w:val="1"/>
+    </w:lvlOverride>
+    <w:lvlOverride w:ilvl="7">
+      <w:startOverride w:val="1"/>
+    </w:lvlOverride>
+    <w:lvlOverride w:ilvl="8">
+      <w:startOverride w:val="1"/>
+    </w:lvlOverride>
   </w:num>
   <w:num w:numId="1024">
     <w:abstractNumId w:val="991"/>
@@ -27630,6 +28529,12 @@
     <w:abstractNumId w:val="991"/>
   </w:num>
   <w:num w:numId="1036">
+    <w:abstractNumId w:val="991"/>
+  </w:num>
+  <w:num w:numId="1037">
+    <w:abstractNumId w:val="991"/>
+  </w:num>
+  <w:num w:numId="1038">
     <w:abstractNumId w:val="99411"/>
     <w:lvlOverride w:ilvl="0">
       <w:startOverride w:val="1"/>
@@ -27659,7 +28564,7 @@
       <w:startOverride w:val="1"/>
     </w:lvlOverride>
   </w:num>
-  <w:num w:numId="1037">
+  <w:num w:numId="1039">
     <w:abstractNumId w:val="99411"/>
     <w:lvlOverride w:ilvl="0">
       <w:startOverride w:val="1"/>

--- a/legend-dynamics/western/Trails_of_Blood_Dust_Players_Guide.docx
+++ b/legend-dynamics/western/Trails_of_Blood_Dust_Players_Guide.docx
@@ -11070,7 +11070,7 @@
               <w:rPr>
                 <w:sz w:val="19"/>
               </w:rPr>
-              <w:t xml:space="preserve">Up to 50 yards</w:t>
+              <w:t xml:space="preserve">Up to 25 yards</w:t>
             </w:r>
           </w:p>
         </w:tc>
@@ -11118,7 +11118,7 @@
               <w:rPr>
                 <w:sz w:val="19"/>
               </w:rPr>
-              <w:t xml:space="preserve">Up to 150 yards</w:t>
+              <w:t xml:space="preserve">Up to 100 yards</w:t>
             </w:r>
           </w:p>
         </w:tc>
@@ -11166,22 +11166,22 @@
               <w:rPr>
                 <w:sz w:val="19"/>
               </w:rPr>
-              <w:t xml:space="preserve">Up to 500 yards</w:t>
-            </w:r>
-          </w:p>
-        </w:tc>
-        <w:tc>
-          <w:tcPr/>
-          <w:p>
-            <w:pPr>
-              <w:pStyle w:val="Compact"/>
-              <w:jc w:val="left"/>
-            </w:pPr>
-            <w:r>
-              <w:rPr>
-                <w:sz w:val="19"/>
-              </w:rPr>
-              <w:t xml:space="preserve">Across a valley, a park or a harbor</w:t>
+              <w:t xml:space="preserve">Up to 300 yards</w:t>
+            </w:r>
+          </w:p>
+        </w:tc>
+        <w:tc>
+          <w:tcPr/>
+          <w:p>
+            <w:pPr>
+              <w:pStyle w:val="Compact"/>
+              <w:jc w:val="left"/>
+            </w:pPr>
+            <w:r>
+              <w:rPr>
+                <w:sz w:val="19"/>
+              </w:rPr>
+              <w:t xml:space="preserve">Across a park, a harbor or a small valley</w:t>
             </w:r>
           </w:p>
         </w:tc>
@@ -11214,7 +11214,7 @@
               <w:rPr>
                 <w:sz w:val="19"/>
               </w:rPr>
-              <w:t xml:space="preserve">Up to a mile, in line of sight</w:t>
+              <w:t xml:space="preserve">Up to 1,000 yards, in line of sight</w:t>
             </w:r>
           </w:p>
         </w:tc>
@@ -11261,7 +11261,7 @@
         <w:pStyle w:val="BodyText"/>
       </w:pPr>
       <w:r>
-        <w:t xml:space="preserve">Moving: your move each turn covers the Close band. Give up your action to run and you cover Short instead.</w:t>
+        <w:t xml:space="preserve">Moving: your move each turn covers the Close band. Give up your action to run and you cover twice that, 20 yards.</w:t>
       </w:r>
     </w:p>
     <w:bookmarkEnd w:id="61"/>

--- a/legend-dynamics/western/Trails_of_Blood_Dust_Players_Guide.docx
+++ b/legend-dynamics/western/Trails_of_Blood_Dust_Players_Guide.docx
@@ -5242,7 +5242,20 @@
         <w:pStyle w:val="FirstParagraph"/>
       </w:pPr>
       <w:r>
-        <w:t xml:space="preserve">Your Dodge is Agility −2, plus your Athletics training bonus: +0 if Untrained, +1 if Trained, or +2 if a Specialty or Expert. Begin uninjured, with two Grit points (three with Extra Grit) and your gear. Name your friend, or your fine weapon or tool and the one narrow use it improves, if you took those Edges. Describe one connection to another player’s character.</w:t>
+        <w:t xml:space="preserve">Your Dodge is Agility −2, plus your Athletics training bonus: +0 if Untrained, +1 if Trained, or +2 if a Specialty or Expert. Your Move is 5 yards, +1 for every 2 points of Agility + Body above 20, plus the same Athletics bonus and any origin speed adjustment (see</w:t>
+      </w:r>
+      <w:r>
+        <w:t xml:space="preserve"> </w:t>
+      </w:r>
+      <w:r>
+        <w:rPr>
+          <w:iCs/>
+          <w:i/>
+        </w:rPr>
+        <w:t xml:space="preserve">Move and reach</w:t>
+      </w:r>
+      <w:r>
+        <w:t xml:space="preserve">). Begin uninjured, with two Grit points (three with Extra Grit) and your gear. Name your friend, or your fine weapon or tool and the one narrow use it improves, if you took those Edges. Describe one connection to another player’s character.</w:t>
       </w:r>
     </w:p>
     <w:bookmarkStart w:id="34" w:name="top-10-connections-to-another-character"/>
@@ -9717,7 +9730,7 @@
     </w:p>
     <w:bookmarkEnd w:id="54"/>
     <w:bookmarkEnd w:id="55"/>
-    <w:bookmarkStart w:id="67" w:name="personal-combat"/>
+    <w:bookmarkStart w:id="68" w:name="personal-combat"/>
     <w:p>
       <w:pPr>
         <w:pStyle w:val="Heading1"/>
@@ -9740,7 +9753,23 @@
         <w:pStyle w:val="FirstParagraph"/>
       </w:pPr>
       <w:r>
-        <w:t xml:space="preserve">Act in descending Agility order. Players choose the order of tied characters; the GM resolves other ties. A round lasts a few seconds. On your turn, move a short distance (up to 10 yards: the Close band below) and take one meaningful action, such as attacking, reloading, helping, or attempting a task.</w:t>
+        <w:t xml:space="preserve">Act in descending Agility order. Players choose the order of tied characters; the GM resolves other ties. A round lasts a few seconds. On your turn, move up to your</w:t>
+      </w:r>
+      <w:r>
+        <w:t xml:space="preserve"> </w:t>
+      </w:r>
+      <w:r>
+        <w:rPr>
+          <w:bCs/>
+          <w:b/>
+        </w:rPr>
+        <w:t xml:space="preserve">Move</w:t>
+      </w:r>
+      <w:r>
+        <w:t xml:space="preserve"> </w:t>
+      </w:r>
+      <w:r>
+        <w:t xml:space="preserve">(below) and take one meaningful action, such as attacking, reloading, helping, or attempting a task.</w:t>
       </w:r>
     </w:p>
     <w:bookmarkEnd w:id="56"/>
@@ -10040,7 +10069,7 @@
         <w:t xml:space="preserve"> </w:t>
       </w:r>
       <w:r>
-        <w:t xml:space="preserve">Before rolling, name the effect you want and take −2 on the attack, or −4 for a small target (a hand, an eye, a rope, a lock). If the attack hits at all, the effect happens, whatever the margin. An advantage that rewards aiming cuts this penalty by 1.</w:t>
+        <w:t xml:space="preserve">Before rolling, name an effect your weapon can deliver and take −2 on the attack, or −4 for a small target (a hand, an eye, a rope, a lock). If the attack hits at all, the effect happens, whatever the margin. An advantage that rewards aiming cuts this penalty by 1.</w:t>
       </w:r>
     </w:p>
     <w:p>
@@ -10063,856 +10092,6 @@
       </w:r>
       <w:r>
         <w:t xml:space="preserve">Opponents land telling hits on characters too.</w:t>
-      </w:r>
-    </w:p>
-    <w:tbl>
-      <w:tblPr>
-        <w:tblStyle w:val="Table"/>
-        <w:tblW w:type="pct" w:w="5000"/>
-        <w:tblLook w:firstRow="1" w:lastRow="0" w:firstColumn="0" w:lastColumn="0" w:noHBand="0" w:noVBand="0" w:val="0020"/>
-        <w:jc w:val="start"/>
-        <w:tblBorders>
-          <w:top w:val="single" w:sz="4" w:color="B8C2D3"/>
-          <w:left w:val="single" w:sz="4" w:color="B8C2D3"/>
-          <w:bottom w:val="single" w:sz="4" w:color="B8C2D3"/>
-          <w:right w:val="single" w:sz="4" w:color="B8C2D3"/>
-          <w:insideH w:val="single" w:sz="4" w:color="B8C2D3"/>
-          <w:insideV w:val="single" w:sz="4" w:color="B8C2D3"/>
-        </w:tblBorders>
-      </w:tblPr>
-      <w:tblGrid>
-        <w:gridCol w:w="3960"/>
-        <w:gridCol w:w="3960"/>
-      </w:tblGrid>
-      <w:tr>
-        <w:trPr>
-          <w:tblHeader w:val="true"/>
-        </w:trPr>
-        <w:tc>
-          <w:tcPr>
-            <w:shd w:val="clear" w:fill="E6E8E6"/>
-          </w:tcPr>
-          <w:p>
-            <w:pPr>
-              <w:pStyle w:val="Compact"/>
-              <w:jc w:val="left"/>
-            </w:pPr>
-            <w:r>
-              <w:rPr>
-                <w:b/>
-                <w:sz w:val="19"/>
-              </w:rPr>
-              <w:t xml:space="preserve">Effect</w:t>
-            </w:r>
-          </w:p>
-        </w:tc>
-        <w:tc>
-          <w:tcPr>
-            <w:shd w:val="clear" w:fill="E6E8E6"/>
-          </w:tcPr>
-          <w:p>
-            <w:pPr>
-              <w:pStyle w:val="Compact"/>
-              <w:jc w:val="left"/>
-            </w:pPr>
-            <w:r>
-              <w:rPr>
-                <w:b/>
-                <w:sz w:val="19"/>
-              </w:rPr>
-              <w:t xml:space="preserve">What happens</w:t>
-            </w:r>
-          </w:p>
-        </w:tc>
-      </w:tr>
-      <w:tr>
-        <w:tc>
-          <w:tcPr/>
-          <w:p>
-            <w:pPr>
-              <w:pStyle w:val="Compact"/>
-              <w:jc w:val="left"/>
-            </w:pPr>
-            <w:r>
-              <w:rPr>
-                <w:b/>
-                <w:sz w:val="19"/>
-              </w:rPr>
-              <w:t xml:space="preserve">Disarm</w:t>
-            </w:r>
-          </w:p>
-        </w:tc>
-        <w:tc>
-          <w:tcPr/>
-          <w:p>
-            <w:pPr>
-              <w:pStyle w:val="Compact"/>
-              <w:jc w:val="left"/>
-            </w:pPr>
-            <w:r>
-              <w:rPr>
-                <w:sz w:val="19"/>
-              </w:rPr>
-              <w:t xml:space="preserve">The weapon or held item drops, or flies a few yards away</w:t>
-            </w:r>
-          </w:p>
-        </w:tc>
-      </w:tr>
-      <w:tr>
-        <w:tc>
-          <w:tcPr/>
-          <w:p>
-            <w:pPr>
-              <w:pStyle w:val="Compact"/>
-              <w:jc w:val="left"/>
-            </w:pPr>
-            <w:r>
-              <w:rPr>
-                <w:b/>
-                <w:sz w:val="19"/>
-              </w:rPr>
-              <w:t xml:space="preserve">Knock down</w:t>
-            </w:r>
-          </w:p>
-        </w:tc>
-        <w:tc>
-          <w:tcPr/>
-          <w:p>
-            <w:pPr>
-              <w:pStyle w:val="Compact"/>
-              <w:jc w:val="left"/>
-            </w:pPr>
-            <w:r>
-              <w:rPr>
-                <w:sz w:val="19"/>
-              </w:rPr>
-              <w:t xml:space="preserve">The target falls prone, or is driven back a few steps. Standing up uses the target’s move on their next turn; they still take their action</w:t>
-            </w:r>
-          </w:p>
-        </w:tc>
-      </w:tr>
-      <w:tr>
-        <w:tc>
-          <w:tcPr/>
-          <w:p>
-            <w:pPr>
-              <w:pStyle w:val="Compact"/>
-              <w:jc w:val="left"/>
-            </w:pPr>
-            <w:r>
-              <w:rPr>
-                <w:b/>
-                <w:sz w:val="19"/>
-              </w:rPr>
-              <w:t xml:space="preserve">Pin</w:t>
-            </w:r>
-          </w:p>
-        </w:tc>
-        <w:tc>
-          <w:tcPr/>
-          <w:p>
-            <w:pPr>
-              <w:pStyle w:val="Compact"/>
-              <w:jc w:val="left"/>
-            </w:pPr>
-            <w:r>
-              <w:rPr>
-                <w:sz w:val="19"/>
-              </w:rPr>
-              <w:t xml:space="preserve">The target is held, tangled or pinned down. Their next action goes to getting free, and then they are free: no roll needed. Keeping them pinned takes another successful attack</w:t>
-            </w:r>
-          </w:p>
-        </w:tc>
-      </w:tr>
-      <w:tr>
-        <w:tc>
-          <w:tcPr/>
-          <w:p>
-            <w:pPr>
-              <w:pStyle w:val="Compact"/>
-              <w:jc w:val="left"/>
-            </w:pPr>
-            <w:r>
-              <w:rPr>
-                <w:b/>
-                <w:sz w:val="19"/>
-              </w:rPr>
-              <w:t xml:space="preserve">Rattle</w:t>
-            </w:r>
-          </w:p>
-        </w:tc>
-        <w:tc>
-          <w:tcPr/>
-          <w:p>
-            <w:pPr>
-              <w:pStyle w:val="Compact"/>
-              <w:jc w:val="left"/>
-            </w:pPr>
-            <w:r>
-              <w:rPr>
-                <w:sz w:val="19"/>
-              </w:rPr>
-              <w:t xml:space="preserve">−2 to the target’s next roll</w:t>
-            </w:r>
-          </w:p>
-        </w:tc>
-      </w:tr>
-      <w:tr>
-        <w:tc>
-          <w:tcPr/>
-          <w:p>
-            <w:pPr>
-              <w:pStyle w:val="Compact"/>
-              <w:jc w:val="left"/>
-            </w:pPr>
-            <w:r>
-              <w:rPr>
-                <w:b/>
-                <w:sz w:val="19"/>
-              </w:rPr>
-              <w:t xml:space="preserve">Break gear</w:t>
-            </w:r>
-          </w:p>
-        </w:tc>
-        <w:tc>
-          <w:tcPr/>
-          <w:p>
-            <w:pPr>
-              <w:pStyle w:val="Compact"/>
-              <w:jc w:val="left"/>
-            </w:pPr>
-            <w:r>
-              <w:rPr>
-                <w:sz w:val="19"/>
-              </w:rPr>
-              <w:t xml:space="preserve">A weapon, shield or tool is knocked out of use (jammed, bent, unstrung, cracked) until its owner spends an action putting it right. It’s destroyed for good only if it was already vulnerable (a rotten haft, an improvised shield) or the attacker has a weakness to exploit. Armor loses 1 protection until it’s repaired</w:t>
-            </w:r>
-          </w:p>
-        </w:tc>
-      </w:tr>
-      <w:tr>
-        <w:tc>
-          <w:tcPr/>
-          <w:p>
-            <w:pPr>
-              <w:pStyle w:val="Compact"/>
-              <w:jc w:val="left"/>
-            </w:pPr>
-            <w:r>
-              <w:rPr>
-                <w:b/>
-                <w:sz w:val="19"/>
-              </w:rPr>
-              <w:t xml:space="preserve">Open them up</w:t>
-            </w:r>
-          </w:p>
-        </w:tc>
-        <w:tc>
-          <w:tcPr/>
-          <w:p>
-            <w:pPr>
-              <w:pStyle w:val="Compact"/>
-              <w:jc w:val="left"/>
-            </w:pPr>
-            <w:r>
-              <w:rPr>
-                <w:sz w:val="19"/>
-              </w:rPr>
-              <w:t xml:space="preserve">The next attack on this target this round gets +2</w:t>
-            </w:r>
-          </w:p>
-        </w:tc>
-      </w:tr>
-      <w:tr>
-        <w:tc>
-          <w:tcPr/>
-          <w:p>
-            <w:pPr>
-              <w:pStyle w:val="Compact"/>
-              <w:jc w:val="left"/>
-            </w:pPr>
-            <w:r>
-              <w:rPr>
-                <w:b/>
-                <w:sz w:val="19"/>
-              </w:rPr>
-              <w:t xml:space="preserve">Precise</w:t>
-            </w:r>
-          </w:p>
-        </w:tc>
-        <w:tc>
-          <w:tcPr/>
-          <w:p>
-            <w:pPr>
-              <w:pStyle w:val="Compact"/>
-              <w:jc w:val="left"/>
-            </w:pPr>
-            <w:r>
-              <w:rPr>
-                <w:sz w:val="19"/>
-              </w:rPr>
-              <w:t xml:space="preserve">You hit exactly what you aimed at: the lantern, the rope, the tire, the hand on the trigger. It changes the situation, never the rules: no extra boxes, no getting past a defense, no instant death</w:t>
-            </w:r>
-          </w:p>
-        </w:tc>
-      </w:tr>
-    </w:tbl>
-    <w:p>
-      <w:pPr>
-        <w:pStyle w:val="BodyText"/>
-      </w:pPr>
-      <w:r>
-        <w:rPr>
-          <w:bCs/>
-          <w:b/>
-        </w:rPr>
-        <w:t xml:space="preserve">Limits.</w:t>
-      </w:r>
-      <w:r>
-        <w:t xml:space="preserve"> </w:t>
-      </w:r>
-      <w:r>
-        <w:t xml:space="preserve">A telling hit never adds boxes and never gets past a defense. It never kills outright, disables a character for good, or destroys exceptional equipment: those come only from injury, from the</w:t>
-      </w:r>
-      <w:r>
-        <w:t xml:space="preserve"> </w:t>
-      </w:r>
-      <w:r>
-        <w:rPr>
-          <w:iCs/>
-          <w:i/>
-        </w:rPr>
-        <w:t xml:space="preserve">Dying and death</w:t>
-      </w:r>
-      <w:r>
-        <w:t xml:space="preserve"> </w:t>
-      </w:r>
-      <w:r>
-        <w:t xml:space="preserve">rules, or from an established weakness. The effect has to make sense: nobody disarms a bear or knocks down a train, and the GM can rule an effect out. Opponents who drop from one hit are already down, so a telling hit against them sets up what comes next, like sending one crashing into another.</w:t>
-      </w:r>
-    </w:p>
-    <w:p>
-      <w:pPr>
-        <w:pStyle w:val="BodyText"/>
-      </w:pPr>
-      <w:r>
-        <w:rPr>
-          <w:bCs/>
-          <w:b/>
-        </w:rPr>
-        <w:t xml:space="preserve">Staying alive.</w:t>
-      </w:r>
-      <w:r>
-        <w:t xml:space="preserve"> </w:t>
-      </w:r>
-      <w:r>
-        <w:t xml:space="preserve">A character on the receiving end can shrug off a telling hit’s effect with</w:t>
-      </w:r>
-      <w:r>
-        <w:t xml:space="preserve"> </w:t>
-      </w:r>
-      <w:r>
-        <w:rPr>
-          <w:bCs/>
-          <w:b/>
-        </w:rPr>
-        <w:t xml:space="preserve">Hard to put down</w:t>
-      </w:r>
-      <w:r>
-        <w:t xml:space="preserve"> </w:t>
-      </w:r>
-      <w:r>
-        <w:t xml:space="preserve">(once per fight) or by spending a Grit point. Either way, they still take the boxes.</w:t>
-      </w:r>
-    </w:p>
-    <w:bookmarkStart w:id="58" w:name="fighting-in-trails-of-blood-dust"/>
-    <w:p>
-      <w:pPr>
-        <w:pStyle w:val="Heading3"/>
-      </w:pPr>
-      <w:r>
-        <w:t xml:space="preserve">Fighting in Trails of Blood &amp; Dust</w:t>
-      </w:r>
-    </w:p>
-    <w:p>
-      <w:pPr>
-        <w:pStyle w:val="FirstParagraph"/>
-      </w:pPr>
-      <w:r>
-        <w:t xml:space="preserve">Trails of Blood &amp; Dust adds these to the attack and defense rules above.</w:t>
-      </w:r>
-    </w:p>
-    <w:p>
-      <w:pPr>
-        <w:numPr>
-          <w:ilvl w:val="0"/>
-          <w:numId w:val="1013"/>
-        </w:numPr>
-        <w:pStyle w:val="Compact"/>
-      </w:pPr>
-      <w:r>
-        <w:rPr>
-          <w:bCs/>
-          <w:b/>
-        </w:rPr>
-        <w:t xml:space="preserve">Shields.</w:t>
-      </w:r>
-      <w:r>
-        <w:t xml:space="preserve"> </w:t>
-      </w:r>
-      <w:r>
-        <w:t xml:space="preserve">A real shield is rare out West: a hide shield or an iron-bound buckler gives +1 to Block. Anything at hand stands in: a chair, a wooden slat, a crate lid, a saddle.</w:t>
-      </w:r>
-    </w:p>
-    <w:p>
-      <w:pPr>
-        <w:numPr>
-          <w:ilvl w:val="0"/>
-          <w:numId w:val="1013"/>
-        </w:numPr>
-        <w:pStyle w:val="Compact"/>
-      </w:pPr>
-      <w:r>
-        <w:rPr>
-          <w:bCs/>
-          <w:b/>
-        </w:rPr>
-        <w:t xml:space="preserve">Careful Marksman.</w:t>
-      </w:r>
-      <w:r>
-        <w:t xml:space="preserve"> </w:t>
-      </w:r>
-      <w:r>
-        <w:t xml:space="preserve">Aiming with the advantage gives +3 in all: Aim’s +1 and the advantage’s +2.</w:t>
-      </w:r>
-    </w:p>
-    <w:p>
-      <w:pPr>
-        <w:numPr>
-          <w:ilvl w:val="0"/>
-          <w:numId w:val="1013"/>
-        </w:numPr>
-        <w:pStyle w:val="Compact"/>
-      </w:pPr>
-      <w:r>
-        <w:rPr>
-          <w:bCs/>
-          <w:b/>
-        </w:rPr>
-        <w:t xml:space="preserve">A heavy coat.</w:t>
-      </w:r>
-      <w:r>
-        <w:t xml:space="preserve"> </w:t>
-      </w:r>
-      <w:r>
-        <w:t xml:space="preserve">A buffalo coat or a canvas duster turns a blade, a claw or an arrow, but not a bullet. Once per fight, a hit of 2 or more boxes from a blade, claw, fang or missile marks one fewer.</w:t>
-      </w:r>
-    </w:p>
-    <w:p>
-      <w:pPr>
-        <w:pStyle w:val="FirstParagraph"/>
-      </w:pPr>
-      <w:r>
-        <w:rPr>
-          <w:iCs/>
-          <w:i/>
-        </w:rPr>
-        <w:t xml:space="preserve">Example:</w:t>
-      </w:r>
-      <w:r>
-        <w:t xml:space="preserve"> </w:t>
-      </w:r>
-      <w:r>
-        <w:t xml:space="preserve">a werewolf’s claws succeed by 5 against Deputy Ames, who hasn’t defended yet this round. Dodge is 11, −2 for the clean hit: Ames needs a 9 or less. A parry with the saber would be Melee 14 −3 −2 = 9, no better, so Ames dodges. When the second wolf lunges before Ames’s next turn, there’s no defense left, unless Ames has Additional Defense: a second defense at −2, on top of the attack-quality penalty.</w:t>
-      </w:r>
-    </w:p>
-    <w:bookmarkEnd w:id="58"/>
-    <w:bookmarkStart w:id="59" w:name="stagecoach-chases"/>
-    <w:p>
-      <w:pPr>
-        <w:pStyle w:val="Heading3"/>
-      </w:pPr>
-      <w:r>
-        <w:t xml:space="preserve">Stagecoach chases</w:t>
-      </w:r>
-    </w:p>
-    <w:p>
-      <w:pPr>
-        <w:pStyle w:val="FirstParagraph"/>
-      </w:pPr>
-      <w:r>
-        <w:t xml:space="preserve">A coach on the road with riders closing in is a chase where distance is everything. Run it on the battle map’s</w:t>
-      </w:r>
-      <w:r>
-        <w:t xml:space="preserve"> </w:t>
-      </w:r>
-      <w:r>
-        <w:rPr>
-          <w:bCs/>
-          <w:b/>
-        </w:rPr>
-        <w:t xml:space="preserve">Stagecoach chase</w:t>
-      </w:r>
-      <w:r>
-        <w:t xml:space="preserve"> </w:t>
-      </w:r>
-      <w:r>
-        <w:t xml:space="preserve">track, in the GM view, instead of the chase clocks.</w:t>
-      </w:r>
-    </w:p>
-    <w:p>
-      <w:pPr>
-        <w:numPr>
-          <w:ilvl w:val="0"/>
-          <w:numId w:val="1014"/>
-        </w:numPr>
-        <w:pStyle w:val="Compact"/>
-      </w:pPr>
-      <w:r>
-        <w:rPr>
-          <w:bCs/>
-          <w:b/>
-        </w:rPr>
-        <w:t xml:space="preserve">The lanes.</w:t>
-      </w:r>
-      <w:r>
-        <w:t xml:space="preserve"> </w:t>
-      </w:r>
-      <w:r>
-        <w:t xml:space="preserve">The stagecoach has its own lane, and each rider stands in a range band from it: Close (alongside), Short, Medium, Long or Extreme. Riders usually start at Medium or Long.</w:t>
-      </w:r>
-    </w:p>
-    <w:p>
-      <w:pPr>
-        <w:numPr>
-          <w:ilvl w:val="0"/>
-          <w:numId w:val="1014"/>
-        </w:numPr>
-        <w:pStyle w:val="Compact"/>
-      </w:pPr>
-      <w:r>
-        <w:rPr>
-          <w:bCs/>
-          <w:b/>
-        </w:rPr>
-        <w:t xml:space="preserve">Each exchange.</w:t>
-      </w:r>
-      <w:r>
-        <w:t xml:space="preserve"> </w:t>
-      </w:r>
-      <w:r>
-        <w:t xml:space="preserve">The driver rolls Riding against each rider’s Riding (11 for a threat without it). The winner moves that rider one band: closer if the rider won, farther if the driver did. A tie leaves it where it is, and a rider pushed past Extreme drops out of the chase. A fresh horse or a good road gives +2; rough ground or a tired team gives −2.</w:t>
-      </w:r>
-    </w:p>
-    <w:p>
-      <w:pPr>
-        <w:numPr>
-          <w:ilvl w:val="0"/>
-          <w:numId w:val="1014"/>
-        </w:numPr>
-        <w:pStyle w:val="Compact"/>
-      </w:pPr>
-      <w:r>
-        <w:rPr>
-          <w:bCs/>
-          <w:b/>
-        </w:rPr>
-        <w:t xml:space="preserve">Fighting on the move.</w:t>
-      </w:r>
-      <w:r>
-        <w:t xml:space="preserve"> </w:t>
-      </w:r>
-      <w:r>
-        <w:t xml:space="preserve">Everyone else acts as usual. Shooting from the box, the roof or the saddle is at −2, on top of the range penalty. At Close, a rider can board with an Athletics roll, and then it is fists, knives and shotguns at arm’s length. A passenger can climb out to the box or onto the roof as their move.</w:t>
-      </w:r>
-    </w:p>
-    <w:p>
-      <w:pPr>
-        <w:numPr>
-          <w:ilvl w:val="0"/>
-          <w:numId w:val="1014"/>
-        </w:numPr>
-        <w:pStyle w:val="Compact"/>
-      </w:pPr>
-      <w:r>
-        <w:rPr>
-          <w:bCs/>
-          <w:b/>
-        </w:rPr>
-        <w:t xml:space="preserve">Hurting the coach.</w:t>
-      </w:r>
-      <w:r>
-        <w:t xml:space="preserve"> </w:t>
-      </w:r>
-      <w:r>
-        <w:t xml:space="preserve">A hit aimed at the team or a wheel (a called shot, −2) marks one box on the coach’s track. Dynamite, a crash, or a driver who fails by 5 or more on rough ground marks one more.</w:t>
-      </w:r>
-    </w:p>
-    <w:p>
-      <w:pPr>
-        <w:numPr>
-          <w:ilvl w:val="0"/>
-          <w:numId w:val="1014"/>
-        </w:numPr>
-        <w:pStyle w:val="Compact"/>
-      </w:pPr>
-      <w:r>
-        <w:rPr>
-          <w:bCs/>
-          <w:b/>
-        </w:rPr>
-        <w:t xml:space="preserve">The driver goes down.</w:t>
-      </w:r>
-      <w:r>
-        <w:t xml:space="preserve"> </w:t>
-      </w:r>
-      <w:r>
-        <w:t xml:space="preserve">If the driver is Incapacitated or knocked from the box, the team bolts. Someone must reach the box and take the reins (Riding −2) before the next exchange, or the coach marks a box.</w:t>
-      </w:r>
-    </w:p>
-    <w:tbl>
-      <w:tblPr>
-        <w:tblStyle w:val="Table"/>
-        <w:tblW w:type="pct" w:w="5000"/>
-        <w:tblLook w:firstRow="1" w:lastRow="0" w:firstColumn="0" w:lastColumn="0" w:noHBand="0" w:noVBand="0" w:val="0020"/>
-        <w:jc w:val="start"/>
-        <w:tblBorders>
-          <w:top w:val="single" w:sz="4" w:color="B8C2D3"/>
-          <w:left w:val="single" w:sz="4" w:color="B8C2D3"/>
-          <w:bottom w:val="single" w:sz="4" w:color="B8C2D3"/>
-          <w:right w:val="single" w:sz="4" w:color="B8C2D3"/>
-          <w:insideH w:val="single" w:sz="4" w:color="B8C2D3"/>
-          <w:insideV w:val="single" w:sz="4" w:color="B8C2D3"/>
-        </w:tblBorders>
-      </w:tblPr>
-      <w:tblGrid>
-        <w:gridCol w:w="3960"/>
-        <w:gridCol w:w="3960"/>
-      </w:tblGrid>
-      <w:tr>
-        <w:trPr>
-          <w:tblHeader w:val="true"/>
-        </w:trPr>
-        <w:tc>
-          <w:tcPr>
-            <w:shd w:val="clear" w:fill="E6E8E6"/>
-          </w:tcPr>
-          <w:p>
-            <w:pPr>
-              <w:pStyle w:val="Compact"/>
-              <w:jc w:val="left"/>
-            </w:pPr>
-            <w:r>
-              <w:rPr>
-                <w:b/>
-                <w:sz w:val="19"/>
-              </w:rPr>
-              <w:t xml:space="preserve">Boxes</w:t>
-            </w:r>
-          </w:p>
-        </w:tc>
-        <w:tc>
-          <w:tcPr>
-            <w:shd w:val="clear" w:fill="E6E8E6"/>
-          </w:tcPr>
-          <w:p>
-            <w:pPr>
-              <w:pStyle w:val="Compact"/>
-              <w:jc w:val="left"/>
-            </w:pPr>
-            <w:r>
-              <w:rPr>
-                <w:b/>
-                <w:sz w:val="19"/>
-              </w:rPr>
-              <w:t xml:space="preserve">The coach</w:t>
-            </w:r>
-          </w:p>
-        </w:tc>
-      </w:tr>
-      <w:tr>
-        <w:tc>
-          <w:tcPr/>
-          <w:p>
-            <w:pPr>
-              <w:pStyle w:val="Compact"/>
-              <w:jc w:val="left"/>
-            </w:pPr>
-            <w:r>
-              <w:rPr>
-                <w:b/>
-                <w:sz w:val="19"/>
-              </w:rPr>
-              <w:t xml:space="preserve">0</w:t>
-            </w:r>
-          </w:p>
-        </w:tc>
-        <w:tc>
-          <w:tcPr/>
-          <w:p>
-            <w:pPr>
-              <w:pStyle w:val="Compact"/>
-              <w:jc w:val="left"/>
-            </w:pPr>
-            <w:r>
-              <w:rPr>
-                <w:sz w:val="19"/>
-              </w:rPr>
-              <w:t xml:space="preserve">Rolling: no damage</w:t>
-            </w:r>
-          </w:p>
-        </w:tc>
-      </w:tr>
-      <w:tr>
-        <w:tc>
-          <w:tcPr/>
-          <w:p>
-            <w:pPr>
-              <w:pStyle w:val="Compact"/>
-              <w:jc w:val="left"/>
-            </w:pPr>
-            <w:r>
-              <w:rPr>
-                <w:b/>
-                <w:sz w:val="19"/>
-              </w:rPr>
-              <w:t xml:space="preserve">1</w:t>
-            </w:r>
-          </w:p>
-        </w:tc>
-        <w:tc>
-          <w:tcPr/>
-          <w:p>
-            <w:pPr>
-              <w:pStyle w:val="Compact"/>
-              <w:jc w:val="left"/>
-            </w:pPr>
-            <w:r>
-              <w:rPr>
-                <w:sz w:val="19"/>
-              </w:rPr>
-              <w:t xml:space="preserve">Holed: splinters and bullet holes; no penalty yet</w:t>
-            </w:r>
-          </w:p>
-        </w:tc>
-      </w:tr>
-      <w:tr>
-        <w:tc>
-          <w:tcPr/>
-          <w:p>
-            <w:pPr>
-              <w:pStyle w:val="Compact"/>
-              <w:jc w:val="left"/>
-            </w:pPr>
-            <w:r>
-              <w:rPr>
-                <w:b/>
-                <w:sz w:val="19"/>
-              </w:rPr>
-              <w:t xml:space="preserve">2</w:t>
-            </w:r>
-          </w:p>
-        </w:tc>
-        <w:tc>
-          <w:tcPr/>
-          <w:p>
-            <w:pPr>
-              <w:pStyle w:val="Compact"/>
-              <w:jc w:val="left"/>
-            </w:pPr>
-            <w:r>
-              <w:rPr>
-                <w:sz w:val="19"/>
-              </w:rPr>
-              <w:t xml:space="preserve">A horse hit or a wheel cracked: −2 to the driver’s Riding</w:t>
-            </w:r>
-          </w:p>
-        </w:tc>
-      </w:tr>
-      <w:tr>
-        <w:tc>
-          <w:tcPr/>
-          <w:p>
-            <w:pPr>
-              <w:pStyle w:val="Compact"/>
-              <w:jc w:val="left"/>
-            </w:pPr>
-            <w:r>
-              <w:rPr>
-                <w:b/>
-                <w:sz w:val="19"/>
-              </w:rPr>
-              <w:t xml:space="preserve">3</w:t>
-            </w:r>
-          </w:p>
-        </w:tc>
-        <w:tc>
-          <w:tcPr/>
-          <w:p>
-            <w:pPr>
-              <w:pStyle w:val="Compact"/>
-              <w:jc w:val="left"/>
-            </w:pPr>
-            <w:r>
-              <w:rPr>
-                <w:sz w:val="19"/>
-              </w:rPr>
-              <w:t xml:space="preserve">Lamed: −4 to the driver’s Riding, and riders close on a tie</w:t>
-            </w:r>
-          </w:p>
-        </w:tc>
-      </w:tr>
-      <w:tr>
-        <w:tc>
-          <w:tcPr/>
-          <w:p>
-            <w:pPr>
-              <w:pStyle w:val="Compact"/>
-              <w:jc w:val="left"/>
-            </w:pPr>
-            <w:r>
-              <w:rPr>
-                <w:b/>
-                <w:sz w:val="19"/>
-              </w:rPr>
-              <w:t xml:space="preserve">4</w:t>
-            </w:r>
-          </w:p>
-        </w:tc>
-        <w:tc>
-          <w:tcPr/>
-          <w:p>
-            <w:pPr>
-              <w:pStyle w:val="Compact"/>
-              <w:jc w:val="left"/>
-            </w:pPr>
-            <w:r>
-              <w:rPr>
-                <w:sz w:val="19"/>
-              </w:rPr>
-              <w:t xml:space="preserve">Wrecked: the coach overturns or stops dead; everyone aboard rolls Athletics or marks a box of Injury</w:t>
-            </w:r>
-          </w:p>
-        </w:tc>
-      </w:tr>
-    </w:tbl>
-    <w:bookmarkEnd w:id="59"/>
-    <w:bookmarkEnd w:id="60"/>
-    <w:bookmarkStart w:id="61" w:name="range"/>
-    <w:p>
-      <w:pPr>
-        <w:pStyle w:val="Heading2"/>
-      </w:pPr>
-      <w:r>
-        <w:t xml:space="preserve">Range</w:t>
-      </w:r>
-    </w:p>
-    <w:p>
-      <w:pPr>
-        <w:pStyle w:val="FirstParagraph"/>
-      </w:pPr>
-      <w:r>
-        <w:t xml:space="preserve">Distances fall into five bands:</w:t>
       </w:r>
     </w:p>
     <w:tbl>
@@ -10953,7 +10132,7 @@
                 <w:b/>
                 <w:sz w:val="19"/>
               </w:rPr>
-              <w:t xml:space="preserve">Band</w:t>
+              <w:t xml:space="preserve">Effect</w:t>
             </w:r>
           </w:p>
         </w:tc>
@@ -10971,7 +10150,7 @@
                 <w:b/>
                 <w:sz w:val="19"/>
               </w:rPr>
-              <w:t xml:space="preserve">Distance</w:t>
+              <w:t xml:space="preserve">With</w:t>
             </w:r>
           </w:p>
         </w:tc>
@@ -10989,247 +10168,343 @@
                 <w:b/>
                 <w:sz w:val="19"/>
               </w:rPr>
-              <w:t xml:space="preserve">For example</w:t>
-            </w:r>
-          </w:p>
-        </w:tc>
-      </w:tr>
-      <w:tr>
-        <w:tc>
-          <w:tcPr/>
-          <w:p>
-            <w:pPr>
-              <w:pStyle w:val="Compact"/>
-              <w:jc w:val="left"/>
-            </w:pPr>
-            <w:r>
-              <w:rPr>
-                <w:b/>
-                <w:sz w:val="19"/>
-              </w:rPr>
-              <w:t xml:space="preserve">Close</w:t>
-            </w:r>
-          </w:p>
-        </w:tc>
-        <w:tc>
-          <w:tcPr/>
-          <w:p>
-            <w:pPr>
-              <w:pStyle w:val="Compact"/>
-              <w:jc w:val="left"/>
-            </w:pPr>
-            <w:r>
-              <w:rPr>
-                <w:sz w:val="19"/>
-              </w:rPr>
-              <w:t xml:space="preserve">Up to 10 yards</w:t>
-            </w:r>
-          </w:p>
-        </w:tc>
-        <w:tc>
-          <w:tcPr/>
-          <w:p>
-            <w:pPr>
-              <w:pStyle w:val="Compact"/>
-              <w:jc w:val="left"/>
-            </w:pPr>
-            <w:r>
-              <w:rPr>
-                <w:sz w:val="19"/>
-              </w:rPr>
-              <w:t xml:space="preserve">Across a room; one move covers it</w:t>
-            </w:r>
-          </w:p>
-        </w:tc>
-      </w:tr>
-      <w:tr>
-        <w:tc>
-          <w:tcPr/>
-          <w:p>
-            <w:pPr>
-              <w:pStyle w:val="Compact"/>
-              <w:jc w:val="left"/>
-            </w:pPr>
-            <w:r>
-              <w:rPr>
-                <w:b/>
-                <w:sz w:val="19"/>
-              </w:rPr>
-              <w:t xml:space="preserve">Short</w:t>
-            </w:r>
-          </w:p>
-        </w:tc>
-        <w:tc>
-          <w:tcPr/>
-          <w:p>
-            <w:pPr>
-              <w:pStyle w:val="Compact"/>
-              <w:jc w:val="left"/>
-            </w:pPr>
-            <w:r>
-              <w:rPr>
-                <w:sz w:val="19"/>
-              </w:rPr>
-              <w:t xml:space="preserve">Up to 25 yards</w:t>
-            </w:r>
-          </w:p>
-        </w:tc>
-        <w:tc>
-          <w:tcPr/>
-          <w:p>
-            <w:pPr>
-              <w:pStyle w:val="Compact"/>
-              <w:jc w:val="left"/>
-            </w:pPr>
-            <w:r>
-              <w:rPr>
-                <w:sz w:val="19"/>
-              </w:rPr>
-              <w:t xml:space="preserve">Across a street or a courtyard</w:t>
-            </w:r>
-          </w:p>
-        </w:tc>
-      </w:tr>
-      <w:tr>
-        <w:tc>
-          <w:tcPr/>
-          <w:p>
-            <w:pPr>
-              <w:pStyle w:val="Compact"/>
-              <w:jc w:val="left"/>
-            </w:pPr>
-            <w:r>
-              <w:rPr>
-                <w:b/>
-                <w:sz w:val="19"/>
-              </w:rPr>
-              <w:t xml:space="preserve">Medium</w:t>
-            </w:r>
-          </w:p>
-        </w:tc>
-        <w:tc>
-          <w:tcPr/>
-          <w:p>
-            <w:pPr>
-              <w:pStyle w:val="Compact"/>
-              <w:jc w:val="left"/>
-            </w:pPr>
-            <w:r>
-              <w:rPr>
-                <w:sz w:val="19"/>
-              </w:rPr>
-              <w:t xml:space="preserve">Up to 100 yards</w:t>
-            </w:r>
-          </w:p>
-        </w:tc>
-        <w:tc>
-          <w:tcPr/>
-          <w:p>
-            <w:pPr>
-              <w:pStyle w:val="Compact"/>
-              <w:jc w:val="left"/>
-            </w:pPr>
-            <w:r>
-              <w:rPr>
-                <w:sz w:val="19"/>
-              </w:rPr>
-              <w:t xml:space="preserve">A city block, a long field</w:t>
-            </w:r>
-          </w:p>
-        </w:tc>
-      </w:tr>
-      <w:tr>
-        <w:tc>
-          <w:tcPr/>
-          <w:p>
-            <w:pPr>
-              <w:pStyle w:val="Compact"/>
-              <w:jc w:val="left"/>
-            </w:pPr>
-            <w:r>
-              <w:rPr>
-                <w:b/>
-                <w:sz w:val="19"/>
-              </w:rPr>
-              <w:t xml:space="preserve">Long</w:t>
-            </w:r>
-          </w:p>
-        </w:tc>
-        <w:tc>
-          <w:tcPr/>
-          <w:p>
-            <w:pPr>
-              <w:pStyle w:val="Compact"/>
-              <w:jc w:val="left"/>
-            </w:pPr>
-            <w:r>
-              <w:rPr>
-                <w:sz w:val="19"/>
-              </w:rPr>
-              <w:t xml:space="preserve">Up to 300 yards</w:t>
-            </w:r>
-          </w:p>
-        </w:tc>
-        <w:tc>
-          <w:tcPr/>
-          <w:p>
-            <w:pPr>
-              <w:pStyle w:val="Compact"/>
-              <w:jc w:val="left"/>
-            </w:pPr>
-            <w:r>
-              <w:rPr>
-                <w:sz w:val="19"/>
-              </w:rPr>
-              <w:t xml:space="preserve">Across a park, a harbor or a small valley</w:t>
-            </w:r>
-          </w:p>
-        </w:tc>
-      </w:tr>
-      <w:tr>
-        <w:tc>
-          <w:tcPr/>
-          <w:p>
-            <w:pPr>
-              <w:pStyle w:val="Compact"/>
-              <w:jc w:val="left"/>
-            </w:pPr>
-            <w:r>
-              <w:rPr>
-                <w:b/>
-                <w:sz w:val="19"/>
-              </w:rPr>
-              <w:t xml:space="preserve">Extreme</w:t>
-            </w:r>
-          </w:p>
-        </w:tc>
-        <w:tc>
-          <w:tcPr/>
-          <w:p>
-            <w:pPr>
-              <w:pStyle w:val="Compact"/>
-              <w:jc w:val="left"/>
-            </w:pPr>
-            <w:r>
-              <w:rPr>
-                <w:sz w:val="19"/>
-              </w:rPr>
-              <w:t xml:space="preserve">Up to 1,000 yards, in line of sight</w:t>
-            </w:r>
-          </w:p>
-        </w:tc>
-        <w:tc>
-          <w:tcPr/>
-          <w:p>
-            <w:pPr>
-              <w:pStyle w:val="Compact"/>
-              <w:jc w:val="left"/>
-            </w:pPr>
-            <w:r>
-              <w:rPr>
-                <w:sz w:val="19"/>
-              </w:rPr>
-              <w:t xml:space="preserve">Rooftop to rooftop across a town</w:t>
+              <w:t xml:space="preserve">What happens</w:t>
+            </w:r>
+          </w:p>
+        </w:tc>
+      </w:tr>
+      <w:tr>
+        <w:tc>
+          <w:tcPr/>
+          <w:p>
+            <w:pPr>
+              <w:pStyle w:val="Compact"/>
+              <w:jc w:val="left"/>
+            </w:pPr>
+            <w:r>
+              <w:rPr>
+                <w:b/>
+                <w:sz w:val="19"/>
+              </w:rPr>
+              <w:t xml:space="preserve">Disarm</w:t>
+            </w:r>
+          </w:p>
+        </w:tc>
+        <w:tc>
+          <w:tcPr/>
+          <w:p>
+            <w:pPr>
+              <w:pStyle w:val="Compact"/>
+              <w:jc w:val="left"/>
+            </w:pPr>
+            <w:r>
+              <w:rPr>
+                <w:sz w:val="19"/>
+              </w:rPr>
+              <w:t xml:space="preserve">Any attack</w:t>
+            </w:r>
+          </w:p>
+        </w:tc>
+        <w:tc>
+          <w:tcPr/>
+          <w:p>
+            <w:pPr>
+              <w:pStyle w:val="Compact"/>
+              <w:jc w:val="left"/>
+            </w:pPr>
+            <w:r>
+              <w:rPr>
+                <w:sz w:val="19"/>
+              </w:rPr>
+              <w:t xml:space="preserve">The weapon or held item drops, or flies a few yards away</w:t>
+            </w:r>
+          </w:p>
+        </w:tc>
+      </w:tr>
+      <w:tr>
+        <w:tc>
+          <w:tcPr/>
+          <w:p>
+            <w:pPr>
+              <w:pStyle w:val="Compact"/>
+              <w:jc w:val="left"/>
+            </w:pPr>
+            <w:r>
+              <w:rPr>
+                <w:b/>
+                <w:sz w:val="19"/>
+              </w:rPr>
+              <w:t xml:space="preserve">Knock down</w:t>
+            </w:r>
+          </w:p>
+        </w:tc>
+        <w:tc>
+          <w:tcPr/>
+          <w:p>
+            <w:pPr>
+              <w:pStyle w:val="Compact"/>
+              <w:jc w:val="left"/>
+            </w:pPr>
+            <w:r>
+              <w:rPr>
+                <w:sz w:val="19"/>
+              </w:rPr>
+              <w:t xml:space="preserve">A weapon in hand or fists, or a shot or missile that marks 2 or more boxes</w:t>
+            </w:r>
+          </w:p>
+        </w:tc>
+        <w:tc>
+          <w:tcPr/>
+          <w:p>
+            <w:pPr>
+              <w:pStyle w:val="Compact"/>
+              <w:jc w:val="left"/>
+            </w:pPr>
+            <w:r>
+              <w:rPr>
+                <w:sz w:val="19"/>
+              </w:rPr>
+              <w:t xml:space="preserve">The target falls prone, or is driven back a few steps. Standing up uses the target’s move on their next turn; they still take their action</w:t>
+            </w:r>
+          </w:p>
+        </w:tc>
+      </w:tr>
+      <w:tr>
+        <w:tc>
+          <w:tcPr/>
+          <w:p>
+            <w:pPr>
+              <w:pStyle w:val="Compact"/>
+              <w:jc w:val="left"/>
+            </w:pPr>
+            <w:r>
+              <w:rPr>
+                <w:b/>
+                <w:sz w:val="19"/>
+              </w:rPr>
+              <w:t xml:space="preserve">Pin</w:t>
+            </w:r>
+          </w:p>
+        </w:tc>
+        <w:tc>
+          <w:tcPr/>
+          <w:p>
+            <w:pPr>
+              <w:pStyle w:val="Compact"/>
+              <w:jc w:val="left"/>
+            </w:pPr>
+            <w:r>
+              <w:rPr>
+                <w:sz w:val="19"/>
+              </w:rPr>
+              <w:t xml:space="preserve">A weapon in hand, fists or a grapple</w:t>
+            </w:r>
+          </w:p>
+        </w:tc>
+        <w:tc>
+          <w:tcPr/>
+          <w:p>
+            <w:pPr>
+              <w:pStyle w:val="Compact"/>
+              <w:jc w:val="left"/>
+            </w:pPr>
+            <w:r>
+              <w:rPr>
+                <w:sz w:val="19"/>
+              </w:rPr>
+              <w:t xml:space="preserve">The target is grabbed, held, or pinned against a wall or the ground. Their next action goes to getting free, and then they are free: no roll needed. Keeping them pinned takes another successful attack</w:t>
+            </w:r>
+          </w:p>
+        </w:tc>
+      </w:tr>
+      <w:tr>
+        <w:tc>
+          <w:tcPr/>
+          <w:p>
+            <w:pPr>
+              <w:pStyle w:val="Compact"/>
+              <w:jc w:val="left"/>
+            </w:pPr>
+            <w:r>
+              <w:rPr>
+                <w:b/>
+                <w:sz w:val="19"/>
+              </w:rPr>
+              <w:t xml:space="preserve">Rattle</w:t>
+            </w:r>
+          </w:p>
+        </w:tc>
+        <w:tc>
+          <w:tcPr/>
+          <w:p>
+            <w:pPr>
+              <w:pStyle w:val="Compact"/>
+              <w:jc w:val="left"/>
+            </w:pPr>
+            <w:r>
+              <w:rPr>
+                <w:sz w:val="19"/>
+              </w:rPr>
+              <w:t xml:space="preserve">Any attack</w:t>
+            </w:r>
+          </w:p>
+        </w:tc>
+        <w:tc>
+          <w:tcPr/>
+          <w:p>
+            <w:pPr>
+              <w:pStyle w:val="Compact"/>
+              <w:jc w:val="left"/>
+            </w:pPr>
+            <w:r>
+              <w:rPr>
+                <w:sz w:val="19"/>
+              </w:rPr>
+              <w:t xml:space="preserve">−2 to the target’s next roll</w:t>
+            </w:r>
+          </w:p>
+        </w:tc>
+      </w:tr>
+      <w:tr>
+        <w:tc>
+          <w:tcPr/>
+          <w:p>
+            <w:pPr>
+              <w:pStyle w:val="Compact"/>
+              <w:jc w:val="left"/>
+            </w:pPr>
+            <w:r>
+              <w:rPr>
+                <w:b/>
+                <w:sz w:val="19"/>
+              </w:rPr>
+              <w:t xml:space="preserve">Break gear</w:t>
+            </w:r>
+          </w:p>
+        </w:tc>
+        <w:tc>
+          <w:tcPr/>
+          <w:p>
+            <w:pPr>
+              <w:pStyle w:val="Compact"/>
+              <w:jc w:val="left"/>
+            </w:pPr>
+            <w:r>
+              <w:rPr>
+                <w:sz w:val="19"/>
+              </w:rPr>
+              <w:t xml:space="preserve">Any attack but bare hands and natural weapons</w:t>
+            </w:r>
+          </w:p>
+        </w:tc>
+        <w:tc>
+          <w:tcPr/>
+          <w:p>
+            <w:pPr>
+              <w:pStyle w:val="Compact"/>
+              <w:jc w:val="left"/>
+            </w:pPr>
+            <w:r>
+              <w:rPr>
+                <w:sz w:val="19"/>
+              </w:rPr>
+              <w:t xml:space="preserve">A weapon, shield or tool is knocked out of use (jammed, bent, unstrung, cracked) until its owner spends an action putting it right. It’s destroyed for good only if it was already vulnerable (a rotten haft, an improvised shield) or the attacker has a weakness to exploit. Armor loses 1 protection until it’s repaired</w:t>
+            </w:r>
+          </w:p>
+        </w:tc>
+      </w:tr>
+      <w:tr>
+        <w:tc>
+          <w:tcPr/>
+          <w:p>
+            <w:pPr>
+              <w:pStyle w:val="Compact"/>
+              <w:jc w:val="left"/>
+            </w:pPr>
+            <w:r>
+              <w:rPr>
+                <w:b/>
+                <w:sz w:val="19"/>
+              </w:rPr>
+              <w:t xml:space="preserve">Open them up</w:t>
+            </w:r>
+          </w:p>
+        </w:tc>
+        <w:tc>
+          <w:tcPr/>
+          <w:p>
+            <w:pPr>
+              <w:pStyle w:val="Compact"/>
+              <w:jc w:val="left"/>
+            </w:pPr>
+            <w:r>
+              <w:rPr>
+                <w:sz w:val="19"/>
+              </w:rPr>
+              <w:t xml:space="preserve">Any attack</w:t>
+            </w:r>
+          </w:p>
+        </w:tc>
+        <w:tc>
+          <w:tcPr/>
+          <w:p>
+            <w:pPr>
+              <w:pStyle w:val="Compact"/>
+              <w:jc w:val="left"/>
+            </w:pPr>
+            <w:r>
+              <w:rPr>
+                <w:sz w:val="19"/>
+              </w:rPr>
+              <w:t xml:space="preserve">The next attack on this target this round gets +2</w:t>
+            </w:r>
+          </w:p>
+        </w:tc>
+      </w:tr>
+      <w:tr>
+        <w:tc>
+          <w:tcPr/>
+          <w:p>
+            <w:pPr>
+              <w:pStyle w:val="Compact"/>
+              <w:jc w:val="left"/>
+            </w:pPr>
+            <w:r>
+              <w:rPr>
+                <w:b/>
+                <w:sz w:val="19"/>
+              </w:rPr>
+              <w:t xml:space="preserve">Precise</w:t>
+            </w:r>
+          </w:p>
+        </w:tc>
+        <w:tc>
+          <w:tcPr/>
+          <w:p>
+            <w:pPr>
+              <w:pStyle w:val="Compact"/>
+              <w:jc w:val="left"/>
+            </w:pPr>
+            <w:r>
+              <w:rPr>
+                <w:sz w:val="19"/>
+              </w:rPr>
+              <w:t xml:space="preserve">Any attack</w:t>
+            </w:r>
+          </w:p>
+        </w:tc>
+        <w:tc>
+          <w:tcPr/>
+          <w:p>
+            <w:pPr>
+              <w:pStyle w:val="Compact"/>
+              <w:jc w:val="left"/>
+            </w:pPr>
+            <w:r>
+              <w:rPr>
+                <w:sz w:val="19"/>
+              </w:rPr>
+              <w:t xml:space="preserve">You hit exactly what you aimed at: the lantern, the rope, the tire, the hand on the trigger. It changes the situation, never the rules: no extra boxes, no getting past a defense, no instant death</w:t>
             </w:r>
           </w:p>
         </w:tc>
@@ -11239,33 +10514,1445 @@
       <w:pPr>
         <w:pStyle w:val="BodyText"/>
       </w:pPr>
-      <w:r>
-        <w:t xml:space="preserve">Every ranged weapon has an</w:t>
-      </w:r>
-      <w:r>
-        <w:t xml:space="preserve"> </w:t>
-      </w:r>
       <w:r>
         <w:rPr>
           <w:bCs/>
           <w:b/>
         </w:rPr>
+        <w:t xml:space="preserve">Limits.</w:t>
+      </w:r>
+      <w:r>
+        <w:t xml:space="preserve"> </w:t>
+      </w:r>
+      <w:r>
+        <w:t xml:space="preserve">A telling hit never adds boxes and never gets past a defense. It never kills outright, disables a character for good, or destroys exceptional equipment: those come only from injury, from the</w:t>
+      </w:r>
+      <w:r>
+        <w:t xml:space="preserve"> </w:t>
+      </w:r>
+      <w:r>
+        <w:rPr>
+          <w:iCs/>
+          <w:i/>
+        </w:rPr>
+        <w:t xml:space="preserve">Dying and death</w:t>
+      </w:r>
+      <w:r>
+        <w:t xml:space="preserve"> </w:t>
+      </w:r>
+      <w:r>
+        <w:t xml:space="preserve">rules, or from an established weakness. Only the effects a weapon can deliver are open to it (the</w:t>
+      </w:r>
+      <w:r>
+        <w:t xml:space="preserve"> </w:t>
+      </w:r>
+      <w:r>
+        <w:rPr>
+          <w:iCs/>
+          <w:i/>
+        </w:rPr>
+        <w:t xml:space="preserve">With</w:t>
+      </w:r>
+      <w:r>
+        <w:t xml:space="preserve"> </w:t>
+      </w:r>
+      <w:r>
+        <w:t xml:space="preserve">column; a weapon’s entry may add one, as a taser knocks down). Keeping someone’s head down with gunfire isn’t a pin: that’s cover and a threat. The effect still has to make sense: nobody disarms a bear or knocks down a train, and the GM can rule an effect out. Opponents who drop from one hit are already down, so a telling hit against them sets up what comes next, like sending one crashing into another.</w:t>
+      </w:r>
+    </w:p>
+    <w:p>
+      <w:pPr>
+        <w:pStyle w:val="BodyText"/>
+      </w:pPr>
+      <w:r>
+        <w:rPr>
+          <w:bCs/>
+          <w:b/>
+        </w:rPr>
+        <w:t xml:space="preserve">Staying alive.</w:t>
+      </w:r>
+      <w:r>
+        <w:t xml:space="preserve"> </w:t>
+      </w:r>
+      <w:r>
+        <w:t xml:space="preserve">A character on the receiving end can shrug off a telling hit’s effect with</w:t>
+      </w:r>
+      <w:r>
+        <w:t xml:space="preserve"> </w:t>
+      </w:r>
+      <w:r>
+        <w:rPr>
+          <w:bCs/>
+          <w:b/>
+        </w:rPr>
+        <w:t xml:space="preserve">Hard to put down</w:t>
+      </w:r>
+      <w:r>
+        <w:t xml:space="preserve"> </w:t>
+      </w:r>
+      <w:r>
+        <w:t xml:space="preserve">(once per fight) or by spending a Grit point. Either way, they still take the boxes.</w:t>
+      </w:r>
+    </w:p>
+    <w:bookmarkStart w:id="58" w:name="fighting-in-trails-of-blood-dust"/>
+    <w:p>
+      <w:pPr>
+        <w:pStyle w:val="Heading3"/>
+      </w:pPr>
+      <w:r>
+        <w:t xml:space="preserve">Fighting in Trails of Blood &amp; Dust</w:t>
+      </w:r>
+    </w:p>
+    <w:p>
+      <w:pPr>
+        <w:pStyle w:val="FirstParagraph"/>
+      </w:pPr>
+      <w:r>
+        <w:t xml:space="preserve">Trails of Blood &amp; Dust adds these to the attack and defense rules above.</w:t>
+      </w:r>
+    </w:p>
+    <w:p>
+      <w:pPr>
+        <w:numPr>
+          <w:ilvl w:val="0"/>
+          <w:numId w:val="1013"/>
+        </w:numPr>
+        <w:pStyle w:val="Compact"/>
+      </w:pPr>
+      <w:r>
+        <w:rPr>
+          <w:bCs/>
+          <w:b/>
+        </w:rPr>
+        <w:t xml:space="preserve">Shields.</w:t>
+      </w:r>
+      <w:r>
+        <w:t xml:space="preserve"> </w:t>
+      </w:r>
+      <w:r>
+        <w:t xml:space="preserve">A real shield is rare out West: a hide shield or an iron-bound buckler gives +1 to Block. Anything at hand stands in: a chair, a wooden slat, a crate lid, a saddle.</w:t>
+      </w:r>
+    </w:p>
+    <w:p>
+      <w:pPr>
+        <w:numPr>
+          <w:ilvl w:val="0"/>
+          <w:numId w:val="1013"/>
+        </w:numPr>
+        <w:pStyle w:val="Compact"/>
+      </w:pPr>
+      <w:r>
+        <w:rPr>
+          <w:bCs/>
+          <w:b/>
+        </w:rPr>
+        <w:t xml:space="preserve">Careful Marksman.</w:t>
+      </w:r>
+      <w:r>
+        <w:t xml:space="preserve"> </w:t>
+      </w:r>
+      <w:r>
+        <w:t xml:space="preserve">Aiming with the advantage gives +3 in all: Aim’s +1 and the advantage’s +2.</w:t>
+      </w:r>
+    </w:p>
+    <w:p>
+      <w:pPr>
+        <w:numPr>
+          <w:ilvl w:val="0"/>
+          <w:numId w:val="1013"/>
+        </w:numPr>
+        <w:pStyle w:val="Compact"/>
+      </w:pPr>
+      <w:r>
+        <w:rPr>
+          <w:bCs/>
+          <w:b/>
+        </w:rPr>
+        <w:t xml:space="preserve">A heavy coat.</w:t>
+      </w:r>
+      <w:r>
+        <w:t xml:space="preserve"> </w:t>
+      </w:r>
+      <w:r>
+        <w:t xml:space="preserve">A buffalo coat or a canvas duster turns a blade, a claw or an arrow, but not a bullet. Once per fight, a hit of 2 or more boxes from a blade, claw, fang or missile marks one fewer.</w:t>
+      </w:r>
+    </w:p>
+    <w:p>
+      <w:pPr>
+        <w:pStyle w:val="FirstParagraph"/>
+      </w:pPr>
+      <w:r>
+        <w:rPr>
+          <w:iCs/>
+          <w:i/>
+        </w:rPr>
+        <w:t xml:space="preserve">Example:</w:t>
+      </w:r>
+      <w:r>
+        <w:t xml:space="preserve"> </w:t>
+      </w:r>
+      <w:r>
+        <w:t xml:space="preserve">a werewolf’s claws succeed by 5 against Deputy Ames, who hasn’t defended yet this round. Dodge is 11, −2 for the clean hit: Ames needs a 9 or less. A parry with the saber would be Melee 14 −3 −2 = 9, no better, so Ames dodges. When the second wolf lunges before Ames’s next turn, there’s no defense left, unless Ames has Additional Defense: a second defense at −2, on top of the attack-quality penalty.</w:t>
+      </w:r>
+    </w:p>
+    <w:bookmarkEnd w:id="58"/>
+    <w:bookmarkStart w:id="59" w:name="stagecoach-chases"/>
+    <w:p>
+      <w:pPr>
+        <w:pStyle w:val="Heading3"/>
+      </w:pPr>
+      <w:r>
+        <w:t xml:space="preserve">Stagecoach chases</w:t>
+      </w:r>
+    </w:p>
+    <w:p>
+      <w:pPr>
+        <w:pStyle w:val="FirstParagraph"/>
+      </w:pPr>
+      <w:r>
+        <w:t xml:space="preserve">A coach on the road with riders closing in is a chase where distance is everything. Run it on the battle map’s</w:t>
+      </w:r>
+      <w:r>
+        <w:t xml:space="preserve"> </w:t>
+      </w:r>
+      <w:r>
+        <w:rPr>
+          <w:bCs/>
+          <w:b/>
+        </w:rPr>
+        <w:t xml:space="preserve">Stagecoach chase</w:t>
+      </w:r>
+      <w:r>
+        <w:t xml:space="preserve"> </w:t>
+      </w:r>
+      <w:r>
+        <w:t xml:space="preserve">track, in the GM view, instead of the chase clocks.</w:t>
+      </w:r>
+    </w:p>
+    <w:p>
+      <w:pPr>
+        <w:numPr>
+          <w:ilvl w:val="0"/>
+          <w:numId w:val="1014"/>
+        </w:numPr>
+        <w:pStyle w:val="Compact"/>
+      </w:pPr>
+      <w:r>
+        <w:rPr>
+          <w:bCs/>
+          <w:b/>
+        </w:rPr>
+        <w:t xml:space="preserve">The lanes.</w:t>
+      </w:r>
+      <w:r>
+        <w:t xml:space="preserve"> </w:t>
+      </w:r>
+      <w:r>
+        <w:t xml:space="preserve">The stagecoach has its own lane, and each rider stands in a range band from it: Close (alongside), Short, Medium, Long or Extreme. Riders usually start at Medium or Long.</w:t>
+      </w:r>
+    </w:p>
+    <w:p>
+      <w:pPr>
+        <w:numPr>
+          <w:ilvl w:val="0"/>
+          <w:numId w:val="1014"/>
+        </w:numPr>
+        <w:pStyle w:val="Compact"/>
+      </w:pPr>
+      <w:r>
+        <w:rPr>
+          <w:bCs/>
+          <w:b/>
+        </w:rPr>
+        <w:t xml:space="preserve">Each exchange.</w:t>
+      </w:r>
+      <w:r>
+        <w:t xml:space="preserve"> </w:t>
+      </w:r>
+      <w:r>
+        <w:t xml:space="preserve">The driver rolls Riding against each rider’s Riding (11 for a threat without it). The winner moves that rider one band: closer if the rider won, farther if the driver did. A tie leaves it where it is, and a rider pushed past Extreme drops out of the chase. A fresh horse or a good road gives +2; rough ground or a tired team gives −2.</w:t>
+      </w:r>
+    </w:p>
+    <w:p>
+      <w:pPr>
+        <w:numPr>
+          <w:ilvl w:val="0"/>
+          <w:numId w:val="1014"/>
+        </w:numPr>
+        <w:pStyle w:val="Compact"/>
+      </w:pPr>
+      <w:r>
+        <w:rPr>
+          <w:bCs/>
+          <w:b/>
+        </w:rPr>
+        <w:t xml:space="preserve">Fighting on the move.</w:t>
+      </w:r>
+      <w:r>
+        <w:t xml:space="preserve"> </w:t>
+      </w:r>
+      <w:r>
+        <w:t xml:space="preserve">Everyone else acts as usual. Shooting from the box, the roof or the saddle is at −2, on top of the range penalty. At Close, a rider can board with an Athletics roll, and then it is fists, knives and shotguns at arm’s length. A passenger can climb out to the box or onto the roof as their move.</w:t>
+      </w:r>
+    </w:p>
+    <w:p>
+      <w:pPr>
+        <w:numPr>
+          <w:ilvl w:val="0"/>
+          <w:numId w:val="1014"/>
+        </w:numPr>
+        <w:pStyle w:val="Compact"/>
+      </w:pPr>
+      <w:r>
+        <w:rPr>
+          <w:bCs/>
+          <w:b/>
+        </w:rPr>
+        <w:t xml:space="preserve">Hurting the coach.</w:t>
+      </w:r>
+      <w:r>
+        <w:t xml:space="preserve"> </w:t>
+      </w:r>
+      <w:r>
+        <w:t xml:space="preserve">A hit aimed at the team or a wheel (a called shot, −2) marks one box on the coach’s track. Dynamite, a crash, or a driver who fails by 5 or more on rough ground marks one more.</w:t>
+      </w:r>
+    </w:p>
+    <w:p>
+      <w:pPr>
+        <w:numPr>
+          <w:ilvl w:val="0"/>
+          <w:numId w:val="1014"/>
+        </w:numPr>
+        <w:pStyle w:val="Compact"/>
+      </w:pPr>
+      <w:r>
+        <w:rPr>
+          <w:bCs/>
+          <w:b/>
+        </w:rPr>
+        <w:t xml:space="preserve">The driver goes down.</w:t>
+      </w:r>
+      <w:r>
+        <w:t xml:space="preserve"> </w:t>
+      </w:r>
+      <w:r>
+        <w:t xml:space="preserve">If the driver is Incapacitated or knocked from the box, the team bolts. Someone must reach the box and take the reins (Riding −2) before the next exchange, or the coach marks a box.</w:t>
+      </w:r>
+    </w:p>
+    <w:tbl>
+      <w:tblPr>
+        <w:tblStyle w:val="Table"/>
+        <w:tblW w:type="pct" w:w="5000"/>
+        <w:tblLook w:firstRow="1" w:lastRow="0" w:firstColumn="0" w:lastColumn="0" w:noHBand="0" w:noVBand="0" w:val="0020"/>
+        <w:jc w:val="start"/>
+        <w:tblBorders>
+          <w:top w:val="single" w:sz="4" w:color="B8C2D3"/>
+          <w:left w:val="single" w:sz="4" w:color="B8C2D3"/>
+          <w:bottom w:val="single" w:sz="4" w:color="B8C2D3"/>
+          <w:right w:val="single" w:sz="4" w:color="B8C2D3"/>
+          <w:insideH w:val="single" w:sz="4" w:color="B8C2D3"/>
+          <w:insideV w:val="single" w:sz="4" w:color="B8C2D3"/>
+        </w:tblBorders>
+      </w:tblPr>
+      <w:tblGrid>
+        <w:gridCol w:w="3960"/>
+        <w:gridCol w:w="3960"/>
+      </w:tblGrid>
+      <w:tr>
+        <w:trPr>
+          <w:tblHeader w:val="true"/>
+        </w:trPr>
+        <w:tc>
+          <w:tcPr>
+            <w:shd w:val="clear" w:fill="E6E8E6"/>
+          </w:tcPr>
+          <w:p>
+            <w:pPr>
+              <w:pStyle w:val="Compact"/>
+              <w:jc w:val="left"/>
+            </w:pPr>
+            <w:r>
+              <w:rPr>
+                <w:b/>
+                <w:sz w:val="19"/>
+              </w:rPr>
+              <w:t xml:space="preserve">Boxes</w:t>
+            </w:r>
+          </w:p>
+        </w:tc>
+        <w:tc>
+          <w:tcPr>
+            <w:shd w:val="clear" w:fill="E6E8E6"/>
+          </w:tcPr>
+          <w:p>
+            <w:pPr>
+              <w:pStyle w:val="Compact"/>
+              <w:jc w:val="left"/>
+            </w:pPr>
+            <w:r>
+              <w:rPr>
+                <w:b/>
+                <w:sz w:val="19"/>
+              </w:rPr>
+              <w:t xml:space="preserve">The coach</w:t>
+            </w:r>
+          </w:p>
+        </w:tc>
+      </w:tr>
+      <w:tr>
+        <w:tc>
+          <w:tcPr/>
+          <w:p>
+            <w:pPr>
+              <w:pStyle w:val="Compact"/>
+              <w:jc w:val="left"/>
+            </w:pPr>
+            <w:r>
+              <w:rPr>
+                <w:b/>
+                <w:sz w:val="19"/>
+              </w:rPr>
+              <w:t xml:space="preserve">0</w:t>
+            </w:r>
+          </w:p>
+        </w:tc>
+        <w:tc>
+          <w:tcPr/>
+          <w:p>
+            <w:pPr>
+              <w:pStyle w:val="Compact"/>
+              <w:jc w:val="left"/>
+            </w:pPr>
+            <w:r>
+              <w:rPr>
+                <w:sz w:val="19"/>
+              </w:rPr>
+              <w:t xml:space="preserve">Rolling: no damage</w:t>
+            </w:r>
+          </w:p>
+        </w:tc>
+      </w:tr>
+      <w:tr>
+        <w:tc>
+          <w:tcPr/>
+          <w:p>
+            <w:pPr>
+              <w:pStyle w:val="Compact"/>
+              <w:jc w:val="left"/>
+            </w:pPr>
+            <w:r>
+              <w:rPr>
+                <w:b/>
+                <w:sz w:val="19"/>
+              </w:rPr>
+              <w:t xml:space="preserve">1</w:t>
+            </w:r>
+          </w:p>
+        </w:tc>
+        <w:tc>
+          <w:tcPr/>
+          <w:p>
+            <w:pPr>
+              <w:pStyle w:val="Compact"/>
+              <w:jc w:val="left"/>
+            </w:pPr>
+            <w:r>
+              <w:rPr>
+                <w:sz w:val="19"/>
+              </w:rPr>
+              <w:t xml:space="preserve">Holed: splinters and bullet holes; no penalty yet</w:t>
+            </w:r>
+          </w:p>
+        </w:tc>
+      </w:tr>
+      <w:tr>
+        <w:tc>
+          <w:tcPr/>
+          <w:p>
+            <w:pPr>
+              <w:pStyle w:val="Compact"/>
+              <w:jc w:val="left"/>
+            </w:pPr>
+            <w:r>
+              <w:rPr>
+                <w:b/>
+                <w:sz w:val="19"/>
+              </w:rPr>
+              <w:t xml:space="preserve">2</w:t>
+            </w:r>
+          </w:p>
+        </w:tc>
+        <w:tc>
+          <w:tcPr/>
+          <w:p>
+            <w:pPr>
+              <w:pStyle w:val="Compact"/>
+              <w:jc w:val="left"/>
+            </w:pPr>
+            <w:r>
+              <w:rPr>
+                <w:sz w:val="19"/>
+              </w:rPr>
+              <w:t xml:space="preserve">A horse hit or a wheel cracked: −2 to the driver’s Riding</w:t>
+            </w:r>
+          </w:p>
+        </w:tc>
+      </w:tr>
+      <w:tr>
+        <w:tc>
+          <w:tcPr/>
+          <w:p>
+            <w:pPr>
+              <w:pStyle w:val="Compact"/>
+              <w:jc w:val="left"/>
+            </w:pPr>
+            <w:r>
+              <w:rPr>
+                <w:b/>
+                <w:sz w:val="19"/>
+              </w:rPr>
+              <w:t xml:space="preserve">3</w:t>
+            </w:r>
+          </w:p>
+        </w:tc>
+        <w:tc>
+          <w:tcPr/>
+          <w:p>
+            <w:pPr>
+              <w:pStyle w:val="Compact"/>
+              <w:jc w:val="left"/>
+            </w:pPr>
+            <w:r>
+              <w:rPr>
+                <w:sz w:val="19"/>
+              </w:rPr>
+              <w:t xml:space="preserve">Lamed: −4 to the driver’s Riding, and riders close on a tie</w:t>
+            </w:r>
+          </w:p>
+        </w:tc>
+      </w:tr>
+      <w:tr>
+        <w:tc>
+          <w:tcPr/>
+          <w:p>
+            <w:pPr>
+              <w:pStyle w:val="Compact"/>
+              <w:jc w:val="left"/>
+            </w:pPr>
+            <w:r>
+              <w:rPr>
+                <w:b/>
+                <w:sz w:val="19"/>
+              </w:rPr>
+              <w:t xml:space="preserve">4</w:t>
+            </w:r>
+          </w:p>
+        </w:tc>
+        <w:tc>
+          <w:tcPr/>
+          <w:p>
+            <w:pPr>
+              <w:pStyle w:val="Compact"/>
+              <w:jc w:val="left"/>
+            </w:pPr>
+            <w:r>
+              <w:rPr>
+                <w:sz w:val="19"/>
+              </w:rPr>
+              <w:t xml:space="preserve">Wrecked: the coach overturns or stops dead; everyone aboard rolls Athletics or marks a box of Injury</w:t>
+            </w:r>
+          </w:p>
+        </w:tc>
+      </w:tr>
+    </w:tbl>
+    <w:bookmarkEnd w:id="59"/>
+    <w:bookmarkEnd w:id="60"/>
+    <w:bookmarkStart w:id="61" w:name="range"/>
+    <w:p>
+      <w:pPr>
+        <w:pStyle w:val="Heading2"/>
+      </w:pPr>
+      <w:r>
+        <w:t xml:space="preserve">Range</w:t>
+      </w:r>
+    </w:p>
+    <w:p>
+      <w:pPr>
+        <w:pStyle w:val="FirstParagraph"/>
+      </w:pPr>
+      <w:r>
+        <w:t xml:space="preserve">Distances fall into five bands:</w:t>
+      </w:r>
+    </w:p>
+    <w:tbl>
+      <w:tblPr>
+        <w:tblStyle w:val="Table"/>
+        <w:tblW w:type="pct" w:w="5000"/>
+        <w:tblLook w:firstRow="1" w:lastRow="0" w:firstColumn="0" w:lastColumn="0" w:noHBand="0" w:noVBand="0" w:val="0020"/>
+        <w:jc w:val="start"/>
+        <w:tblBorders>
+          <w:top w:val="single" w:sz="4" w:color="B8C2D3"/>
+          <w:left w:val="single" w:sz="4" w:color="B8C2D3"/>
+          <w:bottom w:val="single" w:sz="4" w:color="B8C2D3"/>
+          <w:right w:val="single" w:sz="4" w:color="B8C2D3"/>
+          <w:insideH w:val="single" w:sz="4" w:color="B8C2D3"/>
+          <w:insideV w:val="single" w:sz="4" w:color="B8C2D3"/>
+        </w:tblBorders>
+      </w:tblPr>
+      <w:tblGrid>
+        <w:gridCol w:w="2640"/>
+        <w:gridCol w:w="2640"/>
+        <w:gridCol w:w="2640"/>
+      </w:tblGrid>
+      <w:tr>
+        <w:trPr>
+          <w:tblHeader w:val="true"/>
+        </w:trPr>
+        <w:tc>
+          <w:tcPr>
+            <w:shd w:val="clear" w:fill="E6E8E6"/>
+          </w:tcPr>
+          <w:p>
+            <w:pPr>
+              <w:pStyle w:val="Compact"/>
+              <w:jc w:val="left"/>
+            </w:pPr>
+            <w:r>
+              <w:rPr>
+                <w:b/>
+                <w:sz w:val="19"/>
+              </w:rPr>
+              <w:t xml:space="preserve">Band</w:t>
+            </w:r>
+          </w:p>
+        </w:tc>
+        <w:tc>
+          <w:tcPr>
+            <w:shd w:val="clear" w:fill="E6E8E6"/>
+          </w:tcPr>
+          <w:p>
+            <w:pPr>
+              <w:pStyle w:val="Compact"/>
+              <w:jc w:val="left"/>
+            </w:pPr>
+            <w:r>
+              <w:rPr>
+                <w:b/>
+                <w:sz w:val="19"/>
+              </w:rPr>
+              <w:t xml:space="preserve">Distance</w:t>
+            </w:r>
+          </w:p>
+        </w:tc>
+        <w:tc>
+          <w:tcPr>
+            <w:shd w:val="clear" w:fill="E6E8E6"/>
+          </w:tcPr>
+          <w:p>
+            <w:pPr>
+              <w:pStyle w:val="Compact"/>
+              <w:jc w:val="left"/>
+            </w:pPr>
+            <w:r>
+              <w:rPr>
+                <w:b/>
+                <w:sz w:val="19"/>
+              </w:rPr>
+              <w:t xml:space="preserve">For example</w:t>
+            </w:r>
+          </w:p>
+        </w:tc>
+      </w:tr>
+      <w:tr>
+        <w:tc>
+          <w:tcPr/>
+          <w:p>
+            <w:pPr>
+              <w:pStyle w:val="Compact"/>
+              <w:jc w:val="left"/>
+            </w:pPr>
+            <w:r>
+              <w:rPr>
+                <w:b/>
+                <w:sz w:val="19"/>
+              </w:rPr>
+              <w:t xml:space="preserve">Close</w:t>
+            </w:r>
+          </w:p>
+        </w:tc>
+        <w:tc>
+          <w:tcPr/>
+          <w:p>
+            <w:pPr>
+              <w:pStyle w:val="Compact"/>
+              <w:jc w:val="left"/>
+            </w:pPr>
+            <w:r>
+              <w:rPr>
+                <w:sz w:val="19"/>
+              </w:rPr>
+              <w:t xml:space="preserve">Up to 10 yards</w:t>
+            </w:r>
+          </w:p>
+        </w:tc>
+        <w:tc>
+          <w:tcPr/>
+          <w:p>
+            <w:pPr>
+              <w:pStyle w:val="Compact"/>
+              <w:jc w:val="left"/>
+            </w:pPr>
+            <w:r>
+              <w:rPr>
+                <w:sz w:val="19"/>
+              </w:rPr>
+              <w:t xml:space="preserve">Across a room; one move covers it</w:t>
+            </w:r>
+          </w:p>
+        </w:tc>
+      </w:tr>
+      <w:tr>
+        <w:tc>
+          <w:tcPr/>
+          <w:p>
+            <w:pPr>
+              <w:pStyle w:val="Compact"/>
+              <w:jc w:val="left"/>
+            </w:pPr>
+            <w:r>
+              <w:rPr>
+                <w:b/>
+                <w:sz w:val="19"/>
+              </w:rPr>
+              <w:t xml:space="preserve">Short</w:t>
+            </w:r>
+          </w:p>
+        </w:tc>
+        <w:tc>
+          <w:tcPr/>
+          <w:p>
+            <w:pPr>
+              <w:pStyle w:val="Compact"/>
+              <w:jc w:val="left"/>
+            </w:pPr>
+            <w:r>
+              <w:rPr>
+                <w:sz w:val="19"/>
+              </w:rPr>
+              <w:t xml:space="preserve">Up to 25 yards</w:t>
+            </w:r>
+          </w:p>
+        </w:tc>
+        <w:tc>
+          <w:tcPr/>
+          <w:p>
+            <w:pPr>
+              <w:pStyle w:val="Compact"/>
+              <w:jc w:val="left"/>
+            </w:pPr>
+            <w:r>
+              <w:rPr>
+                <w:sz w:val="19"/>
+              </w:rPr>
+              <w:t xml:space="preserve">Across a street or a courtyard</w:t>
+            </w:r>
+          </w:p>
+        </w:tc>
+      </w:tr>
+      <w:tr>
+        <w:tc>
+          <w:tcPr/>
+          <w:p>
+            <w:pPr>
+              <w:pStyle w:val="Compact"/>
+              <w:jc w:val="left"/>
+            </w:pPr>
+            <w:r>
+              <w:rPr>
+                <w:b/>
+                <w:sz w:val="19"/>
+              </w:rPr>
+              <w:t xml:space="preserve">Medium</w:t>
+            </w:r>
+          </w:p>
+        </w:tc>
+        <w:tc>
+          <w:tcPr/>
+          <w:p>
+            <w:pPr>
+              <w:pStyle w:val="Compact"/>
+              <w:jc w:val="left"/>
+            </w:pPr>
+            <w:r>
+              <w:rPr>
+                <w:sz w:val="19"/>
+              </w:rPr>
+              <w:t xml:space="preserve">Up to 100 yards</w:t>
+            </w:r>
+          </w:p>
+        </w:tc>
+        <w:tc>
+          <w:tcPr/>
+          <w:p>
+            <w:pPr>
+              <w:pStyle w:val="Compact"/>
+              <w:jc w:val="left"/>
+            </w:pPr>
+            <w:r>
+              <w:rPr>
+                <w:sz w:val="19"/>
+              </w:rPr>
+              <w:t xml:space="preserve">A city block, a long field</w:t>
+            </w:r>
+          </w:p>
+        </w:tc>
+      </w:tr>
+      <w:tr>
+        <w:tc>
+          <w:tcPr/>
+          <w:p>
+            <w:pPr>
+              <w:pStyle w:val="Compact"/>
+              <w:jc w:val="left"/>
+            </w:pPr>
+            <w:r>
+              <w:rPr>
+                <w:b/>
+                <w:sz w:val="19"/>
+              </w:rPr>
+              <w:t xml:space="preserve">Long</w:t>
+            </w:r>
+          </w:p>
+        </w:tc>
+        <w:tc>
+          <w:tcPr/>
+          <w:p>
+            <w:pPr>
+              <w:pStyle w:val="Compact"/>
+              <w:jc w:val="left"/>
+            </w:pPr>
+            <w:r>
+              <w:rPr>
+                <w:sz w:val="19"/>
+              </w:rPr>
+              <w:t xml:space="preserve">Up to 300 yards</w:t>
+            </w:r>
+          </w:p>
+        </w:tc>
+        <w:tc>
+          <w:tcPr/>
+          <w:p>
+            <w:pPr>
+              <w:pStyle w:val="Compact"/>
+              <w:jc w:val="left"/>
+            </w:pPr>
+            <w:r>
+              <w:rPr>
+                <w:sz w:val="19"/>
+              </w:rPr>
+              <w:t xml:space="preserve">Across a park, a harbor or a small valley</w:t>
+            </w:r>
+          </w:p>
+        </w:tc>
+      </w:tr>
+      <w:tr>
+        <w:tc>
+          <w:tcPr/>
+          <w:p>
+            <w:pPr>
+              <w:pStyle w:val="Compact"/>
+              <w:jc w:val="left"/>
+            </w:pPr>
+            <w:r>
+              <w:rPr>
+                <w:b/>
+                <w:sz w:val="19"/>
+              </w:rPr>
+              <w:t xml:space="preserve">Extreme</w:t>
+            </w:r>
+          </w:p>
+        </w:tc>
+        <w:tc>
+          <w:tcPr/>
+          <w:p>
+            <w:pPr>
+              <w:pStyle w:val="Compact"/>
+              <w:jc w:val="left"/>
+            </w:pPr>
+            <w:r>
+              <w:rPr>
+                <w:sz w:val="19"/>
+              </w:rPr>
+              <w:t xml:space="preserve">Up to 1,000 yards, in line of sight</w:t>
+            </w:r>
+          </w:p>
+        </w:tc>
+        <w:tc>
+          <w:tcPr/>
+          <w:p>
+            <w:pPr>
+              <w:pStyle w:val="Compact"/>
+              <w:jc w:val="left"/>
+            </w:pPr>
+            <w:r>
+              <w:rPr>
+                <w:sz w:val="19"/>
+              </w:rPr>
+              <w:t xml:space="preserve">Rooftop to rooftop across a town</w:t>
+            </w:r>
+          </w:p>
+        </w:tc>
+      </w:tr>
+    </w:tbl>
+    <w:p>
+      <w:pPr>
+        <w:pStyle w:val="BodyText"/>
+      </w:pPr>
+      <w:r>
+        <w:t xml:space="preserve">Every ranged weapon has an</w:t>
+      </w:r>
+      <w:r>
+        <w:t xml:space="preserve"> </w:t>
+      </w:r>
+      <w:r>
+        <w:rPr>
+          <w:bCs/>
+          <w:b/>
+        </w:rPr>
         <w:t xml:space="preserve">effective band</w:t>
       </w:r>
       <w:r>
-        <w:t xml:space="preserve">, shown in the weapons table. Attacks within it take no penalty. One band beyond it is −2, two bands beyond is −4, and anything farther is out of range. Weapons in hand and fists reach only someone next to you; move into reach as part of your turn. A thrown weapon’s effective band is Close.</w:t>
-      </w:r>
-    </w:p>
+        <w:t xml:space="preserve">, shown in the weapons table. Attacks within it take no penalty. One band beyond it is −2, two bands beyond is −4, and anything farther is out of range. A thrown weapon’s effective band is Close.</w:t>
+      </w:r>
+    </w:p>
+    <w:bookmarkEnd w:id="61"/>
+    <w:bookmarkStart w:id="62" w:name="move-and-reach"/>
+    <w:p>
+      <w:pPr>
+        <w:pStyle w:val="Heading2"/>
+      </w:pPr>
+      <w:r>
+        <w:t xml:space="preserve">Move and reach</w:t>
+      </w:r>
+    </w:p>
+    <w:p>
+      <w:pPr>
+        <w:pStyle w:val="FirstParagraph"/>
+      </w:pPr>
+      <w:r>
+        <w:rPr>
+          <w:bCs/>
+          <w:b/>
+        </w:rPr>
+        <w:t xml:space="preserve">Move</w:t>
+      </w:r>
+      <w:r>
+        <w:t xml:space="preserve"> </w:t>
+      </w:r>
+      <w:r>
+        <w:t xml:space="preserve">is how far you go in a turn:</w:t>
+      </w:r>
+      <w:r>
+        <w:t xml:space="preserve"> </w:t>
+      </w:r>
+      <w:r>
+        <w:rPr>
+          <w:bCs/>
+          <w:b/>
+        </w:rPr>
+        <w:t xml:space="preserve">5 yards, +1 for every 2 points of Agility + Body above 20</w:t>
+      </w:r>
+      <w:r>
+        <w:t xml:space="preserve"> </w:t>
+      </w:r>
+      <w:r>
+        <w:t xml:space="preserve">(rounded down; nothing is taken off below 20),</w:t>
+      </w:r>
+      <w:r>
+        <w:t xml:space="preserve"> </w:t>
+      </w:r>
+      <w:r>
+        <w:rPr>
+          <w:bCs/>
+          <w:b/>
+        </w:rPr>
+        <w:t xml:space="preserve">+1 for Trained Athletics or +2 for Athletics as a Specialty or Expert</w:t>
+      </w:r>
+      <w:r>
+        <w:t xml:space="preserve">, plus your origin’s speed adjustment, if it has one. Most characters move 6 to 9 yards. Give up your action to</w:t>
+      </w:r>
+      <w:r>
+        <w:t xml:space="preserve"> </w:t>
+      </w:r>
+      <w:r>
+        <w:rPr>
+          <w:bCs/>
+          <w:b/>
+        </w:rPr>
+        <w:t xml:space="preserve">run</w:t>
+      </w:r>
+      <w:r>
+        <w:t xml:space="preserve"> </w:t>
+      </w:r>
+      <w:r>
+        <w:t xml:space="preserve">and you cover twice your Move. Threats move 8 yards unless their entry says otherwise.</w:t>
+      </w:r>
+    </w:p>
+    <w:tbl>
+      <w:tblPr>
+        <w:tblStyle w:val="Table"/>
+        <w:tblW w:type="auto" w:w="0"/>
+        <w:tblLook w:firstRow="1" w:lastRow="0" w:firstColumn="0" w:lastColumn="0" w:noHBand="0" w:noVBand="0" w:val="0020"/>
+        <w:jc w:val="start"/>
+        <w:tblBorders>
+          <w:top w:val="single" w:sz="4" w:color="B8C2D3"/>
+          <w:left w:val="single" w:sz="4" w:color="B8C2D3"/>
+          <w:bottom w:val="single" w:sz="4" w:color="B8C2D3"/>
+          <w:right w:val="single" w:sz="4" w:color="B8C2D3"/>
+          <w:insideH w:val="single" w:sz="4" w:color="B8C2D3"/>
+          <w:insideV w:val="single" w:sz="4" w:color="B8C2D3"/>
+        </w:tblBorders>
+      </w:tblPr>
+      <w:tblGrid>
+        <w:gridCol w:w="1131"/>
+        <w:gridCol w:w="1131"/>
+        <w:gridCol w:w="1131"/>
+        <w:gridCol w:w="1131"/>
+        <w:gridCol w:w="1131"/>
+        <w:gridCol w:w="1131"/>
+        <w:gridCol w:w="1131"/>
+      </w:tblGrid>
+      <w:tr>
+        <w:trPr>
+          <w:tblHeader w:val="true"/>
+        </w:trPr>
+        <w:tc>
+          <w:tcPr>
+            <w:shd w:val="clear" w:fill="E6E8E6"/>
+          </w:tcPr>
+          <w:p>
+            <w:pPr>
+              <w:pStyle w:val="Compact"/>
+              <w:jc w:val="left"/>
+            </w:pPr>
+            <w:r>
+              <w:rPr>
+                <w:b/>
+                <w:sz w:val="19"/>
+              </w:rPr>
+              <w:t xml:space="preserve">Agility + Body</w:t>
+            </w:r>
+          </w:p>
+        </w:tc>
+        <w:tc>
+          <w:tcPr>
+            <w:shd w:val="clear" w:fill="E6E8E6"/>
+          </w:tcPr>
+          <w:p>
+            <w:pPr>
+              <w:pStyle w:val="Compact"/>
+              <w:jc w:val="left"/>
+            </w:pPr>
+            <w:r>
+              <w:rPr>
+                <w:b/>
+                <w:sz w:val="19"/>
+              </w:rPr>
+              <w:t xml:space="preserve">20 or less</w:t>
+            </w:r>
+          </w:p>
+        </w:tc>
+        <w:tc>
+          <w:tcPr>
+            <w:shd w:val="clear" w:fill="E6E8E6"/>
+          </w:tcPr>
+          <w:p>
+            <w:pPr>
+              <w:pStyle w:val="Compact"/>
+              <w:jc w:val="left"/>
+            </w:pPr>
+            <w:r>
+              <w:rPr>
+                <w:b/>
+                <w:sz w:val="19"/>
+              </w:rPr>
+              <w:t xml:space="preserve">21–22</w:t>
+            </w:r>
+          </w:p>
+        </w:tc>
+        <w:tc>
+          <w:tcPr>
+            <w:shd w:val="clear" w:fill="E6E8E6"/>
+          </w:tcPr>
+          <w:p>
+            <w:pPr>
+              <w:pStyle w:val="Compact"/>
+              <w:jc w:val="left"/>
+            </w:pPr>
+            <w:r>
+              <w:rPr>
+                <w:b/>
+                <w:sz w:val="19"/>
+              </w:rPr>
+              <w:t xml:space="preserve">23–24</w:t>
+            </w:r>
+          </w:p>
+        </w:tc>
+        <w:tc>
+          <w:tcPr>
+            <w:shd w:val="clear" w:fill="E6E8E6"/>
+          </w:tcPr>
+          <w:p>
+            <w:pPr>
+              <w:pStyle w:val="Compact"/>
+              <w:jc w:val="left"/>
+            </w:pPr>
+            <w:r>
+              <w:rPr>
+                <w:b/>
+                <w:sz w:val="19"/>
+              </w:rPr>
+              <w:t xml:space="preserve">25–26</w:t>
+            </w:r>
+          </w:p>
+        </w:tc>
+        <w:tc>
+          <w:tcPr>
+            <w:shd w:val="clear" w:fill="E6E8E6"/>
+          </w:tcPr>
+          <w:p>
+            <w:pPr>
+              <w:pStyle w:val="Compact"/>
+              <w:jc w:val="left"/>
+            </w:pPr>
+            <w:r>
+              <w:rPr>
+                <w:b/>
+                <w:sz w:val="19"/>
+              </w:rPr>
+              <w:t xml:space="preserve">27–28</w:t>
+            </w:r>
+          </w:p>
+        </w:tc>
+        <w:tc>
+          <w:tcPr>
+            <w:shd w:val="clear" w:fill="E6E8E6"/>
+          </w:tcPr>
+          <w:p>
+            <w:pPr>
+              <w:pStyle w:val="Compact"/>
+              <w:jc w:val="left"/>
+            </w:pPr>
+            <w:r>
+              <w:rPr>
+                <w:b/>
+                <w:sz w:val="19"/>
+              </w:rPr>
+              <w:t xml:space="preserve">29–30</w:t>
+            </w:r>
+          </w:p>
+        </w:tc>
+      </w:tr>
+      <w:tr>
+        <w:tc>
+          <w:tcPr/>
+          <w:p>
+            <w:pPr>
+              <w:pStyle w:val="Compact"/>
+              <w:jc w:val="left"/>
+            </w:pPr>
+            <w:r>
+              <w:rPr>
+                <w:b/>
+                <w:sz w:val="19"/>
+              </w:rPr>
+              <w:t xml:space="preserve">Move before Athletics</w:t>
+            </w:r>
+          </w:p>
+        </w:tc>
+        <w:tc>
+          <w:tcPr/>
+          <w:p>
+            <w:pPr>
+              <w:pStyle w:val="Compact"/>
+              <w:jc w:val="left"/>
+            </w:pPr>
+            <w:r>
+              <w:rPr>
+                <w:sz w:val="19"/>
+              </w:rPr>
+              <w:t xml:space="preserve">5</w:t>
+            </w:r>
+          </w:p>
+        </w:tc>
+        <w:tc>
+          <w:tcPr/>
+          <w:p>
+            <w:pPr>
+              <w:pStyle w:val="Compact"/>
+              <w:jc w:val="left"/>
+            </w:pPr>
+            <w:r>
+              <w:rPr>
+                <w:sz w:val="19"/>
+              </w:rPr>
+              <w:t xml:space="preserve">6</w:t>
+            </w:r>
+          </w:p>
+        </w:tc>
+        <w:tc>
+          <w:tcPr/>
+          <w:p>
+            <w:pPr>
+              <w:pStyle w:val="Compact"/>
+              <w:jc w:val="left"/>
+            </w:pPr>
+            <w:r>
+              <w:rPr>
+                <w:sz w:val="19"/>
+              </w:rPr>
+              <w:t xml:space="preserve">7</w:t>
+            </w:r>
+          </w:p>
+        </w:tc>
+        <w:tc>
+          <w:tcPr/>
+          <w:p>
+            <w:pPr>
+              <w:pStyle w:val="Compact"/>
+              <w:jc w:val="left"/>
+            </w:pPr>
+            <w:r>
+              <w:rPr>
+                <w:sz w:val="19"/>
+              </w:rPr>
+              <w:t xml:space="preserve">8</w:t>
+            </w:r>
+          </w:p>
+        </w:tc>
+        <w:tc>
+          <w:tcPr/>
+          <w:p>
+            <w:pPr>
+              <w:pStyle w:val="Compact"/>
+              <w:jc w:val="left"/>
+            </w:pPr>
+            <w:r>
+              <w:rPr>
+                <w:sz w:val="19"/>
+              </w:rPr>
+              <w:t xml:space="preserve">9</w:t>
+            </w:r>
+          </w:p>
+        </w:tc>
+        <w:tc>
+          <w:tcPr/>
+          <w:p>
+            <w:pPr>
+              <w:pStyle w:val="Compact"/>
+              <w:jc w:val="left"/>
+            </w:pPr>
+            <w:r>
+              <w:rPr>
+                <w:sz w:val="19"/>
+              </w:rPr>
+              <w:t xml:space="preserve">10</w:t>
+            </w:r>
+          </w:p>
+        </w:tc>
+      </w:tr>
+    </w:tbl>
     <w:p>
       <w:pPr>
         <w:pStyle w:val="BodyText"/>
       </w:pPr>
       <w:r>
-        <w:t xml:space="preserve">Moving: your move each turn covers the Close band. Give up your action to run and you cover twice that, 20 yards.</w:t>
-      </w:r>
-    </w:p>
-    <w:bookmarkEnd w:id="61"/>
-    <w:bookmarkStart w:id="64" w:name="injury"/>
+        <w:t xml:space="preserve">A weapon in hand strikes anyone within its</w:t>
+      </w:r>
+      <w:r>
+        <w:t xml:space="preserve"> </w:t>
+      </w:r>
+      <w:r>
+        <w:rPr>
+          <w:bCs/>
+          <w:b/>
+        </w:rPr>
+        <w:t xml:space="preserve">reach</w:t>
+      </w:r>
+      <w:r>
+        <w:t xml:space="preserve">, shown in the weapons table. Move into reach as part of your turn and attack in the same turn.</w:t>
+      </w:r>
+    </w:p>
+    <w:tbl>
+      <w:tblPr>
+        <w:tblStyle w:val="Table"/>
+        <w:tblW w:type="pct" w:w="5000"/>
+        <w:tblLook w:firstRow="1" w:lastRow="0" w:firstColumn="0" w:lastColumn="0" w:noHBand="0" w:noVBand="0" w:val="0020"/>
+        <w:jc w:val="start"/>
+        <w:tblBorders>
+          <w:top w:val="single" w:sz="4" w:color="B8C2D3"/>
+          <w:left w:val="single" w:sz="4" w:color="B8C2D3"/>
+          <w:bottom w:val="single" w:sz="4" w:color="B8C2D3"/>
+          <w:right w:val="single" w:sz="4" w:color="B8C2D3"/>
+          <w:insideH w:val="single" w:sz="4" w:color="B8C2D3"/>
+          <w:insideV w:val="single" w:sz="4" w:color="B8C2D3"/>
+        </w:tblBorders>
+      </w:tblPr>
+      <w:tblGrid>
+        <w:gridCol w:w="3960"/>
+        <w:gridCol w:w="3960"/>
+      </w:tblGrid>
+      <w:tr>
+        <w:trPr>
+          <w:tblHeader w:val="true"/>
+        </w:trPr>
+        <w:tc>
+          <w:tcPr>
+            <w:shd w:val="clear" w:fill="E6E8E6"/>
+          </w:tcPr>
+          <w:p>
+            <w:pPr>
+              <w:pStyle w:val="Compact"/>
+              <w:jc w:val="left"/>
+            </w:pPr>
+            <w:r>
+              <w:rPr>
+                <w:b/>
+                <w:sz w:val="19"/>
+              </w:rPr>
+              <w:t xml:space="preserve">Reach</w:t>
+            </w:r>
+          </w:p>
+        </w:tc>
+        <w:tc>
+          <w:tcPr>
+            <w:shd w:val="clear" w:fill="E6E8E6"/>
+          </w:tcPr>
+          <w:p>
+            <w:pPr>
+              <w:pStyle w:val="Compact"/>
+              <w:jc w:val="left"/>
+            </w:pPr>
+            <w:r>
+              <w:rPr>
+                <w:b/>
+                <w:sz w:val="19"/>
+              </w:rPr>
+              <w:t xml:space="preserve">Weapons</w:t>
+            </w:r>
+          </w:p>
+        </w:tc>
+      </w:tr>
+      <w:tr>
+        <w:tc>
+          <w:tcPr/>
+          <w:p>
+            <w:pPr>
+              <w:pStyle w:val="Compact"/>
+              <w:jc w:val="left"/>
+            </w:pPr>
+            <w:r>
+              <w:rPr>
+                <w:b/>
+                <w:sz w:val="19"/>
+              </w:rPr>
+              <w:t xml:space="preserve">1 yard</w:t>
+            </w:r>
+          </w:p>
+        </w:tc>
+        <w:tc>
+          <w:tcPr/>
+          <w:p>
+            <w:pPr>
+              <w:pStyle w:val="Compact"/>
+              <w:jc w:val="left"/>
+            </w:pPr>
+            <w:r>
+              <w:rPr>
+                <w:sz w:val="19"/>
+              </w:rPr>
+              <w:t xml:space="preserve">Fists, kicks and grappling; knives, daggers and hatchets; clubs, bottles and batons; claws and fangs</w:t>
+            </w:r>
+          </w:p>
+        </w:tc>
+      </w:tr>
+      <w:tr>
+        <w:tc>
+          <w:tcPr/>
+          <w:p>
+            <w:pPr>
+              <w:pStyle w:val="Compact"/>
+              <w:jc w:val="left"/>
+            </w:pPr>
+            <w:r>
+              <w:rPr>
+                <w:b/>
+                <w:sz w:val="19"/>
+              </w:rPr>
+              <w:t xml:space="preserve">2 yards</w:t>
+            </w:r>
+          </w:p>
+        </w:tc>
+        <w:tc>
+          <w:tcPr/>
+          <w:p>
+            <w:pPr>
+              <w:pStyle w:val="Compact"/>
+              <w:jc w:val="left"/>
+            </w:pPr>
+            <w:r>
+              <w:rPr>
+                <w:sz w:val="19"/>
+              </w:rPr>
+              <w:t xml:space="preserve">Swords, sabers, axes and maces; a rifle butt or a bayonet held short</w:t>
+            </w:r>
+          </w:p>
+        </w:tc>
+      </w:tr>
+      <w:tr>
+        <w:tc>
+          <w:tcPr/>
+          <w:p>
+            <w:pPr>
+              <w:pStyle w:val="Compact"/>
+              <w:jc w:val="left"/>
+            </w:pPr>
+            <w:r>
+              <w:rPr>
+                <w:b/>
+                <w:sz w:val="19"/>
+              </w:rPr>
+              <w:t xml:space="preserve">3 yards</w:t>
+            </w:r>
+          </w:p>
+        </w:tc>
+        <w:tc>
+          <w:tcPr/>
+          <w:p>
+            <w:pPr>
+              <w:pStyle w:val="Compact"/>
+              <w:jc w:val="left"/>
+            </w:pPr>
+            <w:r>
+              <w:rPr>
+                <w:sz w:val="19"/>
+              </w:rPr>
+              <w:t xml:space="preserve">Spears and polearms</w:t>
+            </w:r>
+          </w:p>
+        </w:tc>
+      </w:tr>
+    </w:tbl>
+    <w:p>
+      <w:pPr>
+        <w:pStyle w:val="BodyText"/>
+      </w:pPr>
+      <w:r>
+        <w:t xml:space="preserve">A weapon in hand can’t reach past 3 yards; anything farther is a ranged attack.</w:t>
+      </w:r>
+    </w:p>
+    <w:bookmarkEnd w:id="62"/>
+    <w:bookmarkStart w:id="65" w:name="injury"/>
     <w:p>
       <w:pPr>
         <w:pStyle w:val="Heading2"/>
@@ -11554,7 +12241,7 @@
         <w:t xml:space="preserve">Injury penalties replace each other rather than stacking. They apply to movement, attacks, Dodge, and other tasks the injury physically hinders.</w:t>
       </w:r>
     </w:p>
-    <w:bookmarkStart w:id="62" w:name="dying-and-death"/>
+    <w:bookmarkStart w:id="63" w:name="dying-and-death"/>
     <w:p>
       <w:pPr>
         <w:pStyle w:val="Heading3"/>
@@ -11666,8 +12353,8 @@
         <w:t xml:space="preserve">Your protection is avoiding the hit: a defense (Dodge, Parry or Block), cover, and a Grit point, which reduces a hit by one box.</w:t>
       </w:r>
     </w:p>
-    <w:bookmarkEnd w:id="62"/>
-    <w:bookmarkStart w:id="63" w:name="optional-rule-gritty-combat"/>
+    <w:bookmarkEnd w:id="63"/>
+    <w:bookmarkStart w:id="64" w:name="optional-rule-gritty-combat"/>
     <w:p>
       <w:pPr>
         <w:pStyle w:val="Heading3"/>
@@ -12427,9 +13114,9 @@
         <w:t xml:space="preserve">Grievous wounds heal on their own clock, whatever the boxes say. A lost limb, a lost eye or a disfigurement never heals.</w:t>
       </w:r>
     </w:p>
-    <w:bookmarkEnd w:id="63"/>
     <w:bookmarkEnd w:id="64"/>
-    <w:bookmarkStart w:id="65" w:name="weapons-and-damage"/>
+    <w:bookmarkEnd w:id="65"/>
+    <w:bookmarkStart w:id="66" w:name="weapons-and-damage"/>
     <w:p>
       <w:pPr>
         <w:pStyle w:val="Heading2"/>
@@ -12585,7 +13272,7 @@
               <w:rPr>
                 <w:sz w:val="19"/>
               </w:rPr>
-              <w:t xml:space="preserve">Melee</w:t>
+              <w:t xml:space="preserve">Melee, reach 1 yd</w:t>
             </w:r>
           </w:p>
         </w:tc>
@@ -12648,7 +13335,7 @@
               <w:rPr>
                 <w:sz w:val="19"/>
               </w:rPr>
-              <w:t xml:space="preserve">Melee</w:t>
+              <w:t xml:space="preserve">Melee, reach 1 yd</w:t>
             </w:r>
           </w:p>
         </w:tc>
@@ -12711,7 +13398,7 @@
               <w:rPr>
                 <w:sz w:val="19"/>
               </w:rPr>
-              <w:t xml:space="preserve">Melee; Close thrown</w:t>
+              <w:t xml:space="preserve">Melee, reach 1 yd; Close thrown</w:t>
             </w:r>
           </w:p>
         </w:tc>
@@ -12837,7 +13524,7 @@
               <w:rPr>
                 <w:sz w:val="19"/>
               </w:rPr>
-              <w:t xml:space="preserve">Melee</w:t>
+              <w:t xml:space="preserve">Melee, reach 2 yd (bowie knife 1)</w:t>
             </w:r>
           </w:p>
         </w:tc>
@@ -12900,7 +13587,7 @@
               <w:rPr>
                 <w:sz w:val="19"/>
               </w:rPr>
-              <w:t xml:space="preserve">Melee</w:t>
+              <w:t xml:space="preserve">Melee, reach 1 yd</w:t>
             </w:r>
           </w:p>
         </w:tc>
@@ -13547,8 +14234,8 @@
         <w:t xml:space="preserve">To take someone down without killing them, use fists, a club, a grapple, or a lasso.</w:t>
       </w:r>
     </w:p>
-    <w:bookmarkEnd w:id="65"/>
-    <w:bookmarkStart w:id="66" w:name="gun-and-rounds"/>
+    <w:bookmarkEnd w:id="66"/>
+    <w:bookmarkStart w:id="67" w:name="gun-and-rounds"/>
     <w:p>
       <w:pPr>
         <w:pStyle w:val="Heading2"/>
@@ -14089,9 +14776,9 @@
         <w:t xml:space="preserve">A natural 18 with this weapon also jams it: clearing it takes an action.</w:t>
       </w:r>
     </w:p>
-    <w:bookmarkEnd w:id="66"/>
     <w:bookmarkEnd w:id="67"/>
-    <w:bookmarkStart w:id="73" w:name="medical-care"/>
+    <w:bookmarkEnd w:id="68"/>
+    <w:bookmarkStart w:id="74" w:name="medical-care"/>
     <w:p>
       <w:pPr>
         <w:pStyle w:val="Heading1"/>
@@ -14124,7 +14811,7 @@
         <w:t xml:space="preserve">below.</w:t>
       </w:r>
     </w:p>
-    <w:bookmarkStart w:id="68" w:name="diagnosis-and-stabilization"/>
+    <w:bookmarkStart w:id="69" w:name="diagnosis-and-stabilization"/>
     <w:p>
       <w:pPr>
         <w:pStyle w:val="Heading2"/>
@@ -14141,8 +14828,8 @@
         <w:t xml:space="preserve">Roll Medicine when the diagnosis is uncertain or an urgent treatment decision matters. Emergency stabilization takes one action and a successful Medicine roll with a doctor’s bag. It ends Dying and stops deterioration, but removes no boxes.</w:t>
       </w:r>
     </w:p>
-    <w:bookmarkEnd w:id="68"/>
-    <w:bookmarkStart w:id="69" w:name="field-treatment"/>
+    <w:bookmarkEnd w:id="69"/>
+    <w:bookmarkStart w:id="70" w:name="field-treatment"/>
     <w:p>
       <w:pPr>
         <w:pStyle w:val="Heading2"/>
@@ -14159,8 +14846,8 @@
         <w:t xml:space="preserve">With a doctor’s bag and several uninterrupted minutes, successful Medicine removes one injury box; success by 5 or more removes two.</w:t>
       </w:r>
     </w:p>
-    <w:bookmarkEnd w:id="69"/>
-    <w:bookmarkStart w:id="70" w:name="proper-care"/>
+    <w:bookmarkEnd w:id="70"/>
+    <w:bookmarkStart w:id="71" w:name="proper-care"/>
     <w:p>
       <w:pPr>
         <w:pStyle w:val="Heading2"/>
@@ -14177,8 +14864,8 @@
         <w:t xml:space="preserve">A doctor’s surgery with instruments, chloroform and a clean table grants +2 to Medicine. A successful treatment removes two boxes; success by 5 or more removes three. Allow the time the treatment requires.</w:t>
       </w:r>
     </w:p>
-    <w:bookmarkEnd w:id="70"/>
-    <w:bookmarkStart w:id="71" w:name="treatment-attempts"/>
+    <w:bookmarkEnd w:id="71"/>
+    <w:bookmarkStart w:id="72" w:name="treatment-attempts"/>
     <w:p>
       <w:pPr>
         <w:pStyle w:val="Heading2"/>
@@ -14283,8 +14970,8 @@
         <w:t xml:space="preserve">Stopping someone Dying is never limited by these attempts and never removes boxes; a treatment roll that removes boxes also stabilizes.</w:t>
       </w:r>
     </w:p>
-    <w:bookmarkEnd w:id="71"/>
-    <w:bookmarkStart w:id="72" w:name="natural-recovery"/>
+    <w:bookmarkEnd w:id="72"/>
+    <w:bookmarkStart w:id="73" w:name="natural-recovery"/>
     <w:p>
       <w:pPr>
         <w:pStyle w:val="Heading2"/>
@@ -14469,9 +15156,9 @@
         <w:t xml:space="preserve">At three boxes, rest alone does nothing until someone has stabilized or treated you; after that, a week of rest in their care clears the first box. A successful treatment is faster. The times add up: from three boxes, rest alone takes about a week and a half to heal completely (a week, then three days, then a day).</w:t>
       </w:r>
     </w:p>
-    <w:bookmarkEnd w:id="72"/>
     <w:bookmarkEnd w:id="73"/>
-    <w:bookmarkStart w:id="79" w:name="magic"/>
+    <w:bookmarkEnd w:id="74"/>
+    <w:bookmarkStart w:id="80" w:name="magic"/>
     <w:p>
       <w:pPr>
         <w:pStyle w:val="Heading1"/>
@@ -14715,7 +15402,7 @@
         </w:tc>
       </w:tr>
     </w:tbl>
-    <w:bookmarkStart w:id="74" w:name="hexes"/>
+    <w:bookmarkStart w:id="75" w:name="hexes"/>
     <w:p>
       <w:pPr>
         <w:pStyle w:val="Heading2"/>
@@ -15314,8 +16001,8 @@
         <w:t xml:space="preserve">A failed hex marks a box of The Dark; a natural 18 marks two, or something answers that shouldn’t.</w:t>
       </w:r>
     </w:p>
-    <w:bookmarkEnd w:id="74"/>
-    <w:bookmarkStart w:id="75" w:name="rituals"/>
+    <w:bookmarkEnd w:id="75"/>
+    <w:bookmarkStart w:id="76" w:name="rituals"/>
     <w:p>
       <w:pPr>
         <w:pStyle w:val="Heading2"/>
@@ -15650,8 +16337,8 @@
         <w:t xml:space="preserve">A ritual takes a minute a roll at the very fastest. To use one in combat, finish it beforehand and store it in a charm.</w:t>
       </w:r>
     </w:p>
-    <w:bookmarkEnd w:id="75"/>
-    <w:bookmarkStart w:id="76" w:name="charms"/>
+    <w:bookmarkEnd w:id="76"/>
+    <w:bookmarkStart w:id="77" w:name="charms"/>
     <w:p>
       <w:pPr>
         <w:pStyle w:val="Heading2"/>
@@ -15712,8 +16399,8 @@
         <w:t xml:space="preserve">: against a defense, the target defends with no attack-quality penalty; against a resistance, the target resists by succeeding on their roll (a tie goes to the target, as in any contest). A charm never marks more than 3 boxes on one target.</w:t>
       </w:r>
     </w:p>
-    <w:bookmarkEnd w:id="76"/>
-    <w:bookmarkStart w:id="77" w:name="magic-advancement"/>
+    <w:bookmarkEnd w:id="77"/>
+    <w:bookmarkStart w:id="78" w:name="magic-advancement"/>
     <w:p>
       <w:pPr>
         <w:pStyle w:val="Heading2"/>
@@ -16220,8 +16907,8 @@
         </w:tc>
       </w:tr>
     </w:tbl>
-    <w:bookmarkEnd w:id="77"/>
-    <w:bookmarkStart w:id="78" w:name="magic-in-trails-of-blood-dust"/>
+    <w:bookmarkEnd w:id="78"/>
+    <w:bookmarkStart w:id="79" w:name="magic-in-trails-of-blood-dust"/>
     <w:p>
       <w:pPr>
         <w:pStyle w:val="Heading2"/>
@@ -16453,9 +17140,9 @@
         </w:tc>
       </w:tr>
     </w:tbl>
-    <w:bookmarkEnd w:id="78"/>
     <w:bookmarkEnd w:id="79"/>
-    <w:bookmarkStart w:id="83" w:name="grit-points-and-tracks"/>
+    <w:bookmarkEnd w:id="80"/>
+    <w:bookmarkStart w:id="84" w:name="grit-points-and-tracks"/>
     <w:p>
       <w:pPr>
         <w:pStyle w:val="Heading1"/>
@@ -16464,7 +17151,7 @@
         <w:t xml:space="preserve">Grit points and tracks</w:t>
       </w:r>
     </w:p>
-    <w:bookmarkStart w:id="80" w:name="using-grit-points"/>
+    <w:bookmarkStart w:id="81" w:name="using-grit-points"/>
     <w:p>
       <w:pPr>
         <w:pStyle w:val="Heading2"/>
@@ -16682,8 +17369,8 @@
         <w:t xml:space="preserve">Gain one point when one of your complications creates a meaningful problem you accept, including a companion complication. You can decline the proposed complication without penalty.</w:t>
       </w:r>
     </w:p>
-    <w:bookmarkEnd w:id="80"/>
-    <w:bookmarkStart w:id="81" w:name="trouble"/>
+    <w:bookmarkEnd w:id="81"/>
+    <w:bookmarkStart w:id="82" w:name="trouble"/>
     <w:p>
       <w:pPr>
         <w:pStyle w:val="Heading2"/>
@@ -16972,8 +17659,8 @@
         </w:tc>
       </w:tr>
     </w:tbl>
-    <w:bookmarkEnd w:id="81"/>
-    <w:bookmarkStart w:id="82" w:name="advancement"/>
+    <w:bookmarkEnd w:id="82"/>
+    <w:bookmarkStart w:id="83" w:name="advancement"/>
     <w:p>
       <w:pPr>
         <w:pStyle w:val="Heading2"/>
@@ -17417,9 +18104,9 @@
         <w:t xml:space="preserve">Magic and powers grow the same way, at the costs their chapters give.</w:t>
       </w:r>
     </w:p>
-    <w:bookmarkEnd w:id="82"/>
     <w:bookmarkEnd w:id="83"/>
-    <w:bookmarkStart w:id="85" w:name="running-jobs"/>
+    <w:bookmarkEnd w:id="84"/>
+    <w:bookmarkStart w:id="86" w:name="running-jobs"/>
     <w:p>
       <w:pPr>
         <w:pStyle w:val="Heading1"/>
@@ -17428,7 +18115,7 @@
         <w:t xml:space="preserve">Running jobs</w:t>
       </w:r>
     </w:p>
-    <w:bookmarkStart w:id="84" w:name="the-trail-journal"/>
+    <w:bookmarkStart w:id="85" w:name="the-trail-journal"/>
     <w:p>
       <w:pPr>
         <w:pStyle w:val="Heading2"/>
@@ -17555,9 +18242,9 @@
         <w:t xml:space="preserve">After a significant job, each character earns 1 advancement point; at a milestone, 2 more.</w:t>
       </w:r>
     </w:p>
-    <w:bookmarkEnd w:id="84"/>
     <w:bookmarkEnd w:id="85"/>
-    <w:bookmarkStart w:id="91" w:name="monsters-and-magic"/>
+    <w:bookmarkEnd w:id="86"/>
+    <w:bookmarkStart w:id="92" w:name="monsters-and-magic"/>
     <w:p>
       <w:pPr>
         <w:pStyle w:val="Heading1"/>
@@ -17566,7 +18253,7 @@
         <w:t xml:space="preserve">Monsters and magic</w:t>
       </w:r>
     </w:p>
-    <w:bookmarkStart w:id="86" w:name="the-sight"/>
+    <w:bookmarkStart w:id="87" w:name="the-sight"/>
     <w:p>
       <w:pPr>
         <w:pStyle w:val="Heading2"/>
@@ -17596,8 +18283,8 @@
         <w:t xml:space="preserve">. They see ghosts, the true faces of monsters wearing human ones, and magic at work. To everyone else the darkness is a rumor, until it isn’t.</w:t>
       </w:r>
     </w:p>
-    <w:bookmarkEnd w:id="86"/>
-    <w:bookmarkStart w:id="87" w:name="monstrous-forms"/>
+    <w:bookmarkEnd w:id="87"/>
+    <w:bookmarkStart w:id="88" w:name="monstrous-forms"/>
     <w:p>
       <w:pPr>
         <w:pStyle w:val="Heading2"/>
@@ -17656,8 +18343,8 @@
         <w:t xml:space="preserve">.</w:t>
       </w:r>
     </w:p>
-    <w:bookmarkEnd w:id="87"/>
-    <w:bookmarkStart w:id="89" w:name="magic-1"/>
+    <w:bookmarkEnd w:id="88"/>
+    <w:bookmarkStart w:id="90" w:name="magic-1"/>
     <w:p>
       <w:pPr>
         <w:pStyle w:val="Heading2"/>
@@ -18178,7 +18865,7 @@
         <w:t xml:space="preserve">who will curse for money.</w:t>
       </w:r>
     </w:p>
-    <w:bookmarkStart w:id="88" w:name="hexes-1"/>
+    <w:bookmarkStart w:id="89" w:name="hexes-1"/>
     <w:p>
       <w:pPr>
         <w:pStyle w:val="Heading3"/>
@@ -18663,9 +19350,9 @@
         </w:tc>
       </w:tr>
     </w:tbl>
-    <w:bookmarkEnd w:id="88"/>
     <w:bookmarkEnd w:id="89"/>
-    <w:bookmarkStart w:id="90" w:name="weaknesses"/>
+    <w:bookmarkEnd w:id="90"/>
+    <w:bookmarkStart w:id="91" w:name="weaknesses"/>
     <w:p>
       <w:pPr>
         <w:pStyle w:val="Heading2"/>
@@ -18711,9 +19398,9 @@
         <w:t xml:space="preserve">chapter of the GM’s Guide.</w:t>
       </w:r>
     </w:p>
-    <w:bookmarkEnd w:id="90"/>
     <w:bookmarkEnd w:id="91"/>
-    <w:bookmarkStart w:id="98" w:name="ready-made-characters"/>
+    <w:bookmarkEnd w:id="92"/>
+    <w:bookmarkStart w:id="99" w:name="ready-made-characters"/>
     <w:p>
       <w:pPr>
         <w:pStyle w:val="Heading1"/>
@@ -18730,7 +19417,7 @@
         <w:t xml:space="preserve">Characters ready to play, for one-shots, new players, or a group in a hurry. Each follows the creation rules exactly, and their connections tie them together. In the creator, choose one from the ready-made list to open it and make it your own.</w:t>
       </w:r>
     </w:p>
-    <w:bookmarkStart w:id="92" w:name="ruth-calloway"/>
+    <w:bookmarkStart w:id="93" w:name="ruth-calloway"/>
     <w:p>
       <w:pPr>
         <w:pStyle w:val="Heading2"/>
@@ -18915,8 +19602,8 @@
         <w:t xml:space="preserve">Isaiah Booker brought in the man who killed her father, alive, when he could have collected either way.</w:t>
       </w:r>
     </w:p>
-    <w:bookmarkEnd w:id="92"/>
-    <w:bookmarkStart w:id="93" w:name="dr.-elias-webb"/>
+    <w:bookmarkEnd w:id="93"/>
+    <w:bookmarkStart w:id="94" w:name="dr.-elias-webb"/>
     <w:p>
       <w:pPr>
         <w:pStyle w:val="Heading2"/>
@@ -19101,8 +19788,8 @@
         <w:t xml:space="preserve">Reverend Stone is the only one who knows why he left Philadelphia.</w:t>
       </w:r>
     </w:p>
-    <w:bookmarkEnd w:id="93"/>
-    <w:bookmarkStart w:id="94" w:name="tom-feeney"/>
+    <w:bookmarkEnd w:id="94"/>
+    <w:bookmarkStart w:id="95" w:name="tom-feeney"/>
     <w:p>
       <w:pPr>
         <w:pStyle w:val="Heading2"/>
@@ -19303,8 +19990,8 @@
         <w:t xml:space="preserve">Plays cards with Lucinda Marsh every Saturday, and loses.</w:t>
       </w:r>
     </w:p>
-    <w:bookmarkEnd w:id="94"/>
-    <w:bookmarkStart w:id="95" w:name="lucinda-marsh"/>
+    <w:bookmarkEnd w:id="95"/>
+    <w:bookmarkStart w:id="96" w:name="lucinda-marsh"/>
     <w:p>
       <w:pPr>
         <w:pStyle w:val="Heading2"/>
@@ -19489,8 +20176,8 @@
         <w:t xml:space="preserve">Owes Ruth Calloway a favor for a warrant that went missing.</w:t>
       </w:r>
     </w:p>
-    <w:bookmarkEnd w:id="95"/>
-    <w:bookmarkStart w:id="96" w:name="isaiah-booker"/>
+    <w:bookmarkEnd w:id="96"/>
+    <w:bookmarkStart w:id="97" w:name="isaiah-booker"/>
     <w:p>
       <w:pPr>
         <w:pStyle w:val="Heading2"/>
@@ -19675,8 +20362,8 @@
         <w:t xml:space="preserve">Taught Tom Feeney to shoot straight, and still reminds him of it.</w:t>
       </w:r>
     </w:p>
-    <w:bookmarkEnd w:id="96"/>
-    <w:bookmarkStart w:id="97" w:name="rev.-abigail-stone"/>
+    <w:bookmarkEnd w:id="97"/>
+    <w:bookmarkStart w:id="98" w:name="rev.-abigail-stone"/>
     <w:p>
       <w:pPr>
         <w:pStyle w:val="Heading2"/>
@@ -19861,9 +20548,9 @@
         <w:t xml:space="preserve">Keeps Dr. Webb’s secret, and his whiskey hidden.</w:t>
       </w:r>
     </w:p>
-    <w:bookmarkEnd w:id="97"/>
     <w:bookmarkEnd w:id="98"/>
-    <w:bookmarkStart w:id="99" w:name="advantages"/>
+    <w:bookmarkEnd w:id="99"/>
+    <w:bookmarkStart w:id="100" w:name="advantages"/>
     <w:p>
       <w:pPr>
         <w:pStyle w:val="Heading1"/>
@@ -20718,8 +21405,8 @@
         <w:t xml:space="preserve">A badge is legal authority, not a magic word: outlaws and the powerful don’t always care about it, and it carries a duty. Your superiors can give you orders, and abusing the badge or failing in your duty can cost you it. Law callings (Marshal, Deputy) usually take one, as their advantage or as a second advantage Edge. A Pinkerton detective takes Pinkerton Credentials instead: the agency’s reach and files, but no badge.</w:t>
       </w:r>
     </w:p>
-    <w:bookmarkEnd w:id="99"/>
-    <w:bookmarkStart w:id="115" w:name="origins"/>
+    <w:bookmarkEnd w:id="100"/>
+    <w:bookmarkStart w:id="116" w:name="origins"/>
     <w:p>
       <w:pPr>
         <w:pStyle w:val="Heading1"/>
@@ -21709,7 +22396,7 @@
         </w:tc>
       </w:tr>
     </w:tbl>
-    <w:bookmarkStart w:id="100" w:name="shared-rules"/>
+    <w:bookmarkStart w:id="101" w:name="shared-rules"/>
     <w:p>
       <w:pPr>
         <w:pStyle w:val="Heading2"/>
@@ -21911,8 +22598,8 @@
         </w:tc>
       </w:tr>
     </w:tbl>
-    <w:bookmarkEnd w:id="100"/>
-    <w:bookmarkStart w:id="101" w:name="city-bred"/>
+    <w:bookmarkEnd w:id="101"/>
+    <w:bookmarkStart w:id="102" w:name="city-bred"/>
     <w:p>
       <w:pPr>
         <w:pStyle w:val="Heading2"/>
@@ -22163,8 +22850,8 @@
         </w:tc>
       </w:tr>
     </w:tbl>
-    <w:bookmarkEnd w:id="101"/>
-    <w:bookmarkStart w:id="102" w:name="drifter"/>
+    <w:bookmarkEnd w:id="102"/>
+    <w:bookmarkStart w:id="103" w:name="drifter"/>
     <w:p>
       <w:pPr>
         <w:pStyle w:val="Heading2"/>
@@ -22415,8 +23102,8 @@
         </w:tc>
       </w:tr>
     </w:tbl>
-    <w:bookmarkEnd w:id="102"/>
-    <w:bookmarkStart w:id="103" w:name="frontier-born"/>
+    <w:bookmarkEnd w:id="103"/>
+    <w:bookmarkStart w:id="104" w:name="frontier-born"/>
     <w:p>
       <w:pPr>
         <w:pStyle w:val="Heading2"/>
@@ -22667,8 +23354,8 @@
         </w:tc>
       </w:tr>
     </w:tbl>
-    <w:bookmarkEnd w:id="103"/>
-    <w:bookmarkStart w:id="104" w:name="immigrant"/>
+    <w:bookmarkEnd w:id="104"/>
+    <w:bookmarkStart w:id="105" w:name="immigrant"/>
     <w:p>
       <w:pPr>
         <w:pStyle w:val="Heading2"/>
@@ -22919,8 +23606,8 @@
         </w:tc>
       </w:tr>
     </w:tbl>
-    <w:bookmarkEnd w:id="104"/>
-    <w:bookmarkStart w:id="105" w:name="old-money"/>
+    <w:bookmarkEnd w:id="105"/>
+    <w:bookmarkStart w:id="106" w:name="old-money"/>
     <w:p>
       <w:pPr>
         <w:pStyle w:val="Heading2"/>
@@ -23171,8 +23858,8 @@
         </w:tc>
       </w:tr>
     </w:tbl>
-    <w:bookmarkEnd w:id="105"/>
-    <w:bookmarkStart w:id="106" w:name="railroad-hand"/>
+    <w:bookmarkEnd w:id="106"/>
+    <w:bookmarkStart w:id="107" w:name="railroad-hand"/>
     <w:p>
       <w:pPr>
         <w:pStyle w:val="Heading2"/>
@@ -23423,8 +24110,8 @@
         </w:tc>
       </w:tr>
     </w:tbl>
-    <w:bookmarkEnd w:id="106"/>
-    <w:bookmarkStart w:id="107" w:name="war-veteran"/>
+    <w:bookmarkEnd w:id="107"/>
+    <w:bookmarkStart w:id="108" w:name="war-veteran"/>
     <w:p>
       <w:pPr>
         <w:pStyle w:val="Heading2"/>
@@ -23675,8 +24362,8 @@
         </w:tc>
       </w:tr>
     </w:tbl>
-    <w:bookmarkEnd w:id="107"/>
-    <w:bookmarkStart w:id="108" w:name="sighted"/>
+    <w:bookmarkEnd w:id="108"/>
+    <w:bookmarkStart w:id="109" w:name="sighted"/>
     <w:p>
       <w:pPr>
         <w:pStyle w:val="Heading2"/>
@@ -23951,8 +24638,8 @@
         </w:tc>
       </w:tr>
     </w:tbl>
-    <w:bookmarkEnd w:id="108"/>
-    <w:bookmarkStart w:id="109" w:name="dhampir"/>
+    <w:bookmarkEnd w:id="109"/>
+    <w:bookmarkStart w:id="110" w:name="dhampir"/>
     <w:p>
       <w:pPr>
         <w:pStyle w:val="Heading2"/>
@@ -24251,8 +24938,8 @@
         </w:tc>
       </w:tr>
     </w:tbl>
-    <w:bookmarkEnd w:id="109"/>
-    <w:bookmarkStart w:id="110" w:name="practitioner"/>
+    <w:bookmarkEnd w:id="110"/>
+    <w:bookmarkStart w:id="111" w:name="practitioner"/>
     <w:p>
       <w:pPr>
         <w:pStyle w:val="Heading2"/>
@@ -24923,8 +25610,8 @@
         </w:tc>
       </w:tr>
     </w:tbl>
-    <w:bookmarkEnd w:id="110"/>
-    <w:bookmarkStart w:id="111" w:name="revenant"/>
+    <w:bookmarkEnd w:id="111"/>
+    <w:bookmarkStart w:id="112" w:name="revenant"/>
     <w:p>
       <w:pPr>
         <w:pStyle w:val="Heading2"/>
@@ -25223,8 +25910,8 @@
         </w:tc>
       </w:tr>
     </w:tbl>
-    <w:bookmarkEnd w:id="111"/>
-    <w:bookmarkStart w:id="112" w:name="werewolf"/>
+    <w:bookmarkEnd w:id="112"/>
+    <w:bookmarkStart w:id="113" w:name="werewolf"/>
     <w:p>
       <w:pPr>
         <w:pStyle w:val="Heading2"/>
@@ -25557,8 +26244,8 @@
         </w:tc>
       </w:tr>
     </w:tbl>
-    <w:bookmarkEnd w:id="112"/>
-    <w:bookmarkStart w:id="113" w:name="pact-bound"/>
+    <w:bookmarkEnd w:id="113"/>
+    <w:bookmarkStart w:id="114" w:name="pact-bound"/>
     <w:p>
       <w:pPr>
         <w:pStyle w:val="Heading2"/>
@@ -25857,8 +26544,8 @@
         </w:tc>
       </w:tr>
     </w:tbl>
-    <w:bookmarkEnd w:id="113"/>
-    <w:bookmarkStart w:id="114" w:name="vampire"/>
+    <w:bookmarkEnd w:id="114"/>
+    <w:bookmarkStart w:id="115" w:name="vampire"/>
     <w:p>
       <w:pPr>
         <w:pStyle w:val="Heading2"/>
@@ -26203,9 +26890,9 @@
         </w:tc>
       </w:tr>
     </w:tbl>
-    <w:bookmarkEnd w:id="114"/>
     <w:bookmarkEnd w:id="115"/>
-    <w:bookmarkStart w:id="126" w:name="making-your-own"/>
+    <w:bookmarkEnd w:id="116"/>
+    <w:bookmarkStart w:id="127" w:name="making-your-own"/>
     <w:p>
       <w:pPr>
         <w:pStyle w:val="Heading1"/>
@@ -26238,7 +26925,7 @@
         <w:t xml:space="preserve">option at the end of each list, and its checklist holds a custom choice to the same rules as everything else.</w:t>
       </w:r>
     </w:p>
-    <w:bookmarkStart w:id="116" w:name="a-custom-calling"/>
+    <w:bookmarkStart w:id="117" w:name="a-custom-calling"/>
     <w:p>
       <w:pPr>
         <w:pStyle w:val="Heading2"/>
@@ -26414,8 +27101,8 @@
         <w:t xml:space="preserve">.</w:t>
       </w:r>
     </w:p>
-    <w:bookmarkEnd w:id="116"/>
-    <w:bookmarkStart w:id="125" w:name="a-custom-origin"/>
+    <w:bookmarkEnd w:id="117"/>
+    <w:bookmarkStart w:id="126" w:name="a-custom-origin"/>
     <w:p>
       <w:pPr>
         <w:pStyle w:val="Heading2"/>
@@ -26432,7 +27119,7 @@
         <w:t xml:space="preserve">Build it with the GM, one step at a time.</w:t>
       </w:r>
     </w:p>
-    <w:bookmarkStart w:id="117" w:name="the-concept"/>
+    <w:bookmarkStart w:id="118" w:name="the-concept"/>
     <w:p>
       <w:pPr>
         <w:pStyle w:val="Heading3"/>
@@ -26449,8 +27136,8 @@
         <w:t xml:space="preserve">Two or three sentences: where they come from, what sets them apart, and how others see them. It should be something the origins in this book don’t already cover.</w:t>
       </w:r>
     </w:p>
-    <w:bookmarkEnd w:id="117"/>
-    <w:bookmarkStart w:id="118" w:name="the-tier"/>
+    <w:bookmarkEnd w:id="118"/>
+    <w:bookmarkStart w:id="119" w:name="the-tier"/>
     <w:p>
       <w:pPr>
         <w:pStyle w:val="Heading3"/>
@@ -26747,8 +27434,8 @@
         <w:t xml:space="preserve">When in doubt, choose the higher tier.</w:t>
       </w:r>
     </w:p>
-    <w:bookmarkEnd w:id="118"/>
-    <w:bookmarkStart w:id="119" w:name="attribute-adjustments"/>
+    <w:bookmarkEnd w:id="119"/>
+    <w:bookmarkStart w:id="120" w:name="attribute-adjustments"/>
     <w:p>
       <w:pPr>
         <w:pStyle w:val="Heading3"/>
@@ -26794,40 +27481,12 @@
         <w:t xml:space="preserve">: a +2 needs a −2 or two −1s. The adjustments move the attribute’s base (+1 starts it at 11) and raise its starting maximum (13 plus the bonus). Most origins change two to four attributes.</w:t>
       </w:r>
     </w:p>
-    <w:bookmarkEnd w:id="119"/>
-    <w:bookmarkStart w:id="120" w:name="core-rules-tier-1-and-up"/>
-    <w:p>
-      <w:pPr>
-        <w:pStyle w:val="Heading3"/>
-      </w:pPr>
-      <w:r>
-        <w:t xml:space="preserve">4. Core rules (tier 1 and up)</w:t>
-      </w:r>
-    </w:p>
-    <w:p>
-      <w:pPr>
-        <w:pStyle w:val="FirstParagraph"/>
-      </w:pPr>
-      <w:r>
-        <w:t xml:space="preserve">One to three short rules that always apply: what they can do (see in the dark, resist cold, a free Trained skill) and what it costs (a weakness, a people’s distrust, a hazard they can’t abide). A strength with no drawback is worth more than it looks, so price it a tier higher.</w:t>
-      </w:r>
-    </w:p>
-    <w:bookmarkEnd w:id="120"/>
-    <w:bookmarkStart w:id="121" w:name="origin-advantages"/>
-    <w:p>
-      <w:pPr>
-        <w:pStyle w:val="Heading3"/>
-      </w:pPr>
-      <w:r>
-        <w:t xml:space="preserve">5. Origin advantages</w:t>
-      </w:r>
-    </w:p>
-    <w:p>
-      <w:pPr>
-        <w:pStyle w:val="FirstParagraph"/>
-      </w:pPr>
-      <w:r>
-        <w:t xml:space="preserve">Write one to three. Each works like a general advantage:</w:t>
+    <w:p>
+      <w:pPr>
+        <w:pStyle w:val="BodyText"/>
+      </w:pPr>
+      <w:r>
+        <w:t xml:space="preserve">A origin that is plainly faster or slower on its feet than a human (long-legged, heavy, built for another gravity) may also take a</w:t>
       </w:r>
       <w:r>
         <w:t xml:space="preserve"> </w:t>
@@ -26837,22 +27496,49 @@
           <w:bCs/>
           <w:b/>
         </w:rPr>
-        <w:t xml:space="preserve">+2 to one skill in a narrow situation</w:t>
-      </w:r>
-      <w:r>
-        <w:t xml:space="preserve">, or a small, limited permission (</w:t>
-      </w:r>
-      <w:r>
-        <w:t xml:space="preserve">“</w:t>
-      </w:r>
-      <w:r>
-        <w:t xml:space="preserve">once per scene…</w:t>
-      </w:r>
-      <w:r>
-        <w:t xml:space="preserve">”</w:t>
-      </w:r>
-      <w:r>
-        <w:t xml:space="preserve">). Each comes with a</w:t>
+        <w:t xml:space="preserve">speed adjustment</w:t>
+      </w:r>
+      <w:r>
+        <w:t xml:space="preserve"> </w:t>
+      </w:r>
+      <w:r>
+        <w:t xml:space="preserve">of +1 or −1 to Move. Most have none. It isn’t an attribute adjustment and needn’t balance.</w:t>
+      </w:r>
+    </w:p>
+    <w:bookmarkEnd w:id="120"/>
+    <w:bookmarkStart w:id="121" w:name="core-rules-tier-1-and-up"/>
+    <w:p>
+      <w:pPr>
+        <w:pStyle w:val="Heading3"/>
+      </w:pPr>
+      <w:r>
+        <w:t xml:space="preserve">4. Core rules (tier 1 and up)</w:t>
+      </w:r>
+    </w:p>
+    <w:p>
+      <w:pPr>
+        <w:pStyle w:val="FirstParagraph"/>
+      </w:pPr>
+      <w:r>
+        <w:t xml:space="preserve">One to three short rules that always apply: what they can do (see in the dark, resist cold, a free Trained skill) and what it costs (a weakness, a people’s distrust, a hazard they can’t abide). A strength with no drawback is worth more than it looks, so price it a tier higher.</w:t>
+      </w:r>
+    </w:p>
+    <w:bookmarkEnd w:id="121"/>
+    <w:bookmarkStart w:id="122" w:name="origin-advantages"/>
+    <w:p>
+      <w:pPr>
+        <w:pStyle w:val="Heading3"/>
+      </w:pPr>
+      <w:r>
+        <w:t xml:space="preserve">5. Origin advantages</w:t>
+      </w:r>
+    </w:p>
+    <w:p>
+      <w:pPr>
+        <w:pStyle w:val="FirstParagraph"/>
+      </w:pPr>
+      <w:r>
+        <w:t xml:space="preserve">Write one to three. Each works like a general advantage:</w:t>
       </w:r>
       <w:r>
         <w:t xml:space="preserve"> </w:t>
@@ -26862,14 +27548,39 @@
           <w:bCs/>
           <w:b/>
         </w:rPr>
+        <w:t xml:space="preserve">+2 to one skill in a narrow situation</w:t>
+      </w:r>
+      <w:r>
+        <w:t xml:space="preserve">, or a small, limited permission (</w:t>
+      </w:r>
+      <w:r>
+        <w:t xml:space="preserve">“</w:t>
+      </w:r>
+      <w:r>
+        <w:t xml:space="preserve">once per scene…</w:t>
+      </w:r>
+      <w:r>
+        <w:t xml:space="preserve">”</w:t>
+      </w:r>
+      <w:r>
+        <w:t xml:space="preserve">). Each comes with a</w:t>
+      </w:r>
+      <w:r>
+        <w:t xml:space="preserve"> </w:t>
+      </w:r>
+      <w:r>
+        <w:rPr>
+          <w:bCs/>
+          <w:b/>
+        </w:rPr>
         <w:t xml:space="preserve">companion complication</w:t>
       </w:r>
       <w:r>
         <w:t xml:space="preserve">: a problem the trait causes, with a clear trigger and a real consequence, which earns a Grit point when it bites, like any complication. A character takes one advantage, general or origin, so make them distinct choices.</w:t>
       </w:r>
     </w:p>
-    <w:bookmarkEnd w:id="121"/>
-    <w:bookmarkStart w:id="122" w:name="an-alternate-form-optional-tier-2-or-3"/>
+    <w:bookmarkEnd w:id="122"/>
+    <w:bookmarkStart w:id="123" w:name="an-alternate-form-optional-tier-2-or-3"/>
     <w:p>
       <w:pPr>
         <w:pStyle w:val="Heading3"/>
@@ -26883,7 +27594,7 @@
         <w:pStyle w:val="FirstParagraph"/>
       </w:pPr>
       <w:r>
-        <w:t xml:space="preserve">If the origin changes shape, give the form attribute bonuses (usually +2 to one attribute and +1 to another), two or three traits, and its drawbacks. The shared rules for forms in</w:t>
+        <w:t xml:space="preserve">If the origin changes shape, give the form attribute bonuses (usually +2 to one attribute and +1 to another), two or three traits, and its drawbacks. A form’s Agility and Body bonuses change its Move, and a fast form may add a speed adjustment of its own. The shared rules for forms in</w:t>
       </w:r>
       <w:r>
         <w:t xml:space="preserve"> </w:t>
@@ -26902,8 +27613,8 @@
         <w:t xml:space="preserve">apply. The bonuses count only while the character is in that form: the sheet’s form switch shows both sets of numbers.</w:t>
       </w:r>
     </w:p>
-    <w:bookmarkEnd w:id="122"/>
-    <w:bookmarkStart w:id="123" w:name="in-the-creator"/>
+    <w:bookmarkEnd w:id="123"/>
+    <w:bookmarkStart w:id="124" w:name="in-the-creator"/>
     <w:p>
       <w:pPr>
         <w:pStyle w:val="Heading3"/>
@@ -27008,8 +27719,8 @@
         <w:t xml:space="preserve">and enter the advantage and its companion complication.</w:t>
       </w:r>
     </w:p>
-    <w:bookmarkEnd w:id="123"/>
-    <w:bookmarkStart w:id="124" w:name="example"/>
+    <w:bookmarkEnd w:id="124"/>
+    <w:bookmarkStart w:id="125" w:name="example"/>
     <w:p>
       <w:pPr>
         <w:pStyle w:val="Heading3"/>
@@ -27114,10 +27825,10 @@
         <w:t xml:space="preserve">: something from the other side follows you; when it matters, accept the chill, the stopped clock or the panicked horse.</w:t>
       </w:r>
     </w:p>
-    <w:bookmarkEnd w:id="124"/>
     <w:bookmarkEnd w:id="125"/>
     <w:bookmarkEnd w:id="126"/>
-    <w:bookmarkStart w:id="127" w:name="complications"/>
+    <w:bookmarkEnd w:id="127"/>
+    <w:bookmarkStart w:id="128" w:name="complications"/>
     <w:p>
       <w:pPr>
         <w:pStyle w:val="Heading1"/>
@@ -27822,8 +28533,8 @@
         </w:tc>
       </w:tr>
     </w:tbl>
-    <w:bookmarkEnd w:id="127"/>
-    <w:bookmarkStart w:id="129" w:name="quick-reference"/>
+    <w:bookmarkEnd w:id="128"/>
+    <w:bookmarkStart w:id="130" w:name="quick-reference"/>
     <w:p>
       <w:pPr>
         <w:pStyle w:val="Heading1"/>
@@ -27967,13 +28678,13 @@
           <w:bCs/>
           <w:b/>
         </w:rPr>
-        <w:t xml:space="preserve">Combat:</w:t>
-      </w:r>
-      <w:r>
-        <w:t xml:space="preserve"> </w:t>
-      </w:r>
-      <w:r>
-        <w:t xml:space="preserve">move plus one action. Hit → one defense a round (Dodge, Parry or Block; −1 to −3 against a clean hit; Additional Defense: a second, at −2) → weapon effect. Dodge = Agility −2 plus Athletics training (+0, +1, +2). Parry −3, Block −2 plus the shield. Aim: +1. Telling hit (by 5+ or natural 3–4): the attacker picks an effect, which never adds boxes or kills outright; called shot −2 (small target −4). A 2-box weapon that brings you to three boxes leaves you Dying; at three boxes, another 2-box hit kills.</w:t>
+        <w:t xml:space="preserve">Move:</w:t>
+      </w:r>
+      <w:r>
+        <w:t xml:space="preserve"> </w:t>
+      </w:r>
+      <w:r>
+        <w:t xml:space="preserve">5 yd, +1 per 2 points of Agility + Body above 20, +1 Trained Athletics or +2 Specialty/Expert, ± origin speed; run (no action) twice that. Threats 8 yd. Reach: 1 yd fists, knives, clubs; 2 yd swords, axes; 3 yd spears, polearms.</w:t>
       </w:r>
     </w:p>
     <w:p>
@@ -27985,13 +28696,13 @@
           <w:bCs/>
           <w:b/>
         </w:rPr>
-        <w:t xml:space="preserve">Medicine:</w:t>
-      </w:r>
-      <w:r>
-        <w:t xml:space="preserve"> </w:t>
-      </w:r>
-      <w:r>
-        <w:t xml:space="preserve">stabilize in one action. Field care clears 1 box (2 on margin 5+). Proper care gives +2 and clears 2 (3 on margin 5+). Each set of injuries (one fight or incident) gets one field and one proper-care attempt; more need better care, a new treatment or recovery time. Rest clears a box in a day at 1 box, three days at 2, a week at 3 (in someone’s care).</w:t>
+        <w:t xml:space="preserve">Combat:</w:t>
+      </w:r>
+      <w:r>
+        <w:t xml:space="preserve"> </w:t>
+      </w:r>
+      <w:r>
+        <w:t xml:space="preserve">move plus one action. Hit → one defense a round (Dodge, Parry or Block; −1 to −3 against a clean hit; Additional Defense: a second, at −2) → weapon effect. Dodge = Agility −2 plus Athletics training (+0, +1, +2). Parry −3, Block −2 plus the shield. Aim: +1. Telling hit (by 5+ or natural 3–4): the attacker picks an effect the weapon can deliver (pin: weapon in hand or grapple only), which never adds boxes or kills outright; called shot −2 (small target −4). A 2-box weapon that brings you to three boxes leaves you Dying; at three boxes, another 2-box hit kills.</w:t>
       </w:r>
     </w:p>
     <w:p>
@@ -28003,6 +28714,24 @@
           <w:bCs/>
           <w:b/>
         </w:rPr>
+        <w:t xml:space="preserve">Medicine:</w:t>
+      </w:r>
+      <w:r>
+        <w:t xml:space="preserve"> </w:t>
+      </w:r>
+      <w:r>
+        <w:t xml:space="preserve">stabilize in one action. Field care clears 1 box (2 on margin 5+). Proper care gives +2 and clears 2 (3 on margin 5+). Each set of injuries (one fight or incident) gets one field and one proper-care attempt; more need better care, a new treatment or recovery time. Rest clears a box in a day at 1 box, three days at 2, a week at 3 (in someone’s care).</w:t>
+      </w:r>
+    </w:p>
+    <w:p>
+      <w:pPr>
+        <w:pStyle w:val="BodyText"/>
+      </w:pPr>
+      <w:r>
+        <w:rPr>
+          <w:bCs/>
+          <w:b/>
+        </w:rPr>
         <w:t xml:space="preserve">Grit:</w:t>
       </w:r>
       <w:r>
@@ -28032,7 +28761,7 @@
       <w:r>
         <w:t xml:space="preserve"> </w:t>
       </w:r>
-      <w:hyperlink r:id="rId128">
+      <w:hyperlink r:id="rId129">
         <w:r>
           <w:rPr>
             <w:rStyle w:val="Hyperlink"/>
@@ -28044,7 +28773,7 @@
         <w:t xml:space="preserve">. You may share, adapt, and use it for any purpose, including commercially, as long as you give appropriate credit to the author.</w:t>
       </w:r>
     </w:p>
-    <w:bookmarkEnd w:id="129"/>
+    <w:bookmarkEnd w:id="130"/>
     <w:sectPr/>
   </w:body>
 </w:document>

--- a/legend-dynamics/western/Trails_of_Blood_Dust_Players_Guide.docx
+++ b/legend-dynamics/western/Trails_of_Blood_Dust_Players_Guide.docx
@@ -11496,6 +11496,72 @@
       </w:r>
       <w:r>
         <w:t xml:space="preserve">and you cover twice your Move. Threats move 8 yards unless their entry says otherwise.</w:t>
+      </w:r>
+    </w:p>
+    <w:p>
+      <w:pPr>
+        <w:numPr>
+          <w:ilvl w:val="0"/>
+          <w:numId w:val="1015"/>
+        </w:numPr>
+        <w:pStyle w:val="Compact"/>
+      </w:pPr>
+      <w:r>
+        <w:rPr>
+          <w:bCs/>
+          <w:b/>
+        </w:rPr>
+        <w:t xml:space="preserve">Injury slows you.</w:t>
+      </w:r>
+      <w:r>
+        <w:t xml:space="preserve"> </w:t>
+      </w:r>
+      <w:r>
+        <w:t xml:space="preserve">Wounded (1 box): Move −2 yards. Seriously wounded (2 boxes): half your Move, rounded down, and you can’t run. Incapacitated: you don’t move. Never less than 1 yard while you can act.</w:t>
+      </w:r>
+    </w:p>
+    <w:p>
+      <w:pPr>
+        <w:numPr>
+          <w:ilvl w:val="0"/>
+          <w:numId w:val="1015"/>
+        </w:numPr>
+        <w:pStyle w:val="Compact"/>
+      </w:pPr>
+      <w:r>
+        <w:rPr>
+          <w:bCs/>
+          <w:b/>
+        </w:rPr>
+        <w:t xml:space="preserve">Hard going halves it.</w:t>
+      </w:r>
+      <w:r>
+        <w:t xml:space="preserve"> </w:t>
+      </w:r>
+      <w:r>
+        <w:t xml:space="preserve">Climbing, swimming, wading, crawling, deep snow or sand, thick brush, rubble or a crowd: half your Move (and half a run), rounded down. Injury and hard going both apply, injury first.</w:t>
+      </w:r>
+    </w:p>
+    <w:p>
+      <w:pPr>
+        <w:numPr>
+          <w:ilvl w:val="0"/>
+          <w:numId w:val="1015"/>
+        </w:numPr>
+        <w:pStyle w:val="Compact"/>
+      </w:pPr>
+      <w:r>
+        <w:rPr>
+          <w:bCs/>
+          <w:b/>
+        </w:rPr>
+        <w:t xml:space="preserve">Stepping away.</w:t>
+      </w:r>
+      <w:r>
+        <w:t xml:space="preserve"> </w:t>
+      </w:r>
+      <w:r>
+        <w:t xml:space="preserve">You can move away from someone in reach freely; leaving a fight doesn’t give them a free attack.</w:t>
       </w:r>
     </w:p>
     <w:tbl>
@@ -11964,7 +12030,7 @@
     <w:tbl>
       <w:tblPr>
         <w:tblStyle w:val="Table"/>
-        <w:tblW w:type="auto" w:w="0"/>
+        <w:tblW w:type="pct" w:w="5000"/>
         <w:tblLook w:firstRow="1" w:lastRow="0" w:firstColumn="0" w:lastColumn="0" w:noHBand="0" w:noVBand="0" w:val="0020"/>
         <w:jc w:val="start"/>
         <w:tblBorders>
@@ -12131,7 +12197,7 @@
               <w:rPr>
                 <w:sz w:val="19"/>
               </w:rPr>
-              <w:t xml:space="preserve">−1 to physical actions</w:t>
+              <w:t xml:space="preserve">−1 to physical actions; Move −2 yards</w:t>
             </w:r>
           </w:p>
         </w:tc>
@@ -12179,7 +12245,7 @@
               <w:rPr>
                 <w:sz w:val="19"/>
               </w:rPr>
-              <w:t xml:space="preserve">−2 to physical actions</w:t>
+              <w:t xml:space="preserve">−2 to physical actions; half Move, no running</w:t>
             </w:r>
           </w:p>
         </w:tc>
@@ -12248,232 +12314,6 @@
       </w:pPr>
       <w:r>
         <w:t xml:space="preserve">Dying and death</w:t>
-      </w:r>
-    </w:p>
-    <w:p>
-      <w:pPr>
-        <w:numPr>
-          <w:ilvl w:val="0"/>
-          <w:numId w:val="1015"/>
-        </w:numPr>
-        <w:pStyle w:val="Compact"/>
-      </w:pPr>
-      <w:r>
-        <w:rPr>
-          <w:bCs/>
-          <w:b/>
-        </w:rPr>
-        <w:t xml:space="preserve">Dying.</w:t>
-      </w:r>
-      <w:r>
-        <w:t xml:space="preserve"> </w:t>
-      </w:r>
-      <w:r>
-        <w:t xml:space="preserve">A hit from a weapon that marks</w:t>
-      </w:r>
-      <w:r>
-        <w:t xml:space="preserve"> </w:t>
-      </w:r>
-      <w:r>
-        <w:rPr>
-          <w:bCs/>
-          <w:b/>
-        </w:rPr>
-        <w:t xml:space="preserve">2 or more boxes</w:t>
-      </w:r>
-      <w:r>
-        <w:t xml:space="preserve"> </w:t>
-      </w:r>
-      <w:r>
-        <w:t xml:space="preserve">and brings you to three boxes leaves you Incapacitated and</w:t>
-      </w:r>
-      <w:r>
-        <w:t xml:space="preserve"> </w:t>
-      </w:r>
-      <w:r>
-        <w:rPr>
-          <w:bCs/>
-          <w:b/>
-        </w:rPr>
-        <w:t xml:space="preserve">Dying</w:t>
-      </w:r>
-      <w:r>
-        <w:t xml:space="preserve">. A Dying character dies at the end of the scene unless someone stabilizes them: one action and a successful Medicine roll with a doctor’s bag.</w:t>
-      </w:r>
-    </w:p>
-    <w:p>
-      <w:pPr>
-        <w:numPr>
-          <w:ilvl w:val="0"/>
-          <w:numId w:val="1015"/>
-        </w:numPr>
-        <w:pStyle w:val="Compact"/>
-      </w:pPr>
-      <w:r>
-        <w:rPr>
-          <w:bCs/>
-          <w:b/>
-        </w:rPr>
-        <w:t xml:space="preserve">A further hit.</w:t>
-      </w:r>
-      <w:r>
-        <w:t xml:space="preserve"> </w:t>
-      </w:r>
-      <w:r>
-        <w:t xml:space="preserve">While you are at three boxes, any hit from a weapon that marks 2 or more boxes kills you. Fists, clubs and knives just keep you down.</w:t>
-      </w:r>
-    </w:p>
-    <w:p>
-      <w:pPr>
-        <w:numPr>
-          <w:ilvl w:val="0"/>
-          <w:numId w:val="1015"/>
-        </w:numPr>
-        <w:pStyle w:val="Compact"/>
-      </w:pPr>
-      <w:r>
-        <w:rPr>
-          <w:bCs/>
-          <w:b/>
-        </w:rPr>
-        <w:t xml:space="preserve">Certain death.</w:t>
-      </w:r>
-      <w:r>
-        <w:t xml:space="preserve"> </w:t>
-      </w:r>
-      <w:r>
-        <w:t xml:space="preserve">Some fates (a fall into a furnace, a beheading, disintegration) bypass the track entirely.</w:t>
-      </w:r>
-    </w:p>
-    <w:p>
-      <w:pPr>
-        <w:pStyle w:val="FirstParagraph"/>
-      </w:pPr>
-      <w:r>
-        <w:t xml:space="preserve">Your protection is avoiding the hit: a defense (Dodge, Parry or Block), cover, and a Grit point, which reduces a hit by one box.</w:t>
-      </w:r>
-    </w:p>
-    <w:bookmarkEnd w:id="63"/>
-    <w:bookmarkStart w:id="64" w:name="optional-rule-gritty-combat"/>
-    <w:p>
-      <w:pPr>
-        <w:pStyle w:val="Heading3"/>
-      </w:pPr>
-      <w:r>
-        <w:t xml:space="preserve">Optional rule: gritty combat</w:t>
-      </w:r>
-    </w:p>
-    <w:p>
-      <w:pPr>
-        <w:pStyle w:val="FirstParagraph"/>
-      </w:pPr>
-      <w:r>
-        <w:t xml:space="preserve">For a harder, bloodier game, the GM can turn on</w:t>
-      </w:r>
-      <w:r>
-        <w:t xml:space="preserve"> </w:t>
-      </w:r>
-      <w:r>
-        <w:rPr>
-          <w:bCs/>
-          <w:b/>
-        </w:rPr>
-        <w:t xml:space="preserve">gritty combat</w:t>
-      </w:r>
-      <w:r>
-        <w:t xml:space="preserve"> </w:t>
-      </w:r>
-      <w:r>
-        <w:t xml:space="preserve">for the campaign (the creator has a switch on the Condition card and in the GM view). The rest of the rules stay the same.</w:t>
-      </w:r>
-    </w:p>
-    <w:p>
-      <w:pPr>
-        <w:pStyle w:val="BodyText"/>
-      </w:pPr>
-      <w:r>
-        <w:rPr>
-          <w:bCs/>
-          <w:b/>
-        </w:rPr>
-        <w:t xml:space="preserve">Grievous hits.</w:t>
-      </w:r>
-      <w:r>
-        <w:t xml:space="preserve"> </w:t>
-      </w:r>
-      <w:r>
-        <w:t xml:space="preserve">A hit that marks</w:t>
-      </w:r>
-      <w:r>
-        <w:t xml:space="preserve"> </w:t>
-      </w:r>
-      <w:r>
-        <w:rPr>
-          <w:bCs/>
-          <w:b/>
-        </w:rPr>
-        <w:t xml:space="preserve">2 or more boxes</w:t>
-      </w:r>
-      <w:r>
-        <w:t xml:space="preserve"> </w:t>
-      </w:r>
-      <w:r>
-        <w:t xml:space="preserve">is</w:t>
-      </w:r>
-      <w:r>
-        <w:t xml:space="preserve"> </w:t>
-      </w:r>
-      <w:r>
-        <w:rPr>
-          <w:bCs/>
-          <w:b/>
-        </w:rPr>
-        <w:t xml:space="preserve">grievous</w:t>
-      </w:r>
-      <w:r>
-        <w:t xml:space="preserve"> </w:t>
-      </w:r>
-      <w:r>
-        <w:t xml:space="preserve">when the attack succeeded by</w:t>
-      </w:r>
-      <w:r>
-        <w:t xml:space="preserve"> </w:t>
-      </w:r>
-      <w:r>
-        <w:rPr>
-          <w:bCs/>
-          <w:b/>
-        </w:rPr>
-        <w:t xml:space="preserve">7 or more</w:t>
-      </w:r>
-      <w:r>
-        <w:t xml:space="preserve">, rolled a</w:t>
-      </w:r>
-      <w:r>
-        <w:t xml:space="preserve"> </w:t>
-      </w:r>
-      <w:r>
-        <w:rPr>
-          <w:bCs/>
-          <w:b/>
-        </w:rPr>
-        <w:t xml:space="preserve">natural 3 or 4</w:t>
-      </w:r>
-      <w:r>
-        <w:t xml:space="preserve">, or left the target</w:t>
-      </w:r>
-      <w:r>
-        <w:t xml:space="preserve"> </w:t>
-      </w:r>
-      <w:r>
-        <w:rPr>
-          <w:bCs/>
-          <w:b/>
-        </w:rPr>
-        <w:t xml:space="preserve">Dying</w:t>
-      </w:r>
-      <w:r>
-        <w:t xml:space="preserve">.</w:t>
       </w:r>
     </w:p>
     <w:p>
@@ -12489,13 +12329,42 @@
           <w:bCs/>
           <w:b/>
         </w:rPr>
-        <w:t xml:space="preserve">A character</w:t>
-      </w:r>
-      <w:r>
-        <w:t xml:space="preserve"> </w:t>
-      </w:r>
-      <w:r>
-        <w:t xml:space="preserve">rolls 3d6 on the table below and suffers the result on top of the boxes.</w:t>
+        <w:t xml:space="preserve">Dying.</w:t>
+      </w:r>
+      <w:r>
+        <w:t xml:space="preserve"> </w:t>
+      </w:r>
+      <w:r>
+        <w:t xml:space="preserve">A hit from a weapon that marks</w:t>
+      </w:r>
+      <w:r>
+        <w:t xml:space="preserve"> </w:t>
+      </w:r>
+      <w:r>
+        <w:rPr>
+          <w:bCs/>
+          <w:b/>
+        </w:rPr>
+        <w:t xml:space="preserve">2 or more boxes</w:t>
+      </w:r>
+      <w:r>
+        <w:t xml:space="preserve"> </w:t>
+      </w:r>
+      <w:r>
+        <w:t xml:space="preserve">and brings you to three boxes leaves you Incapacitated and</w:t>
+      </w:r>
+      <w:r>
+        <w:t xml:space="preserve"> </w:t>
+      </w:r>
+      <w:r>
+        <w:rPr>
+          <w:bCs/>
+          <w:b/>
+        </w:rPr>
+        <w:t xml:space="preserve">Dying</w:t>
+      </w:r>
+      <w:r>
+        <w:t xml:space="preserve">. A Dying character dies at the end of the scene unless someone stabilizes them: one action and a successful Medicine roll with a doctor’s bag.</w:t>
       </w:r>
     </w:p>
     <w:p>
@@ -12511,13 +12380,13 @@
           <w:bCs/>
           <w:b/>
         </w:rPr>
-        <w:t xml:space="preserve">An opponent</w:t>
-      </w:r>
-      <w:r>
-        <w:t xml:space="preserve"> </w:t>
-      </w:r>
-      <w:r>
-        <w:t xml:space="preserve">is simply taken out: no roll, no boxes to count. Describe how, or let the GM view roll a description.</w:t>
+        <w:t xml:space="preserve">A further hit.</w:t>
+      </w:r>
+      <w:r>
+        <w:t xml:space="preserve"> </w:t>
+      </w:r>
+      <w:r>
+        <w:t xml:space="preserve">While you are at three boxes, any hit from a weapon that marks 2 or more boxes kills you. Fists, clubs and knives just keep you down.</w:t>
       </w:r>
     </w:p>
     <w:p>
@@ -12525,6 +12394,203 @@
         <w:numPr>
           <w:ilvl w:val="0"/>
           <w:numId w:val="1016"/>
+        </w:numPr>
+        <w:pStyle w:val="Compact"/>
+      </w:pPr>
+      <w:r>
+        <w:rPr>
+          <w:bCs/>
+          <w:b/>
+        </w:rPr>
+        <w:t xml:space="preserve">Certain death.</w:t>
+      </w:r>
+      <w:r>
+        <w:t xml:space="preserve"> </w:t>
+      </w:r>
+      <w:r>
+        <w:t xml:space="preserve">Some fates (a fall into a furnace, a beheading, disintegration) bypass the track entirely.</w:t>
+      </w:r>
+    </w:p>
+    <w:p>
+      <w:pPr>
+        <w:pStyle w:val="FirstParagraph"/>
+      </w:pPr>
+      <w:r>
+        <w:t xml:space="preserve">Your protection is avoiding the hit: a defense (Dodge, Parry or Block), cover, and a Grit point, which reduces a hit by one box.</w:t>
+      </w:r>
+    </w:p>
+    <w:bookmarkEnd w:id="63"/>
+    <w:bookmarkStart w:id="64" w:name="optional-rule-gritty-combat"/>
+    <w:p>
+      <w:pPr>
+        <w:pStyle w:val="Heading3"/>
+      </w:pPr>
+      <w:r>
+        <w:t xml:space="preserve">Optional rule: gritty combat</w:t>
+      </w:r>
+    </w:p>
+    <w:p>
+      <w:pPr>
+        <w:pStyle w:val="FirstParagraph"/>
+      </w:pPr>
+      <w:r>
+        <w:t xml:space="preserve">For a harder, bloodier game, the GM can turn on</w:t>
+      </w:r>
+      <w:r>
+        <w:t xml:space="preserve"> </w:t>
+      </w:r>
+      <w:r>
+        <w:rPr>
+          <w:bCs/>
+          <w:b/>
+        </w:rPr>
+        <w:t xml:space="preserve">gritty combat</w:t>
+      </w:r>
+      <w:r>
+        <w:t xml:space="preserve"> </w:t>
+      </w:r>
+      <w:r>
+        <w:t xml:space="preserve">for the campaign (the creator has a switch on the Condition card and in the GM view). The rest of the rules stay the same.</w:t>
+      </w:r>
+    </w:p>
+    <w:p>
+      <w:pPr>
+        <w:pStyle w:val="BodyText"/>
+      </w:pPr>
+      <w:r>
+        <w:rPr>
+          <w:bCs/>
+          <w:b/>
+        </w:rPr>
+        <w:t xml:space="preserve">Grievous hits.</w:t>
+      </w:r>
+      <w:r>
+        <w:t xml:space="preserve"> </w:t>
+      </w:r>
+      <w:r>
+        <w:t xml:space="preserve">A hit that marks</w:t>
+      </w:r>
+      <w:r>
+        <w:t xml:space="preserve"> </w:t>
+      </w:r>
+      <w:r>
+        <w:rPr>
+          <w:bCs/>
+          <w:b/>
+        </w:rPr>
+        <w:t xml:space="preserve">2 or more boxes</w:t>
+      </w:r>
+      <w:r>
+        <w:t xml:space="preserve"> </w:t>
+      </w:r>
+      <w:r>
+        <w:t xml:space="preserve">is</w:t>
+      </w:r>
+      <w:r>
+        <w:t xml:space="preserve"> </w:t>
+      </w:r>
+      <w:r>
+        <w:rPr>
+          <w:bCs/>
+          <w:b/>
+        </w:rPr>
+        <w:t xml:space="preserve">grievous</w:t>
+      </w:r>
+      <w:r>
+        <w:t xml:space="preserve"> </w:t>
+      </w:r>
+      <w:r>
+        <w:t xml:space="preserve">when the attack succeeded by</w:t>
+      </w:r>
+      <w:r>
+        <w:t xml:space="preserve"> </w:t>
+      </w:r>
+      <w:r>
+        <w:rPr>
+          <w:bCs/>
+          <w:b/>
+        </w:rPr>
+        <w:t xml:space="preserve">7 or more</w:t>
+      </w:r>
+      <w:r>
+        <w:t xml:space="preserve">, rolled a</w:t>
+      </w:r>
+      <w:r>
+        <w:t xml:space="preserve"> </w:t>
+      </w:r>
+      <w:r>
+        <w:rPr>
+          <w:bCs/>
+          <w:b/>
+        </w:rPr>
+        <w:t xml:space="preserve">natural 3 or 4</w:t>
+      </w:r>
+      <w:r>
+        <w:t xml:space="preserve">, or left the target</w:t>
+      </w:r>
+      <w:r>
+        <w:t xml:space="preserve"> </w:t>
+      </w:r>
+      <w:r>
+        <w:rPr>
+          <w:bCs/>
+          <w:b/>
+        </w:rPr>
+        <w:t xml:space="preserve">Dying</w:t>
+      </w:r>
+      <w:r>
+        <w:t xml:space="preserve">.</w:t>
+      </w:r>
+    </w:p>
+    <w:p>
+      <w:pPr>
+        <w:numPr>
+          <w:ilvl w:val="0"/>
+          <w:numId w:val="1017"/>
+        </w:numPr>
+        <w:pStyle w:val="Compact"/>
+      </w:pPr>
+      <w:r>
+        <w:rPr>
+          <w:bCs/>
+          <w:b/>
+        </w:rPr>
+        <w:t xml:space="preserve">A character</w:t>
+      </w:r>
+      <w:r>
+        <w:t xml:space="preserve"> </w:t>
+      </w:r>
+      <w:r>
+        <w:t xml:space="preserve">rolls 3d6 on the table below and suffers the result on top of the boxes.</w:t>
+      </w:r>
+    </w:p>
+    <w:p>
+      <w:pPr>
+        <w:numPr>
+          <w:ilvl w:val="0"/>
+          <w:numId w:val="1017"/>
+        </w:numPr>
+        <w:pStyle w:val="Compact"/>
+      </w:pPr>
+      <w:r>
+        <w:rPr>
+          <w:bCs/>
+          <w:b/>
+        </w:rPr>
+        <w:t xml:space="preserve">An opponent</w:t>
+      </w:r>
+      <w:r>
+        <w:t xml:space="preserve"> </w:t>
+      </w:r>
+      <w:r>
+        <w:t xml:space="preserve">is simply taken out: no roll, no boxes to count. Describe how, or let the GM view roll a description.</w:t>
+      </w:r>
+    </w:p>
+    <w:p>
+      <w:pPr>
+        <w:numPr>
+          <w:ilvl w:val="0"/>
+          <w:numId w:val="1017"/>
         </w:numPr>
         <w:pStyle w:val="Compact"/>
       </w:pPr>
@@ -13023,7 +13089,7 @@
       <w:pPr>
         <w:numPr>
           <w:ilvl w:val="0"/>
-          <w:numId w:val="1017"/>
+          <w:numId w:val="1018"/>
         </w:numPr>
         <w:pStyle w:val="Compact"/>
       </w:pPr>
@@ -13061,7 +13127,7 @@
       <w:pPr>
         <w:numPr>
           <w:ilvl w:val="0"/>
-          <w:numId w:val="1017"/>
+          <w:numId w:val="1018"/>
         </w:numPr>
         <w:pStyle w:val="Compact"/>
       </w:pPr>
@@ -13096,7 +13162,7 @@
       <w:pPr>
         <w:numPr>
           <w:ilvl w:val="0"/>
-          <w:numId w:val="1017"/>
+          <w:numId w:val="1018"/>
         </w:numPr>
         <w:pStyle w:val="Compact"/>
       </w:pPr>
@@ -14714,7 +14780,7 @@
       <w:pPr>
         <w:numPr>
           <w:ilvl w:val="0"/>
-          <w:numId w:val="1018"/>
+          <w:numId w:val="1019"/>
         </w:numPr>
         <w:pStyle w:val="Compact"/>
       </w:pPr>
@@ -14730,156 +14796,6 @@
       </w:r>
       <w:r>
         <w:t xml:space="preserve">A Grit reroll repeats the same shot and costs nothing extra.</w:t>
-      </w:r>
-    </w:p>
-    <w:p>
-      <w:pPr>
-        <w:numPr>
-          <w:ilvl w:val="0"/>
-          <w:numId w:val="1018"/>
-        </w:numPr>
-        <w:pStyle w:val="Compact"/>
-      </w:pPr>
-      <w:r>
-        <w:rPr>
-          <w:bCs/>
-          <w:b/>
-        </w:rPr>
-        <w:t xml:space="preserve">Empty means it won’t work.</w:t>
-      </w:r>
-      <w:r>
-        <w:t xml:space="preserve"> </w:t>
-      </w:r>
-      <w:r>
-        <w:t xml:space="preserve">Reload (one action): refills it from a spare. Restock in town: refills it fully between jobs. Packing a spare is a good use of a Grit point’s small preparation.</w:t>
-      </w:r>
-    </w:p>
-    <w:p>
-      <w:pPr>
-        <w:numPr>
-          <w:ilvl w:val="0"/>
-          <w:numId w:val="1018"/>
-        </w:numPr>
-        <w:pStyle w:val="Compact"/>
-      </w:pPr>
-      <w:r>
-        <w:rPr>
-          <w:bCs/>
-          <w:b/>
-        </w:rPr>
-        <w:t xml:space="preserve">Jams.</w:t>
-      </w:r>
-      <w:r>
-        <w:t xml:space="preserve"> </w:t>
-      </w:r>
-      <w:r>
-        <w:t xml:space="preserve">A natural 18 with this weapon also jams it: clearing it takes an action.</w:t>
-      </w:r>
-    </w:p>
-    <w:bookmarkEnd w:id="67"/>
-    <w:bookmarkEnd w:id="68"/>
-    <w:bookmarkStart w:id="74" w:name="medical-care"/>
-    <w:p>
-      <w:pPr>
-        <w:pStyle w:val="Heading1"/>
-      </w:pPr>
-      <w:r>
-        <w:t xml:space="preserve">Medical care</w:t>
-      </w:r>
-    </w:p>
-    <w:p>
-      <w:pPr>
-        <w:pStyle w:val="FirstParagraph"/>
-      </w:pPr>
-      <w:r>
-        <w:t xml:space="preserve">Frontier medicine has chloroform, carbolic acid, laudanum and steady hands, and not much else. Infection kills more men than bullets do, and no doctor’s bag holds a cure for a bite from something that should be dead. See</w:t>
-      </w:r>
-      <w:r>
-        <w:t xml:space="preserve"> </w:t>
-      </w:r>
-      <w:r>
-        <w:rPr>
-          <w:iCs/>
-          <w:i/>
-        </w:rPr>
-        <w:t xml:space="preserve">Bites and curses</w:t>
-      </w:r>
-      <w:r>
-        <w:t xml:space="preserve"> </w:t>
-      </w:r>
-      <w:r>
-        <w:t xml:space="preserve">below.</w:t>
-      </w:r>
-    </w:p>
-    <w:bookmarkStart w:id="69" w:name="diagnosis-and-stabilization"/>
-    <w:p>
-      <w:pPr>
-        <w:pStyle w:val="Heading2"/>
-      </w:pPr>
-      <w:r>
-        <w:t xml:space="preserve">Diagnosis and stabilization</w:t>
-      </w:r>
-    </w:p>
-    <w:p>
-      <w:pPr>
-        <w:pStyle w:val="FirstParagraph"/>
-      </w:pPr>
-      <w:r>
-        <w:t xml:space="preserve">Roll Medicine when the diagnosis is uncertain or an urgent treatment decision matters. Emergency stabilization takes one action and a successful Medicine roll with a doctor’s bag. It ends Dying and stops deterioration, but removes no boxes.</w:t>
-      </w:r>
-    </w:p>
-    <w:bookmarkEnd w:id="69"/>
-    <w:bookmarkStart w:id="70" w:name="field-treatment"/>
-    <w:p>
-      <w:pPr>
-        <w:pStyle w:val="Heading2"/>
-      </w:pPr>
-      <w:r>
-        <w:t xml:space="preserve">Field treatment</w:t>
-      </w:r>
-    </w:p>
-    <w:p>
-      <w:pPr>
-        <w:pStyle w:val="FirstParagraph"/>
-      </w:pPr>
-      <w:r>
-        <w:t xml:space="preserve">With a doctor’s bag and several uninterrupted minutes, successful Medicine removes one injury box; success by 5 or more removes two.</w:t>
-      </w:r>
-    </w:p>
-    <w:bookmarkEnd w:id="70"/>
-    <w:bookmarkStart w:id="71" w:name="proper-care"/>
-    <w:p>
-      <w:pPr>
-        <w:pStyle w:val="Heading2"/>
-      </w:pPr>
-      <w:r>
-        <w:t xml:space="preserve">Proper care</w:t>
-      </w:r>
-    </w:p>
-    <w:p>
-      <w:pPr>
-        <w:pStyle w:val="FirstParagraph"/>
-      </w:pPr>
-      <w:r>
-        <w:t xml:space="preserve">A doctor’s surgery with instruments, chloroform and a clean table grants +2 to Medicine. A successful treatment removes two boxes; success by 5 or more removes three. Allow the time the treatment requires.</w:t>
-      </w:r>
-    </w:p>
-    <w:bookmarkEnd w:id="71"/>
-    <w:bookmarkStart w:id="72" w:name="treatment-attempts"/>
-    <w:p>
-      <w:pPr>
-        <w:pStyle w:val="Heading2"/>
-      </w:pPr>
-      <w:r>
-        <w:t xml:space="preserve">Treatment attempts</w:t>
-      </w:r>
-    </w:p>
-    <w:p>
-      <w:pPr>
-        <w:pStyle w:val="FirstParagraph"/>
-      </w:pPr>
-      <w:r>
-        <w:t xml:space="preserve">Each set of injuries permits one field-treatment attempt and one proper-care attempt. Further rolls require a meaningful improvement in care, a new treatment, or recovery time. Simply waiting and trying again is insufficient.</w:t>
       </w:r>
     </w:p>
     <w:p>
@@ -14895,13 +14811,13 @@
           <w:bCs/>
           <w:b/>
         </w:rPr>
-        <w:t xml:space="preserve">A set of injuries</w:t>
-      </w:r>
-      <w:r>
-        <w:t xml:space="preserve"> </w:t>
-      </w:r>
-      <w:r>
-        <w:t xml:space="preserve">is the injury boxes from one encounter or one harmful incident: a fight, a fall, a fire, a night of exposure.</w:t>
+        <w:t xml:space="preserve">Empty means it won’t work.</w:t>
+      </w:r>
+      <w:r>
+        <w:t xml:space="preserve"> </w:t>
+      </w:r>
+      <w:r>
+        <w:t xml:space="preserve">Reload (one action): refills it from a spare. Restock in town: refills it fully between jobs. Packing a spare is a good use of a Grit point’s small preparation.</w:t>
       </w:r>
     </w:p>
     <w:p>
@@ -14917,20 +14833,126 @@
           <w:bCs/>
           <w:b/>
         </w:rPr>
-        <w:t xml:space="preserve">Later injuries start a new set.</w:t>
-      </w:r>
-      <w:r>
-        <w:t xml:space="preserve"> </w:t>
-      </w:r>
-      <w:r>
-        <w:t xml:space="preserve">Its attempts can remove only its own boxes. A fresh scratch doesn’t reopen the wounds you already treated: those boxes stay until their own set allows another roll, or rest clears them.</w:t>
+        <w:t xml:space="preserve">Jams.</w:t>
+      </w:r>
+      <w:r>
+        <w:t xml:space="preserve"> </w:t>
+      </w:r>
+      <w:r>
+        <w:t xml:space="preserve">A natural 18 with this weapon also jams it: clearing it takes an action.</w:t>
+      </w:r>
+    </w:p>
+    <w:bookmarkEnd w:id="67"/>
+    <w:bookmarkEnd w:id="68"/>
+    <w:bookmarkStart w:id="74" w:name="medical-care"/>
+    <w:p>
+      <w:pPr>
+        <w:pStyle w:val="Heading1"/>
+      </w:pPr>
+      <w:r>
+        <w:t xml:space="preserve">Medical care</w:t>
+      </w:r>
+    </w:p>
+    <w:p>
+      <w:pPr>
+        <w:pStyle w:val="FirstParagraph"/>
+      </w:pPr>
+      <w:r>
+        <w:t xml:space="preserve">Frontier medicine has chloroform, carbolic acid, laudanum and steady hands, and not much else. Infection kills more men than bullets do, and no doctor’s bag holds a cure for a bite from something that should be dead. See</w:t>
+      </w:r>
+      <w:r>
+        <w:t xml:space="preserve"> </w:t>
+      </w:r>
+      <w:r>
+        <w:rPr>
+          <w:iCs/>
+          <w:i/>
+        </w:rPr>
+        <w:t xml:space="preserve">Bites and curses</w:t>
+      </w:r>
+      <w:r>
+        <w:t xml:space="preserve"> </w:t>
+      </w:r>
+      <w:r>
+        <w:t xml:space="preserve">below.</w:t>
+      </w:r>
+    </w:p>
+    <w:bookmarkStart w:id="69" w:name="diagnosis-and-stabilization"/>
+    <w:p>
+      <w:pPr>
+        <w:pStyle w:val="Heading2"/>
+      </w:pPr>
+      <w:r>
+        <w:t xml:space="preserve">Diagnosis and stabilization</w:t>
+      </w:r>
+    </w:p>
+    <w:p>
+      <w:pPr>
+        <w:pStyle w:val="FirstParagraph"/>
+      </w:pPr>
+      <w:r>
+        <w:t xml:space="preserve">Roll Medicine when the diagnosis is uncertain or an urgent treatment decision matters. Emergency stabilization takes one action and a successful Medicine roll with a doctor’s bag. It ends Dying and stops deterioration, but removes no boxes.</w:t>
+      </w:r>
+    </w:p>
+    <w:bookmarkEnd w:id="69"/>
+    <w:bookmarkStart w:id="70" w:name="field-treatment"/>
+    <w:p>
+      <w:pPr>
+        <w:pStyle w:val="Heading2"/>
+      </w:pPr>
+      <w:r>
+        <w:t xml:space="preserve">Field treatment</w:t>
+      </w:r>
+    </w:p>
+    <w:p>
+      <w:pPr>
+        <w:pStyle w:val="FirstParagraph"/>
+      </w:pPr>
+      <w:r>
+        <w:t xml:space="preserve">With a doctor’s bag and several uninterrupted minutes, successful Medicine removes one injury box; success by 5 or more removes two.</w:t>
+      </w:r>
+    </w:p>
+    <w:bookmarkEnd w:id="70"/>
+    <w:bookmarkStart w:id="71" w:name="proper-care"/>
+    <w:p>
+      <w:pPr>
+        <w:pStyle w:val="Heading2"/>
+      </w:pPr>
+      <w:r>
+        <w:t xml:space="preserve">Proper care</w:t>
+      </w:r>
+    </w:p>
+    <w:p>
+      <w:pPr>
+        <w:pStyle w:val="FirstParagraph"/>
+      </w:pPr>
+      <w:r>
+        <w:t xml:space="preserve">A doctor’s surgery with instruments, chloroform and a clean table grants +2 to Medicine. A successful treatment removes two boxes; success by 5 or more removes three. Allow the time the treatment requires.</w:t>
+      </w:r>
+    </w:p>
+    <w:bookmarkEnd w:id="71"/>
+    <w:bookmarkStart w:id="72" w:name="treatment-attempts"/>
+    <w:p>
+      <w:pPr>
+        <w:pStyle w:val="Heading2"/>
+      </w:pPr>
+      <w:r>
+        <w:t xml:space="preserve">Treatment attempts</w:t>
+      </w:r>
+    </w:p>
+    <w:p>
+      <w:pPr>
+        <w:pStyle w:val="FirstParagraph"/>
+      </w:pPr>
+      <w:r>
+        <w:t xml:space="preserve">Each set of injuries permits one field-treatment attempt and one proper-care attempt. Further rolls require a meaningful improvement in care, a new treatment, or recovery time. Simply waiting and trying again is insufficient.</w:t>
       </w:r>
     </w:p>
     <w:p>
       <w:pPr>
         <w:numPr>
           <w:ilvl w:val="0"/>
-          <w:numId w:val="1019"/>
+          <w:numId w:val="1020"/>
         </w:numPr>
         <w:pStyle w:val="Compact"/>
       </w:pPr>
@@ -14939,20 +14961,64 @@
           <w:bCs/>
           <w:b/>
         </w:rPr>
-        <w:t xml:space="preserve">What allows another roll:</w:t>
-      </w:r>
-      <w:r>
-        <w:t xml:space="preserve"> </w:t>
-      </w:r>
-      <w:r>
-        <w:t xml:space="preserve">a meaningful improvement (moving from the field to A doctor’s surgery with instruments, chloroform and a clean table, a better healer taking over), a new treatment (surgery, a remedy, healing magic), or recovery time (rest that has already cleared a box from that set). The GM decides whether a change is meaningful.</w:t>
+        <w:t xml:space="preserve">A set of injuries</w:t>
+      </w:r>
+      <w:r>
+        <w:t xml:space="preserve"> </w:t>
+      </w:r>
+      <w:r>
+        <w:t xml:space="preserve">is the injury boxes from one encounter or one harmful incident: a fight, a fall, a fire, a night of exposure.</w:t>
       </w:r>
     </w:p>
     <w:p>
       <w:pPr>
         <w:numPr>
           <w:ilvl w:val="0"/>
-          <w:numId w:val="1019"/>
+          <w:numId w:val="1020"/>
+        </w:numPr>
+        <w:pStyle w:val="Compact"/>
+      </w:pPr>
+      <w:r>
+        <w:rPr>
+          <w:bCs/>
+          <w:b/>
+        </w:rPr>
+        <w:t xml:space="preserve">Later injuries start a new set.</w:t>
+      </w:r>
+      <w:r>
+        <w:t xml:space="preserve"> </w:t>
+      </w:r>
+      <w:r>
+        <w:t xml:space="preserve">Its attempts can remove only its own boxes. A fresh scratch doesn’t reopen the wounds you already treated: those boxes stay until their own set allows another roll, or rest clears them.</w:t>
+      </w:r>
+    </w:p>
+    <w:p>
+      <w:pPr>
+        <w:numPr>
+          <w:ilvl w:val="0"/>
+          <w:numId w:val="1020"/>
+        </w:numPr>
+        <w:pStyle w:val="Compact"/>
+      </w:pPr>
+      <w:r>
+        <w:rPr>
+          <w:bCs/>
+          <w:b/>
+        </w:rPr>
+        <w:t xml:space="preserve">What allows another roll:</w:t>
+      </w:r>
+      <w:r>
+        <w:t xml:space="preserve"> </w:t>
+      </w:r>
+      <w:r>
+        <w:t xml:space="preserve">a meaningful improvement (moving from the field to A doctor’s surgery with instruments, chloroform and a clean table, a better healer taking over), a new treatment (surgery, a remedy, healing magic), or recovery time (rest that has already cleared a box from that set). The GM decides whether a change is meaningful.</w:t>
+      </w:r>
+    </w:p>
+    <w:p>
+      <w:pPr>
+        <w:numPr>
+          <w:ilvl w:val="0"/>
+          <w:numId w:val="1020"/>
         </w:numPr>
         <w:pStyle w:val="Compact"/>
       </w:pPr>
@@ -15483,7 +15549,7 @@
       <w:pPr>
         <w:numPr>
           <w:ilvl w:val="0"/>
-          <w:numId w:val="1020"/>
+          <w:numId w:val="1021"/>
         </w:numPr>
         <w:pStyle w:val="Compact"/>
       </w:pPr>
@@ -15533,7 +15599,7 @@
       <w:pPr>
         <w:numPr>
           <w:ilvl w:val="0"/>
-          <w:numId w:val="1020"/>
+          <w:numId w:val="1021"/>
         </w:numPr>
         <w:pStyle w:val="Compact"/>
       </w:pPr>
@@ -15582,7 +15648,7 @@
       <w:pPr>
         <w:numPr>
           <w:ilvl w:val="0"/>
-          <w:numId w:val="1020"/>
+          <w:numId w:val="1021"/>
         </w:numPr>
         <w:pStyle w:val="Compact"/>
       </w:pPr>
@@ -16015,7 +16081,7 @@
       <w:pPr>
         <w:numPr>
           <w:ilvl w:val="0"/>
-          <w:numId w:val="1021"/>
+          <w:numId w:val="1022"/>
         </w:numPr>
         <w:pStyle w:val="Compact"/>
       </w:pPr>
@@ -16037,7 +16103,7 @@
       <w:pPr>
         <w:numPr>
           <w:ilvl w:val="0"/>
-          <w:numId w:val="1021"/>
+          <w:numId w:val="1022"/>
         </w:numPr>
         <w:pStyle w:val="Compact"/>
       </w:pPr>
@@ -16059,7 +16125,7 @@
       <w:pPr>
         <w:numPr>
           <w:ilvl w:val="0"/>
-          <w:numId w:val="1021"/>
+          <w:numId w:val="1022"/>
         </w:numPr>
         <w:pStyle w:val="Compact"/>
       </w:pPr>
@@ -17697,7 +17763,7 @@
       <w:pPr>
         <w:numPr>
           <w:ilvl w:val="0"/>
-          <w:numId w:val="1022"/>
+          <w:numId w:val="1023"/>
         </w:numPr>
         <w:pStyle w:val="Compact"/>
       </w:pPr>
@@ -17758,7 +17824,7 @@
       <w:pPr>
         <w:numPr>
           <w:ilvl w:val="0"/>
-          <w:numId w:val="1022"/>
+          <w:numId w:val="1023"/>
         </w:numPr>
         <w:pStyle w:val="Compact"/>
       </w:pPr>
@@ -18136,7 +18202,7 @@
       <w:pPr>
         <w:numPr>
           <w:ilvl w:val="0"/>
-          <w:numId w:val="1023"/>
+          <w:numId w:val="1024"/>
         </w:numPr>
         <w:pStyle w:val="Compact"/>
       </w:pPr>
@@ -18158,7 +18224,7 @@
       <w:pPr>
         <w:numPr>
           <w:ilvl w:val="0"/>
-          <w:numId w:val="1023"/>
+          <w:numId w:val="1024"/>
         </w:numPr>
         <w:pStyle w:val="Compact"/>
       </w:pPr>
@@ -18180,7 +18246,7 @@
       <w:pPr>
         <w:numPr>
           <w:ilvl w:val="0"/>
-          <w:numId w:val="1023"/>
+          <w:numId w:val="1024"/>
         </w:numPr>
         <w:pStyle w:val="Compact"/>
       </w:pPr>
@@ -18202,7 +18268,7 @@
       <w:pPr>
         <w:numPr>
           <w:ilvl w:val="0"/>
-          <w:numId w:val="1023"/>
+          <w:numId w:val="1024"/>
         </w:numPr>
         <w:pStyle w:val="Compact"/>
       </w:pPr>
@@ -18224,7 +18290,7 @@
       <w:pPr>
         <w:numPr>
           <w:ilvl w:val="0"/>
-          <w:numId w:val="1023"/>
+          <w:numId w:val="1024"/>
         </w:numPr>
         <w:pStyle w:val="Compact"/>
       </w:pPr>
@@ -18660,7 +18726,7 @@
       <w:pPr>
         <w:numPr>
           <w:ilvl w:val="0"/>
-          <w:numId w:val="1024"/>
+          <w:numId w:val="1025"/>
         </w:numPr>
         <w:pStyle w:val="Compact"/>
       </w:pPr>
@@ -18682,7 +18748,7 @@
       <w:pPr>
         <w:numPr>
           <w:ilvl w:val="0"/>
-          <w:numId w:val="1024"/>
+          <w:numId w:val="1025"/>
         </w:numPr>
         <w:pStyle w:val="Compact"/>
       </w:pPr>
@@ -18704,7 +18770,7 @@
       <w:pPr>
         <w:numPr>
           <w:ilvl w:val="0"/>
-          <w:numId w:val="1024"/>
+          <w:numId w:val="1025"/>
         </w:numPr>
         <w:pStyle w:val="Compact"/>
       </w:pPr>
@@ -18742,7 +18808,7 @@
       <w:pPr>
         <w:numPr>
           <w:ilvl w:val="0"/>
-          <w:numId w:val="1024"/>
+          <w:numId w:val="1025"/>
         </w:numPr>
         <w:pStyle w:val="Compact"/>
       </w:pPr>
@@ -19448,7 +19514,7 @@
       <w:pPr>
         <w:numPr>
           <w:ilvl w:val="0"/>
-          <w:numId w:val="1025"/>
+          <w:numId w:val="1026"/>
         </w:numPr>
         <w:pStyle w:val="Compact"/>
       </w:pPr>
@@ -19480,154 +19546,6 @@
       </w:r>
       <w:r>
         <w:t xml:space="preserve">12.</w:t>
-      </w:r>
-    </w:p>
-    <w:p>
-      <w:pPr>
-        <w:numPr>
-          <w:ilvl w:val="0"/>
-          <w:numId w:val="1025"/>
-        </w:numPr>
-        <w:pStyle w:val="Compact"/>
-      </w:pPr>
-      <w:r>
-        <w:rPr>
-          <w:bCs/>
-          <w:b/>
-        </w:rPr>
-        <w:t xml:space="preserve">Skills:</w:t>
-      </w:r>
-      <w:r>
-        <w:t xml:space="preserve"> </w:t>
-      </w:r>
-      <w:r>
-        <w:t xml:space="preserve">Shooting 16 (Specialty). Trained: Brawling 14, Riding 14, Athletics 13, Law 11, Occult 11, Read People 11, Survival 11, Tracking 11, Leadership 10.</w:t>
-      </w:r>
-    </w:p>
-    <w:p>
-      <w:pPr>
-        <w:numPr>
-          <w:ilvl w:val="0"/>
-          <w:numId w:val="1025"/>
-        </w:numPr>
-        <w:pStyle w:val="Compact"/>
-      </w:pPr>
-      <w:r>
-        <w:rPr>
-          <w:bCs/>
-          <w:b/>
-        </w:rPr>
-        <w:t xml:space="preserve">Edges:</w:t>
-      </w:r>
-      <w:r>
-        <w:t xml:space="preserve"> </w:t>
-      </w:r>
-      <w:r>
-        <w:t xml:space="preserve">Second advantage, Extra Grit; second advantage: Badge: Deputy U.S. Marshal.</w:t>
-      </w:r>
-    </w:p>
-    <w:p>
-      <w:pPr>
-        <w:numPr>
-          <w:ilvl w:val="0"/>
-          <w:numId w:val="1025"/>
-        </w:numPr>
-        <w:pStyle w:val="Compact"/>
-      </w:pPr>
-      <w:r>
-        <w:rPr>
-          <w:bCs/>
-          <w:b/>
-        </w:rPr>
-        <w:t xml:space="preserve">Advantage:</w:t>
-      </w:r>
-      <w:r>
-        <w:t xml:space="preserve"> </w:t>
-      </w:r>
-      <w:r>
-        <w:t xml:space="preserve">Monster’s Eye (origin; companion: Haunted).</w:t>
-      </w:r>
-      <w:r>
-        <w:t xml:space="preserve"> </w:t>
-      </w:r>
-      <w:r>
-        <w:rPr>
-          <w:bCs/>
-          <w:b/>
-        </w:rPr>
-        <w:t xml:space="preserve">Complication:</w:t>
-      </w:r>
-      <w:r>
-        <w:t xml:space="preserve"> </w:t>
-      </w:r>
-      <w:r>
-        <w:t xml:space="preserve">Law and Order; trigger: the town wants a hanging without a trial.</w:t>
-      </w:r>
-    </w:p>
-    <w:p>
-      <w:pPr>
-        <w:numPr>
-          <w:ilvl w:val="0"/>
-          <w:numId w:val="1025"/>
-        </w:numPr>
-        <w:pStyle w:val="Compact"/>
-      </w:pPr>
-      <w:r>
-        <w:rPr>
-          <w:bCs/>
-          <w:b/>
-        </w:rPr>
-        <w:t xml:space="preserve">Why I face the dark:</w:t>
-      </w:r>
-      <w:r>
-        <w:t xml:space="preserve"> </w:t>
-      </w:r>
-      <w:r>
-        <w:t xml:space="preserve">I took an oath, and I keep my word.</w:t>
-      </w:r>
-      <w:r>
-        <w:t xml:space="preserve"> </w:t>
-      </w:r>
-      <w:r>
-        <w:rPr>
-          <w:bCs/>
-          <w:b/>
-        </w:rPr>
-        <w:t xml:space="preserve">Connection:</w:t>
-      </w:r>
-      <w:r>
-        <w:t xml:space="preserve"> </w:t>
-      </w:r>
-      <w:r>
-        <w:t xml:space="preserve">Isaiah Booker brought in the man who killed her father, alive, when he could have collected either way.</w:t>
-      </w:r>
-    </w:p>
-    <w:bookmarkEnd w:id="93"/>
-    <w:bookmarkStart w:id="94" w:name="dr.-elias-webb"/>
-    <w:p>
-      <w:pPr>
-        <w:pStyle w:val="Heading2"/>
-      </w:pPr>
-      <w:r>
-        <w:t xml:space="preserve">Dr. Elias Webb</w:t>
-      </w:r>
-    </w:p>
-    <w:p>
-      <w:pPr>
-        <w:pStyle w:val="FirstParagraph"/>
-      </w:pPr>
-      <w:r>
-        <w:rPr>
-          <w:iCs/>
-          <w:i/>
-        </w:rPr>
-        <w:t xml:space="preserve">Town physician, Doctor. City-bred (tier 0).</w:t>
-      </w:r>
-      <w:r>
-        <w:t xml:space="preserve"> </w:t>
-      </w:r>
-      <w:r>
-        <w:t xml:space="preserve">Left a Philadelphia practice for reasons he won’t discuss, and patches up whoever comes through the door.</w:t>
       </w:r>
     </w:p>
     <w:p>
@@ -19643,29 +19561,13 @@
           <w:bCs/>
           <w:b/>
         </w:rPr>
-        <w:t xml:space="preserve">Attributes:</w:t>
-      </w:r>
-      <w:r>
-        <w:t xml:space="preserve"> </w:t>
-      </w:r>
-      <w:r>
-        <w:t xml:space="preserve">Body 9, Agility 10, Intellect 13, Presence 12, Will 11.</w:t>
-      </w:r>
-      <w:r>
-        <w:t xml:space="preserve"> </w:t>
-      </w:r>
-      <w:r>
-        <w:rPr>
-          <w:bCs/>
-          <w:b/>
-        </w:rPr>
-        <w:t xml:space="preserve">Dodge</w:t>
-      </w:r>
-      <w:r>
-        <w:t xml:space="preserve"> </w:t>
-      </w:r>
-      <w:r>
-        <w:t xml:space="preserve">8.</w:t>
+        <w:t xml:space="preserve">Skills:</w:t>
+      </w:r>
+      <w:r>
+        <w:t xml:space="preserve"> </w:t>
+      </w:r>
+      <w:r>
+        <w:t xml:space="preserve">Shooting 16 (Specialty). Trained: Brawling 14, Riding 14, Athletics 13, Law 11, Occult 11, Read People 11, Survival 11, Tracking 11, Leadership 10.</w:t>
       </w:r>
     </w:p>
     <w:p>
@@ -19681,13 +19583,13 @@
           <w:bCs/>
           <w:b/>
         </w:rPr>
-        <w:t xml:space="preserve">Skills:</w:t>
-      </w:r>
-      <w:r>
-        <w:t xml:space="preserve"> </w:t>
-      </w:r>
-      <w:r>
-        <w:t xml:space="preserve">Medicine 16 (Specialty). Trained: Gambling 14, Investigation 14, Law 14, Read People 14, Survival 14, Tinkering 14, Leadership 13, Persuasion 13, Riding 11.</w:t>
+        <w:t xml:space="preserve">Edges:</w:t>
+      </w:r>
+      <w:r>
+        <w:t xml:space="preserve"> </w:t>
+      </w:r>
+      <w:r>
+        <w:t xml:space="preserve">Second advantage, Extra Grit; second advantage: Badge: Deputy U.S. Marshal.</w:t>
       </w:r>
     </w:p>
     <w:p>
@@ -19703,13 +19605,29 @@
           <w:bCs/>
           <w:b/>
         </w:rPr>
-        <w:t xml:space="preserve">Edges:</w:t>
-      </w:r>
-      <w:r>
-        <w:t xml:space="preserve"> </w:t>
-      </w:r>
-      <w:r>
-        <w:t xml:space="preserve">Second advantage, A fine weapon or tool, A friend; second advantage: Battlefield Surgeon; a friend: the editor of the territorial newspaper, who owes him a life; a fine tool: his surgeon’s instruments (+2 to Medicine for field treatment of a wound: stitching, dressing, setting a bone).</w:t>
+        <w:t xml:space="preserve">Advantage:</w:t>
+      </w:r>
+      <w:r>
+        <w:t xml:space="preserve"> </w:t>
+      </w:r>
+      <w:r>
+        <w:t xml:space="preserve">Monster’s Eye (origin; companion: Haunted).</w:t>
+      </w:r>
+      <w:r>
+        <w:t xml:space="preserve"> </w:t>
+      </w:r>
+      <w:r>
+        <w:rPr>
+          <w:bCs/>
+          <w:b/>
+        </w:rPr>
+        <w:t xml:space="preserve">Complication:</w:t>
+      </w:r>
+      <w:r>
+        <w:t xml:space="preserve"> </w:t>
+      </w:r>
+      <w:r>
+        <w:t xml:space="preserve">Law and Order; trigger: the town wants a hanging without a trial.</w:t>
       </w:r>
     </w:p>
     <w:p>
@@ -19725,51 +19643,13 @@
           <w:bCs/>
           <w:b/>
         </w:rPr>
-        <w:t xml:space="preserve">Advantage:</w:t>
-      </w:r>
-      <w:r>
-        <w:t xml:space="preserve"> </w:t>
-      </w:r>
-      <w:r>
-        <w:t xml:space="preserve">Steady Hands.</w:t>
-      </w:r>
-      <w:r>
-        <w:t xml:space="preserve"> </w:t>
-      </w:r>
-      <w:r>
-        <w:rPr>
-          <w:bCs/>
-          <w:b/>
-        </w:rPr>
-        <w:t xml:space="preserve">Complication:</w:t>
-      </w:r>
-      <w:r>
-        <w:t xml:space="preserve"> </w:t>
-      </w:r>
-      <w:r>
-        <w:t xml:space="preserve">The Bottle; trigger: pain that won’t quit.</w:t>
-      </w:r>
-    </w:p>
-    <w:p>
-      <w:pPr>
-        <w:numPr>
-          <w:ilvl w:val="0"/>
-          <w:numId w:val="1026"/>
-        </w:numPr>
-        <w:pStyle w:val="Compact"/>
-      </w:pPr>
-      <w:r>
-        <w:rPr>
-          <w:bCs/>
-          <w:b/>
-        </w:rPr>
         <w:t xml:space="preserve">Why I face the dark:</w:t>
       </w:r>
       <w:r>
         <w:t xml:space="preserve"> </w:t>
       </w:r>
       <w:r>
-        <w:t xml:space="preserve">Nobody out here knows what I did back east.</w:t>
+        <w:t xml:space="preserve">I took an oath, and I keep my word.</w:t>
       </w:r>
       <w:r>
         <w:t xml:space="preserve"> </w:t>
@@ -19785,17 +19665,17 @@
         <w:t xml:space="preserve"> </w:t>
       </w:r>
       <w:r>
-        <w:t xml:space="preserve">Reverend Stone is the only one who knows why he left Philadelphia.</w:t>
-      </w:r>
-    </w:p>
-    <w:bookmarkEnd w:id="94"/>
-    <w:bookmarkStart w:id="95" w:name="tom-feeney"/>
+        <w:t xml:space="preserve">Isaiah Booker brought in the man who killed her father, alive, when he could have collected either way.</w:t>
+      </w:r>
+    </w:p>
+    <w:bookmarkEnd w:id="93"/>
+    <w:bookmarkStart w:id="94" w:name="dr.-elias-webb"/>
     <w:p>
       <w:pPr>
         <w:pStyle w:val="Heading2"/>
       </w:pPr>
       <w:r>
-        <w:t xml:space="preserve">Tom Feeney</w:t>
+        <w:t xml:space="preserve">Dr. Elias Webb</w:t>
       </w:r>
     </w:p>
     <w:p>
@@ -19807,13 +19687,13 @@
           <w:iCs/>
           <w:i/>
         </w:rPr>
-        <w:t xml:space="preserve">Horse breaker, Wrangler. Werewolf (tier 2).</w:t>
-      </w:r>
-      <w:r>
-        <w:t xml:space="preserve"> </w:t>
-      </w:r>
-      <w:r>
-        <w:t xml:space="preserve">Came from County Clare with nothing but a curse, and chains himself in the root cellar every full moon.</w:t>
+        <w:t xml:space="preserve">Town physician, Doctor. City-bred (tier 0).</w:t>
+      </w:r>
+      <w:r>
+        <w:t xml:space="preserve"> </w:t>
+      </w:r>
+      <w:r>
+        <w:t xml:space="preserve">Left a Philadelphia practice for reasons he won’t discuss, and patches up whoever comes through the door.</w:t>
       </w:r>
     </w:p>
     <w:p>
@@ -19835,7 +19715,7 @@
         <w:t xml:space="preserve"> </w:t>
       </w:r>
       <w:r>
-        <w:t xml:space="preserve">Body 13, Agility 13, Intellect 9, Presence 11, Will 9.</w:t>
+        <w:t xml:space="preserve">Body 9, Agility 10, Intellect 13, Presence 12, Will 11.</w:t>
       </w:r>
       <w:r>
         <w:t xml:space="preserve"> </w:t>
@@ -19851,23 +19731,7 @@
         <w:t xml:space="preserve"> </w:t>
       </w:r>
       <w:r>
-        <w:t xml:space="preserve">12.</w:t>
-      </w:r>
-      <w:r>
-        <w:t xml:space="preserve"> </w:t>
-      </w:r>
-      <w:r>
-        <w:rPr>
-          <w:bCs/>
-          <w:b/>
-        </w:rPr>
-        <w:t xml:space="preserve">In monstrous form:</w:t>
-      </w:r>
-      <w:r>
-        <w:t xml:space="preserve"> </w:t>
-      </w:r>
-      <w:r>
-        <w:t xml:space="preserve">Body 15, Agility 14, Dodge 13.</w:t>
+        <w:t xml:space="preserve">8.</w:t>
       </w:r>
     </w:p>
     <w:p>
@@ -19889,7 +19753,7 @@
         <w:t xml:space="preserve"> </w:t>
       </w:r>
       <w:r>
-        <w:t xml:space="preserve">Riding 16 (Specialty). Trained: Athletics 14, Brawling 14, Melee 14, Shooting 14, Stealth 14, Animal Handling 12, Gambling 10, Survival 10, Tinkering 10, Tracking 10.</w:t>
+        <w:t xml:space="preserve">Medicine 16 (Specialty). Trained: Gambling 14, Investigation 14, Law 14, Read People 14, Survival 14, Tinkering 14, Leadership 13, Persuasion 13, Riding 11.</w:t>
       </w:r>
     </w:p>
     <w:p>
@@ -19911,7 +19775,7 @@
         <w:t xml:space="preserve"> </w:t>
       </w:r>
       <w:r>
-        <w:t xml:space="preserve">Extra Trained skill.</w:t>
+        <w:t xml:space="preserve">Second advantage, A fine weapon or tool, A friend; second advantage: Battlefield Surgeon; a friend: the editor of the territorial newspaper, who owes him a life; a fine tool: his surgeon’s instruments (+2 to Medicine for field treatment of a wound: stitching, dressing, setting a bone).</w:t>
       </w:r>
     </w:p>
     <w:p>
@@ -19933,7 +19797,7 @@
         <w:t xml:space="preserve"> </w:t>
       </w:r>
       <w:r>
-        <w:t xml:space="preserve">Wolf’s Nose (origin; companion: The Hunger).</w:t>
+        <w:t xml:space="preserve">Steady Hands.</w:t>
       </w:r>
       <w:r>
         <w:t xml:space="preserve"> </w:t>
@@ -19949,7 +19813,7 @@
         <w:t xml:space="preserve"> </w:t>
       </w:r>
       <w:r>
-        <w:t xml:space="preserve">Short Fuse; trigger: someone insults you or yours.</w:t>
+        <w:t xml:space="preserve">The Bottle; trigger: pain that won’t quit.</w:t>
       </w:r>
     </w:p>
     <w:p>
@@ -19971,7 +19835,7 @@
         <w:t xml:space="preserve"> </w:t>
       </w:r>
       <w:r>
-        <w:t xml:space="preserve">Everything I do is for my family.</w:t>
+        <w:t xml:space="preserve">Nobody out here knows what I did back east.</w:t>
       </w:r>
       <w:r>
         <w:t xml:space="preserve"> </w:t>
@@ -19987,17 +19851,17 @@
         <w:t xml:space="preserve"> </w:t>
       </w:r>
       <w:r>
-        <w:t xml:space="preserve">Plays cards with Lucinda Marsh every Saturday, and loses.</w:t>
-      </w:r>
-    </w:p>
-    <w:bookmarkEnd w:id="95"/>
-    <w:bookmarkStart w:id="96" w:name="lucinda-marsh"/>
+        <w:t xml:space="preserve">Reverend Stone is the only one who knows why he left Philadelphia.</w:t>
+      </w:r>
+    </w:p>
+    <w:bookmarkEnd w:id="94"/>
+    <w:bookmarkStart w:id="95" w:name="tom-feeney"/>
     <w:p>
       <w:pPr>
         <w:pStyle w:val="Heading2"/>
       </w:pPr>
       <w:r>
-        <w:t xml:space="preserve">Lucinda Marsh</w:t>
+        <w:t xml:space="preserve">Tom Feeney</w:t>
       </w:r>
     </w:p>
     <w:p>
@@ -20009,13 +19873,13 @@
           <w:iCs/>
           <w:i/>
         </w:rPr>
-        <w:t xml:space="preserve">Professional gambler, Gambler. Practitioner (tier 2); Old hand.</w:t>
-      </w:r>
-      <w:r>
-        <w:t xml:space="preserve"> </w:t>
-      </w:r>
-      <w:r>
-        <w:t xml:space="preserve">Deals faro by night and reads the cards for anyone who’ll pay, and the cards are never wrong.</w:t>
+        <w:t xml:space="preserve">Horse breaker, Wrangler. Werewolf (tier 2).</w:t>
+      </w:r>
+      <w:r>
+        <w:t xml:space="preserve"> </w:t>
+      </w:r>
+      <w:r>
+        <w:t xml:space="preserve">Came from County Clare with nothing but a curse, and chains himself in the root cellar every full moon.</w:t>
       </w:r>
     </w:p>
     <w:p>
@@ -20037,7 +19901,7 @@
         <w:t xml:space="preserve"> </w:t>
       </w:r>
       <w:r>
-        <w:t xml:space="preserve">Body 9, Agility 10, Intellect 13, Presence 12, Will 11.</w:t>
+        <w:t xml:space="preserve">Body 13, Agility 13, Intellect 9, Presence 11, Will 9.</w:t>
       </w:r>
       <w:r>
         <w:t xml:space="preserve"> </w:t>
@@ -20053,7 +19917,23 @@
         <w:t xml:space="preserve"> </w:t>
       </w:r>
       <w:r>
-        <w:t xml:space="preserve">8.</w:t>
+        <w:t xml:space="preserve">12.</w:t>
+      </w:r>
+      <w:r>
+        <w:t xml:space="preserve"> </w:t>
+      </w:r>
+      <w:r>
+        <w:rPr>
+          <w:bCs/>
+          <w:b/>
+        </w:rPr>
+        <w:t xml:space="preserve">In monstrous form:</w:t>
+      </w:r>
+      <w:r>
+        <w:t xml:space="preserve"> </w:t>
+      </w:r>
+      <w:r>
+        <w:t xml:space="preserve">Body 15, Agility 14, Dodge 13.</w:t>
       </w:r>
     </w:p>
     <w:p>
@@ -20075,7 +19955,7 @@
         <w:t xml:space="preserve"> </w:t>
       </w:r>
       <w:r>
-        <w:t xml:space="preserve">Gambling 18 (Expert). Trained: Investigation 14, Occult 14, Read People 14, Deception 13, Persuasion 13, Riding 11, Stealth 11.</w:t>
+        <w:t xml:space="preserve">Riding 16 (Specialty). Trained: Athletics 14, Brawling 14, Melee 14, Shooting 14, Stealth 14, Animal Handling 12, Gambling 10, Survival 10, Tinkering 10, Tracking 10.</w:t>
       </w:r>
     </w:p>
     <w:p>
@@ -20097,7 +19977,7 @@
         <w:t xml:space="preserve"> </w:t>
       </w:r>
       <w:r>
-        <w:t xml:space="preserve">A friend; a friend: Mae Lin, a faro dealer who hears everything said at her table.</w:t>
+        <w:t xml:space="preserve">Extra Trained skill.</w:t>
       </w:r>
     </w:p>
     <w:p>
@@ -20119,7 +19999,7 @@
         <w:t xml:space="preserve"> </w:t>
       </w:r>
       <w:r>
-        <w:t xml:space="preserve">Cunning Folk (origin; companion: Old Superstitions).</w:t>
+        <w:t xml:space="preserve">Wolf’s Nose (origin; companion: The Hunger).</w:t>
       </w:r>
       <w:r>
         <w:t xml:space="preserve"> </w:t>
@@ -20135,7 +20015,7 @@
         <w:t xml:space="preserve"> </w:t>
       </w:r>
       <w:r>
-        <w:t xml:space="preserve">Owes the Wrong People; trigger: a collector arrives.</w:t>
+        <w:t xml:space="preserve">Short Fuse; trigger: someone insults you or yours.</w:t>
       </w:r>
     </w:p>
     <w:p>
@@ -20157,7 +20037,7 @@
         <w:t xml:space="preserve"> </w:t>
       </w:r>
       <w:r>
-        <w:t xml:space="preserve">There’s money out here for anyone with nerve enough to take it.</w:t>
+        <w:t xml:space="preserve">Everything I do is for my family.</w:t>
       </w:r>
       <w:r>
         <w:t xml:space="preserve"> </w:t>
@@ -20173,17 +20053,17 @@
         <w:t xml:space="preserve"> </w:t>
       </w:r>
       <w:r>
-        <w:t xml:space="preserve">Owes Ruth Calloway a favor for a warrant that went missing.</w:t>
-      </w:r>
-    </w:p>
-    <w:bookmarkEnd w:id="96"/>
-    <w:bookmarkStart w:id="97" w:name="isaiah-booker"/>
+        <w:t xml:space="preserve">Plays cards with Lucinda Marsh every Saturday, and loses.</w:t>
+      </w:r>
+    </w:p>
+    <w:bookmarkEnd w:id="95"/>
+    <w:bookmarkStart w:id="96" w:name="lucinda-marsh"/>
     <w:p>
       <w:pPr>
         <w:pStyle w:val="Heading2"/>
       </w:pPr>
       <w:r>
-        <w:t xml:space="preserve">Isaiah Booker</w:t>
+        <w:t xml:space="preserve">Lucinda Marsh</w:t>
       </w:r>
     </w:p>
     <w:p>
@@ -20195,13 +20075,13 @@
           <w:iCs/>
           <w:i/>
         </w:rPr>
-        <w:t xml:space="preserve">Bounty hunter, Bounty Hunter. Revenant (tier 2).</w:t>
-      </w:r>
-      <w:r>
-        <w:t xml:space="preserve"> </w:t>
-      </w:r>
-      <w:r>
-        <w:t xml:space="preserve">Shot in the back in ’69 by the gang he was hunting. He got up again, and he’s still hunting them.</w:t>
+        <w:t xml:space="preserve">Professional gambler, Gambler. Practitioner (tier 2); Old hand.</w:t>
+      </w:r>
+      <w:r>
+        <w:t xml:space="preserve"> </w:t>
+      </w:r>
+      <w:r>
+        <w:t xml:space="preserve">Deals faro by night and reads the cards for anyone who’ll pay, and the cards are never wrong.</w:t>
       </w:r>
     </w:p>
     <w:p>
@@ -20223,7 +20103,7 @@
         <w:t xml:space="preserve"> </w:t>
       </w:r>
       <w:r>
-        <w:t xml:space="preserve">Body 12, Agility 13, Intellect 11, Presence 8, Will 11.</w:t>
+        <w:t xml:space="preserve">Body 9, Agility 10, Intellect 13, Presence 12, Will 11.</w:t>
       </w:r>
       <w:r>
         <w:t xml:space="preserve"> </w:t>
@@ -20239,7 +20119,7 @@
         <w:t xml:space="preserve"> </w:t>
       </w:r>
       <w:r>
-        <w:t xml:space="preserve">12.</w:t>
+        <w:t xml:space="preserve">8.</w:t>
       </w:r>
     </w:p>
     <w:p>
@@ -20261,7 +20141,7 @@
         <w:t xml:space="preserve"> </w:t>
       </w:r>
       <w:r>
-        <w:t xml:space="preserve">Shooting 16 (Specialty). Trained: Brawling 14, Melee 14, Riding 14, Stealth 14, Athletics 13, Investigation 12, Read People 12, Survival 12, Tracking 12.</w:t>
+        <w:t xml:space="preserve">Gambling 18 (Expert). Trained: Investigation 14, Occult 14, Read People 14, Deception 13, Persuasion 13, Riding 11, Stealth 11.</w:t>
       </w:r>
     </w:p>
     <w:p>
@@ -20283,7 +20163,7 @@
         <w:t xml:space="preserve"> </w:t>
       </w:r>
       <w:r>
-        <w:t xml:space="preserve">A fine weapon or tool; a fine tool: a Sharps rifle with a telescopic sight (+2 to Shooting for aimed shots at Long range or farther).</w:t>
+        <w:t xml:space="preserve">A friend; a friend: Mae Lin, a faro dealer who hears everything said at her table.</w:t>
       </w:r>
     </w:p>
     <w:p>
@@ -20305,7 +20185,7 @@
         <w:t xml:space="preserve"> </w:t>
       </w:r>
       <w:r>
-        <w:t xml:space="preserve">Unfeeling (origin; companion: Unfinished Business).</w:t>
+        <w:t xml:space="preserve">Cunning Folk (origin; companion: Old Superstitions).</w:t>
       </w:r>
       <w:r>
         <w:t xml:space="preserve"> </w:t>
@@ -20321,7 +20201,7 @@
         <w:t xml:space="preserve"> </w:t>
       </w:r>
       <w:r>
-        <w:t xml:space="preserve">Code of the West; trigger: the easy shot is in someone’s back.</w:t>
+        <w:t xml:space="preserve">Owes the Wrong People; trigger: a collector arrives.</w:t>
       </w:r>
     </w:p>
     <w:p>
@@ -20343,7 +20223,7 @@
         <w:t xml:space="preserve"> </w:t>
       </w:r>
       <w:r>
-        <w:t xml:space="preserve">Someone did me wrong, and I mean to settle it.</w:t>
+        <w:t xml:space="preserve">There’s money out here for anyone with nerve enough to take it.</w:t>
       </w:r>
       <w:r>
         <w:t xml:space="preserve"> </w:t>
@@ -20359,17 +20239,17 @@
         <w:t xml:space="preserve"> </w:t>
       </w:r>
       <w:r>
-        <w:t xml:space="preserve">Taught Tom Feeney to shoot straight, and still reminds him of it.</w:t>
-      </w:r>
-    </w:p>
-    <w:bookmarkEnd w:id="97"/>
-    <w:bookmarkStart w:id="98" w:name="rev.-abigail-stone"/>
+        <w:t xml:space="preserve">Owes Ruth Calloway a favor for a warrant that went missing.</w:t>
+      </w:r>
+    </w:p>
+    <w:bookmarkEnd w:id="96"/>
+    <w:bookmarkStart w:id="97" w:name="isaiah-booker"/>
     <w:p>
       <w:pPr>
         <w:pStyle w:val="Heading2"/>
       </w:pPr>
       <w:r>
-        <w:t xml:space="preserve">Rev. Abigail Stone</w:t>
+        <w:t xml:space="preserve">Isaiah Booker</w:t>
       </w:r>
     </w:p>
     <w:p>
@@ -20381,13 +20261,13 @@
           <w:iCs/>
           <w:i/>
         </w:rPr>
-        <w:t xml:space="preserve">Circuit preacher, Preacher. Old Money (tier 0).</w:t>
-      </w:r>
-      <w:r>
-        <w:t xml:space="preserve"> </w:t>
-      </w:r>
-      <w:r>
-        <w:t xml:space="preserve">Gave up a Boston fortune for a circuit of mining camps, and preaches with a shotgun across her knees.</w:t>
+        <w:t xml:space="preserve">Bounty hunter, Bounty Hunter. Revenant (tier 2).</w:t>
+      </w:r>
+      <w:r>
+        <w:t xml:space="preserve"> </w:t>
+      </w:r>
+      <w:r>
+        <w:t xml:space="preserve">Shot in the back in ’69 by the gang he was hunting. He got up again, and he’s still hunting them.</w:t>
       </w:r>
     </w:p>
     <w:p>
@@ -20409,7 +20289,7 @@
         <w:t xml:space="preserve"> </w:t>
       </w:r>
       <w:r>
-        <w:t xml:space="preserve">Body 9, Agility 10, Intellect 11, Presence 14, Will 12.</w:t>
+        <w:t xml:space="preserve">Body 12, Agility 13, Intellect 11, Presence 8, Will 11.</w:t>
       </w:r>
       <w:r>
         <w:t xml:space="preserve"> </w:t>
@@ -20425,7 +20305,7 @@
         <w:t xml:space="preserve"> </w:t>
       </w:r>
       <w:r>
-        <w:t xml:space="preserve">9.</w:t>
+        <w:t xml:space="preserve">12.</w:t>
       </w:r>
     </w:p>
     <w:p>
@@ -20447,7 +20327,7 @@
         <w:t xml:space="preserve"> </w:t>
       </w:r>
       <w:r>
-        <w:t xml:space="preserve">Persuasion 17 (Specialty). Trained: Leadership 15, Investigation 12, Law 12, Medicine 12, Read People 12, Survival 12, Riding 11, Shooting 11, Athletics 10.</w:t>
+        <w:t xml:space="preserve">Shooting 16 (Specialty). Trained: Brawling 14, Melee 14, Riding 14, Stealth 14, Athletics 13, Investigation 12, Read People 12, Survival 12, Tracking 12.</w:t>
       </w:r>
     </w:p>
     <w:p>
@@ -20469,7 +20349,7 @@
         <w:t xml:space="preserve"> </w:t>
       </w:r>
       <w:r>
-        <w:t xml:space="preserve">+1 attribute point, Second advantage, A friend; second advantage: Unshakable Courage; a friend: Bishop Harrow, who answers her letters and asks no questions.</w:t>
+        <w:t xml:space="preserve">A fine weapon or tool; a fine tool: a Sharps rifle with a telescopic sight (+2 to Shooting for aimed shots at Long range or farther).</w:t>
       </w:r>
     </w:p>
     <w:p>
@@ -20491,7 +20371,7 @@
         <w:t xml:space="preserve"> </w:t>
       </w:r>
       <w:r>
-        <w:t xml:space="preserve">Hellfire Preacher.</w:t>
+        <w:t xml:space="preserve">Unfeeling (origin; companion: Unfinished Business).</w:t>
       </w:r>
       <w:r>
         <w:t xml:space="preserve"> </w:t>
@@ -20507,7 +20387,7 @@
         <w:t xml:space="preserve"> </w:t>
       </w:r>
       <w:r>
-        <w:t xml:space="preserve">Protects Others at Personal Risk; trigger: townsfolk are caught in the crossfire.</w:t>
+        <w:t xml:space="preserve">Code of the West; trigger: the easy shot is in someone’s back.</w:t>
       </w:r>
     </w:p>
     <w:p>
@@ -20515,6 +20395,192 @@
         <w:numPr>
           <w:ilvl w:val="0"/>
           <w:numId w:val="1030"/>
+        </w:numPr>
+        <w:pStyle w:val="Compact"/>
+      </w:pPr>
+      <w:r>
+        <w:rPr>
+          <w:bCs/>
+          <w:b/>
+        </w:rPr>
+        <w:t xml:space="preserve">Why I face the dark:</w:t>
+      </w:r>
+      <w:r>
+        <w:t xml:space="preserve"> </w:t>
+      </w:r>
+      <w:r>
+        <w:t xml:space="preserve">Someone did me wrong, and I mean to settle it.</w:t>
+      </w:r>
+      <w:r>
+        <w:t xml:space="preserve"> </w:t>
+      </w:r>
+      <w:r>
+        <w:rPr>
+          <w:bCs/>
+          <w:b/>
+        </w:rPr>
+        <w:t xml:space="preserve">Connection:</w:t>
+      </w:r>
+      <w:r>
+        <w:t xml:space="preserve"> </w:t>
+      </w:r>
+      <w:r>
+        <w:t xml:space="preserve">Taught Tom Feeney to shoot straight, and still reminds him of it.</w:t>
+      </w:r>
+    </w:p>
+    <w:bookmarkEnd w:id="97"/>
+    <w:bookmarkStart w:id="98" w:name="rev.-abigail-stone"/>
+    <w:p>
+      <w:pPr>
+        <w:pStyle w:val="Heading2"/>
+      </w:pPr>
+      <w:r>
+        <w:t xml:space="preserve">Rev. Abigail Stone</w:t>
+      </w:r>
+    </w:p>
+    <w:p>
+      <w:pPr>
+        <w:pStyle w:val="FirstParagraph"/>
+      </w:pPr>
+      <w:r>
+        <w:rPr>
+          <w:iCs/>
+          <w:i/>
+        </w:rPr>
+        <w:t xml:space="preserve">Circuit preacher, Preacher. Old Money (tier 0).</w:t>
+      </w:r>
+      <w:r>
+        <w:t xml:space="preserve"> </w:t>
+      </w:r>
+      <w:r>
+        <w:t xml:space="preserve">Gave up a Boston fortune for a circuit of mining camps, and preaches with a shotgun across her knees.</w:t>
+      </w:r>
+    </w:p>
+    <w:p>
+      <w:pPr>
+        <w:numPr>
+          <w:ilvl w:val="0"/>
+          <w:numId w:val="1031"/>
+        </w:numPr>
+        <w:pStyle w:val="Compact"/>
+      </w:pPr>
+      <w:r>
+        <w:rPr>
+          <w:bCs/>
+          <w:b/>
+        </w:rPr>
+        <w:t xml:space="preserve">Attributes:</w:t>
+      </w:r>
+      <w:r>
+        <w:t xml:space="preserve"> </w:t>
+      </w:r>
+      <w:r>
+        <w:t xml:space="preserve">Body 9, Agility 10, Intellect 11, Presence 14, Will 12.</w:t>
+      </w:r>
+      <w:r>
+        <w:t xml:space="preserve"> </w:t>
+      </w:r>
+      <w:r>
+        <w:rPr>
+          <w:bCs/>
+          <w:b/>
+        </w:rPr>
+        <w:t xml:space="preserve">Dodge</w:t>
+      </w:r>
+      <w:r>
+        <w:t xml:space="preserve"> </w:t>
+      </w:r>
+      <w:r>
+        <w:t xml:space="preserve">9.</w:t>
+      </w:r>
+    </w:p>
+    <w:p>
+      <w:pPr>
+        <w:numPr>
+          <w:ilvl w:val="0"/>
+          <w:numId w:val="1031"/>
+        </w:numPr>
+        <w:pStyle w:val="Compact"/>
+      </w:pPr>
+      <w:r>
+        <w:rPr>
+          <w:bCs/>
+          <w:b/>
+        </w:rPr>
+        <w:t xml:space="preserve">Skills:</w:t>
+      </w:r>
+      <w:r>
+        <w:t xml:space="preserve"> </w:t>
+      </w:r>
+      <w:r>
+        <w:t xml:space="preserve">Persuasion 17 (Specialty). Trained: Leadership 15, Investigation 12, Law 12, Medicine 12, Read People 12, Survival 12, Riding 11, Shooting 11, Athletics 10.</w:t>
+      </w:r>
+    </w:p>
+    <w:p>
+      <w:pPr>
+        <w:numPr>
+          <w:ilvl w:val="0"/>
+          <w:numId w:val="1031"/>
+        </w:numPr>
+        <w:pStyle w:val="Compact"/>
+      </w:pPr>
+      <w:r>
+        <w:rPr>
+          <w:bCs/>
+          <w:b/>
+        </w:rPr>
+        <w:t xml:space="preserve">Edges:</w:t>
+      </w:r>
+      <w:r>
+        <w:t xml:space="preserve"> </w:t>
+      </w:r>
+      <w:r>
+        <w:t xml:space="preserve">+1 attribute point, Second advantage, A friend; second advantage: Unshakable Courage; a friend: Bishop Harrow, who answers her letters and asks no questions.</w:t>
+      </w:r>
+    </w:p>
+    <w:p>
+      <w:pPr>
+        <w:numPr>
+          <w:ilvl w:val="0"/>
+          <w:numId w:val="1031"/>
+        </w:numPr>
+        <w:pStyle w:val="Compact"/>
+      </w:pPr>
+      <w:r>
+        <w:rPr>
+          <w:bCs/>
+          <w:b/>
+        </w:rPr>
+        <w:t xml:space="preserve">Advantage:</w:t>
+      </w:r>
+      <w:r>
+        <w:t xml:space="preserve"> </w:t>
+      </w:r>
+      <w:r>
+        <w:t xml:space="preserve">Hellfire Preacher.</w:t>
+      </w:r>
+      <w:r>
+        <w:t xml:space="preserve"> </w:t>
+      </w:r>
+      <w:r>
+        <w:rPr>
+          <w:bCs/>
+          <w:b/>
+        </w:rPr>
+        <w:t xml:space="preserve">Complication:</w:t>
+      </w:r>
+      <w:r>
+        <w:t xml:space="preserve"> </w:t>
+      </w:r>
+      <w:r>
+        <w:t xml:space="preserve">Protects Others at Personal Risk; trigger: townsfolk are caught in the crossfire.</w:t>
+      </w:r>
+    </w:p>
+    <w:p>
+      <w:pPr>
+        <w:numPr>
+          <w:ilvl w:val="0"/>
+          <w:numId w:val="1031"/>
         </w:numPr>
         <w:pStyle w:val="Compact"/>
       </w:pPr>
@@ -24408,7 +24474,7 @@
       <w:pPr>
         <w:numPr>
           <w:ilvl w:val="0"/>
-          <w:numId w:val="1031"/>
+          <w:numId w:val="1032"/>
         </w:numPr>
         <w:pStyle w:val="Compact"/>
       </w:pPr>
@@ -24684,7 +24750,7 @@
       <w:pPr>
         <w:numPr>
           <w:ilvl w:val="0"/>
-          <w:numId w:val="1032"/>
+          <w:numId w:val="1033"/>
         </w:numPr>
         <w:pStyle w:val="Compact"/>
       </w:pPr>
@@ -24696,7 +24762,7 @@
       <w:pPr>
         <w:numPr>
           <w:ilvl w:val="0"/>
-          <w:numId w:val="1032"/>
+          <w:numId w:val="1033"/>
         </w:numPr>
         <w:pStyle w:val="Compact"/>
       </w:pPr>
@@ -24708,7 +24774,7 @@
       <w:pPr>
         <w:numPr>
           <w:ilvl w:val="0"/>
-          <w:numId w:val="1032"/>
+          <w:numId w:val="1033"/>
         </w:numPr>
         <w:pStyle w:val="Compact"/>
       </w:pPr>
@@ -24984,7 +25050,7 @@
       <w:pPr>
         <w:numPr>
           <w:ilvl w:val="0"/>
-          <w:numId w:val="1033"/>
+          <w:numId w:val="1034"/>
         </w:numPr>
         <w:pStyle w:val="Compact"/>
       </w:pPr>
@@ -24996,7 +25062,7 @@
       <w:pPr>
         <w:numPr>
           <w:ilvl w:val="0"/>
-          <w:numId w:val="1033"/>
+          <w:numId w:val="1034"/>
         </w:numPr>
         <w:pStyle w:val="Compact"/>
       </w:pPr>
@@ -25008,7 +25074,7 @@
       <w:pPr>
         <w:numPr>
           <w:ilvl w:val="0"/>
-          <w:numId w:val="1033"/>
+          <w:numId w:val="1034"/>
         </w:numPr>
         <w:pStyle w:val="Compact"/>
       </w:pPr>
@@ -25656,7 +25722,7 @@
       <w:pPr>
         <w:numPr>
           <w:ilvl w:val="0"/>
-          <w:numId w:val="1034"/>
+          <w:numId w:val="1035"/>
         </w:numPr>
         <w:pStyle w:val="Compact"/>
       </w:pPr>
@@ -25668,7 +25734,7 @@
       <w:pPr>
         <w:numPr>
           <w:ilvl w:val="0"/>
-          <w:numId w:val="1034"/>
+          <w:numId w:val="1035"/>
         </w:numPr>
         <w:pStyle w:val="Compact"/>
       </w:pPr>
@@ -25680,7 +25746,7 @@
       <w:pPr>
         <w:numPr>
           <w:ilvl w:val="0"/>
-          <w:numId w:val="1034"/>
+          <w:numId w:val="1035"/>
         </w:numPr>
         <w:pStyle w:val="Compact"/>
       </w:pPr>
@@ -25956,7 +26022,7 @@
       <w:pPr>
         <w:numPr>
           <w:ilvl w:val="0"/>
-          <w:numId w:val="1035"/>
+          <w:numId w:val="1036"/>
         </w:numPr>
         <w:pStyle w:val="Compact"/>
       </w:pPr>
@@ -25968,7 +26034,7 @@
       <w:pPr>
         <w:numPr>
           <w:ilvl w:val="0"/>
-          <w:numId w:val="1035"/>
+          <w:numId w:val="1036"/>
         </w:numPr>
         <w:pStyle w:val="Compact"/>
       </w:pPr>
@@ -25980,7 +26046,7 @@
       <w:pPr>
         <w:numPr>
           <w:ilvl w:val="0"/>
-          <w:numId w:val="1035"/>
+          <w:numId w:val="1036"/>
         </w:numPr>
         <w:pStyle w:val="Compact"/>
       </w:pPr>
@@ -26290,7 +26356,7 @@
       <w:pPr>
         <w:numPr>
           <w:ilvl w:val="0"/>
-          <w:numId w:val="1036"/>
+          <w:numId w:val="1037"/>
         </w:numPr>
         <w:pStyle w:val="Compact"/>
       </w:pPr>
@@ -26302,7 +26368,7 @@
       <w:pPr>
         <w:numPr>
           <w:ilvl w:val="0"/>
-          <w:numId w:val="1036"/>
+          <w:numId w:val="1037"/>
         </w:numPr>
         <w:pStyle w:val="Compact"/>
       </w:pPr>
@@ -26314,7 +26380,7 @@
       <w:pPr>
         <w:numPr>
           <w:ilvl w:val="0"/>
-          <w:numId w:val="1036"/>
+          <w:numId w:val="1037"/>
         </w:numPr>
         <w:pStyle w:val="Compact"/>
       </w:pPr>
@@ -26590,7 +26656,7 @@
       <w:pPr>
         <w:numPr>
           <w:ilvl w:val="0"/>
-          <w:numId w:val="1037"/>
+          <w:numId w:val="1038"/>
         </w:numPr>
         <w:pStyle w:val="Compact"/>
       </w:pPr>
@@ -26602,7 +26668,7 @@
       <w:pPr>
         <w:numPr>
           <w:ilvl w:val="0"/>
-          <w:numId w:val="1037"/>
+          <w:numId w:val="1038"/>
         </w:numPr>
         <w:pStyle w:val="Compact"/>
       </w:pPr>
@@ -26614,7 +26680,7 @@
       <w:pPr>
         <w:numPr>
           <w:ilvl w:val="0"/>
-          <w:numId w:val="1037"/>
+          <w:numId w:val="1038"/>
         </w:numPr>
         <w:pStyle w:val="Compact"/>
       </w:pPr>
@@ -26626,7 +26692,7 @@
       <w:pPr>
         <w:numPr>
           <w:ilvl w:val="0"/>
-          <w:numId w:val="1037"/>
+          <w:numId w:val="1038"/>
         </w:numPr>
         <w:pStyle w:val="Compact"/>
       </w:pPr>
@@ -26946,7 +27012,7 @@
       <w:pPr>
         <w:numPr>
           <w:ilvl w:val="0"/>
-          <w:numId w:val="1038"/>
+          <w:numId w:val="1039"/>
         </w:numPr>
         <w:pStyle w:val="Compact"/>
       </w:pPr>
@@ -26992,7 +27058,7 @@
       <w:pPr>
         <w:numPr>
           <w:ilvl w:val="0"/>
-          <w:numId w:val="1038"/>
+          <w:numId w:val="1039"/>
         </w:numPr>
         <w:pStyle w:val="Compact"/>
       </w:pPr>
@@ -27014,7 +27080,7 @@
       <w:pPr>
         <w:numPr>
           <w:ilvl w:val="0"/>
-          <w:numId w:val="1038"/>
+          <w:numId w:val="1039"/>
         </w:numPr>
         <w:pStyle w:val="Compact"/>
       </w:pPr>
@@ -27036,7 +27102,7 @@
       <w:pPr>
         <w:numPr>
           <w:ilvl w:val="0"/>
-          <w:numId w:val="1038"/>
+          <w:numId w:val="1039"/>
         </w:numPr>
         <w:pStyle w:val="Compact"/>
       </w:pPr>
@@ -27627,7 +27693,7 @@
       <w:pPr>
         <w:numPr>
           <w:ilvl w:val="0"/>
-          <w:numId w:val="1039"/>
+          <w:numId w:val="1040"/>
         </w:numPr>
         <w:pStyle w:val="Compact"/>
       </w:pPr>
@@ -27655,7 +27721,7 @@
       <w:pPr>
         <w:numPr>
           <w:ilvl w:val="0"/>
-          <w:numId w:val="1039"/>
+          <w:numId w:val="1040"/>
         </w:numPr>
         <w:pStyle w:val="Compact"/>
       </w:pPr>
@@ -27667,7 +27733,7 @@
       <w:pPr>
         <w:numPr>
           <w:ilvl w:val="0"/>
-          <w:numId w:val="1039"/>
+          <w:numId w:val="1040"/>
         </w:numPr>
         <w:pStyle w:val="Compact"/>
       </w:pPr>
@@ -27695,7 +27761,7 @@
       <w:pPr>
         <w:numPr>
           <w:ilvl w:val="0"/>
-          <w:numId w:val="1039"/>
+          <w:numId w:val="1040"/>
         </w:numPr>
         <w:pStyle w:val="Compact"/>
       </w:pPr>
@@ -28684,7 +28750,7 @@
         <w:t xml:space="preserve"> </w:t>
       </w:r>
       <w:r>
-        <w:t xml:space="preserve">5 yd, +1 per 2 points of Agility + Body above 20, +1 Trained Athletics or +2 Specialty/Expert, ± origin speed; run (no action) twice that. Threats 8 yd. Reach: 1 yd fists, knives, clubs; 2 yd swords, axes; 3 yd spears, polearms.</w:t>
+        <w:t xml:space="preserve">5 yd, +1 per 2 points of Agility + Body above 20, +1 Trained Athletics or +2 Specialty/Expert, ± origin speed; run (no action) twice that. Threats 8 yd. Wounded −2 yd; seriously wounded half, no run. Hard going: half. Stepping away is free. Reach: 1 yd fists, knives, clubs; 2 yd swords, axes; 3 yd spears, polearms.</w:t>
       </w:r>
     </w:p>
     <w:p>
@@ -29159,6 +29225,9 @@
     <w:abstractNumId w:val="991"/>
   </w:num>
   <w:num w:numId="1021">
+    <w:abstractNumId w:val="991"/>
+  </w:num>
+  <w:num w:numId="1022">
     <w:abstractNumId w:val="99411"/>
     <w:lvlOverride w:ilvl="0">
       <w:startOverride w:val="1"/>
@@ -29188,10 +29257,10 @@
       <w:startOverride w:val="1"/>
     </w:lvlOverride>
   </w:num>
-  <w:num w:numId="1022">
+  <w:num w:numId="1023">
     <w:abstractNumId w:val="991"/>
   </w:num>
-  <w:num w:numId="1023">
+  <w:num w:numId="1024">
     <w:abstractNumId w:val="99411"/>
     <w:lvlOverride w:ilvl="0">
       <w:startOverride w:val="1"/>
@@ -29220,9 +29289,6 @@
     <w:lvlOverride w:ilvl="8">
       <w:startOverride w:val="1"/>
     </w:lvlOverride>
-  </w:num>
-  <w:num w:numId="1024">
-    <w:abstractNumId w:val="991"/>
   </w:num>
   <w:num w:numId="1025">
     <w:abstractNumId w:val="991"/>
@@ -29264,6 +29330,9 @@
     <w:abstractNumId w:val="991"/>
   </w:num>
   <w:num w:numId="1038">
+    <w:abstractNumId w:val="991"/>
+  </w:num>
+  <w:num w:numId="1039">
     <w:abstractNumId w:val="99411"/>
     <w:lvlOverride w:ilvl="0">
       <w:startOverride w:val="1"/>
@@ -29293,7 +29362,7 @@
       <w:startOverride w:val="1"/>
     </w:lvlOverride>
   </w:num>
-  <w:num w:numId="1039">
+  <w:num w:numId="1040">
     <w:abstractNumId w:val="99411"/>
     <w:lvlOverride w:ilvl="0">
       <w:startOverride w:val="1"/>

--- a/legend-dynamics/western/Trails_of_Blood_Dust_Players_Guide.docx
+++ b/legend-dynamics/western/Trails_of_Blood_Dust_Players_Guide.docx
@@ -9730,7 +9730,7 @@
     </w:p>
     <w:bookmarkEnd w:id="54"/>
     <w:bookmarkEnd w:id="55"/>
-    <w:bookmarkStart w:id="68" w:name="personal-combat"/>
+    <w:bookmarkStart w:id="69" w:name="personal-combat"/>
     <w:p>
       <w:pPr>
         <w:pStyle w:val="Heading1"/>
@@ -11426,7 +11426,7 @@
       </w:r>
     </w:p>
     <w:bookmarkEnd w:id="61"/>
-    <w:bookmarkStart w:id="62" w:name="move-and-reach"/>
+    <w:bookmarkStart w:id="63" w:name="move-and-reach"/>
     <w:p>
       <w:pPr>
         <w:pStyle w:val="Heading2"/>
@@ -11564,6 +11564,312 @@
         <w:t xml:space="preserve">You can move away from someone in reach freely; leaving a fight doesn’t give them a free attack.</w:t>
       </w:r>
     </w:p>
+    <w:bookmarkStart w:id="62" w:name="mounts-and-vehicles"/>
+    <w:p>
+      <w:pPr>
+        <w:pStyle w:val="Heading3"/>
+      </w:pPr>
+      <w:r>
+        <w:t xml:space="preserve">Mounts and vehicles</w:t>
+      </w:r>
+    </w:p>
+    <w:p>
+      <w:pPr>
+        <w:pStyle w:val="FirstParagraph"/>
+      </w:pPr>
+      <w:r>
+        <w:t xml:space="preserve">A rider or driver moves at the mount’s or vehicle’s Move, not their own, and running it (a gallop, full throttle) takes their action. Attacking from a moving mount or vehicle is −2. A wounded mount slows down under the same injury rule as a person. Starships, aircraft and car chases are too fast for yards: they use range tracks and chase clocks.</w:t>
+      </w:r>
+    </w:p>
+    <w:tbl>
+      <w:tblPr>
+        <w:tblStyle w:val="Table"/>
+        <w:tblW w:type="pct" w:w="5000"/>
+        <w:tblLook w:firstRow="1" w:lastRow="0" w:firstColumn="0" w:lastColumn="0" w:noHBand="0" w:noVBand="0" w:val="0020"/>
+        <w:jc w:val="start"/>
+        <w:tblBorders>
+          <w:top w:val="single" w:sz="4" w:color="B8C2D3"/>
+          <w:left w:val="single" w:sz="4" w:color="B8C2D3"/>
+          <w:bottom w:val="single" w:sz="4" w:color="B8C2D3"/>
+          <w:right w:val="single" w:sz="4" w:color="B8C2D3"/>
+          <w:insideH w:val="single" w:sz="4" w:color="B8C2D3"/>
+          <w:insideV w:val="single" w:sz="4" w:color="B8C2D3"/>
+        </w:tblBorders>
+      </w:tblPr>
+      <w:tblGrid>
+        <w:gridCol w:w="1980"/>
+        <w:gridCol w:w="1980"/>
+        <w:gridCol w:w="1980"/>
+        <w:gridCol w:w="1980"/>
+      </w:tblGrid>
+      <w:tr>
+        <w:trPr>
+          <w:tblHeader w:val="true"/>
+        </w:trPr>
+        <w:tc>
+          <w:tcPr>
+            <w:shd w:val="clear" w:fill="E6E8E6"/>
+          </w:tcPr>
+          <w:p>
+            <w:pPr>
+              <w:pStyle w:val="Compact"/>
+              <w:jc w:val="left"/>
+            </w:pPr>
+            <w:r>
+              <w:rPr>
+                <w:b/>
+                <w:sz w:val="19"/>
+              </w:rPr>
+              <w:t xml:space="preserve">Mount or vehicle</w:t>
+            </w:r>
+          </w:p>
+        </w:tc>
+        <w:tc>
+          <w:tcPr>
+            <w:shd w:val="clear" w:fill="E6E8E6"/>
+          </w:tcPr>
+          <w:p>
+            <w:pPr>
+              <w:pStyle w:val="Compact"/>
+              <w:jc w:val="left"/>
+            </w:pPr>
+            <w:r>
+              <w:rPr>
+                <w:b/>
+                <w:sz w:val="19"/>
+              </w:rPr>
+              <w:t xml:space="preserve">Move</w:t>
+            </w:r>
+          </w:p>
+        </w:tc>
+        <w:tc>
+          <w:tcPr>
+            <w:shd w:val="clear" w:fill="E6E8E6"/>
+          </w:tcPr>
+          <w:p>
+            <w:pPr>
+              <w:pStyle w:val="Compact"/>
+              <w:jc w:val="left"/>
+            </w:pPr>
+            <w:r>
+              <w:rPr>
+                <w:b/>
+                <w:sz w:val="19"/>
+              </w:rPr>
+              <w:t xml:space="preserve">Run or gallop</w:t>
+            </w:r>
+          </w:p>
+        </w:tc>
+        <w:tc>
+          <w:tcPr>
+            <w:shd w:val="clear" w:fill="E6E8E6"/>
+          </w:tcPr>
+          <w:p>
+            <w:pPr>
+              <w:pStyle w:val="Compact"/>
+              <w:jc w:val="left"/>
+            </w:pPr>
+            <w:r>
+              <w:rPr>
+                <w:b/>
+                <w:sz w:val="19"/>
+              </w:rPr>
+              <w:t xml:space="preserve">Notes</w:t>
+            </w:r>
+          </w:p>
+        </w:tc>
+      </w:tr>
+      <w:tr>
+        <w:tc>
+          <w:tcPr/>
+          <w:p>
+            <w:pPr>
+              <w:pStyle w:val="Compact"/>
+              <w:jc w:val="left"/>
+            </w:pPr>
+            <w:r>
+              <w:rPr>
+                <w:b/>
+                <w:sz w:val="19"/>
+              </w:rPr>
+              <w:t xml:space="preserve">Horse</w:t>
+            </w:r>
+          </w:p>
+        </w:tc>
+        <w:tc>
+          <w:tcPr/>
+          <w:p>
+            <w:pPr>
+              <w:pStyle w:val="Compact"/>
+              <w:jc w:val="left"/>
+            </w:pPr>
+            <w:r>
+              <w:rPr>
+                <w:sz w:val="19"/>
+              </w:rPr>
+              <w:t xml:space="preserve">15 yd</w:t>
+            </w:r>
+          </w:p>
+        </w:tc>
+        <w:tc>
+          <w:tcPr/>
+          <w:p>
+            <w:pPr>
+              <w:pStyle w:val="Compact"/>
+              <w:jc w:val="left"/>
+            </w:pPr>
+            <w:r>
+              <w:rPr>
+                <w:sz w:val="19"/>
+              </w:rPr>
+              <w:t xml:space="preserve">40 yd</w:t>
+            </w:r>
+          </w:p>
+        </w:tc>
+        <w:tc>
+          <w:tcPr/>
+          <w:p>
+            <w:pPr>
+              <w:pStyle w:val="Compact"/>
+              <w:jc w:val="left"/>
+            </w:pPr>
+            <w:r>
+              <w:rPr>
+                <w:sz w:val="19"/>
+              </w:rPr>
+              <w:t xml:space="preserve">Galloping over hard going takes a Riding roll; failing it means a fall.</w:t>
+            </w:r>
+          </w:p>
+        </w:tc>
+      </w:tr>
+      <w:tr>
+        <w:tc>
+          <w:tcPr/>
+          <w:p>
+            <w:pPr>
+              <w:pStyle w:val="Compact"/>
+              <w:jc w:val="left"/>
+            </w:pPr>
+            <w:r>
+              <w:rPr>
+                <w:b/>
+                <w:sz w:val="19"/>
+              </w:rPr>
+              <w:t xml:space="preserve">Mule</w:t>
+            </w:r>
+          </w:p>
+        </w:tc>
+        <w:tc>
+          <w:tcPr/>
+          <w:p>
+            <w:pPr>
+              <w:pStyle w:val="Compact"/>
+              <w:jc w:val="left"/>
+            </w:pPr>
+            <w:r>
+              <w:rPr>
+                <w:sz w:val="19"/>
+              </w:rPr>
+              <w:t xml:space="preserve">12 yd</w:t>
+            </w:r>
+          </w:p>
+        </w:tc>
+        <w:tc>
+          <w:tcPr/>
+          <w:p>
+            <w:pPr>
+              <w:pStyle w:val="Compact"/>
+              <w:jc w:val="left"/>
+            </w:pPr>
+            <w:r>
+              <w:rPr>
+                <w:sz w:val="19"/>
+              </w:rPr>
+              <w:t xml:space="preserve">25 yd</w:t>
+            </w:r>
+          </w:p>
+        </w:tc>
+        <w:tc>
+          <w:tcPr/>
+          <w:p>
+            <w:pPr>
+              <w:pStyle w:val="Compact"/>
+              <w:jc w:val="left"/>
+            </w:pPr>
+            <w:r>
+              <w:rPr>
+                <w:sz w:val="19"/>
+              </w:rPr>
+              <w:t xml:space="preserve">Sure-footed: trails and slopes don’t count as hard going.</w:t>
+            </w:r>
+          </w:p>
+        </w:tc>
+      </w:tr>
+      <w:tr>
+        <w:tc>
+          <w:tcPr/>
+          <w:p>
+            <w:pPr>
+              <w:pStyle w:val="Compact"/>
+              <w:jc w:val="left"/>
+            </w:pPr>
+            <w:r>
+              <w:rPr>
+                <w:b/>
+                <w:sz w:val="19"/>
+              </w:rPr>
+              <w:t xml:space="preserve">Wagon or stagecoach</w:t>
+            </w:r>
+          </w:p>
+        </w:tc>
+        <w:tc>
+          <w:tcPr/>
+          <w:p>
+            <w:pPr>
+              <w:pStyle w:val="Compact"/>
+              <w:jc w:val="left"/>
+            </w:pPr>
+            <w:r>
+              <w:rPr>
+                <w:sz w:val="19"/>
+              </w:rPr>
+              <w:t xml:space="preserve">10 yd</w:t>
+            </w:r>
+          </w:p>
+        </w:tc>
+        <w:tc>
+          <w:tcPr/>
+          <w:p>
+            <w:pPr>
+              <w:pStyle w:val="Compact"/>
+              <w:jc w:val="left"/>
+            </w:pPr>
+            <w:r>
+              <w:rPr>
+                <w:sz w:val="19"/>
+              </w:rPr>
+              <w:t xml:space="preserve">25 yd</w:t>
+            </w:r>
+          </w:p>
+        </w:tc>
+        <w:tc>
+          <w:tcPr/>
+          <w:p>
+            <w:pPr>
+              <w:pStyle w:val="Compact"/>
+              <w:jc w:val="left"/>
+            </w:pPr>
+            <w:r>
+              <w:rPr>
+                <w:sz w:val="19"/>
+              </w:rPr>
+              <w:t xml:space="preserve">In a chase, it runs on the stagecoach track.</w:t>
+            </w:r>
+          </w:p>
+        </w:tc>
+      </w:tr>
+    </w:tbl>
+    <w:p/>
     <w:tbl>
       <w:tblPr>
         <w:tblStyle w:val="Table"/>
@@ -12018,7 +12324,8 @@
       </w:r>
     </w:p>
     <w:bookmarkEnd w:id="62"/>
-    <w:bookmarkStart w:id="65" w:name="injury"/>
+    <w:bookmarkEnd w:id="63"/>
+    <w:bookmarkStart w:id="66" w:name="injury"/>
     <w:p>
       <w:pPr>
         <w:pStyle w:val="Heading2"/>
@@ -12307,7 +12614,7 @@
         <w:t xml:space="preserve">Injury penalties replace each other rather than stacking. They apply to movement, attacks, Dodge, and other tasks the injury physically hinders.</w:t>
       </w:r>
     </w:p>
-    <w:bookmarkStart w:id="63" w:name="dying-and-death"/>
+    <w:bookmarkStart w:id="64" w:name="dying-and-death"/>
     <w:p>
       <w:pPr>
         <w:pStyle w:val="Heading3"/>
@@ -12419,8 +12726,8 @@
         <w:t xml:space="preserve">Your protection is avoiding the hit: a defense (Dodge, Parry or Block), cover, and a Grit point, which reduces a hit by one box.</w:t>
       </w:r>
     </w:p>
-    <w:bookmarkEnd w:id="63"/>
-    <w:bookmarkStart w:id="64" w:name="optional-rule-gritty-combat"/>
+    <w:bookmarkEnd w:id="64"/>
+    <w:bookmarkStart w:id="65" w:name="optional-rule-gritty-combat"/>
     <w:p>
       <w:pPr>
         <w:pStyle w:val="Heading3"/>
@@ -13180,9 +13487,9 @@
         <w:t xml:space="preserve">Grievous wounds heal on their own clock, whatever the boxes say. A lost limb, a lost eye or a disfigurement never heals.</w:t>
       </w:r>
     </w:p>
-    <w:bookmarkEnd w:id="64"/>
     <w:bookmarkEnd w:id="65"/>
-    <w:bookmarkStart w:id="66" w:name="weapons-and-damage"/>
+    <w:bookmarkEnd w:id="66"/>
+    <w:bookmarkStart w:id="67" w:name="weapons-and-damage"/>
     <w:p>
       <w:pPr>
         <w:pStyle w:val="Heading2"/>
@@ -14300,8 +14607,8 @@
         <w:t xml:space="preserve">To take someone down without killing them, use fists, a club, a grapple, or a lasso.</w:t>
       </w:r>
     </w:p>
-    <w:bookmarkEnd w:id="66"/>
-    <w:bookmarkStart w:id="67" w:name="gun-and-rounds"/>
+    <w:bookmarkEnd w:id="67"/>
+    <w:bookmarkStart w:id="68" w:name="gun-and-rounds"/>
     <w:p>
       <w:pPr>
         <w:pStyle w:val="Heading2"/>
@@ -14842,9 +15149,9 @@
         <w:t xml:space="preserve">A natural 18 with this weapon also jams it: clearing it takes an action.</w:t>
       </w:r>
     </w:p>
-    <w:bookmarkEnd w:id="67"/>
     <w:bookmarkEnd w:id="68"/>
-    <w:bookmarkStart w:id="74" w:name="medical-care"/>
+    <w:bookmarkEnd w:id="69"/>
+    <w:bookmarkStart w:id="75" w:name="medical-care"/>
     <w:p>
       <w:pPr>
         <w:pStyle w:val="Heading1"/>
@@ -14877,7 +15184,7 @@
         <w:t xml:space="preserve">below.</w:t>
       </w:r>
     </w:p>
-    <w:bookmarkStart w:id="69" w:name="diagnosis-and-stabilization"/>
+    <w:bookmarkStart w:id="70" w:name="diagnosis-and-stabilization"/>
     <w:p>
       <w:pPr>
         <w:pStyle w:val="Heading2"/>
@@ -14894,8 +15201,8 @@
         <w:t xml:space="preserve">Roll Medicine when the diagnosis is uncertain or an urgent treatment decision matters. Emergency stabilization takes one action and a successful Medicine roll with a doctor’s bag. It ends Dying and stops deterioration, but removes no boxes.</w:t>
       </w:r>
     </w:p>
-    <w:bookmarkEnd w:id="69"/>
-    <w:bookmarkStart w:id="70" w:name="field-treatment"/>
+    <w:bookmarkEnd w:id="70"/>
+    <w:bookmarkStart w:id="71" w:name="field-treatment"/>
     <w:p>
       <w:pPr>
         <w:pStyle w:val="Heading2"/>
@@ -14912,8 +15219,8 @@
         <w:t xml:space="preserve">With a doctor’s bag and several uninterrupted minutes, successful Medicine removes one injury box; success by 5 or more removes two.</w:t>
       </w:r>
     </w:p>
-    <w:bookmarkEnd w:id="70"/>
-    <w:bookmarkStart w:id="71" w:name="proper-care"/>
+    <w:bookmarkEnd w:id="71"/>
+    <w:bookmarkStart w:id="72" w:name="proper-care"/>
     <w:p>
       <w:pPr>
         <w:pStyle w:val="Heading2"/>
@@ -14930,8 +15237,8 @@
         <w:t xml:space="preserve">A doctor’s surgery with instruments, chloroform and a clean table grants +2 to Medicine. A successful treatment removes two boxes; success by 5 or more removes three. Allow the time the treatment requires.</w:t>
       </w:r>
     </w:p>
-    <w:bookmarkEnd w:id="71"/>
-    <w:bookmarkStart w:id="72" w:name="treatment-attempts"/>
+    <w:bookmarkEnd w:id="72"/>
+    <w:bookmarkStart w:id="73" w:name="treatment-attempts"/>
     <w:p>
       <w:pPr>
         <w:pStyle w:val="Heading2"/>
@@ -15036,8 +15343,8 @@
         <w:t xml:space="preserve">Stopping someone Dying is never limited by these attempts and never removes boxes; a treatment roll that removes boxes also stabilizes.</w:t>
       </w:r>
     </w:p>
-    <w:bookmarkEnd w:id="72"/>
-    <w:bookmarkStart w:id="73" w:name="natural-recovery"/>
+    <w:bookmarkEnd w:id="73"/>
+    <w:bookmarkStart w:id="74" w:name="natural-recovery"/>
     <w:p>
       <w:pPr>
         <w:pStyle w:val="Heading2"/>
@@ -15222,9 +15529,9 @@
         <w:t xml:space="preserve">At three boxes, rest alone does nothing until someone has stabilized or treated you; after that, a week of rest in their care clears the first box. A successful treatment is faster. The times add up: from three boxes, rest alone takes about a week and a half to heal completely (a week, then three days, then a day).</w:t>
       </w:r>
     </w:p>
-    <w:bookmarkEnd w:id="73"/>
     <w:bookmarkEnd w:id="74"/>
-    <w:bookmarkStart w:id="80" w:name="magic"/>
+    <w:bookmarkEnd w:id="75"/>
+    <w:bookmarkStart w:id="81" w:name="magic"/>
     <w:p>
       <w:pPr>
         <w:pStyle w:val="Heading1"/>
@@ -15468,7 +15775,7 @@
         </w:tc>
       </w:tr>
     </w:tbl>
-    <w:bookmarkStart w:id="75" w:name="hexes"/>
+    <w:bookmarkStart w:id="76" w:name="hexes"/>
     <w:p>
       <w:pPr>
         <w:pStyle w:val="Heading2"/>
@@ -16067,8 +16374,8 @@
         <w:t xml:space="preserve">A failed hex marks a box of The Dark; a natural 18 marks two, or something answers that shouldn’t.</w:t>
       </w:r>
     </w:p>
-    <w:bookmarkEnd w:id="75"/>
-    <w:bookmarkStart w:id="76" w:name="rituals"/>
+    <w:bookmarkEnd w:id="76"/>
+    <w:bookmarkStart w:id="77" w:name="rituals"/>
     <w:p>
       <w:pPr>
         <w:pStyle w:val="Heading2"/>
@@ -16403,8 +16710,8 @@
         <w:t xml:space="preserve">A ritual takes a minute a roll at the very fastest. To use one in combat, finish it beforehand and store it in a charm.</w:t>
       </w:r>
     </w:p>
-    <w:bookmarkEnd w:id="76"/>
-    <w:bookmarkStart w:id="77" w:name="charms"/>
+    <w:bookmarkEnd w:id="77"/>
+    <w:bookmarkStart w:id="78" w:name="charms"/>
     <w:p>
       <w:pPr>
         <w:pStyle w:val="Heading2"/>
@@ -16465,8 +16772,8 @@
         <w:t xml:space="preserve">: against a defense, the target defends with no attack-quality penalty; against a resistance, the target resists by succeeding on their roll (a tie goes to the target, as in any contest). A charm never marks more than 3 boxes on one target.</w:t>
       </w:r>
     </w:p>
-    <w:bookmarkEnd w:id="77"/>
-    <w:bookmarkStart w:id="78" w:name="magic-advancement"/>
+    <w:bookmarkEnd w:id="78"/>
+    <w:bookmarkStart w:id="79" w:name="magic-advancement"/>
     <w:p>
       <w:pPr>
         <w:pStyle w:val="Heading2"/>
@@ -16973,8 +17280,8 @@
         </w:tc>
       </w:tr>
     </w:tbl>
-    <w:bookmarkEnd w:id="78"/>
-    <w:bookmarkStart w:id="79" w:name="magic-in-trails-of-blood-dust"/>
+    <w:bookmarkEnd w:id="79"/>
+    <w:bookmarkStart w:id="80" w:name="magic-in-trails-of-blood-dust"/>
     <w:p>
       <w:pPr>
         <w:pStyle w:val="Heading2"/>
@@ -17206,9 +17513,9 @@
         </w:tc>
       </w:tr>
     </w:tbl>
-    <w:bookmarkEnd w:id="79"/>
     <w:bookmarkEnd w:id="80"/>
-    <w:bookmarkStart w:id="84" w:name="grit-points-and-tracks"/>
+    <w:bookmarkEnd w:id="81"/>
+    <w:bookmarkStart w:id="85" w:name="grit-points-and-tracks"/>
     <w:p>
       <w:pPr>
         <w:pStyle w:val="Heading1"/>
@@ -17217,7 +17524,7 @@
         <w:t xml:space="preserve">Grit points and tracks</w:t>
       </w:r>
     </w:p>
-    <w:bookmarkStart w:id="81" w:name="using-grit-points"/>
+    <w:bookmarkStart w:id="82" w:name="using-grit-points"/>
     <w:p>
       <w:pPr>
         <w:pStyle w:val="Heading2"/>
@@ -17435,8 +17742,8 @@
         <w:t xml:space="preserve">Gain one point when one of your complications creates a meaningful problem you accept, including a companion complication. You can decline the proposed complication without penalty.</w:t>
       </w:r>
     </w:p>
-    <w:bookmarkEnd w:id="81"/>
-    <w:bookmarkStart w:id="82" w:name="trouble"/>
+    <w:bookmarkEnd w:id="82"/>
+    <w:bookmarkStart w:id="83" w:name="trouble"/>
     <w:p>
       <w:pPr>
         <w:pStyle w:val="Heading2"/>
@@ -17725,8 +18032,8 @@
         </w:tc>
       </w:tr>
     </w:tbl>
-    <w:bookmarkEnd w:id="82"/>
-    <w:bookmarkStart w:id="83" w:name="advancement"/>
+    <w:bookmarkEnd w:id="83"/>
+    <w:bookmarkStart w:id="84" w:name="advancement"/>
     <w:p>
       <w:pPr>
         <w:pStyle w:val="Heading2"/>
@@ -18170,9 +18477,9 @@
         <w:t xml:space="preserve">Magic and powers grow the same way, at the costs their chapters give.</w:t>
       </w:r>
     </w:p>
-    <w:bookmarkEnd w:id="83"/>
     <w:bookmarkEnd w:id="84"/>
-    <w:bookmarkStart w:id="86" w:name="running-jobs"/>
+    <w:bookmarkEnd w:id="85"/>
+    <w:bookmarkStart w:id="87" w:name="running-jobs"/>
     <w:p>
       <w:pPr>
         <w:pStyle w:val="Heading1"/>
@@ -18181,7 +18488,7 @@
         <w:t xml:space="preserve">Running jobs</w:t>
       </w:r>
     </w:p>
-    <w:bookmarkStart w:id="85" w:name="the-trail-journal"/>
+    <w:bookmarkStart w:id="86" w:name="the-trail-journal"/>
     <w:p>
       <w:pPr>
         <w:pStyle w:val="Heading2"/>
@@ -18308,9 +18615,9 @@
         <w:t xml:space="preserve">After a significant job, each character earns 1 advancement point; at a milestone, 2 more.</w:t>
       </w:r>
     </w:p>
-    <w:bookmarkEnd w:id="85"/>
     <w:bookmarkEnd w:id="86"/>
-    <w:bookmarkStart w:id="92" w:name="monsters-and-magic"/>
+    <w:bookmarkEnd w:id="87"/>
+    <w:bookmarkStart w:id="93" w:name="monsters-and-magic"/>
     <w:p>
       <w:pPr>
         <w:pStyle w:val="Heading1"/>
@@ -18319,7 +18626,7 @@
         <w:t xml:space="preserve">Monsters and magic</w:t>
       </w:r>
     </w:p>
-    <w:bookmarkStart w:id="87" w:name="the-sight"/>
+    <w:bookmarkStart w:id="88" w:name="the-sight"/>
     <w:p>
       <w:pPr>
         <w:pStyle w:val="Heading2"/>
@@ -18349,8 +18656,8 @@
         <w:t xml:space="preserve">. They see ghosts, the true faces of monsters wearing human ones, and magic at work. To everyone else the darkness is a rumor, until it isn’t.</w:t>
       </w:r>
     </w:p>
-    <w:bookmarkEnd w:id="87"/>
-    <w:bookmarkStart w:id="88" w:name="monstrous-forms"/>
+    <w:bookmarkEnd w:id="88"/>
+    <w:bookmarkStart w:id="89" w:name="monstrous-forms"/>
     <w:p>
       <w:pPr>
         <w:pStyle w:val="Heading2"/>
@@ -18409,8 +18716,8 @@
         <w:t xml:space="preserve">.</w:t>
       </w:r>
     </w:p>
-    <w:bookmarkEnd w:id="88"/>
-    <w:bookmarkStart w:id="90" w:name="magic-1"/>
+    <w:bookmarkEnd w:id="89"/>
+    <w:bookmarkStart w:id="91" w:name="magic-1"/>
     <w:p>
       <w:pPr>
         <w:pStyle w:val="Heading2"/>
@@ -18931,7 +19238,7 @@
         <w:t xml:space="preserve">who will curse for money.</w:t>
       </w:r>
     </w:p>
-    <w:bookmarkStart w:id="89" w:name="hexes-1"/>
+    <w:bookmarkStart w:id="90" w:name="hexes-1"/>
     <w:p>
       <w:pPr>
         <w:pStyle w:val="Heading3"/>
@@ -19416,9 +19723,9 @@
         </w:tc>
       </w:tr>
     </w:tbl>
-    <w:bookmarkEnd w:id="89"/>
     <w:bookmarkEnd w:id="90"/>
-    <w:bookmarkStart w:id="91" w:name="weaknesses"/>
+    <w:bookmarkEnd w:id="91"/>
+    <w:bookmarkStart w:id="92" w:name="weaknesses"/>
     <w:p>
       <w:pPr>
         <w:pStyle w:val="Heading2"/>
@@ -19464,9 +19771,9 @@
         <w:t xml:space="preserve">chapter of the GM’s Guide.</w:t>
       </w:r>
     </w:p>
-    <w:bookmarkEnd w:id="91"/>
     <w:bookmarkEnd w:id="92"/>
-    <w:bookmarkStart w:id="99" w:name="ready-made-characters"/>
+    <w:bookmarkEnd w:id="93"/>
+    <w:bookmarkStart w:id="100" w:name="ready-made-characters"/>
     <w:p>
       <w:pPr>
         <w:pStyle w:val="Heading1"/>
@@ -19483,7 +19790,7 @@
         <w:t xml:space="preserve">Characters ready to play, for one-shots, new players, or a group in a hurry. Each follows the creation rules exactly, and their connections tie them together. In the creator, choose one from the ready-made list to open it and make it your own.</w:t>
       </w:r>
     </w:p>
-    <w:bookmarkStart w:id="93" w:name="ruth-calloway"/>
+    <w:bookmarkStart w:id="94" w:name="ruth-calloway"/>
     <w:p>
       <w:pPr>
         <w:pStyle w:val="Heading2"/>
@@ -19668,8 +19975,8 @@
         <w:t xml:space="preserve">Isaiah Booker brought in the man who killed her father, alive, when he could have collected either way.</w:t>
       </w:r>
     </w:p>
-    <w:bookmarkEnd w:id="93"/>
-    <w:bookmarkStart w:id="94" w:name="dr.-elias-webb"/>
+    <w:bookmarkEnd w:id="94"/>
+    <w:bookmarkStart w:id="95" w:name="dr.-elias-webb"/>
     <w:p>
       <w:pPr>
         <w:pStyle w:val="Heading2"/>
@@ -19854,8 +20161,8 @@
         <w:t xml:space="preserve">Reverend Stone is the only one who knows why he left Philadelphia.</w:t>
       </w:r>
     </w:p>
-    <w:bookmarkEnd w:id="94"/>
-    <w:bookmarkStart w:id="95" w:name="tom-feeney"/>
+    <w:bookmarkEnd w:id="95"/>
+    <w:bookmarkStart w:id="96" w:name="tom-feeney"/>
     <w:p>
       <w:pPr>
         <w:pStyle w:val="Heading2"/>
@@ -20056,8 +20363,8 @@
         <w:t xml:space="preserve">Plays cards with Lucinda Marsh every Saturday, and loses.</w:t>
       </w:r>
     </w:p>
-    <w:bookmarkEnd w:id="95"/>
-    <w:bookmarkStart w:id="96" w:name="lucinda-marsh"/>
+    <w:bookmarkEnd w:id="96"/>
+    <w:bookmarkStart w:id="97" w:name="lucinda-marsh"/>
     <w:p>
       <w:pPr>
         <w:pStyle w:val="Heading2"/>
@@ -20242,8 +20549,8 @@
         <w:t xml:space="preserve">Owes Ruth Calloway a favor for a warrant that went missing.</w:t>
       </w:r>
     </w:p>
-    <w:bookmarkEnd w:id="96"/>
-    <w:bookmarkStart w:id="97" w:name="isaiah-booker"/>
+    <w:bookmarkEnd w:id="97"/>
+    <w:bookmarkStart w:id="98" w:name="isaiah-booker"/>
     <w:p>
       <w:pPr>
         <w:pStyle w:val="Heading2"/>
@@ -20428,8 +20735,8 @@
         <w:t xml:space="preserve">Taught Tom Feeney to shoot straight, and still reminds him of it.</w:t>
       </w:r>
     </w:p>
-    <w:bookmarkEnd w:id="97"/>
-    <w:bookmarkStart w:id="98" w:name="rev.-abigail-stone"/>
+    <w:bookmarkEnd w:id="98"/>
+    <w:bookmarkStart w:id="99" w:name="rev.-abigail-stone"/>
     <w:p>
       <w:pPr>
         <w:pStyle w:val="Heading2"/>
@@ -20614,9 +20921,9 @@
         <w:t xml:space="preserve">Keeps Dr. Webb’s secret, and his whiskey hidden.</w:t>
       </w:r>
     </w:p>
-    <w:bookmarkEnd w:id="98"/>
     <w:bookmarkEnd w:id="99"/>
-    <w:bookmarkStart w:id="100" w:name="advantages"/>
+    <w:bookmarkEnd w:id="100"/>
+    <w:bookmarkStart w:id="101" w:name="advantages"/>
     <w:p>
       <w:pPr>
         <w:pStyle w:val="Heading1"/>
@@ -21471,8 +21778,8 @@
         <w:t xml:space="preserve">A badge is legal authority, not a magic word: outlaws and the powerful don’t always care about it, and it carries a duty. Your superiors can give you orders, and abusing the badge or failing in your duty can cost you it. Law callings (Marshal, Deputy) usually take one, as their advantage or as a second advantage Edge. A Pinkerton detective takes Pinkerton Credentials instead: the agency’s reach and files, but no badge.</w:t>
       </w:r>
     </w:p>
-    <w:bookmarkEnd w:id="100"/>
-    <w:bookmarkStart w:id="116" w:name="origins"/>
+    <w:bookmarkEnd w:id="101"/>
+    <w:bookmarkStart w:id="117" w:name="origins"/>
     <w:p>
       <w:pPr>
         <w:pStyle w:val="Heading1"/>
@@ -22462,7 +22769,7 @@
         </w:tc>
       </w:tr>
     </w:tbl>
-    <w:bookmarkStart w:id="101" w:name="shared-rules"/>
+    <w:bookmarkStart w:id="102" w:name="shared-rules"/>
     <w:p>
       <w:pPr>
         <w:pStyle w:val="Heading2"/>
@@ -22664,8 +22971,8 @@
         </w:tc>
       </w:tr>
     </w:tbl>
-    <w:bookmarkEnd w:id="101"/>
-    <w:bookmarkStart w:id="102" w:name="city-bred"/>
+    <w:bookmarkEnd w:id="102"/>
+    <w:bookmarkStart w:id="103" w:name="city-bred"/>
     <w:p>
       <w:pPr>
         <w:pStyle w:val="Heading2"/>
@@ -22916,8 +23223,8 @@
         </w:tc>
       </w:tr>
     </w:tbl>
-    <w:bookmarkEnd w:id="102"/>
-    <w:bookmarkStart w:id="103" w:name="drifter"/>
+    <w:bookmarkEnd w:id="103"/>
+    <w:bookmarkStart w:id="104" w:name="drifter"/>
     <w:p>
       <w:pPr>
         <w:pStyle w:val="Heading2"/>
@@ -23168,8 +23475,8 @@
         </w:tc>
       </w:tr>
     </w:tbl>
-    <w:bookmarkEnd w:id="103"/>
-    <w:bookmarkStart w:id="104" w:name="frontier-born"/>
+    <w:bookmarkEnd w:id="104"/>
+    <w:bookmarkStart w:id="105" w:name="frontier-born"/>
     <w:p>
       <w:pPr>
         <w:pStyle w:val="Heading2"/>
@@ -23420,8 +23727,8 @@
         </w:tc>
       </w:tr>
     </w:tbl>
-    <w:bookmarkEnd w:id="104"/>
-    <w:bookmarkStart w:id="105" w:name="immigrant"/>
+    <w:bookmarkEnd w:id="105"/>
+    <w:bookmarkStart w:id="106" w:name="immigrant"/>
     <w:p>
       <w:pPr>
         <w:pStyle w:val="Heading2"/>
@@ -23672,8 +23979,8 @@
         </w:tc>
       </w:tr>
     </w:tbl>
-    <w:bookmarkEnd w:id="105"/>
-    <w:bookmarkStart w:id="106" w:name="old-money"/>
+    <w:bookmarkEnd w:id="106"/>
+    <w:bookmarkStart w:id="107" w:name="old-money"/>
     <w:p>
       <w:pPr>
         <w:pStyle w:val="Heading2"/>
@@ -23924,8 +24231,8 @@
         </w:tc>
       </w:tr>
     </w:tbl>
-    <w:bookmarkEnd w:id="106"/>
-    <w:bookmarkStart w:id="107" w:name="railroad-hand"/>
+    <w:bookmarkEnd w:id="107"/>
+    <w:bookmarkStart w:id="108" w:name="railroad-hand"/>
     <w:p>
       <w:pPr>
         <w:pStyle w:val="Heading2"/>
@@ -24176,8 +24483,8 @@
         </w:tc>
       </w:tr>
     </w:tbl>
-    <w:bookmarkEnd w:id="107"/>
-    <w:bookmarkStart w:id="108" w:name="war-veteran"/>
+    <w:bookmarkEnd w:id="108"/>
+    <w:bookmarkStart w:id="109" w:name="war-veteran"/>
     <w:p>
       <w:pPr>
         <w:pStyle w:val="Heading2"/>
@@ -24428,8 +24735,8 @@
         </w:tc>
       </w:tr>
     </w:tbl>
-    <w:bookmarkEnd w:id="108"/>
-    <w:bookmarkStart w:id="109" w:name="sighted"/>
+    <w:bookmarkEnd w:id="109"/>
+    <w:bookmarkStart w:id="110" w:name="sighted"/>
     <w:p>
       <w:pPr>
         <w:pStyle w:val="Heading2"/>
@@ -24704,8 +25011,8 @@
         </w:tc>
       </w:tr>
     </w:tbl>
-    <w:bookmarkEnd w:id="109"/>
-    <w:bookmarkStart w:id="110" w:name="dhampir"/>
+    <w:bookmarkEnd w:id="110"/>
+    <w:bookmarkStart w:id="111" w:name="dhampir"/>
     <w:p>
       <w:pPr>
         <w:pStyle w:val="Heading2"/>
@@ -25004,8 +25311,8 @@
         </w:tc>
       </w:tr>
     </w:tbl>
-    <w:bookmarkEnd w:id="110"/>
-    <w:bookmarkStart w:id="111" w:name="practitioner"/>
+    <w:bookmarkEnd w:id="111"/>
+    <w:bookmarkStart w:id="112" w:name="practitioner"/>
     <w:p>
       <w:pPr>
         <w:pStyle w:val="Heading2"/>
@@ -25676,8 +25983,8 @@
         </w:tc>
       </w:tr>
     </w:tbl>
-    <w:bookmarkEnd w:id="111"/>
-    <w:bookmarkStart w:id="112" w:name="revenant"/>
+    <w:bookmarkEnd w:id="112"/>
+    <w:bookmarkStart w:id="113" w:name="revenant"/>
     <w:p>
       <w:pPr>
         <w:pStyle w:val="Heading2"/>
@@ -25976,8 +26283,8 @@
         </w:tc>
       </w:tr>
     </w:tbl>
-    <w:bookmarkEnd w:id="112"/>
-    <w:bookmarkStart w:id="113" w:name="werewolf"/>
+    <w:bookmarkEnd w:id="113"/>
+    <w:bookmarkStart w:id="114" w:name="werewolf"/>
     <w:p>
       <w:pPr>
         <w:pStyle w:val="Heading2"/>
@@ -26069,7 +26376,7 @@
         <w:t xml:space="preserve"> </w:t>
       </w:r>
       <w:r>
-        <w:t xml:space="preserve">Body +2; Agility +1; Claws and fangs mark 2 boxes; Tough: hits of 2+ boxes mark one fewer, except silver; Keen senses: track by scent; Dark sight.</w:t>
+        <w:t xml:space="preserve">Body +2; Agility +1; Claws and fangs mark 2 boxes; Fast on four legs: Move +1; Tough: hits of 2+ boxes mark one fewer, except silver; Keen senses: track by scent; Dark sight.</w:t>
       </w:r>
       <w:r>
         <w:t xml:space="preserve"> </w:t>
@@ -26310,8 +26617,8 @@
         </w:tc>
       </w:tr>
     </w:tbl>
-    <w:bookmarkEnd w:id="113"/>
-    <w:bookmarkStart w:id="114" w:name="pact-bound"/>
+    <w:bookmarkEnd w:id="114"/>
+    <w:bookmarkStart w:id="115" w:name="pact-bound"/>
     <w:p>
       <w:pPr>
         <w:pStyle w:val="Heading2"/>
@@ -26610,8 +26917,8 @@
         </w:tc>
       </w:tr>
     </w:tbl>
-    <w:bookmarkEnd w:id="114"/>
-    <w:bookmarkStart w:id="115" w:name="vampire"/>
+    <w:bookmarkEnd w:id="115"/>
+    <w:bookmarkStart w:id="116" w:name="vampire"/>
     <w:p>
       <w:pPr>
         <w:pStyle w:val="Heading2"/>
@@ -26956,9 +27263,9 @@
         </w:tc>
       </w:tr>
     </w:tbl>
-    <w:bookmarkEnd w:id="115"/>
     <w:bookmarkEnd w:id="116"/>
-    <w:bookmarkStart w:id="127" w:name="making-your-own"/>
+    <w:bookmarkEnd w:id="117"/>
+    <w:bookmarkStart w:id="128" w:name="making-your-own"/>
     <w:p>
       <w:pPr>
         <w:pStyle w:val="Heading1"/>
@@ -26991,7 +27298,7 @@
         <w:t xml:space="preserve">option at the end of each list, and its checklist holds a custom choice to the same rules as everything else.</w:t>
       </w:r>
     </w:p>
-    <w:bookmarkStart w:id="117" w:name="a-custom-calling"/>
+    <w:bookmarkStart w:id="118" w:name="a-custom-calling"/>
     <w:p>
       <w:pPr>
         <w:pStyle w:val="Heading2"/>
@@ -27167,8 +27474,8 @@
         <w:t xml:space="preserve">.</w:t>
       </w:r>
     </w:p>
-    <w:bookmarkEnd w:id="117"/>
-    <w:bookmarkStart w:id="126" w:name="a-custom-origin"/>
+    <w:bookmarkEnd w:id="118"/>
+    <w:bookmarkStart w:id="127" w:name="a-custom-origin"/>
     <w:p>
       <w:pPr>
         <w:pStyle w:val="Heading2"/>
@@ -27185,7 +27492,7 @@
         <w:t xml:space="preserve">Build it with the GM, one step at a time.</w:t>
       </w:r>
     </w:p>
-    <w:bookmarkStart w:id="118" w:name="the-concept"/>
+    <w:bookmarkStart w:id="119" w:name="the-concept"/>
     <w:p>
       <w:pPr>
         <w:pStyle w:val="Heading3"/>
@@ -27202,8 +27509,8 @@
         <w:t xml:space="preserve">Two or three sentences: where they come from, what sets them apart, and how others see them. It should be something the origins in this book don’t already cover.</w:t>
       </w:r>
     </w:p>
-    <w:bookmarkEnd w:id="118"/>
-    <w:bookmarkStart w:id="119" w:name="the-tier"/>
+    <w:bookmarkEnd w:id="119"/>
+    <w:bookmarkStart w:id="120" w:name="the-tier"/>
     <w:p>
       <w:pPr>
         <w:pStyle w:val="Heading3"/>
@@ -27500,8 +27807,8 @@
         <w:t xml:space="preserve">When in doubt, choose the higher tier.</w:t>
       </w:r>
     </w:p>
-    <w:bookmarkEnd w:id="119"/>
-    <w:bookmarkStart w:id="120" w:name="attribute-adjustments"/>
+    <w:bookmarkEnd w:id="120"/>
+    <w:bookmarkStart w:id="121" w:name="attribute-adjustments"/>
     <w:p>
       <w:pPr>
         <w:pStyle w:val="Heading3"/>
@@ -27571,8 +27878,8 @@
         <w:t xml:space="preserve">of +1 or −1 to Move. Most have none. It isn’t an attribute adjustment and needn’t balance.</w:t>
       </w:r>
     </w:p>
-    <w:bookmarkEnd w:id="120"/>
-    <w:bookmarkStart w:id="121" w:name="core-rules-tier-1-and-up"/>
+    <w:bookmarkEnd w:id="121"/>
+    <w:bookmarkStart w:id="122" w:name="core-rules-tier-1-and-up"/>
     <w:p>
       <w:pPr>
         <w:pStyle w:val="Heading3"/>
@@ -27589,8 +27896,8 @@
         <w:t xml:space="preserve">One to three short rules that always apply: what they can do (see in the dark, resist cold, a free Trained skill) and what it costs (a weakness, a people’s distrust, a hazard they can’t abide). A strength with no drawback is worth more than it looks, so price it a tier higher.</w:t>
       </w:r>
     </w:p>
-    <w:bookmarkEnd w:id="121"/>
-    <w:bookmarkStart w:id="122" w:name="origin-advantages"/>
+    <w:bookmarkEnd w:id="122"/>
+    <w:bookmarkStart w:id="123" w:name="origin-advantages"/>
     <w:p>
       <w:pPr>
         <w:pStyle w:val="Heading3"/>
@@ -27645,8 +27952,8 @@
         <w:t xml:space="preserve">: a problem the trait causes, with a clear trigger and a real consequence, which earns a Grit point when it bites, like any complication. A character takes one advantage, general or origin, so make them distinct choices.</w:t>
       </w:r>
     </w:p>
-    <w:bookmarkEnd w:id="122"/>
-    <w:bookmarkStart w:id="123" w:name="an-alternate-form-optional-tier-2-or-3"/>
+    <w:bookmarkEnd w:id="123"/>
+    <w:bookmarkStart w:id="124" w:name="an-alternate-form-optional-tier-2-or-3"/>
     <w:p>
       <w:pPr>
         <w:pStyle w:val="Heading3"/>
@@ -27679,8 +27986,8 @@
         <w:t xml:space="preserve">apply. The bonuses count only while the character is in that form: the sheet’s form switch shows both sets of numbers.</w:t>
       </w:r>
     </w:p>
-    <w:bookmarkEnd w:id="123"/>
-    <w:bookmarkStart w:id="124" w:name="in-the-creator"/>
+    <w:bookmarkEnd w:id="124"/>
+    <w:bookmarkStart w:id="125" w:name="in-the-creator"/>
     <w:p>
       <w:pPr>
         <w:pStyle w:val="Heading3"/>
@@ -27785,8 +28092,8 @@
         <w:t xml:space="preserve">and enter the advantage and its companion complication.</w:t>
       </w:r>
     </w:p>
-    <w:bookmarkEnd w:id="124"/>
-    <w:bookmarkStart w:id="125" w:name="example"/>
+    <w:bookmarkEnd w:id="125"/>
+    <w:bookmarkStart w:id="126" w:name="example"/>
     <w:p>
       <w:pPr>
         <w:pStyle w:val="Heading3"/>
@@ -27891,10 +28198,10 @@
         <w:t xml:space="preserve">: something from the other side follows you; when it matters, accept the chill, the stopped clock or the panicked horse.</w:t>
       </w:r>
     </w:p>
-    <w:bookmarkEnd w:id="125"/>
     <w:bookmarkEnd w:id="126"/>
     <w:bookmarkEnd w:id="127"/>
-    <w:bookmarkStart w:id="128" w:name="complications"/>
+    <w:bookmarkEnd w:id="128"/>
+    <w:bookmarkStart w:id="129" w:name="complications"/>
     <w:p>
       <w:pPr>
         <w:pStyle w:val="Heading1"/>
@@ -28599,8 +28906,8 @@
         </w:tc>
       </w:tr>
     </w:tbl>
-    <w:bookmarkEnd w:id="128"/>
-    <w:bookmarkStart w:id="130" w:name="quick-reference"/>
+    <w:bookmarkEnd w:id="129"/>
+    <w:bookmarkStart w:id="131" w:name="quick-reference"/>
     <w:p>
       <w:pPr>
         <w:pStyle w:val="Heading1"/>
@@ -28827,7 +29134,7 @@
       <w:r>
         <w:t xml:space="preserve"> </w:t>
       </w:r>
-      <w:hyperlink r:id="rId129">
+      <w:hyperlink r:id="rId130">
         <w:r>
           <w:rPr>
             <w:rStyle w:val="Hyperlink"/>
@@ -28839,7 +29146,7 @@
         <w:t xml:space="preserve">. You may share, adapt, and use it for any purpose, including commercially, as long as you give appropriate credit to the author.</w:t>
       </w:r>
     </w:p>
-    <w:bookmarkEnd w:id="130"/>
+    <w:bookmarkEnd w:id="131"/>
     <w:sectPr/>
   </w:body>
 </w:document>

--- a/legend-dynamics/western/Trails_of_Blood_Dust_Players_Guide.docx
+++ b/legend-dynamics/western/Trails_of_Blood_Dust_Players_Guide.docx
@@ -227,7 +227,7 @@
         <w:t xml:space="preserve"> </w:t>
       </w:r>
       <w:r>
-        <w:t xml:space="preserve">setting: its callings, origins, skills, gear, weapons and dangers. In this setting, the core rules’ Legend points are called</w:t>
+        <w:t xml:space="preserve">setting: its roles, origins, skills, gear, weapons and dangers. In this setting, the core rules’ Legend points are called</w:t>
       </w:r>
       <w:r>
         <w:t xml:space="preserve"> </w:t>
@@ -274,13 +274,13 @@
         <w:t xml:space="preserve">Work through the five steps in order. The character creator follows the same steps and checks the rules for you.</w:t>
       </w:r>
     </w:p>
-    <w:bookmarkStart w:id="23" w:name="step-1-choose-your-calling"/>
+    <w:bookmarkStart w:id="23" w:name="step-1-choose-your-role"/>
     <w:p>
       <w:pPr>
         <w:pStyle w:val="Heading2"/>
       </w:pPr>
       <w:r>
-        <w:t xml:space="preserve">Step 1: Choose your calling</w:t>
+        <w:t xml:space="preserve">Step 1: Choose your role</w:t>
       </w:r>
     </w:p>
     <w:p>
@@ -288,7 +288,7 @@
         <w:pStyle w:val="FirstParagraph"/>
       </w:pPr>
       <w:r>
-        <w:t xml:space="preserve">Choose a calling and describe what you bring. Your calling places you in a group, which only changes your sheet’s colors and seal. A title or rank is agreed with the GM and gives no bonus.</w:t>
+        <w:t xml:space="preserve">Choose a role and describe what you bring. Your role places you in a group, which only changes your sheet’s colors and seal. A title or rank is agreed with the GM and gives no bonus.</w:t>
       </w:r>
     </w:p>
     <w:tbl>
@@ -331,7 +331,7 @@
                 <w:b/>
                 <w:sz w:val="19"/>
               </w:rPr>
-              <w:t xml:space="preserve">Calling</w:t>
+              <w:t xml:space="preserve">Role</w:t>
             </w:r>
           </w:p>
         </w:tc>
@@ -1886,7 +1886,7 @@
         <w:pStyle w:val="BodyText"/>
       </w:pPr>
       <w:r>
-        <w:t xml:space="preserve">The creator marks your calling’s four</w:t>
+        <w:t xml:space="preserve">The creator marks your role’s four</w:t>
       </w:r>
       <w:r>
         <w:t xml:space="preserve"> </w:t>
@@ -1902,7 +1902,7 @@
         <w:t xml:space="preserve"> </w:t>
       </w:r>
       <w:r>
-        <w:t xml:space="preserve">Trained when you choose it. Keep them, raise one to your Specialty, or swap any of them for other skills; changing calling swaps the core skills you haven’t changed.</w:t>
+        <w:t xml:space="preserve">Trained when you choose it. Keep them, raise one to your Specialty, or swap any of them for other skills; changing role swaps the core skills you haven’t changed.</w:t>
       </w:r>
     </w:p>
     <w:bookmarkStart w:id="22" w:name="well-rounded-or-old-hand"/>
@@ -8984,7 +8984,7 @@
         <w:pStyle w:val="FirstParagraph"/>
       </w:pPr>
       <w:r>
-        <w:t xml:space="preserve">Which methods suit a character depends on their calling, origin and skills. The GM says which methods can advance each phase.</w:t>
+        <w:t xml:space="preserve">Which methods suit a character depends on their role, origin and skills. The GM says which methods can advance each phase.</w:t>
       </w:r>
     </w:p>
     <w:tbl>
@@ -21775,7 +21775,7 @@
         <w:t xml:space="preserve"> </w:t>
       </w:r>
       <w:r>
-        <w:t xml:space="preserve">A badge is legal authority, not a magic word: outlaws and the powerful don’t always care about it, and it carries a duty. Your superiors can give you orders, and abusing the badge or failing in your duty can cost you it. Law callings (Marshal, Deputy) usually take one, as their advantage or as a second advantage Edge. A Pinkerton detective takes Pinkerton Credentials instead: the agency’s reach and files, but no badge.</w:t>
+        <w:t xml:space="preserve">A badge is legal authority, not a magic word: outlaws and the powerful don’t always care about it, and it carries a duty. Your superiors can give you orders, and abusing the badge or failing in your duty can cost you it. Law roles (Marshal, Deputy) usually take one, as their advantage or as a second advantage Edge. A Pinkerton detective takes Pinkerton Credentials instead: the agency’s reach and files, but no badge.</w:t>
       </w:r>
     </w:p>
     <w:bookmarkEnd w:id="101"/>
@@ -27279,7 +27279,7 @@
         <w:pStyle w:val="FirstParagraph"/>
       </w:pPr>
       <w:r>
-        <w:t xml:space="preserve">The callings and origins in this book are a starting point, not a limit. With the GM’s agreement, any player can create their own calling or origin. The creator has a</w:t>
+        <w:t xml:space="preserve">The roles and origins in this book are a starting point, not a limit. With the GM’s agreement, any player can create their own role or origin. The creator has a</w:t>
       </w:r>
       <w:r>
         <w:t xml:space="preserve"> </w:t>
@@ -27298,13 +27298,13 @@
         <w:t xml:space="preserve">option at the end of each list, and its checklist holds a custom choice to the same rules as everything else.</w:t>
       </w:r>
     </w:p>
-    <w:bookmarkStart w:id="118" w:name="a-custom-calling"/>
+    <w:bookmarkStart w:id="118" w:name="a-custom-role"/>
     <w:p>
       <w:pPr>
         <w:pStyle w:val="Heading2"/>
       </w:pPr>
       <w:r>
-        <w:t xml:space="preserve">A custom calling</w:t>
+        <w:t xml:space="preserve">A custom role</w:t>
       </w:r>
     </w:p>
     <w:p>
@@ -27312,7 +27312,7 @@
         <w:pStyle w:val="FirstParagraph"/>
       </w:pPr>
       <w:r>
-        <w:t xml:space="preserve">A calling is a concept, not a package of powers: it gives no bonus of its own. A custom one only needs a clear place in the group.</w:t>
+        <w:t xml:space="preserve">A role is a concept, not a package of powers: it gives no bonus of its own. A custom one only needs a clear place in the group.</w:t>
       </w:r>
     </w:p>
     <w:p>
@@ -27334,7 +27334,7 @@
         <w:t xml:space="preserve"> </w:t>
       </w:r>
       <w:r>
-        <w:t xml:space="preserve">One sentence for what your character does that no one else does, in the style of the callings above:</w:t>
+        <w:t xml:space="preserve">One sentence for what your character does that no one else does, in the style of the roles above:</w:t>
       </w:r>
       <w:r>
         <w:t xml:space="preserve"> </w:t>
@@ -27402,7 +27402,7 @@
         <w:t xml:space="preserve"> </w:t>
       </w:r>
       <w:r>
-        <w:t xml:space="preserve">The skills it can’t do without. Mark them Trained yourself in step 3 (the built-in callings do this for you); they count toward your normal Trained skills.</w:t>
+        <w:t xml:space="preserve">The skills it can’t do without. Mark them Trained yourself in step 3 (the built-in roles do this for you); they count toward your normal Trained skills.</w:t>
       </w:r>
     </w:p>
     <w:p>
@@ -27424,7 +27424,7 @@
         <w:t xml:space="preserve"> </w:t>
       </w:r>
       <w:r>
-        <w:t xml:space="preserve">It should fit the setting and overlap the existing callings as little as possible.</w:t>
+        <w:t xml:space="preserve">It should fit the setting and overlap the existing roles as little as possible.</w:t>
       </w:r>
     </w:p>
     <w:p>
@@ -27452,13 +27452,13 @@
           <w:bCs/>
           <w:b/>
         </w:rPr>
-        <w:t xml:space="preserve">Custom calling…</w:t>
-      </w:r>
-      <w:r>
-        <w:t xml:space="preserve"> </w:t>
-      </w:r>
-      <w:r>
-        <w:t xml:space="preserve">at the end of the Calling list, then enter its name and group. Write the description in</w:t>
+        <w:t xml:space="preserve">Custom role…</w:t>
+      </w:r>
+      <w:r>
+        <w:t xml:space="preserve"> </w:t>
+      </w:r>
+      <w:r>
+        <w:t xml:space="preserve">at the end of the Role list, then enter its name and group. Write the description in</w:t>
       </w:r>
       <w:r>
         <w:t xml:space="preserve"> </w:t>
@@ -27859,7 +27859,7 @@
         <w:pStyle w:val="BodyText"/>
       </w:pPr>
       <w:r>
-        <w:t xml:space="preserve">A origin that is plainly faster or slower on its feet than a human (long-legged, heavy, built for another gravity) may also take a</w:t>
+        <w:t xml:space="preserve">An origin that is plainly faster or slower on its feet than a human (long-legged, heavy, built for another gravity) may also take a</w:t>
       </w:r>
       <w:r>
         <w:t xml:space="preserve"> </w:t>

--- a/legend-dynamics/western/Trails_of_Blood_Dust_Players_Guide.docx
+++ b/legend-dynamics/western/Trails_of_Blood_Dust_Players_Guide.docx
@@ -3862,7 +3862,7 @@
               <w:rPr>
                 <w:sz w:val="19"/>
               </w:rPr>
-              <w:t xml:space="preserve">A ready charm from the folk traditions: a hoodoo mojo hand, a gris-gris, a Himmelsbrief (a German heaven’s letter) sewn in your coat, a buckeye blessed by a granny woman. It holds a Minor ritual agreed with the GM; break it to release it. Anyone can carry one. It’s renewed between jobs and doesn’t count against a charm limit.</w:t>
+              <w:t xml:space="preserve">A ready charm from the folk traditions: a hoodoo mojo hand, a gris-gris, a Himmelsbrief (a German heaven’s letter) sewn in your coat, a buckeye blessed by a granny woman. It holds a Minor ritual agreed with the GM; break it to release it. Anyone can carry one, and it doesn’t count against a charm limit. Once it’s broken, you can renew it only between jobs, and only by going back to its maker or another worker of the same tradition; until you do, it stays spent.</w:t>
             </w:r>
           </w:p>
         </w:tc>
@@ -19108,7 +19108,7 @@
         <w:t xml:space="preserve"> </w:t>
       </w:r>
       <w:r>
-        <w:t xml:space="preserve">Edge: a mojo hand from a hoodoo root doctor, a gris-gris from a Voodoo mambo in New Orleans, a Himmelsbrief (heaven’s letter) from a Pennsylvania German Braucher, a blessed buckeye from an Appalachian granny woman. It holds a Minor ritual, is renewed between jobs, and doesn’t count against a charm limit.</w:t>
+        <w:t xml:space="preserve">Edge: a mojo hand from a hoodoo root doctor, a gris-gris from a Voodoo mambo in New Orleans, a Himmelsbrief (heaven’s letter) from a Pennsylvania German Braucher, a blessed buckeye from an Appalachian granny woman. It holds a Minor ritual and doesn’t count against a charm limit. Once broken, it’s renewed only between jobs, and only by going back to the one who made it or another of the same tradition: a mojo hand from a root doctor, a Himmelsbrief from a Braucher. A job that keeps you far from them leaves it spent.</w:t>
       </w:r>
     </w:p>
     <w:p>

--- a/legend-dynamics/western/Trails_of_Blood_Dust_Players_Guide.docx
+++ b/legend-dynamics/western/Trails_of_Blood_Dust_Players_Guide.docx
@@ -7785,7 +7785,7 @@
     <w:bookmarkEnd w:id="39"/>
     <w:bookmarkEnd w:id="40"/>
     <w:bookmarkEnd w:id="41"/>
-    <w:bookmarkStart w:id="55" w:name="actions-and-teamwork"/>
+    <w:bookmarkStart w:id="56" w:name="actions-and-teamwork"/>
     <w:p>
       <w:pPr>
         <w:pStyle w:val="Heading1"/>
@@ -8268,7 +8268,7 @@
       </w:r>
     </w:p>
     <w:bookmarkEnd w:id="48"/>
-    <w:bookmarkStart w:id="53" w:name="discovery-clocks-and-lore-cards"/>
+    <w:bookmarkStart w:id="54" w:name="discovery-clocks-and-lore-cards"/>
     <w:p>
       <w:pPr>
         <w:pStyle w:val="Heading2"/>
@@ -8445,7 +8445,7 @@
               <w:rPr>
                 <w:sz w:val="19"/>
               </w:rPr>
-              <w:t xml:space="preserve">Name the creature. This is the gate: until its identity is confirmed, no lore card applies, and the GM treats your theories as suspicion only.</w:t>
+              <w:t xml:space="preserve">Name the creature. This is the gate: until its identity is confirmed, what you know about a kind of creature doesn’t yet apply to this one, and your theories stay suspicions. You can still form hypotheses, test them and take ordinary precautions, and whatever is actually true of it works.</w:t>
             </w:r>
           </w:p>
         </w:tc>
@@ -8478,7 +8478,7 @@
               <w:rPr>
                 <w:sz w:val="19"/>
               </w:rPr>
-              <w:t xml:space="preserve">Learn how it is beaten. Filling this phase fills the clock and mints a lore card.</w:t>
+              <w:t xml:space="preserve">Learn how it is beaten. Filling this phase fills the clock and earns a lore card for what you established.</w:t>
             </w:r>
           </w:p>
         </w:tc>
@@ -8618,7 +8618,7 @@
         <w:pStyle w:val="FirstParagraph"/>
       </w:pPr>
       <w:r>
-        <w:t xml:space="preserve">A lore card grants</w:t>
+        <w:t xml:space="preserve">A lore card is a permanent record of one specific thing the characters have established. It holds only what they found out, never the whole truth about a creature: later discoveries add to it with more lore cards. It grants</w:t>
       </w:r>
       <w:r>
         <w:t xml:space="preserve"> </w:t>
@@ -8634,7 +8634,7 @@
         <w:t xml:space="preserve"> </w:t>
       </w:r>
       <w:r>
-        <w:t xml:space="preserve">to any roll. It is an earned permission: knowledge that makes possible an action otherwise forbidden or unavailable against that subject. Without it, the GM can rule that the action isn’t possible: you can’t aim for a heart you don’t know is the weakness, or speak a name you never learned. A lore card can authorize a called shot or a telling-hit effect that would otherwise be unavailable.</w:t>
+        <w:t xml:space="preserve">to any roll.</w:t>
       </w:r>
     </w:p>
     <w:p>
@@ -8646,7 +8646,17 @@
         <w:pStyle w:val="Compact"/>
       </w:pPr>
       <w:r>
-        <w:t xml:space="preserve">A lore card never helps confirm its own subject: holding one doesn’t prove this is that. It applies once the Identify phase has confirmed it.</w:t>
+        <w:rPr>
+          <w:bCs/>
+          <w:b/>
+        </w:rPr>
+        <w:t xml:space="preserve">Weaknesses work anyway.</w:t>
+      </w:r>
+      <w:r>
+        <w:t xml:space="preserve"> </w:t>
+      </w:r>
+      <w:r>
+        <w:t xml:space="preserve">A real weakness works whoever uses it, lore card or no lore card: silver marks its extra box fired by someone who has never heard of werewolves, and a hunter who suspects silver can load it. Called shots follow the ordinary combat rules. An unfamiliar ritual still needs its procedure, the knowledge, the skill and the components.</w:t>
       </w:r>
     </w:p>
     <w:p>
@@ -8662,13 +8672,13 @@
           <w:bCs/>
           <w:b/>
         </w:rPr>
-        <w:t xml:space="preserve">Shared copies.</w:t>
-      </w:r>
-      <w:r>
-        <w:t xml:space="preserve"> </w:t>
-      </w:r>
-      <w:r>
-        <w:t xml:space="preserve">Every character present when the lore card is minted (the climactic confrontation or the breakthrough) gets a shared copy; the primary investigator is recorded as its owner. An absent character doesn’t, though a holder can teach it to them later with the GM’s agreement.</w:t>
+        <w:t xml:space="preserve">What a lore card is for.</w:t>
+      </w:r>
+      <w:r>
+        <w:t xml:space="preserve"> </w:t>
+      </w:r>
+      <w:r>
+        <w:t xml:space="preserve">It’s what the character knows for certain and can rely on, plan around and teach. A correct deduction, a sensible experiment or an ordinary precaution needs no lore card.</w:t>
       </w:r>
     </w:p>
     <w:p>
@@ -8684,13 +8694,57 @@
           <w:bCs/>
           <w:b/>
         </w:rPr>
+        <w:t xml:space="preserve">The identification gate.</w:t>
+      </w:r>
+      <w:r>
+        <w:t xml:space="preserve"> </w:t>
+      </w:r>
+      <w:r>
+        <w:t xml:space="preserve">Before a subject is confirmed, you can form hypotheses, test them and take precautions, but what you know about a kind of creature isn’t applied to this one until the Identify phase confirms it. Holding a lore card never proves that this is that.</w:t>
+      </w:r>
+    </w:p>
+    <w:p>
+      <w:pPr>
+        <w:numPr>
+          <w:ilvl w:val="0"/>
+          <w:numId w:val="1009"/>
+        </w:numPr>
+        <w:pStyle w:val="Compact"/>
+      </w:pPr>
+      <w:r>
+        <w:rPr>
+          <w:bCs/>
+          <w:b/>
+        </w:rPr>
+        <w:t xml:space="preserve">Shared copies.</w:t>
+      </w:r>
+      <w:r>
+        <w:t xml:space="preserve"> </w:t>
+      </w:r>
+      <w:r>
+        <w:t xml:space="preserve">Everyone who establishes a finding, or is there when a lore card is earned, gets a shared copy; one character is recorded as its owner. A character who wasn’t there can be taught it later, from a reliable account.</w:t>
+      </w:r>
+    </w:p>
+    <w:p>
+      <w:pPr>
+        <w:numPr>
+          <w:ilvl w:val="0"/>
+          <w:numId w:val="1009"/>
+        </w:numPr>
+        <w:pStyle w:val="Compact"/>
+      </w:pPr>
+      <w:r>
+        <w:rPr>
+          <w:bCs/>
+          <w:b/>
+        </w:rPr>
         <w:t xml:space="preserve">What it records.</w:t>
       </w:r>
       <w:r>
         <w:t xml:space="preserve"> </w:t>
       </w:r>
       <w:r>
-        <w:t xml:space="preserve">The subject (its tag), what was learned, what it permits, the job where it was earned, its owner, and who was there. It’s kept on the character sheet, under</w:t>
+        <w:t xml:space="preserve">The subject, the precise finding, its limits (what it doesn’t show), the evidence or source, how it was learned, the date, its owner and who received it. It’s kept on the character sheet, under</w:t>
       </w:r>
       <w:r>
         <w:t xml:space="preserve"> </w:t>
@@ -8707,12 +8761,293 @@
       </w:r>
     </w:p>
     <w:bookmarkEnd w:id="49"/>
-    <w:bookmarkStart w:id="50" w:name="the-harvest"/>
+    <w:bookmarkStart w:id="50" w:name="earning-a-lore-card"/>
     <w:p>
       <w:pPr>
         <w:pStyle w:val="Heading3"/>
       </w:pPr>
       <w:r>
+        <w:t xml:space="preserve">Earning a lore card</w:t>
+      </w:r>
+    </w:p>
+    <w:p>
+      <w:pPr>
+        <w:pStyle w:val="FirstParagraph"/>
+      </w:pPr>
+      <w:r>
+        <w:t xml:space="preserve">A discovery clock is one way to earn a lore card. The others need no clock: when a fact is established directly or taught reliably, the GM records the lore card at once.</w:t>
+      </w:r>
+    </w:p>
+    <w:tbl>
+      <w:tblPr>
+        <w:tblStyle w:val="Table"/>
+        <w:tblW w:type="pct" w:w="5000"/>
+        <w:tblLook w:firstRow="1" w:lastRow="0" w:firstColumn="0" w:lastColumn="0" w:noHBand="0" w:noVBand="0" w:val="0020"/>
+        <w:jc w:val="start"/>
+        <w:tblBorders>
+          <w:top w:val="single" w:sz="4" w:color="B8C2D3"/>
+          <w:left w:val="single" w:sz="4" w:color="B8C2D3"/>
+          <w:bottom w:val="single" w:sz="4" w:color="B8C2D3"/>
+          <w:right w:val="single" w:sz="4" w:color="B8C2D3"/>
+          <w:insideH w:val="single" w:sz="4" w:color="B8C2D3"/>
+          <w:insideV w:val="single" w:sz="4" w:color="B8C2D3"/>
+        </w:tblBorders>
+      </w:tblPr>
+      <w:tblGrid>
+        <w:gridCol w:w="3960"/>
+        <w:gridCol w:w="3960"/>
+      </w:tblGrid>
+      <w:tr>
+        <w:trPr>
+          <w:tblHeader w:val="true"/>
+        </w:trPr>
+        <w:tc>
+          <w:tcPr>
+            <w:shd w:val="clear" w:fill="E6E8E6"/>
+          </w:tcPr>
+          <w:p>
+            <w:pPr>
+              <w:pStyle w:val="Compact"/>
+              <w:jc w:val="left"/>
+            </w:pPr>
+            <w:r>
+              <w:rPr>
+                <w:b/>
+                <w:sz w:val="19"/>
+              </w:rPr>
+              <w:t xml:space="preserve">How it was learned</w:t>
+            </w:r>
+          </w:p>
+        </w:tc>
+        <w:tc>
+          <w:tcPr>
+            <w:shd w:val="clear" w:fill="E6E8E6"/>
+          </w:tcPr>
+          <w:p>
+            <w:pPr>
+              <w:pStyle w:val="Compact"/>
+              <w:jc w:val="left"/>
+            </w:pPr>
+            <w:r>
+              <w:rPr>
+                <w:b/>
+                <w:sz w:val="19"/>
+              </w:rPr>
+              <w:t xml:space="preserve">What counts</w:t>
+            </w:r>
+          </w:p>
+        </w:tc>
+      </w:tr>
+      <w:tr>
+        <w:tc>
+          <w:tcPr/>
+          <w:p>
+            <w:pPr>
+              <w:pStyle w:val="Compact"/>
+              <w:jc w:val="left"/>
+            </w:pPr>
+            <w:r>
+              <w:rPr>
+                <w:bCs/>
+                <w:b/>
+                <w:sz w:val="19"/>
+              </w:rPr>
+              <w:t xml:space="preserve">A discovery clock</w:t>
+            </w:r>
+          </w:p>
+        </w:tc>
+        <w:tc>
+          <w:tcPr/>
+          <w:p>
+            <w:pPr>
+              <w:pStyle w:val="Compact"/>
+              <w:jc w:val="left"/>
+            </w:pPr>
+            <w:r>
+              <w:rPr>
+                <w:sz w:val="19"/>
+              </w:rPr>
+              <w:t xml:space="preserve">Filled to the end of Uncover.</w:t>
+            </w:r>
+          </w:p>
+        </w:tc>
+      </w:tr>
+      <w:tr>
+        <w:tc>
+          <w:tcPr/>
+          <w:p>
+            <w:pPr>
+              <w:pStyle w:val="Compact"/>
+              <w:jc w:val="left"/>
+            </w:pPr>
+            <w:r>
+              <w:rPr>
+                <w:bCs/>
+                <w:b/>
+                <w:sz w:val="19"/>
+              </w:rPr>
+              <w:t xml:space="preserve">Seen or tested firsthand</w:t>
+            </w:r>
+          </w:p>
+        </w:tc>
+        <w:tc>
+          <w:tcPr/>
+          <w:p>
+            <w:pPr>
+              <w:pStyle w:val="Compact"/>
+              <w:jc w:val="left"/>
+            </w:pPr>
+            <w:r>
+              <w:rPr>
+                <w:sz w:val="19"/>
+              </w:rPr>
+              <w:t xml:space="preserve">Direct experience, or a sensible experiment.</w:t>
+            </w:r>
+          </w:p>
+        </w:tc>
+      </w:tr>
+      <w:tr>
+        <w:tc>
+          <w:tcPr/>
+          <w:p>
+            <w:pPr>
+              <w:pStyle w:val="Compact"/>
+              <w:jc w:val="left"/>
+            </w:pPr>
+            <w:r>
+              <w:rPr>
+                <w:bCs/>
+                <w:b/>
+                <w:sz w:val="19"/>
+              </w:rPr>
+              <w:t xml:space="preserve">A reliable account</w:t>
+            </w:r>
+          </w:p>
+        </w:tc>
+        <w:tc>
+          <w:tcPr/>
+          <w:p>
+            <w:pPr>
+              <w:pStyle w:val="Compact"/>
+              <w:jc w:val="left"/>
+            </w:pPr>
+            <w:r>
+              <w:rPr>
+                <w:sz w:val="19"/>
+              </w:rPr>
+              <w:t xml:space="preserve">Reliable transmitted experience: a survivor, a grimoire, church archives, Shadow Knight records. A source’s reputation alone doesn’t make it right, but a reliable account can establish a fact without anyone repeating a dangerous test.</w:t>
+            </w:r>
+          </w:p>
+        </w:tc>
+      </w:tr>
+      <w:tr>
+        <w:tc>
+          <w:tcPr/>
+          <w:p>
+            <w:pPr>
+              <w:pStyle w:val="Compact"/>
+              <w:jc w:val="left"/>
+            </w:pPr>
+            <w:r>
+              <w:rPr>
+                <w:bCs/>
+                <w:b/>
+                <w:sz w:val="19"/>
+              </w:rPr>
+              <w:t xml:space="preserve">A creature’s word, backed up</w:t>
+            </w:r>
+          </w:p>
+        </w:tc>
+        <w:tc>
+          <w:tcPr/>
+          <w:p>
+            <w:pPr>
+              <w:pStyle w:val="Compact"/>
+              <w:jc w:val="left"/>
+            </w:pPr>
+            <w:r>
+              <w:rPr>
+                <w:sz w:val="19"/>
+              </w:rPr>
+              <w:t xml:space="preserve">What a supernatural creature says, supported by evidence.</w:t>
+            </w:r>
+          </w:p>
+        </w:tc>
+      </w:tr>
+    </w:tbl>
+    <w:p>
+      <w:pPr>
+        <w:numPr>
+          <w:ilvl w:val="0"/>
+          <w:numId w:val="1010"/>
+        </w:numPr>
+        <w:pStyle w:val="Compact"/>
+      </w:pPr>
+      <w:r>
+        <w:rPr>
+          <w:bCs/>
+          <w:b/>
+        </w:rPr>
+        <w:t xml:space="preserve">A basis for a proposal.</w:t>
+      </w:r>
+      <w:r>
+        <w:t xml:space="preserve"> </w:t>
+      </w:r>
+      <w:r>
+        <w:t xml:space="preserve">An investigation proposal needs a reasonable basis: folklore the characters have heard, evidence, testimony, their own experience, or a suspicion they can explain. Naming the right answer with nothing behind it doesn’t earn a lore card. The GM asks what supports an approach, and never rejects it just because it matches the hidden truth.</w:t>
+      </w:r>
+    </w:p>
+    <w:p>
+      <w:pPr>
+        <w:numPr>
+          <w:ilvl w:val="0"/>
+          <w:numId w:val="1010"/>
+        </w:numPr>
+        <w:pStyle w:val="Compact"/>
+      </w:pPr>
+      <w:r>
+        <w:rPr>
+          <w:bCs/>
+          <w:b/>
+        </w:rPr>
+        <w:t xml:space="preserve">Ideas are free.</w:t>
+      </w:r>
+      <w:r>
+        <w:t xml:space="preserve"> </w:t>
+      </w:r>
+      <w:r>
+        <w:t xml:space="preserve">Proposing a theory costs nothing. Investigation rolls, failures and pushes cost what they always do (below).</w:t>
+      </w:r>
+    </w:p>
+    <w:p>
+      <w:pPr>
+        <w:numPr>
+          <w:ilvl w:val="0"/>
+          <w:numId w:val="1010"/>
+        </w:numPr>
+        <w:pStyle w:val="Compact"/>
+      </w:pPr>
+      <w:r>
+        <w:rPr>
+          <w:bCs/>
+          <w:b/>
+        </w:rPr>
+        <w:t xml:space="preserve">Enough clues.</w:t>
+      </w:r>
+      <w:r>
+        <w:t xml:space="preserve"> </w:t>
+      </w:r>
+      <w:r>
+        <w:t xml:space="preserve">The GM provides enough clues, and more than one route to each answer: a job shouldn’t stall on a single missed roll.</w:t>
+      </w:r>
+    </w:p>
+    <w:bookmarkEnd w:id="50"/>
+    <w:bookmarkStart w:id="51" w:name="the-harvest"/>
+    <w:p>
+      <w:pPr>
+        <w:pStyle w:val="Heading3"/>
+      </w:pPr>
+      <w:r>
         <w:t xml:space="preserve">The Harvest</w:t>
       </w:r>
     </w:p>
@@ -8724,8 +9059,8 @@
         <w:t xml:space="preserve">A discovery clock always races a threat clock. While you dig, the creature is still hunting. The Harvest clock (4 or 6 segments, one per job) ticks once for each scene spent investigating and once for each failed investigation roll. Each time it fills, the creature claims another victim, and the clock starts again. The dread is the race: learn its weakness before it takes someone you were protecting.</w:t>
       </w:r>
     </w:p>
-    <w:bookmarkEnd w:id="50"/>
-    <w:bookmarkStart w:id="51" w:name="what-investigating-costs"/>
+    <w:bookmarkEnd w:id="51"/>
+    <w:bookmarkStart w:id="52" w:name="what-investigating-costs"/>
     <w:p>
       <w:pPr>
         <w:pStyle w:val="Heading3"/>
@@ -8969,8 +9304,8 @@
         </w:tc>
       </w:tr>
     </w:tbl>
-    <w:bookmarkEnd w:id="51"/>
-    <w:bookmarkStart w:id="52" w:name="methods"/>
+    <w:bookmarkEnd w:id="52"/>
+    <w:bookmarkStart w:id="53" w:name="methods"/>
     <w:p>
       <w:pPr>
         <w:pStyle w:val="Heading3"/>
@@ -9577,7 +9912,7 @@
       <w:pPr>
         <w:numPr>
           <w:ilvl w:val="0"/>
-          <w:numId w:val="1010"/>
+          <w:numId w:val="1011"/>
         </w:numPr>
         <w:pStyle w:val="Compact"/>
       </w:pPr>
@@ -9625,182 +9960,6 @@
       </w:r>
       <w:r>
         <w:t xml:space="preserve">witnesses and records.</w:t>
-      </w:r>
-    </w:p>
-    <w:p>
-      <w:pPr>
-        <w:numPr>
-          <w:ilvl w:val="0"/>
-          <w:numId w:val="1010"/>
-        </w:numPr>
-        <w:pStyle w:val="Compact"/>
-      </w:pPr>
-      <w:r>
-        <w:t xml:space="preserve">A</w:t>
-      </w:r>
-      <w:r>
-        <w:t xml:space="preserve"> </w:t>
-      </w:r>
-      <w:r>
-        <w:rPr>
-          <w:bCs/>
-          <w:b/>
-        </w:rPr>
-        <w:t xml:space="preserve">Sighted</w:t>
-      </w:r>
-      <w:r>
-        <w:t xml:space="preserve"> </w:t>
-      </w:r>
-      <w:r>
-        <w:t xml:space="preserve">character sees what others can’t: looking with Occult can advance Confront or Identify where nothing else would. A</w:t>
-      </w:r>
-      <w:r>
-        <w:t xml:space="preserve"> </w:t>
-      </w:r>
-      <w:r>
-        <w:rPr>
-          <w:bCs/>
-          <w:b/>
-        </w:rPr>
-        <w:t xml:space="preserve">Practitioner</w:t>
-      </w:r>
-      <w:r>
-        <w:t xml:space="preserve"> </w:t>
-      </w:r>
-      <w:r>
-        <w:t xml:space="preserve">can work a ritual of seeing (Witch-sight, a question asked of the dead) as a method.</w:t>
-      </w:r>
-    </w:p>
-    <w:p>
-      <w:pPr>
-        <w:numPr>
-          <w:ilvl w:val="0"/>
-          <w:numId w:val="1010"/>
-        </w:numPr>
-        <w:pStyle w:val="Compact"/>
-      </w:pPr>
-      <w:r>
-        <w:rPr>
-          <w:bCs/>
-          <w:b/>
-        </w:rPr>
-        <w:t xml:space="preserve">A hunter’s almanac at creation.</w:t>
-      </w:r>
-      <w:r>
-        <w:t xml:space="preserve"> </w:t>
-      </w:r>
-      <w:r>
-        <w:t xml:space="preserve">A character who already knows the dark (a Monster Hunter, most often) can take the</w:t>
-      </w:r>
-      <w:r>
-        <w:t xml:space="preserve"> </w:t>
-      </w:r>
-      <w:r>
-        <w:rPr>
-          <w:bCs/>
-          <w:b/>
-        </w:rPr>
-        <w:t xml:space="preserve">Hunter’s Almanac</w:t>
-      </w:r>
-      <w:r>
-        <w:t xml:space="preserve"> </w:t>
-      </w:r>
-      <w:r>
-        <w:t xml:space="preserve">advantage: three lore cards, for creatures they’ve faced or studied, chosen at creation. Pick them from the creatures in the GM’s Guide; each says what you know and what it permits.</w:t>
-      </w:r>
-    </w:p>
-    <w:bookmarkEnd w:id="52"/>
-    <w:bookmarkEnd w:id="53"/>
-    <w:bookmarkStart w:id="54" w:name="chases"/>
-    <w:p>
-      <w:pPr>
-        <w:pStyle w:val="Heading2"/>
-      </w:pPr>
-      <w:r>
-        <w:t xml:space="preserve">Chases</w:t>
-      </w:r>
-    </w:p>
-    <w:p>
-      <w:pPr>
-        <w:pStyle w:val="FirstParagraph"/>
-      </w:pPr>
-      <w:r>
-        <w:t xml:space="preserve">Run a chase as a progress clock for the pursuers against a danger clock for the quarry’s escape. Each exchange, the characters roll the skill that moves them (Riding, or Athletics on foot): success ticks the pursuers’ clock, failure ticks the escape. Terrain, a tired mount or a damaged engine, and attacks made on the move (at −2) adjust the rolls.</w:t>
-      </w:r>
-    </w:p>
-    <w:bookmarkEnd w:id="54"/>
-    <w:bookmarkEnd w:id="55"/>
-    <w:bookmarkStart w:id="69" w:name="personal-combat"/>
-    <w:p>
-      <w:pPr>
-        <w:pStyle w:val="Heading1"/>
-      </w:pPr>
-      <w:r>
-        <w:t xml:space="preserve">Personal combat</w:t>
-      </w:r>
-    </w:p>
-    <w:bookmarkStart w:id="56" w:name="turn-order-and-actions"/>
-    <w:p>
-      <w:pPr>
-        <w:pStyle w:val="Heading2"/>
-      </w:pPr>
-      <w:r>
-        <w:t xml:space="preserve">Turn order and actions</w:t>
-      </w:r>
-    </w:p>
-    <w:p>
-      <w:pPr>
-        <w:pStyle w:val="FirstParagraph"/>
-      </w:pPr>
-      <w:r>
-        <w:t xml:space="preserve">Act in descending Agility order. Players choose the order of tied characters; the GM resolves other ties. A round lasts a few seconds. On your turn, move up to your</w:t>
-      </w:r>
-      <w:r>
-        <w:t xml:space="preserve"> </w:t>
-      </w:r>
-      <w:r>
-        <w:rPr>
-          <w:bCs/>
-          <w:b/>
-        </w:rPr>
-        <w:t xml:space="preserve">Move</w:t>
-      </w:r>
-      <w:r>
-        <w:t xml:space="preserve"> </w:t>
-      </w:r>
-      <w:r>
-        <w:t xml:space="preserve">(below) and take one meaningful action, such as attacking, reloading, helping, or attempting a task.</w:t>
-      </w:r>
-    </w:p>
-    <w:bookmarkEnd w:id="56"/>
-    <w:bookmarkStart w:id="57" w:name="attacking-and-defending"/>
-    <w:p>
-      <w:pPr>
-        <w:pStyle w:val="Heading2"/>
-      </w:pPr>
-      <w:r>
-        <w:t xml:space="preserve">Attacking and defending</w:t>
-      </w:r>
-    </w:p>
-    <w:p>
-      <w:pPr>
-        <w:pStyle w:val="FirstParagraph"/>
-      </w:pPr>
-      <w:r>
-        <w:t xml:space="preserve">Roll Shooting for a ranged attack, Melee for a weapon in hand, or Brawling for fists and grappling. If the attack succeeds, an aware target able to move may</w:t>
-      </w:r>
-      <w:r>
-        <w:t xml:space="preserve"> </w:t>
-      </w:r>
-      <w:r>
-        <w:rPr>
-          <w:bCs/>
-          <w:b/>
-        </w:rPr>
-        <w:t xml:space="preserve">defend</w:t>
-      </w:r>
-      <w:r>
-        <w:t xml:space="preserve">: Dodge, Parry or Block. A successful defense cancels the hit. Apply injury penalties to every defense.</w:t>
       </w:r>
     </w:p>
     <w:p>
@@ -9812,17 +9971,39 @@
         <w:pStyle w:val="Compact"/>
       </w:pPr>
       <w:r>
-        <w:rPr>
-          <w:bCs/>
-          <w:b/>
-        </w:rPr>
-        <w:t xml:space="preserve">One defense a round.</w:t>
-      </w:r>
-      <w:r>
-        <w:t xml:space="preserve"> </w:t>
-      </w:r>
-      <w:r>
-        <w:t xml:space="preserve">A target gets one defense a round, between its turns, and chooses which when an attack hits.</w:t>
+        <w:t xml:space="preserve">A</w:t>
+      </w:r>
+      <w:r>
+        <w:t xml:space="preserve"> </w:t>
+      </w:r>
+      <w:r>
+        <w:rPr>
+          <w:bCs/>
+          <w:b/>
+        </w:rPr>
+        <w:t xml:space="preserve">Sighted</w:t>
+      </w:r>
+      <w:r>
+        <w:t xml:space="preserve"> </w:t>
+      </w:r>
+      <w:r>
+        <w:t xml:space="preserve">character sees what others can’t: looking with Occult can advance Confront or Identify where nothing else would. A</w:t>
+      </w:r>
+      <w:r>
+        <w:t xml:space="preserve"> </w:t>
+      </w:r>
+      <w:r>
+        <w:rPr>
+          <w:bCs/>
+          <w:b/>
+        </w:rPr>
+        <w:t xml:space="preserve">Practitioner</w:t>
+      </w:r>
+      <w:r>
+        <w:t xml:space="preserve"> </w:t>
+      </w:r>
+      <w:r>
+        <w:t xml:space="preserve">can work a ritual of seeing (Witch-sight, a question asked of the dead) as a method.</w:t>
       </w:r>
     </w:p>
     <w:p>
@@ -9838,123 +10019,40 @@
           <w:bCs/>
           <w:b/>
         </w:rPr>
-        <w:t xml:space="preserve">Additional Defense.</w:t>
-      </w:r>
-      <w:r>
-        <w:t xml:space="preserve"> </w:t>
-      </w:r>
-      <w:r>
-        <w:t xml:space="preserve">With this Edge you may attempt a second defense each round at −2, in addition to attack-quality and injury penalties. You cannot defend twice against the same attack.</w:t>
-      </w:r>
-    </w:p>
-    <w:p>
-      <w:pPr>
-        <w:numPr>
-          <w:ilvl w:val="0"/>
-          <w:numId w:val="1011"/>
-        </w:numPr>
-        <w:pStyle w:val="Compact"/>
-      </w:pPr>
-      <w:r>
-        <w:rPr>
-          <w:bCs/>
-          <w:b/>
-        </w:rPr>
-        <w:t xml:space="preserve">Dodge</w:t>
-      </w:r>
-      <w:r>
-        <w:t xml:space="preserve"> </w:t>
-      </w:r>
-      <w:r>
-        <w:t xml:space="preserve">is Agility −2, with +1 for Trained Athletics or +2 for Athletics as a Specialty or Expert.</w:t>
-      </w:r>
-    </w:p>
-    <w:p>
-      <w:pPr>
-        <w:numPr>
-          <w:ilvl w:val="0"/>
-          <w:numId w:val="1011"/>
-        </w:numPr>
-        <w:pStyle w:val="Compact"/>
-      </w:pPr>
-      <w:r>
-        <w:rPr>
-          <w:bCs/>
-          <w:b/>
-        </w:rPr>
-        <w:t xml:space="preserve">Parry.</w:t>
-      </w:r>
-      <w:r>
-        <w:t xml:space="preserve"> </w:t>
-      </w:r>
-      <w:r>
-        <w:t xml:space="preserve">Against a weapon in hand or fists, roll Melee −3 with a weapon in hand, or Brawling −3 bare-handed against fists. An open hand can’t parry a blade, claws or fangs. Nobody parries a shot or a missile.</w:t>
-      </w:r>
-    </w:p>
-    <w:p>
-      <w:pPr>
-        <w:numPr>
-          <w:ilvl w:val="0"/>
-          <w:numId w:val="1011"/>
-        </w:numPr>
-        <w:pStyle w:val="Compact"/>
-      </w:pPr>
-      <w:r>
-        <w:rPr>
-          <w:bCs/>
-          <w:b/>
-        </w:rPr>
-        <w:t xml:space="preserve">Block.</w:t>
-      </w:r>
-      <w:r>
-        <w:t xml:space="preserve"> </w:t>
-      </w:r>
-      <w:r>
-        <w:t xml:space="preserve">With a shield, or anything that can stand in for one (a chair, a plank, a crate lid), you can block a weapon in hand, fists, or a thrown or loosed missile: roll Melee −2, plus the shield’s bonus. Nothing you can lift blocks a gunshot or a blast. An improvised shield breaks the first time it blocks a hit of 2 or more boxes.</w:t>
-      </w:r>
-    </w:p>
-    <w:p>
-      <w:pPr>
-        <w:numPr>
-          <w:ilvl w:val="0"/>
-          <w:numId w:val="1011"/>
-        </w:numPr>
-        <w:pStyle w:val="Compact"/>
-      </w:pPr>
-      <w:r>
-        <w:rPr>
-          <w:bCs/>
-          <w:b/>
-        </w:rPr>
-        <w:t xml:space="preserve">Attack quality.</w:t>
-      </w:r>
-      <w:r>
-        <w:t xml:space="preserve"> </w:t>
-      </w:r>
-      <w:r>
-        <w:t xml:space="preserve">A clean hit is harder to escape. When an attack succeeds by 3 or 4, the defense is at −1; by 5 or 6, −2; by 7 or more, −3.</w:t>
-      </w:r>
-    </w:p>
-    <w:p>
-      <w:pPr>
-        <w:numPr>
-          <w:ilvl w:val="0"/>
-          <w:numId w:val="1011"/>
-        </w:numPr>
-        <w:pStyle w:val="Compact"/>
-      </w:pPr>
-      <w:r>
-        <w:rPr>
-          <w:bCs/>
-          <w:b/>
-        </w:rPr>
-        <w:t xml:space="preserve">Aim.</w:t>
-      </w:r>
-      <w:r>
-        <w:t xml:space="preserve"> </w:t>
-      </w:r>
-      <w:r>
-        <w:t xml:space="preserve">Spend your action aiming at a target you can see: +1 to your next attack against it. An advantage that rewards aiming adds its bonus to this.</w:t>
+        <w:t xml:space="preserve">A hunter’s almanac at creation.</w:t>
+      </w:r>
+      <w:r>
+        <w:t xml:space="preserve"> </w:t>
+      </w:r>
+      <w:r>
+        <w:t xml:space="preserve">A character who already knows the dark (a Monster Hunter, most often) can take the</w:t>
+      </w:r>
+      <w:r>
+        <w:t xml:space="preserve"> </w:t>
+      </w:r>
+      <w:r>
+        <w:rPr>
+          <w:bCs/>
+          <w:b/>
+        </w:rPr>
+        <w:t xml:space="preserve">Hunter’s Almanac</w:t>
+      </w:r>
+      <w:r>
+        <w:t xml:space="preserve"> </w:t>
+      </w:r>
+      <w:r>
+        <w:t xml:space="preserve">advantage: three lore cards, for creatures they’ve faced or studied, chosen at creation. Pick them from the creatures in the GM’s Guide; each says what you know and what it permits.</w:t>
+      </w:r>
+    </w:p>
+    <w:bookmarkEnd w:id="53"/>
+    <w:bookmarkEnd w:id="54"/>
+    <w:bookmarkStart w:id="55" w:name="chases"/>
+    <w:p>
+      <w:pPr>
+        <w:pStyle w:val="Heading2"/>
+      </w:pPr>
+      <w:r>
+        <w:t xml:space="preserve">Chases</w:t>
       </w:r>
     </w:p>
     <w:p>
@@ -9962,33 +10060,61 @@
         <w:pStyle w:val="FirstParagraph"/>
       </w:pPr>
       <w:r>
-        <w:t xml:space="preserve">Solid cover blocks a shot. Partial cover imposes −2 on the attack. Weapon effects apply after a hit survives any defense. Success margin does not increase damage: a great hit decides</w:t>
-      </w:r>
-      <w:r>
-        <w:t xml:space="preserve"> </w:t>
-      </w:r>
-      <w:r>
-        <w:rPr>
-          <w:iCs/>
-          <w:i/>
-        </w:rPr>
-        <w:t xml:space="preserve">what</w:t>
-      </w:r>
-      <w:r>
-        <w:t xml:space="preserve"> </w:t>
-      </w:r>
-      <w:r>
-        <w:t xml:space="preserve">happens instead.</w:t>
+        <w:t xml:space="preserve">Run a chase as a progress clock for the pursuers against a danger clock for the quarry’s escape. Each exchange, the characters roll the skill that moves them (Riding, or Athletics on foot): success ticks the pursuers’ clock, failure ticks the escape. Terrain, a tired mount or a damaged engine, and attacks made on the move (at −2) adjust the rolls.</w:t>
+      </w:r>
+    </w:p>
+    <w:bookmarkEnd w:id="55"/>
+    <w:bookmarkEnd w:id="56"/>
+    <w:bookmarkStart w:id="70" w:name="personal-combat"/>
+    <w:p>
+      <w:pPr>
+        <w:pStyle w:val="Heading1"/>
+      </w:pPr>
+      <w:r>
+        <w:t xml:space="preserve">Personal combat</w:t>
+      </w:r>
+    </w:p>
+    <w:bookmarkStart w:id="57" w:name="turn-order-and-actions"/>
+    <w:p>
+      <w:pPr>
+        <w:pStyle w:val="Heading2"/>
+      </w:pPr>
+      <w:r>
+        <w:t xml:space="preserve">Turn order and actions</w:t>
+      </w:r>
+    </w:p>
+    <w:p>
+      <w:pPr>
+        <w:pStyle w:val="FirstParagraph"/>
+      </w:pPr>
+      <w:r>
+        <w:t xml:space="preserve">Act in descending Agility order. Players choose the order of tied characters; the GM resolves other ties. A round lasts a few seconds. On your turn, move up to your</w:t>
+      </w:r>
+      <w:r>
+        <w:t xml:space="preserve"> </w:t>
+      </w:r>
+      <w:r>
+        <w:rPr>
+          <w:bCs/>
+          <w:b/>
+        </w:rPr>
+        <w:t xml:space="preserve">Move</w:t>
+      </w:r>
+      <w:r>
+        <w:t xml:space="preserve"> </w:t>
+      </w:r>
+      <w:r>
+        <w:t xml:space="preserve">(below) and take one meaningful action, such as attacking, reloading, helping, or attempting a task.</w:t>
       </w:r>
     </w:p>
     <w:bookmarkEnd w:id="57"/>
-    <w:bookmarkStart w:id="60" w:name="telling-hits"/>
+    <w:bookmarkStart w:id="58" w:name="attacking-and-defending"/>
     <w:p>
       <w:pPr>
         <w:pStyle w:val="Heading2"/>
       </w:pPr>
       <w:r>
-        <w:t xml:space="preserve">Telling hits</w:t>
+        <w:t xml:space="preserve">Attacking and defending</w:t>
       </w:r>
     </w:p>
     <w:p>
@@ -9996,7 +10122,20 @@
         <w:pStyle w:val="FirstParagraph"/>
       </w:pPr>
       <w:r>
-        <w:t xml:space="preserve">A really good shot, or a blow that lands exactly where it was meant to, lets the attacker say what it does.</w:t>
+        <w:t xml:space="preserve">Roll Shooting for a ranged attack, Melee for a weapon in hand, or Brawling for fists and grappling. If the attack succeeds, an aware target able to move may</w:t>
+      </w:r>
+      <w:r>
+        <w:t xml:space="preserve"> </w:t>
+      </w:r>
+      <w:r>
+        <w:rPr>
+          <w:bCs/>
+          <w:b/>
+        </w:rPr>
+        <w:t xml:space="preserve">defend</w:t>
+      </w:r>
+      <w:r>
+        <w:t xml:space="preserve">: Dodge, Parry or Block. A successful defense cancels the hit. Apply injury penalties to every defense.</w:t>
       </w:r>
     </w:p>
     <w:p>
@@ -10012,42 +10151,13 @@
           <w:bCs/>
           <w:b/>
         </w:rPr>
-        <w:t xml:space="preserve">A telling hit</w:t>
-      </w:r>
-      <w:r>
-        <w:t xml:space="preserve"> </w:t>
-      </w:r>
-      <w:r>
-        <w:t xml:space="preserve">is an attack that succeeds by</w:t>
-      </w:r>
-      <w:r>
-        <w:t xml:space="preserve"> </w:t>
-      </w:r>
-      <w:r>
-        <w:rPr>
-          <w:bCs/>
-          <w:b/>
-        </w:rPr>
-        <w:t xml:space="preserve">5 or more</w:t>
-      </w:r>
-      <w:r>
-        <w:t xml:space="preserve">, or on a natural 3 or 4, and isn’t stopped by a defense. The attacker picks</w:t>
-      </w:r>
-      <w:r>
-        <w:t xml:space="preserve"> </w:t>
-      </w:r>
-      <w:r>
-        <w:rPr>
-          <w:bCs/>
-          <w:b/>
-        </w:rPr>
-        <w:t xml:space="preserve">one effect</w:t>
-      </w:r>
-      <w:r>
-        <w:t xml:space="preserve"> </w:t>
-      </w:r>
-      <w:r>
-        <w:t xml:space="preserve">below and describes it. The weapon still marks its usual boxes.</w:t>
+        <w:t xml:space="preserve">One defense a round.</w:t>
+      </w:r>
+      <w:r>
+        <w:t xml:space="preserve"> </w:t>
+      </w:r>
+      <w:r>
+        <w:t xml:space="preserve">A target gets one defense a round, between its turns, and chooses which when an attack hits.</w:t>
       </w:r>
     </w:p>
     <w:p>
@@ -10063,13 +10173,13 @@
           <w:bCs/>
           <w:b/>
         </w:rPr>
-        <w:t xml:space="preserve">A called shot.</w:t>
-      </w:r>
-      <w:r>
-        <w:t xml:space="preserve"> </w:t>
-      </w:r>
-      <w:r>
-        <w:t xml:space="preserve">Before rolling, name an effect your weapon can deliver and take −2 on the attack, or −4 for a small target (a hand, an eye, a rope, a lock). If the attack hits at all, the effect happens, whatever the margin. An advantage that rewards aiming cuts this penalty by 1.</w:t>
+        <w:t xml:space="preserve">Additional Defense.</w:t>
+      </w:r>
+      <w:r>
+        <w:t xml:space="preserve"> </w:t>
+      </w:r>
+      <w:r>
+        <w:t xml:space="preserve">With this Edge you may attempt a second defense each round at −2, in addition to attack-quality and injury penalties. You cannot defend twice against the same attack.</w:t>
       </w:r>
     </w:p>
     <w:p>
@@ -10077,6 +10187,231 @@
         <w:numPr>
           <w:ilvl w:val="0"/>
           <w:numId w:val="1012"/>
+        </w:numPr>
+        <w:pStyle w:val="Compact"/>
+      </w:pPr>
+      <w:r>
+        <w:rPr>
+          <w:bCs/>
+          <w:b/>
+        </w:rPr>
+        <w:t xml:space="preserve">Dodge</w:t>
+      </w:r>
+      <w:r>
+        <w:t xml:space="preserve"> </w:t>
+      </w:r>
+      <w:r>
+        <w:t xml:space="preserve">is Agility −2, with +1 for Trained Athletics or +2 for Athletics as a Specialty or Expert.</w:t>
+      </w:r>
+    </w:p>
+    <w:p>
+      <w:pPr>
+        <w:numPr>
+          <w:ilvl w:val="0"/>
+          <w:numId w:val="1012"/>
+        </w:numPr>
+        <w:pStyle w:val="Compact"/>
+      </w:pPr>
+      <w:r>
+        <w:rPr>
+          <w:bCs/>
+          <w:b/>
+        </w:rPr>
+        <w:t xml:space="preserve">Parry.</w:t>
+      </w:r>
+      <w:r>
+        <w:t xml:space="preserve"> </w:t>
+      </w:r>
+      <w:r>
+        <w:t xml:space="preserve">Against a weapon in hand or fists, roll Melee −3 with a weapon in hand, or Brawling −3 bare-handed against fists. An open hand can’t parry a blade, claws or fangs. Nobody parries a shot or a missile.</w:t>
+      </w:r>
+    </w:p>
+    <w:p>
+      <w:pPr>
+        <w:numPr>
+          <w:ilvl w:val="0"/>
+          <w:numId w:val="1012"/>
+        </w:numPr>
+        <w:pStyle w:val="Compact"/>
+      </w:pPr>
+      <w:r>
+        <w:rPr>
+          <w:bCs/>
+          <w:b/>
+        </w:rPr>
+        <w:t xml:space="preserve">Block.</w:t>
+      </w:r>
+      <w:r>
+        <w:t xml:space="preserve"> </w:t>
+      </w:r>
+      <w:r>
+        <w:t xml:space="preserve">With a shield, or anything that can stand in for one (a chair, a plank, a crate lid), you can block a weapon in hand, fists, or a thrown or loosed missile: roll Melee −2, plus the shield’s bonus. Nothing you can lift blocks a gunshot or a blast. An improvised shield breaks the first time it blocks a hit of 2 or more boxes.</w:t>
+      </w:r>
+    </w:p>
+    <w:p>
+      <w:pPr>
+        <w:numPr>
+          <w:ilvl w:val="0"/>
+          <w:numId w:val="1012"/>
+        </w:numPr>
+        <w:pStyle w:val="Compact"/>
+      </w:pPr>
+      <w:r>
+        <w:rPr>
+          <w:bCs/>
+          <w:b/>
+        </w:rPr>
+        <w:t xml:space="preserve">Attack quality.</w:t>
+      </w:r>
+      <w:r>
+        <w:t xml:space="preserve"> </w:t>
+      </w:r>
+      <w:r>
+        <w:t xml:space="preserve">A clean hit is harder to escape. When an attack succeeds by 3 or 4, the defense is at −1; by 5 or 6, −2; by 7 or more, −3.</w:t>
+      </w:r>
+    </w:p>
+    <w:p>
+      <w:pPr>
+        <w:numPr>
+          <w:ilvl w:val="0"/>
+          <w:numId w:val="1012"/>
+        </w:numPr>
+        <w:pStyle w:val="Compact"/>
+      </w:pPr>
+      <w:r>
+        <w:rPr>
+          <w:bCs/>
+          <w:b/>
+        </w:rPr>
+        <w:t xml:space="preserve">Aim.</w:t>
+      </w:r>
+      <w:r>
+        <w:t xml:space="preserve"> </w:t>
+      </w:r>
+      <w:r>
+        <w:t xml:space="preserve">Spend your action aiming at a target you can see: +1 to your next attack against it. An advantage that rewards aiming adds its bonus to this.</w:t>
+      </w:r>
+    </w:p>
+    <w:p>
+      <w:pPr>
+        <w:pStyle w:val="FirstParagraph"/>
+      </w:pPr>
+      <w:r>
+        <w:t xml:space="preserve">Solid cover blocks a shot. Partial cover imposes −2 on the attack. Weapon effects apply after a hit survives any defense. Success margin does not increase damage: a great hit decides</w:t>
+      </w:r>
+      <w:r>
+        <w:t xml:space="preserve"> </w:t>
+      </w:r>
+      <w:r>
+        <w:rPr>
+          <w:iCs/>
+          <w:i/>
+        </w:rPr>
+        <w:t xml:space="preserve">what</w:t>
+      </w:r>
+      <w:r>
+        <w:t xml:space="preserve"> </w:t>
+      </w:r>
+      <w:r>
+        <w:t xml:space="preserve">happens instead.</w:t>
+      </w:r>
+    </w:p>
+    <w:bookmarkEnd w:id="58"/>
+    <w:bookmarkStart w:id="61" w:name="telling-hits"/>
+    <w:p>
+      <w:pPr>
+        <w:pStyle w:val="Heading2"/>
+      </w:pPr>
+      <w:r>
+        <w:t xml:space="preserve">Telling hits</w:t>
+      </w:r>
+    </w:p>
+    <w:p>
+      <w:pPr>
+        <w:pStyle w:val="FirstParagraph"/>
+      </w:pPr>
+      <w:r>
+        <w:t xml:space="preserve">A really good shot, or a blow that lands exactly where it was meant to, lets the attacker say what it does.</w:t>
+      </w:r>
+    </w:p>
+    <w:p>
+      <w:pPr>
+        <w:numPr>
+          <w:ilvl w:val="0"/>
+          <w:numId w:val="1013"/>
+        </w:numPr>
+        <w:pStyle w:val="Compact"/>
+      </w:pPr>
+      <w:r>
+        <w:rPr>
+          <w:bCs/>
+          <w:b/>
+        </w:rPr>
+        <w:t xml:space="preserve">A telling hit</w:t>
+      </w:r>
+      <w:r>
+        <w:t xml:space="preserve"> </w:t>
+      </w:r>
+      <w:r>
+        <w:t xml:space="preserve">is an attack that succeeds by</w:t>
+      </w:r>
+      <w:r>
+        <w:t xml:space="preserve"> </w:t>
+      </w:r>
+      <w:r>
+        <w:rPr>
+          <w:bCs/>
+          <w:b/>
+        </w:rPr>
+        <w:t xml:space="preserve">5 or more</w:t>
+      </w:r>
+      <w:r>
+        <w:t xml:space="preserve">, or on a natural 3 or 4, and isn’t stopped by a defense. The attacker picks</w:t>
+      </w:r>
+      <w:r>
+        <w:t xml:space="preserve"> </w:t>
+      </w:r>
+      <w:r>
+        <w:rPr>
+          <w:bCs/>
+          <w:b/>
+        </w:rPr>
+        <w:t xml:space="preserve">one effect</w:t>
+      </w:r>
+      <w:r>
+        <w:t xml:space="preserve"> </w:t>
+      </w:r>
+      <w:r>
+        <w:t xml:space="preserve">below and describes it. The weapon still marks its usual boxes.</w:t>
+      </w:r>
+    </w:p>
+    <w:p>
+      <w:pPr>
+        <w:numPr>
+          <w:ilvl w:val="0"/>
+          <w:numId w:val="1013"/>
+        </w:numPr>
+        <w:pStyle w:val="Compact"/>
+      </w:pPr>
+      <w:r>
+        <w:rPr>
+          <w:bCs/>
+          <w:b/>
+        </w:rPr>
+        <w:t xml:space="preserve">A called shot.</w:t>
+      </w:r>
+      <w:r>
+        <w:t xml:space="preserve"> </w:t>
+      </w:r>
+      <w:r>
+        <w:t xml:space="preserve">Before rolling, name an effect your weapon can deliver and take −2 on the attack, or −4 for a small target (a hand, an eye, a rope, a lock). If the attack hits at all, the effect happens, whatever the margin. An advantage that rewards aiming cuts this penalty by 1.</w:t>
+      </w:r>
+    </w:p>
+    <w:p>
+      <w:pPr>
+        <w:numPr>
+          <w:ilvl w:val="0"/>
+          <w:numId w:val="1013"/>
         </w:numPr>
         <w:pStyle w:val="Compact"/>
       </w:pPr>
@@ -10594,7 +10929,7 @@
         <w:t xml:space="preserve">(once per fight) or by spending a Grit point. Either way, they still take the boxes.</w:t>
       </w:r>
     </w:p>
-    <w:bookmarkStart w:id="58" w:name="fighting-in-trails-of-blood-dust"/>
+    <w:bookmarkStart w:id="59" w:name="fighting-in-trails-of-blood-dust"/>
     <w:p>
       <w:pPr>
         <w:pStyle w:val="Heading3"/>
@@ -10609,124 +10944,6 @@
       </w:pPr>
       <w:r>
         <w:t xml:space="preserve">Trails of Blood &amp; Dust adds these to the attack and defense rules above.</w:t>
-      </w:r>
-    </w:p>
-    <w:p>
-      <w:pPr>
-        <w:numPr>
-          <w:ilvl w:val="0"/>
-          <w:numId w:val="1013"/>
-        </w:numPr>
-        <w:pStyle w:val="Compact"/>
-      </w:pPr>
-      <w:r>
-        <w:rPr>
-          <w:bCs/>
-          <w:b/>
-        </w:rPr>
-        <w:t xml:space="preserve">Shields.</w:t>
-      </w:r>
-      <w:r>
-        <w:t xml:space="preserve"> </w:t>
-      </w:r>
-      <w:r>
-        <w:t xml:space="preserve">A real shield is rare out West: a hide shield or an iron-bound buckler gives +1 to Block. Anything at hand stands in: a chair, a wooden slat, a crate lid, a saddle.</w:t>
-      </w:r>
-    </w:p>
-    <w:p>
-      <w:pPr>
-        <w:numPr>
-          <w:ilvl w:val="0"/>
-          <w:numId w:val="1013"/>
-        </w:numPr>
-        <w:pStyle w:val="Compact"/>
-      </w:pPr>
-      <w:r>
-        <w:rPr>
-          <w:bCs/>
-          <w:b/>
-        </w:rPr>
-        <w:t xml:space="preserve">Careful Marksman.</w:t>
-      </w:r>
-      <w:r>
-        <w:t xml:space="preserve"> </w:t>
-      </w:r>
-      <w:r>
-        <w:t xml:space="preserve">Aiming with the advantage gives +3 in all: Aim’s +1 and the advantage’s +2.</w:t>
-      </w:r>
-    </w:p>
-    <w:p>
-      <w:pPr>
-        <w:numPr>
-          <w:ilvl w:val="0"/>
-          <w:numId w:val="1013"/>
-        </w:numPr>
-        <w:pStyle w:val="Compact"/>
-      </w:pPr>
-      <w:r>
-        <w:rPr>
-          <w:bCs/>
-          <w:b/>
-        </w:rPr>
-        <w:t xml:space="preserve">A heavy coat.</w:t>
-      </w:r>
-      <w:r>
-        <w:t xml:space="preserve"> </w:t>
-      </w:r>
-      <w:r>
-        <w:t xml:space="preserve">A buffalo coat or a canvas duster turns a blade, a claw or an arrow, but not a bullet. Once per fight, a hit of 2 or more boxes from a blade, claw, fang or missile marks one fewer.</w:t>
-      </w:r>
-    </w:p>
-    <w:p>
-      <w:pPr>
-        <w:pStyle w:val="FirstParagraph"/>
-      </w:pPr>
-      <w:r>
-        <w:rPr>
-          <w:iCs/>
-          <w:i/>
-        </w:rPr>
-        <w:t xml:space="preserve">Example:</w:t>
-      </w:r>
-      <w:r>
-        <w:t xml:space="preserve"> </w:t>
-      </w:r>
-      <w:r>
-        <w:t xml:space="preserve">a werewolf’s claws succeed by 5 against Deputy Ames, who hasn’t defended yet this round. Dodge is 11, −2 for the clean hit: Ames needs a 9 or less. A parry with the saber would be Melee 14 −3 −2 = 9, no better, so Ames dodges. When the second wolf lunges before Ames’s next turn, there’s no defense left, unless Ames has Additional Defense: a second defense at −2, on top of the attack-quality penalty.</w:t>
-      </w:r>
-    </w:p>
-    <w:bookmarkEnd w:id="58"/>
-    <w:bookmarkStart w:id="59" w:name="stagecoach-chases"/>
-    <w:p>
-      <w:pPr>
-        <w:pStyle w:val="Heading3"/>
-      </w:pPr>
-      <w:r>
-        <w:t xml:space="preserve">Stagecoach chases</w:t>
-      </w:r>
-    </w:p>
-    <w:p>
-      <w:pPr>
-        <w:pStyle w:val="FirstParagraph"/>
-      </w:pPr>
-      <w:r>
-        <w:t xml:space="preserve">A coach on the road with riders closing in is a chase where distance is everything. Run it on the battle map’s</w:t>
-      </w:r>
-      <w:r>
-        <w:t xml:space="preserve"> </w:t>
-      </w:r>
-      <w:r>
-        <w:rPr>
-          <w:bCs/>
-          <w:b/>
-        </w:rPr>
-        <w:t xml:space="preserve">Stagecoach chase</w:t>
-      </w:r>
-      <w:r>
-        <w:t xml:space="preserve"> </w:t>
-      </w:r>
-      <w:r>
-        <w:t xml:space="preserve">track, in the GM view, instead of the chase clocks.</w:t>
       </w:r>
     </w:p>
     <w:p>
@@ -10742,13 +10959,13 @@
           <w:bCs/>
           <w:b/>
         </w:rPr>
-        <w:t xml:space="preserve">The lanes.</w:t>
-      </w:r>
-      <w:r>
-        <w:t xml:space="preserve"> </w:t>
-      </w:r>
-      <w:r>
-        <w:t xml:space="preserve">The stagecoach has its own lane, and each rider stands in a range band from it: Close (alongside), Short, Medium, Long or Extreme. Riders usually start at Medium or Long.</w:t>
+        <w:t xml:space="preserve">Shields.</w:t>
+      </w:r>
+      <w:r>
+        <w:t xml:space="preserve"> </w:t>
+      </w:r>
+      <w:r>
+        <w:t xml:space="preserve">A real shield is rare out West: a hide shield or an iron-bound buckler gives +1 to Block. Anything at hand stands in: a chair, a wooden slat, a crate lid, a saddle.</w:t>
       </w:r>
     </w:p>
     <w:p>
@@ -10764,13 +10981,13 @@
           <w:bCs/>
           <w:b/>
         </w:rPr>
-        <w:t xml:space="preserve">Each exchange.</w:t>
-      </w:r>
-      <w:r>
-        <w:t xml:space="preserve"> </w:t>
-      </w:r>
-      <w:r>
-        <w:t xml:space="preserve">The driver rolls Riding against each rider’s Riding (11 for a threat without it). The winner moves that rider one band: closer if the rider won, farther if the driver did. A tie leaves it where it is, and a rider pushed past Extreme drops out of the chase. A fresh horse or a good road gives +2; rough ground or a tired team gives −2.</w:t>
+        <w:t xml:space="preserve">Careful Marksman.</w:t>
+      </w:r>
+      <w:r>
+        <w:t xml:space="preserve"> </w:t>
+      </w:r>
+      <w:r>
+        <w:t xml:space="preserve">Aiming with the advantage gives +3 in all: Aim’s +1 and the advantage’s +2.</w:t>
       </w:r>
     </w:p>
     <w:p>
@@ -10786,20 +11003,72 @@
           <w:bCs/>
           <w:b/>
         </w:rPr>
-        <w:t xml:space="preserve">Fighting on the move.</w:t>
-      </w:r>
-      <w:r>
-        <w:t xml:space="preserve"> </w:t>
-      </w:r>
-      <w:r>
-        <w:t xml:space="preserve">Everyone else acts as usual. Shooting from the box, the roof or the saddle is at −2, on top of the range penalty. At Close, a rider can board with an Athletics roll, and then it is fists, knives and shotguns at arm’s length. A passenger can climb out to the box or onto the roof as their move.</w:t>
+        <w:t xml:space="preserve">A heavy coat.</w:t>
+      </w:r>
+      <w:r>
+        <w:t xml:space="preserve"> </w:t>
+      </w:r>
+      <w:r>
+        <w:t xml:space="preserve">A buffalo coat or a canvas duster turns a blade, a claw or an arrow, but not a bullet. Once per fight, a hit of 2 or more boxes from a blade, claw, fang or missile marks one fewer.</w:t>
+      </w:r>
+    </w:p>
+    <w:p>
+      <w:pPr>
+        <w:pStyle w:val="FirstParagraph"/>
+      </w:pPr>
+      <w:r>
+        <w:rPr>
+          <w:iCs/>
+          <w:i/>
+        </w:rPr>
+        <w:t xml:space="preserve">Example:</w:t>
+      </w:r>
+      <w:r>
+        <w:t xml:space="preserve"> </w:t>
+      </w:r>
+      <w:r>
+        <w:t xml:space="preserve">a werewolf’s claws succeed by 5 against Deputy Ames, who hasn’t defended yet this round. Dodge is 11, −2 for the clean hit: Ames needs a 9 or less. A parry with the saber would be Melee 14 −3 −2 = 9, no better, so Ames dodges. When the second wolf lunges before Ames’s next turn, there’s no defense left, unless Ames has Additional Defense: a second defense at −2, on top of the attack-quality penalty.</w:t>
+      </w:r>
+    </w:p>
+    <w:bookmarkEnd w:id="59"/>
+    <w:bookmarkStart w:id="60" w:name="stagecoach-chases"/>
+    <w:p>
+      <w:pPr>
+        <w:pStyle w:val="Heading3"/>
+      </w:pPr>
+      <w:r>
+        <w:t xml:space="preserve">Stagecoach chases</w:t>
+      </w:r>
+    </w:p>
+    <w:p>
+      <w:pPr>
+        <w:pStyle w:val="FirstParagraph"/>
+      </w:pPr>
+      <w:r>
+        <w:t xml:space="preserve">A coach on the road with riders closing in is a chase where distance is everything. Run it on the battle map’s</w:t>
+      </w:r>
+      <w:r>
+        <w:t xml:space="preserve"> </w:t>
+      </w:r>
+      <w:r>
+        <w:rPr>
+          <w:bCs/>
+          <w:b/>
+        </w:rPr>
+        <w:t xml:space="preserve">Stagecoach chase</w:t>
+      </w:r>
+      <w:r>
+        <w:t xml:space="preserve"> </w:t>
+      </w:r>
+      <w:r>
+        <w:t xml:space="preserve">track, in the GM view, instead of the chase clocks.</w:t>
       </w:r>
     </w:p>
     <w:p>
       <w:pPr>
         <w:numPr>
           <w:ilvl w:val="0"/>
-          <w:numId w:val="1014"/>
+          <w:numId w:val="1015"/>
         </w:numPr>
         <w:pStyle w:val="Compact"/>
       </w:pPr>
@@ -10808,20 +11077,86 @@
           <w:bCs/>
           <w:b/>
         </w:rPr>
-        <w:t xml:space="preserve">Hurting the coach.</w:t>
-      </w:r>
-      <w:r>
-        <w:t xml:space="preserve"> </w:t>
-      </w:r>
-      <w:r>
-        <w:t xml:space="preserve">A hit aimed at the team or a wheel (a called shot, −2) marks one box on the coach’s track. Dynamite, a crash, or a driver who fails by 5 or more on rough ground marks one more.</w:t>
+        <w:t xml:space="preserve">The lanes.</w:t>
+      </w:r>
+      <w:r>
+        <w:t xml:space="preserve"> </w:t>
+      </w:r>
+      <w:r>
+        <w:t xml:space="preserve">The stagecoach has its own lane, and each rider stands in a range band from it: Close (alongside), Short, Medium, Long or Extreme. Riders usually start at Medium or Long.</w:t>
       </w:r>
     </w:p>
     <w:p>
       <w:pPr>
         <w:numPr>
           <w:ilvl w:val="0"/>
-          <w:numId w:val="1014"/>
+          <w:numId w:val="1015"/>
+        </w:numPr>
+        <w:pStyle w:val="Compact"/>
+      </w:pPr>
+      <w:r>
+        <w:rPr>
+          <w:bCs/>
+          <w:b/>
+        </w:rPr>
+        <w:t xml:space="preserve">Each exchange.</w:t>
+      </w:r>
+      <w:r>
+        <w:t xml:space="preserve"> </w:t>
+      </w:r>
+      <w:r>
+        <w:t xml:space="preserve">The driver rolls Riding against each rider’s Riding (11 for a threat without it). The winner moves that rider one band: closer if the rider won, farther if the driver did. A tie leaves it where it is, and a rider pushed past Extreme drops out of the chase. A fresh horse or a good road gives +2; rough ground or a tired team gives −2.</w:t>
+      </w:r>
+    </w:p>
+    <w:p>
+      <w:pPr>
+        <w:numPr>
+          <w:ilvl w:val="0"/>
+          <w:numId w:val="1015"/>
+        </w:numPr>
+        <w:pStyle w:val="Compact"/>
+      </w:pPr>
+      <w:r>
+        <w:rPr>
+          <w:bCs/>
+          <w:b/>
+        </w:rPr>
+        <w:t xml:space="preserve">Fighting on the move.</w:t>
+      </w:r>
+      <w:r>
+        <w:t xml:space="preserve"> </w:t>
+      </w:r>
+      <w:r>
+        <w:t xml:space="preserve">Everyone else acts as usual. Shooting from the box, the roof or the saddle is at −2, on top of the range penalty. At Close, a rider can board with an Athletics roll, and then it is fists, knives and shotguns at arm’s length. A passenger can climb out to the box or onto the roof as their move.</w:t>
+      </w:r>
+    </w:p>
+    <w:p>
+      <w:pPr>
+        <w:numPr>
+          <w:ilvl w:val="0"/>
+          <w:numId w:val="1015"/>
+        </w:numPr>
+        <w:pStyle w:val="Compact"/>
+      </w:pPr>
+      <w:r>
+        <w:rPr>
+          <w:bCs/>
+          <w:b/>
+        </w:rPr>
+        <w:t xml:space="preserve">Hurting the coach.</w:t>
+      </w:r>
+      <w:r>
+        <w:t xml:space="preserve"> </w:t>
+      </w:r>
+      <w:r>
+        <w:t xml:space="preserve">A hit aimed at the team or a wheel (a called shot, −2) marks one box on the coach’s track. Dynamite, a crash, or a driver who fails by 5 or more on rough ground marks one more.</w:t>
+      </w:r>
+    </w:p>
+    <w:p>
+      <w:pPr>
+        <w:numPr>
+          <w:ilvl w:val="0"/>
+          <w:numId w:val="1015"/>
         </w:numPr>
         <w:pStyle w:val="Compact"/>
       </w:pPr>
@@ -11065,9 +11400,9 @@
         </w:tc>
       </w:tr>
     </w:tbl>
-    <w:bookmarkEnd w:id="59"/>
     <w:bookmarkEnd w:id="60"/>
-    <w:bookmarkStart w:id="61" w:name="range"/>
+    <w:bookmarkEnd w:id="61"/>
+    <w:bookmarkStart w:id="62" w:name="range"/>
     <w:p>
       <w:pPr>
         <w:pStyle w:val="Heading2"/>
@@ -11425,8 +11760,8 @@
         <w:t xml:space="preserve">, shown in the weapons table. Attacks within it take no penalty. One band beyond it is −2, two bands beyond is −4, and anything farther is out of range. A thrown weapon’s effective band is Close.</w:t>
       </w:r>
     </w:p>
-    <w:bookmarkEnd w:id="61"/>
-    <w:bookmarkStart w:id="63" w:name="move-and-reach"/>
+    <w:bookmarkEnd w:id="62"/>
+    <w:bookmarkStart w:id="64" w:name="move-and-reach"/>
     <w:p>
       <w:pPr>
         <w:pStyle w:val="Heading2"/>
@@ -11502,7 +11837,7 @@
       <w:pPr>
         <w:numPr>
           <w:ilvl w:val="0"/>
-          <w:numId w:val="1015"/>
+          <w:numId w:val="1016"/>
         </w:numPr>
         <w:pStyle w:val="Compact"/>
       </w:pPr>
@@ -11524,7 +11859,7 @@
       <w:pPr>
         <w:numPr>
           <w:ilvl w:val="0"/>
-          <w:numId w:val="1015"/>
+          <w:numId w:val="1016"/>
         </w:numPr>
         <w:pStyle w:val="Compact"/>
       </w:pPr>
@@ -11546,7 +11881,7 @@
       <w:pPr>
         <w:numPr>
           <w:ilvl w:val="0"/>
-          <w:numId w:val="1015"/>
+          <w:numId w:val="1016"/>
         </w:numPr>
         <w:pStyle w:val="Compact"/>
       </w:pPr>
@@ -11564,7 +11899,7 @@
         <w:t xml:space="preserve">You can move away from someone in reach freely; leaving a fight doesn’t give them a free attack.</w:t>
       </w:r>
     </w:p>
-    <w:bookmarkStart w:id="62" w:name="mounts-and-vehicles"/>
+    <w:bookmarkStart w:id="63" w:name="mounts-and-vehicles"/>
     <w:p>
       <w:pPr>
         <w:pStyle w:val="Heading3"/>
@@ -12323,9 +12658,9 @@
         <w:t xml:space="preserve">A weapon in hand can’t reach past 3 yards; anything farther is a ranged attack.</w:t>
       </w:r>
     </w:p>
-    <w:bookmarkEnd w:id="62"/>
     <w:bookmarkEnd w:id="63"/>
-    <w:bookmarkStart w:id="66" w:name="injury"/>
+    <w:bookmarkEnd w:id="64"/>
+    <w:bookmarkStart w:id="67" w:name="injury"/>
     <w:p>
       <w:pPr>
         <w:pStyle w:val="Heading2"/>
@@ -12614,239 +12949,13 @@
         <w:t xml:space="preserve">Injury penalties replace each other rather than stacking. They apply to movement, attacks, Dodge, and other tasks the injury physically hinders.</w:t>
       </w:r>
     </w:p>
-    <w:bookmarkStart w:id="64" w:name="dying-and-death"/>
+    <w:bookmarkStart w:id="65" w:name="dying-and-death"/>
     <w:p>
       <w:pPr>
         <w:pStyle w:val="Heading3"/>
       </w:pPr>
       <w:r>
         <w:t xml:space="preserve">Dying and death</w:t>
-      </w:r>
-    </w:p>
-    <w:p>
-      <w:pPr>
-        <w:numPr>
-          <w:ilvl w:val="0"/>
-          <w:numId w:val="1016"/>
-        </w:numPr>
-        <w:pStyle w:val="Compact"/>
-      </w:pPr>
-      <w:r>
-        <w:rPr>
-          <w:bCs/>
-          <w:b/>
-        </w:rPr>
-        <w:t xml:space="preserve">Dying.</w:t>
-      </w:r>
-      <w:r>
-        <w:t xml:space="preserve"> </w:t>
-      </w:r>
-      <w:r>
-        <w:t xml:space="preserve">A hit from a weapon that marks</w:t>
-      </w:r>
-      <w:r>
-        <w:t xml:space="preserve"> </w:t>
-      </w:r>
-      <w:r>
-        <w:rPr>
-          <w:bCs/>
-          <w:b/>
-        </w:rPr>
-        <w:t xml:space="preserve">2 or more boxes</w:t>
-      </w:r>
-      <w:r>
-        <w:t xml:space="preserve"> </w:t>
-      </w:r>
-      <w:r>
-        <w:t xml:space="preserve">and brings you to three boxes leaves you Incapacitated and</w:t>
-      </w:r>
-      <w:r>
-        <w:t xml:space="preserve"> </w:t>
-      </w:r>
-      <w:r>
-        <w:rPr>
-          <w:bCs/>
-          <w:b/>
-        </w:rPr>
-        <w:t xml:space="preserve">Dying</w:t>
-      </w:r>
-      <w:r>
-        <w:t xml:space="preserve">. A Dying character dies at the end of the scene unless someone stabilizes them: one action and a successful Medicine roll with a doctor’s bag.</w:t>
-      </w:r>
-    </w:p>
-    <w:p>
-      <w:pPr>
-        <w:numPr>
-          <w:ilvl w:val="0"/>
-          <w:numId w:val="1016"/>
-        </w:numPr>
-        <w:pStyle w:val="Compact"/>
-      </w:pPr>
-      <w:r>
-        <w:rPr>
-          <w:bCs/>
-          <w:b/>
-        </w:rPr>
-        <w:t xml:space="preserve">A further hit.</w:t>
-      </w:r>
-      <w:r>
-        <w:t xml:space="preserve"> </w:t>
-      </w:r>
-      <w:r>
-        <w:t xml:space="preserve">While you are at three boxes, any hit from a weapon that marks 2 or more boxes kills you. Fists, clubs and knives just keep you down.</w:t>
-      </w:r>
-    </w:p>
-    <w:p>
-      <w:pPr>
-        <w:numPr>
-          <w:ilvl w:val="0"/>
-          <w:numId w:val="1016"/>
-        </w:numPr>
-        <w:pStyle w:val="Compact"/>
-      </w:pPr>
-      <w:r>
-        <w:rPr>
-          <w:bCs/>
-          <w:b/>
-        </w:rPr>
-        <w:t xml:space="preserve">Certain death.</w:t>
-      </w:r>
-      <w:r>
-        <w:t xml:space="preserve"> </w:t>
-      </w:r>
-      <w:r>
-        <w:t xml:space="preserve">Some fates (a fall into a furnace, a beheading, disintegration) bypass the track entirely.</w:t>
-      </w:r>
-    </w:p>
-    <w:p>
-      <w:pPr>
-        <w:pStyle w:val="FirstParagraph"/>
-      </w:pPr>
-      <w:r>
-        <w:t xml:space="preserve">Your protection is avoiding the hit: a defense (Dodge, Parry or Block), cover, and a Grit point, which reduces a hit by one box.</w:t>
-      </w:r>
-    </w:p>
-    <w:bookmarkEnd w:id="64"/>
-    <w:bookmarkStart w:id="65" w:name="optional-rule-gritty-combat"/>
-    <w:p>
-      <w:pPr>
-        <w:pStyle w:val="Heading3"/>
-      </w:pPr>
-      <w:r>
-        <w:t xml:space="preserve">Optional rule: gritty combat</w:t>
-      </w:r>
-    </w:p>
-    <w:p>
-      <w:pPr>
-        <w:pStyle w:val="FirstParagraph"/>
-      </w:pPr>
-      <w:r>
-        <w:t xml:space="preserve">For a harder, bloodier game, the GM can turn on</w:t>
-      </w:r>
-      <w:r>
-        <w:t xml:space="preserve"> </w:t>
-      </w:r>
-      <w:r>
-        <w:rPr>
-          <w:bCs/>
-          <w:b/>
-        </w:rPr>
-        <w:t xml:space="preserve">gritty combat</w:t>
-      </w:r>
-      <w:r>
-        <w:t xml:space="preserve"> </w:t>
-      </w:r>
-      <w:r>
-        <w:t xml:space="preserve">for the campaign (the creator has a switch on the Condition card and in the GM view). The rest of the rules stay the same.</w:t>
-      </w:r>
-    </w:p>
-    <w:p>
-      <w:pPr>
-        <w:pStyle w:val="BodyText"/>
-      </w:pPr>
-      <w:r>
-        <w:rPr>
-          <w:bCs/>
-          <w:b/>
-        </w:rPr>
-        <w:t xml:space="preserve">Grievous hits.</w:t>
-      </w:r>
-      <w:r>
-        <w:t xml:space="preserve"> </w:t>
-      </w:r>
-      <w:r>
-        <w:t xml:space="preserve">A hit that marks</w:t>
-      </w:r>
-      <w:r>
-        <w:t xml:space="preserve"> </w:t>
-      </w:r>
-      <w:r>
-        <w:rPr>
-          <w:bCs/>
-          <w:b/>
-        </w:rPr>
-        <w:t xml:space="preserve">2 or more boxes</w:t>
-      </w:r>
-      <w:r>
-        <w:t xml:space="preserve"> </w:t>
-      </w:r>
-      <w:r>
-        <w:t xml:space="preserve">is</w:t>
-      </w:r>
-      <w:r>
-        <w:t xml:space="preserve"> </w:t>
-      </w:r>
-      <w:r>
-        <w:rPr>
-          <w:bCs/>
-          <w:b/>
-        </w:rPr>
-        <w:t xml:space="preserve">grievous</w:t>
-      </w:r>
-      <w:r>
-        <w:t xml:space="preserve"> </w:t>
-      </w:r>
-      <w:r>
-        <w:t xml:space="preserve">when the attack succeeded by</w:t>
-      </w:r>
-      <w:r>
-        <w:t xml:space="preserve"> </w:t>
-      </w:r>
-      <w:r>
-        <w:rPr>
-          <w:bCs/>
-          <w:b/>
-        </w:rPr>
-        <w:t xml:space="preserve">7 or more</w:t>
-      </w:r>
-      <w:r>
-        <w:t xml:space="preserve">, rolled a</w:t>
-      </w:r>
-      <w:r>
-        <w:t xml:space="preserve"> </w:t>
-      </w:r>
-      <w:r>
-        <w:rPr>
-          <w:bCs/>
-          <w:b/>
-        </w:rPr>
-        <w:t xml:space="preserve">natural 3 or 4</w:t>
-      </w:r>
-      <w:r>
-        <w:t xml:space="preserve">, or left the target</w:t>
-      </w:r>
-      <w:r>
-        <w:t xml:space="preserve"> </w:t>
-      </w:r>
-      <w:r>
-        <w:rPr>
-          <w:bCs/>
-          <w:b/>
-        </w:rPr>
-        <w:t xml:space="preserve">Dying</w:t>
-      </w:r>
-      <w:r>
-        <w:t xml:space="preserve">.</w:t>
       </w:r>
     </w:p>
     <w:p>
@@ -12862,13 +12971,42 @@
           <w:bCs/>
           <w:b/>
         </w:rPr>
-        <w:t xml:space="preserve">A character</w:t>
-      </w:r>
-      <w:r>
-        <w:t xml:space="preserve"> </w:t>
-      </w:r>
-      <w:r>
-        <w:t xml:space="preserve">rolls 3d6 on the table below and suffers the result on top of the boxes.</w:t>
+        <w:t xml:space="preserve">Dying.</w:t>
+      </w:r>
+      <w:r>
+        <w:t xml:space="preserve"> </w:t>
+      </w:r>
+      <w:r>
+        <w:t xml:space="preserve">A hit from a weapon that marks</w:t>
+      </w:r>
+      <w:r>
+        <w:t xml:space="preserve"> </w:t>
+      </w:r>
+      <w:r>
+        <w:rPr>
+          <w:bCs/>
+          <w:b/>
+        </w:rPr>
+        <w:t xml:space="preserve">2 or more boxes</w:t>
+      </w:r>
+      <w:r>
+        <w:t xml:space="preserve"> </w:t>
+      </w:r>
+      <w:r>
+        <w:t xml:space="preserve">and brings you to three boxes leaves you Incapacitated and</w:t>
+      </w:r>
+      <w:r>
+        <w:t xml:space="preserve"> </w:t>
+      </w:r>
+      <w:r>
+        <w:rPr>
+          <w:bCs/>
+          <w:b/>
+        </w:rPr>
+        <w:t xml:space="preserve">Dying</w:t>
+      </w:r>
+      <w:r>
+        <w:t xml:space="preserve">. A Dying character dies at the end of the scene unless someone stabilizes them: one action and a successful Medicine roll with a doctor’s bag.</w:t>
       </w:r>
     </w:p>
     <w:p>
@@ -12884,13 +13022,13 @@
           <w:bCs/>
           <w:b/>
         </w:rPr>
-        <w:t xml:space="preserve">An opponent</w:t>
-      </w:r>
-      <w:r>
-        <w:t xml:space="preserve"> </w:t>
-      </w:r>
-      <w:r>
-        <w:t xml:space="preserve">is simply taken out: no roll, no boxes to count. Describe how, or let the GM view roll a description.</w:t>
+        <w:t xml:space="preserve">A further hit.</w:t>
+      </w:r>
+      <w:r>
+        <w:t xml:space="preserve"> </w:t>
+      </w:r>
+      <w:r>
+        <w:t xml:space="preserve">While you are at three boxes, any hit from a weapon that marks 2 or more boxes kills you. Fists, clubs and knives just keep you down.</w:t>
       </w:r>
     </w:p>
     <w:p>
@@ -12898,6 +13036,203 @@
         <w:numPr>
           <w:ilvl w:val="0"/>
           <w:numId w:val="1017"/>
+        </w:numPr>
+        <w:pStyle w:val="Compact"/>
+      </w:pPr>
+      <w:r>
+        <w:rPr>
+          <w:bCs/>
+          <w:b/>
+        </w:rPr>
+        <w:t xml:space="preserve">Certain death.</w:t>
+      </w:r>
+      <w:r>
+        <w:t xml:space="preserve"> </w:t>
+      </w:r>
+      <w:r>
+        <w:t xml:space="preserve">Some fates (a fall into a furnace, a beheading, disintegration) bypass the track entirely.</w:t>
+      </w:r>
+    </w:p>
+    <w:p>
+      <w:pPr>
+        <w:pStyle w:val="FirstParagraph"/>
+      </w:pPr>
+      <w:r>
+        <w:t xml:space="preserve">Your protection is avoiding the hit: a defense (Dodge, Parry or Block), cover, and a Grit point, which reduces a hit by one box.</w:t>
+      </w:r>
+    </w:p>
+    <w:bookmarkEnd w:id="65"/>
+    <w:bookmarkStart w:id="66" w:name="optional-rule-gritty-combat"/>
+    <w:p>
+      <w:pPr>
+        <w:pStyle w:val="Heading3"/>
+      </w:pPr>
+      <w:r>
+        <w:t xml:space="preserve">Optional rule: gritty combat</w:t>
+      </w:r>
+    </w:p>
+    <w:p>
+      <w:pPr>
+        <w:pStyle w:val="FirstParagraph"/>
+      </w:pPr>
+      <w:r>
+        <w:t xml:space="preserve">For a harder, bloodier game, the GM can turn on</w:t>
+      </w:r>
+      <w:r>
+        <w:t xml:space="preserve"> </w:t>
+      </w:r>
+      <w:r>
+        <w:rPr>
+          <w:bCs/>
+          <w:b/>
+        </w:rPr>
+        <w:t xml:space="preserve">gritty combat</w:t>
+      </w:r>
+      <w:r>
+        <w:t xml:space="preserve"> </w:t>
+      </w:r>
+      <w:r>
+        <w:t xml:space="preserve">for the campaign (the creator has a switch on the Condition card and in the GM view). The rest of the rules stay the same.</w:t>
+      </w:r>
+    </w:p>
+    <w:p>
+      <w:pPr>
+        <w:pStyle w:val="BodyText"/>
+      </w:pPr>
+      <w:r>
+        <w:rPr>
+          <w:bCs/>
+          <w:b/>
+        </w:rPr>
+        <w:t xml:space="preserve">Grievous hits.</w:t>
+      </w:r>
+      <w:r>
+        <w:t xml:space="preserve"> </w:t>
+      </w:r>
+      <w:r>
+        <w:t xml:space="preserve">A hit that marks</w:t>
+      </w:r>
+      <w:r>
+        <w:t xml:space="preserve"> </w:t>
+      </w:r>
+      <w:r>
+        <w:rPr>
+          <w:bCs/>
+          <w:b/>
+        </w:rPr>
+        <w:t xml:space="preserve">2 or more boxes</w:t>
+      </w:r>
+      <w:r>
+        <w:t xml:space="preserve"> </w:t>
+      </w:r>
+      <w:r>
+        <w:t xml:space="preserve">is</w:t>
+      </w:r>
+      <w:r>
+        <w:t xml:space="preserve"> </w:t>
+      </w:r>
+      <w:r>
+        <w:rPr>
+          <w:bCs/>
+          <w:b/>
+        </w:rPr>
+        <w:t xml:space="preserve">grievous</w:t>
+      </w:r>
+      <w:r>
+        <w:t xml:space="preserve"> </w:t>
+      </w:r>
+      <w:r>
+        <w:t xml:space="preserve">when the attack succeeded by</w:t>
+      </w:r>
+      <w:r>
+        <w:t xml:space="preserve"> </w:t>
+      </w:r>
+      <w:r>
+        <w:rPr>
+          <w:bCs/>
+          <w:b/>
+        </w:rPr>
+        <w:t xml:space="preserve">7 or more</w:t>
+      </w:r>
+      <w:r>
+        <w:t xml:space="preserve">, rolled a</w:t>
+      </w:r>
+      <w:r>
+        <w:t xml:space="preserve"> </w:t>
+      </w:r>
+      <w:r>
+        <w:rPr>
+          <w:bCs/>
+          <w:b/>
+        </w:rPr>
+        <w:t xml:space="preserve">natural 3 or 4</w:t>
+      </w:r>
+      <w:r>
+        <w:t xml:space="preserve">, or left the target</w:t>
+      </w:r>
+      <w:r>
+        <w:t xml:space="preserve"> </w:t>
+      </w:r>
+      <w:r>
+        <w:rPr>
+          <w:bCs/>
+          <w:b/>
+        </w:rPr>
+        <w:t xml:space="preserve">Dying</w:t>
+      </w:r>
+      <w:r>
+        <w:t xml:space="preserve">.</w:t>
+      </w:r>
+    </w:p>
+    <w:p>
+      <w:pPr>
+        <w:numPr>
+          <w:ilvl w:val="0"/>
+          <w:numId w:val="1018"/>
+        </w:numPr>
+        <w:pStyle w:val="Compact"/>
+      </w:pPr>
+      <w:r>
+        <w:rPr>
+          <w:bCs/>
+          <w:b/>
+        </w:rPr>
+        <w:t xml:space="preserve">A character</w:t>
+      </w:r>
+      <w:r>
+        <w:t xml:space="preserve"> </w:t>
+      </w:r>
+      <w:r>
+        <w:t xml:space="preserve">rolls 3d6 on the table below and suffers the result on top of the boxes.</w:t>
+      </w:r>
+    </w:p>
+    <w:p>
+      <w:pPr>
+        <w:numPr>
+          <w:ilvl w:val="0"/>
+          <w:numId w:val="1018"/>
+        </w:numPr>
+        <w:pStyle w:val="Compact"/>
+      </w:pPr>
+      <w:r>
+        <w:rPr>
+          <w:bCs/>
+          <w:b/>
+        </w:rPr>
+        <w:t xml:space="preserve">An opponent</w:t>
+      </w:r>
+      <w:r>
+        <w:t xml:space="preserve"> </w:t>
+      </w:r>
+      <w:r>
+        <w:t xml:space="preserve">is simply taken out: no roll, no boxes to count. Describe how, or let the GM view roll a description.</w:t>
+      </w:r>
+    </w:p>
+    <w:p>
+      <w:pPr>
+        <w:numPr>
+          <w:ilvl w:val="0"/>
+          <w:numId w:val="1018"/>
         </w:numPr>
         <w:pStyle w:val="Compact"/>
       </w:pPr>
@@ -13396,7 +13731,7 @@
       <w:pPr>
         <w:numPr>
           <w:ilvl w:val="0"/>
-          <w:numId w:val="1018"/>
+          <w:numId w:val="1019"/>
         </w:numPr>
         <w:pStyle w:val="Compact"/>
       </w:pPr>
@@ -13434,7 +13769,7 @@
       <w:pPr>
         <w:numPr>
           <w:ilvl w:val="0"/>
-          <w:numId w:val="1018"/>
+          <w:numId w:val="1019"/>
         </w:numPr>
         <w:pStyle w:val="Compact"/>
       </w:pPr>
@@ -13469,7 +13804,7 @@
       <w:pPr>
         <w:numPr>
           <w:ilvl w:val="0"/>
-          <w:numId w:val="1018"/>
+          <w:numId w:val="1019"/>
         </w:numPr>
         <w:pStyle w:val="Compact"/>
       </w:pPr>
@@ -13487,9 +13822,9 @@
         <w:t xml:space="preserve">Grievous wounds heal on their own clock, whatever the boxes say. A lost limb, a lost eye or a disfigurement never heals.</w:t>
       </w:r>
     </w:p>
-    <w:bookmarkEnd w:id="65"/>
     <w:bookmarkEnd w:id="66"/>
-    <w:bookmarkStart w:id="67" w:name="weapons-and-damage"/>
+    <w:bookmarkEnd w:id="67"/>
+    <w:bookmarkStart w:id="68" w:name="weapons-and-damage"/>
     <w:p>
       <w:pPr>
         <w:pStyle w:val="Heading2"/>
@@ -14607,8 +14942,8 @@
         <w:t xml:space="preserve">To take someone down without killing them, use fists, a club, a grapple, or a lasso.</w:t>
       </w:r>
     </w:p>
-    <w:bookmarkEnd w:id="67"/>
-    <w:bookmarkStart w:id="68" w:name="gun-and-rounds"/>
+    <w:bookmarkEnd w:id="68"/>
+    <w:bookmarkStart w:id="69" w:name="gun-and-rounds"/>
     <w:p>
       <w:pPr>
         <w:pStyle w:val="Heading2"/>
@@ -15087,7 +15422,7 @@
       <w:pPr>
         <w:numPr>
           <w:ilvl w:val="0"/>
-          <w:numId w:val="1019"/>
+          <w:numId w:val="1020"/>
         </w:numPr>
         <w:pStyle w:val="Compact"/>
       </w:pPr>
@@ -15103,156 +15438,6 @@
       </w:r>
       <w:r>
         <w:t xml:space="preserve">A Grit reroll repeats the same shot and costs nothing extra.</w:t>
-      </w:r>
-    </w:p>
-    <w:p>
-      <w:pPr>
-        <w:numPr>
-          <w:ilvl w:val="0"/>
-          <w:numId w:val="1019"/>
-        </w:numPr>
-        <w:pStyle w:val="Compact"/>
-      </w:pPr>
-      <w:r>
-        <w:rPr>
-          <w:bCs/>
-          <w:b/>
-        </w:rPr>
-        <w:t xml:space="preserve">Empty means it won’t work.</w:t>
-      </w:r>
-      <w:r>
-        <w:t xml:space="preserve"> </w:t>
-      </w:r>
-      <w:r>
-        <w:t xml:space="preserve">Reload (one action): refills it from a spare. Restock in town: refills it fully between jobs. Packing a spare is a good use of a Grit point’s small preparation.</w:t>
-      </w:r>
-    </w:p>
-    <w:p>
-      <w:pPr>
-        <w:numPr>
-          <w:ilvl w:val="0"/>
-          <w:numId w:val="1019"/>
-        </w:numPr>
-        <w:pStyle w:val="Compact"/>
-      </w:pPr>
-      <w:r>
-        <w:rPr>
-          <w:bCs/>
-          <w:b/>
-        </w:rPr>
-        <w:t xml:space="preserve">Jams.</w:t>
-      </w:r>
-      <w:r>
-        <w:t xml:space="preserve"> </w:t>
-      </w:r>
-      <w:r>
-        <w:t xml:space="preserve">A natural 18 with this weapon also jams it: clearing it takes an action.</w:t>
-      </w:r>
-    </w:p>
-    <w:bookmarkEnd w:id="68"/>
-    <w:bookmarkEnd w:id="69"/>
-    <w:bookmarkStart w:id="75" w:name="medical-care"/>
-    <w:p>
-      <w:pPr>
-        <w:pStyle w:val="Heading1"/>
-      </w:pPr>
-      <w:r>
-        <w:t xml:space="preserve">Medical care</w:t>
-      </w:r>
-    </w:p>
-    <w:p>
-      <w:pPr>
-        <w:pStyle w:val="FirstParagraph"/>
-      </w:pPr>
-      <w:r>
-        <w:t xml:space="preserve">Frontier medicine has chloroform, carbolic acid, laudanum and steady hands, and not much else. Infection kills more men than bullets do, and no doctor’s bag holds a cure for a bite from something that should be dead. See</w:t>
-      </w:r>
-      <w:r>
-        <w:t xml:space="preserve"> </w:t>
-      </w:r>
-      <w:r>
-        <w:rPr>
-          <w:iCs/>
-          <w:i/>
-        </w:rPr>
-        <w:t xml:space="preserve">Bites and curses</w:t>
-      </w:r>
-      <w:r>
-        <w:t xml:space="preserve"> </w:t>
-      </w:r>
-      <w:r>
-        <w:t xml:space="preserve">below.</w:t>
-      </w:r>
-    </w:p>
-    <w:bookmarkStart w:id="70" w:name="diagnosis-and-stabilization"/>
-    <w:p>
-      <w:pPr>
-        <w:pStyle w:val="Heading2"/>
-      </w:pPr>
-      <w:r>
-        <w:t xml:space="preserve">Diagnosis and stabilization</w:t>
-      </w:r>
-    </w:p>
-    <w:p>
-      <w:pPr>
-        <w:pStyle w:val="FirstParagraph"/>
-      </w:pPr>
-      <w:r>
-        <w:t xml:space="preserve">Roll Medicine when the diagnosis is uncertain or an urgent treatment decision matters. Emergency stabilization takes one action and a successful Medicine roll with a doctor’s bag. It ends Dying and stops deterioration, but removes no boxes.</w:t>
-      </w:r>
-    </w:p>
-    <w:bookmarkEnd w:id="70"/>
-    <w:bookmarkStart w:id="71" w:name="field-treatment"/>
-    <w:p>
-      <w:pPr>
-        <w:pStyle w:val="Heading2"/>
-      </w:pPr>
-      <w:r>
-        <w:t xml:space="preserve">Field treatment</w:t>
-      </w:r>
-    </w:p>
-    <w:p>
-      <w:pPr>
-        <w:pStyle w:val="FirstParagraph"/>
-      </w:pPr>
-      <w:r>
-        <w:t xml:space="preserve">With a doctor’s bag and several uninterrupted minutes, successful Medicine removes one injury box; success by 5 or more removes two.</w:t>
-      </w:r>
-    </w:p>
-    <w:bookmarkEnd w:id="71"/>
-    <w:bookmarkStart w:id="72" w:name="proper-care"/>
-    <w:p>
-      <w:pPr>
-        <w:pStyle w:val="Heading2"/>
-      </w:pPr>
-      <w:r>
-        <w:t xml:space="preserve">Proper care</w:t>
-      </w:r>
-    </w:p>
-    <w:p>
-      <w:pPr>
-        <w:pStyle w:val="FirstParagraph"/>
-      </w:pPr>
-      <w:r>
-        <w:t xml:space="preserve">A doctor’s surgery with instruments, chloroform and a clean table grants +2 to Medicine. A successful treatment removes two boxes; success by 5 or more removes three. Allow the time the treatment requires.</w:t>
-      </w:r>
-    </w:p>
-    <w:bookmarkEnd w:id="72"/>
-    <w:bookmarkStart w:id="73" w:name="treatment-attempts"/>
-    <w:p>
-      <w:pPr>
-        <w:pStyle w:val="Heading2"/>
-      </w:pPr>
-      <w:r>
-        <w:t xml:space="preserve">Treatment attempts</w:t>
-      </w:r>
-    </w:p>
-    <w:p>
-      <w:pPr>
-        <w:pStyle w:val="FirstParagraph"/>
-      </w:pPr>
-      <w:r>
-        <w:t xml:space="preserve">Each set of injuries permits one field-treatment attempt and one proper-care attempt. Further rolls require a meaningful improvement in care, a new treatment, or recovery time. Simply waiting and trying again is insufficient.</w:t>
       </w:r>
     </w:p>
     <w:p>
@@ -15268,13 +15453,13 @@
           <w:bCs/>
           <w:b/>
         </w:rPr>
-        <w:t xml:space="preserve">A set of injuries</w:t>
-      </w:r>
-      <w:r>
-        <w:t xml:space="preserve"> </w:t>
-      </w:r>
-      <w:r>
-        <w:t xml:space="preserve">is the injury boxes from one encounter or one harmful incident: a fight, a fall, a fire, a night of exposure.</w:t>
+        <w:t xml:space="preserve">Empty means it won’t work.</w:t>
+      </w:r>
+      <w:r>
+        <w:t xml:space="preserve"> </w:t>
+      </w:r>
+      <w:r>
+        <w:t xml:space="preserve">Reload (one action): refills it from a spare. Restock in town: refills it fully between jobs. Packing a spare is a good use of a Grit point’s small preparation.</w:t>
       </w:r>
     </w:p>
     <w:p>
@@ -15290,20 +15475,126 @@
           <w:bCs/>
           <w:b/>
         </w:rPr>
-        <w:t xml:space="preserve">Later injuries start a new set.</w:t>
-      </w:r>
-      <w:r>
-        <w:t xml:space="preserve"> </w:t>
-      </w:r>
-      <w:r>
-        <w:t xml:space="preserve">Its attempts can remove only its own boxes. A fresh scratch doesn’t reopen the wounds you already treated: those boxes stay until their own set allows another roll, or rest clears them.</w:t>
+        <w:t xml:space="preserve">Jams.</w:t>
+      </w:r>
+      <w:r>
+        <w:t xml:space="preserve"> </w:t>
+      </w:r>
+      <w:r>
+        <w:t xml:space="preserve">A natural 18 with this weapon also jams it: clearing it takes an action.</w:t>
+      </w:r>
+    </w:p>
+    <w:bookmarkEnd w:id="69"/>
+    <w:bookmarkEnd w:id="70"/>
+    <w:bookmarkStart w:id="76" w:name="medical-care"/>
+    <w:p>
+      <w:pPr>
+        <w:pStyle w:val="Heading1"/>
+      </w:pPr>
+      <w:r>
+        <w:t xml:space="preserve">Medical care</w:t>
+      </w:r>
+    </w:p>
+    <w:p>
+      <w:pPr>
+        <w:pStyle w:val="FirstParagraph"/>
+      </w:pPr>
+      <w:r>
+        <w:t xml:space="preserve">Frontier medicine has chloroform, carbolic acid, laudanum and steady hands, and not much else. Infection kills more men than bullets do, and no doctor’s bag holds a cure for a bite from something that should be dead. See</w:t>
+      </w:r>
+      <w:r>
+        <w:t xml:space="preserve"> </w:t>
+      </w:r>
+      <w:r>
+        <w:rPr>
+          <w:iCs/>
+          <w:i/>
+        </w:rPr>
+        <w:t xml:space="preserve">Bites and curses</w:t>
+      </w:r>
+      <w:r>
+        <w:t xml:space="preserve"> </w:t>
+      </w:r>
+      <w:r>
+        <w:t xml:space="preserve">below.</w:t>
+      </w:r>
+    </w:p>
+    <w:bookmarkStart w:id="71" w:name="diagnosis-and-stabilization"/>
+    <w:p>
+      <w:pPr>
+        <w:pStyle w:val="Heading2"/>
+      </w:pPr>
+      <w:r>
+        <w:t xml:space="preserve">Diagnosis and stabilization</w:t>
+      </w:r>
+    </w:p>
+    <w:p>
+      <w:pPr>
+        <w:pStyle w:val="FirstParagraph"/>
+      </w:pPr>
+      <w:r>
+        <w:t xml:space="preserve">Roll Medicine when the diagnosis is uncertain or an urgent treatment decision matters. Emergency stabilization takes one action and a successful Medicine roll with a doctor’s bag. It ends Dying and stops deterioration, but removes no boxes.</w:t>
+      </w:r>
+    </w:p>
+    <w:bookmarkEnd w:id="71"/>
+    <w:bookmarkStart w:id="72" w:name="field-treatment"/>
+    <w:p>
+      <w:pPr>
+        <w:pStyle w:val="Heading2"/>
+      </w:pPr>
+      <w:r>
+        <w:t xml:space="preserve">Field treatment</w:t>
+      </w:r>
+    </w:p>
+    <w:p>
+      <w:pPr>
+        <w:pStyle w:val="FirstParagraph"/>
+      </w:pPr>
+      <w:r>
+        <w:t xml:space="preserve">With a doctor’s bag and several uninterrupted minutes, successful Medicine removes one injury box; success by 5 or more removes two.</w:t>
+      </w:r>
+    </w:p>
+    <w:bookmarkEnd w:id="72"/>
+    <w:bookmarkStart w:id="73" w:name="proper-care"/>
+    <w:p>
+      <w:pPr>
+        <w:pStyle w:val="Heading2"/>
+      </w:pPr>
+      <w:r>
+        <w:t xml:space="preserve">Proper care</w:t>
+      </w:r>
+    </w:p>
+    <w:p>
+      <w:pPr>
+        <w:pStyle w:val="FirstParagraph"/>
+      </w:pPr>
+      <w:r>
+        <w:t xml:space="preserve">A doctor’s surgery with instruments, chloroform and a clean table grants +2 to Medicine. A successful treatment removes two boxes; success by 5 or more removes three. Allow the time the treatment requires.</w:t>
+      </w:r>
+    </w:p>
+    <w:bookmarkEnd w:id="73"/>
+    <w:bookmarkStart w:id="74" w:name="treatment-attempts"/>
+    <w:p>
+      <w:pPr>
+        <w:pStyle w:val="Heading2"/>
+      </w:pPr>
+      <w:r>
+        <w:t xml:space="preserve">Treatment attempts</w:t>
+      </w:r>
+    </w:p>
+    <w:p>
+      <w:pPr>
+        <w:pStyle w:val="FirstParagraph"/>
+      </w:pPr>
+      <w:r>
+        <w:t xml:space="preserve">Each set of injuries permits one field-treatment attempt and one proper-care attempt. Further rolls require a meaningful improvement in care, a new treatment, or recovery time. Simply waiting and trying again is insufficient.</w:t>
       </w:r>
     </w:p>
     <w:p>
       <w:pPr>
         <w:numPr>
           <w:ilvl w:val="0"/>
-          <w:numId w:val="1020"/>
+          <w:numId w:val="1021"/>
         </w:numPr>
         <w:pStyle w:val="Compact"/>
       </w:pPr>
@@ -15312,20 +15603,20 @@
           <w:bCs/>
           <w:b/>
         </w:rPr>
-        <w:t xml:space="preserve">What allows another roll:</w:t>
-      </w:r>
-      <w:r>
-        <w:t xml:space="preserve"> </w:t>
-      </w:r>
-      <w:r>
-        <w:t xml:space="preserve">a meaningful improvement (moving from the field to A doctor’s surgery with instruments, chloroform and a clean table, a better healer taking over), a new treatment (surgery, a remedy, healing magic), or recovery time (rest that has already cleared a box from that set). The GM decides whether a change is meaningful.</w:t>
+        <w:t xml:space="preserve">A set of injuries</w:t>
+      </w:r>
+      <w:r>
+        <w:t xml:space="preserve"> </w:t>
+      </w:r>
+      <w:r>
+        <w:t xml:space="preserve">is the injury boxes from one encounter or one harmful incident: a fight, a fall, a fire, a night of exposure.</w:t>
       </w:r>
     </w:p>
     <w:p>
       <w:pPr>
         <w:numPr>
           <w:ilvl w:val="0"/>
-          <w:numId w:val="1020"/>
+          <w:numId w:val="1021"/>
         </w:numPr>
         <w:pStyle w:val="Compact"/>
       </w:pPr>
@@ -15334,6 +15625,50 @@
           <w:bCs/>
           <w:b/>
         </w:rPr>
+        <w:t xml:space="preserve">Later injuries start a new set.</w:t>
+      </w:r>
+      <w:r>
+        <w:t xml:space="preserve"> </w:t>
+      </w:r>
+      <w:r>
+        <w:t xml:space="preserve">Its attempts can remove only its own boxes. A fresh scratch doesn’t reopen the wounds you already treated: those boxes stay until their own set allows another roll, or rest clears them.</w:t>
+      </w:r>
+    </w:p>
+    <w:p>
+      <w:pPr>
+        <w:numPr>
+          <w:ilvl w:val="0"/>
+          <w:numId w:val="1021"/>
+        </w:numPr>
+        <w:pStyle w:val="Compact"/>
+      </w:pPr>
+      <w:r>
+        <w:rPr>
+          <w:bCs/>
+          <w:b/>
+        </w:rPr>
+        <w:t xml:space="preserve">What allows another roll:</w:t>
+      </w:r>
+      <w:r>
+        <w:t xml:space="preserve"> </w:t>
+      </w:r>
+      <w:r>
+        <w:t xml:space="preserve">a meaningful improvement (moving from the field to A doctor’s surgery with instruments, chloroform and a clean table, a better healer taking over), a new treatment (surgery, a remedy, healing magic), or recovery time (rest that has already cleared a box from that set). The GM decides whether a change is meaningful.</w:t>
+      </w:r>
+    </w:p>
+    <w:p>
+      <w:pPr>
+        <w:numPr>
+          <w:ilvl w:val="0"/>
+          <w:numId w:val="1021"/>
+        </w:numPr>
+        <w:pStyle w:val="Compact"/>
+      </w:pPr>
+      <w:r>
+        <w:rPr>
+          <w:bCs/>
+          <w:b/>
+        </w:rPr>
         <w:t xml:space="preserve">Stabilization is separate.</w:t>
       </w:r>
       <w:r>
@@ -15343,8 +15678,8 @@
         <w:t xml:space="preserve">Stopping someone Dying is never limited by these attempts and never removes boxes; a treatment roll that removes boxes also stabilizes.</w:t>
       </w:r>
     </w:p>
-    <w:bookmarkEnd w:id="73"/>
-    <w:bookmarkStart w:id="74" w:name="natural-recovery"/>
+    <w:bookmarkEnd w:id="74"/>
+    <w:bookmarkStart w:id="75" w:name="natural-recovery"/>
     <w:p>
       <w:pPr>
         <w:pStyle w:val="Heading2"/>
@@ -15529,9 +15864,9 @@
         <w:t xml:space="preserve">At three boxes, rest alone does nothing until someone has stabilized or treated you; after that, a week of rest in their care clears the first box. A successful treatment is faster. The times add up: from three boxes, rest alone takes about a week and a half to heal completely (a week, then three days, then a day).</w:t>
       </w:r>
     </w:p>
-    <w:bookmarkEnd w:id="74"/>
     <w:bookmarkEnd w:id="75"/>
-    <w:bookmarkStart w:id="81" w:name="magic"/>
+    <w:bookmarkEnd w:id="76"/>
+    <w:bookmarkStart w:id="82" w:name="magic"/>
     <w:p>
       <w:pPr>
         <w:pStyle w:val="Heading1"/>
@@ -15775,7 +16110,7 @@
         </w:tc>
       </w:tr>
     </w:tbl>
-    <w:bookmarkStart w:id="76" w:name="hexes"/>
+    <w:bookmarkStart w:id="77" w:name="hexes"/>
     <w:p>
       <w:pPr>
         <w:pStyle w:val="Heading2"/>
@@ -15856,7 +16191,7 @@
       <w:pPr>
         <w:numPr>
           <w:ilvl w:val="0"/>
-          <w:numId w:val="1021"/>
+          <w:numId w:val="1022"/>
         </w:numPr>
         <w:pStyle w:val="Compact"/>
       </w:pPr>
@@ -15906,7 +16241,7 @@
       <w:pPr>
         <w:numPr>
           <w:ilvl w:val="0"/>
-          <w:numId w:val="1021"/>
+          <w:numId w:val="1022"/>
         </w:numPr>
         <w:pStyle w:val="Compact"/>
       </w:pPr>
@@ -15955,7 +16290,7 @@
       <w:pPr>
         <w:numPr>
           <w:ilvl w:val="0"/>
-          <w:numId w:val="1021"/>
+          <w:numId w:val="1022"/>
         </w:numPr>
         <w:pStyle w:val="Compact"/>
       </w:pPr>
@@ -16374,8 +16709,8 @@
         <w:t xml:space="preserve">A failed hex marks a box of The Dark; a natural 18 marks two, or something answers that shouldn’t.</w:t>
       </w:r>
     </w:p>
-    <w:bookmarkEnd w:id="76"/>
-    <w:bookmarkStart w:id="77" w:name="rituals"/>
+    <w:bookmarkEnd w:id="77"/>
+    <w:bookmarkStart w:id="78" w:name="rituals"/>
     <w:p>
       <w:pPr>
         <w:pStyle w:val="Heading2"/>
@@ -16388,7 +16723,7 @@
       <w:pPr>
         <w:numPr>
           <w:ilvl w:val="0"/>
-          <w:numId w:val="1022"/>
+          <w:numId w:val="1023"/>
         </w:numPr>
         <w:pStyle w:val="Compact"/>
       </w:pPr>
@@ -16410,7 +16745,7 @@
       <w:pPr>
         <w:numPr>
           <w:ilvl w:val="0"/>
-          <w:numId w:val="1022"/>
+          <w:numId w:val="1023"/>
         </w:numPr>
         <w:pStyle w:val="Compact"/>
       </w:pPr>
@@ -16432,7 +16767,7 @@
       <w:pPr>
         <w:numPr>
           <w:ilvl w:val="0"/>
-          <w:numId w:val="1022"/>
+          <w:numId w:val="1023"/>
         </w:numPr>
         <w:pStyle w:val="Compact"/>
       </w:pPr>
@@ -16710,8 +17045,8 @@
         <w:t xml:space="preserve">A ritual takes a minute a roll at the very fastest. To use one in combat, finish it beforehand and store it in a charm.</w:t>
       </w:r>
     </w:p>
-    <w:bookmarkEnd w:id="77"/>
-    <w:bookmarkStart w:id="78" w:name="charms"/>
+    <w:bookmarkEnd w:id="78"/>
+    <w:bookmarkStart w:id="79" w:name="charms"/>
     <w:p>
       <w:pPr>
         <w:pStyle w:val="Heading2"/>
@@ -16772,8 +17107,8 @@
         <w:t xml:space="preserve">: against a defense, the target defends with no attack-quality penalty; against a resistance, the target resists by succeeding on their roll (a tie goes to the target, as in any contest). A charm never marks more than 3 boxes on one target.</w:t>
       </w:r>
     </w:p>
-    <w:bookmarkEnd w:id="78"/>
-    <w:bookmarkStart w:id="79" w:name="magic-advancement"/>
+    <w:bookmarkEnd w:id="79"/>
+    <w:bookmarkStart w:id="80" w:name="magic-advancement"/>
     <w:p>
       <w:pPr>
         <w:pStyle w:val="Heading2"/>
@@ -17280,8 +17615,8 @@
         </w:tc>
       </w:tr>
     </w:tbl>
-    <w:bookmarkEnd w:id="79"/>
-    <w:bookmarkStart w:id="80" w:name="magic-in-trails-of-blood-dust"/>
+    <w:bookmarkEnd w:id="80"/>
+    <w:bookmarkStart w:id="81" w:name="magic-in-trails-of-blood-dust"/>
     <w:p>
       <w:pPr>
         <w:pStyle w:val="Heading2"/>
@@ -17513,9 +17848,9 @@
         </w:tc>
       </w:tr>
     </w:tbl>
-    <w:bookmarkEnd w:id="80"/>
     <w:bookmarkEnd w:id="81"/>
-    <w:bookmarkStart w:id="85" w:name="grit-points-and-tracks"/>
+    <w:bookmarkEnd w:id="82"/>
+    <w:bookmarkStart w:id="86" w:name="grit-points-and-tracks"/>
     <w:p>
       <w:pPr>
         <w:pStyle w:val="Heading1"/>
@@ -17524,7 +17859,7 @@
         <w:t xml:space="preserve">Grit points and tracks</w:t>
       </w:r>
     </w:p>
-    <w:bookmarkStart w:id="82" w:name="using-grit-points"/>
+    <w:bookmarkStart w:id="83" w:name="using-grit-points"/>
     <w:p>
       <w:pPr>
         <w:pStyle w:val="Heading2"/>
@@ -17742,8 +18077,8 @@
         <w:t xml:space="preserve">Gain one point when one of your complications creates a meaningful problem you accept, including a companion complication. You can decline the proposed complication without penalty.</w:t>
       </w:r>
     </w:p>
-    <w:bookmarkEnd w:id="82"/>
-    <w:bookmarkStart w:id="83" w:name="trouble"/>
+    <w:bookmarkEnd w:id="83"/>
+    <w:bookmarkStart w:id="84" w:name="trouble"/>
     <w:p>
       <w:pPr>
         <w:pStyle w:val="Heading2"/>
@@ -18032,8 +18367,8 @@
         </w:tc>
       </w:tr>
     </w:tbl>
-    <w:bookmarkEnd w:id="83"/>
-    <w:bookmarkStart w:id="84" w:name="advancement"/>
+    <w:bookmarkEnd w:id="84"/>
+    <w:bookmarkStart w:id="85" w:name="advancement"/>
     <w:p>
       <w:pPr>
         <w:pStyle w:val="Heading2"/>
@@ -18070,7 +18405,7 @@
       <w:pPr>
         <w:numPr>
           <w:ilvl w:val="0"/>
-          <w:numId w:val="1023"/>
+          <w:numId w:val="1024"/>
         </w:numPr>
         <w:pStyle w:val="Compact"/>
       </w:pPr>
@@ -18131,7 +18466,7 @@
       <w:pPr>
         <w:numPr>
           <w:ilvl w:val="0"/>
-          <w:numId w:val="1023"/>
+          <w:numId w:val="1024"/>
         </w:numPr>
         <w:pStyle w:val="Compact"/>
       </w:pPr>
@@ -18477,9 +18812,9 @@
         <w:t xml:space="preserve">Magic and powers grow the same way, at the costs their chapters give.</w:t>
       </w:r>
     </w:p>
-    <w:bookmarkEnd w:id="84"/>
     <w:bookmarkEnd w:id="85"/>
-    <w:bookmarkStart w:id="87" w:name="running-jobs"/>
+    <w:bookmarkEnd w:id="86"/>
+    <w:bookmarkStart w:id="88" w:name="running-jobs"/>
     <w:p>
       <w:pPr>
         <w:pStyle w:val="Heading1"/>
@@ -18488,7 +18823,7 @@
         <w:t xml:space="preserve">Running jobs</w:t>
       </w:r>
     </w:p>
-    <w:bookmarkStart w:id="86" w:name="the-trail-journal"/>
+    <w:bookmarkStart w:id="87" w:name="the-trail-journal"/>
     <w:p>
       <w:pPr>
         <w:pStyle w:val="Heading2"/>
@@ -18509,7 +18844,7 @@
       <w:pPr>
         <w:numPr>
           <w:ilvl w:val="0"/>
-          <w:numId w:val="1024"/>
+          <w:numId w:val="1025"/>
         </w:numPr>
         <w:pStyle w:val="Compact"/>
       </w:pPr>
@@ -18531,7 +18866,7 @@
       <w:pPr>
         <w:numPr>
           <w:ilvl w:val="0"/>
-          <w:numId w:val="1024"/>
+          <w:numId w:val="1025"/>
         </w:numPr>
         <w:pStyle w:val="Compact"/>
       </w:pPr>
@@ -18553,7 +18888,7 @@
       <w:pPr>
         <w:numPr>
           <w:ilvl w:val="0"/>
-          <w:numId w:val="1024"/>
+          <w:numId w:val="1025"/>
         </w:numPr>
         <w:pStyle w:val="Compact"/>
       </w:pPr>
@@ -18575,7 +18910,7 @@
       <w:pPr>
         <w:numPr>
           <w:ilvl w:val="0"/>
-          <w:numId w:val="1024"/>
+          <w:numId w:val="1025"/>
         </w:numPr>
         <w:pStyle w:val="Compact"/>
       </w:pPr>
@@ -18597,7 +18932,7 @@
       <w:pPr>
         <w:numPr>
           <w:ilvl w:val="0"/>
-          <w:numId w:val="1024"/>
+          <w:numId w:val="1025"/>
         </w:numPr>
         <w:pStyle w:val="Compact"/>
       </w:pPr>
@@ -18615,9 +18950,9 @@
         <w:t xml:space="preserve">After a significant job, each character earns 1 advancement point; at a milestone, 2 more.</w:t>
       </w:r>
     </w:p>
-    <w:bookmarkEnd w:id="86"/>
     <w:bookmarkEnd w:id="87"/>
-    <w:bookmarkStart w:id="93" w:name="monsters-and-magic"/>
+    <w:bookmarkEnd w:id="88"/>
+    <w:bookmarkStart w:id="95" w:name="monsters-and-magic"/>
     <w:p>
       <w:pPr>
         <w:pStyle w:val="Heading1"/>
@@ -18626,7 +18961,7 @@
         <w:t xml:space="preserve">Monsters and magic</w:t>
       </w:r>
     </w:p>
-    <w:bookmarkStart w:id="88" w:name="the-sight"/>
+    <w:bookmarkStart w:id="89" w:name="the-sight"/>
     <w:p>
       <w:pPr>
         <w:pStyle w:val="Heading2"/>
@@ -18656,8 +18991,8 @@
         <w:t xml:space="preserve">. They see ghosts, the true faces of monsters wearing human ones, and magic at work. To everyone else the darkness is a rumor, until it isn’t.</w:t>
       </w:r>
     </w:p>
-    <w:bookmarkEnd w:id="88"/>
-    <w:bookmarkStart w:id="89" w:name="monstrous-forms"/>
+    <w:bookmarkEnd w:id="89"/>
+    <w:bookmarkStart w:id="90" w:name="monstrous-forms"/>
     <w:p>
       <w:pPr>
         <w:pStyle w:val="Heading2"/>
@@ -18716,8 +19051,8 @@
         <w:t xml:space="preserve">.</w:t>
       </w:r>
     </w:p>
-    <w:bookmarkEnd w:id="89"/>
-    <w:bookmarkStart w:id="91" w:name="magic-1"/>
+    <w:bookmarkEnd w:id="90"/>
+    <w:bookmarkStart w:id="92" w:name="magic-1"/>
     <w:p>
       <w:pPr>
         <w:pStyle w:val="Heading2"/>
@@ -19033,7 +19368,7 @@
       <w:pPr>
         <w:numPr>
           <w:ilvl w:val="0"/>
-          <w:numId w:val="1025"/>
+          <w:numId w:val="1026"/>
         </w:numPr>
         <w:pStyle w:val="Compact"/>
       </w:pPr>
@@ -19055,7 +19390,7 @@
       <w:pPr>
         <w:numPr>
           <w:ilvl w:val="0"/>
-          <w:numId w:val="1025"/>
+          <w:numId w:val="1026"/>
         </w:numPr>
         <w:pStyle w:val="Compact"/>
       </w:pPr>
@@ -19077,7 +19412,7 @@
       <w:pPr>
         <w:numPr>
           <w:ilvl w:val="0"/>
-          <w:numId w:val="1025"/>
+          <w:numId w:val="1026"/>
         </w:numPr>
         <w:pStyle w:val="Compact"/>
       </w:pPr>
@@ -19115,7 +19450,7 @@
       <w:pPr>
         <w:numPr>
           <w:ilvl w:val="0"/>
-          <w:numId w:val="1025"/>
+          <w:numId w:val="1026"/>
         </w:numPr>
         <w:pStyle w:val="Compact"/>
       </w:pPr>
@@ -19238,7 +19573,7 @@
         <w:t xml:space="preserve">who will curse for money.</w:t>
       </w:r>
     </w:p>
-    <w:bookmarkStart w:id="90" w:name="hexes-1"/>
+    <w:bookmarkStart w:id="91" w:name="hexes-1"/>
     <w:p>
       <w:pPr>
         <w:pStyle w:val="Heading3"/>
@@ -19723,15 +20058,15 @@
         </w:tc>
       </w:tr>
     </w:tbl>
-    <w:bookmarkEnd w:id="90"/>
     <w:bookmarkEnd w:id="91"/>
-    <w:bookmarkStart w:id="92" w:name="weaknesses"/>
+    <w:bookmarkEnd w:id="92"/>
+    <w:bookmarkStart w:id="93" w:name="folklore-truth-and-lore-cards"/>
     <w:p>
       <w:pPr>
         <w:pStyle w:val="Heading2"/>
       </w:pPr>
       <w:r>
-        <w:t xml:space="preserve">Weaknesses</w:t>
+        <w:t xml:space="preserve">Folklore, truth and lore cards</w:t>
       </w:r>
     </w:p>
     <w:p>
@@ -19739,268 +20074,7 @@
         <w:pStyle w:val="FirstParagraph"/>
       </w:pPr>
       <w:r>
-        <w:t xml:space="preserve">Every monster has a weakness, and finding it is often the whole job: a discovery clock that ends in a lore card (see</w:t>
-      </w:r>
-      <w:r>
-        <w:t xml:space="preserve"> </w:t>
-      </w:r>
-      <w:r>
-        <w:rPr>
-          <w:iCs/>
-          <w:i/>
-        </w:rPr>
-        <w:t xml:space="preserve">Discovery clocks and lore cards</w:t>
-      </w:r>
-      <w:r>
-        <w:t xml:space="preserve">). The Monster Hunter advantage and the Sighted’s Monster’s Eye help with the Identify rolls. A weakness works whoever stumbles on it; a lore card is what lets a hunter use it on purpose. Each monster’s weakness, what its lore card permits, and what its bite or curse does are in the</w:t>
-      </w:r>
-      <w:r>
-        <w:t xml:space="preserve"> </w:t>
-      </w:r>
-      <w:r>
-        <w:rPr>
-          <w:iCs/>
-          <w:i/>
-        </w:rPr>
-        <w:t xml:space="preserve">Monsters</w:t>
-      </w:r>
-      <w:r>
-        <w:t xml:space="preserve"> </w:t>
-      </w:r>
-      <w:r>
-        <w:t xml:space="preserve">chapter of the GM’s Guide.</w:t>
-      </w:r>
-    </w:p>
-    <w:bookmarkEnd w:id="92"/>
-    <w:bookmarkEnd w:id="93"/>
-    <w:bookmarkStart w:id="100" w:name="ready-made-characters"/>
-    <w:p>
-      <w:pPr>
-        <w:pStyle w:val="Heading1"/>
-      </w:pPr>
-      <w:r>
-        <w:t xml:space="preserve">Ready-made characters</w:t>
-      </w:r>
-    </w:p>
-    <w:p>
-      <w:pPr>
-        <w:pStyle w:val="FirstParagraph"/>
-      </w:pPr>
-      <w:r>
-        <w:t xml:space="preserve">Characters ready to play, for one-shots, new players, or a group in a hurry. Each follows the creation rules exactly, and their connections tie them together. In the creator, choose one from the ready-made list to open it and make it your own.</w:t>
-      </w:r>
-    </w:p>
-    <w:bookmarkStart w:id="94" w:name="ruth-calloway"/>
-    <w:p>
-      <w:pPr>
-        <w:pStyle w:val="Heading2"/>
-      </w:pPr>
-      <w:r>
-        <w:t xml:space="preserve">Ruth Calloway</w:t>
-      </w:r>
-    </w:p>
-    <w:p>
-      <w:pPr>
-        <w:pStyle w:val="FirstParagraph"/>
-      </w:pPr>
-      <w:r>
-        <w:rPr>
-          <w:iCs/>
-          <w:i/>
-        </w:rPr>
-        <w:t xml:space="preserve">Deputy U.S. Marshal, Lawman. Sighted (tier 1).</w:t>
-      </w:r>
-      <w:r>
-        <w:t xml:space="preserve"> </w:t>
-      </w:r>
-      <w:r>
-        <w:t xml:space="preserve">Wears the badge in three counties, and sees what’s under the faces of the men she arrests.</w:t>
-      </w:r>
-    </w:p>
-    <w:p>
-      <w:pPr>
-        <w:numPr>
-          <w:ilvl w:val="0"/>
-          <w:numId w:val="1026"/>
-        </w:numPr>
-        <w:pStyle w:val="Compact"/>
-      </w:pPr>
-      <w:r>
-        <w:rPr>
-          <w:bCs/>
-          <w:b/>
-        </w:rPr>
-        <w:t xml:space="preserve">Attributes:</w:t>
-      </w:r>
-      <w:r>
-        <w:t xml:space="preserve"> </w:t>
-      </w:r>
-      <w:r>
-        <w:t xml:space="preserve">Body 12, Agility 13, Intellect 10, Presence 9, Will 11.</w:t>
-      </w:r>
-      <w:r>
-        <w:t xml:space="preserve"> </w:t>
-      </w:r>
-      <w:r>
-        <w:rPr>
-          <w:bCs/>
-          <w:b/>
-        </w:rPr>
-        <w:t xml:space="preserve">Dodge</w:t>
-      </w:r>
-      <w:r>
-        <w:t xml:space="preserve"> </w:t>
-      </w:r>
-      <w:r>
-        <w:t xml:space="preserve">12.</w:t>
-      </w:r>
-    </w:p>
-    <w:p>
-      <w:pPr>
-        <w:numPr>
-          <w:ilvl w:val="0"/>
-          <w:numId w:val="1026"/>
-        </w:numPr>
-        <w:pStyle w:val="Compact"/>
-      </w:pPr>
-      <w:r>
-        <w:rPr>
-          <w:bCs/>
-          <w:b/>
-        </w:rPr>
-        <w:t xml:space="preserve">Skills:</w:t>
-      </w:r>
-      <w:r>
-        <w:t xml:space="preserve"> </w:t>
-      </w:r>
-      <w:r>
-        <w:t xml:space="preserve">Shooting 16 (Specialty). Trained: Brawling 14, Riding 14, Athletics 13, Law 11, Occult 11, Read People 11, Survival 11, Tracking 11, Leadership 10.</w:t>
-      </w:r>
-    </w:p>
-    <w:p>
-      <w:pPr>
-        <w:numPr>
-          <w:ilvl w:val="0"/>
-          <w:numId w:val="1026"/>
-        </w:numPr>
-        <w:pStyle w:val="Compact"/>
-      </w:pPr>
-      <w:r>
-        <w:rPr>
-          <w:bCs/>
-          <w:b/>
-        </w:rPr>
-        <w:t xml:space="preserve">Edges:</w:t>
-      </w:r>
-      <w:r>
-        <w:t xml:space="preserve"> </w:t>
-      </w:r>
-      <w:r>
-        <w:t xml:space="preserve">Second advantage, Extra Grit; second advantage: Badge: Deputy U.S. Marshal.</w:t>
-      </w:r>
-    </w:p>
-    <w:p>
-      <w:pPr>
-        <w:numPr>
-          <w:ilvl w:val="0"/>
-          <w:numId w:val="1026"/>
-        </w:numPr>
-        <w:pStyle w:val="Compact"/>
-      </w:pPr>
-      <w:r>
-        <w:rPr>
-          <w:bCs/>
-          <w:b/>
-        </w:rPr>
-        <w:t xml:space="preserve">Advantage:</w:t>
-      </w:r>
-      <w:r>
-        <w:t xml:space="preserve"> </w:t>
-      </w:r>
-      <w:r>
-        <w:t xml:space="preserve">Monster’s Eye (origin; companion: Haunted).</w:t>
-      </w:r>
-      <w:r>
-        <w:t xml:space="preserve"> </w:t>
-      </w:r>
-      <w:r>
-        <w:rPr>
-          <w:bCs/>
-          <w:b/>
-        </w:rPr>
-        <w:t xml:space="preserve">Complication:</w:t>
-      </w:r>
-      <w:r>
-        <w:t xml:space="preserve"> </w:t>
-      </w:r>
-      <w:r>
-        <w:t xml:space="preserve">Law and Order; trigger: the town wants a hanging without a trial.</w:t>
-      </w:r>
-    </w:p>
-    <w:p>
-      <w:pPr>
-        <w:numPr>
-          <w:ilvl w:val="0"/>
-          <w:numId w:val="1026"/>
-        </w:numPr>
-        <w:pStyle w:val="Compact"/>
-      </w:pPr>
-      <w:r>
-        <w:rPr>
-          <w:bCs/>
-          <w:b/>
-        </w:rPr>
-        <w:t xml:space="preserve">Why I face the dark:</w:t>
-      </w:r>
-      <w:r>
-        <w:t xml:space="preserve"> </w:t>
-      </w:r>
-      <w:r>
-        <w:t xml:space="preserve">I took an oath, and I keep my word.</w:t>
-      </w:r>
-      <w:r>
-        <w:t xml:space="preserve"> </w:t>
-      </w:r>
-      <w:r>
-        <w:rPr>
-          <w:bCs/>
-          <w:b/>
-        </w:rPr>
-        <w:t xml:space="preserve">Connection:</w:t>
-      </w:r>
-      <w:r>
-        <w:t xml:space="preserve"> </w:t>
-      </w:r>
-      <w:r>
-        <w:t xml:space="preserve">Isaiah Booker brought in the man who killed her father, alive, when he could have collected either way.</w:t>
-      </w:r>
-    </w:p>
-    <w:bookmarkEnd w:id="94"/>
-    <w:bookmarkStart w:id="95" w:name="dr.-elias-webb"/>
-    <w:p>
-      <w:pPr>
-        <w:pStyle w:val="Heading2"/>
-      </w:pPr>
-      <w:r>
-        <w:t xml:space="preserve">Dr. Elias Webb</w:t>
-      </w:r>
-    </w:p>
-    <w:p>
-      <w:pPr>
-        <w:pStyle w:val="FirstParagraph"/>
-      </w:pPr>
-      <w:r>
-        <w:rPr>
-          <w:iCs/>
-          <w:i/>
-        </w:rPr>
-        <w:t xml:space="preserve">Town physician, Doctor. City-bred (tier 0).</w:t>
-      </w:r>
-      <w:r>
-        <w:t xml:space="preserve"> </w:t>
-      </w:r>
-      <w:r>
-        <w:t xml:space="preserve">Left a Philadelphia practice for reasons he won’t discuss, and patches up whoever comes through the door.</w:t>
+        <w:t xml:space="preserve">What people say about the dark, what is actually true, and what your character knows are three different things.</w:t>
       </w:r>
     </w:p>
     <w:p>
@@ -20016,29 +20090,13 @@
           <w:bCs/>
           <w:b/>
         </w:rPr>
-        <w:t xml:space="preserve">Attributes:</w:t>
-      </w:r>
-      <w:r>
-        <w:t xml:space="preserve"> </w:t>
-      </w:r>
-      <w:r>
-        <w:t xml:space="preserve">Body 9, Agility 10, Intellect 13, Presence 12, Will 11.</w:t>
-      </w:r>
-      <w:r>
-        <w:t xml:space="preserve"> </w:t>
-      </w:r>
-      <w:r>
-        <w:rPr>
-          <w:bCs/>
-          <w:b/>
-        </w:rPr>
-        <w:t xml:space="preserve">Dodge</w:t>
-      </w:r>
-      <w:r>
-        <w:t xml:space="preserve"> </w:t>
-      </w:r>
-      <w:r>
-        <w:t xml:space="preserve">8.</w:t>
+        <w:t xml:space="preserve">Local folklore.</w:t>
+      </w:r>
+      <w:r>
+        <w:t xml:space="preserve"> </w:t>
+      </w:r>
+      <w:r>
+        <w:t xml:space="preserve">The stories, warnings and superstitions everyone has heard: hang garlic at the window, never answer a voice calling from the trees, salt the threshold. Some of it is right, some is half right, and some is wrong. It’s where an investigation starts.</w:t>
       </w:r>
     </w:p>
     <w:p>
@@ -20054,13 +20112,13 @@
           <w:bCs/>
           <w:b/>
         </w:rPr>
-        <w:t xml:space="preserve">Skills:</w:t>
-      </w:r>
-      <w:r>
-        <w:t xml:space="preserve"> </w:t>
-      </w:r>
-      <w:r>
-        <w:t xml:space="preserve">Medicine 16 (Specialty). Trained: Gambling 14, Investigation 14, Law 14, Read People 14, Survival 14, Tinkering 14, Leadership 13, Persuasion 13, Riding 11.</w:t>
+        <w:t xml:space="preserve">The truth.</w:t>
+      </w:r>
+      <w:r>
+        <w:t xml:space="preserve"> </w:t>
+      </w:r>
+      <w:r>
+        <w:t xml:space="preserve">What a creature really is and what really stops it. The GM knows it; you find it out.</w:t>
       </w:r>
     </w:p>
     <w:p>
@@ -20076,117 +20134,127 @@
           <w:bCs/>
           <w:b/>
         </w:rPr>
-        <w:t xml:space="preserve">Edges:</w:t>
-      </w:r>
-      <w:r>
-        <w:t xml:space="preserve"> </w:t>
-      </w:r>
-      <w:r>
-        <w:t xml:space="preserve">Second advantage, A fine weapon or tool, A friend; second advantage: Battlefield Surgeon; a friend: the editor of the territorial newspaper, who owes him a life; a fine tool: his surgeon’s instruments (+2 to Medicine for field treatment of a wound: stitching, dressing, setting a bone).</w:t>
-      </w:r>
-    </w:p>
-    <w:p>
-      <w:pPr>
-        <w:numPr>
-          <w:ilvl w:val="0"/>
-          <w:numId w:val="1027"/>
-        </w:numPr>
-        <w:pStyle w:val="Compact"/>
-      </w:pPr>
-      <w:r>
-        <w:rPr>
-          <w:bCs/>
-          <w:b/>
-        </w:rPr>
-        <w:t xml:space="preserve">Advantage:</w:t>
-      </w:r>
-      <w:r>
-        <w:t xml:space="preserve"> </w:t>
-      </w:r>
-      <w:r>
-        <w:t xml:space="preserve">Steady Hands.</w:t>
-      </w:r>
-      <w:r>
-        <w:t xml:space="preserve"> </w:t>
-      </w:r>
-      <w:r>
-        <w:rPr>
-          <w:bCs/>
-          <w:b/>
-        </w:rPr>
-        <w:t xml:space="preserve">Complication:</w:t>
-      </w:r>
-      <w:r>
-        <w:t xml:space="preserve"> </w:t>
-      </w:r>
-      <w:r>
-        <w:t xml:space="preserve">The Bottle; trigger: pain that won’t quit.</w:t>
-      </w:r>
-    </w:p>
-    <w:p>
-      <w:pPr>
-        <w:numPr>
-          <w:ilvl w:val="0"/>
-          <w:numId w:val="1027"/>
-        </w:numPr>
-        <w:pStyle w:val="Compact"/>
-      </w:pPr>
-      <w:r>
-        <w:rPr>
-          <w:bCs/>
-          <w:b/>
-        </w:rPr>
-        <w:t xml:space="preserve">Why I face the dark:</w:t>
-      </w:r>
-      <w:r>
-        <w:t xml:space="preserve"> </w:t>
-      </w:r>
-      <w:r>
-        <w:t xml:space="preserve">Nobody out here knows what I did back east.</w:t>
-      </w:r>
-      <w:r>
-        <w:t xml:space="preserve"> </w:t>
-      </w:r>
-      <w:r>
-        <w:rPr>
-          <w:bCs/>
-          <w:b/>
-        </w:rPr>
-        <w:t xml:space="preserve">Connection:</w:t>
-      </w:r>
-      <w:r>
-        <w:t xml:space="preserve"> </w:t>
-      </w:r>
-      <w:r>
-        <w:t xml:space="preserve">Reverend Stone is the only one who knows why he left Philadelphia.</w:t>
-      </w:r>
-    </w:p>
-    <w:bookmarkEnd w:id="95"/>
-    <w:bookmarkStart w:id="96" w:name="tom-feeney"/>
-    <w:p>
-      <w:pPr>
-        <w:pStyle w:val="Heading2"/>
-      </w:pPr>
-      <w:r>
-        <w:t xml:space="preserve">Tom Feeney</w:t>
-      </w:r>
-    </w:p>
-    <w:p>
-      <w:pPr>
-        <w:pStyle w:val="FirstParagraph"/>
-      </w:pPr>
+        <w:t xml:space="preserve">Lore cards.</w:t>
+      </w:r>
+      <w:r>
+        <w:t xml:space="preserve"> </w:t>
+      </w:r>
+      <w:r>
+        <w:t xml:space="preserve">What your character has established for themselves: one finding at a time, with its limits and how you know it. A card holds only what you found out, never a creature’s whole story (see</w:t>
+      </w:r>
+      <w:r>
+        <w:t xml:space="preserve"> </w:t>
+      </w:r>
       <w:r>
         <w:rPr>
           <w:iCs/>
           <w:i/>
         </w:rPr>
-        <w:t xml:space="preserve">Horse breaker, Wrangler. Werewolf (tier 2).</w:t>
-      </w:r>
-      <w:r>
-        <w:t xml:space="preserve"> </w:t>
-      </w:r>
-      <w:r>
-        <w:t xml:space="preserve">Came from County Clare with nothing but a curse, and chains himself in the root cellar every full moon.</w:t>
+        <w:t xml:space="preserve">Discovery clocks and lore cards</w:t>
+      </w:r>
+      <w:r>
+        <w:t xml:space="preserve">).</w:t>
+      </w:r>
+    </w:p>
+    <w:p>
+      <w:pPr>
+        <w:pStyle w:val="FirstParagraph"/>
+      </w:pPr>
+      <w:r>
+        <w:t xml:space="preserve">A real weakness works whether or not anyone holds a card for it. Act on what you suspect: load silver, salt the doorway, try fire. The GM will ask what your idea rests on, and a good reason is all it needs.</w:t>
+      </w:r>
+    </w:p>
+    <w:bookmarkEnd w:id="93"/>
+    <w:bookmarkStart w:id="94" w:name="weaknesses"/>
+    <w:p>
+      <w:pPr>
+        <w:pStyle w:val="Heading2"/>
+      </w:pPr>
+      <w:r>
+        <w:t xml:space="preserve">Weaknesses</w:t>
+      </w:r>
+    </w:p>
+    <w:p>
+      <w:pPr>
+        <w:pStyle w:val="FirstParagraph"/>
+      </w:pPr>
+      <w:r>
+        <w:t xml:space="preserve">Every monster has a weakness, and finding it is often the whole job: a discovery clock, a survivor’s account, or a test that works (see</w:t>
+      </w:r>
+      <w:r>
+        <w:t xml:space="preserve"> </w:t>
+      </w:r>
+      <w:r>
+        <w:rPr>
+          <w:iCs/>
+          <w:i/>
+        </w:rPr>
+        <w:t xml:space="preserve">Discovery clocks and lore cards</w:t>
+      </w:r>
+      <w:r>
+        <w:t xml:space="preserve">). The Monster Hunter advantage and the Sighted’s Monster’s Eye help with the Identify rolls. A real weakness works whoever uses it, card or no card; called shots follow the ordinary combat rules, and an unfamiliar ritual still needs its procedure. What each monster really is and what stops it are in the</w:t>
+      </w:r>
+      <w:r>
+        <w:t xml:space="preserve"> </w:t>
+      </w:r>
+      <w:r>
+        <w:rPr>
+          <w:iCs/>
+          <w:i/>
+        </w:rPr>
+        <w:t xml:space="preserve">Monsters</w:t>
+      </w:r>
+      <w:r>
+        <w:t xml:space="preserve"> </w:t>
+      </w:r>
+      <w:r>
+        <w:t xml:space="preserve">chapter of the GM’s Guide.</w:t>
+      </w:r>
+    </w:p>
+    <w:bookmarkEnd w:id="94"/>
+    <w:bookmarkEnd w:id="95"/>
+    <w:bookmarkStart w:id="102" w:name="ready-made-characters"/>
+    <w:p>
+      <w:pPr>
+        <w:pStyle w:val="Heading1"/>
+      </w:pPr>
+      <w:r>
+        <w:t xml:space="preserve">Ready-made characters</w:t>
+      </w:r>
+    </w:p>
+    <w:p>
+      <w:pPr>
+        <w:pStyle w:val="FirstParagraph"/>
+      </w:pPr>
+      <w:r>
+        <w:t xml:space="preserve">Characters ready to play, for one-shots, new players, or a group in a hurry. Each follows the creation rules exactly, and their connections tie them together. In the creator, choose one from the ready-made list to open it and make it your own.</w:t>
+      </w:r>
+    </w:p>
+    <w:bookmarkStart w:id="96" w:name="ruth-calloway"/>
+    <w:p>
+      <w:pPr>
+        <w:pStyle w:val="Heading2"/>
+      </w:pPr>
+      <w:r>
+        <w:t xml:space="preserve">Ruth Calloway</w:t>
+      </w:r>
+    </w:p>
+    <w:p>
+      <w:pPr>
+        <w:pStyle w:val="FirstParagraph"/>
+      </w:pPr>
+      <w:r>
+        <w:rPr>
+          <w:iCs/>
+          <w:i/>
+        </w:rPr>
+        <w:t xml:space="preserve">Deputy U.S. Marshal, Lawman. Sighted (tier 1).</w:t>
+      </w:r>
+      <w:r>
+        <w:t xml:space="preserve"> </w:t>
+      </w:r>
+      <w:r>
+        <w:t xml:space="preserve">Wears the badge in three counties, and sees what’s under the faces of the men she arrests.</w:t>
       </w:r>
     </w:p>
     <w:p>
@@ -20208,7 +20276,7 @@
         <w:t xml:space="preserve"> </w:t>
       </w:r>
       <w:r>
-        <w:t xml:space="preserve">Body 13, Agility 13, Intellect 9, Presence 11, Will 9.</w:t>
+        <w:t xml:space="preserve">Body 12, Agility 13, Intellect 10, Presence 9, Will 11.</w:t>
       </w:r>
       <w:r>
         <w:t xml:space="preserve"> </w:t>
@@ -20225,22 +20293,6 @@
       </w:r>
       <w:r>
         <w:t xml:space="preserve">12.</w:t>
-      </w:r>
-      <w:r>
-        <w:t xml:space="preserve"> </w:t>
-      </w:r>
-      <w:r>
-        <w:rPr>
-          <w:bCs/>
-          <w:b/>
-        </w:rPr>
-        <w:t xml:space="preserve">In monstrous form:</w:t>
-      </w:r>
-      <w:r>
-        <w:t xml:space="preserve"> </w:t>
-      </w:r>
-      <w:r>
-        <w:t xml:space="preserve">Body 15, Agility 14, Dodge 13.</w:t>
       </w:r>
     </w:p>
     <w:p>
@@ -20262,7 +20314,7 @@
         <w:t xml:space="preserve"> </w:t>
       </w:r>
       <w:r>
-        <w:t xml:space="preserve">Riding 16 (Specialty). Trained: Athletics 14, Brawling 14, Melee 14, Shooting 14, Stealth 14, Animal Handling 12, Gambling 10, Survival 10, Tinkering 10, Tracking 10.</w:t>
+        <w:t xml:space="preserve">Shooting 16 (Specialty). Trained: Brawling 14, Riding 14, Athletics 13, Law 11, Occult 11, Read People 11, Survival 11, Tracking 11, Leadership 10.</w:t>
       </w:r>
     </w:p>
     <w:p>
@@ -20284,7 +20336,7 @@
         <w:t xml:space="preserve"> </w:t>
       </w:r>
       <w:r>
-        <w:t xml:space="preserve">Extra Trained skill.</w:t>
+        <w:t xml:space="preserve">Second advantage, Extra Grit; second advantage: Badge: Deputy U.S. Marshal.</w:t>
       </w:r>
     </w:p>
     <w:p>
@@ -20306,7 +20358,7 @@
         <w:t xml:space="preserve"> </w:t>
       </w:r>
       <w:r>
-        <w:t xml:space="preserve">Wolf’s Nose (origin; companion: The Hunger).</w:t>
+        <w:t xml:space="preserve">Monster’s Eye (origin; companion: Haunted).</w:t>
       </w:r>
       <w:r>
         <w:t xml:space="preserve"> </w:t>
@@ -20322,7 +20374,7 @@
         <w:t xml:space="preserve"> </w:t>
       </w:r>
       <w:r>
-        <w:t xml:space="preserve">Short Fuse; trigger: someone insults you or yours.</w:t>
+        <w:t xml:space="preserve">Law and Order; trigger: the town wants a hanging without a trial.</w:t>
       </w:r>
     </w:p>
     <w:p>
@@ -20344,7 +20396,7 @@
         <w:t xml:space="preserve"> </w:t>
       </w:r>
       <w:r>
-        <w:t xml:space="preserve">Everything I do is for my family.</w:t>
+        <w:t xml:space="preserve">I took an oath, and I keep my word.</w:t>
       </w:r>
       <w:r>
         <w:t xml:space="preserve"> </w:t>
@@ -20360,17 +20412,17 @@
         <w:t xml:space="preserve"> </w:t>
       </w:r>
       <w:r>
-        <w:t xml:space="preserve">Plays cards with Lucinda Marsh every Saturday, and loses.</w:t>
+        <w:t xml:space="preserve">Isaiah Booker brought in the man who killed her father, alive, when he could have collected either way.</w:t>
       </w:r>
     </w:p>
     <w:bookmarkEnd w:id="96"/>
-    <w:bookmarkStart w:id="97" w:name="lucinda-marsh"/>
+    <w:bookmarkStart w:id="97" w:name="dr.-elias-webb"/>
     <w:p>
       <w:pPr>
         <w:pStyle w:val="Heading2"/>
       </w:pPr>
       <w:r>
-        <w:t xml:space="preserve">Lucinda Marsh</w:t>
+        <w:t xml:space="preserve">Dr. Elias Webb</w:t>
       </w:r>
     </w:p>
     <w:p>
@@ -20382,13 +20434,13 @@
           <w:iCs/>
           <w:i/>
         </w:rPr>
-        <w:t xml:space="preserve">Professional gambler, Gambler. Practitioner (tier 2); Old hand.</w:t>
-      </w:r>
-      <w:r>
-        <w:t xml:space="preserve"> </w:t>
-      </w:r>
-      <w:r>
-        <w:t xml:space="preserve">Deals faro by night and reads the cards for anyone who’ll pay, and the cards are never wrong.</w:t>
+        <w:t xml:space="preserve">Town physician, Doctor. City-bred (tier 0).</w:t>
+      </w:r>
+      <w:r>
+        <w:t xml:space="preserve"> </w:t>
+      </w:r>
+      <w:r>
+        <w:t xml:space="preserve">Left a Philadelphia practice for reasons he won’t discuss, and patches up whoever comes through the door.</w:t>
       </w:r>
     </w:p>
     <w:p>
@@ -20448,7 +20500,7 @@
         <w:t xml:space="preserve"> </w:t>
       </w:r>
       <w:r>
-        <w:t xml:space="preserve">Gambling 18 (Expert). Trained: Investigation 14, Occult 14, Read People 14, Deception 13, Persuasion 13, Riding 11, Stealth 11.</w:t>
+        <w:t xml:space="preserve">Medicine 16 (Specialty). Trained: Gambling 14, Investigation 14, Law 14, Read People 14, Survival 14, Tinkering 14, Leadership 13, Persuasion 13, Riding 11.</w:t>
       </w:r>
     </w:p>
     <w:p>
@@ -20470,7 +20522,7 @@
         <w:t xml:space="preserve"> </w:t>
       </w:r>
       <w:r>
-        <w:t xml:space="preserve">A friend; a friend: Mae Lin, a faro dealer who hears everything said at her table.</w:t>
+        <w:t xml:space="preserve">Second advantage, A fine weapon or tool, A friend; second advantage: Battlefield Surgeon; a friend: the editor of the territorial newspaper, who owes him a life; a fine tool: his surgeon’s instruments (+2 to Medicine for field treatment of a wound: stitching, dressing, setting a bone).</w:t>
       </w:r>
     </w:p>
     <w:p>
@@ -20492,7 +20544,7 @@
         <w:t xml:space="preserve"> </w:t>
       </w:r>
       <w:r>
-        <w:t xml:space="preserve">Cunning Folk (origin; companion: Old Superstitions).</w:t>
+        <w:t xml:space="preserve">Steady Hands.</w:t>
       </w:r>
       <w:r>
         <w:t xml:space="preserve"> </w:t>
@@ -20508,7 +20560,7 @@
         <w:t xml:space="preserve"> </w:t>
       </w:r>
       <w:r>
-        <w:t xml:space="preserve">Owes the Wrong People; trigger: a collector arrives.</w:t>
+        <w:t xml:space="preserve">The Bottle; trigger: pain that won’t quit.</w:t>
       </w:r>
     </w:p>
     <w:p>
@@ -20530,7 +20582,7 @@
         <w:t xml:space="preserve"> </w:t>
       </w:r>
       <w:r>
-        <w:t xml:space="preserve">There’s money out here for anyone with nerve enough to take it.</w:t>
+        <w:t xml:space="preserve">Nobody out here knows what I did back east.</w:t>
       </w:r>
       <w:r>
         <w:t xml:space="preserve"> </w:t>
@@ -20546,17 +20598,17 @@
         <w:t xml:space="preserve"> </w:t>
       </w:r>
       <w:r>
-        <w:t xml:space="preserve">Owes Ruth Calloway a favor for a warrant that went missing.</w:t>
+        <w:t xml:space="preserve">Reverend Stone is the only one who knows why he left Philadelphia.</w:t>
       </w:r>
     </w:p>
     <w:bookmarkEnd w:id="97"/>
-    <w:bookmarkStart w:id="98" w:name="isaiah-booker"/>
+    <w:bookmarkStart w:id="98" w:name="tom-feeney"/>
     <w:p>
       <w:pPr>
         <w:pStyle w:val="Heading2"/>
       </w:pPr>
       <w:r>
-        <w:t xml:space="preserve">Isaiah Booker</w:t>
+        <w:t xml:space="preserve">Tom Feeney</w:t>
       </w:r>
     </w:p>
     <w:p>
@@ -20568,13 +20620,13 @@
           <w:iCs/>
           <w:i/>
         </w:rPr>
-        <w:t xml:space="preserve">Bounty hunter, Bounty Hunter. Revenant (tier 2).</w:t>
-      </w:r>
-      <w:r>
-        <w:t xml:space="preserve"> </w:t>
-      </w:r>
-      <w:r>
-        <w:t xml:space="preserve">Shot in the back in ’69 by the gang he was hunting. He got up again, and he’s still hunting them.</w:t>
+        <w:t xml:space="preserve">Horse breaker, Wrangler. Werewolf (tier 2).</w:t>
+      </w:r>
+      <w:r>
+        <w:t xml:space="preserve"> </w:t>
+      </w:r>
+      <w:r>
+        <w:t xml:space="preserve">Came from County Clare with nothing but a curse, and chains himself in the root cellar every full moon.</w:t>
       </w:r>
     </w:p>
     <w:p>
@@ -20596,7 +20648,7 @@
         <w:t xml:space="preserve"> </w:t>
       </w:r>
       <w:r>
-        <w:t xml:space="preserve">Body 12, Agility 13, Intellect 11, Presence 8, Will 11.</w:t>
+        <w:t xml:space="preserve">Body 13, Agility 13, Intellect 9, Presence 11, Will 9.</w:t>
       </w:r>
       <w:r>
         <w:t xml:space="preserve"> </w:t>
@@ -20613,6 +20665,22 @@
       </w:r>
       <w:r>
         <w:t xml:space="preserve">12.</w:t>
+      </w:r>
+      <w:r>
+        <w:t xml:space="preserve"> </w:t>
+      </w:r>
+      <w:r>
+        <w:rPr>
+          <w:bCs/>
+          <w:b/>
+        </w:rPr>
+        <w:t xml:space="preserve">In monstrous form:</w:t>
+      </w:r>
+      <w:r>
+        <w:t xml:space="preserve"> </w:t>
+      </w:r>
+      <w:r>
+        <w:t xml:space="preserve">Body 15, Agility 14, Dodge 13.</w:t>
       </w:r>
     </w:p>
     <w:p>
@@ -20634,7 +20702,7 @@
         <w:t xml:space="preserve"> </w:t>
       </w:r>
       <w:r>
-        <w:t xml:space="preserve">Shooting 16 (Specialty). Trained: Brawling 14, Melee 14, Riding 14, Stealth 14, Athletics 13, Investigation 12, Read People 12, Survival 12, Tracking 12.</w:t>
+        <w:t xml:space="preserve">Riding 16 (Specialty). Trained: Athletics 14, Brawling 14, Melee 14, Shooting 14, Stealth 14, Animal Handling 12, Gambling 10, Survival 10, Tinkering 10, Tracking 10.</w:t>
       </w:r>
     </w:p>
     <w:p>
@@ -20656,7 +20724,7 @@
         <w:t xml:space="preserve"> </w:t>
       </w:r>
       <w:r>
-        <w:t xml:space="preserve">A fine weapon or tool; a fine tool: a Sharps rifle with a telescopic sight (+2 to Shooting for aimed shots at Long range or farther).</w:t>
+        <w:t xml:space="preserve">Extra Trained skill.</w:t>
       </w:r>
     </w:p>
     <w:p>
@@ -20678,7 +20746,7 @@
         <w:t xml:space="preserve"> </w:t>
       </w:r>
       <w:r>
-        <w:t xml:space="preserve">Unfeeling (origin; companion: Unfinished Business).</w:t>
+        <w:t xml:space="preserve">Wolf’s Nose (origin; companion: The Hunger).</w:t>
       </w:r>
       <w:r>
         <w:t xml:space="preserve"> </w:t>
@@ -20694,7 +20762,7 @@
         <w:t xml:space="preserve"> </w:t>
       </w:r>
       <w:r>
-        <w:t xml:space="preserve">Code of the West; trigger: the easy shot is in someone’s back.</w:t>
+        <w:t xml:space="preserve">Short Fuse; trigger: someone insults you or yours.</w:t>
       </w:r>
     </w:p>
     <w:p>
@@ -20716,7 +20784,7 @@
         <w:t xml:space="preserve"> </w:t>
       </w:r>
       <w:r>
-        <w:t xml:space="preserve">Someone did me wrong, and I mean to settle it.</w:t>
+        <w:t xml:space="preserve">Everything I do is for my family.</w:t>
       </w:r>
       <w:r>
         <w:t xml:space="preserve"> </w:t>
@@ -20732,17 +20800,17 @@
         <w:t xml:space="preserve"> </w:t>
       </w:r>
       <w:r>
-        <w:t xml:space="preserve">Taught Tom Feeney to shoot straight, and still reminds him of it.</w:t>
+        <w:t xml:space="preserve">Plays cards with Lucinda Marsh every Saturday, and loses.</w:t>
       </w:r>
     </w:p>
     <w:bookmarkEnd w:id="98"/>
-    <w:bookmarkStart w:id="99" w:name="rev.-abigail-stone"/>
+    <w:bookmarkStart w:id="99" w:name="lucinda-marsh"/>
     <w:p>
       <w:pPr>
         <w:pStyle w:val="Heading2"/>
       </w:pPr>
       <w:r>
-        <w:t xml:space="preserve">Rev. Abigail Stone</w:t>
+        <w:t xml:space="preserve">Lucinda Marsh</w:t>
       </w:r>
     </w:p>
     <w:p>
@@ -20754,13 +20822,13 @@
           <w:iCs/>
           <w:i/>
         </w:rPr>
-        <w:t xml:space="preserve">Circuit preacher, Preacher. Old Money (tier 0).</w:t>
-      </w:r>
-      <w:r>
-        <w:t xml:space="preserve"> </w:t>
-      </w:r>
-      <w:r>
-        <w:t xml:space="preserve">Gave up a Boston fortune for a circuit of mining camps, and preaches with a shotgun across her knees.</w:t>
+        <w:t xml:space="preserve">Professional gambler, Gambler. Practitioner (tier 2); Old hand.</w:t>
+      </w:r>
+      <w:r>
+        <w:t xml:space="preserve"> </w:t>
+      </w:r>
+      <w:r>
+        <w:t xml:space="preserve">Deals faro by night and reads the cards for anyone who’ll pay, and the cards are never wrong.</w:t>
       </w:r>
     </w:p>
     <w:p>
@@ -20782,7 +20850,7 @@
         <w:t xml:space="preserve"> </w:t>
       </w:r>
       <w:r>
-        <w:t xml:space="preserve">Body 9, Agility 10, Intellect 11, Presence 14, Will 12.</w:t>
+        <w:t xml:space="preserve">Body 9, Agility 10, Intellect 13, Presence 12, Will 11.</w:t>
       </w:r>
       <w:r>
         <w:t xml:space="preserve"> </w:t>
@@ -20798,7 +20866,7 @@
         <w:t xml:space="preserve"> </w:t>
       </w:r>
       <w:r>
-        <w:t xml:space="preserve">9.</w:t>
+        <w:t xml:space="preserve">8.</w:t>
       </w:r>
     </w:p>
     <w:p>
@@ -20820,7 +20888,7 @@
         <w:t xml:space="preserve"> </w:t>
       </w:r>
       <w:r>
-        <w:t xml:space="preserve">Persuasion 17 (Specialty). Trained: Leadership 15, Investigation 12, Law 12, Medicine 12, Read People 12, Survival 12, Riding 11, Shooting 11, Athletics 10.</w:t>
+        <w:t xml:space="preserve">Gambling 18 (Expert). Trained: Investigation 14, Occult 14, Read People 14, Deception 13, Persuasion 13, Riding 11, Stealth 11.</w:t>
       </w:r>
     </w:p>
     <w:p>
@@ -20842,7 +20910,7 @@
         <w:t xml:space="preserve"> </w:t>
       </w:r>
       <w:r>
-        <w:t xml:space="preserve">+1 attribute point, Second advantage, A friend; second advantage: Unshakable Courage; a friend: Bishop Harrow, who answers her letters and asks no questions.</w:t>
+        <w:t xml:space="preserve">A friend; a friend: Mae Lin, a faro dealer who hears everything said at her table.</w:t>
       </w:r>
     </w:p>
     <w:p>
@@ -20864,7 +20932,7 @@
         <w:t xml:space="preserve"> </w:t>
       </w:r>
       <w:r>
-        <w:t xml:space="preserve">Hellfire Preacher.</w:t>
+        <w:t xml:space="preserve">Cunning Folk (origin; companion: Old Superstitions).</w:t>
       </w:r>
       <w:r>
         <w:t xml:space="preserve"> </w:t>
@@ -20880,7 +20948,7 @@
         <w:t xml:space="preserve"> </w:t>
       </w:r>
       <w:r>
-        <w:t xml:space="preserve">Protects Others at Personal Risk; trigger: townsfolk are caught in the crossfire.</w:t>
+        <w:t xml:space="preserve">Owes the Wrong People; trigger: a collector arrives.</w:t>
       </w:r>
     </w:p>
     <w:p>
@@ -20902,6 +20970,378 @@
         <w:t xml:space="preserve"> </w:t>
       </w:r>
       <w:r>
+        <w:t xml:space="preserve">There’s money out here for anyone with nerve enough to take it.</w:t>
+      </w:r>
+      <w:r>
+        <w:t xml:space="preserve"> </w:t>
+      </w:r>
+      <w:r>
+        <w:rPr>
+          <w:bCs/>
+          <w:b/>
+        </w:rPr>
+        <w:t xml:space="preserve">Connection:</w:t>
+      </w:r>
+      <w:r>
+        <w:t xml:space="preserve"> </w:t>
+      </w:r>
+      <w:r>
+        <w:t xml:space="preserve">Owes Ruth Calloway a favor for a warrant that went missing.</w:t>
+      </w:r>
+    </w:p>
+    <w:bookmarkEnd w:id="99"/>
+    <w:bookmarkStart w:id="100" w:name="isaiah-booker"/>
+    <w:p>
+      <w:pPr>
+        <w:pStyle w:val="Heading2"/>
+      </w:pPr>
+      <w:r>
+        <w:t xml:space="preserve">Isaiah Booker</w:t>
+      </w:r>
+    </w:p>
+    <w:p>
+      <w:pPr>
+        <w:pStyle w:val="FirstParagraph"/>
+      </w:pPr>
+      <w:r>
+        <w:rPr>
+          <w:iCs/>
+          <w:i/>
+        </w:rPr>
+        <w:t xml:space="preserve">Bounty hunter, Bounty Hunter. Revenant (tier 2).</w:t>
+      </w:r>
+      <w:r>
+        <w:t xml:space="preserve"> </w:t>
+      </w:r>
+      <w:r>
+        <w:t xml:space="preserve">Shot in the back in ’69 by the gang he was hunting. He got up again, and he’s still hunting them.</w:t>
+      </w:r>
+    </w:p>
+    <w:p>
+      <w:pPr>
+        <w:numPr>
+          <w:ilvl w:val="0"/>
+          <w:numId w:val="1032"/>
+        </w:numPr>
+        <w:pStyle w:val="Compact"/>
+      </w:pPr>
+      <w:r>
+        <w:rPr>
+          <w:bCs/>
+          <w:b/>
+        </w:rPr>
+        <w:t xml:space="preserve">Attributes:</w:t>
+      </w:r>
+      <w:r>
+        <w:t xml:space="preserve"> </w:t>
+      </w:r>
+      <w:r>
+        <w:t xml:space="preserve">Body 12, Agility 13, Intellect 11, Presence 8, Will 11.</w:t>
+      </w:r>
+      <w:r>
+        <w:t xml:space="preserve"> </w:t>
+      </w:r>
+      <w:r>
+        <w:rPr>
+          <w:bCs/>
+          <w:b/>
+        </w:rPr>
+        <w:t xml:space="preserve">Dodge</w:t>
+      </w:r>
+      <w:r>
+        <w:t xml:space="preserve"> </w:t>
+      </w:r>
+      <w:r>
+        <w:t xml:space="preserve">12.</w:t>
+      </w:r>
+    </w:p>
+    <w:p>
+      <w:pPr>
+        <w:numPr>
+          <w:ilvl w:val="0"/>
+          <w:numId w:val="1032"/>
+        </w:numPr>
+        <w:pStyle w:val="Compact"/>
+      </w:pPr>
+      <w:r>
+        <w:rPr>
+          <w:bCs/>
+          <w:b/>
+        </w:rPr>
+        <w:t xml:space="preserve">Skills:</w:t>
+      </w:r>
+      <w:r>
+        <w:t xml:space="preserve"> </w:t>
+      </w:r>
+      <w:r>
+        <w:t xml:space="preserve">Shooting 16 (Specialty). Trained: Brawling 14, Melee 14, Riding 14, Stealth 14, Athletics 13, Investigation 12, Read People 12, Survival 12, Tracking 12.</w:t>
+      </w:r>
+    </w:p>
+    <w:p>
+      <w:pPr>
+        <w:numPr>
+          <w:ilvl w:val="0"/>
+          <w:numId w:val="1032"/>
+        </w:numPr>
+        <w:pStyle w:val="Compact"/>
+      </w:pPr>
+      <w:r>
+        <w:rPr>
+          <w:bCs/>
+          <w:b/>
+        </w:rPr>
+        <w:t xml:space="preserve">Edges:</w:t>
+      </w:r>
+      <w:r>
+        <w:t xml:space="preserve"> </w:t>
+      </w:r>
+      <w:r>
+        <w:t xml:space="preserve">A fine weapon or tool; a fine tool: a Sharps rifle with a telescopic sight (+2 to Shooting for aimed shots at Long range or farther).</w:t>
+      </w:r>
+    </w:p>
+    <w:p>
+      <w:pPr>
+        <w:numPr>
+          <w:ilvl w:val="0"/>
+          <w:numId w:val="1032"/>
+        </w:numPr>
+        <w:pStyle w:val="Compact"/>
+      </w:pPr>
+      <w:r>
+        <w:rPr>
+          <w:bCs/>
+          <w:b/>
+        </w:rPr>
+        <w:t xml:space="preserve">Advantage:</w:t>
+      </w:r>
+      <w:r>
+        <w:t xml:space="preserve"> </w:t>
+      </w:r>
+      <w:r>
+        <w:t xml:space="preserve">Unfeeling (origin; companion: Unfinished Business).</w:t>
+      </w:r>
+      <w:r>
+        <w:t xml:space="preserve"> </w:t>
+      </w:r>
+      <w:r>
+        <w:rPr>
+          <w:bCs/>
+          <w:b/>
+        </w:rPr>
+        <w:t xml:space="preserve">Complication:</w:t>
+      </w:r>
+      <w:r>
+        <w:t xml:space="preserve"> </w:t>
+      </w:r>
+      <w:r>
+        <w:t xml:space="preserve">Code of the West; trigger: the easy shot is in someone’s back.</w:t>
+      </w:r>
+    </w:p>
+    <w:p>
+      <w:pPr>
+        <w:numPr>
+          <w:ilvl w:val="0"/>
+          <w:numId w:val="1032"/>
+        </w:numPr>
+        <w:pStyle w:val="Compact"/>
+      </w:pPr>
+      <w:r>
+        <w:rPr>
+          <w:bCs/>
+          <w:b/>
+        </w:rPr>
+        <w:t xml:space="preserve">Why I face the dark:</w:t>
+      </w:r>
+      <w:r>
+        <w:t xml:space="preserve"> </w:t>
+      </w:r>
+      <w:r>
+        <w:t xml:space="preserve">Someone did me wrong, and I mean to settle it.</w:t>
+      </w:r>
+      <w:r>
+        <w:t xml:space="preserve"> </w:t>
+      </w:r>
+      <w:r>
+        <w:rPr>
+          <w:bCs/>
+          <w:b/>
+        </w:rPr>
+        <w:t xml:space="preserve">Connection:</w:t>
+      </w:r>
+      <w:r>
+        <w:t xml:space="preserve"> </w:t>
+      </w:r>
+      <w:r>
+        <w:t xml:space="preserve">Taught Tom Feeney to shoot straight, and still reminds him of it.</w:t>
+      </w:r>
+    </w:p>
+    <w:bookmarkEnd w:id="100"/>
+    <w:bookmarkStart w:id="101" w:name="rev.-abigail-stone"/>
+    <w:p>
+      <w:pPr>
+        <w:pStyle w:val="Heading2"/>
+      </w:pPr>
+      <w:r>
+        <w:t xml:space="preserve">Rev. Abigail Stone</w:t>
+      </w:r>
+    </w:p>
+    <w:p>
+      <w:pPr>
+        <w:pStyle w:val="FirstParagraph"/>
+      </w:pPr>
+      <w:r>
+        <w:rPr>
+          <w:iCs/>
+          <w:i/>
+        </w:rPr>
+        <w:t xml:space="preserve">Circuit preacher, Preacher. Old Money (tier 0).</w:t>
+      </w:r>
+      <w:r>
+        <w:t xml:space="preserve"> </w:t>
+      </w:r>
+      <w:r>
+        <w:t xml:space="preserve">Gave up a Boston fortune for a circuit of mining camps, and preaches with a shotgun across her knees.</w:t>
+      </w:r>
+    </w:p>
+    <w:p>
+      <w:pPr>
+        <w:numPr>
+          <w:ilvl w:val="0"/>
+          <w:numId w:val="1033"/>
+        </w:numPr>
+        <w:pStyle w:val="Compact"/>
+      </w:pPr>
+      <w:r>
+        <w:rPr>
+          <w:bCs/>
+          <w:b/>
+        </w:rPr>
+        <w:t xml:space="preserve">Attributes:</w:t>
+      </w:r>
+      <w:r>
+        <w:t xml:space="preserve"> </w:t>
+      </w:r>
+      <w:r>
+        <w:t xml:space="preserve">Body 9, Agility 10, Intellect 11, Presence 14, Will 12.</w:t>
+      </w:r>
+      <w:r>
+        <w:t xml:space="preserve"> </w:t>
+      </w:r>
+      <w:r>
+        <w:rPr>
+          <w:bCs/>
+          <w:b/>
+        </w:rPr>
+        <w:t xml:space="preserve">Dodge</w:t>
+      </w:r>
+      <w:r>
+        <w:t xml:space="preserve"> </w:t>
+      </w:r>
+      <w:r>
+        <w:t xml:space="preserve">9.</w:t>
+      </w:r>
+    </w:p>
+    <w:p>
+      <w:pPr>
+        <w:numPr>
+          <w:ilvl w:val="0"/>
+          <w:numId w:val="1033"/>
+        </w:numPr>
+        <w:pStyle w:val="Compact"/>
+      </w:pPr>
+      <w:r>
+        <w:rPr>
+          <w:bCs/>
+          <w:b/>
+        </w:rPr>
+        <w:t xml:space="preserve">Skills:</w:t>
+      </w:r>
+      <w:r>
+        <w:t xml:space="preserve"> </w:t>
+      </w:r>
+      <w:r>
+        <w:t xml:space="preserve">Persuasion 17 (Specialty). Trained: Leadership 15, Investigation 12, Law 12, Medicine 12, Read People 12, Survival 12, Riding 11, Shooting 11, Athletics 10.</w:t>
+      </w:r>
+    </w:p>
+    <w:p>
+      <w:pPr>
+        <w:numPr>
+          <w:ilvl w:val="0"/>
+          <w:numId w:val="1033"/>
+        </w:numPr>
+        <w:pStyle w:val="Compact"/>
+      </w:pPr>
+      <w:r>
+        <w:rPr>
+          <w:bCs/>
+          <w:b/>
+        </w:rPr>
+        <w:t xml:space="preserve">Edges:</w:t>
+      </w:r>
+      <w:r>
+        <w:t xml:space="preserve"> </w:t>
+      </w:r>
+      <w:r>
+        <w:t xml:space="preserve">+1 attribute point, Second advantage, A friend; second advantage: Unshakable Courage; a friend: Bishop Harrow, who answers her letters and asks no questions.</w:t>
+      </w:r>
+    </w:p>
+    <w:p>
+      <w:pPr>
+        <w:numPr>
+          <w:ilvl w:val="0"/>
+          <w:numId w:val="1033"/>
+        </w:numPr>
+        <w:pStyle w:val="Compact"/>
+      </w:pPr>
+      <w:r>
+        <w:rPr>
+          <w:bCs/>
+          <w:b/>
+        </w:rPr>
+        <w:t xml:space="preserve">Advantage:</w:t>
+      </w:r>
+      <w:r>
+        <w:t xml:space="preserve"> </w:t>
+      </w:r>
+      <w:r>
+        <w:t xml:space="preserve">Hellfire Preacher.</w:t>
+      </w:r>
+      <w:r>
+        <w:t xml:space="preserve"> </w:t>
+      </w:r>
+      <w:r>
+        <w:rPr>
+          <w:bCs/>
+          <w:b/>
+        </w:rPr>
+        <w:t xml:space="preserve">Complication:</w:t>
+      </w:r>
+      <w:r>
+        <w:t xml:space="preserve"> </w:t>
+      </w:r>
+      <w:r>
+        <w:t xml:space="preserve">Protects Others at Personal Risk; trigger: townsfolk are caught in the crossfire.</w:t>
+      </w:r>
+    </w:p>
+    <w:p>
+      <w:pPr>
+        <w:numPr>
+          <w:ilvl w:val="0"/>
+          <w:numId w:val="1033"/>
+        </w:numPr>
+        <w:pStyle w:val="Compact"/>
+      </w:pPr>
+      <w:r>
+        <w:rPr>
+          <w:bCs/>
+          <w:b/>
+        </w:rPr>
+        <w:t xml:space="preserve">Why I face the dark:</w:t>
+      </w:r>
+      <w:r>
+        <w:t xml:space="preserve"> </w:t>
+      </w:r>
+      <w:r>
         <w:t xml:space="preserve">The Lord sent me here for a reason, and I believe this is it.</w:t>
       </w:r>
       <w:r>
@@ -20921,9 +21361,9 @@
         <w:t xml:space="preserve">Keeps Dr. Webb’s secret, and his whiskey hidden.</w:t>
       </w:r>
     </w:p>
-    <w:bookmarkEnd w:id="99"/>
-    <w:bookmarkEnd w:id="100"/>
-    <w:bookmarkStart w:id="101" w:name="advantages"/>
+    <w:bookmarkEnd w:id="101"/>
+    <w:bookmarkEnd w:id="102"/>
+    <w:bookmarkStart w:id="103" w:name="advantages"/>
     <w:p>
       <w:pPr>
         <w:pStyle w:val="Heading1"/>
@@ -21778,8 +22218,8 @@
         <w:t xml:space="preserve">A badge is legal authority, not a magic word: outlaws and the powerful don’t always care about it, and it carries a duty. Your superiors can give you orders, and abusing the badge or failing in your duty can cost you it. Law roles (Marshal, Deputy) usually take one, as their advantage or as a second advantage Edge. A Pinkerton detective takes Pinkerton Credentials instead: the agency’s reach and files, but no badge.</w:t>
       </w:r>
     </w:p>
-    <w:bookmarkEnd w:id="101"/>
-    <w:bookmarkStart w:id="117" w:name="origins"/>
+    <w:bookmarkEnd w:id="103"/>
+    <w:bookmarkStart w:id="119" w:name="origins"/>
     <w:p>
       <w:pPr>
         <w:pStyle w:val="Heading1"/>
@@ -22769,7 +23209,7 @@
         </w:tc>
       </w:tr>
     </w:tbl>
-    <w:bookmarkStart w:id="102" w:name="shared-rules"/>
+    <w:bookmarkStart w:id="104" w:name="shared-rules"/>
     <w:p>
       <w:pPr>
         <w:pStyle w:val="Heading2"/>
@@ -22971,8 +23411,8 @@
         </w:tc>
       </w:tr>
     </w:tbl>
-    <w:bookmarkEnd w:id="102"/>
-    <w:bookmarkStart w:id="103" w:name="city-bred"/>
+    <w:bookmarkEnd w:id="104"/>
+    <w:bookmarkStart w:id="105" w:name="city-bred"/>
     <w:p>
       <w:pPr>
         <w:pStyle w:val="Heading2"/>
@@ -23223,8 +23663,8 @@
         </w:tc>
       </w:tr>
     </w:tbl>
-    <w:bookmarkEnd w:id="103"/>
-    <w:bookmarkStart w:id="104" w:name="drifter"/>
+    <w:bookmarkEnd w:id="105"/>
+    <w:bookmarkStart w:id="106" w:name="drifter"/>
     <w:p>
       <w:pPr>
         <w:pStyle w:val="Heading2"/>
@@ -23475,8 +23915,8 @@
         </w:tc>
       </w:tr>
     </w:tbl>
-    <w:bookmarkEnd w:id="104"/>
-    <w:bookmarkStart w:id="105" w:name="frontier-born"/>
+    <w:bookmarkEnd w:id="106"/>
+    <w:bookmarkStart w:id="107" w:name="frontier-born"/>
     <w:p>
       <w:pPr>
         <w:pStyle w:val="Heading2"/>
@@ -23727,8 +24167,8 @@
         </w:tc>
       </w:tr>
     </w:tbl>
-    <w:bookmarkEnd w:id="105"/>
-    <w:bookmarkStart w:id="106" w:name="immigrant"/>
+    <w:bookmarkEnd w:id="107"/>
+    <w:bookmarkStart w:id="108" w:name="immigrant"/>
     <w:p>
       <w:pPr>
         <w:pStyle w:val="Heading2"/>
@@ -23979,8 +24419,8 @@
         </w:tc>
       </w:tr>
     </w:tbl>
-    <w:bookmarkEnd w:id="106"/>
-    <w:bookmarkStart w:id="107" w:name="old-money"/>
+    <w:bookmarkEnd w:id="108"/>
+    <w:bookmarkStart w:id="109" w:name="old-money"/>
     <w:p>
       <w:pPr>
         <w:pStyle w:val="Heading2"/>
@@ -24231,8 +24671,8 @@
         </w:tc>
       </w:tr>
     </w:tbl>
-    <w:bookmarkEnd w:id="107"/>
-    <w:bookmarkStart w:id="108" w:name="railroad-hand"/>
+    <w:bookmarkEnd w:id="109"/>
+    <w:bookmarkStart w:id="110" w:name="railroad-hand"/>
     <w:p>
       <w:pPr>
         <w:pStyle w:val="Heading2"/>
@@ -24483,8 +24923,8 @@
         </w:tc>
       </w:tr>
     </w:tbl>
-    <w:bookmarkEnd w:id="108"/>
-    <w:bookmarkStart w:id="109" w:name="war-veteran"/>
+    <w:bookmarkEnd w:id="110"/>
+    <w:bookmarkStart w:id="111" w:name="war-veteran"/>
     <w:p>
       <w:pPr>
         <w:pStyle w:val="Heading2"/>
@@ -24735,8 +25175,8 @@
         </w:tc>
       </w:tr>
     </w:tbl>
-    <w:bookmarkEnd w:id="109"/>
-    <w:bookmarkStart w:id="110" w:name="sighted"/>
+    <w:bookmarkEnd w:id="111"/>
+    <w:bookmarkStart w:id="112" w:name="sighted"/>
     <w:p>
       <w:pPr>
         <w:pStyle w:val="Heading2"/>
@@ -24781,7 +25221,7 @@
       <w:pPr>
         <w:numPr>
           <w:ilvl w:val="0"/>
-          <w:numId w:val="1032"/>
+          <w:numId w:val="1034"/>
         </w:numPr>
         <w:pStyle w:val="Compact"/>
       </w:pPr>
@@ -25011,8 +25451,8 @@
         </w:tc>
       </w:tr>
     </w:tbl>
-    <w:bookmarkEnd w:id="110"/>
-    <w:bookmarkStart w:id="111" w:name="dhampir"/>
+    <w:bookmarkEnd w:id="112"/>
+    <w:bookmarkStart w:id="113" w:name="dhampir"/>
     <w:p>
       <w:pPr>
         <w:pStyle w:val="Heading2"/>
@@ -25057,7 +25497,7 @@
       <w:pPr>
         <w:numPr>
           <w:ilvl w:val="0"/>
-          <w:numId w:val="1033"/>
+          <w:numId w:val="1035"/>
         </w:numPr>
         <w:pStyle w:val="Compact"/>
       </w:pPr>
@@ -25069,7 +25509,7 @@
       <w:pPr>
         <w:numPr>
           <w:ilvl w:val="0"/>
-          <w:numId w:val="1033"/>
+          <w:numId w:val="1035"/>
         </w:numPr>
         <w:pStyle w:val="Compact"/>
       </w:pPr>
@@ -25081,7 +25521,7 @@
       <w:pPr>
         <w:numPr>
           <w:ilvl w:val="0"/>
-          <w:numId w:val="1033"/>
+          <w:numId w:val="1035"/>
         </w:numPr>
         <w:pStyle w:val="Compact"/>
       </w:pPr>
@@ -25311,8 +25751,8 @@
         </w:tc>
       </w:tr>
     </w:tbl>
-    <w:bookmarkEnd w:id="111"/>
-    <w:bookmarkStart w:id="112" w:name="practitioner"/>
+    <w:bookmarkEnd w:id="113"/>
+    <w:bookmarkStart w:id="114" w:name="practitioner"/>
     <w:p>
       <w:pPr>
         <w:pStyle w:val="Heading2"/>
@@ -25357,7 +25797,7 @@
       <w:pPr>
         <w:numPr>
           <w:ilvl w:val="0"/>
-          <w:numId w:val="1034"/>
+          <w:numId w:val="1036"/>
         </w:numPr>
         <w:pStyle w:val="Compact"/>
       </w:pPr>
@@ -25369,7 +25809,7 @@
       <w:pPr>
         <w:numPr>
           <w:ilvl w:val="0"/>
-          <w:numId w:val="1034"/>
+          <w:numId w:val="1036"/>
         </w:numPr>
         <w:pStyle w:val="Compact"/>
       </w:pPr>
@@ -25381,7 +25821,7 @@
       <w:pPr>
         <w:numPr>
           <w:ilvl w:val="0"/>
-          <w:numId w:val="1034"/>
+          <w:numId w:val="1036"/>
         </w:numPr>
         <w:pStyle w:val="Compact"/>
       </w:pPr>
@@ -25983,8 +26423,8 @@
         </w:tc>
       </w:tr>
     </w:tbl>
-    <w:bookmarkEnd w:id="112"/>
-    <w:bookmarkStart w:id="113" w:name="revenant"/>
+    <w:bookmarkEnd w:id="114"/>
+    <w:bookmarkStart w:id="115" w:name="revenant"/>
     <w:p>
       <w:pPr>
         <w:pStyle w:val="Heading2"/>
@@ -26029,7 +26469,7 @@
       <w:pPr>
         <w:numPr>
           <w:ilvl w:val="0"/>
-          <w:numId w:val="1035"/>
+          <w:numId w:val="1037"/>
         </w:numPr>
         <w:pStyle w:val="Compact"/>
       </w:pPr>
@@ -26041,7 +26481,7 @@
       <w:pPr>
         <w:numPr>
           <w:ilvl w:val="0"/>
-          <w:numId w:val="1035"/>
+          <w:numId w:val="1037"/>
         </w:numPr>
         <w:pStyle w:val="Compact"/>
       </w:pPr>
@@ -26053,7 +26493,7 @@
       <w:pPr>
         <w:numPr>
           <w:ilvl w:val="0"/>
-          <w:numId w:val="1035"/>
+          <w:numId w:val="1037"/>
         </w:numPr>
         <w:pStyle w:val="Compact"/>
       </w:pPr>
@@ -26283,8 +26723,8 @@
         </w:tc>
       </w:tr>
     </w:tbl>
-    <w:bookmarkEnd w:id="113"/>
-    <w:bookmarkStart w:id="114" w:name="werewolf"/>
+    <w:bookmarkEnd w:id="115"/>
+    <w:bookmarkStart w:id="116" w:name="werewolf"/>
     <w:p>
       <w:pPr>
         <w:pStyle w:val="Heading2"/>
@@ -26329,7 +26769,7 @@
       <w:pPr>
         <w:numPr>
           <w:ilvl w:val="0"/>
-          <w:numId w:val="1036"/>
+          <w:numId w:val="1038"/>
         </w:numPr>
         <w:pStyle w:val="Compact"/>
       </w:pPr>
@@ -26341,7 +26781,7 @@
       <w:pPr>
         <w:numPr>
           <w:ilvl w:val="0"/>
-          <w:numId w:val="1036"/>
+          <w:numId w:val="1038"/>
         </w:numPr>
         <w:pStyle w:val="Compact"/>
       </w:pPr>
@@ -26353,7 +26793,7 @@
       <w:pPr>
         <w:numPr>
           <w:ilvl w:val="0"/>
-          <w:numId w:val="1036"/>
+          <w:numId w:val="1038"/>
         </w:numPr>
         <w:pStyle w:val="Compact"/>
       </w:pPr>
@@ -26617,8 +27057,8 @@
         </w:tc>
       </w:tr>
     </w:tbl>
-    <w:bookmarkEnd w:id="114"/>
-    <w:bookmarkStart w:id="115" w:name="pact-bound"/>
+    <w:bookmarkEnd w:id="116"/>
+    <w:bookmarkStart w:id="117" w:name="pact-bound"/>
     <w:p>
       <w:pPr>
         <w:pStyle w:val="Heading2"/>
@@ -26663,7 +27103,7 @@
       <w:pPr>
         <w:numPr>
           <w:ilvl w:val="0"/>
-          <w:numId w:val="1037"/>
+          <w:numId w:val="1039"/>
         </w:numPr>
         <w:pStyle w:val="Compact"/>
       </w:pPr>
@@ -26675,7 +27115,7 @@
       <w:pPr>
         <w:numPr>
           <w:ilvl w:val="0"/>
-          <w:numId w:val="1037"/>
+          <w:numId w:val="1039"/>
         </w:numPr>
         <w:pStyle w:val="Compact"/>
       </w:pPr>
@@ -26687,7 +27127,7 @@
       <w:pPr>
         <w:numPr>
           <w:ilvl w:val="0"/>
-          <w:numId w:val="1037"/>
+          <w:numId w:val="1039"/>
         </w:numPr>
         <w:pStyle w:val="Compact"/>
       </w:pPr>
@@ -26917,8 +27357,8 @@
         </w:tc>
       </w:tr>
     </w:tbl>
-    <w:bookmarkEnd w:id="115"/>
-    <w:bookmarkStart w:id="116" w:name="vampire"/>
+    <w:bookmarkEnd w:id="117"/>
+    <w:bookmarkStart w:id="118" w:name="vampire"/>
     <w:p>
       <w:pPr>
         <w:pStyle w:val="Heading2"/>
@@ -26963,7 +27403,7 @@
       <w:pPr>
         <w:numPr>
           <w:ilvl w:val="0"/>
-          <w:numId w:val="1038"/>
+          <w:numId w:val="1040"/>
         </w:numPr>
         <w:pStyle w:val="Compact"/>
       </w:pPr>
@@ -26975,7 +27415,7 @@
       <w:pPr>
         <w:numPr>
           <w:ilvl w:val="0"/>
-          <w:numId w:val="1038"/>
+          <w:numId w:val="1040"/>
         </w:numPr>
         <w:pStyle w:val="Compact"/>
       </w:pPr>
@@ -26987,7 +27427,7 @@
       <w:pPr>
         <w:numPr>
           <w:ilvl w:val="0"/>
-          <w:numId w:val="1038"/>
+          <w:numId w:val="1040"/>
         </w:numPr>
         <w:pStyle w:val="Compact"/>
       </w:pPr>
@@ -26999,7 +27439,7 @@
       <w:pPr>
         <w:numPr>
           <w:ilvl w:val="0"/>
-          <w:numId w:val="1038"/>
+          <w:numId w:val="1040"/>
         </w:numPr>
         <w:pStyle w:val="Compact"/>
       </w:pPr>
@@ -27263,9 +27703,9 @@
         </w:tc>
       </w:tr>
     </w:tbl>
-    <w:bookmarkEnd w:id="116"/>
-    <w:bookmarkEnd w:id="117"/>
-    <w:bookmarkStart w:id="128" w:name="making-your-own"/>
+    <w:bookmarkEnd w:id="118"/>
+    <w:bookmarkEnd w:id="119"/>
+    <w:bookmarkStart w:id="130" w:name="making-your-own"/>
     <w:p>
       <w:pPr>
         <w:pStyle w:val="Heading1"/>
@@ -27298,7 +27738,7 @@
         <w:t xml:space="preserve">option at the end of each list, and its checklist holds a custom choice to the same rules as everything else.</w:t>
       </w:r>
     </w:p>
-    <w:bookmarkStart w:id="118" w:name="a-custom-role"/>
+    <w:bookmarkStart w:id="120" w:name="a-custom-role"/>
     <w:p>
       <w:pPr>
         <w:pStyle w:val="Heading2"/>
@@ -27319,7 +27759,7 @@
       <w:pPr>
         <w:numPr>
           <w:ilvl w:val="0"/>
-          <w:numId w:val="1039"/>
+          <w:numId w:val="1041"/>
         </w:numPr>
         <w:pStyle w:val="Compact"/>
       </w:pPr>
@@ -27365,7 +27805,7 @@
       <w:pPr>
         <w:numPr>
           <w:ilvl w:val="0"/>
-          <w:numId w:val="1039"/>
+          <w:numId w:val="1041"/>
         </w:numPr>
         <w:pStyle w:val="Compact"/>
       </w:pPr>
@@ -27387,7 +27827,7 @@
       <w:pPr>
         <w:numPr>
           <w:ilvl w:val="0"/>
-          <w:numId w:val="1039"/>
+          <w:numId w:val="1041"/>
         </w:numPr>
         <w:pStyle w:val="Compact"/>
       </w:pPr>
@@ -27409,7 +27849,7 @@
       <w:pPr>
         <w:numPr>
           <w:ilvl w:val="0"/>
-          <w:numId w:val="1039"/>
+          <w:numId w:val="1041"/>
         </w:numPr>
         <w:pStyle w:val="Compact"/>
       </w:pPr>
@@ -27474,8 +27914,8 @@
         <w:t xml:space="preserve">.</w:t>
       </w:r>
     </w:p>
-    <w:bookmarkEnd w:id="118"/>
-    <w:bookmarkStart w:id="127" w:name="a-custom-origin"/>
+    <w:bookmarkEnd w:id="120"/>
+    <w:bookmarkStart w:id="129" w:name="a-custom-origin"/>
     <w:p>
       <w:pPr>
         <w:pStyle w:val="Heading2"/>
@@ -27492,7 +27932,7 @@
         <w:t xml:space="preserve">Build it with the GM, one step at a time.</w:t>
       </w:r>
     </w:p>
-    <w:bookmarkStart w:id="119" w:name="the-concept"/>
+    <w:bookmarkStart w:id="121" w:name="the-concept"/>
     <w:p>
       <w:pPr>
         <w:pStyle w:val="Heading3"/>
@@ -27509,8 +27949,8 @@
         <w:t xml:space="preserve">Two or three sentences: where they come from, what sets them apart, and how others see them. It should be something the origins in this book don’t already cover.</w:t>
       </w:r>
     </w:p>
-    <w:bookmarkEnd w:id="119"/>
-    <w:bookmarkStart w:id="120" w:name="the-tier"/>
+    <w:bookmarkEnd w:id="121"/>
+    <w:bookmarkStart w:id="122" w:name="the-tier"/>
     <w:p>
       <w:pPr>
         <w:pStyle w:val="Heading3"/>
@@ -27807,8 +28247,8 @@
         <w:t xml:space="preserve">When in doubt, choose the higher tier.</w:t>
       </w:r>
     </w:p>
-    <w:bookmarkEnd w:id="120"/>
-    <w:bookmarkStart w:id="121" w:name="attribute-adjustments"/>
+    <w:bookmarkEnd w:id="122"/>
+    <w:bookmarkStart w:id="123" w:name="attribute-adjustments"/>
     <w:p>
       <w:pPr>
         <w:pStyle w:val="Heading3"/>
@@ -27878,8 +28318,8 @@
         <w:t xml:space="preserve">of +1 or −1 to Move. Most have none. It isn’t an attribute adjustment and needn’t balance.</w:t>
       </w:r>
     </w:p>
-    <w:bookmarkEnd w:id="121"/>
-    <w:bookmarkStart w:id="122" w:name="core-rules-tier-1-and-up"/>
+    <w:bookmarkEnd w:id="123"/>
+    <w:bookmarkStart w:id="124" w:name="core-rules-tier-1-and-up"/>
     <w:p>
       <w:pPr>
         <w:pStyle w:val="Heading3"/>
@@ -27896,8 +28336,8 @@
         <w:t xml:space="preserve">One to three short rules that always apply: what they can do (see in the dark, resist cold, a free Trained skill) and what it costs (a weakness, a people’s distrust, a hazard they can’t abide). A strength with no drawback is worth more than it looks, so price it a tier higher.</w:t>
       </w:r>
     </w:p>
-    <w:bookmarkEnd w:id="122"/>
-    <w:bookmarkStart w:id="123" w:name="origin-advantages"/>
+    <w:bookmarkEnd w:id="124"/>
+    <w:bookmarkStart w:id="125" w:name="origin-advantages"/>
     <w:p>
       <w:pPr>
         <w:pStyle w:val="Heading3"/>
@@ -27952,8 +28392,8 @@
         <w:t xml:space="preserve">: a problem the trait causes, with a clear trigger and a real consequence, which earns a Grit point when it bites, like any complication. A character takes one advantage, general or origin, so make them distinct choices.</w:t>
       </w:r>
     </w:p>
-    <w:bookmarkEnd w:id="123"/>
-    <w:bookmarkStart w:id="124" w:name="an-alternate-form-optional-tier-2-or-3"/>
+    <w:bookmarkEnd w:id="125"/>
+    <w:bookmarkStart w:id="126" w:name="an-alternate-form-optional-tier-2-or-3"/>
     <w:p>
       <w:pPr>
         <w:pStyle w:val="Heading3"/>
@@ -27986,8 +28426,8 @@
         <w:t xml:space="preserve">apply. The bonuses count only while the character is in that form: the sheet’s form switch shows both sets of numbers.</w:t>
       </w:r>
     </w:p>
-    <w:bookmarkEnd w:id="124"/>
-    <w:bookmarkStart w:id="125" w:name="in-the-creator"/>
+    <w:bookmarkEnd w:id="126"/>
+    <w:bookmarkStart w:id="127" w:name="in-the-creator"/>
     <w:p>
       <w:pPr>
         <w:pStyle w:val="Heading3"/>
@@ -28000,7 +28440,7 @@
       <w:pPr>
         <w:numPr>
           <w:ilvl w:val="0"/>
-          <w:numId w:val="1040"/>
+          <w:numId w:val="1042"/>
         </w:numPr>
         <w:pStyle w:val="Compact"/>
       </w:pPr>
@@ -28028,7 +28468,7 @@
       <w:pPr>
         <w:numPr>
           <w:ilvl w:val="0"/>
-          <w:numId w:val="1040"/>
+          <w:numId w:val="1042"/>
         </w:numPr>
         <w:pStyle w:val="Compact"/>
       </w:pPr>
@@ -28040,7 +28480,7 @@
       <w:pPr>
         <w:numPr>
           <w:ilvl w:val="0"/>
-          <w:numId w:val="1040"/>
+          <w:numId w:val="1042"/>
         </w:numPr>
         <w:pStyle w:val="Compact"/>
       </w:pPr>
@@ -28068,7 +28508,7 @@
       <w:pPr>
         <w:numPr>
           <w:ilvl w:val="0"/>
-          <w:numId w:val="1040"/>
+          <w:numId w:val="1042"/>
         </w:numPr>
         <w:pStyle w:val="Compact"/>
       </w:pPr>
@@ -28092,8 +28532,8 @@
         <w:t xml:space="preserve">and enter the advantage and its companion complication.</w:t>
       </w:r>
     </w:p>
-    <w:bookmarkEnd w:id="125"/>
-    <w:bookmarkStart w:id="126" w:name="example"/>
+    <w:bookmarkEnd w:id="127"/>
+    <w:bookmarkStart w:id="128" w:name="example"/>
     <w:p>
       <w:pPr>
         <w:pStyle w:val="Heading3"/>
@@ -28198,10 +28638,10 @@
         <w:t xml:space="preserve">: something from the other side follows you; when it matters, accept the chill, the stopped clock or the panicked horse.</w:t>
       </w:r>
     </w:p>
-    <w:bookmarkEnd w:id="126"/>
-    <w:bookmarkEnd w:id="127"/>
     <w:bookmarkEnd w:id="128"/>
-    <w:bookmarkStart w:id="129" w:name="complications"/>
+    <w:bookmarkEnd w:id="129"/>
+    <w:bookmarkEnd w:id="130"/>
+    <w:bookmarkStart w:id="131" w:name="complications"/>
     <w:p>
       <w:pPr>
         <w:pStyle w:val="Heading1"/>
@@ -28906,8 +29346,8 @@
         </w:tc>
       </w:tr>
     </w:tbl>
-    <w:bookmarkEnd w:id="129"/>
-    <w:bookmarkStart w:id="131" w:name="quick-reference"/>
+    <w:bookmarkEnd w:id="131"/>
+    <w:bookmarkStart w:id="133" w:name="quick-reference"/>
     <w:p>
       <w:pPr>
         <w:pStyle w:val="Heading1"/>
@@ -29134,7 +29574,7 @@
       <w:r>
         <w:t xml:space="preserve"> </w:t>
       </w:r>
-      <w:hyperlink r:id="rId130">
+      <w:hyperlink r:id="rId132">
         <w:r>
           <w:rPr>
             <w:rStyle w:val="Hyperlink"/>
@@ -29146,7 +29586,7 @@
         <w:t xml:space="preserve">. You may share, adapt, and use it for any purpose, including commercially, as long as you give appropriate credit to the author.</w:t>
       </w:r>
     </w:p>
-    <w:bookmarkEnd w:id="131"/>
+    <w:bookmarkEnd w:id="133"/>
     <w:sectPr/>
   </w:body>
 </w:document>
@@ -29535,6 +29975,9 @@
     <w:abstractNumId w:val="991"/>
   </w:num>
   <w:num w:numId="1022">
+    <w:abstractNumId w:val="991"/>
+  </w:num>
+  <w:num w:numId="1023">
     <w:abstractNumId w:val="99411"/>
     <w:lvlOverride w:ilvl="0">
       <w:startOverride w:val="1"/>
@@ -29564,10 +30007,10 @@
       <w:startOverride w:val="1"/>
     </w:lvlOverride>
   </w:num>
-  <w:num w:numId="1023">
+  <w:num w:numId="1024">
     <w:abstractNumId w:val="991"/>
   </w:num>
-  <w:num w:numId="1024">
+  <w:num w:numId="1025">
     <w:abstractNumId w:val="99411"/>
     <w:lvlOverride w:ilvl="0">
       <w:startOverride w:val="1"/>
@@ -29596,9 +30039,6 @@
     <w:lvlOverride w:ilvl="8">
       <w:startOverride w:val="1"/>
     </w:lvlOverride>
-  </w:num>
-  <w:num w:numId="1025">
-    <w:abstractNumId w:val="991"/>
   </w:num>
   <w:num w:numId="1026">
     <w:abstractNumId w:val="991"/>
@@ -29640,6 +30080,12 @@
     <w:abstractNumId w:val="991"/>
   </w:num>
   <w:num w:numId="1039">
+    <w:abstractNumId w:val="991"/>
+  </w:num>
+  <w:num w:numId="1040">
+    <w:abstractNumId w:val="991"/>
+  </w:num>
+  <w:num w:numId="1041">
     <w:abstractNumId w:val="99411"/>
     <w:lvlOverride w:ilvl="0">
       <w:startOverride w:val="1"/>
@@ -29669,7 +30115,7 @@
       <w:startOverride w:val="1"/>
     </w:lvlOverride>
   </w:num>
-  <w:num w:numId="1040">
+  <w:num w:numId="1042">
     <w:abstractNumId w:val="99411"/>
     <w:lvlOverride w:ilvl="0">
       <w:startOverride w:val="1"/>

--- a/legend-dynamics/western/Trails_of_Blood_Dust_Players_Guide.docx
+++ b/legend-dynamics/western/Trails_of_Blood_Dust_Players_Guide.docx
@@ -7785,7 +7785,7 @@
     <w:bookmarkEnd w:id="39"/>
     <w:bookmarkEnd w:id="40"/>
     <w:bookmarkEnd w:id="41"/>
-    <w:bookmarkStart w:id="56" w:name="actions-and-teamwork"/>
+    <w:bookmarkStart w:id="50" w:name="actions-and-teamwork"/>
     <w:p>
       <w:pPr>
         <w:pStyle w:val="Heading1"/>
@@ -8267,14 +8267,35 @@
         <w:t xml:space="preserve">Ask concrete questions and explain your approach. Evidence may require several different tasks. A successful roll does not force someone to abandon a core belief or reveal what they do not know.</w:t>
       </w:r>
     </w:p>
+    <w:p>
+      <w:pPr>
+        <w:pStyle w:val="BodyText"/>
+      </w:pPr>
+      <w:r>
+        <w:t xml:space="preserve">Investigating the supernatural has its own rules: see</w:t>
+      </w:r>
+      <w:r>
+        <w:t xml:space="preserve"> </w:t>
+      </w:r>
+      <w:r>
+        <w:rPr>
+          <w:iCs/>
+          <w:i/>
+        </w:rPr>
+        <w:t xml:space="preserve">Lore cards</w:t>
+      </w:r>
+      <w:r>
+        <w:t xml:space="preserve">.</w:t>
+      </w:r>
+    </w:p>
     <w:bookmarkEnd w:id="48"/>
-    <w:bookmarkStart w:id="54" w:name="discovery-clocks-and-lore-cards"/>
+    <w:bookmarkStart w:id="49" w:name="chases"/>
     <w:p>
       <w:pPr>
         <w:pStyle w:val="Heading2"/>
       </w:pPr>
       <w:r>
-        <w:t xml:space="preserve">Discovery clocks and lore cards</w:t>
+        <w:t xml:space="preserve">Chases</w:t>
       </w:r>
     </w:p>
     <w:p>
@@ -8282,208 +8303,84 @@
         <w:pStyle w:val="FirstParagraph"/>
       </w:pPr>
       <w:r>
-        <w:t xml:space="preserve">When a job turns on an unknown subject (a supernatural creature and its weakness), the GM sets up a</w:t>
-      </w:r>
-      <w:r>
-        <w:t xml:space="preserve"> </w:t>
-      </w:r>
-      <w:r>
-        <w:rPr>
-          <w:bCs/>
-          <w:b/>
-        </w:rPr>
-        <w:t xml:space="preserve">discovery clock</w:t>
-      </w:r>
-      <w:r>
-        <w:t xml:space="preserve">. It fills in three phases, and filling it mints a</w:t>
-      </w:r>
-      <w:r>
-        <w:t xml:space="preserve"> </w:t>
-      </w:r>
-      <w:r>
-        <w:rPr>
-          <w:bCs/>
-          <w:b/>
-        </w:rPr>
-        <w:t xml:space="preserve">lore card</w:t>
-      </w:r>
-      <w:r>
-        <w:t xml:space="preserve">: what the characters learned, kept for good. A character’s lore cards are their</w:t>
-      </w:r>
-      <w:r>
-        <w:t xml:space="preserve"> </w:t>
-      </w:r>
-      <w:r>
-        <w:rPr>
-          <w:bCs/>
-          <w:b/>
-        </w:rPr>
-        <w:t xml:space="preserve">hunter’s almanac</w:t>
-      </w:r>
-      <w:r>
-        <w:t xml:space="preserve">.</w:t>
-      </w:r>
-    </w:p>
-    <w:tbl>
-      <w:tblPr>
-        <w:tblStyle w:val="Table"/>
-        <w:tblW w:type="pct" w:w="5000"/>
-        <w:tblLook w:firstRow="1" w:lastRow="0" w:firstColumn="0" w:lastColumn="0" w:noHBand="0" w:noVBand="0" w:val="0020"/>
-        <w:jc w:val="start"/>
-        <w:tblBorders>
-          <w:top w:val="single" w:sz="4" w:color="B8C2D3"/>
-          <w:left w:val="single" w:sz="4" w:color="B8C2D3"/>
-          <w:bottom w:val="single" w:sz="4" w:color="B8C2D3"/>
-          <w:right w:val="single" w:sz="4" w:color="B8C2D3"/>
-          <w:insideH w:val="single" w:sz="4" w:color="B8C2D3"/>
-          <w:insideV w:val="single" w:sz="4" w:color="B8C2D3"/>
-        </w:tblBorders>
-      </w:tblPr>
-      <w:tblGrid>
-        <w:gridCol w:w="3960"/>
-        <w:gridCol w:w="3960"/>
-      </w:tblGrid>
-      <w:tr>
-        <w:trPr>
-          <w:tblHeader w:val="true"/>
-        </w:trPr>
-        <w:tc>
-          <w:tcPr>
-            <w:shd w:val="clear" w:fill="E6E8E6"/>
-          </w:tcPr>
-          <w:p>
-            <w:pPr>
-              <w:pStyle w:val="Compact"/>
-              <w:jc w:val="left"/>
-            </w:pPr>
-            <w:r>
-              <w:rPr>
-                <w:b/>
-                <w:sz w:val="19"/>
-              </w:rPr>
-              <w:t xml:space="preserve">Phase</w:t>
-            </w:r>
-          </w:p>
-        </w:tc>
-        <w:tc>
-          <w:tcPr>
-            <w:shd w:val="clear" w:fill="E6E8E6"/>
-          </w:tcPr>
-          <w:p>
-            <w:pPr>
-              <w:pStyle w:val="Compact"/>
-              <w:jc w:val="left"/>
-            </w:pPr>
-            <w:r>
-              <w:rPr>
-                <w:b/>
-                <w:sz w:val="19"/>
-              </w:rPr>
-              <w:t xml:space="preserve">What it means</w:t>
-            </w:r>
-          </w:p>
-        </w:tc>
-      </w:tr>
-      <w:tr>
-        <w:tc>
-          <w:tcPr/>
-          <w:p>
-            <w:pPr>
-              <w:pStyle w:val="Compact"/>
-              <w:jc w:val="left"/>
-            </w:pPr>
-            <w:r>
-              <w:rPr>
-                <w:b/>
-                <w:sz w:val="19"/>
-              </w:rPr>
-              <w:t xml:space="preserve">1. Confront the unknown</w:t>
-            </w:r>
-          </w:p>
-        </w:tc>
-        <w:tc>
-          <w:tcPr/>
-          <w:p>
-            <w:pPr>
-              <w:pStyle w:val="Compact"/>
-              <w:jc w:val="left"/>
-            </w:pPr>
-            <w:r>
-              <w:rPr>
-                <w:sz w:val="19"/>
-              </w:rPr>
-              <w:t xml:space="preserve">Effects without a cause: a body drained white, cattle torn open, a town gone too quiet. You may suspect, but nothing is confirmed.</w:t>
-            </w:r>
-          </w:p>
-        </w:tc>
-      </w:tr>
-      <w:tr>
-        <w:tc>
-          <w:tcPr/>
-          <w:p>
-            <w:pPr>
-              <w:pStyle w:val="Compact"/>
-              <w:jc w:val="left"/>
-            </w:pPr>
-            <w:r>
-              <w:rPr>
-                <w:b/>
-                <w:sz w:val="19"/>
-              </w:rPr>
-              <w:t xml:space="preserve">2. Identify</w:t>
-            </w:r>
-          </w:p>
-        </w:tc>
-        <w:tc>
-          <w:tcPr/>
-          <w:p>
-            <w:pPr>
-              <w:pStyle w:val="Compact"/>
-              <w:jc w:val="left"/>
-            </w:pPr>
-            <w:r>
-              <w:rPr>
-                <w:sz w:val="19"/>
-              </w:rPr>
-              <w:t xml:space="preserve">Name the creature. This is the gate: until its identity is confirmed, what you know about a kind of creature doesn’t yet apply to this one, and your theories stay suspicions. You can still form hypotheses, test them and take ordinary precautions, and whatever is actually true of it works.</w:t>
-            </w:r>
-          </w:p>
-        </w:tc>
-      </w:tr>
-      <w:tr>
-        <w:tc>
-          <w:tcPr/>
-          <w:p>
-            <w:pPr>
-              <w:pStyle w:val="Compact"/>
-              <w:jc w:val="left"/>
-            </w:pPr>
-            <w:r>
-              <w:rPr>
-                <w:b/>
-                <w:sz w:val="19"/>
-              </w:rPr>
-              <w:t xml:space="preserve">3. Uncover</w:t>
-            </w:r>
-          </w:p>
-        </w:tc>
-        <w:tc>
-          <w:tcPr/>
-          <w:p>
-            <w:pPr>
-              <w:pStyle w:val="Compact"/>
-              <w:jc w:val="left"/>
-            </w:pPr>
-            <w:r>
-              <w:rPr>
-                <w:sz w:val="19"/>
-              </w:rPr>
-              <w:t xml:space="preserve">Learn how it is beaten. Filling this phase fills the clock and earns a lore card for what you established.</w:t>
-            </w:r>
-          </w:p>
-        </w:tc>
-      </w:tr>
-    </w:tbl>
+        <w:t xml:space="preserve">Run a chase as a progress clock for the pursuers against a danger clock for the quarry’s escape. Each exchange, the characters roll the skill that moves them (Riding, or Athletics on foot): success ticks the pursuers’ clock, failure ticks the escape. Terrain, a tired mount or a damaged engine, and attacks made on the move (at −2) adjust the rolls.</w:t>
+      </w:r>
+    </w:p>
+    <w:bookmarkEnd w:id="49"/>
+    <w:bookmarkEnd w:id="50"/>
+    <w:bookmarkStart w:id="64" w:name="personal-combat"/>
+    <w:p>
+      <w:pPr>
+        <w:pStyle w:val="Heading1"/>
+      </w:pPr>
+      <w:r>
+        <w:t xml:space="preserve">Personal combat</w:t>
+      </w:r>
+    </w:p>
+    <w:bookmarkStart w:id="51" w:name="turn-order-and-actions"/>
+    <w:p>
+      <w:pPr>
+        <w:pStyle w:val="Heading2"/>
+      </w:pPr>
+      <w:r>
+        <w:t xml:space="preserve">Turn order and actions</w:t>
+      </w:r>
+    </w:p>
+    <w:p>
+      <w:pPr>
+        <w:pStyle w:val="FirstParagraph"/>
+      </w:pPr>
+      <w:r>
+        <w:t xml:space="preserve">Act in descending Agility order. Players choose the order of tied characters; the GM resolves other ties. A round lasts a few seconds. On your turn, move up to your</w:t>
+      </w:r>
+      <w:r>
+        <w:t xml:space="preserve"> </w:t>
+      </w:r>
+      <w:r>
+        <w:rPr>
+          <w:bCs/>
+          <w:b/>
+        </w:rPr>
+        <w:t xml:space="preserve">Move</w:t>
+      </w:r>
+      <w:r>
+        <w:t xml:space="preserve"> </w:t>
+      </w:r>
+      <w:r>
+        <w:t xml:space="preserve">(below) and take one meaningful action, such as attacking, reloading, helping, or attempting a task.</w:t>
+      </w:r>
+    </w:p>
+    <w:bookmarkEnd w:id="51"/>
+    <w:bookmarkStart w:id="52" w:name="attacking-and-defending"/>
+    <w:p>
+      <w:pPr>
+        <w:pStyle w:val="Heading2"/>
+      </w:pPr>
+      <w:r>
+        <w:t xml:space="preserve">Attacking and defending</w:t>
+      </w:r>
+    </w:p>
+    <w:p>
+      <w:pPr>
+        <w:pStyle w:val="FirstParagraph"/>
+      </w:pPr>
+      <w:r>
+        <w:t xml:space="preserve">Roll Shooting for a ranged attack, Melee for a weapon in hand, or Brawling for fists and grappling. If the attack succeeds, an aware target able to move may</w:t>
+      </w:r>
+      <w:r>
+        <w:t xml:space="preserve"> </w:t>
+      </w:r>
+      <w:r>
+        <w:rPr>
+          <w:bCs/>
+          <w:b/>
+        </w:rPr>
+        <w:t xml:space="preserve">defend</w:t>
+      </w:r>
+      <w:r>
+        <w:t xml:space="preserve">: Dodge, Parry or Block. A successful defense cancels the hit. Apply injury penalties to every defense.</w:t>
+      </w:r>
+    </w:p>
     <w:p>
       <w:pPr>
         <w:numPr>
@@ -8497,13 +8394,13 @@
           <w:bCs/>
           <w:b/>
         </w:rPr>
-        <w:t xml:space="preserve">Sizing.</w:t>
-      </w:r>
-      <w:r>
-        <w:t xml:space="preserve"> </w:t>
-      </w:r>
-      <w:r>
-        <w:t xml:space="preserve">The GM decides how many segments each phase needs (usually 1–2 to Confront, 2–3 to Identify, 2–3 to Uncover) and which methods can advance it, and shows the clock to the players.</w:t>
+        <w:t xml:space="preserve">One defense a round.</w:t>
+      </w:r>
+      <w:r>
+        <w:t xml:space="preserve"> </w:t>
+      </w:r>
+      <w:r>
+        <w:t xml:space="preserve">A target gets one defense a round, between its turns, and chooses which when an attack hits.</w:t>
       </w:r>
     </w:p>
     <w:p>
@@ -8519,29 +8416,13 @@
           <w:bCs/>
           <w:b/>
         </w:rPr>
-        <w:t xml:space="preserve">Advancing.</w:t>
-      </w:r>
-      <w:r>
-        <w:t xml:space="preserve"> </w:t>
-      </w:r>
-      <w:r>
-        <w:t xml:space="preserve">Each roll that advances the clock uses a concrete</w:t>
-      </w:r>
-      <w:r>
-        <w:t xml:space="preserve"> </w:t>
-      </w:r>
-      <w:r>
-        <w:rPr>
-          <w:bCs/>
-          <w:b/>
-        </w:rPr>
-        <w:t xml:space="preserve">method</w:t>
-      </w:r>
-      <w:r>
-        <w:t xml:space="preserve"> </w:t>
-      </w:r>
-      <w:r>
-        <w:t xml:space="preserve">tied to a skill (below): one segment for a success, two for success by 5 or more. The clock stops at the end of Identify until the subject is confirmed: segments never spill past the gate.</w:t>
+        <w:t xml:space="preserve">Additional Defense.</w:t>
+      </w:r>
+      <w:r>
+        <w:t xml:space="preserve"> </w:t>
+      </w:r>
+      <w:r>
+        <w:t xml:space="preserve">With this Edge you may attempt a second defense each round at −2, in addition to attack-quality and injury penalties. You cannot defend twice against the same attack.</w:t>
       </w:r>
     </w:p>
     <w:p>
@@ -8557,29 +8438,13 @@
           <w:bCs/>
           <w:b/>
         </w:rPr>
-        <w:t xml:space="preserve">The primary investigator.</w:t>
-      </w:r>
-      <w:r>
-        <w:t xml:space="preserve"> </w:t>
-      </w:r>
-      <w:r>
-        <w:t xml:space="preserve">One character leads and owns the lore card. Others</w:t>
-      </w:r>
-      <w:r>
-        <w:t xml:space="preserve"> </w:t>
-      </w:r>
-      <w:r>
-        <w:rPr>
-          <w:bCs/>
-          <w:b/>
-        </w:rPr>
-        <w:t xml:space="preserve">assist</w:t>
-      </w:r>
-      <w:r>
-        <w:t xml:space="preserve"> </w:t>
-      </w:r>
-      <w:r>
-        <w:t xml:space="preserve">under the usual assistance rules, rolling a relevant skill. A character who holds a relevant lore card can assist with a method they couldn’t otherwise bring (the lore card is why they’re qualified); it adds nothing beyond the normal assistance.</w:t>
+        <w:t xml:space="preserve">Dodge</w:t>
+      </w:r>
+      <w:r>
+        <w:t xml:space="preserve"> </w:t>
+      </w:r>
+      <w:r>
+        <w:t xml:space="preserve">is Agility −2, with +1 for Trained Athletics or +2 for Athletics as a Specialty or Expert.</w:t>
       </w:r>
     </w:p>
     <w:p>
@@ -8595,22 +8460,79 @@
           <w:bCs/>
           <w:b/>
         </w:rPr>
-        <w:t xml:space="preserve">Pushing.</w:t>
-      </w:r>
-      <w:r>
-        <w:t xml:space="preserve"> </w:t>
-      </w:r>
-      <w:r>
-        <w:t xml:space="preserve">A player can push to dig faster or harder: a success advances one extra segment, but a track ticks (below) whatever the roll.</w:t>
-      </w:r>
-    </w:p>
-    <w:bookmarkStart w:id="49" w:name="the-lore-card"/>
-    <w:p>
-      <w:pPr>
-        <w:pStyle w:val="Heading3"/>
-      </w:pPr>
-      <w:r>
-        <w:t xml:space="preserve">The lore card</w:t>
+        <w:t xml:space="preserve">Parry.</w:t>
+      </w:r>
+      <w:r>
+        <w:t xml:space="preserve"> </w:t>
+      </w:r>
+      <w:r>
+        <w:t xml:space="preserve">Against a weapon in hand or fists, roll Melee −3 with a weapon in hand, or Brawling −3 bare-handed against fists. An open hand can’t parry a blade, claws or fangs. Nobody parries a shot or a missile.</w:t>
+      </w:r>
+    </w:p>
+    <w:p>
+      <w:pPr>
+        <w:numPr>
+          <w:ilvl w:val="0"/>
+          <w:numId w:val="1008"/>
+        </w:numPr>
+        <w:pStyle w:val="Compact"/>
+      </w:pPr>
+      <w:r>
+        <w:rPr>
+          <w:bCs/>
+          <w:b/>
+        </w:rPr>
+        <w:t xml:space="preserve">Block.</w:t>
+      </w:r>
+      <w:r>
+        <w:t xml:space="preserve"> </w:t>
+      </w:r>
+      <w:r>
+        <w:t xml:space="preserve">With a shield, or anything that can stand in for one (a chair, a plank, a crate lid), you can block a weapon in hand, fists, or a thrown or loosed missile: roll Melee −2, plus the shield’s bonus. Nothing you can lift blocks a gunshot or a blast. An improvised shield breaks the first time it blocks a hit of 2 or more boxes.</w:t>
+      </w:r>
+    </w:p>
+    <w:p>
+      <w:pPr>
+        <w:numPr>
+          <w:ilvl w:val="0"/>
+          <w:numId w:val="1008"/>
+        </w:numPr>
+        <w:pStyle w:val="Compact"/>
+      </w:pPr>
+      <w:r>
+        <w:rPr>
+          <w:bCs/>
+          <w:b/>
+        </w:rPr>
+        <w:t xml:space="preserve">Attack quality.</w:t>
+      </w:r>
+      <w:r>
+        <w:t xml:space="preserve"> </w:t>
+      </w:r>
+      <w:r>
+        <w:t xml:space="preserve">A clean hit is harder to escape. When an attack succeeds by 3 or 4, the defense is at −1; by 5 or 6, −2; by 7 or more, −3.</w:t>
+      </w:r>
+    </w:p>
+    <w:p>
+      <w:pPr>
+        <w:numPr>
+          <w:ilvl w:val="0"/>
+          <w:numId w:val="1008"/>
+        </w:numPr>
+        <w:pStyle w:val="Compact"/>
+      </w:pPr>
+      <w:r>
+        <w:rPr>
+          <w:bCs/>
+          <w:b/>
+        </w:rPr>
+        <w:t xml:space="preserve">Aim.</w:t>
+      </w:r>
+      <w:r>
+        <w:t xml:space="preserve"> </w:t>
+      </w:r>
+      <w:r>
+        <w:t xml:space="preserve">Spend your action aiming at a target you can see: +1 to your next attack against it. An advantage that rewards aiming adds its bonus to this.</w:t>
       </w:r>
     </w:p>
     <w:p>
@@ -8618,23 +8540,41 @@
         <w:pStyle w:val="FirstParagraph"/>
       </w:pPr>
       <w:r>
-        <w:t xml:space="preserve">A lore card is a permanent record of one specific thing the characters have established. It holds only what they found out, never the whole truth about a creature: later discoveries add to it with more lore cards. It grants</w:t>
-      </w:r>
-      <w:r>
-        <w:t xml:space="preserve"> </w:t>
-      </w:r>
-      <w:r>
-        <w:rPr>
-          <w:bCs/>
-          <w:b/>
-        </w:rPr>
-        <w:t xml:space="preserve">no bonus</w:t>
-      </w:r>
-      <w:r>
-        <w:t xml:space="preserve"> </w:t>
-      </w:r>
-      <w:r>
-        <w:t xml:space="preserve">to any roll.</w:t>
+        <w:t xml:space="preserve">Solid cover blocks a shot. Partial cover imposes −2 on the attack. Weapon effects apply after a hit survives any defense. Success margin does not increase damage: a great hit decides</w:t>
+      </w:r>
+      <w:r>
+        <w:t xml:space="preserve"> </w:t>
+      </w:r>
+      <w:r>
+        <w:rPr>
+          <w:iCs/>
+          <w:i/>
+        </w:rPr>
+        <w:t xml:space="preserve">what</w:t>
+      </w:r>
+      <w:r>
+        <w:t xml:space="preserve"> </w:t>
+      </w:r>
+      <w:r>
+        <w:t xml:space="preserve">happens instead.</w:t>
+      </w:r>
+    </w:p>
+    <w:bookmarkEnd w:id="52"/>
+    <w:bookmarkStart w:id="55" w:name="telling-hits"/>
+    <w:p>
+      <w:pPr>
+        <w:pStyle w:val="Heading2"/>
+      </w:pPr>
+      <w:r>
+        <w:t xml:space="preserve">Telling hits</w:t>
+      </w:r>
+    </w:p>
+    <w:p>
+      <w:pPr>
+        <w:pStyle w:val="FirstParagraph"/>
+      </w:pPr>
+      <w:r>
+        <w:t xml:space="preserve">A really good shot, or a blow that lands exactly where it was meant to, lets the attacker say what it does.</w:t>
       </w:r>
     </w:p>
     <w:p>
@@ -8650,13 +8590,42 @@
           <w:bCs/>
           <w:b/>
         </w:rPr>
-        <w:t xml:space="preserve">Weaknesses work anyway.</w:t>
-      </w:r>
-      <w:r>
-        <w:t xml:space="preserve"> </w:t>
-      </w:r>
-      <w:r>
-        <w:t xml:space="preserve">A real weakness works whoever uses it, lore card or no lore card: silver marks its extra box fired by someone who has never heard of werewolves, and a hunter who suspects silver can load it. Called shots follow the ordinary combat rules. An unfamiliar ritual still needs its procedure, the knowledge, the skill and the components.</w:t>
+        <w:t xml:space="preserve">A telling hit</w:t>
+      </w:r>
+      <w:r>
+        <w:t xml:space="preserve"> </w:t>
+      </w:r>
+      <w:r>
+        <w:t xml:space="preserve">is an attack that succeeds by</w:t>
+      </w:r>
+      <w:r>
+        <w:t xml:space="preserve"> </w:t>
+      </w:r>
+      <w:r>
+        <w:rPr>
+          <w:bCs/>
+          <w:b/>
+        </w:rPr>
+        <w:t xml:space="preserve">5 or more</w:t>
+      </w:r>
+      <w:r>
+        <w:t xml:space="preserve">, or on a natural 3 or 4, and isn’t stopped by a defense. The attacker picks</w:t>
+      </w:r>
+      <w:r>
+        <w:t xml:space="preserve"> </w:t>
+      </w:r>
+      <w:r>
+        <w:rPr>
+          <w:bCs/>
+          <w:b/>
+        </w:rPr>
+        <w:t xml:space="preserve">one effect</w:t>
+      </w:r>
+      <w:r>
+        <w:t xml:space="preserve"> </w:t>
+      </w:r>
+      <w:r>
+        <w:t xml:space="preserve">below and describes it. The weapon still marks its usual boxes.</w:t>
       </w:r>
     </w:p>
     <w:p>
@@ -8672,13 +8641,13 @@
           <w:bCs/>
           <w:b/>
         </w:rPr>
-        <w:t xml:space="preserve">What a lore card is for.</w:t>
-      </w:r>
-      <w:r>
-        <w:t xml:space="preserve"> </w:t>
-      </w:r>
-      <w:r>
-        <w:t xml:space="preserve">It’s what the character knows for certain and can rely on, plan around and teach. A correct deduction, a sensible experiment or an ordinary precaution needs no lore card.</w:t>
+        <w:t xml:space="preserve">A called shot.</w:t>
+      </w:r>
+      <w:r>
+        <w:t xml:space="preserve"> </w:t>
+      </w:r>
+      <w:r>
+        <w:t xml:space="preserve">Before rolling, name an effect your weapon can deliver and take −2 on the attack, or −4 for a small target (a hand, an eye, a rope, a lock). If the attack hits at all, the effect happens, whatever the margin. An advantage that rewards aiming cuts this penalty by 1.</w:t>
       </w:r>
     </w:p>
     <w:p>
@@ -8694,387 +8663,13 @@
           <w:bCs/>
           <w:b/>
         </w:rPr>
-        <w:t xml:space="preserve">The identification gate.</w:t>
-      </w:r>
-      <w:r>
-        <w:t xml:space="preserve"> </w:t>
-      </w:r>
-      <w:r>
-        <w:t xml:space="preserve">Before a subject is confirmed, you can form hypotheses, test them and take precautions, but what you know about a kind of creature isn’t applied to this one until the Identify phase confirms it. Holding a lore card never proves that this is that.</w:t>
-      </w:r>
-    </w:p>
-    <w:p>
-      <w:pPr>
-        <w:numPr>
-          <w:ilvl w:val="0"/>
-          <w:numId w:val="1009"/>
-        </w:numPr>
-        <w:pStyle w:val="Compact"/>
-      </w:pPr>
-      <w:r>
-        <w:rPr>
-          <w:bCs/>
-          <w:b/>
-        </w:rPr>
-        <w:t xml:space="preserve">Shared copies.</w:t>
-      </w:r>
-      <w:r>
-        <w:t xml:space="preserve"> </w:t>
-      </w:r>
-      <w:r>
-        <w:t xml:space="preserve">Everyone who establishes a finding, or is there when a lore card is earned, gets a shared copy; one character is recorded as its owner. A character who wasn’t there can be taught it later, from a reliable account.</w:t>
-      </w:r>
-    </w:p>
-    <w:p>
-      <w:pPr>
-        <w:numPr>
-          <w:ilvl w:val="0"/>
-          <w:numId w:val="1009"/>
-        </w:numPr>
-        <w:pStyle w:val="Compact"/>
-      </w:pPr>
-      <w:r>
-        <w:rPr>
-          <w:bCs/>
-          <w:b/>
-        </w:rPr>
-        <w:t xml:space="preserve">What it records.</w:t>
-      </w:r>
-      <w:r>
-        <w:t xml:space="preserve"> </w:t>
-      </w:r>
-      <w:r>
-        <w:t xml:space="preserve">The subject, the precise finding, its limits (what it doesn’t show), the evidence or source, how it was learned, the date, its owner and who received it. It’s kept on the character sheet, under</w:t>
-      </w:r>
-      <w:r>
-        <w:t xml:space="preserve"> </w:t>
-      </w:r>
-      <w:r>
-        <w:rPr>
-          <w:iCs/>
-          <w:i/>
-        </w:rPr>
-        <w:t xml:space="preserve">Learned in play</w:t>
-      </w:r>
-      <w:r>
-        <w:t xml:space="preserve">.</w:t>
-      </w:r>
-    </w:p>
-    <w:bookmarkEnd w:id="49"/>
-    <w:bookmarkStart w:id="50" w:name="earning-a-lore-card"/>
-    <w:p>
-      <w:pPr>
-        <w:pStyle w:val="Heading3"/>
-      </w:pPr>
-      <w:r>
-        <w:t xml:space="preserve">Earning a lore card</w:t>
-      </w:r>
-    </w:p>
-    <w:p>
-      <w:pPr>
-        <w:pStyle w:val="FirstParagraph"/>
-      </w:pPr>
-      <w:r>
-        <w:t xml:space="preserve">A discovery clock is one way to earn a lore card. The others need no clock: when a fact is established directly or taught reliably, the GM records the lore card at once.</w:t>
-      </w:r>
-    </w:p>
-    <w:tbl>
-      <w:tblPr>
-        <w:tblStyle w:val="Table"/>
-        <w:tblW w:type="pct" w:w="5000"/>
-        <w:tblLook w:firstRow="1" w:lastRow="0" w:firstColumn="0" w:lastColumn="0" w:noHBand="0" w:noVBand="0" w:val="0020"/>
-        <w:jc w:val="start"/>
-        <w:tblBorders>
-          <w:top w:val="single" w:sz="4" w:color="B8C2D3"/>
-          <w:left w:val="single" w:sz="4" w:color="B8C2D3"/>
-          <w:bottom w:val="single" w:sz="4" w:color="B8C2D3"/>
-          <w:right w:val="single" w:sz="4" w:color="B8C2D3"/>
-          <w:insideH w:val="single" w:sz="4" w:color="B8C2D3"/>
-          <w:insideV w:val="single" w:sz="4" w:color="B8C2D3"/>
-        </w:tblBorders>
-      </w:tblPr>
-      <w:tblGrid>
-        <w:gridCol w:w="3960"/>
-        <w:gridCol w:w="3960"/>
-      </w:tblGrid>
-      <w:tr>
-        <w:trPr>
-          <w:tblHeader w:val="true"/>
-        </w:trPr>
-        <w:tc>
-          <w:tcPr>
-            <w:shd w:val="clear" w:fill="E6E8E6"/>
-          </w:tcPr>
-          <w:p>
-            <w:pPr>
-              <w:pStyle w:val="Compact"/>
-              <w:jc w:val="left"/>
-            </w:pPr>
-            <w:r>
-              <w:rPr>
-                <w:b/>
-                <w:sz w:val="19"/>
-              </w:rPr>
-              <w:t xml:space="preserve">How it was learned</w:t>
-            </w:r>
-          </w:p>
-        </w:tc>
-        <w:tc>
-          <w:tcPr>
-            <w:shd w:val="clear" w:fill="E6E8E6"/>
-          </w:tcPr>
-          <w:p>
-            <w:pPr>
-              <w:pStyle w:val="Compact"/>
-              <w:jc w:val="left"/>
-            </w:pPr>
-            <w:r>
-              <w:rPr>
-                <w:b/>
-                <w:sz w:val="19"/>
-              </w:rPr>
-              <w:t xml:space="preserve">What counts</w:t>
-            </w:r>
-          </w:p>
-        </w:tc>
-      </w:tr>
-      <w:tr>
-        <w:tc>
-          <w:tcPr/>
-          <w:p>
-            <w:pPr>
-              <w:pStyle w:val="Compact"/>
-              <w:jc w:val="left"/>
-            </w:pPr>
-            <w:r>
-              <w:rPr>
-                <w:bCs/>
-                <w:b/>
-                <w:sz w:val="19"/>
-              </w:rPr>
-              <w:t xml:space="preserve">A discovery clock</w:t>
-            </w:r>
-          </w:p>
-        </w:tc>
-        <w:tc>
-          <w:tcPr/>
-          <w:p>
-            <w:pPr>
-              <w:pStyle w:val="Compact"/>
-              <w:jc w:val="left"/>
-            </w:pPr>
-            <w:r>
-              <w:rPr>
-                <w:sz w:val="19"/>
-              </w:rPr>
-              <w:t xml:space="preserve">Filled to the end of Uncover.</w:t>
-            </w:r>
-          </w:p>
-        </w:tc>
-      </w:tr>
-      <w:tr>
-        <w:tc>
-          <w:tcPr/>
-          <w:p>
-            <w:pPr>
-              <w:pStyle w:val="Compact"/>
-              <w:jc w:val="left"/>
-            </w:pPr>
-            <w:r>
-              <w:rPr>
-                <w:bCs/>
-                <w:b/>
-                <w:sz w:val="19"/>
-              </w:rPr>
-              <w:t xml:space="preserve">Seen or tested firsthand</w:t>
-            </w:r>
-          </w:p>
-        </w:tc>
-        <w:tc>
-          <w:tcPr/>
-          <w:p>
-            <w:pPr>
-              <w:pStyle w:val="Compact"/>
-              <w:jc w:val="left"/>
-            </w:pPr>
-            <w:r>
-              <w:rPr>
-                <w:sz w:val="19"/>
-              </w:rPr>
-              <w:t xml:space="preserve">Direct experience, or a sensible experiment.</w:t>
-            </w:r>
-          </w:p>
-        </w:tc>
-      </w:tr>
-      <w:tr>
-        <w:tc>
-          <w:tcPr/>
-          <w:p>
-            <w:pPr>
-              <w:pStyle w:val="Compact"/>
-              <w:jc w:val="left"/>
-            </w:pPr>
-            <w:r>
-              <w:rPr>
-                <w:bCs/>
-                <w:b/>
-                <w:sz w:val="19"/>
-              </w:rPr>
-              <w:t xml:space="preserve">A reliable account</w:t>
-            </w:r>
-          </w:p>
-        </w:tc>
-        <w:tc>
-          <w:tcPr/>
-          <w:p>
-            <w:pPr>
-              <w:pStyle w:val="Compact"/>
-              <w:jc w:val="left"/>
-            </w:pPr>
-            <w:r>
-              <w:rPr>
-                <w:sz w:val="19"/>
-              </w:rPr>
-              <w:t xml:space="preserve">Reliable transmitted experience: a survivor, a grimoire, church archives, Shadow Knight records. A source’s reputation alone doesn’t make it right, but a reliable account can establish a fact without anyone repeating a dangerous test.</w:t>
-            </w:r>
-          </w:p>
-        </w:tc>
-      </w:tr>
-      <w:tr>
-        <w:tc>
-          <w:tcPr/>
-          <w:p>
-            <w:pPr>
-              <w:pStyle w:val="Compact"/>
-              <w:jc w:val="left"/>
-            </w:pPr>
-            <w:r>
-              <w:rPr>
-                <w:bCs/>
-                <w:b/>
-                <w:sz w:val="19"/>
-              </w:rPr>
-              <w:t xml:space="preserve">A creature’s word, backed up</w:t>
-            </w:r>
-          </w:p>
-        </w:tc>
-        <w:tc>
-          <w:tcPr/>
-          <w:p>
-            <w:pPr>
-              <w:pStyle w:val="Compact"/>
-              <w:jc w:val="left"/>
-            </w:pPr>
-            <w:r>
-              <w:rPr>
-                <w:sz w:val="19"/>
-              </w:rPr>
-              <w:t xml:space="preserve">What a supernatural creature says, supported by evidence.</w:t>
-            </w:r>
-          </w:p>
-        </w:tc>
-      </w:tr>
-    </w:tbl>
-    <w:p>
-      <w:pPr>
-        <w:numPr>
-          <w:ilvl w:val="0"/>
-          <w:numId w:val="1010"/>
-        </w:numPr>
-        <w:pStyle w:val="Compact"/>
-      </w:pPr>
-      <w:r>
-        <w:rPr>
-          <w:bCs/>
-          <w:b/>
-        </w:rPr>
-        <w:t xml:space="preserve">A basis for a proposal.</w:t>
-      </w:r>
-      <w:r>
-        <w:t xml:space="preserve"> </w:t>
-      </w:r>
-      <w:r>
-        <w:t xml:space="preserve">An investigation proposal needs a reasonable basis: folklore the characters have heard, evidence, testimony, their own experience, or a suspicion they can explain. Naming the right answer with nothing behind it doesn’t earn a lore card. The GM asks what supports an approach, and never rejects it just because it matches the hidden truth.</w:t>
-      </w:r>
-    </w:p>
-    <w:p>
-      <w:pPr>
-        <w:numPr>
-          <w:ilvl w:val="0"/>
-          <w:numId w:val="1010"/>
-        </w:numPr>
-        <w:pStyle w:val="Compact"/>
-      </w:pPr>
-      <w:r>
-        <w:rPr>
-          <w:bCs/>
-          <w:b/>
-        </w:rPr>
-        <w:t xml:space="preserve">Ideas are free.</w:t>
-      </w:r>
-      <w:r>
-        <w:t xml:space="preserve"> </w:t>
-      </w:r>
-      <w:r>
-        <w:t xml:space="preserve">Proposing a theory costs nothing. Investigation rolls, failures and pushes cost what they always do (below).</w:t>
-      </w:r>
-    </w:p>
-    <w:p>
-      <w:pPr>
-        <w:numPr>
-          <w:ilvl w:val="0"/>
-          <w:numId w:val="1010"/>
-        </w:numPr>
-        <w:pStyle w:val="Compact"/>
-      </w:pPr>
-      <w:r>
-        <w:rPr>
-          <w:bCs/>
-          <w:b/>
-        </w:rPr>
-        <w:t xml:space="preserve">Enough clues.</w:t>
-      </w:r>
-      <w:r>
-        <w:t xml:space="preserve"> </w:t>
-      </w:r>
-      <w:r>
-        <w:t xml:space="preserve">The GM provides enough clues, and more than one route to each answer: a job shouldn’t stall on a single missed roll.</w:t>
-      </w:r>
-    </w:p>
-    <w:bookmarkEnd w:id="50"/>
-    <w:bookmarkStart w:id="51" w:name="the-harvest"/>
-    <w:p>
-      <w:pPr>
-        <w:pStyle w:val="Heading3"/>
-      </w:pPr>
-      <w:r>
-        <w:t xml:space="preserve">The Harvest</w:t>
-      </w:r>
-    </w:p>
-    <w:p>
-      <w:pPr>
-        <w:pStyle w:val="FirstParagraph"/>
-      </w:pPr>
-      <w:r>
-        <w:t xml:space="preserve">A discovery clock always races a threat clock. While you dig, the creature is still hunting. The Harvest clock (4 or 6 segments, one per job) ticks once for each scene spent investigating and once for each failed investigation roll. Each time it fills, the creature claims another victim, and the clock starts again. The dread is the race: learn its weakness before it takes someone you were protecting.</w:t>
-      </w:r>
-    </w:p>
-    <w:bookmarkEnd w:id="51"/>
-    <w:bookmarkStart w:id="52" w:name="what-investigating-costs"/>
-    <w:p>
-      <w:pPr>
-        <w:pStyle w:val="Heading3"/>
-      </w:pPr>
-      <w:r>
-        <w:t xml:space="preserve">What investigating costs</w:t>
-      </w:r>
-    </w:p>
-    <w:p>
-      <w:pPr>
-        <w:pStyle w:val="FirstParagraph"/>
-      </w:pPr>
-      <w:r>
-        <w:t xml:space="preserve">When an investigation roll fails, or a player pushes, one of the shared tracks ticks up by one, chosen by how the party is digging. A failed roll can still turn up a lead when the story allows it, but the track still ticks.</w:t>
+        <w:t xml:space="preserve">Both ways.</w:t>
+      </w:r>
+      <w:r>
+        <w:t xml:space="preserve"> </w:t>
+      </w:r>
+      <w:r>
+        <w:t xml:space="preserve">Opponents land telling hits on characters too.</w:t>
       </w:r>
     </w:p>
     <w:tbl>
@@ -9115,7 +8710,7 @@
                 <w:b/>
                 <w:sz w:val="19"/>
               </w:rPr>
-              <w:t xml:space="preserve">Track</w:t>
+              <w:t xml:space="preserve">Effect</w:t>
             </w:r>
           </w:p>
         </w:tc>
@@ -9133,7 +8728,7 @@
                 <w:b/>
                 <w:sz w:val="19"/>
               </w:rPr>
-              <w:t xml:space="preserve">Ticks for</w:t>
+              <w:t xml:space="preserve">With</w:t>
             </w:r>
           </w:p>
         </w:tc>
@@ -9151,167 +8746,439 @@
                 <w:b/>
                 <w:sz w:val="19"/>
               </w:rPr>
-              <w:t xml:space="preserve">For example</w:t>
-            </w:r>
-          </w:p>
-        </w:tc>
-      </w:tr>
-      <w:tr>
-        <w:tc>
-          <w:tcPr/>
-          <w:p>
-            <w:pPr>
-              <w:pStyle w:val="Compact"/>
-              <w:jc w:val="left"/>
-            </w:pPr>
-            <w:r>
-              <w:rPr>
-                <w:bCs/>
-                <w:b/>
-                <w:sz w:val="19"/>
-              </w:rPr>
-              <w:t xml:space="preserve">Heat</w:t>
-            </w:r>
-          </w:p>
-        </w:tc>
-        <w:tc>
-          <w:tcPr/>
-          <w:p>
-            <w:pPr>
-              <w:pStyle w:val="Compact"/>
-              <w:jc w:val="left"/>
-            </w:pPr>
-            <w:r>
-              <w:rPr>
-                <w:sz w:val="19"/>
-              </w:rPr>
-              <w:t xml:space="preserve">provoking the law and authority</w:t>
-            </w:r>
-          </w:p>
-        </w:tc>
-        <w:tc>
-          <w:tcPr/>
-          <w:p>
-            <w:pPr>
-              <w:pStyle w:val="Compact"/>
-              <w:jc w:val="left"/>
-            </w:pPr>
-            <w:r>
-              <w:rPr>
-                <w:sz w:val="19"/>
-              </w:rPr>
-              <w:t xml:space="preserve">searching private property, leaning on officials, aggressive questioning</w:t>
-            </w:r>
-          </w:p>
-        </w:tc>
-      </w:tr>
-      <w:tr>
-        <w:tc>
-          <w:tcPr/>
-          <w:p>
-            <w:pPr>
-              <w:pStyle w:val="Compact"/>
-              <w:jc w:val="left"/>
-            </w:pPr>
-            <w:r>
-              <w:rPr>
-                <w:bCs/>
-                <w:b/>
-                <w:sz w:val="19"/>
-              </w:rPr>
-              <w:t xml:space="preserve">Whispers</w:t>
-            </w:r>
-          </w:p>
-        </w:tc>
-        <w:tc>
-          <w:tcPr/>
-          <w:p>
-            <w:pPr>
-              <w:pStyle w:val="Compact"/>
-              <w:jc w:val="left"/>
-            </w:pPr>
-            <w:r>
-              <w:rPr>
-                <w:sz w:val="19"/>
-              </w:rPr>
-              <w:t xml:space="preserve">spreading word and alarming the town</w:t>
-            </w:r>
-          </w:p>
-        </w:tc>
-        <w:tc>
-          <w:tcPr/>
-          <w:p>
-            <w:pPr>
-              <w:pStyle w:val="Compact"/>
-              <w:jc w:val="left"/>
-            </w:pPr>
-            <w:r>
-              <w:rPr>
-                <w:sz w:val="19"/>
-              </w:rPr>
-              <w:t xml:space="preserve">asking around openly, interviewing many people, visibly poking at the uncanny</w:t>
-            </w:r>
-          </w:p>
-        </w:tc>
-      </w:tr>
-      <w:tr>
-        <w:tc>
-          <w:tcPr/>
-          <w:p>
-            <w:pPr>
-              <w:pStyle w:val="Compact"/>
-              <w:jc w:val="left"/>
-            </w:pPr>
-            <w:r>
-              <w:rPr>
-                <w:bCs/>
-                <w:b/>
-                <w:sz w:val="19"/>
-              </w:rPr>
-              <w:t xml:space="preserve">The Dark</w:t>
-            </w:r>
-          </w:p>
-        </w:tc>
-        <w:tc>
-          <w:tcPr/>
-          <w:p>
-            <w:pPr>
-              <w:pStyle w:val="Compact"/>
-              <w:jc w:val="left"/>
-            </w:pPr>
-            <w:r>
-              <w:rPr>
-                <w:sz w:val="19"/>
-              </w:rPr>
-              <w:t xml:space="preserve">touching the supernatural directly</w:t>
-            </w:r>
-          </w:p>
-        </w:tc>
-        <w:tc>
-          <w:tcPr/>
-          <w:p>
-            <w:pPr>
-              <w:pStyle w:val="Compact"/>
-              <w:jc w:val="left"/>
-            </w:pPr>
-            <w:r>
-              <w:rPr>
-                <w:sz w:val="19"/>
-              </w:rPr>
-              <w:t xml:space="preserve">forbidden texts, cursed evidence, occult research, getting close to the threat</w:t>
+              <w:t xml:space="preserve">What happens</w:t>
+            </w:r>
+          </w:p>
+        </w:tc>
+      </w:tr>
+      <w:tr>
+        <w:tc>
+          <w:tcPr/>
+          <w:p>
+            <w:pPr>
+              <w:pStyle w:val="Compact"/>
+              <w:jc w:val="left"/>
+            </w:pPr>
+            <w:r>
+              <w:rPr>
+                <w:b/>
+                <w:sz w:val="19"/>
+              </w:rPr>
+              <w:t xml:space="preserve">Disarm</w:t>
+            </w:r>
+          </w:p>
+        </w:tc>
+        <w:tc>
+          <w:tcPr/>
+          <w:p>
+            <w:pPr>
+              <w:pStyle w:val="Compact"/>
+              <w:jc w:val="left"/>
+            </w:pPr>
+            <w:r>
+              <w:rPr>
+                <w:sz w:val="19"/>
+              </w:rPr>
+              <w:t xml:space="preserve">Any attack</w:t>
+            </w:r>
+          </w:p>
+        </w:tc>
+        <w:tc>
+          <w:tcPr/>
+          <w:p>
+            <w:pPr>
+              <w:pStyle w:val="Compact"/>
+              <w:jc w:val="left"/>
+            </w:pPr>
+            <w:r>
+              <w:rPr>
+                <w:sz w:val="19"/>
+              </w:rPr>
+              <w:t xml:space="preserve">The weapon or held item drops, or flies a few yards away</w:t>
+            </w:r>
+          </w:p>
+        </w:tc>
+      </w:tr>
+      <w:tr>
+        <w:tc>
+          <w:tcPr/>
+          <w:p>
+            <w:pPr>
+              <w:pStyle w:val="Compact"/>
+              <w:jc w:val="left"/>
+            </w:pPr>
+            <w:r>
+              <w:rPr>
+                <w:b/>
+                <w:sz w:val="19"/>
+              </w:rPr>
+              <w:t xml:space="preserve">Knock down</w:t>
+            </w:r>
+          </w:p>
+        </w:tc>
+        <w:tc>
+          <w:tcPr/>
+          <w:p>
+            <w:pPr>
+              <w:pStyle w:val="Compact"/>
+              <w:jc w:val="left"/>
+            </w:pPr>
+            <w:r>
+              <w:rPr>
+                <w:sz w:val="19"/>
+              </w:rPr>
+              <w:t xml:space="preserve">A weapon in hand or fists, or a shot or missile that marks 2 or more boxes</w:t>
+            </w:r>
+          </w:p>
+        </w:tc>
+        <w:tc>
+          <w:tcPr/>
+          <w:p>
+            <w:pPr>
+              <w:pStyle w:val="Compact"/>
+              <w:jc w:val="left"/>
+            </w:pPr>
+            <w:r>
+              <w:rPr>
+                <w:sz w:val="19"/>
+              </w:rPr>
+              <w:t xml:space="preserve">The target falls prone, or is driven back a few steps. Standing up uses the target’s move on their next turn; they still take their action</w:t>
+            </w:r>
+          </w:p>
+        </w:tc>
+      </w:tr>
+      <w:tr>
+        <w:tc>
+          <w:tcPr/>
+          <w:p>
+            <w:pPr>
+              <w:pStyle w:val="Compact"/>
+              <w:jc w:val="left"/>
+            </w:pPr>
+            <w:r>
+              <w:rPr>
+                <w:b/>
+                <w:sz w:val="19"/>
+              </w:rPr>
+              <w:t xml:space="preserve">Pin</w:t>
+            </w:r>
+          </w:p>
+        </w:tc>
+        <w:tc>
+          <w:tcPr/>
+          <w:p>
+            <w:pPr>
+              <w:pStyle w:val="Compact"/>
+              <w:jc w:val="left"/>
+            </w:pPr>
+            <w:r>
+              <w:rPr>
+                <w:sz w:val="19"/>
+              </w:rPr>
+              <w:t xml:space="preserve">A weapon in hand, fists or a grapple</w:t>
+            </w:r>
+          </w:p>
+        </w:tc>
+        <w:tc>
+          <w:tcPr/>
+          <w:p>
+            <w:pPr>
+              <w:pStyle w:val="Compact"/>
+              <w:jc w:val="left"/>
+            </w:pPr>
+            <w:r>
+              <w:rPr>
+                <w:sz w:val="19"/>
+              </w:rPr>
+              <w:t xml:space="preserve">The target is grabbed, held, or pinned against a wall or the ground. Their next action goes to getting free, and then they are free: no roll needed. Keeping them pinned takes another successful attack</w:t>
+            </w:r>
+          </w:p>
+        </w:tc>
+      </w:tr>
+      <w:tr>
+        <w:tc>
+          <w:tcPr/>
+          <w:p>
+            <w:pPr>
+              <w:pStyle w:val="Compact"/>
+              <w:jc w:val="left"/>
+            </w:pPr>
+            <w:r>
+              <w:rPr>
+                <w:b/>
+                <w:sz w:val="19"/>
+              </w:rPr>
+              <w:t xml:space="preserve">Rattle</w:t>
+            </w:r>
+          </w:p>
+        </w:tc>
+        <w:tc>
+          <w:tcPr/>
+          <w:p>
+            <w:pPr>
+              <w:pStyle w:val="Compact"/>
+              <w:jc w:val="left"/>
+            </w:pPr>
+            <w:r>
+              <w:rPr>
+                <w:sz w:val="19"/>
+              </w:rPr>
+              <w:t xml:space="preserve">Any attack</w:t>
+            </w:r>
+          </w:p>
+        </w:tc>
+        <w:tc>
+          <w:tcPr/>
+          <w:p>
+            <w:pPr>
+              <w:pStyle w:val="Compact"/>
+              <w:jc w:val="left"/>
+            </w:pPr>
+            <w:r>
+              <w:rPr>
+                <w:sz w:val="19"/>
+              </w:rPr>
+              <w:t xml:space="preserve">−2 to the target’s next roll</w:t>
+            </w:r>
+          </w:p>
+        </w:tc>
+      </w:tr>
+      <w:tr>
+        <w:tc>
+          <w:tcPr/>
+          <w:p>
+            <w:pPr>
+              <w:pStyle w:val="Compact"/>
+              <w:jc w:val="left"/>
+            </w:pPr>
+            <w:r>
+              <w:rPr>
+                <w:b/>
+                <w:sz w:val="19"/>
+              </w:rPr>
+              <w:t xml:space="preserve">Break gear</w:t>
+            </w:r>
+          </w:p>
+        </w:tc>
+        <w:tc>
+          <w:tcPr/>
+          <w:p>
+            <w:pPr>
+              <w:pStyle w:val="Compact"/>
+              <w:jc w:val="left"/>
+            </w:pPr>
+            <w:r>
+              <w:rPr>
+                <w:sz w:val="19"/>
+              </w:rPr>
+              <w:t xml:space="preserve">Any attack but bare hands and natural weapons</w:t>
+            </w:r>
+          </w:p>
+        </w:tc>
+        <w:tc>
+          <w:tcPr/>
+          <w:p>
+            <w:pPr>
+              <w:pStyle w:val="Compact"/>
+              <w:jc w:val="left"/>
+            </w:pPr>
+            <w:r>
+              <w:rPr>
+                <w:sz w:val="19"/>
+              </w:rPr>
+              <w:t xml:space="preserve">A weapon, shield or tool is knocked out of use (jammed, bent, unstrung, cracked) until its owner spends an action putting it right. It’s destroyed for good only if it was already vulnerable (a rotten haft, an improvised shield) or the attacker has a weakness to exploit. Armor loses 1 protection until it’s repaired</w:t>
+            </w:r>
+          </w:p>
+        </w:tc>
+      </w:tr>
+      <w:tr>
+        <w:tc>
+          <w:tcPr/>
+          <w:p>
+            <w:pPr>
+              <w:pStyle w:val="Compact"/>
+              <w:jc w:val="left"/>
+            </w:pPr>
+            <w:r>
+              <w:rPr>
+                <w:b/>
+                <w:sz w:val="19"/>
+              </w:rPr>
+              <w:t xml:space="preserve">Open them up</w:t>
+            </w:r>
+          </w:p>
+        </w:tc>
+        <w:tc>
+          <w:tcPr/>
+          <w:p>
+            <w:pPr>
+              <w:pStyle w:val="Compact"/>
+              <w:jc w:val="left"/>
+            </w:pPr>
+            <w:r>
+              <w:rPr>
+                <w:sz w:val="19"/>
+              </w:rPr>
+              <w:t xml:space="preserve">Any attack</w:t>
+            </w:r>
+          </w:p>
+        </w:tc>
+        <w:tc>
+          <w:tcPr/>
+          <w:p>
+            <w:pPr>
+              <w:pStyle w:val="Compact"/>
+              <w:jc w:val="left"/>
+            </w:pPr>
+            <w:r>
+              <w:rPr>
+                <w:sz w:val="19"/>
+              </w:rPr>
+              <w:t xml:space="preserve">The next attack on this target this round gets +2</w:t>
+            </w:r>
+          </w:p>
+        </w:tc>
+      </w:tr>
+      <w:tr>
+        <w:tc>
+          <w:tcPr/>
+          <w:p>
+            <w:pPr>
+              <w:pStyle w:val="Compact"/>
+              <w:jc w:val="left"/>
+            </w:pPr>
+            <w:r>
+              <w:rPr>
+                <w:b/>
+                <w:sz w:val="19"/>
+              </w:rPr>
+              <w:t xml:space="preserve">Precise</w:t>
+            </w:r>
+          </w:p>
+        </w:tc>
+        <w:tc>
+          <w:tcPr/>
+          <w:p>
+            <w:pPr>
+              <w:pStyle w:val="Compact"/>
+              <w:jc w:val="left"/>
+            </w:pPr>
+            <w:r>
+              <w:rPr>
+                <w:sz w:val="19"/>
+              </w:rPr>
+              <w:t xml:space="preserve">Any attack</w:t>
+            </w:r>
+          </w:p>
+        </w:tc>
+        <w:tc>
+          <w:tcPr/>
+          <w:p>
+            <w:pPr>
+              <w:pStyle w:val="Compact"/>
+              <w:jc w:val="left"/>
+            </w:pPr>
+            <w:r>
+              <w:rPr>
+                <w:sz w:val="19"/>
+              </w:rPr>
+              <w:t xml:space="preserve">You hit exactly what you aimed at: the lantern, the rope, the tire, the hand on the trigger. It changes the situation, never the rules: no extra boxes, no getting past a defense, no instant death</w:t>
             </w:r>
           </w:p>
         </w:tc>
       </w:tr>
     </w:tbl>
-    <w:bookmarkEnd w:id="52"/>
-    <w:bookmarkStart w:id="53" w:name="methods"/>
+    <w:p>
+      <w:pPr>
+        <w:pStyle w:val="BodyText"/>
+      </w:pPr>
+      <w:r>
+        <w:rPr>
+          <w:bCs/>
+          <w:b/>
+        </w:rPr>
+        <w:t xml:space="preserve">Limits.</w:t>
+      </w:r>
+      <w:r>
+        <w:t xml:space="preserve"> </w:t>
+      </w:r>
+      <w:r>
+        <w:t xml:space="preserve">A telling hit never adds boxes and never gets past a defense. It never kills outright, disables a character for good, or destroys exceptional equipment: those come only from injury, from the</w:t>
+      </w:r>
+      <w:r>
+        <w:t xml:space="preserve"> </w:t>
+      </w:r>
+      <w:r>
+        <w:rPr>
+          <w:iCs/>
+          <w:i/>
+        </w:rPr>
+        <w:t xml:space="preserve">Dying and death</w:t>
+      </w:r>
+      <w:r>
+        <w:t xml:space="preserve"> </w:t>
+      </w:r>
+      <w:r>
+        <w:t xml:space="preserve">rules, or from an established weakness. Only the effects a weapon can deliver are open to it (the</w:t>
+      </w:r>
+      <w:r>
+        <w:t xml:space="preserve"> </w:t>
+      </w:r>
+      <w:r>
+        <w:rPr>
+          <w:iCs/>
+          <w:i/>
+        </w:rPr>
+        <w:t xml:space="preserve">With</w:t>
+      </w:r>
+      <w:r>
+        <w:t xml:space="preserve"> </w:t>
+      </w:r>
+      <w:r>
+        <w:t xml:space="preserve">column; a weapon’s entry may add one, as a taser knocks down). Keeping someone’s head down with gunfire isn’t a pin: that’s cover and a threat. The effect still has to make sense: nobody disarms a bear or knocks down a train, and the GM can rule an effect out. Opponents who drop from one hit are already down, so a telling hit against them sets up what comes next, like sending one crashing into another.</w:t>
+      </w:r>
+    </w:p>
+    <w:p>
+      <w:pPr>
+        <w:pStyle w:val="BodyText"/>
+      </w:pPr>
+      <w:r>
+        <w:rPr>
+          <w:bCs/>
+          <w:b/>
+        </w:rPr>
+        <w:t xml:space="preserve">Staying alive.</w:t>
+      </w:r>
+      <w:r>
+        <w:t xml:space="preserve"> </w:t>
+      </w:r>
+      <w:r>
+        <w:t xml:space="preserve">A character on the receiving end can shrug off a telling hit’s effect with</w:t>
+      </w:r>
+      <w:r>
+        <w:t xml:space="preserve"> </w:t>
+      </w:r>
+      <w:r>
+        <w:rPr>
+          <w:bCs/>
+          <w:b/>
+        </w:rPr>
+        <w:t xml:space="preserve">Hard to put down</w:t>
+      </w:r>
+      <w:r>
+        <w:t xml:space="preserve"> </w:t>
+      </w:r>
+      <w:r>
+        <w:t xml:space="preserve">(once per fight) or by spending a Grit point. Either way, they still take the boxes.</w:t>
+      </w:r>
+    </w:p>
+    <w:bookmarkStart w:id="53" w:name="fighting-in-trails-of-blood-dust"/>
     <w:p>
       <w:pPr>
         <w:pStyle w:val="Heading3"/>
       </w:pPr>
       <w:r>
-        <w:t xml:space="preserve">Methods</w:t>
+        <w:t xml:space="preserve">Fighting in Trails of Blood &amp; Dust</w:t>
       </w:r>
     </w:p>
     <w:p>
@@ -9319,7 +9186,235 @@
         <w:pStyle w:val="FirstParagraph"/>
       </w:pPr>
       <w:r>
-        <w:t xml:space="preserve">Which methods suit a character depends on their role, origin and skills. The GM says which methods can advance each phase.</w:t>
+        <w:t xml:space="preserve">Trails of Blood &amp; Dust adds these to the attack and defense rules above.</w:t>
+      </w:r>
+    </w:p>
+    <w:p>
+      <w:pPr>
+        <w:numPr>
+          <w:ilvl w:val="0"/>
+          <w:numId w:val="1010"/>
+        </w:numPr>
+        <w:pStyle w:val="Compact"/>
+      </w:pPr>
+      <w:r>
+        <w:rPr>
+          <w:bCs/>
+          <w:b/>
+        </w:rPr>
+        <w:t xml:space="preserve">Shields.</w:t>
+      </w:r>
+      <w:r>
+        <w:t xml:space="preserve"> </w:t>
+      </w:r>
+      <w:r>
+        <w:t xml:space="preserve">A real shield is rare out West: a hide shield or an iron-bound buckler gives +1 to Block. Anything at hand stands in: a chair, a wooden slat, a crate lid, a saddle.</w:t>
+      </w:r>
+    </w:p>
+    <w:p>
+      <w:pPr>
+        <w:numPr>
+          <w:ilvl w:val="0"/>
+          <w:numId w:val="1010"/>
+        </w:numPr>
+        <w:pStyle w:val="Compact"/>
+      </w:pPr>
+      <w:r>
+        <w:rPr>
+          <w:bCs/>
+          <w:b/>
+        </w:rPr>
+        <w:t xml:space="preserve">Careful Marksman.</w:t>
+      </w:r>
+      <w:r>
+        <w:t xml:space="preserve"> </w:t>
+      </w:r>
+      <w:r>
+        <w:t xml:space="preserve">Aiming with the advantage gives +3 in all: Aim’s +1 and the advantage’s +2.</w:t>
+      </w:r>
+    </w:p>
+    <w:p>
+      <w:pPr>
+        <w:numPr>
+          <w:ilvl w:val="0"/>
+          <w:numId w:val="1010"/>
+        </w:numPr>
+        <w:pStyle w:val="Compact"/>
+      </w:pPr>
+      <w:r>
+        <w:rPr>
+          <w:bCs/>
+          <w:b/>
+        </w:rPr>
+        <w:t xml:space="preserve">A heavy coat.</w:t>
+      </w:r>
+      <w:r>
+        <w:t xml:space="preserve"> </w:t>
+      </w:r>
+      <w:r>
+        <w:t xml:space="preserve">A buffalo coat or a canvas duster turns a blade, a claw or an arrow, but not a bullet. Once per fight, a hit of 2 or more boxes from a blade, claw, fang or missile marks one fewer.</w:t>
+      </w:r>
+    </w:p>
+    <w:p>
+      <w:pPr>
+        <w:pStyle w:val="FirstParagraph"/>
+      </w:pPr>
+      <w:r>
+        <w:rPr>
+          <w:iCs/>
+          <w:i/>
+        </w:rPr>
+        <w:t xml:space="preserve">Example:</w:t>
+      </w:r>
+      <w:r>
+        <w:t xml:space="preserve"> </w:t>
+      </w:r>
+      <w:r>
+        <w:t xml:space="preserve">a werewolf’s claws succeed by 5 against Deputy Ames, who hasn’t defended yet this round. Dodge is 11, −2 for the clean hit: Ames needs a 9 or less. A parry with the saber would be Melee 14 −3 −2 = 9, no better, so Ames dodges. When the second wolf lunges before Ames’s next turn, there’s no defense left, unless Ames has Additional Defense: a second defense at −2, on top of the attack-quality penalty.</w:t>
+      </w:r>
+    </w:p>
+    <w:bookmarkEnd w:id="53"/>
+    <w:bookmarkStart w:id="54" w:name="stagecoach-chases"/>
+    <w:p>
+      <w:pPr>
+        <w:pStyle w:val="Heading3"/>
+      </w:pPr>
+      <w:r>
+        <w:t xml:space="preserve">Stagecoach chases</w:t>
+      </w:r>
+    </w:p>
+    <w:p>
+      <w:pPr>
+        <w:pStyle w:val="FirstParagraph"/>
+      </w:pPr>
+      <w:r>
+        <w:t xml:space="preserve">A coach on the road with riders closing in is a chase where distance is everything. Run it on the battle map’s</w:t>
+      </w:r>
+      <w:r>
+        <w:t xml:space="preserve"> </w:t>
+      </w:r>
+      <w:r>
+        <w:rPr>
+          <w:bCs/>
+          <w:b/>
+        </w:rPr>
+        <w:t xml:space="preserve">Stagecoach chase</w:t>
+      </w:r>
+      <w:r>
+        <w:t xml:space="preserve"> </w:t>
+      </w:r>
+      <w:r>
+        <w:t xml:space="preserve">track, in the GM view, instead of the chase clocks.</w:t>
+      </w:r>
+    </w:p>
+    <w:p>
+      <w:pPr>
+        <w:numPr>
+          <w:ilvl w:val="0"/>
+          <w:numId w:val="1011"/>
+        </w:numPr>
+        <w:pStyle w:val="Compact"/>
+      </w:pPr>
+      <w:r>
+        <w:rPr>
+          <w:bCs/>
+          <w:b/>
+        </w:rPr>
+        <w:t xml:space="preserve">The lanes.</w:t>
+      </w:r>
+      <w:r>
+        <w:t xml:space="preserve"> </w:t>
+      </w:r>
+      <w:r>
+        <w:t xml:space="preserve">The stagecoach has its own lane, and each rider stands in a range band from it: Close (alongside), Short, Medium, Long or Extreme. Riders usually start at Medium or Long.</w:t>
+      </w:r>
+    </w:p>
+    <w:p>
+      <w:pPr>
+        <w:numPr>
+          <w:ilvl w:val="0"/>
+          <w:numId w:val="1011"/>
+        </w:numPr>
+        <w:pStyle w:val="Compact"/>
+      </w:pPr>
+      <w:r>
+        <w:rPr>
+          <w:bCs/>
+          <w:b/>
+        </w:rPr>
+        <w:t xml:space="preserve">Each exchange.</w:t>
+      </w:r>
+      <w:r>
+        <w:t xml:space="preserve"> </w:t>
+      </w:r>
+      <w:r>
+        <w:t xml:space="preserve">The driver rolls Riding against each rider’s Riding (11 for a threat without it). The winner moves that rider one band: closer if the rider won, farther if the driver did. A tie leaves it where it is, and a rider pushed past Extreme drops out of the chase. A fresh horse or a good road gives +2; rough ground or a tired team gives −2.</w:t>
+      </w:r>
+    </w:p>
+    <w:p>
+      <w:pPr>
+        <w:numPr>
+          <w:ilvl w:val="0"/>
+          <w:numId w:val="1011"/>
+        </w:numPr>
+        <w:pStyle w:val="Compact"/>
+      </w:pPr>
+      <w:r>
+        <w:rPr>
+          <w:bCs/>
+          <w:b/>
+        </w:rPr>
+        <w:t xml:space="preserve">Fighting on the move.</w:t>
+      </w:r>
+      <w:r>
+        <w:t xml:space="preserve"> </w:t>
+      </w:r>
+      <w:r>
+        <w:t xml:space="preserve">Everyone else acts as usual. Shooting from the box, the roof or the saddle is at −2, on top of the range penalty. At Close, a rider can board with an Athletics roll, and then it is fists, knives and shotguns at arm’s length. A passenger can climb out to the box or onto the roof as their move.</w:t>
+      </w:r>
+    </w:p>
+    <w:p>
+      <w:pPr>
+        <w:numPr>
+          <w:ilvl w:val="0"/>
+          <w:numId w:val="1011"/>
+        </w:numPr>
+        <w:pStyle w:val="Compact"/>
+      </w:pPr>
+      <w:r>
+        <w:rPr>
+          <w:bCs/>
+          <w:b/>
+        </w:rPr>
+        <w:t xml:space="preserve">Hurting the coach.</w:t>
+      </w:r>
+      <w:r>
+        <w:t xml:space="preserve"> </w:t>
+      </w:r>
+      <w:r>
+        <w:t xml:space="preserve">A hit aimed at the team or a wheel (a called shot, −2) marks one box on the coach’s track. Dynamite, a crash, or a driver who fails by 5 or more on rough ground marks one more.</w:t>
+      </w:r>
+    </w:p>
+    <w:p>
+      <w:pPr>
+        <w:numPr>
+          <w:ilvl w:val="0"/>
+          <w:numId w:val="1011"/>
+        </w:numPr>
+        <w:pStyle w:val="Compact"/>
+      </w:pPr>
+      <w:r>
+        <w:rPr>
+          <w:bCs/>
+          <w:b/>
+        </w:rPr>
+        <w:t xml:space="preserve">The driver goes down.</w:t>
+      </w:r>
+      <w:r>
+        <w:t xml:space="preserve"> </w:t>
+      </w:r>
+      <w:r>
+        <w:t xml:space="preserve">If the driver is Incapacitated or knocked from the box, the team bolts. Someone must reach the box and take the reins (Riding −2) before the next exchange, or the coach marks a box.</w:t>
       </w:r>
     </w:p>
     <w:tbl>
@@ -9338,11 +9433,8 @@
         </w:tblBorders>
       </w:tblPr>
       <w:tblGrid>
-        <w:gridCol w:w="1584"/>
-        <w:gridCol w:w="1584"/>
-        <w:gridCol w:w="1584"/>
-        <w:gridCol w:w="1584"/>
-        <w:gridCol w:w="1584"/>
+        <w:gridCol w:w="3960"/>
+        <w:gridCol w:w="3960"/>
       </w:tblGrid>
       <w:tr>
         <w:trPr>
@@ -9362,7 +9454,7 @@
                 <w:b/>
                 <w:sz w:val="19"/>
               </w:rPr>
-              <w:t xml:space="preserve">Method</w:t>
+              <w:t xml:space="preserve">Boxes</w:t>
             </w:r>
           </w:p>
         </w:tc>
@@ -9380,679 +9472,186 @@
                 <w:b/>
                 <w:sz w:val="19"/>
               </w:rPr>
-              <w:t xml:space="preserve">Skills</w:t>
-            </w:r>
-          </w:p>
-        </w:tc>
-        <w:tc>
-          <w:tcPr>
-            <w:shd w:val="clear" w:fill="E6E8E6"/>
-          </w:tcPr>
-          <w:p>
-            <w:pPr>
-              <w:pStyle w:val="Compact"/>
-              <w:jc w:val="left"/>
-            </w:pPr>
-            <w:r>
-              <w:rPr>
-                <w:b/>
-                <w:sz w:val="19"/>
-              </w:rPr>
-              <w:t xml:space="preserve">Suits</w:t>
-            </w:r>
-          </w:p>
-        </w:tc>
-        <w:tc>
-          <w:tcPr>
-            <w:shd w:val="clear" w:fill="E6E8E6"/>
-          </w:tcPr>
-          <w:p>
-            <w:pPr>
-              <w:pStyle w:val="Compact"/>
-              <w:jc w:val="left"/>
-            </w:pPr>
-            <w:r>
-              <w:rPr>
-                <w:b/>
-                <w:sz w:val="19"/>
-              </w:rPr>
-              <w:t xml:space="preserve">Phases</w:t>
-            </w:r>
-          </w:p>
-        </w:tc>
-        <w:tc>
-          <w:tcPr>
-            <w:shd w:val="clear" w:fill="E6E8E6"/>
-          </w:tcPr>
-          <w:p>
-            <w:pPr>
-              <w:pStyle w:val="Compact"/>
-              <w:jc w:val="left"/>
-            </w:pPr>
-            <w:r>
-              <w:rPr>
-                <w:b/>
-                <w:sz w:val="19"/>
-              </w:rPr>
-              <w:t xml:space="preserve">For example</w:t>
-            </w:r>
-          </w:p>
-        </w:tc>
-      </w:tr>
-      <w:tr>
-        <w:tc>
-          <w:tcPr/>
-          <w:p>
-            <w:pPr>
-              <w:pStyle w:val="Compact"/>
-              <w:jc w:val="left"/>
-            </w:pPr>
-            <w:r>
-              <w:rPr>
-                <w:b/>
-                <w:sz w:val="19"/>
-              </w:rPr>
-              <w:t xml:space="preserve">Examine the evidence</w:t>
-            </w:r>
-          </w:p>
-        </w:tc>
-        <w:tc>
-          <w:tcPr/>
-          <w:p>
-            <w:pPr>
-              <w:pStyle w:val="Compact"/>
-              <w:jc w:val="left"/>
-            </w:pPr>
-            <w:r>
-              <w:rPr>
-                <w:sz w:val="19"/>
-              </w:rPr>
-              <w:t xml:space="preserve">Investigation, Medicine</w:t>
-            </w:r>
-          </w:p>
-        </w:tc>
-        <w:tc>
-          <w:tcPr/>
-          <w:p>
-            <w:pPr>
-              <w:pStyle w:val="Compact"/>
-              <w:jc w:val="left"/>
-            </w:pPr>
-            <w:r>
-              <w:rPr>
-                <w:sz w:val="19"/>
-              </w:rPr>
-              <w:t xml:space="preserve">The Frontier, The Learned</w:t>
-            </w:r>
-          </w:p>
-        </w:tc>
-        <w:tc>
-          <w:tcPr/>
-          <w:p>
-            <w:pPr>
-              <w:pStyle w:val="Compact"/>
-              <w:jc w:val="left"/>
-            </w:pPr>
-            <w:r>
-              <w:rPr>
-                <w:sz w:val="19"/>
-              </w:rPr>
-              <w:t xml:space="preserve">Confront, Identify</w:t>
-            </w:r>
-          </w:p>
-        </w:tc>
-        <w:tc>
-          <w:tcPr/>
-          <w:p>
-            <w:pPr>
-              <w:pStyle w:val="Compact"/>
-              <w:jc w:val="left"/>
-            </w:pPr>
-            <w:r>
-              <w:rPr>
-                <w:sz w:val="19"/>
-              </w:rPr>
-              <w:t xml:space="preserve">A body, a wound, a scorched doorframe, what the creature left behind.</w:t>
-            </w:r>
-          </w:p>
-        </w:tc>
-      </w:tr>
-      <w:tr>
-        <w:tc>
-          <w:tcPr/>
-          <w:p>
-            <w:pPr>
-              <w:pStyle w:val="Compact"/>
-              <w:jc w:val="left"/>
-            </w:pPr>
-            <w:r>
-              <w:rPr>
-                <w:b/>
-                <w:sz w:val="19"/>
-              </w:rPr>
-              <w:t xml:space="preserve">Track it</w:t>
-            </w:r>
-          </w:p>
-        </w:tc>
-        <w:tc>
-          <w:tcPr/>
-          <w:p>
-            <w:pPr>
-              <w:pStyle w:val="Compact"/>
-              <w:jc w:val="left"/>
-            </w:pPr>
-            <w:r>
-              <w:rPr>
-                <w:sz w:val="19"/>
-              </w:rPr>
-              <w:t xml:space="preserve">Tracking, Survival</w:t>
-            </w:r>
-          </w:p>
-        </w:tc>
-        <w:tc>
-          <w:tcPr/>
-          <w:p>
-            <w:pPr>
-              <w:pStyle w:val="Compact"/>
-              <w:jc w:val="left"/>
-            </w:pPr>
-            <w:r>
-              <w:rPr>
-                <w:sz w:val="19"/>
-              </w:rPr>
-              <w:t xml:space="preserve">The Frontier</w:t>
-            </w:r>
-          </w:p>
-        </w:tc>
-        <w:tc>
-          <w:tcPr/>
-          <w:p>
-            <w:pPr>
-              <w:pStyle w:val="Compact"/>
-              <w:jc w:val="left"/>
-            </w:pPr>
-            <w:r>
-              <w:rPr>
-                <w:sz w:val="19"/>
-              </w:rPr>
-              <w:t xml:space="preserve">Confront, Identify</w:t>
-            </w:r>
-          </w:p>
-        </w:tc>
-        <w:tc>
-          <w:tcPr/>
-          <w:p>
-            <w:pPr>
-              <w:pStyle w:val="Compact"/>
-              <w:jc w:val="left"/>
-            </w:pPr>
-            <w:r>
-              <w:rPr>
-                <w:sz w:val="19"/>
-              </w:rPr>
-              <w:t xml:space="preserve">Prints, broken brush, where the dogs won’t go.</w:t>
-            </w:r>
-          </w:p>
-        </w:tc>
-      </w:tr>
-      <w:tr>
-        <w:tc>
-          <w:tcPr/>
-          <w:p>
-            <w:pPr>
-              <w:pStyle w:val="Compact"/>
-              <w:jc w:val="left"/>
-            </w:pPr>
-            <w:r>
-              <w:rPr>
-                <w:b/>
-                <w:sz w:val="19"/>
-              </w:rPr>
-              <w:t xml:space="preserve">Question witnesses</w:t>
-            </w:r>
-          </w:p>
-        </w:tc>
-        <w:tc>
-          <w:tcPr/>
-          <w:p>
-            <w:pPr>
-              <w:pStyle w:val="Compact"/>
-              <w:jc w:val="left"/>
-            </w:pPr>
-            <w:r>
-              <w:rPr>
-                <w:sz w:val="19"/>
-              </w:rPr>
-              <w:t xml:space="preserve">Read People, Persuasion</w:t>
-            </w:r>
-          </w:p>
-        </w:tc>
-        <w:tc>
-          <w:tcPr/>
-          <w:p>
-            <w:pPr>
-              <w:pStyle w:val="Compact"/>
-              <w:jc w:val="left"/>
-            </w:pPr>
-            <w:r>
-              <w:rPr>
-                <w:sz w:val="19"/>
-              </w:rPr>
-              <w:t xml:space="preserve">The Law</w:t>
-            </w:r>
-          </w:p>
-        </w:tc>
-        <w:tc>
-          <w:tcPr/>
-          <w:p>
-            <w:pPr>
-              <w:pStyle w:val="Compact"/>
-              <w:jc w:val="left"/>
-            </w:pPr>
-            <w:r>
-              <w:rPr>
-                <w:sz w:val="19"/>
-              </w:rPr>
-              <w:t xml:space="preserve">Confront, Identify</w:t>
-            </w:r>
-          </w:p>
-        </w:tc>
-        <w:tc>
-          <w:tcPr/>
-          <w:p>
-            <w:pPr>
-              <w:pStyle w:val="Compact"/>
-              <w:jc w:val="left"/>
-            </w:pPr>
-            <w:r>
-              <w:rPr>
-                <w:sz w:val="19"/>
-              </w:rPr>
-              <w:t xml:space="preserve">Survivors, neighbors, the drunk who saw something.</w:t>
-            </w:r>
-          </w:p>
-        </w:tc>
-      </w:tr>
-      <w:tr>
-        <w:tc>
-          <w:tcPr/>
-          <w:p>
-            <w:pPr>
-              <w:pStyle w:val="Compact"/>
-              <w:jc w:val="left"/>
-            </w:pPr>
-            <w:r>
-              <w:rPr>
-                <w:b/>
-                <w:sz w:val="19"/>
-              </w:rPr>
-              <w:t xml:space="preserve">Consult the records</w:t>
-            </w:r>
-          </w:p>
-        </w:tc>
-        <w:tc>
-          <w:tcPr/>
-          <w:p>
-            <w:pPr>
-              <w:pStyle w:val="Compact"/>
-              <w:jc w:val="left"/>
-            </w:pPr>
-            <w:r>
-              <w:rPr>
-                <w:sz w:val="19"/>
-              </w:rPr>
-              <w:t xml:space="preserve">Law, Investigation</w:t>
-            </w:r>
-          </w:p>
-        </w:tc>
-        <w:tc>
-          <w:tcPr/>
-          <w:p>
-            <w:pPr>
-              <w:pStyle w:val="Compact"/>
-              <w:jc w:val="left"/>
-            </w:pPr>
-            <w:r>
-              <w:rPr>
-                <w:sz w:val="19"/>
-              </w:rPr>
-              <w:t xml:space="preserve">The Law, The Learned</w:t>
-            </w:r>
-          </w:p>
-        </w:tc>
-        <w:tc>
-          <w:tcPr/>
-          <w:p>
-            <w:pPr>
-              <w:pStyle w:val="Compact"/>
-              <w:jc w:val="left"/>
-            </w:pPr>
-            <w:r>
-              <w:rPr>
-                <w:sz w:val="19"/>
-              </w:rPr>
-              <w:t xml:space="preserve">Identify, Uncover</w:t>
-            </w:r>
-          </w:p>
-        </w:tc>
-        <w:tc>
-          <w:tcPr/>
-          <w:p>
-            <w:pPr>
-              <w:pStyle w:val="Compact"/>
-              <w:jc w:val="left"/>
-            </w:pPr>
-            <w:r>
-              <w:rPr>
-                <w:sz w:val="19"/>
-              </w:rPr>
-              <w:t xml:space="preserve">Court files, old newspapers, land deeds, the parish register.</w:t>
-            </w:r>
-          </w:p>
-        </w:tc>
-      </w:tr>
-      <w:tr>
-        <w:tc>
-          <w:tcPr/>
-          <w:p>
-            <w:pPr>
-              <w:pStyle w:val="Compact"/>
-              <w:jc w:val="left"/>
-            </w:pPr>
-            <w:r>
-              <w:rPr>
-                <w:b/>
-                <w:sz w:val="19"/>
-              </w:rPr>
-              <w:t xml:space="preserve">Research the lore</w:t>
-            </w:r>
-          </w:p>
-        </w:tc>
-        <w:tc>
-          <w:tcPr/>
-          <w:p>
-            <w:pPr>
-              <w:pStyle w:val="Compact"/>
-              <w:jc w:val="left"/>
-            </w:pPr>
-            <w:r>
-              <w:rPr>
-                <w:sz w:val="19"/>
-              </w:rPr>
-              <w:t xml:space="preserve">Occult</w:t>
-            </w:r>
-          </w:p>
-        </w:tc>
-        <w:tc>
-          <w:tcPr/>
-          <w:p>
-            <w:pPr>
-              <w:pStyle w:val="Compact"/>
-              <w:jc w:val="left"/>
-            </w:pPr>
-            <w:r>
-              <w:rPr>
-                <w:sz w:val="19"/>
-              </w:rPr>
-              <w:t xml:space="preserve">The Learned</w:t>
-            </w:r>
-          </w:p>
-        </w:tc>
-        <w:tc>
-          <w:tcPr/>
-          <w:p>
-            <w:pPr>
-              <w:pStyle w:val="Compact"/>
-              <w:jc w:val="left"/>
-            </w:pPr>
-            <w:r>
-              <w:rPr>
-                <w:sz w:val="19"/>
-              </w:rPr>
-              <w:t xml:space="preserve">Identify, Uncover</w:t>
-            </w:r>
-          </w:p>
-        </w:tc>
-        <w:tc>
-          <w:tcPr/>
-          <w:p>
-            <w:pPr>
-              <w:pStyle w:val="Compact"/>
-              <w:jc w:val="left"/>
-            </w:pPr>
-            <w:r>
-              <w:rPr>
-                <w:sz w:val="19"/>
-              </w:rPr>
-              <w:t xml:space="preserve">Grimoires, folk tales, a letter from a hunter long dead.</w:t>
-            </w:r>
-          </w:p>
-        </w:tc>
-      </w:tr>
-      <w:tr>
-        <w:tc>
-          <w:tcPr/>
-          <w:p>
-            <w:pPr>
-              <w:pStyle w:val="Compact"/>
-              <w:jc w:val="left"/>
-            </w:pPr>
-            <w:r>
-              <w:rPr>
-                <w:b/>
-                <w:sz w:val="19"/>
-              </w:rPr>
-              <w:t xml:space="preserve">Lean on someone</w:t>
-            </w:r>
-          </w:p>
-        </w:tc>
-        <w:tc>
-          <w:tcPr/>
-          <w:p>
-            <w:pPr>
-              <w:pStyle w:val="Compact"/>
-              <w:jc w:val="left"/>
-            </w:pPr>
-            <w:r>
-              <w:rPr>
-                <w:sz w:val="19"/>
-              </w:rPr>
-              <w:t xml:space="preserve">Persuasion, Leadership, Deception</w:t>
-            </w:r>
-          </w:p>
-        </w:tc>
-        <w:tc>
-          <w:tcPr/>
-          <w:p>
-            <w:pPr>
-              <w:pStyle w:val="Compact"/>
-              <w:jc w:val="left"/>
-            </w:pPr>
-            <w:r>
-              <w:rPr>
-                <w:sz w:val="19"/>
-              </w:rPr>
-              <w:t xml:space="preserve">The Law</w:t>
-            </w:r>
-          </w:p>
-        </w:tc>
-        <w:tc>
-          <w:tcPr/>
-          <w:p>
-            <w:pPr>
-              <w:pStyle w:val="Compact"/>
-              <w:jc w:val="left"/>
-            </w:pPr>
-            <w:r>
-              <w:rPr>
-                <w:sz w:val="19"/>
-              </w:rPr>
-              <w:t xml:space="preserve">Any</w:t>
-            </w:r>
-          </w:p>
-        </w:tc>
-        <w:tc>
-          <w:tcPr/>
-          <w:p>
-            <w:pPr>
-              <w:pStyle w:val="Compact"/>
-              <w:jc w:val="left"/>
-            </w:pPr>
-            <w:r>
-              <w:rPr>
-                <w:sz w:val="19"/>
-              </w:rPr>
-              <w:t xml:space="preserve">The man who knows more than he says. Always ticks Heat on a failure.</w:t>
+              <w:t xml:space="preserve">The coach</w:t>
+            </w:r>
+          </w:p>
+        </w:tc>
+      </w:tr>
+      <w:tr>
+        <w:tc>
+          <w:tcPr/>
+          <w:p>
+            <w:pPr>
+              <w:pStyle w:val="Compact"/>
+              <w:jc w:val="left"/>
+            </w:pPr>
+            <w:r>
+              <w:rPr>
+                <w:b/>
+                <w:sz w:val="19"/>
+              </w:rPr>
+              <w:t xml:space="preserve">0</w:t>
+            </w:r>
+          </w:p>
+        </w:tc>
+        <w:tc>
+          <w:tcPr/>
+          <w:p>
+            <w:pPr>
+              <w:pStyle w:val="Compact"/>
+              <w:jc w:val="left"/>
+            </w:pPr>
+            <w:r>
+              <w:rPr>
+                <w:sz w:val="19"/>
+              </w:rPr>
+              <w:t xml:space="preserve">Rolling: no damage</w:t>
+            </w:r>
+          </w:p>
+        </w:tc>
+      </w:tr>
+      <w:tr>
+        <w:tc>
+          <w:tcPr/>
+          <w:p>
+            <w:pPr>
+              <w:pStyle w:val="Compact"/>
+              <w:jc w:val="left"/>
+            </w:pPr>
+            <w:r>
+              <w:rPr>
+                <w:b/>
+                <w:sz w:val="19"/>
+              </w:rPr>
+              <w:t xml:space="preserve">1</w:t>
+            </w:r>
+          </w:p>
+        </w:tc>
+        <w:tc>
+          <w:tcPr/>
+          <w:p>
+            <w:pPr>
+              <w:pStyle w:val="Compact"/>
+              <w:jc w:val="left"/>
+            </w:pPr>
+            <w:r>
+              <w:rPr>
+                <w:sz w:val="19"/>
+              </w:rPr>
+              <w:t xml:space="preserve">Holed: splinters and bullet holes; no penalty yet</w:t>
+            </w:r>
+          </w:p>
+        </w:tc>
+      </w:tr>
+      <w:tr>
+        <w:tc>
+          <w:tcPr/>
+          <w:p>
+            <w:pPr>
+              <w:pStyle w:val="Compact"/>
+              <w:jc w:val="left"/>
+            </w:pPr>
+            <w:r>
+              <w:rPr>
+                <w:b/>
+                <w:sz w:val="19"/>
+              </w:rPr>
+              <w:t xml:space="preserve">2</w:t>
+            </w:r>
+          </w:p>
+        </w:tc>
+        <w:tc>
+          <w:tcPr/>
+          <w:p>
+            <w:pPr>
+              <w:pStyle w:val="Compact"/>
+              <w:jc w:val="left"/>
+            </w:pPr>
+            <w:r>
+              <w:rPr>
+                <w:sz w:val="19"/>
+              </w:rPr>
+              <w:t xml:space="preserve">A horse hit or a wheel cracked: −2 to the driver’s Riding</w:t>
+            </w:r>
+          </w:p>
+        </w:tc>
+      </w:tr>
+      <w:tr>
+        <w:tc>
+          <w:tcPr/>
+          <w:p>
+            <w:pPr>
+              <w:pStyle w:val="Compact"/>
+              <w:jc w:val="left"/>
+            </w:pPr>
+            <w:r>
+              <w:rPr>
+                <w:b/>
+                <w:sz w:val="19"/>
+              </w:rPr>
+              <w:t xml:space="preserve">3</w:t>
+            </w:r>
+          </w:p>
+        </w:tc>
+        <w:tc>
+          <w:tcPr/>
+          <w:p>
+            <w:pPr>
+              <w:pStyle w:val="Compact"/>
+              <w:jc w:val="left"/>
+            </w:pPr>
+            <w:r>
+              <w:rPr>
+                <w:sz w:val="19"/>
+              </w:rPr>
+              <w:t xml:space="preserve">Lamed: −4 to the driver’s Riding, and riders close on a tie</w:t>
+            </w:r>
+          </w:p>
+        </w:tc>
+      </w:tr>
+      <w:tr>
+        <w:tc>
+          <w:tcPr/>
+          <w:p>
+            <w:pPr>
+              <w:pStyle w:val="Compact"/>
+              <w:jc w:val="left"/>
+            </w:pPr>
+            <w:r>
+              <w:rPr>
+                <w:b/>
+                <w:sz w:val="19"/>
+              </w:rPr>
+              <w:t xml:space="preserve">4</w:t>
+            </w:r>
+          </w:p>
+        </w:tc>
+        <w:tc>
+          <w:tcPr/>
+          <w:p>
+            <w:pPr>
+              <w:pStyle w:val="Compact"/>
+              <w:jc w:val="left"/>
+            </w:pPr>
+            <w:r>
+              <w:rPr>
+                <w:sz w:val="19"/>
+              </w:rPr>
+              <w:t xml:space="preserve">Wrecked: the coach overturns or stops dead; everyone aboard rolls Athletics or marks a box of Injury</w:t>
             </w:r>
           </w:p>
         </w:tc>
       </w:tr>
     </w:tbl>
-    <w:p>
-      <w:pPr>
-        <w:numPr>
-          <w:ilvl w:val="0"/>
-          <w:numId w:val="1011"/>
-        </w:numPr>
-        <w:pStyle w:val="Compact"/>
-      </w:pPr>
-      <w:r>
-        <w:rPr>
-          <w:bCs/>
-          <w:b/>
-        </w:rPr>
-        <w:t xml:space="preserve">The Learned:</w:t>
-      </w:r>
-      <w:r>
-        <w:t xml:space="preserve"> </w:t>
-      </w:r>
-      <w:r>
-        <w:t xml:space="preserve">natural identifiers: Occult, Medicine and the archives;</w:t>
-      </w:r>
-      <w:r>
-        <w:t xml:space="preserve"> </w:t>
-      </w:r>
-      <w:r>
-        <w:rPr>
-          <w:bCs/>
-          <w:b/>
-        </w:rPr>
-        <w:t xml:space="preserve">The Frontier:</w:t>
-      </w:r>
-      <w:r>
-        <w:t xml:space="preserve"> </w:t>
-      </w:r>
-      <w:r>
-        <w:t xml:space="preserve">physical evidence and tracking;</w:t>
-      </w:r>
-      <w:r>
-        <w:t xml:space="preserve"> </w:t>
-      </w:r>
-      <w:r>
-        <w:rPr>
-          <w:bCs/>
-          <w:b/>
-        </w:rPr>
-        <w:t xml:space="preserve">The Law:</w:t>
-      </w:r>
-      <w:r>
-        <w:t xml:space="preserve"> </w:t>
-      </w:r>
-      <w:r>
-        <w:t xml:space="preserve">witnesses and records.</w:t>
-      </w:r>
-    </w:p>
-    <w:p>
-      <w:pPr>
-        <w:numPr>
-          <w:ilvl w:val="0"/>
-          <w:numId w:val="1011"/>
-        </w:numPr>
-        <w:pStyle w:val="Compact"/>
-      </w:pPr>
-      <w:r>
-        <w:t xml:space="preserve">A</w:t>
-      </w:r>
-      <w:r>
-        <w:t xml:space="preserve"> </w:t>
-      </w:r>
-      <w:r>
-        <w:rPr>
-          <w:bCs/>
-          <w:b/>
-        </w:rPr>
-        <w:t xml:space="preserve">Sighted</w:t>
-      </w:r>
-      <w:r>
-        <w:t xml:space="preserve"> </w:t>
-      </w:r>
-      <w:r>
-        <w:t xml:space="preserve">character sees what others can’t: looking with Occult can advance Confront or Identify where nothing else would. A</w:t>
-      </w:r>
-      <w:r>
-        <w:t xml:space="preserve"> </w:t>
-      </w:r>
-      <w:r>
-        <w:rPr>
-          <w:bCs/>
-          <w:b/>
-        </w:rPr>
-        <w:t xml:space="preserve">Practitioner</w:t>
-      </w:r>
-      <w:r>
-        <w:t xml:space="preserve"> </w:t>
-      </w:r>
-      <w:r>
-        <w:t xml:space="preserve">can work a ritual of seeing (Witch-sight, a question asked of the dead) as a method.</w:t>
-      </w:r>
-    </w:p>
-    <w:p>
-      <w:pPr>
-        <w:numPr>
-          <w:ilvl w:val="0"/>
-          <w:numId w:val="1011"/>
-        </w:numPr>
-        <w:pStyle w:val="Compact"/>
-      </w:pPr>
-      <w:r>
-        <w:rPr>
-          <w:bCs/>
-          <w:b/>
-        </w:rPr>
-        <w:t xml:space="preserve">A hunter’s almanac at creation.</w:t>
-      </w:r>
-      <w:r>
-        <w:t xml:space="preserve"> </w:t>
-      </w:r>
-      <w:r>
-        <w:t xml:space="preserve">A character who already knows the dark (a Monster Hunter, most often) can take the</w:t>
-      </w:r>
-      <w:r>
-        <w:t xml:space="preserve"> </w:t>
-      </w:r>
-      <w:r>
-        <w:rPr>
-          <w:bCs/>
-          <w:b/>
-        </w:rPr>
-        <w:t xml:space="preserve">Hunter’s Almanac</w:t>
-      </w:r>
-      <w:r>
-        <w:t xml:space="preserve"> </w:t>
-      </w:r>
-      <w:r>
-        <w:t xml:space="preserve">advantage: three lore cards, for creatures they’ve faced or studied, chosen at creation. Pick them from the creatures in the GM’s Guide; each says what you know and what it permits.</w:t>
-      </w:r>
-    </w:p>
-    <w:bookmarkEnd w:id="53"/>
     <w:bookmarkEnd w:id="54"/>
-    <w:bookmarkStart w:id="55" w:name="chases"/>
+    <w:bookmarkEnd w:id="55"/>
+    <w:bookmarkStart w:id="56" w:name="range"/>
     <w:p>
       <w:pPr>
         <w:pStyle w:val="Heading2"/>
       </w:pPr>
       <w:r>
-        <w:t xml:space="preserve">Chases</w:t>
+        <w:t xml:space="preserve">Range</w:t>
       </w:r>
     </w:p>
     <w:p>
@@ -10060,373 +9659,7 @@
         <w:pStyle w:val="FirstParagraph"/>
       </w:pPr>
       <w:r>
-        <w:t xml:space="preserve">Run a chase as a progress clock for the pursuers against a danger clock for the quarry’s escape. Each exchange, the characters roll the skill that moves them (Riding, or Athletics on foot): success ticks the pursuers’ clock, failure ticks the escape. Terrain, a tired mount or a damaged engine, and attacks made on the move (at −2) adjust the rolls.</w:t>
-      </w:r>
-    </w:p>
-    <w:bookmarkEnd w:id="55"/>
-    <w:bookmarkEnd w:id="56"/>
-    <w:bookmarkStart w:id="70" w:name="personal-combat"/>
-    <w:p>
-      <w:pPr>
-        <w:pStyle w:val="Heading1"/>
-      </w:pPr>
-      <w:r>
-        <w:t xml:space="preserve">Personal combat</w:t>
-      </w:r>
-    </w:p>
-    <w:bookmarkStart w:id="57" w:name="turn-order-and-actions"/>
-    <w:p>
-      <w:pPr>
-        <w:pStyle w:val="Heading2"/>
-      </w:pPr>
-      <w:r>
-        <w:t xml:space="preserve">Turn order and actions</w:t>
-      </w:r>
-    </w:p>
-    <w:p>
-      <w:pPr>
-        <w:pStyle w:val="FirstParagraph"/>
-      </w:pPr>
-      <w:r>
-        <w:t xml:space="preserve">Act in descending Agility order. Players choose the order of tied characters; the GM resolves other ties. A round lasts a few seconds. On your turn, move up to your</w:t>
-      </w:r>
-      <w:r>
-        <w:t xml:space="preserve"> </w:t>
-      </w:r>
-      <w:r>
-        <w:rPr>
-          <w:bCs/>
-          <w:b/>
-        </w:rPr>
-        <w:t xml:space="preserve">Move</w:t>
-      </w:r>
-      <w:r>
-        <w:t xml:space="preserve"> </w:t>
-      </w:r>
-      <w:r>
-        <w:t xml:space="preserve">(below) and take one meaningful action, such as attacking, reloading, helping, or attempting a task.</w:t>
-      </w:r>
-    </w:p>
-    <w:bookmarkEnd w:id="57"/>
-    <w:bookmarkStart w:id="58" w:name="attacking-and-defending"/>
-    <w:p>
-      <w:pPr>
-        <w:pStyle w:val="Heading2"/>
-      </w:pPr>
-      <w:r>
-        <w:t xml:space="preserve">Attacking and defending</w:t>
-      </w:r>
-    </w:p>
-    <w:p>
-      <w:pPr>
-        <w:pStyle w:val="FirstParagraph"/>
-      </w:pPr>
-      <w:r>
-        <w:t xml:space="preserve">Roll Shooting for a ranged attack, Melee for a weapon in hand, or Brawling for fists and grappling. If the attack succeeds, an aware target able to move may</w:t>
-      </w:r>
-      <w:r>
-        <w:t xml:space="preserve"> </w:t>
-      </w:r>
-      <w:r>
-        <w:rPr>
-          <w:bCs/>
-          <w:b/>
-        </w:rPr>
-        <w:t xml:space="preserve">defend</w:t>
-      </w:r>
-      <w:r>
-        <w:t xml:space="preserve">: Dodge, Parry or Block. A successful defense cancels the hit. Apply injury penalties to every defense.</w:t>
-      </w:r>
-    </w:p>
-    <w:p>
-      <w:pPr>
-        <w:numPr>
-          <w:ilvl w:val="0"/>
-          <w:numId w:val="1012"/>
-        </w:numPr>
-        <w:pStyle w:val="Compact"/>
-      </w:pPr>
-      <w:r>
-        <w:rPr>
-          <w:bCs/>
-          <w:b/>
-        </w:rPr>
-        <w:t xml:space="preserve">One defense a round.</w:t>
-      </w:r>
-      <w:r>
-        <w:t xml:space="preserve"> </w:t>
-      </w:r>
-      <w:r>
-        <w:t xml:space="preserve">A target gets one defense a round, between its turns, and chooses which when an attack hits.</w:t>
-      </w:r>
-    </w:p>
-    <w:p>
-      <w:pPr>
-        <w:numPr>
-          <w:ilvl w:val="0"/>
-          <w:numId w:val="1012"/>
-        </w:numPr>
-        <w:pStyle w:val="Compact"/>
-      </w:pPr>
-      <w:r>
-        <w:rPr>
-          <w:bCs/>
-          <w:b/>
-        </w:rPr>
-        <w:t xml:space="preserve">Additional Defense.</w:t>
-      </w:r>
-      <w:r>
-        <w:t xml:space="preserve"> </w:t>
-      </w:r>
-      <w:r>
-        <w:t xml:space="preserve">With this Edge you may attempt a second defense each round at −2, in addition to attack-quality and injury penalties. You cannot defend twice against the same attack.</w:t>
-      </w:r>
-    </w:p>
-    <w:p>
-      <w:pPr>
-        <w:numPr>
-          <w:ilvl w:val="0"/>
-          <w:numId w:val="1012"/>
-        </w:numPr>
-        <w:pStyle w:val="Compact"/>
-      </w:pPr>
-      <w:r>
-        <w:rPr>
-          <w:bCs/>
-          <w:b/>
-        </w:rPr>
-        <w:t xml:space="preserve">Dodge</w:t>
-      </w:r>
-      <w:r>
-        <w:t xml:space="preserve"> </w:t>
-      </w:r>
-      <w:r>
-        <w:t xml:space="preserve">is Agility −2, with +1 for Trained Athletics or +2 for Athletics as a Specialty or Expert.</w:t>
-      </w:r>
-    </w:p>
-    <w:p>
-      <w:pPr>
-        <w:numPr>
-          <w:ilvl w:val="0"/>
-          <w:numId w:val="1012"/>
-        </w:numPr>
-        <w:pStyle w:val="Compact"/>
-      </w:pPr>
-      <w:r>
-        <w:rPr>
-          <w:bCs/>
-          <w:b/>
-        </w:rPr>
-        <w:t xml:space="preserve">Parry.</w:t>
-      </w:r>
-      <w:r>
-        <w:t xml:space="preserve"> </w:t>
-      </w:r>
-      <w:r>
-        <w:t xml:space="preserve">Against a weapon in hand or fists, roll Melee −3 with a weapon in hand, or Brawling −3 bare-handed against fists. An open hand can’t parry a blade, claws or fangs. Nobody parries a shot or a missile.</w:t>
-      </w:r>
-    </w:p>
-    <w:p>
-      <w:pPr>
-        <w:numPr>
-          <w:ilvl w:val="0"/>
-          <w:numId w:val="1012"/>
-        </w:numPr>
-        <w:pStyle w:val="Compact"/>
-      </w:pPr>
-      <w:r>
-        <w:rPr>
-          <w:bCs/>
-          <w:b/>
-        </w:rPr>
-        <w:t xml:space="preserve">Block.</w:t>
-      </w:r>
-      <w:r>
-        <w:t xml:space="preserve"> </w:t>
-      </w:r>
-      <w:r>
-        <w:t xml:space="preserve">With a shield, or anything that can stand in for one (a chair, a plank, a crate lid), you can block a weapon in hand, fists, or a thrown or loosed missile: roll Melee −2, plus the shield’s bonus. Nothing you can lift blocks a gunshot or a blast. An improvised shield breaks the first time it blocks a hit of 2 or more boxes.</w:t>
-      </w:r>
-    </w:p>
-    <w:p>
-      <w:pPr>
-        <w:numPr>
-          <w:ilvl w:val="0"/>
-          <w:numId w:val="1012"/>
-        </w:numPr>
-        <w:pStyle w:val="Compact"/>
-      </w:pPr>
-      <w:r>
-        <w:rPr>
-          <w:bCs/>
-          <w:b/>
-        </w:rPr>
-        <w:t xml:space="preserve">Attack quality.</w:t>
-      </w:r>
-      <w:r>
-        <w:t xml:space="preserve"> </w:t>
-      </w:r>
-      <w:r>
-        <w:t xml:space="preserve">A clean hit is harder to escape. When an attack succeeds by 3 or 4, the defense is at −1; by 5 or 6, −2; by 7 or more, −3.</w:t>
-      </w:r>
-    </w:p>
-    <w:p>
-      <w:pPr>
-        <w:numPr>
-          <w:ilvl w:val="0"/>
-          <w:numId w:val="1012"/>
-        </w:numPr>
-        <w:pStyle w:val="Compact"/>
-      </w:pPr>
-      <w:r>
-        <w:rPr>
-          <w:bCs/>
-          <w:b/>
-        </w:rPr>
-        <w:t xml:space="preserve">Aim.</w:t>
-      </w:r>
-      <w:r>
-        <w:t xml:space="preserve"> </w:t>
-      </w:r>
-      <w:r>
-        <w:t xml:space="preserve">Spend your action aiming at a target you can see: +1 to your next attack against it. An advantage that rewards aiming adds its bonus to this.</w:t>
-      </w:r>
-    </w:p>
-    <w:p>
-      <w:pPr>
-        <w:pStyle w:val="FirstParagraph"/>
-      </w:pPr>
-      <w:r>
-        <w:t xml:space="preserve">Solid cover blocks a shot. Partial cover imposes −2 on the attack. Weapon effects apply after a hit survives any defense. Success margin does not increase damage: a great hit decides</w:t>
-      </w:r>
-      <w:r>
-        <w:t xml:space="preserve"> </w:t>
-      </w:r>
-      <w:r>
-        <w:rPr>
-          <w:iCs/>
-          <w:i/>
-        </w:rPr>
-        <w:t xml:space="preserve">what</w:t>
-      </w:r>
-      <w:r>
-        <w:t xml:space="preserve"> </w:t>
-      </w:r>
-      <w:r>
-        <w:t xml:space="preserve">happens instead.</w:t>
-      </w:r>
-    </w:p>
-    <w:bookmarkEnd w:id="58"/>
-    <w:bookmarkStart w:id="61" w:name="telling-hits"/>
-    <w:p>
-      <w:pPr>
-        <w:pStyle w:val="Heading2"/>
-      </w:pPr>
-      <w:r>
-        <w:t xml:space="preserve">Telling hits</w:t>
-      </w:r>
-    </w:p>
-    <w:p>
-      <w:pPr>
-        <w:pStyle w:val="FirstParagraph"/>
-      </w:pPr>
-      <w:r>
-        <w:t xml:space="preserve">A really good shot, or a blow that lands exactly where it was meant to, lets the attacker say what it does.</w:t>
-      </w:r>
-    </w:p>
-    <w:p>
-      <w:pPr>
-        <w:numPr>
-          <w:ilvl w:val="0"/>
-          <w:numId w:val="1013"/>
-        </w:numPr>
-        <w:pStyle w:val="Compact"/>
-      </w:pPr>
-      <w:r>
-        <w:rPr>
-          <w:bCs/>
-          <w:b/>
-        </w:rPr>
-        <w:t xml:space="preserve">A telling hit</w:t>
-      </w:r>
-      <w:r>
-        <w:t xml:space="preserve"> </w:t>
-      </w:r>
-      <w:r>
-        <w:t xml:space="preserve">is an attack that succeeds by</w:t>
-      </w:r>
-      <w:r>
-        <w:t xml:space="preserve"> </w:t>
-      </w:r>
-      <w:r>
-        <w:rPr>
-          <w:bCs/>
-          <w:b/>
-        </w:rPr>
-        <w:t xml:space="preserve">5 or more</w:t>
-      </w:r>
-      <w:r>
-        <w:t xml:space="preserve">, or on a natural 3 or 4, and isn’t stopped by a defense. The attacker picks</w:t>
-      </w:r>
-      <w:r>
-        <w:t xml:space="preserve"> </w:t>
-      </w:r>
-      <w:r>
-        <w:rPr>
-          <w:bCs/>
-          <w:b/>
-        </w:rPr>
-        <w:t xml:space="preserve">one effect</w:t>
-      </w:r>
-      <w:r>
-        <w:t xml:space="preserve"> </w:t>
-      </w:r>
-      <w:r>
-        <w:t xml:space="preserve">below and describes it. The weapon still marks its usual boxes.</w:t>
-      </w:r>
-    </w:p>
-    <w:p>
-      <w:pPr>
-        <w:numPr>
-          <w:ilvl w:val="0"/>
-          <w:numId w:val="1013"/>
-        </w:numPr>
-        <w:pStyle w:val="Compact"/>
-      </w:pPr>
-      <w:r>
-        <w:rPr>
-          <w:bCs/>
-          <w:b/>
-        </w:rPr>
-        <w:t xml:space="preserve">A called shot.</w:t>
-      </w:r>
-      <w:r>
-        <w:t xml:space="preserve"> </w:t>
-      </w:r>
-      <w:r>
-        <w:t xml:space="preserve">Before rolling, name an effect your weapon can deliver and take −2 on the attack, or −4 for a small target (a hand, an eye, a rope, a lock). If the attack hits at all, the effect happens, whatever the margin. An advantage that rewards aiming cuts this penalty by 1.</w:t>
-      </w:r>
-    </w:p>
-    <w:p>
-      <w:pPr>
-        <w:numPr>
-          <w:ilvl w:val="0"/>
-          <w:numId w:val="1013"/>
-        </w:numPr>
-        <w:pStyle w:val="Compact"/>
-      </w:pPr>
-      <w:r>
-        <w:rPr>
-          <w:bCs/>
-          <w:b/>
-        </w:rPr>
-        <w:t xml:space="preserve">Both ways.</w:t>
-      </w:r>
-      <w:r>
-        <w:t xml:space="preserve"> </w:t>
-      </w:r>
-      <w:r>
-        <w:t xml:space="preserve">Opponents land telling hits on characters too.</w:t>
+        <w:t xml:space="preserve">Distances fall into five bands:</w:t>
       </w:r>
     </w:p>
     <w:tbl>
@@ -10467,7 +9700,7 @@
                 <w:b/>
                 <w:sz w:val="19"/>
               </w:rPr>
-              <w:t xml:space="preserve">Effect</w:t>
+              <w:t xml:space="preserve">Band</w:t>
             </w:r>
           </w:p>
         </w:tc>
@@ -10485,7 +9718,7 @@
                 <w:b/>
                 <w:sz w:val="19"/>
               </w:rPr>
-              <w:t xml:space="preserve">With</w:t>
+              <w:t xml:space="preserve">Distance</w:t>
             </w:r>
           </w:p>
         </w:tc>
@@ -10503,343 +9736,247 @@
                 <w:b/>
                 <w:sz w:val="19"/>
               </w:rPr>
-              <w:t xml:space="preserve">What happens</w:t>
-            </w:r>
-          </w:p>
-        </w:tc>
-      </w:tr>
-      <w:tr>
-        <w:tc>
-          <w:tcPr/>
-          <w:p>
-            <w:pPr>
-              <w:pStyle w:val="Compact"/>
-              <w:jc w:val="left"/>
-            </w:pPr>
-            <w:r>
-              <w:rPr>
-                <w:b/>
-                <w:sz w:val="19"/>
-              </w:rPr>
-              <w:t xml:space="preserve">Disarm</w:t>
-            </w:r>
-          </w:p>
-        </w:tc>
-        <w:tc>
-          <w:tcPr/>
-          <w:p>
-            <w:pPr>
-              <w:pStyle w:val="Compact"/>
-              <w:jc w:val="left"/>
-            </w:pPr>
-            <w:r>
-              <w:rPr>
-                <w:sz w:val="19"/>
-              </w:rPr>
-              <w:t xml:space="preserve">Any attack</w:t>
-            </w:r>
-          </w:p>
-        </w:tc>
-        <w:tc>
-          <w:tcPr/>
-          <w:p>
-            <w:pPr>
-              <w:pStyle w:val="Compact"/>
-              <w:jc w:val="left"/>
-            </w:pPr>
-            <w:r>
-              <w:rPr>
-                <w:sz w:val="19"/>
-              </w:rPr>
-              <w:t xml:space="preserve">The weapon or held item drops, or flies a few yards away</w:t>
-            </w:r>
-          </w:p>
-        </w:tc>
-      </w:tr>
-      <w:tr>
-        <w:tc>
-          <w:tcPr/>
-          <w:p>
-            <w:pPr>
-              <w:pStyle w:val="Compact"/>
-              <w:jc w:val="left"/>
-            </w:pPr>
-            <w:r>
-              <w:rPr>
-                <w:b/>
-                <w:sz w:val="19"/>
-              </w:rPr>
-              <w:t xml:space="preserve">Knock down</w:t>
-            </w:r>
-          </w:p>
-        </w:tc>
-        <w:tc>
-          <w:tcPr/>
-          <w:p>
-            <w:pPr>
-              <w:pStyle w:val="Compact"/>
-              <w:jc w:val="left"/>
-            </w:pPr>
-            <w:r>
-              <w:rPr>
-                <w:sz w:val="19"/>
-              </w:rPr>
-              <w:t xml:space="preserve">A weapon in hand or fists, or a shot or missile that marks 2 or more boxes</w:t>
-            </w:r>
-          </w:p>
-        </w:tc>
-        <w:tc>
-          <w:tcPr/>
-          <w:p>
-            <w:pPr>
-              <w:pStyle w:val="Compact"/>
-              <w:jc w:val="left"/>
-            </w:pPr>
-            <w:r>
-              <w:rPr>
-                <w:sz w:val="19"/>
-              </w:rPr>
-              <w:t xml:space="preserve">The target falls prone, or is driven back a few steps. Standing up uses the target’s move on their next turn; they still take their action</w:t>
-            </w:r>
-          </w:p>
-        </w:tc>
-      </w:tr>
-      <w:tr>
-        <w:tc>
-          <w:tcPr/>
-          <w:p>
-            <w:pPr>
-              <w:pStyle w:val="Compact"/>
-              <w:jc w:val="left"/>
-            </w:pPr>
-            <w:r>
-              <w:rPr>
-                <w:b/>
-                <w:sz w:val="19"/>
-              </w:rPr>
-              <w:t xml:space="preserve">Pin</w:t>
-            </w:r>
-          </w:p>
-        </w:tc>
-        <w:tc>
-          <w:tcPr/>
-          <w:p>
-            <w:pPr>
-              <w:pStyle w:val="Compact"/>
-              <w:jc w:val="left"/>
-            </w:pPr>
-            <w:r>
-              <w:rPr>
-                <w:sz w:val="19"/>
-              </w:rPr>
-              <w:t xml:space="preserve">A weapon in hand, fists or a grapple</w:t>
-            </w:r>
-          </w:p>
-        </w:tc>
-        <w:tc>
-          <w:tcPr/>
-          <w:p>
-            <w:pPr>
-              <w:pStyle w:val="Compact"/>
-              <w:jc w:val="left"/>
-            </w:pPr>
-            <w:r>
-              <w:rPr>
-                <w:sz w:val="19"/>
-              </w:rPr>
-              <w:t xml:space="preserve">The target is grabbed, held, or pinned against a wall or the ground. Their next action goes to getting free, and then they are free: no roll needed. Keeping them pinned takes another successful attack</w:t>
-            </w:r>
-          </w:p>
-        </w:tc>
-      </w:tr>
-      <w:tr>
-        <w:tc>
-          <w:tcPr/>
-          <w:p>
-            <w:pPr>
-              <w:pStyle w:val="Compact"/>
-              <w:jc w:val="left"/>
-            </w:pPr>
-            <w:r>
-              <w:rPr>
-                <w:b/>
-                <w:sz w:val="19"/>
-              </w:rPr>
-              <w:t xml:space="preserve">Rattle</w:t>
-            </w:r>
-          </w:p>
-        </w:tc>
-        <w:tc>
-          <w:tcPr/>
-          <w:p>
-            <w:pPr>
-              <w:pStyle w:val="Compact"/>
-              <w:jc w:val="left"/>
-            </w:pPr>
-            <w:r>
-              <w:rPr>
-                <w:sz w:val="19"/>
-              </w:rPr>
-              <w:t xml:space="preserve">Any attack</w:t>
-            </w:r>
-          </w:p>
-        </w:tc>
-        <w:tc>
-          <w:tcPr/>
-          <w:p>
-            <w:pPr>
-              <w:pStyle w:val="Compact"/>
-              <w:jc w:val="left"/>
-            </w:pPr>
-            <w:r>
-              <w:rPr>
-                <w:sz w:val="19"/>
-              </w:rPr>
-              <w:t xml:space="preserve">−2 to the target’s next roll</w:t>
-            </w:r>
-          </w:p>
-        </w:tc>
-      </w:tr>
-      <w:tr>
-        <w:tc>
-          <w:tcPr/>
-          <w:p>
-            <w:pPr>
-              <w:pStyle w:val="Compact"/>
-              <w:jc w:val="left"/>
-            </w:pPr>
-            <w:r>
-              <w:rPr>
-                <w:b/>
-                <w:sz w:val="19"/>
-              </w:rPr>
-              <w:t xml:space="preserve">Break gear</w:t>
-            </w:r>
-          </w:p>
-        </w:tc>
-        <w:tc>
-          <w:tcPr/>
-          <w:p>
-            <w:pPr>
-              <w:pStyle w:val="Compact"/>
-              <w:jc w:val="left"/>
-            </w:pPr>
-            <w:r>
-              <w:rPr>
-                <w:sz w:val="19"/>
-              </w:rPr>
-              <w:t xml:space="preserve">Any attack but bare hands and natural weapons</w:t>
-            </w:r>
-          </w:p>
-        </w:tc>
-        <w:tc>
-          <w:tcPr/>
-          <w:p>
-            <w:pPr>
-              <w:pStyle w:val="Compact"/>
-              <w:jc w:val="left"/>
-            </w:pPr>
-            <w:r>
-              <w:rPr>
-                <w:sz w:val="19"/>
-              </w:rPr>
-              <w:t xml:space="preserve">A weapon, shield or tool is knocked out of use (jammed, bent, unstrung, cracked) until its owner spends an action putting it right. It’s destroyed for good only if it was already vulnerable (a rotten haft, an improvised shield) or the attacker has a weakness to exploit. Armor loses 1 protection until it’s repaired</w:t>
-            </w:r>
-          </w:p>
-        </w:tc>
-      </w:tr>
-      <w:tr>
-        <w:tc>
-          <w:tcPr/>
-          <w:p>
-            <w:pPr>
-              <w:pStyle w:val="Compact"/>
-              <w:jc w:val="left"/>
-            </w:pPr>
-            <w:r>
-              <w:rPr>
-                <w:b/>
-                <w:sz w:val="19"/>
-              </w:rPr>
-              <w:t xml:space="preserve">Open them up</w:t>
-            </w:r>
-          </w:p>
-        </w:tc>
-        <w:tc>
-          <w:tcPr/>
-          <w:p>
-            <w:pPr>
-              <w:pStyle w:val="Compact"/>
-              <w:jc w:val="left"/>
-            </w:pPr>
-            <w:r>
-              <w:rPr>
-                <w:sz w:val="19"/>
-              </w:rPr>
-              <w:t xml:space="preserve">Any attack</w:t>
-            </w:r>
-          </w:p>
-        </w:tc>
-        <w:tc>
-          <w:tcPr/>
-          <w:p>
-            <w:pPr>
-              <w:pStyle w:val="Compact"/>
-              <w:jc w:val="left"/>
-            </w:pPr>
-            <w:r>
-              <w:rPr>
-                <w:sz w:val="19"/>
-              </w:rPr>
-              <w:t xml:space="preserve">The next attack on this target this round gets +2</w:t>
-            </w:r>
-          </w:p>
-        </w:tc>
-      </w:tr>
-      <w:tr>
-        <w:tc>
-          <w:tcPr/>
-          <w:p>
-            <w:pPr>
-              <w:pStyle w:val="Compact"/>
-              <w:jc w:val="left"/>
-            </w:pPr>
-            <w:r>
-              <w:rPr>
-                <w:b/>
-                <w:sz w:val="19"/>
-              </w:rPr>
-              <w:t xml:space="preserve">Precise</w:t>
-            </w:r>
-          </w:p>
-        </w:tc>
-        <w:tc>
-          <w:tcPr/>
-          <w:p>
-            <w:pPr>
-              <w:pStyle w:val="Compact"/>
-              <w:jc w:val="left"/>
-            </w:pPr>
-            <w:r>
-              <w:rPr>
-                <w:sz w:val="19"/>
-              </w:rPr>
-              <w:t xml:space="preserve">Any attack</w:t>
-            </w:r>
-          </w:p>
-        </w:tc>
-        <w:tc>
-          <w:tcPr/>
-          <w:p>
-            <w:pPr>
-              <w:pStyle w:val="Compact"/>
-              <w:jc w:val="left"/>
-            </w:pPr>
-            <w:r>
-              <w:rPr>
-                <w:sz w:val="19"/>
-              </w:rPr>
-              <w:t xml:space="preserve">You hit exactly what you aimed at: the lantern, the rope, the tire, the hand on the trigger. It changes the situation, never the rules: no extra boxes, no getting past a defense, no instant death</w:t>
+              <w:t xml:space="preserve">For example</w:t>
+            </w:r>
+          </w:p>
+        </w:tc>
+      </w:tr>
+      <w:tr>
+        <w:tc>
+          <w:tcPr/>
+          <w:p>
+            <w:pPr>
+              <w:pStyle w:val="Compact"/>
+              <w:jc w:val="left"/>
+            </w:pPr>
+            <w:r>
+              <w:rPr>
+                <w:b/>
+                <w:sz w:val="19"/>
+              </w:rPr>
+              <w:t xml:space="preserve">Close</w:t>
+            </w:r>
+          </w:p>
+        </w:tc>
+        <w:tc>
+          <w:tcPr/>
+          <w:p>
+            <w:pPr>
+              <w:pStyle w:val="Compact"/>
+              <w:jc w:val="left"/>
+            </w:pPr>
+            <w:r>
+              <w:rPr>
+                <w:sz w:val="19"/>
+              </w:rPr>
+              <w:t xml:space="preserve">Up to 10 yards</w:t>
+            </w:r>
+          </w:p>
+        </w:tc>
+        <w:tc>
+          <w:tcPr/>
+          <w:p>
+            <w:pPr>
+              <w:pStyle w:val="Compact"/>
+              <w:jc w:val="left"/>
+            </w:pPr>
+            <w:r>
+              <w:rPr>
+                <w:sz w:val="19"/>
+              </w:rPr>
+              <w:t xml:space="preserve">Across a room; one move covers it</w:t>
+            </w:r>
+          </w:p>
+        </w:tc>
+      </w:tr>
+      <w:tr>
+        <w:tc>
+          <w:tcPr/>
+          <w:p>
+            <w:pPr>
+              <w:pStyle w:val="Compact"/>
+              <w:jc w:val="left"/>
+            </w:pPr>
+            <w:r>
+              <w:rPr>
+                <w:b/>
+                <w:sz w:val="19"/>
+              </w:rPr>
+              <w:t xml:space="preserve">Short</w:t>
+            </w:r>
+          </w:p>
+        </w:tc>
+        <w:tc>
+          <w:tcPr/>
+          <w:p>
+            <w:pPr>
+              <w:pStyle w:val="Compact"/>
+              <w:jc w:val="left"/>
+            </w:pPr>
+            <w:r>
+              <w:rPr>
+                <w:sz w:val="19"/>
+              </w:rPr>
+              <w:t xml:space="preserve">Up to 25 yards</w:t>
+            </w:r>
+          </w:p>
+        </w:tc>
+        <w:tc>
+          <w:tcPr/>
+          <w:p>
+            <w:pPr>
+              <w:pStyle w:val="Compact"/>
+              <w:jc w:val="left"/>
+            </w:pPr>
+            <w:r>
+              <w:rPr>
+                <w:sz w:val="19"/>
+              </w:rPr>
+              <w:t xml:space="preserve">Across a street or a courtyard</w:t>
+            </w:r>
+          </w:p>
+        </w:tc>
+      </w:tr>
+      <w:tr>
+        <w:tc>
+          <w:tcPr/>
+          <w:p>
+            <w:pPr>
+              <w:pStyle w:val="Compact"/>
+              <w:jc w:val="left"/>
+            </w:pPr>
+            <w:r>
+              <w:rPr>
+                <w:b/>
+                <w:sz w:val="19"/>
+              </w:rPr>
+              <w:t xml:space="preserve">Medium</w:t>
+            </w:r>
+          </w:p>
+        </w:tc>
+        <w:tc>
+          <w:tcPr/>
+          <w:p>
+            <w:pPr>
+              <w:pStyle w:val="Compact"/>
+              <w:jc w:val="left"/>
+            </w:pPr>
+            <w:r>
+              <w:rPr>
+                <w:sz w:val="19"/>
+              </w:rPr>
+              <w:t xml:space="preserve">Up to 100 yards</w:t>
+            </w:r>
+          </w:p>
+        </w:tc>
+        <w:tc>
+          <w:tcPr/>
+          <w:p>
+            <w:pPr>
+              <w:pStyle w:val="Compact"/>
+              <w:jc w:val="left"/>
+            </w:pPr>
+            <w:r>
+              <w:rPr>
+                <w:sz w:val="19"/>
+              </w:rPr>
+              <w:t xml:space="preserve">A city block, a long field</w:t>
+            </w:r>
+          </w:p>
+        </w:tc>
+      </w:tr>
+      <w:tr>
+        <w:tc>
+          <w:tcPr/>
+          <w:p>
+            <w:pPr>
+              <w:pStyle w:val="Compact"/>
+              <w:jc w:val="left"/>
+            </w:pPr>
+            <w:r>
+              <w:rPr>
+                <w:b/>
+                <w:sz w:val="19"/>
+              </w:rPr>
+              <w:t xml:space="preserve">Long</w:t>
+            </w:r>
+          </w:p>
+        </w:tc>
+        <w:tc>
+          <w:tcPr/>
+          <w:p>
+            <w:pPr>
+              <w:pStyle w:val="Compact"/>
+              <w:jc w:val="left"/>
+            </w:pPr>
+            <w:r>
+              <w:rPr>
+                <w:sz w:val="19"/>
+              </w:rPr>
+              <w:t xml:space="preserve">Up to 300 yards</w:t>
+            </w:r>
+          </w:p>
+        </w:tc>
+        <w:tc>
+          <w:tcPr/>
+          <w:p>
+            <w:pPr>
+              <w:pStyle w:val="Compact"/>
+              <w:jc w:val="left"/>
+            </w:pPr>
+            <w:r>
+              <w:rPr>
+                <w:sz w:val="19"/>
+              </w:rPr>
+              <w:t xml:space="preserve">Across a park, a harbor or a small valley</w:t>
+            </w:r>
+          </w:p>
+        </w:tc>
+      </w:tr>
+      <w:tr>
+        <w:tc>
+          <w:tcPr/>
+          <w:p>
+            <w:pPr>
+              <w:pStyle w:val="Compact"/>
+              <w:jc w:val="left"/>
+            </w:pPr>
+            <w:r>
+              <w:rPr>
+                <w:b/>
+                <w:sz w:val="19"/>
+              </w:rPr>
+              <w:t xml:space="preserve">Extreme</w:t>
+            </w:r>
+          </w:p>
+        </w:tc>
+        <w:tc>
+          <w:tcPr/>
+          <w:p>
+            <w:pPr>
+              <w:pStyle w:val="Compact"/>
+              <w:jc w:val="left"/>
+            </w:pPr>
+            <w:r>
+              <w:rPr>
+                <w:sz w:val="19"/>
+              </w:rPr>
+              <w:t xml:space="preserve">Up to 1,000 yards, in line of sight</w:t>
+            </w:r>
+          </w:p>
+        </w:tc>
+        <w:tc>
+          <w:tcPr/>
+          <w:p>
+            <w:pPr>
+              <w:pStyle w:val="Compact"/>
+              <w:jc w:val="left"/>
+            </w:pPr>
+            <w:r>
+              <w:rPr>
+                <w:sz w:val="19"/>
+              </w:rPr>
+              <w:t xml:space="preserve">Rooftop to rooftop across a town</w:t>
             </w:r>
           </w:p>
         </w:tc>
@@ -10850,92 +9987,30 @@
         <w:pStyle w:val="BodyText"/>
       </w:pPr>
       <w:r>
-        <w:rPr>
-          <w:bCs/>
-          <w:b/>
-        </w:rPr>
-        <w:t xml:space="preserve">Limits.</w:t>
-      </w:r>
-      <w:r>
-        <w:t xml:space="preserve"> </w:t>
-      </w:r>
-      <w:r>
-        <w:t xml:space="preserve">A telling hit never adds boxes and never gets past a defense. It never kills outright, disables a character for good, or destroys exceptional equipment: those come only from injury, from the</w:t>
-      </w:r>
-      <w:r>
-        <w:t xml:space="preserve"> </w:t>
-      </w:r>
-      <w:r>
-        <w:rPr>
-          <w:iCs/>
-          <w:i/>
-        </w:rPr>
-        <w:t xml:space="preserve">Dying and death</w:t>
-      </w:r>
-      <w:r>
-        <w:t xml:space="preserve"> </w:t>
-      </w:r>
-      <w:r>
-        <w:t xml:space="preserve">rules, or from an established weakness. Only the effects a weapon can deliver are open to it (the</w:t>
-      </w:r>
-      <w:r>
-        <w:t xml:space="preserve"> </w:t>
-      </w:r>
-      <w:r>
-        <w:rPr>
-          <w:iCs/>
-          <w:i/>
-        </w:rPr>
-        <w:t xml:space="preserve">With</w:t>
-      </w:r>
-      <w:r>
-        <w:t xml:space="preserve"> </w:t>
-      </w:r>
-      <w:r>
-        <w:t xml:space="preserve">column; a weapon’s entry may add one, as a taser knocks down). Keeping someone’s head down with gunfire isn’t a pin: that’s cover and a threat. The effect still has to make sense: nobody disarms a bear or knocks down a train, and the GM can rule an effect out. Opponents who drop from one hit are already down, so a telling hit against them sets up what comes next, like sending one crashing into another.</w:t>
-      </w:r>
-    </w:p>
-    <w:p>
-      <w:pPr>
-        <w:pStyle w:val="BodyText"/>
-      </w:pPr>
-      <w:r>
-        <w:rPr>
-          <w:bCs/>
-          <w:b/>
-        </w:rPr>
-        <w:t xml:space="preserve">Staying alive.</w:t>
-      </w:r>
-      <w:r>
-        <w:t xml:space="preserve"> </w:t>
-      </w:r>
-      <w:r>
-        <w:t xml:space="preserve">A character on the receiving end can shrug off a telling hit’s effect with</w:t>
-      </w:r>
-      <w:r>
-        <w:t xml:space="preserve"> </w:t>
-      </w:r>
-      <w:r>
-        <w:rPr>
-          <w:bCs/>
-          <w:b/>
-        </w:rPr>
-        <w:t xml:space="preserve">Hard to put down</w:t>
-      </w:r>
-      <w:r>
-        <w:t xml:space="preserve"> </w:t>
-      </w:r>
-      <w:r>
-        <w:t xml:space="preserve">(once per fight) or by spending a Grit point. Either way, they still take the boxes.</w:t>
-      </w:r>
-    </w:p>
-    <w:bookmarkStart w:id="59" w:name="fighting-in-trails-of-blood-dust"/>
-    <w:p>
-      <w:pPr>
-        <w:pStyle w:val="Heading3"/>
-      </w:pPr>
-      <w:r>
-        <w:t xml:space="preserve">Fighting in Trails of Blood &amp; Dust</w:t>
+        <w:t xml:space="preserve">Every ranged weapon has an</w:t>
+      </w:r>
+      <w:r>
+        <w:t xml:space="preserve"> </w:t>
+      </w:r>
+      <w:r>
+        <w:rPr>
+          <w:bCs/>
+          <w:b/>
+        </w:rPr>
+        <w:t xml:space="preserve">effective band</w:t>
+      </w:r>
+      <w:r>
+        <w:t xml:space="preserve">, shown in the weapons table. Attacks within it take no penalty. One band beyond it is −2, two bands beyond is −4, and anything farther is out of range. A thrown weapon’s effective band is Close.</w:t>
+      </w:r>
+    </w:p>
+    <w:bookmarkEnd w:id="56"/>
+    <w:bookmarkStart w:id="58" w:name="move-and-reach"/>
+    <w:p>
+      <w:pPr>
+        <w:pStyle w:val="Heading2"/>
+      </w:pPr>
+      <w:r>
+        <w:t xml:space="preserve">Move and reach</w:t>
       </w:r>
     </w:p>
     <w:p>
@@ -10943,14 +10018,69 @@
         <w:pStyle w:val="FirstParagraph"/>
       </w:pPr>
       <w:r>
-        <w:t xml:space="preserve">Trails of Blood &amp; Dust adds these to the attack and defense rules above.</w:t>
+        <w:rPr>
+          <w:bCs/>
+          <w:b/>
+        </w:rPr>
+        <w:t xml:space="preserve">Move</w:t>
+      </w:r>
+      <w:r>
+        <w:t xml:space="preserve"> </w:t>
+      </w:r>
+      <w:r>
+        <w:t xml:space="preserve">is how far you go in a turn:</w:t>
+      </w:r>
+      <w:r>
+        <w:t xml:space="preserve"> </w:t>
+      </w:r>
+      <w:r>
+        <w:rPr>
+          <w:bCs/>
+          <w:b/>
+        </w:rPr>
+        <w:t xml:space="preserve">5 yards, +1 for every 2 points of Agility + Body above 20</w:t>
+      </w:r>
+      <w:r>
+        <w:t xml:space="preserve"> </w:t>
+      </w:r>
+      <w:r>
+        <w:t xml:space="preserve">(rounded down; nothing is taken off below 20),</w:t>
+      </w:r>
+      <w:r>
+        <w:t xml:space="preserve"> </w:t>
+      </w:r>
+      <w:r>
+        <w:rPr>
+          <w:bCs/>
+          <w:b/>
+        </w:rPr>
+        <w:t xml:space="preserve">+1 for Trained Athletics or +2 for Athletics as a Specialty or Expert</w:t>
+      </w:r>
+      <w:r>
+        <w:t xml:space="preserve">, plus your origin’s speed adjustment, if it has one. Most characters move 6 to 9 yards. Give up your action to</w:t>
+      </w:r>
+      <w:r>
+        <w:t xml:space="preserve"> </w:t>
+      </w:r>
+      <w:r>
+        <w:rPr>
+          <w:bCs/>
+          <w:b/>
+        </w:rPr>
+        <w:t xml:space="preserve">run</w:t>
+      </w:r>
+      <w:r>
+        <w:t xml:space="preserve"> </w:t>
+      </w:r>
+      <w:r>
+        <w:t xml:space="preserve">and you cover twice your Move. Threats move 8 yards unless their entry says otherwise.</w:t>
       </w:r>
     </w:p>
     <w:p>
       <w:pPr>
         <w:numPr>
           <w:ilvl w:val="0"/>
-          <w:numId w:val="1014"/>
+          <w:numId w:val="1012"/>
         </w:numPr>
         <w:pStyle w:val="Compact"/>
       </w:pPr>
@@ -10959,20 +10089,20 @@
           <w:bCs/>
           <w:b/>
         </w:rPr>
-        <w:t xml:space="preserve">Shields.</w:t>
-      </w:r>
-      <w:r>
-        <w:t xml:space="preserve"> </w:t>
-      </w:r>
-      <w:r>
-        <w:t xml:space="preserve">A real shield is rare out West: a hide shield or an iron-bound buckler gives +1 to Block. Anything at hand stands in: a chair, a wooden slat, a crate lid, a saddle.</w:t>
+        <w:t xml:space="preserve">Injury slows you.</w:t>
+      </w:r>
+      <w:r>
+        <w:t xml:space="preserve"> </w:t>
+      </w:r>
+      <w:r>
+        <w:t xml:space="preserve">Wounded (1 box): Move −2 yards. Seriously wounded (2 boxes): half your Move, rounded down, and you can’t run. Incapacitated: you don’t move. Never less than 1 yard while you can act.</w:t>
       </w:r>
     </w:p>
     <w:p>
       <w:pPr>
         <w:numPr>
           <w:ilvl w:val="0"/>
-          <w:numId w:val="1014"/>
+          <w:numId w:val="1012"/>
         </w:numPr>
         <w:pStyle w:val="Compact"/>
       </w:pPr>
@@ -10981,20 +10111,20 @@
           <w:bCs/>
           <w:b/>
         </w:rPr>
-        <w:t xml:space="preserve">Careful Marksman.</w:t>
-      </w:r>
-      <w:r>
-        <w:t xml:space="preserve"> </w:t>
-      </w:r>
-      <w:r>
-        <w:t xml:space="preserve">Aiming with the advantage gives +3 in all: Aim’s +1 and the advantage’s +2.</w:t>
+        <w:t xml:space="preserve">Hard going halves it.</w:t>
+      </w:r>
+      <w:r>
+        <w:t xml:space="preserve"> </w:t>
+      </w:r>
+      <w:r>
+        <w:t xml:space="preserve">Climbing, swimming, wading, crawling, deep snow or sand, thick brush, rubble or a crowd: half your Move (and half a run), rounded down. Injury and hard going both apply, injury first.</w:t>
       </w:r>
     </w:p>
     <w:p>
       <w:pPr>
         <w:numPr>
           <w:ilvl w:val="0"/>
-          <w:numId w:val="1014"/>
+          <w:numId w:val="1012"/>
         </w:numPr>
         <w:pStyle w:val="Compact"/>
       </w:pPr>
@@ -11003,893 +10133,6 @@
           <w:bCs/>
           <w:b/>
         </w:rPr>
-        <w:t xml:space="preserve">A heavy coat.</w:t>
-      </w:r>
-      <w:r>
-        <w:t xml:space="preserve"> </w:t>
-      </w:r>
-      <w:r>
-        <w:t xml:space="preserve">A buffalo coat or a canvas duster turns a blade, a claw or an arrow, but not a bullet. Once per fight, a hit of 2 or more boxes from a blade, claw, fang or missile marks one fewer.</w:t>
-      </w:r>
-    </w:p>
-    <w:p>
-      <w:pPr>
-        <w:pStyle w:val="FirstParagraph"/>
-      </w:pPr>
-      <w:r>
-        <w:rPr>
-          <w:iCs/>
-          <w:i/>
-        </w:rPr>
-        <w:t xml:space="preserve">Example:</w:t>
-      </w:r>
-      <w:r>
-        <w:t xml:space="preserve"> </w:t>
-      </w:r>
-      <w:r>
-        <w:t xml:space="preserve">a werewolf’s claws succeed by 5 against Deputy Ames, who hasn’t defended yet this round. Dodge is 11, −2 for the clean hit: Ames needs a 9 or less. A parry with the saber would be Melee 14 −3 −2 = 9, no better, so Ames dodges. When the second wolf lunges before Ames’s next turn, there’s no defense left, unless Ames has Additional Defense: a second defense at −2, on top of the attack-quality penalty.</w:t>
-      </w:r>
-    </w:p>
-    <w:bookmarkEnd w:id="59"/>
-    <w:bookmarkStart w:id="60" w:name="stagecoach-chases"/>
-    <w:p>
-      <w:pPr>
-        <w:pStyle w:val="Heading3"/>
-      </w:pPr>
-      <w:r>
-        <w:t xml:space="preserve">Stagecoach chases</w:t>
-      </w:r>
-    </w:p>
-    <w:p>
-      <w:pPr>
-        <w:pStyle w:val="FirstParagraph"/>
-      </w:pPr>
-      <w:r>
-        <w:t xml:space="preserve">A coach on the road with riders closing in is a chase where distance is everything. Run it on the battle map’s</w:t>
-      </w:r>
-      <w:r>
-        <w:t xml:space="preserve"> </w:t>
-      </w:r>
-      <w:r>
-        <w:rPr>
-          <w:bCs/>
-          <w:b/>
-        </w:rPr>
-        <w:t xml:space="preserve">Stagecoach chase</w:t>
-      </w:r>
-      <w:r>
-        <w:t xml:space="preserve"> </w:t>
-      </w:r>
-      <w:r>
-        <w:t xml:space="preserve">track, in the GM view, instead of the chase clocks.</w:t>
-      </w:r>
-    </w:p>
-    <w:p>
-      <w:pPr>
-        <w:numPr>
-          <w:ilvl w:val="0"/>
-          <w:numId w:val="1015"/>
-        </w:numPr>
-        <w:pStyle w:val="Compact"/>
-      </w:pPr>
-      <w:r>
-        <w:rPr>
-          <w:bCs/>
-          <w:b/>
-        </w:rPr>
-        <w:t xml:space="preserve">The lanes.</w:t>
-      </w:r>
-      <w:r>
-        <w:t xml:space="preserve"> </w:t>
-      </w:r>
-      <w:r>
-        <w:t xml:space="preserve">The stagecoach has its own lane, and each rider stands in a range band from it: Close (alongside), Short, Medium, Long or Extreme. Riders usually start at Medium or Long.</w:t>
-      </w:r>
-    </w:p>
-    <w:p>
-      <w:pPr>
-        <w:numPr>
-          <w:ilvl w:val="0"/>
-          <w:numId w:val="1015"/>
-        </w:numPr>
-        <w:pStyle w:val="Compact"/>
-      </w:pPr>
-      <w:r>
-        <w:rPr>
-          <w:bCs/>
-          <w:b/>
-        </w:rPr>
-        <w:t xml:space="preserve">Each exchange.</w:t>
-      </w:r>
-      <w:r>
-        <w:t xml:space="preserve"> </w:t>
-      </w:r>
-      <w:r>
-        <w:t xml:space="preserve">The driver rolls Riding against each rider’s Riding (11 for a threat without it). The winner moves that rider one band: closer if the rider won, farther if the driver did. A tie leaves it where it is, and a rider pushed past Extreme drops out of the chase. A fresh horse or a good road gives +2; rough ground or a tired team gives −2.</w:t>
-      </w:r>
-    </w:p>
-    <w:p>
-      <w:pPr>
-        <w:numPr>
-          <w:ilvl w:val="0"/>
-          <w:numId w:val="1015"/>
-        </w:numPr>
-        <w:pStyle w:val="Compact"/>
-      </w:pPr>
-      <w:r>
-        <w:rPr>
-          <w:bCs/>
-          <w:b/>
-        </w:rPr>
-        <w:t xml:space="preserve">Fighting on the move.</w:t>
-      </w:r>
-      <w:r>
-        <w:t xml:space="preserve"> </w:t>
-      </w:r>
-      <w:r>
-        <w:t xml:space="preserve">Everyone else acts as usual. Shooting from the box, the roof or the saddle is at −2, on top of the range penalty. At Close, a rider can board with an Athletics roll, and then it is fists, knives and shotguns at arm’s length. A passenger can climb out to the box or onto the roof as their move.</w:t>
-      </w:r>
-    </w:p>
-    <w:p>
-      <w:pPr>
-        <w:numPr>
-          <w:ilvl w:val="0"/>
-          <w:numId w:val="1015"/>
-        </w:numPr>
-        <w:pStyle w:val="Compact"/>
-      </w:pPr>
-      <w:r>
-        <w:rPr>
-          <w:bCs/>
-          <w:b/>
-        </w:rPr>
-        <w:t xml:space="preserve">Hurting the coach.</w:t>
-      </w:r>
-      <w:r>
-        <w:t xml:space="preserve"> </w:t>
-      </w:r>
-      <w:r>
-        <w:t xml:space="preserve">A hit aimed at the team or a wheel (a called shot, −2) marks one box on the coach’s track. Dynamite, a crash, or a driver who fails by 5 or more on rough ground marks one more.</w:t>
-      </w:r>
-    </w:p>
-    <w:p>
-      <w:pPr>
-        <w:numPr>
-          <w:ilvl w:val="0"/>
-          <w:numId w:val="1015"/>
-        </w:numPr>
-        <w:pStyle w:val="Compact"/>
-      </w:pPr>
-      <w:r>
-        <w:rPr>
-          <w:bCs/>
-          <w:b/>
-        </w:rPr>
-        <w:t xml:space="preserve">The driver goes down.</w:t>
-      </w:r>
-      <w:r>
-        <w:t xml:space="preserve"> </w:t>
-      </w:r>
-      <w:r>
-        <w:t xml:space="preserve">If the driver is Incapacitated or knocked from the box, the team bolts. Someone must reach the box and take the reins (Riding −2) before the next exchange, or the coach marks a box.</w:t>
-      </w:r>
-    </w:p>
-    <w:tbl>
-      <w:tblPr>
-        <w:tblStyle w:val="Table"/>
-        <w:tblW w:type="pct" w:w="5000"/>
-        <w:tblLook w:firstRow="1" w:lastRow="0" w:firstColumn="0" w:lastColumn="0" w:noHBand="0" w:noVBand="0" w:val="0020"/>
-        <w:jc w:val="start"/>
-        <w:tblBorders>
-          <w:top w:val="single" w:sz="4" w:color="B8C2D3"/>
-          <w:left w:val="single" w:sz="4" w:color="B8C2D3"/>
-          <w:bottom w:val="single" w:sz="4" w:color="B8C2D3"/>
-          <w:right w:val="single" w:sz="4" w:color="B8C2D3"/>
-          <w:insideH w:val="single" w:sz="4" w:color="B8C2D3"/>
-          <w:insideV w:val="single" w:sz="4" w:color="B8C2D3"/>
-        </w:tblBorders>
-      </w:tblPr>
-      <w:tblGrid>
-        <w:gridCol w:w="3960"/>
-        <w:gridCol w:w="3960"/>
-      </w:tblGrid>
-      <w:tr>
-        <w:trPr>
-          <w:tblHeader w:val="true"/>
-        </w:trPr>
-        <w:tc>
-          <w:tcPr>
-            <w:shd w:val="clear" w:fill="E6E8E6"/>
-          </w:tcPr>
-          <w:p>
-            <w:pPr>
-              <w:pStyle w:val="Compact"/>
-              <w:jc w:val="left"/>
-            </w:pPr>
-            <w:r>
-              <w:rPr>
-                <w:b/>
-                <w:sz w:val="19"/>
-              </w:rPr>
-              <w:t xml:space="preserve">Boxes</w:t>
-            </w:r>
-          </w:p>
-        </w:tc>
-        <w:tc>
-          <w:tcPr>
-            <w:shd w:val="clear" w:fill="E6E8E6"/>
-          </w:tcPr>
-          <w:p>
-            <w:pPr>
-              <w:pStyle w:val="Compact"/>
-              <w:jc w:val="left"/>
-            </w:pPr>
-            <w:r>
-              <w:rPr>
-                <w:b/>
-                <w:sz w:val="19"/>
-              </w:rPr>
-              <w:t xml:space="preserve">The coach</w:t>
-            </w:r>
-          </w:p>
-        </w:tc>
-      </w:tr>
-      <w:tr>
-        <w:tc>
-          <w:tcPr/>
-          <w:p>
-            <w:pPr>
-              <w:pStyle w:val="Compact"/>
-              <w:jc w:val="left"/>
-            </w:pPr>
-            <w:r>
-              <w:rPr>
-                <w:b/>
-                <w:sz w:val="19"/>
-              </w:rPr>
-              <w:t xml:space="preserve">0</w:t>
-            </w:r>
-          </w:p>
-        </w:tc>
-        <w:tc>
-          <w:tcPr/>
-          <w:p>
-            <w:pPr>
-              <w:pStyle w:val="Compact"/>
-              <w:jc w:val="left"/>
-            </w:pPr>
-            <w:r>
-              <w:rPr>
-                <w:sz w:val="19"/>
-              </w:rPr>
-              <w:t xml:space="preserve">Rolling: no damage</w:t>
-            </w:r>
-          </w:p>
-        </w:tc>
-      </w:tr>
-      <w:tr>
-        <w:tc>
-          <w:tcPr/>
-          <w:p>
-            <w:pPr>
-              <w:pStyle w:val="Compact"/>
-              <w:jc w:val="left"/>
-            </w:pPr>
-            <w:r>
-              <w:rPr>
-                <w:b/>
-                <w:sz w:val="19"/>
-              </w:rPr>
-              <w:t xml:space="preserve">1</w:t>
-            </w:r>
-          </w:p>
-        </w:tc>
-        <w:tc>
-          <w:tcPr/>
-          <w:p>
-            <w:pPr>
-              <w:pStyle w:val="Compact"/>
-              <w:jc w:val="left"/>
-            </w:pPr>
-            <w:r>
-              <w:rPr>
-                <w:sz w:val="19"/>
-              </w:rPr>
-              <w:t xml:space="preserve">Holed: splinters and bullet holes; no penalty yet</w:t>
-            </w:r>
-          </w:p>
-        </w:tc>
-      </w:tr>
-      <w:tr>
-        <w:tc>
-          <w:tcPr/>
-          <w:p>
-            <w:pPr>
-              <w:pStyle w:val="Compact"/>
-              <w:jc w:val="left"/>
-            </w:pPr>
-            <w:r>
-              <w:rPr>
-                <w:b/>
-                <w:sz w:val="19"/>
-              </w:rPr>
-              <w:t xml:space="preserve">2</w:t>
-            </w:r>
-          </w:p>
-        </w:tc>
-        <w:tc>
-          <w:tcPr/>
-          <w:p>
-            <w:pPr>
-              <w:pStyle w:val="Compact"/>
-              <w:jc w:val="left"/>
-            </w:pPr>
-            <w:r>
-              <w:rPr>
-                <w:sz w:val="19"/>
-              </w:rPr>
-              <w:t xml:space="preserve">A horse hit or a wheel cracked: −2 to the driver’s Riding</w:t>
-            </w:r>
-          </w:p>
-        </w:tc>
-      </w:tr>
-      <w:tr>
-        <w:tc>
-          <w:tcPr/>
-          <w:p>
-            <w:pPr>
-              <w:pStyle w:val="Compact"/>
-              <w:jc w:val="left"/>
-            </w:pPr>
-            <w:r>
-              <w:rPr>
-                <w:b/>
-                <w:sz w:val="19"/>
-              </w:rPr>
-              <w:t xml:space="preserve">3</w:t>
-            </w:r>
-          </w:p>
-        </w:tc>
-        <w:tc>
-          <w:tcPr/>
-          <w:p>
-            <w:pPr>
-              <w:pStyle w:val="Compact"/>
-              <w:jc w:val="left"/>
-            </w:pPr>
-            <w:r>
-              <w:rPr>
-                <w:sz w:val="19"/>
-              </w:rPr>
-              <w:t xml:space="preserve">Lamed: −4 to the driver’s Riding, and riders close on a tie</w:t>
-            </w:r>
-          </w:p>
-        </w:tc>
-      </w:tr>
-      <w:tr>
-        <w:tc>
-          <w:tcPr/>
-          <w:p>
-            <w:pPr>
-              <w:pStyle w:val="Compact"/>
-              <w:jc w:val="left"/>
-            </w:pPr>
-            <w:r>
-              <w:rPr>
-                <w:b/>
-                <w:sz w:val="19"/>
-              </w:rPr>
-              <w:t xml:space="preserve">4</w:t>
-            </w:r>
-          </w:p>
-        </w:tc>
-        <w:tc>
-          <w:tcPr/>
-          <w:p>
-            <w:pPr>
-              <w:pStyle w:val="Compact"/>
-              <w:jc w:val="left"/>
-            </w:pPr>
-            <w:r>
-              <w:rPr>
-                <w:sz w:val="19"/>
-              </w:rPr>
-              <w:t xml:space="preserve">Wrecked: the coach overturns or stops dead; everyone aboard rolls Athletics or marks a box of Injury</w:t>
-            </w:r>
-          </w:p>
-        </w:tc>
-      </w:tr>
-    </w:tbl>
-    <w:bookmarkEnd w:id="60"/>
-    <w:bookmarkEnd w:id="61"/>
-    <w:bookmarkStart w:id="62" w:name="range"/>
-    <w:p>
-      <w:pPr>
-        <w:pStyle w:val="Heading2"/>
-      </w:pPr>
-      <w:r>
-        <w:t xml:space="preserve">Range</w:t>
-      </w:r>
-    </w:p>
-    <w:p>
-      <w:pPr>
-        <w:pStyle w:val="FirstParagraph"/>
-      </w:pPr>
-      <w:r>
-        <w:t xml:space="preserve">Distances fall into five bands:</w:t>
-      </w:r>
-    </w:p>
-    <w:tbl>
-      <w:tblPr>
-        <w:tblStyle w:val="Table"/>
-        <w:tblW w:type="pct" w:w="5000"/>
-        <w:tblLook w:firstRow="1" w:lastRow="0" w:firstColumn="0" w:lastColumn="0" w:noHBand="0" w:noVBand="0" w:val="0020"/>
-        <w:jc w:val="start"/>
-        <w:tblBorders>
-          <w:top w:val="single" w:sz="4" w:color="B8C2D3"/>
-          <w:left w:val="single" w:sz="4" w:color="B8C2D3"/>
-          <w:bottom w:val="single" w:sz="4" w:color="B8C2D3"/>
-          <w:right w:val="single" w:sz="4" w:color="B8C2D3"/>
-          <w:insideH w:val="single" w:sz="4" w:color="B8C2D3"/>
-          <w:insideV w:val="single" w:sz="4" w:color="B8C2D3"/>
-        </w:tblBorders>
-      </w:tblPr>
-      <w:tblGrid>
-        <w:gridCol w:w="2640"/>
-        <w:gridCol w:w="2640"/>
-        <w:gridCol w:w="2640"/>
-      </w:tblGrid>
-      <w:tr>
-        <w:trPr>
-          <w:tblHeader w:val="true"/>
-        </w:trPr>
-        <w:tc>
-          <w:tcPr>
-            <w:shd w:val="clear" w:fill="E6E8E6"/>
-          </w:tcPr>
-          <w:p>
-            <w:pPr>
-              <w:pStyle w:val="Compact"/>
-              <w:jc w:val="left"/>
-            </w:pPr>
-            <w:r>
-              <w:rPr>
-                <w:b/>
-                <w:sz w:val="19"/>
-              </w:rPr>
-              <w:t xml:space="preserve">Band</w:t>
-            </w:r>
-          </w:p>
-        </w:tc>
-        <w:tc>
-          <w:tcPr>
-            <w:shd w:val="clear" w:fill="E6E8E6"/>
-          </w:tcPr>
-          <w:p>
-            <w:pPr>
-              <w:pStyle w:val="Compact"/>
-              <w:jc w:val="left"/>
-            </w:pPr>
-            <w:r>
-              <w:rPr>
-                <w:b/>
-                <w:sz w:val="19"/>
-              </w:rPr>
-              <w:t xml:space="preserve">Distance</w:t>
-            </w:r>
-          </w:p>
-        </w:tc>
-        <w:tc>
-          <w:tcPr>
-            <w:shd w:val="clear" w:fill="E6E8E6"/>
-          </w:tcPr>
-          <w:p>
-            <w:pPr>
-              <w:pStyle w:val="Compact"/>
-              <w:jc w:val="left"/>
-            </w:pPr>
-            <w:r>
-              <w:rPr>
-                <w:b/>
-                <w:sz w:val="19"/>
-              </w:rPr>
-              <w:t xml:space="preserve">For example</w:t>
-            </w:r>
-          </w:p>
-        </w:tc>
-      </w:tr>
-      <w:tr>
-        <w:tc>
-          <w:tcPr/>
-          <w:p>
-            <w:pPr>
-              <w:pStyle w:val="Compact"/>
-              <w:jc w:val="left"/>
-            </w:pPr>
-            <w:r>
-              <w:rPr>
-                <w:b/>
-                <w:sz w:val="19"/>
-              </w:rPr>
-              <w:t xml:space="preserve">Close</w:t>
-            </w:r>
-          </w:p>
-        </w:tc>
-        <w:tc>
-          <w:tcPr/>
-          <w:p>
-            <w:pPr>
-              <w:pStyle w:val="Compact"/>
-              <w:jc w:val="left"/>
-            </w:pPr>
-            <w:r>
-              <w:rPr>
-                <w:sz w:val="19"/>
-              </w:rPr>
-              <w:t xml:space="preserve">Up to 10 yards</w:t>
-            </w:r>
-          </w:p>
-        </w:tc>
-        <w:tc>
-          <w:tcPr/>
-          <w:p>
-            <w:pPr>
-              <w:pStyle w:val="Compact"/>
-              <w:jc w:val="left"/>
-            </w:pPr>
-            <w:r>
-              <w:rPr>
-                <w:sz w:val="19"/>
-              </w:rPr>
-              <w:t xml:space="preserve">Across a room; one move covers it</w:t>
-            </w:r>
-          </w:p>
-        </w:tc>
-      </w:tr>
-      <w:tr>
-        <w:tc>
-          <w:tcPr/>
-          <w:p>
-            <w:pPr>
-              <w:pStyle w:val="Compact"/>
-              <w:jc w:val="left"/>
-            </w:pPr>
-            <w:r>
-              <w:rPr>
-                <w:b/>
-                <w:sz w:val="19"/>
-              </w:rPr>
-              <w:t xml:space="preserve">Short</w:t>
-            </w:r>
-          </w:p>
-        </w:tc>
-        <w:tc>
-          <w:tcPr/>
-          <w:p>
-            <w:pPr>
-              <w:pStyle w:val="Compact"/>
-              <w:jc w:val="left"/>
-            </w:pPr>
-            <w:r>
-              <w:rPr>
-                <w:sz w:val="19"/>
-              </w:rPr>
-              <w:t xml:space="preserve">Up to 25 yards</w:t>
-            </w:r>
-          </w:p>
-        </w:tc>
-        <w:tc>
-          <w:tcPr/>
-          <w:p>
-            <w:pPr>
-              <w:pStyle w:val="Compact"/>
-              <w:jc w:val="left"/>
-            </w:pPr>
-            <w:r>
-              <w:rPr>
-                <w:sz w:val="19"/>
-              </w:rPr>
-              <w:t xml:space="preserve">Across a street or a courtyard</w:t>
-            </w:r>
-          </w:p>
-        </w:tc>
-      </w:tr>
-      <w:tr>
-        <w:tc>
-          <w:tcPr/>
-          <w:p>
-            <w:pPr>
-              <w:pStyle w:val="Compact"/>
-              <w:jc w:val="left"/>
-            </w:pPr>
-            <w:r>
-              <w:rPr>
-                <w:b/>
-                <w:sz w:val="19"/>
-              </w:rPr>
-              <w:t xml:space="preserve">Medium</w:t>
-            </w:r>
-          </w:p>
-        </w:tc>
-        <w:tc>
-          <w:tcPr/>
-          <w:p>
-            <w:pPr>
-              <w:pStyle w:val="Compact"/>
-              <w:jc w:val="left"/>
-            </w:pPr>
-            <w:r>
-              <w:rPr>
-                <w:sz w:val="19"/>
-              </w:rPr>
-              <w:t xml:space="preserve">Up to 100 yards</w:t>
-            </w:r>
-          </w:p>
-        </w:tc>
-        <w:tc>
-          <w:tcPr/>
-          <w:p>
-            <w:pPr>
-              <w:pStyle w:val="Compact"/>
-              <w:jc w:val="left"/>
-            </w:pPr>
-            <w:r>
-              <w:rPr>
-                <w:sz w:val="19"/>
-              </w:rPr>
-              <w:t xml:space="preserve">A city block, a long field</w:t>
-            </w:r>
-          </w:p>
-        </w:tc>
-      </w:tr>
-      <w:tr>
-        <w:tc>
-          <w:tcPr/>
-          <w:p>
-            <w:pPr>
-              <w:pStyle w:val="Compact"/>
-              <w:jc w:val="left"/>
-            </w:pPr>
-            <w:r>
-              <w:rPr>
-                <w:b/>
-                <w:sz w:val="19"/>
-              </w:rPr>
-              <w:t xml:space="preserve">Long</w:t>
-            </w:r>
-          </w:p>
-        </w:tc>
-        <w:tc>
-          <w:tcPr/>
-          <w:p>
-            <w:pPr>
-              <w:pStyle w:val="Compact"/>
-              <w:jc w:val="left"/>
-            </w:pPr>
-            <w:r>
-              <w:rPr>
-                <w:sz w:val="19"/>
-              </w:rPr>
-              <w:t xml:space="preserve">Up to 300 yards</w:t>
-            </w:r>
-          </w:p>
-        </w:tc>
-        <w:tc>
-          <w:tcPr/>
-          <w:p>
-            <w:pPr>
-              <w:pStyle w:val="Compact"/>
-              <w:jc w:val="left"/>
-            </w:pPr>
-            <w:r>
-              <w:rPr>
-                <w:sz w:val="19"/>
-              </w:rPr>
-              <w:t xml:space="preserve">Across a park, a harbor or a small valley</w:t>
-            </w:r>
-          </w:p>
-        </w:tc>
-      </w:tr>
-      <w:tr>
-        <w:tc>
-          <w:tcPr/>
-          <w:p>
-            <w:pPr>
-              <w:pStyle w:val="Compact"/>
-              <w:jc w:val="left"/>
-            </w:pPr>
-            <w:r>
-              <w:rPr>
-                <w:b/>
-                <w:sz w:val="19"/>
-              </w:rPr>
-              <w:t xml:space="preserve">Extreme</w:t>
-            </w:r>
-          </w:p>
-        </w:tc>
-        <w:tc>
-          <w:tcPr/>
-          <w:p>
-            <w:pPr>
-              <w:pStyle w:val="Compact"/>
-              <w:jc w:val="left"/>
-            </w:pPr>
-            <w:r>
-              <w:rPr>
-                <w:sz w:val="19"/>
-              </w:rPr>
-              <w:t xml:space="preserve">Up to 1,000 yards, in line of sight</w:t>
-            </w:r>
-          </w:p>
-        </w:tc>
-        <w:tc>
-          <w:tcPr/>
-          <w:p>
-            <w:pPr>
-              <w:pStyle w:val="Compact"/>
-              <w:jc w:val="left"/>
-            </w:pPr>
-            <w:r>
-              <w:rPr>
-                <w:sz w:val="19"/>
-              </w:rPr>
-              <w:t xml:space="preserve">Rooftop to rooftop across a town</w:t>
-            </w:r>
-          </w:p>
-        </w:tc>
-      </w:tr>
-    </w:tbl>
-    <w:p>
-      <w:pPr>
-        <w:pStyle w:val="BodyText"/>
-      </w:pPr>
-      <w:r>
-        <w:t xml:space="preserve">Every ranged weapon has an</w:t>
-      </w:r>
-      <w:r>
-        <w:t xml:space="preserve"> </w:t>
-      </w:r>
-      <w:r>
-        <w:rPr>
-          <w:bCs/>
-          <w:b/>
-        </w:rPr>
-        <w:t xml:space="preserve">effective band</w:t>
-      </w:r>
-      <w:r>
-        <w:t xml:space="preserve">, shown in the weapons table. Attacks within it take no penalty. One band beyond it is −2, two bands beyond is −4, and anything farther is out of range. A thrown weapon’s effective band is Close.</w:t>
-      </w:r>
-    </w:p>
-    <w:bookmarkEnd w:id="62"/>
-    <w:bookmarkStart w:id="64" w:name="move-and-reach"/>
-    <w:p>
-      <w:pPr>
-        <w:pStyle w:val="Heading2"/>
-      </w:pPr>
-      <w:r>
-        <w:t xml:space="preserve">Move and reach</w:t>
-      </w:r>
-    </w:p>
-    <w:p>
-      <w:pPr>
-        <w:pStyle w:val="FirstParagraph"/>
-      </w:pPr>
-      <w:r>
-        <w:rPr>
-          <w:bCs/>
-          <w:b/>
-        </w:rPr>
-        <w:t xml:space="preserve">Move</w:t>
-      </w:r>
-      <w:r>
-        <w:t xml:space="preserve"> </w:t>
-      </w:r>
-      <w:r>
-        <w:t xml:space="preserve">is how far you go in a turn:</w:t>
-      </w:r>
-      <w:r>
-        <w:t xml:space="preserve"> </w:t>
-      </w:r>
-      <w:r>
-        <w:rPr>
-          <w:bCs/>
-          <w:b/>
-        </w:rPr>
-        <w:t xml:space="preserve">5 yards, +1 for every 2 points of Agility + Body above 20</w:t>
-      </w:r>
-      <w:r>
-        <w:t xml:space="preserve"> </w:t>
-      </w:r>
-      <w:r>
-        <w:t xml:space="preserve">(rounded down; nothing is taken off below 20),</w:t>
-      </w:r>
-      <w:r>
-        <w:t xml:space="preserve"> </w:t>
-      </w:r>
-      <w:r>
-        <w:rPr>
-          <w:bCs/>
-          <w:b/>
-        </w:rPr>
-        <w:t xml:space="preserve">+1 for Trained Athletics or +2 for Athletics as a Specialty or Expert</w:t>
-      </w:r>
-      <w:r>
-        <w:t xml:space="preserve">, plus your origin’s speed adjustment, if it has one. Most characters move 6 to 9 yards. Give up your action to</w:t>
-      </w:r>
-      <w:r>
-        <w:t xml:space="preserve"> </w:t>
-      </w:r>
-      <w:r>
-        <w:rPr>
-          <w:bCs/>
-          <w:b/>
-        </w:rPr>
-        <w:t xml:space="preserve">run</w:t>
-      </w:r>
-      <w:r>
-        <w:t xml:space="preserve"> </w:t>
-      </w:r>
-      <w:r>
-        <w:t xml:space="preserve">and you cover twice your Move. Threats move 8 yards unless their entry says otherwise.</w:t>
-      </w:r>
-    </w:p>
-    <w:p>
-      <w:pPr>
-        <w:numPr>
-          <w:ilvl w:val="0"/>
-          <w:numId w:val="1016"/>
-        </w:numPr>
-        <w:pStyle w:val="Compact"/>
-      </w:pPr>
-      <w:r>
-        <w:rPr>
-          <w:bCs/>
-          <w:b/>
-        </w:rPr>
-        <w:t xml:space="preserve">Injury slows you.</w:t>
-      </w:r>
-      <w:r>
-        <w:t xml:space="preserve"> </w:t>
-      </w:r>
-      <w:r>
-        <w:t xml:space="preserve">Wounded (1 box): Move −2 yards. Seriously wounded (2 boxes): half your Move, rounded down, and you can’t run. Incapacitated: you don’t move. Never less than 1 yard while you can act.</w:t>
-      </w:r>
-    </w:p>
-    <w:p>
-      <w:pPr>
-        <w:numPr>
-          <w:ilvl w:val="0"/>
-          <w:numId w:val="1016"/>
-        </w:numPr>
-        <w:pStyle w:val="Compact"/>
-      </w:pPr>
-      <w:r>
-        <w:rPr>
-          <w:bCs/>
-          <w:b/>
-        </w:rPr>
-        <w:t xml:space="preserve">Hard going halves it.</w:t>
-      </w:r>
-      <w:r>
-        <w:t xml:space="preserve"> </w:t>
-      </w:r>
-      <w:r>
-        <w:t xml:space="preserve">Climbing, swimming, wading, crawling, deep snow or sand, thick brush, rubble or a crowd: half your Move (and half a run), rounded down. Injury and hard going both apply, injury first.</w:t>
-      </w:r>
-    </w:p>
-    <w:p>
-      <w:pPr>
-        <w:numPr>
-          <w:ilvl w:val="0"/>
-          <w:numId w:val="1016"/>
-        </w:numPr>
-        <w:pStyle w:val="Compact"/>
-      </w:pPr>
-      <w:r>
-        <w:rPr>
-          <w:bCs/>
-          <w:b/>
-        </w:rPr>
         <w:t xml:space="preserve">Stepping away.</w:t>
       </w:r>
       <w:r>
@@ -11899,7 +10142,7 @@
         <w:t xml:space="preserve">You can move away from someone in reach freely; leaving a fight doesn’t give them a free attack.</w:t>
       </w:r>
     </w:p>
-    <w:bookmarkStart w:id="63" w:name="mounts-and-vehicles"/>
+    <w:bookmarkStart w:id="57" w:name="mounts-and-vehicles"/>
     <w:p>
       <w:pPr>
         <w:pStyle w:val="Heading3"/>
@@ -12658,9 +10901,9 @@
         <w:t xml:space="preserve">A weapon in hand can’t reach past 3 yards; anything farther is a ranged attack.</w:t>
       </w:r>
     </w:p>
-    <w:bookmarkEnd w:id="63"/>
-    <w:bookmarkEnd w:id="64"/>
-    <w:bookmarkStart w:id="67" w:name="injury"/>
+    <w:bookmarkEnd w:id="57"/>
+    <w:bookmarkEnd w:id="58"/>
+    <w:bookmarkStart w:id="61" w:name="injury"/>
     <w:p>
       <w:pPr>
         <w:pStyle w:val="Heading2"/>
@@ -12949,7 +11192,7 @@
         <w:t xml:space="preserve">Injury penalties replace each other rather than stacking. They apply to movement, attacks, Dodge, and other tasks the injury physically hinders.</w:t>
       </w:r>
     </w:p>
-    <w:bookmarkStart w:id="65" w:name="dying-and-death"/>
+    <w:bookmarkStart w:id="59" w:name="dying-and-death"/>
     <w:p>
       <w:pPr>
         <w:pStyle w:val="Heading3"/>
@@ -12962,7 +11205,7 @@
       <w:pPr>
         <w:numPr>
           <w:ilvl w:val="0"/>
-          <w:numId w:val="1017"/>
+          <w:numId w:val="1013"/>
         </w:numPr>
         <w:pStyle w:val="Compact"/>
       </w:pPr>
@@ -13013,7 +11256,7 @@
       <w:pPr>
         <w:numPr>
           <w:ilvl w:val="0"/>
-          <w:numId w:val="1017"/>
+          <w:numId w:val="1013"/>
         </w:numPr>
         <w:pStyle w:val="Compact"/>
       </w:pPr>
@@ -13035,7 +11278,7 @@
       <w:pPr>
         <w:numPr>
           <w:ilvl w:val="0"/>
-          <w:numId w:val="1017"/>
+          <w:numId w:val="1013"/>
         </w:numPr>
         <w:pStyle w:val="Compact"/>
       </w:pPr>
@@ -13061,8 +11304,8 @@
         <w:t xml:space="preserve">Your protection is avoiding the hit: a defense (Dodge, Parry or Block), cover, and a Grit point, which reduces a hit by one box.</w:t>
       </w:r>
     </w:p>
-    <w:bookmarkEnd w:id="65"/>
-    <w:bookmarkStart w:id="66" w:name="optional-rule-gritty-combat"/>
+    <w:bookmarkEnd w:id="59"/>
+    <w:bookmarkStart w:id="60" w:name="optional-rule-gritty-combat"/>
     <w:p>
       <w:pPr>
         <w:pStyle w:val="Heading3"/>
@@ -13188,7 +11431,7 @@
       <w:pPr>
         <w:numPr>
           <w:ilvl w:val="0"/>
-          <w:numId w:val="1018"/>
+          <w:numId w:val="1014"/>
         </w:numPr>
         <w:pStyle w:val="Compact"/>
       </w:pPr>
@@ -13210,7 +11453,7 @@
       <w:pPr>
         <w:numPr>
           <w:ilvl w:val="0"/>
-          <w:numId w:val="1018"/>
+          <w:numId w:val="1014"/>
         </w:numPr>
         <w:pStyle w:val="Compact"/>
       </w:pPr>
@@ -13232,7 +11475,7 @@
       <w:pPr>
         <w:numPr>
           <w:ilvl w:val="0"/>
-          <w:numId w:val="1018"/>
+          <w:numId w:val="1014"/>
         </w:numPr>
         <w:pStyle w:val="Compact"/>
       </w:pPr>
@@ -13731,7 +11974,7 @@
       <w:pPr>
         <w:numPr>
           <w:ilvl w:val="0"/>
-          <w:numId w:val="1019"/>
+          <w:numId w:val="1015"/>
         </w:numPr>
         <w:pStyle w:val="Compact"/>
       </w:pPr>
@@ -13769,7 +12012,7 @@
       <w:pPr>
         <w:numPr>
           <w:ilvl w:val="0"/>
-          <w:numId w:val="1019"/>
+          <w:numId w:val="1015"/>
         </w:numPr>
         <w:pStyle w:val="Compact"/>
       </w:pPr>
@@ -13804,7 +12047,7 @@
       <w:pPr>
         <w:numPr>
           <w:ilvl w:val="0"/>
-          <w:numId w:val="1019"/>
+          <w:numId w:val="1015"/>
         </w:numPr>
         <w:pStyle w:val="Compact"/>
       </w:pPr>
@@ -13822,9 +12065,9 @@
         <w:t xml:space="preserve">Grievous wounds heal on their own clock, whatever the boxes say. A lost limb, a lost eye or a disfigurement never heals.</w:t>
       </w:r>
     </w:p>
-    <w:bookmarkEnd w:id="66"/>
-    <w:bookmarkEnd w:id="67"/>
-    <w:bookmarkStart w:id="68" w:name="weapons-and-damage"/>
+    <w:bookmarkEnd w:id="60"/>
+    <w:bookmarkEnd w:id="61"/>
+    <w:bookmarkStart w:id="62" w:name="weapons-and-damage"/>
     <w:p>
       <w:pPr>
         <w:pStyle w:val="Heading2"/>
@@ -14942,8 +13185,8 @@
         <w:t xml:space="preserve">To take someone down without killing them, use fists, a club, a grapple, or a lasso.</w:t>
       </w:r>
     </w:p>
-    <w:bookmarkEnd w:id="68"/>
-    <w:bookmarkStart w:id="69" w:name="gun-and-rounds"/>
+    <w:bookmarkEnd w:id="62"/>
+    <w:bookmarkStart w:id="63" w:name="gun-and-rounds"/>
     <w:p>
       <w:pPr>
         <w:pStyle w:val="Heading2"/>
@@ -15422,7 +13665,7 @@
       <w:pPr>
         <w:numPr>
           <w:ilvl w:val="0"/>
-          <w:numId w:val="1020"/>
+          <w:numId w:val="1016"/>
         </w:numPr>
         <w:pStyle w:val="Compact"/>
       </w:pPr>
@@ -15444,7 +13687,7 @@
       <w:pPr>
         <w:numPr>
           <w:ilvl w:val="0"/>
-          <w:numId w:val="1020"/>
+          <w:numId w:val="1016"/>
         </w:numPr>
         <w:pStyle w:val="Compact"/>
       </w:pPr>
@@ -15466,7 +13709,7 @@
       <w:pPr>
         <w:numPr>
           <w:ilvl w:val="0"/>
-          <w:numId w:val="1020"/>
+          <w:numId w:val="1016"/>
         </w:numPr>
         <w:pStyle w:val="Compact"/>
       </w:pPr>
@@ -15484,9 +13727,9 @@
         <w:t xml:space="preserve">A natural 18 with this weapon also jams it: clearing it takes an action.</w:t>
       </w:r>
     </w:p>
-    <w:bookmarkEnd w:id="69"/>
-    <w:bookmarkEnd w:id="70"/>
-    <w:bookmarkStart w:id="76" w:name="medical-care"/>
+    <w:bookmarkEnd w:id="63"/>
+    <w:bookmarkEnd w:id="64"/>
+    <w:bookmarkStart w:id="70" w:name="medical-care"/>
     <w:p>
       <w:pPr>
         <w:pStyle w:val="Heading1"/>
@@ -15519,7 +13762,7 @@
         <w:t xml:space="preserve">below.</w:t>
       </w:r>
     </w:p>
-    <w:bookmarkStart w:id="71" w:name="diagnosis-and-stabilization"/>
+    <w:bookmarkStart w:id="65" w:name="diagnosis-and-stabilization"/>
     <w:p>
       <w:pPr>
         <w:pStyle w:val="Heading2"/>
@@ -15536,8 +13779,8 @@
         <w:t xml:space="preserve">Roll Medicine when the diagnosis is uncertain or an urgent treatment decision matters. Emergency stabilization takes one action and a successful Medicine roll with a doctor’s bag. It ends Dying and stops deterioration, but removes no boxes.</w:t>
       </w:r>
     </w:p>
-    <w:bookmarkEnd w:id="71"/>
-    <w:bookmarkStart w:id="72" w:name="field-treatment"/>
+    <w:bookmarkEnd w:id="65"/>
+    <w:bookmarkStart w:id="66" w:name="field-treatment"/>
     <w:p>
       <w:pPr>
         <w:pStyle w:val="Heading2"/>
@@ -15554,8 +13797,8 @@
         <w:t xml:space="preserve">With a doctor’s bag and several uninterrupted minutes, successful Medicine removes one injury box; success by 5 or more removes two.</w:t>
       </w:r>
     </w:p>
-    <w:bookmarkEnd w:id="72"/>
-    <w:bookmarkStart w:id="73" w:name="proper-care"/>
+    <w:bookmarkEnd w:id="66"/>
+    <w:bookmarkStart w:id="67" w:name="proper-care"/>
     <w:p>
       <w:pPr>
         <w:pStyle w:val="Heading2"/>
@@ -15572,8 +13815,8 @@
         <w:t xml:space="preserve">A doctor’s surgery with instruments, chloroform and a clean table grants +2 to Medicine. A successful treatment removes two boxes; success by 5 or more removes three. Allow the time the treatment requires.</w:t>
       </w:r>
     </w:p>
-    <w:bookmarkEnd w:id="73"/>
-    <w:bookmarkStart w:id="74" w:name="treatment-attempts"/>
+    <w:bookmarkEnd w:id="67"/>
+    <w:bookmarkStart w:id="68" w:name="treatment-attempts"/>
     <w:p>
       <w:pPr>
         <w:pStyle w:val="Heading2"/>
@@ -15594,7 +13837,7 @@
       <w:pPr>
         <w:numPr>
           <w:ilvl w:val="0"/>
-          <w:numId w:val="1021"/>
+          <w:numId w:val="1017"/>
         </w:numPr>
         <w:pStyle w:val="Compact"/>
       </w:pPr>
@@ -15616,7 +13859,7 @@
       <w:pPr>
         <w:numPr>
           <w:ilvl w:val="0"/>
-          <w:numId w:val="1021"/>
+          <w:numId w:val="1017"/>
         </w:numPr>
         <w:pStyle w:val="Compact"/>
       </w:pPr>
@@ -15638,7 +13881,7 @@
       <w:pPr>
         <w:numPr>
           <w:ilvl w:val="0"/>
-          <w:numId w:val="1021"/>
+          <w:numId w:val="1017"/>
         </w:numPr>
         <w:pStyle w:val="Compact"/>
       </w:pPr>
@@ -15660,7 +13903,7 @@
       <w:pPr>
         <w:numPr>
           <w:ilvl w:val="0"/>
-          <w:numId w:val="1021"/>
+          <w:numId w:val="1017"/>
         </w:numPr>
         <w:pStyle w:val="Compact"/>
       </w:pPr>
@@ -15678,8 +13921,8 @@
         <w:t xml:space="preserve">Stopping someone Dying is never limited by these attempts and never removes boxes; a treatment roll that removes boxes also stabilizes.</w:t>
       </w:r>
     </w:p>
-    <w:bookmarkEnd w:id="74"/>
-    <w:bookmarkStart w:id="75" w:name="natural-recovery"/>
+    <w:bookmarkEnd w:id="68"/>
+    <w:bookmarkStart w:id="69" w:name="natural-recovery"/>
     <w:p>
       <w:pPr>
         <w:pStyle w:val="Heading2"/>
@@ -15864,9 +14107,9 @@
         <w:t xml:space="preserve">At three boxes, rest alone does nothing until someone has stabilized or treated you; after that, a week of rest in their care clears the first box. A successful treatment is faster. The times add up: from three boxes, rest alone takes about a week and a half to heal completely (a week, then three days, then a day).</w:t>
       </w:r>
     </w:p>
-    <w:bookmarkEnd w:id="75"/>
-    <w:bookmarkEnd w:id="76"/>
-    <w:bookmarkStart w:id="82" w:name="magic"/>
+    <w:bookmarkEnd w:id="69"/>
+    <w:bookmarkEnd w:id="70"/>
+    <w:bookmarkStart w:id="76" w:name="magic"/>
     <w:p>
       <w:pPr>
         <w:pStyle w:val="Heading1"/>
@@ -16110,7 +14353,7 @@
         </w:tc>
       </w:tr>
     </w:tbl>
-    <w:bookmarkStart w:id="77" w:name="hexes"/>
+    <w:bookmarkStart w:id="71" w:name="hexes"/>
     <w:p>
       <w:pPr>
         <w:pStyle w:val="Heading2"/>
@@ -16191,7 +14434,7 @@
       <w:pPr>
         <w:numPr>
           <w:ilvl w:val="0"/>
-          <w:numId w:val="1022"/>
+          <w:numId w:val="1018"/>
         </w:numPr>
         <w:pStyle w:val="Compact"/>
       </w:pPr>
@@ -16241,7 +14484,7 @@
       <w:pPr>
         <w:numPr>
           <w:ilvl w:val="0"/>
-          <w:numId w:val="1022"/>
+          <w:numId w:val="1018"/>
         </w:numPr>
         <w:pStyle w:val="Compact"/>
       </w:pPr>
@@ -16290,7 +14533,7 @@
       <w:pPr>
         <w:numPr>
           <w:ilvl w:val="0"/>
-          <w:numId w:val="1022"/>
+          <w:numId w:val="1018"/>
         </w:numPr>
         <w:pStyle w:val="Compact"/>
       </w:pPr>
@@ -16709,8 +14952,8 @@
         <w:t xml:space="preserve">A failed hex marks a box of The Dark; a natural 18 marks two, or something answers that shouldn’t.</w:t>
       </w:r>
     </w:p>
-    <w:bookmarkEnd w:id="77"/>
-    <w:bookmarkStart w:id="78" w:name="rituals"/>
+    <w:bookmarkEnd w:id="71"/>
+    <w:bookmarkStart w:id="72" w:name="rituals"/>
     <w:p>
       <w:pPr>
         <w:pStyle w:val="Heading2"/>
@@ -16723,7 +14966,7 @@
       <w:pPr>
         <w:numPr>
           <w:ilvl w:val="0"/>
-          <w:numId w:val="1023"/>
+          <w:numId w:val="1019"/>
         </w:numPr>
         <w:pStyle w:val="Compact"/>
       </w:pPr>
@@ -16745,7 +14988,7 @@
       <w:pPr>
         <w:numPr>
           <w:ilvl w:val="0"/>
-          <w:numId w:val="1023"/>
+          <w:numId w:val="1019"/>
         </w:numPr>
         <w:pStyle w:val="Compact"/>
       </w:pPr>
@@ -16767,7 +15010,7 @@
       <w:pPr>
         <w:numPr>
           <w:ilvl w:val="0"/>
-          <w:numId w:val="1023"/>
+          <w:numId w:val="1019"/>
         </w:numPr>
         <w:pStyle w:val="Compact"/>
       </w:pPr>
@@ -17045,8 +15288,8 @@
         <w:t xml:space="preserve">A ritual takes a minute a roll at the very fastest. To use one in combat, finish it beforehand and store it in a charm.</w:t>
       </w:r>
     </w:p>
-    <w:bookmarkEnd w:id="78"/>
-    <w:bookmarkStart w:id="79" w:name="charms"/>
+    <w:bookmarkEnd w:id="72"/>
+    <w:bookmarkStart w:id="73" w:name="charms"/>
     <w:p>
       <w:pPr>
         <w:pStyle w:val="Heading2"/>
@@ -17107,8 +15350,8 @@
         <w:t xml:space="preserve">: against a defense, the target defends with no attack-quality penalty; against a resistance, the target resists by succeeding on their roll (a tie goes to the target, as in any contest). A charm never marks more than 3 boxes on one target.</w:t>
       </w:r>
     </w:p>
-    <w:bookmarkEnd w:id="79"/>
-    <w:bookmarkStart w:id="80" w:name="magic-advancement"/>
+    <w:bookmarkEnd w:id="73"/>
+    <w:bookmarkStart w:id="74" w:name="magic-advancement"/>
     <w:p>
       <w:pPr>
         <w:pStyle w:val="Heading2"/>
@@ -17615,8 +15858,8 @@
         </w:tc>
       </w:tr>
     </w:tbl>
-    <w:bookmarkEnd w:id="80"/>
-    <w:bookmarkStart w:id="81" w:name="magic-in-trails-of-blood-dust"/>
+    <w:bookmarkEnd w:id="74"/>
+    <w:bookmarkStart w:id="75" w:name="magic-in-trails-of-blood-dust"/>
     <w:p>
       <w:pPr>
         <w:pStyle w:val="Heading2"/>
@@ -17848,9 +16091,9 @@
         </w:tc>
       </w:tr>
     </w:tbl>
-    <w:bookmarkEnd w:id="81"/>
-    <w:bookmarkEnd w:id="82"/>
-    <w:bookmarkStart w:id="86" w:name="grit-points-and-tracks"/>
+    <w:bookmarkEnd w:id="75"/>
+    <w:bookmarkEnd w:id="76"/>
+    <w:bookmarkStart w:id="80" w:name="grit-points-and-tracks"/>
     <w:p>
       <w:pPr>
         <w:pStyle w:val="Heading1"/>
@@ -17859,7 +16102,7 @@
         <w:t xml:space="preserve">Grit points and tracks</w:t>
       </w:r>
     </w:p>
-    <w:bookmarkStart w:id="83" w:name="using-grit-points"/>
+    <w:bookmarkStart w:id="77" w:name="using-grit-points"/>
     <w:p>
       <w:pPr>
         <w:pStyle w:val="Heading2"/>
@@ -18077,8 +16320,8 @@
         <w:t xml:space="preserve">Gain one point when one of your complications creates a meaningful problem you accept, including a companion complication. You can decline the proposed complication without penalty.</w:t>
       </w:r>
     </w:p>
-    <w:bookmarkEnd w:id="83"/>
-    <w:bookmarkStart w:id="84" w:name="trouble"/>
+    <w:bookmarkEnd w:id="77"/>
+    <w:bookmarkStart w:id="78" w:name="trouble"/>
     <w:p>
       <w:pPr>
         <w:pStyle w:val="Heading2"/>
@@ -18367,8 +16610,8 @@
         </w:tc>
       </w:tr>
     </w:tbl>
-    <w:bookmarkEnd w:id="84"/>
-    <w:bookmarkStart w:id="85" w:name="advancement"/>
+    <w:bookmarkEnd w:id="78"/>
+    <w:bookmarkStart w:id="79" w:name="advancement"/>
     <w:p>
       <w:pPr>
         <w:pStyle w:val="Heading2"/>
@@ -18405,7 +16648,7 @@
       <w:pPr>
         <w:numPr>
           <w:ilvl w:val="0"/>
-          <w:numId w:val="1024"/>
+          <w:numId w:val="1020"/>
         </w:numPr>
         <w:pStyle w:val="Compact"/>
       </w:pPr>
@@ -18466,7 +16709,7 @@
       <w:pPr>
         <w:numPr>
           <w:ilvl w:val="0"/>
-          <w:numId w:val="1024"/>
+          <w:numId w:val="1020"/>
         </w:numPr>
         <w:pStyle w:val="Compact"/>
       </w:pPr>
@@ -18812,9 +17055,9 @@
         <w:t xml:space="preserve">Magic and powers grow the same way, at the costs their chapters give.</w:t>
       </w:r>
     </w:p>
-    <w:bookmarkEnd w:id="85"/>
-    <w:bookmarkEnd w:id="86"/>
-    <w:bookmarkStart w:id="88" w:name="running-jobs"/>
+    <w:bookmarkEnd w:id="79"/>
+    <w:bookmarkEnd w:id="80"/>
+    <w:bookmarkStart w:id="82" w:name="running-jobs"/>
     <w:p>
       <w:pPr>
         <w:pStyle w:val="Heading1"/>
@@ -18823,7 +17066,7 @@
         <w:t xml:space="preserve">Running jobs</w:t>
       </w:r>
     </w:p>
-    <w:bookmarkStart w:id="87" w:name="the-trail-journal"/>
+    <w:bookmarkStart w:id="81" w:name="the-trail-journal"/>
     <w:p>
       <w:pPr>
         <w:pStyle w:val="Heading2"/>
@@ -18840,6 +17083,947 @@
         <w:t xml:space="preserve">End each job with a short entry, written together:</w:t>
       </w:r>
     </w:p>
+    <w:p>
+      <w:pPr>
+        <w:numPr>
+          <w:ilvl w:val="0"/>
+          <w:numId w:val="1021"/>
+        </w:numPr>
+        <w:pStyle w:val="Compact"/>
+      </w:pPr>
+      <w:r>
+        <w:rPr>
+          <w:bCs/>
+          <w:b/>
+        </w:rPr>
+        <w:t xml:space="preserve">The job.</w:t>
+      </w:r>
+      <w:r>
+        <w:t xml:space="preserve"> </w:t>
+      </w:r>
+      <w:r>
+        <w:t xml:space="preserve">What happened, and did we succeed: fully, partly, or not at all?</w:t>
+      </w:r>
+    </w:p>
+    <w:p>
+      <w:pPr>
+        <w:numPr>
+          <w:ilvl w:val="0"/>
+          <w:numId w:val="1021"/>
+        </w:numPr>
+        <w:pStyle w:val="Compact"/>
+      </w:pPr>
+      <w:r>
+        <w:rPr>
+          <w:bCs/>
+          <w:b/>
+        </w:rPr>
+        <w:t xml:space="preserve">Who stood out?</w:t>
+      </w:r>
+      <w:r>
+        <w:t xml:space="preserve"> </w:t>
+      </w:r>
+      <w:r>
+        <w:t xml:space="preserve">A moment worth remembering.</w:t>
+      </w:r>
+    </w:p>
+    <w:p>
+      <w:pPr>
+        <w:numPr>
+          <w:ilvl w:val="0"/>
+          <w:numId w:val="1021"/>
+        </w:numPr>
+        <w:pStyle w:val="Compact"/>
+      </w:pPr>
+      <w:r>
+        <w:rPr>
+          <w:bCs/>
+          <w:b/>
+        </w:rPr>
+        <w:t xml:space="preserve">Complications.</w:t>
+      </w:r>
+      <w:r>
+        <w:t xml:space="preserve"> </w:t>
+      </w:r>
+      <w:r>
+        <w:t xml:space="preserve">Which ones came into play, and what did they cost?</w:t>
+      </w:r>
+    </w:p>
+    <w:p>
+      <w:pPr>
+        <w:numPr>
+          <w:ilvl w:val="0"/>
+          <w:numId w:val="1021"/>
+        </w:numPr>
+        <w:pStyle w:val="Compact"/>
+      </w:pPr>
+      <w:r>
+        <w:rPr>
+          <w:bCs/>
+          <w:b/>
+        </w:rPr>
+        <w:t xml:space="preserve">What changed?</w:t>
+      </w:r>
+      <w:r>
+        <w:t xml:space="preserve"> </w:t>
+      </w:r>
+      <w:r>
+        <w:t xml:space="preserve">New allies or enemies, damage, open threads for next time.</w:t>
+      </w:r>
+    </w:p>
+    <w:p>
+      <w:pPr>
+        <w:numPr>
+          <w:ilvl w:val="0"/>
+          <w:numId w:val="1021"/>
+        </w:numPr>
+        <w:pStyle w:val="Compact"/>
+      </w:pPr>
+      <w:r>
+        <w:rPr>
+          <w:bCs/>
+          <w:b/>
+        </w:rPr>
+        <w:t xml:space="preserve">Advancement.</w:t>
+      </w:r>
+      <w:r>
+        <w:t xml:space="preserve"> </w:t>
+      </w:r>
+      <w:r>
+        <w:t xml:space="preserve">After a significant job, each character earns 1 advancement point; at a milestone, 2 more.</w:t>
+      </w:r>
+    </w:p>
+    <w:bookmarkEnd w:id="81"/>
+    <w:bookmarkEnd w:id="82"/>
+    <w:bookmarkStart w:id="90" w:name="lore-cards"/>
+    <w:p>
+      <w:pPr>
+        <w:pStyle w:val="Heading1"/>
+      </w:pPr>
+      <w:r>
+        <w:t xml:space="preserve">Lore cards</w:t>
+      </w:r>
+    </w:p>
+    <w:p>
+      <w:pPr>
+        <w:pStyle w:val="FirstParagraph"/>
+      </w:pPr>
+      <w:r>
+        <w:t xml:space="preserve">What your character knows about the dark, and how they come to know it: the difference between rumor and truth, how an investigation runs, and the lore cards that record what you’ve established.</w:t>
+      </w:r>
+    </w:p>
+    <w:bookmarkStart w:id="83" w:name="folklore-truth-and-lore-cards"/>
+    <w:p>
+      <w:pPr>
+        <w:pStyle w:val="Heading2"/>
+      </w:pPr>
+      <w:r>
+        <w:t xml:space="preserve">Folklore, truth and lore cards</w:t>
+      </w:r>
+    </w:p>
+    <w:p>
+      <w:pPr>
+        <w:pStyle w:val="FirstParagraph"/>
+      </w:pPr>
+      <w:r>
+        <w:t xml:space="preserve">What people say about the dark, what is actually true, and what your character knows are three different things.</w:t>
+      </w:r>
+    </w:p>
+    <w:p>
+      <w:pPr>
+        <w:numPr>
+          <w:ilvl w:val="0"/>
+          <w:numId w:val="1022"/>
+        </w:numPr>
+        <w:pStyle w:val="Compact"/>
+      </w:pPr>
+      <w:r>
+        <w:rPr>
+          <w:bCs/>
+          <w:b/>
+        </w:rPr>
+        <w:t xml:space="preserve">Local folklore.</w:t>
+      </w:r>
+      <w:r>
+        <w:t xml:space="preserve"> </w:t>
+      </w:r>
+      <w:r>
+        <w:t xml:space="preserve">The stories, warnings and superstitions everyone has heard: hang garlic at the window, never answer a voice calling from the trees, salt the threshold. Some of it is right, some is half right, and some is wrong. It’s where an investigation starts.</w:t>
+      </w:r>
+    </w:p>
+    <w:p>
+      <w:pPr>
+        <w:numPr>
+          <w:ilvl w:val="0"/>
+          <w:numId w:val="1022"/>
+        </w:numPr>
+        <w:pStyle w:val="Compact"/>
+      </w:pPr>
+      <w:r>
+        <w:rPr>
+          <w:bCs/>
+          <w:b/>
+        </w:rPr>
+        <w:t xml:space="preserve">The truth.</w:t>
+      </w:r>
+      <w:r>
+        <w:t xml:space="preserve"> </w:t>
+      </w:r>
+      <w:r>
+        <w:t xml:space="preserve">What a creature really is and what really stops it. The GM knows it; you find it out.</w:t>
+      </w:r>
+    </w:p>
+    <w:p>
+      <w:pPr>
+        <w:numPr>
+          <w:ilvl w:val="0"/>
+          <w:numId w:val="1022"/>
+        </w:numPr>
+        <w:pStyle w:val="Compact"/>
+      </w:pPr>
+      <w:r>
+        <w:rPr>
+          <w:bCs/>
+          <w:b/>
+        </w:rPr>
+        <w:t xml:space="preserve">Lore cards.</w:t>
+      </w:r>
+      <w:r>
+        <w:t xml:space="preserve"> </w:t>
+      </w:r>
+      <w:r>
+        <w:t xml:space="preserve">What your character has established for themselves: one finding at a time, with its limits and how you know it. A card holds only what you found out, never a creature’s whole story (see</w:t>
+      </w:r>
+      <w:r>
+        <w:t xml:space="preserve"> </w:t>
+      </w:r>
+      <w:r>
+        <w:rPr>
+          <w:iCs/>
+          <w:i/>
+        </w:rPr>
+        <w:t xml:space="preserve">Discovery clocks and lore cards</w:t>
+      </w:r>
+      <w:r>
+        <w:t xml:space="preserve">).</w:t>
+      </w:r>
+    </w:p>
+    <w:p>
+      <w:pPr>
+        <w:pStyle w:val="FirstParagraph"/>
+      </w:pPr>
+      <w:r>
+        <w:t xml:space="preserve">A real weakness works whether or not anyone holds a card for it. Act on what you suspect: load silver, salt the doorway, try fire. The GM will ask what your idea rests on, and a good reason is all it needs.</w:t>
+      </w:r>
+    </w:p>
+    <w:bookmarkEnd w:id="83"/>
+    <w:bookmarkStart w:id="89" w:name="discovery-clocks-and-lore-cards"/>
+    <w:p>
+      <w:pPr>
+        <w:pStyle w:val="Heading2"/>
+      </w:pPr>
+      <w:r>
+        <w:t xml:space="preserve">Discovery clocks and lore cards</w:t>
+      </w:r>
+    </w:p>
+    <w:p>
+      <w:pPr>
+        <w:pStyle w:val="FirstParagraph"/>
+      </w:pPr>
+      <w:r>
+        <w:t xml:space="preserve">When a job turns on an unknown subject (a supernatural creature and its weakness), the GM sets up a</w:t>
+      </w:r>
+      <w:r>
+        <w:t xml:space="preserve"> </w:t>
+      </w:r>
+      <w:r>
+        <w:rPr>
+          <w:bCs/>
+          <w:b/>
+        </w:rPr>
+        <w:t xml:space="preserve">discovery clock</w:t>
+      </w:r>
+      <w:r>
+        <w:t xml:space="preserve">. It fills in three phases, and filling it mints a</w:t>
+      </w:r>
+      <w:r>
+        <w:t xml:space="preserve"> </w:t>
+      </w:r>
+      <w:r>
+        <w:rPr>
+          <w:bCs/>
+          <w:b/>
+        </w:rPr>
+        <w:t xml:space="preserve">lore card</w:t>
+      </w:r>
+      <w:r>
+        <w:t xml:space="preserve">: what the characters learned, kept for good. A character’s lore cards are their</w:t>
+      </w:r>
+      <w:r>
+        <w:t xml:space="preserve"> </w:t>
+      </w:r>
+      <w:r>
+        <w:rPr>
+          <w:bCs/>
+          <w:b/>
+        </w:rPr>
+        <w:t xml:space="preserve">hunter’s almanac</w:t>
+      </w:r>
+      <w:r>
+        <w:t xml:space="preserve">.</w:t>
+      </w:r>
+    </w:p>
+    <w:tbl>
+      <w:tblPr>
+        <w:tblStyle w:val="Table"/>
+        <w:tblW w:type="pct" w:w="5000"/>
+        <w:tblLook w:firstRow="1" w:lastRow="0" w:firstColumn="0" w:lastColumn="0" w:noHBand="0" w:noVBand="0" w:val="0020"/>
+        <w:jc w:val="start"/>
+        <w:tblBorders>
+          <w:top w:val="single" w:sz="4" w:color="B8C2D3"/>
+          <w:left w:val="single" w:sz="4" w:color="B8C2D3"/>
+          <w:bottom w:val="single" w:sz="4" w:color="B8C2D3"/>
+          <w:right w:val="single" w:sz="4" w:color="B8C2D3"/>
+          <w:insideH w:val="single" w:sz="4" w:color="B8C2D3"/>
+          <w:insideV w:val="single" w:sz="4" w:color="B8C2D3"/>
+        </w:tblBorders>
+      </w:tblPr>
+      <w:tblGrid>
+        <w:gridCol w:w="3960"/>
+        <w:gridCol w:w="3960"/>
+      </w:tblGrid>
+      <w:tr>
+        <w:trPr>
+          <w:tblHeader w:val="true"/>
+        </w:trPr>
+        <w:tc>
+          <w:tcPr>
+            <w:shd w:val="clear" w:fill="E6E8E6"/>
+          </w:tcPr>
+          <w:p>
+            <w:pPr>
+              <w:pStyle w:val="Compact"/>
+              <w:jc w:val="left"/>
+            </w:pPr>
+            <w:r>
+              <w:rPr>
+                <w:b/>
+                <w:sz w:val="19"/>
+              </w:rPr>
+              <w:t xml:space="preserve">Phase</w:t>
+            </w:r>
+          </w:p>
+        </w:tc>
+        <w:tc>
+          <w:tcPr>
+            <w:shd w:val="clear" w:fill="E6E8E6"/>
+          </w:tcPr>
+          <w:p>
+            <w:pPr>
+              <w:pStyle w:val="Compact"/>
+              <w:jc w:val="left"/>
+            </w:pPr>
+            <w:r>
+              <w:rPr>
+                <w:b/>
+                <w:sz w:val="19"/>
+              </w:rPr>
+              <w:t xml:space="preserve">What it means</w:t>
+            </w:r>
+          </w:p>
+        </w:tc>
+      </w:tr>
+      <w:tr>
+        <w:tc>
+          <w:tcPr/>
+          <w:p>
+            <w:pPr>
+              <w:pStyle w:val="Compact"/>
+              <w:jc w:val="left"/>
+            </w:pPr>
+            <w:r>
+              <w:rPr>
+                <w:b/>
+                <w:sz w:val="19"/>
+              </w:rPr>
+              <w:t xml:space="preserve">1. Confront the unknown</w:t>
+            </w:r>
+          </w:p>
+        </w:tc>
+        <w:tc>
+          <w:tcPr/>
+          <w:p>
+            <w:pPr>
+              <w:pStyle w:val="Compact"/>
+              <w:jc w:val="left"/>
+            </w:pPr>
+            <w:r>
+              <w:rPr>
+                <w:sz w:val="19"/>
+              </w:rPr>
+              <w:t xml:space="preserve">Effects without a cause: a body drained white, cattle torn open, a town gone too quiet. You may suspect, but nothing is confirmed.</w:t>
+            </w:r>
+          </w:p>
+        </w:tc>
+      </w:tr>
+      <w:tr>
+        <w:tc>
+          <w:tcPr/>
+          <w:p>
+            <w:pPr>
+              <w:pStyle w:val="Compact"/>
+              <w:jc w:val="left"/>
+            </w:pPr>
+            <w:r>
+              <w:rPr>
+                <w:b/>
+                <w:sz w:val="19"/>
+              </w:rPr>
+              <w:t xml:space="preserve">2. Identify</w:t>
+            </w:r>
+          </w:p>
+        </w:tc>
+        <w:tc>
+          <w:tcPr/>
+          <w:p>
+            <w:pPr>
+              <w:pStyle w:val="Compact"/>
+              <w:jc w:val="left"/>
+            </w:pPr>
+            <w:r>
+              <w:rPr>
+                <w:sz w:val="19"/>
+              </w:rPr>
+              <w:t xml:space="preserve">Name the creature. This is the gate: until its identity is confirmed, what you know about a kind of creature doesn’t yet apply to this one, and your theories stay suspicions. You can still form hypotheses, test them and take ordinary precautions, and whatever is actually true of it works.</w:t>
+            </w:r>
+          </w:p>
+        </w:tc>
+      </w:tr>
+      <w:tr>
+        <w:tc>
+          <w:tcPr/>
+          <w:p>
+            <w:pPr>
+              <w:pStyle w:val="Compact"/>
+              <w:jc w:val="left"/>
+            </w:pPr>
+            <w:r>
+              <w:rPr>
+                <w:b/>
+                <w:sz w:val="19"/>
+              </w:rPr>
+              <w:t xml:space="preserve">3. Uncover</w:t>
+            </w:r>
+          </w:p>
+        </w:tc>
+        <w:tc>
+          <w:tcPr/>
+          <w:p>
+            <w:pPr>
+              <w:pStyle w:val="Compact"/>
+              <w:jc w:val="left"/>
+            </w:pPr>
+            <w:r>
+              <w:rPr>
+                <w:sz w:val="19"/>
+              </w:rPr>
+              <w:t xml:space="preserve">Learn how it is beaten. Filling this phase fills the clock and earns a lore card for what you established.</w:t>
+            </w:r>
+          </w:p>
+        </w:tc>
+      </w:tr>
+    </w:tbl>
+    <w:p>
+      <w:pPr>
+        <w:numPr>
+          <w:ilvl w:val="0"/>
+          <w:numId w:val="1023"/>
+        </w:numPr>
+        <w:pStyle w:val="Compact"/>
+      </w:pPr>
+      <w:r>
+        <w:rPr>
+          <w:bCs/>
+          <w:b/>
+        </w:rPr>
+        <w:t xml:space="preserve">Sizing.</w:t>
+      </w:r>
+      <w:r>
+        <w:t xml:space="preserve"> </w:t>
+      </w:r>
+      <w:r>
+        <w:t xml:space="preserve">The GM decides how many segments each phase needs (usually 1–2 to Confront, 2–3 to Identify, 2–3 to Uncover) and which methods can advance it, and shows the clock to the players.</w:t>
+      </w:r>
+    </w:p>
+    <w:p>
+      <w:pPr>
+        <w:numPr>
+          <w:ilvl w:val="0"/>
+          <w:numId w:val="1023"/>
+        </w:numPr>
+        <w:pStyle w:val="Compact"/>
+      </w:pPr>
+      <w:r>
+        <w:rPr>
+          <w:bCs/>
+          <w:b/>
+        </w:rPr>
+        <w:t xml:space="preserve">Advancing.</w:t>
+      </w:r>
+      <w:r>
+        <w:t xml:space="preserve"> </w:t>
+      </w:r>
+      <w:r>
+        <w:t xml:space="preserve">Each roll that advances the clock uses a concrete</w:t>
+      </w:r>
+      <w:r>
+        <w:t xml:space="preserve"> </w:t>
+      </w:r>
+      <w:r>
+        <w:rPr>
+          <w:bCs/>
+          <w:b/>
+        </w:rPr>
+        <w:t xml:space="preserve">method</w:t>
+      </w:r>
+      <w:r>
+        <w:t xml:space="preserve"> </w:t>
+      </w:r>
+      <w:r>
+        <w:t xml:space="preserve">tied to a skill (below): one segment for a success, two for success by 5 or more. The clock stops at the end of Identify until the subject is confirmed: segments never spill past the gate.</w:t>
+      </w:r>
+    </w:p>
+    <w:p>
+      <w:pPr>
+        <w:numPr>
+          <w:ilvl w:val="0"/>
+          <w:numId w:val="1023"/>
+        </w:numPr>
+        <w:pStyle w:val="Compact"/>
+      </w:pPr>
+      <w:r>
+        <w:rPr>
+          <w:bCs/>
+          <w:b/>
+        </w:rPr>
+        <w:t xml:space="preserve">The primary investigator.</w:t>
+      </w:r>
+      <w:r>
+        <w:t xml:space="preserve"> </w:t>
+      </w:r>
+      <w:r>
+        <w:t xml:space="preserve">One character leads and owns the lore card. Others</w:t>
+      </w:r>
+      <w:r>
+        <w:t xml:space="preserve"> </w:t>
+      </w:r>
+      <w:r>
+        <w:rPr>
+          <w:bCs/>
+          <w:b/>
+        </w:rPr>
+        <w:t xml:space="preserve">assist</w:t>
+      </w:r>
+      <w:r>
+        <w:t xml:space="preserve"> </w:t>
+      </w:r>
+      <w:r>
+        <w:t xml:space="preserve">under the usual assistance rules, rolling a relevant skill. A character who holds a relevant lore card can assist with a method they couldn’t otherwise bring (the lore card is why they’re qualified); it adds nothing beyond the normal assistance.</w:t>
+      </w:r>
+    </w:p>
+    <w:p>
+      <w:pPr>
+        <w:numPr>
+          <w:ilvl w:val="0"/>
+          <w:numId w:val="1023"/>
+        </w:numPr>
+        <w:pStyle w:val="Compact"/>
+      </w:pPr>
+      <w:r>
+        <w:rPr>
+          <w:bCs/>
+          <w:b/>
+        </w:rPr>
+        <w:t xml:space="preserve">Pushing.</w:t>
+      </w:r>
+      <w:r>
+        <w:t xml:space="preserve"> </w:t>
+      </w:r>
+      <w:r>
+        <w:t xml:space="preserve">A player can push to dig faster or harder: a success advances one extra segment, but a track ticks (below) whatever the roll.</w:t>
+      </w:r>
+    </w:p>
+    <w:bookmarkStart w:id="84" w:name="the-lore-card"/>
+    <w:p>
+      <w:pPr>
+        <w:pStyle w:val="Heading3"/>
+      </w:pPr>
+      <w:r>
+        <w:t xml:space="preserve">The lore card</w:t>
+      </w:r>
+    </w:p>
+    <w:p>
+      <w:pPr>
+        <w:pStyle w:val="FirstParagraph"/>
+      </w:pPr>
+      <w:r>
+        <w:t xml:space="preserve">A lore card is a permanent record of one specific thing the characters have established. It holds only what they found out, never the whole truth about a creature: later discoveries add to it with more lore cards. It grants</w:t>
+      </w:r>
+      <w:r>
+        <w:t xml:space="preserve"> </w:t>
+      </w:r>
+      <w:r>
+        <w:rPr>
+          <w:bCs/>
+          <w:b/>
+        </w:rPr>
+        <w:t xml:space="preserve">no bonus</w:t>
+      </w:r>
+      <w:r>
+        <w:t xml:space="preserve"> </w:t>
+      </w:r>
+      <w:r>
+        <w:t xml:space="preserve">to any roll.</w:t>
+      </w:r>
+    </w:p>
+    <w:p>
+      <w:pPr>
+        <w:numPr>
+          <w:ilvl w:val="0"/>
+          <w:numId w:val="1024"/>
+        </w:numPr>
+        <w:pStyle w:val="Compact"/>
+      </w:pPr>
+      <w:r>
+        <w:rPr>
+          <w:bCs/>
+          <w:b/>
+        </w:rPr>
+        <w:t xml:space="preserve">Weaknesses work anyway.</w:t>
+      </w:r>
+      <w:r>
+        <w:t xml:space="preserve"> </w:t>
+      </w:r>
+      <w:r>
+        <w:t xml:space="preserve">A real weakness works whoever uses it, lore card or no lore card: silver marks its extra box fired by someone who has never heard of werewolves, and a hunter who suspects silver can load it. Called shots follow the ordinary combat rules. An unfamiliar ritual still needs its procedure, the knowledge, the skill and the components.</w:t>
+      </w:r>
+    </w:p>
+    <w:p>
+      <w:pPr>
+        <w:numPr>
+          <w:ilvl w:val="0"/>
+          <w:numId w:val="1024"/>
+        </w:numPr>
+        <w:pStyle w:val="Compact"/>
+      </w:pPr>
+      <w:r>
+        <w:rPr>
+          <w:bCs/>
+          <w:b/>
+        </w:rPr>
+        <w:t xml:space="preserve">What a lore card is for.</w:t>
+      </w:r>
+      <w:r>
+        <w:t xml:space="preserve"> </w:t>
+      </w:r>
+      <w:r>
+        <w:t xml:space="preserve">It’s what the character knows for certain and can rely on, plan around and teach. A correct deduction, a sensible experiment or an ordinary precaution needs no lore card.</w:t>
+      </w:r>
+    </w:p>
+    <w:p>
+      <w:pPr>
+        <w:numPr>
+          <w:ilvl w:val="0"/>
+          <w:numId w:val="1024"/>
+        </w:numPr>
+        <w:pStyle w:val="Compact"/>
+      </w:pPr>
+      <w:r>
+        <w:rPr>
+          <w:bCs/>
+          <w:b/>
+        </w:rPr>
+        <w:t xml:space="preserve">The identification gate.</w:t>
+      </w:r>
+      <w:r>
+        <w:t xml:space="preserve"> </w:t>
+      </w:r>
+      <w:r>
+        <w:t xml:space="preserve">Before a subject is confirmed, you can form hypotheses, test them and take precautions, but what you know about a kind of creature isn’t applied to this one until the Identify phase confirms it. Holding a lore card never proves that this is that.</w:t>
+      </w:r>
+    </w:p>
+    <w:p>
+      <w:pPr>
+        <w:numPr>
+          <w:ilvl w:val="0"/>
+          <w:numId w:val="1024"/>
+        </w:numPr>
+        <w:pStyle w:val="Compact"/>
+      </w:pPr>
+      <w:r>
+        <w:rPr>
+          <w:bCs/>
+          <w:b/>
+        </w:rPr>
+        <w:t xml:space="preserve">Shared copies.</w:t>
+      </w:r>
+      <w:r>
+        <w:t xml:space="preserve"> </w:t>
+      </w:r>
+      <w:r>
+        <w:t xml:space="preserve">Everyone who establishes a finding, or is there when a lore card is earned, gets a shared copy; one character is recorded as its owner. A character who wasn’t there can be taught it later, from a reliable account.</w:t>
+      </w:r>
+    </w:p>
+    <w:p>
+      <w:pPr>
+        <w:numPr>
+          <w:ilvl w:val="0"/>
+          <w:numId w:val="1024"/>
+        </w:numPr>
+        <w:pStyle w:val="Compact"/>
+      </w:pPr>
+      <w:r>
+        <w:rPr>
+          <w:bCs/>
+          <w:b/>
+        </w:rPr>
+        <w:t xml:space="preserve">What it records.</w:t>
+      </w:r>
+      <w:r>
+        <w:t xml:space="preserve"> </w:t>
+      </w:r>
+      <w:r>
+        <w:t xml:space="preserve">The subject, the precise finding, its limits (what it doesn’t show), the evidence or source, how it was learned, the date, its owner and who received it. It’s kept on the character sheet, under</w:t>
+      </w:r>
+      <w:r>
+        <w:t xml:space="preserve"> </w:t>
+      </w:r>
+      <w:r>
+        <w:rPr>
+          <w:iCs/>
+          <w:i/>
+        </w:rPr>
+        <w:t xml:space="preserve">Learned in play</w:t>
+      </w:r>
+      <w:r>
+        <w:t xml:space="preserve">.</w:t>
+      </w:r>
+    </w:p>
+    <w:bookmarkEnd w:id="84"/>
+    <w:bookmarkStart w:id="85" w:name="earning-a-lore-card"/>
+    <w:p>
+      <w:pPr>
+        <w:pStyle w:val="Heading3"/>
+      </w:pPr>
+      <w:r>
+        <w:t xml:space="preserve">Earning a lore card</w:t>
+      </w:r>
+    </w:p>
+    <w:p>
+      <w:pPr>
+        <w:pStyle w:val="FirstParagraph"/>
+      </w:pPr>
+      <w:r>
+        <w:t xml:space="preserve">A discovery clock is one way to earn a lore card. The others need no clock: when a fact is established directly or taught reliably, the GM records the lore card at once.</w:t>
+      </w:r>
+    </w:p>
+    <w:tbl>
+      <w:tblPr>
+        <w:tblStyle w:val="Table"/>
+        <w:tblW w:type="pct" w:w="5000"/>
+        <w:tblLook w:firstRow="1" w:lastRow="0" w:firstColumn="0" w:lastColumn="0" w:noHBand="0" w:noVBand="0" w:val="0020"/>
+        <w:jc w:val="start"/>
+        <w:tblBorders>
+          <w:top w:val="single" w:sz="4" w:color="B8C2D3"/>
+          <w:left w:val="single" w:sz="4" w:color="B8C2D3"/>
+          <w:bottom w:val="single" w:sz="4" w:color="B8C2D3"/>
+          <w:right w:val="single" w:sz="4" w:color="B8C2D3"/>
+          <w:insideH w:val="single" w:sz="4" w:color="B8C2D3"/>
+          <w:insideV w:val="single" w:sz="4" w:color="B8C2D3"/>
+        </w:tblBorders>
+      </w:tblPr>
+      <w:tblGrid>
+        <w:gridCol w:w="3960"/>
+        <w:gridCol w:w="3960"/>
+      </w:tblGrid>
+      <w:tr>
+        <w:trPr>
+          <w:tblHeader w:val="true"/>
+        </w:trPr>
+        <w:tc>
+          <w:tcPr>
+            <w:shd w:val="clear" w:fill="E6E8E6"/>
+          </w:tcPr>
+          <w:p>
+            <w:pPr>
+              <w:pStyle w:val="Compact"/>
+              <w:jc w:val="left"/>
+            </w:pPr>
+            <w:r>
+              <w:rPr>
+                <w:b/>
+                <w:sz w:val="19"/>
+              </w:rPr>
+              <w:t xml:space="preserve">How it was learned</w:t>
+            </w:r>
+          </w:p>
+        </w:tc>
+        <w:tc>
+          <w:tcPr>
+            <w:shd w:val="clear" w:fill="E6E8E6"/>
+          </w:tcPr>
+          <w:p>
+            <w:pPr>
+              <w:pStyle w:val="Compact"/>
+              <w:jc w:val="left"/>
+            </w:pPr>
+            <w:r>
+              <w:rPr>
+                <w:b/>
+                <w:sz w:val="19"/>
+              </w:rPr>
+              <w:t xml:space="preserve">What counts</w:t>
+            </w:r>
+          </w:p>
+        </w:tc>
+      </w:tr>
+      <w:tr>
+        <w:tc>
+          <w:tcPr/>
+          <w:p>
+            <w:pPr>
+              <w:pStyle w:val="Compact"/>
+              <w:jc w:val="left"/>
+            </w:pPr>
+            <w:r>
+              <w:rPr>
+                <w:bCs/>
+                <w:b/>
+                <w:sz w:val="19"/>
+              </w:rPr>
+              <w:t xml:space="preserve">A discovery clock</w:t>
+            </w:r>
+          </w:p>
+        </w:tc>
+        <w:tc>
+          <w:tcPr/>
+          <w:p>
+            <w:pPr>
+              <w:pStyle w:val="Compact"/>
+              <w:jc w:val="left"/>
+            </w:pPr>
+            <w:r>
+              <w:rPr>
+                <w:sz w:val="19"/>
+              </w:rPr>
+              <w:t xml:space="preserve">Filled to the end of Uncover.</w:t>
+            </w:r>
+          </w:p>
+        </w:tc>
+      </w:tr>
+      <w:tr>
+        <w:tc>
+          <w:tcPr/>
+          <w:p>
+            <w:pPr>
+              <w:pStyle w:val="Compact"/>
+              <w:jc w:val="left"/>
+            </w:pPr>
+            <w:r>
+              <w:rPr>
+                <w:bCs/>
+                <w:b/>
+                <w:sz w:val="19"/>
+              </w:rPr>
+              <w:t xml:space="preserve">Seen or tested firsthand</w:t>
+            </w:r>
+          </w:p>
+        </w:tc>
+        <w:tc>
+          <w:tcPr/>
+          <w:p>
+            <w:pPr>
+              <w:pStyle w:val="Compact"/>
+              <w:jc w:val="left"/>
+            </w:pPr>
+            <w:r>
+              <w:rPr>
+                <w:sz w:val="19"/>
+              </w:rPr>
+              <w:t xml:space="preserve">Direct experience, or a sensible experiment.</w:t>
+            </w:r>
+          </w:p>
+        </w:tc>
+      </w:tr>
+      <w:tr>
+        <w:tc>
+          <w:tcPr/>
+          <w:p>
+            <w:pPr>
+              <w:pStyle w:val="Compact"/>
+              <w:jc w:val="left"/>
+            </w:pPr>
+            <w:r>
+              <w:rPr>
+                <w:bCs/>
+                <w:b/>
+                <w:sz w:val="19"/>
+              </w:rPr>
+              <w:t xml:space="preserve">A reliable account</w:t>
+            </w:r>
+          </w:p>
+        </w:tc>
+        <w:tc>
+          <w:tcPr/>
+          <w:p>
+            <w:pPr>
+              <w:pStyle w:val="Compact"/>
+              <w:jc w:val="left"/>
+            </w:pPr>
+            <w:r>
+              <w:rPr>
+                <w:sz w:val="19"/>
+              </w:rPr>
+              <w:t xml:space="preserve">Reliable transmitted experience: a survivor, a grimoire, church archives, Shadow Knight records. A source’s reputation alone doesn’t make it right, but a reliable account can establish a fact without anyone repeating a dangerous test.</w:t>
+            </w:r>
+          </w:p>
+        </w:tc>
+      </w:tr>
+      <w:tr>
+        <w:tc>
+          <w:tcPr/>
+          <w:p>
+            <w:pPr>
+              <w:pStyle w:val="Compact"/>
+              <w:jc w:val="left"/>
+            </w:pPr>
+            <w:r>
+              <w:rPr>
+                <w:bCs/>
+                <w:b/>
+                <w:sz w:val="19"/>
+              </w:rPr>
+              <w:t xml:space="preserve">A creature’s word, backed up</w:t>
+            </w:r>
+          </w:p>
+        </w:tc>
+        <w:tc>
+          <w:tcPr/>
+          <w:p>
+            <w:pPr>
+              <w:pStyle w:val="Compact"/>
+              <w:jc w:val="left"/>
+            </w:pPr>
+            <w:r>
+              <w:rPr>
+                <w:sz w:val="19"/>
+              </w:rPr>
+              <w:t xml:space="preserve">What a supernatural creature says, supported by evidence.</w:t>
+            </w:r>
+          </w:p>
+        </w:tc>
+      </w:tr>
+    </w:tbl>
     <w:p>
       <w:pPr>
         <w:numPr>
@@ -18853,13 +18037,13 @@
           <w:bCs/>
           <w:b/>
         </w:rPr>
-        <w:t xml:space="preserve">The job.</w:t>
-      </w:r>
-      <w:r>
-        <w:t xml:space="preserve"> </w:t>
-      </w:r>
-      <w:r>
-        <w:t xml:space="preserve">What happened, and did we succeed: fully, partly, or not at all?</w:t>
+        <w:t xml:space="preserve">A basis for a proposal.</w:t>
+      </w:r>
+      <w:r>
+        <w:t xml:space="preserve"> </w:t>
+      </w:r>
+      <w:r>
+        <w:t xml:space="preserve">An investigation proposal needs a reasonable basis: folklore the characters have heard, evidence, testimony, their own experience, or a suspicion they can explain. Naming the right answer with nothing behind it doesn’t earn a lore card. The GM asks what supports an approach, and never rejects it just because it matches the hidden truth.</w:t>
       </w:r>
     </w:p>
     <w:p>
@@ -18875,13 +18059,13 @@
           <w:bCs/>
           <w:b/>
         </w:rPr>
-        <w:t xml:space="preserve">Who stood out?</w:t>
-      </w:r>
-      <w:r>
-        <w:t xml:space="preserve"> </w:t>
-      </w:r>
-      <w:r>
-        <w:t xml:space="preserve">A moment worth remembering.</w:t>
+        <w:t xml:space="preserve">Ideas are free.</w:t>
+      </w:r>
+      <w:r>
+        <w:t xml:space="preserve"> </w:t>
+      </w:r>
+      <w:r>
+        <w:t xml:space="preserve">Proposing a theory costs nothing. Investigation rolls, failures and pushes cost what they always do (below).</w:t>
       </w:r>
     </w:p>
     <w:p>
@@ -18897,77 +18081,23 @@
           <w:bCs/>
           <w:b/>
         </w:rPr>
-        <w:t xml:space="preserve">Complications.</w:t>
-      </w:r>
-      <w:r>
-        <w:t xml:space="preserve"> </w:t>
-      </w:r>
-      <w:r>
-        <w:t xml:space="preserve">Which ones came into play, and what did they cost?</w:t>
-      </w:r>
-    </w:p>
-    <w:p>
-      <w:pPr>
-        <w:numPr>
-          <w:ilvl w:val="0"/>
-          <w:numId w:val="1025"/>
-        </w:numPr>
-        <w:pStyle w:val="Compact"/>
-      </w:pPr>
-      <w:r>
-        <w:rPr>
-          <w:bCs/>
-          <w:b/>
-        </w:rPr>
-        <w:t xml:space="preserve">What changed?</w:t>
-      </w:r>
-      <w:r>
-        <w:t xml:space="preserve"> </w:t>
-      </w:r>
-      <w:r>
-        <w:t xml:space="preserve">New allies or enemies, damage, open threads for next time.</w:t>
-      </w:r>
-    </w:p>
-    <w:p>
-      <w:pPr>
-        <w:numPr>
-          <w:ilvl w:val="0"/>
-          <w:numId w:val="1025"/>
-        </w:numPr>
-        <w:pStyle w:val="Compact"/>
-      </w:pPr>
-      <w:r>
-        <w:rPr>
-          <w:bCs/>
-          <w:b/>
-        </w:rPr>
-        <w:t xml:space="preserve">Advancement.</w:t>
-      </w:r>
-      <w:r>
-        <w:t xml:space="preserve"> </w:t>
-      </w:r>
-      <w:r>
-        <w:t xml:space="preserve">After a significant job, each character earns 1 advancement point; at a milestone, 2 more.</w:t>
-      </w:r>
-    </w:p>
-    <w:bookmarkEnd w:id="87"/>
-    <w:bookmarkEnd w:id="88"/>
-    <w:bookmarkStart w:id="95" w:name="monsters-and-magic"/>
-    <w:p>
-      <w:pPr>
-        <w:pStyle w:val="Heading1"/>
-      </w:pPr>
-      <w:r>
-        <w:t xml:space="preserve">Monsters and magic</w:t>
-      </w:r>
-    </w:p>
-    <w:bookmarkStart w:id="89" w:name="the-sight"/>
-    <w:p>
-      <w:pPr>
-        <w:pStyle w:val="Heading2"/>
-      </w:pPr>
-      <w:r>
-        <w:t xml:space="preserve">The Sight</w:t>
+        <w:t xml:space="preserve">Enough clues.</w:t>
+      </w:r>
+      <w:r>
+        <w:t xml:space="preserve"> </w:t>
+      </w:r>
+      <w:r>
+        <w:t xml:space="preserve">The GM provides enough clues, and more than one route to each answer: a job shouldn’t stall on a single missed roll.</w:t>
+      </w:r>
+    </w:p>
+    <w:bookmarkEnd w:id="85"/>
+    <w:bookmarkStart w:id="86" w:name="the-harvest"/>
+    <w:p>
+      <w:pPr>
+        <w:pStyle w:val="Heading3"/>
+      </w:pPr>
+      <w:r>
+        <w:t xml:space="preserve">The Harvest</w:t>
       </w:r>
     </w:p>
     <w:p>
@@ -18975,30 +18105,17 @@
         <w:pStyle w:val="FirstParagraph"/>
       </w:pPr>
       <w:r>
-        <w:t xml:space="preserve">A few people are born</w:t>
-      </w:r>
-      <w:r>
-        <w:t xml:space="preserve"> </w:t>
-      </w:r>
-      <w:r>
-        <w:rPr>
-          <w:bCs/>
-          <w:b/>
-        </w:rPr>
-        <w:t xml:space="preserve">Sighted</w:t>
-      </w:r>
-      <w:r>
-        <w:t xml:space="preserve">. They see ghosts, the true faces of monsters wearing human ones, and magic at work. To everyone else the darkness is a rumor, until it isn’t.</w:t>
-      </w:r>
-    </w:p>
-    <w:bookmarkEnd w:id="89"/>
-    <w:bookmarkStart w:id="90" w:name="monstrous-forms"/>
-    <w:p>
-      <w:pPr>
-        <w:pStyle w:val="Heading2"/>
-      </w:pPr>
-      <w:r>
-        <w:t xml:space="preserve">Monstrous forms</w:t>
+        <w:t xml:space="preserve">A discovery clock always races a threat clock. While you dig, the creature is still hunting. The Harvest clock (4 or 6 segments, one per job) ticks once for each scene spent investigating and once for each failed investigation roll. Each time it fills, the creature claims another victim, and the clock starts again. The dread is the race: learn its weakness before it takes someone you were protecting.</w:t>
+      </w:r>
+    </w:p>
+    <w:bookmarkEnd w:id="86"/>
+    <w:bookmarkStart w:id="87" w:name="what-investigating-costs"/>
+    <w:p>
+      <w:pPr>
+        <w:pStyle w:val="Heading3"/>
+      </w:pPr>
+      <w:r>
+        <w:t xml:space="preserve">What investigating costs</w:t>
       </w:r>
     </w:p>
     <w:p>
@@ -19006,138 +18123,7 @@
         <w:pStyle w:val="FirstParagraph"/>
       </w:pPr>
       <w:r>
-        <w:t xml:space="preserve">Werewolves and vampires have a</w:t>
-      </w:r>
-      <w:r>
-        <w:t xml:space="preserve"> </w:t>
-      </w:r>
-      <w:r>
-        <w:rPr>
-          <w:bCs/>
-          <w:b/>
-        </w:rPr>
-        <w:t xml:space="preserve">monstrous form</w:t>
-      </w:r>
-      <w:r>
-        <w:t xml:space="preserve">: the wolf, or the feral face. Changing is a free action, but fury, terror or pain can force it (a Will roll), and a werewolf has no choice at moonrise under the full moon. While changed, the form’s profile applies, and only then. Your sheet has a</w:t>
-      </w:r>
-      <w:r>
-        <w:t xml:space="preserve"> </w:t>
-      </w:r>
-      <w:r>
-        <w:rPr>
-          <w:bCs/>
-          <w:b/>
-        </w:rPr>
-        <w:t xml:space="preserve">Human form / Monstrous form</w:t>
-      </w:r>
-      <w:r>
-        <w:t xml:space="preserve"> </w:t>
-      </w:r>
-      <w:r>
-        <w:t xml:space="preserve">switch: it shows the numbers of the form you’re in (the human ones beside them), and the dice roller and the GM’s Encounter panel follow it. Horses bolt (−2 to Riding), and a monstrous form seen by townsfolk marks a box of</w:t>
-      </w:r>
-      <w:r>
-        <w:t xml:space="preserve"> </w:t>
-      </w:r>
-      <w:r>
-        <w:rPr>
-          <w:bCs/>
-          <w:b/>
-        </w:rPr>
-        <w:t xml:space="preserve">Whispers</w:t>
-      </w:r>
-      <w:r>
-        <w:t xml:space="preserve">.</w:t>
-      </w:r>
-    </w:p>
-    <w:bookmarkEnd w:id="90"/>
-    <w:bookmarkStart w:id="92" w:name="magic-1"/>
-    <w:p>
-      <w:pPr>
-        <w:pStyle w:val="Heading2"/>
-      </w:pPr>
-      <w:r>
-        <w:t xml:space="preserve">Magic</w:t>
-      </w:r>
-    </w:p>
-    <w:p>
-      <w:pPr>
-        <w:pStyle w:val="FirstParagraph"/>
-      </w:pPr>
-      <w:r>
-        <w:rPr>
-          <w:bCs/>
-          <w:b/>
-        </w:rPr>
-        <w:t xml:space="preserve">Practitioners</w:t>
-      </w:r>
-      <w:r>
-        <w:t xml:space="preserve"> </w:t>
-      </w:r>
-      <w:r>
-        <w:t xml:space="preserve">work</w:t>
-      </w:r>
-      <w:r>
-        <w:t xml:space="preserve"> </w:t>
-      </w:r>
-      <w:r>
-        <w:rPr>
-          <w:bCs/>
-          <w:b/>
-        </w:rPr>
-        <w:t xml:space="preserve">rituals</w:t>
-      </w:r>
-      <w:r>
-        <w:t xml:space="preserve"> </w:t>
-      </w:r>
-      <w:r>
-        <w:t xml:space="preserve">in a tradition (see</w:t>
-      </w:r>
-      <w:r>
-        <w:t xml:space="preserve"> </w:t>
-      </w:r>
-      <w:r>
-        <w:rPr>
-          <w:iCs/>
-          <w:i/>
-        </w:rPr>
-        <w:t xml:space="preserve">Magic</w:t>
-      </w:r>
-      <w:r>
-        <w:t xml:space="preserve">): fill a clock with</w:t>
-      </w:r>
-      <w:r>
-        <w:t xml:space="preserve"> </w:t>
-      </w:r>
-      <w:r>
-        <w:rPr>
-          <w:bCs/>
-          <w:b/>
-        </w:rPr>
-        <w:t xml:space="preserve">Occult</w:t>
-      </w:r>
-      <w:r>
-        <w:t xml:space="preserve"> </w:t>
-      </w:r>
-      <w:r>
-        <w:t xml:space="preserve">rolls at your tradition’s pace, usually ten minutes a roll, an hour for a Hermeticist, a minute for a Braucher’s healing charm. Most western magic is slow, so practitioners prepare: a finished ritual stored as a</w:t>
-      </w:r>
-      <w:r>
-        <w:t xml:space="preserve"> </w:t>
-      </w:r>
-      <w:r>
-        <w:rPr>
-          <w:bCs/>
-          <w:b/>
-        </w:rPr>
-        <w:t xml:space="preserve">charm</w:t>
-      </w:r>
-      <w:r>
-        <w:t xml:space="preserve"> </w:t>
-      </w:r>
-      <w:r>
-        <w:t xml:space="preserve">is how a practitioner keeps up in a gunfight.</w:t>
+        <w:t xml:space="preserve">When an investigation roll fails, or a player pushes, one of the shared tracks ticks up by one, chosen by how the party is digging. A failed roll can still turn up a lead when the story allows it, but the track still ticks.</w:t>
       </w:r>
     </w:p>
     <w:tbl>
@@ -19178,7 +18164,7 @@
                 <w:b/>
                 <w:sz w:val="19"/>
               </w:rPr>
-              <w:t xml:space="preserve">Weight</w:t>
+              <w:t xml:space="preserve">Track</w:t>
             </w:r>
           </w:p>
         </w:tc>
@@ -19196,7 +18182,7 @@
                 <w:b/>
                 <w:sz w:val="19"/>
               </w:rPr>
-              <w:t xml:space="preserve">Segments</w:t>
+              <w:t xml:space="preserve">Ticks for</w:t>
             </w:r>
           </w:p>
         </w:tc>
@@ -19229,136 +18215,743 @@
             </w:pPr>
             <w:r>
               <w:rPr>
-                <w:b/>
-                <w:sz w:val="19"/>
-              </w:rPr>
-              <w:t xml:space="preserve">Minor</w:t>
-            </w:r>
-          </w:p>
-        </w:tc>
-        <w:tc>
-          <w:tcPr/>
-          <w:p>
-            <w:pPr>
-              <w:pStyle w:val="Compact"/>
-              <w:jc w:val="left"/>
-            </w:pPr>
-            <w:r>
-              <w:rPr>
-                <w:sz w:val="19"/>
-              </w:rPr>
-              <w:t xml:space="preserve">2</w:t>
-            </w:r>
-          </w:p>
-        </w:tc>
-        <w:tc>
-          <w:tcPr/>
-          <w:p>
-            <w:pPr>
-              <w:pStyle w:val="Compact"/>
-              <w:jc w:val="left"/>
-            </w:pPr>
-            <w:r>
-              <w:rPr>
-                <w:sz w:val="19"/>
-              </w:rPr>
-              <w:t xml:space="preserve">A charm against a hex, a candle that shows the hidden, a sleep that lasts the night</w:t>
-            </w:r>
-          </w:p>
-        </w:tc>
-      </w:tr>
-      <w:tr>
-        <w:tc>
-          <w:tcPr/>
-          <w:p>
-            <w:pPr>
-              <w:pStyle w:val="Compact"/>
-              <w:jc w:val="left"/>
-            </w:pPr>
-            <w:r>
-              <w:rPr>
-                <w:b/>
-                <w:sz w:val="19"/>
-              </w:rPr>
-              <w:t xml:space="preserve">Significant</w:t>
-            </w:r>
-          </w:p>
-        </w:tc>
-        <w:tc>
-          <w:tcPr/>
-          <w:p>
-            <w:pPr>
-              <w:pStyle w:val="Compact"/>
-              <w:jc w:val="left"/>
-            </w:pPr>
-            <w:r>
-              <w:rPr>
-                <w:sz w:val="19"/>
-              </w:rPr>
-              <w:t xml:space="preserve">4</w:t>
-            </w:r>
-          </w:p>
-        </w:tc>
-        <w:tc>
-          <w:tcPr/>
-          <w:p>
-            <w:pPr>
-              <w:pStyle w:val="Compact"/>
-              <w:jc w:val="left"/>
-            </w:pPr>
-            <w:r>
-              <w:rPr>
-                <w:sz w:val="19"/>
-              </w:rPr>
-              <w:t xml:space="preserve">A curse that withers a crop, a ward on a house, a question asked of the dead</w:t>
-            </w:r>
-          </w:p>
-        </w:tc>
-      </w:tr>
-      <w:tr>
-        <w:tc>
-          <w:tcPr/>
-          <w:p>
-            <w:pPr>
-              <w:pStyle w:val="Compact"/>
-              <w:jc w:val="left"/>
-            </w:pPr>
-            <w:r>
-              <w:rPr>
-                <w:b/>
-                <w:sz w:val="19"/>
-              </w:rPr>
-              <w:t xml:space="preserve">Major</w:t>
-            </w:r>
-          </w:p>
-        </w:tc>
-        <w:tc>
-          <w:tcPr/>
-          <w:p>
-            <w:pPr>
-              <w:pStyle w:val="Compact"/>
-              <w:jc w:val="left"/>
-            </w:pPr>
-            <w:r>
-              <w:rPr>
-                <w:sz w:val="19"/>
-              </w:rPr>
-              <w:t xml:space="preserve">6</w:t>
-            </w:r>
-          </w:p>
-        </w:tc>
-        <w:tc>
-          <w:tcPr/>
-          <w:p>
-            <w:pPr>
-              <w:pStyle w:val="Compact"/>
-              <w:jc w:val="left"/>
-            </w:pPr>
-            <w:r>
-              <w:rPr>
-                <w:sz w:val="19"/>
-              </w:rPr>
-              <w:t xml:space="preserve">Binding a demon, raising the dead, lifting a werewolf’s curse for a month</w:t>
+                <w:bCs/>
+                <w:b/>
+                <w:sz w:val="19"/>
+              </w:rPr>
+              <w:t xml:space="preserve">Heat</w:t>
+            </w:r>
+          </w:p>
+        </w:tc>
+        <w:tc>
+          <w:tcPr/>
+          <w:p>
+            <w:pPr>
+              <w:pStyle w:val="Compact"/>
+              <w:jc w:val="left"/>
+            </w:pPr>
+            <w:r>
+              <w:rPr>
+                <w:sz w:val="19"/>
+              </w:rPr>
+              <w:t xml:space="preserve">provoking the law and authority</w:t>
+            </w:r>
+          </w:p>
+        </w:tc>
+        <w:tc>
+          <w:tcPr/>
+          <w:p>
+            <w:pPr>
+              <w:pStyle w:val="Compact"/>
+              <w:jc w:val="left"/>
+            </w:pPr>
+            <w:r>
+              <w:rPr>
+                <w:sz w:val="19"/>
+              </w:rPr>
+              <w:t xml:space="preserve">searching private property, leaning on officials, aggressive questioning</w:t>
+            </w:r>
+          </w:p>
+        </w:tc>
+      </w:tr>
+      <w:tr>
+        <w:tc>
+          <w:tcPr/>
+          <w:p>
+            <w:pPr>
+              <w:pStyle w:val="Compact"/>
+              <w:jc w:val="left"/>
+            </w:pPr>
+            <w:r>
+              <w:rPr>
+                <w:bCs/>
+                <w:b/>
+                <w:sz w:val="19"/>
+              </w:rPr>
+              <w:t xml:space="preserve">Whispers</w:t>
+            </w:r>
+          </w:p>
+        </w:tc>
+        <w:tc>
+          <w:tcPr/>
+          <w:p>
+            <w:pPr>
+              <w:pStyle w:val="Compact"/>
+              <w:jc w:val="left"/>
+            </w:pPr>
+            <w:r>
+              <w:rPr>
+                <w:sz w:val="19"/>
+              </w:rPr>
+              <w:t xml:space="preserve">spreading word and alarming the town</w:t>
+            </w:r>
+          </w:p>
+        </w:tc>
+        <w:tc>
+          <w:tcPr/>
+          <w:p>
+            <w:pPr>
+              <w:pStyle w:val="Compact"/>
+              <w:jc w:val="left"/>
+            </w:pPr>
+            <w:r>
+              <w:rPr>
+                <w:sz w:val="19"/>
+              </w:rPr>
+              <w:t xml:space="preserve">asking around openly, interviewing many people, visibly poking at the uncanny</w:t>
+            </w:r>
+          </w:p>
+        </w:tc>
+      </w:tr>
+      <w:tr>
+        <w:tc>
+          <w:tcPr/>
+          <w:p>
+            <w:pPr>
+              <w:pStyle w:val="Compact"/>
+              <w:jc w:val="left"/>
+            </w:pPr>
+            <w:r>
+              <w:rPr>
+                <w:bCs/>
+                <w:b/>
+                <w:sz w:val="19"/>
+              </w:rPr>
+              <w:t xml:space="preserve">The Dark</w:t>
+            </w:r>
+          </w:p>
+        </w:tc>
+        <w:tc>
+          <w:tcPr/>
+          <w:p>
+            <w:pPr>
+              <w:pStyle w:val="Compact"/>
+              <w:jc w:val="left"/>
+            </w:pPr>
+            <w:r>
+              <w:rPr>
+                <w:sz w:val="19"/>
+              </w:rPr>
+              <w:t xml:space="preserve">touching the supernatural directly</w:t>
+            </w:r>
+          </w:p>
+        </w:tc>
+        <w:tc>
+          <w:tcPr/>
+          <w:p>
+            <w:pPr>
+              <w:pStyle w:val="Compact"/>
+              <w:jc w:val="left"/>
+            </w:pPr>
+            <w:r>
+              <w:rPr>
+                <w:sz w:val="19"/>
+              </w:rPr>
+              <w:t xml:space="preserve">forbidden texts, cursed evidence, occult research, getting close to the threat</w:t>
+            </w:r>
+          </w:p>
+        </w:tc>
+      </w:tr>
+    </w:tbl>
+    <w:bookmarkEnd w:id="87"/>
+    <w:bookmarkStart w:id="88" w:name="methods"/>
+    <w:p>
+      <w:pPr>
+        <w:pStyle w:val="Heading3"/>
+      </w:pPr>
+      <w:r>
+        <w:t xml:space="preserve">Methods</w:t>
+      </w:r>
+    </w:p>
+    <w:p>
+      <w:pPr>
+        <w:pStyle w:val="FirstParagraph"/>
+      </w:pPr>
+      <w:r>
+        <w:t xml:space="preserve">Which methods suit a character depends on their role, origin and skills. The GM says which methods can advance each phase.</w:t>
+      </w:r>
+    </w:p>
+    <w:tbl>
+      <w:tblPr>
+        <w:tblStyle w:val="Table"/>
+        <w:tblW w:type="pct" w:w="5000"/>
+        <w:tblLook w:firstRow="1" w:lastRow="0" w:firstColumn="0" w:lastColumn="0" w:noHBand="0" w:noVBand="0" w:val="0020"/>
+        <w:jc w:val="start"/>
+        <w:tblBorders>
+          <w:top w:val="single" w:sz="4" w:color="B8C2D3"/>
+          <w:left w:val="single" w:sz="4" w:color="B8C2D3"/>
+          <w:bottom w:val="single" w:sz="4" w:color="B8C2D3"/>
+          <w:right w:val="single" w:sz="4" w:color="B8C2D3"/>
+          <w:insideH w:val="single" w:sz="4" w:color="B8C2D3"/>
+          <w:insideV w:val="single" w:sz="4" w:color="B8C2D3"/>
+        </w:tblBorders>
+      </w:tblPr>
+      <w:tblGrid>
+        <w:gridCol w:w="1584"/>
+        <w:gridCol w:w="1584"/>
+        <w:gridCol w:w="1584"/>
+        <w:gridCol w:w="1584"/>
+        <w:gridCol w:w="1584"/>
+      </w:tblGrid>
+      <w:tr>
+        <w:trPr>
+          <w:tblHeader w:val="true"/>
+        </w:trPr>
+        <w:tc>
+          <w:tcPr>
+            <w:shd w:val="clear" w:fill="E6E8E6"/>
+          </w:tcPr>
+          <w:p>
+            <w:pPr>
+              <w:pStyle w:val="Compact"/>
+              <w:jc w:val="left"/>
+            </w:pPr>
+            <w:r>
+              <w:rPr>
+                <w:b/>
+                <w:sz w:val="19"/>
+              </w:rPr>
+              <w:t xml:space="preserve">Method</w:t>
+            </w:r>
+          </w:p>
+        </w:tc>
+        <w:tc>
+          <w:tcPr>
+            <w:shd w:val="clear" w:fill="E6E8E6"/>
+          </w:tcPr>
+          <w:p>
+            <w:pPr>
+              <w:pStyle w:val="Compact"/>
+              <w:jc w:val="left"/>
+            </w:pPr>
+            <w:r>
+              <w:rPr>
+                <w:b/>
+                <w:sz w:val="19"/>
+              </w:rPr>
+              <w:t xml:space="preserve">Skills</w:t>
+            </w:r>
+          </w:p>
+        </w:tc>
+        <w:tc>
+          <w:tcPr>
+            <w:shd w:val="clear" w:fill="E6E8E6"/>
+          </w:tcPr>
+          <w:p>
+            <w:pPr>
+              <w:pStyle w:val="Compact"/>
+              <w:jc w:val="left"/>
+            </w:pPr>
+            <w:r>
+              <w:rPr>
+                <w:b/>
+                <w:sz w:val="19"/>
+              </w:rPr>
+              <w:t xml:space="preserve">Suits</w:t>
+            </w:r>
+          </w:p>
+        </w:tc>
+        <w:tc>
+          <w:tcPr>
+            <w:shd w:val="clear" w:fill="E6E8E6"/>
+          </w:tcPr>
+          <w:p>
+            <w:pPr>
+              <w:pStyle w:val="Compact"/>
+              <w:jc w:val="left"/>
+            </w:pPr>
+            <w:r>
+              <w:rPr>
+                <w:b/>
+                <w:sz w:val="19"/>
+              </w:rPr>
+              <w:t xml:space="preserve">Phases</w:t>
+            </w:r>
+          </w:p>
+        </w:tc>
+        <w:tc>
+          <w:tcPr>
+            <w:shd w:val="clear" w:fill="E6E8E6"/>
+          </w:tcPr>
+          <w:p>
+            <w:pPr>
+              <w:pStyle w:val="Compact"/>
+              <w:jc w:val="left"/>
+            </w:pPr>
+            <w:r>
+              <w:rPr>
+                <w:b/>
+                <w:sz w:val="19"/>
+              </w:rPr>
+              <w:t xml:space="preserve">For example</w:t>
+            </w:r>
+          </w:p>
+        </w:tc>
+      </w:tr>
+      <w:tr>
+        <w:tc>
+          <w:tcPr/>
+          <w:p>
+            <w:pPr>
+              <w:pStyle w:val="Compact"/>
+              <w:jc w:val="left"/>
+            </w:pPr>
+            <w:r>
+              <w:rPr>
+                <w:b/>
+                <w:sz w:val="19"/>
+              </w:rPr>
+              <w:t xml:space="preserve">Examine the evidence</w:t>
+            </w:r>
+          </w:p>
+        </w:tc>
+        <w:tc>
+          <w:tcPr/>
+          <w:p>
+            <w:pPr>
+              <w:pStyle w:val="Compact"/>
+              <w:jc w:val="left"/>
+            </w:pPr>
+            <w:r>
+              <w:rPr>
+                <w:sz w:val="19"/>
+              </w:rPr>
+              <w:t xml:space="preserve">Investigation, Medicine</w:t>
+            </w:r>
+          </w:p>
+        </w:tc>
+        <w:tc>
+          <w:tcPr/>
+          <w:p>
+            <w:pPr>
+              <w:pStyle w:val="Compact"/>
+              <w:jc w:val="left"/>
+            </w:pPr>
+            <w:r>
+              <w:rPr>
+                <w:sz w:val="19"/>
+              </w:rPr>
+              <w:t xml:space="preserve">The Frontier, The Learned</w:t>
+            </w:r>
+          </w:p>
+        </w:tc>
+        <w:tc>
+          <w:tcPr/>
+          <w:p>
+            <w:pPr>
+              <w:pStyle w:val="Compact"/>
+              <w:jc w:val="left"/>
+            </w:pPr>
+            <w:r>
+              <w:rPr>
+                <w:sz w:val="19"/>
+              </w:rPr>
+              <w:t xml:space="preserve">Confront, Identify</w:t>
+            </w:r>
+          </w:p>
+        </w:tc>
+        <w:tc>
+          <w:tcPr/>
+          <w:p>
+            <w:pPr>
+              <w:pStyle w:val="Compact"/>
+              <w:jc w:val="left"/>
+            </w:pPr>
+            <w:r>
+              <w:rPr>
+                <w:sz w:val="19"/>
+              </w:rPr>
+              <w:t xml:space="preserve">A body, a wound, a scorched doorframe, what the creature left behind.</w:t>
+            </w:r>
+          </w:p>
+        </w:tc>
+      </w:tr>
+      <w:tr>
+        <w:tc>
+          <w:tcPr/>
+          <w:p>
+            <w:pPr>
+              <w:pStyle w:val="Compact"/>
+              <w:jc w:val="left"/>
+            </w:pPr>
+            <w:r>
+              <w:rPr>
+                <w:b/>
+                <w:sz w:val="19"/>
+              </w:rPr>
+              <w:t xml:space="preserve">Track it</w:t>
+            </w:r>
+          </w:p>
+        </w:tc>
+        <w:tc>
+          <w:tcPr/>
+          <w:p>
+            <w:pPr>
+              <w:pStyle w:val="Compact"/>
+              <w:jc w:val="left"/>
+            </w:pPr>
+            <w:r>
+              <w:rPr>
+                <w:sz w:val="19"/>
+              </w:rPr>
+              <w:t xml:space="preserve">Tracking, Survival</w:t>
+            </w:r>
+          </w:p>
+        </w:tc>
+        <w:tc>
+          <w:tcPr/>
+          <w:p>
+            <w:pPr>
+              <w:pStyle w:val="Compact"/>
+              <w:jc w:val="left"/>
+            </w:pPr>
+            <w:r>
+              <w:rPr>
+                <w:sz w:val="19"/>
+              </w:rPr>
+              <w:t xml:space="preserve">The Frontier</w:t>
+            </w:r>
+          </w:p>
+        </w:tc>
+        <w:tc>
+          <w:tcPr/>
+          <w:p>
+            <w:pPr>
+              <w:pStyle w:val="Compact"/>
+              <w:jc w:val="left"/>
+            </w:pPr>
+            <w:r>
+              <w:rPr>
+                <w:sz w:val="19"/>
+              </w:rPr>
+              <w:t xml:space="preserve">Confront, Identify</w:t>
+            </w:r>
+          </w:p>
+        </w:tc>
+        <w:tc>
+          <w:tcPr/>
+          <w:p>
+            <w:pPr>
+              <w:pStyle w:val="Compact"/>
+              <w:jc w:val="left"/>
+            </w:pPr>
+            <w:r>
+              <w:rPr>
+                <w:sz w:val="19"/>
+              </w:rPr>
+              <w:t xml:space="preserve">Prints, broken brush, where the dogs won’t go.</w:t>
+            </w:r>
+          </w:p>
+        </w:tc>
+      </w:tr>
+      <w:tr>
+        <w:tc>
+          <w:tcPr/>
+          <w:p>
+            <w:pPr>
+              <w:pStyle w:val="Compact"/>
+              <w:jc w:val="left"/>
+            </w:pPr>
+            <w:r>
+              <w:rPr>
+                <w:b/>
+                <w:sz w:val="19"/>
+              </w:rPr>
+              <w:t xml:space="preserve">Question witnesses</w:t>
+            </w:r>
+          </w:p>
+        </w:tc>
+        <w:tc>
+          <w:tcPr/>
+          <w:p>
+            <w:pPr>
+              <w:pStyle w:val="Compact"/>
+              <w:jc w:val="left"/>
+            </w:pPr>
+            <w:r>
+              <w:rPr>
+                <w:sz w:val="19"/>
+              </w:rPr>
+              <w:t xml:space="preserve">Read People, Persuasion</w:t>
+            </w:r>
+          </w:p>
+        </w:tc>
+        <w:tc>
+          <w:tcPr/>
+          <w:p>
+            <w:pPr>
+              <w:pStyle w:val="Compact"/>
+              <w:jc w:val="left"/>
+            </w:pPr>
+            <w:r>
+              <w:rPr>
+                <w:sz w:val="19"/>
+              </w:rPr>
+              <w:t xml:space="preserve">The Law</w:t>
+            </w:r>
+          </w:p>
+        </w:tc>
+        <w:tc>
+          <w:tcPr/>
+          <w:p>
+            <w:pPr>
+              <w:pStyle w:val="Compact"/>
+              <w:jc w:val="left"/>
+            </w:pPr>
+            <w:r>
+              <w:rPr>
+                <w:sz w:val="19"/>
+              </w:rPr>
+              <w:t xml:space="preserve">Confront, Identify</w:t>
+            </w:r>
+          </w:p>
+        </w:tc>
+        <w:tc>
+          <w:tcPr/>
+          <w:p>
+            <w:pPr>
+              <w:pStyle w:val="Compact"/>
+              <w:jc w:val="left"/>
+            </w:pPr>
+            <w:r>
+              <w:rPr>
+                <w:sz w:val="19"/>
+              </w:rPr>
+              <w:t xml:space="preserve">Survivors, neighbors, the drunk who saw something.</w:t>
+            </w:r>
+          </w:p>
+        </w:tc>
+      </w:tr>
+      <w:tr>
+        <w:tc>
+          <w:tcPr/>
+          <w:p>
+            <w:pPr>
+              <w:pStyle w:val="Compact"/>
+              <w:jc w:val="left"/>
+            </w:pPr>
+            <w:r>
+              <w:rPr>
+                <w:b/>
+                <w:sz w:val="19"/>
+              </w:rPr>
+              <w:t xml:space="preserve">Consult the records</w:t>
+            </w:r>
+          </w:p>
+        </w:tc>
+        <w:tc>
+          <w:tcPr/>
+          <w:p>
+            <w:pPr>
+              <w:pStyle w:val="Compact"/>
+              <w:jc w:val="left"/>
+            </w:pPr>
+            <w:r>
+              <w:rPr>
+                <w:sz w:val="19"/>
+              </w:rPr>
+              <w:t xml:space="preserve">Law, Investigation</w:t>
+            </w:r>
+          </w:p>
+        </w:tc>
+        <w:tc>
+          <w:tcPr/>
+          <w:p>
+            <w:pPr>
+              <w:pStyle w:val="Compact"/>
+              <w:jc w:val="left"/>
+            </w:pPr>
+            <w:r>
+              <w:rPr>
+                <w:sz w:val="19"/>
+              </w:rPr>
+              <w:t xml:space="preserve">The Law, The Learned</w:t>
+            </w:r>
+          </w:p>
+        </w:tc>
+        <w:tc>
+          <w:tcPr/>
+          <w:p>
+            <w:pPr>
+              <w:pStyle w:val="Compact"/>
+              <w:jc w:val="left"/>
+            </w:pPr>
+            <w:r>
+              <w:rPr>
+                <w:sz w:val="19"/>
+              </w:rPr>
+              <w:t xml:space="preserve">Identify, Uncover</w:t>
+            </w:r>
+          </w:p>
+        </w:tc>
+        <w:tc>
+          <w:tcPr/>
+          <w:p>
+            <w:pPr>
+              <w:pStyle w:val="Compact"/>
+              <w:jc w:val="left"/>
+            </w:pPr>
+            <w:r>
+              <w:rPr>
+                <w:sz w:val="19"/>
+              </w:rPr>
+              <w:t xml:space="preserve">Court files, old newspapers, land deeds, the parish register.</w:t>
+            </w:r>
+          </w:p>
+        </w:tc>
+      </w:tr>
+      <w:tr>
+        <w:tc>
+          <w:tcPr/>
+          <w:p>
+            <w:pPr>
+              <w:pStyle w:val="Compact"/>
+              <w:jc w:val="left"/>
+            </w:pPr>
+            <w:r>
+              <w:rPr>
+                <w:b/>
+                <w:sz w:val="19"/>
+              </w:rPr>
+              <w:t xml:space="preserve">Research the lore</w:t>
+            </w:r>
+          </w:p>
+        </w:tc>
+        <w:tc>
+          <w:tcPr/>
+          <w:p>
+            <w:pPr>
+              <w:pStyle w:val="Compact"/>
+              <w:jc w:val="left"/>
+            </w:pPr>
+            <w:r>
+              <w:rPr>
+                <w:sz w:val="19"/>
+              </w:rPr>
+              <w:t xml:space="preserve">Occult</w:t>
+            </w:r>
+          </w:p>
+        </w:tc>
+        <w:tc>
+          <w:tcPr/>
+          <w:p>
+            <w:pPr>
+              <w:pStyle w:val="Compact"/>
+              <w:jc w:val="left"/>
+            </w:pPr>
+            <w:r>
+              <w:rPr>
+                <w:sz w:val="19"/>
+              </w:rPr>
+              <w:t xml:space="preserve">The Learned</w:t>
+            </w:r>
+          </w:p>
+        </w:tc>
+        <w:tc>
+          <w:tcPr/>
+          <w:p>
+            <w:pPr>
+              <w:pStyle w:val="Compact"/>
+              <w:jc w:val="left"/>
+            </w:pPr>
+            <w:r>
+              <w:rPr>
+                <w:sz w:val="19"/>
+              </w:rPr>
+              <w:t xml:space="preserve">Identify, Uncover</w:t>
+            </w:r>
+          </w:p>
+        </w:tc>
+        <w:tc>
+          <w:tcPr/>
+          <w:p>
+            <w:pPr>
+              <w:pStyle w:val="Compact"/>
+              <w:jc w:val="left"/>
+            </w:pPr>
+            <w:r>
+              <w:rPr>
+                <w:sz w:val="19"/>
+              </w:rPr>
+              <w:t xml:space="preserve">Grimoires, folk tales, a letter from a hunter long dead.</w:t>
+            </w:r>
+          </w:p>
+        </w:tc>
+      </w:tr>
+      <w:tr>
+        <w:tc>
+          <w:tcPr/>
+          <w:p>
+            <w:pPr>
+              <w:pStyle w:val="Compact"/>
+              <w:jc w:val="left"/>
+            </w:pPr>
+            <w:r>
+              <w:rPr>
+                <w:b/>
+                <w:sz w:val="19"/>
+              </w:rPr>
+              <w:t xml:space="preserve">Lean on someone</w:t>
+            </w:r>
+          </w:p>
+        </w:tc>
+        <w:tc>
+          <w:tcPr/>
+          <w:p>
+            <w:pPr>
+              <w:pStyle w:val="Compact"/>
+              <w:jc w:val="left"/>
+            </w:pPr>
+            <w:r>
+              <w:rPr>
+                <w:sz w:val="19"/>
+              </w:rPr>
+              <w:t xml:space="preserve">Persuasion, Leadership, Deception</w:t>
+            </w:r>
+          </w:p>
+        </w:tc>
+        <w:tc>
+          <w:tcPr/>
+          <w:p>
+            <w:pPr>
+              <w:pStyle w:val="Compact"/>
+              <w:jc w:val="left"/>
+            </w:pPr>
+            <w:r>
+              <w:rPr>
+                <w:sz w:val="19"/>
+              </w:rPr>
+              <w:t xml:space="preserve">The Law</w:t>
+            </w:r>
+          </w:p>
+        </w:tc>
+        <w:tc>
+          <w:tcPr/>
+          <w:p>
+            <w:pPr>
+              <w:pStyle w:val="Compact"/>
+              <w:jc w:val="left"/>
+            </w:pPr>
+            <w:r>
+              <w:rPr>
+                <w:sz w:val="19"/>
+              </w:rPr>
+              <w:t xml:space="preserve">Any</w:t>
+            </w:r>
+          </w:p>
+        </w:tc>
+        <w:tc>
+          <w:tcPr/>
+          <w:p>
+            <w:pPr>
+              <w:pStyle w:val="Compact"/>
+              <w:jc w:val="left"/>
+            </w:pPr>
+            <w:r>
+              <w:rPr>
+                <w:sz w:val="19"/>
+              </w:rPr>
+              <w:t xml:space="preserve">The man who knows more than he says. Always ticks Heat on a failure.</w:t>
             </w:r>
           </w:p>
         </w:tc>
@@ -19377,13 +18970,45 @@
           <w:bCs/>
           <w:b/>
         </w:rPr>
-        <w:t xml:space="preserve">Trappings.</w:t>
-      </w:r>
-      <w:r>
-        <w:t xml:space="preserve"> </w:t>
-      </w:r>
-      <w:r>
-        <w:t xml:space="preserve">The right materials (grave dirt, silver, a lock of hair, the hour of midnight) remove one segment.</w:t>
+        <w:t xml:space="preserve">The Learned:</w:t>
+      </w:r>
+      <w:r>
+        <w:t xml:space="preserve"> </w:t>
+      </w:r>
+      <w:r>
+        <w:t xml:space="preserve">natural identifiers: Occult, Medicine and the archives;</w:t>
+      </w:r>
+      <w:r>
+        <w:t xml:space="preserve"> </w:t>
+      </w:r>
+      <w:r>
+        <w:rPr>
+          <w:bCs/>
+          <w:b/>
+        </w:rPr>
+        <w:t xml:space="preserve">The Frontier:</w:t>
+      </w:r>
+      <w:r>
+        <w:t xml:space="preserve"> </w:t>
+      </w:r>
+      <w:r>
+        <w:t xml:space="preserve">physical evidence and tracking;</w:t>
+      </w:r>
+      <w:r>
+        <w:t xml:space="preserve"> </w:t>
+      </w:r>
+      <w:r>
+        <w:rPr>
+          <w:bCs/>
+          <w:b/>
+        </w:rPr>
+        <w:t xml:space="preserve">The Law:</w:t>
+      </w:r>
+      <w:r>
+        <w:t xml:space="preserve"> </w:t>
+      </w:r>
+      <w:r>
+        <w:t xml:space="preserve">witnesses and records.</w:t>
       </w:r>
     </w:p>
     <w:p>
@@ -19395,17 +19020,39 @@
         <w:pStyle w:val="Compact"/>
       </w:pPr>
       <w:r>
-        <w:rPr>
-          <w:bCs/>
-          <w:b/>
-        </w:rPr>
-        <w:t xml:space="preserve">Charms.</w:t>
-      </w:r>
-      <w:r>
-        <w:t xml:space="preserve"> </w:t>
-      </w:r>
-      <w:r>
-        <w:t xml:space="preserve">Carry as many ready charms as your Occult training allows: Trained 2, Specialty 3, Expert 4. A Sorcerer carries only one.</w:t>
+        <w:t xml:space="preserve">A</w:t>
+      </w:r>
+      <w:r>
+        <w:t xml:space="preserve"> </w:t>
+      </w:r>
+      <w:r>
+        <w:rPr>
+          <w:bCs/>
+          <w:b/>
+        </w:rPr>
+        <w:t xml:space="preserve">Sighted</w:t>
+      </w:r>
+      <w:r>
+        <w:t xml:space="preserve"> </w:t>
+      </w:r>
+      <w:r>
+        <w:t xml:space="preserve">character sees what others can’t: looking with Occult can advance Confront or Identify where nothing else would. A</w:t>
+      </w:r>
+      <w:r>
+        <w:t xml:space="preserve"> </w:t>
+      </w:r>
+      <w:r>
+        <w:rPr>
+          <w:bCs/>
+          <w:b/>
+        </w:rPr>
+        <w:t xml:space="preserve">Practitioner</w:t>
+      </w:r>
+      <w:r>
+        <w:t xml:space="preserve"> </w:t>
+      </w:r>
+      <w:r>
+        <w:t xml:space="preserve">can work a ritual of seeing (Witch-sight, a question asked of the dead) as a method.</w:t>
       </w:r>
     </w:p>
     <w:p>
@@ -19421,36 +19068,451 @@
           <w:bCs/>
           <w:b/>
         </w:rPr>
-        <w:t xml:space="preserve">Folk talismans.</w:t>
-      </w:r>
-      <w:r>
-        <w:t xml:space="preserve"> </w:t>
-      </w:r>
-      <w:r>
-        <w:t xml:space="preserve">Anyone, practitioner or not, can carry a charm made in the old folk ways through the</w:t>
-      </w:r>
-      <w:r>
-        <w:t xml:space="preserve"> </w:t>
-      </w:r>
-      <w:r>
-        <w:rPr>
-          <w:bCs/>
-          <w:b/>
-        </w:rPr>
-        <w:t xml:space="preserve">Talisman</w:t>
-      </w:r>
-      <w:r>
-        <w:t xml:space="preserve"> </w:t>
-      </w:r>
-      <w:r>
-        <w:t xml:space="preserve">Edge: a mojo hand from a hoodoo root doctor, a gris-gris from a Voodoo mambo in New Orleans, a Himmelsbrief (heaven’s letter) from a Pennsylvania German Braucher, a blessed buckeye from an Appalachian granny woman. It holds a Minor ritual and doesn’t count against a charm limit. Once broken, it’s renewed only between jobs, and only by going back to the one who made it or another of the same tradition: a mojo hand from a root doctor, a Himmelsbrief from a Braucher. A job that keeps you far from them leaves it spent.</w:t>
-      </w:r>
-    </w:p>
+        <w:t xml:space="preserve">A hunter’s almanac at creation.</w:t>
+      </w:r>
+      <w:r>
+        <w:t xml:space="preserve"> </w:t>
+      </w:r>
+      <w:r>
+        <w:t xml:space="preserve">A character who already knows the dark (a Monster Hunter, most often) can take the</w:t>
+      </w:r>
+      <w:r>
+        <w:t xml:space="preserve"> </w:t>
+      </w:r>
+      <w:r>
+        <w:rPr>
+          <w:bCs/>
+          <w:b/>
+        </w:rPr>
+        <w:t xml:space="preserve">Hunter’s Almanac</w:t>
+      </w:r>
+      <w:r>
+        <w:t xml:space="preserve"> </w:t>
+      </w:r>
+      <w:r>
+        <w:t xml:space="preserve">advantage: three lore cards, for creatures they’ve faced or studied, chosen at creation. Pick them from the creatures in the GM’s Guide; each says what you know and what it permits.</w:t>
+      </w:r>
+    </w:p>
+    <w:bookmarkEnd w:id="88"/>
+    <w:bookmarkEnd w:id="89"/>
+    <w:bookmarkEnd w:id="90"/>
+    <w:bookmarkStart w:id="96" w:name="monsters-and-magic"/>
+    <w:p>
+      <w:pPr>
+        <w:pStyle w:val="Heading1"/>
+      </w:pPr>
+      <w:r>
+        <w:t xml:space="preserve">Monsters and magic</w:t>
+      </w:r>
+    </w:p>
+    <w:bookmarkStart w:id="91" w:name="the-sight"/>
+    <w:p>
+      <w:pPr>
+        <w:pStyle w:val="Heading2"/>
+      </w:pPr>
+      <w:r>
+        <w:t xml:space="preserve">The Sight</w:t>
+      </w:r>
+    </w:p>
+    <w:p>
+      <w:pPr>
+        <w:pStyle w:val="FirstParagraph"/>
+      </w:pPr>
+      <w:r>
+        <w:t xml:space="preserve">A few people are born</w:t>
+      </w:r>
+      <w:r>
+        <w:t xml:space="preserve"> </w:t>
+      </w:r>
+      <w:r>
+        <w:rPr>
+          <w:bCs/>
+          <w:b/>
+        </w:rPr>
+        <w:t xml:space="preserve">Sighted</w:t>
+      </w:r>
+      <w:r>
+        <w:t xml:space="preserve">. They see ghosts, the true faces of monsters wearing human ones, and magic at work. To everyone else the darkness is a rumor, until it isn’t.</w:t>
+      </w:r>
+    </w:p>
+    <w:bookmarkEnd w:id="91"/>
+    <w:bookmarkStart w:id="92" w:name="monstrous-forms"/>
+    <w:p>
+      <w:pPr>
+        <w:pStyle w:val="Heading2"/>
+      </w:pPr>
+      <w:r>
+        <w:t xml:space="preserve">Monstrous forms</w:t>
+      </w:r>
+    </w:p>
+    <w:p>
+      <w:pPr>
+        <w:pStyle w:val="FirstParagraph"/>
+      </w:pPr>
+      <w:r>
+        <w:t xml:space="preserve">Werewolves and vampires have a</w:t>
+      </w:r>
+      <w:r>
+        <w:t xml:space="preserve"> </w:t>
+      </w:r>
+      <w:r>
+        <w:rPr>
+          <w:bCs/>
+          <w:b/>
+        </w:rPr>
+        <w:t xml:space="preserve">monstrous form</w:t>
+      </w:r>
+      <w:r>
+        <w:t xml:space="preserve">: the wolf, or the feral face. Changing is a free action, but fury, terror or pain can force it (a Will roll), and a werewolf has no choice at moonrise under the full moon. While changed, the form’s profile applies, and only then. Your sheet has a</w:t>
+      </w:r>
+      <w:r>
+        <w:t xml:space="preserve"> </w:t>
+      </w:r>
+      <w:r>
+        <w:rPr>
+          <w:bCs/>
+          <w:b/>
+        </w:rPr>
+        <w:t xml:space="preserve">Human form / Monstrous form</w:t>
+      </w:r>
+      <w:r>
+        <w:t xml:space="preserve"> </w:t>
+      </w:r>
+      <w:r>
+        <w:t xml:space="preserve">switch: it shows the numbers of the form you’re in (the human ones beside them), and the dice roller and the GM’s Encounter panel follow it. Horses bolt (−2 to Riding), and a monstrous form seen by townsfolk marks a box of</w:t>
+      </w:r>
+      <w:r>
+        <w:t xml:space="preserve"> </w:t>
+      </w:r>
+      <w:r>
+        <w:rPr>
+          <w:bCs/>
+          <w:b/>
+        </w:rPr>
+        <w:t xml:space="preserve">Whispers</w:t>
+      </w:r>
+      <w:r>
+        <w:t xml:space="preserve">.</w:t>
+      </w:r>
+    </w:p>
+    <w:bookmarkEnd w:id="92"/>
+    <w:bookmarkStart w:id="94" w:name="magic-1"/>
+    <w:p>
+      <w:pPr>
+        <w:pStyle w:val="Heading2"/>
+      </w:pPr>
+      <w:r>
+        <w:t xml:space="preserve">Magic</w:t>
+      </w:r>
+    </w:p>
+    <w:p>
+      <w:pPr>
+        <w:pStyle w:val="FirstParagraph"/>
+      </w:pPr>
+      <w:r>
+        <w:rPr>
+          <w:bCs/>
+          <w:b/>
+        </w:rPr>
+        <w:t xml:space="preserve">Practitioners</w:t>
+      </w:r>
+      <w:r>
+        <w:t xml:space="preserve"> </w:t>
+      </w:r>
+      <w:r>
+        <w:t xml:space="preserve">work</w:t>
+      </w:r>
+      <w:r>
+        <w:t xml:space="preserve"> </w:t>
+      </w:r>
+      <w:r>
+        <w:rPr>
+          <w:bCs/>
+          <w:b/>
+        </w:rPr>
+        <w:t xml:space="preserve">rituals</w:t>
+      </w:r>
+      <w:r>
+        <w:t xml:space="preserve"> </w:t>
+      </w:r>
+      <w:r>
+        <w:t xml:space="preserve">in a tradition (see</w:t>
+      </w:r>
+      <w:r>
+        <w:t xml:space="preserve"> </w:t>
+      </w:r>
+      <w:r>
+        <w:rPr>
+          <w:iCs/>
+          <w:i/>
+        </w:rPr>
+        <w:t xml:space="preserve">Magic</w:t>
+      </w:r>
+      <w:r>
+        <w:t xml:space="preserve">): fill a clock with</w:t>
+      </w:r>
+      <w:r>
+        <w:t xml:space="preserve"> </w:t>
+      </w:r>
+      <w:r>
+        <w:rPr>
+          <w:bCs/>
+          <w:b/>
+        </w:rPr>
+        <w:t xml:space="preserve">Occult</w:t>
+      </w:r>
+      <w:r>
+        <w:t xml:space="preserve"> </w:t>
+      </w:r>
+      <w:r>
+        <w:t xml:space="preserve">rolls at your tradition’s pace, usually ten minutes a roll, an hour for a Hermeticist, a minute for a Braucher’s healing charm. Most western magic is slow, so practitioners prepare: a finished ritual stored as a</w:t>
+      </w:r>
+      <w:r>
+        <w:t xml:space="preserve"> </w:t>
+      </w:r>
+      <w:r>
+        <w:rPr>
+          <w:bCs/>
+          <w:b/>
+        </w:rPr>
+        <w:t xml:space="preserve">charm</w:t>
+      </w:r>
+      <w:r>
+        <w:t xml:space="preserve"> </w:t>
+      </w:r>
+      <w:r>
+        <w:t xml:space="preserve">is how a practitioner keeps up in a gunfight.</w:t>
+      </w:r>
+    </w:p>
+    <w:tbl>
+      <w:tblPr>
+        <w:tblStyle w:val="Table"/>
+        <w:tblW w:type="pct" w:w="5000"/>
+        <w:tblLook w:firstRow="1" w:lastRow="0" w:firstColumn="0" w:lastColumn="0" w:noHBand="0" w:noVBand="0" w:val="0020"/>
+        <w:jc w:val="start"/>
+        <w:tblBorders>
+          <w:top w:val="single" w:sz="4" w:color="B8C2D3"/>
+          <w:left w:val="single" w:sz="4" w:color="B8C2D3"/>
+          <w:bottom w:val="single" w:sz="4" w:color="B8C2D3"/>
+          <w:right w:val="single" w:sz="4" w:color="B8C2D3"/>
+          <w:insideH w:val="single" w:sz="4" w:color="B8C2D3"/>
+          <w:insideV w:val="single" w:sz="4" w:color="B8C2D3"/>
+        </w:tblBorders>
+      </w:tblPr>
+      <w:tblGrid>
+        <w:gridCol w:w="2640"/>
+        <w:gridCol w:w="2640"/>
+        <w:gridCol w:w="2640"/>
+      </w:tblGrid>
+      <w:tr>
+        <w:trPr>
+          <w:tblHeader w:val="true"/>
+        </w:trPr>
+        <w:tc>
+          <w:tcPr>
+            <w:shd w:val="clear" w:fill="E6E8E6"/>
+          </w:tcPr>
+          <w:p>
+            <w:pPr>
+              <w:pStyle w:val="Compact"/>
+              <w:jc w:val="left"/>
+            </w:pPr>
+            <w:r>
+              <w:rPr>
+                <w:b/>
+                <w:sz w:val="19"/>
+              </w:rPr>
+              <w:t xml:space="preserve">Weight</w:t>
+            </w:r>
+          </w:p>
+        </w:tc>
+        <w:tc>
+          <w:tcPr>
+            <w:shd w:val="clear" w:fill="E6E8E6"/>
+          </w:tcPr>
+          <w:p>
+            <w:pPr>
+              <w:pStyle w:val="Compact"/>
+              <w:jc w:val="left"/>
+            </w:pPr>
+            <w:r>
+              <w:rPr>
+                <w:b/>
+                <w:sz w:val="19"/>
+              </w:rPr>
+              <w:t xml:space="preserve">Segments</w:t>
+            </w:r>
+          </w:p>
+        </w:tc>
+        <w:tc>
+          <w:tcPr>
+            <w:shd w:val="clear" w:fill="E6E8E6"/>
+          </w:tcPr>
+          <w:p>
+            <w:pPr>
+              <w:pStyle w:val="Compact"/>
+              <w:jc w:val="left"/>
+            </w:pPr>
+            <w:r>
+              <w:rPr>
+                <w:b/>
+                <w:sz w:val="19"/>
+              </w:rPr>
+              <w:t xml:space="preserve">For example</w:t>
+            </w:r>
+          </w:p>
+        </w:tc>
+      </w:tr>
+      <w:tr>
+        <w:tc>
+          <w:tcPr/>
+          <w:p>
+            <w:pPr>
+              <w:pStyle w:val="Compact"/>
+              <w:jc w:val="left"/>
+            </w:pPr>
+            <w:r>
+              <w:rPr>
+                <w:b/>
+                <w:sz w:val="19"/>
+              </w:rPr>
+              <w:t xml:space="preserve">Minor</w:t>
+            </w:r>
+          </w:p>
+        </w:tc>
+        <w:tc>
+          <w:tcPr/>
+          <w:p>
+            <w:pPr>
+              <w:pStyle w:val="Compact"/>
+              <w:jc w:val="left"/>
+            </w:pPr>
+            <w:r>
+              <w:rPr>
+                <w:sz w:val="19"/>
+              </w:rPr>
+              <w:t xml:space="preserve">2</w:t>
+            </w:r>
+          </w:p>
+        </w:tc>
+        <w:tc>
+          <w:tcPr/>
+          <w:p>
+            <w:pPr>
+              <w:pStyle w:val="Compact"/>
+              <w:jc w:val="left"/>
+            </w:pPr>
+            <w:r>
+              <w:rPr>
+                <w:sz w:val="19"/>
+              </w:rPr>
+              <w:t xml:space="preserve">A charm against a hex, a candle that shows the hidden, a sleep that lasts the night</w:t>
+            </w:r>
+          </w:p>
+        </w:tc>
+      </w:tr>
+      <w:tr>
+        <w:tc>
+          <w:tcPr/>
+          <w:p>
+            <w:pPr>
+              <w:pStyle w:val="Compact"/>
+              <w:jc w:val="left"/>
+            </w:pPr>
+            <w:r>
+              <w:rPr>
+                <w:b/>
+                <w:sz w:val="19"/>
+              </w:rPr>
+              <w:t xml:space="preserve">Significant</w:t>
+            </w:r>
+          </w:p>
+        </w:tc>
+        <w:tc>
+          <w:tcPr/>
+          <w:p>
+            <w:pPr>
+              <w:pStyle w:val="Compact"/>
+              <w:jc w:val="left"/>
+            </w:pPr>
+            <w:r>
+              <w:rPr>
+                <w:sz w:val="19"/>
+              </w:rPr>
+              <w:t xml:space="preserve">4</w:t>
+            </w:r>
+          </w:p>
+        </w:tc>
+        <w:tc>
+          <w:tcPr/>
+          <w:p>
+            <w:pPr>
+              <w:pStyle w:val="Compact"/>
+              <w:jc w:val="left"/>
+            </w:pPr>
+            <w:r>
+              <w:rPr>
+                <w:sz w:val="19"/>
+              </w:rPr>
+              <w:t xml:space="preserve">A curse that withers a crop, a ward on a house, a question asked of the dead</w:t>
+            </w:r>
+          </w:p>
+        </w:tc>
+      </w:tr>
+      <w:tr>
+        <w:tc>
+          <w:tcPr/>
+          <w:p>
+            <w:pPr>
+              <w:pStyle w:val="Compact"/>
+              <w:jc w:val="left"/>
+            </w:pPr>
+            <w:r>
+              <w:rPr>
+                <w:b/>
+                <w:sz w:val="19"/>
+              </w:rPr>
+              <w:t xml:space="preserve">Major</w:t>
+            </w:r>
+          </w:p>
+        </w:tc>
+        <w:tc>
+          <w:tcPr/>
+          <w:p>
+            <w:pPr>
+              <w:pStyle w:val="Compact"/>
+              <w:jc w:val="left"/>
+            </w:pPr>
+            <w:r>
+              <w:rPr>
+                <w:sz w:val="19"/>
+              </w:rPr>
+              <w:t xml:space="preserve">6</w:t>
+            </w:r>
+          </w:p>
+        </w:tc>
+        <w:tc>
+          <w:tcPr/>
+          <w:p>
+            <w:pPr>
+              <w:pStyle w:val="Compact"/>
+              <w:jc w:val="left"/>
+            </w:pPr>
+            <w:r>
+              <w:rPr>
+                <w:sz w:val="19"/>
+              </w:rPr>
+              <w:t xml:space="preserve">Binding a demon, raising the dead, lifting a werewolf’s curse for a month</w:t>
+            </w:r>
+          </w:p>
+        </w:tc>
+      </w:tr>
+    </w:tbl>
     <w:p>
       <w:pPr>
         <w:numPr>
           <w:ilvl w:val="0"/>
-          <w:numId w:val="1026"/>
+          <w:numId w:val="1027"/>
         </w:numPr>
         <w:pStyle w:val="Compact"/>
       </w:pPr>
@@ -19459,6 +19521,88 @@
           <w:bCs/>
           <w:b/>
         </w:rPr>
+        <w:t xml:space="preserve">Trappings.</w:t>
+      </w:r>
+      <w:r>
+        <w:t xml:space="preserve"> </w:t>
+      </w:r>
+      <w:r>
+        <w:t xml:space="preserve">The right materials (grave dirt, silver, a lock of hair, the hour of midnight) remove one segment.</w:t>
+      </w:r>
+    </w:p>
+    <w:p>
+      <w:pPr>
+        <w:numPr>
+          <w:ilvl w:val="0"/>
+          <w:numId w:val="1027"/>
+        </w:numPr>
+        <w:pStyle w:val="Compact"/>
+      </w:pPr>
+      <w:r>
+        <w:rPr>
+          <w:bCs/>
+          <w:b/>
+        </w:rPr>
+        <w:t xml:space="preserve">Charms.</w:t>
+      </w:r>
+      <w:r>
+        <w:t xml:space="preserve"> </w:t>
+      </w:r>
+      <w:r>
+        <w:t xml:space="preserve">Carry as many ready charms as your Occult training allows: Trained 2, Specialty 3, Expert 4. A Sorcerer carries only one.</w:t>
+      </w:r>
+    </w:p>
+    <w:p>
+      <w:pPr>
+        <w:numPr>
+          <w:ilvl w:val="0"/>
+          <w:numId w:val="1027"/>
+        </w:numPr>
+        <w:pStyle w:val="Compact"/>
+      </w:pPr>
+      <w:r>
+        <w:rPr>
+          <w:bCs/>
+          <w:b/>
+        </w:rPr>
+        <w:t xml:space="preserve">Folk talismans.</w:t>
+      </w:r>
+      <w:r>
+        <w:t xml:space="preserve"> </w:t>
+      </w:r>
+      <w:r>
+        <w:t xml:space="preserve">Anyone, practitioner or not, can carry a charm made in the old folk ways through the</w:t>
+      </w:r>
+      <w:r>
+        <w:t xml:space="preserve"> </w:t>
+      </w:r>
+      <w:r>
+        <w:rPr>
+          <w:bCs/>
+          <w:b/>
+        </w:rPr>
+        <w:t xml:space="preserve">Talisman</w:t>
+      </w:r>
+      <w:r>
+        <w:t xml:space="preserve"> </w:t>
+      </w:r>
+      <w:r>
+        <w:t xml:space="preserve">Edge: a mojo hand from a hoodoo root doctor, a gris-gris from a Voodoo mambo in New Orleans, a Himmelsbrief (heaven’s letter) from a Pennsylvania German Braucher, a blessed buckeye from an Appalachian granny woman. It holds a Minor ritual and doesn’t count against a charm limit. Once broken, it’s renewed only between jobs, and only by going back to the one who made it or another of the same tradition: a mojo hand from a root doctor, a Himmelsbrief from a Braucher. A job that keeps you far from them leaves it spent.</w:t>
+      </w:r>
+    </w:p>
+    <w:p>
+      <w:pPr>
+        <w:numPr>
+          <w:ilvl w:val="0"/>
+          <w:numId w:val="1027"/>
+        </w:numPr>
+        <w:pStyle w:val="Compact"/>
+      </w:pPr>
+      <w:r>
+        <w:rPr>
+          <w:bCs/>
+          <w:b/>
+        </w:rPr>
         <w:t xml:space="preserve">Attention.</w:t>
       </w:r>
       <w:r>
@@ -19573,7 +19717,7 @@
         <w:t xml:space="preserve">who will curse for money.</w:t>
       </w:r>
     </w:p>
-    <w:bookmarkStart w:id="91" w:name="hexes-1"/>
+    <w:bookmarkStart w:id="93" w:name="hexes-1"/>
     <w:p>
       <w:pPr>
         <w:pStyle w:val="Heading3"/>
@@ -20058,15 +20202,15 @@
         </w:tc>
       </w:tr>
     </w:tbl>
-    <w:bookmarkEnd w:id="91"/>
-    <w:bookmarkEnd w:id="92"/>
-    <w:bookmarkStart w:id="93" w:name="folklore-truth-and-lore-cards"/>
+    <w:bookmarkEnd w:id="93"/>
+    <w:bookmarkEnd w:id="94"/>
+    <w:bookmarkStart w:id="95" w:name="weaknesses"/>
     <w:p>
       <w:pPr>
         <w:pStyle w:val="Heading2"/>
       </w:pPr>
       <w:r>
-        <w:t xml:space="preserve">Folklore, truth and lore cards</w:t>
+        <w:t xml:space="preserve">Weaknesses</w:t>
       </w:r>
     </w:p>
     <w:p>
@@ -20074,73 +20218,7 @@
         <w:pStyle w:val="FirstParagraph"/>
       </w:pPr>
       <w:r>
-        <w:t xml:space="preserve">What people say about the dark, what is actually true, and what your character knows are three different things.</w:t>
-      </w:r>
-    </w:p>
-    <w:p>
-      <w:pPr>
-        <w:numPr>
-          <w:ilvl w:val="0"/>
-          <w:numId w:val="1027"/>
-        </w:numPr>
-        <w:pStyle w:val="Compact"/>
-      </w:pPr>
-      <w:r>
-        <w:rPr>
-          <w:bCs/>
-          <w:b/>
-        </w:rPr>
-        <w:t xml:space="preserve">Local folklore.</w:t>
-      </w:r>
-      <w:r>
-        <w:t xml:space="preserve"> </w:t>
-      </w:r>
-      <w:r>
-        <w:t xml:space="preserve">The stories, warnings and superstitions everyone has heard: hang garlic at the window, never answer a voice calling from the trees, salt the threshold. Some of it is right, some is half right, and some is wrong. It’s where an investigation starts.</w:t>
-      </w:r>
-    </w:p>
-    <w:p>
-      <w:pPr>
-        <w:numPr>
-          <w:ilvl w:val="0"/>
-          <w:numId w:val="1027"/>
-        </w:numPr>
-        <w:pStyle w:val="Compact"/>
-      </w:pPr>
-      <w:r>
-        <w:rPr>
-          <w:bCs/>
-          <w:b/>
-        </w:rPr>
-        <w:t xml:space="preserve">The truth.</w:t>
-      </w:r>
-      <w:r>
-        <w:t xml:space="preserve"> </w:t>
-      </w:r>
-      <w:r>
-        <w:t xml:space="preserve">What a creature really is and what really stops it. The GM knows it; you find it out.</w:t>
-      </w:r>
-    </w:p>
-    <w:p>
-      <w:pPr>
-        <w:numPr>
-          <w:ilvl w:val="0"/>
-          <w:numId w:val="1027"/>
-        </w:numPr>
-        <w:pStyle w:val="Compact"/>
-      </w:pPr>
-      <w:r>
-        <w:rPr>
-          <w:bCs/>
-          <w:b/>
-        </w:rPr>
-        <w:t xml:space="preserve">Lore cards.</w:t>
-      </w:r>
-      <w:r>
-        <w:t xml:space="preserve"> </w:t>
-      </w:r>
-      <w:r>
-        <w:t xml:space="preserve">What your character has established for themselves: one finding at a time, with its limits and how you know it. A card holds only what you found out, never a creature’s whole story (see</w:t>
+        <w:t xml:space="preserve">Every monster has a weakness, and finding it is often the whole job: a discovery clock, a survivor’s account, or a test that works (see</w:t>
       </w:r>
       <w:r>
         <w:t xml:space="preserve"> </w:t>
@@ -20153,33 +20231,7 @@
         <w:t xml:space="preserve">Discovery clocks and lore cards</w:t>
       </w:r>
       <w:r>
-        <w:t xml:space="preserve">).</w:t>
-      </w:r>
-    </w:p>
-    <w:p>
-      <w:pPr>
-        <w:pStyle w:val="FirstParagraph"/>
-      </w:pPr>
-      <w:r>
-        <w:t xml:space="preserve">A real weakness works whether or not anyone holds a card for it. Act on what you suspect: load silver, salt the doorway, try fire. The GM will ask what your idea rests on, and a good reason is all it needs.</w:t>
-      </w:r>
-    </w:p>
-    <w:bookmarkEnd w:id="93"/>
-    <w:bookmarkStart w:id="94" w:name="weaknesses"/>
-    <w:p>
-      <w:pPr>
-        <w:pStyle w:val="Heading2"/>
-      </w:pPr>
-      <w:r>
-        <w:t xml:space="preserve">Weaknesses</w:t>
-      </w:r>
-    </w:p>
-    <w:p>
-      <w:pPr>
-        <w:pStyle w:val="FirstParagraph"/>
-      </w:pPr>
-      <w:r>
-        <w:t xml:space="preserve">Every monster has a weakness, and finding it is often the whole job: a discovery clock, a survivor’s account, or a test that works (see</w:t>
+        <w:t xml:space="preserve">). The Monster Hunter advantage and the Sighted’s Monster’s Eye help with the Identify rolls. A real weakness works whoever uses it, card or no card; called shots follow the ordinary combat rules, and an unfamiliar ritual still needs its procedure. What each monster really is and what stops it are in the</w:t>
       </w:r>
       <w:r>
         <w:t xml:space="preserve"> </w:t>
@@ -20189,19 +20241,6 @@
           <w:iCs/>
           <w:i/>
         </w:rPr>
-        <w:t xml:space="preserve">Discovery clocks and lore cards</w:t>
-      </w:r>
-      <w:r>
-        <w:t xml:space="preserve">). The Monster Hunter advantage and the Sighted’s Monster’s Eye help with the Identify rolls. A real weakness works whoever uses it, card or no card; called shots follow the ordinary combat rules, and an unfamiliar ritual still needs its procedure. What each monster really is and what stops it are in the</w:t>
-      </w:r>
-      <w:r>
-        <w:t xml:space="preserve"> </w:t>
-      </w:r>
-      <w:r>
-        <w:rPr>
-          <w:iCs/>
-          <w:i/>
-        </w:rPr>
         <w:t xml:space="preserve">Monsters</w:t>
       </w:r>
       <w:r>
@@ -20211,9 +20250,9 @@
         <w:t xml:space="preserve">chapter of the GM’s Guide.</w:t>
       </w:r>
     </w:p>
-    <w:bookmarkEnd w:id="94"/>
     <w:bookmarkEnd w:id="95"/>
-    <w:bookmarkStart w:id="102" w:name="ready-made-characters"/>
+    <w:bookmarkEnd w:id="96"/>
+    <w:bookmarkStart w:id="103" w:name="ready-made-characters"/>
     <w:p>
       <w:pPr>
         <w:pStyle w:val="Heading1"/>
@@ -20230,7 +20269,7 @@
         <w:t xml:space="preserve">Characters ready to play, for one-shots, new players, or a group in a hurry. Each follows the creation rules exactly, and their connections tie them together. In the creator, choose one from the ready-made list to open it and make it your own.</w:t>
       </w:r>
     </w:p>
-    <w:bookmarkStart w:id="96" w:name="ruth-calloway"/>
+    <w:bookmarkStart w:id="97" w:name="ruth-calloway"/>
     <w:p>
       <w:pPr>
         <w:pStyle w:val="Heading2"/>
@@ -20415,8 +20454,8 @@
         <w:t xml:space="preserve">Isaiah Booker brought in the man who killed her father, alive, when he could have collected either way.</w:t>
       </w:r>
     </w:p>
-    <w:bookmarkEnd w:id="96"/>
-    <w:bookmarkStart w:id="97" w:name="dr.-elias-webb"/>
+    <w:bookmarkEnd w:id="97"/>
+    <w:bookmarkStart w:id="98" w:name="dr.-elias-webb"/>
     <w:p>
       <w:pPr>
         <w:pStyle w:val="Heading2"/>
@@ -20601,8 +20640,8 @@
         <w:t xml:space="preserve">Reverend Stone is the only one who knows why he left Philadelphia.</w:t>
       </w:r>
     </w:p>
-    <w:bookmarkEnd w:id="97"/>
-    <w:bookmarkStart w:id="98" w:name="tom-feeney"/>
+    <w:bookmarkEnd w:id="98"/>
+    <w:bookmarkStart w:id="99" w:name="tom-feeney"/>
     <w:p>
       <w:pPr>
         <w:pStyle w:val="Heading2"/>
@@ -20803,8 +20842,8 @@
         <w:t xml:space="preserve">Plays cards with Lucinda Marsh every Saturday, and loses.</w:t>
       </w:r>
     </w:p>
-    <w:bookmarkEnd w:id="98"/>
-    <w:bookmarkStart w:id="99" w:name="lucinda-marsh"/>
+    <w:bookmarkEnd w:id="99"/>
+    <w:bookmarkStart w:id="100" w:name="lucinda-marsh"/>
     <w:p>
       <w:pPr>
         <w:pStyle w:val="Heading2"/>
@@ -20989,8 +21028,8 @@
         <w:t xml:space="preserve">Owes Ruth Calloway a favor for a warrant that went missing.</w:t>
       </w:r>
     </w:p>
-    <w:bookmarkEnd w:id="99"/>
-    <w:bookmarkStart w:id="100" w:name="isaiah-booker"/>
+    <w:bookmarkEnd w:id="100"/>
+    <w:bookmarkStart w:id="101" w:name="isaiah-booker"/>
     <w:p>
       <w:pPr>
         <w:pStyle w:val="Heading2"/>
@@ -21175,8 +21214,8 @@
         <w:t xml:space="preserve">Taught Tom Feeney to shoot straight, and still reminds him of it.</w:t>
       </w:r>
     </w:p>
-    <w:bookmarkEnd w:id="100"/>
-    <w:bookmarkStart w:id="101" w:name="rev.-abigail-stone"/>
+    <w:bookmarkEnd w:id="101"/>
+    <w:bookmarkStart w:id="102" w:name="rev.-abigail-stone"/>
     <w:p>
       <w:pPr>
         <w:pStyle w:val="Heading2"/>
@@ -21361,9 +21400,9 @@
         <w:t xml:space="preserve">Keeps Dr. Webb’s secret, and his whiskey hidden.</w:t>
       </w:r>
     </w:p>
-    <w:bookmarkEnd w:id="101"/>
     <w:bookmarkEnd w:id="102"/>
-    <w:bookmarkStart w:id="103" w:name="advantages"/>
+    <w:bookmarkEnd w:id="103"/>
+    <w:bookmarkStart w:id="104" w:name="advantages"/>
     <w:p>
       <w:pPr>
         <w:pStyle w:val="Heading1"/>
@@ -22218,8 +22257,8 @@
         <w:t xml:space="preserve">A badge is legal authority, not a magic word: outlaws and the powerful don’t always care about it, and it carries a duty. Your superiors can give you orders, and abusing the badge or failing in your duty can cost you it. Law roles (Marshal, Deputy) usually take one, as their advantage or as a second advantage Edge. A Pinkerton detective takes Pinkerton Credentials instead: the agency’s reach and files, but no badge.</w:t>
       </w:r>
     </w:p>
-    <w:bookmarkEnd w:id="103"/>
-    <w:bookmarkStart w:id="119" w:name="origins"/>
+    <w:bookmarkEnd w:id="104"/>
+    <w:bookmarkStart w:id="120" w:name="origins"/>
     <w:p>
       <w:pPr>
         <w:pStyle w:val="Heading1"/>
@@ -23209,7 +23248,7 @@
         </w:tc>
       </w:tr>
     </w:tbl>
-    <w:bookmarkStart w:id="104" w:name="shared-rules"/>
+    <w:bookmarkStart w:id="105" w:name="shared-rules"/>
     <w:p>
       <w:pPr>
         <w:pStyle w:val="Heading2"/>
@@ -23411,8 +23450,8 @@
         </w:tc>
       </w:tr>
     </w:tbl>
-    <w:bookmarkEnd w:id="104"/>
-    <w:bookmarkStart w:id="105" w:name="city-bred"/>
+    <w:bookmarkEnd w:id="105"/>
+    <w:bookmarkStart w:id="106" w:name="city-bred"/>
     <w:p>
       <w:pPr>
         <w:pStyle w:val="Heading2"/>
@@ -23663,8 +23702,8 @@
         </w:tc>
       </w:tr>
     </w:tbl>
-    <w:bookmarkEnd w:id="105"/>
-    <w:bookmarkStart w:id="106" w:name="drifter"/>
+    <w:bookmarkEnd w:id="106"/>
+    <w:bookmarkStart w:id="107" w:name="drifter"/>
     <w:p>
       <w:pPr>
         <w:pStyle w:val="Heading2"/>
@@ -23915,8 +23954,8 @@
         </w:tc>
       </w:tr>
     </w:tbl>
-    <w:bookmarkEnd w:id="106"/>
-    <w:bookmarkStart w:id="107" w:name="frontier-born"/>
+    <w:bookmarkEnd w:id="107"/>
+    <w:bookmarkStart w:id="108" w:name="frontier-born"/>
     <w:p>
       <w:pPr>
         <w:pStyle w:val="Heading2"/>
@@ -24167,8 +24206,8 @@
         </w:tc>
       </w:tr>
     </w:tbl>
-    <w:bookmarkEnd w:id="107"/>
-    <w:bookmarkStart w:id="108" w:name="immigrant"/>
+    <w:bookmarkEnd w:id="108"/>
+    <w:bookmarkStart w:id="109" w:name="immigrant"/>
     <w:p>
       <w:pPr>
         <w:pStyle w:val="Heading2"/>
@@ -24419,8 +24458,8 @@
         </w:tc>
       </w:tr>
     </w:tbl>
-    <w:bookmarkEnd w:id="108"/>
-    <w:bookmarkStart w:id="109" w:name="old-money"/>
+    <w:bookmarkEnd w:id="109"/>
+    <w:bookmarkStart w:id="110" w:name="old-money"/>
     <w:p>
       <w:pPr>
         <w:pStyle w:val="Heading2"/>
@@ -24671,8 +24710,8 @@
         </w:tc>
       </w:tr>
     </w:tbl>
-    <w:bookmarkEnd w:id="109"/>
-    <w:bookmarkStart w:id="110" w:name="railroad-hand"/>
+    <w:bookmarkEnd w:id="110"/>
+    <w:bookmarkStart w:id="111" w:name="railroad-hand"/>
     <w:p>
       <w:pPr>
         <w:pStyle w:val="Heading2"/>
@@ -24923,8 +24962,8 @@
         </w:tc>
       </w:tr>
     </w:tbl>
-    <w:bookmarkEnd w:id="110"/>
-    <w:bookmarkStart w:id="111" w:name="war-veteran"/>
+    <w:bookmarkEnd w:id="111"/>
+    <w:bookmarkStart w:id="112" w:name="war-veteran"/>
     <w:p>
       <w:pPr>
         <w:pStyle w:val="Heading2"/>
@@ -25175,8 +25214,8 @@
         </w:tc>
       </w:tr>
     </w:tbl>
-    <w:bookmarkEnd w:id="111"/>
-    <w:bookmarkStart w:id="112" w:name="sighted"/>
+    <w:bookmarkEnd w:id="112"/>
+    <w:bookmarkStart w:id="113" w:name="sighted"/>
     <w:p>
       <w:pPr>
         <w:pStyle w:val="Heading2"/>
@@ -25451,8 +25490,8 @@
         </w:tc>
       </w:tr>
     </w:tbl>
-    <w:bookmarkEnd w:id="112"/>
-    <w:bookmarkStart w:id="113" w:name="dhampir"/>
+    <w:bookmarkEnd w:id="113"/>
+    <w:bookmarkStart w:id="114" w:name="dhampir"/>
     <w:p>
       <w:pPr>
         <w:pStyle w:val="Heading2"/>
@@ -25751,8 +25790,8 @@
         </w:tc>
       </w:tr>
     </w:tbl>
-    <w:bookmarkEnd w:id="113"/>
-    <w:bookmarkStart w:id="114" w:name="practitioner"/>
+    <w:bookmarkEnd w:id="114"/>
+    <w:bookmarkStart w:id="115" w:name="practitioner"/>
     <w:p>
       <w:pPr>
         <w:pStyle w:val="Heading2"/>
@@ -26423,8 +26462,8 @@
         </w:tc>
       </w:tr>
     </w:tbl>
-    <w:bookmarkEnd w:id="114"/>
-    <w:bookmarkStart w:id="115" w:name="revenant"/>
+    <w:bookmarkEnd w:id="115"/>
+    <w:bookmarkStart w:id="116" w:name="revenant"/>
     <w:p>
       <w:pPr>
         <w:pStyle w:val="Heading2"/>
@@ -26723,8 +26762,8 @@
         </w:tc>
       </w:tr>
     </w:tbl>
-    <w:bookmarkEnd w:id="115"/>
-    <w:bookmarkStart w:id="116" w:name="werewolf"/>
+    <w:bookmarkEnd w:id="116"/>
+    <w:bookmarkStart w:id="117" w:name="werewolf"/>
     <w:p>
       <w:pPr>
         <w:pStyle w:val="Heading2"/>
@@ -27057,8 +27096,8 @@
         </w:tc>
       </w:tr>
     </w:tbl>
-    <w:bookmarkEnd w:id="116"/>
-    <w:bookmarkStart w:id="117" w:name="pact-bound"/>
+    <w:bookmarkEnd w:id="117"/>
+    <w:bookmarkStart w:id="118" w:name="pact-bound"/>
     <w:p>
       <w:pPr>
         <w:pStyle w:val="Heading2"/>
@@ -27357,8 +27396,8 @@
         </w:tc>
       </w:tr>
     </w:tbl>
-    <w:bookmarkEnd w:id="117"/>
-    <w:bookmarkStart w:id="118" w:name="vampire"/>
+    <w:bookmarkEnd w:id="118"/>
+    <w:bookmarkStart w:id="119" w:name="vampire"/>
     <w:p>
       <w:pPr>
         <w:pStyle w:val="Heading2"/>
@@ -27703,9 +27742,9 @@
         </w:tc>
       </w:tr>
     </w:tbl>
-    <w:bookmarkEnd w:id="118"/>
     <w:bookmarkEnd w:id="119"/>
-    <w:bookmarkStart w:id="130" w:name="making-your-own"/>
+    <w:bookmarkEnd w:id="120"/>
+    <w:bookmarkStart w:id="131" w:name="making-your-own"/>
     <w:p>
       <w:pPr>
         <w:pStyle w:val="Heading1"/>
@@ -27738,7 +27777,7 @@
         <w:t xml:space="preserve">option at the end of each list, and its checklist holds a custom choice to the same rules as everything else.</w:t>
       </w:r>
     </w:p>
-    <w:bookmarkStart w:id="120" w:name="a-custom-role"/>
+    <w:bookmarkStart w:id="121" w:name="a-custom-role"/>
     <w:p>
       <w:pPr>
         <w:pStyle w:val="Heading2"/>
@@ -27914,8 +27953,8 @@
         <w:t xml:space="preserve">.</w:t>
       </w:r>
     </w:p>
-    <w:bookmarkEnd w:id="120"/>
-    <w:bookmarkStart w:id="129" w:name="a-custom-origin"/>
+    <w:bookmarkEnd w:id="121"/>
+    <w:bookmarkStart w:id="130" w:name="a-custom-origin"/>
     <w:p>
       <w:pPr>
         <w:pStyle w:val="Heading2"/>
@@ -27932,7 +27971,7 @@
         <w:t xml:space="preserve">Build it with the GM, one step at a time.</w:t>
       </w:r>
     </w:p>
-    <w:bookmarkStart w:id="121" w:name="the-concept"/>
+    <w:bookmarkStart w:id="122" w:name="the-concept"/>
     <w:p>
       <w:pPr>
         <w:pStyle w:val="Heading3"/>
@@ -27949,8 +27988,8 @@
         <w:t xml:space="preserve">Two or three sentences: where they come from, what sets them apart, and how others see them. It should be something the origins in this book don’t already cover.</w:t>
       </w:r>
     </w:p>
-    <w:bookmarkEnd w:id="121"/>
-    <w:bookmarkStart w:id="122" w:name="the-tier"/>
+    <w:bookmarkEnd w:id="122"/>
+    <w:bookmarkStart w:id="123" w:name="the-tier"/>
     <w:p>
       <w:pPr>
         <w:pStyle w:val="Heading3"/>
@@ -28247,8 +28286,8 @@
         <w:t xml:space="preserve">When in doubt, choose the higher tier.</w:t>
       </w:r>
     </w:p>
-    <w:bookmarkEnd w:id="122"/>
-    <w:bookmarkStart w:id="123" w:name="attribute-adjustments"/>
+    <w:bookmarkEnd w:id="123"/>
+    <w:bookmarkStart w:id="124" w:name="attribute-adjustments"/>
     <w:p>
       <w:pPr>
         <w:pStyle w:val="Heading3"/>
@@ -28318,8 +28357,8 @@
         <w:t xml:space="preserve">of +1 or −1 to Move. Most have none. It isn’t an attribute adjustment and needn’t balance.</w:t>
       </w:r>
     </w:p>
-    <w:bookmarkEnd w:id="123"/>
-    <w:bookmarkStart w:id="124" w:name="core-rules-tier-1-and-up"/>
+    <w:bookmarkEnd w:id="124"/>
+    <w:bookmarkStart w:id="125" w:name="core-rules-tier-1-and-up"/>
     <w:p>
       <w:pPr>
         <w:pStyle w:val="Heading3"/>
@@ -28336,8 +28375,8 @@
         <w:t xml:space="preserve">One to three short rules that always apply: what they can do (see in the dark, resist cold, a free Trained skill) and what it costs (a weakness, a people’s distrust, a hazard they can’t abide). A strength with no drawback is worth more than it looks, so price it a tier higher.</w:t>
       </w:r>
     </w:p>
-    <w:bookmarkEnd w:id="124"/>
-    <w:bookmarkStart w:id="125" w:name="origin-advantages"/>
+    <w:bookmarkEnd w:id="125"/>
+    <w:bookmarkStart w:id="126" w:name="origin-advantages"/>
     <w:p>
       <w:pPr>
         <w:pStyle w:val="Heading3"/>
@@ -28392,8 +28431,8 @@
         <w:t xml:space="preserve">: a problem the trait causes, with a clear trigger and a real consequence, which earns a Grit point when it bites, like any complication. A character takes one advantage, general or origin, so make them distinct choices.</w:t>
       </w:r>
     </w:p>
-    <w:bookmarkEnd w:id="125"/>
-    <w:bookmarkStart w:id="126" w:name="an-alternate-form-optional-tier-2-or-3"/>
+    <w:bookmarkEnd w:id="126"/>
+    <w:bookmarkStart w:id="127" w:name="an-alternate-form-optional-tier-2-or-3"/>
     <w:p>
       <w:pPr>
         <w:pStyle w:val="Heading3"/>
@@ -28426,8 +28465,8 @@
         <w:t xml:space="preserve">apply. The bonuses count only while the character is in that form: the sheet’s form switch shows both sets of numbers.</w:t>
       </w:r>
     </w:p>
-    <w:bookmarkEnd w:id="126"/>
-    <w:bookmarkStart w:id="127" w:name="in-the-creator"/>
+    <w:bookmarkEnd w:id="127"/>
+    <w:bookmarkStart w:id="128" w:name="in-the-creator"/>
     <w:p>
       <w:pPr>
         <w:pStyle w:val="Heading3"/>
@@ -28532,8 +28571,8 @@
         <w:t xml:space="preserve">and enter the advantage and its companion complication.</w:t>
       </w:r>
     </w:p>
-    <w:bookmarkEnd w:id="127"/>
-    <w:bookmarkStart w:id="128" w:name="example"/>
+    <w:bookmarkEnd w:id="128"/>
+    <w:bookmarkStart w:id="129" w:name="example"/>
     <w:p>
       <w:pPr>
         <w:pStyle w:val="Heading3"/>
@@ -28638,10 +28677,10 @@
         <w:t xml:space="preserve">: something from the other side follows you; when it matters, accept the chill, the stopped clock or the panicked horse.</w:t>
       </w:r>
     </w:p>
-    <w:bookmarkEnd w:id="128"/>
     <w:bookmarkEnd w:id="129"/>
     <w:bookmarkEnd w:id="130"/>
-    <w:bookmarkStart w:id="131" w:name="complications"/>
+    <w:bookmarkEnd w:id="131"/>
+    <w:bookmarkStart w:id="132" w:name="complications"/>
     <w:p>
       <w:pPr>
         <w:pStyle w:val="Heading1"/>
@@ -29346,8 +29385,8 @@
         </w:tc>
       </w:tr>
     </w:tbl>
-    <w:bookmarkEnd w:id="131"/>
-    <w:bookmarkStart w:id="133" w:name="quick-reference"/>
+    <w:bookmarkEnd w:id="132"/>
+    <w:bookmarkStart w:id="134" w:name="quick-reference"/>
     <w:p>
       <w:pPr>
         <w:pStyle w:val="Heading1"/>
@@ -29574,7 +29613,7 @@
       <w:r>
         <w:t xml:space="preserve"> </w:t>
       </w:r>
-      <w:hyperlink r:id="rId132">
+      <w:hyperlink r:id="rId133">
         <w:r>
           <w:rPr>
             <w:rStyle w:val="Hyperlink"/>
@@ -29586,7 +29625,7 @@
         <w:t xml:space="preserve">. You may share, adapt, and use it for any purpose, including commercially, as long as you give appropriate credit to the author.</w:t>
       </w:r>
     </w:p>
-    <w:bookmarkEnd w:id="133"/>
+    <w:bookmarkEnd w:id="134"/>
     <w:sectPr/>
   </w:body>
 </w:document>
@@ -29966,18 +30005,6 @@
     <w:abstractNumId w:val="991"/>
   </w:num>
   <w:num w:numId="1019">
-    <w:abstractNumId w:val="991"/>
-  </w:num>
-  <w:num w:numId="1020">
-    <w:abstractNumId w:val="991"/>
-  </w:num>
-  <w:num w:numId="1021">
-    <w:abstractNumId w:val="991"/>
-  </w:num>
-  <w:num w:numId="1022">
-    <w:abstractNumId w:val="991"/>
-  </w:num>
-  <w:num w:numId="1023">
     <w:abstractNumId w:val="99411"/>
     <w:lvlOverride w:ilvl="0">
       <w:startOverride w:val="1"/>
@@ -30007,10 +30034,10 @@
       <w:startOverride w:val="1"/>
     </w:lvlOverride>
   </w:num>
-  <w:num w:numId="1024">
+  <w:num w:numId="1020">
     <w:abstractNumId w:val="991"/>
   </w:num>
-  <w:num w:numId="1025">
+  <w:num w:numId="1021">
     <w:abstractNumId w:val="99411"/>
     <w:lvlOverride w:ilvl="0">
       <w:startOverride w:val="1"/>
@@ -30039,6 +30066,18 @@
     <w:lvlOverride w:ilvl="8">
       <w:startOverride w:val="1"/>
     </w:lvlOverride>
+  </w:num>
+  <w:num w:numId="1022">
+    <w:abstractNumId w:val="991"/>
+  </w:num>
+  <w:num w:numId="1023">
+    <w:abstractNumId w:val="991"/>
+  </w:num>
+  <w:num w:numId="1024">
+    <w:abstractNumId w:val="991"/>
+  </w:num>
+  <w:num w:numId="1025">
+    <w:abstractNumId w:val="991"/>
   </w:num>
   <w:num w:numId="1026">
     <w:abstractNumId w:val="991"/>

--- a/legend-dynamics/western/Trails_of_Blood_Dust_Players_Guide.docx
+++ b/legend-dynamics/western/Trails_of_Blood_Dust_Players_Guide.docx
@@ -8272,7 +8272,7 @@
         <w:pStyle w:val="BodyText"/>
       </w:pPr>
       <w:r>
-        <w:t xml:space="preserve">Investigating the supernatural has its own rules: see</w:t>
+        <w:t xml:space="preserve">Investigations have rules of their own, and earn lore cards: see</w:t>
       </w:r>
       <w:r>
         <w:t xml:space="preserve"> </w:t>
@@ -17667,7 +17667,7 @@
         <w:pStyle w:val="FirstParagraph"/>
       </w:pPr>
       <w:r>
-        <w:t xml:space="preserve">A lore card is a permanent record of one specific thing the characters have established. It holds only what they found out, never the whole truth about a creature: later discoveries add to it with more lore cards. It grants</w:t>
+        <w:t xml:space="preserve">A lore card is a permanent record of one specific thing the characters have established. It holds only what they found out, never the whole truth: later discoveries add to it with more lore cards. It grants</w:t>
       </w:r>
       <w:r>
         <w:t xml:space="preserve"> </w:t>
@@ -17749,7 +17749,7 @@
         <w:t xml:space="preserve"> </w:t>
       </w:r>
       <w:r>
-        <w:t xml:space="preserve">Before a subject is confirmed, you can form hypotheses, test them and take precautions, but what you know about a kind of creature isn’t applied to this one until the Identify phase confirms it. Holding a lore card never proves that this is that.</w:t>
+        <w:t xml:space="preserve">Before a subject is confirmed, you can form hypotheses, test them and take precautions, but what you know about a kind of subject isn’t applied to this one until the Identify phase confirms it. Holding a lore card never proves that this is that.</w:t>
       </w:r>
     </w:p>
     <w:p>
@@ -17793,7 +17793,7 @@
         <w:t xml:space="preserve"> </w:t>
       </w:r>
       <w:r>
-        <w:t xml:space="preserve">The subject, the precise finding, its limits (what it doesn’t show), the evidence or source, how it was learned, the date, its owner and who received it. It’s kept on the character sheet, under</w:t>
+        <w:t xml:space="preserve">The subject, the precise finding, its limits (what it doesn’t show), the evidence or source, how it was learned, what it cost, the date, its owner and who received it. It’s kept on the character sheet, under</w:t>
       </w:r>
       <w:r>
         <w:t xml:space="preserve"> </w:t>
@@ -17825,6 +17825,22 @@
       </w:pPr>
       <w:r>
         <w:t xml:space="preserve">A discovery clock is one way to earn a lore card. The others need no clock: when a fact is established directly or taught reliably, the GM records the lore card at once.</w:t>
+      </w:r>
+      <w:r>
+        <w:t xml:space="preserve"> </w:t>
+      </w:r>
+      <w:r>
+        <w:rPr>
+          <w:bCs/>
+          <w:b/>
+        </w:rPr>
+        <w:t xml:space="preserve">Information is never free:</w:t>
+      </w:r>
+      <w:r>
+        <w:t xml:space="preserve"> </w:t>
+      </w:r>
+      <w:r>
+        <w:t xml:space="preserve">each source has its price, marked when the lore card is recorded.</w:t>
       </w:r>
     </w:p>
     <w:tbl>
@@ -17843,8 +17859,9 @@
         </w:tblBorders>
       </w:tblPr>
       <w:tblGrid>
-        <w:gridCol w:w="3960"/>
-        <w:gridCol w:w="3960"/>
+        <w:gridCol w:w="2640"/>
+        <w:gridCol w:w="2640"/>
+        <w:gridCol w:w="2640"/>
       </w:tblGrid>
       <w:tr>
         <w:trPr>
@@ -17886,6 +17903,24 @@
             </w:r>
           </w:p>
         </w:tc>
+        <w:tc>
+          <w:tcPr>
+            <w:shd w:val="clear" w:fill="E6E8E6"/>
+          </w:tcPr>
+          <w:p>
+            <w:pPr>
+              <w:pStyle w:val="Compact"/>
+              <w:jc w:val="left"/>
+            </w:pPr>
+            <w:r>
+              <w:rPr>
+                <w:b/>
+                <w:sz w:val="19"/>
+              </w:rPr>
+              <w:t xml:space="preserve">What it costs</w:t>
+            </w:r>
+          </w:p>
+        </w:tc>
       </w:tr>
       <w:tr>
         <w:tc>
@@ -17920,6 +17955,21 @@
             </w:r>
           </w:p>
         </w:tc>
+        <w:tc>
+          <w:tcPr/>
+          <w:p>
+            <w:pPr>
+              <w:pStyle w:val="Compact"/>
+              <w:jc w:val="left"/>
+            </w:pPr>
+            <w:r>
+              <w:rPr>
+                <w:sz w:val="19"/>
+              </w:rPr>
+              <w:t xml:space="preserve">What the clock cost along the way</w:t>
+            </w:r>
+          </w:p>
+        </w:tc>
       </w:tr>
       <w:tr>
         <w:tc>
@@ -17954,6 +18004,21 @@
             </w:r>
           </w:p>
         </w:tc>
+        <w:tc>
+          <w:tcPr/>
+          <w:p>
+            <w:pPr>
+              <w:pStyle w:val="Compact"/>
+              <w:jc w:val="left"/>
+            </w:pPr>
+            <w:r>
+              <w:rPr>
+                <w:sz w:val="19"/>
+              </w:rPr>
+              <w:t xml:space="preserve">Harvest +1 or The Dark +1</w:t>
+            </w:r>
+          </w:p>
+        </w:tc>
       </w:tr>
       <w:tr>
         <w:tc>
@@ -17988,6 +18053,21 @@
             </w:r>
           </w:p>
         </w:tc>
+        <w:tc>
+          <w:tcPr/>
+          <w:p>
+            <w:pPr>
+              <w:pStyle w:val="Compact"/>
+              <w:jc w:val="left"/>
+            </w:pPr>
+            <w:r>
+              <w:rPr>
+                <w:sz w:val="19"/>
+              </w:rPr>
+              <w:t xml:space="preserve">Whispers +1 or Heat +1</w:t>
+            </w:r>
+          </w:p>
+        </w:tc>
       </w:tr>
       <w:tr>
         <w:tc>
@@ -18019,6 +18099,21 @@
                 <w:sz w:val="19"/>
               </w:rPr>
               <w:t xml:space="preserve">What a supernatural creature says, supported by evidence.</w:t>
+            </w:r>
+          </w:p>
+        </w:tc>
+        <w:tc>
+          <w:tcPr/>
+          <w:p>
+            <w:pPr>
+              <w:pStyle w:val="Compact"/>
+              <w:jc w:val="left"/>
+            </w:pPr>
+            <w:r>
+              <w:rPr>
+                <w:sz w:val="19"/>
+              </w:rPr>
+              <w:t xml:space="preserve">The Dark +1</w:t>
             </w:r>
           </w:p>
         </w:tc>
@@ -18059,13 +18154,13 @@
           <w:bCs/>
           <w:b/>
         </w:rPr>
-        <w:t xml:space="preserve">Ideas are free.</w:t>
-      </w:r>
-      <w:r>
-        <w:t xml:space="preserve"> </w:t>
-      </w:r>
-      <w:r>
-        <w:t xml:space="preserve">Proposing a theory costs nothing. Investigation rolls, failures and pushes cost what they always do (below).</w:t>
+        <w:t xml:space="preserve">Ideas are free; information isn’t.</w:t>
+      </w:r>
+      <w:r>
+        <w:t xml:space="preserve"> </w:t>
+      </w:r>
+      <w:r>
+        <w:t xml:space="preserve">Proposing a theory costs nothing. Learning something does: a discovery clock’s scenes and failed rolls, or the price of a direct source (above).</w:t>
       </w:r>
     </w:p>
     <w:p>

--- a/legend-dynamics/western/Trails_of_Blood_Dust_Players_Guide.docx
+++ b/legend-dynamics/western/Trails_of_Blood_Dust_Players_Guide.docx
@@ -13900,7 +13900,7 @@
               <w:rPr>
                 <w:sz w:val="19"/>
               </w:rPr>
-              <w:t xml:space="preserve">Cast from silver by a gunsmith or anyone with Tinkering. Buying silver in a small town marks Whispers; taking church silver marks Heat.</w:t>
+              <w:t xml:space="preserve">Cast from silver by a gunsmith or anyone with Tinkering. Buying silver is ordinary trade; it marks Whispers only if folks learn what it’s for (a smith asked to cast bullets, rounds seen in your gun). Taking church silver marks Heat.</w:t>
             </w:r>
           </w:p>
         </w:tc>
@@ -14263,13 +14263,13 @@
           <w:bCs/>
           <w:b/>
         </w:rPr>
-        <w:t xml:space="preserve">Getting them costs.</w:t>
-      </w:r>
-      <w:r>
-        <w:t xml:space="preserve"> </w:t>
-      </w:r>
-      <w:r>
-        <w:t xml:space="preserve">Buying silver in a small town gets talked about (Whispers); taking church silver or buying the makings for fire draws the law (Heat). A character with Tinkering can cast silver, hammer cold iron or mix incendiaries; a preacher, or an Occult working, blesses rounds.</w:t>
+        <w:t xml:space="preserve">Getting them can cost.</w:t>
+      </w:r>
+      <w:r>
+        <w:t xml:space="preserve"> </w:t>
+      </w:r>
+      <w:r>
+        <w:t xml:space="preserve">Buying silver is ordinary trade, but if folks learn what it’s for (a smith asked to cast bullets, rounds seen in your gun) word gets around (Whispers); taking church silver or buying the makings for fire draws the law (Heat). A character with Tinkering can cast silver, hammer cold iron or mix incendiaries; a preacher, or an Occult working, blesses rounds.</w:t>
       </w:r>
     </w:p>
     <w:bookmarkEnd w:id="64"/>

--- a/legend-dynamics/western/Trails_of_Blood_Dust_Players_Guide.docx
+++ b/legend-dynamics/western/Trails_of_Blood_Dust_Players_Guide.docx
@@ -30026,7 +30026,7 @@
       </w:tr>
     </w:tbl>
     <w:bookmarkEnd w:id="133"/>
-    <w:bookmarkStart w:id="135" w:name="quick-reference"/>
+    <w:bookmarkStart w:id="134" w:name="quick-reference"/>
     <w:p>
       <w:pPr>
         <w:pStyle w:val="Heading1"/>
@@ -30248,24 +30248,10 @@
         <w:t xml:space="preserve"> </w:t>
       </w:r>
       <w:r>
-        <w:t xml:space="preserve">This RPG is released under the</w:t>
-      </w:r>
-      <w:r>
-        <w:t xml:space="preserve"> </w:t>
-      </w:r>
-      <w:hyperlink r:id="rId134">
-        <w:r>
-          <w:rPr>
-            <w:rStyle w:val="Hyperlink"/>
-          </w:rPr>
-          <w:t xml:space="preserve">Creative Commons Attribution 4.0 International License</w:t>
-        </w:r>
-      </w:hyperlink>
-      <w:r>
-        <w:t xml:space="preserve">. You may share, adapt, and use it for any purpose, including commercially, as long as you give appropriate credit to the author.</w:t>
-      </w:r>
-    </w:p>
-    <w:bookmarkEnd w:id="135"/>
+        <w:t xml:space="preserve">Copyright © 2025–2026 Don Smallwood. All rights reserved.</w:t>
+      </w:r>
+    </w:p>
+    <w:bookmarkEnd w:id="134"/>
     <w:sectPr/>
   </w:body>
 </w:document>

--- a/legend-dynamics/western/Trails_of_Blood_Dust_Players_Guide.docx
+++ b/legend-dynamics/western/Trails_of_Blood_Dust_Players_Guide.docx
@@ -30248,7 +30248,7 @@
         <w:t xml:space="preserve"> </w:t>
       </w:r>
       <w:r>
-        <w:t xml:space="preserve">Copyright © 2025–2026 Don Smallwood. All rights reserved.</w:t>
+        <w:t xml:space="preserve">Copyright © Don Smallwood. All rights reserved.</w:t>
       </w:r>
     </w:p>
     <w:bookmarkEnd w:id="134"/>

--- a/legend-dynamics/western/Trails_of_Blood_Dust_Players_Guide.docx
+++ b/legend-dynamics/western/Trails_of_Blood_Dust_Players_Guide.docx
@@ -28384,7 +28384,7 @@
     </w:tbl>
     <w:bookmarkEnd w:id="120"/>
     <w:bookmarkEnd w:id="121"/>
-    <w:bookmarkStart w:id="132" w:name="making-your-own"/>
+    <w:bookmarkStart w:id="133" w:name="making-your-own"/>
     <w:p>
       <w:pPr>
         <w:pStyle w:val="Heading1"/>
@@ -29319,8 +29319,139 @@
     </w:p>
     <w:bookmarkEnd w:id="130"/>
     <w:bookmarkEnd w:id="131"/>
+    <w:bookmarkStart w:id="132" w:name="threats-weapons-and-edges-for-your-table"/>
+    <w:p>
+      <w:pPr>
+        <w:pStyle w:val="Heading2"/>
+      </w:pPr>
+      <w:r>
+        <w:t xml:space="preserve">Threats, weapons and Edges for your table</w:t>
+      </w:r>
+    </w:p>
+    <w:p>
+      <w:pPr>
+        <w:pStyle w:val="FirstParagraph"/>
+      </w:pPr>
+      <w:r>
+        <w:t xml:space="preserve">A GM can add their own threats, weapons and Edges. Keep them in line with the book’s:</w:t>
+      </w:r>
+    </w:p>
+    <w:p>
+      <w:pPr>
+        <w:numPr>
+          <w:ilvl w:val="0"/>
+          <w:numId w:val="1044"/>
+        </w:numPr>
+        <w:pStyle w:val="Compact"/>
+      </w:pPr>
+      <w:r>
+        <w:rPr>
+          <w:bCs/>
+          <w:b/>
+        </w:rPr>
+        <w:t xml:space="preserve">Threats.</w:t>
+      </w:r>
+      <w:r>
+        <w:t xml:space="preserve"> </w:t>
+      </w:r>
+      <w:r>
+        <w:t xml:space="preserve">A minor foe has 1 box; an ordinary one 3; a tough one 4 or 5; a rare horror 6. Attack targets run 11 to 13 for most, 14 or 15 for the dangerous. Dodge runs 7 to 10. Give it one special trait, said plainly, and decide what it does before play.</w:t>
+      </w:r>
+    </w:p>
+    <w:p>
+      <w:pPr>
+        <w:numPr>
+          <w:ilvl w:val="0"/>
+          <w:numId w:val="1044"/>
+        </w:numPr>
+        <w:pStyle w:val="Compact"/>
+      </w:pPr>
+      <w:r>
+        <w:rPr>
+          <w:bCs/>
+          <w:b/>
+        </w:rPr>
+        <w:t xml:space="preserve">Weapons.</w:t>
+      </w:r>
+      <w:r>
+        <w:t xml:space="preserve"> </w:t>
+      </w:r>
+      <w:r>
+        <w:t xml:space="preserve">Hits mark 1 box for fists, knives and arrows; 2 for swords and guns; 3 for the heavy and the point-blank; 4 only for explosives and the monstrous. Give a weapon a reach (melee) or a range band, and its shots if they run out.</w:t>
+      </w:r>
+    </w:p>
+    <w:p>
+      <w:pPr>
+        <w:numPr>
+          <w:ilvl w:val="0"/>
+          <w:numId w:val="1044"/>
+        </w:numPr>
+        <w:pStyle w:val="Compact"/>
+      </w:pPr>
+      <w:r>
+        <w:rPr>
+          <w:bCs/>
+          <w:b/>
+        </w:rPr>
+        <w:t xml:space="preserve">Edges.</w:t>
+      </w:r>
+      <w:r>
+        <w:t xml:space="preserve"> </w:t>
+      </w:r>
+      <w:r>
+        <w:t xml:space="preserve">An Edge is worth about as much as one of the book’s: a narrow, useful benefit, often once per session or per job. Say exactly what it does.</w:t>
+      </w:r>
+    </w:p>
+    <w:p>
+      <w:pPr>
+        <w:pStyle w:val="FirstParagraph"/>
+      </w:pPr>
+      <w:r>
+        <w:rPr>
+          <w:bCs/>
+          <w:b/>
+        </w:rPr>
+        <w:t xml:space="preserve">In the creator.</w:t>
+      </w:r>
+      <w:r>
+        <w:t xml:space="preserve"> </w:t>
+      </w:r>
+      <w:r>
+        <w:t xml:space="preserve">The GM view’s</w:t>
+      </w:r>
+      <w:r>
+        <w:t xml:space="preserve"> </w:t>
+      </w:r>
+      <w:r>
+        <w:rPr>
+          <w:bCs/>
+          <w:b/>
+        </w:rPr>
+        <w:t xml:space="preserve">Homebrew</w:t>
+      </w:r>
+      <w:r>
+        <w:t xml:space="preserve"> </w:t>
+      </w:r>
+      <w:r>
+        <w:t xml:space="preserve">tab keeps your threats, weapons and Edges. They then work like the book’s, marked</w:t>
+      </w:r>
+      <w:r>
+        <w:t xml:space="preserve"> </w:t>
+      </w:r>
+      <w:r>
+        <w:rPr>
+          <w:iCs/>
+          <w:i/>
+        </w:rPr>
+        <w:t xml:space="preserve">homebrew</w:t>
+      </w:r>
+      <w:r>
+        <w:t xml:space="preserve">: threats in the Encounter panel and on the battle map, weapons in characters’ gear and the roller, Edges in the creator. Players get them when they join your shared table, or from a homebrew file you give them. A special trait or Edge is a note the GM applies at the table.</w:t>
+      </w:r>
+    </w:p>
     <w:bookmarkEnd w:id="132"/>
-    <w:bookmarkStart w:id="133" w:name="complications"/>
+    <w:bookmarkEnd w:id="133"/>
+    <w:bookmarkStart w:id="134" w:name="complications"/>
     <w:p>
       <w:pPr>
         <w:pStyle w:val="Heading1"/>
@@ -30025,8 +30156,8 @@
         </w:tc>
       </w:tr>
     </w:tbl>
-    <w:bookmarkEnd w:id="133"/>
-    <w:bookmarkStart w:id="134" w:name="quick-reference"/>
+    <w:bookmarkEnd w:id="134"/>
+    <w:bookmarkStart w:id="135" w:name="quick-reference"/>
     <w:p>
       <w:pPr>
         <w:pStyle w:val="Heading1"/>
@@ -30251,7 +30382,7 @@
         <w:t xml:space="preserve">Copyright © Don Smallwood. All rights reserved.</w:t>
       </w:r>
     </w:p>
-    <w:bookmarkEnd w:id="134"/>
+    <w:bookmarkEnd w:id="135"/>
     <w:sectPr/>
   </w:body>
 </w:document>
@@ -30812,6 +30943,9 @@
     <w:lvlOverride w:ilvl="8">
       <w:startOverride w:val="1"/>
     </w:lvlOverride>
+  </w:num>
+  <w:num w:numId="1044">
+    <w:abstractNumId w:val="991"/>
   </w:num>
 </w:numbering>
 </file>

--- a/legend-dynamics/western/Trails_of_Blood_Dust_Players_Guide.docx
+++ b/legend-dynamics/western/Trails_of_Blood_Dust_Players_Guide.docx
@@ -29404,6 +29404,72 @@
     </w:p>
     <w:p>
       <w:pPr>
+        <w:numPr>
+          <w:ilvl w:val="0"/>
+          <w:numId w:val="1044"/>
+        </w:numPr>
+        <w:pStyle w:val="Compact"/>
+      </w:pPr>
+      <w:r>
+        <w:rPr>
+          <w:bCs/>
+          <w:b/>
+        </w:rPr>
+        <w:t xml:space="preserve">Cards.</w:t>
+      </w:r>
+      <w:r>
+        <w:t xml:space="preserve"> </w:t>
+      </w:r>
+      <w:r>
+        <w:t xml:space="preserve">One subject, what’s true about it and what that permits: as narrow as a card earned in play.</w:t>
+      </w:r>
+    </w:p>
+    <w:p>
+      <w:pPr>
+        <w:numPr>
+          <w:ilvl w:val="0"/>
+          <w:numId w:val="1044"/>
+        </w:numPr>
+        <w:pStyle w:val="Compact"/>
+      </w:pPr>
+      <w:r>
+        <w:rPr>
+          <w:bCs/>
+          <w:b/>
+        </w:rPr>
+        <w:t xml:space="preserve">Spells.</w:t>
+      </w:r>
+      <w:r>
+        <w:t xml:space="preserve"> </w:t>
+      </w:r>
+      <w:r>
+        <w:t xml:space="preserve">A new hex, cantrip or power matches the setting’s own: an attack marks 1 or 2 boxes at Close or Short range, and anything stronger says who resists and what it costs.</w:t>
+      </w:r>
+    </w:p>
+    <w:p>
+      <w:pPr>
+        <w:numPr>
+          <w:ilvl w:val="0"/>
+          <w:numId w:val="1044"/>
+        </w:numPr>
+        <w:pStyle w:val="Compact"/>
+      </w:pPr>
+      <w:r>
+        <w:rPr>
+          <w:bCs/>
+          <w:b/>
+        </w:rPr>
+        <w:t xml:space="preserve">Rituals.</w:t>
+      </w:r>
+      <w:r>
+        <w:t xml:space="preserve"> </w:t>
+      </w:r>
+      <w:r>
+        <w:t xml:space="preserve">Give a ritual its weight (Minor 2 segments, Significant 4, Major 6), the time a roll takes, what it does and its price.</w:t>
+      </w:r>
+    </w:p>
+    <w:p>
+      <w:pPr>
         <w:pStyle w:val="FirstParagraph"/>
       </w:pPr>
       <w:r>
@@ -29433,7 +29499,7 @@
         <w:t xml:space="preserve"> </w:t>
       </w:r>
       <w:r>
-        <w:t xml:space="preserve">tab keeps your threats, weapons and Edges. They then work like the book’s, marked</w:t>
+        <w:t xml:space="preserve">tab keeps your threats, weapons, Edges, cards, spells and rituals. They then work like the book’s, marked</w:t>
       </w:r>
       <w:r>
         <w:t xml:space="preserve"> </w:t>
@@ -29446,7 +29512,20 @@
         <w:t xml:space="preserve">homebrew</w:t>
       </w:r>
       <w:r>
-        <w:t xml:space="preserve">: threats in the Encounter panel and on the battle map, weapons in characters’ gear and the roller, Edges in the creator. Players get them when they join your shared table, or from a homebrew file you give them. A special trait or Edge is a note the GM applies at the table.</w:t>
+        <w:t xml:space="preserve">: threats in the Encounter panel and on the battle map, weapons in characters’ gear and the roller, Edges and spells among the creator’s choices, cards where findings are recorded, and rituals in a ritual book beside</w:t>
+      </w:r>
+      <w:r>
+        <w:t xml:space="preserve"> </w:t>
+      </w:r>
+      <w:r>
+        <w:rPr>
+          <w:iCs/>
+          <w:i/>
+        </w:rPr>
+        <w:t xml:space="preserve">Rituals by heart</w:t>
+      </w:r>
+      <w:r>
+        <w:t xml:space="preserve">. Players get them when they join your shared table, or from a homebrew file you give them. A special trait or Edge is a note the GM applies at the table.</w:t>
       </w:r>
     </w:p>
     <w:bookmarkEnd w:id="132"/>

--- a/legend-dynamics/western/Trails_of_Blood_Dust_Players_Guide.docx
+++ b/legend-dynamics/western/Trails_of_Blood_Dust_Players_Guide.docx
@@ -29437,13 +29437,13 @@
           <w:bCs/>
           <w:b/>
         </w:rPr>
-        <w:t xml:space="preserve">Spells.</w:t>
-      </w:r>
-      <w:r>
-        <w:t xml:space="preserve"> </w:t>
-      </w:r>
-      <w:r>
-        <w:t xml:space="preserve">A new hex, cantrip or power matches the setting’s own: an attack marks 1 or 2 boxes at Close or Short range, and anything stronger says who resists and what it costs.</w:t>
+        <w:t xml:space="preserve">Powers.</w:t>
+      </w:r>
+      <w:r>
+        <w:t xml:space="preserve"> </w:t>
+      </w:r>
+      <w:r>
+        <w:t xml:space="preserve">Write what it does at each Class, I to VI, stepping up as the setting’s own powers do; anything that bends minds, time or death needs the GM’s approval.</w:t>
       </w:r>
     </w:p>
     <w:p>
@@ -29459,6 +29459,28 @@
           <w:bCs/>
           <w:b/>
         </w:rPr>
+        <w:t xml:space="preserve">Spells.</w:t>
+      </w:r>
+      <w:r>
+        <w:t xml:space="preserve"> </w:t>
+      </w:r>
+      <w:r>
+        <w:t xml:space="preserve">A new hex, cantrip or psionic power matches the setting’s own: an attack marks 1 or 2 boxes at Close or Short range, and anything stronger says who resists and what it costs.</w:t>
+      </w:r>
+    </w:p>
+    <w:p>
+      <w:pPr>
+        <w:numPr>
+          <w:ilvl w:val="0"/>
+          <w:numId w:val="1044"/>
+        </w:numPr>
+        <w:pStyle w:val="Compact"/>
+      </w:pPr>
+      <w:r>
+        <w:rPr>
+          <w:bCs/>
+          <w:b/>
+        </w:rPr>
         <w:t xml:space="preserve">Rituals.</w:t>
       </w:r>
       <w:r>
@@ -29499,7 +29521,7 @@
         <w:t xml:space="preserve"> </w:t>
       </w:r>
       <w:r>
-        <w:t xml:space="preserve">tab keeps your threats, weapons, Edges, cards, spells and rituals. They then work like the book’s, marked</w:t>
+        <w:t xml:space="preserve">tab keeps your threats, weapons, Edges, cards, powers, spells and rituals. They then work like the book’s, marked</w:t>
       </w:r>
       <w:r>
         <w:t xml:space="preserve"> </w:t>
@@ -29512,7 +29534,7 @@
         <w:t xml:space="preserve">homebrew</w:t>
       </w:r>
       <w:r>
-        <w:t xml:space="preserve">: threats in the Encounter panel and on the battle map, weapons in characters’ gear and the roller, Edges and spells among the creator’s choices, cards where findings are recorded, and rituals in a ritual book beside</w:t>
+        <w:t xml:space="preserve">: threats in the Encounter panel and on the battle map, weapons in characters’ gear and the roller, Edges, powers and spells among the creator’s choices, cards where findings are recorded, and rituals in a ritual book beside</w:t>
       </w:r>
       <w:r>
         <w:t xml:space="preserve"> </w:t>

--- a/legend-dynamics/western/Trails_of_Blood_Dust_Players_Guide.docx
+++ b/legend-dynamics/western/Trails_of_Blood_Dust_Players_Guide.docx
@@ -29547,7 +29547,7 @@
         <w:t xml:space="preserve">Rituals by heart</w:t>
       </w:r>
       <w:r>
-        <w:t xml:space="preserve">. Players get them when they join your shared table, or from a homebrew file you give them. A special trait or Edge is a note the GM applies at the table.</w:t>
+        <w:t xml:space="preserve">. Players get them when they join your shared table, or from a homebrew file you give them. Bonuses chosen from the tab’s menus are worked out for you: a weapon’s accuracy, strong hits and what it’s made of; a threat’s hard hide, weaknesses, what alone can hurt it and how hard it is to hit; an Edge’s skill, Dodge or Move bonus and extra defense; an attack spell cast in the Encounter panel. Anything else is a note the GM applies at the table.</w:t>
       </w:r>
     </w:p>
     <w:bookmarkEnd w:id="132"/>

--- a/legend-dynamics/western/Trails_of_Blood_Dust_Players_Guide.docx
+++ b/legend-dynamics/western/Trails_of_Blood_Dust_Players_Guide.docx
@@ -29521,7 +29521,7 @@
         <w:t xml:space="preserve"> </w:t>
       </w:r>
       <w:r>
-        <w:t xml:space="preserve">tab keeps your threats, weapons, Edges, cards, powers, spells and rituals. They then work like the book’s, marked</w:t>
+        <w:t xml:space="preserve">tab keeps your threats, weapons, Edges, origins, advantages, cards, powers, spells and rituals. They then work like the book’s, marked</w:t>
       </w:r>
       <w:r>
         <w:t xml:space="preserve"> </w:t>
@@ -29534,7 +29534,7 @@
         <w:t xml:space="preserve">homebrew</w:t>
       </w:r>
       <w:r>
-        <w:t xml:space="preserve">: threats in the Encounter panel and on the battle map, weapons in characters’ gear and the roller, Edges, powers and spells among the creator’s choices, cards where findings are recorded, and rituals in a ritual book beside</w:t>
+        <w:t xml:space="preserve">: threats in the Encounter panel and on the battle map, weapons in characters’ gear and the roller, Edges, origins, advantages, powers and spells among the creator’s choices (a homebrew origin follows the steps above, with the tier, attribute changes, origin skills and origin advantages you set), cards where findings are recorded, and rituals in a ritual book beside</w:t>
       </w:r>
       <w:r>
         <w:t xml:space="preserve"> </w:t>

--- a/legend-dynamics/western/Trails_of_Blood_Dust_Players_Guide.docx
+++ b/legend-dynamics/western/Trails_of_Blood_Dust_Players_Guide.docx
@@ -28384,7 +28384,7 @@
     </w:tbl>
     <w:bookmarkEnd w:id="120"/>
     <w:bookmarkEnd w:id="121"/>
-    <w:bookmarkStart w:id="133" w:name="making-your-own"/>
+    <w:bookmarkStart w:id="134" w:name="making-your-own"/>
     <w:p>
       <w:pPr>
         <w:pStyle w:val="Heading1"/>
@@ -29551,8 +29551,104 @@
       </w:r>
     </w:p>
     <w:bookmarkEnd w:id="132"/>
+    <w:bookmarkStart w:id="133" w:name="your-campaign"/>
+    <w:p>
+      <w:pPr>
+        <w:pStyle w:val="Heading2"/>
+      </w:pPr>
+      <w:r>
+        <w:t xml:space="preserve">Your campaign</w:t>
+      </w:r>
+    </w:p>
+    <w:p>
+      <w:pPr>
+        <w:pStyle w:val="FirstParagraph"/>
+      </w:pPr>
+      <w:r>
+        <w:t xml:space="preserve">The GM view’s</w:t>
+      </w:r>
+      <w:r>
+        <w:t xml:space="preserve"> </w:t>
+      </w:r>
+      <w:r>
+        <w:rPr>
+          <w:bCs/>
+          <w:b/>
+        </w:rPr>
+        <w:t xml:space="preserve">Campaign</w:t>
+      </w:r>
+      <w:r>
+        <w:t xml:space="preserve"> </w:t>
+      </w:r>
+      <w:r>
+        <w:t xml:space="preserve">tab holds the campaign itself: its premise, an outline of adventures, its people, places and factions, and its sessions (the plan before, the log after).</w:t>
+      </w:r>
+      <w:r>
+        <w:t xml:space="preserve"> </w:t>
+      </w:r>
+      <w:r>
+        <w:rPr>
+          <w:bCs/>
+          <w:b/>
+        </w:rPr>
+        <w:t xml:space="preserve">Roll</w:t>
+      </w:r>
+      <w:r>
+        <w:t xml:space="preserve"> </w:t>
+      </w:r>
+      <w:r>
+        <w:t xml:space="preserve">fills any of them from the setting’s own tables, its adventure seeds, key characters, places, threats and names, and you change what you like before you keep it. Everything stays yours until you</w:t>
+      </w:r>
+      <w:r>
+        <w:t xml:space="preserve"> </w:t>
+      </w:r>
+      <w:r>
+        <w:rPr>
+          <w:bCs/>
+          <w:b/>
+        </w:rPr>
+        <w:t xml:space="preserve">share</w:t>
+      </w:r>
+      <w:r>
+        <w:t xml:space="preserve"> </w:t>
+      </w:r>
+      <w:r>
+        <w:t xml:space="preserve">it; then the players see its public part on their play tab, never a secret or your notes.</w:t>
+      </w:r>
+    </w:p>
+    <w:p>
+      <w:pPr>
+        <w:pStyle w:val="BodyText"/>
+      </w:pPr>
+      <w:r>
+        <w:rPr>
+          <w:bCs/>
+          <w:b/>
+        </w:rPr>
+        <w:t xml:space="preserve">Triggers: cards that open the story.</w:t>
+      </w:r>
+      <w:r>
+        <w:t xml:space="preserve"> </w:t>
+      </w:r>
+      <w:r>
+        <w:t xml:space="preserve">A step of the outline can have a trigger: it stays locked until the group holds the cards it names (a subject, or several) and as many cards as you ask for. The moment a character’s cards meet it, the step unlocks for good and the GM view tells you what happens. Share a locked step to give the players a goal (</w:t>
+      </w:r>
+      <w:r>
+        <w:t xml:space="preserve">“</w:t>
+      </w:r>
+      <w:r>
+        <w:t xml:space="preserve">it opens with a card about the drowned god</w:t>
+      </w:r>
+      <w:r>
+        <w:t xml:space="preserve">”</w:t>
+      </w:r>
+      <w:r>
+        <w:t xml:space="preserve">), or keep it to yourself. Cards are earned through discovery, so a trigger makes finding things out the way the story moves: the next chapter waits for the group to learn what it needs.</w:t>
+      </w:r>
+    </w:p>
     <w:bookmarkEnd w:id="133"/>
-    <w:bookmarkStart w:id="134" w:name="complications"/>
+    <w:bookmarkEnd w:id="134"/>
+    <w:bookmarkStart w:id="135" w:name="complications"/>
     <w:p>
       <w:pPr>
         <w:pStyle w:val="Heading1"/>
@@ -30257,8 +30353,8 @@
         </w:tc>
       </w:tr>
     </w:tbl>
-    <w:bookmarkEnd w:id="134"/>
-    <w:bookmarkStart w:id="135" w:name="quick-reference"/>
+    <w:bookmarkEnd w:id="135"/>
+    <w:bookmarkStart w:id="136" w:name="quick-reference"/>
     <w:p>
       <w:pPr>
         <w:pStyle w:val="Heading1"/>
@@ -30483,7 +30579,7 @@
         <w:t xml:space="preserve">Copyright © Don Smallwood. All rights reserved.</w:t>
       </w:r>
     </w:p>
-    <w:bookmarkEnd w:id="135"/>
+    <w:bookmarkEnd w:id="136"/>
     <w:sectPr/>
   </w:body>
 </w:document>

--- a/legend-dynamics/western/Trails_of_Blood_Dust_Players_Guide.docx
+++ b/legend-dynamics/western/Trails_of_Blood_Dust_Players_Guide.docx
@@ -8273,81 +8273,6 @@
         <w:t xml:space="preserve">Run a chase as a progress clock for the pursuers against a danger clock for the quarry’s escape. Each exchange, the characters roll the skill that moves them (Riding, or Athletics on foot): success ticks the pursuers’ clock, failure ticks the escape. Terrain, a tired mount or a damaged engine, and attacks made on the move (at −2) adjust the rolls.</w:t>
       </w:r>
     </w:p>
-    <w:bookmarkEnd w:id="49"/>
-    <w:bookmarkEnd w:id="50"/>
-    <w:bookmarkStart w:id="65" w:name="personal-combat"/>
-    <w:p>
-      <w:pPr>
-        <w:pStyle w:val="Heading1"/>
-      </w:pPr>
-      <w:r>
-        <w:t xml:space="preserve">Personal combat</w:t>
-      </w:r>
-    </w:p>
-    <w:bookmarkStart w:id="51" w:name="turn-order-and-actions"/>
-    <w:p>
-      <w:pPr>
-        <w:pStyle w:val="Heading2"/>
-      </w:pPr>
-      <w:r>
-        <w:t xml:space="preserve">Turn order and actions</w:t>
-      </w:r>
-    </w:p>
-    <w:p>
-      <w:pPr>
-        <w:pStyle w:val="FirstParagraph"/>
-      </w:pPr>
-      <w:r>
-        <w:t xml:space="preserve">Act in descending Agility order. Players choose the order of tied characters; the GM resolves other ties. A round lasts a few seconds. On your turn, move up to your</w:t>
-      </w:r>
-      <w:r>
-        <w:t xml:space="preserve"> </w:t>
-      </w:r>
-      <w:r>
-        <w:rPr>
-          <w:bCs/>
-          <w:b/>
-        </w:rPr>
-        <w:t xml:space="preserve">Move</w:t>
-      </w:r>
-      <w:r>
-        <w:t xml:space="preserve"> </w:t>
-      </w:r>
-      <w:r>
-        <w:t xml:space="preserve">(below) and take one meaningful action, such as attacking, reloading, helping, or attempting a task.</w:t>
-      </w:r>
-    </w:p>
-    <w:bookmarkEnd w:id="51"/>
-    <w:bookmarkStart w:id="52" w:name="attacking-and-defending"/>
-    <w:p>
-      <w:pPr>
-        <w:pStyle w:val="Heading2"/>
-      </w:pPr>
-      <w:r>
-        <w:t xml:space="preserve">Attacking and defending</w:t>
-      </w:r>
-    </w:p>
-    <w:p>
-      <w:pPr>
-        <w:pStyle w:val="FirstParagraph"/>
-      </w:pPr>
-      <w:r>
-        <w:t xml:space="preserve">Roll Shooting for a ranged attack, Melee for a weapon in hand, or Brawling for fists and grappling. If the attack succeeds, an aware target able to move may</w:t>
-      </w:r>
-      <w:r>
-        <w:t xml:space="preserve"> </w:t>
-      </w:r>
-      <w:r>
-        <w:rPr>
-          <w:bCs/>
-          <w:b/>
-        </w:rPr>
-        <w:t xml:space="preserve">defend</w:t>
-      </w:r>
-      <w:r>
-        <w:t xml:space="preserve">: Dodge, Parry or Block. A successful defense cancels the hit. Apply injury penalties to every defense.</w:t>
-      </w:r>
-    </w:p>
     <w:p>
       <w:pPr>
         <w:numPr>
@@ -8361,13 +8286,13 @@
           <w:bCs/>
           <w:b/>
         </w:rPr>
-        <w:t xml:space="preserve">One defense a round.</w:t>
-      </w:r>
-      <w:r>
-        <w:t xml:space="preserve"> </w:t>
-      </w:r>
-      <w:r>
-        <w:t xml:space="preserve">A target gets one defense a round, between its turns, and chooses which when an attack hits.</w:t>
+        <w:t xml:space="preserve">Clearly faster.</w:t>
+      </w:r>
+      <w:r>
+        <w:t xml:space="preserve"> </w:t>
+      </w:r>
+      <w:r>
+        <w:t xml:space="preserve">A side that is a whole class faster (a horse against a runner, a car against a horse, a jet against a car) catches up, or gets away, without a roll. Roll the chase between equals, or when terrain or a trick evens things out.</w:t>
       </w:r>
     </w:p>
     <w:p>
@@ -8383,13 +8308,13 @@
           <w:bCs/>
           <w:b/>
         </w:rPr>
-        <w:t xml:space="preserve">Additional Defense.</w:t>
-      </w:r>
-      <w:r>
-        <w:t xml:space="preserve"> </w:t>
-      </w:r>
-      <w:r>
-        <w:t xml:space="preserve">With this Edge you may attempt a second defense each round at −2, in addition to attack-quality and injury penalties. You cannot defend twice against the same attack.</w:t>
+        <w:t xml:space="preserve">Chases by range.</w:t>
+      </w:r>
+      <w:r>
+        <w:t xml:space="preserve"> </w:t>
+      </w:r>
+      <w:r>
+        <w:t xml:space="preserve">When the distance itself is the fight (riders closing on a coach, ships maneuvering for a shot), run the chase on the battle map’s range track instead of clocks. Each exchange, the two sides roll an opposed contest of the skill that moves them; the winner shifts the range one band, in or out, and a tie leaves it. Anyone pushed past Extreme drops out of the chase, and a quarry that wins at Extreme by 5 or more breaks away. Everyone else fights as usual, at −2 on the move.</w:t>
       </w:r>
     </w:p>
     <w:p>
@@ -8405,101 +8330,33 @@
           <w:bCs/>
           <w:b/>
         </w:rPr>
-        <w:t xml:space="preserve">Dodge</w:t>
-      </w:r>
-      <w:r>
-        <w:t xml:space="preserve"> </w:t>
-      </w:r>
-      <w:r>
-        <w:t xml:space="preserve">is Agility −2, with +1 for Trained Athletics or +2 for Athletics as a Specialty or Expert.</w:t>
-      </w:r>
-    </w:p>
-    <w:p>
-      <w:pPr>
-        <w:numPr>
-          <w:ilvl w:val="0"/>
-          <w:numId w:val="1008"/>
-        </w:numPr>
-        <w:pStyle w:val="Compact"/>
-      </w:pPr>
-      <w:r>
-        <w:rPr>
-          <w:bCs/>
-          <w:b/>
-        </w:rPr>
-        <w:t xml:space="preserve">Parry.</w:t>
-      </w:r>
-      <w:r>
-        <w:t xml:space="preserve"> </w:t>
-      </w:r>
-      <w:r>
-        <w:t xml:space="preserve">Against a weapon in hand or fists, roll Melee −3 with a weapon in hand, or Brawling −3 bare-handed against fists. An open hand can’t parry a blade, claws or fangs. Nobody parries a shot or a missile.</w:t>
-      </w:r>
-    </w:p>
-    <w:p>
-      <w:pPr>
-        <w:numPr>
-          <w:ilvl w:val="0"/>
-          <w:numId w:val="1008"/>
-        </w:numPr>
-        <w:pStyle w:val="Compact"/>
-      </w:pPr>
-      <w:r>
-        <w:rPr>
-          <w:bCs/>
-          <w:b/>
-        </w:rPr>
-        <w:t xml:space="preserve">Block.</w:t>
-      </w:r>
-      <w:r>
-        <w:t xml:space="preserve"> </w:t>
-      </w:r>
-      <w:r>
-        <w:t xml:space="preserve">With a shield, or anything that can stand in for one (a chair, a plank, a crate lid), you can block a weapon in hand, fists, or a thrown or loosed missile: roll Melee −2, plus the shield’s bonus. Nothing you can lift blocks a gunshot or a blast. An improvised shield breaks the first time it blocks a hit of 2 or more boxes.</w:t>
-      </w:r>
-    </w:p>
-    <w:p>
-      <w:pPr>
-        <w:numPr>
-          <w:ilvl w:val="0"/>
-          <w:numId w:val="1008"/>
-        </w:numPr>
-        <w:pStyle w:val="Compact"/>
-      </w:pPr>
-      <w:r>
-        <w:rPr>
-          <w:bCs/>
-          <w:b/>
-        </w:rPr>
-        <w:t xml:space="preserve">Attack quality.</w:t>
-      </w:r>
-      <w:r>
-        <w:t xml:space="preserve"> </w:t>
-      </w:r>
-      <w:r>
-        <w:t xml:space="preserve">A clean hit is harder to escape. When an attack succeeds by 3 or 4, the defense is at −1; by 5 or 6, −2; by 7 or more, −3.</w:t>
-      </w:r>
-    </w:p>
-    <w:p>
-      <w:pPr>
-        <w:numPr>
-          <w:ilvl w:val="0"/>
-          <w:numId w:val="1008"/>
-        </w:numPr>
-        <w:pStyle w:val="Compact"/>
-      </w:pPr>
-      <w:r>
-        <w:rPr>
-          <w:bCs/>
-          <w:b/>
-        </w:rPr>
-        <w:t xml:space="preserve">Aim.</w:t>
-      </w:r>
-      <w:r>
-        <w:t xml:space="preserve"> </w:t>
-      </w:r>
-      <w:r>
-        <w:t xml:space="preserve">Spend your action aiming at a target you can see: +1 to your next attack against it. An advantage that rewards aiming adds its bonus to this.</w:t>
+        <w:t xml:space="preserve">Vehicles take damage on a track.</w:t>
+      </w:r>
+      <w:r>
+        <w:t xml:space="preserve"> </w:t>
+      </w:r>
+      <w:r>
+        <w:t xml:space="preserve">A coach, a car or a ship has a track of four boxes. One marks no penalty yet; two means a system, a wheel or a horse is hit (−2 to rolls that use it); three means it’s crippled; four, it’s wrecked or stops dead, and everyone aboard rolls Athletics or marks a box. Each setting says what its vehicles’ boxes do.</w:t>
+      </w:r>
+    </w:p>
+    <w:bookmarkEnd w:id="49"/>
+    <w:bookmarkEnd w:id="50"/>
+    <w:bookmarkStart w:id="69" w:name="personal-combat"/>
+    <w:p>
+      <w:pPr>
+        <w:pStyle w:val="Heading1"/>
+      </w:pPr>
+      <w:r>
+        <w:t xml:space="preserve">Personal combat</w:t>
+      </w:r>
+    </w:p>
+    <w:bookmarkStart w:id="51" w:name="turn-order-and-actions"/>
+    <w:p>
+      <w:pPr>
+        <w:pStyle w:val="Heading2"/>
+      </w:pPr>
+      <w:r>
+        <w:t xml:space="preserve">Turn order and actions</w:t>
       </w:r>
     </w:p>
     <w:p>
@@ -8507,41 +8364,23 @@
         <w:pStyle w:val="FirstParagraph"/>
       </w:pPr>
       <w:r>
-        <w:t xml:space="preserve">Solid cover blocks a shot. Partial cover imposes −2 on the attack. Weapon effects apply after a hit survives any defense. Success margin does not increase damage: a great hit decides</w:t>
-      </w:r>
-      <w:r>
-        <w:t xml:space="preserve"> </w:t>
-      </w:r>
-      <w:r>
-        <w:rPr>
-          <w:iCs/>
-          <w:i/>
-        </w:rPr>
-        <w:t xml:space="preserve">what</w:t>
-      </w:r>
-      <w:r>
-        <w:t xml:space="preserve"> </w:t>
-      </w:r>
-      <w:r>
-        <w:t xml:space="preserve">happens instead.</w:t>
-      </w:r>
-    </w:p>
-    <w:bookmarkEnd w:id="52"/>
-    <w:bookmarkStart w:id="55" w:name="telling-hits"/>
-    <w:p>
-      <w:pPr>
-        <w:pStyle w:val="Heading2"/>
-      </w:pPr>
-      <w:r>
-        <w:t xml:space="preserve">Telling hits</w:t>
-      </w:r>
-    </w:p>
-    <w:p>
-      <w:pPr>
-        <w:pStyle w:val="FirstParagraph"/>
-      </w:pPr>
-      <w:r>
-        <w:t xml:space="preserve">A really good shot, or a blow that lands exactly where it was meant to, lets the attacker say what it does.</w:t>
+        <w:t xml:space="preserve">Act in descending Agility order. Players choose the order of tied characters; the GM resolves other ties. A round lasts a few seconds. On your turn, move up to your</w:t>
+      </w:r>
+      <w:r>
+        <w:t xml:space="preserve"> </w:t>
+      </w:r>
+      <w:r>
+        <w:rPr>
+          <w:bCs/>
+          <w:b/>
+        </w:rPr>
+        <w:t xml:space="preserve">Move</w:t>
+      </w:r>
+      <w:r>
+        <w:t xml:space="preserve"> </w:t>
+      </w:r>
+      <w:r>
+        <w:t xml:space="preserve">(below) and take one meaningful action, such as attacking, reloading, helping, or attempting a task.</w:t>
       </w:r>
     </w:p>
     <w:p>
@@ -8557,42 +8396,13 @@
           <w:bCs/>
           <w:b/>
         </w:rPr>
-        <w:t xml:space="preserve">A telling hit</w:t>
-      </w:r>
-      <w:r>
-        <w:t xml:space="preserve"> </w:t>
-      </w:r>
-      <w:r>
-        <w:t xml:space="preserve">is an attack that succeeds by</w:t>
-      </w:r>
-      <w:r>
-        <w:t xml:space="preserve"> </w:t>
-      </w:r>
-      <w:r>
-        <w:rPr>
-          <w:bCs/>
-          <w:b/>
-        </w:rPr>
-        <w:t xml:space="preserve">5 or more</w:t>
-      </w:r>
-      <w:r>
-        <w:t xml:space="preserve">, or on a natural 3 or 4, and isn’t stopped by a defense. The attacker picks</w:t>
-      </w:r>
-      <w:r>
-        <w:t xml:space="preserve"> </w:t>
-      </w:r>
-      <w:r>
-        <w:rPr>
-          <w:bCs/>
-          <w:b/>
-        </w:rPr>
-        <w:t xml:space="preserve">one effect</w:t>
-      </w:r>
-      <w:r>
-        <w:t xml:space="preserve"> </w:t>
-      </w:r>
-      <w:r>
-        <w:t xml:space="preserve">below and describes it. The weapon still marks its usual boxes.</w:t>
+        <w:t xml:space="preserve">Acting first and acting twice.</w:t>
+      </w:r>
+      <w:r>
+        <w:t xml:space="preserve"> </w:t>
+      </w:r>
+      <w:r>
+        <w:t xml:space="preserve">An ability can let a character act first in a round (a quick draw, super-speed): they go before everyone else, in Agility order among themselves. An ability that gives more than one action a round gives each one in turn, before the next character acts.</w:t>
       </w:r>
     </w:p>
     <w:p>
@@ -8608,20 +8418,320 @@
           <w:bCs/>
           <w:b/>
         </w:rPr>
-        <w:t xml:space="preserve">A called shot.</w:t>
-      </w:r>
-      <w:r>
-        <w:t xml:space="preserve"> </w:t>
-      </w:r>
-      <w:r>
-        <w:t xml:space="preserve">Before rolling, name an effect your weapon can deliver and take −2 on the attack, or −4 for a small target (a hand, an eye, a rope, a lock). If the attack hits at all, the effect happens, whatever the margin. An advantage that rewards aiming cuts this penalty by 1.</w:t>
+        <w:t xml:space="preserve">Helping in a fight.</w:t>
+      </w:r>
+      <w:r>
+        <w:t xml:space="preserve"> </w:t>
+      </w:r>
+      <w:r>
+        <w:t xml:space="preserve">Helping a friend’s attack (drawing a guard’s eye, steadying a shot, combining your powers) is your action: you assist under the usual rules (+1, or +2 by 5 or more) before they roll.</w:t>
+      </w:r>
+    </w:p>
+    <w:bookmarkEnd w:id="51"/>
+    <w:bookmarkStart w:id="52" w:name="attacking-and-defending"/>
+    <w:p>
+      <w:pPr>
+        <w:pStyle w:val="Heading2"/>
+      </w:pPr>
+      <w:r>
+        <w:t xml:space="preserve">Attacking and defending</w:t>
+      </w:r>
+    </w:p>
+    <w:p>
+      <w:pPr>
+        <w:pStyle w:val="FirstParagraph"/>
+      </w:pPr>
+      <w:r>
+        <w:t xml:space="preserve">Roll Shooting for a ranged attack, Melee for a weapon in hand, or Brawling for fists and grappling. If the attack succeeds, an aware target able to move may</w:t>
+      </w:r>
+      <w:r>
+        <w:t xml:space="preserve"> </w:t>
+      </w:r>
+      <w:r>
+        <w:rPr>
+          <w:bCs/>
+          <w:b/>
+        </w:rPr>
+        <w:t xml:space="preserve">defend</w:t>
+      </w:r>
+      <w:r>
+        <w:t xml:space="preserve">: Dodge, Parry or Block. A successful defense cancels the hit. Apply injury penalties to every defense.</w:t>
       </w:r>
     </w:p>
     <w:p>
       <w:pPr>
         <w:numPr>
           <w:ilvl w:val="0"/>
-          <w:numId w:val="1009"/>
+          <w:numId w:val="1010"/>
+        </w:numPr>
+        <w:pStyle w:val="Compact"/>
+      </w:pPr>
+      <w:r>
+        <w:rPr>
+          <w:bCs/>
+          <w:b/>
+        </w:rPr>
+        <w:t xml:space="preserve">One defense a round.</w:t>
+      </w:r>
+      <w:r>
+        <w:t xml:space="preserve"> </w:t>
+      </w:r>
+      <w:r>
+        <w:t xml:space="preserve">A target gets one defense a round, between its turns, and chooses which when an attack hits.</w:t>
+      </w:r>
+    </w:p>
+    <w:p>
+      <w:pPr>
+        <w:numPr>
+          <w:ilvl w:val="0"/>
+          <w:numId w:val="1010"/>
+        </w:numPr>
+        <w:pStyle w:val="Compact"/>
+      </w:pPr>
+      <w:r>
+        <w:rPr>
+          <w:bCs/>
+          <w:b/>
+        </w:rPr>
+        <w:t xml:space="preserve">Additional Defense.</w:t>
+      </w:r>
+      <w:r>
+        <w:t xml:space="preserve"> </w:t>
+      </w:r>
+      <w:r>
+        <w:t xml:space="preserve">With this Edge you may attempt a second defense each round at −2, in addition to attack-quality and injury penalties. You cannot defend twice against the same attack.</w:t>
+      </w:r>
+    </w:p>
+    <w:p>
+      <w:pPr>
+        <w:numPr>
+          <w:ilvl w:val="0"/>
+          <w:numId w:val="1010"/>
+        </w:numPr>
+        <w:pStyle w:val="Compact"/>
+      </w:pPr>
+      <w:r>
+        <w:rPr>
+          <w:bCs/>
+          <w:b/>
+        </w:rPr>
+        <w:t xml:space="preserve">Dodge</w:t>
+      </w:r>
+      <w:r>
+        <w:t xml:space="preserve"> </w:t>
+      </w:r>
+      <w:r>
+        <w:t xml:space="preserve">is Agility −2, with +1 for Trained Athletics or +2 for Athletics as a Specialty or Expert.</w:t>
+      </w:r>
+    </w:p>
+    <w:p>
+      <w:pPr>
+        <w:numPr>
+          <w:ilvl w:val="0"/>
+          <w:numId w:val="1010"/>
+        </w:numPr>
+        <w:pStyle w:val="Compact"/>
+      </w:pPr>
+      <w:r>
+        <w:rPr>
+          <w:bCs/>
+          <w:b/>
+        </w:rPr>
+        <w:t xml:space="preserve">Parry.</w:t>
+      </w:r>
+      <w:r>
+        <w:t xml:space="preserve"> </w:t>
+      </w:r>
+      <w:r>
+        <w:t xml:space="preserve">Against a weapon in hand or fists, roll Melee −3 with a weapon in hand, or Brawling −3 bare-handed against fists. An open hand can’t parry a blade, claws or fangs. Nobody parries a shot or a missile.</w:t>
+      </w:r>
+    </w:p>
+    <w:p>
+      <w:pPr>
+        <w:numPr>
+          <w:ilvl w:val="0"/>
+          <w:numId w:val="1010"/>
+        </w:numPr>
+        <w:pStyle w:val="Compact"/>
+      </w:pPr>
+      <w:r>
+        <w:rPr>
+          <w:bCs/>
+          <w:b/>
+        </w:rPr>
+        <w:t xml:space="preserve">Block.</w:t>
+      </w:r>
+      <w:r>
+        <w:t xml:space="preserve"> </w:t>
+      </w:r>
+      <w:r>
+        <w:t xml:space="preserve">With a shield, or anything that can stand in for one (a chair, a plank, a crate lid), you can block a weapon in hand, fists, or a thrown or loosed missile: roll Melee −2, plus the shield’s bonus. Nothing you can lift blocks a gunshot or a blast. An improvised shield breaks the first time it blocks a hit of 2 or more boxes.</w:t>
+      </w:r>
+    </w:p>
+    <w:p>
+      <w:pPr>
+        <w:numPr>
+          <w:ilvl w:val="0"/>
+          <w:numId w:val="1010"/>
+        </w:numPr>
+        <w:pStyle w:val="Compact"/>
+      </w:pPr>
+      <w:r>
+        <w:rPr>
+          <w:bCs/>
+          <w:b/>
+        </w:rPr>
+        <w:t xml:space="preserve">Attack quality.</w:t>
+      </w:r>
+      <w:r>
+        <w:t xml:space="preserve"> </w:t>
+      </w:r>
+      <w:r>
+        <w:t xml:space="preserve">A clean hit is harder to escape. When an attack succeeds by 3 or 4, the defense is at −1; by 5 or 6, −2; by 7 or more, −3.</w:t>
+      </w:r>
+    </w:p>
+    <w:p>
+      <w:pPr>
+        <w:numPr>
+          <w:ilvl w:val="0"/>
+          <w:numId w:val="1010"/>
+        </w:numPr>
+        <w:pStyle w:val="Compact"/>
+      </w:pPr>
+      <w:r>
+        <w:rPr>
+          <w:bCs/>
+          <w:b/>
+        </w:rPr>
+        <w:t xml:space="preserve">Aim.</w:t>
+      </w:r>
+      <w:r>
+        <w:t xml:space="preserve"> </w:t>
+      </w:r>
+      <w:r>
+        <w:t xml:space="preserve">Spend your action aiming at a target you can see: +1 to your next attack against it. An advantage that rewards aiming adds its bonus to this.</w:t>
+      </w:r>
+    </w:p>
+    <w:p>
+      <w:pPr>
+        <w:pStyle w:val="FirstParagraph"/>
+      </w:pPr>
+      <w:r>
+        <w:t xml:space="preserve">Solid cover blocks a shot. Partial cover imposes −2 on the attack. Weapon effects apply after a hit survives any defense. Success margin does not increase damage: a great hit decides</w:t>
+      </w:r>
+      <w:r>
+        <w:t xml:space="preserve"> </w:t>
+      </w:r>
+      <w:r>
+        <w:rPr>
+          <w:iCs/>
+          <w:i/>
+        </w:rPr>
+        <w:t xml:space="preserve">what</w:t>
+      </w:r>
+      <w:r>
+        <w:t xml:space="preserve"> </w:t>
+      </w:r>
+      <w:r>
+        <w:t xml:space="preserve">happens instead.</w:t>
+      </w:r>
+    </w:p>
+    <w:bookmarkEnd w:id="52"/>
+    <w:bookmarkStart w:id="55" w:name="telling-hits"/>
+    <w:p>
+      <w:pPr>
+        <w:pStyle w:val="Heading2"/>
+      </w:pPr>
+      <w:r>
+        <w:t xml:space="preserve">Telling hits</w:t>
+      </w:r>
+    </w:p>
+    <w:p>
+      <w:pPr>
+        <w:pStyle w:val="FirstParagraph"/>
+      </w:pPr>
+      <w:r>
+        <w:t xml:space="preserve">A really good shot, or a blow that lands exactly where it was meant to, lets the attacker say what it does.</w:t>
+      </w:r>
+    </w:p>
+    <w:p>
+      <w:pPr>
+        <w:numPr>
+          <w:ilvl w:val="0"/>
+          <w:numId w:val="1011"/>
+        </w:numPr>
+        <w:pStyle w:val="Compact"/>
+      </w:pPr>
+      <w:r>
+        <w:rPr>
+          <w:bCs/>
+          <w:b/>
+        </w:rPr>
+        <w:t xml:space="preserve">A telling hit</w:t>
+      </w:r>
+      <w:r>
+        <w:t xml:space="preserve"> </w:t>
+      </w:r>
+      <w:r>
+        <w:t xml:space="preserve">is an attack that succeeds by</w:t>
+      </w:r>
+      <w:r>
+        <w:t xml:space="preserve"> </w:t>
+      </w:r>
+      <w:r>
+        <w:rPr>
+          <w:bCs/>
+          <w:b/>
+        </w:rPr>
+        <w:t xml:space="preserve">5 or more</w:t>
+      </w:r>
+      <w:r>
+        <w:t xml:space="preserve">, or on a natural 3 or 4, and isn’t stopped by a defense. The attacker picks</w:t>
+      </w:r>
+      <w:r>
+        <w:t xml:space="preserve"> </w:t>
+      </w:r>
+      <w:r>
+        <w:rPr>
+          <w:bCs/>
+          <w:b/>
+        </w:rPr>
+        <w:t xml:space="preserve">one effect</w:t>
+      </w:r>
+      <w:r>
+        <w:t xml:space="preserve"> </w:t>
+      </w:r>
+      <w:r>
+        <w:t xml:space="preserve">below and describes it. The weapon still marks its usual boxes.</w:t>
+      </w:r>
+    </w:p>
+    <w:p>
+      <w:pPr>
+        <w:numPr>
+          <w:ilvl w:val="0"/>
+          <w:numId w:val="1011"/>
+        </w:numPr>
+        <w:pStyle w:val="Compact"/>
+      </w:pPr>
+      <w:r>
+        <w:rPr>
+          <w:bCs/>
+          <w:b/>
+        </w:rPr>
+        <w:t xml:space="preserve">A called shot.</w:t>
+      </w:r>
+      <w:r>
+        <w:t xml:space="preserve"> </w:t>
+      </w:r>
+      <w:r>
+        <w:t xml:space="preserve">Before rolling, name an effect your weapon can deliver and take −2 on the attack, or −4 for a small target (a hand, an eye, a rope, a lock). If the attack hits at all, the effect happens, whatever the margin. An advantage that rewards aiming cuts this penalty by 1.</w:t>
+      </w:r>
+    </w:p>
+    <w:p>
+      <w:pPr>
+        <w:numPr>
+          <w:ilvl w:val="0"/>
+          <w:numId w:val="1011"/>
         </w:numPr>
         <w:pStyle w:val="Compact"/>
       </w:pPr>
@@ -8857,7 +8967,7 @@
               <w:rPr>
                 <w:sz w:val="19"/>
               </w:rPr>
-              <w:t xml:space="preserve">The target is grabbed, held, or pinned against a wall or the ground. Their next action goes to getting free, and then they are free: no roll needed. Keeping them pinned takes another successful attack</w:t>
+              <w:t xml:space="preserve">The target is grabbed, held, or pinned against a wall or the ground. Their next action goes to getting free, and then they are free: no roll needed. Keeping them pinned takes another successful attack. Against someone much stronger (a grizzly, a giant, a super-strong grip), getting free takes a Body roll, −2 or −4 against something huge; on a failure they’re still held</w:t>
             </w:r>
           </w:p>
         </w:tc>
@@ -9160,7 +9270,7 @@
       <w:pPr>
         <w:numPr>
           <w:ilvl w:val="0"/>
-          <w:numId w:val="1010"/>
+          <w:numId w:val="1012"/>
         </w:numPr>
         <w:pStyle w:val="Compact"/>
       </w:pPr>
@@ -9182,7 +9292,7 @@
       <w:pPr>
         <w:numPr>
           <w:ilvl w:val="0"/>
-          <w:numId w:val="1010"/>
+          <w:numId w:val="1012"/>
         </w:numPr>
         <w:pStyle w:val="Compact"/>
       </w:pPr>
@@ -9204,7 +9314,7 @@
       <w:pPr>
         <w:numPr>
           <w:ilvl w:val="0"/>
-          <w:numId w:val="1010"/>
+          <w:numId w:val="1012"/>
         </w:numPr>
         <w:pStyle w:val="Compact"/>
       </w:pPr>
@@ -9255,7 +9365,20 @@
         <w:pStyle w:val="FirstParagraph"/>
       </w:pPr>
       <w:r>
-        <w:t xml:space="preserve">A coach on the road with riders closing in is a chase where distance is everything. Run it on the battle map’s</w:t>
+        <w:t xml:space="preserve">A coach on the road with riders closing in is a chase where distance is everything: the core’s</w:t>
+      </w:r>
+      <w:r>
+        <w:t xml:space="preserve"> </w:t>
+      </w:r>
+      <w:r>
+        <w:rPr>
+          <w:iCs/>
+          <w:i/>
+        </w:rPr>
+        <w:t xml:space="preserve">chase by range</w:t>
+      </w:r>
+      <w:r>
+        <w:t xml:space="preserve">, with a coach in the middle. Run it on the battle map’s</w:t>
       </w:r>
       <w:r>
         <w:t xml:space="preserve"> </w:t>
@@ -9278,7 +9401,7 @@
       <w:pPr>
         <w:numPr>
           <w:ilvl w:val="0"/>
-          <w:numId w:val="1011"/>
+          <w:numId w:val="1013"/>
         </w:numPr>
         <w:pStyle w:val="Compact"/>
       </w:pPr>
@@ -9300,7 +9423,7 @@
       <w:pPr>
         <w:numPr>
           <w:ilvl w:val="0"/>
-          <w:numId w:val="1011"/>
+          <w:numId w:val="1013"/>
         </w:numPr>
         <w:pStyle w:val="Compact"/>
       </w:pPr>
@@ -9322,7 +9445,7 @@
       <w:pPr>
         <w:numPr>
           <w:ilvl w:val="0"/>
-          <w:numId w:val="1011"/>
+          <w:numId w:val="1013"/>
         </w:numPr>
         <w:pStyle w:val="Compact"/>
       </w:pPr>
@@ -9344,7 +9467,7 @@
       <w:pPr>
         <w:numPr>
           <w:ilvl w:val="0"/>
-          <w:numId w:val="1011"/>
+          <w:numId w:val="1013"/>
         </w:numPr>
         <w:pStyle w:val="Compact"/>
       </w:pPr>
@@ -9366,7 +9489,7 @@
       <w:pPr>
         <w:numPr>
           <w:ilvl w:val="0"/>
-          <w:numId w:val="1011"/>
+          <w:numId w:val="1013"/>
         </w:numPr>
         <w:pStyle w:val="Compact"/>
       </w:pPr>
@@ -10047,7 +10170,7 @@
       <w:pPr>
         <w:numPr>
           <w:ilvl w:val="0"/>
-          <w:numId w:val="1012"/>
+          <w:numId w:val="1014"/>
         </w:numPr>
         <w:pStyle w:val="Compact"/>
       </w:pPr>
@@ -10069,7 +10192,7 @@
       <w:pPr>
         <w:numPr>
           <w:ilvl w:val="0"/>
-          <w:numId w:val="1012"/>
+          <w:numId w:val="1014"/>
         </w:numPr>
         <w:pStyle w:val="Compact"/>
       </w:pPr>
@@ -10091,7 +10214,7 @@
       <w:pPr>
         <w:numPr>
           <w:ilvl w:val="0"/>
-          <w:numId w:val="1012"/>
+          <w:numId w:val="1014"/>
         </w:numPr>
         <w:pStyle w:val="Compact"/>
       </w:pPr>
@@ -10870,7 +10993,7 @@
     </w:p>
     <w:bookmarkEnd w:id="57"/>
     <w:bookmarkEnd w:id="58"/>
-    <w:bookmarkStart w:id="61" w:name="injury"/>
+    <w:bookmarkStart w:id="64" w:name="injury"/>
     <w:p>
       <w:pPr>
         <w:pStyle w:val="Heading2"/>
@@ -11172,7 +11295,7 @@
       <w:pPr>
         <w:numPr>
           <w:ilvl w:val="0"/>
-          <w:numId w:val="1013"/>
+          <w:numId w:val="1015"/>
         </w:numPr>
         <w:pStyle w:val="Compact"/>
       </w:pPr>
@@ -11223,7 +11346,7 @@
       <w:pPr>
         <w:numPr>
           <w:ilvl w:val="0"/>
-          <w:numId w:val="1013"/>
+          <w:numId w:val="1015"/>
         </w:numPr>
         <w:pStyle w:val="Compact"/>
       </w:pPr>
@@ -11245,7 +11368,7 @@
       <w:pPr>
         <w:numPr>
           <w:ilvl w:val="0"/>
-          <w:numId w:val="1013"/>
+          <w:numId w:val="1015"/>
         </w:numPr>
         <w:pStyle w:val="Compact"/>
       </w:pPr>
@@ -11272,13 +11395,13 @@
       </w:r>
     </w:p>
     <w:bookmarkEnd w:id="59"/>
-    <w:bookmarkStart w:id="60" w:name="optional-rule-gritty-combat"/>
+    <w:bookmarkStart w:id="60" w:name="falls-fire-and-foul-air"/>
     <w:p>
       <w:pPr>
         <w:pStyle w:val="Heading3"/>
       </w:pPr>
       <w:r>
-        <w:t xml:space="preserve">Optional rule: gritty combat</w:t>
+        <w:t xml:space="preserve">Falls, fire and foul air</w:t>
       </w:r>
     </w:p>
     <w:p>
@@ -11286,25 +11409,202 @@
         <w:pStyle w:val="FirstParagraph"/>
       </w:pPr>
       <w:r>
-        <w:t xml:space="preserve">For a harder, bloodier game, the GM can turn on</w:t>
-      </w:r>
-      <w:r>
-        <w:t xml:space="preserve"> </w:t>
-      </w:r>
-      <w:r>
-        <w:rPr>
-          <w:bCs/>
-          <w:b/>
-        </w:rPr>
-        <w:t xml:space="preserve">gritty combat</w:t>
-      </w:r>
-      <w:r>
-        <w:t xml:space="preserve"> </w:t>
-      </w:r>
-      <w:r>
-        <w:t xml:space="preserve">for the campaign (the creator has a switch on the Condition card and in the GM view). The rest of the rules stay the same.</w:t>
-      </w:r>
-    </w:p>
+        <w:t xml:space="preserve">A fall marks boxes by its height. Deep water, a haystack or an awning makes it one step better.</w:t>
+      </w:r>
+    </w:p>
+    <w:tbl>
+      <w:tblPr>
+        <w:tblStyle w:val="Table"/>
+        <w:tblW w:type="auto" w:w="0"/>
+        <w:tblLook w:firstRow="1" w:lastRow="0" w:firstColumn="0" w:lastColumn="0" w:noHBand="0" w:noVBand="0" w:val="0020"/>
+        <w:jc w:val="start"/>
+        <w:tblBorders>
+          <w:top w:val="single" w:sz="4" w:color="B8C2D3"/>
+          <w:left w:val="single" w:sz="4" w:color="B8C2D3"/>
+          <w:bottom w:val="single" w:sz="4" w:color="B8C2D3"/>
+          <w:right w:val="single" w:sz="4" w:color="B8C2D3"/>
+          <w:insideH w:val="single" w:sz="4" w:color="B8C2D3"/>
+          <w:insideV w:val="single" w:sz="4" w:color="B8C2D3"/>
+        </w:tblBorders>
+      </w:tblPr>
+      <w:tblGrid>
+        <w:gridCol w:w="3960"/>
+        <w:gridCol w:w="3960"/>
+      </w:tblGrid>
+      <w:tr>
+        <w:trPr>
+          <w:tblHeader w:val="true"/>
+        </w:trPr>
+        <w:tc>
+          <w:tcPr>
+            <w:shd w:val="clear" w:fill="E6E8E6"/>
+          </w:tcPr>
+          <w:p>
+            <w:pPr>
+              <w:pStyle w:val="Compact"/>
+              <w:jc w:val="left"/>
+            </w:pPr>
+            <w:r>
+              <w:rPr>
+                <w:b/>
+                <w:sz w:val="19"/>
+              </w:rPr>
+              <w:t xml:space="preserve">Height</w:t>
+            </w:r>
+          </w:p>
+        </w:tc>
+        <w:tc>
+          <w:tcPr>
+            <w:shd w:val="clear" w:fill="E6E8E6"/>
+          </w:tcPr>
+          <w:p>
+            <w:pPr>
+              <w:pStyle w:val="Compact"/>
+              <w:jc w:val="left"/>
+            </w:pPr>
+            <w:r>
+              <w:rPr>
+                <w:b/>
+                <w:sz w:val="19"/>
+              </w:rPr>
+              <w:t xml:space="preserve">Boxes</w:t>
+            </w:r>
+          </w:p>
+        </w:tc>
+      </w:tr>
+      <w:tr>
+        <w:tc>
+          <w:tcPr/>
+          <w:p>
+            <w:pPr>
+              <w:pStyle w:val="Compact"/>
+              <w:jc w:val="left"/>
+            </w:pPr>
+            <w:r>
+              <w:rPr>
+                <w:b/>
+                <w:sz w:val="19"/>
+              </w:rPr>
+              <w:t xml:space="preserve">A story or two (up to 10 yards)</w:t>
+            </w:r>
+          </w:p>
+        </w:tc>
+        <w:tc>
+          <w:tcPr/>
+          <w:p>
+            <w:pPr>
+              <w:pStyle w:val="Compact"/>
+              <w:jc w:val="left"/>
+            </w:pPr>
+            <w:r>
+              <w:rPr>
+                <w:sz w:val="19"/>
+              </w:rPr>
+              <w:t xml:space="preserve">1</w:t>
+            </w:r>
+          </w:p>
+        </w:tc>
+      </w:tr>
+      <w:tr>
+        <w:tc>
+          <w:tcPr/>
+          <w:p>
+            <w:pPr>
+              <w:pStyle w:val="Compact"/>
+              <w:jc w:val="left"/>
+            </w:pPr>
+            <w:r>
+              <w:rPr>
+                <w:b/>
+                <w:sz w:val="19"/>
+              </w:rPr>
+              <w:t xml:space="preserve">A rooftop (up to 25 yards)</w:t>
+            </w:r>
+          </w:p>
+        </w:tc>
+        <w:tc>
+          <w:tcPr/>
+          <w:p>
+            <w:pPr>
+              <w:pStyle w:val="Compact"/>
+              <w:jc w:val="left"/>
+            </w:pPr>
+            <w:r>
+              <w:rPr>
+                <w:sz w:val="19"/>
+              </w:rPr>
+              <w:t xml:space="preserve">2</w:t>
+            </w:r>
+          </w:p>
+        </w:tc>
+      </w:tr>
+      <w:tr>
+        <w:tc>
+          <w:tcPr/>
+          <w:p>
+            <w:pPr>
+              <w:pStyle w:val="Compact"/>
+              <w:jc w:val="left"/>
+            </w:pPr>
+            <w:r>
+              <w:rPr>
+                <w:b/>
+                <w:sz w:val="19"/>
+              </w:rPr>
+              <w:t xml:space="preserve">A tower or a cliff (up to 100 yards)</w:t>
+            </w:r>
+          </w:p>
+        </w:tc>
+        <w:tc>
+          <w:tcPr/>
+          <w:p>
+            <w:pPr>
+              <w:pStyle w:val="Compact"/>
+              <w:jc w:val="left"/>
+            </w:pPr>
+            <w:r>
+              <w:rPr>
+                <w:sz w:val="19"/>
+              </w:rPr>
+              <w:t xml:space="preserve">3, and Dying</w:t>
+            </w:r>
+          </w:p>
+        </w:tc>
+      </w:tr>
+      <w:tr>
+        <w:tc>
+          <w:tcPr/>
+          <w:p>
+            <w:pPr>
+              <w:pStyle w:val="Compact"/>
+              <w:jc w:val="left"/>
+            </w:pPr>
+            <w:r>
+              <w:rPr>
+                <w:b/>
+                <w:sz w:val="19"/>
+              </w:rPr>
+              <w:t xml:space="preserve">Higher</w:t>
+            </w:r>
+          </w:p>
+        </w:tc>
+        <w:tc>
+          <w:tcPr/>
+          <w:p>
+            <w:pPr>
+              <w:pStyle w:val="Compact"/>
+              <w:jc w:val="left"/>
+            </w:pPr>
+            <w:r>
+              <w:rPr>
+                <w:sz w:val="19"/>
+              </w:rPr>
+              <w:t xml:space="preserve">Certain death, unless something breaks the fall</w:t>
+            </w:r>
+          </w:p>
+        </w:tc>
+      </w:tr>
+    </w:tbl>
     <w:p>
       <w:pPr>
         <w:pStyle w:val="BodyText"/>
@@ -11314,91 +11614,46 @@
           <w:bCs/>
           <w:b/>
         </w:rPr>
-        <w:t xml:space="preserve">Grievous hits.</w:t>
-      </w:r>
-      <w:r>
-        <w:t xml:space="preserve"> </w:t>
-      </w:r>
-      <w:r>
-        <w:t xml:space="preserve">A hit that marks</w:t>
-      </w:r>
-      <w:r>
-        <w:t xml:space="preserve"> </w:t>
-      </w:r>
-      <w:r>
-        <w:rPr>
-          <w:bCs/>
-          <w:b/>
-        </w:rPr>
-        <w:t xml:space="preserve">2 or more boxes</w:t>
-      </w:r>
-      <w:r>
-        <w:t xml:space="preserve"> </w:t>
-      </w:r>
-      <w:r>
-        <w:t xml:space="preserve">is</w:t>
-      </w:r>
-      <w:r>
-        <w:t xml:space="preserve"> </w:t>
-      </w:r>
-      <w:r>
-        <w:rPr>
-          <w:bCs/>
-          <w:b/>
-        </w:rPr>
-        <w:t xml:space="preserve">grievous</w:t>
-      </w:r>
-      <w:r>
-        <w:t xml:space="preserve"> </w:t>
-      </w:r>
-      <w:r>
-        <w:t xml:space="preserve">when the attack succeeded by</w:t>
-      </w:r>
-      <w:r>
-        <w:t xml:space="preserve"> </w:t>
-      </w:r>
-      <w:r>
-        <w:rPr>
-          <w:bCs/>
-          <w:b/>
-        </w:rPr>
-        <w:t xml:space="preserve">7 or more</w:t>
-      </w:r>
-      <w:r>
-        <w:t xml:space="preserve">, rolled a</w:t>
-      </w:r>
-      <w:r>
-        <w:t xml:space="preserve"> </w:t>
-      </w:r>
-      <w:r>
-        <w:rPr>
-          <w:bCs/>
-          <w:b/>
-        </w:rPr>
-        <w:t xml:space="preserve">natural 3 or 4</w:t>
-      </w:r>
-      <w:r>
-        <w:t xml:space="preserve">, or left the target</w:t>
-      </w:r>
-      <w:r>
-        <w:t xml:space="preserve"> </w:t>
-      </w:r>
-      <w:r>
-        <w:rPr>
-          <w:bCs/>
-          <w:b/>
-        </w:rPr>
-        <w:t xml:space="preserve">Dying</w:t>
-      </w:r>
-      <w:r>
-        <w:t xml:space="preserve">.</w:t>
+        <w:t xml:space="preserve">Fire</w:t>
+      </w:r>
+      <w:r>
+        <w:t xml:space="preserve"> </w:t>
+      </w:r>
+      <w:r>
+        <w:t xml:space="preserve">marks 1 box each round in the flames.</w:t>
+      </w:r>
+      <w:r>
+        <w:t xml:space="preserve"> </w:t>
+      </w:r>
+      <w:r>
+        <w:rPr>
+          <w:bCs/>
+          <w:b/>
+        </w:rPr>
+        <w:t xml:space="preserve">Smoke, poison air or vacuum</w:t>
+      </w:r>
+      <w:r>
+        <w:t xml:space="preserve"> </w:t>
+      </w:r>
+      <w:r>
+        <w:t xml:space="preserve">marks 1 box each round you breathe it, unless you have a mask or a suit.</w:t>
+      </w:r>
+    </w:p>
+    <w:bookmarkEnd w:id="60"/>
+    <w:bookmarkStart w:id="61" w:name="fear-and-other-conditions"/>
+    <w:p>
+      <w:pPr>
+        <w:pStyle w:val="Heading3"/>
+      </w:pPr>
+      <w:r>
+        <w:t xml:space="preserve">Fear and other conditions</w:t>
       </w:r>
     </w:p>
     <w:p>
       <w:pPr>
         <w:numPr>
           <w:ilvl w:val="0"/>
-          <w:numId w:val="1014"/>
+          <w:numId w:val="1016"/>
         </w:numPr>
         <w:pStyle w:val="Compact"/>
       </w:pPr>
@@ -11407,20 +11662,20 @@
           <w:bCs/>
           <w:b/>
         </w:rPr>
-        <w:t xml:space="preserve">A character</w:t>
-      </w:r>
-      <w:r>
-        <w:t xml:space="preserve"> </w:t>
-      </w:r>
-      <w:r>
-        <w:t xml:space="preserve">rolls 3d6 on the table below and suffers the result on top of the boxes.</w:t>
+        <w:t xml:space="preserve">Dazed.</w:t>
+      </w:r>
+      <w:r>
+        <w:t xml:space="preserve"> </w:t>
+      </w:r>
+      <w:r>
+        <w:t xml:space="preserve">−2 on your next action roll; then it’s over.</w:t>
       </w:r>
     </w:p>
     <w:p>
       <w:pPr>
         <w:numPr>
           <w:ilvl w:val="0"/>
-          <w:numId w:val="1014"/>
+          <w:numId w:val="1016"/>
         </w:numPr>
         <w:pStyle w:val="Compact"/>
       </w:pPr>
@@ -11429,20 +11684,259 @@
           <w:bCs/>
           <w:b/>
         </w:rPr>
-        <w:t xml:space="preserve">An opponent</w:t>
-      </w:r>
-      <w:r>
-        <w:t xml:space="preserve"> </w:t>
-      </w:r>
-      <w:r>
-        <w:t xml:space="preserve">is simply taken out: no roll, no boxes to count. Describe how, or let the GM view roll a description.</w:t>
+        <w:t xml:space="preserve">Frightened.</w:t>
+      </w:r>
+      <w:r>
+        <w:t xml:space="preserve"> </w:t>
+      </w:r>
+      <w:r>
+        <w:t xml:space="preserve">Fear, a hex, a horror: you must keep away from its source, and you’re −2 to act against it. At the end of each of your turns, roll Will to shake it off (+2 if you’ve been hurt since). A spell or a trait that makes its target</w:t>
+      </w:r>
+      <w:r>
+        <w:t xml:space="preserve"> </w:t>
+      </w:r>
+      <w:r>
+        <w:rPr>
+          <w:iCs/>
+          <w:i/>
+        </w:rPr>
+        <w:t xml:space="preserve">flee or freeze</w:t>
+      </w:r>
+      <w:r>
+        <w:t xml:space="preserve"> </w:t>
+      </w:r>
+      <w:r>
+        <w:t xml:space="preserve">makes them Frightened.</w:t>
       </w:r>
     </w:p>
     <w:p>
       <w:pPr>
         <w:numPr>
           <w:ilvl w:val="0"/>
-          <w:numId w:val="1014"/>
+          <w:numId w:val="1016"/>
+        </w:numPr>
+        <w:pStyle w:val="Compact"/>
+      </w:pPr>
+      <w:r>
+        <w:rPr>
+          <w:bCs/>
+          <w:b/>
+        </w:rPr>
+        <w:t xml:space="preserve">Charmed.</w:t>
+      </w:r>
+      <w:r>
+        <w:t xml:space="preserve"> </w:t>
+      </w:r>
+      <w:r>
+        <w:t xml:space="preserve">You treat the one who charmed you as a friend for the scene. Harming you or your friends ends it at once.</w:t>
+      </w:r>
+    </w:p>
+    <w:bookmarkEnd w:id="61"/>
+    <w:bookmarkStart w:id="62" w:name="mental-harm-a-setting-option"/>
+    <w:p>
+      <w:pPr>
+        <w:pStyle w:val="Heading3"/>
+      </w:pPr>
+      <w:r>
+        <w:t xml:space="preserve">Mental harm (a setting option)</w:t>
+      </w:r>
+    </w:p>
+    <w:p>
+      <w:pPr>
+        <w:pStyle w:val="FirstParagraph"/>
+      </w:pPr>
+      <w:r>
+        <w:t xml:space="preserve">A setting can give every character a</w:t>
+      </w:r>
+      <w:r>
+        <w:t xml:space="preserve"> </w:t>
+      </w:r>
+      <w:r>
+        <w:rPr>
+          <w:bCs/>
+          <w:b/>
+        </w:rPr>
+        <w:t xml:space="preserve">Mind</w:t>
+      </w:r>
+      <w:r>
+        <w:t xml:space="preserve"> </w:t>
+      </w:r>
+      <w:r>
+        <w:t xml:space="preserve">track beside the injury track (Aurora does). Attacks on the mind mark it: Powers or a spell against Will, never Dodge, and armor doesn’t help. One box is Shaken (−1 to mental actions: Will, and skills of Intellect and Presence), two Overwhelmed (−2), three Broken: unconscious or catatonic until they rest. It never leaves anyone Dying; a scene’s rest clears one box, a night’s sleep all of them. Opponents have as many Mind boxes as injury boxes.</w:t>
+      </w:r>
+    </w:p>
+    <w:bookmarkEnd w:id="62"/>
+    <w:bookmarkStart w:id="63" w:name="optional-rule-gritty-combat"/>
+    <w:p>
+      <w:pPr>
+        <w:pStyle w:val="Heading3"/>
+      </w:pPr>
+      <w:r>
+        <w:t xml:space="preserve">Optional rule: gritty combat</w:t>
+      </w:r>
+    </w:p>
+    <w:p>
+      <w:pPr>
+        <w:pStyle w:val="FirstParagraph"/>
+      </w:pPr>
+      <w:r>
+        <w:t xml:space="preserve">For a harder, bloodier game, the GM can turn on</w:t>
+      </w:r>
+      <w:r>
+        <w:t xml:space="preserve"> </w:t>
+      </w:r>
+      <w:r>
+        <w:rPr>
+          <w:bCs/>
+          <w:b/>
+        </w:rPr>
+        <w:t xml:space="preserve">gritty combat</w:t>
+      </w:r>
+      <w:r>
+        <w:t xml:space="preserve"> </w:t>
+      </w:r>
+      <w:r>
+        <w:t xml:space="preserve">for the campaign (the creator has a switch on the Condition card and in the GM view). The rest of the rules stay the same.</w:t>
+      </w:r>
+    </w:p>
+    <w:p>
+      <w:pPr>
+        <w:pStyle w:val="BodyText"/>
+      </w:pPr>
+      <w:r>
+        <w:rPr>
+          <w:bCs/>
+          <w:b/>
+        </w:rPr>
+        <w:t xml:space="preserve">Grievous hits.</w:t>
+      </w:r>
+      <w:r>
+        <w:t xml:space="preserve"> </w:t>
+      </w:r>
+      <w:r>
+        <w:t xml:space="preserve">A hit that marks</w:t>
+      </w:r>
+      <w:r>
+        <w:t xml:space="preserve"> </w:t>
+      </w:r>
+      <w:r>
+        <w:rPr>
+          <w:bCs/>
+          <w:b/>
+        </w:rPr>
+        <w:t xml:space="preserve">2 or more boxes</w:t>
+      </w:r>
+      <w:r>
+        <w:t xml:space="preserve"> </w:t>
+      </w:r>
+      <w:r>
+        <w:t xml:space="preserve">is</w:t>
+      </w:r>
+      <w:r>
+        <w:t xml:space="preserve"> </w:t>
+      </w:r>
+      <w:r>
+        <w:rPr>
+          <w:bCs/>
+          <w:b/>
+        </w:rPr>
+        <w:t xml:space="preserve">grievous</w:t>
+      </w:r>
+      <w:r>
+        <w:t xml:space="preserve"> </w:t>
+      </w:r>
+      <w:r>
+        <w:t xml:space="preserve">when the attack succeeded by</w:t>
+      </w:r>
+      <w:r>
+        <w:t xml:space="preserve"> </w:t>
+      </w:r>
+      <w:r>
+        <w:rPr>
+          <w:bCs/>
+          <w:b/>
+        </w:rPr>
+        <w:t xml:space="preserve">7 or more</w:t>
+      </w:r>
+      <w:r>
+        <w:t xml:space="preserve">, rolled a</w:t>
+      </w:r>
+      <w:r>
+        <w:t xml:space="preserve"> </w:t>
+      </w:r>
+      <w:r>
+        <w:rPr>
+          <w:bCs/>
+          <w:b/>
+        </w:rPr>
+        <w:t xml:space="preserve">natural 3 or 4</w:t>
+      </w:r>
+      <w:r>
+        <w:t xml:space="preserve">, or left the target</w:t>
+      </w:r>
+      <w:r>
+        <w:t xml:space="preserve"> </w:t>
+      </w:r>
+      <w:r>
+        <w:rPr>
+          <w:bCs/>
+          <w:b/>
+        </w:rPr>
+        <w:t xml:space="preserve">Dying</w:t>
+      </w:r>
+      <w:r>
+        <w:t xml:space="preserve">.</w:t>
+      </w:r>
+    </w:p>
+    <w:p>
+      <w:pPr>
+        <w:numPr>
+          <w:ilvl w:val="0"/>
+          <w:numId w:val="1017"/>
+        </w:numPr>
+        <w:pStyle w:val="Compact"/>
+      </w:pPr>
+      <w:r>
+        <w:rPr>
+          <w:bCs/>
+          <w:b/>
+        </w:rPr>
+        <w:t xml:space="preserve">A character</w:t>
+      </w:r>
+      <w:r>
+        <w:t xml:space="preserve"> </w:t>
+      </w:r>
+      <w:r>
+        <w:t xml:space="preserve">rolls 3d6 on the table below and suffers the result on top of the boxes.</w:t>
+      </w:r>
+    </w:p>
+    <w:p>
+      <w:pPr>
+        <w:numPr>
+          <w:ilvl w:val="0"/>
+          <w:numId w:val="1017"/>
+        </w:numPr>
+        <w:pStyle w:val="Compact"/>
+      </w:pPr>
+      <w:r>
+        <w:rPr>
+          <w:bCs/>
+          <w:b/>
+        </w:rPr>
+        <w:t xml:space="preserve">An opponent</w:t>
+      </w:r>
+      <w:r>
+        <w:t xml:space="preserve"> </w:t>
+      </w:r>
+      <w:r>
+        <w:t xml:space="preserve">is simply taken out: no roll, no boxes to count. Describe how, or let the GM view roll a description.</w:t>
+      </w:r>
+    </w:p>
+    <w:p>
+      <w:pPr>
+        <w:numPr>
+          <w:ilvl w:val="0"/>
+          <w:numId w:val="1017"/>
         </w:numPr>
         <w:pStyle w:val="Compact"/>
       </w:pPr>
@@ -11941,7 +12435,7 @@
       <w:pPr>
         <w:numPr>
           <w:ilvl w:val="0"/>
-          <w:numId w:val="1015"/>
+          <w:numId w:val="1018"/>
         </w:numPr>
         <w:pStyle w:val="Compact"/>
       </w:pPr>
@@ -11979,7 +12473,7 @@
       <w:pPr>
         <w:numPr>
           <w:ilvl w:val="0"/>
-          <w:numId w:val="1015"/>
+          <w:numId w:val="1018"/>
         </w:numPr>
         <w:pStyle w:val="Compact"/>
       </w:pPr>
@@ -12014,7 +12508,7 @@
       <w:pPr>
         <w:numPr>
           <w:ilvl w:val="0"/>
-          <w:numId w:val="1015"/>
+          <w:numId w:val="1018"/>
         </w:numPr>
         <w:pStyle w:val="Compact"/>
       </w:pPr>
@@ -12032,9 +12526,9 @@
         <w:t xml:space="preserve">Grievous wounds heal on their own clock, whatever the boxes say. A lost limb, a lost eye or a disfigurement never heals.</w:t>
       </w:r>
     </w:p>
-    <w:bookmarkEnd w:id="60"/>
-    <w:bookmarkEnd w:id="61"/>
-    <w:bookmarkStart w:id="62" w:name="weapons-and-damage"/>
+    <w:bookmarkEnd w:id="63"/>
+    <w:bookmarkEnd w:id="64"/>
+    <w:bookmarkStart w:id="66" w:name="weapons-and-damage"/>
     <w:p>
       <w:pPr>
         <w:pStyle w:val="Heading2"/>
@@ -12062,6 +12556,253 @@
       </w:r>
       <w:r>
         <w:t xml:space="preserve">, not on how well the attack succeeded.</w:t>
+      </w:r>
+    </w:p>
+    <w:p>
+      <w:pPr>
+        <w:numPr>
+          <w:ilvl w:val="0"/>
+          <w:numId w:val="1019"/>
+        </w:numPr>
+        <w:pStyle w:val="Compact"/>
+      </w:pPr>
+      <w:r>
+        <w:rPr>
+          <w:bCs/>
+          <w:b/>
+        </w:rPr>
+        <w:t xml:space="preserve">“</w:t>
+      </w:r>
+      <w:r>
+        <w:rPr>
+          <w:bCs/>
+          <w:b/>
+        </w:rPr>
+        <w:t xml:space="preserve">3, and Dying.</w:t>
+      </w:r>
+      <w:r>
+        <w:rPr>
+          <w:bCs/>
+          <w:b/>
+        </w:rPr>
+        <w:t xml:space="preserve">”</w:t>
+      </w:r>
+      <w:r>
+        <w:t xml:space="preserve"> </w:t>
+      </w:r>
+      <w:r>
+        <w:t xml:space="preserve">The deadliest weapons (a buffalo rifle, a plasma rifle, a grenade at the center) mark 3 boxes: enough to take an unhurt character straight to Incapacitated and Dying.</w:t>
+      </w:r>
+    </w:p>
+    <w:p>
+      <w:pPr>
+        <w:numPr>
+          <w:ilvl w:val="0"/>
+          <w:numId w:val="1019"/>
+        </w:numPr>
+        <w:pStyle w:val="Compact"/>
+      </w:pPr>
+      <w:r>
+        <w:rPr>
+          <w:bCs/>
+          <w:b/>
+        </w:rPr>
+        <w:t xml:space="preserve">Explosions</w:t>
+      </w:r>
+      <w:r>
+        <w:t xml:space="preserve"> </w:t>
+      </w:r>
+      <w:r>
+        <w:t xml:space="preserve">mark 1 box on everyone nearby and their full boxes at the center; Dodge means diving clear.</w:t>
+      </w:r>
+    </w:p>
+    <w:p>
+      <w:pPr>
+        <w:numPr>
+          <w:ilvl w:val="0"/>
+          <w:numId w:val="1019"/>
+        </w:numPr>
+        <w:pStyle w:val="Compact"/>
+      </w:pPr>
+      <w:r>
+        <w:rPr>
+          <w:bCs/>
+          <w:b/>
+        </w:rPr>
+        <w:t xml:space="preserve">Stun weapons</w:t>
+      </w:r>
+      <w:r>
+        <w:t xml:space="preserve"> </w:t>
+      </w:r>
+      <w:r>
+        <w:t xml:space="preserve">(a taser, a stunner) mark no box: the target rolls Body −2. On a failure they’re out for the scene; on a success, −2 on their next action.</w:t>
+      </w:r>
+    </w:p>
+    <w:p>
+      <w:pPr>
+        <w:numPr>
+          <w:ilvl w:val="0"/>
+          <w:numId w:val="1019"/>
+        </w:numPr>
+        <w:pStyle w:val="Compact"/>
+      </w:pPr>
+      <w:r>
+        <w:rPr>
+          <w:bCs/>
+          <w:b/>
+        </w:rPr>
+        <w:t xml:space="preserve">Jams.</w:t>
+      </w:r>
+      <w:r>
+        <w:t xml:space="preserve"> </w:t>
+      </w:r>
+      <w:r>
+        <w:t xml:space="preserve">A firearm jams on a natural 18 (a setting’s older guns may misfire more often); clearing it takes an action.</w:t>
+      </w:r>
+    </w:p>
+    <w:bookmarkStart w:id="65" w:name="armor-toughness-and-weaknesses"/>
+    <w:p>
+      <w:pPr>
+        <w:pStyle w:val="Heading3"/>
+      </w:pPr>
+      <w:r>
+        <w:t xml:space="preserve">Armor, toughness and weaknesses</w:t>
+      </w:r>
+    </w:p>
+    <w:p>
+      <w:pPr>
+        <w:numPr>
+          <w:ilvl w:val="0"/>
+          <w:numId w:val="1020"/>
+        </w:numPr>
+        <w:pStyle w:val="Compact"/>
+      </w:pPr>
+      <w:r>
+        <w:rPr>
+          <w:bCs/>
+          <w:b/>
+        </w:rPr>
+        <w:t xml:space="preserve">Armor</w:t>
+      </w:r>
+      <w:r>
+        <w:t xml:space="preserve"> </w:t>
+      </w:r>
+      <w:r>
+        <w:t xml:space="preserve">turns some hits. A typical piece (a mail shirt, a heavy coat, a vest) makes a hit of 2 or more boxes mark one fewer, once per fight, and its entry says what it works against. Heavy armor works every time.</w:t>
+      </w:r>
+    </w:p>
+    <w:p>
+      <w:pPr>
+        <w:numPr>
+          <w:ilvl w:val="0"/>
+          <w:numId w:val="1020"/>
+        </w:numPr>
+        <w:pStyle w:val="Compact"/>
+      </w:pPr>
+      <w:r>
+        <w:rPr>
+          <w:bCs/>
+          <w:b/>
+        </w:rPr>
+        <w:t xml:space="preserve">Toughness.</w:t>
+      </w:r>
+      <w:r>
+        <w:t xml:space="preserve"> </w:t>
+      </w:r>
+      <w:r>
+        <w:t xml:space="preserve">A threat’s trait can say</w:t>
+      </w:r>
+      <w:r>
+        <w:t xml:space="preserve"> </w:t>
+      </w:r>
+      <w:r>
+        <w:rPr>
+          <w:iCs/>
+          <w:i/>
+        </w:rPr>
+        <w:t xml:space="preserve">hits of 1 box mark nothing</w:t>
+      </w:r>
+      <w:r>
+        <w:t xml:space="preserve"> </w:t>
+      </w:r>
+      <w:r>
+        <w:t xml:space="preserve">(a huge beast, an armored soldier) or</w:t>
+      </w:r>
+      <w:r>
+        <w:t xml:space="preserve"> </w:t>
+      </w:r>
+      <w:r>
+        <w:rPr>
+          <w:iCs/>
+          <w:i/>
+        </w:rPr>
+        <w:t xml:space="preserve">hits of 2 or more boxes mark one fewer</w:t>
+      </w:r>
+      <w:r>
+        <w:t xml:space="preserve"> </w:t>
+      </w:r>
+      <w:r>
+        <w:t xml:space="preserve">(chrome, scales, a curse).</w:t>
+      </w:r>
+    </w:p>
+    <w:p>
+      <w:pPr>
+        <w:numPr>
+          <w:ilvl w:val="0"/>
+          <w:numId w:val="1020"/>
+        </w:numPr>
+        <w:pStyle w:val="Compact"/>
+      </w:pPr>
+      <w:r>
+        <w:rPr>
+          <w:bCs/>
+          <w:b/>
+        </w:rPr>
+        <w:t xml:space="preserve">Weaknesses.</w:t>
+      </w:r>
+      <w:r>
+        <w:t xml:space="preserve"> </w:t>
+      </w:r>
+      <w:r>
+        <w:t xml:space="preserve">What a creature is weak to marks one box more, and its toughness and armor don’t help against it.</w:t>
+      </w:r>
+      <w:r>
+        <w:t xml:space="preserve"> </w:t>
+      </w:r>
+      <w:r>
+        <w:rPr>
+          <w:iCs/>
+          <w:i/>
+        </w:rPr>
+        <w:t xml:space="preserve">Only fire (or silver, or cold iron) marks more than 1 box</w:t>
+      </w:r>
+      <w:r>
+        <w:t xml:space="preserve"> </w:t>
+      </w:r>
+      <w:r>
+        <w:t xml:space="preserve">means everything else marks at most 1.</w:t>
+      </w:r>
+    </w:p>
+    <w:p>
+      <w:pPr>
+        <w:numPr>
+          <w:ilvl w:val="0"/>
+          <w:numId w:val="1020"/>
+        </w:numPr>
+        <w:pStyle w:val="Compact"/>
+      </w:pPr>
+      <w:r>
+        <w:rPr>
+          <w:bCs/>
+          <w:b/>
+        </w:rPr>
+        <w:t xml:space="preserve">Materials.</w:t>
+      </w:r>
+      <w:r>
+        <w:t xml:space="preserve"> </w:t>
+      </w:r>
+      <w:r>
+        <w:t xml:space="preserve">What an attack is made of (silver, cold iron, a wooden stake, holy water) is what counts for a weakness: say it when you attack. A weakness works whoever uses it, whether or not anyone knows of it.</w:t>
       </w:r>
     </w:p>
     <w:tbl>
@@ -13024,22 +13765,22 @@
               <w:rPr>
                 <w:sz w:val="19"/>
               </w:rPr>
-              <w:t xml:space="preserve">1 for a bad fall, 2 for a long one</w:t>
-            </w:r>
-          </w:p>
-        </w:tc>
-        <w:tc>
-          <w:tcPr/>
-          <w:p>
-            <w:pPr>
-              <w:pStyle w:val="Compact"/>
-              <w:jc w:val="left"/>
-            </w:pPr>
-            <w:r>
-              <w:rPr>
-                <w:sz w:val="19"/>
-              </w:rPr>
-              <w:t xml:space="preserve">A sprain or a fracture</w:t>
+              <w:t xml:space="preserve">By height: 1 to 3, and worse (see Falls, fire and foul air)</w:t>
+            </w:r>
+          </w:p>
+        </w:tc>
+        <w:tc>
+          <w:tcPr/>
+          <w:p>
+            <w:pPr>
+              <w:pStyle w:val="Compact"/>
+              <w:jc w:val="left"/>
+            </w:pPr>
+            <w:r>
+              <w:rPr>
+                <w:sz w:val="19"/>
+              </w:rPr>
+              <w:t xml:space="preserve">A sprain, a fracture, or worse</w:t>
             </w:r>
           </w:p>
         </w:tc>
@@ -13123,7 +13864,7 @@
         <w:t xml:space="preserve"> </w:t>
       </w:r>
       <w:r>
-        <w:t xml:space="preserve">These are 1870s guns: a revolver is a close-quarters weapon, and most gunfights happen across a room or a street. A derringer is useless beyond Short range, and a shotgun beyond it does nothing.</w:t>
+        <w:t xml:space="preserve">These are 1870s guns: a revolver is a close-quarters weapon, and most gunfights happen across a room or a street. A derringer is useless beyond Short range, and a shotgun beyond it does nothing. Black powder fouls and caps fail: a gun jams on a natural 18, and clearing it takes an action.</w:t>
       </w:r>
     </w:p>
     <w:p>
@@ -13152,8 +13893,9 @@
         <w:t xml:space="preserve">To take someone down without killing them, use fists, a club, a grapple, or a lasso.</w:t>
       </w:r>
     </w:p>
-    <w:bookmarkEnd w:id="62"/>
-    <w:bookmarkStart w:id="63" w:name="gun-and-rounds"/>
+    <w:bookmarkEnd w:id="65"/>
+    <w:bookmarkEnd w:id="66"/>
+    <w:bookmarkStart w:id="67" w:name="gun-and-rounds"/>
     <w:p>
       <w:pPr>
         <w:pStyle w:val="Heading2"/>
@@ -13632,7 +14374,7 @@
       <w:pPr>
         <w:numPr>
           <w:ilvl w:val="0"/>
-          <w:numId w:val="1016"/>
+          <w:numId w:val="1021"/>
         </w:numPr>
         <w:pStyle w:val="Compact"/>
       </w:pPr>
@@ -13654,7 +14396,7 @@
       <w:pPr>
         <w:numPr>
           <w:ilvl w:val="0"/>
-          <w:numId w:val="1016"/>
+          <w:numId w:val="1021"/>
         </w:numPr>
         <w:pStyle w:val="Compact"/>
       </w:pPr>
@@ -13676,7 +14418,7 @@
       <w:pPr>
         <w:numPr>
           <w:ilvl w:val="0"/>
-          <w:numId w:val="1016"/>
+          <w:numId w:val="1021"/>
         </w:numPr>
         <w:pStyle w:val="Compact"/>
       </w:pPr>
@@ -13694,8 +14436,8 @@
         <w:t xml:space="preserve">A natural 18 with this weapon also jams it: clearing it takes an action.</w:t>
       </w:r>
     </w:p>
-    <w:bookmarkEnd w:id="63"/>
-    <w:bookmarkStart w:id="64" w:name="special-loads"/>
+    <w:bookmarkEnd w:id="67"/>
+    <w:bookmarkStart w:id="68" w:name="special-loads"/>
     <w:p>
       <w:pPr>
         <w:pStyle w:val="Heading2"/>
@@ -14162,7 +14904,7 @@
       <w:pPr>
         <w:numPr>
           <w:ilvl w:val="0"/>
-          <w:numId w:val="1017"/>
+          <w:numId w:val="1022"/>
         </w:numPr>
         <w:pStyle w:val="Compact"/>
       </w:pPr>
@@ -14197,7 +14939,7 @@
       <w:pPr>
         <w:numPr>
           <w:ilvl w:val="0"/>
-          <w:numId w:val="1017"/>
+          <w:numId w:val="1022"/>
         </w:numPr>
         <w:pStyle w:val="Compact"/>
       </w:pPr>
@@ -14232,7 +14974,7 @@
       <w:pPr>
         <w:numPr>
           <w:ilvl w:val="0"/>
-          <w:numId w:val="1017"/>
+          <w:numId w:val="1022"/>
         </w:numPr>
         <w:pStyle w:val="Compact"/>
       </w:pPr>
@@ -14254,7 +14996,7 @@
       <w:pPr>
         <w:numPr>
           <w:ilvl w:val="0"/>
-          <w:numId w:val="1017"/>
+          <w:numId w:val="1022"/>
         </w:numPr>
         <w:pStyle w:val="Compact"/>
       </w:pPr>
@@ -14272,9 +15014,9 @@
         <w:t xml:space="preserve">Buying silver is ordinary trade, but if folks learn what it’s for (a smith asked to cast bullets, rounds seen in your gun) word gets around (Whispers); taking church silver or buying the makings for fire draws the law (Heat). A character with Tinkering can cast silver, hammer cold iron or mix incendiaries; a preacher, or an Occult working, blesses rounds.</w:t>
       </w:r>
     </w:p>
-    <w:bookmarkEnd w:id="64"/>
-    <w:bookmarkEnd w:id="65"/>
-    <w:bookmarkStart w:id="71" w:name="medical-care"/>
+    <w:bookmarkEnd w:id="68"/>
+    <w:bookmarkEnd w:id="69"/>
+    <w:bookmarkStart w:id="75" w:name="medical-care"/>
     <w:p>
       <w:pPr>
         <w:pStyle w:val="Heading1"/>
@@ -14307,7 +15049,7 @@
         <w:t xml:space="preserve">below.</w:t>
       </w:r>
     </w:p>
-    <w:bookmarkStart w:id="66" w:name="diagnosis-and-stabilization"/>
+    <w:bookmarkStart w:id="70" w:name="diagnosis-and-stabilization"/>
     <w:p>
       <w:pPr>
         <w:pStyle w:val="Heading2"/>
@@ -14324,8 +15066,8 @@
         <w:t xml:space="preserve">Roll Medicine when the diagnosis is uncertain or an urgent treatment decision matters. Emergency stabilization takes one action and a successful Medicine roll with a doctor’s bag. It ends Dying and stops deterioration, but removes no boxes.</w:t>
       </w:r>
     </w:p>
-    <w:bookmarkEnd w:id="66"/>
-    <w:bookmarkStart w:id="67" w:name="field-treatment"/>
+    <w:bookmarkEnd w:id="70"/>
+    <w:bookmarkStart w:id="71" w:name="field-treatment"/>
     <w:p>
       <w:pPr>
         <w:pStyle w:val="Heading2"/>
@@ -14342,8 +15084,8 @@
         <w:t xml:space="preserve">With a doctor’s bag and several uninterrupted minutes, successful Medicine removes one injury box; success by 5 or more removes two.</w:t>
       </w:r>
     </w:p>
-    <w:bookmarkEnd w:id="67"/>
-    <w:bookmarkStart w:id="68" w:name="proper-care"/>
+    <w:bookmarkEnd w:id="71"/>
+    <w:bookmarkStart w:id="72" w:name="proper-care"/>
     <w:p>
       <w:pPr>
         <w:pStyle w:val="Heading2"/>
@@ -14360,8 +15102,8 @@
         <w:t xml:space="preserve">A doctor’s surgery with instruments, chloroform and a clean table grants +2 to Medicine. A successful treatment removes two boxes; success by 5 or more removes three. Allow the time the treatment requires.</w:t>
       </w:r>
     </w:p>
-    <w:bookmarkEnd w:id="68"/>
-    <w:bookmarkStart w:id="69" w:name="treatment-attempts"/>
+    <w:bookmarkEnd w:id="72"/>
+    <w:bookmarkStart w:id="73" w:name="treatment-attempts"/>
     <w:p>
       <w:pPr>
         <w:pStyle w:val="Heading2"/>
@@ -14382,7 +15124,7 @@
       <w:pPr>
         <w:numPr>
           <w:ilvl w:val="0"/>
-          <w:numId w:val="1018"/>
+          <w:numId w:val="1023"/>
         </w:numPr>
         <w:pStyle w:val="Compact"/>
       </w:pPr>
@@ -14404,7 +15146,7 @@
       <w:pPr>
         <w:numPr>
           <w:ilvl w:val="0"/>
-          <w:numId w:val="1018"/>
+          <w:numId w:val="1023"/>
         </w:numPr>
         <w:pStyle w:val="Compact"/>
       </w:pPr>
@@ -14426,7 +15168,7 @@
       <w:pPr>
         <w:numPr>
           <w:ilvl w:val="0"/>
-          <w:numId w:val="1018"/>
+          <w:numId w:val="1023"/>
         </w:numPr>
         <w:pStyle w:val="Compact"/>
       </w:pPr>
@@ -14448,7 +15190,7 @@
       <w:pPr>
         <w:numPr>
           <w:ilvl w:val="0"/>
-          <w:numId w:val="1018"/>
+          <w:numId w:val="1023"/>
         </w:numPr>
         <w:pStyle w:val="Compact"/>
       </w:pPr>
@@ -14466,8 +15208,8 @@
         <w:t xml:space="preserve">Stopping someone Dying is never limited by these attempts and never removes boxes; a treatment roll that removes boxes also stabilizes.</w:t>
       </w:r>
     </w:p>
-    <w:bookmarkEnd w:id="69"/>
-    <w:bookmarkStart w:id="70" w:name="natural-recovery"/>
+    <w:bookmarkEnd w:id="73"/>
+    <w:bookmarkStart w:id="74" w:name="natural-recovery"/>
     <w:p>
       <w:pPr>
         <w:pStyle w:val="Heading2"/>
@@ -14652,9 +15394,9 @@
         <w:t xml:space="preserve">At three boxes, rest alone does nothing until someone has stabilized or treated you; after that, a week of rest in their care clears the first box. A successful treatment is faster. The times add up: from three boxes, rest alone takes about a week and a half to heal completely (a week, then three days, then a day).</w:t>
       </w:r>
     </w:p>
-    <w:bookmarkEnd w:id="70"/>
-    <w:bookmarkEnd w:id="71"/>
-    <w:bookmarkStart w:id="77" w:name="magic"/>
+    <w:bookmarkEnd w:id="74"/>
+    <w:bookmarkEnd w:id="75"/>
+    <w:bookmarkStart w:id="81" w:name="magic"/>
     <w:p>
       <w:pPr>
         <w:pStyle w:val="Heading1"/>
@@ -14898,7 +15640,7 @@
         </w:tc>
       </w:tr>
     </w:tbl>
-    <w:bookmarkStart w:id="72" w:name="hexes"/>
+    <w:bookmarkStart w:id="76" w:name="hexes"/>
     <w:p>
       <w:pPr>
         <w:pStyle w:val="Heading2"/>
@@ -14979,7 +15721,7 @@
       <w:pPr>
         <w:numPr>
           <w:ilvl w:val="0"/>
-          <w:numId w:val="1019"/>
+          <w:numId w:val="1024"/>
         </w:numPr>
         <w:pStyle w:val="Compact"/>
       </w:pPr>
@@ -15029,7 +15771,7 @@
       <w:pPr>
         <w:numPr>
           <w:ilvl w:val="0"/>
-          <w:numId w:val="1019"/>
+          <w:numId w:val="1024"/>
         </w:numPr>
         <w:pStyle w:val="Compact"/>
       </w:pPr>
@@ -15078,7 +15820,7 @@
       <w:pPr>
         <w:numPr>
           <w:ilvl w:val="0"/>
-          <w:numId w:val="1019"/>
+          <w:numId w:val="1024"/>
         </w:numPr>
         <w:pStyle w:val="Compact"/>
       </w:pPr>
@@ -15497,8 +16239,8 @@
         <w:t xml:space="preserve">A failed hex marks a box of The Dark; a natural 18 marks two, or something answers that shouldn’t.</w:t>
       </w:r>
     </w:p>
-    <w:bookmarkEnd w:id="72"/>
-    <w:bookmarkStart w:id="73" w:name="rituals"/>
+    <w:bookmarkEnd w:id="76"/>
+    <w:bookmarkStart w:id="77" w:name="rituals"/>
     <w:p>
       <w:pPr>
         <w:pStyle w:val="Heading2"/>
@@ -15511,7 +16253,7 @@
       <w:pPr>
         <w:numPr>
           <w:ilvl w:val="0"/>
-          <w:numId w:val="1020"/>
+          <w:numId w:val="1025"/>
         </w:numPr>
         <w:pStyle w:val="Compact"/>
       </w:pPr>
@@ -15533,7 +16275,7 @@
       <w:pPr>
         <w:numPr>
           <w:ilvl w:val="0"/>
-          <w:numId w:val="1020"/>
+          <w:numId w:val="1025"/>
         </w:numPr>
         <w:pStyle w:val="Compact"/>
       </w:pPr>
@@ -15555,7 +16297,7 @@
       <w:pPr>
         <w:numPr>
           <w:ilvl w:val="0"/>
-          <w:numId w:val="1020"/>
+          <w:numId w:val="1025"/>
         </w:numPr>
         <w:pStyle w:val="Compact"/>
       </w:pPr>
@@ -15833,8 +16575,8 @@
         <w:t xml:space="preserve">A ritual takes a minute a roll at the very fastest. To use one in combat, finish it beforehand and store it in a charm.</w:t>
       </w:r>
     </w:p>
-    <w:bookmarkEnd w:id="73"/>
-    <w:bookmarkStart w:id="74" w:name="charms"/>
+    <w:bookmarkEnd w:id="77"/>
+    <w:bookmarkStart w:id="78" w:name="charms"/>
     <w:p>
       <w:pPr>
         <w:pStyle w:val="Heading2"/>
@@ -15895,8 +16637,8 @@
         <w:t xml:space="preserve">: against a defense, the target defends with no attack-quality penalty; against a resistance, the target resists by succeeding on their roll (a tie goes to the target, as in any contest). A charm never marks more than 3 boxes on one target.</w:t>
       </w:r>
     </w:p>
-    <w:bookmarkEnd w:id="74"/>
-    <w:bookmarkStart w:id="75" w:name="magic-advancement"/>
+    <w:bookmarkEnd w:id="78"/>
+    <w:bookmarkStart w:id="79" w:name="magic-advancement"/>
     <w:p>
       <w:pPr>
         <w:pStyle w:val="Heading2"/>
@@ -16403,8 +17145,8 @@
         </w:tc>
       </w:tr>
     </w:tbl>
-    <w:bookmarkEnd w:id="75"/>
-    <w:bookmarkStart w:id="76" w:name="magic-in-trails-of-blood-dust"/>
+    <w:bookmarkEnd w:id="79"/>
+    <w:bookmarkStart w:id="80" w:name="magic-in-trails-of-blood-dust"/>
     <w:p>
       <w:pPr>
         <w:pStyle w:val="Heading2"/>
@@ -16636,9 +17378,9 @@
         </w:tc>
       </w:tr>
     </w:tbl>
-    <w:bookmarkEnd w:id="76"/>
-    <w:bookmarkEnd w:id="77"/>
-    <w:bookmarkStart w:id="81" w:name="grit-points-and-tracks"/>
+    <w:bookmarkEnd w:id="80"/>
+    <w:bookmarkEnd w:id="81"/>
+    <w:bookmarkStart w:id="85" w:name="grit-points-and-tracks"/>
     <w:p>
       <w:pPr>
         <w:pStyle w:val="Heading1"/>
@@ -16647,7 +17389,7 @@
         <w:t xml:space="preserve">Grit points and tracks</w:t>
       </w:r>
     </w:p>
-    <w:bookmarkStart w:id="78" w:name="using-grit-points"/>
+    <w:bookmarkStart w:id="82" w:name="using-grit-points"/>
     <w:p>
       <w:pPr>
         <w:pStyle w:val="Heading2"/>
@@ -16865,8 +17607,8 @@
         <w:t xml:space="preserve">Gain one point when one of your complications creates a meaningful problem you accept, including a companion complication. You can decline the proposed complication without penalty.</w:t>
       </w:r>
     </w:p>
-    <w:bookmarkEnd w:id="78"/>
-    <w:bookmarkStart w:id="79" w:name="trouble"/>
+    <w:bookmarkEnd w:id="82"/>
+    <w:bookmarkStart w:id="83" w:name="trouble"/>
     <w:p>
       <w:pPr>
         <w:pStyle w:val="Heading2"/>
@@ -16878,6 +17620,46 @@
     <w:p>
       <w:pPr>
         <w:pStyle w:val="FirstParagraph"/>
+      </w:pPr>
+      <w:r>
+        <w:t xml:space="preserve">A track is a row of boxes that fills as consequences catch up with you, and each box means something.</w:t>
+      </w:r>
+      <w:r>
+        <w:t xml:space="preserve"> </w:t>
+      </w:r>
+      <w:r>
+        <w:rPr>
+          <w:bCs/>
+          <w:b/>
+        </w:rPr>
+        <w:t xml:space="preserve">Shared tracks</w:t>
+      </w:r>
+      <w:r>
+        <w:t xml:space="preserve"> </w:t>
+      </w:r>
+      <w:r>
+        <w:t xml:space="preserve">belong to the whole posse (the law noticing, debts, the dark learning your names): deeds, a success at a cost or a failed investigation mark them, and lying low, paying up or a public good clears them. A setting can also give each character a</w:t>
+      </w:r>
+      <w:r>
+        <w:t xml:space="preserve"> </w:t>
+      </w:r>
+      <w:r>
+        <w:rPr>
+          <w:bCs/>
+          <w:b/>
+        </w:rPr>
+        <w:t xml:space="preserve">personal track</w:t>
+      </w:r>
+      <w:r>
+        <w:t xml:space="preserve"> </w:t>
+      </w:r>
+      <w:r>
+        <w:t xml:space="preserve">of four boxes: the price of their power (Strain, Corruption) or of a secret (Exposure), with what each box does on the sheet.</w:t>
+      </w:r>
+    </w:p>
+    <w:p>
+      <w:pPr>
+        <w:pStyle w:val="BodyText"/>
       </w:pPr>
       <w:r>
         <w:t xml:space="preserve">The characters share three Trouble tracks.</w:t>
@@ -17155,8 +17937,8 @@
         </w:tc>
       </w:tr>
     </w:tbl>
-    <w:bookmarkEnd w:id="79"/>
-    <w:bookmarkStart w:id="80" w:name="advancement"/>
+    <w:bookmarkEnd w:id="83"/>
+    <w:bookmarkStart w:id="84" w:name="advancement"/>
     <w:p>
       <w:pPr>
         <w:pStyle w:val="Heading2"/>
@@ -17193,7 +17975,7 @@
       <w:pPr>
         <w:numPr>
           <w:ilvl w:val="0"/>
-          <w:numId w:val="1021"/>
+          <w:numId w:val="1026"/>
         </w:numPr>
         <w:pStyle w:val="Compact"/>
       </w:pPr>
@@ -17254,7 +18036,7 @@
       <w:pPr>
         <w:numPr>
           <w:ilvl w:val="0"/>
-          <w:numId w:val="1021"/>
+          <w:numId w:val="1026"/>
         </w:numPr>
         <w:pStyle w:val="Compact"/>
       </w:pPr>
@@ -17600,9 +18382,9 @@
         <w:t xml:space="preserve">Magic and powers grow the same way, at the costs their chapters give.</w:t>
       </w:r>
     </w:p>
-    <w:bookmarkEnd w:id="80"/>
-    <w:bookmarkEnd w:id="81"/>
-    <w:bookmarkStart w:id="83" w:name="running-jobs"/>
+    <w:bookmarkEnd w:id="84"/>
+    <w:bookmarkEnd w:id="85"/>
+    <w:bookmarkStart w:id="87" w:name="running-jobs"/>
     <w:p>
       <w:pPr>
         <w:pStyle w:val="Heading1"/>
@@ -17611,7 +18393,7 @@
         <w:t xml:space="preserve">Running jobs</w:t>
       </w:r>
     </w:p>
-    <w:bookmarkStart w:id="82" w:name="the-trail-journal"/>
+    <w:bookmarkStart w:id="86" w:name="the-trail-journal"/>
     <w:p>
       <w:pPr>
         <w:pStyle w:val="Heading2"/>
@@ -17632,7 +18414,7 @@
       <w:pPr>
         <w:numPr>
           <w:ilvl w:val="0"/>
-          <w:numId w:val="1022"/>
+          <w:numId w:val="1027"/>
         </w:numPr>
         <w:pStyle w:val="Compact"/>
       </w:pPr>
@@ -17654,7 +18436,7 @@
       <w:pPr>
         <w:numPr>
           <w:ilvl w:val="0"/>
-          <w:numId w:val="1022"/>
+          <w:numId w:val="1027"/>
         </w:numPr>
         <w:pStyle w:val="Compact"/>
       </w:pPr>
@@ -17676,7 +18458,7 @@
       <w:pPr>
         <w:numPr>
           <w:ilvl w:val="0"/>
-          <w:numId w:val="1022"/>
+          <w:numId w:val="1027"/>
         </w:numPr>
         <w:pStyle w:val="Compact"/>
       </w:pPr>
@@ -17698,7 +18480,7 @@
       <w:pPr>
         <w:numPr>
           <w:ilvl w:val="0"/>
-          <w:numId w:val="1022"/>
+          <w:numId w:val="1027"/>
         </w:numPr>
         <w:pStyle w:val="Compact"/>
       </w:pPr>
@@ -17720,7 +18502,7 @@
       <w:pPr>
         <w:numPr>
           <w:ilvl w:val="0"/>
-          <w:numId w:val="1022"/>
+          <w:numId w:val="1027"/>
         </w:numPr>
         <w:pStyle w:val="Compact"/>
       </w:pPr>
@@ -17738,9 +18520,9 @@
         <w:t xml:space="preserve">After a significant job, each character earns 1 advancement point; at a milestone, 2 more.</w:t>
       </w:r>
     </w:p>
-    <w:bookmarkEnd w:id="82"/>
-    <w:bookmarkEnd w:id="83"/>
-    <w:bookmarkStart w:id="91" w:name="lore-cards"/>
+    <w:bookmarkEnd w:id="86"/>
+    <w:bookmarkEnd w:id="87"/>
+    <w:bookmarkStart w:id="96" w:name="lore-cards"/>
     <w:p>
       <w:pPr>
         <w:pStyle w:val="Heading1"/>
@@ -17757,7 +18539,7 @@
         <w:t xml:space="preserve">What your character knows about the dark, and how they come to know it: the difference between rumor and truth, how an investigation runs, and the lore cards that record what you’ve established.</w:t>
       </w:r>
     </w:p>
-    <w:bookmarkStart w:id="84" w:name="folklore-truth-and-lore-cards"/>
+    <w:bookmarkStart w:id="88" w:name="folklore-truth-and-lore-cards"/>
     <w:p>
       <w:pPr>
         <w:pStyle w:val="Heading2"/>
@@ -17778,7 +18560,7 @@
       <w:pPr>
         <w:numPr>
           <w:ilvl w:val="0"/>
-          <w:numId w:val="1023"/>
+          <w:numId w:val="1028"/>
         </w:numPr>
         <w:pStyle w:val="Compact"/>
       </w:pPr>
@@ -17800,7 +18582,7 @@
       <w:pPr>
         <w:numPr>
           <w:ilvl w:val="0"/>
-          <w:numId w:val="1023"/>
+          <w:numId w:val="1028"/>
         </w:numPr>
         <w:pStyle w:val="Compact"/>
       </w:pPr>
@@ -17822,7 +18604,7 @@
       <w:pPr>
         <w:numPr>
           <w:ilvl w:val="0"/>
-          <w:numId w:val="1023"/>
+          <w:numId w:val="1028"/>
         </w:numPr>
         <w:pStyle w:val="Compact"/>
       </w:pPr>
@@ -17861,8 +18643,8 @@
         <w:t xml:space="preserve">A real weakness works whether or not anyone holds a card for it. Act on what you suspect: load silver, salt the doorway, try fire. The GM will ask what your idea rests on, and a good reason is all it needs.</w:t>
       </w:r>
     </w:p>
-    <w:bookmarkEnd w:id="84"/>
-    <w:bookmarkStart w:id="90" w:name="discovery-clocks-and-lore-cards"/>
+    <w:bookmarkEnd w:id="88"/>
+    <w:bookmarkStart w:id="95" w:name="discovery-clocks-and-lore-cards"/>
     <w:p>
       <w:pPr>
         <w:pStyle w:val="Heading2"/>
@@ -18082,7 +18864,7 @@
       <w:pPr>
         <w:numPr>
           <w:ilvl w:val="0"/>
-          <w:numId w:val="1024"/>
+          <w:numId w:val="1029"/>
         </w:numPr>
         <w:pStyle w:val="Compact"/>
       </w:pPr>
@@ -18104,7 +18886,7 @@
       <w:pPr>
         <w:numPr>
           <w:ilvl w:val="0"/>
-          <w:numId w:val="1024"/>
+          <w:numId w:val="1029"/>
         </w:numPr>
         <w:pStyle w:val="Compact"/>
       </w:pPr>
@@ -18142,7 +18924,7 @@
       <w:pPr>
         <w:numPr>
           <w:ilvl w:val="0"/>
-          <w:numId w:val="1024"/>
+          <w:numId w:val="1029"/>
         </w:numPr>
         <w:pStyle w:val="Compact"/>
       </w:pPr>
@@ -18180,7 +18962,7 @@
       <w:pPr>
         <w:numPr>
           <w:ilvl w:val="0"/>
-          <w:numId w:val="1024"/>
+          <w:numId w:val="1029"/>
         </w:numPr>
         <w:pStyle w:val="Compact"/>
       </w:pPr>
@@ -18198,44 +18980,11 @@
         <w:t xml:space="preserve">A player can push to dig faster or harder: a success advances one extra segment, but a track ticks (below) whatever the roll.</w:t>
       </w:r>
     </w:p>
-    <w:bookmarkStart w:id="85" w:name="the-lore-card"/>
-    <w:p>
-      <w:pPr>
-        <w:pStyle w:val="Heading3"/>
-      </w:pPr>
-      <w:r>
-        <w:t xml:space="preserve">The lore card</w:t>
-      </w:r>
-    </w:p>
-    <w:p>
-      <w:pPr>
-        <w:pStyle w:val="FirstParagraph"/>
-      </w:pPr>
-      <w:r>
-        <w:t xml:space="preserve">A lore card is a permanent record of one specific thing the characters have established. It holds only what they found out, never the whole truth: later discoveries add to it with more lore cards. It grants</w:t>
-      </w:r>
-      <w:r>
-        <w:t xml:space="preserve"> </w:t>
-      </w:r>
-      <w:r>
-        <w:rPr>
-          <w:bCs/>
-          <w:b/>
-        </w:rPr>
-        <w:t xml:space="preserve">no bonus</w:t>
-      </w:r>
-      <w:r>
-        <w:t xml:space="preserve"> </w:t>
-      </w:r>
-      <w:r>
-        <w:t xml:space="preserve">to any roll.</w:t>
-      </w:r>
-    </w:p>
     <w:p>
       <w:pPr>
         <w:numPr>
           <w:ilvl w:val="0"/>
-          <w:numId w:val="1025"/>
+          <w:numId w:val="1029"/>
         </w:numPr>
         <w:pStyle w:val="Compact"/>
       </w:pPr>
@@ -18244,20 +18993,53 @@
           <w:bCs/>
           <w:b/>
         </w:rPr>
-        <w:t xml:space="preserve">Weaknesses work anyway.</w:t>
-      </w:r>
-      <w:r>
-        <w:t xml:space="preserve"> </w:t>
-      </w:r>
-      <w:r>
-        <w:t xml:space="preserve">A real weakness works whoever uses it, lore card or no lore card: silver marks its extra box fired by someone who has never heard of werewolves, and a hunter who suspects silver can load it. Called shots follow the ordinary combat rules. An unfamiliar ritual still needs its procedure, the knowledge, the skill and the components.</w:t>
+        <w:t xml:space="preserve">A head start.</w:t>
+      </w:r>
+      <w:r>
+        <w:t xml:space="preserve"> </w:t>
+      </w:r>
+      <w:r>
+        <w:t xml:space="preserve">A character trained in the skill whose field squarely covers the subject (an engineer before an alien power core, a doctor before a new disease) recognizes at once that it’s something new: the clock starts at Identify, skipping Confront. The GM says whether a skill fits. Identify and Uncover still have to be filled to earn the lore card.</w:t>
+      </w:r>
+    </w:p>
+    <w:bookmarkStart w:id="89" w:name="the-lore-card"/>
+    <w:p>
+      <w:pPr>
+        <w:pStyle w:val="Heading3"/>
+      </w:pPr>
+      <w:r>
+        <w:t xml:space="preserve">The lore card</w:t>
+      </w:r>
+    </w:p>
+    <w:p>
+      <w:pPr>
+        <w:pStyle w:val="FirstParagraph"/>
+      </w:pPr>
+      <w:r>
+        <w:t xml:space="preserve">A lore card is a permanent record of one specific thing the characters have established. It holds only what they found out, never the whole truth: later discoveries add to it with more lore cards. It grants</w:t>
+      </w:r>
+      <w:r>
+        <w:t xml:space="preserve"> </w:t>
+      </w:r>
+      <w:r>
+        <w:rPr>
+          <w:bCs/>
+          <w:b/>
+        </w:rPr>
+        <w:t xml:space="preserve">no bonus</w:t>
+      </w:r>
+      <w:r>
+        <w:t xml:space="preserve"> </w:t>
+      </w:r>
+      <w:r>
+        <w:t xml:space="preserve">to any roll.</w:t>
       </w:r>
     </w:p>
     <w:p>
       <w:pPr>
         <w:numPr>
           <w:ilvl w:val="0"/>
-          <w:numId w:val="1025"/>
+          <w:numId w:val="1030"/>
         </w:numPr>
         <w:pStyle w:val="Compact"/>
       </w:pPr>
@@ -18266,20 +19048,20 @@
           <w:bCs/>
           <w:b/>
         </w:rPr>
-        <w:t xml:space="preserve">What a lore card is for.</w:t>
-      </w:r>
-      <w:r>
-        <w:t xml:space="preserve"> </w:t>
-      </w:r>
-      <w:r>
-        <w:t xml:space="preserve">It’s what the character knows for certain and can rely on, plan around and teach. A correct deduction, a sensible experiment or an ordinary precaution needs no lore card.</w:t>
+        <w:t xml:space="preserve">Weaknesses work anyway.</w:t>
+      </w:r>
+      <w:r>
+        <w:t xml:space="preserve"> </w:t>
+      </w:r>
+      <w:r>
+        <w:t xml:space="preserve">A real weakness works whoever uses it, lore card or no lore card: silver marks its extra box fired by someone who has never heard of werewolves, and a hunter who suspects silver can load it. Called shots follow the ordinary combat rules. An unfamiliar ritual still needs its procedure, the knowledge, the skill and the components.</w:t>
       </w:r>
     </w:p>
     <w:p>
       <w:pPr>
         <w:numPr>
           <w:ilvl w:val="0"/>
-          <w:numId w:val="1025"/>
+          <w:numId w:val="1030"/>
         </w:numPr>
         <w:pStyle w:val="Compact"/>
       </w:pPr>
@@ -18288,20 +19070,20 @@
           <w:bCs/>
           <w:b/>
         </w:rPr>
-        <w:t xml:space="preserve">The identification gate.</w:t>
-      </w:r>
-      <w:r>
-        <w:t xml:space="preserve"> </w:t>
-      </w:r>
-      <w:r>
-        <w:t xml:space="preserve">Before a subject is confirmed, you can form hypotheses, test them and take precautions, but what you know about a kind of subject isn’t applied to this one until the Identify phase confirms it. Holding a lore card never proves that this is that.</w:t>
+        <w:t xml:space="preserve">What a lore card is for.</w:t>
+      </w:r>
+      <w:r>
+        <w:t xml:space="preserve"> </w:t>
+      </w:r>
+      <w:r>
+        <w:t xml:space="preserve">It’s what the character knows for certain and can rely on, plan around and teach. A correct deduction, a sensible experiment or an ordinary precaution needs no lore card.</w:t>
       </w:r>
     </w:p>
     <w:p>
       <w:pPr>
         <w:numPr>
           <w:ilvl w:val="0"/>
-          <w:numId w:val="1025"/>
+          <w:numId w:val="1030"/>
         </w:numPr>
         <w:pStyle w:val="Compact"/>
       </w:pPr>
@@ -18310,20 +19092,20 @@
           <w:bCs/>
           <w:b/>
         </w:rPr>
-        <w:t xml:space="preserve">Shared copies.</w:t>
-      </w:r>
-      <w:r>
-        <w:t xml:space="preserve"> </w:t>
-      </w:r>
-      <w:r>
-        <w:t xml:space="preserve">Everyone who establishes a finding, or is there when a lore card is earned, gets a shared copy; one character is recorded as its owner. A character who wasn’t there can be taught it later, from a reliable account.</w:t>
+        <w:t xml:space="preserve">The identification gate.</w:t>
+      </w:r>
+      <w:r>
+        <w:t xml:space="preserve"> </w:t>
+      </w:r>
+      <w:r>
+        <w:t xml:space="preserve">Before a subject is confirmed, you can form hypotheses, test them and take precautions, but what you know about a kind of subject isn’t applied to this one until the Identify phase confirms it. Holding a lore card never proves that this is that.</w:t>
       </w:r>
     </w:p>
     <w:p>
       <w:pPr>
         <w:numPr>
           <w:ilvl w:val="0"/>
-          <w:numId w:val="1025"/>
+          <w:numId w:val="1030"/>
         </w:numPr>
         <w:pStyle w:val="Compact"/>
       </w:pPr>
@@ -18332,6 +19114,28 @@
           <w:bCs/>
           <w:b/>
         </w:rPr>
+        <w:t xml:space="preserve">Shared copies.</w:t>
+      </w:r>
+      <w:r>
+        <w:t xml:space="preserve"> </w:t>
+      </w:r>
+      <w:r>
+        <w:t xml:space="preserve">Everyone who establishes a finding, or is there when a lore card is earned, gets a shared copy; one character is recorded as its owner. A character who wasn’t there can be taught it later, from a reliable account.</w:t>
+      </w:r>
+    </w:p>
+    <w:p>
+      <w:pPr>
+        <w:numPr>
+          <w:ilvl w:val="0"/>
+          <w:numId w:val="1030"/>
+        </w:numPr>
+        <w:pStyle w:val="Compact"/>
+      </w:pPr>
+      <w:r>
+        <w:rPr>
+          <w:bCs/>
+          <w:b/>
+        </w:rPr>
         <w:t xml:space="preserve">What it records.</w:t>
       </w:r>
       <w:r>
@@ -18354,8 +19158,8 @@
         <w:t xml:space="preserve">.</w:t>
       </w:r>
     </w:p>
-    <w:bookmarkEnd w:id="85"/>
-    <w:bookmarkStart w:id="86" w:name="earning-a-lore-card"/>
+    <w:bookmarkEnd w:id="89"/>
+    <w:bookmarkStart w:id="90" w:name="earning-a-lore-card"/>
     <w:p>
       <w:pPr>
         <w:pStyle w:val="Heading3"/>
@@ -18668,7 +19472,7 @@
       <w:pPr>
         <w:numPr>
           <w:ilvl w:val="0"/>
-          <w:numId w:val="1026"/>
+          <w:numId w:val="1031"/>
         </w:numPr>
         <w:pStyle w:val="Compact"/>
       </w:pPr>
@@ -18690,7 +19494,7 @@
       <w:pPr>
         <w:numPr>
           <w:ilvl w:val="0"/>
-          <w:numId w:val="1026"/>
+          <w:numId w:val="1031"/>
         </w:numPr>
         <w:pStyle w:val="Compact"/>
       </w:pPr>
@@ -18712,7 +19516,7 @@
       <w:pPr>
         <w:numPr>
           <w:ilvl w:val="0"/>
-          <w:numId w:val="1026"/>
+          <w:numId w:val="1031"/>
         </w:numPr>
         <w:pStyle w:val="Compact"/>
       </w:pPr>
@@ -18730,8 +19534,8 @@
         <w:t xml:space="preserve">The GM provides enough clues, and more than one route to each answer: a job shouldn’t stall on a single missed roll.</w:t>
       </w:r>
     </w:p>
-    <w:bookmarkEnd w:id="86"/>
-    <w:bookmarkStart w:id="87" w:name="the-harvest"/>
+    <w:bookmarkEnd w:id="90"/>
+    <w:bookmarkStart w:id="91" w:name="the-harvest"/>
     <w:p>
       <w:pPr>
         <w:pStyle w:val="Heading3"/>
@@ -18748,8 +19552,26 @@
         <w:t xml:space="preserve">A discovery clock always races a threat clock. While you dig, the creature is still hunting. The Harvest clock (4 or 6 segments, one per job) ticks once for each scene spent investigating and once for each failed investigation roll. Each time it fills, the creature claims another victim, and the clock starts again. The dread is the race: learn its weakness before it takes someone you were protecting.</w:t>
       </w:r>
     </w:p>
-    <w:bookmarkEnd w:id="87"/>
-    <w:bookmarkStart w:id="88" w:name="what-investigating-costs"/>
+    <w:p>
+      <w:pPr>
+        <w:pStyle w:val="BodyText"/>
+      </w:pPr>
+      <w:r>
+        <w:rPr>
+          <w:bCs/>
+          <w:b/>
+        </w:rPr>
+        <w:t xml:space="preserve">A rival.</w:t>
+      </w:r>
+      <w:r>
+        <w:t xml:space="preserve"> </w:t>
+      </w:r>
+      <w:r>
+        <w:t xml:space="preserve">When nothing threatens yet, give the discovery a rival instead: an ordinary danger clock named for someone racing the posse to the same find. It ticks on delays, noisy methods and open digging; when it fills, the rival gets there first.</w:t>
+      </w:r>
+    </w:p>
+    <w:bookmarkEnd w:id="91"/>
+    <w:bookmarkStart w:id="92" w:name="what-investigating-costs"/>
     <w:p>
       <w:pPr>
         <w:pStyle w:val="Heading3"/>
@@ -18993,8 +19815,8 @@
         </w:tc>
       </w:tr>
     </w:tbl>
-    <w:bookmarkEnd w:id="88"/>
-    <w:bookmarkStart w:id="89" w:name="methods"/>
+    <w:bookmarkEnd w:id="92"/>
+    <w:bookmarkStart w:id="93" w:name="methods"/>
     <w:p>
       <w:pPr>
         <w:pStyle w:val="Heading3"/>
@@ -19601,7 +20423,7 @@
       <w:pPr>
         <w:numPr>
           <w:ilvl w:val="0"/>
-          <w:numId w:val="1027"/>
+          <w:numId w:val="1032"/>
         </w:numPr>
         <w:pStyle w:val="Compact"/>
       </w:pPr>
@@ -19655,7 +20477,7 @@
       <w:pPr>
         <w:numPr>
           <w:ilvl w:val="0"/>
-          <w:numId w:val="1027"/>
+          <w:numId w:val="1032"/>
         </w:numPr>
         <w:pStyle w:val="Compact"/>
       </w:pPr>
@@ -19699,7 +20521,7 @@
       <w:pPr>
         <w:numPr>
           <w:ilvl w:val="0"/>
-          <w:numId w:val="1027"/>
+          <w:numId w:val="1032"/>
         </w:numPr>
         <w:pStyle w:val="Compact"/>
       </w:pPr>
@@ -19733,10 +20555,57 @@
         <w:t xml:space="preserve">advantage: three lore cards, for creatures they’ve faced or studied, chosen at creation. Pick them from the creatures in the GM’s Guide; each says what you know and what it permits.</w:t>
       </w:r>
     </w:p>
-    <w:bookmarkEnd w:id="89"/>
-    <w:bookmarkEnd w:id="90"/>
-    <w:bookmarkEnd w:id="91"/>
-    <w:bookmarkStart w:id="97" w:name="monsters-and-magic"/>
+    <w:bookmarkEnd w:id="93"/>
+    <w:bookmarkStart w:id="94" w:name="when-the-other-side-investigates-you"/>
+    <w:p>
+      <w:pPr>
+        <w:pStyle w:val="Heading3"/>
+      </w:pPr>
+      <w:r>
+        <w:t xml:space="preserve">When the other side investigates you</w:t>
+      </w:r>
+    </w:p>
+    <w:p>
+      <w:pPr>
+        <w:pStyle w:val="FirstParagraph"/>
+      </w:pPr>
+      <w:r>
+        <w:t xml:space="preserve">Enemies keep files too. What a villain, a rival or a monster has learned about a character (a weakness, a habit, a real name, the people they love) gives it</w:t>
+      </w:r>
+      <w:r>
+        <w:t xml:space="preserve"> </w:t>
+      </w:r>
+      <w:r>
+        <w:rPr>
+          <w:bCs/>
+          <w:b/>
+        </w:rPr>
+        <w:t xml:space="preserve">+2 against them when it applies</w:t>
+      </w:r>
+      <w:r>
+        <w:t xml:space="preserve">: an ambush where they always go, a trap built for a weakness, a hostage who matters. The GM keeps these files in the GM view and decides when one applies. A character who finds out a file exists (an informant, a captured lieutenant, a stolen ledger) sees it on their sheet, and can</w:t>
+      </w:r>
+      <w:r>
+        <w:t xml:space="preserve"> </w:t>
+      </w:r>
+      <w:r>
+        <w:rPr>
+          <w:bCs/>
+          <w:b/>
+        </w:rPr>
+        <w:t xml:space="preserve">destroy</w:t>
+      </w:r>
+      <w:r>
+        <w:t xml:space="preserve"> </w:t>
+      </w:r>
+      <w:r>
+        <w:t xml:space="preserve">it: burn the papers, discredit the source, kill the spy. A destroyed file gives nothing.</w:t>
+      </w:r>
+    </w:p>
+    <w:bookmarkEnd w:id="94"/>
+    <w:bookmarkEnd w:id="95"/>
+    <w:bookmarkEnd w:id="96"/>
+    <w:bookmarkStart w:id="102" w:name="monsters-and-magic"/>
     <w:p>
       <w:pPr>
         <w:pStyle w:val="Heading1"/>
@@ -19745,7 +20614,7 @@
         <w:t xml:space="preserve">Monsters and magic</w:t>
       </w:r>
     </w:p>
-    <w:bookmarkStart w:id="92" w:name="the-sight"/>
+    <w:bookmarkStart w:id="97" w:name="the-sight"/>
     <w:p>
       <w:pPr>
         <w:pStyle w:val="Heading2"/>
@@ -19775,8 +20644,8 @@
         <w:t xml:space="preserve">. They see ghosts, the true faces of monsters wearing human ones, and magic at work. To everyone else the darkness is a rumor, until it isn’t.</w:t>
       </w:r>
     </w:p>
-    <w:bookmarkEnd w:id="92"/>
-    <w:bookmarkStart w:id="93" w:name="monstrous-forms"/>
+    <w:bookmarkEnd w:id="97"/>
+    <w:bookmarkStart w:id="98" w:name="monstrous-forms"/>
     <w:p>
       <w:pPr>
         <w:pStyle w:val="Heading2"/>
@@ -19835,8 +20704,8 @@
         <w:t xml:space="preserve">.</w:t>
       </w:r>
     </w:p>
-    <w:bookmarkEnd w:id="93"/>
-    <w:bookmarkStart w:id="95" w:name="magic-1"/>
+    <w:bookmarkEnd w:id="98"/>
+    <w:bookmarkStart w:id="100" w:name="magic-1"/>
     <w:p>
       <w:pPr>
         <w:pStyle w:val="Heading2"/>
@@ -20152,7 +21021,7 @@
       <w:pPr>
         <w:numPr>
           <w:ilvl w:val="0"/>
-          <w:numId w:val="1028"/>
+          <w:numId w:val="1033"/>
         </w:numPr>
         <w:pStyle w:val="Compact"/>
       </w:pPr>
@@ -20174,7 +21043,7 @@
       <w:pPr>
         <w:numPr>
           <w:ilvl w:val="0"/>
-          <w:numId w:val="1028"/>
+          <w:numId w:val="1033"/>
         </w:numPr>
         <w:pStyle w:val="Compact"/>
       </w:pPr>
@@ -20196,7 +21065,7 @@
       <w:pPr>
         <w:numPr>
           <w:ilvl w:val="0"/>
-          <w:numId w:val="1028"/>
+          <w:numId w:val="1033"/>
         </w:numPr>
         <w:pStyle w:val="Compact"/>
       </w:pPr>
@@ -20234,7 +21103,7 @@
       <w:pPr>
         <w:numPr>
           <w:ilvl w:val="0"/>
-          <w:numId w:val="1028"/>
+          <w:numId w:val="1033"/>
         </w:numPr>
         <w:pStyle w:val="Compact"/>
       </w:pPr>
@@ -20357,7 +21226,7 @@
         <w:t xml:space="preserve">who will curse for money.</w:t>
       </w:r>
     </w:p>
-    <w:bookmarkStart w:id="94" w:name="hexes-1"/>
+    <w:bookmarkStart w:id="99" w:name="hexes-1"/>
     <w:p>
       <w:pPr>
         <w:pStyle w:val="Heading3"/>
@@ -20671,7 +21540,7 @@
               <w:rPr>
                 <w:sz w:val="19"/>
               </w:rPr>
-              <w:t xml:space="preserve">The target flees or freezes (Will resists).</w:t>
+              <w:t xml:space="preserve">The target is Frightened: it flees or freezes (Will resists).</w:t>
             </w:r>
           </w:p>
         </w:tc>
@@ -20842,9 +21711,9 @@
         </w:tc>
       </w:tr>
     </w:tbl>
-    <w:bookmarkEnd w:id="94"/>
-    <w:bookmarkEnd w:id="95"/>
-    <w:bookmarkStart w:id="96" w:name="weaknesses"/>
+    <w:bookmarkEnd w:id="99"/>
+    <w:bookmarkEnd w:id="100"/>
+    <w:bookmarkStart w:id="101" w:name="weaknesses"/>
     <w:p>
       <w:pPr>
         <w:pStyle w:val="Heading2"/>
@@ -20890,9 +21759,9 @@
         <w:t xml:space="preserve">chapter of the GM’s Guide.</w:t>
       </w:r>
     </w:p>
-    <w:bookmarkEnd w:id="96"/>
-    <w:bookmarkEnd w:id="97"/>
-    <w:bookmarkStart w:id="104" w:name="ready-made-characters"/>
+    <w:bookmarkEnd w:id="101"/>
+    <w:bookmarkEnd w:id="102"/>
+    <w:bookmarkStart w:id="109" w:name="ready-made-characters"/>
     <w:p>
       <w:pPr>
         <w:pStyle w:val="Heading1"/>
@@ -20909,7 +21778,7 @@
         <w:t xml:space="preserve">Characters ready to play, for one-shots, new players, or a group in a hurry. Each follows the creation rules exactly, and their connections tie them together. In the creator, choose one from the ready-made list to open it and make it your own.</w:t>
       </w:r>
     </w:p>
-    <w:bookmarkStart w:id="98" w:name="ruth-calloway"/>
+    <w:bookmarkStart w:id="103" w:name="ruth-calloway"/>
     <w:p>
       <w:pPr>
         <w:pStyle w:val="Heading2"/>
@@ -20934,952 +21803,6 @@
       </w:r>
       <w:r>
         <w:t xml:space="preserve">Wears the badge in three counties, and sees what’s under the faces of the men she arrests.</w:t>
-      </w:r>
-    </w:p>
-    <w:p>
-      <w:pPr>
-        <w:numPr>
-          <w:ilvl w:val="0"/>
-          <w:numId w:val="1029"/>
-        </w:numPr>
-        <w:pStyle w:val="Compact"/>
-      </w:pPr>
-      <w:r>
-        <w:rPr>
-          <w:bCs/>
-          <w:b/>
-        </w:rPr>
-        <w:t xml:space="preserve">Attributes:</w:t>
-      </w:r>
-      <w:r>
-        <w:t xml:space="preserve"> </w:t>
-      </w:r>
-      <w:r>
-        <w:t xml:space="preserve">Body 12, Agility 13, Intellect 10, Presence 9, Will 11.</w:t>
-      </w:r>
-      <w:r>
-        <w:t xml:space="preserve"> </w:t>
-      </w:r>
-      <w:r>
-        <w:rPr>
-          <w:bCs/>
-          <w:b/>
-        </w:rPr>
-        <w:t xml:space="preserve">Dodge</w:t>
-      </w:r>
-      <w:r>
-        <w:t xml:space="preserve"> </w:t>
-      </w:r>
-      <w:r>
-        <w:t xml:space="preserve">12.</w:t>
-      </w:r>
-    </w:p>
-    <w:p>
-      <w:pPr>
-        <w:numPr>
-          <w:ilvl w:val="0"/>
-          <w:numId w:val="1029"/>
-        </w:numPr>
-        <w:pStyle w:val="Compact"/>
-      </w:pPr>
-      <w:r>
-        <w:rPr>
-          <w:bCs/>
-          <w:b/>
-        </w:rPr>
-        <w:t xml:space="preserve">Skills:</w:t>
-      </w:r>
-      <w:r>
-        <w:t xml:space="preserve"> </w:t>
-      </w:r>
-      <w:r>
-        <w:t xml:space="preserve">Shooting 16 (Specialty). Trained: Brawling 14, Riding 14, Athletics 13, Law 11, Occult 11, Read People 11, Survival 11, Tracking 11, Leadership 10.</w:t>
-      </w:r>
-    </w:p>
-    <w:p>
-      <w:pPr>
-        <w:numPr>
-          <w:ilvl w:val="0"/>
-          <w:numId w:val="1029"/>
-        </w:numPr>
-        <w:pStyle w:val="Compact"/>
-      </w:pPr>
-      <w:r>
-        <w:rPr>
-          <w:bCs/>
-          <w:b/>
-        </w:rPr>
-        <w:t xml:space="preserve">Edges:</w:t>
-      </w:r>
-      <w:r>
-        <w:t xml:space="preserve"> </w:t>
-      </w:r>
-      <w:r>
-        <w:t xml:space="preserve">Second advantage, Extra Grit; second advantage: Badge: Deputy U.S. Marshal.</w:t>
-      </w:r>
-    </w:p>
-    <w:p>
-      <w:pPr>
-        <w:numPr>
-          <w:ilvl w:val="0"/>
-          <w:numId w:val="1029"/>
-        </w:numPr>
-        <w:pStyle w:val="Compact"/>
-      </w:pPr>
-      <w:r>
-        <w:rPr>
-          <w:bCs/>
-          <w:b/>
-        </w:rPr>
-        <w:t xml:space="preserve">Advantage:</w:t>
-      </w:r>
-      <w:r>
-        <w:t xml:space="preserve"> </w:t>
-      </w:r>
-      <w:r>
-        <w:t xml:space="preserve">Monster’s Eye (origin; companion: Haunted).</w:t>
-      </w:r>
-      <w:r>
-        <w:t xml:space="preserve"> </w:t>
-      </w:r>
-      <w:r>
-        <w:rPr>
-          <w:bCs/>
-          <w:b/>
-        </w:rPr>
-        <w:t xml:space="preserve">Complication:</w:t>
-      </w:r>
-      <w:r>
-        <w:t xml:space="preserve"> </w:t>
-      </w:r>
-      <w:r>
-        <w:t xml:space="preserve">Law and Order; trigger: the town wants a hanging without a trial.</w:t>
-      </w:r>
-    </w:p>
-    <w:p>
-      <w:pPr>
-        <w:numPr>
-          <w:ilvl w:val="0"/>
-          <w:numId w:val="1029"/>
-        </w:numPr>
-        <w:pStyle w:val="Compact"/>
-      </w:pPr>
-      <w:r>
-        <w:rPr>
-          <w:bCs/>
-          <w:b/>
-        </w:rPr>
-        <w:t xml:space="preserve">Why I face the dark:</w:t>
-      </w:r>
-      <w:r>
-        <w:t xml:space="preserve"> </w:t>
-      </w:r>
-      <w:r>
-        <w:t xml:space="preserve">I took an oath, and I keep my word.</w:t>
-      </w:r>
-      <w:r>
-        <w:t xml:space="preserve"> </w:t>
-      </w:r>
-      <w:r>
-        <w:rPr>
-          <w:bCs/>
-          <w:b/>
-        </w:rPr>
-        <w:t xml:space="preserve">Connection:</w:t>
-      </w:r>
-      <w:r>
-        <w:t xml:space="preserve"> </w:t>
-      </w:r>
-      <w:r>
-        <w:t xml:space="preserve">Isaiah Booker brought in the man who killed her father, alive, when he could have collected either way.</w:t>
-      </w:r>
-    </w:p>
-    <w:bookmarkEnd w:id="98"/>
-    <w:bookmarkStart w:id="99" w:name="dr.-elias-webb"/>
-    <w:p>
-      <w:pPr>
-        <w:pStyle w:val="Heading2"/>
-      </w:pPr>
-      <w:r>
-        <w:t xml:space="preserve">Dr. Elias Webb</w:t>
-      </w:r>
-    </w:p>
-    <w:p>
-      <w:pPr>
-        <w:pStyle w:val="FirstParagraph"/>
-      </w:pPr>
-      <w:r>
-        <w:rPr>
-          <w:iCs/>
-          <w:i/>
-        </w:rPr>
-        <w:t xml:space="preserve">Town physician, Doctor. City-bred (tier 0).</w:t>
-      </w:r>
-      <w:r>
-        <w:t xml:space="preserve"> </w:t>
-      </w:r>
-      <w:r>
-        <w:t xml:space="preserve">Left a Philadelphia practice for reasons he won’t discuss, and patches up whoever comes through the door.</w:t>
-      </w:r>
-    </w:p>
-    <w:p>
-      <w:pPr>
-        <w:numPr>
-          <w:ilvl w:val="0"/>
-          <w:numId w:val="1030"/>
-        </w:numPr>
-        <w:pStyle w:val="Compact"/>
-      </w:pPr>
-      <w:r>
-        <w:rPr>
-          <w:bCs/>
-          <w:b/>
-        </w:rPr>
-        <w:t xml:space="preserve">Attributes:</w:t>
-      </w:r>
-      <w:r>
-        <w:t xml:space="preserve"> </w:t>
-      </w:r>
-      <w:r>
-        <w:t xml:space="preserve">Body 9, Agility 10, Intellect 13, Presence 12, Will 11.</w:t>
-      </w:r>
-      <w:r>
-        <w:t xml:space="preserve"> </w:t>
-      </w:r>
-      <w:r>
-        <w:rPr>
-          <w:bCs/>
-          <w:b/>
-        </w:rPr>
-        <w:t xml:space="preserve">Dodge</w:t>
-      </w:r>
-      <w:r>
-        <w:t xml:space="preserve"> </w:t>
-      </w:r>
-      <w:r>
-        <w:t xml:space="preserve">8.</w:t>
-      </w:r>
-    </w:p>
-    <w:p>
-      <w:pPr>
-        <w:numPr>
-          <w:ilvl w:val="0"/>
-          <w:numId w:val="1030"/>
-        </w:numPr>
-        <w:pStyle w:val="Compact"/>
-      </w:pPr>
-      <w:r>
-        <w:rPr>
-          <w:bCs/>
-          <w:b/>
-        </w:rPr>
-        <w:t xml:space="preserve">Skills:</w:t>
-      </w:r>
-      <w:r>
-        <w:t xml:space="preserve"> </w:t>
-      </w:r>
-      <w:r>
-        <w:t xml:space="preserve">Medicine 16 (Specialty). Trained: Gambling 14, Investigation 14, Law 14, Read People 14, Survival 14, Tinkering 14, Leadership 13, Persuasion 13, Riding 11.</w:t>
-      </w:r>
-    </w:p>
-    <w:p>
-      <w:pPr>
-        <w:numPr>
-          <w:ilvl w:val="0"/>
-          <w:numId w:val="1030"/>
-        </w:numPr>
-        <w:pStyle w:val="Compact"/>
-      </w:pPr>
-      <w:r>
-        <w:rPr>
-          <w:bCs/>
-          <w:b/>
-        </w:rPr>
-        <w:t xml:space="preserve">Edges:</w:t>
-      </w:r>
-      <w:r>
-        <w:t xml:space="preserve"> </w:t>
-      </w:r>
-      <w:r>
-        <w:t xml:space="preserve">Second advantage, A fine weapon or tool, A friend; second advantage: Battlefield Surgeon; a friend: the editor of the territorial newspaper, who owes him a life; a fine tool: his surgeon’s instruments (+2 to Medicine for field treatment of a wound: stitching, dressing, setting a bone).</w:t>
-      </w:r>
-    </w:p>
-    <w:p>
-      <w:pPr>
-        <w:numPr>
-          <w:ilvl w:val="0"/>
-          <w:numId w:val="1030"/>
-        </w:numPr>
-        <w:pStyle w:val="Compact"/>
-      </w:pPr>
-      <w:r>
-        <w:rPr>
-          <w:bCs/>
-          <w:b/>
-        </w:rPr>
-        <w:t xml:space="preserve">Advantage:</w:t>
-      </w:r>
-      <w:r>
-        <w:t xml:space="preserve"> </w:t>
-      </w:r>
-      <w:r>
-        <w:t xml:space="preserve">Steady Hands.</w:t>
-      </w:r>
-      <w:r>
-        <w:t xml:space="preserve"> </w:t>
-      </w:r>
-      <w:r>
-        <w:rPr>
-          <w:bCs/>
-          <w:b/>
-        </w:rPr>
-        <w:t xml:space="preserve">Complication:</w:t>
-      </w:r>
-      <w:r>
-        <w:t xml:space="preserve"> </w:t>
-      </w:r>
-      <w:r>
-        <w:t xml:space="preserve">The Bottle; trigger: pain that won’t quit.</w:t>
-      </w:r>
-    </w:p>
-    <w:p>
-      <w:pPr>
-        <w:numPr>
-          <w:ilvl w:val="0"/>
-          <w:numId w:val="1030"/>
-        </w:numPr>
-        <w:pStyle w:val="Compact"/>
-      </w:pPr>
-      <w:r>
-        <w:rPr>
-          <w:bCs/>
-          <w:b/>
-        </w:rPr>
-        <w:t xml:space="preserve">Why I face the dark:</w:t>
-      </w:r>
-      <w:r>
-        <w:t xml:space="preserve"> </w:t>
-      </w:r>
-      <w:r>
-        <w:t xml:space="preserve">Nobody out here knows what I did back east.</w:t>
-      </w:r>
-      <w:r>
-        <w:t xml:space="preserve"> </w:t>
-      </w:r>
-      <w:r>
-        <w:rPr>
-          <w:bCs/>
-          <w:b/>
-        </w:rPr>
-        <w:t xml:space="preserve">Connection:</w:t>
-      </w:r>
-      <w:r>
-        <w:t xml:space="preserve"> </w:t>
-      </w:r>
-      <w:r>
-        <w:t xml:space="preserve">Reverend Stone is the only one who knows why he left Philadelphia.</w:t>
-      </w:r>
-    </w:p>
-    <w:bookmarkEnd w:id="99"/>
-    <w:bookmarkStart w:id="100" w:name="tom-feeney"/>
-    <w:p>
-      <w:pPr>
-        <w:pStyle w:val="Heading2"/>
-      </w:pPr>
-      <w:r>
-        <w:t xml:space="preserve">Tom Feeney</w:t>
-      </w:r>
-    </w:p>
-    <w:p>
-      <w:pPr>
-        <w:pStyle w:val="FirstParagraph"/>
-      </w:pPr>
-      <w:r>
-        <w:rPr>
-          <w:iCs/>
-          <w:i/>
-        </w:rPr>
-        <w:t xml:space="preserve">Horse breaker, Wrangler. Werewolf (tier 2).</w:t>
-      </w:r>
-      <w:r>
-        <w:t xml:space="preserve"> </w:t>
-      </w:r>
-      <w:r>
-        <w:t xml:space="preserve">Came from County Clare with nothing but a curse, and chains himself in the root cellar every full moon.</w:t>
-      </w:r>
-    </w:p>
-    <w:p>
-      <w:pPr>
-        <w:numPr>
-          <w:ilvl w:val="0"/>
-          <w:numId w:val="1031"/>
-        </w:numPr>
-        <w:pStyle w:val="Compact"/>
-      </w:pPr>
-      <w:r>
-        <w:rPr>
-          <w:bCs/>
-          <w:b/>
-        </w:rPr>
-        <w:t xml:space="preserve">Attributes:</w:t>
-      </w:r>
-      <w:r>
-        <w:t xml:space="preserve"> </w:t>
-      </w:r>
-      <w:r>
-        <w:t xml:space="preserve">Body 13, Agility 13, Intellect 9, Presence 11, Will 9.</w:t>
-      </w:r>
-      <w:r>
-        <w:t xml:space="preserve"> </w:t>
-      </w:r>
-      <w:r>
-        <w:rPr>
-          <w:bCs/>
-          <w:b/>
-        </w:rPr>
-        <w:t xml:space="preserve">Dodge</w:t>
-      </w:r>
-      <w:r>
-        <w:t xml:space="preserve"> </w:t>
-      </w:r>
-      <w:r>
-        <w:t xml:space="preserve">12.</w:t>
-      </w:r>
-      <w:r>
-        <w:t xml:space="preserve"> </w:t>
-      </w:r>
-      <w:r>
-        <w:rPr>
-          <w:bCs/>
-          <w:b/>
-        </w:rPr>
-        <w:t xml:space="preserve">In monstrous form:</w:t>
-      </w:r>
-      <w:r>
-        <w:t xml:space="preserve"> </w:t>
-      </w:r>
-      <w:r>
-        <w:t xml:space="preserve">Body 15, Agility 14, Dodge 13.</w:t>
-      </w:r>
-    </w:p>
-    <w:p>
-      <w:pPr>
-        <w:numPr>
-          <w:ilvl w:val="0"/>
-          <w:numId w:val="1031"/>
-        </w:numPr>
-        <w:pStyle w:val="Compact"/>
-      </w:pPr>
-      <w:r>
-        <w:rPr>
-          <w:bCs/>
-          <w:b/>
-        </w:rPr>
-        <w:t xml:space="preserve">Skills:</w:t>
-      </w:r>
-      <w:r>
-        <w:t xml:space="preserve"> </w:t>
-      </w:r>
-      <w:r>
-        <w:t xml:space="preserve">Riding 16 (Specialty). Trained: Athletics 14, Brawling 14, Melee 14, Shooting 14, Stealth 14, Animal Handling 12, Gambling 10, Survival 10, Tinkering 10, Tracking 10.</w:t>
-      </w:r>
-    </w:p>
-    <w:p>
-      <w:pPr>
-        <w:numPr>
-          <w:ilvl w:val="0"/>
-          <w:numId w:val="1031"/>
-        </w:numPr>
-        <w:pStyle w:val="Compact"/>
-      </w:pPr>
-      <w:r>
-        <w:rPr>
-          <w:bCs/>
-          <w:b/>
-        </w:rPr>
-        <w:t xml:space="preserve">Edges:</w:t>
-      </w:r>
-      <w:r>
-        <w:t xml:space="preserve"> </w:t>
-      </w:r>
-      <w:r>
-        <w:t xml:space="preserve">Extra Trained skill.</w:t>
-      </w:r>
-    </w:p>
-    <w:p>
-      <w:pPr>
-        <w:numPr>
-          <w:ilvl w:val="0"/>
-          <w:numId w:val="1031"/>
-        </w:numPr>
-        <w:pStyle w:val="Compact"/>
-      </w:pPr>
-      <w:r>
-        <w:rPr>
-          <w:bCs/>
-          <w:b/>
-        </w:rPr>
-        <w:t xml:space="preserve">Advantage:</w:t>
-      </w:r>
-      <w:r>
-        <w:t xml:space="preserve"> </w:t>
-      </w:r>
-      <w:r>
-        <w:t xml:space="preserve">Wolf’s Nose (origin; companion: The Hunger).</w:t>
-      </w:r>
-      <w:r>
-        <w:t xml:space="preserve"> </w:t>
-      </w:r>
-      <w:r>
-        <w:rPr>
-          <w:bCs/>
-          <w:b/>
-        </w:rPr>
-        <w:t xml:space="preserve">Complication:</w:t>
-      </w:r>
-      <w:r>
-        <w:t xml:space="preserve"> </w:t>
-      </w:r>
-      <w:r>
-        <w:t xml:space="preserve">Short Fuse; trigger: someone insults you or yours.</w:t>
-      </w:r>
-    </w:p>
-    <w:p>
-      <w:pPr>
-        <w:numPr>
-          <w:ilvl w:val="0"/>
-          <w:numId w:val="1031"/>
-        </w:numPr>
-        <w:pStyle w:val="Compact"/>
-      </w:pPr>
-      <w:r>
-        <w:rPr>
-          <w:bCs/>
-          <w:b/>
-        </w:rPr>
-        <w:t xml:space="preserve">Why I face the dark:</w:t>
-      </w:r>
-      <w:r>
-        <w:t xml:space="preserve"> </w:t>
-      </w:r>
-      <w:r>
-        <w:t xml:space="preserve">Everything I do is for my family.</w:t>
-      </w:r>
-      <w:r>
-        <w:t xml:space="preserve"> </w:t>
-      </w:r>
-      <w:r>
-        <w:rPr>
-          <w:bCs/>
-          <w:b/>
-        </w:rPr>
-        <w:t xml:space="preserve">Connection:</w:t>
-      </w:r>
-      <w:r>
-        <w:t xml:space="preserve"> </w:t>
-      </w:r>
-      <w:r>
-        <w:t xml:space="preserve">Plays cards with Lucinda Marsh every Saturday, and loses.</w:t>
-      </w:r>
-    </w:p>
-    <w:bookmarkEnd w:id="100"/>
-    <w:bookmarkStart w:id="101" w:name="lucinda-marsh"/>
-    <w:p>
-      <w:pPr>
-        <w:pStyle w:val="Heading2"/>
-      </w:pPr>
-      <w:r>
-        <w:t xml:space="preserve">Lucinda Marsh</w:t>
-      </w:r>
-    </w:p>
-    <w:p>
-      <w:pPr>
-        <w:pStyle w:val="FirstParagraph"/>
-      </w:pPr>
-      <w:r>
-        <w:rPr>
-          <w:iCs/>
-          <w:i/>
-        </w:rPr>
-        <w:t xml:space="preserve">Professional gambler, Gambler. Practitioner (tier 2); Old hand.</w:t>
-      </w:r>
-      <w:r>
-        <w:t xml:space="preserve"> </w:t>
-      </w:r>
-      <w:r>
-        <w:t xml:space="preserve">Deals faro by night and reads the cards for anyone who’ll pay, and the cards are never wrong.</w:t>
-      </w:r>
-    </w:p>
-    <w:p>
-      <w:pPr>
-        <w:numPr>
-          <w:ilvl w:val="0"/>
-          <w:numId w:val="1032"/>
-        </w:numPr>
-        <w:pStyle w:val="Compact"/>
-      </w:pPr>
-      <w:r>
-        <w:rPr>
-          <w:bCs/>
-          <w:b/>
-        </w:rPr>
-        <w:t xml:space="preserve">Attributes:</w:t>
-      </w:r>
-      <w:r>
-        <w:t xml:space="preserve"> </w:t>
-      </w:r>
-      <w:r>
-        <w:t xml:space="preserve">Body 9, Agility 10, Intellect 13, Presence 12, Will 11.</w:t>
-      </w:r>
-      <w:r>
-        <w:t xml:space="preserve"> </w:t>
-      </w:r>
-      <w:r>
-        <w:rPr>
-          <w:bCs/>
-          <w:b/>
-        </w:rPr>
-        <w:t xml:space="preserve">Dodge</w:t>
-      </w:r>
-      <w:r>
-        <w:t xml:space="preserve"> </w:t>
-      </w:r>
-      <w:r>
-        <w:t xml:space="preserve">8.</w:t>
-      </w:r>
-    </w:p>
-    <w:p>
-      <w:pPr>
-        <w:numPr>
-          <w:ilvl w:val="0"/>
-          <w:numId w:val="1032"/>
-        </w:numPr>
-        <w:pStyle w:val="Compact"/>
-      </w:pPr>
-      <w:r>
-        <w:rPr>
-          <w:bCs/>
-          <w:b/>
-        </w:rPr>
-        <w:t xml:space="preserve">Skills:</w:t>
-      </w:r>
-      <w:r>
-        <w:t xml:space="preserve"> </w:t>
-      </w:r>
-      <w:r>
-        <w:t xml:space="preserve">Gambling 18 (Expert). Trained: Investigation 14, Occult 14, Read People 14, Deception 13, Persuasion 13, Riding 11, Stealth 11.</w:t>
-      </w:r>
-    </w:p>
-    <w:p>
-      <w:pPr>
-        <w:numPr>
-          <w:ilvl w:val="0"/>
-          <w:numId w:val="1032"/>
-        </w:numPr>
-        <w:pStyle w:val="Compact"/>
-      </w:pPr>
-      <w:r>
-        <w:rPr>
-          <w:bCs/>
-          <w:b/>
-        </w:rPr>
-        <w:t xml:space="preserve">Edges:</w:t>
-      </w:r>
-      <w:r>
-        <w:t xml:space="preserve"> </w:t>
-      </w:r>
-      <w:r>
-        <w:t xml:space="preserve">A friend; a friend: Mae Lin, a faro dealer who hears everything said at her table.</w:t>
-      </w:r>
-    </w:p>
-    <w:p>
-      <w:pPr>
-        <w:numPr>
-          <w:ilvl w:val="0"/>
-          <w:numId w:val="1032"/>
-        </w:numPr>
-        <w:pStyle w:val="Compact"/>
-      </w:pPr>
-      <w:r>
-        <w:rPr>
-          <w:bCs/>
-          <w:b/>
-        </w:rPr>
-        <w:t xml:space="preserve">Advantage:</w:t>
-      </w:r>
-      <w:r>
-        <w:t xml:space="preserve"> </w:t>
-      </w:r>
-      <w:r>
-        <w:t xml:space="preserve">Cunning Folk (origin; companion: Old Superstitions).</w:t>
-      </w:r>
-      <w:r>
-        <w:t xml:space="preserve"> </w:t>
-      </w:r>
-      <w:r>
-        <w:rPr>
-          <w:bCs/>
-          <w:b/>
-        </w:rPr>
-        <w:t xml:space="preserve">Complication:</w:t>
-      </w:r>
-      <w:r>
-        <w:t xml:space="preserve"> </w:t>
-      </w:r>
-      <w:r>
-        <w:t xml:space="preserve">Owes the Wrong People; trigger: a collector arrives.</w:t>
-      </w:r>
-    </w:p>
-    <w:p>
-      <w:pPr>
-        <w:numPr>
-          <w:ilvl w:val="0"/>
-          <w:numId w:val="1032"/>
-        </w:numPr>
-        <w:pStyle w:val="Compact"/>
-      </w:pPr>
-      <w:r>
-        <w:rPr>
-          <w:bCs/>
-          <w:b/>
-        </w:rPr>
-        <w:t xml:space="preserve">Why I face the dark:</w:t>
-      </w:r>
-      <w:r>
-        <w:t xml:space="preserve"> </w:t>
-      </w:r>
-      <w:r>
-        <w:t xml:space="preserve">There’s money out here for anyone with nerve enough to take it.</w:t>
-      </w:r>
-      <w:r>
-        <w:t xml:space="preserve"> </w:t>
-      </w:r>
-      <w:r>
-        <w:rPr>
-          <w:bCs/>
-          <w:b/>
-        </w:rPr>
-        <w:t xml:space="preserve">Connection:</w:t>
-      </w:r>
-      <w:r>
-        <w:t xml:space="preserve"> </w:t>
-      </w:r>
-      <w:r>
-        <w:t xml:space="preserve">Owes Ruth Calloway a favor for a warrant that went missing.</w:t>
-      </w:r>
-    </w:p>
-    <w:bookmarkEnd w:id="101"/>
-    <w:bookmarkStart w:id="102" w:name="isaiah-booker"/>
-    <w:p>
-      <w:pPr>
-        <w:pStyle w:val="Heading2"/>
-      </w:pPr>
-      <w:r>
-        <w:t xml:space="preserve">Isaiah Booker</w:t>
-      </w:r>
-    </w:p>
-    <w:p>
-      <w:pPr>
-        <w:pStyle w:val="FirstParagraph"/>
-      </w:pPr>
-      <w:r>
-        <w:rPr>
-          <w:iCs/>
-          <w:i/>
-        </w:rPr>
-        <w:t xml:space="preserve">Bounty hunter, Bounty Hunter. Revenant (tier 2).</w:t>
-      </w:r>
-      <w:r>
-        <w:t xml:space="preserve"> </w:t>
-      </w:r>
-      <w:r>
-        <w:t xml:space="preserve">Shot in the back in ’69 by the gang he was hunting. He got up again, and he’s still hunting them.</w:t>
-      </w:r>
-    </w:p>
-    <w:p>
-      <w:pPr>
-        <w:numPr>
-          <w:ilvl w:val="0"/>
-          <w:numId w:val="1033"/>
-        </w:numPr>
-        <w:pStyle w:val="Compact"/>
-      </w:pPr>
-      <w:r>
-        <w:rPr>
-          <w:bCs/>
-          <w:b/>
-        </w:rPr>
-        <w:t xml:space="preserve">Attributes:</w:t>
-      </w:r>
-      <w:r>
-        <w:t xml:space="preserve"> </w:t>
-      </w:r>
-      <w:r>
-        <w:t xml:space="preserve">Body 12, Agility 13, Intellect 11, Presence 8, Will 11.</w:t>
-      </w:r>
-      <w:r>
-        <w:t xml:space="preserve"> </w:t>
-      </w:r>
-      <w:r>
-        <w:rPr>
-          <w:bCs/>
-          <w:b/>
-        </w:rPr>
-        <w:t xml:space="preserve">Dodge</w:t>
-      </w:r>
-      <w:r>
-        <w:t xml:space="preserve"> </w:t>
-      </w:r>
-      <w:r>
-        <w:t xml:space="preserve">12.</w:t>
-      </w:r>
-    </w:p>
-    <w:p>
-      <w:pPr>
-        <w:numPr>
-          <w:ilvl w:val="0"/>
-          <w:numId w:val="1033"/>
-        </w:numPr>
-        <w:pStyle w:val="Compact"/>
-      </w:pPr>
-      <w:r>
-        <w:rPr>
-          <w:bCs/>
-          <w:b/>
-        </w:rPr>
-        <w:t xml:space="preserve">Skills:</w:t>
-      </w:r>
-      <w:r>
-        <w:t xml:space="preserve"> </w:t>
-      </w:r>
-      <w:r>
-        <w:t xml:space="preserve">Shooting 16 (Specialty). Trained: Brawling 14, Melee 14, Riding 14, Stealth 14, Athletics 13, Investigation 12, Read People 12, Survival 12, Tracking 12.</w:t>
-      </w:r>
-    </w:p>
-    <w:p>
-      <w:pPr>
-        <w:numPr>
-          <w:ilvl w:val="0"/>
-          <w:numId w:val="1033"/>
-        </w:numPr>
-        <w:pStyle w:val="Compact"/>
-      </w:pPr>
-      <w:r>
-        <w:rPr>
-          <w:bCs/>
-          <w:b/>
-        </w:rPr>
-        <w:t xml:space="preserve">Edges:</w:t>
-      </w:r>
-      <w:r>
-        <w:t xml:space="preserve"> </w:t>
-      </w:r>
-      <w:r>
-        <w:t xml:space="preserve">A fine weapon or tool; a fine tool: a Sharps rifle with a telescopic sight (+2 to Shooting for aimed shots at Long range or farther).</w:t>
-      </w:r>
-    </w:p>
-    <w:p>
-      <w:pPr>
-        <w:numPr>
-          <w:ilvl w:val="0"/>
-          <w:numId w:val="1033"/>
-        </w:numPr>
-        <w:pStyle w:val="Compact"/>
-      </w:pPr>
-      <w:r>
-        <w:rPr>
-          <w:bCs/>
-          <w:b/>
-        </w:rPr>
-        <w:t xml:space="preserve">Advantage:</w:t>
-      </w:r>
-      <w:r>
-        <w:t xml:space="preserve"> </w:t>
-      </w:r>
-      <w:r>
-        <w:t xml:space="preserve">Unfeeling (origin; companion: Unfinished Business).</w:t>
-      </w:r>
-      <w:r>
-        <w:t xml:space="preserve"> </w:t>
-      </w:r>
-      <w:r>
-        <w:rPr>
-          <w:bCs/>
-          <w:b/>
-        </w:rPr>
-        <w:t xml:space="preserve">Complication:</w:t>
-      </w:r>
-      <w:r>
-        <w:t xml:space="preserve"> </w:t>
-      </w:r>
-      <w:r>
-        <w:t xml:space="preserve">Code of the West; trigger: the easy shot is in someone’s back.</w:t>
-      </w:r>
-    </w:p>
-    <w:p>
-      <w:pPr>
-        <w:numPr>
-          <w:ilvl w:val="0"/>
-          <w:numId w:val="1033"/>
-        </w:numPr>
-        <w:pStyle w:val="Compact"/>
-      </w:pPr>
-      <w:r>
-        <w:rPr>
-          <w:bCs/>
-          <w:b/>
-        </w:rPr>
-        <w:t xml:space="preserve">Why I face the dark:</w:t>
-      </w:r>
-      <w:r>
-        <w:t xml:space="preserve"> </w:t>
-      </w:r>
-      <w:r>
-        <w:t xml:space="preserve">Someone did me wrong, and I mean to settle it.</w:t>
-      </w:r>
-      <w:r>
-        <w:t xml:space="preserve"> </w:t>
-      </w:r>
-      <w:r>
-        <w:rPr>
-          <w:bCs/>
-          <w:b/>
-        </w:rPr>
-        <w:t xml:space="preserve">Connection:</w:t>
-      </w:r>
-      <w:r>
-        <w:t xml:space="preserve"> </w:t>
-      </w:r>
-      <w:r>
-        <w:t xml:space="preserve">Taught Tom Feeney to shoot straight, and still reminds him of it.</w:t>
-      </w:r>
-    </w:p>
-    <w:bookmarkEnd w:id="102"/>
-    <w:bookmarkStart w:id="103" w:name="rev.-abigail-stone"/>
-    <w:p>
-      <w:pPr>
-        <w:pStyle w:val="Heading2"/>
-      </w:pPr>
-      <w:r>
-        <w:t xml:space="preserve">Rev. Abigail Stone</w:t>
-      </w:r>
-    </w:p>
-    <w:p>
-      <w:pPr>
-        <w:pStyle w:val="FirstParagraph"/>
-      </w:pPr>
-      <w:r>
-        <w:rPr>
-          <w:iCs/>
-          <w:i/>
-        </w:rPr>
-        <w:t xml:space="preserve">Circuit preacher, Preacher. Old Money (tier 0).</w:t>
-      </w:r>
-      <w:r>
-        <w:t xml:space="preserve"> </w:t>
-      </w:r>
-      <w:r>
-        <w:t xml:space="preserve">Gave up a Boston fortune for a circuit of mining camps, and preaches with a shotgun across her knees.</w:t>
       </w:r>
     </w:p>
     <w:p>
@@ -21901,7 +21824,7 @@
         <w:t xml:space="preserve"> </w:t>
       </w:r>
       <w:r>
-        <w:t xml:space="preserve">Body 9, Agility 10, Intellect 11, Presence 14, Will 12.</w:t>
+        <w:t xml:space="preserve">Body 12, Agility 13, Intellect 10, Presence 9, Will 11.</w:t>
       </w:r>
       <w:r>
         <w:t xml:space="preserve"> </w:t>
@@ -21917,7 +21840,7 @@
         <w:t xml:space="preserve"> </w:t>
       </w:r>
       <w:r>
-        <w:t xml:space="preserve">9.</w:t>
+        <w:t xml:space="preserve">12.</w:t>
       </w:r>
     </w:p>
     <w:p>
@@ -21939,7 +21862,7 @@
         <w:t xml:space="preserve"> </w:t>
       </w:r>
       <w:r>
-        <w:t xml:space="preserve">Persuasion 17 (Specialty). Trained: Leadership 15, Investigation 12, Law 12, Medicine 12, Read People 12, Survival 12, Riding 11, Shooting 11, Athletics 10.</w:t>
+        <w:t xml:space="preserve">Shooting 16 (Specialty). Trained: Brawling 14, Riding 14, Athletics 13, Law 11, Occult 11, Read People 11, Survival 11, Tracking 11, Leadership 10.</w:t>
       </w:r>
     </w:p>
     <w:p>
@@ -21961,7 +21884,7 @@
         <w:t xml:space="preserve"> </w:t>
       </w:r>
       <w:r>
-        <w:t xml:space="preserve">+1 attribute point, Second advantage, A friend; second advantage: Unshakable Courage; a friend: Bishop Harrow, who answers her letters and asks no questions.</w:t>
+        <w:t xml:space="preserve">Second advantage, Extra Grit; second advantage: Badge: Deputy U.S. Marshal.</w:t>
       </w:r>
     </w:p>
     <w:p>
@@ -21983,7 +21906,7 @@
         <w:t xml:space="preserve"> </w:t>
       </w:r>
       <w:r>
-        <w:t xml:space="preserve">Hellfire Preacher.</w:t>
+        <w:t xml:space="preserve">Monster’s Eye (origin; companion: Haunted).</w:t>
       </w:r>
       <w:r>
         <w:t xml:space="preserve"> </w:t>
@@ -21999,7 +21922,7 @@
         <w:t xml:space="preserve"> </w:t>
       </w:r>
       <w:r>
-        <w:t xml:space="preserve">Protects Others at Personal Risk; trigger: townsfolk are caught in the crossfire.</w:t>
+        <w:t xml:space="preserve">Law and Order; trigger: the town wants a hanging without a trial.</w:t>
       </w:r>
     </w:p>
     <w:p>
@@ -22021,6 +21944,952 @@
         <w:t xml:space="preserve"> </w:t>
       </w:r>
       <w:r>
+        <w:t xml:space="preserve">I took an oath, and I keep my word.</w:t>
+      </w:r>
+      <w:r>
+        <w:t xml:space="preserve"> </w:t>
+      </w:r>
+      <w:r>
+        <w:rPr>
+          <w:bCs/>
+          <w:b/>
+        </w:rPr>
+        <w:t xml:space="preserve">Connection:</w:t>
+      </w:r>
+      <w:r>
+        <w:t xml:space="preserve"> </w:t>
+      </w:r>
+      <w:r>
+        <w:t xml:space="preserve">Isaiah Booker brought in the man who killed her father, alive, when he could have collected either way.</w:t>
+      </w:r>
+    </w:p>
+    <w:bookmarkEnd w:id="103"/>
+    <w:bookmarkStart w:id="104" w:name="dr.-elias-webb"/>
+    <w:p>
+      <w:pPr>
+        <w:pStyle w:val="Heading2"/>
+      </w:pPr>
+      <w:r>
+        <w:t xml:space="preserve">Dr. Elias Webb</w:t>
+      </w:r>
+    </w:p>
+    <w:p>
+      <w:pPr>
+        <w:pStyle w:val="FirstParagraph"/>
+      </w:pPr>
+      <w:r>
+        <w:rPr>
+          <w:iCs/>
+          <w:i/>
+        </w:rPr>
+        <w:t xml:space="preserve">Town physician, Doctor. City-bred (tier 0).</w:t>
+      </w:r>
+      <w:r>
+        <w:t xml:space="preserve"> </w:t>
+      </w:r>
+      <w:r>
+        <w:t xml:space="preserve">Left a Philadelphia practice for reasons he won’t discuss, and patches up whoever comes through the door.</w:t>
+      </w:r>
+    </w:p>
+    <w:p>
+      <w:pPr>
+        <w:numPr>
+          <w:ilvl w:val="0"/>
+          <w:numId w:val="1035"/>
+        </w:numPr>
+        <w:pStyle w:val="Compact"/>
+      </w:pPr>
+      <w:r>
+        <w:rPr>
+          <w:bCs/>
+          <w:b/>
+        </w:rPr>
+        <w:t xml:space="preserve">Attributes:</w:t>
+      </w:r>
+      <w:r>
+        <w:t xml:space="preserve"> </w:t>
+      </w:r>
+      <w:r>
+        <w:t xml:space="preserve">Body 9, Agility 10, Intellect 13, Presence 12, Will 11.</w:t>
+      </w:r>
+      <w:r>
+        <w:t xml:space="preserve"> </w:t>
+      </w:r>
+      <w:r>
+        <w:rPr>
+          <w:bCs/>
+          <w:b/>
+        </w:rPr>
+        <w:t xml:space="preserve">Dodge</w:t>
+      </w:r>
+      <w:r>
+        <w:t xml:space="preserve"> </w:t>
+      </w:r>
+      <w:r>
+        <w:t xml:space="preserve">8.</w:t>
+      </w:r>
+    </w:p>
+    <w:p>
+      <w:pPr>
+        <w:numPr>
+          <w:ilvl w:val="0"/>
+          <w:numId w:val="1035"/>
+        </w:numPr>
+        <w:pStyle w:val="Compact"/>
+      </w:pPr>
+      <w:r>
+        <w:rPr>
+          <w:bCs/>
+          <w:b/>
+        </w:rPr>
+        <w:t xml:space="preserve">Skills:</w:t>
+      </w:r>
+      <w:r>
+        <w:t xml:space="preserve"> </w:t>
+      </w:r>
+      <w:r>
+        <w:t xml:space="preserve">Medicine 16 (Specialty). Trained: Gambling 14, Investigation 14, Law 14, Read People 14, Survival 14, Tinkering 14, Leadership 13, Persuasion 13, Riding 11.</w:t>
+      </w:r>
+    </w:p>
+    <w:p>
+      <w:pPr>
+        <w:numPr>
+          <w:ilvl w:val="0"/>
+          <w:numId w:val="1035"/>
+        </w:numPr>
+        <w:pStyle w:val="Compact"/>
+      </w:pPr>
+      <w:r>
+        <w:rPr>
+          <w:bCs/>
+          <w:b/>
+        </w:rPr>
+        <w:t xml:space="preserve">Edges:</w:t>
+      </w:r>
+      <w:r>
+        <w:t xml:space="preserve"> </w:t>
+      </w:r>
+      <w:r>
+        <w:t xml:space="preserve">Second advantage, A fine weapon or tool, A friend; second advantage: Battlefield Surgeon; a friend: the editor of the territorial newspaper, who owes him a life; a fine tool: his surgeon’s instruments (+2 to Medicine for field treatment of a wound: stitching, dressing, setting a bone).</w:t>
+      </w:r>
+    </w:p>
+    <w:p>
+      <w:pPr>
+        <w:numPr>
+          <w:ilvl w:val="0"/>
+          <w:numId w:val="1035"/>
+        </w:numPr>
+        <w:pStyle w:val="Compact"/>
+      </w:pPr>
+      <w:r>
+        <w:rPr>
+          <w:bCs/>
+          <w:b/>
+        </w:rPr>
+        <w:t xml:space="preserve">Advantage:</w:t>
+      </w:r>
+      <w:r>
+        <w:t xml:space="preserve"> </w:t>
+      </w:r>
+      <w:r>
+        <w:t xml:space="preserve">Steady Hands.</w:t>
+      </w:r>
+      <w:r>
+        <w:t xml:space="preserve"> </w:t>
+      </w:r>
+      <w:r>
+        <w:rPr>
+          <w:bCs/>
+          <w:b/>
+        </w:rPr>
+        <w:t xml:space="preserve">Complication:</w:t>
+      </w:r>
+      <w:r>
+        <w:t xml:space="preserve"> </w:t>
+      </w:r>
+      <w:r>
+        <w:t xml:space="preserve">The Bottle; trigger: pain that won’t quit.</w:t>
+      </w:r>
+    </w:p>
+    <w:p>
+      <w:pPr>
+        <w:numPr>
+          <w:ilvl w:val="0"/>
+          <w:numId w:val="1035"/>
+        </w:numPr>
+        <w:pStyle w:val="Compact"/>
+      </w:pPr>
+      <w:r>
+        <w:rPr>
+          <w:bCs/>
+          <w:b/>
+        </w:rPr>
+        <w:t xml:space="preserve">Why I face the dark:</w:t>
+      </w:r>
+      <w:r>
+        <w:t xml:space="preserve"> </w:t>
+      </w:r>
+      <w:r>
+        <w:t xml:space="preserve">Nobody out here knows what I did back east.</w:t>
+      </w:r>
+      <w:r>
+        <w:t xml:space="preserve"> </w:t>
+      </w:r>
+      <w:r>
+        <w:rPr>
+          <w:bCs/>
+          <w:b/>
+        </w:rPr>
+        <w:t xml:space="preserve">Connection:</w:t>
+      </w:r>
+      <w:r>
+        <w:t xml:space="preserve"> </w:t>
+      </w:r>
+      <w:r>
+        <w:t xml:space="preserve">Reverend Stone is the only one who knows why he left Philadelphia.</w:t>
+      </w:r>
+    </w:p>
+    <w:bookmarkEnd w:id="104"/>
+    <w:bookmarkStart w:id="105" w:name="tom-feeney"/>
+    <w:p>
+      <w:pPr>
+        <w:pStyle w:val="Heading2"/>
+      </w:pPr>
+      <w:r>
+        <w:t xml:space="preserve">Tom Feeney</w:t>
+      </w:r>
+    </w:p>
+    <w:p>
+      <w:pPr>
+        <w:pStyle w:val="FirstParagraph"/>
+      </w:pPr>
+      <w:r>
+        <w:rPr>
+          <w:iCs/>
+          <w:i/>
+        </w:rPr>
+        <w:t xml:space="preserve">Horse breaker, Wrangler. Werewolf (tier 2).</w:t>
+      </w:r>
+      <w:r>
+        <w:t xml:space="preserve"> </w:t>
+      </w:r>
+      <w:r>
+        <w:t xml:space="preserve">Came from County Clare with nothing but a curse, and chains himself in the root cellar every full moon.</w:t>
+      </w:r>
+    </w:p>
+    <w:p>
+      <w:pPr>
+        <w:numPr>
+          <w:ilvl w:val="0"/>
+          <w:numId w:val="1036"/>
+        </w:numPr>
+        <w:pStyle w:val="Compact"/>
+      </w:pPr>
+      <w:r>
+        <w:rPr>
+          <w:bCs/>
+          <w:b/>
+        </w:rPr>
+        <w:t xml:space="preserve">Attributes:</w:t>
+      </w:r>
+      <w:r>
+        <w:t xml:space="preserve"> </w:t>
+      </w:r>
+      <w:r>
+        <w:t xml:space="preserve">Body 13, Agility 13, Intellect 9, Presence 11, Will 9.</w:t>
+      </w:r>
+      <w:r>
+        <w:t xml:space="preserve"> </w:t>
+      </w:r>
+      <w:r>
+        <w:rPr>
+          <w:bCs/>
+          <w:b/>
+        </w:rPr>
+        <w:t xml:space="preserve">Dodge</w:t>
+      </w:r>
+      <w:r>
+        <w:t xml:space="preserve"> </w:t>
+      </w:r>
+      <w:r>
+        <w:t xml:space="preserve">12.</w:t>
+      </w:r>
+      <w:r>
+        <w:t xml:space="preserve"> </w:t>
+      </w:r>
+      <w:r>
+        <w:rPr>
+          <w:bCs/>
+          <w:b/>
+        </w:rPr>
+        <w:t xml:space="preserve">In monstrous form:</w:t>
+      </w:r>
+      <w:r>
+        <w:t xml:space="preserve"> </w:t>
+      </w:r>
+      <w:r>
+        <w:t xml:space="preserve">Body 15, Agility 14, Dodge 13.</w:t>
+      </w:r>
+    </w:p>
+    <w:p>
+      <w:pPr>
+        <w:numPr>
+          <w:ilvl w:val="0"/>
+          <w:numId w:val="1036"/>
+        </w:numPr>
+        <w:pStyle w:val="Compact"/>
+      </w:pPr>
+      <w:r>
+        <w:rPr>
+          <w:bCs/>
+          <w:b/>
+        </w:rPr>
+        <w:t xml:space="preserve">Skills:</w:t>
+      </w:r>
+      <w:r>
+        <w:t xml:space="preserve"> </w:t>
+      </w:r>
+      <w:r>
+        <w:t xml:space="preserve">Riding 16 (Specialty). Trained: Athletics 14, Brawling 14, Melee 14, Shooting 14, Stealth 14, Animal Handling 12, Gambling 10, Survival 10, Tinkering 10, Tracking 10.</w:t>
+      </w:r>
+    </w:p>
+    <w:p>
+      <w:pPr>
+        <w:numPr>
+          <w:ilvl w:val="0"/>
+          <w:numId w:val="1036"/>
+        </w:numPr>
+        <w:pStyle w:val="Compact"/>
+      </w:pPr>
+      <w:r>
+        <w:rPr>
+          <w:bCs/>
+          <w:b/>
+        </w:rPr>
+        <w:t xml:space="preserve">Edges:</w:t>
+      </w:r>
+      <w:r>
+        <w:t xml:space="preserve"> </w:t>
+      </w:r>
+      <w:r>
+        <w:t xml:space="preserve">Extra Trained skill.</w:t>
+      </w:r>
+    </w:p>
+    <w:p>
+      <w:pPr>
+        <w:numPr>
+          <w:ilvl w:val="0"/>
+          <w:numId w:val="1036"/>
+        </w:numPr>
+        <w:pStyle w:val="Compact"/>
+      </w:pPr>
+      <w:r>
+        <w:rPr>
+          <w:bCs/>
+          <w:b/>
+        </w:rPr>
+        <w:t xml:space="preserve">Advantage:</w:t>
+      </w:r>
+      <w:r>
+        <w:t xml:space="preserve"> </w:t>
+      </w:r>
+      <w:r>
+        <w:t xml:space="preserve">Wolf’s Nose (origin; companion: The Hunger).</w:t>
+      </w:r>
+      <w:r>
+        <w:t xml:space="preserve"> </w:t>
+      </w:r>
+      <w:r>
+        <w:rPr>
+          <w:bCs/>
+          <w:b/>
+        </w:rPr>
+        <w:t xml:space="preserve">Complication:</w:t>
+      </w:r>
+      <w:r>
+        <w:t xml:space="preserve"> </w:t>
+      </w:r>
+      <w:r>
+        <w:t xml:space="preserve">Short Fuse; trigger: someone insults you or yours.</w:t>
+      </w:r>
+    </w:p>
+    <w:p>
+      <w:pPr>
+        <w:numPr>
+          <w:ilvl w:val="0"/>
+          <w:numId w:val="1036"/>
+        </w:numPr>
+        <w:pStyle w:val="Compact"/>
+      </w:pPr>
+      <w:r>
+        <w:rPr>
+          <w:bCs/>
+          <w:b/>
+        </w:rPr>
+        <w:t xml:space="preserve">Why I face the dark:</w:t>
+      </w:r>
+      <w:r>
+        <w:t xml:space="preserve"> </w:t>
+      </w:r>
+      <w:r>
+        <w:t xml:space="preserve">Everything I do is for my family.</w:t>
+      </w:r>
+      <w:r>
+        <w:t xml:space="preserve"> </w:t>
+      </w:r>
+      <w:r>
+        <w:rPr>
+          <w:bCs/>
+          <w:b/>
+        </w:rPr>
+        <w:t xml:space="preserve">Connection:</w:t>
+      </w:r>
+      <w:r>
+        <w:t xml:space="preserve"> </w:t>
+      </w:r>
+      <w:r>
+        <w:t xml:space="preserve">Plays cards with Lucinda Marsh every Saturday, and loses.</w:t>
+      </w:r>
+    </w:p>
+    <w:bookmarkEnd w:id="105"/>
+    <w:bookmarkStart w:id="106" w:name="lucinda-marsh"/>
+    <w:p>
+      <w:pPr>
+        <w:pStyle w:val="Heading2"/>
+      </w:pPr>
+      <w:r>
+        <w:t xml:space="preserve">Lucinda Marsh</w:t>
+      </w:r>
+    </w:p>
+    <w:p>
+      <w:pPr>
+        <w:pStyle w:val="FirstParagraph"/>
+      </w:pPr>
+      <w:r>
+        <w:rPr>
+          <w:iCs/>
+          <w:i/>
+        </w:rPr>
+        <w:t xml:space="preserve">Professional gambler, Gambler. Practitioner (tier 2); Old hand.</w:t>
+      </w:r>
+      <w:r>
+        <w:t xml:space="preserve"> </w:t>
+      </w:r>
+      <w:r>
+        <w:t xml:space="preserve">Deals faro by night and reads the cards for anyone who’ll pay, and the cards are never wrong.</w:t>
+      </w:r>
+    </w:p>
+    <w:p>
+      <w:pPr>
+        <w:numPr>
+          <w:ilvl w:val="0"/>
+          <w:numId w:val="1037"/>
+        </w:numPr>
+        <w:pStyle w:val="Compact"/>
+      </w:pPr>
+      <w:r>
+        <w:rPr>
+          <w:bCs/>
+          <w:b/>
+        </w:rPr>
+        <w:t xml:space="preserve">Attributes:</w:t>
+      </w:r>
+      <w:r>
+        <w:t xml:space="preserve"> </w:t>
+      </w:r>
+      <w:r>
+        <w:t xml:space="preserve">Body 9, Agility 10, Intellect 13, Presence 12, Will 11.</w:t>
+      </w:r>
+      <w:r>
+        <w:t xml:space="preserve"> </w:t>
+      </w:r>
+      <w:r>
+        <w:rPr>
+          <w:bCs/>
+          <w:b/>
+        </w:rPr>
+        <w:t xml:space="preserve">Dodge</w:t>
+      </w:r>
+      <w:r>
+        <w:t xml:space="preserve"> </w:t>
+      </w:r>
+      <w:r>
+        <w:t xml:space="preserve">8.</w:t>
+      </w:r>
+    </w:p>
+    <w:p>
+      <w:pPr>
+        <w:numPr>
+          <w:ilvl w:val="0"/>
+          <w:numId w:val="1037"/>
+        </w:numPr>
+        <w:pStyle w:val="Compact"/>
+      </w:pPr>
+      <w:r>
+        <w:rPr>
+          <w:bCs/>
+          <w:b/>
+        </w:rPr>
+        <w:t xml:space="preserve">Skills:</w:t>
+      </w:r>
+      <w:r>
+        <w:t xml:space="preserve"> </w:t>
+      </w:r>
+      <w:r>
+        <w:t xml:space="preserve">Gambling 18 (Expert). Trained: Investigation 14, Occult 14, Read People 14, Deception 13, Persuasion 13, Riding 11, Stealth 11.</w:t>
+      </w:r>
+    </w:p>
+    <w:p>
+      <w:pPr>
+        <w:numPr>
+          <w:ilvl w:val="0"/>
+          <w:numId w:val="1037"/>
+        </w:numPr>
+        <w:pStyle w:val="Compact"/>
+      </w:pPr>
+      <w:r>
+        <w:rPr>
+          <w:bCs/>
+          <w:b/>
+        </w:rPr>
+        <w:t xml:space="preserve">Edges:</w:t>
+      </w:r>
+      <w:r>
+        <w:t xml:space="preserve"> </w:t>
+      </w:r>
+      <w:r>
+        <w:t xml:space="preserve">A friend; a friend: Mae Lin, a faro dealer who hears everything said at her table.</w:t>
+      </w:r>
+    </w:p>
+    <w:p>
+      <w:pPr>
+        <w:numPr>
+          <w:ilvl w:val="0"/>
+          <w:numId w:val="1037"/>
+        </w:numPr>
+        <w:pStyle w:val="Compact"/>
+      </w:pPr>
+      <w:r>
+        <w:rPr>
+          <w:bCs/>
+          <w:b/>
+        </w:rPr>
+        <w:t xml:space="preserve">Advantage:</w:t>
+      </w:r>
+      <w:r>
+        <w:t xml:space="preserve"> </w:t>
+      </w:r>
+      <w:r>
+        <w:t xml:space="preserve">Cunning Folk (origin; companion: Old Superstitions).</w:t>
+      </w:r>
+      <w:r>
+        <w:t xml:space="preserve"> </w:t>
+      </w:r>
+      <w:r>
+        <w:rPr>
+          <w:bCs/>
+          <w:b/>
+        </w:rPr>
+        <w:t xml:space="preserve">Complication:</w:t>
+      </w:r>
+      <w:r>
+        <w:t xml:space="preserve"> </w:t>
+      </w:r>
+      <w:r>
+        <w:t xml:space="preserve">Owes the Wrong People; trigger: a collector arrives.</w:t>
+      </w:r>
+    </w:p>
+    <w:p>
+      <w:pPr>
+        <w:numPr>
+          <w:ilvl w:val="0"/>
+          <w:numId w:val="1037"/>
+        </w:numPr>
+        <w:pStyle w:val="Compact"/>
+      </w:pPr>
+      <w:r>
+        <w:rPr>
+          <w:bCs/>
+          <w:b/>
+        </w:rPr>
+        <w:t xml:space="preserve">Why I face the dark:</w:t>
+      </w:r>
+      <w:r>
+        <w:t xml:space="preserve"> </w:t>
+      </w:r>
+      <w:r>
+        <w:t xml:space="preserve">There’s money out here for anyone with nerve enough to take it.</w:t>
+      </w:r>
+      <w:r>
+        <w:t xml:space="preserve"> </w:t>
+      </w:r>
+      <w:r>
+        <w:rPr>
+          <w:bCs/>
+          <w:b/>
+        </w:rPr>
+        <w:t xml:space="preserve">Connection:</w:t>
+      </w:r>
+      <w:r>
+        <w:t xml:space="preserve"> </w:t>
+      </w:r>
+      <w:r>
+        <w:t xml:space="preserve">Owes Ruth Calloway a favor for a warrant that went missing.</w:t>
+      </w:r>
+    </w:p>
+    <w:bookmarkEnd w:id="106"/>
+    <w:bookmarkStart w:id="107" w:name="isaiah-booker"/>
+    <w:p>
+      <w:pPr>
+        <w:pStyle w:val="Heading2"/>
+      </w:pPr>
+      <w:r>
+        <w:t xml:space="preserve">Isaiah Booker</w:t>
+      </w:r>
+    </w:p>
+    <w:p>
+      <w:pPr>
+        <w:pStyle w:val="FirstParagraph"/>
+      </w:pPr>
+      <w:r>
+        <w:rPr>
+          <w:iCs/>
+          <w:i/>
+        </w:rPr>
+        <w:t xml:space="preserve">Bounty hunter, Bounty Hunter. Revenant (tier 2).</w:t>
+      </w:r>
+      <w:r>
+        <w:t xml:space="preserve"> </w:t>
+      </w:r>
+      <w:r>
+        <w:t xml:space="preserve">Shot in the back in ’69 by the gang he was hunting. He got up again, and he’s still hunting them.</w:t>
+      </w:r>
+    </w:p>
+    <w:p>
+      <w:pPr>
+        <w:numPr>
+          <w:ilvl w:val="0"/>
+          <w:numId w:val="1038"/>
+        </w:numPr>
+        <w:pStyle w:val="Compact"/>
+      </w:pPr>
+      <w:r>
+        <w:rPr>
+          <w:bCs/>
+          <w:b/>
+        </w:rPr>
+        <w:t xml:space="preserve">Attributes:</w:t>
+      </w:r>
+      <w:r>
+        <w:t xml:space="preserve"> </w:t>
+      </w:r>
+      <w:r>
+        <w:t xml:space="preserve">Body 12, Agility 13, Intellect 11, Presence 8, Will 11.</w:t>
+      </w:r>
+      <w:r>
+        <w:t xml:space="preserve"> </w:t>
+      </w:r>
+      <w:r>
+        <w:rPr>
+          <w:bCs/>
+          <w:b/>
+        </w:rPr>
+        <w:t xml:space="preserve">Dodge</w:t>
+      </w:r>
+      <w:r>
+        <w:t xml:space="preserve"> </w:t>
+      </w:r>
+      <w:r>
+        <w:t xml:space="preserve">12.</w:t>
+      </w:r>
+    </w:p>
+    <w:p>
+      <w:pPr>
+        <w:numPr>
+          <w:ilvl w:val="0"/>
+          <w:numId w:val="1038"/>
+        </w:numPr>
+        <w:pStyle w:val="Compact"/>
+      </w:pPr>
+      <w:r>
+        <w:rPr>
+          <w:bCs/>
+          <w:b/>
+        </w:rPr>
+        <w:t xml:space="preserve">Skills:</w:t>
+      </w:r>
+      <w:r>
+        <w:t xml:space="preserve"> </w:t>
+      </w:r>
+      <w:r>
+        <w:t xml:space="preserve">Shooting 16 (Specialty). Trained: Brawling 14, Melee 14, Riding 14, Stealth 14, Athletics 13, Investigation 12, Read People 12, Survival 12, Tracking 12.</w:t>
+      </w:r>
+    </w:p>
+    <w:p>
+      <w:pPr>
+        <w:numPr>
+          <w:ilvl w:val="0"/>
+          <w:numId w:val="1038"/>
+        </w:numPr>
+        <w:pStyle w:val="Compact"/>
+      </w:pPr>
+      <w:r>
+        <w:rPr>
+          <w:bCs/>
+          <w:b/>
+        </w:rPr>
+        <w:t xml:space="preserve">Edges:</w:t>
+      </w:r>
+      <w:r>
+        <w:t xml:space="preserve"> </w:t>
+      </w:r>
+      <w:r>
+        <w:t xml:space="preserve">A fine weapon or tool; a fine tool: a Sharps rifle with a telescopic sight (+2 to Shooting for aimed shots at Long range or farther).</w:t>
+      </w:r>
+    </w:p>
+    <w:p>
+      <w:pPr>
+        <w:numPr>
+          <w:ilvl w:val="0"/>
+          <w:numId w:val="1038"/>
+        </w:numPr>
+        <w:pStyle w:val="Compact"/>
+      </w:pPr>
+      <w:r>
+        <w:rPr>
+          <w:bCs/>
+          <w:b/>
+        </w:rPr>
+        <w:t xml:space="preserve">Advantage:</w:t>
+      </w:r>
+      <w:r>
+        <w:t xml:space="preserve"> </w:t>
+      </w:r>
+      <w:r>
+        <w:t xml:space="preserve">Unfeeling (origin; companion: Unfinished Business).</w:t>
+      </w:r>
+      <w:r>
+        <w:t xml:space="preserve"> </w:t>
+      </w:r>
+      <w:r>
+        <w:rPr>
+          <w:bCs/>
+          <w:b/>
+        </w:rPr>
+        <w:t xml:space="preserve">Complication:</w:t>
+      </w:r>
+      <w:r>
+        <w:t xml:space="preserve"> </w:t>
+      </w:r>
+      <w:r>
+        <w:t xml:space="preserve">Code of the West; trigger: the easy shot is in someone’s back.</w:t>
+      </w:r>
+    </w:p>
+    <w:p>
+      <w:pPr>
+        <w:numPr>
+          <w:ilvl w:val="0"/>
+          <w:numId w:val="1038"/>
+        </w:numPr>
+        <w:pStyle w:val="Compact"/>
+      </w:pPr>
+      <w:r>
+        <w:rPr>
+          <w:bCs/>
+          <w:b/>
+        </w:rPr>
+        <w:t xml:space="preserve">Why I face the dark:</w:t>
+      </w:r>
+      <w:r>
+        <w:t xml:space="preserve"> </w:t>
+      </w:r>
+      <w:r>
+        <w:t xml:space="preserve">Someone did me wrong, and I mean to settle it.</w:t>
+      </w:r>
+      <w:r>
+        <w:t xml:space="preserve"> </w:t>
+      </w:r>
+      <w:r>
+        <w:rPr>
+          <w:bCs/>
+          <w:b/>
+        </w:rPr>
+        <w:t xml:space="preserve">Connection:</w:t>
+      </w:r>
+      <w:r>
+        <w:t xml:space="preserve"> </w:t>
+      </w:r>
+      <w:r>
+        <w:t xml:space="preserve">Taught Tom Feeney to shoot straight, and still reminds him of it.</w:t>
+      </w:r>
+    </w:p>
+    <w:bookmarkEnd w:id="107"/>
+    <w:bookmarkStart w:id="108" w:name="rev.-abigail-stone"/>
+    <w:p>
+      <w:pPr>
+        <w:pStyle w:val="Heading2"/>
+      </w:pPr>
+      <w:r>
+        <w:t xml:space="preserve">Rev. Abigail Stone</w:t>
+      </w:r>
+    </w:p>
+    <w:p>
+      <w:pPr>
+        <w:pStyle w:val="FirstParagraph"/>
+      </w:pPr>
+      <w:r>
+        <w:rPr>
+          <w:iCs/>
+          <w:i/>
+        </w:rPr>
+        <w:t xml:space="preserve">Circuit preacher, Preacher. Old Money (tier 0).</w:t>
+      </w:r>
+      <w:r>
+        <w:t xml:space="preserve"> </w:t>
+      </w:r>
+      <w:r>
+        <w:t xml:space="preserve">Gave up a Boston fortune for a circuit of mining camps, and preaches with a shotgun across her knees.</w:t>
+      </w:r>
+    </w:p>
+    <w:p>
+      <w:pPr>
+        <w:numPr>
+          <w:ilvl w:val="0"/>
+          <w:numId w:val="1039"/>
+        </w:numPr>
+        <w:pStyle w:val="Compact"/>
+      </w:pPr>
+      <w:r>
+        <w:rPr>
+          <w:bCs/>
+          <w:b/>
+        </w:rPr>
+        <w:t xml:space="preserve">Attributes:</w:t>
+      </w:r>
+      <w:r>
+        <w:t xml:space="preserve"> </w:t>
+      </w:r>
+      <w:r>
+        <w:t xml:space="preserve">Body 9, Agility 10, Intellect 11, Presence 14, Will 12.</w:t>
+      </w:r>
+      <w:r>
+        <w:t xml:space="preserve"> </w:t>
+      </w:r>
+      <w:r>
+        <w:rPr>
+          <w:bCs/>
+          <w:b/>
+        </w:rPr>
+        <w:t xml:space="preserve">Dodge</w:t>
+      </w:r>
+      <w:r>
+        <w:t xml:space="preserve"> </w:t>
+      </w:r>
+      <w:r>
+        <w:t xml:space="preserve">9.</w:t>
+      </w:r>
+    </w:p>
+    <w:p>
+      <w:pPr>
+        <w:numPr>
+          <w:ilvl w:val="0"/>
+          <w:numId w:val="1039"/>
+        </w:numPr>
+        <w:pStyle w:val="Compact"/>
+      </w:pPr>
+      <w:r>
+        <w:rPr>
+          <w:bCs/>
+          <w:b/>
+        </w:rPr>
+        <w:t xml:space="preserve">Skills:</w:t>
+      </w:r>
+      <w:r>
+        <w:t xml:space="preserve"> </w:t>
+      </w:r>
+      <w:r>
+        <w:t xml:space="preserve">Persuasion 17 (Specialty). Trained: Leadership 15, Investigation 12, Law 12, Medicine 12, Read People 12, Survival 12, Riding 11, Shooting 11, Athletics 10.</w:t>
+      </w:r>
+    </w:p>
+    <w:p>
+      <w:pPr>
+        <w:numPr>
+          <w:ilvl w:val="0"/>
+          <w:numId w:val="1039"/>
+        </w:numPr>
+        <w:pStyle w:val="Compact"/>
+      </w:pPr>
+      <w:r>
+        <w:rPr>
+          <w:bCs/>
+          <w:b/>
+        </w:rPr>
+        <w:t xml:space="preserve">Edges:</w:t>
+      </w:r>
+      <w:r>
+        <w:t xml:space="preserve"> </w:t>
+      </w:r>
+      <w:r>
+        <w:t xml:space="preserve">+1 attribute point, Second advantage, A friend; second advantage: Unshakable Courage; a friend: Bishop Harrow, who answers her letters and asks no questions.</w:t>
+      </w:r>
+    </w:p>
+    <w:p>
+      <w:pPr>
+        <w:numPr>
+          <w:ilvl w:val="0"/>
+          <w:numId w:val="1039"/>
+        </w:numPr>
+        <w:pStyle w:val="Compact"/>
+      </w:pPr>
+      <w:r>
+        <w:rPr>
+          <w:bCs/>
+          <w:b/>
+        </w:rPr>
+        <w:t xml:space="preserve">Advantage:</w:t>
+      </w:r>
+      <w:r>
+        <w:t xml:space="preserve"> </w:t>
+      </w:r>
+      <w:r>
+        <w:t xml:space="preserve">Hellfire Preacher.</w:t>
+      </w:r>
+      <w:r>
+        <w:t xml:space="preserve"> </w:t>
+      </w:r>
+      <w:r>
+        <w:rPr>
+          <w:bCs/>
+          <w:b/>
+        </w:rPr>
+        <w:t xml:space="preserve">Complication:</w:t>
+      </w:r>
+      <w:r>
+        <w:t xml:space="preserve"> </w:t>
+      </w:r>
+      <w:r>
+        <w:t xml:space="preserve">Protects Others at Personal Risk; trigger: townsfolk are caught in the crossfire.</w:t>
+      </w:r>
+    </w:p>
+    <w:p>
+      <w:pPr>
+        <w:numPr>
+          <w:ilvl w:val="0"/>
+          <w:numId w:val="1039"/>
+        </w:numPr>
+        <w:pStyle w:val="Compact"/>
+      </w:pPr>
+      <w:r>
+        <w:rPr>
+          <w:bCs/>
+          <w:b/>
+        </w:rPr>
+        <w:t xml:space="preserve">Why I face the dark:</w:t>
+      </w:r>
+      <w:r>
+        <w:t xml:space="preserve"> </w:t>
+      </w:r>
+      <w:r>
         <w:t xml:space="preserve">The Lord sent me here for a reason, and I believe this is it.</w:t>
       </w:r>
       <w:r>
@@ -22040,9 +22909,9 @@
         <w:t xml:space="preserve">Keeps Dr. Webb’s secret, and his whiskey hidden.</w:t>
       </w:r>
     </w:p>
-    <w:bookmarkEnd w:id="103"/>
-    <w:bookmarkEnd w:id="104"/>
-    <w:bookmarkStart w:id="105" w:name="advantages"/>
+    <w:bookmarkEnd w:id="108"/>
+    <w:bookmarkEnd w:id="109"/>
+    <w:bookmarkStart w:id="110" w:name="advantages"/>
     <w:p>
       <w:pPr>
         <w:pStyle w:val="Heading1"/>
@@ -22897,8 +23766,8 @@
         <w:t xml:space="preserve">A badge is legal authority, not a magic word: outlaws and the powerful don’t always care about it, and it carries a duty. Your superiors can give you orders, and abusing the badge or failing in your duty can cost you it. Law roles (Marshal, Deputy) usually take one, as their advantage or as a second advantage Edge. A Pinkerton detective takes Pinkerton Credentials instead: the agency’s reach and files, but no badge.</w:t>
       </w:r>
     </w:p>
-    <w:bookmarkEnd w:id="105"/>
-    <w:bookmarkStart w:id="121" w:name="origins"/>
+    <w:bookmarkEnd w:id="110"/>
+    <w:bookmarkStart w:id="126" w:name="origins"/>
     <w:p>
       <w:pPr>
         <w:pStyle w:val="Heading1"/>
@@ -23888,7 +24757,7 @@
         </w:tc>
       </w:tr>
     </w:tbl>
-    <w:bookmarkStart w:id="106" w:name="shared-rules"/>
+    <w:bookmarkStart w:id="111" w:name="shared-rules"/>
     <w:p>
       <w:pPr>
         <w:pStyle w:val="Heading2"/>
@@ -24090,8 +24959,8 @@
         </w:tc>
       </w:tr>
     </w:tbl>
-    <w:bookmarkEnd w:id="106"/>
-    <w:bookmarkStart w:id="107" w:name="city-bred"/>
+    <w:bookmarkEnd w:id="111"/>
+    <w:bookmarkStart w:id="112" w:name="city-bred"/>
     <w:p>
       <w:pPr>
         <w:pStyle w:val="Heading2"/>
@@ -24342,8 +25211,8 @@
         </w:tc>
       </w:tr>
     </w:tbl>
-    <w:bookmarkEnd w:id="107"/>
-    <w:bookmarkStart w:id="108" w:name="drifter"/>
+    <w:bookmarkEnd w:id="112"/>
+    <w:bookmarkStart w:id="113" w:name="drifter"/>
     <w:p>
       <w:pPr>
         <w:pStyle w:val="Heading2"/>
@@ -24594,8 +25463,8 @@
         </w:tc>
       </w:tr>
     </w:tbl>
-    <w:bookmarkEnd w:id="108"/>
-    <w:bookmarkStart w:id="109" w:name="frontier-born"/>
+    <w:bookmarkEnd w:id="113"/>
+    <w:bookmarkStart w:id="114" w:name="frontier-born"/>
     <w:p>
       <w:pPr>
         <w:pStyle w:val="Heading2"/>
@@ -24846,8 +25715,8 @@
         </w:tc>
       </w:tr>
     </w:tbl>
-    <w:bookmarkEnd w:id="109"/>
-    <w:bookmarkStart w:id="110" w:name="immigrant"/>
+    <w:bookmarkEnd w:id="114"/>
+    <w:bookmarkStart w:id="115" w:name="immigrant"/>
     <w:p>
       <w:pPr>
         <w:pStyle w:val="Heading2"/>
@@ -25098,8 +25967,8 @@
         </w:tc>
       </w:tr>
     </w:tbl>
-    <w:bookmarkEnd w:id="110"/>
-    <w:bookmarkStart w:id="111" w:name="old-money"/>
+    <w:bookmarkEnd w:id="115"/>
+    <w:bookmarkStart w:id="116" w:name="old-money"/>
     <w:p>
       <w:pPr>
         <w:pStyle w:val="Heading2"/>
@@ -25350,8 +26219,8 @@
         </w:tc>
       </w:tr>
     </w:tbl>
-    <w:bookmarkEnd w:id="111"/>
-    <w:bookmarkStart w:id="112" w:name="railroad-hand"/>
+    <w:bookmarkEnd w:id="116"/>
+    <w:bookmarkStart w:id="117" w:name="railroad-hand"/>
     <w:p>
       <w:pPr>
         <w:pStyle w:val="Heading2"/>
@@ -25602,8 +26471,8 @@
         </w:tc>
       </w:tr>
     </w:tbl>
-    <w:bookmarkEnd w:id="112"/>
-    <w:bookmarkStart w:id="113" w:name="war-veteran"/>
+    <w:bookmarkEnd w:id="117"/>
+    <w:bookmarkStart w:id="118" w:name="war-veteran"/>
     <w:p>
       <w:pPr>
         <w:pStyle w:val="Heading2"/>
@@ -25854,8 +26723,8 @@
         </w:tc>
       </w:tr>
     </w:tbl>
-    <w:bookmarkEnd w:id="113"/>
-    <w:bookmarkStart w:id="114" w:name="sighted"/>
+    <w:bookmarkEnd w:id="118"/>
+    <w:bookmarkStart w:id="119" w:name="sighted"/>
     <w:p>
       <w:pPr>
         <w:pStyle w:val="Heading2"/>
@@ -25900,7 +26769,7 @@
       <w:pPr>
         <w:numPr>
           <w:ilvl w:val="0"/>
-          <w:numId w:val="1035"/>
+          <w:numId w:val="1040"/>
         </w:numPr>
         <w:pStyle w:val="Compact"/>
       </w:pPr>
@@ -26130,8 +26999,8 @@
         </w:tc>
       </w:tr>
     </w:tbl>
-    <w:bookmarkEnd w:id="114"/>
-    <w:bookmarkStart w:id="115" w:name="dhampir"/>
+    <w:bookmarkEnd w:id="119"/>
+    <w:bookmarkStart w:id="120" w:name="dhampir"/>
     <w:p>
       <w:pPr>
         <w:pStyle w:val="Heading2"/>
@@ -26176,7 +27045,7 @@
       <w:pPr>
         <w:numPr>
           <w:ilvl w:val="0"/>
-          <w:numId w:val="1036"/>
+          <w:numId w:val="1041"/>
         </w:numPr>
         <w:pStyle w:val="Compact"/>
       </w:pPr>
@@ -26188,7 +27057,7 @@
       <w:pPr>
         <w:numPr>
           <w:ilvl w:val="0"/>
-          <w:numId w:val="1036"/>
+          <w:numId w:val="1041"/>
         </w:numPr>
         <w:pStyle w:val="Compact"/>
       </w:pPr>
@@ -26200,7 +27069,7 @@
       <w:pPr>
         <w:numPr>
           <w:ilvl w:val="0"/>
-          <w:numId w:val="1036"/>
+          <w:numId w:val="1041"/>
         </w:numPr>
         <w:pStyle w:val="Compact"/>
       </w:pPr>
@@ -26430,8 +27299,8 @@
         </w:tc>
       </w:tr>
     </w:tbl>
-    <w:bookmarkEnd w:id="115"/>
-    <w:bookmarkStart w:id="116" w:name="practitioner"/>
+    <w:bookmarkEnd w:id="120"/>
+    <w:bookmarkStart w:id="121" w:name="practitioner"/>
     <w:p>
       <w:pPr>
         <w:pStyle w:val="Heading2"/>
@@ -26476,7 +27345,7 @@
       <w:pPr>
         <w:numPr>
           <w:ilvl w:val="0"/>
-          <w:numId w:val="1037"/>
+          <w:numId w:val="1042"/>
         </w:numPr>
         <w:pStyle w:val="Compact"/>
       </w:pPr>
@@ -26488,7 +27357,7 @@
       <w:pPr>
         <w:numPr>
           <w:ilvl w:val="0"/>
-          <w:numId w:val="1037"/>
+          <w:numId w:val="1042"/>
         </w:numPr>
         <w:pStyle w:val="Compact"/>
       </w:pPr>
@@ -26500,7 +27369,7 @@
       <w:pPr>
         <w:numPr>
           <w:ilvl w:val="0"/>
-          <w:numId w:val="1037"/>
+          <w:numId w:val="1042"/>
         </w:numPr>
         <w:pStyle w:val="Compact"/>
       </w:pPr>
@@ -27102,8 +27971,8 @@
         </w:tc>
       </w:tr>
     </w:tbl>
-    <w:bookmarkEnd w:id="116"/>
-    <w:bookmarkStart w:id="117" w:name="revenant"/>
+    <w:bookmarkEnd w:id="121"/>
+    <w:bookmarkStart w:id="122" w:name="revenant"/>
     <w:p>
       <w:pPr>
         <w:pStyle w:val="Heading2"/>
@@ -27148,7 +28017,7 @@
       <w:pPr>
         <w:numPr>
           <w:ilvl w:val="0"/>
-          <w:numId w:val="1038"/>
+          <w:numId w:val="1043"/>
         </w:numPr>
         <w:pStyle w:val="Compact"/>
       </w:pPr>
@@ -27160,7 +28029,7 @@
       <w:pPr>
         <w:numPr>
           <w:ilvl w:val="0"/>
-          <w:numId w:val="1038"/>
+          <w:numId w:val="1043"/>
         </w:numPr>
         <w:pStyle w:val="Compact"/>
       </w:pPr>
@@ -27172,7 +28041,7 @@
       <w:pPr>
         <w:numPr>
           <w:ilvl w:val="0"/>
-          <w:numId w:val="1038"/>
+          <w:numId w:val="1043"/>
         </w:numPr>
         <w:pStyle w:val="Compact"/>
       </w:pPr>
@@ -27402,8 +28271,8 @@
         </w:tc>
       </w:tr>
     </w:tbl>
-    <w:bookmarkEnd w:id="117"/>
-    <w:bookmarkStart w:id="118" w:name="werewolf"/>
+    <w:bookmarkEnd w:id="122"/>
+    <w:bookmarkStart w:id="123" w:name="werewolf"/>
     <w:p>
       <w:pPr>
         <w:pStyle w:val="Heading2"/>
@@ -27448,7 +28317,7 @@
       <w:pPr>
         <w:numPr>
           <w:ilvl w:val="0"/>
-          <w:numId w:val="1039"/>
+          <w:numId w:val="1044"/>
         </w:numPr>
         <w:pStyle w:val="Compact"/>
       </w:pPr>
@@ -27460,7 +28329,7 @@
       <w:pPr>
         <w:numPr>
           <w:ilvl w:val="0"/>
-          <w:numId w:val="1039"/>
+          <w:numId w:val="1044"/>
         </w:numPr>
         <w:pStyle w:val="Compact"/>
       </w:pPr>
@@ -27472,7 +28341,7 @@
       <w:pPr>
         <w:numPr>
           <w:ilvl w:val="0"/>
-          <w:numId w:val="1039"/>
+          <w:numId w:val="1044"/>
         </w:numPr>
         <w:pStyle w:val="Compact"/>
       </w:pPr>
@@ -27736,8 +28605,8 @@
         </w:tc>
       </w:tr>
     </w:tbl>
-    <w:bookmarkEnd w:id="118"/>
-    <w:bookmarkStart w:id="119" w:name="pact-bound"/>
+    <w:bookmarkEnd w:id="123"/>
+    <w:bookmarkStart w:id="124" w:name="pact-bound"/>
     <w:p>
       <w:pPr>
         <w:pStyle w:val="Heading2"/>
@@ -27782,7 +28651,7 @@
       <w:pPr>
         <w:numPr>
           <w:ilvl w:val="0"/>
-          <w:numId w:val="1040"/>
+          <w:numId w:val="1045"/>
         </w:numPr>
         <w:pStyle w:val="Compact"/>
       </w:pPr>
@@ -27794,7 +28663,7 @@
       <w:pPr>
         <w:numPr>
           <w:ilvl w:val="0"/>
-          <w:numId w:val="1040"/>
+          <w:numId w:val="1045"/>
         </w:numPr>
         <w:pStyle w:val="Compact"/>
       </w:pPr>
@@ -27806,7 +28675,7 @@
       <w:pPr>
         <w:numPr>
           <w:ilvl w:val="0"/>
-          <w:numId w:val="1040"/>
+          <w:numId w:val="1045"/>
         </w:numPr>
         <w:pStyle w:val="Compact"/>
       </w:pPr>
@@ -28036,8 +28905,8 @@
         </w:tc>
       </w:tr>
     </w:tbl>
-    <w:bookmarkEnd w:id="119"/>
-    <w:bookmarkStart w:id="120" w:name="vampire"/>
+    <w:bookmarkEnd w:id="124"/>
+    <w:bookmarkStart w:id="125" w:name="vampire"/>
     <w:p>
       <w:pPr>
         <w:pStyle w:val="Heading2"/>
@@ -28082,7 +28951,7 @@
       <w:pPr>
         <w:numPr>
           <w:ilvl w:val="0"/>
-          <w:numId w:val="1041"/>
+          <w:numId w:val="1046"/>
         </w:numPr>
         <w:pStyle w:val="Compact"/>
       </w:pPr>
@@ -28094,7 +28963,7 @@
       <w:pPr>
         <w:numPr>
           <w:ilvl w:val="0"/>
-          <w:numId w:val="1041"/>
+          <w:numId w:val="1046"/>
         </w:numPr>
         <w:pStyle w:val="Compact"/>
       </w:pPr>
@@ -28106,7 +28975,7 @@
       <w:pPr>
         <w:numPr>
           <w:ilvl w:val="0"/>
-          <w:numId w:val="1041"/>
+          <w:numId w:val="1046"/>
         </w:numPr>
         <w:pStyle w:val="Compact"/>
       </w:pPr>
@@ -28118,7 +28987,7 @@
       <w:pPr>
         <w:numPr>
           <w:ilvl w:val="0"/>
-          <w:numId w:val="1041"/>
+          <w:numId w:val="1046"/>
         </w:numPr>
         <w:pStyle w:val="Compact"/>
       </w:pPr>
@@ -28382,9 +29251,9 @@
         </w:tc>
       </w:tr>
     </w:tbl>
-    <w:bookmarkEnd w:id="120"/>
-    <w:bookmarkEnd w:id="121"/>
-    <w:bookmarkStart w:id="134" w:name="making-your-own"/>
+    <w:bookmarkEnd w:id="125"/>
+    <w:bookmarkEnd w:id="126"/>
+    <w:bookmarkStart w:id="139" w:name="making-your-own"/>
     <w:p>
       <w:pPr>
         <w:pStyle w:val="Heading1"/>
@@ -28417,7 +29286,7 @@
         <w:t xml:space="preserve">option at the end of each list, and its checklist holds a custom choice to the same rules as everything else.</w:t>
       </w:r>
     </w:p>
-    <w:bookmarkStart w:id="122" w:name="a-custom-role"/>
+    <w:bookmarkStart w:id="127" w:name="a-custom-role"/>
     <w:p>
       <w:pPr>
         <w:pStyle w:val="Heading2"/>
@@ -28438,7 +29307,7 @@
       <w:pPr>
         <w:numPr>
           <w:ilvl w:val="0"/>
-          <w:numId w:val="1042"/>
+          <w:numId w:val="1047"/>
         </w:numPr>
         <w:pStyle w:val="Compact"/>
       </w:pPr>
@@ -28484,7 +29353,7 @@
       <w:pPr>
         <w:numPr>
           <w:ilvl w:val="0"/>
-          <w:numId w:val="1042"/>
+          <w:numId w:val="1047"/>
         </w:numPr>
         <w:pStyle w:val="Compact"/>
       </w:pPr>
@@ -28506,7 +29375,7 @@
       <w:pPr>
         <w:numPr>
           <w:ilvl w:val="0"/>
-          <w:numId w:val="1042"/>
+          <w:numId w:val="1047"/>
         </w:numPr>
         <w:pStyle w:val="Compact"/>
       </w:pPr>
@@ -28528,7 +29397,7 @@
       <w:pPr>
         <w:numPr>
           <w:ilvl w:val="0"/>
-          <w:numId w:val="1042"/>
+          <w:numId w:val="1047"/>
         </w:numPr>
         <w:pStyle w:val="Compact"/>
       </w:pPr>
@@ -28593,8 +29462,8 @@
         <w:t xml:space="preserve">.</w:t>
       </w:r>
     </w:p>
-    <w:bookmarkEnd w:id="122"/>
-    <w:bookmarkStart w:id="131" w:name="a-custom-origin"/>
+    <w:bookmarkEnd w:id="127"/>
+    <w:bookmarkStart w:id="136" w:name="a-custom-origin"/>
     <w:p>
       <w:pPr>
         <w:pStyle w:val="Heading2"/>
@@ -28611,7 +29480,7 @@
         <w:t xml:space="preserve">Build it with the GM, one step at a time.</w:t>
       </w:r>
     </w:p>
-    <w:bookmarkStart w:id="123" w:name="the-concept"/>
+    <w:bookmarkStart w:id="128" w:name="the-concept"/>
     <w:p>
       <w:pPr>
         <w:pStyle w:val="Heading3"/>
@@ -28628,8 +29497,8 @@
         <w:t xml:space="preserve">Two or three sentences: where they come from, what sets them apart, and how others see them. It should be something the origins in this book don’t already cover.</w:t>
       </w:r>
     </w:p>
-    <w:bookmarkEnd w:id="123"/>
-    <w:bookmarkStart w:id="124" w:name="the-tier"/>
+    <w:bookmarkEnd w:id="128"/>
+    <w:bookmarkStart w:id="129" w:name="the-tier"/>
     <w:p>
       <w:pPr>
         <w:pStyle w:val="Heading3"/>
@@ -28926,8 +29795,8 @@
         <w:t xml:space="preserve">When in doubt, choose the higher tier.</w:t>
       </w:r>
     </w:p>
-    <w:bookmarkEnd w:id="124"/>
-    <w:bookmarkStart w:id="125" w:name="attribute-adjustments"/>
+    <w:bookmarkEnd w:id="129"/>
+    <w:bookmarkStart w:id="130" w:name="attribute-adjustments"/>
     <w:p>
       <w:pPr>
         <w:pStyle w:val="Heading3"/>
@@ -28997,8 +29866,8 @@
         <w:t xml:space="preserve">of +1 or −1 to Move. Most have none. It isn’t an attribute adjustment and needn’t balance.</w:t>
       </w:r>
     </w:p>
-    <w:bookmarkEnd w:id="125"/>
-    <w:bookmarkStart w:id="126" w:name="core-rules-tier-1-and-up"/>
+    <w:bookmarkEnd w:id="130"/>
+    <w:bookmarkStart w:id="131" w:name="core-rules-tier-1-and-up"/>
     <w:p>
       <w:pPr>
         <w:pStyle w:val="Heading3"/>
@@ -29015,8 +29884,8 @@
         <w:t xml:space="preserve">One to three short rules that always apply: what they can do (see in the dark, resist cold, a free Trained skill) and what it costs (a weakness, a people’s distrust, a hazard they can’t abide). A strength with no drawback is worth more than it looks, so price it a tier higher.</w:t>
       </w:r>
     </w:p>
-    <w:bookmarkEnd w:id="126"/>
-    <w:bookmarkStart w:id="127" w:name="origin-advantages"/>
+    <w:bookmarkEnd w:id="131"/>
+    <w:bookmarkStart w:id="132" w:name="origin-advantages"/>
     <w:p>
       <w:pPr>
         <w:pStyle w:val="Heading3"/>
@@ -29071,8 +29940,8 @@
         <w:t xml:space="preserve">: a problem the trait causes, with a clear trigger and a real consequence, which earns a Grit point when it bites, like any complication. A character takes one advantage, general or origin, so make them distinct choices.</w:t>
       </w:r>
     </w:p>
-    <w:bookmarkEnd w:id="127"/>
-    <w:bookmarkStart w:id="128" w:name="an-alternate-form-optional-tier-2-or-3"/>
+    <w:bookmarkEnd w:id="132"/>
+    <w:bookmarkStart w:id="133" w:name="an-alternate-form-optional-tier-2-or-3"/>
     <w:p>
       <w:pPr>
         <w:pStyle w:val="Heading3"/>
@@ -29105,8 +29974,8 @@
         <w:t xml:space="preserve">apply. The bonuses count only while the character is in that form: the sheet’s form switch shows both sets of numbers.</w:t>
       </w:r>
     </w:p>
-    <w:bookmarkEnd w:id="128"/>
-    <w:bookmarkStart w:id="129" w:name="in-the-creator"/>
+    <w:bookmarkEnd w:id="133"/>
+    <w:bookmarkStart w:id="134" w:name="in-the-creator"/>
     <w:p>
       <w:pPr>
         <w:pStyle w:val="Heading3"/>
@@ -29119,7 +29988,7 @@
       <w:pPr>
         <w:numPr>
           <w:ilvl w:val="0"/>
-          <w:numId w:val="1043"/>
+          <w:numId w:val="1048"/>
         </w:numPr>
         <w:pStyle w:val="Compact"/>
       </w:pPr>
@@ -29147,7 +30016,7 @@
       <w:pPr>
         <w:numPr>
           <w:ilvl w:val="0"/>
-          <w:numId w:val="1043"/>
+          <w:numId w:val="1048"/>
         </w:numPr>
         <w:pStyle w:val="Compact"/>
       </w:pPr>
@@ -29159,7 +30028,7 @@
       <w:pPr>
         <w:numPr>
           <w:ilvl w:val="0"/>
-          <w:numId w:val="1043"/>
+          <w:numId w:val="1048"/>
         </w:numPr>
         <w:pStyle w:val="Compact"/>
       </w:pPr>
@@ -29187,7 +30056,7 @@
       <w:pPr>
         <w:numPr>
           <w:ilvl w:val="0"/>
-          <w:numId w:val="1043"/>
+          <w:numId w:val="1048"/>
         </w:numPr>
         <w:pStyle w:val="Compact"/>
       </w:pPr>
@@ -29211,8 +30080,8 @@
         <w:t xml:space="preserve">and enter the advantage and its companion complication.</w:t>
       </w:r>
     </w:p>
-    <w:bookmarkEnd w:id="129"/>
-    <w:bookmarkStart w:id="130" w:name="example"/>
+    <w:bookmarkEnd w:id="134"/>
+    <w:bookmarkStart w:id="135" w:name="example"/>
     <w:p>
       <w:pPr>
         <w:pStyle w:val="Heading3"/>
@@ -29317,9 +30186,9 @@
         <w:t xml:space="preserve">: something from the other side follows you; when it matters, accept the chill, the stopped clock or the panicked horse.</w:t>
       </w:r>
     </w:p>
-    <w:bookmarkEnd w:id="130"/>
-    <w:bookmarkEnd w:id="131"/>
-    <w:bookmarkStart w:id="132" w:name="threats-weapons-and-edges-for-your-table"/>
+    <w:bookmarkEnd w:id="135"/>
+    <w:bookmarkEnd w:id="136"/>
+    <w:bookmarkStart w:id="137" w:name="threats-weapons-and-edges-for-your-table"/>
     <w:p>
       <w:pPr>
         <w:pStyle w:val="Heading2"/>
@@ -29340,7 +30209,7 @@
       <w:pPr>
         <w:numPr>
           <w:ilvl w:val="0"/>
-          <w:numId w:val="1044"/>
+          <w:numId w:val="1049"/>
         </w:numPr>
         <w:pStyle w:val="Compact"/>
       </w:pPr>
@@ -29355,14 +30224,27 @@
         <w:t xml:space="preserve"> </w:t>
       </w:r>
       <w:r>
-        <w:t xml:space="preserve">A minor foe has 1 box; an ordinary one 3; a tough one 4 or 5; a rare horror 6. Attack targets run 11 to 13 for most, 14 or 15 for the dangerous. Dodge runs 7 to 10. Give it one special trait, said plainly, and decide what it does before play.</w:t>
+        <w:t xml:space="preserve">A minor foe has 1 box; an ordinary one 3; a tough one 4 or 5; a rare horror 6. Attack targets run 11 to 13 for most, 14 or 15 for the dangerous. Dodge runs 7 to 10. Give it one special trait, said plainly, and decide what it does before play: toughness, a weakness or armor works as in</w:t>
+      </w:r>
+      <w:r>
+        <w:t xml:space="preserve"> </w:t>
+      </w:r>
+      <w:r>
+        <w:rPr>
+          <w:iCs/>
+          <w:i/>
+        </w:rPr>
+        <w:t xml:space="preserve">Armor, toughness and weaknesses</w:t>
+      </w:r>
+      <w:r>
+        <w:t xml:space="preserve">. For a tougher version of any threat, add +1 to its targets and one box; for a weaker one, subtract.</w:t>
       </w:r>
     </w:p>
     <w:p>
       <w:pPr>
         <w:numPr>
           <w:ilvl w:val="0"/>
-          <w:numId w:val="1044"/>
+          <w:numId w:val="1049"/>
         </w:numPr>
         <w:pStyle w:val="Compact"/>
       </w:pPr>
@@ -29384,7 +30266,7 @@
       <w:pPr>
         <w:numPr>
           <w:ilvl w:val="0"/>
-          <w:numId w:val="1044"/>
+          <w:numId w:val="1049"/>
         </w:numPr>
         <w:pStyle w:val="Compact"/>
       </w:pPr>
@@ -29406,7 +30288,7 @@
       <w:pPr>
         <w:numPr>
           <w:ilvl w:val="0"/>
-          <w:numId w:val="1044"/>
+          <w:numId w:val="1049"/>
         </w:numPr>
         <w:pStyle w:val="Compact"/>
       </w:pPr>
@@ -29428,7 +30310,7 @@
       <w:pPr>
         <w:numPr>
           <w:ilvl w:val="0"/>
-          <w:numId w:val="1044"/>
+          <w:numId w:val="1049"/>
         </w:numPr>
         <w:pStyle w:val="Compact"/>
       </w:pPr>
@@ -29450,7 +30332,7 @@
       <w:pPr>
         <w:numPr>
           <w:ilvl w:val="0"/>
-          <w:numId w:val="1044"/>
+          <w:numId w:val="1049"/>
         </w:numPr>
         <w:pStyle w:val="Compact"/>
       </w:pPr>
@@ -29472,7 +30354,7 @@
       <w:pPr>
         <w:numPr>
           <w:ilvl w:val="0"/>
-          <w:numId w:val="1044"/>
+          <w:numId w:val="1049"/>
         </w:numPr>
         <w:pStyle w:val="Compact"/>
       </w:pPr>
@@ -29550,8 +30432,8 @@
         <w:t xml:space="preserve">. Players get them when they join your shared table, or from a homebrew file you give them. Bonuses chosen from the tab’s menus are worked out for you: a weapon’s accuracy, strong hits and what it’s made of; a threat’s hard hide, weaknesses, what alone can hurt it and how hard it is to hit; an Edge’s skill, Dodge or Move bonus and extra defense; an attack spell cast in the Encounter panel. Anything else is a note the GM applies at the table.</w:t>
       </w:r>
     </w:p>
-    <w:bookmarkEnd w:id="132"/>
-    <w:bookmarkStart w:id="133" w:name="your-campaign"/>
+    <w:bookmarkEnd w:id="137"/>
+    <w:bookmarkStart w:id="138" w:name="your-campaign"/>
     <w:p>
       <w:pPr>
         <w:pStyle w:val="Heading2"/>
@@ -29646,9 +30528,9 @@
         <w:t xml:space="preserve">), or keep it to yourself. Cards are earned through discovery, so a trigger makes finding things out the way the story moves: the next chapter waits for the group to learn what it needs.</w:t>
       </w:r>
     </w:p>
-    <w:bookmarkEnd w:id="133"/>
-    <w:bookmarkEnd w:id="134"/>
-    <w:bookmarkStart w:id="135" w:name="complications"/>
+    <w:bookmarkEnd w:id="138"/>
+    <w:bookmarkEnd w:id="139"/>
+    <w:bookmarkStart w:id="140" w:name="complications"/>
     <w:p>
       <w:pPr>
         <w:pStyle w:val="Heading1"/>
@@ -30353,8 +31235,8 @@
         </w:tc>
       </w:tr>
     </w:tbl>
-    <w:bookmarkEnd w:id="135"/>
-    <w:bookmarkStart w:id="136" w:name="quick-reference"/>
+    <w:bookmarkEnd w:id="140"/>
+    <w:bookmarkStart w:id="141" w:name="quick-reference"/>
     <w:p>
       <w:pPr>
         <w:pStyle w:val="Heading1"/>
@@ -30579,7 +31461,7 @@
         <w:t xml:space="preserve">Copyright © Don Smallwood. All rights reserved.</w:t>
       </w:r>
     </w:p>
-    <w:bookmarkEnd w:id="136"/>
+    <w:bookmarkEnd w:id="141"/>
     <w:sectPr/>
   </w:body>
 </w:document>
@@ -30962,6 +31844,21 @@
     <w:abstractNumId w:val="991"/>
   </w:num>
   <w:num w:numId="1020">
+    <w:abstractNumId w:val="991"/>
+  </w:num>
+  <w:num w:numId="1021">
+    <w:abstractNumId w:val="991"/>
+  </w:num>
+  <w:num w:numId="1022">
+    <w:abstractNumId w:val="991"/>
+  </w:num>
+  <w:num w:numId="1023">
+    <w:abstractNumId w:val="991"/>
+  </w:num>
+  <w:num w:numId="1024">
+    <w:abstractNumId w:val="991"/>
+  </w:num>
+  <w:num w:numId="1025">
     <w:abstractNumId w:val="99411"/>
     <w:lvlOverride w:ilvl="0">
       <w:startOverride w:val="1"/>
@@ -30991,10 +31888,10 @@
       <w:startOverride w:val="1"/>
     </w:lvlOverride>
   </w:num>
-  <w:num w:numId="1021">
+  <w:num w:numId="1026">
     <w:abstractNumId w:val="991"/>
   </w:num>
-  <w:num w:numId="1022">
+  <w:num w:numId="1027">
     <w:abstractNumId w:val="99411"/>
     <w:lvlOverride w:ilvl="0">
       <w:startOverride w:val="1"/>
@@ -31023,21 +31920,6 @@
     <w:lvlOverride w:ilvl="8">
       <w:startOverride w:val="1"/>
     </w:lvlOverride>
-  </w:num>
-  <w:num w:numId="1023">
-    <w:abstractNumId w:val="991"/>
-  </w:num>
-  <w:num w:numId="1024">
-    <w:abstractNumId w:val="991"/>
-  </w:num>
-  <w:num w:numId="1025">
-    <w:abstractNumId w:val="991"/>
-  </w:num>
-  <w:num w:numId="1026">
-    <w:abstractNumId w:val="991"/>
-  </w:num>
-  <w:num w:numId="1027">
-    <w:abstractNumId w:val="991"/>
   </w:num>
   <w:num w:numId="1028">
     <w:abstractNumId w:val="991"/>
@@ -31082,6 +31964,21 @@
     <w:abstractNumId w:val="991"/>
   </w:num>
   <w:num w:numId="1042">
+    <w:abstractNumId w:val="991"/>
+  </w:num>
+  <w:num w:numId="1043">
+    <w:abstractNumId w:val="991"/>
+  </w:num>
+  <w:num w:numId="1044">
+    <w:abstractNumId w:val="991"/>
+  </w:num>
+  <w:num w:numId="1045">
+    <w:abstractNumId w:val="991"/>
+  </w:num>
+  <w:num w:numId="1046">
+    <w:abstractNumId w:val="991"/>
+  </w:num>
+  <w:num w:numId="1047">
     <w:abstractNumId w:val="99411"/>
     <w:lvlOverride w:ilvl="0">
       <w:startOverride w:val="1"/>
@@ -31111,7 +32008,7 @@
       <w:startOverride w:val="1"/>
     </w:lvlOverride>
   </w:num>
-  <w:num w:numId="1043">
+  <w:num w:numId="1048">
     <w:abstractNumId w:val="99411"/>
     <w:lvlOverride w:ilvl="0">
       <w:startOverride w:val="1"/>
@@ -31141,7 +32038,7 @@
       <w:startOverride w:val="1"/>
     </w:lvlOverride>
   </w:num>
-  <w:num w:numId="1044">
+  <w:num w:numId="1049">
     <w:abstractNumId w:val="991"/>
   </w:num>
 </w:numbering>

--- a/legend-dynamics/western/Trails_of_Blood_Dust_Players_Guide.docx
+++ b/legend-dynamics/western/Trails_of_Blood_Dust_Players_Guide.docx
@@ -8341,7 +8341,7 @@
     </w:p>
     <w:bookmarkEnd w:id="49"/>
     <w:bookmarkEnd w:id="50"/>
-    <w:bookmarkStart w:id="69" w:name="personal-combat"/>
+    <w:bookmarkStart w:id="70" w:name="personal-combat"/>
     <w:p>
       <w:pPr>
         <w:pStyle w:val="Heading1"/>
@@ -8637,7 +8637,7 @@
       </w:r>
     </w:p>
     <w:bookmarkEnd w:id="52"/>
-    <w:bookmarkStart w:id="55" w:name="telling-hits"/>
+    <w:bookmarkStart w:id="56" w:name="telling-hits"/>
     <w:p>
       <w:pPr>
         <w:pStyle w:val="Heading2"/>
@@ -9734,8 +9734,160 @@
       </w:tr>
     </w:tbl>
     <w:bookmarkEnd w:id="54"/>
+    <w:bookmarkStart w:id="55" w:name="showdowns"/>
+    <w:p>
+      <w:pPr>
+        <w:pStyle w:val="Heading3"/>
+      </w:pPr>
+      <w:r>
+        <w:t xml:space="preserve">Showdowns</w:t>
+      </w:r>
+    </w:p>
+    <w:p>
+      <w:pPr>
+        <w:pStyle w:val="FirstParagraph"/>
+      </w:pPr>
+      <w:r>
+        <w:t xml:space="preserve">When two people mean to settle it in the street, guns holstered and everyone watching, run a</w:t>
+      </w:r>
+      <w:r>
+        <w:t xml:space="preserve"> </w:t>
+      </w:r>
+      <w:r>
+        <w:rPr>
+          <w:bCs/>
+          <w:b/>
+        </w:rPr>
+        <w:t xml:space="preserve">showdown</w:t>
+      </w:r>
+      <w:r>
+        <w:t xml:space="preserve"> </w:t>
+      </w:r>
+      <w:r>
+        <w:t xml:space="preserve">instead of rounds. It’s usually at Short range. If anyone else joins in, it turns into an ordinary gunfight.</w:t>
+      </w:r>
+    </w:p>
+    <w:p>
+      <w:pPr>
+        <w:numPr>
+          <w:ilvl w:val="0"/>
+          <w:numId w:val="1014"/>
+        </w:numPr>
+        <w:pStyle w:val="Compact"/>
+      </w:pPr>
+      <w:r>
+        <w:rPr>
+          <w:bCs/>
+          <w:b/>
+        </w:rPr>
+        <w:t xml:space="preserve">The staredown.</w:t>
+      </w:r>
+      <w:r>
+        <w:t xml:space="preserve"> </w:t>
+      </w:r>
+      <w:r>
+        <w:t xml:space="preserve">Both roll Will, as a contest: a success beats a failure, and if both succeed, the larger margin wins. The winner gets +2 on the draw. Anyone who fails their Will roll by 5 or more has lost their nerve, and can back down now with no shot fired. The town saw it, and the GM decides what that costs. Either duelist can also just walk away before the draw. The other can let them go, or shoot them in the back, which marks a box of Heat.</w:t>
+      </w:r>
+    </w:p>
+    <w:p>
+      <w:pPr>
+        <w:numPr>
+          <w:ilvl w:val="0"/>
+          <w:numId w:val="1014"/>
+        </w:numPr>
+        <w:pStyle w:val="Compact"/>
+      </w:pPr>
+      <w:r>
+        <w:rPr>
+          <w:bCs/>
+          <w:b/>
+        </w:rPr>
+        <w:t xml:space="preserve">The draw.</w:t>
+      </w:r>
+      <w:r>
+        <w:t xml:space="preserve"> </w:t>
+      </w:r>
+      <w:r>
+        <w:t xml:space="preserve">Both roll Shooting, as a contest, with the staredown’s +2 and their wound penalties. Quick Draw adds its +2 here, and a Gunslinger’s quick draw wins a tied draw. The winner fires first; on a tie, both fire at once. Anyone who fails the draw by 5 or more fumbles: the gun hangs in the holster, and they don’t fire.</w:t>
+      </w:r>
+    </w:p>
+    <w:p>
+      <w:pPr>
+        <w:numPr>
+          <w:ilvl w:val="0"/>
+          <w:numId w:val="1014"/>
+        </w:numPr>
+        <w:pStyle w:val="Compact"/>
+      </w:pPr>
+      <w:r>
+        <w:rPr>
+          <w:bCs/>
+          <w:b/>
+        </w:rPr>
+        <w:t xml:space="preserve">The shots.</w:t>
+      </w:r>
+      <w:r>
+        <w:t xml:space="preserve"> </w:t>
+      </w:r>
+      <w:r>
+        <w:t xml:space="preserve">The first shot is an ordinary attack, and the target can’t Dodge: they’re drawing, not diving for cover. If the target is still on their feet, they fire back the same way. Then the showdown is over: if both still stand, it becomes an ordinary fight in rounds, or someone walks away.</w:t>
+      </w:r>
+    </w:p>
+    <w:p>
+      <w:pPr>
+        <w:pStyle w:val="FirstParagraph"/>
+      </w:pPr>
+      <w:r>
+        <w:t xml:space="preserve">Grit works as it always does: spend a point to reroll any of these rolls, or to take one box fewer from a shot. In the GM view, the Encounter panel runs a showdown: choose</w:t>
+      </w:r>
+      <w:r>
+        <w:t xml:space="preserve"> </w:t>
+      </w:r>
+      <w:r>
+        <w:rPr>
+          <w:bCs/>
+          <w:b/>
+        </w:rPr>
+        <w:t xml:space="preserve">Showdown: the staredown</w:t>
+      </w:r>
+      <w:r>
+        <w:t xml:space="preserve">, then</w:t>
+      </w:r>
+      <w:r>
+        <w:t xml:space="preserve"> </w:t>
+      </w:r>
+      <w:r>
+        <w:rPr>
+          <w:bCs/>
+          <w:b/>
+        </w:rPr>
+        <w:t xml:space="preserve">Showdown: the draw</w:t>
+      </w:r>
+      <w:r>
+        <w:t xml:space="preserve">.</w:t>
+      </w:r>
+    </w:p>
+    <w:p>
+      <w:pPr>
+        <w:pStyle w:val="BodyText"/>
+      </w:pPr>
+      <w:r>
+        <w:rPr>
+          <w:iCs/>
+          <w:i/>
+        </w:rPr>
+        <w:t xml:space="preserve">Example:</w:t>
+      </w:r>
+      <w:r>
+        <w:t xml:space="preserve"> </w:t>
+      </w:r>
+      <w:r>
+        <w:t xml:space="preserve">the Kid calls Ruth Calloway out at noon. Ruth’s Will 11 succeeds by 3 and the Kid’s Will 10 by 1: Ruth wins the staredown. On the draw, her Shooting 15 +2 succeeds by 6; the Kid’s Shooting 14, with his Quick Draw +2, succeeds by 4. Ruth fires first, and the Kid can’t Dodge.</w:t>
+      </w:r>
+    </w:p>
     <w:bookmarkEnd w:id="55"/>
-    <w:bookmarkStart w:id="56" w:name="range"/>
+    <w:bookmarkEnd w:id="56"/>
+    <w:bookmarkStart w:id="57" w:name="range"/>
     <w:p>
       <w:pPr>
         <w:pStyle w:val="Heading2"/>
@@ -10093,8 +10245,8 @@
         <w:t xml:space="preserve">, shown in the weapons table. Attacks within it take no penalty. One band beyond it is −2, two bands beyond is −4, and anything farther is out of range. A thrown weapon’s effective band is Close.</w:t>
       </w:r>
     </w:p>
-    <w:bookmarkEnd w:id="56"/>
-    <w:bookmarkStart w:id="58" w:name="move-and-reach"/>
+    <w:bookmarkEnd w:id="57"/>
+    <w:bookmarkStart w:id="59" w:name="move-and-reach"/>
     <w:p>
       <w:pPr>
         <w:pStyle w:val="Heading2"/>
@@ -10170,7 +10322,7 @@
       <w:pPr>
         <w:numPr>
           <w:ilvl w:val="0"/>
-          <w:numId w:val="1014"/>
+          <w:numId w:val="1015"/>
         </w:numPr>
         <w:pStyle w:val="Compact"/>
       </w:pPr>
@@ -10192,7 +10344,7 @@
       <w:pPr>
         <w:numPr>
           <w:ilvl w:val="0"/>
-          <w:numId w:val="1014"/>
+          <w:numId w:val="1015"/>
         </w:numPr>
         <w:pStyle w:val="Compact"/>
       </w:pPr>
@@ -10214,7 +10366,7 @@
       <w:pPr>
         <w:numPr>
           <w:ilvl w:val="0"/>
-          <w:numId w:val="1014"/>
+          <w:numId w:val="1015"/>
         </w:numPr>
         <w:pStyle w:val="Compact"/>
       </w:pPr>
@@ -10232,7 +10384,7 @@
         <w:t xml:space="preserve">You can move away from someone in reach freely; leaving a fight doesn’t give them a free attack.</w:t>
       </w:r>
     </w:p>
-    <w:bookmarkStart w:id="57" w:name="mounts-and-vehicles"/>
+    <w:bookmarkStart w:id="58" w:name="mounts-and-vehicles"/>
     <w:p>
       <w:pPr>
         <w:pStyle w:val="Heading3"/>
@@ -10991,9 +11143,9 @@
         <w:t xml:space="preserve">A weapon in hand can’t reach past 3 yards; anything farther is a ranged attack.</w:t>
       </w:r>
     </w:p>
-    <w:bookmarkEnd w:id="57"/>
     <w:bookmarkEnd w:id="58"/>
-    <w:bookmarkStart w:id="64" w:name="injury"/>
+    <w:bookmarkEnd w:id="59"/>
+    <w:bookmarkStart w:id="65" w:name="injury"/>
     <w:p>
       <w:pPr>
         <w:pStyle w:val="Heading2"/>
@@ -11282,7 +11434,7 @@
         <w:t xml:space="preserve">Injury penalties replace each other rather than stacking. They apply to movement, attacks, Dodge, and other tasks the injury physically hinders.</w:t>
       </w:r>
     </w:p>
-    <w:bookmarkStart w:id="59" w:name="dying-and-death"/>
+    <w:bookmarkStart w:id="60" w:name="dying-and-death"/>
     <w:p>
       <w:pPr>
         <w:pStyle w:val="Heading3"/>
@@ -11295,7 +11447,7 @@
       <w:pPr>
         <w:numPr>
           <w:ilvl w:val="0"/>
-          <w:numId w:val="1015"/>
+          <w:numId w:val="1016"/>
         </w:numPr>
         <w:pStyle w:val="Compact"/>
       </w:pPr>
@@ -11346,7 +11498,7 @@
       <w:pPr>
         <w:numPr>
           <w:ilvl w:val="0"/>
-          <w:numId w:val="1015"/>
+          <w:numId w:val="1016"/>
         </w:numPr>
         <w:pStyle w:val="Compact"/>
       </w:pPr>
@@ -11368,7 +11520,7 @@
       <w:pPr>
         <w:numPr>
           <w:ilvl w:val="0"/>
-          <w:numId w:val="1015"/>
+          <w:numId w:val="1016"/>
         </w:numPr>
         <w:pStyle w:val="Compact"/>
       </w:pPr>
@@ -11394,8 +11546,8 @@
         <w:t xml:space="preserve">Your protection is avoiding the hit: a defense (Dodge, Parry or Block), cover, and a Grit point, which reduces a hit by one box.</w:t>
       </w:r>
     </w:p>
-    <w:bookmarkEnd w:id="59"/>
-    <w:bookmarkStart w:id="60" w:name="falls-fire-and-foul-air"/>
+    <w:bookmarkEnd w:id="60"/>
+    <w:bookmarkStart w:id="61" w:name="falls-fire-and-foul-air"/>
     <w:p>
       <w:pPr>
         <w:pStyle w:val="Heading3"/>
@@ -11639,253 +11791,14 @@
         <w:t xml:space="preserve">marks 1 box each round you breathe it, unless you have a mask or a suit.</w:t>
       </w:r>
     </w:p>
-    <w:bookmarkEnd w:id="60"/>
-    <w:bookmarkStart w:id="61" w:name="fear-and-other-conditions"/>
+    <w:bookmarkEnd w:id="61"/>
+    <w:bookmarkStart w:id="62" w:name="fear-and-other-conditions"/>
     <w:p>
       <w:pPr>
         <w:pStyle w:val="Heading3"/>
       </w:pPr>
       <w:r>
         <w:t xml:space="preserve">Fear and other conditions</w:t>
-      </w:r>
-    </w:p>
-    <w:p>
-      <w:pPr>
-        <w:numPr>
-          <w:ilvl w:val="0"/>
-          <w:numId w:val="1016"/>
-        </w:numPr>
-        <w:pStyle w:val="Compact"/>
-      </w:pPr>
-      <w:r>
-        <w:rPr>
-          <w:bCs/>
-          <w:b/>
-        </w:rPr>
-        <w:t xml:space="preserve">Dazed.</w:t>
-      </w:r>
-      <w:r>
-        <w:t xml:space="preserve"> </w:t>
-      </w:r>
-      <w:r>
-        <w:t xml:space="preserve">−2 on your next action roll; then it’s over.</w:t>
-      </w:r>
-    </w:p>
-    <w:p>
-      <w:pPr>
-        <w:numPr>
-          <w:ilvl w:val="0"/>
-          <w:numId w:val="1016"/>
-        </w:numPr>
-        <w:pStyle w:val="Compact"/>
-      </w:pPr>
-      <w:r>
-        <w:rPr>
-          <w:bCs/>
-          <w:b/>
-        </w:rPr>
-        <w:t xml:space="preserve">Frightened.</w:t>
-      </w:r>
-      <w:r>
-        <w:t xml:space="preserve"> </w:t>
-      </w:r>
-      <w:r>
-        <w:t xml:space="preserve">Fear, a hex, a horror: you must keep away from its source, and you’re −2 to act against it. At the end of each of your turns, roll Will to shake it off (+2 if you’ve been hurt since). A spell or a trait that makes its target</w:t>
-      </w:r>
-      <w:r>
-        <w:t xml:space="preserve"> </w:t>
-      </w:r>
-      <w:r>
-        <w:rPr>
-          <w:iCs/>
-          <w:i/>
-        </w:rPr>
-        <w:t xml:space="preserve">flee or freeze</w:t>
-      </w:r>
-      <w:r>
-        <w:t xml:space="preserve"> </w:t>
-      </w:r>
-      <w:r>
-        <w:t xml:space="preserve">makes them Frightened.</w:t>
-      </w:r>
-    </w:p>
-    <w:p>
-      <w:pPr>
-        <w:numPr>
-          <w:ilvl w:val="0"/>
-          <w:numId w:val="1016"/>
-        </w:numPr>
-        <w:pStyle w:val="Compact"/>
-      </w:pPr>
-      <w:r>
-        <w:rPr>
-          <w:bCs/>
-          <w:b/>
-        </w:rPr>
-        <w:t xml:space="preserve">Charmed.</w:t>
-      </w:r>
-      <w:r>
-        <w:t xml:space="preserve"> </w:t>
-      </w:r>
-      <w:r>
-        <w:t xml:space="preserve">You treat the one who charmed you as a friend for the scene. Harming you or your friends ends it at once.</w:t>
-      </w:r>
-    </w:p>
-    <w:bookmarkEnd w:id="61"/>
-    <w:bookmarkStart w:id="62" w:name="mental-harm-a-setting-option"/>
-    <w:p>
-      <w:pPr>
-        <w:pStyle w:val="Heading3"/>
-      </w:pPr>
-      <w:r>
-        <w:t xml:space="preserve">Mental harm (a setting option)</w:t>
-      </w:r>
-    </w:p>
-    <w:p>
-      <w:pPr>
-        <w:pStyle w:val="FirstParagraph"/>
-      </w:pPr>
-      <w:r>
-        <w:t xml:space="preserve">A setting can give every character a</w:t>
-      </w:r>
-      <w:r>
-        <w:t xml:space="preserve"> </w:t>
-      </w:r>
-      <w:r>
-        <w:rPr>
-          <w:bCs/>
-          <w:b/>
-        </w:rPr>
-        <w:t xml:space="preserve">Mind</w:t>
-      </w:r>
-      <w:r>
-        <w:t xml:space="preserve"> </w:t>
-      </w:r>
-      <w:r>
-        <w:t xml:space="preserve">track beside the injury track (Aurora does). Attacks on the mind mark it: Powers or a spell against Will, never Dodge, and armor doesn’t help. One box is Shaken (−1 to mental actions: Will, and skills of Intellect and Presence), two Overwhelmed (−2), three Broken: unconscious or catatonic until they rest. It never leaves anyone Dying; a scene’s rest clears one box, a night’s sleep all of them. Opponents have as many Mind boxes as injury boxes.</w:t>
-      </w:r>
-    </w:p>
-    <w:bookmarkEnd w:id="62"/>
-    <w:bookmarkStart w:id="63" w:name="optional-rule-gritty-combat"/>
-    <w:p>
-      <w:pPr>
-        <w:pStyle w:val="Heading3"/>
-      </w:pPr>
-      <w:r>
-        <w:t xml:space="preserve">Optional rule: gritty combat</w:t>
-      </w:r>
-    </w:p>
-    <w:p>
-      <w:pPr>
-        <w:pStyle w:val="FirstParagraph"/>
-      </w:pPr>
-      <w:r>
-        <w:t xml:space="preserve">For a harder, bloodier game, the GM can turn on</w:t>
-      </w:r>
-      <w:r>
-        <w:t xml:space="preserve"> </w:t>
-      </w:r>
-      <w:r>
-        <w:rPr>
-          <w:bCs/>
-          <w:b/>
-        </w:rPr>
-        <w:t xml:space="preserve">gritty combat</w:t>
-      </w:r>
-      <w:r>
-        <w:t xml:space="preserve"> </w:t>
-      </w:r>
-      <w:r>
-        <w:t xml:space="preserve">for the campaign (the creator has a switch on the Condition card and in the GM view). The rest of the rules stay the same.</w:t>
-      </w:r>
-    </w:p>
-    <w:p>
-      <w:pPr>
-        <w:pStyle w:val="BodyText"/>
-      </w:pPr>
-      <w:r>
-        <w:rPr>
-          <w:bCs/>
-          <w:b/>
-        </w:rPr>
-        <w:t xml:space="preserve">Grievous hits.</w:t>
-      </w:r>
-      <w:r>
-        <w:t xml:space="preserve"> </w:t>
-      </w:r>
-      <w:r>
-        <w:t xml:space="preserve">A hit that marks</w:t>
-      </w:r>
-      <w:r>
-        <w:t xml:space="preserve"> </w:t>
-      </w:r>
-      <w:r>
-        <w:rPr>
-          <w:bCs/>
-          <w:b/>
-        </w:rPr>
-        <w:t xml:space="preserve">2 or more boxes</w:t>
-      </w:r>
-      <w:r>
-        <w:t xml:space="preserve"> </w:t>
-      </w:r>
-      <w:r>
-        <w:t xml:space="preserve">is</w:t>
-      </w:r>
-      <w:r>
-        <w:t xml:space="preserve"> </w:t>
-      </w:r>
-      <w:r>
-        <w:rPr>
-          <w:bCs/>
-          <w:b/>
-        </w:rPr>
-        <w:t xml:space="preserve">grievous</w:t>
-      </w:r>
-      <w:r>
-        <w:t xml:space="preserve"> </w:t>
-      </w:r>
-      <w:r>
-        <w:t xml:space="preserve">when the attack succeeded by</w:t>
-      </w:r>
-      <w:r>
-        <w:t xml:space="preserve"> </w:t>
-      </w:r>
-      <w:r>
-        <w:rPr>
-          <w:bCs/>
-          <w:b/>
-        </w:rPr>
-        <w:t xml:space="preserve">7 or more</w:t>
-      </w:r>
-      <w:r>
-        <w:t xml:space="preserve">, rolled a</w:t>
-      </w:r>
-      <w:r>
-        <w:t xml:space="preserve"> </w:t>
-      </w:r>
-      <w:r>
-        <w:rPr>
-          <w:bCs/>
-          <w:b/>
-        </w:rPr>
-        <w:t xml:space="preserve">natural 3 or 4</w:t>
-      </w:r>
-      <w:r>
-        <w:t xml:space="preserve">, or left the target</w:t>
-      </w:r>
-      <w:r>
-        <w:t xml:space="preserve"> </w:t>
-      </w:r>
-      <w:r>
-        <w:rPr>
-          <w:bCs/>
-          <w:b/>
-        </w:rPr>
-        <w:t xml:space="preserve">Dying</w:t>
-      </w:r>
-      <w:r>
-        <w:t xml:space="preserve">.</w:t>
       </w:r>
     </w:p>
     <w:p>
@@ -11901,13 +11814,13 @@
           <w:bCs/>
           <w:b/>
         </w:rPr>
-        <w:t xml:space="preserve">A character</w:t>
-      </w:r>
-      <w:r>
-        <w:t xml:space="preserve"> </w:t>
-      </w:r>
-      <w:r>
-        <w:t xml:space="preserve">rolls 3d6 on the table below and suffers the result on top of the boxes.</w:t>
+        <w:t xml:space="preserve">Dazed.</w:t>
+      </w:r>
+      <w:r>
+        <w:t xml:space="preserve"> </w:t>
+      </w:r>
+      <w:r>
+        <w:t xml:space="preserve">−2 on your next action roll; then it’s over.</w:t>
       </w:r>
     </w:p>
     <w:p>
@@ -11923,13 +11836,29 @@
           <w:bCs/>
           <w:b/>
         </w:rPr>
-        <w:t xml:space="preserve">An opponent</w:t>
-      </w:r>
-      <w:r>
-        <w:t xml:space="preserve"> </w:t>
-      </w:r>
-      <w:r>
-        <w:t xml:space="preserve">is simply taken out: no roll, no boxes to count. Describe how, or let the GM view roll a description.</w:t>
+        <w:t xml:space="preserve">Frightened.</w:t>
+      </w:r>
+      <w:r>
+        <w:t xml:space="preserve"> </w:t>
+      </w:r>
+      <w:r>
+        <w:t xml:space="preserve">Fear, a hex, a horror: you must keep away from its source, and you’re −2 to act against it. At the end of each of your turns, roll Will to shake it off (+2 if you’ve been hurt since). A spell or a trait that makes its target</w:t>
+      </w:r>
+      <w:r>
+        <w:t xml:space="preserve"> </w:t>
+      </w:r>
+      <w:r>
+        <w:rPr>
+          <w:iCs/>
+          <w:i/>
+        </w:rPr>
+        <w:t xml:space="preserve">flee or freeze</w:t>
+      </w:r>
+      <w:r>
+        <w:t xml:space="preserve"> </w:t>
+      </w:r>
+      <w:r>
+        <w:t xml:space="preserve">makes them Frightened.</w:t>
       </w:r>
     </w:p>
     <w:p>
@@ -11937,6 +11866,229 @@
         <w:numPr>
           <w:ilvl w:val="0"/>
           <w:numId w:val="1017"/>
+        </w:numPr>
+        <w:pStyle w:val="Compact"/>
+      </w:pPr>
+      <w:r>
+        <w:rPr>
+          <w:bCs/>
+          <w:b/>
+        </w:rPr>
+        <w:t xml:space="preserve">Charmed.</w:t>
+      </w:r>
+      <w:r>
+        <w:t xml:space="preserve"> </w:t>
+      </w:r>
+      <w:r>
+        <w:t xml:space="preserve">You treat the one who charmed you as a friend for the scene. Harming you or your friends ends it at once.</w:t>
+      </w:r>
+    </w:p>
+    <w:bookmarkEnd w:id="62"/>
+    <w:bookmarkStart w:id="63" w:name="mental-harm-a-setting-option"/>
+    <w:p>
+      <w:pPr>
+        <w:pStyle w:val="Heading3"/>
+      </w:pPr>
+      <w:r>
+        <w:t xml:space="preserve">Mental harm (a setting option)</w:t>
+      </w:r>
+    </w:p>
+    <w:p>
+      <w:pPr>
+        <w:pStyle w:val="FirstParagraph"/>
+      </w:pPr>
+      <w:r>
+        <w:t xml:space="preserve">A setting can give every character a</w:t>
+      </w:r>
+      <w:r>
+        <w:t xml:space="preserve"> </w:t>
+      </w:r>
+      <w:r>
+        <w:rPr>
+          <w:bCs/>
+          <w:b/>
+        </w:rPr>
+        <w:t xml:space="preserve">Mind</w:t>
+      </w:r>
+      <w:r>
+        <w:t xml:space="preserve"> </w:t>
+      </w:r>
+      <w:r>
+        <w:t xml:space="preserve">track beside the injury track (Aurora does). Attacks on the mind mark it: Powers or a spell against Will, never Dodge, and armor doesn’t help. One box is Shaken (−1 to mental actions: Will, and skills of Intellect and Presence), two Overwhelmed (−2), three Broken: unconscious or catatonic until they rest. It never leaves anyone Dying; a scene’s rest clears one box, a night’s sleep all of them. Opponents have as many Mind boxes as injury boxes.</w:t>
+      </w:r>
+    </w:p>
+    <w:bookmarkEnd w:id="63"/>
+    <w:bookmarkStart w:id="64" w:name="optional-rule-gritty-combat"/>
+    <w:p>
+      <w:pPr>
+        <w:pStyle w:val="Heading3"/>
+      </w:pPr>
+      <w:r>
+        <w:t xml:space="preserve">Optional rule: gritty combat</w:t>
+      </w:r>
+    </w:p>
+    <w:p>
+      <w:pPr>
+        <w:pStyle w:val="FirstParagraph"/>
+      </w:pPr>
+      <w:r>
+        <w:t xml:space="preserve">For a harder, bloodier game, the GM can turn on</w:t>
+      </w:r>
+      <w:r>
+        <w:t xml:space="preserve"> </w:t>
+      </w:r>
+      <w:r>
+        <w:rPr>
+          <w:bCs/>
+          <w:b/>
+        </w:rPr>
+        <w:t xml:space="preserve">gritty combat</w:t>
+      </w:r>
+      <w:r>
+        <w:t xml:space="preserve"> </w:t>
+      </w:r>
+      <w:r>
+        <w:t xml:space="preserve">for the campaign (the creator has a switch on the Condition card and in the GM view). The rest of the rules stay the same.</w:t>
+      </w:r>
+    </w:p>
+    <w:p>
+      <w:pPr>
+        <w:pStyle w:val="BodyText"/>
+      </w:pPr>
+      <w:r>
+        <w:rPr>
+          <w:bCs/>
+          <w:b/>
+        </w:rPr>
+        <w:t xml:space="preserve">Grievous hits.</w:t>
+      </w:r>
+      <w:r>
+        <w:t xml:space="preserve"> </w:t>
+      </w:r>
+      <w:r>
+        <w:t xml:space="preserve">A hit that marks</w:t>
+      </w:r>
+      <w:r>
+        <w:t xml:space="preserve"> </w:t>
+      </w:r>
+      <w:r>
+        <w:rPr>
+          <w:bCs/>
+          <w:b/>
+        </w:rPr>
+        <w:t xml:space="preserve">2 or more boxes</w:t>
+      </w:r>
+      <w:r>
+        <w:t xml:space="preserve"> </w:t>
+      </w:r>
+      <w:r>
+        <w:t xml:space="preserve">is</w:t>
+      </w:r>
+      <w:r>
+        <w:t xml:space="preserve"> </w:t>
+      </w:r>
+      <w:r>
+        <w:rPr>
+          <w:bCs/>
+          <w:b/>
+        </w:rPr>
+        <w:t xml:space="preserve">grievous</w:t>
+      </w:r>
+      <w:r>
+        <w:t xml:space="preserve"> </w:t>
+      </w:r>
+      <w:r>
+        <w:t xml:space="preserve">when the attack succeeded by</w:t>
+      </w:r>
+      <w:r>
+        <w:t xml:space="preserve"> </w:t>
+      </w:r>
+      <w:r>
+        <w:rPr>
+          <w:bCs/>
+          <w:b/>
+        </w:rPr>
+        <w:t xml:space="preserve">7 or more</w:t>
+      </w:r>
+      <w:r>
+        <w:t xml:space="preserve">, rolled a</w:t>
+      </w:r>
+      <w:r>
+        <w:t xml:space="preserve"> </w:t>
+      </w:r>
+      <w:r>
+        <w:rPr>
+          <w:bCs/>
+          <w:b/>
+        </w:rPr>
+        <w:t xml:space="preserve">natural 3 or 4</w:t>
+      </w:r>
+      <w:r>
+        <w:t xml:space="preserve">, or left the target</w:t>
+      </w:r>
+      <w:r>
+        <w:t xml:space="preserve"> </w:t>
+      </w:r>
+      <w:r>
+        <w:rPr>
+          <w:bCs/>
+          <w:b/>
+        </w:rPr>
+        <w:t xml:space="preserve">Dying</w:t>
+      </w:r>
+      <w:r>
+        <w:t xml:space="preserve">.</w:t>
+      </w:r>
+    </w:p>
+    <w:p>
+      <w:pPr>
+        <w:numPr>
+          <w:ilvl w:val="0"/>
+          <w:numId w:val="1018"/>
+        </w:numPr>
+        <w:pStyle w:val="Compact"/>
+      </w:pPr>
+      <w:r>
+        <w:rPr>
+          <w:bCs/>
+          <w:b/>
+        </w:rPr>
+        <w:t xml:space="preserve">A character</w:t>
+      </w:r>
+      <w:r>
+        <w:t xml:space="preserve"> </w:t>
+      </w:r>
+      <w:r>
+        <w:t xml:space="preserve">rolls 3d6 on the table below and suffers the result on top of the boxes.</w:t>
+      </w:r>
+    </w:p>
+    <w:p>
+      <w:pPr>
+        <w:numPr>
+          <w:ilvl w:val="0"/>
+          <w:numId w:val="1018"/>
+        </w:numPr>
+        <w:pStyle w:val="Compact"/>
+      </w:pPr>
+      <w:r>
+        <w:rPr>
+          <w:bCs/>
+          <w:b/>
+        </w:rPr>
+        <w:t xml:space="preserve">An opponent</w:t>
+      </w:r>
+      <w:r>
+        <w:t xml:space="preserve"> </w:t>
+      </w:r>
+      <w:r>
+        <w:t xml:space="preserve">is simply taken out: no roll, no boxes to count. Describe how, or let the GM view roll a description.</w:t>
+      </w:r>
+    </w:p>
+    <w:p>
+      <w:pPr>
+        <w:numPr>
+          <w:ilvl w:val="0"/>
+          <w:numId w:val="1018"/>
         </w:numPr>
         <w:pStyle w:val="Compact"/>
       </w:pPr>
@@ -12435,7 +12587,7 @@
       <w:pPr>
         <w:numPr>
           <w:ilvl w:val="0"/>
-          <w:numId w:val="1018"/>
+          <w:numId w:val="1019"/>
         </w:numPr>
         <w:pStyle w:val="Compact"/>
       </w:pPr>
@@ -12467,95 +12619,6 @@
       </w:r>
       <w:r>
         <w:t xml:space="preserve">a grievous wound one step: lost limb becomes broken bone; lost eye becomes concussion; broken bone becomes torn muscle; torn muscle becomes nothing lasting; concussion becomes nothing lasting; internal injury becomes torn muscle.</w:t>
-      </w:r>
-    </w:p>
-    <w:p>
-      <w:pPr>
-        <w:numPr>
-          <w:ilvl w:val="0"/>
-          <w:numId w:val="1018"/>
-        </w:numPr>
-        <w:pStyle w:val="Compact"/>
-      </w:pPr>
-      <w:r>
-        <w:rPr>
-          <w:bCs/>
-          <w:b/>
-        </w:rPr>
-        <w:t xml:space="preserve">A limb for a life.</w:t>
-      </w:r>
-      <w:r>
-        <w:t xml:space="preserve"> </w:t>
-      </w:r>
-      <w:r>
-        <w:t xml:space="preserve">Once a fight, a character who would be left Dying or killed can</w:t>
-      </w:r>
-      <w:r>
-        <w:t xml:space="preserve"> </w:t>
-      </w:r>
-      <w:r>
-        <w:rPr>
-          <w:bCs/>
-          <w:b/>
-        </w:rPr>
-        <w:t xml:space="preserve">lose a limb, or the use of one</w:t>
-      </w:r>
-      <w:r>
-        <w:t xml:space="preserve">, instead. They live, Incapacitated but stable, and the limb becomes a complication. It replaces any grievous wound from the same hit.</w:t>
-      </w:r>
-    </w:p>
-    <w:p>
-      <w:pPr>
-        <w:numPr>
-          <w:ilvl w:val="0"/>
-          <w:numId w:val="1018"/>
-        </w:numPr>
-        <w:pStyle w:val="Compact"/>
-      </w:pPr>
-      <w:r>
-        <w:rPr>
-          <w:bCs/>
-          <w:b/>
-        </w:rPr>
-        <w:t xml:space="preserve">Healing.</w:t>
-      </w:r>
-      <w:r>
-        <w:t xml:space="preserve"> </w:t>
-      </w:r>
-      <w:r>
-        <w:t xml:space="preserve">Grievous wounds heal on their own clock, whatever the boxes say. A lost limb, a lost eye or a disfigurement never heals.</w:t>
-      </w:r>
-    </w:p>
-    <w:bookmarkEnd w:id="63"/>
-    <w:bookmarkEnd w:id="64"/>
-    <w:bookmarkStart w:id="66" w:name="weapons-and-damage"/>
-    <w:p>
-      <w:pPr>
-        <w:pStyle w:val="Heading2"/>
-      </w:pPr>
-      <w:r>
-        <w:t xml:space="preserve">Weapons and damage</w:t>
-      </w:r>
-    </w:p>
-    <w:p>
-      <w:pPr>
-        <w:pStyle w:val="FirstParagraph"/>
-      </w:pPr>
-      <w:r>
-        <w:t xml:space="preserve">How many boxes a hit marks depends on the</w:t>
-      </w:r>
-      <w:r>
-        <w:t xml:space="preserve"> </w:t>
-      </w:r>
-      <w:r>
-        <w:rPr>
-          <w:bCs/>
-          <w:b/>
-        </w:rPr>
-        <w:t xml:space="preserve">weapon</w:t>
-      </w:r>
-      <w:r>
-        <w:t xml:space="preserve">, not on how well the attack succeeded.</w:t>
       </w:r>
     </w:p>
     <w:p>
@@ -12571,27 +12634,26 @@
           <w:bCs/>
           <w:b/>
         </w:rPr>
-        <w:t xml:space="preserve">“</w:t>
-      </w:r>
-      <w:r>
-        <w:rPr>
-          <w:bCs/>
-          <w:b/>
-        </w:rPr>
-        <w:t xml:space="preserve">3, and Dying.</w:t>
-      </w:r>
-      <w:r>
-        <w:rPr>
-          <w:bCs/>
-          <w:b/>
-        </w:rPr>
-        <w:t xml:space="preserve">”</w:t>
-      </w:r>
-      <w:r>
-        <w:t xml:space="preserve"> </w:t>
-      </w:r>
-      <w:r>
-        <w:t xml:space="preserve">The deadliest weapons (a buffalo rifle, a plasma rifle, a grenade at the center) mark 3 boxes: enough to take an unhurt character straight to Incapacitated and Dying.</w:t>
+        <w:t xml:space="preserve">A limb for a life.</w:t>
+      </w:r>
+      <w:r>
+        <w:t xml:space="preserve"> </w:t>
+      </w:r>
+      <w:r>
+        <w:t xml:space="preserve">Once a fight, a character who would be left Dying or killed can</w:t>
+      </w:r>
+      <w:r>
+        <w:t xml:space="preserve"> </w:t>
+      </w:r>
+      <w:r>
+        <w:rPr>
+          <w:bCs/>
+          <w:b/>
+        </w:rPr>
+        <w:t xml:space="preserve">lose a limb, or the use of one</w:t>
+      </w:r>
+      <w:r>
+        <w:t xml:space="preserve">, instead. They live, Incapacitated but stable, and the limb becomes a complication. It replaces any grievous wound from the same hit.</w:t>
       </w:r>
     </w:p>
     <w:p>
@@ -12607,66 +12669,45 @@
           <w:bCs/>
           <w:b/>
         </w:rPr>
-        <w:t xml:space="preserve">Explosions</w:t>
-      </w:r>
-      <w:r>
-        <w:t xml:space="preserve"> </w:t>
-      </w:r>
-      <w:r>
-        <w:t xml:space="preserve">mark 1 box on everyone nearby and their full boxes at the center; Dodge means diving clear.</w:t>
-      </w:r>
-    </w:p>
-    <w:p>
-      <w:pPr>
-        <w:numPr>
-          <w:ilvl w:val="0"/>
-          <w:numId w:val="1019"/>
-        </w:numPr>
-        <w:pStyle w:val="Compact"/>
-      </w:pPr>
-      <w:r>
-        <w:rPr>
-          <w:bCs/>
-          <w:b/>
-        </w:rPr>
-        <w:t xml:space="preserve">Stun weapons</w:t>
-      </w:r>
-      <w:r>
-        <w:t xml:space="preserve"> </w:t>
-      </w:r>
-      <w:r>
-        <w:t xml:space="preserve">(a taser, a stunner) mark no box: the target rolls Body −2. On a failure they’re out for the scene; on a success, −2 on their next action.</w:t>
-      </w:r>
-    </w:p>
-    <w:p>
-      <w:pPr>
-        <w:numPr>
-          <w:ilvl w:val="0"/>
-          <w:numId w:val="1019"/>
-        </w:numPr>
-        <w:pStyle w:val="Compact"/>
-      </w:pPr>
-      <w:r>
-        <w:rPr>
-          <w:bCs/>
-          <w:b/>
-        </w:rPr>
-        <w:t xml:space="preserve">Jams.</w:t>
-      </w:r>
-      <w:r>
-        <w:t xml:space="preserve"> </w:t>
-      </w:r>
-      <w:r>
-        <w:t xml:space="preserve">A firearm jams on a natural 18 (a setting’s older guns may misfire more often); clearing it takes an action.</w:t>
-      </w:r>
-    </w:p>
-    <w:bookmarkStart w:id="65" w:name="armor-toughness-and-weaknesses"/>
-    <w:p>
-      <w:pPr>
-        <w:pStyle w:val="Heading3"/>
-      </w:pPr>
-      <w:r>
-        <w:t xml:space="preserve">Armor, toughness and weaknesses</w:t>
+        <w:t xml:space="preserve">Healing.</w:t>
+      </w:r>
+      <w:r>
+        <w:t xml:space="preserve"> </w:t>
+      </w:r>
+      <w:r>
+        <w:t xml:space="preserve">Grievous wounds heal on their own clock, whatever the boxes say. A lost limb, a lost eye or a disfigurement never heals.</w:t>
+      </w:r>
+    </w:p>
+    <w:bookmarkEnd w:id="64"/>
+    <w:bookmarkEnd w:id="65"/>
+    <w:bookmarkStart w:id="67" w:name="weapons-and-damage"/>
+    <w:p>
+      <w:pPr>
+        <w:pStyle w:val="Heading2"/>
+      </w:pPr>
+      <w:r>
+        <w:t xml:space="preserve">Weapons and damage</w:t>
+      </w:r>
+    </w:p>
+    <w:p>
+      <w:pPr>
+        <w:pStyle w:val="FirstParagraph"/>
+      </w:pPr>
+      <w:r>
+        <w:t xml:space="preserve">How many boxes a hit marks depends on the</w:t>
+      </w:r>
+      <w:r>
+        <w:t xml:space="preserve"> </w:t>
+      </w:r>
+      <w:r>
+        <w:rPr>
+          <w:bCs/>
+          <w:b/>
+        </w:rPr>
+        <w:t xml:space="preserve">weapon</w:t>
+      </w:r>
+      <w:r>
+        <w:t xml:space="preserve">, not on how well the attack succeeded.</w:t>
       </w:r>
     </w:p>
     <w:p>
@@ -12682,13 +12723,27 @@
           <w:bCs/>
           <w:b/>
         </w:rPr>
-        <w:t xml:space="preserve">Armor</w:t>
-      </w:r>
-      <w:r>
-        <w:t xml:space="preserve"> </w:t>
-      </w:r>
-      <w:r>
-        <w:t xml:space="preserve">turns some hits. A typical piece (a mail shirt, a heavy coat, a vest) makes a hit of 2 or more boxes mark one fewer, once per fight, and its entry says what it works against. Heavy armor works every time.</w:t>
+        <w:t xml:space="preserve">“</w:t>
+      </w:r>
+      <w:r>
+        <w:rPr>
+          <w:bCs/>
+          <w:b/>
+        </w:rPr>
+        <w:t xml:space="preserve">3, and Dying.</w:t>
+      </w:r>
+      <w:r>
+        <w:rPr>
+          <w:bCs/>
+          <w:b/>
+        </w:rPr>
+        <w:t xml:space="preserve">”</w:t>
+      </w:r>
+      <w:r>
+        <w:t xml:space="preserve"> </w:t>
+      </w:r>
+      <w:r>
+        <w:t xml:space="preserve">The deadliest weapons (a buffalo rifle, a plasma rifle, a grenade at the center) mark 3 boxes: enough to take an unhurt character straight to Incapacitated and Dying.</w:t>
       </w:r>
     </w:p>
     <w:p>
@@ -12704,45 +12759,13 @@
           <w:bCs/>
           <w:b/>
         </w:rPr>
-        <w:t xml:space="preserve">Toughness.</w:t>
-      </w:r>
-      <w:r>
-        <w:t xml:space="preserve"> </w:t>
-      </w:r>
-      <w:r>
-        <w:t xml:space="preserve">A threat’s trait can say</w:t>
-      </w:r>
-      <w:r>
-        <w:t xml:space="preserve"> </w:t>
-      </w:r>
-      <w:r>
-        <w:rPr>
-          <w:iCs/>
-          <w:i/>
-        </w:rPr>
-        <w:t xml:space="preserve">hits of 1 box mark nothing</w:t>
-      </w:r>
-      <w:r>
-        <w:t xml:space="preserve"> </w:t>
-      </w:r>
-      <w:r>
-        <w:t xml:space="preserve">(a huge beast, an armored soldier) or</w:t>
-      </w:r>
-      <w:r>
-        <w:t xml:space="preserve"> </w:t>
-      </w:r>
-      <w:r>
-        <w:rPr>
-          <w:iCs/>
-          <w:i/>
-        </w:rPr>
-        <w:t xml:space="preserve">hits of 2 or more boxes mark one fewer</w:t>
-      </w:r>
-      <w:r>
-        <w:t xml:space="preserve"> </w:t>
-      </w:r>
-      <w:r>
-        <w:t xml:space="preserve">(chrome, scales, a curse).</w:t>
+        <w:t xml:space="preserve">Explosions</w:t>
+      </w:r>
+      <w:r>
+        <w:t xml:space="preserve"> </w:t>
+      </w:r>
+      <w:r>
+        <w:t xml:space="preserve">mark 1 box on everyone nearby and their full boxes at the center; Dodge means diving clear.</w:t>
       </w:r>
     </w:p>
     <w:p>
@@ -12758,29 +12781,13 @@
           <w:bCs/>
           <w:b/>
         </w:rPr>
-        <w:t xml:space="preserve">Weaknesses.</w:t>
-      </w:r>
-      <w:r>
-        <w:t xml:space="preserve"> </w:t>
-      </w:r>
-      <w:r>
-        <w:t xml:space="preserve">What a creature is weak to marks one box more, and its toughness and armor don’t help against it.</w:t>
-      </w:r>
-      <w:r>
-        <w:t xml:space="preserve"> </w:t>
-      </w:r>
-      <w:r>
-        <w:rPr>
-          <w:iCs/>
-          <w:i/>
-        </w:rPr>
-        <w:t xml:space="preserve">Only fire (or silver, or cold iron) marks more than 1 box</w:t>
-      </w:r>
-      <w:r>
-        <w:t xml:space="preserve"> </w:t>
-      </w:r>
-      <w:r>
-        <w:t xml:space="preserve">means everything else marks at most 1.</w:t>
+        <w:t xml:space="preserve">Stun weapons</w:t>
+      </w:r>
+      <w:r>
+        <w:t xml:space="preserve"> </w:t>
+      </w:r>
+      <w:r>
+        <w:t xml:space="preserve">(a taser, a stunner) mark no box: the target rolls Body −2. On a failure they’re out for the scene; on a success, −2 on their next action.</w:t>
       </w:r>
     </w:p>
     <w:p>
@@ -12788,6 +12795,151 @@
         <w:numPr>
           <w:ilvl w:val="0"/>
           <w:numId w:val="1020"/>
+        </w:numPr>
+        <w:pStyle w:val="Compact"/>
+      </w:pPr>
+      <w:r>
+        <w:rPr>
+          <w:bCs/>
+          <w:b/>
+        </w:rPr>
+        <w:t xml:space="preserve">Jams.</w:t>
+      </w:r>
+      <w:r>
+        <w:t xml:space="preserve"> </w:t>
+      </w:r>
+      <w:r>
+        <w:t xml:space="preserve">A firearm jams on a natural 18 (a setting’s older guns may misfire more often); clearing it takes an action.</w:t>
+      </w:r>
+    </w:p>
+    <w:bookmarkStart w:id="66" w:name="armor-toughness-and-weaknesses"/>
+    <w:p>
+      <w:pPr>
+        <w:pStyle w:val="Heading3"/>
+      </w:pPr>
+      <w:r>
+        <w:t xml:space="preserve">Armor, toughness and weaknesses</w:t>
+      </w:r>
+    </w:p>
+    <w:p>
+      <w:pPr>
+        <w:numPr>
+          <w:ilvl w:val="0"/>
+          <w:numId w:val="1021"/>
+        </w:numPr>
+        <w:pStyle w:val="Compact"/>
+      </w:pPr>
+      <w:r>
+        <w:rPr>
+          <w:bCs/>
+          <w:b/>
+        </w:rPr>
+        <w:t xml:space="preserve">Armor</w:t>
+      </w:r>
+      <w:r>
+        <w:t xml:space="preserve"> </w:t>
+      </w:r>
+      <w:r>
+        <w:t xml:space="preserve">turns some hits. A typical piece (a mail shirt, a heavy coat, a vest) makes a hit of 2 or more boxes mark one fewer, once per fight, and its entry says what it works against. Heavy armor works every time.</w:t>
+      </w:r>
+    </w:p>
+    <w:p>
+      <w:pPr>
+        <w:numPr>
+          <w:ilvl w:val="0"/>
+          <w:numId w:val="1021"/>
+        </w:numPr>
+        <w:pStyle w:val="Compact"/>
+      </w:pPr>
+      <w:r>
+        <w:rPr>
+          <w:bCs/>
+          <w:b/>
+        </w:rPr>
+        <w:t xml:space="preserve">Toughness.</w:t>
+      </w:r>
+      <w:r>
+        <w:t xml:space="preserve"> </w:t>
+      </w:r>
+      <w:r>
+        <w:t xml:space="preserve">A threat’s trait can say</w:t>
+      </w:r>
+      <w:r>
+        <w:t xml:space="preserve"> </w:t>
+      </w:r>
+      <w:r>
+        <w:rPr>
+          <w:iCs/>
+          <w:i/>
+        </w:rPr>
+        <w:t xml:space="preserve">hits of 1 box mark nothing</w:t>
+      </w:r>
+      <w:r>
+        <w:t xml:space="preserve"> </w:t>
+      </w:r>
+      <w:r>
+        <w:t xml:space="preserve">(a huge beast, an armored soldier) or</w:t>
+      </w:r>
+      <w:r>
+        <w:t xml:space="preserve"> </w:t>
+      </w:r>
+      <w:r>
+        <w:rPr>
+          <w:iCs/>
+          <w:i/>
+        </w:rPr>
+        <w:t xml:space="preserve">hits of 2 or more boxes mark one fewer</w:t>
+      </w:r>
+      <w:r>
+        <w:t xml:space="preserve"> </w:t>
+      </w:r>
+      <w:r>
+        <w:t xml:space="preserve">(chrome, scales, a curse).</w:t>
+      </w:r>
+    </w:p>
+    <w:p>
+      <w:pPr>
+        <w:numPr>
+          <w:ilvl w:val="0"/>
+          <w:numId w:val="1021"/>
+        </w:numPr>
+        <w:pStyle w:val="Compact"/>
+      </w:pPr>
+      <w:r>
+        <w:rPr>
+          <w:bCs/>
+          <w:b/>
+        </w:rPr>
+        <w:t xml:space="preserve">Weaknesses.</w:t>
+      </w:r>
+      <w:r>
+        <w:t xml:space="preserve"> </w:t>
+      </w:r>
+      <w:r>
+        <w:t xml:space="preserve">What a creature is weak to marks one box more, and its toughness and armor don’t help against it.</w:t>
+      </w:r>
+      <w:r>
+        <w:t xml:space="preserve"> </w:t>
+      </w:r>
+      <w:r>
+        <w:rPr>
+          <w:iCs/>
+          <w:i/>
+        </w:rPr>
+        <w:t xml:space="preserve">Only fire (or silver, or cold iron) marks more than 1 box</w:t>
+      </w:r>
+      <w:r>
+        <w:t xml:space="preserve"> </w:t>
+      </w:r>
+      <w:r>
+        <w:t xml:space="preserve">means everything else marks at most 1.</w:t>
+      </w:r>
+    </w:p>
+    <w:p>
+      <w:pPr>
+        <w:numPr>
+          <w:ilvl w:val="0"/>
+          <w:numId w:val="1021"/>
         </w:numPr>
         <w:pStyle w:val="Compact"/>
       </w:pPr>
@@ -13893,9 +14045,9 @@
         <w:t xml:space="preserve">To take someone down without killing them, use fists, a club, a grapple, or a lasso.</w:t>
       </w:r>
     </w:p>
-    <w:bookmarkEnd w:id="65"/>
     <w:bookmarkEnd w:id="66"/>
-    <w:bookmarkStart w:id="67" w:name="gun-and-rounds"/>
+    <w:bookmarkEnd w:id="67"/>
+    <w:bookmarkStart w:id="68" w:name="gun-and-rounds"/>
     <w:p>
       <w:pPr>
         <w:pStyle w:val="Heading2"/>
@@ -14374,7 +14526,7 @@
       <w:pPr>
         <w:numPr>
           <w:ilvl w:val="0"/>
-          <w:numId w:val="1021"/>
+          <w:numId w:val="1022"/>
         </w:numPr>
         <w:pStyle w:val="Compact"/>
       </w:pPr>
@@ -14396,7 +14548,7 @@
       <w:pPr>
         <w:numPr>
           <w:ilvl w:val="0"/>
-          <w:numId w:val="1021"/>
+          <w:numId w:val="1022"/>
         </w:numPr>
         <w:pStyle w:val="Compact"/>
       </w:pPr>
@@ -14418,7 +14570,7 @@
       <w:pPr>
         <w:numPr>
           <w:ilvl w:val="0"/>
-          <w:numId w:val="1021"/>
+          <w:numId w:val="1022"/>
         </w:numPr>
         <w:pStyle w:val="Compact"/>
       </w:pPr>
@@ -14436,8 +14588,8 @@
         <w:t xml:space="preserve">A natural 18 with this weapon also jams it: clearing it takes an action.</w:t>
       </w:r>
     </w:p>
-    <w:bookmarkEnd w:id="67"/>
-    <w:bookmarkStart w:id="68" w:name="special-loads"/>
+    <w:bookmarkEnd w:id="68"/>
+    <w:bookmarkStart w:id="69" w:name="special-loads"/>
     <w:p>
       <w:pPr>
         <w:pStyle w:val="Heading2"/>
@@ -14904,7 +15056,7 @@
       <w:pPr>
         <w:numPr>
           <w:ilvl w:val="0"/>
-          <w:numId w:val="1022"/>
+          <w:numId w:val="1023"/>
         </w:numPr>
         <w:pStyle w:val="Compact"/>
       </w:pPr>
@@ -14933,191 +15085,6 @@
       </w:r>
       <w:r>
         <w:t xml:space="preserve">). Against anything else it’s just a bullet.</w:t>
-      </w:r>
-    </w:p>
-    <w:p>
-      <w:pPr>
-        <w:numPr>
-          <w:ilvl w:val="0"/>
-          <w:numId w:val="1022"/>
-        </w:numPr>
-        <w:pStyle w:val="Compact"/>
-      </w:pPr>
-      <w:r>
-        <w:rPr>
-          <w:bCs/>
-          <w:b/>
-        </w:rPr>
-        <w:t xml:space="preserve">A hunter’s shot.</w:t>
-      </w:r>
-      <w:r>
-        <w:t xml:space="preserve"> </w:t>
-      </w:r>
-      <w:r>
-        <w:t xml:space="preserve">When you, or someone assisting you, hold a lore card for the creature and you fire the load its weakness calls for, you can make a</w:t>
-      </w:r>
-      <w:r>
-        <w:t xml:space="preserve"> </w:t>
-      </w:r>
-      <w:r>
-        <w:rPr>
-          <w:bCs/>
-          <w:b/>
-        </w:rPr>
-        <w:t xml:space="preserve">hunter’s shot</w:t>
-      </w:r>
-      <w:r>
-        <w:t xml:space="preserve">: the called shot or effect the card permits, one that would otherwise be impossible against it (silver at a werewolf’s heart). Card and load together: the card alone gives the knowledge, the load alone the material. It’s still a roll, with a called shot’s usual penalty, and it adds no bonus.</w:t>
-      </w:r>
-    </w:p>
-    <w:p>
-      <w:pPr>
-        <w:numPr>
-          <w:ilvl w:val="0"/>
-          <w:numId w:val="1022"/>
-        </w:numPr>
-        <w:pStyle w:val="Compact"/>
-      </w:pPr>
-      <w:r>
-        <w:rPr>
-          <w:bCs/>
-          <w:b/>
-        </w:rPr>
-        <w:t xml:space="preserve">Not proof.</w:t>
-      </w:r>
-      <w:r>
-        <w:t xml:space="preserve"> </w:t>
-      </w:r>
-      <w:r>
-        <w:t xml:space="preserve">A lore card never confirms its own creature: a hunter’s shot needs the creature identified first (the Identify phase), as every card does.</w:t>
-      </w:r>
-    </w:p>
-    <w:p>
-      <w:pPr>
-        <w:numPr>
-          <w:ilvl w:val="0"/>
-          <w:numId w:val="1022"/>
-        </w:numPr>
-        <w:pStyle w:val="Compact"/>
-      </w:pPr>
-      <w:r>
-        <w:rPr>
-          <w:bCs/>
-          <w:b/>
-        </w:rPr>
-        <w:t xml:space="preserve">Getting them can cost.</w:t>
-      </w:r>
-      <w:r>
-        <w:t xml:space="preserve"> </w:t>
-      </w:r>
-      <w:r>
-        <w:t xml:space="preserve">Buying silver is ordinary trade, but if folks learn what it’s for (a smith asked to cast bullets, rounds seen in your gun) word gets around (Whispers); taking church silver or buying the makings for fire draws the law (Heat). A character with Tinkering can cast silver, hammer cold iron or mix incendiaries; a preacher, or an Occult working, blesses rounds.</w:t>
-      </w:r>
-    </w:p>
-    <w:bookmarkEnd w:id="68"/>
-    <w:bookmarkEnd w:id="69"/>
-    <w:bookmarkStart w:id="75" w:name="medical-care"/>
-    <w:p>
-      <w:pPr>
-        <w:pStyle w:val="Heading1"/>
-      </w:pPr>
-      <w:r>
-        <w:t xml:space="preserve">Medical care</w:t>
-      </w:r>
-    </w:p>
-    <w:p>
-      <w:pPr>
-        <w:pStyle w:val="FirstParagraph"/>
-      </w:pPr>
-      <w:r>
-        <w:t xml:space="preserve">Frontier medicine has chloroform, carbolic acid, laudanum and steady hands, and not much else. Infection kills more men than bullets do, and no doctor’s bag holds a cure for a bite from something that should be dead. See</w:t>
-      </w:r>
-      <w:r>
-        <w:t xml:space="preserve"> </w:t>
-      </w:r>
-      <w:r>
-        <w:rPr>
-          <w:iCs/>
-          <w:i/>
-        </w:rPr>
-        <w:t xml:space="preserve">Bites and curses</w:t>
-      </w:r>
-      <w:r>
-        <w:t xml:space="preserve"> </w:t>
-      </w:r>
-      <w:r>
-        <w:t xml:space="preserve">below.</w:t>
-      </w:r>
-    </w:p>
-    <w:bookmarkStart w:id="70" w:name="diagnosis-and-stabilization"/>
-    <w:p>
-      <w:pPr>
-        <w:pStyle w:val="Heading2"/>
-      </w:pPr>
-      <w:r>
-        <w:t xml:space="preserve">Diagnosis and stabilization</w:t>
-      </w:r>
-    </w:p>
-    <w:p>
-      <w:pPr>
-        <w:pStyle w:val="FirstParagraph"/>
-      </w:pPr>
-      <w:r>
-        <w:t xml:space="preserve">Roll Medicine when the diagnosis is uncertain or an urgent treatment decision matters. Emergency stabilization takes one action and a successful Medicine roll with a doctor’s bag. It ends Dying and stops deterioration, but removes no boxes.</w:t>
-      </w:r>
-    </w:p>
-    <w:bookmarkEnd w:id="70"/>
-    <w:bookmarkStart w:id="71" w:name="field-treatment"/>
-    <w:p>
-      <w:pPr>
-        <w:pStyle w:val="Heading2"/>
-      </w:pPr>
-      <w:r>
-        <w:t xml:space="preserve">Field treatment</w:t>
-      </w:r>
-    </w:p>
-    <w:p>
-      <w:pPr>
-        <w:pStyle w:val="FirstParagraph"/>
-      </w:pPr>
-      <w:r>
-        <w:t xml:space="preserve">With a doctor’s bag and several uninterrupted minutes, successful Medicine removes one injury box; success by 5 or more removes two.</w:t>
-      </w:r>
-    </w:p>
-    <w:bookmarkEnd w:id="71"/>
-    <w:bookmarkStart w:id="72" w:name="proper-care"/>
-    <w:p>
-      <w:pPr>
-        <w:pStyle w:val="Heading2"/>
-      </w:pPr>
-      <w:r>
-        <w:t xml:space="preserve">Proper care</w:t>
-      </w:r>
-    </w:p>
-    <w:p>
-      <w:pPr>
-        <w:pStyle w:val="FirstParagraph"/>
-      </w:pPr>
-      <w:r>
-        <w:t xml:space="preserve">A doctor’s surgery with instruments, chloroform and a clean table grants +2 to Medicine. A successful treatment removes two boxes; success by 5 or more removes three. Allow the time the treatment requires.</w:t>
-      </w:r>
-    </w:p>
-    <w:bookmarkEnd w:id="72"/>
-    <w:bookmarkStart w:id="73" w:name="treatment-attempts"/>
-    <w:p>
-      <w:pPr>
-        <w:pStyle w:val="Heading2"/>
-      </w:pPr>
-      <w:r>
-        <w:t xml:space="preserve">Treatment attempts</w:t>
-      </w:r>
-    </w:p>
-    <w:p>
-      <w:pPr>
-        <w:pStyle w:val="FirstParagraph"/>
-      </w:pPr>
-      <w:r>
-        <w:t xml:space="preserve">Each set of injuries permits one field-treatment attempt and one proper-care attempt. Further rolls require a meaningful improvement in care, a new treatment, or recovery time. Simply waiting and trying again is insufficient.</w:t>
       </w:r>
     </w:p>
     <w:p>
@@ -15133,13 +15100,26 @@
           <w:bCs/>
           <w:b/>
         </w:rPr>
-        <w:t xml:space="preserve">A set of injuries</w:t>
-      </w:r>
-      <w:r>
-        <w:t xml:space="preserve"> </w:t>
-      </w:r>
-      <w:r>
-        <w:t xml:space="preserve">is the injury boxes from one encounter or one harmful incident: a fight, a fall, a fire, a night of exposure.</w:t>
+        <w:t xml:space="preserve">A hunter’s shot.</w:t>
+      </w:r>
+      <w:r>
+        <w:t xml:space="preserve"> </w:t>
+      </w:r>
+      <w:r>
+        <w:t xml:space="preserve">When you, or someone assisting you, hold a lore card for the creature and you fire the load its weakness calls for, you can make a</w:t>
+      </w:r>
+      <w:r>
+        <w:t xml:space="preserve"> </w:t>
+      </w:r>
+      <w:r>
+        <w:rPr>
+          <w:bCs/>
+          <w:b/>
+        </w:rPr>
+        <w:t xml:space="preserve">hunter’s shot</w:t>
+      </w:r>
+      <w:r>
+        <w:t xml:space="preserve">: the called shot or effect the card permits, one that would otherwise be impossible against it (silver at a werewolf’s heart). Card and load together: the card alone gives the knowledge, the load alone the material. It’s still a roll, with a called shot’s usual penalty, and it adds no bonus.</w:t>
       </w:r>
     </w:p>
     <w:p>
@@ -15155,13 +15135,13 @@
           <w:bCs/>
           <w:b/>
         </w:rPr>
-        <w:t xml:space="preserve">Later injuries start a new set.</w:t>
-      </w:r>
-      <w:r>
-        <w:t xml:space="preserve"> </w:t>
-      </w:r>
-      <w:r>
-        <w:t xml:space="preserve">Its attempts can remove only its own boxes. A fresh scratch doesn’t reopen the wounds you already treated: those boxes stay until their own set allows another roll, or rest clears them.</w:t>
+        <w:t xml:space="preserve">Not proof.</w:t>
+      </w:r>
+      <w:r>
+        <w:t xml:space="preserve"> </w:t>
+      </w:r>
+      <w:r>
+        <w:t xml:space="preserve">A lore card never confirms its own creature: a hunter’s shot needs the creature identified first (the Identify phase), as every card does.</w:t>
       </w:r>
     </w:p>
     <w:p>
@@ -15177,20 +15157,126 @@
           <w:bCs/>
           <w:b/>
         </w:rPr>
-        <w:t xml:space="preserve">What allows another roll:</w:t>
-      </w:r>
-      <w:r>
-        <w:t xml:space="preserve"> </w:t>
-      </w:r>
-      <w:r>
-        <w:t xml:space="preserve">a meaningful improvement (moving from the field to A doctor’s surgery with instruments, chloroform and a clean table, a better healer taking over), a new treatment (surgery, a remedy, healing magic), or recovery time (rest that has already cleared a box from that set). The GM decides whether a change is meaningful.</w:t>
+        <w:t xml:space="preserve">Getting them can cost.</w:t>
+      </w:r>
+      <w:r>
+        <w:t xml:space="preserve"> </w:t>
+      </w:r>
+      <w:r>
+        <w:t xml:space="preserve">Buying silver is ordinary trade, but if folks learn what it’s for (a smith asked to cast bullets, rounds seen in your gun) word gets around (Whispers); taking church silver or buying the makings for fire draws the law (Heat). A character with Tinkering can cast silver, hammer cold iron or mix incendiaries; a preacher, or an Occult working, blesses rounds.</w:t>
+      </w:r>
+    </w:p>
+    <w:bookmarkEnd w:id="69"/>
+    <w:bookmarkEnd w:id="70"/>
+    <w:bookmarkStart w:id="76" w:name="medical-care"/>
+    <w:p>
+      <w:pPr>
+        <w:pStyle w:val="Heading1"/>
+      </w:pPr>
+      <w:r>
+        <w:t xml:space="preserve">Medical care</w:t>
+      </w:r>
+    </w:p>
+    <w:p>
+      <w:pPr>
+        <w:pStyle w:val="FirstParagraph"/>
+      </w:pPr>
+      <w:r>
+        <w:t xml:space="preserve">Frontier medicine has chloroform, carbolic acid, laudanum and steady hands, and not much else. Infection kills more men than bullets do, and no doctor’s bag holds a cure for a bite from something that should be dead. See</w:t>
+      </w:r>
+      <w:r>
+        <w:t xml:space="preserve"> </w:t>
+      </w:r>
+      <w:r>
+        <w:rPr>
+          <w:iCs/>
+          <w:i/>
+        </w:rPr>
+        <w:t xml:space="preserve">Bites and curses</w:t>
+      </w:r>
+      <w:r>
+        <w:t xml:space="preserve"> </w:t>
+      </w:r>
+      <w:r>
+        <w:t xml:space="preserve">below.</w:t>
+      </w:r>
+    </w:p>
+    <w:bookmarkStart w:id="71" w:name="diagnosis-and-stabilization"/>
+    <w:p>
+      <w:pPr>
+        <w:pStyle w:val="Heading2"/>
+      </w:pPr>
+      <w:r>
+        <w:t xml:space="preserve">Diagnosis and stabilization</w:t>
+      </w:r>
+    </w:p>
+    <w:p>
+      <w:pPr>
+        <w:pStyle w:val="FirstParagraph"/>
+      </w:pPr>
+      <w:r>
+        <w:t xml:space="preserve">Roll Medicine when the diagnosis is uncertain or an urgent treatment decision matters. Emergency stabilization takes one action and a successful Medicine roll with a doctor’s bag. It ends Dying and stops deterioration, but removes no boxes.</w:t>
+      </w:r>
+    </w:p>
+    <w:bookmarkEnd w:id="71"/>
+    <w:bookmarkStart w:id="72" w:name="field-treatment"/>
+    <w:p>
+      <w:pPr>
+        <w:pStyle w:val="Heading2"/>
+      </w:pPr>
+      <w:r>
+        <w:t xml:space="preserve">Field treatment</w:t>
+      </w:r>
+    </w:p>
+    <w:p>
+      <w:pPr>
+        <w:pStyle w:val="FirstParagraph"/>
+      </w:pPr>
+      <w:r>
+        <w:t xml:space="preserve">With a doctor’s bag and several uninterrupted minutes, successful Medicine removes one injury box; success by 5 or more removes two.</w:t>
+      </w:r>
+    </w:p>
+    <w:bookmarkEnd w:id="72"/>
+    <w:bookmarkStart w:id="73" w:name="proper-care"/>
+    <w:p>
+      <w:pPr>
+        <w:pStyle w:val="Heading2"/>
+      </w:pPr>
+      <w:r>
+        <w:t xml:space="preserve">Proper care</w:t>
+      </w:r>
+    </w:p>
+    <w:p>
+      <w:pPr>
+        <w:pStyle w:val="FirstParagraph"/>
+      </w:pPr>
+      <w:r>
+        <w:t xml:space="preserve">A doctor’s surgery with instruments, chloroform and a clean table grants +2 to Medicine. A successful treatment removes two boxes; success by 5 or more removes three. Allow the time the treatment requires.</w:t>
+      </w:r>
+    </w:p>
+    <w:bookmarkEnd w:id="73"/>
+    <w:bookmarkStart w:id="74" w:name="treatment-attempts"/>
+    <w:p>
+      <w:pPr>
+        <w:pStyle w:val="Heading2"/>
+      </w:pPr>
+      <w:r>
+        <w:t xml:space="preserve">Treatment attempts</w:t>
+      </w:r>
+    </w:p>
+    <w:p>
+      <w:pPr>
+        <w:pStyle w:val="FirstParagraph"/>
+      </w:pPr>
+      <w:r>
+        <w:t xml:space="preserve">Each set of injuries permits one field-treatment attempt and one proper-care attempt. Further rolls require a meaningful improvement in care, a new treatment, or recovery time. Simply waiting and trying again is insufficient.</w:t>
       </w:r>
     </w:p>
     <w:p>
       <w:pPr>
         <w:numPr>
           <w:ilvl w:val="0"/>
-          <w:numId w:val="1023"/>
+          <w:numId w:val="1024"/>
         </w:numPr>
         <w:pStyle w:val="Compact"/>
       </w:pPr>
@@ -15199,6 +15285,72 @@
           <w:bCs/>
           <w:b/>
         </w:rPr>
+        <w:t xml:space="preserve">A set of injuries</w:t>
+      </w:r>
+      <w:r>
+        <w:t xml:space="preserve"> </w:t>
+      </w:r>
+      <w:r>
+        <w:t xml:space="preserve">is the injury boxes from one encounter or one harmful incident: a fight, a fall, a fire, a night of exposure.</w:t>
+      </w:r>
+    </w:p>
+    <w:p>
+      <w:pPr>
+        <w:numPr>
+          <w:ilvl w:val="0"/>
+          <w:numId w:val="1024"/>
+        </w:numPr>
+        <w:pStyle w:val="Compact"/>
+      </w:pPr>
+      <w:r>
+        <w:rPr>
+          <w:bCs/>
+          <w:b/>
+        </w:rPr>
+        <w:t xml:space="preserve">Later injuries start a new set.</w:t>
+      </w:r>
+      <w:r>
+        <w:t xml:space="preserve"> </w:t>
+      </w:r>
+      <w:r>
+        <w:t xml:space="preserve">Its attempts can remove only its own boxes. A fresh scratch doesn’t reopen the wounds you already treated: those boxes stay until their own set allows another roll, or rest clears them.</w:t>
+      </w:r>
+    </w:p>
+    <w:p>
